--- a/Diplomarbeit/5_Schreiben/0.0_Inhaltsverzeichnis_und_DA.docx
+++ b/Diplomarbeit/5_Schreiben/0.0_Inhaltsverzeichnis_und_DA.docx
@@ -1635,6 +1635,37 @@
           <w:rFonts w:cs="Arial"/>
         </w:rPr>
       </w:pPr>
+      <w:r>
+        <w:rPr>
+          <w:rFonts w:cs="Arial"/>
+        </w:rPr>
+        <w:lastRenderedPageBreak/>
+        <w:t xml:space="preserve">Der MPP verändert sich ständig je nach Sonneneinstrahlung, Temperatur und Verschattung. Bei </w:t>
+      </w:r>
+      <w:r>
+        <w:rPr>
+          <w:rFonts w:cs="Arial"/>
+        </w:rPr>
+        <w:t>direkter</w:t>
+      </w:r>
+      <w:r>
+        <w:rPr>
+          <w:rFonts w:cs="Arial"/>
+        </w:rPr>
+        <w:t xml:space="preserve"> Sonne</w:t>
+      </w:r>
+      <w:r>
+        <w:rPr>
+          <w:rFonts w:cs="Arial"/>
+        </w:rPr>
+        <w:t>neinstrahlung</w:t>
+      </w:r>
+      <w:r>
+        <w:rPr>
+          <w:rFonts w:cs="Arial"/>
+        </w:rPr>
+        <w:t xml:space="preserve"> liegt er an einem anderen Punkt als bei bewölktem Himmel. Außerdem sinkt die optimale Spannung, wenn die Temperatur der Module steigt.</w:t>
+      </w:r>
     </w:p>
     <w:p>
       <w:pPr>
@@ -1644,6 +1675,12 @@
           <w:rFonts w:cs="Arial"/>
         </w:rPr>
       </w:pPr>
+      <w:r>
+        <w:rPr>
+          <w:rFonts w:cs="Arial"/>
+        </w:rPr>
+        <w:t>Hier kommt das Maximum Power Point Tracking (MPPT) ins Spiel. Ein MPPT-Regler überwacht kontinuierlich die Spannung und den Strom des PV-Moduls und passt seinen Eingangswiderstand dynamisch an, indem er das Tastverhältnis seines internen DC-DC-Wandlers variiert [1]. Praktisch bedeutet das: Der MPPT-Regler „sucht" ständig nach dem Punkt mit der höchsten Leistung und stellt seine Schaltregler-Elektronik entsprechend ein, um immer am MPP zu arbeiten.</w:t>
+      </w:r>
     </w:p>
     <w:p>
       <w:pPr>
@@ -1653,6 +1690,26 @@
           <w:rFonts w:cs="Arial"/>
         </w:rPr>
       </w:pPr>
+      <w:r>
+        <w:rPr>
+          <w:rFonts w:cs="Arial"/>
+        </w:rPr>
+        <w:t xml:space="preserve">Der im Projekt verwendete </w:t>
+      </w:r>
+      <w:proofErr w:type="spellStart"/>
+      <w:r>
+        <w:rPr>
+          <w:rFonts w:cs="Arial"/>
+        </w:rPr>
+        <w:t>Victron</w:t>
+      </w:r>
+      <w:proofErr w:type="spellEnd"/>
+      <w:r>
+        <w:rPr>
+          <w:rFonts w:cs="Arial"/>
+        </w:rPr>
+        <w:t xml:space="preserve"> MultiPlus hat einen integrierten MPPT-Laderegler, der diese Aufgabe übernimmt. Dadurch kann bis zu 30% mehr Energie aus dem PV-Modul gewonnen werden im Vergleich zu einem einfachen Laderegler ohne MPPT-Funktion [1].</w:t>
+      </w:r>
     </w:p>
     <w:p>
       <w:pPr>
@@ -1665,12 +1722,33 @@
     </w:p>
     <w:p>
       <w:pPr>
+        <w:pStyle w:val="berschrift2"/>
+        <w:rPr>
+          <w:rFonts w:cs="Arial"/>
+        </w:rPr>
+      </w:pPr>
+      <w:r>
+        <w:rPr>
+          <w:rFonts w:eastAsia="Times New Roman"/>
+          <w:lang w:eastAsia="de-AT"/>
+        </w:rPr>
+        <w:t>4.2.2 Einfluss von Wetter und Jahreszeit</w:t>
+      </w:r>
+    </w:p>
+    <w:p>
+      <w:pPr>
         <w:ind w:left="708"/>
         <w:jc w:val="both"/>
         <w:rPr>
           <w:rFonts w:cs="Arial"/>
         </w:rPr>
       </w:pPr>
+      <w:r>
+        <w:rPr>
+          <w:rFonts w:cs="Arial"/>
+        </w:rPr>
+        <w:t>Die Energieausbeute eines Photovoltaik-Systems schwankt stark je nach Wetterlage und Jahreszeit. Diese Schwankungen müssen bei der Auslegung eines autarken Systems unbedingt berücksichtigt werden.</w:t>
+      </w:r>
     </w:p>
     <w:p>
       <w:pPr>
@@ -1680,6 +1758,12 @@
           <w:rFonts w:cs="Arial"/>
         </w:rPr>
       </w:pPr>
+      <w:r>
+        <w:rPr>
+          <w:rFonts w:cs="Arial"/>
+        </w:rPr>
+        <w:t>Jahreszeitliche Schwankungen: Im Sommer steht die Sonne höher am Himmel und die Tage sind länger. In Österreich können im Juni bis zu 15 Sonnenstunden erreicht werden, während es im Dezember nur etwa 8 Stunden sind [2]. Zusätzlich ist die Einstrahlungsintensität im Winter deutlich geringer, da die Sonnenstrahlen in einem flacheren Winkel auftreffen. Laut PVGIS-Daten für Österreich produziert ein PV-Modul im Winter oft nur 20-30% der Sommerleistung [3]. Abbildung 3 zeigt den Jahresverlauf des PV-Ertrags für Innsbruck.</w:t>
+      </w:r>
     </w:p>
     <w:p>
       <w:pPr>
@@ -1687,8 +1771,18 @@
         <w:jc w:val="both"/>
         <w:rPr>
           <w:rFonts w:cs="Arial"/>
-        </w:rPr>
-      </w:pPr>
+          <w:b/>
+          <w:bCs/>
+        </w:rPr>
+      </w:pPr>
+      <w:r>
+        <w:rPr>
+          <w:rFonts w:cs="Arial"/>
+          <w:b/>
+          <w:bCs/>
+        </w:rPr>
+        <w:t>[Abbildung 3: Monatlicher PV-Ertrag in kWh für 180W und 1800W System (PVGIS-Daten Innsbruck)]</w:t>
+      </w:r>
     </w:p>
     <w:p>
       <w:pPr>
@@ -1698,6 +1792,26 @@
           <w:rFonts w:cs="Arial"/>
         </w:rPr>
       </w:pPr>
+      <w:r>
+        <w:rPr>
+          <w:rFonts w:cs="Arial"/>
+        </w:rPr>
+        <w:t xml:space="preserve">Wettereinflüsse: Bei bewölktem Himmel sinkt die Leistung drastisch. Während das verwendete </w:t>
+      </w:r>
+      <w:proofErr w:type="spellStart"/>
+      <w:r>
+        <w:rPr>
+          <w:rFonts w:cs="Arial"/>
+        </w:rPr>
+        <w:t>enjoysolar</w:t>
+      </w:r>
+      <w:proofErr w:type="spellEnd"/>
+      <w:r>
+        <w:rPr>
+          <w:rFonts w:cs="Arial"/>
+        </w:rPr>
+        <w:t xml:space="preserve"> 180W Panel bei Standard-Testbedingungen (1000 W/m² Einstrahlung, 25°C) seine Nennleistung von 180W erreicht, reduziert sich die Ausgangsleistung bei geringerer Einstrahlung proportional [4]. Bei dichter Bewölkung (ca. 200 W/m² Einstrahlung) liefert das Modul nur noch etwa 20-40W. Bei Regen oder Schnee reduziert sich die Leistung noch weiter. Besonders kritisch sind mehrere trübe Tage hintereinander im Winter, wo kaum Energie erzeugt wird.</w:t>
+      </w:r>
     </w:p>
     <w:p>
       <w:pPr>
@@ -1707,6 +1821,26 @@
           <w:rFonts w:cs="Arial"/>
         </w:rPr>
       </w:pPr>
+      <w:r>
+        <w:rPr>
+          <w:rFonts w:cs="Arial"/>
+        </w:rPr>
+        <w:t xml:space="preserve">Temperatureffekt: Kristalline Silizium-Solarzellen weisen einen negativen Temperaturkoeffizienten auf. Das </w:t>
+      </w:r>
+      <w:proofErr w:type="spellStart"/>
+      <w:r>
+        <w:rPr>
+          <w:rFonts w:cs="Arial"/>
+        </w:rPr>
+        <w:t>enjoysolar</w:t>
+      </w:r>
+      <w:proofErr w:type="spellEnd"/>
+      <w:r>
+        <w:rPr>
+          <w:rFonts w:cs="Arial"/>
+        </w:rPr>
+        <w:t xml:space="preserve"> 180W Modul hat laut Datenblatt einen Temperaturkoeffizienten von -0,45%/°C [4]. Im Sommer kann die Modultemperatur über 60°C erreichen, was die Leistung um etwa 10-15% gegenüber den Standard-Testbedingungen (25°C) reduziert. Im Winter hingegen profitiert man von der besseren Effizienz bei kalten Temperaturen.</w:t>
+      </w:r>
     </w:p>
     <w:p>
       <w:pPr>
@@ -1716,6 +1850,12 @@
           <w:rFonts w:cs="Arial"/>
         </w:rPr>
       </w:pPr>
+      <w:r>
+        <w:rPr>
+          <w:rFonts w:cs="Arial"/>
+        </w:rPr>
+        <w:t xml:space="preserve">Für die Dimensionierung des Systems ist daher der Winter-Worst-Case entscheidend: Wenige Sonnenstunden, geringe Einstrahlungsintensität und möglicherweise mehrere bewölkte Tage hintereinander. </w:t>
+      </w:r>
     </w:p>
     <w:p>
       <w:pPr>
@@ -1732,6 +1872,7 @@
         <w:jc w:val="both"/>
         <w:rPr>
           <w:rFonts w:cs="Arial"/>
+          <w:lang w:val="en-GB"/>
         </w:rPr>
       </w:pPr>
     </w:p>
@@ -1741,6 +1882,7 @@
         <w:jc w:val="both"/>
         <w:rPr>
           <w:rFonts w:cs="Arial"/>
+          <w:lang w:val="en-GB"/>
         </w:rPr>
       </w:pPr>
     </w:p>
@@ -1750,6 +1892,7 @@
         <w:jc w:val="both"/>
         <w:rPr>
           <w:rFonts w:cs="Arial"/>
+          <w:lang w:val="en-GB"/>
         </w:rPr>
       </w:pPr>
     </w:p>
@@ -1759,6 +1902,7 @@
         <w:jc w:val="both"/>
         <w:rPr>
           <w:rFonts w:cs="Arial"/>
+          <w:lang w:val="en-GB"/>
         </w:rPr>
       </w:pPr>
     </w:p>
@@ -1768,6 +1912,7 @@
         <w:jc w:val="both"/>
         <w:rPr>
           <w:rFonts w:cs="Arial"/>
+          <w:lang w:val="en-GB"/>
         </w:rPr>
       </w:pPr>
     </w:p>
@@ -1777,6 +1922,7 @@
         <w:jc w:val="both"/>
         <w:rPr>
           <w:rFonts w:cs="Arial"/>
+          <w:lang w:val="en-GB"/>
         </w:rPr>
       </w:pPr>
     </w:p>
@@ -1786,6 +1932,7 @@
         <w:jc w:val="both"/>
         <w:rPr>
           <w:rFonts w:cs="Arial"/>
+          <w:lang w:val="en-GB"/>
         </w:rPr>
       </w:pPr>
     </w:p>
@@ -1795,6 +1942,7 @@
         <w:jc w:val="both"/>
         <w:rPr>
           <w:rFonts w:cs="Arial"/>
+          <w:lang w:val="en-GB"/>
         </w:rPr>
       </w:pPr>
     </w:p>
@@ -1804,6 +1952,7 @@
         <w:jc w:val="both"/>
         <w:rPr>
           <w:rFonts w:cs="Arial"/>
+          <w:lang w:val="en-GB"/>
         </w:rPr>
       </w:pPr>
     </w:p>
@@ -1813,6 +1962,7 @@
         <w:jc w:val="both"/>
         <w:rPr>
           <w:rFonts w:cs="Arial"/>
+          <w:lang w:val="en-GB"/>
         </w:rPr>
       </w:pPr>
     </w:p>
@@ -1822,96 +1972,7 @@
         <w:jc w:val="both"/>
         <w:rPr>
           <w:rFonts w:cs="Arial"/>
-        </w:rPr>
-      </w:pPr>
-    </w:p>
-    <w:p>
-      <w:pPr>
-        <w:ind w:left="708"/>
-        <w:jc w:val="both"/>
-        <w:rPr>
-          <w:rFonts w:cs="Arial"/>
-        </w:rPr>
-      </w:pPr>
-    </w:p>
-    <w:p>
-      <w:pPr>
-        <w:ind w:left="708"/>
-        <w:jc w:val="both"/>
-        <w:rPr>
-          <w:rFonts w:cs="Arial"/>
-        </w:rPr>
-      </w:pPr>
-    </w:p>
-    <w:p>
-      <w:pPr>
-        <w:ind w:left="708"/>
-        <w:jc w:val="both"/>
-        <w:rPr>
-          <w:rFonts w:cs="Arial"/>
-        </w:rPr>
-      </w:pPr>
-    </w:p>
-    <w:p>
-      <w:pPr>
-        <w:ind w:left="708"/>
-        <w:jc w:val="both"/>
-        <w:rPr>
-          <w:rFonts w:cs="Arial"/>
-        </w:rPr>
-      </w:pPr>
-    </w:p>
-    <w:p>
-      <w:pPr>
-        <w:ind w:left="708"/>
-        <w:jc w:val="both"/>
-        <w:rPr>
-          <w:rFonts w:cs="Arial"/>
-        </w:rPr>
-      </w:pPr>
-    </w:p>
-    <w:p>
-      <w:pPr>
-        <w:ind w:left="708"/>
-        <w:jc w:val="both"/>
-        <w:rPr>
-          <w:rFonts w:cs="Arial"/>
-        </w:rPr>
-      </w:pPr>
-    </w:p>
-    <w:p>
-      <w:pPr>
-        <w:ind w:left="708"/>
-        <w:jc w:val="both"/>
-        <w:rPr>
-          <w:rFonts w:cs="Arial"/>
-        </w:rPr>
-      </w:pPr>
-    </w:p>
-    <w:p>
-      <w:pPr>
-        <w:ind w:left="708"/>
-        <w:jc w:val="both"/>
-        <w:rPr>
-          <w:rFonts w:cs="Arial"/>
-        </w:rPr>
-      </w:pPr>
-    </w:p>
-    <w:p>
-      <w:pPr>
-        <w:ind w:left="708"/>
-        <w:jc w:val="both"/>
-        <w:rPr>
-          <w:rFonts w:cs="Arial"/>
-        </w:rPr>
-      </w:pPr>
-    </w:p>
-    <w:p>
-      <w:pPr>
-        <w:ind w:left="708"/>
-        <w:jc w:val="both"/>
-        <w:rPr>
-          <w:rFonts w:cs="Arial"/>
+          <w:lang w:val="en-GB"/>
         </w:rPr>
       </w:pPr>
     </w:p>
@@ -1921,7 +1982,6 @@
       </w:pPr>
       <w:bookmarkStart w:id="6" w:name="_Toc220424947"/>
       <w:r>
-        <w:lastRenderedPageBreak/>
         <w:t xml:space="preserve">5. </w:t>
       </w:r>
       <w:r>
@@ -1965,6 +2025,322 @@
       </w:r>
     </w:p>
     <w:p/>
+    <w:p>
+      <w:r>
+        <w:t>Andere vielleicht benötigte Quellen</w:t>
+      </w:r>
+    </w:p>
+    <w:p>
+      <w:pPr>
+        <w:pStyle w:val="Listenabsatz"/>
+        <w:numPr>
+          <w:ilvl w:val="0"/>
+          <w:numId w:val="3"/>
+        </w:numPr>
+        <w:spacing w:before="100" w:beforeAutospacing="1" w:after="100" w:afterAutospacing="1" w:line="240" w:lineRule="auto"/>
+        <w:rPr>
+          <w:rFonts w:eastAsia="Times New Roman" w:cs="Times New Roman"/>
+          <w:kern w:val="0"/>
+          <w:lang w:eastAsia="de-AT"/>
+          <w14:ligatures w14:val="none"/>
+        </w:rPr>
+      </w:pPr>
+      <w:r>
+        <w:rPr>
+          <w:rFonts w:eastAsia="Times New Roman" w:cs="Times New Roman"/>
+          <w:kern w:val="0"/>
+          <w:lang w:eastAsia="de-AT"/>
+          <w14:ligatures w14:val="none"/>
+        </w:rPr>
+        <w:t>[1] ZAMG - Zentralanstalt für Meteorologie und Geodynamik: Sonnenscheindauer Österreich (</w:t>
+      </w:r>
+      <w:hyperlink r:id="rId7" w:history="1">
+        <w:r>
+          <w:rPr>
+            <w:rFonts w:eastAsia="Times New Roman" w:cs="Times New Roman"/>
+            <w:color w:val="0000FF"/>
+            <w:kern w:val="0"/>
+            <w:u w:val="single"/>
+            <w:lang w:eastAsia="de-AT"/>
+            <w14:ligatures w14:val="none"/>
+          </w:rPr>
+          <w:t>https://www.z</w:t>
+        </w:r>
+        <w:r>
+          <w:rPr>
+            <w:rFonts w:eastAsia="Times New Roman" w:cs="Times New Roman"/>
+            <w:color w:val="0000FF"/>
+            <w:kern w:val="0"/>
+            <w:u w:val="single"/>
+            <w:lang w:eastAsia="de-AT"/>
+            <w14:ligatures w14:val="none"/>
+          </w:rPr>
+          <w:t>a</w:t>
+        </w:r>
+        <w:r>
+          <w:rPr>
+            <w:rFonts w:eastAsia="Times New Roman" w:cs="Times New Roman"/>
+            <w:color w:val="0000FF"/>
+            <w:kern w:val="0"/>
+            <w:u w:val="single"/>
+            <w:lang w:eastAsia="de-AT"/>
+            <w14:ligatures w14:val="none"/>
+          </w:rPr>
+          <w:t>mg.</w:t>
+        </w:r>
+        <w:r>
+          <w:rPr>
+            <w:rFonts w:eastAsia="Times New Roman" w:cs="Times New Roman"/>
+            <w:color w:val="0000FF"/>
+            <w:kern w:val="0"/>
+            <w:u w:val="single"/>
+            <w:lang w:eastAsia="de-AT"/>
+            <w14:ligatures w14:val="none"/>
+          </w:rPr>
+          <w:t>a</w:t>
+        </w:r>
+        <w:r>
+          <w:rPr>
+            <w:rFonts w:eastAsia="Times New Roman" w:cs="Times New Roman"/>
+            <w:color w:val="0000FF"/>
+            <w:kern w:val="0"/>
+            <w:u w:val="single"/>
+            <w:lang w:eastAsia="de-AT"/>
+            <w14:ligatures w14:val="none"/>
+          </w:rPr>
+          <w:t>c.at</w:t>
+        </w:r>
+      </w:hyperlink>
+      <w:r>
+        <w:rPr>
+          <w:rFonts w:eastAsia="Times New Roman" w:cs="Times New Roman"/>
+          <w:kern w:val="0"/>
+          <w:lang w:eastAsia="de-AT"/>
+          <w14:ligatures w14:val="none"/>
+        </w:rPr>
+        <w:t>)</w:t>
+      </w:r>
+    </w:p>
+    <w:p>
+      <w:pPr>
+        <w:pStyle w:val="Listenabsatz"/>
+        <w:numPr>
+          <w:ilvl w:val="0"/>
+          <w:numId w:val="3"/>
+        </w:numPr>
+        <w:spacing w:before="100" w:beforeAutospacing="1" w:after="100" w:afterAutospacing="1" w:line="240" w:lineRule="auto"/>
+        <w:rPr>
+          <w:rFonts w:eastAsia="Times New Roman" w:cs="Times New Roman"/>
+          <w:kern w:val="0"/>
+          <w:lang w:val="en-GB" w:eastAsia="de-AT"/>
+          <w14:ligatures w14:val="none"/>
+        </w:rPr>
+      </w:pPr>
+      <w:r>
+        <w:rPr>
+          <w:rFonts w:eastAsia="Times New Roman" w:cs="Times New Roman"/>
+          <w:kern w:val="0"/>
+          <w:lang w:val="en-GB" w:eastAsia="de-AT"/>
+          <w14:ligatures w14:val="none"/>
+        </w:rPr>
+        <w:t>[2] PVGIS - Photovoltaic Geographical Information System, European Commission, JRC (</w:t>
+      </w:r>
+      <w:hyperlink r:id="rId8" w:history="1">
+        <w:r>
+          <w:rPr>
+            <w:rFonts w:eastAsia="Times New Roman" w:cs="Times New Roman"/>
+            <w:color w:val="0000FF"/>
+            <w:kern w:val="0"/>
+            <w:u w:val="single"/>
+            <w:lang w:val="en-GB" w:eastAsia="de-AT"/>
+            <w14:ligatures w14:val="none"/>
+          </w:rPr>
+          <w:t>https://re.jrc.ec.europa.</w:t>
+        </w:r>
+        <w:r>
+          <w:rPr>
+            <w:rFonts w:eastAsia="Times New Roman" w:cs="Times New Roman"/>
+            <w:color w:val="0000FF"/>
+            <w:kern w:val="0"/>
+            <w:u w:val="single"/>
+            <w:lang w:val="en-GB" w:eastAsia="de-AT"/>
+            <w14:ligatures w14:val="none"/>
+          </w:rPr>
+          <w:t>e</w:t>
+        </w:r>
+        <w:r>
+          <w:rPr>
+            <w:rFonts w:eastAsia="Times New Roman" w:cs="Times New Roman"/>
+            <w:color w:val="0000FF"/>
+            <w:kern w:val="0"/>
+            <w:u w:val="single"/>
+            <w:lang w:val="en-GB" w:eastAsia="de-AT"/>
+            <w14:ligatures w14:val="none"/>
+          </w:rPr>
+          <w:t>u/pvg_tools/en/</w:t>
+        </w:r>
+      </w:hyperlink>
+      <w:r>
+        <w:rPr>
+          <w:rFonts w:eastAsia="Times New Roman" w:cs="Times New Roman"/>
+          <w:kern w:val="0"/>
+          <w:lang w:val="en-GB" w:eastAsia="de-AT"/>
+          <w14:ligatures w14:val="none"/>
+        </w:rPr>
+        <w:t>)</w:t>
+      </w:r>
+    </w:p>
+    <w:p>
+      <w:pPr>
+        <w:pStyle w:val="Listenabsatz"/>
+        <w:numPr>
+          <w:ilvl w:val="0"/>
+          <w:numId w:val="3"/>
+        </w:numPr>
+        <w:spacing w:before="100" w:beforeAutospacing="1" w:after="100" w:afterAutospacing="1" w:line="240" w:lineRule="auto"/>
+        <w:rPr>
+          <w:rFonts w:eastAsia="Times New Roman" w:cs="Times New Roman"/>
+          <w:kern w:val="0"/>
+          <w:lang w:val="en-GB" w:eastAsia="de-AT"/>
+          <w14:ligatures w14:val="none"/>
+        </w:rPr>
+      </w:pPr>
+      <w:r>
+        <w:rPr>
+          <w:rFonts w:eastAsia="Times New Roman" w:cs="Times New Roman"/>
+          <w:kern w:val="0"/>
+          <w:lang w:val="en-GB" w:eastAsia="de-AT"/>
+          <w14:ligatures w14:val="none"/>
+        </w:rPr>
+        <w:t xml:space="preserve">[3] </w:t>
+      </w:r>
+      <w:proofErr w:type="spellStart"/>
+      <w:r>
+        <w:rPr>
+          <w:rFonts w:eastAsia="Times New Roman" w:cs="Times New Roman"/>
+          <w:kern w:val="0"/>
+          <w:lang w:val="en-GB" w:eastAsia="de-AT"/>
+          <w14:ligatures w14:val="none"/>
+        </w:rPr>
+        <w:t>enjoysolar</w:t>
+      </w:r>
+      <w:proofErr w:type="spellEnd"/>
+      <w:r>
+        <w:rPr>
+          <w:rFonts w:eastAsia="Times New Roman" w:cs="Times New Roman"/>
+          <w:kern w:val="0"/>
+          <w:lang w:val="en-GB" w:eastAsia="de-AT"/>
+          <w14:ligatures w14:val="none"/>
+        </w:rPr>
+        <w:t xml:space="preserve">: </w:t>
+      </w:r>
+      <w:proofErr w:type="spellStart"/>
+      <w:r>
+        <w:rPr>
+          <w:rFonts w:eastAsia="Times New Roman" w:cs="Times New Roman"/>
+          <w:kern w:val="0"/>
+          <w:lang w:val="en-GB" w:eastAsia="de-AT"/>
+          <w14:ligatures w14:val="none"/>
+        </w:rPr>
+        <w:t>Datenblatt</w:t>
+      </w:r>
+      <w:proofErr w:type="spellEnd"/>
+      <w:r>
+        <w:rPr>
+          <w:rFonts w:eastAsia="Times New Roman" w:cs="Times New Roman"/>
+          <w:kern w:val="0"/>
+          <w:lang w:val="en-GB" w:eastAsia="de-AT"/>
+          <w14:ligatures w14:val="none"/>
+        </w:rPr>
+        <w:t xml:space="preserve"> Poly 180W 12V </w:t>
+      </w:r>
+      <w:proofErr w:type="spellStart"/>
+      <w:r>
+        <w:rPr>
+          <w:rFonts w:eastAsia="Times New Roman" w:cs="Times New Roman"/>
+          <w:kern w:val="0"/>
+          <w:lang w:val="en-GB" w:eastAsia="de-AT"/>
+          <w14:ligatures w14:val="none"/>
+        </w:rPr>
+        <w:t>Solarmodul</w:t>
+      </w:r>
+      <w:proofErr w:type="spellEnd"/>
+      <w:r>
+        <w:rPr>
+          <w:rFonts w:eastAsia="Times New Roman" w:cs="Times New Roman"/>
+          <w:kern w:val="0"/>
+          <w:lang w:val="en-GB" w:eastAsia="de-AT"/>
+          <w14:ligatures w14:val="none"/>
+        </w:rPr>
+        <w:t xml:space="preserve"> (</w:t>
+      </w:r>
+      <w:hyperlink r:id="rId9" w:history="1">
+        <w:r>
+          <w:rPr>
+            <w:rFonts w:eastAsia="Times New Roman" w:cs="Times New Roman"/>
+            <w:color w:val="0000FF"/>
+            <w:kern w:val="0"/>
+            <w:u w:val="single"/>
+            <w:lang w:val="en-GB" w:eastAsia="de-AT"/>
+            <w14:ligatures w14:val="none"/>
+          </w:rPr>
+          <w:t>https://www.enjoysolar.de</w:t>
+        </w:r>
+      </w:hyperlink>
+      <w:r>
+        <w:rPr>
+          <w:rFonts w:eastAsia="Times New Roman" w:cs="Times New Roman"/>
+          <w:kern w:val="0"/>
+          <w:lang w:val="en-GB" w:eastAsia="de-AT"/>
+          <w14:ligatures w14:val="none"/>
+        </w:rPr>
+        <w:t>)</w:t>
+      </w:r>
+    </w:p>
+    <w:p>
+      <w:pPr>
+        <w:pStyle w:val="Listenabsatz"/>
+        <w:numPr>
+          <w:ilvl w:val="0"/>
+          <w:numId w:val="3"/>
+        </w:numPr>
+        <w:jc w:val="both"/>
+        <w:rPr>
+          <w:rFonts w:cs="Arial"/>
+          <w:lang w:val="en-GB"/>
+        </w:rPr>
+      </w:pPr>
+      <w:r>
+        <w:rPr>
+          <w:rFonts w:eastAsia="Times New Roman" w:cs="Times New Roman"/>
+          <w:kern w:val="0"/>
+          <w:lang w:val="en-GB" w:eastAsia="de-AT"/>
+          <w14:ligatures w14:val="none"/>
+        </w:rPr>
+        <w:t>[4] IEC 61215: Terrestrial photovoltaic (PV) modules - Design qualification and type approval</w:t>
+      </w:r>
+    </w:p>
+    <w:p>
+      <w:pPr>
+        <w:rPr>
+          <w:lang w:val="en-GB"/>
+        </w:rPr>
+      </w:pPr>
+    </w:p>
+    <w:p>
+      <w:pPr>
+        <w:rPr>
+          <w:lang w:val="en-GB"/>
+        </w:rPr>
+      </w:pPr>
+    </w:p>
+    <w:p>
+      <w:pPr>
+        <w:rPr>
+          <w:lang w:val="en-GB"/>
+        </w:rPr>
+      </w:pPr>
+    </w:p>
     <w:p>
       <w:pPr>
         <w:pStyle w:val="berschrift1"/>

--- a/Diplomarbeit/5_Schreiben/0.0_Inhaltsverzeichnis_und_DA.docx
+++ b/Diplomarbeit/5_Schreiben/0.0_Inhaltsverzeichnis_und_DA.docx
@@ -1365,16 +1365,16 @@
         <mc:AlternateContent>
           <mc:Choice Requires="wps">
             <w:drawing>
-              <wp:anchor distT="0" distB="0" distL="114300" distR="114300" simplePos="0" relativeHeight="251660288" behindDoc="0" locked="0" layoutInCell="1" allowOverlap="1" wp14:anchorId="06293F3F" wp14:editId="776C13B9">
+              <wp:anchor distT="0" distB="0" distL="114300" distR="114300" simplePos="0" relativeHeight="251660288" behindDoc="0" locked="0" layoutInCell="1" allowOverlap="1" wp14:anchorId="06293F3F" wp14:editId="2B977A6F">
                 <wp:simplePos x="0" y="0"/>
                 <wp:positionH relativeFrom="margin">
                   <wp:align>right</wp:align>
                 </wp:positionH>
                 <wp:positionV relativeFrom="paragraph">
-                  <wp:posOffset>5031740</wp:posOffset>
+                  <wp:posOffset>4949190</wp:posOffset>
                 </wp:positionV>
-                <wp:extent cx="5309235" cy="146050"/>
-                <wp:effectExtent l="0" t="0" r="5715" b="6350"/>
+                <wp:extent cx="5334000" cy="327025"/>
+                <wp:effectExtent l="0" t="0" r="0" b="0"/>
                 <wp:wrapTopAndBottom/>
                 <wp:docPr id="2010847809" name="Textfeld 1"/>
                 <wp:cNvGraphicFramePr/>
@@ -1385,7 +1385,7 @@
                       <wps:spPr>
                         <a:xfrm>
                           <a:off x="0" y="0"/>
-                          <a:ext cx="5309235" cy="146304"/>
+                          <a:ext cx="5334000" cy="327025"/>
                         </a:xfrm>
                         <a:prstGeom prst="rect">
                           <a:avLst/>
@@ -1430,10 +1430,82 @@
                             <w:r>
                               <w:fldChar w:fldCharType="end"/>
                             </w:r>
+                            <w:bookmarkEnd w:id="4"/>
                             <w:r>
-                              <w:t>: I-U-Kennlinie einer Solarzelle</w:t>
+                              <w:t xml:space="preserve">: </w:t>
                             </w:r>
-                            <w:bookmarkEnd w:id="4"/>
+                            <w:r>
+                              <w:t xml:space="preserve">I-U- und P-U-Kennlinie mit </w:t>
+                            </w:r>
+                            <w:r>
+                              <w:t xml:space="preserve">Kurzschlussstrom </w:t>
+                            </w:r>
+                            <m:oMath>
+                              <m:sSub>
+                                <m:sSubPr>
+                                  <m:ctrlPr>
+                                    <w:rPr>
+                                      <w:rFonts w:ascii="Cambria Math" w:hAnsi="Cambria Math"/>
+                                    </w:rPr>
+                                  </m:ctrlPr>
+                                </m:sSubPr>
+                                <m:e>
+                                  <m:r>
+                                    <w:rPr>
+                                      <w:rFonts w:ascii="Cambria Math" w:hAnsi="Cambria Math"/>
+                                    </w:rPr>
+                                    <m:t>I</m:t>
+                                  </m:r>
+                                </m:e>
+                                <m:sub>
+                                  <m:r>
+                                    <w:rPr>
+                                      <w:rFonts w:ascii="Cambria Math" w:hAnsi="Cambria Math"/>
+                                    </w:rPr>
+                                    <m:t>SC</m:t>
+                                  </m:r>
+                                </m:sub>
+                              </m:sSub>
+                            </m:oMath>
+                            <w:r>
+                              <w:t xml:space="preserve">, Leerlaufspannung </w:t>
+                            </w:r>
+                            <m:oMath>
+                              <m:sSub>
+                                <m:sSubPr>
+                                  <m:ctrlPr>
+                                    <w:rPr>
+                                      <w:rFonts w:ascii="Cambria Math" w:hAnsi="Cambria Math"/>
+                                    </w:rPr>
+                                  </m:ctrlPr>
+                                </m:sSubPr>
+                                <m:e>
+                                  <m:r>
+                                    <w:rPr>
+                                      <w:rFonts w:ascii="Cambria Math" w:hAnsi="Cambria Math"/>
+                                    </w:rPr>
+                                    <m:t>U</m:t>
+                                  </m:r>
+                                </m:e>
+                                <m:sub>
+                                  <m:r>
+                                    <w:rPr>
+                                      <w:rFonts w:ascii="Cambria Math" w:hAnsi="Cambria Math"/>
+                                    </w:rPr>
+                                    <m:t>OC</m:t>
+                                  </m:r>
+                                </m:sub>
+                              </m:sSub>
+                            </m:oMath>
+                            <w:r>
+                              <w:rPr>
+                                <w:rFonts w:eastAsiaTheme="minorEastAsia"/>
+                              </w:rPr>
+                              <w:t xml:space="preserve"> </w:t>
+                            </w:r>
+                            <w:r>
+                              <w:t>und Maximum Power Point (MPP)</w:t>
+                            </w:r>
                           </w:p>
                         </w:txbxContent>
                       </wps:txbx>
@@ -1461,7 +1533,7 @@
                 <v:stroke joinstyle="miter"/>
                 <v:path gradientshapeok="t" o:connecttype="rect"/>
               </v:shapetype>
-              <v:shape id="Textfeld 1" o:spid="_x0000_s1026" type="#_x0000_t202" style="position:absolute;left:0;text-align:left;margin-left:366.85pt;margin-top:396.2pt;width:418.05pt;height:11.5pt;z-index:251660288;visibility:visible;mso-wrap-style:square;mso-width-percent:0;mso-height-percent:0;mso-wrap-distance-left:9pt;mso-wrap-distance-top:0;mso-wrap-distance-right:9pt;mso-wrap-distance-bottom:0;mso-position-horizontal:right;mso-position-horizontal-relative:margin;mso-position-vertical:absolute;mso-position-vertical-relative:text;mso-width-percent:0;mso-height-percent:0;mso-width-relative:margin;mso-height-relative:margin;v-text-anchor:top" o:gfxdata="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" stroked="f">
+              <v:shape id="Textfeld 1" o:spid="_x0000_s1026" type="#_x0000_t202" style="position:absolute;left:0;text-align:left;margin-left:368.8pt;margin-top:389.7pt;width:420pt;height:25.75pt;z-index:251660288;visibility:visible;mso-wrap-style:square;mso-width-percent:0;mso-height-percent:0;mso-wrap-distance-left:9pt;mso-wrap-distance-top:0;mso-wrap-distance-right:9pt;mso-wrap-distance-bottom:0;mso-position-horizontal:right;mso-position-horizontal-relative:margin;mso-position-vertical:absolute;mso-position-vertical-relative:text;mso-width-percent:0;mso-height-percent:0;mso-width-relative:margin;mso-height-relative:margin;v-text-anchor:top" o:gfxdata="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" stroked="f">
                 <v:textbox inset="0,0,0,0">
                   <w:txbxContent>
                     <w:p>
@@ -1495,10 +1567,82 @@
                       <w:r>
                         <w:fldChar w:fldCharType="end"/>
                       </w:r>
+                      <w:bookmarkEnd w:id="5"/>
                       <w:r>
-                        <w:t>: I-U-Kennlinie einer Solarzelle</w:t>
+                        <w:t xml:space="preserve">: </w:t>
                       </w:r>
-                      <w:bookmarkEnd w:id="5"/>
+                      <w:r>
+                        <w:t xml:space="preserve">I-U- und P-U-Kennlinie mit </w:t>
+                      </w:r>
+                      <w:r>
+                        <w:t xml:space="preserve">Kurzschlussstrom </w:t>
+                      </w:r>
+                      <m:oMath>
+                        <m:sSub>
+                          <m:sSubPr>
+                            <m:ctrlPr>
+                              <w:rPr>
+                                <w:rFonts w:ascii="Cambria Math" w:hAnsi="Cambria Math"/>
+                              </w:rPr>
+                            </m:ctrlPr>
+                          </m:sSubPr>
+                          <m:e>
+                            <m:r>
+                              <w:rPr>
+                                <w:rFonts w:ascii="Cambria Math" w:hAnsi="Cambria Math"/>
+                              </w:rPr>
+                              <m:t>I</m:t>
+                            </m:r>
+                          </m:e>
+                          <m:sub>
+                            <m:r>
+                              <w:rPr>
+                                <w:rFonts w:ascii="Cambria Math" w:hAnsi="Cambria Math"/>
+                              </w:rPr>
+                              <m:t>SC</m:t>
+                            </m:r>
+                          </m:sub>
+                        </m:sSub>
+                      </m:oMath>
+                      <w:r>
+                        <w:t xml:space="preserve">, Leerlaufspannung </w:t>
+                      </w:r>
+                      <m:oMath>
+                        <m:sSub>
+                          <m:sSubPr>
+                            <m:ctrlPr>
+                              <w:rPr>
+                                <w:rFonts w:ascii="Cambria Math" w:hAnsi="Cambria Math"/>
+                              </w:rPr>
+                            </m:ctrlPr>
+                          </m:sSubPr>
+                          <m:e>
+                            <m:r>
+                              <w:rPr>
+                                <w:rFonts w:ascii="Cambria Math" w:hAnsi="Cambria Math"/>
+                              </w:rPr>
+                              <m:t>U</m:t>
+                            </m:r>
+                          </m:e>
+                          <m:sub>
+                            <m:r>
+                              <w:rPr>
+                                <w:rFonts w:ascii="Cambria Math" w:hAnsi="Cambria Math"/>
+                              </w:rPr>
+                              <m:t>OC</m:t>
+                            </m:r>
+                          </m:sub>
+                        </m:sSub>
+                      </m:oMath>
+                      <w:r>
+                        <w:rPr>
+                          <w:rFonts w:eastAsiaTheme="minorEastAsia"/>
+                        </w:rPr>
+                        <w:t xml:space="preserve"> </w:t>
+                      </w:r>
+                      <w:r>
+                        <w:t>und Maximum Power Point (MPP)</w:t>
+                      </w:r>
                     </w:p>
                   </w:txbxContent>
                 </v:textbox>
@@ -1513,16 +1657,16 @@
           <w:noProof/>
         </w:rPr>
         <w:drawing>
-          <wp:anchor distT="0" distB="0" distL="114300" distR="114300" simplePos="0" relativeHeight="251659264" behindDoc="0" locked="0" layoutInCell="1" allowOverlap="1" wp14:anchorId="083D971F" wp14:editId="3DDB3DEE">
+          <wp:anchor distT="0" distB="0" distL="114300" distR="114300" simplePos="0" relativeHeight="251659264" behindDoc="0" locked="0" layoutInCell="1" allowOverlap="1" wp14:anchorId="083D971F" wp14:editId="2CC19C30">
             <wp:simplePos x="0" y="0"/>
             <wp:positionH relativeFrom="margin">
-              <wp:posOffset>0</wp:posOffset>
+              <wp:align>center</wp:align>
             </wp:positionH>
             <wp:positionV relativeFrom="paragraph">
-              <wp:posOffset>1042289</wp:posOffset>
+              <wp:posOffset>1368026</wp:posOffset>
             </wp:positionV>
-            <wp:extent cx="5760720" cy="3932555"/>
-            <wp:effectExtent l="0" t="0" r="0" b="0"/>
+            <wp:extent cx="5290185" cy="3610610"/>
+            <wp:effectExtent l="0" t="0" r="5715" b="8890"/>
             <wp:wrapTopAndBottom/>
             <wp:docPr id="2004018778" name="Grafik 1" descr="Hier sehen Sie ein Strom-Spannungsdiagramm und Darstellung des Solarmoduls als Diodenkennlinie"/>
             <wp:cNvGraphicFramePr>
@@ -1553,7 +1697,7 @@
                   <pic:spPr bwMode="auto">
                     <a:xfrm>
                       <a:off x="0" y="0"/>
-                      <a:ext cx="5760720" cy="3932555"/>
+                      <a:ext cx="5290185" cy="3610610"/>
                     </a:xfrm>
                     <a:prstGeom prst="rect">
                       <a:avLst/>
@@ -1566,6 +1710,12 @@
                 </pic:pic>
               </a:graphicData>
             </a:graphic>
+            <wp14:sizeRelH relativeFrom="margin">
+              <wp14:pctWidth>0</wp14:pctWidth>
+            </wp14:sizeRelH>
+            <wp14:sizeRelV relativeFrom="margin">
+              <wp14:pctHeight>0</wp14:pctHeight>
+            </wp14:sizeRelV>
           </wp:anchor>
         </w:drawing>
       </w:r>
@@ -1573,19 +1723,19 @@
         <w:rPr>
           <w:rFonts w:cs="Arial"/>
         </w:rPr>
-        <w:t xml:space="preserve">Die Leistung einer Solarzelle ist nicht konstant, sondern hängt von der Spannung ab, bei der sie betrieben wird. Diese Abhängigkeit wird in der I-U-Kennlinie (Strom-Spannungs-Kennlinie) dargestellt (siehe Abb. </w:t>
-      </w:r>
-      <w:r>
-        <w:rPr>
-          <w:rFonts w:cs="Arial"/>
-        </w:rPr>
-        <w:t>1</w:t>
-      </w:r>
-      <w:r>
-        <w:rPr>
-          <w:rFonts w:cs="Arial"/>
-        </w:rPr>
-        <w:t>). Dabei zeigt sich, dass es einen optimalen Arbeitspunkt gibt, an dem das Produkt aus Spannung und Strom – also die Leistung – maximal ist. Dieser Punkt wird als Maximum Power Point (MPP) bezeichnet.</w:t>
+        <w:t>Zur Beschreibung des elektrischen Betriebsverhaltens von Photovoltaik-Modulen werden Strom-Spannungs-Kennlinien herangezogen. Sie stellen den Zusammenhang zwischen abgegebener Spannung, Strom und der daraus resultierenden elektrischen Leistung dar und bilden die Grundlage für das Verständnis des optimalen Arbeitspunktes einer Solarzelle.</w:t>
+      </w:r>
+      <w:r>
+        <w:rPr>
+          <w:rFonts w:cs="Arial"/>
+        </w:rPr>
+        <w:t xml:space="preserve"> </w:t>
+      </w:r>
+      <w:r>
+        <w:rPr>
+          <w:rFonts w:cs="Arial"/>
+        </w:rPr>
+        <w:t>Die charakteristische Strom-Spannungs-Kennlinie (I-U-Kennlinie) sowie die daraus abgeleitete Leistungskennlinie (P-U-Kennlinie) einer Solarzelle sind in Abbildung 1 dargestellt.</w:t>
       </w:r>
     </w:p>
     <w:p>
@@ -1606,7 +1756,7 @@
         <w:rPr>
           <w:rFonts w:cs="Arial"/>
         </w:rPr>
-        <w:instrText xml:space="preserve"> ADDIN ZOTERO_ITEM CSL_CITATION {"citationID":"KaoxRatg","properties":{"formattedCitation":"[1]","plainCitation":"[1]","noteIndex":0},"citationItems":[{"id":11,"uris":["http://zotero.org/groups/6046789/items/42IJGQWP"],"itemData":{"id":11,"type":"webpage","abstract":"Die Strom-Spannungs-Kennlinie gibt das Verhältnis von Zellstrom zu Zellspannung wider, sie wird deshalb auch I-U-Kennlinie genannt.","container-title":"Photovoltaik.org","language":"de","title":"Bedeutung der Photovoltaik-Kennlinie","URL":"https://photovoltaik.org/solarstrom/elektro/kennlinie","author":[{"family":"Photovoltaik.org","given":""}],"accessed":{"date-parts":[["2026",1,27]]}}}],"schema":"https://github.com/citation-style-language/schema/raw/master/csl-citation.json"} </w:instrText>
+        <w:instrText xml:space="preserve"> ADDIN ZOTERO_ITEM CSL_CITATION {"citationID":"Af25scgt","properties":{"formattedCitation":"[1]","plainCitation":"[1]","noteIndex":0},"citationItems":[{"id":17,"uris":["http://zotero.org/groups/6046789/items/P63DVGVK"],"itemData":{"id":17,"type":"webpage","abstract":"Die Strom-Spannungs-Kennlinie gibt das Verhältnis von Zellstrom zu Zellspannung wider, sie wird deshalb auch I-U-Kennlinie genannt.","container-title":"Photovoltaik.org","language":"de","title":"Bedeutung der Photovoltaik-Kennlinie","URL":"https://photovoltaik.org/solarstrom/elektro/kennlinie","author":[{"family":"Photovoltaik.org","given":""}],"accessed":{"date-parts":[["2026",1,27]]}}}],"schema":"https://github.com/citation-style-language/schema/raw/master/csl-citation.json"} </w:instrText>
       </w:r>
       <w:r>
         <w:rPr>
@@ -1640,31 +1790,61 @@
           <w:rFonts w:cs="Arial"/>
         </w:rPr>
         <w:lastRenderedPageBreak/>
-        <w:t xml:space="preserve">Der MPP verändert sich ständig je nach Sonneneinstrahlung, Temperatur und Verschattung. Bei </w:t>
-      </w:r>
-      <w:r>
-        <w:rPr>
-          <w:rFonts w:cs="Arial"/>
-        </w:rPr>
-        <w:t>direkter</w:t>
-      </w:r>
-      <w:r>
-        <w:rPr>
-          <w:rFonts w:cs="Arial"/>
-        </w:rPr>
-        <w:t xml:space="preserve"> Sonne</w:t>
-      </w:r>
-      <w:r>
-        <w:rPr>
-          <w:rFonts w:cs="Arial"/>
-        </w:rPr>
-        <w:t>neinstrahlung</w:t>
-      </w:r>
-      <w:r>
-        <w:rPr>
-          <w:rFonts w:cs="Arial"/>
-        </w:rPr>
-        <w:t xml:space="preserve"> liegt er an einem anderen Punkt als bei bewölktem Himmel. Außerdem sinkt die optimale Spannung, wenn die Temperatur der Module steigt.</w:t>
+        <w:t>Die Leistung einer Solarzelle ist nicht konstant, sondern hängt von der Spannung ab, bei der sie betrieben wird. Diese Abhängigkeit wird in der I-U-Kennlinie (Strom-Spannungs-Kennlinie) dargestellt (siehe Abbildung 1). Zusätzlich kann aus der I-U-Kennlinie die zugehörige Leistungskennlinie (P-U-Kennlinie) abgeleitet werden, indem das Produkt aus Strom und Spannung gebildet wir</w:t>
+      </w:r>
+      <w:r>
+        <w:rPr>
+          <w:rFonts w:cs="Arial"/>
+        </w:rPr>
+        <w:t>d</w:t>
+      </w:r>
+      <w:r>
+        <w:rPr>
+          <w:rFonts w:cs="Arial"/>
+        </w:rPr>
+        <w:t>. Dabei zeigt sich, dass es einen optimalen Arbeitspunkt gibt, an dem dieses Produkt – und damit die erzeugte elektrische Leistung – maximal ist. Dieser Punkt wird als Maximum Power Point (MPP) bezeichnet</w:t>
+      </w:r>
+      <w:r>
+        <w:rPr>
+          <w:rFonts w:cs="Arial"/>
+        </w:rPr>
+        <w:t xml:space="preserve"> </w:t>
+      </w:r>
+      <w:r>
+        <w:rPr>
+          <w:rFonts w:cs="Arial"/>
+        </w:rPr>
+        <w:fldChar w:fldCharType="begin"/>
+      </w:r>
+      <w:r>
+        <w:rPr>
+          <w:rFonts w:cs="Arial"/>
+        </w:rPr>
+        <w:instrText xml:space="preserve"> ADDIN ZOTERO_ITEM CSL_CITATION {"citationID":"yKXD3PDU","properties":{"formattedCitation":"[1]","plainCitation":"[1]","noteIndex":0},"citationItems":[{"id":17,"uris":["http://zotero.org/groups/6046789/items/P63DVGVK"],"itemData":{"id":17,"type":"webpage","abstract":"Die Strom-Spannungs-Kennlinie gibt das Verhältnis von Zellstrom zu Zellspannung wider, sie wird deshalb auch I-U-Kennlinie genannt.","container-title":"Photovoltaik.org","language":"de","title":"Bedeutung der Photovoltaik-Kennlinie","URL":"https://photovoltaik.org/solarstrom/elektro/kennlinie","author":[{"family":"Photovoltaik.org","given":""}],"accessed":{"date-parts":[["2026",1,27]]}}}],"schema":"https://github.com/citation-style-language/schema/raw/master/csl-citation.json"} </w:instrText>
+      </w:r>
+      <w:r>
+        <w:rPr>
+          <w:rFonts w:cs="Arial"/>
+        </w:rPr>
+        <w:fldChar w:fldCharType="separate"/>
+      </w:r>
+      <w:r>
+        <w:rPr>
+          <w:rFonts w:ascii="Aptos" w:hAnsi="Aptos"/>
+        </w:rPr>
+        <w:t>[1]</w:t>
+      </w:r>
+      <w:r>
+        <w:rPr>
+          <w:rFonts w:cs="Arial"/>
+        </w:rPr>
+        <w:fldChar w:fldCharType="end"/>
+      </w:r>
+      <w:r>
+        <w:rPr>
+          <w:rFonts w:cs="Arial"/>
+        </w:rPr>
+        <w:t>.</w:t>
       </w:r>
     </w:p>
     <w:p>
@@ -1679,7 +1859,55 @@
         <w:rPr>
           <w:rFonts w:cs="Arial"/>
         </w:rPr>
-        <w:t>Hier kommt das Maximum Power Point Tracking (MPPT) ins Spiel. Ein MPPT-Regler überwacht kontinuierlich die Spannung und den Strom des PV-Moduls und passt seinen Eingangswiderstand dynamisch an, indem er das Tastverhältnis seines internen DC-DC-Wandlers variiert [1]. Praktisch bedeutet das: Der MPPT-Regler „sucht" ständig nach dem Punkt mit der höchsten Leistung und stellt seine Schaltregler-Elektronik entsprechend ein, um immer am MPP zu arbeiten.</w:t>
+        <w:t>Der MPP verändert sich kontinuierlich in Abhängigkeit von äußeren Einflüssen wie Sonneneinstrahlung, Modultemperatur und Verschattung. Bei höherer Einstrahlung verschiebt sich der MPP zu höheren Stromwerten, während steigende Modultemperaturen zu einer Verringerung der optimalen Betriebsspannung führen</w:t>
+      </w:r>
+      <w:r>
+        <w:rPr>
+          <w:rFonts w:cs="Arial"/>
+        </w:rPr>
+        <w:t xml:space="preserve"> </w:t>
+      </w:r>
+      <w:r>
+        <w:rPr>
+          <w:rFonts w:cs="Arial"/>
+        </w:rPr>
+        <w:fldChar w:fldCharType="begin"/>
+      </w:r>
+      <w:r>
+        <w:rPr>
+          <w:rFonts w:cs="Arial"/>
+        </w:rPr>
+        <w:instrText xml:space="preserve"> ADDIN ZOTERO_ITEM CSL_CITATION {"citationID":"6wW9NGUC","properties":{"formattedCitation":"[1]","plainCitation":"[1]","noteIndex":0},"citationItems":[{"id":17,"uris":["http://zotero.org/groups/6046789/items/P63DVGVK"],"itemData":{"id":17,"type":"webpage","abstract":"Die Strom-Spannungs-Kennlinie gibt das Verhältnis von Zellstrom zu Zellspannung wider, sie wird deshalb auch I-U-Kennlinie genannt.","container-title":"Photovoltaik.org","language":"de","title":"Bedeutung der Photovoltaik-Kennlinie","URL":"https://photovoltaik.org/solarstrom/elektro/kennlinie","author":[{"family":"Photovoltaik.org","given":""}],"accessed":{"date-parts":[["2026",1,27]]}}}],"schema":"https://github.com/citation-style-language/schema/raw/master/csl-citation.json"} </w:instrText>
+      </w:r>
+      <w:r>
+        <w:rPr>
+          <w:rFonts w:cs="Arial"/>
+        </w:rPr>
+        <w:fldChar w:fldCharType="separate"/>
+      </w:r>
+      <w:r>
+        <w:rPr>
+          <w:rFonts w:ascii="Aptos" w:hAnsi="Aptos"/>
+        </w:rPr>
+        <w:t>[1]</w:t>
+      </w:r>
+      <w:r>
+        <w:rPr>
+          <w:rFonts w:cs="Arial"/>
+        </w:rPr>
+        <w:fldChar w:fldCharType="end"/>
+      </w:r>
+      <w:r>
+        <w:rPr>
+          <w:rFonts w:cs="Arial"/>
+        </w:rPr>
+        <w:t>.</w:t>
+      </w:r>
+      <w:r>
+        <w:rPr>
+          <w:rFonts w:cs="Arial"/>
+        </w:rPr>
+        <w:t xml:space="preserve"> </w:t>
       </w:r>
     </w:p>
     <w:p>
@@ -1694,21 +1922,55 @@
         <w:rPr>
           <w:rFonts w:cs="Arial"/>
         </w:rPr>
-        <w:t xml:space="preserve">Der im Projekt verwendete </w:t>
-      </w:r>
-      <w:proofErr w:type="spellStart"/>
-      <w:r>
-        <w:rPr>
-          <w:rFonts w:cs="Arial"/>
-        </w:rPr>
-        <w:t>Victron</w:t>
-      </w:r>
-      <w:proofErr w:type="spellEnd"/>
-      <w:r>
-        <w:rPr>
-          <w:rFonts w:cs="Arial"/>
-        </w:rPr>
-        <w:t xml:space="preserve"> MultiPlus hat einen integrierten MPPT-Laderegler, der diese Aufgabe übernimmt. Dadurch kann bis zu 30% mehr Energie aus dem PV-Modul gewonnen werden im Vergleich zu einem einfachen Laderegler ohne MPPT-Funktion [1].</w:t>
+        <w:t>Hier kommt das Maximum Power Point Tracking (MPPT) zum Einsatz. Ein MPPT-Regler überwacht kontinuierlich die aktuelle Modulspannung und den Modulstrom und passt seinen Eingangswiderstand dynamisch an. Dies geschieht typischerweise durch Variation des Tastverhältnisses eines integrierten DC-DC-Wandlers, sodass der Betriebspunkt des PV-Moduls stets in der Nähe des MPP gehalten wird. Praktisch bedeutet dies, dass der MPPT-Regler fortlaufend den Punkt maximaler Leistung ermittelt und seine Schaltregler-Elektronik entsprechend nachführt</w:t>
+      </w:r>
+      <w:r>
+        <w:rPr>
+          <w:rFonts w:cs="Arial"/>
+        </w:rPr>
+        <w:t xml:space="preserve"> </w:t>
+      </w:r>
+      <w:r>
+        <w:rPr>
+          <w:rFonts w:cs="Arial"/>
+        </w:rPr>
+        <w:fldChar w:fldCharType="begin"/>
+      </w:r>
+      <w:r>
+        <w:rPr>
+          <w:rFonts w:cs="Arial"/>
+        </w:rPr>
+        <w:instrText xml:space="preserve"> ADDIN ZOTERO_ITEM CSL_CITATION {"citationID":"9DHRNG88","properties":{"formattedCitation":"[2]","plainCitation":"[2]","noteIndex":0},"citationItems":[{"id":19,"uris":["http://zotero.org/groups/6046789/items/NJT7KDF6"],"itemData":{"id":19,"type":"webpage","title":"2. Allgemeine Beschreibung","URL":"https://www.victronenergy.com/media/pg/SmartSolar_MPPT_RS/de/general-description.html","accessed":{"date-parts":[["2026",2,5]]}}}],"schema":"https://github.com/citation-style-language/schema/raw/master/csl-citation.json"} </w:instrText>
+      </w:r>
+      <w:r>
+        <w:rPr>
+          <w:rFonts w:cs="Arial"/>
+        </w:rPr>
+        <w:fldChar w:fldCharType="separate"/>
+      </w:r>
+      <w:r>
+        <w:rPr>
+          <w:rFonts w:ascii="Aptos" w:hAnsi="Aptos"/>
+        </w:rPr>
+        <w:t>[2]</w:t>
+      </w:r>
+      <w:r>
+        <w:rPr>
+          <w:rFonts w:cs="Arial"/>
+        </w:rPr>
+        <w:fldChar w:fldCharType="end"/>
+      </w:r>
+      <w:r>
+        <w:rPr>
+          <w:rFonts w:cs="Arial"/>
+        </w:rPr>
+        <w:t>.</w:t>
+      </w:r>
+      <w:r>
+        <w:rPr>
+          <w:rFonts w:cs="Arial"/>
+        </w:rPr>
+        <w:t xml:space="preserve"> </w:t>
       </w:r>
     </w:p>
     <w:p>
@@ -1719,6 +1981,91 @@
           <w:rFonts w:cs="Arial"/>
         </w:rPr>
       </w:pPr>
+      <w:r>
+        <w:rPr>
+          <w:rFonts w:cs="Arial"/>
+        </w:rPr>
+        <w:t xml:space="preserve">Der im Projekt eingesetzte </w:t>
+      </w:r>
+      <w:proofErr w:type="spellStart"/>
+      <w:r>
+        <w:rPr>
+          <w:rFonts w:cs="Arial"/>
+        </w:rPr>
+        <w:t>Victron</w:t>
+      </w:r>
+      <w:proofErr w:type="spellEnd"/>
+      <w:r>
+        <w:rPr>
+          <w:rFonts w:cs="Arial"/>
+        </w:rPr>
+        <w:t xml:space="preserve"> </w:t>
+      </w:r>
+      <w:proofErr w:type="spellStart"/>
+      <w:r>
+        <w:rPr>
+          <w:rFonts w:cs="Arial"/>
+        </w:rPr>
+        <w:t>MultiPlus</w:t>
+      </w:r>
+      <w:proofErr w:type="spellEnd"/>
+      <w:r>
+        <w:rPr>
+          <w:rFonts w:cs="Arial"/>
+        </w:rPr>
+        <w:t xml:space="preserve"> verfügt über einen integrierten MPPT-Laderegler, der diese Aufgabe automatisch übernimmt. Im Vergleich zu einfachen Ladereglern ohne MPPT-Funktion kann dadurch – abhängig von Betriebsbedingungen und Systemauslegung – ein um bis zu 30 % höherer Energieertrag erzielt werden</w:t>
+      </w:r>
+      <w:r>
+        <w:rPr>
+          <w:rFonts w:cs="Arial"/>
+        </w:rPr>
+        <w:t xml:space="preserve"> </w:t>
+      </w:r>
+      <w:r>
+        <w:rPr>
+          <w:rFonts w:cs="Arial"/>
+        </w:rPr>
+        <w:fldChar w:fldCharType="begin"/>
+      </w:r>
+      <w:r>
+        <w:rPr>
+          <w:rFonts w:cs="Arial"/>
+        </w:rPr>
+        <w:instrText xml:space="preserve"> ADDIN ZOTERO_ITEM CSL_CITATION {"citationID":"wJpoTKL6","properties":{"formattedCitation":"[2]","plainCitation":"[2]","noteIndex":0},"citationItems":[{"id":19,"uris":["http://zotero.org/groups/6046789/items/NJT7KDF6"],"itemData":{"id":19,"type":"webpage","title":"2. Allgemeine Beschreibung","URL":"https://www.victronenergy.com/media/pg/SmartSolar_MPPT_RS/de/general-description.html","accessed":{"date-parts":[["2026",2,5]]}}}],"schema":"https://github.com/citation-style-language/schema/raw/master/csl-citation.json"} </w:instrText>
+      </w:r>
+      <w:r>
+        <w:rPr>
+          <w:rFonts w:cs="Arial"/>
+        </w:rPr>
+        <w:fldChar w:fldCharType="separate"/>
+      </w:r>
+      <w:r>
+        <w:rPr>
+          <w:rFonts w:ascii="Aptos" w:hAnsi="Aptos"/>
+        </w:rPr>
+        <w:t>[2]</w:t>
+      </w:r>
+      <w:r>
+        <w:rPr>
+          <w:rFonts w:cs="Arial"/>
+        </w:rPr>
+        <w:fldChar w:fldCharType="end"/>
+      </w:r>
+      <w:r>
+        <w:rPr>
+          <w:rFonts w:cs="Arial"/>
+        </w:rPr>
+        <w:t>.</w:t>
+      </w:r>
+    </w:p>
+    <w:p>
+      <w:pPr>
+        <w:ind w:left="708"/>
+        <w:jc w:val="both"/>
+        <w:rPr>
+          <w:rFonts w:cs="Arial"/>
+        </w:rPr>
+      </w:pPr>
     </w:p>
     <w:p>
       <w:pPr>
@@ -1747,7 +2094,103 @@
         <w:rPr>
           <w:rFonts w:cs="Arial"/>
         </w:rPr>
-        <w:t>Die Energieausbeute eines Photovoltaik-Systems schwankt stark je nach Wetterlage und Jahreszeit. Diese Schwankungen müssen bei der Auslegung eines autarken Systems unbedingt berücksichtigt werden.</w:t>
+        <w:t>Die Energieerzeugung einer Photovoltaikanlage ist stark von der Jahreszeit und den lokalen Wetterbedingungen abhängig. Im Sommer sind die Sonnenscheindauer und die Einstrahlungsintensität höher, während im Winter die Tage kürzer sind und die Sonnenstrahlung flacher auf die Module trifft. So beträgt die mittlere Globalstrahlung in Deutschland im Juni 200</w:t>
+      </w:r>
+      <w:r>
+        <w:rPr>
+          <w:rFonts w:ascii="Arial" w:hAnsi="Arial" w:cs="Arial"/>
+        </w:rPr>
+        <w:t> </w:t>
+      </w:r>
+      <w:r>
+        <w:rPr>
+          <w:rFonts w:cs="Arial"/>
+        </w:rPr>
+        <w:t>kWh/m</w:t>
+      </w:r>
+      <w:r>
+        <w:rPr>
+          <w:rFonts w:ascii="Aptos" w:hAnsi="Aptos" w:cs="Aptos"/>
+        </w:rPr>
+        <w:t>²</w:t>
+      </w:r>
+      <w:r>
+        <w:rPr>
+          <w:rFonts w:cs="Arial"/>
+        </w:rPr>
+        <w:t>, im Dezember hingegen nur 16</w:t>
+      </w:r>
+      <w:r>
+        <w:rPr>
+          <w:rFonts w:ascii="Arial" w:hAnsi="Arial" w:cs="Arial"/>
+        </w:rPr>
+        <w:t> </w:t>
+      </w:r>
+      <w:r>
+        <w:rPr>
+          <w:rFonts w:cs="Arial"/>
+        </w:rPr>
+        <w:t>kWh/m</w:t>
+      </w:r>
+      <w:r>
+        <w:rPr>
+          <w:rFonts w:ascii="Aptos" w:hAnsi="Aptos" w:cs="Aptos"/>
+        </w:rPr>
+        <w:t>²</w:t>
+      </w:r>
+      <w:r>
+        <w:rPr>
+          <w:rFonts w:cs="Arial"/>
+        </w:rPr>
+        <w:t>, was etwa 9</w:t>
+      </w:r>
+      <w:r>
+        <w:rPr>
+          <w:rFonts w:ascii="Arial" w:hAnsi="Arial" w:cs="Arial"/>
+        </w:rPr>
+        <w:t> </w:t>
+      </w:r>
+      <w:r>
+        <w:rPr>
+          <w:rFonts w:cs="Arial"/>
+        </w:rPr>
+        <w:t xml:space="preserve">% der Sommerstrahlung entspricht </w:t>
+      </w:r>
+      <w:r>
+        <w:rPr>
+          <w:rFonts w:cs="Arial"/>
+        </w:rPr>
+        <w:fldChar w:fldCharType="begin"/>
+      </w:r>
+      <w:r>
+        <w:rPr>
+          <w:rFonts w:cs="Arial"/>
+        </w:rPr>
+        <w:instrText xml:space="preserve"> ADDIN ZOTERO_ITEM CSL_CITATION {"citationID":"w8glncui","properties":{"formattedCitation":"[3], [4]","plainCitation":"[3], [4]","dontUpdate":true,"noteIndex":0},"citationItems":[{"id":27,"uris":["http://zotero.org/groups/6046789/items/IJTJM92X"],"itemData":{"id":27,"type":"post-weblog","abstract":"Die solare Strahlungsenergie an einem Standort schwankt von Jahr zu Jahr sowie im Tages- und Jahresverlauf.","container-title":"pv-wissen.de","language":"de","title":"Zeitliche Variation der Sonnen­ein­strah­lung","URL":"https://www.pv-wissen.de/zeitliche-variation-der-sonneneinstrahlung/","accessed":{"date-parts":[["2026",2,6]]},"issued":{"date-parts":[["2024",6,4]]}}},{"id":23,"uris":["http://zotero.org/groups/6046789/items/IM66CG8J"],"itemData":{"id":23,"type":"post-weblog","abstract":"Wie bewegt sich die Erde um die Sonne, wovon hängt der Sonnenstand ab und was beschreibt der Faktor Air Mass (AM)? Hier erfährst du es.","container-title":"pv-wissen.de","language":"de","title":"Sonnenstand","URL":"https://www.pv-wissen.de/sonnenstand/","accessed":{"date-parts":[["2026",2,6]]},"issued":{"date-parts":[["2025",5,30]]}}}],"schema":"https://github.com/citation-style-language/schema/raw/master/csl-citation.json"} </w:instrText>
+      </w:r>
+      <w:r>
+        <w:rPr>
+          <w:rFonts w:cs="Arial"/>
+        </w:rPr>
+        <w:fldChar w:fldCharType="separate"/>
+      </w:r>
+      <w:r>
+        <w:rPr>
+          <w:rFonts w:ascii="Aptos" w:hAnsi="Aptos"/>
+        </w:rPr>
+        <w:t>[3][4]</w:t>
+      </w:r>
+      <w:r>
+        <w:rPr>
+          <w:rFonts w:cs="Arial"/>
+        </w:rPr>
+        <w:fldChar w:fldCharType="end"/>
+      </w:r>
+      <w:r>
+        <w:rPr>
+          <w:rFonts w:cs="Arial"/>
+        </w:rPr>
+        <w:t>.</w:t>
       </w:r>
     </w:p>
     <w:p>
@@ -1762,7 +2205,189 @@
         <w:rPr>
           <w:rFonts w:cs="Arial"/>
         </w:rPr>
-        <w:t>Jahreszeitliche Schwankungen: Im Sommer steht die Sonne höher am Himmel und die Tage sind länger. In Österreich können im Juni bis zu 15 Sonnenstunden erreicht werden, während es im Dezember nur etwa 8 Stunden sind [2]. Zusätzlich ist die Einstrahlungsintensität im Winter deutlich geringer, da die Sonnenstrahlen in einem flacheren Winkel auftreffen. Laut PVGIS-Daten für Österreich produziert ein PV-Modul im Winter oft nur 20-30% der Sommerleistung [3]. Abbildung 3 zeigt den Jahresverlauf des PV-Ertrags für Innsbruck.</w:t>
+        <w:t xml:space="preserve">Wetterbedingungen wirken sich zusätzlich auf die Leistung aus. Bei bedecktem Himmel sinkt die Einstrahlungsstärke erheblich. Das verwendete </w:t>
+      </w:r>
+      <w:proofErr w:type="spellStart"/>
+      <w:r>
+        <w:rPr>
+          <w:rFonts w:cs="Arial"/>
+        </w:rPr>
+        <w:t>enjoysolar</w:t>
+      </w:r>
+      <w:proofErr w:type="spellEnd"/>
+      <w:r>
+        <w:rPr>
+          <w:rFonts w:cs="Arial"/>
+        </w:rPr>
+        <w:t xml:space="preserve"> 180</w:t>
+      </w:r>
+      <w:r>
+        <w:rPr>
+          <w:rFonts w:ascii="Arial" w:hAnsi="Arial" w:cs="Arial"/>
+        </w:rPr>
+        <w:t> </w:t>
+      </w:r>
+      <w:r>
+        <w:rPr>
+          <w:rFonts w:cs="Arial"/>
+        </w:rPr>
+        <w:t>W-Modul erreicht bei Standard-Testbedingungen (1.000</w:t>
+      </w:r>
+      <w:r>
+        <w:rPr>
+          <w:rFonts w:ascii="Arial" w:hAnsi="Arial" w:cs="Arial"/>
+        </w:rPr>
+        <w:t> </w:t>
+      </w:r>
+      <w:r>
+        <w:rPr>
+          <w:rFonts w:cs="Arial"/>
+        </w:rPr>
+        <w:t>W/m</w:t>
+      </w:r>
+      <w:r>
+        <w:rPr>
+          <w:rFonts w:ascii="Aptos" w:hAnsi="Aptos" w:cs="Aptos"/>
+        </w:rPr>
+        <w:t>²</w:t>
+      </w:r>
+      <w:r>
+        <w:rPr>
+          <w:rFonts w:cs="Arial"/>
+        </w:rPr>
+        <w:t>, 25</w:t>
+      </w:r>
+      <w:r>
+        <w:rPr>
+          <w:rFonts w:ascii="Arial" w:hAnsi="Arial" w:cs="Arial"/>
+        </w:rPr>
+        <w:t> </w:t>
+      </w:r>
+      <w:r>
+        <w:rPr>
+          <w:rFonts w:ascii="Aptos" w:hAnsi="Aptos" w:cs="Aptos"/>
+        </w:rPr>
+        <w:t>°</w:t>
+      </w:r>
+      <w:r>
+        <w:rPr>
+          <w:rFonts w:cs="Arial"/>
+        </w:rPr>
+        <w:t>C) seine Nennleistung, bei geringerer Einstrahlung reduziert sich die Ausgangsleistung proportional. Unter starker Bew</w:t>
+      </w:r>
+      <w:r>
+        <w:rPr>
+          <w:rFonts w:ascii="Aptos" w:hAnsi="Aptos" w:cs="Aptos"/>
+        </w:rPr>
+        <w:t>ö</w:t>
+      </w:r>
+      <w:r>
+        <w:rPr>
+          <w:rFonts w:cs="Arial"/>
+        </w:rPr>
+        <w:t>lkung mit etwa 200</w:t>
+      </w:r>
+      <w:r>
+        <w:rPr>
+          <w:rFonts w:ascii="Arial" w:hAnsi="Arial" w:cs="Arial"/>
+        </w:rPr>
+        <w:t> </w:t>
+      </w:r>
+      <w:r>
+        <w:rPr>
+          <w:rFonts w:cs="Arial"/>
+        </w:rPr>
+        <w:t>W/m</w:t>
+      </w:r>
+      <w:r>
+        <w:rPr>
+          <w:rFonts w:ascii="Aptos" w:hAnsi="Aptos" w:cs="Aptos"/>
+        </w:rPr>
+        <w:t>²</w:t>
+      </w:r>
+      <w:r>
+        <w:rPr>
+          <w:rFonts w:cs="Arial"/>
+        </w:rPr>
+        <w:t xml:space="preserve"> Globalstrahlung liefert das Modul nur noch 20</w:t>
+      </w:r>
+      <w:r>
+        <w:rPr>
+          <w:rFonts w:ascii="Aptos" w:hAnsi="Aptos" w:cs="Aptos"/>
+        </w:rPr>
+        <w:t>–</w:t>
+      </w:r>
+      <w:r>
+        <w:rPr>
+          <w:rFonts w:cs="Arial"/>
+        </w:rPr>
+        <w:t>40</w:t>
+      </w:r>
+      <w:r>
+        <w:rPr>
+          <w:rFonts w:ascii="Arial" w:hAnsi="Arial" w:cs="Arial"/>
+        </w:rPr>
+        <w:t> </w:t>
+      </w:r>
+      <w:r>
+        <w:rPr>
+          <w:rFonts w:cs="Arial"/>
+        </w:rPr>
+        <w:t xml:space="preserve">W. Schnee auf den Modulen kann die Leistung weiter reduzieren, wobei geringe Schneemengen aufgrund der selbstreinigenden Eigenschaft der Module meist keine </w:t>
+      </w:r>
+      <w:r>
+        <w:rPr>
+          <w:rFonts w:cs="Arial"/>
+        </w:rPr>
+        <w:t>große</w:t>
+      </w:r>
+      <w:r>
+        <w:rPr>
+          <w:rFonts w:cs="Arial"/>
+        </w:rPr>
+        <w:t xml:space="preserve"> Beeinträchtigung darstellen</w:t>
+      </w:r>
+      <w:r>
+        <w:rPr>
+          <w:rFonts w:cs="Arial"/>
+        </w:rPr>
+        <w:t xml:space="preserve"> </w:t>
+      </w:r>
+      <w:r>
+        <w:rPr>
+          <w:rFonts w:cs="Arial"/>
+        </w:rPr>
+        <w:fldChar w:fldCharType="begin"/>
+      </w:r>
+      <w:r>
+        <w:rPr>
+          <w:rFonts w:cs="Arial"/>
+        </w:rPr>
+        <w:instrText xml:space="preserve"> ADDIN ZOTERO_ITEM CSL_CITATION {"citationID":"MHGbSHi1","properties":{"formattedCitation":"[5], [6]","plainCitation":"[5], [6]","noteIndex":0},"citationItems":[{"id":22,"uris":["http://zotero.org/groups/6046789/items/JC2D7YWG"],"itemData":{"id":22,"type":"document","title":"enjoysolar_Monokristallines_Solarmodul_DATENBLATT_1100180_DE.pdf","URL":"https://solarv.de/Datenblatt/2023/12/SOLAR/enjoysolar_Monokristallines_Solarmodul_DATENBLATT_1100180_DE.pdf","accessed":{"date-parts":[["2026",2,6]]}},"label":"page"},{"id":24,"uris":["http://zotero.org/groups/6046789/items/DEHM8TFE"],"itemData":{"id":24,"type":"webpage","abstract":"Produziert eine Photovoltaikanlage auch im Winter genügend Strom für einen Haushalt? ✓ Infos, wie sich die Leistung in den Sommer- und Wintermonaten unterscheidet ✓ Praktische Tipps zur Steigerung der Leistung ✓ Den Ertrag einer PV-Anlage im Winter anhand des eigenen Standorts berechnen!","container-title":"Solarenergie: Informationen zu Photovoltaik und mehr","language":"de","title":"Welchen Ertrag liefert eine Photovoltaikanlage im Winter?","URL":"https://www.solarenergie.de/photovoltaikanlage/finanzielles/lohnt-sich-photovoltaik/photovoltaik-im-winter","accessed":{"date-parts":[["2026",2,6]]}},"label":"page"}],"schema":"https://github.com/citation-style-language/schema/raw/master/csl-citation.json"} </w:instrText>
+      </w:r>
+      <w:r>
+        <w:rPr>
+          <w:rFonts w:cs="Arial"/>
+        </w:rPr>
+        <w:fldChar w:fldCharType="separate"/>
+      </w:r>
+      <w:r>
+        <w:rPr>
+          <w:rFonts w:ascii="Aptos" w:hAnsi="Aptos"/>
+        </w:rPr>
+        <w:t>[5][6]</w:t>
+      </w:r>
+      <w:r>
+        <w:rPr>
+          <w:rFonts w:cs="Arial"/>
+        </w:rPr>
+        <w:fldChar w:fldCharType="end"/>
+      </w:r>
+      <w:r>
+        <w:rPr>
+          <w:rFonts w:cs="Arial"/>
+        </w:rPr>
+        <w:t>.</w:t>
       </w:r>
     </w:p>
     <w:p>
@@ -1771,17 +2396,207 @@
         <w:jc w:val="both"/>
         <w:rPr>
           <w:rFonts w:cs="Arial"/>
-          <w:b/>
-          <w:bCs/>
-        </w:rPr>
-      </w:pPr>
-      <w:r>
-        <w:rPr>
-          <w:rFonts w:cs="Arial"/>
-          <w:b/>
-          <w:bCs/>
-        </w:rPr>
-        <w:t>[Abbildung 3: Monatlicher PV-Ertrag in kWh für 180W und 1800W System (PVGIS-Daten Innsbruck)]</w:t>
+        </w:rPr>
+      </w:pPr>
+      <w:r>
+        <w:rPr>
+          <w:rFonts w:cs="Arial"/>
+        </w:rPr>
+        <w:t xml:space="preserve">Ein weiterer Einflussfaktor ist die Modultemperatur. Kristalline Siliziumzellen weisen einen negativen Temperaturkoeffizienten auf. Das </w:t>
+      </w:r>
+      <w:proofErr w:type="spellStart"/>
+      <w:r>
+        <w:rPr>
+          <w:rFonts w:cs="Arial"/>
+        </w:rPr>
+        <w:t>enjoysolar</w:t>
+      </w:r>
+      <w:proofErr w:type="spellEnd"/>
+      <w:r>
+        <w:rPr>
+          <w:rFonts w:cs="Arial"/>
+        </w:rPr>
+        <w:t xml:space="preserve"> 180</w:t>
+      </w:r>
+      <w:r>
+        <w:rPr>
+          <w:rFonts w:ascii="Arial" w:hAnsi="Arial" w:cs="Arial"/>
+        </w:rPr>
+        <w:t> </w:t>
+      </w:r>
+      <w:r>
+        <w:rPr>
+          <w:rFonts w:cs="Arial"/>
+        </w:rPr>
+        <w:t>W-Modul hat einen Temperaturkoeffizienten von -0,45</w:t>
+      </w:r>
+      <w:r>
+        <w:rPr>
+          <w:rFonts w:ascii="Arial" w:hAnsi="Arial" w:cs="Arial"/>
+        </w:rPr>
+        <w:t> </w:t>
+      </w:r>
+      <w:r>
+        <w:rPr>
+          <w:rFonts w:cs="Arial"/>
+        </w:rPr>
+        <w:t>%/</w:t>
+      </w:r>
+      <w:r>
+        <w:rPr>
+          <w:rFonts w:ascii="Aptos" w:hAnsi="Aptos" w:cs="Aptos"/>
+        </w:rPr>
+        <w:t>°</w:t>
+      </w:r>
+      <w:r>
+        <w:rPr>
+          <w:rFonts w:cs="Arial"/>
+        </w:rPr>
+        <w:t xml:space="preserve">C. Hohe Sommertemperaturen </w:t>
+      </w:r>
+      <w:r>
+        <w:rPr>
+          <w:rFonts w:ascii="Aptos" w:hAnsi="Aptos" w:cs="Aptos"/>
+        </w:rPr>
+        <w:t>ü</w:t>
+      </w:r>
+      <w:r>
+        <w:rPr>
+          <w:rFonts w:cs="Arial"/>
+        </w:rPr>
+        <w:t>ber 60</w:t>
+      </w:r>
+      <w:r>
+        <w:rPr>
+          <w:rFonts w:ascii="Arial" w:hAnsi="Arial" w:cs="Arial"/>
+        </w:rPr>
+        <w:t> </w:t>
+      </w:r>
+      <w:r>
+        <w:rPr>
+          <w:rFonts w:ascii="Aptos" w:hAnsi="Aptos" w:cs="Aptos"/>
+        </w:rPr>
+        <w:t>°</w:t>
+      </w:r>
+      <w:r>
+        <w:rPr>
+          <w:rFonts w:cs="Arial"/>
+        </w:rPr>
+        <w:t>C k</w:t>
+      </w:r>
+      <w:r>
+        <w:rPr>
+          <w:rFonts w:ascii="Aptos" w:hAnsi="Aptos" w:cs="Aptos"/>
+        </w:rPr>
+        <w:t>ö</w:t>
+      </w:r>
+      <w:r>
+        <w:rPr>
+          <w:rFonts w:cs="Arial"/>
+        </w:rPr>
+        <w:t>nnen die Leistung um 10</w:t>
+      </w:r>
+      <w:r>
+        <w:rPr>
+          <w:rFonts w:ascii="Aptos" w:hAnsi="Aptos" w:cs="Aptos"/>
+        </w:rPr>
+        <w:t>–</w:t>
+      </w:r>
+      <w:r>
+        <w:rPr>
+          <w:rFonts w:cs="Arial"/>
+        </w:rPr>
+        <w:t>15</w:t>
+      </w:r>
+      <w:r>
+        <w:rPr>
+          <w:rFonts w:ascii="Arial" w:hAnsi="Arial" w:cs="Arial"/>
+        </w:rPr>
+        <w:t> </w:t>
+      </w:r>
+      <w:r>
+        <w:rPr>
+          <w:rFonts w:cs="Arial"/>
+        </w:rPr>
+        <w:t>% gegen</w:t>
+      </w:r>
+      <w:r>
+        <w:rPr>
+          <w:rFonts w:ascii="Aptos" w:hAnsi="Aptos" w:cs="Aptos"/>
+        </w:rPr>
+        <w:t>ü</w:t>
+      </w:r>
+      <w:r>
+        <w:rPr>
+          <w:rFonts w:cs="Arial"/>
+        </w:rPr>
+        <w:t>ber den Standard-Testbedingungen reduzieren, w</w:t>
+      </w:r>
+      <w:r>
+        <w:rPr>
+          <w:rFonts w:ascii="Aptos" w:hAnsi="Aptos" w:cs="Aptos"/>
+        </w:rPr>
+        <w:t>ä</w:t>
+      </w:r>
+      <w:r>
+        <w:rPr>
+          <w:rFonts w:cs="Arial"/>
+        </w:rPr>
+        <w:t>hrend kalte Wintertemperaturen die Effizienz leicht erh</w:t>
+      </w:r>
+      <w:r>
+        <w:rPr>
+          <w:rFonts w:ascii="Aptos" w:hAnsi="Aptos" w:cs="Aptos"/>
+        </w:rPr>
+        <w:t>ö</w:t>
+      </w:r>
+      <w:r>
+        <w:rPr>
+          <w:rFonts w:cs="Arial"/>
+        </w:rPr>
+        <w:t>hen</w:t>
+      </w:r>
+      <w:r>
+        <w:rPr>
+          <w:rFonts w:cs="Arial"/>
+        </w:rPr>
+        <w:t xml:space="preserve"> </w:t>
+      </w:r>
+      <w:r>
+        <w:rPr>
+          <w:rFonts w:cs="Arial"/>
+        </w:rPr>
+        <w:fldChar w:fldCharType="begin"/>
+      </w:r>
+      <w:r>
+        <w:rPr>
+          <w:rFonts w:cs="Arial"/>
+        </w:rPr>
+        <w:instrText xml:space="preserve"> ADDIN ZOTERO_ITEM CSL_CITATION {"citationID":"dpX1JxgX","properties":{"formattedCitation":"[5], [6]","plainCitation":"[5], [6]","noteIndex":0},"citationItems":[{"id":22,"uris":["http://zotero.org/groups/6046789/items/JC2D7YWG"],"itemData":{"id":22,"type":"document","title":"enjoysolar_Monokristallines_Solarmodul_DATENBLATT_1100180_DE.pdf","URL":"https://solarv.de/Datenblatt/2023/12/SOLAR/enjoysolar_Monokristallines_Solarmodul_DATENBLATT_1100180_DE.pdf","accessed":{"date-parts":[["2026",2,6]]}},"label":"page"},{"id":24,"uris":["http://zotero.org/groups/6046789/items/DEHM8TFE"],"itemData":{"id":24,"type":"webpage","abstract":"Produziert eine Photovoltaikanlage auch im Winter genügend Strom für einen Haushalt? ✓ Infos, wie sich die Leistung in den Sommer- und Wintermonaten unterscheidet ✓ Praktische Tipps zur Steigerung der Leistung ✓ Den Ertrag einer PV-Anlage im Winter anhand des eigenen Standorts berechnen!","container-title":"Solarenergie: Informationen zu Photovoltaik und mehr","language":"de","title":"Welchen Ertrag liefert eine Photovoltaikanlage im Winter?","URL":"https://www.solarenergie.de/photovoltaikanlage/finanzielles/lohnt-sich-photovoltaik/photovoltaik-im-winter","accessed":{"date-parts":[["2026",2,6]]}},"label":"page"}],"schema":"https://github.com/citation-style-language/schema/raw/master/csl-citation.json"} </w:instrText>
+      </w:r>
+      <w:r>
+        <w:rPr>
+          <w:rFonts w:cs="Arial"/>
+        </w:rPr>
+        <w:fldChar w:fldCharType="separate"/>
+      </w:r>
+      <w:r>
+        <w:rPr>
+          <w:rFonts w:ascii="Aptos" w:hAnsi="Aptos"/>
+        </w:rPr>
+        <w:t>[5][6]</w:t>
+      </w:r>
+      <w:r>
+        <w:rPr>
+          <w:rFonts w:cs="Arial"/>
+        </w:rPr>
+        <w:fldChar w:fldCharType="end"/>
+      </w:r>
+      <w:r>
+        <w:rPr>
+          <w:rFonts w:cs="Arial"/>
+        </w:rPr>
+        <w:t>.</w:t>
       </w:r>
     </w:p>
     <w:p>
@@ -1796,21 +2611,14 @@
         <w:rPr>
           <w:rFonts w:cs="Arial"/>
         </w:rPr>
-        <w:t xml:space="preserve">Wettereinflüsse: Bei bewölktem Himmel sinkt die Leistung drastisch. Während das verwendete </w:t>
-      </w:r>
-      <w:proofErr w:type="spellStart"/>
-      <w:r>
-        <w:rPr>
-          <w:rFonts w:cs="Arial"/>
-        </w:rPr>
-        <w:t>enjoysolar</w:t>
-      </w:r>
-      <w:proofErr w:type="spellEnd"/>
-      <w:r>
-        <w:rPr>
-          <w:rFonts w:cs="Arial"/>
-        </w:rPr>
-        <w:t xml:space="preserve"> 180W Panel bei Standard-Testbedingungen (1000 W/m² Einstrahlung, 25°C) seine Nennleistung von 180W erreicht, reduziert sich die Ausgangsleistung bei geringerer Einstrahlung proportional [4]. Bei dichter Bewölkung (ca. 200 W/m² Einstrahlung) liefert das Modul nur noch etwa 20-40W. Bei Regen oder Schnee reduziert sich die Leistung noch weiter. Besonders kritisch sind mehrere trübe Tage hintereinander im Winter, wo kaum Energie erzeugt wird.</w:t>
+        <w:lastRenderedPageBreak/>
+        <w:t>Für die Auslegung einer Photovoltaikanlage ist daher insbesondere der Winter-Worst-Case entscheidend. Die Planung muss kurze Tage, geringe Einstrahlung und mehrere bewölkte Tage berücksichtigen, um eine zuverlässige Energieversorgung sicherzustellen</w:t>
+      </w:r>
+      <w:r>
+        <w:rPr>
+          <w:rFonts w:cs="Arial"/>
+        </w:rPr>
+        <w:t>.</w:t>
       </w:r>
     </w:p>
     <w:p>
@@ -1821,26 +2629,6 @@
           <w:rFonts w:cs="Arial"/>
         </w:rPr>
       </w:pPr>
-      <w:r>
-        <w:rPr>
-          <w:rFonts w:cs="Arial"/>
-        </w:rPr>
-        <w:t xml:space="preserve">Temperatureffekt: Kristalline Silizium-Solarzellen weisen einen negativen Temperaturkoeffizienten auf. Das </w:t>
-      </w:r>
-      <w:proofErr w:type="spellStart"/>
-      <w:r>
-        <w:rPr>
-          <w:rFonts w:cs="Arial"/>
-        </w:rPr>
-        <w:t>enjoysolar</w:t>
-      </w:r>
-      <w:proofErr w:type="spellEnd"/>
-      <w:r>
-        <w:rPr>
-          <w:rFonts w:cs="Arial"/>
-        </w:rPr>
-        <w:t xml:space="preserve"> 180W Modul hat laut Datenblatt einen Temperaturkoeffizienten von -0,45%/°C [4]. Im Sommer kann die Modultemperatur über 60°C erreichen, was die Leistung um etwa 10-15% gegenüber den Standard-Testbedingungen (25°C) reduziert. Im Winter hingegen profitiert man von der besseren Effizienz bei kalten Temperaturen.</w:t>
-      </w:r>
     </w:p>
     <w:p>
       <w:pPr>
@@ -1850,12 +2638,6 @@
           <w:rFonts w:cs="Arial"/>
         </w:rPr>
       </w:pPr>
-      <w:r>
-        <w:rPr>
-          <w:rFonts w:cs="Arial"/>
-        </w:rPr>
-        <w:t xml:space="preserve">Für die Dimensionierung des Systems ist daher der Winter-Worst-Case entscheidend: Wenige Sonnenstunden, geringe Einstrahlungsintensität und möglicherweise mehrere bewölkte Tage hintereinander. </w:t>
-      </w:r>
     </w:p>
     <w:p>
       <w:pPr>
@@ -1872,7 +2654,6 @@
         <w:jc w:val="both"/>
         <w:rPr>
           <w:rFonts w:cs="Arial"/>
-          <w:lang w:val="en-GB"/>
         </w:rPr>
       </w:pPr>
     </w:p>
@@ -1882,7 +2663,6 @@
         <w:jc w:val="both"/>
         <w:rPr>
           <w:rFonts w:cs="Arial"/>
-          <w:lang w:val="en-GB"/>
         </w:rPr>
       </w:pPr>
     </w:p>
@@ -1892,7 +2672,6 @@
         <w:jc w:val="both"/>
         <w:rPr>
           <w:rFonts w:cs="Arial"/>
-          <w:lang w:val="en-GB"/>
         </w:rPr>
       </w:pPr>
     </w:p>
@@ -1902,7 +2681,6 @@
         <w:jc w:val="both"/>
         <w:rPr>
           <w:rFonts w:cs="Arial"/>
-          <w:lang w:val="en-GB"/>
         </w:rPr>
       </w:pPr>
     </w:p>
@@ -1912,7 +2690,6 @@
         <w:jc w:val="both"/>
         <w:rPr>
           <w:rFonts w:cs="Arial"/>
-          <w:lang w:val="en-GB"/>
         </w:rPr>
       </w:pPr>
     </w:p>
@@ -1922,7 +2699,6 @@
         <w:jc w:val="both"/>
         <w:rPr>
           <w:rFonts w:cs="Arial"/>
-          <w:lang w:val="en-GB"/>
         </w:rPr>
       </w:pPr>
     </w:p>
@@ -1932,7 +2708,6 @@
         <w:jc w:val="both"/>
         <w:rPr>
           <w:rFonts w:cs="Arial"/>
-          <w:lang w:val="en-GB"/>
         </w:rPr>
       </w:pPr>
     </w:p>
@@ -1942,7 +2717,6 @@
         <w:jc w:val="both"/>
         <w:rPr>
           <w:rFonts w:cs="Arial"/>
-          <w:lang w:val="en-GB"/>
         </w:rPr>
       </w:pPr>
     </w:p>
@@ -1952,7 +2726,6 @@
         <w:jc w:val="both"/>
         <w:rPr>
           <w:rFonts w:cs="Arial"/>
-          <w:lang w:val="en-GB"/>
         </w:rPr>
       </w:pPr>
     </w:p>
@@ -1962,7 +2735,6 @@
         <w:jc w:val="both"/>
         <w:rPr>
           <w:rFonts w:cs="Arial"/>
-          <w:lang w:val="en-GB"/>
         </w:rPr>
       </w:pPr>
     </w:p>
@@ -1972,7 +2744,33 @@
         <w:jc w:val="both"/>
         <w:rPr>
           <w:rFonts w:cs="Arial"/>
-          <w:lang w:val="en-GB"/>
+        </w:rPr>
+      </w:pPr>
+    </w:p>
+    <w:p>
+      <w:pPr>
+        <w:ind w:left="708"/>
+        <w:jc w:val="both"/>
+        <w:rPr>
+          <w:rFonts w:cs="Arial"/>
+        </w:rPr>
+      </w:pPr>
+    </w:p>
+    <w:p>
+      <w:pPr>
+        <w:ind w:left="708"/>
+        <w:jc w:val="both"/>
+        <w:rPr>
+          <w:rFonts w:cs="Arial"/>
+        </w:rPr>
+      </w:pPr>
+    </w:p>
+    <w:p>
+      <w:pPr>
+        <w:ind w:left="708"/>
+        <w:jc w:val="both"/>
+        <w:rPr>
+          <w:rFonts w:cs="Arial"/>
         </w:rPr>
       </w:pPr>
     </w:p>
@@ -2020,327 +2818,118 @@
       </w:r>
     </w:p>
     <w:p>
+      <w:pPr>
+        <w:pStyle w:val="Literaturverzeichnis"/>
+        <w:rPr>
+          <w:rFonts w:ascii="Aptos" w:hAnsi="Aptos"/>
+        </w:rPr>
+      </w:pPr>
+      <w:r>
+        <w:rPr>
+          <w:rFonts w:ascii="Aptos" w:hAnsi="Aptos"/>
+        </w:rPr>
+        <w:t>[2]</w:t>
+      </w:r>
+      <w:r>
+        <w:rPr>
+          <w:rFonts w:ascii="Aptos" w:hAnsi="Aptos"/>
+        </w:rPr>
+        <w:tab/>
+        <w:t>„2. Allgemeine Beschreibung“. Zugegriffen: 5. Februar 2026. [Online]. Verfügbar unter: https://www.victronenergy.com/media/pg/SmartSolar_MPPT_RS/de/general-description.html</w:t>
+      </w:r>
+    </w:p>
+    <w:p>
+      <w:pPr>
+        <w:pStyle w:val="Literaturverzeichnis"/>
+        <w:rPr>
+          <w:rFonts w:ascii="Aptos" w:hAnsi="Aptos"/>
+        </w:rPr>
+      </w:pPr>
+      <w:r>
+        <w:rPr>
+          <w:rFonts w:ascii="Aptos" w:hAnsi="Aptos"/>
+        </w:rPr>
+        <w:t>[3]</w:t>
+      </w:r>
+      <w:r>
+        <w:rPr>
+          <w:rFonts w:ascii="Aptos" w:hAnsi="Aptos"/>
+        </w:rPr>
+        <w:tab/>
+        <w:t>„Zeitliche Variation der Sonnen­ein­strah­lung“, pv-wissen.de. Zugegriffen: 6. Februar 2026. [Online]. Verfügbar unter: https://www.pv-wissen.de/zeitliche-variation-der-sonneneinstrahlung/</w:t>
+      </w:r>
+    </w:p>
+    <w:p>
+      <w:pPr>
+        <w:pStyle w:val="Literaturverzeichnis"/>
+        <w:rPr>
+          <w:rFonts w:ascii="Aptos" w:hAnsi="Aptos"/>
+        </w:rPr>
+      </w:pPr>
+      <w:r>
+        <w:rPr>
+          <w:rFonts w:ascii="Aptos" w:hAnsi="Aptos"/>
+        </w:rPr>
+        <w:t>[4]</w:t>
+      </w:r>
+      <w:r>
+        <w:rPr>
+          <w:rFonts w:ascii="Aptos" w:hAnsi="Aptos"/>
+        </w:rPr>
+        <w:tab/>
+        <w:t>„Sonnenstand“, pv-wissen.de. Zugegriffen: 6. Februar 2026. [Online]. Verfügbar unter: https://www.pv-wissen.de/sonnenstand/</w:t>
+      </w:r>
+    </w:p>
+    <w:p>
+      <w:pPr>
+        <w:pStyle w:val="Literaturverzeichnis"/>
+        <w:rPr>
+          <w:rFonts w:ascii="Aptos" w:hAnsi="Aptos"/>
+        </w:rPr>
+      </w:pPr>
+      <w:r>
+        <w:rPr>
+          <w:rFonts w:ascii="Aptos" w:hAnsi="Aptos"/>
+        </w:rPr>
+        <w:t>[5]</w:t>
+      </w:r>
+      <w:r>
+        <w:rPr>
+          <w:rFonts w:ascii="Aptos" w:hAnsi="Aptos"/>
+        </w:rPr>
+        <w:tab/>
+        <w:t>„enjoysolar_Monokristallines_Solarmodul_DATENBLATT_1100180_DE.pdf“. Zugegriffen: 6. Februar 2026. [Online]. Verfügbar unter: https://solarv.de/Datenblatt/2023/12/SOLAR/enjoysolar_Monokristallines_Solarmodul_DATENBLATT_1100180_DE.pdf</w:t>
+      </w:r>
+    </w:p>
+    <w:p>
+      <w:pPr>
+        <w:pStyle w:val="Literaturverzeichnis"/>
+        <w:rPr>
+          <w:rFonts w:ascii="Aptos" w:hAnsi="Aptos"/>
+        </w:rPr>
+      </w:pPr>
+      <w:r>
+        <w:rPr>
+          <w:rFonts w:ascii="Aptos" w:hAnsi="Aptos"/>
+        </w:rPr>
+        <w:lastRenderedPageBreak/>
+        <w:t>[6]</w:t>
+      </w:r>
+      <w:r>
+        <w:rPr>
+          <w:rFonts w:ascii="Aptos" w:hAnsi="Aptos"/>
+        </w:rPr>
+        <w:tab/>
+        <w:t>„Welchen Ertrag liefert eine Photovoltaikanlage im Winter?“, Solarenergie: Informationen zu Photovoltaik und mehr. Zugegriffen: 6. Februar 2026. [Online]. Verfügbar unter: https://www.solarenergie.de/photovoltaikanlage/finanzielles/lohnt-sich-photovoltaik/photovoltaik-im-winter</w:t>
+      </w:r>
+    </w:p>
+    <w:p>
       <w:r>
         <w:fldChar w:fldCharType="end"/>
       </w:r>
     </w:p>
     <w:p/>
-    <w:p>
-      <w:r>
-        <w:t>Andere vielleicht benötigte Quellen</w:t>
-      </w:r>
-    </w:p>
-    <w:p>
-      <w:pPr>
-        <w:pStyle w:val="Listenabsatz"/>
-        <w:numPr>
-          <w:ilvl w:val="0"/>
-          <w:numId w:val="3"/>
-        </w:numPr>
-        <w:spacing w:before="100" w:beforeAutospacing="1" w:after="100" w:afterAutospacing="1" w:line="240" w:lineRule="auto"/>
-        <w:rPr>
-          <w:rFonts w:eastAsia="Times New Roman" w:cs="Times New Roman"/>
-          <w:kern w:val="0"/>
-          <w:lang w:eastAsia="de-AT"/>
-          <w14:ligatures w14:val="none"/>
-        </w:rPr>
-      </w:pPr>
-      <w:r>
-        <w:rPr>
-          <w:rFonts w:eastAsia="Times New Roman" w:cs="Times New Roman"/>
-          <w:kern w:val="0"/>
-          <w:lang w:eastAsia="de-AT"/>
-          <w14:ligatures w14:val="none"/>
-        </w:rPr>
-        <w:t>[1] ZAMG - Zentralanstalt für Meteorologie und Geodynamik: Sonnenscheindauer Österreich (</w:t>
-      </w:r>
-      <w:hyperlink r:id="rId7" w:history="1">
-        <w:r>
-          <w:rPr>
-            <w:rFonts w:eastAsia="Times New Roman" w:cs="Times New Roman"/>
-            <w:color w:val="0000FF"/>
-            <w:kern w:val="0"/>
-            <w:u w:val="single"/>
-            <w:lang w:eastAsia="de-AT"/>
-            <w14:ligatures w14:val="none"/>
-          </w:rPr>
-          <w:t>https://www.z</w:t>
-        </w:r>
-        <w:r>
-          <w:rPr>
-            <w:rFonts w:eastAsia="Times New Roman" w:cs="Times New Roman"/>
-            <w:color w:val="0000FF"/>
-            <w:kern w:val="0"/>
-            <w:u w:val="single"/>
-            <w:lang w:eastAsia="de-AT"/>
-            <w14:ligatures w14:val="none"/>
-          </w:rPr>
-          <w:t>a</w:t>
-        </w:r>
-        <w:r>
-          <w:rPr>
-            <w:rFonts w:eastAsia="Times New Roman" w:cs="Times New Roman"/>
-            <w:color w:val="0000FF"/>
-            <w:kern w:val="0"/>
-            <w:u w:val="single"/>
-            <w:lang w:eastAsia="de-AT"/>
-            <w14:ligatures w14:val="none"/>
-          </w:rPr>
-          <w:t>mg.</w:t>
-        </w:r>
-        <w:r>
-          <w:rPr>
-            <w:rFonts w:eastAsia="Times New Roman" w:cs="Times New Roman"/>
-            <w:color w:val="0000FF"/>
-            <w:kern w:val="0"/>
-            <w:u w:val="single"/>
-            <w:lang w:eastAsia="de-AT"/>
-            <w14:ligatures w14:val="none"/>
-          </w:rPr>
-          <w:t>a</w:t>
-        </w:r>
-        <w:r>
-          <w:rPr>
-            <w:rFonts w:eastAsia="Times New Roman" w:cs="Times New Roman"/>
-            <w:color w:val="0000FF"/>
-            <w:kern w:val="0"/>
-            <w:u w:val="single"/>
-            <w:lang w:eastAsia="de-AT"/>
-            <w14:ligatures w14:val="none"/>
-          </w:rPr>
-          <w:t>c.at</w:t>
-        </w:r>
-      </w:hyperlink>
-      <w:r>
-        <w:rPr>
-          <w:rFonts w:eastAsia="Times New Roman" w:cs="Times New Roman"/>
-          <w:kern w:val="0"/>
-          <w:lang w:eastAsia="de-AT"/>
-          <w14:ligatures w14:val="none"/>
-        </w:rPr>
-        <w:t>)</w:t>
-      </w:r>
-    </w:p>
-    <w:p>
-      <w:pPr>
-        <w:pStyle w:val="Listenabsatz"/>
-        <w:numPr>
-          <w:ilvl w:val="0"/>
-          <w:numId w:val="3"/>
-        </w:numPr>
-        <w:spacing w:before="100" w:beforeAutospacing="1" w:after="100" w:afterAutospacing="1" w:line="240" w:lineRule="auto"/>
-        <w:rPr>
-          <w:rFonts w:eastAsia="Times New Roman" w:cs="Times New Roman"/>
-          <w:kern w:val="0"/>
-          <w:lang w:val="en-GB" w:eastAsia="de-AT"/>
-          <w14:ligatures w14:val="none"/>
-        </w:rPr>
-      </w:pPr>
-      <w:r>
-        <w:rPr>
-          <w:rFonts w:eastAsia="Times New Roman" w:cs="Times New Roman"/>
-          <w:kern w:val="0"/>
-          <w:lang w:val="en-GB" w:eastAsia="de-AT"/>
-          <w14:ligatures w14:val="none"/>
-        </w:rPr>
-        <w:t>[2] PVGIS - Photovoltaic Geographical Information System, European Commission, JRC (</w:t>
-      </w:r>
-      <w:hyperlink r:id="rId8" w:history="1">
-        <w:r>
-          <w:rPr>
-            <w:rFonts w:eastAsia="Times New Roman" w:cs="Times New Roman"/>
-            <w:color w:val="0000FF"/>
-            <w:kern w:val="0"/>
-            <w:u w:val="single"/>
-            <w:lang w:val="en-GB" w:eastAsia="de-AT"/>
-            <w14:ligatures w14:val="none"/>
-          </w:rPr>
-          <w:t>https://re.jrc.ec.europa.</w:t>
-        </w:r>
-        <w:r>
-          <w:rPr>
-            <w:rFonts w:eastAsia="Times New Roman" w:cs="Times New Roman"/>
-            <w:color w:val="0000FF"/>
-            <w:kern w:val="0"/>
-            <w:u w:val="single"/>
-            <w:lang w:val="en-GB" w:eastAsia="de-AT"/>
-            <w14:ligatures w14:val="none"/>
-          </w:rPr>
-          <w:t>e</w:t>
-        </w:r>
-        <w:r>
-          <w:rPr>
-            <w:rFonts w:eastAsia="Times New Roman" w:cs="Times New Roman"/>
-            <w:color w:val="0000FF"/>
-            <w:kern w:val="0"/>
-            <w:u w:val="single"/>
-            <w:lang w:val="en-GB" w:eastAsia="de-AT"/>
-            <w14:ligatures w14:val="none"/>
-          </w:rPr>
-          <w:t>u/pvg_tools/en/</w:t>
-        </w:r>
-      </w:hyperlink>
-      <w:r>
-        <w:rPr>
-          <w:rFonts w:eastAsia="Times New Roman" w:cs="Times New Roman"/>
-          <w:kern w:val="0"/>
-          <w:lang w:val="en-GB" w:eastAsia="de-AT"/>
-          <w14:ligatures w14:val="none"/>
-        </w:rPr>
-        <w:t>)</w:t>
-      </w:r>
-    </w:p>
-    <w:p>
-      <w:pPr>
-        <w:pStyle w:val="Listenabsatz"/>
-        <w:numPr>
-          <w:ilvl w:val="0"/>
-          <w:numId w:val="3"/>
-        </w:numPr>
-        <w:spacing w:before="100" w:beforeAutospacing="1" w:after="100" w:afterAutospacing="1" w:line="240" w:lineRule="auto"/>
-        <w:rPr>
-          <w:rFonts w:eastAsia="Times New Roman" w:cs="Times New Roman"/>
-          <w:kern w:val="0"/>
-          <w:lang w:val="en-GB" w:eastAsia="de-AT"/>
-          <w14:ligatures w14:val="none"/>
-        </w:rPr>
-      </w:pPr>
-      <w:r>
-        <w:rPr>
-          <w:rFonts w:eastAsia="Times New Roman" w:cs="Times New Roman"/>
-          <w:kern w:val="0"/>
-          <w:lang w:val="en-GB" w:eastAsia="de-AT"/>
-          <w14:ligatures w14:val="none"/>
-        </w:rPr>
-        <w:t xml:space="preserve">[3] </w:t>
-      </w:r>
-      <w:proofErr w:type="spellStart"/>
-      <w:r>
-        <w:rPr>
-          <w:rFonts w:eastAsia="Times New Roman" w:cs="Times New Roman"/>
-          <w:kern w:val="0"/>
-          <w:lang w:val="en-GB" w:eastAsia="de-AT"/>
-          <w14:ligatures w14:val="none"/>
-        </w:rPr>
-        <w:t>enjoysolar</w:t>
-      </w:r>
-      <w:proofErr w:type="spellEnd"/>
-      <w:r>
-        <w:rPr>
-          <w:rFonts w:eastAsia="Times New Roman" w:cs="Times New Roman"/>
-          <w:kern w:val="0"/>
-          <w:lang w:val="en-GB" w:eastAsia="de-AT"/>
-          <w14:ligatures w14:val="none"/>
-        </w:rPr>
-        <w:t xml:space="preserve">: </w:t>
-      </w:r>
-      <w:proofErr w:type="spellStart"/>
-      <w:r>
-        <w:rPr>
-          <w:rFonts w:eastAsia="Times New Roman" w:cs="Times New Roman"/>
-          <w:kern w:val="0"/>
-          <w:lang w:val="en-GB" w:eastAsia="de-AT"/>
-          <w14:ligatures w14:val="none"/>
-        </w:rPr>
-        <w:t>Datenblatt</w:t>
-      </w:r>
-      <w:proofErr w:type="spellEnd"/>
-      <w:r>
-        <w:rPr>
-          <w:rFonts w:eastAsia="Times New Roman" w:cs="Times New Roman"/>
-          <w:kern w:val="0"/>
-          <w:lang w:val="en-GB" w:eastAsia="de-AT"/>
-          <w14:ligatures w14:val="none"/>
-        </w:rPr>
-        <w:t xml:space="preserve"> Poly 180W 12V </w:t>
-      </w:r>
-      <w:proofErr w:type="spellStart"/>
-      <w:r>
-        <w:rPr>
-          <w:rFonts w:eastAsia="Times New Roman" w:cs="Times New Roman"/>
-          <w:kern w:val="0"/>
-          <w:lang w:val="en-GB" w:eastAsia="de-AT"/>
-          <w14:ligatures w14:val="none"/>
-        </w:rPr>
-        <w:t>Solarmodul</w:t>
-      </w:r>
-      <w:proofErr w:type="spellEnd"/>
-      <w:r>
-        <w:rPr>
-          <w:rFonts w:eastAsia="Times New Roman" w:cs="Times New Roman"/>
-          <w:kern w:val="0"/>
-          <w:lang w:val="en-GB" w:eastAsia="de-AT"/>
-          <w14:ligatures w14:val="none"/>
-        </w:rPr>
-        <w:t xml:space="preserve"> (</w:t>
-      </w:r>
-      <w:hyperlink r:id="rId9" w:history="1">
-        <w:r>
-          <w:rPr>
-            <w:rFonts w:eastAsia="Times New Roman" w:cs="Times New Roman"/>
-            <w:color w:val="0000FF"/>
-            <w:kern w:val="0"/>
-            <w:u w:val="single"/>
-            <w:lang w:val="en-GB" w:eastAsia="de-AT"/>
-            <w14:ligatures w14:val="none"/>
-          </w:rPr>
-          <w:t>https://www.enjoysolar.de</w:t>
-        </w:r>
-      </w:hyperlink>
-      <w:r>
-        <w:rPr>
-          <w:rFonts w:eastAsia="Times New Roman" w:cs="Times New Roman"/>
-          <w:kern w:val="0"/>
-          <w:lang w:val="en-GB" w:eastAsia="de-AT"/>
-          <w14:ligatures w14:val="none"/>
-        </w:rPr>
-        <w:t>)</w:t>
-      </w:r>
-    </w:p>
-    <w:p>
-      <w:pPr>
-        <w:pStyle w:val="Listenabsatz"/>
-        <w:numPr>
-          <w:ilvl w:val="0"/>
-          <w:numId w:val="3"/>
-        </w:numPr>
-        <w:jc w:val="both"/>
-        <w:rPr>
-          <w:rFonts w:cs="Arial"/>
-          <w:lang w:val="en-GB"/>
-        </w:rPr>
-      </w:pPr>
-      <w:r>
-        <w:rPr>
-          <w:rFonts w:eastAsia="Times New Roman" w:cs="Times New Roman"/>
-          <w:kern w:val="0"/>
-          <w:lang w:val="en-GB" w:eastAsia="de-AT"/>
-          <w14:ligatures w14:val="none"/>
-        </w:rPr>
-        <w:t>[4] IEC 61215: Terrestrial photovoltaic (PV) modules - Design qualification and type approval</w:t>
-      </w:r>
-    </w:p>
-    <w:p>
-      <w:pPr>
-        <w:rPr>
-          <w:lang w:val="en-GB"/>
-        </w:rPr>
-      </w:pPr>
-    </w:p>
-    <w:p>
-      <w:pPr>
-        <w:rPr>
-          <w:lang w:val="en-GB"/>
-        </w:rPr>
-      </w:pPr>
-    </w:p>
-    <w:p>
-      <w:pPr>
-        <w:rPr>
-          <w:lang w:val="en-GB"/>
-        </w:rPr>
-      </w:pPr>
-    </w:p>
+    <w:p/>
     <w:p>
       <w:pPr>
         <w:pStyle w:val="berschrift1"/>
@@ -3433,7 +4022,6 @@
   <w:style w:type="character" w:default="1" w:styleId="Absatz-Standardschriftart">
     <w:name w:val="Default Paragraph Font"/>
     <w:uiPriority w:val="1"/>
-    <w:semiHidden/>
     <w:unhideWhenUsed/>
   </w:style>
   <w:style w:type="table" w:default="1" w:styleId="NormaleTabelle">
@@ -3876,6 +4464,18 @@
       <w:spacing w:after="0"/>
     </w:pPr>
   </w:style>
+  <w:style w:type="character" w:styleId="NichtaufgelsteErwhnung">
+    <w:name w:val="Unresolved Mention"/>
+    <w:basedOn w:val="Absatz-Standardschriftart"/>
+    <w:uiPriority w:val="99"/>
+    <w:semiHidden/>
+    <w:unhideWhenUsed/>
+    <w:rsid w:val="000E550B"/>
+    <w:rPr>
+      <w:color w:val="605E5C"/>
+      <w:shd w:val="clear" w:color="auto" w:fill="E1DFDD"/>
+    </w:rPr>
+  </w:style>
 </w:styles>
 </file>
 

--- a/Diplomarbeit/5_Schreiben/0.0_Inhaltsverzeichnis_und_DA.docx
+++ b/Diplomarbeit/5_Schreiben/0.0_Inhaltsverzeichnis_und_DA.docx
@@ -5,7 +5,12 @@
     <w:sdt>
       <w:sdtPr>
         <w:rPr>
-          <w:lang w:val="de-DE"/>
+          <w:rFonts w:asciiTheme="minorHAnsi" w:eastAsiaTheme="minorHAnsi" w:hAnsiTheme="minorHAnsi" w:cstheme="minorBidi"/>
+          <w:kern w:val="2"/>
+          <w:sz w:val="22"/>
+          <w:szCs w:val="22"/>
+          <w:lang w:val="de-DE" w:eastAsia="en-US"/>
+          <w14:ligatures w14:val="standardContextual"/>
         </w:rPr>
         <w:id w:val="560608808"/>
         <w:docPartObj>
@@ -15,14 +20,8 @@
       </w:sdtPr>
       <w:sdtEndPr>
         <w:rPr>
-          <w:rFonts w:asciiTheme="minorHAnsi" w:eastAsiaTheme="minorHAnsi" w:hAnsiTheme="minorHAnsi" w:cstheme="minorBidi"/>
           <w:b/>
           <w:bCs/>
-          <w:kern w:val="2"/>
-          <w:sz w:val="22"/>
-          <w:szCs w:val="22"/>
-          <w:lang w:eastAsia="en-US"/>
-          <w14:ligatures w14:val="standardContextual"/>
         </w:rPr>
       </w:sdtEndPr>
       <w:sdtContent>
@@ -60,7 +59,7 @@
           <w:r>
             <w:fldChar w:fldCharType="separate"/>
           </w:r>
-          <w:hyperlink w:anchor="_Toc220424943" w:history="1">
+          <w:hyperlink w:anchor="_Toc222153227" w:history="1">
             <w:r>
               <w:rPr>
                 <w:rStyle w:val="Hyperlink"/>
@@ -87,7 +86,7 @@
                 <w:noProof/>
                 <w:webHidden/>
               </w:rPr>
-              <w:instrText xml:space="preserve"> PAGEREF _Toc220424943 \h </w:instrText>
+              <w:instrText xml:space="preserve"> PAGEREF _Toc222153227 \h </w:instrText>
             </w:r>
             <w:r>
               <w:rPr>
@@ -132,7 +131,7 @@
               <w:lang w:eastAsia="de-AT"/>
             </w:rPr>
           </w:pPr>
-          <w:hyperlink w:anchor="_Toc220424944" w:history="1">
+          <w:hyperlink w:anchor="_Toc222153228" w:history="1">
             <w:r>
               <w:rPr>
                 <w:rStyle w:val="Hyperlink"/>
@@ -159,7 +158,7 @@
                 <w:noProof/>
                 <w:webHidden/>
               </w:rPr>
-              <w:instrText xml:space="preserve"> PAGEREF _Toc220424944 \h </w:instrText>
+              <w:instrText xml:space="preserve"> PAGEREF _Toc222153228 \h </w:instrText>
             </w:r>
             <w:r>
               <w:rPr>
@@ -179,7 +178,7 @@
                 <w:noProof/>
                 <w:webHidden/>
               </w:rPr>
-              <w:t>2</w:t>
+              <w:t>3</w:t>
             </w:r>
             <w:r>
               <w:rPr>
@@ -204,7 +203,7 @@
               <w:lang w:eastAsia="de-AT"/>
             </w:rPr>
           </w:pPr>
-          <w:hyperlink w:anchor="_Toc220424945" w:history="1">
+          <w:hyperlink w:anchor="_Toc222153229" w:history="1">
             <w:r>
               <w:rPr>
                 <w:rStyle w:val="Hyperlink"/>
@@ -231,7 +230,7 @@
                 <w:noProof/>
                 <w:webHidden/>
               </w:rPr>
-              <w:instrText xml:space="preserve"> PAGEREF _Toc220424945 \h </w:instrText>
+              <w:instrText xml:space="preserve"> PAGEREF _Toc222153229 \h </w:instrText>
             </w:r>
             <w:r>
               <w:rPr>
@@ -276,7 +275,7 @@
               <w:lang w:eastAsia="de-AT"/>
             </w:rPr>
           </w:pPr>
-          <w:hyperlink w:anchor="_Toc220424946" w:history="1">
+          <w:hyperlink w:anchor="_Toc222153230" w:history="1">
             <w:r>
               <w:rPr>
                 <w:rStyle w:val="Hyperlink"/>
@@ -303,7 +302,7 @@
                 <w:noProof/>
                 <w:webHidden/>
               </w:rPr>
-              <w:instrText xml:space="preserve"> PAGEREF _Toc220424946 \h </w:instrText>
+              <w:instrText xml:space="preserve"> PAGEREF _Toc222153230 \h </w:instrText>
             </w:r>
             <w:r>
               <w:rPr>
@@ -323,7 +322,81 @@
                 <w:noProof/>
                 <w:webHidden/>
               </w:rPr>
-              <w:t>3</w:t>
+              <w:t>4</w:t>
+            </w:r>
+            <w:r>
+              <w:rPr>
+                <w:noProof/>
+                <w:webHidden/>
+              </w:rPr>
+              <w:fldChar w:fldCharType="end"/>
+            </w:r>
+          </w:hyperlink>
+        </w:p>
+        <w:p>
+          <w:pPr>
+            <w:pStyle w:val="Verzeichnis2"/>
+            <w:tabs>
+              <w:tab w:val="right" w:leader="dot" w:pos="9062"/>
+            </w:tabs>
+            <w:rPr>
+              <w:rFonts w:eastAsiaTheme="minorEastAsia"/>
+              <w:noProof/>
+              <w:sz w:val="24"/>
+              <w:szCs w:val="24"/>
+              <w:lang w:eastAsia="de-AT"/>
+            </w:rPr>
+          </w:pPr>
+          <w:hyperlink w:anchor="_Toc222153231" w:history="1">
+            <w:r>
+              <w:rPr>
+                <w:rStyle w:val="Hyperlink"/>
+                <w:rFonts w:eastAsia="Times New Roman"/>
+                <w:noProof/>
+                <w:lang w:eastAsia="de-AT"/>
+              </w:rPr>
+              <w:t>4.2.2 Einfluss von Wetter und Jahreszeit</w:t>
+            </w:r>
+            <w:r>
+              <w:rPr>
+                <w:noProof/>
+                <w:webHidden/>
+              </w:rPr>
+              <w:tab/>
+            </w:r>
+            <w:r>
+              <w:rPr>
+                <w:noProof/>
+                <w:webHidden/>
+              </w:rPr>
+              <w:fldChar w:fldCharType="begin"/>
+            </w:r>
+            <w:r>
+              <w:rPr>
+                <w:noProof/>
+                <w:webHidden/>
+              </w:rPr>
+              <w:instrText xml:space="preserve"> PAGEREF _Toc222153231 \h </w:instrText>
+            </w:r>
+            <w:r>
+              <w:rPr>
+                <w:noProof/>
+                <w:webHidden/>
+              </w:rPr>
+            </w:r>
+            <w:r>
+              <w:rPr>
+                <w:noProof/>
+                <w:webHidden/>
+              </w:rPr>
+              <w:fldChar w:fldCharType="separate"/>
+            </w:r>
+            <w:r>
+              <w:rPr>
+                <w:noProof/>
+                <w:webHidden/>
+              </w:rPr>
+              <w:t>5</w:t>
             </w:r>
             <w:r>
               <w:rPr>
@@ -348,13 +421,13 @@
               <w:lang w:eastAsia="de-AT"/>
             </w:rPr>
           </w:pPr>
-          <w:hyperlink w:anchor="_Toc220424947" w:history="1">
+          <w:hyperlink w:anchor="_Toc222153232" w:history="1">
             <w:r>
               <w:rPr>
                 <w:rStyle w:val="Hyperlink"/>
                 <w:noProof/>
               </w:rPr>
-              <w:t>5. Quellenverzeichnis</w:t>
+              <w:t>4.3 Systemauslegung und Dimensionierung</w:t>
             </w:r>
             <w:r>
               <w:rPr>
@@ -375,7 +448,7 @@
                 <w:noProof/>
                 <w:webHidden/>
               </w:rPr>
-              <w:instrText xml:space="preserve"> PAGEREF _Toc220424947 \h </w:instrText>
+              <w:instrText xml:space="preserve"> PAGEREF _Toc222153232 \h </w:instrText>
             </w:r>
             <w:r>
               <w:rPr>
@@ -396,6 +469,222 @@
                 <w:webHidden/>
               </w:rPr>
               <w:t>5</w:t>
+            </w:r>
+            <w:r>
+              <w:rPr>
+                <w:noProof/>
+                <w:webHidden/>
+              </w:rPr>
+              <w:fldChar w:fldCharType="end"/>
+            </w:r>
+          </w:hyperlink>
+        </w:p>
+        <w:p>
+          <w:pPr>
+            <w:pStyle w:val="Verzeichnis2"/>
+            <w:tabs>
+              <w:tab w:val="right" w:leader="dot" w:pos="9062"/>
+            </w:tabs>
+            <w:rPr>
+              <w:rFonts w:eastAsiaTheme="minorEastAsia"/>
+              <w:noProof/>
+              <w:sz w:val="24"/>
+              <w:szCs w:val="24"/>
+              <w:lang w:eastAsia="de-AT"/>
+            </w:rPr>
+          </w:pPr>
+          <w:hyperlink w:anchor="_Toc222153233" w:history="1">
+            <w:r>
+              <w:rPr>
+                <w:rStyle w:val="Hyperlink"/>
+                <w:noProof/>
+              </w:rPr>
+              <w:t>4.3.1 Ermittlung des Energiebedarfs</w:t>
+            </w:r>
+            <w:r>
+              <w:rPr>
+                <w:noProof/>
+                <w:webHidden/>
+              </w:rPr>
+              <w:tab/>
+            </w:r>
+            <w:r>
+              <w:rPr>
+                <w:noProof/>
+                <w:webHidden/>
+              </w:rPr>
+              <w:fldChar w:fldCharType="begin"/>
+            </w:r>
+            <w:r>
+              <w:rPr>
+                <w:noProof/>
+                <w:webHidden/>
+              </w:rPr>
+              <w:instrText xml:space="preserve"> PAGEREF _Toc222153233 \h </w:instrText>
+            </w:r>
+            <w:r>
+              <w:rPr>
+                <w:noProof/>
+                <w:webHidden/>
+              </w:rPr>
+            </w:r>
+            <w:r>
+              <w:rPr>
+                <w:noProof/>
+                <w:webHidden/>
+              </w:rPr>
+              <w:fldChar w:fldCharType="separate"/>
+            </w:r>
+            <w:r>
+              <w:rPr>
+                <w:noProof/>
+                <w:webHidden/>
+              </w:rPr>
+              <w:t>5</w:t>
+            </w:r>
+            <w:r>
+              <w:rPr>
+                <w:noProof/>
+                <w:webHidden/>
+              </w:rPr>
+              <w:fldChar w:fldCharType="end"/>
+            </w:r>
+          </w:hyperlink>
+        </w:p>
+        <w:p>
+          <w:pPr>
+            <w:pStyle w:val="Verzeichnis2"/>
+            <w:tabs>
+              <w:tab w:val="right" w:leader="dot" w:pos="9062"/>
+            </w:tabs>
+            <w:rPr>
+              <w:rFonts w:eastAsiaTheme="minorEastAsia"/>
+              <w:noProof/>
+              <w:sz w:val="24"/>
+              <w:szCs w:val="24"/>
+              <w:lang w:eastAsia="de-AT"/>
+            </w:rPr>
+          </w:pPr>
+          <w:hyperlink w:anchor="_Toc222153234" w:history="1">
+            <w:r>
+              <w:rPr>
+                <w:rStyle w:val="Hyperlink"/>
+                <w:noProof/>
+              </w:rPr>
+              <w:t>4.3.2 Berechnung der PV-Leistung und Batteriekapazität</w:t>
+            </w:r>
+            <w:r>
+              <w:rPr>
+                <w:noProof/>
+                <w:webHidden/>
+              </w:rPr>
+              <w:tab/>
+            </w:r>
+            <w:r>
+              <w:rPr>
+                <w:noProof/>
+                <w:webHidden/>
+              </w:rPr>
+              <w:fldChar w:fldCharType="begin"/>
+            </w:r>
+            <w:r>
+              <w:rPr>
+                <w:noProof/>
+                <w:webHidden/>
+              </w:rPr>
+              <w:instrText xml:space="preserve"> PAGEREF _Toc222153234 \h </w:instrText>
+            </w:r>
+            <w:r>
+              <w:rPr>
+                <w:noProof/>
+                <w:webHidden/>
+              </w:rPr>
+            </w:r>
+            <w:r>
+              <w:rPr>
+                <w:noProof/>
+                <w:webHidden/>
+              </w:rPr>
+              <w:fldChar w:fldCharType="separate"/>
+            </w:r>
+            <w:r>
+              <w:rPr>
+                <w:noProof/>
+                <w:webHidden/>
+              </w:rPr>
+              <w:t>6</w:t>
+            </w:r>
+            <w:r>
+              <w:rPr>
+                <w:noProof/>
+                <w:webHidden/>
+              </w:rPr>
+              <w:fldChar w:fldCharType="end"/>
+            </w:r>
+          </w:hyperlink>
+        </w:p>
+        <w:p>
+          <w:pPr>
+            <w:pStyle w:val="Verzeichnis2"/>
+            <w:tabs>
+              <w:tab w:val="right" w:leader="dot" w:pos="9062"/>
+            </w:tabs>
+            <w:rPr>
+              <w:rFonts w:eastAsiaTheme="minorEastAsia"/>
+              <w:noProof/>
+              <w:sz w:val="24"/>
+              <w:szCs w:val="24"/>
+              <w:lang w:eastAsia="de-AT"/>
+            </w:rPr>
+          </w:pPr>
+          <w:hyperlink w:anchor="_Toc222153235" w:history="1">
+            <w:r>
+              <w:rPr>
+                <w:rStyle w:val="Hyperlink"/>
+                <w:noProof/>
+              </w:rPr>
+              <w:t>4.3.3 Autonomiezeit und Worst-Case-Betrachtung</w:t>
+            </w:r>
+            <w:r>
+              <w:rPr>
+                <w:noProof/>
+                <w:webHidden/>
+              </w:rPr>
+              <w:tab/>
+            </w:r>
+            <w:r>
+              <w:rPr>
+                <w:noProof/>
+                <w:webHidden/>
+              </w:rPr>
+              <w:fldChar w:fldCharType="begin"/>
+            </w:r>
+            <w:r>
+              <w:rPr>
+                <w:noProof/>
+                <w:webHidden/>
+              </w:rPr>
+              <w:instrText xml:space="preserve"> PAGEREF _Toc222153235 \h </w:instrText>
+            </w:r>
+            <w:r>
+              <w:rPr>
+                <w:noProof/>
+                <w:webHidden/>
+              </w:rPr>
+            </w:r>
+            <w:r>
+              <w:rPr>
+                <w:noProof/>
+                <w:webHidden/>
+              </w:rPr>
+              <w:fldChar w:fldCharType="separate"/>
+            </w:r>
+            <w:r>
+              <w:rPr>
+                <w:noProof/>
+                <w:webHidden/>
+              </w:rPr>
+              <w:t>7</w:t>
             </w:r>
             <w:r>
               <w:rPr>
@@ -420,12 +709,721 @@
               <w:lang w:eastAsia="de-AT"/>
             </w:rPr>
           </w:pPr>
-          <w:hyperlink w:anchor="_Toc220424948" w:history="1">
+          <w:hyperlink w:anchor="_Toc222153236" w:history="1">
             <w:r>
               <w:rPr>
                 <w:rStyle w:val="Hyperlink"/>
                 <w:noProof/>
               </w:rPr>
+              <w:t>4.4 Komponentenauswahl</w:t>
+            </w:r>
+            <w:r>
+              <w:rPr>
+                <w:noProof/>
+                <w:webHidden/>
+              </w:rPr>
+              <w:tab/>
+            </w:r>
+            <w:r>
+              <w:rPr>
+                <w:noProof/>
+                <w:webHidden/>
+              </w:rPr>
+              <w:fldChar w:fldCharType="begin"/>
+            </w:r>
+            <w:r>
+              <w:rPr>
+                <w:noProof/>
+                <w:webHidden/>
+              </w:rPr>
+              <w:instrText xml:space="preserve"> PAGEREF _Toc222153236 \h </w:instrText>
+            </w:r>
+            <w:r>
+              <w:rPr>
+                <w:noProof/>
+                <w:webHidden/>
+              </w:rPr>
+            </w:r>
+            <w:r>
+              <w:rPr>
+                <w:noProof/>
+                <w:webHidden/>
+              </w:rPr>
+              <w:fldChar w:fldCharType="separate"/>
+            </w:r>
+            <w:r>
+              <w:rPr>
+                <w:noProof/>
+                <w:webHidden/>
+              </w:rPr>
+              <w:t>7</w:t>
+            </w:r>
+            <w:r>
+              <w:rPr>
+                <w:noProof/>
+                <w:webHidden/>
+              </w:rPr>
+              <w:fldChar w:fldCharType="end"/>
+            </w:r>
+          </w:hyperlink>
+        </w:p>
+        <w:p>
+          <w:pPr>
+            <w:pStyle w:val="Verzeichnis2"/>
+            <w:tabs>
+              <w:tab w:val="right" w:leader="dot" w:pos="9062"/>
+            </w:tabs>
+            <w:rPr>
+              <w:rFonts w:eastAsiaTheme="minorEastAsia"/>
+              <w:noProof/>
+              <w:sz w:val="24"/>
+              <w:szCs w:val="24"/>
+              <w:lang w:eastAsia="de-AT"/>
+            </w:rPr>
+          </w:pPr>
+          <w:hyperlink w:anchor="_Toc222153237" w:history="1">
+            <w:r>
+              <w:rPr>
+                <w:rStyle w:val="Hyperlink"/>
+                <w:noProof/>
+              </w:rPr>
+              <w:t>4.4.1 PV-Modul enjoysolar 180</w:t>
+            </w:r>
+            <w:r>
+              <w:rPr>
+                <w:rStyle w:val="Hyperlink"/>
+                <w:rFonts w:ascii="Arial" w:hAnsi="Arial" w:cs="Arial"/>
+                <w:noProof/>
+              </w:rPr>
+              <w:t> </w:t>
+            </w:r>
+            <w:r>
+              <w:rPr>
+                <w:rStyle w:val="Hyperlink"/>
+                <w:noProof/>
+              </w:rPr>
+              <w:t>W 12</w:t>
+            </w:r>
+            <w:r>
+              <w:rPr>
+                <w:rStyle w:val="Hyperlink"/>
+                <w:rFonts w:ascii="Arial" w:hAnsi="Arial" w:cs="Arial"/>
+                <w:noProof/>
+              </w:rPr>
+              <w:t> </w:t>
+            </w:r>
+            <w:r>
+              <w:rPr>
+                <w:rStyle w:val="Hyperlink"/>
+                <w:noProof/>
+              </w:rPr>
+              <w:t>V</w:t>
+            </w:r>
+            <w:r>
+              <w:rPr>
+                <w:noProof/>
+                <w:webHidden/>
+              </w:rPr>
+              <w:tab/>
+            </w:r>
+            <w:r>
+              <w:rPr>
+                <w:noProof/>
+                <w:webHidden/>
+              </w:rPr>
+              <w:fldChar w:fldCharType="begin"/>
+            </w:r>
+            <w:r>
+              <w:rPr>
+                <w:noProof/>
+                <w:webHidden/>
+              </w:rPr>
+              <w:instrText xml:space="preserve"> PAGEREF _Toc222153237 \h </w:instrText>
+            </w:r>
+            <w:r>
+              <w:rPr>
+                <w:noProof/>
+                <w:webHidden/>
+              </w:rPr>
+            </w:r>
+            <w:r>
+              <w:rPr>
+                <w:noProof/>
+                <w:webHidden/>
+              </w:rPr>
+              <w:fldChar w:fldCharType="separate"/>
+            </w:r>
+            <w:r>
+              <w:rPr>
+                <w:noProof/>
+                <w:webHidden/>
+              </w:rPr>
+              <w:t>7</w:t>
+            </w:r>
+            <w:r>
+              <w:rPr>
+                <w:noProof/>
+                <w:webHidden/>
+              </w:rPr>
+              <w:fldChar w:fldCharType="end"/>
+            </w:r>
+          </w:hyperlink>
+        </w:p>
+        <w:p>
+          <w:pPr>
+            <w:pStyle w:val="Verzeichnis2"/>
+            <w:tabs>
+              <w:tab w:val="right" w:leader="dot" w:pos="9062"/>
+            </w:tabs>
+            <w:rPr>
+              <w:rFonts w:eastAsiaTheme="minorEastAsia"/>
+              <w:noProof/>
+              <w:sz w:val="24"/>
+              <w:szCs w:val="24"/>
+              <w:lang w:eastAsia="de-AT"/>
+            </w:rPr>
+          </w:pPr>
+          <w:hyperlink w:anchor="_Toc222153238" w:history="1">
+            <w:r>
+              <w:rPr>
+                <w:rStyle w:val="Hyperlink"/>
+                <w:noProof/>
+              </w:rPr>
+              <w:t>4.4.2 AGM Super Cycle Batterie 100</w:t>
+            </w:r>
+            <w:r>
+              <w:rPr>
+                <w:rStyle w:val="Hyperlink"/>
+                <w:rFonts w:ascii="Arial" w:hAnsi="Arial" w:cs="Arial"/>
+                <w:noProof/>
+              </w:rPr>
+              <w:t> </w:t>
+            </w:r>
+            <w:r>
+              <w:rPr>
+                <w:rStyle w:val="Hyperlink"/>
+                <w:noProof/>
+              </w:rPr>
+              <w:t>Ah</w:t>
+            </w:r>
+            <w:r>
+              <w:rPr>
+                <w:noProof/>
+                <w:webHidden/>
+              </w:rPr>
+              <w:tab/>
+            </w:r>
+            <w:r>
+              <w:rPr>
+                <w:noProof/>
+                <w:webHidden/>
+              </w:rPr>
+              <w:fldChar w:fldCharType="begin"/>
+            </w:r>
+            <w:r>
+              <w:rPr>
+                <w:noProof/>
+                <w:webHidden/>
+              </w:rPr>
+              <w:instrText xml:space="preserve"> PAGEREF _Toc222153238 \h </w:instrText>
+            </w:r>
+            <w:r>
+              <w:rPr>
+                <w:noProof/>
+                <w:webHidden/>
+              </w:rPr>
+            </w:r>
+            <w:r>
+              <w:rPr>
+                <w:noProof/>
+                <w:webHidden/>
+              </w:rPr>
+              <w:fldChar w:fldCharType="separate"/>
+            </w:r>
+            <w:r>
+              <w:rPr>
+                <w:noProof/>
+                <w:webHidden/>
+              </w:rPr>
+              <w:t>8</w:t>
+            </w:r>
+            <w:r>
+              <w:rPr>
+                <w:noProof/>
+                <w:webHidden/>
+              </w:rPr>
+              <w:fldChar w:fldCharType="end"/>
+            </w:r>
+          </w:hyperlink>
+        </w:p>
+        <w:p>
+          <w:pPr>
+            <w:pStyle w:val="Verzeichnis2"/>
+            <w:tabs>
+              <w:tab w:val="right" w:leader="dot" w:pos="9062"/>
+            </w:tabs>
+            <w:rPr>
+              <w:rFonts w:eastAsiaTheme="minorEastAsia"/>
+              <w:noProof/>
+              <w:sz w:val="24"/>
+              <w:szCs w:val="24"/>
+              <w:lang w:eastAsia="de-AT"/>
+            </w:rPr>
+          </w:pPr>
+          <w:hyperlink w:anchor="_Toc222153239" w:history="1">
+            <w:r>
+              <w:rPr>
+                <w:rStyle w:val="Hyperlink"/>
+                <w:noProof/>
+              </w:rPr>
+              <w:t>4.4.3 Victron MultiPlus 12/800</w:t>
+            </w:r>
+            <w:r>
+              <w:rPr>
+                <w:noProof/>
+                <w:webHidden/>
+              </w:rPr>
+              <w:tab/>
+            </w:r>
+            <w:r>
+              <w:rPr>
+                <w:noProof/>
+                <w:webHidden/>
+              </w:rPr>
+              <w:fldChar w:fldCharType="begin"/>
+            </w:r>
+            <w:r>
+              <w:rPr>
+                <w:noProof/>
+                <w:webHidden/>
+              </w:rPr>
+              <w:instrText xml:space="preserve"> PAGEREF _Toc222153239 \h </w:instrText>
+            </w:r>
+            <w:r>
+              <w:rPr>
+                <w:noProof/>
+                <w:webHidden/>
+              </w:rPr>
+            </w:r>
+            <w:r>
+              <w:rPr>
+                <w:noProof/>
+                <w:webHidden/>
+              </w:rPr>
+              <w:fldChar w:fldCharType="separate"/>
+            </w:r>
+            <w:r>
+              <w:rPr>
+                <w:noProof/>
+                <w:webHidden/>
+              </w:rPr>
+              <w:t>8</w:t>
+            </w:r>
+            <w:r>
+              <w:rPr>
+                <w:noProof/>
+                <w:webHidden/>
+              </w:rPr>
+              <w:fldChar w:fldCharType="end"/>
+            </w:r>
+          </w:hyperlink>
+        </w:p>
+        <w:p>
+          <w:pPr>
+            <w:pStyle w:val="Verzeichnis2"/>
+            <w:tabs>
+              <w:tab w:val="right" w:leader="dot" w:pos="9062"/>
+            </w:tabs>
+            <w:rPr>
+              <w:rFonts w:eastAsiaTheme="minorEastAsia"/>
+              <w:noProof/>
+              <w:sz w:val="24"/>
+              <w:szCs w:val="24"/>
+              <w:lang w:eastAsia="de-AT"/>
+            </w:rPr>
+          </w:pPr>
+          <w:hyperlink w:anchor="_Toc222153240" w:history="1">
+            <w:r>
+              <w:rPr>
+                <w:rStyle w:val="Hyperlink"/>
+                <w:noProof/>
+              </w:rPr>
+              <w:t>4.4.4 Victron SmartShunt 500</w:t>
+            </w:r>
+            <w:r>
+              <w:rPr>
+                <w:rStyle w:val="Hyperlink"/>
+                <w:rFonts w:ascii="Arial" w:hAnsi="Arial" w:cs="Arial"/>
+                <w:noProof/>
+              </w:rPr>
+              <w:t> </w:t>
+            </w:r>
+            <w:r>
+              <w:rPr>
+                <w:rStyle w:val="Hyperlink"/>
+                <w:noProof/>
+              </w:rPr>
+              <w:t>A</w:t>
+            </w:r>
+            <w:r>
+              <w:rPr>
+                <w:noProof/>
+                <w:webHidden/>
+              </w:rPr>
+              <w:tab/>
+            </w:r>
+            <w:r>
+              <w:rPr>
+                <w:noProof/>
+                <w:webHidden/>
+              </w:rPr>
+              <w:fldChar w:fldCharType="begin"/>
+            </w:r>
+            <w:r>
+              <w:rPr>
+                <w:noProof/>
+                <w:webHidden/>
+              </w:rPr>
+              <w:instrText xml:space="preserve"> PAGEREF _Toc222153240 \h </w:instrText>
+            </w:r>
+            <w:r>
+              <w:rPr>
+                <w:noProof/>
+                <w:webHidden/>
+              </w:rPr>
+            </w:r>
+            <w:r>
+              <w:rPr>
+                <w:noProof/>
+                <w:webHidden/>
+              </w:rPr>
+              <w:fldChar w:fldCharType="separate"/>
+            </w:r>
+            <w:r>
+              <w:rPr>
+                <w:noProof/>
+                <w:webHidden/>
+              </w:rPr>
+              <w:t>8</w:t>
+            </w:r>
+            <w:r>
+              <w:rPr>
+                <w:noProof/>
+                <w:webHidden/>
+              </w:rPr>
+              <w:fldChar w:fldCharType="end"/>
+            </w:r>
+          </w:hyperlink>
+        </w:p>
+        <w:p>
+          <w:pPr>
+            <w:pStyle w:val="Verzeichnis2"/>
+            <w:tabs>
+              <w:tab w:val="right" w:leader="dot" w:pos="9062"/>
+            </w:tabs>
+            <w:rPr>
+              <w:rFonts w:eastAsiaTheme="minorEastAsia"/>
+              <w:noProof/>
+              <w:sz w:val="24"/>
+              <w:szCs w:val="24"/>
+              <w:lang w:eastAsia="de-AT"/>
+            </w:rPr>
+          </w:pPr>
+          <w:hyperlink w:anchor="_Toc222153241" w:history="1">
+            <w:r>
+              <w:rPr>
+                <w:rStyle w:val="Hyperlink"/>
+                <w:noProof/>
+              </w:rPr>
+              <w:t>4.4.5 Victron Orion 12/12-18</w:t>
+            </w:r>
+            <w:r>
+              <w:rPr>
+                <w:noProof/>
+                <w:webHidden/>
+              </w:rPr>
+              <w:tab/>
+            </w:r>
+            <w:r>
+              <w:rPr>
+                <w:noProof/>
+                <w:webHidden/>
+              </w:rPr>
+              <w:fldChar w:fldCharType="begin"/>
+            </w:r>
+            <w:r>
+              <w:rPr>
+                <w:noProof/>
+                <w:webHidden/>
+              </w:rPr>
+              <w:instrText xml:space="preserve"> PAGEREF _Toc222153241 \h </w:instrText>
+            </w:r>
+            <w:r>
+              <w:rPr>
+                <w:noProof/>
+                <w:webHidden/>
+              </w:rPr>
+            </w:r>
+            <w:r>
+              <w:rPr>
+                <w:noProof/>
+                <w:webHidden/>
+              </w:rPr>
+              <w:fldChar w:fldCharType="separate"/>
+            </w:r>
+            <w:r>
+              <w:rPr>
+                <w:noProof/>
+                <w:webHidden/>
+              </w:rPr>
+              <w:t>8</w:t>
+            </w:r>
+            <w:r>
+              <w:rPr>
+                <w:noProof/>
+                <w:webHidden/>
+              </w:rPr>
+              <w:fldChar w:fldCharType="end"/>
+            </w:r>
+          </w:hyperlink>
+        </w:p>
+        <w:p>
+          <w:pPr>
+            <w:pStyle w:val="Verzeichnis2"/>
+            <w:tabs>
+              <w:tab w:val="right" w:leader="dot" w:pos="9062"/>
+            </w:tabs>
+            <w:rPr>
+              <w:rFonts w:eastAsiaTheme="minorEastAsia"/>
+              <w:noProof/>
+              <w:sz w:val="24"/>
+              <w:szCs w:val="24"/>
+              <w:lang w:eastAsia="de-AT"/>
+            </w:rPr>
+          </w:pPr>
+          <w:hyperlink w:anchor="_Toc222153242" w:history="1">
+            <w:r>
+              <w:rPr>
+                <w:rStyle w:val="Hyperlink"/>
+                <w:noProof/>
+                <w:lang w:val="en-GB"/>
+              </w:rPr>
+              <w:t>4.4.6 Victron Cerbo GX und GX Touch 50</w:t>
+            </w:r>
+            <w:r>
+              <w:rPr>
+                <w:noProof/>
+                <w:webHidden/>
+              </w:rPr>
+              <w:tab/>
+            </w:r>
+            <w:r>
+              <w:rPr>
+                <w:noProof/>
+                <w:webHidden/>
+              </w:rPr>
+              <w:fldChar w:fldCharType="begin"/>
+            </w:r>
+            <w:r>
+              <w:rPr>
+                <w:noProof/>
+                <w:webHidden/>
+              </w:rPr>
+              <w:instrText xml:space="preserve"> PAGEREF _Toc222153242 \h </w:instrText>
+            </w:r>
+            <w:r>
+              <w:rPr>
+                <w:noProof/>
+                <w:webHidden/>
+              </w:rPr>
+            </w:r>
+            <w:r>
+              <w:rPr>
+                <w:noProof/>
+                <w:webHidden/>
+              </w:rPr>
+              <w:fldChar w:fldCharType="separate"/>
+            </w:r>
+            <w:r>
+              <w:rPr>
+                <w:noProof/>
+                <w:webHidden/>
+              </w:rPr>
+              <w:t>8</w:t>
+            </w:r>
+            <w:r>
+              <w:rPr>
+                <w:noProof/>
+                <w:webHidden/>
+              </w:rPr>
+              <w:fldChar w:fldCharType="end"/>
+            </w:r>
+          </w:hyperlink>
+        </w:p>
+        <w:p>
+          <w:pPr>
+            <w:pStyle w:val="Verzeichnis2"/>
+            <w:tabs>
+              <w:tab w:val="right" w:leader="dot" w:pos="9062"/>
+            </w:tabs>
+            <w:rPr>
+              <w:rFonts w:eastAsiaTheme="minorEastAsia"/>
+              <w:noProof/>
+              <w:sz w:val="24"/>
+              <w:szCs w:val="24"/>
+              <w:lang w:eastAsia="de-AT"/>
+            </w:rPr>
+          </w:pPr>
+          <w:hyperlink w:anchor="_Toc222153243" w:history="1">
+            <w:r>
+              <w:rPr>
+                <w:rStyle w:val="Hyperlink"/>
+                <w:noProof/>
+              </w:rPr>
+              <w:t>4.4.7 Verkabelung</w:t>
+            </w:r>
+            <w:r>
+              <w:rPr>
+                <w:noProof/>
+                <w:webHidden/>
+              </w:rPr>
+              <w:tab/>
+            </w:r>
+            <w:r>
+              <w:rPr>
+                <w:noProof/>
+                <w:webHidden/>
+              </w:rPr>
+              <w:fldChar w:fldCharType="begin"/>
+            </w:r>
+            <w:r>
+              <w:rPr>
+                <w:noProof/>
+                <w:webHidden/>
+              </w:rPr>
+              <w:instrText xml:space="preserve"> PAGEREF _Toc222153243 \h </w:instrText>
+            </w:r>
+            <w:r>
+              <w:rPr>
+                <w:noProof/>
+                <w:webHidden/>
+              </w:rPr>
+            </w:r>
+            <w:r>
+              <w:rPr>
+                <w:noProof/>
+                <w:webHidden/>
+              </w:rPr>
+              <w:fldChar w:fldCharType="separate"/>
+            </w:r>
+            <w:r>
+              <w:rPr>
+                <w:noProof/>
+                <w:webHidden/>
+              </w:rPr>
+              <w:t>8</w:t>
+            </w:r>
+            <w:r>
+              <w:rPr>
+                <w:noProof/>
+                <w:webHidden/>
+              </w:rPr>
+              <w:fldChar w:fldCharType="end"/>
+            </w:r>
+          </w:hyperlink>
+        </w:p>
+        <w:p>
+          <w:pPr>
+            <w:pStyle w:val="Verzeichnis1"/>
+            <w:tabs>
+              <w:tab w:val="right" w:leader="dot" w:pos="9062"/>
+            </w:tabs>
+            <w:rPr>
+              <w:rFonts w:eastAsiaTheme="minorEastAsia"/>
+              <w:noProof/>
+              <w:sz w:val="24"/>
+              <w:szCs w:val="24"/>
+              <w:lang w:eastAsia="de-AT"/>
+            </w:rPr>
+          </w:pPr>
+          <w:hyperlink w:anchor="_Toc222153244" w:history="1">
+            <w:r>
+              <w:rPr>
+                <w:rStyle w:val="Hyperlink"/>
+                <w:noProof/>
+              </w:rPr>
+              <w:t>5. Quellenverzeichnis</w:t>
+            </w:r>
+            <w:r>
+              <w:rPr>
+                <w:noProof/>
+                <w:webHidden/>
+              </w:rPr>
+              <w:tab/>
+            </w:r>
+            <w:r>
+              <w:rPr>
+                <w:noProof/>
+                <w:webHidden/>
+              </w:rPr>
+              <w:fldChar w:fldCharType="begin"/>
+            </w:r>
+            <w:r>
+              <w:rPr>
+                <w:noProof/>
+                <w:webHidden/>
+              </w:rPr>
+              <w:instrText xml:space="preserve"> PAGEREF _Toc222153244 \h </w:instrText>
+            </w:r>
+            <w:r>
+              <w:rPr>
+                <w:noProof/>
+                <w:webHidden/>
+              </w:rPr>
+            </w:r>
+            <w:r>
+              <w:rPr>
+                <w:noProof/>
+                <w:webHidden/>
+              </w:rPr>
+              <w:fldChar w:fldCharType="separate"/>
+            </w:r>
+            <w:r>
+              <w:rPr>
+                <w:noProof/>
+                <w:webHidden/>
+              </w:rPr>
+              <w:t>9</w:t>
+            </w:r>
+            <w:r>
+              <w:rPr>
+                <w:noProof/>
+                <w:webHidden/>
+              </w:rPr>
+              <w:fldChar w:fldCharType="end"/>
+            </w:r>
+          </w:hyperlink>
+        </w:p>
+        <w:p>
+          <w:pPr>
+            <w:pStyle w:val="Verzeichnis1"/>
+            <w:tabs>
+              <w:tab w:val="right" w:leader="dot" w:pos="9062"/>
+            </w:tabs>
+            <w:rPr>
+              <w:rFonts w:eastAsiaTheme="minorEastAsia"/>
+              <w:noProof/>
+              <w:sz w:val="24"/>
+              <w:szCs w:val="24"/>
+              <w:lang w:eastAsia="de-AT"/>
+            </w:rPr>
+          </w:pPr>
+          <w:hyperlink w:anchor="_Toc222153245" w:history="1">
+            <w:r>
+              <w:rPr>
+                <w:rStyle w:val="Hyperlink"/>
+                <w:noProof/>
+              </w:rPr>
               <w:t>6. Abbildungsverzeichnis</w:t>
             </w:r>
             <w:r>
@@ -447,7 +1445,7 @@
                 <w:noProof/>
                 <w:webHidden/>
               </w:rPr>
-              <w:instrText xml:space="preserve"> PAGEREF _Toc220424948 \h </w:instrText>
+              <w:instrText xml:space="preserve"> PAGEREF _Toc222153245 \h </w:instrText>
             </w:r>
             <w:r>
               <w:rPr>
@@ -467,7 +1465,7 @@
                 <w:noProof/>
                 <w:webHidden/>
               </w:rPr>
-              <w:t>5</w:t>
+              <w:t>10</w:t>
             </w:r>
             <w:r>
               <w:rPr>
@@ -602,97 +1600,9 @@
     </w:p>
     <w:p>
       <w:pPr>
-        <w:rPr>
-          <w:rFonts w:cs="Arial"/>
-          <w:b/>
-          <w:bCs/>
-          <w:sz w:val="32"/>
-          <w:szCs w:val="32"/>
-        </w:rPr>
-      </w:pPr>
-    </w:p>
-    <w:p>
-      <w:pPr>
-        <w:rPr>
-          <w:rFonts w:cs="Arial"/>
-          <w:b/>
-          <w:bCs/>
-          <w:sz w:val="32"/>
-          <w:szCs w:val="32"/>
-        </w:rPr>
-      </w:pPr>
-    </w:p>
-    <w:p>
-      <w:pPr>
-        <w:rPr>
-          <w:rFonts w:cs="Arial"/>
-          <w:b/>
-          <w:bCs/>
-          <w:sz w:val="32"/>
-          <w:szCs w:val="32"/>
-        </w:rPr>
-      </w:pPr>
-    </w:p>
-    <w:p>
-      <w:pPr>
-        <w:rPr>
-          <w:rFonts w:cs="Arial"/>
-          <w:b/>
-          <w:bCs/>
-          <w:sz w:val="32"/>
-          <w:szCs w:val="32"/>
-        </w:rPr>
-      </w:pPr>
-    </w:p>
-    <w:p>
-      <w:pPr>
-        <w:rPr>
-          <w:rFonts w:cs="Arial"/>
-          <w:b/>
-          <w:bCs/>
-          <w:sz w:val="32"/>
-          <w:szCs w:val="32"/>
-        </w:rPr>
-      </w:pPr>
-    </w:p>
-    <w:p>
-      <w:pPr>
-        <w:rPr>
-          <w:rFonts w:cs="Arial"/>
-          <w:b/>
-          <w:bCs/>
-          <w:sz w:val="32"/>
-          <w:szCs w:val="32"/>
-        </w:rPr>
-      </w:pPr>
-    </w:p>
-    <w:p>
-      <w:pPr>
-        <w:rPr>
-          <w:rFonts w:cs="Arial"/>
-          <w:b/>
-          <w:bCs/>
-          <w:sz w:val="32"/>
-          <w:szCs w:val="32"/>
-        </w:rPr>
-      </w:pPr>
-    </w:p>
-    <w:p>
-      <w:pPr>
-        <w:rPr>
-          <w:rFonts w:cs="Arial"/>
-          <w:b/>
-          <w:bCs/>
-          <w:sz w:val="32"/>
-          <w:szCs w:val="32"/>
-        </w:rPr>
-      </w:pPr>
-    </w:p>
-    <w:p>
-      <w:pPr>
         <w:pStyle w:val="berschrift1"/>
       </w:pPr>
-      <w:bookmarkStart w:id="0" w:name="_Toc220424943"/>
+      <w:bookmarkStart w:id="0" w:name="_Toc222153227"/>
       <w:r>
         <w:lastRenderedPageBreak/>
         <w:t xml:space="preserve">4.1 Zielsetzung </w:t>
@@ -704,6 +1614,7 @@
     </w:p>
     <w:p>
       <w:pPr>
+        <w:spacing w:after="60"/>
         <w:ind w:left="708"/>
         <w:jc w:val="both"/>
         <w:rPr>
@@ -714,19 +1625,13 @@
         <w:rPr>
           <w:rFonts w:cs="Arial"/>
         </w:rPr>
-        <w:t xml:space="preserve">Ziel dieser Arbeit ist die Entwicklung und Umsetzung eines Energie-Management-Systems für automatisierte Gewächshäuser. Der praktische Teil umfasst den Aufbau </w:t>
-      </w:r>
-      <w:r>
-        <w:rPr>
-          <w:rFonts w:cs="Arial"/>
-        </w:rPr>
-        <w:t xml:space="preserve">und die Inbetriebnahme eines </w:t>
-      </w:r>
-      <w:r>
-        <w:rPr>
-          <w:rFonts w:cs="Arial"/>
-        </w:rPr>
-        <w:t>12</w:t>
+        <w:t>Ziel dieser Arbeit ist der Aufbau und die Konfiguration eines Energie-Management-Systems für automatisierte Gewächshäuser</w:t>
+      </w:r>
+      <w:r>
+        <w:rPr>
+          <w:rFonts w:cs="Arial"/>
+        </w:rPr>
+        <w:t>. Der praktische Teil umfasst den Aufbau und die Inbetriebnahme eines 12</w:t>
       </w:r>
       <w:r>
         <w:rPr>
@@ -738,29 +1643,24 @@
         <w:rPr>
           <w:rFonts w:cs="Arial"/>
         </w:rPr>
-        <w:t>V Hybrid-</w:t>
-      </w:r>
-      <w:r>
-        <w:rPr>
-          <w:rFonts w:cs="Arial"/>
-        </w:rPr>
-        <w:t>Energiesystems zur elektrischen Versorgung eines 0,7 m</w:t>
-      </w:r>
-      <w:r>
-        <w:rPr>
-          <w:rFonts w:cs="Arial"/>
-        </w:rPr>
-        <w:t>²</w:t>
-      </w:r>
-      <w:r>
-        <w:rPr>
-          <w:rFonts w:cs="Arial"/>
-        </w:rPr>
-        <w:t xml:space="preserve"> Prototyps. Die Auslegung und Integration der angeschlossenen Verbraucher liegt außerhalb des Untersuchungsumfangs. </w:t>
-      </w:r>
-    </w:p>
-    <w:p>
-      <w:pPr>
+        <w:t>V Hybrid-Energiesystems zur elektrischen Versorgung eines 0,7</w:t>
+      </w:r>
+      <w:r>
+        <w:rPr>
+          <w:rFonts w:cs="Arial"/>
+        </w:rPr>
+        <w:t> </w:t>
+      </w:r>
+      <w:r>
+        <w:rPr>
+          <w:rFonts w:cs="Arial"/>
+        </w:rPr>
+        <w:t>m² Prototyps. Die Auslegung und Integration der angeschlossenen Verbraucher liegt außerhalb des Untersuchungsumfangs.</w:t>
+      </w:r>
+    </w:p>
+    <w:p>
+      <w:pPr>
+        <w:spacing w:after="60"/>
         <w:ind w:left="708"/>
         <w:jc w:val="both"/>
         <w:rPr>
@@ -771,11 +1671,38 @@
         <w:rPr>
           <w:rFonts w:cs="Arial"/>
         </w:rPr>
-        <w:t>Der entwickelte Prototyp dient als Demonstrations- und Testsystem für ein hybrides Energie-Management-Konzept im kleinen Maßstab. Er ermöglicht die Untersuchung von Energieflüssen, Speicherverhalten und Netzinteraktion unter realistischen Bedingungen.</w:t>
-      </w:r>
-    </w:p>
-    <w:p>
-      <w:pPr>
+        <w:t xml:space="preserve">Der entwickelte Prototyp dient als Demonstrations- und Testsystem für ein hybrides Energie-Management-Konzept im kleinen Maßstab. Er ermöglicht die Untersuchung von Energieflüssen, Speicherverhalten und Netzinteraktion unter realistischen Bedingungen. Der Prototyp ist bewusst als Hybridsystem ausgelegt, </w:t>
+      </w:r>
+      <w:r>
+        <w:rPr>
+          <w:rFonts w:cs="Arial"/>
+        </w:rPr>
+        <w:t>dass</w:t>
+      </w:r>
+      <w:r>
+        <w:rPr>
+          <w:rFonts w:cs="Arial"/>
+        </w:rPr>
+        <w:t xml:space="preserve"> bei Bedarf über den integrierten Netzanschluss des </w:t>
+      </w:r>
+      <w:proofErr w:type="spellStart"/>
+      <w:r>
+        <w:rPr>
+          <w:rFonts w:cs="Arial"/>
+        </w:rPr>
+        <w:t>MultiPlus</w:t>
+      </w:r>
+      <w:proofErr w:type="spellEnd"/>
+      <w:r>
+        <w:rPr>
+          <w:rFonts w:cs="Arial"/>
+        </w:rPr>
+        <w:t xml:space="preserve"> mit externer Energie versorgt werden kann. Dadurch wird eine ganzjährige Versorgungssicherheit auch bei ungünstigen Wetterbedingungen gewährleistet, während gleichzeitig das Zusammenspiel von Photovoltaik, Batterie und Netz demonstriert wird.</w:t>
+      </w:r>
+    </w:p>
+    <w:p>
+      <w:pPr>
+        <w:spacing w:after="60"/>
         <w:ind w:left="708"/>
         <w:jc w:val="both"/>
         <w:rPr>
@@ -786,24 +1713,12 @@
         <w:rPr>
           <w:rFonts w:cs="Arial"/>
         </w:rPr>
-        <w:t>Parallel dazu erfolgt die theoretische Auslegung eines skalierten Energieversorgungssystems für ein 10 m</w:t>
-      </w:r>
-      <w:r>
-        <w:rPr>
-          <w:rFonts w:cs="Arial"/>
-        </w:rPr>
-        <w:t>²</w:t>
-      </w:r>
-      <w:r>
-        <w:rPr>
-          <w:rFonts w:cs="Arial"/>
-        </w:rPr>
-        <w:t xml:space="preserve"> Gewächshaus mit 48 V-Architektur für den landwirtschaftlichen Einsatz. Die zugehörige Wirtschaftsanalyse vergleicht unterschiedliche Systemarchitekturen (reines Inselsystem, Hybrid-System und reiner Netzbezug) hinsichtlich Investitionskosten, Betriebskosten und Amortisationszeit.</w:t>
-      </w:r>
-    </w:p>
-    <w:p>
-      <w:pPr>
-        <w:spacing w:after="0" w:line="360" w:lineRule="auto"/>
+        <w:t>Parallel dazu erfolgt die Betrachtung der Skalierbarkeit des Konzepts auf größere landwirtschaftliche Anwendungen. Die Arbeit untersucht, welche Komponenten und Systemparameter bei der Übertragung auf größere Gewächshäuser angepasst werden müssen und vergleicht unterschiedliche Systemarchitekturen hinsichtlich ihrer Wirtschaftlichkeit. Die Wirtschaftsanalyse umfasst den Vergleich von Inselsystemen, Hybridsystemen und reinem Netzbezug sowie die Bewertung verschiedener Batterietechnologien über deren Lebensdauer.</w:t>
+      </w:r>
+    </w:p>
+    <w:p>
+      <w:pPr>
+        <w:spacing w:after="60"/>
         <w:ind w:left="708"/>
         <w:jc w:val="both"/>
         <w:rPr>
@@ -821,14 +1736,14 @@
       <w:pPr>
         <w:numPr>
           <w:ilvl w:val="0"/>
-          <w:numId w:val="3"/>
+          <w:numId w:val="13"/>
         </w:numPr>
         <w:tabs>
-          <w:tab w:val="clear" w:pos="1068"/>
-          <w:tab w:val="num" w:pos="720"/>
+          <w:tab w:val="clear" w:pos="720"/>
+          <w:tab w:val="num" w:pos="1428"/>
         </w:tabs>
-        <w:spacing w:after="0" w:line="240" w:lineRule="auto"/>
-        <w:ind w:left="1066" w:hanging="357"/>
+        <w:spacing w:after="60"/>
+        <w:ind w:left="1428"/>
         <w:jc w:val="both"/>
         <w:rPr>
           <w:rFonts w:cs="Arial"/>
@@ -838,33 +1753,21 @@
         <w:rPr>
           <w:rFonts w:cs="Arial"/>
         </w:rPr>
-        <w:t xml:space="preserve">Dimensionierung und Auswahl </w:t>
-      </w:r>
-      <w:r>
-        <w:rPr>
-          <w:rFonts w:cs="Arial"/>
-        </w:rPr>
-        <w:t>der energiebezogenen</w:t>
-      </w:r>
-      <w:r>
-        <w:rPr>
-          <w:rFonts w:cs="Arial"/>
-        </w:rPr>
-        <w:t xml:space="preserve"> Komponenten für Prototyp und 10m² System</w:t>
+        <w:t>Dimensionierung und Auswahl der energiebezogenen Komponenten für den Prototyp</w:t>
       </w:r>
     </w:p>
     <w:p>
       <w:pPr>
         <w:numPr>
           <w:ilvl w:val="0"/>
-          <w:numId w:val="3"/>
+          <w:numId w:val="13"/>
         </w:numPr>
         <w:tabs>
-          <w:tab w:val="clear" w:pos="1068"/>
-          <w:tab w:val="num" w:pos="720"/>
+          <w:tab w:val="clear" w:pos="720"/>
+          <w:tab w:val="num" w:pos="1428"/>
         </w:tabs>
-        <w:spacing w:after="0" w:line="360" w:lineRule="auto"/>
-        <w:ind w:left="1066" w:hanging="357"/>
+        <w:spacing w:after="60"/>
+        <w:ind w:left="1428"/>
         <w:jc w:val="both"/>
         <w:rPr>
           <w:rFonts w:cs="Arial"/>
@@ -874,33 +1777,39 @@
         <w:rPr>
           <w:rFonts w:cs="Arial"/>
         </w:rPr>
-        <w:t xml:space="preserve">Integration </w:t>
-      </w:r>
-      <w:r>
-        <w:rPr>
-          <w:rFonts w:cs="Arial"/>
-        </w:rPr>
-        <w:t xml:space="preserve">und Konfiguration </w:t>
-      </w:r>
-      <w:r>
-        <w:rPr>
-          <w:rFonts w:cs="Arial"/>
-        </w:rPr>
-        <w:t>eines Energie-Monitoringsystems</w:t>
+        <w:t xml:space="preserve">Integration und Konfiguration eines Energie-Monitoringsystems mit </w:t>
+      </w:r>
+      <w:r>
+        <w:rPr>
+          <w:rFonts w:cs="Arial"/>
+        </w:rPr>
+        <w:t>hardwareseitigem</w:t>
+      </w:r>
+      <w:r>
+        <w:rPr>
+          <w:rFonts w:cs="Arial"/>
+        </w:rPr>
+        <w:t xml:space="preserve"> </w:t>
+      </w:r>
+      <w:r>
+        <w:rPr>
+          <w:rFonts w:cs="Arial"/>
+        </w:rPr>
+        <w:t>Lastmanagement</w:t>
       </w:r>
     </w:p>
     <w:p>
       <w:pPr>
         <w:numPr>
           <w:ilvl w:val="0"/>
-          <w:numId w:val="3"/>
+          <w:numId w:val="13"/>
         </w:numPr>
         <w:tabs>
-          <w:tab w:val="clear" w:pos="1068"/>
-          <w:tab w:val="num" w:pos="720"/>
+          <w:tab w:val="clear" w:pos="720"/>
+          <w:tab w:val="num" w:pos="1428"/>
         </w:tabs>
-        <w:spacing w:after="0"/>
-        <w:ind w:left="1066" w:hanging="357"/>
+        <w:spacing w:after="60"/>
+        <w:ind w:left="1428"/>
         <w:jc w:val="both"/>
         <w:rPr>
           <w:rFonts w:cs="Arial"/>
@@ -910,27 +1819,21 @@
         <w:rPr>
           <w:rFonts w:cs="Arial"/>
         </w:rPr>
-        <w:t>Vergleichende Wirtschaftsanalyse</w:t>
-      </w:r>
-      <w:r>
-        <w:rPr>
-          <w:rFonts w:cs="Arial"/>
-        </w:rPr>
-        <w:t xml:space="preserve"> verschiedener Energieversorgungskonzepte</w:t>
+        <w:t>Wirtschaftsanalyse verschiedener Energieversorgungskonzepte</w:t>
       </w:r>
     </w:p>
     <w:p>
       <w:pPr>
         <w:numPr>
           <w:ilvl w:val="0"/>
-          <w:numId w:val="3"/>
+          <w:numId w:val="13"/>
         </w:numPr>
         <w:tabs>
-          <w:tab w:val="clear" w:pos="1068"/>
-          <w:tab w:val="num" w:pos="720"/>
+          <w:tab w:val="clear" w:pos="720"/>
+          <w:tab w:val="num" w:pos="1428"/>
         </w:tabs>
-        <w:spacing w:after="0"/>
-        <w:ind w:left="1066" w:hanging="357"/>
+        <w:spacing w:after="60"/>
+        <w:ind w:left="1428"/>
         <w:jc w:val="both"/>
         <w:rPr>
           <w:rFonts w:cs="Arial"/>
@@ -940,69 +1843,42 @@
         <w:rPr>
           <w:rFonts w:cs="Arial"/>
         </w:rPr>
-        <w:t>Bewertung verschiedener Batterietechnologien über die Lebensdauer</w:t>
-      </w:r>
-    </w:p>
-    <w:p>
-      <w:pPr>
+        <w:t>Bewertung verschiedener Batterietechnologien hinsichtlich Lebensdauer und Wirtschaftlichkeit</w:t>
+      </w:r>
+    </w:p>
+    <w:p>
+      <w:pPr>
+        <w:numPr>
+          <w:ilvl w:val="0"/>
+          <w:numId w:val="13"/>
+        </w:numPr>
+        <w:tabs>
+          <w:tab w:val="clear" w:pos="720"/>
+          <w:tab w:val="num" w:pos="1428"/>
+        </w:tabs>
         <w:spacing w:after="60"/>
-        <w:ind w:left="1066"/>
+        <w:ind w:left="1428"/>
         <w:jc w:val="both"/>
         <w:rPr>
           <w:rFonts w:cs="Arial"/>
         </w:rPr>
       </w:pPr>
-    </w:p>
-    <w:p>
-      <w:pPr>
+      <w:r>
+        <w:rPr>
+          <w:rFonts w:cs="Arial"/>
+        </w:rPr>
+        <w:t>Betrachtung der Skalierbarkeit auf größere Anwendungen</w:t>
+      </w:r>
+    </w:p>
+    <w:p>
+      <w:pPr>
+        <w:spacing w:after="60"/>
         <w:ind w:left="708"/>
         <w:jc w:val="both"/>
         <w:rPr>
           <w:rFonts w:cs="Arial"/>
         </w:rPr>
       </w:pPr>
-      <w:r>
-        <w:rPr>
-          <w:rFonts w:cs="Arial"/>
-        </w:rPr>
-        <w:t xml:space="preserve">Abgrenzung: </w:t>
-      </w:r>
-      <w:r>
-        <w:rPr>
-          <w:rFonts w:cs="Arial"/>
-        </w:rPr>
-        <w:t xml:space="preserve">Die Entwicklung der einzelnen Verbraucher (Sensoren, Bewässerung, Klimasteuerung) </w:t>
-      </w:r>
-      <w:r>
-        <w:rPr>
-          <w:rFonts w:cs="Arial"/>
-        </w:rPr>
-        <w:t>und der Aufbau des Gewächshauses sowie die Entwicklung von Benutzeroberflächen und Anwendungen sind nicht Bestandteil dieser Arbeit. Die</w:t>
-      </w:r>
-      <w:r>
-        <w:rPr>
-          <w:rFonts w:cs="Arial"/>
-        </w:rPr>
-        <w:t xml:space="preserve"> Arbeit </w:t>
-      </w:r>
-      <w:r>
-        <w:rPr>
-          <w:rFonts w:cs="Arial"/>
-        </w:rPr>
-        <w:t>beschränkt</w:t>
-      </w:r>
-      <w:r>
-        <w:rPr>
-          <w:rFonts w:cs="Arial"/>
-        </w:rPr>
-        <w:t xml:space="preserve"> sich </w:t>
-      </w:r>
-      <w:r>
-        <w:rPr>
-          <w:rFonts w:cs="Arial"/>
-        </w:rPr>
-        <w:t>auf die Bereitstellung elektrischer Energie sowie auf die Konfiguration des Energie-Monitorings. Der Cerbo GX erfasst energierelevante Messdaten und stellt diese über eine MQTT-Schnittstelle zur Verfügung. Die Weiterverarbeitung dieser Daten erfolgt außerhalb des Untersuchungsumfangs.</w:t>
-      </w:r>
     </w:p>
     <w:p>
       <w:pPr>
@@ -1012,22 +1888,18 @@
           <w:rFonts w:cs="Arial"/>
         </w:rPr>
       </w:pPr>
-    </w:p>
-    <w:p>
-      <w:pPr>
-        <w:pStyle w:val="berschrift2"/>
-      </w:pPr>
-      <w:bookmarkStart w:id="1" w:name="_Toc220424944"/>
-      <w:r>
-        <w:t>4.1.</w:t>
-      </w:r>
-      <w:r>
-        <w:t>1</w:t>
-      </w:r>
-      <w:r>
-        <w:t xml:space="preserve"> Anforderungen an das Energiesystem</w:t>
-      </w:r>
-      <w:bookmarkEnd w:id="1"/>
+      <w:r>
+        <w:rPr>
+          <w:rFonts w:cs="Arial"/>
+        </w:rPr>
+        <w:t>Ab</w:t>
+      </w:r>
+      <w:r>
+        <w:rPr>
+          <w:rFonts w:cs="Arial"/>
+        </w:rPr>
+        <w:t>grenzung: Die Entwicklung der einzelnen Verbraucher (Sensoren, Bewässerung, Klimasteuerung) und der Aufbau des Gewächshauses sowie die Entwicklung von Benutzeroberflächen und Anwendungen sind nicht Bestandteil dieser Arbeit. Die Arbeit beschränkt sich auf die Bereitstellung elektrischer Energie sowie auf die Konfiguration des Energie-Monitorings. Der Cerbo GX erfasst energierelevante Messdaten und stellt diese über eine MQTT-Schnittstelle zur Verfügung. Die Weiterverarbeitung dieser Daten zur softwareseitigen Laststeuerung liegt außerhalb des Untersuchungsumfangs. Der Prototyp dient in erster Linie der Erprobung des Energie-Management-Konzepts und ist nicht auf vollständige energetische Autarkie aller angeschlossenen Verbraucher im Dauerbetrieb ausgelegt.</w:t>
+      </w:r>
     </w:p>
     <w:p>
       <w:pPr>
@@ -1037,12 +1909,6 @@
           <w:rFonts w:cs="Arial"/>
         </w:rPr>
       </w:pPr>
-      <w:r>
-        <w:rPr>
-          <w:rFonts w:cs="Arial"/>
-        </w:rPr>
-        <w:t>Das Energiesystem muss mehrere Anforderungen erfüllen:</w:t>
-      </w:r>
     </w:p>
     <w:p>
       <w:pPr>
@@ -1052,54 +1918,23 @@
           <w:rFonts w:cs="Arial"/>
         </w:rPr>
       </w:pPr>
-      <w:r>
-        <w:rPr>
-          <w:rFonts w:cs="Arial"/>
-        </w:rPr>
-        <w:t xml:space="preserve">Versorgungssicherheit: Das System muss </w:t>
-      </w:r>
-      <w:r>
-        <w:rPr>
-          <w:rFonts w:cs="Arial"/>
-        </w:rPr>
-        <w:t>ganzjährig zuverlässig arbeiten</w:t>
-      </w:r>
-      <w:r>
-        <w:rPr>
-          <w:rFonts w:cs="Arial"/>
-        </w:rPr>
-        <w:t>, auch bei schlechte</w:t>
-      </w:r>
-      <w:r>
-        <w:rPr>
-          <w:rFonts w:cs="Arial"/>
-        </w:rPr>
-        <w:t>n</w:t>
-      </w:r>
-      <w:r>
-        <w:rPr>
-          <w:rFonts w:cs="Arial"/>
-        </w:rPr>
-        <w:t xml:space="preserve"> </w:t>
-      </w:r>
-      <w:r>
-        <w:rPr>
-          <w:rFonts w:cs="Arial"/>
-        </w:rPr>
-        <w:t>Wetterbedingungen</w:t>
-      </w:r>
-      <w:r>
-        <w:rPr>
-          <w:rFonts w:cs="Arial"/>
-        </w:rPr>
-        <w:t xml:space="preserve"> im Winter. Ein Ausfall </w:t>
-      </w:r>
-      <w:r>
-        <w:rPr>
-          <w:rFonts w:cs="Arial"/>
-        </w:rPr>
-        <w:t>kann zu Datenverlust, eingeschränkter Systemfunktionalität und im Extremfall zu Schäden an den Pflanzen führen.</w:t>
-      </w:r>
+    </w:p>
+    <w:p>
+      <w:pPr>
+        <w:pStyle w:val="berschrift2"/>
+      </w:pPr>
+      <w:bookmarkStart w:id="1" w:name="_Toc222153228"/>
+      <w:r>
+        <w:lastRenderedPageBreak/>
+        <w:t>4.1.</w:t>
+      </w:r>
+      <w:r>
+        <w:t>1</w:t>
+      </w:r>
+      <w:r>
+        <w:t xml:space="preserve"> Anforderungen an das Energiesystem</w:t>
+      </w:r>
+      <w:bookmarkEnd w:id="1"/>
     </w:p>
     <w:p>
       <w:pPr>
@@ -1113,81 +1948,13 @@
         <w:rPr>
           <w:rFonts w:cs="Arial"/>
         </w:rPr>
-        <w:t xml:space="preserve">Skalierbarkeit: Die Lösung muss </w:t>
-      </w:r>
-      <w:proofErr w:type="gramStart"/>
-      <w:r>
-        <w:rPr>
-          <w:rFonts w:cs="Arial"/>
-        </w:rPr>
-        <w:t>vom Prototypen</w:t>
-      </w:r>
-      <w:proofErr w:type="gramEnd"/>
-      <w:r>
-        <w:rPr>
-          <w:rFonts w:cs="Arial"/>
-        </w:rPr>
-        <w:t xml:space="preserve"> (0,7</w:t>
-      </w:r>
-      <w:r>
-        <w:rPr>
-          <w:rFonts w:cs="Arial"/>
-        </w:rPr>
-        <w:t> </w:t>
-      </w:r>
-      <w:r>
-        <w:rPr>
-          <w:rFonts w:cs="Arial"/>
-        </w:rPr>
-        <w:t>m²) auf größere Anwendungen (10</w:t>
-      </w:r>
-      <w:r>
-        <w:rPr>
-          <w:rFonts w:cs="Arial"/>
-        </w:rPr>
-        <w:t> </w:t>
-      </w:r>
-      <w:r>
-        <w:rPr>
-          <w:rFonts w:cs="Arial"/>
-        </w:rPr>
-        <w:t>m²</w:t>
-      </w:r>
-      <w:r>
-        <w:rPr>
-          <w:rFonts w:cs="Arial"/>
-        </w:rPr>
-        <w:t xml:space="preserve"> und darüber hinaus</w:t>
-      </w:r>
-      <w:r>
-        <w:rPr>
-          <w:rFonts w:cs="Arial"/>
-        </w:rPr>
-        <w:t xml:space="preserve">) übertragbar sein. Dabei </w:t>
-      </w:r>
-      <w:r>
-        <w:rPr>
-          <w:rFonts w:cs="Arial"/>
-        </w:rPr>
-        <w:t>sind</w:t>
-      </w:r>
-      <w:r>
-        <w:rPr>
-          <w:rFonts w:cs="Arial"/>
-        </w:rPr>
-        <w:t xml:space="preserve"> sowohl technische Aspekte (Systemspannung 12V vs. 48V) als auch wirtschaftliche </w:t>
-      </w:r>
-      <w:r>
-        <w:rPr>
-          <w:rFonts w:cs="Arial"/>
-        </w:rPr>
-        <w:t>zu berücksichtigen</w:t>
-      </w:r>
-      <w:r>
-        <w:rPr>
-          <w:rFonts w:cs="Arial"/>
-        </w:rPr>
-        <w:t>.</w:t>
+        <w:t>D</w:t>
+      </w:r>
+      <w:r>
+        <w:rPr>
+          <w:rFonts w:cs="Arial"/>
+        </w:rPr>
+        <w:t>as Energiesystem muss mehrere zentrale Anforderungen erfüllen, die sich aus dem Einsatzzweck und den Betriebsbedingungen ergeben.</w:t>
       </w:r>
     </w:p>
     <w:p>
@@ -1202,49 +1969,7 @@
         <w:rPr>
           <w:rFonts w:cs="Arial"/>
         </w:rPr>
-        <w:t>Intelligente Lastverteilung: Bei niedrigem Batteriestand</w:t>
-      </w:r>
-      <w:r>
-        <w:rPr>
-          <w:rFonts w:cs="Arial"/>
-        </w:rPr>
-        <w:t xml:space="preserve"> werden nicht priorisierte </w:t>
-      </w:r>
-      <w:r>
-        <w:rPr>
-          <w:rFonts w:cs="Arial"/>
-        </w:rPr>
-        <w:t xml:space="preserve">Verbraucher automatisch </w:t>
-      </w:r>
-      <w:r>
-        <w:rPr>
-          <w:rFonts w:cs="Arial"/>
-        </w:rPr>
-        <w:t>reduziert oder abgeschaltet</w:t>
-      </w:r>
-      <w:r>
-        <w:rPr>
-          <w:rFonts w:cs="Arial"/>
-        </w:rPr>
-        <w:t xml:space="preserve">, während kritische </w:t>
-      </w:r>
-      <w:r>
-        <w:rPr>
-          <w:rFonts w:cs="Arial"/>
-        </w:rPr>
-        <w:t>Systemfunktionen weiterhin versorgt werden, um Tiefentladung zu verhindern und die Laufzeit wichtiger Systeme zu verlängern</w:t>
-      </w:r>
-      <w:r>
-        <w:rPr>
-          <w:rFonts w:cs="Arial"/>
-        </w:rPr>
-        <w:t xml:space="preserve">. </w:t>
-      </w:r>
-      <w:r>
-        <w:rPr>
-          <w:rFonts w:cs="Arial"/>
-        </w:rPr>
-        <w:t>Diese Steuerung erfolgt hardwareseitig.</w:t>
+        <w:t>Versorgungssicherheit: Das System muss ganzjährig zuverlässig arbeiten, auch bei schlechten Wetterbedingungen im Winter. Ein Ausfall kann zu Datenverlust, eingeschränkter Systemfunktionalität und im Extremfall zu Schäden an den Pflanzen führen. Die Versorgungssicherheit wird durch die hybride Systemarchitektur mit Netzanschluss als Backup gewährleistet.</w:t>
       </w:r>
     </w:p>
     <w:p>
@@ -1259,20 +1984,7 @@
         <w:rPr>
           <w:rFonts w:cs="Arial"/>
         </w:rPr>
-        <w:lastRenderedPageBreak/>
-        <w:t xml:space="preserve">Monitoring und Fernüberwachung: Der Zustand des Energiesystems (Batterieladung, PV-Leistung, Verbrauch) muss jederzeit </w:t>
-      </w:r>
-      <w:r>
-        <w:rPr>
-          <w:rFonts w:cs="Arial"/>
-        </w:rPr>
-        <w:t>erfasst</w:t>
-      </w:r>
-      <w:r>
-        <w:rPr>
-          <w:rFonts w:cs="Arial"/>
-        </w:rPr>
-        <w:t xml:space="preserve"> werden können. Historische Daten ermöglichen die Analyse und Optimierung des Systems.</w:t>
+        <w:t>Skalierbarkeit: Die Lösung muss vom Prototyp auf größere Anwendungen übertragbar sein. Dabei sind sowohl technische Aspekte wie Systemspannung und Komponenten als auch wirtschaftliche Faktoren zu berücksichtigen.</w:t>
       </w:r>
     </w:p>
     <w:p>
@@ -1287,37 +1999,42 @@
         <w:rPr>
           <w:rFonts w:cs="Arial"/>
         </w:rPr>
-        <w:t xml:space="preserve">Wirtschaftlichkeit: Die Systemarchitektur muss wirtschaftlich vertretbar sein. Dabei spielen Investitionskosten, Betriebskosten, Amortisationszeit und bei Hybrid-Systemen auch Einspeisevergütungen eine Rolle. Ein überdimensioniertes System ist technisch </w:t>
-      </w:r>
-      <w:r>
-        <w:rPr>
-          <w:rFonts w:cs="Arial"/>
-        </w:rPr>
-        <w:t>sicher</w:t>
-      </w:r>
-      <w:r>
-        <w:rPr>
-          <w:rFonts w:cs="Arial"/>
-        </w:rPr>
-        <w:t>, aber unwirtschaftlich</w:t>
-      </w:r>
-      <w:r>
-        <w:rPr>
-          <w:rFonts w:cs="Arial"/>
-        </w:rPr>
-        <w:t>.</w:t>
-      </w:r>
-    </w:p>
-    <w:p/>
-    <w:p>
-      <w:pPr>
-        <w:pStyle w:val="berschrift1"/>
-      </w:pPr>
-      <w:bookmarkStart w:id="2" w:name="_Toc220424945"/>
-      <w:r>
-        <w:t>4.2 Grundlagen photovoltaischer Energieversorgung</w:t>
-      </w:r>
-      <w:bookmarkEnd w:id="2"/>
+        <w:t>H</w:t>
+      </w:r>
+      <w:r>
+        <w:rPr>
+          <w:rFonts w:cs="Arial"/>
+        </w:rPr>
+        <w:t xml:space="preserve">ardwareseitiges Lastmanagement: Der </w:t>
+      </w:r>
+      <w:proofErr w:type="spellStart"/>
+      <w:r>
+        <w:rPr>
+          <w:rFonts w:cs="Arial"/>
+        </w:rPr>
+        <w:t>Victron</w:t>
+      </w:r>
+      <w:proofErr w:type="spellEnd"/>
+      <w:r>
+        <w:rPr>
+          <w:rFonts w:cs="Arial"/>
+        </w:rPr>
+        <w:t xml:space="preserve"> </w:t>
+      </w:r>
+      <w:proofErr w:type="spellStart"/>
+      <w:r>
+        <w:rPr>
+          <w:rFonts w:cs="Arial"/>
+        </w:rPr>
+        <w:t>MultiPlus</w:t>
+      </w:r>
+      <w:proofErr w:type="spellEnd"/>
+      <w:r>
+        <w:rPr>
+          <w:rFonts w:cs="Arial"/>
+        </w:rPr>
+        <w:t xml:space="preserve"> verfügt über ein integriertes Lastmanagement, das bei niedrigem Batteriestand nicht priorisierte Verbraucher automatisch abschaltet, während kritische Systemfunktionen weiterhin versorgt werden. Dies verhindert Tiefentladung und verlängert die Laufzeit wichtiger Systeme. Die Konfiguration der Abschaltschwellen erfolgt im Rahmen dieser Arbeit.</w:t>
+      </w:r>
     </w:p>
     <w:p>
       <w:pPr>
@@ -1331,6 +2048,48 @@
         <w:rPr>
           <w:rFonts w:cs="Arial"/>
         </w:rPr>
+        <w:t>Monitoring und Fernüberwachung: Der Zustand des Energiesystems (Batterieladung, PV-Leistung, Verbrauch) muss jederzeit erfasst werden können. Historische Daten ermöglichen die Analyse und Optimierung des Systems.</w:t>
+      </w:r>
+    </w:p>
+    <w:p>
+      <w:pPr>
+        <w:ind w:left="708"/>
+        <w:jc w:val="both"/>
+        <w:rPr>
+          <w:rFonts w:cs="Arial"/>
+        </w:rPr>
+      </w:pPr>
+      <w:r>
+        <w:rPr>
+          <w:rFonts w:cs="Arial"/>
+        </w:rPr>
+        <w:t>Wirtschaftlichkeit: Die Systemarchitektur muss wirtschaftlich vertretbar sein. Dabei spielen Investitionskosten, Betriebskosten, Amortisationszeit und bei Hybridsystemen auch Einspeisevergütungen eine Rolle. Ein überdimensioniertes System ist technisch sicher, aber unwirtschaftlich.</w:t>
+      </w:r>
+    </w:p>
+    <w:p/>
+    <w:p/>
+    <w:p>
+      <w:pPr>
+        <w:pStyle w:val="berschrift1"/>
+      </w:pPr>
+      <w:bookmarkStart w:id="2" w:name="_Toc222153229"/>
+      <w:r>
+        <w:t>4.2 Grundlagen photovoltaischer Energieversorgung</w:t>
+      </w:r>
+      <w:bookmarkEnd w:id="2"/>
+    </w:p>
+    <w:p>
+      <w:pPr>
+        <w:ind w:left="708"/>
+        <w:jc w:val="both"/>
+        <w:rPr>
+          <w:rFonts w:cs="Arial"/>
+        </w:rPr>
+      </w:pPr>
+      <w:r>
+        <w:rPr>
+          <w:rFonts w:cs="Arial"/>
+        </w:rPr>
         <w:t>In diesem Kapitel werden die Grundlagen der photovoltaischen Energieversorgung erläutert. Der Fokus liegt dabei auf dem Betriebsverhalten von PV-Modulen sowie auf äußeren Einflüssen wie Wetter und Jahreszeit.</w:t>
       </w:r>
     </w:p>
@@ -1338,8 +2097,9 @@
       <w:pPr>
         <w:pStyle w:val="berschrift2"/>
       </w:pPr>
-      <w:bookmarkStart w:id="3" w:name="_Toc220424946"/>
-      <w:r>
+      <w:bookmarkStart w:id="3" w:name="_Toc222153230"/>
+      <w:r>
+        <w:lastRenderedPageBreak/>
         <w:t>4.2.</w:t>
       </w:r>
       <w:r>
@@ -1789,7 +2549,6 @@
         <w:rPr>
           <w:rFonts w:cs="Arial"/>
         </w:rPr>
-        <w:lastRenderedPageBreak/>
         <w:t>Die Leistung einer Solarzelle ist nicht konstant, sondern hängt von der Spannung ab, bei der sie betrieben wird. Diese Abhängigkeit wird in der I-U-Kennlinie (Strom-Spannungs-Kennlinie) dargestellt (siehe Abbildung 1). Zusätzlich kann aus der I-U-Kennlinie die zugehörige Leistungskennlinie (P-U-Kennlinie) abgeleitet werden, indem das Produkt aus Strom und Spannung gebildet wir</w:t>
       </w:r>
       <w:r>
@@ -1922,7 +2681,14 @@
         <w:rPr>
           <w:rFonts w:cs="Arial"/>
         </w:rPr>
-        <w:t>Hier kommt das Maximum Power Point Tracking (MPPT) zum Einsatz. Ein MPPT-Regler überwacht kontinuierlich die aktuelle Modulspannung und den Modulstrom und passt seinen Eingangswiderstand dynamisch an. Dies geschieht typischerweise durch Variation des Tastverhältnisses eines integrierten DC-DC-Wandlers, sodass der Betriebspunkt des PV-Moduls stets in der Nähe des MPP gehalten wird. Praktisch bedeutet dies, dass der MPPT-Regler fortlaufend den Punkt maximaler Leistung ermittelt und seine Schaltregler-Elektronik entsprechend nachführt</w:t>
+        <w:t xml:space="preserve">Hier kommt das Maximum Power Point Tracking (MPPT) zum Einsatz. Ein MPPT-Regler überwacht kontinuierlich die aktuelle Modulspannung und den Modulstrom und passt seinen Eingangswiderstand dynamisch an. Dies geschieht typischerweise durch Variation des Tastverhältnisses eines integrierten DC-DC-Wandlers, sodass der Betriebspunkt des PV-Moduls stets in der Nähe des MPP gehalten wird. Praktisch bedeutet dies, dass der </w:t>
+      </w:r>
+      <w:r>
+        <w:rPr>
+          <w:rFonts w:cs="Arial"/>
+        </w:rPr>
+        <w:lastRenderedPageBreak/>
+        <w:t>MPPT-Regler fortlaufend den Punkt maximaler Leistung ermittelt und seine Schaltregler-Elektronik entsprechend nachführt</w:t>
       </w:r>
       <w:r>
         <w:rPr>
@@ -2074,6 +2840,7 @@
           <w:rFonts w:cs="Arial"/>
         </w:rPr>
       </w:pPr>
+      <w:bookmarkStart w:id="6" w:name="_Toc222153231"/>
       <w:r>
         <w:rPr>
           <w:rFonts w:eastAsia="Times New Roman"/>
@@ -2081,6 +2848,7 @@
         </w:rPr>
         <w:t>4.2.2 Einfluss von Wetter und Jahreszeit</w:t>
       </w:r>
+      <w:bookmarkEnd w:id="6"/>
     </w:p>
     <w:p>
       <w:pPr>
@@ -2363,7 +3131,7 @@
         <w:rPr>
           <w:rFonts w:cs="Arial"/>
         </w:rPr>
-        <w:instrText xml:space="preserve"> ADDIN ZOTERO_ITEM CSL_CITATION {"citationID":"MHGbSHi1","properties":{"formattedCitation":"[5], [6]","plainCitation":"[5], [6]","noteIndex":0},"citationItems":[{"id":22,"uris":["http://zotero.org/groups/6046789/items/JC2D7YWG"],"itemData":{"id":22,"type":"document","title":"enjoysolar_Monokristallines_Solarmodul_DATENBLATT_1100180_DE.pdf","URL":"https://solarv.de/Datenblatt/2023/12/SOLAR/enjoysolar_Monokristallines_Solarmodul_DATENBLATT_1100180_DE.pdf","accessed":{"date-parts":[["2026",2,6]]}},"label":"page"},{"id":24,"uris":["http://zotero.org/groups/6046789/items/DEHM8TFE"],"itemData":{"id":24,"type":"webpage","abstract":"Produziert eine Photovoltaikanlage auch im Winter genügend Strom für einen Haushalt? ✓ Infos, wie sich die Leistung in den Sommer- und Wintermonaten unterscheidet ✓ Praktische Tipps zur Steigerung der Leistung ✓ Den Ertrag einer PV-Anlage im Winter anhand des eigenen Standorts berechnen!","container-title":"Solarenergie: Informationen zu Photovoltaik und mehr","language":"de","title":"Welchen Ertrag liefert eine Photovoltaikanlage im Winter?","URL":"https://www.solarenergie.de/photovoltaikanlage/finanzielles/lohnt-sich-photovoltaik/photovoltaik-im-winter","accessed":{"date-parts":[["2026",2,6]]}},"label":"page"}],"schema":"https://github.com/citation-style-language/schema/raw/master/csl-citation.json"} </w:instrText>
+        <w:instrText xml:space="preserve"> ADDIN ZOTERO_ITEM CSL_CITATION {"citationID":"MHGbSHi1","properties":{"formattedCitation":"[5], [6]","plainCitation":"[5], [6]","dontUpdate":true,"noteIndex":0},"citationItems":[{"id":22,"uris":["http://zotero.org/groups/6046789/items/JC2D7YWG"],"itemData":{"id":22,"type":"document","title":"enjoysolar_Monokristallines_Solarmodul_DATENBLATT_1100180_DE.pdf","URL":"https://solarv.de/Datenblatt/2023/12/SOLAR/enjoysolar_Monokristallines_Solarmodul_DATENBLATT_1100180_DE.pdf","accessed":{"date-parts":[["2026",2,6]]}},"label":"page"},{"id":24,"uris":["http://zotero.org/groups/6046789/items/DEHM8TFE"],"itemData":{"id":24,"type":"webpage","abstract":"Produziert eine Photovoltaikanlage auch im Winter genügend Strom für einen Haushalt? ✓ Infos, wie sich die Leistung in den Sommer- und Wintermonaten unterscheidet ✓ Praktische Tipps zur Steigerung der Leistung ✓ Den Ertrag einer PV-Anlage im Winter anhand des eigenen Standorts berechnen!","container-title":"Solarenergie: Informationen zu Photovoltaik und mehr","language":"de","title":"Welchen Ertrag liefert eine Photovoltaikanlage im Winter?","URL":"https://www.solarenergie.de/photovoltaikanlage/finanzielles/lohnt-sich-photovoltaik/photovoltaik-im-winter","accessed":{"date-parts":[["2026",2,6]]}},"label":"page"}],"schema":"https://github.com/citation-style-language/schema/raw/master/csl-citation.json"} </w:instrText>
       </w:r>
       <w:r>
         <w:rPr>
@@ -2572,7 +3340,7 @@
         <w:rPr>
           <w:rFonts w:cs="Arial"/>
         </w:rPr>
-        <w:instrText xml:space="preserve"> ADDIN ZOTERO_ITEM CSL_CITATION {"citationID":"dpX1JxgX","properties":{"formattedCitation":"[5], [6]","plainCitation":"[5], [6]","noteIndex":0},"citationItems":[{"id":22,"uris":["http://zotero.org/groups/6046789/items/JC2D7YWG"],"itemData":{"id":22,"type":"document","title":"enjoysolar_Monokristallines_Solarmodul_DATENBLATT_1100180_DE.pdf","URL":"https://solarv.de/Datenblatt/2023/12/SOLAR/enjoysolar_Monokristallines_Solarmodul_DATENBLATT_1100180_DE.pdf","accessed":{"date-parts":[["2026",2,6]]}},"label":"page"},{"id":24,"uris":["http://zotero.org/groups/6046789/items/DEHM8TFE"],"itemData":{"id":24,"type":"webpage","abstract":"Produziert eine Photovoltaikanlage auch im Winter genügend Strom für einen Haushalt? ✓ Infos, wie sich die Leistung in den Sommer- und Wintermonaten unterscheidet ✓ Praktische Tipps zur Steigerung der Leistung ✓ Den Ertrag einer PV-Anlage im Winter anhand des eigenen Standorts berechnen!","container-title":"Solarenergie: Informationen zu Photovoltaik und mehr","language":"de","title":"Welchen Ertrag liefert eine Photovoltaikanlage im Winter?","URL":"https://www.solarenergie.de/photovoltaikanlage/finanzielles/lohnt-sich-photovoltaik/photovoltaik-im-winter","accessed":{"date-parts":[["2026",2,6]]}},"label":"page"}],"schema":"https://github.com/citation-style-language/schema/raw/master/csl-citation.json"} </w:instrText>
+        <w:instrText xml:space="preserve"> ADDIN ZOTERO_ITEM CSL_CITATION {"citationID":"dpX1JxgX","properties":{"formattedCitation":"[5], [6]","plainCitation":"[5], [6]","dontUpdate":true,"noteIndex":0},"citationItems":[{"id":22,"uris":["http://zotero.org/groups/6046789/items/JC2D7YWG"],"itemData":{"id":22,"type":"document","title":"enjoysolar_Monokristallines_Solarmodul_DATENBLATT_1100180_DE.pdf","URL":"https://solarv.de/Datenblatt/2023/12/SOLAR/enjoysolar_Monokristallines_Solarmodul_DATENBLATT_1100180_DE.pdf","accessed":{"date-parts":[["2026",2,6]]}},"label":"page"},{"id":24,"uris":["http://zotero.org/groups/6046789/items/DEHM8TFE"],"itemData":{"id":24,"type":"webpage","abstract":"Produziert eine Photovoltaikanlage auch im Winter genügend Strom für einen Haushalt? ✓ Infos, wie sich die Leistung in den Sommer- und Wintermonaten unterscheidet ✓ Praktische Tipps zur Steigerung der Leistung ✓ Den Ertrag einer PV-Anlage im Winter anhand des eigenen Standorts berechnen!","container-title":"Solarenergie: Informationen zu Photovoltaik und mehr","language":"de","title":"Welchen Ertrag liefert eine Photovoltaikanlage im Winter?","URL":"https://www.solarenergie.de/photovoltaikanlage/finanzielles/lohnt-sich-photovoltaik/photovoltaik-im-winter","accessed":{"date-parts":[["2026",2,6]]}},"label":"page"}],"schema":"https://github.com/citation-style-language/schema/raw/master/csl-citation.json"} </w:instrText>
       </w:r>
       <w:r>
         <w:rPr>
@@ -2611,7 +3379,6 @@
         <w:rPr>
           <w:rFonts w:cs="Arial"/>
         </w:rPr>
-        <w:lastRenderedPageBreak/>
         <w:t>Für die Auslegung einer Photovoltaikanlage ist daher insbesondere der Winter-Worst-Case entscheidend. Die Planung muss kurze Tage, geringe Einstrahlung und mehrere bewölkte Tage berücksichtigen, um eine zuverlässige Energieversorgung sicherzustellen</w:t>
       </w:r>
       <w:r>
@@ -2641,12 +3408,71 @@
     </w:p>
     <w:p>
       <w:pPr>
+        <w:pStyle w:val="berschrift1"/>
+      </w:pPr>
+      <w:bookmarkStart w:id="7" w:name="_Toc222153232"/>
+      <w:r>
+        <w:t>4.3 Systemauslegung und Dimensionierung</w:t>
+      </w:r>
+      <w:bookmarkEnd w:id="7"/>
+    </w:p>
+    <w:p>
+      <w:pPr>
         <w:ind w:left="708"/>
         <w:jc w:val="both"/>
         <w:rPr>
           <w:rFonts w:cs="Arial"/>
         </w:rPr>
       </w:pPr>
+      <w:r>
+        <w:rPr>
+          <w:rFonts w:cs="Arial"/>
+        </w:rPr>
+        <w:t xml:space="preserve">Die </w:t>
+      </w:r>
+      <w:r>
+        <w:rPr>
+          <w:rFonts w:cs="Arial"/>
+        </w:rPr>
+        <w:t xml:space="preserve">Systemauslegung und Dimensionierung erfolgt auf Basis des ermittelten Energiebedarfs, der verfügbaren Solarleistung sowie der Batteriekapazität. Der Prototyp dient in erster Linie der Demonstration des Energie-Management-Konzepts und ist als Hybridsystem ausgelegt, </w:t>
+      </w:r>
+      <w:r>
+        <w:rPr>
+          <w:rFonts w:cs="Arial"/>
+        </w:rPr>
+        <w:t>dass</w:t>
+      </w:r>
+      <w:r>
+        <w:rPr>
+          <w:rFonts w:cs="Arial"/>
+        </w:rPr>
+        <w:t xml:space="preserve"> bei Bedarf über den integrierten Netzanschluss des </w:t>
+      </w:r>
+      <w:proofErr w:type="spellStart"/>
+      <w:r>
+        <w:rPr>
+          <w:rFonts w:cs="Arial"/>
+        </w:rPr>
+        <w:t>MultiPlus</w:t>
+      </w:r>
+      <w:proofErr w:type="spellEnd"/>
+      <w:r>
+        <w:rPr>
+          <w:rFonts w:cs="Arial"/>
+        </w:rPr>
+        <w:t xml:space="preserve"> mit externer Energie versorgt werden kann.</w:t>
+      </w:r>
+    </w:p>
+    <w:p>
+      <w:pPr>
+        <w:pStyle w:val="berschrift2"/>
+      </w:pPr>
+      <w:bookmarkStart w:id="8" w:name="_Toc222153233"/>
+      <w:r>
+        <w:lastRenderedPageBreak/>
+        <w:t>4.3.1 Ermittlung des Energiebedarfs</w:t>
+      </w:r>
+      <w:bookmarkEnd w:id="8"/>
     </w:p>
     <w:p>
       <w:pPr>
@@ -2656,15 +3482,391 @@
           <w:rFonts w:cs="Arial"/>
         </w:rPr>
       </w:pPr>
-    </w:p>
-    <w:p>
-      <w:pPr>
+      <w:r>
+        <w:rPr>
+          <w:rFonts w:cs="Arial"/>
+        </w:rPr>
+        <w:t xml:space="preserve">Die </w:t>
+      </w:r>
+      <w:r>
+        <w:rPr>
+          <w:rFonts w:cs="Arial"/>
+        </w:rPr>
+        <w:t>Dimensionierung des Energiesystems basiert auf der Erfassung aller angeschlossenen Verbraucher und deren Leistungsaufnahme. Da der Prototyp als Demonstrationssystem konzipiert ist, werden nicht alle Verbraucher dauerhaft betrieben. Stattdessen erfolgt eine Unterscheidung zwischen kontinuierlich aktiven Komponenten und variablen Verbrauchern, die nur zeitweise in Betrieb sind.</w:t>
+      </w:r>
+    </w:p>
+    <w:p>
+      <w:pPr>
+        <w:spacing w:after="120"/>
         <w:ind w:left="708"/>
         <w:jc w:val="both"/>
         <w:rPr>
           <w:rFonts w:cs="Arial"/>
         </w:rPr>
       </w:pPr>
+      <w:r>
+        <w:rPr>
+          <w:rFonts w:cs="Arial"/>
+        </w:rPr>
+        <w:t>K</w:t>
+      </w:r>
+      <w:r>
+        <w:rPr>
+          <w:rFonts w:cs="Arial"/>
+        </w:rPr>
+        <w:t>ontinuierlich aktive Komponenten:</w:t>
+      </w:r>
+    </w:p>
+    <w:p>
+      <w:pPr>
+        <w:numPr>
+          <w:ilvl w:val="0"/>
+          <w:numId w:val="6"/>
+        </w:numPr>
+        <w:tabs>
+          <w:tab w:val="clear" w:pos="1068"/>
+          <w:tab w:val="num" w:pos="720"/>
+        </w:tabs>
+        <w:spacing w:after="60"/>
+        <w:jc w:val="both"/>
+        <w:rPr>
+          <w:rFonts w:cs="Arial"/>
+        </w:rPr>
+      </w:pPr>
+      <w:proofErr w:type="spellStart"/>
+      <w:r>
+        <w:rPr>
+          <w:rFonts w:cs="Arial"/>
+        </w:rPr>
+        <w:t>Victron</w:t>
+      </w:r>
+      <w:proofErr w:type="spellEnd"/>
+      <w:r>
+        <w:rPr>
+          <w:rFonts w:cs="Arial"/>
+        </w:rPr>
+        <w:t xml:space="preserve"> Cerbo GX: 3–5</w:t>
+      </w:r>
+      <w:r>
+        <w:rPr>
+          <w:rFonts w:cs="Arial"/>
+        </w:rPr>
+        <w:t> </w:t>
+      </w:r>
+      <w:r>
+        <w:rPr>
+          <w:rFonts w:cs="Arial"/>
+        </w:rPr>
+        <w:t xml:space="preserve">W </w:t>
+      </w:r>
+      <w:r>
+        <w:rPr>
+          <w:rFonts w:cs="Arial"/>
+        </w:rPr>
+        <w:fldChar w:fldCharType="begin"/>
+      </w:r>
+      <w:r>
+        <w:rPr>
+          <w:rFonts w:cs="Arial"/>
+        </w:rPr>
+        <w:instrText xml:space="preserve"> ADDIN ZOTERO_ITEM CSL_CITATION {"citationID":"p7K7m0Z4","properties":{"formattedCitation":"[7]","plainCitation":"[7]","noteIndex":0},"citationItems":[{"id":35,"uris":["http://zotero.org/groups/6046789/items/HW6FM4TS"],"itemData":{"id":35,"type":"document","title":"Datasheet-Cerbo-GX-GX-Touch-DE.pdf","URL":"https://www.victronenergy.de/upload/documents/Datasheet-Cerbo-GX-GX-Touch-DE.pdf","accessed":{"date-parts":[["2026",2,16]]}}}],"schema":"https://github.com/citation-style-language/schema/raw/master/csl-citation.json"} </w:instrText>
+      </w:r>
+      <w:r>
+        <w:rPr>
+          <w:rFonts w:cs="Arial"/>
+        </w:rPr>
+        <w:fldChar w:fldCharType="separate"/>
+      </w:r>
+      <w:r>
+        <w:rPr>
+          <w:rFonts w:ascii="Aptos" w:hAnsi="Aptos"/>
+        </w:rPr>
+        <w:t>[7]</w:t>
+      </w:r>
+      <w:r>
+        <w:rPr>
+          <w:rFonts w:cs="Arial"/>
+        </w:rPr>
+        <w:fldChar w:fldCharType="end"/>
+      </w:r>
+    </w:p>
+    <w:p>
+      <w:pPr>
+        <w:numPr>
+          <w:ilvl w:val="0"/>
+          <w:numId w:val="6"/>
+        </w:numPr>
+        <w:tabs>
+          <w:tab w:val="clear" w:pos="1068"/>
+          <w:tab w:val="num" w:pos="720"/>
+        </w:tabs>
+        <w:spacing w:after="60"/>
+        <w:jc w:val="both"/>
+        <w:rPr>
+          <w:rFonts w:cs="Arial"/>
+          <w:lang w:val="en-GB"/>
+        </w:rPr>
+      </w:pPr>
+      <w:r>
+        <w:rPr>
+          <w:rFonts w:cs="Arial"/>
+          <w:lang w:val="en-GB"/>
+        </w:rPr>
+        <w:t>GX Touch 50 Display: 2</w:t>
+      </w:r>
+      <w:r>
+        <w:rPr>
+          <w:rFonts w:cs="Arial"/>
+          <w:lang w:val="en-GB"/>
+        </w:rPr>
+        <w:t> </w:t>
+      </w:r>
+      <w:r>
+        <w:rPr>
+          <w:rFonts w:cs="Arial"/>
+          <w:lang w:val="en-GB"/>
+        </w:rPr>
+        <w:t xml:space="preserve">W </w:t>
+      </w:r>
+      <w:r>
+        <w:rPr>
+          <w:rFonts w:cs="Arial"/>
+        </w:rPr>
+        <w:fldChar w:fldCharType="begin"/>
+      </w:r>
+      <w:r>
+        <w:rPr>
+          <w:rFonts w:cs="Arial"/>
+          <w:lang w:val="en-GB"/>
+        </w:rPr>
+        <w:instrText xml:space="preserve"> ADDIN ZOTERO_ITEM CSL_CITATION {"citationID":"NfUlroJJ","properties":{"formattedCitation":"[7]","plainCitation":"[7]","noteIndex":0},"citationItems":[{"id":35,"uris":["http://zotero.org/groups/6046789/items/HW6FM4TS"],"itemData":{"id":35,"type":"document","title":"Datasheet-Cerbo-GX-GX-Touch-DE.pdf","URL":"https://www.victronenergy.de/upload/documents/Datasheet-Cerbo-GX-GX-Touch-DE.pdf","accessed":{"date-parts":[["2026",2,16]]}}}],"schema":"https://github.com/citation-style-language/schema/raw/master/csl-citation.json"} </w:instrText>
+      </w:r>
+      <w:r>
+        <w:rPr>
+          <w:rFonts w:cs="Arial"/>
+        </w:rPr>
+        <w:fldChar w:fldCharType="separate"/>
+      </w:r>
+      <w:r>
+        <w:rPr>
+          <w:rFonts w:ascii="Aptos" w:hAnsi="Aptos"/>
+          <w:lang w:val="en-GB"/>
+        </w:rPr>
+        <w:t>[7]</w:t>
+      </w:r>
+      <w:r>
+        <w:rPr>
+          <w:rFonts w:cs="Arial"/>
+        </w:rPr>
+        <w:fldChar w:fldCharType="end"/>
+      </w:r>
+    </w:p>
+    <w:p>
+      <w:pPr>
+        <w:numPr>
+          <w:ilvl w:val="0"/>
+          <w:numId w:val="6"/>
+        </w:numPr>
+        <w:tabs>
+          <w:tab w:val="clear" w:pos="1068"/>
+          <w:tab w:val="num" w:pos="720"/>
+        </w:tabs>
+        <w:spacing w:after="60"/>
+        <w:jc w:val="both"/>
+        <w:rPr>
+          <w:rFonts w:cs="Arial"/>
+          <w:lang w:val="en-GB"/>
+        </w:rPr>
+      </w:pPr>
+      <w:r>
+        <w:rPr>
+          <w:rFonts w:cs="Arial"/>
+          <w:lang w:val="en-GB"/>
+        </w:rPr>
+        <w:t xml:space="preserve">Victron </w:t>
+      </w:r>
+      <w:proofErr w:type="spellStart"/>
+      <w:r>
+        <w:rPr>
+          <w:rFonts w:cs="Arial"/>
+          <w:lang w:val="en-GB"/>
+        </w:rPr>
+        <w:t>SmartShunt</w:t>
+      </w:r>
+      <w:proofErr w:type="spellEnd"/>
+      <w:r>
+        <w:rPr>
+          <w:rFonts w:cs="Arial"/>
+          <w:lang w:val="en-GB"/>
+        </w:rPr>
+        <w:t xml:space="preserve"> 500 A: &lt; 1</w:t>
+      </w:r>
+      <w:r>
+        <w:rPr>
+          <w:rFonts w:cs="Arial"/>
+          <w:lang w:val="en-GB"/>
+        </w:rPr>
+        <w:t> </w:t>
+      </w:r>
+      <w:r>
+        <w:rPr>
+          <w:rFonts w:cs="Arial"/>
+          <w:lang w:val="en-GB"/>
+        </w:rPr>
+        <w:t xml:space="preserve">W </w:t>
+      </w:r>
+      <w:r>
+        <w:rPr>
+          <w:rFonts w:cs="Arial"/>
+        </w:rPr>
+        <w:fldChar w:fldCharType="begin"/>
+      </w:r>
+      <w:r>
+        <w:rPr>
+          <w:rFonts w:cs="Arial"/>
+          <w:lang w:val="en-GB"/>
+        </w:rPr>
+        <w:instrText xml:space="preserve"> ADDIN ZOTERO_ITEM CSL_CITATION {"citationID":"EFfSTLtw","properties":{"formattedCitation":"[8]","plainCitation":"[8]","noteIndex":0},"citationItems":[{"id":34,"uris":["http://zotero.org/groups/6046789/items/4A8RXW9A"],"itemData":{"id":34,"type":"document","title":"Datasheet-SmartShunt-DE.pdf","URL":"https://www.victronenergy.de/upload/documents/Datasheet-SmartShunt-DE.pdf","accessed":{"date-parts":[["2026",2,16]]}}}],"schema":"https://github.com/citation-style-language/schema/raw/master/csl-citation.json"} </w:instrText>
+      </w:r>
+      <w:r>
+        <w:rPr>
+          <w:rFonts w:cs="Arial"/>
+        </w:rPr>
+        <w:fldChar w:fldCharType="separate"/>
+      </w:r>
+      <w:r>
+        <w:rPr>
+          <w:rFonts w:ascii="Aptos" w:hAnsi="Aptos"/>
+        </w:rPr>
+        <w:t>[8]</w:t>
+      </w:r>
+      <w:r>
+        <w:rPr>
+          <w:rFonts w:cs="Arial"/>
+        </w:rPr>
+        <w:fldChar w:fldCharType="end"/>
+      </w:r>
+    </w:p>
+    <w:p>
+      <w:pPr>
+        <w:numPr>
+          <w:ilvl w:val="0"/>
+          <w:numId w:val="6"/>
+        </w:numPr>
+        <w:tabs>
+          <w:tab w:val="clear" w:pos="1068"/>
+          <w:tab w:val="num" w:pos="720"/>
+        </w:tabs>
+        <w:spacing w:after="60"/>
+        <w:jc w:val="both"/>
+        <w:rPr>
+          <w:rFonts w:cs="Arial"/>
+          <w:lang w:val="en-GB"/>
+        </w:rPr>
+      </w:pPr>
+      <w:r>
+        <w:rPr>
+          <w:rFonts w:cs="Arial"/>
+          <w:lang w:val="en-GB"/>
+        </w:rPr>
+        <w:t xml:space="preserve">Victron </w:t>
+      </w:r>
+      <w:proofErr w:type="spellStart"/>
+      <w:r>
+        <w:rPr>
+          <w:rFonts w:cs="Arial"/>
+          <w:lang w:val="en-GB"/>
+        </w:rPr>
+        <w:t>MultiPlus</w:t>
+      </w:r>
+      <w:proofErr w:type="spellEnd"/>
+      <w:r>
+        <w:rPr>
+          <w:rFonts w:cs="Arial"/>
+          <w:lang w:val="en-GB"/>
+        </w:rPr>
+        <w:t xml:space="preserve"> Standby: 8</w:t>
+      </w:r>
+      <w:r>
+        <w:rPr>
+          <w:rFonts w:cs="Arial"/>
+          <w:lang w:val="en-GB"/>
+        </w:rPr>
+        <w:t> </w:t>
+      </w:r>
+      <w:r>
+        <w:rPr>
+          <w:rFonts w:cs="Arial"/>
+          <w:lang w:val="en-GB"/>
+        </w:rPr>
+        <w:t xml:space="preserve">W </w:t>
+      </w:r>
+      <w:r>
+        <w:rPr>
+          <w:rFonts w:cs="Arial"/>
+        </w:rPr>
+        <w:fldChar w:fldCharType="begin"/>
+      </w:r>
+      <w:r>
+        <w:rPr>
+          <w:rFonts w:cs="Arial"/>
+          <w:lang w:val="en-GB"/>
+        </w:rPr>
+        <w:instrText xml:space="preserve"> ADDIN ZOTERO_ITEM CSL_CITATION {"citationID":"oFQUg8t3","properties":{"formattedCitation":"[9]","plainCitation":"[9]","noteIndex":0},"citationItems":[{"id":33,"uris":["http://zotero.org/groups/6046789/items/B2JDHQZG"],"itemData":{"id":33,"type":"document","title":"Datasheet-MultiPlus-inverter-charger-800VA-5kVA-DE.pdf","URL":"https://www.victronenergy.com/upload/documents/Datasheet-MultiPlus-inverter-charger-800VA-5kVA-DE.pdf","accessed":{"date-parts":[["2026",2,16]]}}}],"schema":"https://github.com/citation-style-language/schema/raw/master/csl-citation.json"} </w:instrText>
+      </w:r>
+      <w:r>
+        <w:rPr>
+          <w:rFonts w:cs="Arial"/>
+        </w:rPr>
+        <w:fldChar w:fldCharType="separate"/>
+      </w:r>
+      <w:r>
+        <w:rPr>
+          <w:rFonts w:ascii="Aptos" w:hAnsi="Aptos"/>
+        </w:rPr>
+        <w:t>[9]</w:t>
+      </w:r>
+      <w:r>
+        <w:rPr>
+          <w:rFonts w:cs="Arial"/>
+        </w:rPr>
+        <w:fldChar w:fldCharType="end"/>
+      </w:r>
+    </w:p>
+    <w:p>
+      <w:pPr>
+        <w:numPr>
+          <w:ilvl w:val="0"/>
+          <w:numId w:val="6"/>
+        </w:numPr>
+        <w:tabs>
+          <w:tab w:val="clear" w:pos="1068"/>
+          <w:tab w:val="num" w:pos="720"/>
+        </w:tabs>
+        <w:spacing w:after="240"/>
+        <w:jc w:val="both"/>
+        <w:rPr>
+          <w:rFonts w:cs="Arial"/>
+        </w:rPr>
+      </w:pPr>
+      <w:r>
+        <w:rPr>
+          <w:rFonts w:cs="Arial"/>
+        </w:rPr>
+        <w:t>ESP32 Mikrocontroller und Sensoren: ca. 3–5</w:t>
+      </w:r>
+      <w:r>
+        <w:rPr>
+          <w:rFonts w:cs="Arial"/>
+        </w:rPr>
+        <w:t> </w:t>
+      </w:r>
+      <w:r>
+        <w:rPr>
+          <w:rFonts w:cs="Arial"/>
+        </w:rPr>
+        <w:t>W</w:t>
+      </w:r>
     </w:p>
     <w:p>
       <w:pPr>
@@ -2674,15 +3876,216 @@
           <w:rFonts w:cs="Arial"/>
         </w:rPr>
       </w:pPr>
-    </w:p>
-    <w:p>
-      <w:pPr>
+      <w:r>
+        <w:rPr>
+          <w:rFonts w:cs="Arial"/>
+        </w:rPr>
+        <w:t>Der kontinuierliche Grundverbrauch beträgt somit etwa 17–21</w:t>
+      </w:r>
+      <w:r>
+        <w:rPr>
+          <w:rFonts w:cs="Arial"/>
+        </w:rPr>
+        <w:t> </w:t>
+      </w:r>
+      <w:r>
+        <w:rPr>
+          <w:rFonts w:cs="Arial"/>
+        </w:rPr>
+        <w:t>W, was einem Tagesverbrauch von ca. 410–500</w:t>
+      </w:r>
+      <w:r>
+        <w:rPr>
+          <w:rFonts w:cs="Arial"/>
+        </w:rPr>
+        <w:t> </w:t>
+      </w:r>
+      <w:r>
+        <w:rPr>
+          <w:rFonts w:cs="Arial"/>
+        </w:rPr>
+        <w:t>Wh entspricht.</w:t>
+      </w:r>
+    </w:p>
+    <w:p>
+      <w:pPr>
+        <w:spacing w:after="120"/>
         <w:ind w:left="708"/>
         <w:jc w:val="both"/>
         <w:rPr>
           <w:rFonts w:cs="Arial"/>
         </w:rPr>
       </w:pPr>
+      <w:r>
+        <w:rPr>
+          <w:rFonts w:cs="Arial"/>
+        </w:rPr>
+        <w:t>Variable Verbraucher:</w:t>
+      </w:r>
+    </w:p>
+    <w:p>
+      <w:pPr>
+        <w:numPr>
+          <w:ilvl w:val="0"/>
+          <w:numId w:val="6"/>
+        </w:numPr>
+        <w:tabs>
+          <w:tab w:val="clear" w:pos="1068"/>
+          <w:tab w:val="num" w:pos="720"/>
+        </w:tabs>
+        <w:spacing w:after="60"/>
+        <w:jc w:val="both"/>
+        <w:rPr>
+          <w:rFonts w:cs="Arial"/>
+        </w:rPr>
+      </w:pPr>
+      <w:r>
+        <w:rPr>
+          <w:rFonts w:cs="Arial"/>
+        </w:rPr>
+        <w:t>Bewässerungspumpen: 3× ca. 0,6</w:t>
+      </w:r>
+      <w:r>
+        <w:rPr>
+          <w:rFonts w:cs="Arial"/>
+        </w:rPr>
+        <w:t> </w:t>
+      </w:r>
+      <w:r>
+        <w:rPr>
+          <w:rFonts w:cs="Arial"/>
+        </w:rPr>
+        <w:t>W, jeweils 10–15 Minuten täglich</w:t>
+      </w:r>
+    </w:p>
+    <w:p>
+      <w:pPr>
+        <w:numPr>
+          <w:ilvl w:val="0"/>
+          <w:numId w:val="6"/>
+        </w:numPr>
+        <w:tabs>
+          <w:tab w:val="clear" w:pos="1068"/>
+          <w:tab w:val="num" w:pos="720"/>
+        </w:tabs>
+        <w:spacing w:after="60"/>
+        <w:jc w:val="both"/>
+        <w:rPr>
+          <w:rFonts w:cs="Arial"/>
+        </w:rPr>
+      </w:pPr>
+      <w:r>
+        <w:rPr>
+          <w:rFonts w:cs="Arial"/>
+        </w:rPr>
+        <w:t>Heizlüfter: 100</w:t>
+      </w:r>
+      <w:r>
+        <w:rPr>
+          <w:rFonts w:cs="Arial"/>
+        </w:rPr>
+        <w:t> </w:t>
+      </w:r>
+      <w:r>
+        <w:rPr>
+          <w:rFonts w:cs="Arial"/>
+        </w:rPr>
+        <w:t>W, nur bei Bedarf (ca. 1–2</w:t>
+      </w:r>
+      <w:r>
+        <w:rPr>
+          <w:rFonts w:cs="Arial"/>
+        </w:rPr>
+        <w:t> </w:t>
+      </w:r>
+      <w:r>
+        <w:rPr>
+          <w:rFonts w:cs="Arial"/>
+        </w:rPr>
+        <w:t>h/Tag im Winter)</w:t>
+      </w:r>
+    </w:p>
+    <w:p>
+      <w:pPr>
+        <w:numPr>
+          <w:ilvl w:val="0"/>
+          <w:numId w:val="6"/>
+        </w:numPr>
+        <w:tabs>
+          <w:tab w:val="clear" w:pos="1068"/>
+          <w:tab w:val="num" w:pos="720"/>
+        </w:tabs>
+        <w:spacing w:after="60"/>
+        <w:jc w:val="both"/>
+        <w:rPr>
+          <w:rFonts w:cs="Arial"/>
+        </w:rPr>
+      </w:pPr>
+      <w:r>
+        <w:rPr>
+          <w:rFonts w:cs="Arial"/>
+        </w:rPr>
+        <w:t>LEDs: 60</w:t>
+      </w:r>
+      <w:r>
+        <w:rPr>
+          <w:rFonts w:cs="Arial"/>
+        </w:rPr>
+        <w:t> </w:t>
+      </w:r>
+      <w:r>
+        <w:rPr>
+          <w:rFonts w:cs="Arial"/>
+        </w:rPr>
+        <w:t>W, nur während aktiver Nutzung (ca. 2–4</w:t>
+      </w:r>
+      <w:r>
+        <w:rPr>
+          <w:rFonts w:cs="Arial"/>
+        </w:rPr>
+        <w:t> </w:t>
+      </w:r>
+      <w:r>
+        <w:rPr>
+          <w:rFonts w:cs="Arial"/>
+        </w:rPr>
+        <w:t>h/Tag)</w:t>
+      </w:r>
+    </w:p>
+    <w:p>
+      <w:pPr>
+        <w:numPr>
+          <w:ilvl w:val="0"/>
+          <w:numId w:val="6"/>
+        </w:numPr>
+        <w:tabs>
+          <w:tab w:val="clear" w:pos="1068"/>
+          <w:tab w:val="num" w:pos="720"/>
+        </w:tabs>
+        <w:spacing w:after="240"/>
+        <w:jc w:val="both"/>
+        <w:rPr>
+          <w:rFonts w:cs="Arial"/>
+        </w:rPr>
+      </w:pPr>
+      <w:r>
+        <w:rPr>
+          <w:rFonts w:cs="Arial"/>
+        </w:rPr>
+        <w:t>Linearmotor (Lüftungssteuerung): 1,5</w:t>
+      </w:r>
+      <w:r>
+        <w:rPr>
+          <w:rFonts w:cs="Arial"/>
+        </w:rPr>
+        <w:t> </w:t>
+      </w:r>
+      <w:r>
+        <w:rPr>
+          <w:rFonts w:cs="Arial"/>
+        </w:rPr>
+        <w:t>W, temperaturabhängig</w:t>
+      </w:r>
     </w:p>
     <w:p>
       <w:pPr>
@@ -2692,6 +4095,42 @@
           <w:rFonts w:cs="Arial"/>
         </w:rPr>
       </w:pPr>
+      <w:r>
+        <w:rPr>
+          <w:rFonts w:cs="Arial"/>
+        </w:rPr>
+        <w:t>B</w:t>
+      </w:r>
+      <w:r>
+        <w:rPr>
+          <w:rFonts w:cs="Arial"/>
+        </w:rPr>
+        <w:t>ei einem typischen Betrieb mit 2 Stunden LED-Beleuchtung und 1 Stunde Heizlüfter ergibt sich ein zusätzlicher Verbrauch von ca. 220</w:t>
+      </w:r>
+      <w:r>
+        <w:rPr>
+          <w:rFonts w:cs="Arial"/>
+        </w:rPr>
+        <w:t> </w:t>
+      </w:r>
+      <w:r>
+        <w:rPr>
+          <w:rFonts w:cs="Arial"/>
+        </w:rPr>
+        <w:t>Wh pro Tag. Der Gesamtenergiebedarf liegt somit bei etwa 630–720</w:t>
+      </w:r>
+      <w:r>
+        <w:rPr>
+          <w:rFonts w:cs="Arial"/>
+        </w:rPr>
+        <w:t> </w:t>
+      </w:r>
+      <w:r>
+        <w:rPr>
+          <w:rFonts w:cs="Arial"/>
+        </w:rPr>
+        <w:t>Wh/Tag.</w:t>
+      </w:r>
     </w:p>
     <w:p>
       <w:pPr>
@@ -2701,33 +4140,358 @@
           <w:rFonts w:cs="Arial"/>
         </w:rPr>
       </w:pPr>
-    </w:p>
-    <w:p>
-      <w:pPr>
+      <w:r>
+        <w:rPr>
+          <w:rFonts w:cs="Arial"/>
+        </w:rPr>
+        <w:t>Für die Auslegung wird mit einem Sicherheitspuffer von 20</w:t>
+      </w:r>
+      <w:r>
+        <w:rPr>
+          <w:rFonts w:cs="Arial"/>
+        </w:rPr>
+        <w:t> </w:t>
+      </w:r>
+      <w:r>
+        <w:rPr>
+          <w:rFonts w:cs="Arial"/>
+        </w:rPr>
+        <w:t>% gerechnet, was einen Design-Energiebedarf von ca. 860</w:t>
+      </w:r>
+      <w:r>
+        <w:rPr>
+          <w:rFonts w:cs="Arial"/>
+        </w:rPr>
+        <w:t> </w:t>
+      </w:r>
+      <w:r>
+        <w:rPr>
+          <w:rFonts w:cs="Arial"/>
+        </w:rPr>
+        <w:t>Wh/Tag ergibt</w:t>
+      </w:r>
+      <w:r>
+        <w:rPr>
+          <w:rFonts w:cs="Arial"/>
+        </w:rPr>
+        <w:t>.</w:t>
+      </w:r>
+    </w:p>
+    <w:p>
+      <w:pPr>
+        <w:pStyle w:val="berschrift2"/>
+      </w:pPr>
+      <w:bookmarkStart w:id="9" w:name="_Toc222153234"/>
+      <w:r>
+        <w:t>4.3.2 Berechnung der PV-Leistung und Batteriekapazität</w:t>
+      </w:r>
+      <w:bookmarkEnd w:id="9"/>
+    </w:p>
+    <w:p>
+      <w:pPr>
+        <w:spacing w:after="0"/>
         <w:ind w:left="708"/>
         <w:jc w:val="both"/>
         <w:rPr>
           <w:rFonts w:cs="Arial"/>
-        </w:rPr>
-      </w:pPr>
-    </w:p>
-    <w:p>
-      <w:pPr>
+          <w:b/>
+          <w:bCs/>
+        </w:rPr>
+      </w:pPr>
+      <w:r>
+        <w:rPr>
+          <w:rFonts w:cs="Arial"/>
+          <w:b/>
+          <w:bCs/>
+        </w:rPr>
+        <w:t>PV-Dimensionierung:</w:t>
+      </w:r>
+    </w:p>
+    <w:p>
+      <w:pPr>
+        <w:spacing w:after="120"/>
         <w:ind w:left="708"/>
         <w:jc w:val="both"/>
         <w:rPr>
           <w:rFonts w:cs="Arial"/>
         </w:rPr>
       </w:pPr>
-    </w:p>
-    <w:p>
-      <w:pPr>
+      <w:r>
+        <w:rPr>
+          <w:rFonts w:cs="Arial"/>
+        </w:rPr>
+        <w:t>D</w:t>
+      </w:r>
+      <w:r>
+        <w:rPr>
+          <w:rFonts w:cs="Arial"/>
+        </w:rPr>
+        <w:t>ie Auslegung des PV-Moduls berücksichtigt insbesondere die Winterbedingungen in Innsbruck, mit einer durchschnittlichen Sonneneinstrahlung von 1–1,5</w:t>
+      </w:r>
+      <w:r>
+        <w:rPr>
+          <w:rFonts w:cs="Arial"/>
+        </w:rPr>
+        <w:t> </w:t>
+      </w:r>
+      <w:r>
+        <w:rPr>
+          <w:rFonts w:cs="Arial"/>
+        </w:rPr>
+        <w:t>kWh/m²/Tag im Dezember. Unter Berücksichtigung des Modulwirkungsgrads von 22</w:t>
+      </w:r>
+      <w:r>
+        <w:rPr>
+          <w:rFonts w:cs="Arial"/>
+        </w:rPr>
+        <w:t> </w:t>
+      </w:r>
+      <w:r>
+        <w:rPr>
+          <w:rFonts w:cs="Arial"/>
+        </w:rPr>
+        <w:t xml:space="preserve">% und Verlusten durch MPPT-Regler, Kabel und suboptimale Ausrichtung werden im Winter 2–3 Volllaststunden angenommen </w:t>
+      </w:r>
+      <w:r>
+        <w:rPr>
+          <w:rFonts w:cs="Arial"/>
+        </w:rPr>
+        <w:fldChar w:fldCharType="begin"/>
+      </w:r>
+      <w:r>
+        <w:rPr>
+          <w:rFonts w:cs="Arial"/>
+        </w:rPr>
+        <w:instrText xml:space="preserve"> ADDIN ZOTERO_ITEM CSL_CITATION {"citationID":"VgUK6wMw","properties":{"formattedCitation":"[5]","plainCitation":"[5]","noteIndex":0},"citationItems":[{"id":22,"uris":["http://zotero.org/groups/6046789/items/JC2D7YWG"],"itemData":{"id":22,"type":"document","title":"enjoysolar_Monokristallines_Solarmodul_DATENBLATT_1100180_DE.pdf","URL":"https://solarv.de/Datenblatt/2023/12/SOLAR/enjoysolar_Monokristallines_Solarmodul_DATENBLATT_1100180_DE.pdf","accessed":{"date-parts":[["2026",2,6]]}}}],"schema":"https://github.com/citation-style-language/schema/raw/master/csl-citation.json"} </w:instrText>
+      </w:r>
+      <w:r>
+        <w:rPr>
+          <w:rFonts w:cs="Arial"/>
+        </w:rPr>
+        <w:fldChar w:fldCharType="separate"/>
+      </w:r>
+      <w:r>
+        <w:rPr>
+          <w:rFonts w:ascii="Aptos" w:hAnsi="Aptos"/>
+        </w:rPr>
+        <w:t>[5]</w:t>
+      </w:r>
+      <w:r>
+        <w:rPr>
+          <w:rFonts w:cs="Arial"/>
+        </w:rPr>
+        <w:fldChar w:fldCharType="end"/>
+      </w:r>
+      <w:r>
+        <w:rPr>
+          <w:rFonts w:cs="Arial"/>
+        </w:rPr>
+        <w:t>.</w:t>
+      </w:r>
+    </w:p>
+    <w:p>
+      <w:pPr>
+        <w:spacing w:after="120"/>
         <w:ind w:left="708"/>
         <w:jc w:val="both"/>
         <w:rPr>
           <w:rFonts w:cs="Arial"/>
         </w:rPr>
       </w:pPr>
+      <w:r>
+        <w:rPr>
+          <w:rFonts w:cs="Arial"/>
+        </w:rPr>
+        <w:t xml:space="preserve">Das 180 W </w:t>
+      </w:r>
+      <w:proofErr w:type="spellStart"/>
+      <w:r>
+        <w:rPr>
+          <w:rFonts w:cs="Arial"/>
+        </w:rPr>
+        <w:t>enjoysolar</w:t>
+      </w:r>
+      <w:proofErr w:type="spellEnd"/>
+      <w:r>
+        <w:rPr>
+          <w:rFonts w:cs="Arial"/>
+        </w:rPr>
+        <w:t>-Modul liefert unter diesen Bedingungen:</w:t>
+      </w:r>
+    </w:p>
+    <w:p>
+      <w:pPr>
+        <w:numPr>
+          <w:ilvl w:val="0"/>
+          <w:numId w:val="11"/>
+        </w:numPr>
+        <w:tabs>
+          <w:tab w:val="num" w:pos="720"/>
+        </w:tabs>
+        <w:spacing w:after="60"/>
+        <w:jc w:val="both"/>
+        <w:rPr>
+          <w:rFonts w:cs="Arial"/>
+        </w:rPr>
+      </w:pPr>
+      <w:r>
+        <w:rPr>
+          <w:rFonts w:cs="Arial"/>
+        </w:rPr>
+        <w:t>Sommer (beste Bedingungen): 180</w:t>
+      </w:r>
+      <w:r>
+        <w:rPr>
+          <w:rFonts w:cs="Arial"/>
+        </w:rPr>
+        <w:t> </w:t>
+      </w:r>
+      <w:r>
+        <w:rPr>
+          <w:rFonts w:cs="Arial"/>
+        </w:rPr>
+        <w:t>W × 6</w:t>
+      </w:r>
+      <w:r>
+        <w:rPr>
+          <w:rFonts w:cs="Arial"/>
+        </w:rPr>
+        <w:t> </w:t>
+      </w:r>
+      <w:r>
+        <w:rPr>
+          <w:rFonts w:cs="Arial"/>
+        </w:rPr>
+        <w:t>h = 1080</w:t>
+      </w:r>
+      <w:r>
+        <w:rPr>
+          <w:rFonts w:cs="Arial"/>
+        </w:rPr>
+        <w:t> </w:t>
+      </w:r>
+      <w:r>
+        <w:rPr>
+          <w:rFonts w:cs="Arial"/>
+        </w:rPr>
+        <w:t>Wh/Tag</w:t>
+      </w:r>
+    </w:p>
+    <w:p>
+      <w:pPr>
+        <w:numPr>
+          <w:ilvl w:val="0"/>
+          <w:numId w:val="11"/>
+        </w:numPr>
+        <w:tabs>
+          <w:tab w:val="num" w:pos="720"/>
+        </w:tabs>
+        <w:spacing w:after="60"/>
+        <w:jc w:val="both"/>
+        <w:rPr>
+          <w:rFonts w:cs="Arial"/>
+        </w:rPr>
+      </w:pPr>
+      <w:r>
+        <w:rPr>
+          <w:rFonts w:cs="Arial"/>
+        </w:rPr>
+        <w:t>Winter sonnig: 180</w:t>
+      </w:r>
+      <w:r>
+        <w:rPr>
+          <w:rFonts w:cs="Arial"/>
+        </w:rPr>
+        <w:t> </w:t>
+      </w:r>
+      <w:r>
+        <w:rPr>
+          <w:rFonts w:cs="Arial"/>
+        </w:rPr>
+        <w:t>W × 2,5</w:t>
+      </w:r>
+      <w:r>
+        <w:rPr>
+          <w:rFonts w:cs="Arial"/>
+        </w:rPr>
+        <w:t> </w:t>
+      </w:r>
+      <w:r>
+        <w:rPr>
+          <w:rFonts w:cs="Arial"/>
+        </w:rPr>
+        <w:t>h = 450</w:t>
+      </w:r>
+      <w:r>
+        <w:rPr>
+          <w:rFonts w:cs="Arial"/>
+        </w:rPr>
+        <w:t> </w:t>
+      </w:r>
+      <w:r>
+        <w:rPr>
+          <w:rFonts w:cs="Arial"/>
+        </w:rPr>
+        <w:t>Wh/Tag</w:t>
+      </w:r>
+    </w:p>
+    <w:p>
+      <w:pPr>
+        <w:numPr>
+          <w:ilvl w:val="0"/>
+          <w:numId w:val="11"/>
+        </w:numPr>
+        <w:tabs>
+          <w:tab w:val="num" w:pos="720"/>
+        </w:tabs>
+        <w:spacing w:after="240"/>
+        <w:jc w:val="both"/>
+        <w:rPr>
+          <w:rFonts w:cs="Arial"/>
+        </w:rPr>
+      </w:pPr>
+      <w:r>
+        <w:rPr>
+          <w:rFonts w:cs="Arial"/>
+        </w:rPr>
+        <w:t>Winter bewölkt: 180</w:t>
+      </w:r>
+      <w:r>
+        <w:rPr>
+          <w:rFonts w:cs="Arial"/>
+        </w:rPr>
+        <w:t> </w:t>
+      </w:r>
+      <w:r>
+        <w:rPr>
+          <w:rFonts w:cs="Arial"/>
+        </w:rPr>
+        <w:t>W × 1</w:t>
+      </w:r>
+      <w:r>
+        <w:rPr>
+          <w:rFonts w:cs="Arial"/>
+        </w:rPr>
+        <w:t> </w:t>
+      </w:r>
+      <w:r>
+        <w:rPr>
+          <w:rFonts w:cs="Arial"/>
+        </w:rPr>
+        <w:t>h = 180</w:t>
+      </w:r>
+      <w:r>
+        <w:rPr>
+          <w:rFonts w:cs="Arial"/>
+        </w:rPr>
+        <w:t> </w:t>
+      </w:r>
+      <w:r>
+        <w:rPr>
+          <w:rFonts w:cs="Arial"/>
+        </w:rPr>
+        <w:t>Wh/Tag</w:t>
+      </w:r>
     </w:p>
     <w:p>
       <w:pPr>
@@ -2737,15 +4501,31 @@
           <w:rFonts w:cs="Arial"/>
         </w:rPr>
       </w:pPr>
-    </w:p>
-    <w:p>
-      <w:pPr>
+      <w:r>
+        <w:rPr>
+          <w:rFonts w:cs="Arial"/>
+        </w:rPr>
+        <w:t>Im Sommer wird deutlich mehr Energie produziert als verbraucht, was die Batterie vollständig lädt. Im Winter reicht die Energieerzeugung an sonnigen Tagen für den kontinuierlichen Grundverbrauch, während bei bewölktem Wetter die Differenz aus der Batterie entnommen werden muss oder über den Netzanschluss ausgeglichen wird.</w:t>
+      </w:r>
+    </w:p>
+    <w:p>
+      <w:pPr>
+        <w:spacing w:after="0"/>
         <w:ind w:left="708"/>
         <w:jc w:val="both"/>
         <w:rPr>
           <w:rFonts w:cs="Arial"/>
         </w:rPr>
       </w:pPr>
+      <w:r>
+        <w:rPr>
+          <w:rFonts w:cs="Arial"/>
+          <w:b/>
+          <w:bCs/>
+        </w:rPr>
+        <w:lastRenderedPageBreak/>
+        <w:t>Batterie-Dimensionierung:</w:t>
+      </w:r>
     </w:p>
     <w:p>
       <w:pPr>
@@ -2755,6 +4535,226 @@
           <w:rFonts w:cs="Arial"/>
         </w:rPr>
       </w:pPr>
+      <w:r>
+        <w:rPr>
+          <w:rFonts w:cs="Arial"/>
+        </w:rPr>
+        <w:t>Die 12</w:t>
+      </w:r>
+      <w:r>
+        <w:rPr>
+          <w:rFonts w:cs="Arial"/>
+        </w:rPr>
+        <w:t> </w:t>
+      </w:r>
+      <w:r>
+        <w:rPr>
+          <w:rFonts w:cs="Arial"/>
+        </w:rPr>
+        <w:t>V AGM Super Cycle Batterie mit 100</w:t>
+      </w:r>
+      <w:r>
+        <w:rPr>
+          <w:rFonts w:cs="Arial"/>
+        </w:rPr>
+        <w:t> </w:t>
+      </w:r>
+      <w:r>
+        <w:rPr>
+          <w:rFonts w:cs="Arial"/>
+        </w:rPr>
+        <w:t>Ah verfügt über eine Nennkapazität von 1200</w:t>
+      </w:r>
+      <w:r>
+        <w:rPr>
+          <w:rFonts w:cs="Arial"/>
+        </w:rPr>
+        <w:t> </w:t>
+      </w:r>
+      <w:r>
+        <w:rPr>
+          <w:rFonts w:cs="Arial"/>
+        </w:rPr>
+        <w:t>Wh (100</w:t>
+      </w:r>
+      <w:r>
+        <w:rPr>
+          <w:rFonts w:cs="Arial"/>
+        </w:rPr>
+        <w:t> </w:t>
+      </w:r>
+      <w:r>
+        <w:rPr>
+          <w:rFonts w:cs="Arial"/>
+        </w:rPr>
+        <w:t>Ah × 12</w:t>
+      </w:r>
+      <w:r>
+        <w:rPr>
+          <w:rFonts w:cs="Arial"/>
+        </w:rPr>
+        <w:t> </w:t>
+      </w:r>
+      <w:r>
+        <w:rPr>
+          <w:rFonts w:cs="Arial"/>
+        </w:rPr>
+        <w:t xml:space="preserve">V) </w:t>
+      </w:r>
+      <w:r>
+        <w:rPr>
+          <w:rFonts w:cs="Arial"/>
+        </w:rPr>
+        <w:fldChar w:fldCharType="begin"/>
+      </w:r>
+      <w:r>
+        <w:rPr>
+          <w:rFonts w:cs="Arial"/>
+        </w:rPr>
+        <w:instrText xml:space="preserve"> ADDIN ZOTERO_ITEM CSL_CITATION {"citationID":"x06ZJOPA","properties":{"formattedCitation":"[10]","plainCitation":"[10]","noteIndex":0},"citationItems":[{"id":32,"uris":["http://zotero.org/groups/6046789/items/2C8UVX5C"],"itemData":{"id":32,"type":"document","title":"Datasheet-AGM-Super-Cycle-battery-DE.pdf","URL":"https://www.victronenergy.de/upload/documents/Datasheet-AGM-Super-Cycle-battery-DE.pdf","accessed":{"date-parts":[["2026",2,16]]}}}],"schema":"https://github.com/citation-style-language/schema/raw/master/csl-citation.json"} </w:instrText>
+      </w:r>
+      <w:r>
+        <w:rPr>
+          <w:rFonts w:cs="Arial"/>
+        </w:rPr>
+        <w:fldChar w:fldCharType="separate"/>
+      </w:r>
+      <w:r>
+        <w:rPr>
+          <w:rFonts w:ascii="Aptos" w:hAnsi="Aptos"/>
+        </w:rPr>
+        <w:t>[10]</w:t>
+      </w:r>
+      <w:r>
+        <w:rPr>
+          <w:rFonts w:cs="Arial"/>
+        </w:rPr>
+        <w:fldChar w:fldCharType="end"/>
+      </w:r>
+      <w:r>
+        <w:rPr>
+          <w:rFonts w:cs="Arial"/>
+        </w:rPr>
+        <w:t>. Zur Verlängerung der Lebensdauer wird die Entladung auf maximal 50</w:t>
+      </w:r>
+      <w:r>
+        <w:rPr>
+          <w:rFonts w:cs="Arial"/>
+        </w:rPr>
+        <w:t> </w:t>
+      </w:r>
+      <w:r>
+        <w:rPr>
+          <w:rFonts w:cs="Arial"/>
+        </w:rPr>
+        <w:t>% begrenzt, wodurch eine nutzbare Kapazität von 600</w:t>
+      </w:r>
+      <w:r>
+        <w:rPr>
+          <w:rFonts w:cs="Arial"/>
+        </w:rPr>
+        <w:t> </w:t>
+      </w:r>
+      <w:r>
+        <w:rPr>
+          <w:rFonts w:cs="Arial"/>
+        </w:rPr>
+        <w:t>Wh verbleibt</w:t>
+      </w:r>
+      <w:r>
+        <w:rPr>
+          <w:rFonts w:cs="Arial"/>
+        </w:rPr>
+        <w:t xml:space="preserve"> </w:t>
+      </w:r>
+      <w:r>
+        <w:rPr>
+          <w:rFonts w:cs="Arial"/>
+        </w:rPr>
+        <w:fldChar w:fldCharType="begin"/>
+      </w:r>
+      <w:r>
+        <w:rPr>
+          <w:rFonts w:cs="Arial"/>
+        </w:rPr>
+        <w:instrText xml:space="preserve"> ADDIN ZOTERO_ITEM CSL_CITATION {"citationID":"dF49H2gV","properties":{"formattedCitation":"[11]","plainCitation":"[11]","noteIndex":0},"citationItems":[{"id":36,"uris":["http://zotero.org/groups/6046789/items/IR93LHXW"],"itemData":{"id":36,"type":"webpage","abstract":"In der heutigen schnelllebigen Technologiewelt ist die Leistung und Lebensdauer Ihrer Energiespeicherlösungen von entscheidender Bedeutung – insbesondere für Branchen","container-title":"How to Optimize AGM Battery Performance for Maximum Lifespan?","language":"de","title":"How to Optimize AGM Battery Performance for Maximum Lifespan?","URL":"https://www.longwaybattery.com/de/blog/optimize-agm-battery-performance-maximum-lifespan/index.html","accessed":{"date-parts":[["2026",2,16]]}}}],"schema":"https://github.com/citation-style-language/schema/raw/master/csl-citation.json"} </w:instrText>
+      </w:r>
+      <w:r>
+        <w:rPr>
+          <w:rFonts w:cs="Arial"/>
+        </w:rPr>
+        <w:fldChar w:fldCharType="separate"/>
+      </w:r>
+      <w:r>
+        <w:rPr>
+          <w:rFonts w:ascii="Aptos" w:hAnsi="Aptos"/>
+        </w:rPr>
+        <w:t>[11]</w:t>
+      </w:r>
+      <w:r>
+        <w:rPr>
+          <w:rFonts w:cs="Arial"/>
+        </w:rPr>
+        <w:fldChar w:fldCharType="end"/>
+      </w:r>
+      <w:r>
+        <w:rPr>
+          <w:rFonts w:cs="Arial"/>
+        </w:rPr>
+        <w:t>. Bei einem Tagesbedarf von 860</w:t>
+      </w:r>
+      <w:r>
+        <w:rPr>
+          <w:rFonts w:cs="Arial"/>
+        </w:rPr>
+        <w:t> </w:t>
+      </w:r>
+      <w:r>
+        <w:rPr>
+          <w:rFonts w:cs="Arial"/>
+        </w:rPr>
+        <w:t>Wh kann die Batterie theoretisch etwa 0,7 Tage ohne</w:t>
+      </w:r>
+      <w:r>
+        <w:rPr>
+          <w:rFonts w:cs="Arial"/>
+        </w:rPr>
+        <w:t xml:space="preserve"> PV-E</w:t>
+      </w:r>
+      <w:r>
+        <w:rPr>
+          <w:rFonts w:cs="Arial"/>
+        </w:rPr>
+        <w:t xml:space="preserve">rtrag überbrücken. In der Praxis greift bei kritischem Ladezustand das Lastmanagement, das nicht </w:t>
+      </w:r>
+      <w:r>
+        <w:rPr>
+          <w:rFonts w:cs="Arial"/>
+        </w:rPr>
+        <w:t>essenzielle</w:t>
+      </w:r>
+      <w:r>
+        <w:rPr>
+          <w:rFonts w:cs="Arial"/>
+        </w:rPr>
+        <w:t xml:space="preserve"> Verbraucher automatisch abschaltet</w:t>
+      </w:r>
+      <w:r>
+        <w:rPr>
+          <w:rFonts w:cs="Arial"/>
+        </w:rPr>
+        <w:t>.</w:t>
+      </w:r>
+    </w:p>
+    <w:p>
+      <w:pPr>
+        <w:pStyle w:val="berschrift2"/>
+      </w:pPr>
+      <w:bookmarkStart w:id="10" w:name="_Toc222153235"/>
+      <w:r>
+        <w:t>4.3.3 Autonomiezeit und Worst-Case-Betrachtung</w:t>
+      </w:r>
+      <w:bookmarkEnd w:id="10"/>
     </w:p>
     <w:p>
       <w:pPr>
@@ -2764,6 +4764,42 @@
           <w:rFonts w:cs="Arial"/>
         </w:rPr>
       </w:pPr>
+      <w:r>
+        <w:rPr>
+          <w:rFonts w:cs="Arial"/>
+        </w:rPr>
+        <w:t xml:space="preserve">Die </w:t>
+      </w:r>
+      <w:r>
+        <w:rPr>
+          <w:rFonts w:cs="Arial"/>
+        </w:rPr>
+        <w:t>Autonomiezeit beschreibt, wie lange das System ohne PV-Ertrag und ohne Netzanschluss weiterlaufen kann. Bei voller Batterie (600</w:t>
+      </w:r>
+      <w:r>
+        <w:rPr>
+          <w:rFonts w:cs="Arial"/>
+        </w:rPr>
+        <w:t> </w:t>
+      </w:r>
+      <w:r>
+        <w:rPr>
+          <w:rFonts w:cs="Arial"/>
+        </w:rPr>
+        <w:t>Wh nutzbar) und reduziertem Betrieb nur der kritischen Komponenten (ca. 410</w:t>
+      </w:r>
+      <w:r>
+        <w:rPr>
+          <w:rFonts w:cs="Arial"/>
+        </w:rPr>
+        <w:t> </w:t>
+      </w:r>
+      <w:r>
+        <w:rPr>
+          <w:rFonts w:cs="Arial"/>
+        </w:rPr>
+        <w:t>Wh/Tag) ergibt sich eine Autonomiezeit von ca. 1,5 Tagen.</w:t>
+      </w:r>
     </w:p>
     <w:p>
       <w:pPr>
@@ -2773,19 +4809,4458 @@
           <w:rFonts w:cs="Arial"/>
         </w:rPr>
       </w:pPr>
+      <w:r>
+        <w:rPr>
+          <w:rFonts w:cs="Arial"/>
+          <w:b/>
+          <w:bCs/>
+        </w:rPr>
+        <w:t>Worst-Case-Szenario Winter:</w:t>
+      </w:r>
+    </w:p>
+    <w:p>
+      <w:pPr>
+        <w:spacing w:after="120"/>
+        <w:ind w:left="708"/>
+        <w:jc w:val="both"/>
+        <w:rPr>
+          <w:rFonts w:cs="Arial"/>
+        </w:rPr>
+      </w:pPr>
+      <w:r>
+        <w:rPr>
+          <w:rFonts w:cs="Arial"/>
+        </w:rPr>
+        <w:t>Drei aufeinanderfolgende bewölkte Tage im Dezember mit je 180</w:t>
+      </w:r>
+      <w:r>
+        <w:rPr>
+          <w:rFonts w:cs="Arial"/>
+        </w:rPr>
+        <w:t> </w:t>
+      </w:r>
+      <w:r>
+        <w:rPr>
+          <w:rFonts w:cs="Arial"/>
+        </w:rPr>
+        <w:t>Wh PV-Ertrag bei 860</w:t>
+      </w:r>
+      <w:r>
+        <w:rPr>
+          <w:rFonts w:cs="Arial"/>
+        </w:rPr>
+        <w:t> </w:t>
+      </w:r>
+      <w:r>
+        <w:rPr>
+          <w:rFonts w:cs="Arial"/>
+        </w:rPr>
+        <w:t>Wh Verbrauch führen zu einem täglichen Defizit von 680</w:t>
+      </w:r>
+      <w:r>
+        <w:rPr>
+          <w:rFonts w:cs="Arial"/>
+        </w:rPr>
+        <w:t> </w:t>
+      </w:r>
+      <w:r>
+        <w:rPr>
+          <w:rFonts w:cs="Arial"/>
+        </w:rPr>
+        <w:t>Wh. Das Lastmanagement greift:</w:t>
+      </w:r>
+    </w:p>
+    <w:p>
+      <w:pPr>
+        <w:numPr>
+          <w:ilvl w:val="0"/>
+          <w:numId w:val="12"/>
+        </w:numPr>
+        <w:tabs>
+          <w:tab w:val="num" w:pos="720"/>
+        </w:tabs>
+        <w:spacing w:after="60"/>
+        <w:jc w:val="both"/>
+        <w:rPr>
+          <w:rFonts w:cs="Arial"/>
+        </w:rPr>
+      </w:pPr>
+      <w:r>
+        <w:rPr>
+          <w:rFonts w:cs="Arial"/>
+        </w:rPr>
+        <w:t>Tag 1: Batterie 100</w:t>
+      </w:r>
+      <w:r>
+        <w:rPr>
+          <w:rFonts w:cs="Arial"/>
+        </w:rPr>
+        <w:t> </w:t>
+      </w:r>
+      <w:r>
+        <w:rPr>
+          <w:rFonts w:cs="Arial"/>
+        </w:rPr>
+        <w:t>% → 43</w:t>
+      </w:r>
+      <w:r>
+        <w:rPr>
+          <w:rFonts w:cs="Arial"/>
+        </w:rPr>
+        <w:t> </w:t>
+      </w:r>
+      <w:r>
+        <w:rPr>
+          <w:rFonts w:cs="Arial"/>
+        </w:rPr>
+        <w:t>% (reduzierter Betrieb)</w:t>
+      </w:r>
+    </w:p>
+    <w:p>
+      <w:pPr>
+        <w:numPr>
+          <w:ilvl w:val="0"/>
+          <w:numId w:val="12"/>
+        </w:numPr>
+        <w:tabs>
+          <w:tab w:val="num" w:pos="720"/>
+        </w:tabs>
+        <w:spacing w:after="60"/>
+        <w:jc w:val="both"/>
+        <w:rPr>
+          <w:rFonts w:cs="Arial"/>
+        </w:rPr>
+      </w:pPr>
+      <w:r>
+        <w:rPr>
+          <w:rFonts w:cs="Arial"/>
+        </w:rPr>
+        <w:t>Tag 2: Batterie 43</w:t>
+      </w:r>
+      <w:r>
+        <w:rPr>
+          <w:rFonts w:cs="Arial"/>
+        </w:rPr>
+        <w:t> </w:t>
+      </w:r>
+      <w:r>
+        <w:rPr>
+          <w:rFonts w:cs="Arial"/>
+        </w:rPr>
+        <w:t>% → 0</w:t>
+      </w:r>
+      <w:r>
+        <w:rPr>
+          <w:rFonts w:cs="Arial"/>
+        </w:rPr>
+        <w:t> </w:t>
+      </w:r>
+      <w:r>
+        <w:rPr>
+          <w:rFonts w:cs="Arial"/>
+        </w:rPr>
+        <w:t>% (nur Monitoring und Steuerung)</w:t>
+      </w:r>
+    </w:p>
+    <w:p>
+      <w:pPr>
+        <w:numPr>
+          <w:ilvl w:val="0"/>
+          <w:numId w:val="12"/>
+        </w:numPr>
+        <w:tabs>
+          <w:tab w:val="num" w:pos="720"/>
+        </w:tabs>
+        <w:spacing w:after="240"/>
+        <w:jc w:val="both"/>
+        <w:rPr>
+          <w:rFonts w:cs="Arial"/>
+        </w:rPr>
+      </w:pPr>
+      <w:r>
+        <w:rPr>
+          <w:rFonts w:cs="Arial"/>
+        </w:rPr>
+        <w:t>Tag 3: Netzanschluss erforderlich</w:t>
+      </w:r>
+    </w:p>
+    <w:p>
+      <w:pPr>
+        <w:ind w:left="708"/>
+        <w:jc w:val="both"/>
+        <w:rPr>
+          <w:rFonts w:cs="Arial"/>
+        </w:rPr>
+      </w:pPr>
+      <w:r>
+        <w:rPr>
+          <w:rFonts w:cs="Arial"/>
+        </w:rPr>
+        <w:t xml:space="preserve">Das System übersteht also etwa 1,5 Tage ohne ausreichenden Solarertrag im Notbetrieb. Drei komplett bewölkte Tage sind statistisch selten, jedoch wurde der Prototyp bewusst als Hybridsystem ausgelegt. Bei kritischem Ladezustand kann über den integrierten Netzanschluss des </w:t>
+      </w:r>
+      <w:proofErr w:type="spellStart"/>
+      <w:r>
+        <w:rPr>
+          <w:rFonts w:cs="Arial"/>
+        </w:rPr>
+        <w:t>MultiPlus</w:t>
+      </w:r>
+      <w:proofErr w:type="spellEnd"/>
+      <w:r>
+        <w:rPr>
+          <w:rFonts w:cs="Arial"/>
+        </w:rPr>
+        <w:t xml:space="preserve"> temporär externe Energie zugeführt werden </w:t>
+      </w:r>
+      <w:r>
+        <w:rPr>
+          <w:rFonts w:cs="Arial"/>
+        </w:rPr>
+        <w:fldChar w:fldCharType="begin"/>
+      </w:r>
+      <w:r>
+        <w:rPr>
+          <w:rFonts w:cs="Arial"/>
+        </w:rPr>
+        <w:instrText xml:space="preserve"> ADDIN ZOTERO_ITEM CSL_CITATION {"citationID":"MlRCgqsW","properties":{"formattedCitation":"[9]","plainCitation":"[9]","noteIndex":0},"citationItems":[{"id":33,"uris":["http://zotero.org/groups/6046789/items/B2JDHQZG"],"itemData":{"id":33,"type":"document","title":"Datasheet-MultiPlus-inverter-charger-800VA-5kVA-DE.pdf","URL":"https://www.victronenergy.com/upload/documents/Datasheet-MultiPlus-inverter-charger-800VA-5kVA-DE.pdf","accessed":{"date-parts":[["2026",2,16]]}}}],"schema":"https://github.com/citation-style-language/schema/raw/master/csl-citation.json"} </w:instrText>
+      </w:r>
+      <w:r>
+        <w:rPr>
+          <w:rFonts w:cs="Arial"/>
+        </w:rPr>
+        <w:fldChar w:fldCharType="separate"/>
+      </w:r>
+      <w:r>
+        <w:rPr>
+          <w:rFonts w:ascii="Aptos" w:hAnsi="Aptos"/>
+        </w:rPr>
+        <w:t>[9]</w:t>
+      </w:r>
+      <w:r>
+        <w:rPr>
+          <w:rFonts w:cs="Arial"/>
+        </w:rPr>
+        <w:fldChar w:fldCharType="end"/>
+      </w:r>
+      <w:r>
+        <w:rPr>
+          <w:rFonts w:cs="Arial"/>
+        </w:rPr>
+        <w:t>. Dadurch bleibt die Funktionsfähigkeit auch bei ungünstigen Wetterbedingungen erhalten, während gleichzeitig das Zusammenspiel von Photovoltaik, Batterie und Netz demonstriert wird.</w:t>
+      </w:r>
+    </w:p>
+    <w:p>
+      <w:pPr>
+        <w:ind w:left="708"/>
+        <w:jc w:val="both"/>
+        <w:rPr>
+          <w:rFonts w:cs="Arial"/>
+        </w:rPr>
+      </w:pPr>
+    </w:p>
+    <w:p>
+      <w:pPr>
+        <w:ind w:left="708"/>
+        <w:jc w:val="both"/>
+        <w:rPr>
+          <w:rFonts w:cs="Arial"/>
+        </w:rPr>
+      </w:pPr>
     </w:p>
     <w:p>
       <w:pPr>
         <w:pStyle w:val="berschrift1"/>
       </w:pPr>
-      <w:bookmarkStart w:id="6" w:name="_Toc220424947"/>
+      <w:bookmarkStart w:id="11" w:name="_Toc222153236"/>
+      <w:r>
+        <w:t xml:space="preserve">4.4 </w:t>
+      </w:r>
+      <w:bookmarkEnd w:id="11"/>
+      <w:r>
+        <w:t>Auswahl der Systemkomponenten</w:t>
+      </w:r>
+    </w:p>
+    <w:p>
+      <w:pPr>
+        <w:ind w:left="708"/>
+        <w:jc w:val="both"/>
+        <w:rPr>
+          <w:rFonts w:cs="Arial"/>
+        </w:rPr>
+      </w:pPr>
+      <w:r>
+        <w:rPr>
+          <w:rFonts w:cs="Arial"/>
+        </w:rPr>
+        <w:t>D</w:t>
+      </w:r>
+      <w:bookmarkStart w:id="12" w:name="_Toc222153237"/>
+      <w:r>
+        <w:rPr>
+          <w:rFonts w:cs="Arial"/>
+        </w:rPr>
+        <w:t xml:space="preserve">ie Auswahl der Komponenten erfolgte unter Berücksichtigung von Leistungsanforderungen, Systemspannung, Zuverlässigkeit im Praxisbetrieb sowie Kompatibilität innerhalb des </w:t>
+      </w:r>
+      <w:proofErr w:type="spellStart"/>
+      <w:r>
+        <w:rPr>
+          <w:rFonts w:cs="Arial"/>
+        </w:rPr>
+        <w:t>Victron</w:t>
+      </w:r>
+      <w:proofErr w:type="spellEnd"/>
+      <w:r>
+        <w:rPr>
+          <w:rFonts w:cs="Arial"/>
+        </w:rPr>
+        <w:t>-Ökosystems. Ziel war ein wartungsarmes und effizientes Energiesystem, das den Energiebedarf des Prototyps aus der Photovoltaikanlage deckt und bei Bedarf zusätzlich über einen Netzanschluss geladen werden kann. Dadurch wird auch bei geringer Energieerzeugung, insbesondere in den Wintermonaten, eine zuverlässige Versorgung gewährleistet. Bei der Skalierung auf größere Systeme müssen Modulanzahl, Batteriekapazität, Wechselrichterleistung und Systemspannung entsprechend angepasst werden.</w:t>
+      </w:r>
+    </w:p>
+    <w:p>
+      <w:pPr>
+        <w:pStyle w:val="berschrift2"/>
+        <w:rPr>
+          <w:lang w:val="en-GB"/>
+        </w:rPr>
+      </w:pPr>
+      <w:r>
+        <w:rPr>
+          <w:lang w:val="en-GB"/>
+        </w:rPr>
+        <w:t xml:space="preserve">4.4.1 PV-Modul </w:t>
+      </w:r>
+      <w:proofErr w:type="spellStart"/>
+      <w:r>
+        <w:rPr>
+          <w:lang w:val="en-GB"/>
+        </w:rPr>
+        <w:t>enjoysolar</w:t>
+      </w:r>
+      <w:proofErr w:type="spellEnd"/>
+      <w:r>
+        <w:rPr>
+          <w:lang w:val="en-GB"/>
+        </w:rPr>
+        <w:t xml:space="preserve"> 180</w:t>
+      </w:r>
+      <w:r>
+        <w:rPr>
+          <w:rFonts w:cs="Arial"/>
+          <w:lang w:val="en-GB"/>
+        </w:rPr>
+        <w:t> </w:t>
+      </w:r>
+      <w:r>
+        <w:rPr>
+          <w:lang w:val="en-GB"/>
+        </w:rPr>
+        <w:t>W 12</w:t>
+      </w:r>
+      <w:r>
+        <w:rPr>
+          <w:rFonts w:cs="Arial"/>
+          <w:lang w:val="en-GB"/>
+        </w:rPr>
+        <w:t> </w:t>
+      </w:r>
+      <w:r>
+        <w:rPr>
+          <w:lang w:val="en-GB"/>
+        </w:rPr>
+        <w:t>V</w:t>
+      </w:r>
+      <w:bookmarkEnd w:id="12"/>
+    </w:p>
+    <w:p>
+      <w:pPr>
+        <w:ind w:left="708"/>
+        <w:jc w:val="both"/>
+        <w:rPr>
+          <w:rFonts w:cs="Arial"/>
+        </w:rPr>
+      </w:pPr>
+      <w:r>
+        <w:rPr>
+          <w:rFonts w:cs="Arial"/>
+        </w:rPr>
+        <w:t>D</w:t>
+      </w:r>
+      <w:r>
+        <w:rPr>
+          <w:rFonts w:cs="Arial"/>
+        </w:rPr>
+        <w:t xml:space="preserve">as </w:t>
+      </w:r>
+      <w:proofErr w:type="spellStart"/>
+      <w:r>
+        <w:rPr>
+          <w:rFonts w:cs="Arial"/>
+        </w:rPr>
+        <w:t>enjoysolar</w:t>
+      </w:r>
+      <w:proofErr w:type="spellEnd"/>
+      <w:r>
+        <w:rPr>
+          <w:rFonts w:cs="Arial"/>
+        </w:rPr>
+        <w:t xml:space="preserve"> 180</w:t>
+      </w:r>
+      <w:r>
+        <w:rPr>
+          <w:rFonts w:cs="Arial"/>
+        </w:rPr>
+        <w:t> </w:t>
+      </w:r>
+      <w:r>
+        <w:rPr>
+          <w:rFonts w:cs="Arial"/>
+        </w:rPr>
+        <w:t>W Modul wurde aufgrund seines günstigen Preis-Leistungs-Verhältnisses und der Kompatibilität mit 12</w:t>
+      </w:r>
+      <w:r>
+        <w:rPr>
+          <w:rFonts w:cs="Arial"/>
+        </w:rPr>
+        <w:t> </w:t>
+      </w:r>
+      <w:r>
+        <w:rPr>
+          <w:rFonts w:cs="Arial"/>
+        </w:rPr>
+        <w:t>V-Systemen gewählt. Mit einer Nennleistung von 180</w:t>
+      </w:r>
+      <w:r>
+        <w:rPr>
+          <w:rFonts w:cs="Arial"/>
+        </w:rPr>
+        <w:t> </w:t>
+      </w:r>
+      <w:proofErr w:type="spellStart"/>
+      <w:r>
+        <w:rPr>
+          <w:rFonts w:cs="Arial"/>
+        </w:rPr>
+        <w:t>Wp</w:t>
+      </w:r>
+      <w:proofErr w:type="spellEnd"/>
+      <w:r>
+        <w:rPr>
+          <w:rFonts w:cs="Arial"/>
+        </w:rPr>
+        <w:t xml:space="preserve"> bei einer maximalen Spannung von 19,1</w:t>
+      </w:r>
+      <w:r>
+        <w:rPr>
+          <w:rFonts w:cs="Arial"/>
+        </w:rPr>
+        <w:t> </w:t>
+      </w:r>
+      <w:r>
+        <w:rPr>
+          <w:rFonts w:cs="Arial"/>
+        </w:rPr>
+        <w:t xml:space="preserve">V und einem maximalen Strom von 9,43 A liefert es ausreichend Energie für den Prototyp </w:t>
+      </w:r>
+      <w:r>
+        <w:rPr>
+          <w:rFonts w:cs="Arial"/>
+        </w:rPr>
+        <w:fldChar w:fldCharType="begin"/>
+      </w:r>
+      <w:r>
+        <w:rPr>
+          <w:rFonts w:cs="Arial"/>
+        </w:rPr>
+        <w:instrText xml:space="preserve"> ADDIN ZOTERO_ITEM CSL_CITATION {"citationID":"9UbKhe1R","properties":{"formattedCitation":"[5]","plainCitation":"[5]","noteIndex":0},"citationItems":[{"id":22,"uris":["http://zotero.org/groups/6046789/items/JC2D7YWG"],"itemData":{"id":22,"type":"document","title":"enjoysolar_Monokristallines_Solarmodul_DATENBLATT_1100180_DE.pdf","URL":"https://solarv.de/Datenblatt/2023/12/SOLAR/enjoysolar_Monokristallines_Solarmodul_DATENBLATT_1100180_DE.pdf","accessed":{"date-parts":[["2026",2,6]]}}}],"schema":"https://github.com/citation-style-language/schema/raw/master/csl-citation.json"} </w:instrText>
+      </w:r>
+      <w:r>
+        <w:rPr>
+          <w:rFonts w:cs="Arial"/>
+        </w:rPr>
+        <w:fldChar w:fldCharType="separate"/>
+      </w:r>
+      <w:r>
+        <w:rPr>
+          <w:rFonts w:ascii="Aptos" w:hAnsi="Aptos"/>
+        </w:rPr>
+        <w:t>[5]</w:t>
+      </w:r>
+      <w:r>
+        <w:rPr>
+          <w:rFonts w:cs="Arial"/>
+        </w:rPr>
+        <w:fldChar w:fldCharType="end"/>
+      </w:r>
+      <w:r>
+        <w:rPr>
+          <w:rFonts w:cs="Arial"/>
+        </w:rPr>
+        <w:t xml:space="preserve">. Monokristalline Zellen erreichen einen </w:t>
+      </w:r>
+      <w:r>
+        <w:rPr>
+          <w:rFonts w:cs="Arial"/>
+        </w:rPr>
+        <w:lastRenderedPageBreak/>
+        <w:t>Wirkungsgrad von 22</w:t>
+      </w:r>
+      <w:r>
+        <w:rPr>
+          <w:rFonts w:cs="Arial"/>
+        </w:rPr>
+        <w:t> </w:t>
+      </w:r>
+      <w:r>
+        <w:rPr>
+          <w:rFonts w:cs="Arial"/>
+        </w:rPr>
+        <w:t>%, was eine stabile Leistung auch bei suboptimalen Bedingungen gewährleistet. Die Abmessungen von 1480</w:t>
+      </w:r>
+      <w:r>
+        <w:rPr>
+          <w:rFonts w:cs="Arial"/>
+        </w:rPr>
+        <w:t> </w:t>
+      </w:r>
+      <w:r>
+        <w:rPr>
+          <w:rFonts w:cs="Arial"/>
+        </w:rPr>
+        <w:t>×</w:t>
+      </w:r>
+      <w:r>
+        <w:rPr>
+          <w:rFonts w:cs="Arial"/>
+        </w:rPr>
+        <w:t> </w:t>
+      </w:r>
+      <w:r>
+        <w:rPr>
+          <w:rFonts w:cs="Arial"/>
+        </w:rPr>
+        <w:t>670</w:t>
+      </w:r>
+      <w:r>
+        <w:rPr>
+          <w:rFonts w:cs="Arial"/>
+        </w:rPr>
+        <w:t> </w:t>
+      </w:r>
+      <w:r>
+        <w:rPr>
+          <w:rFonts w:cs="Arial"/>
+        </w:rPr>
+        <w:t>×</w:t>
+      </w:r>
+      <w:r>
+        <w:rPr>
+          <w:rFonts w:cs="Arial"/>
+        </w:rPr>
+        <w:t> </w:t>
+      </w:r>
+      <w:r>
+        <w:rPr>
+          <w:rFonts w:cs="Arial"/>
+        </w:rPr>
+        <w:t>35</w:t>
+      </w:r>
+      <w:r>
+        <w:rPr>
+          <w:rFonts w:cs="Arial"/>
+        </w:rPr>
+        <w:t> </w:t>
+      </w:r>
+      <w:r>
+        <w:rPr>
+          <w:rFonts w:cs="Arial"/>
+        </w:rPr>
+        <w:t>mm und ein Gewicht von 10,9</w:t>
+      </w:r>
+      <w:r>
+        <w:rPr>
+          <w:rFonts w:cs="Arial"/>
+        </w:rPr>
+        <w:t> </w:t>
+      </w:r>
+      <w:r>
+        <w:rPr>
+          <w:rFonts w:cs="Arial"/>
+        </w:rPr>
+        <w:t>kg ermöglichen eine sichere Montage. Der Temperaturkoeffizient von −0,44</w:t>
+      </w:r>
+      <w:r>
+        <w:rPr>
+          <w:rFonts w:cs="Arial"/>
+        </w:rPr>
+        <w:t> </w:t>
+      </w:r>
+      <w:r>
+        <w:rPr>
+          <w:rFonts w:cs="Arial"/>
+        </w:rPr>
+        <w:t xml:space="preserve">%/K zeigt eine moderate Leistungsminderung bei hohen Temperaturen </w:t>
+      </w:r>
+      <w:r>
+        <w:rPr>
+          <w:rFonts w:cs="Arial"/>
+        </w:rPr>
+        <w:fldChar w:fldCharType="begin"/>
+      </w:r>
+      <w:r>
+        <w:rPr>
+          <w:rFonts w:cs="Arial"/>
+        </w:rPr>
+        <w:instrText xml:space="preserve"> ADDIN ZOTERO_ITEM CSL_CITATION {"citationID":"ILCugbGi","properties":{"formattedCitation":"[5]","plainCitation":"[5]","noteIndex":0},"citationItems":[{"id":22,"uris":["http://zotero.org/groups/6046789/items/JC2D7YWG"],"itemData":{"id":22,"type":"document","title":"enjoysolar_Monokristallines_Solarmodul_DATENBLATT_1100180_DE.pdf","URL":"https://solarv.de/Datenblatt/2023/12/SOLAR/enjoysolar_Monokristallines_Solarmodul_DATENBLATT_1100180_DE.pdf","accessed":{"date-parts":[["2026",2,6]]}}}],"schema":"https://github.com/citation-style-language/schema/raw/master/csl-citation.json"} </w:instrText>
+      </w:r>
+      <w:r>
+        <w:rPr>
+          <w:rFonts w:cs="Arial"/>
+        </w:rPr>
+        <w:fldChar w:fldCharType="separate"/>
+      </w:r>
+      <w:r>
+        <w:rPr>
+          <w:rFonts w:ascii="Aptos" w:hAnsi="Aptos"/>
+        </w:rPr>
+        <w:t>[5]</w:t>
+      </w:r>
+      <w:r>
+        <w:rPr>
+          <w:rFonts w:cs="Arial"/>
+        </w:rPr>
+        <w:fldChar w:fldCharType="end"/>
+      </w:r>
+      <w:r>
+        <w:rPr>
+          <w:rFonts w:cs="Arial"/>
+        </w:rPr>
+        <w:t>. Bei der Skalierung auf größere Systeme muss die Anzahl der Module entsprechend dem Energiebedarf und der verfügbaren Montagefläche angepasst werden.</w:t>
+      </w:r>
+    </w:p>
+    <w:p>
+      <w:pPr>
+        <w:pStyle w:val="berschrift2"/>
+        <w:rPr>
+          <w:lang w:val="en-GB"/>
+        </w:rPr>
+      </w:pPr>
+      <w:bookmarkStart w:id="13" w:name="_Toc222153238"/>
+      <w:r>
+        <w:rPr>
+          <w:lang w:val="en-GB"/>
+        </w:rPr>
+        <w:t>4.4.2 AGM Super Cycle Batterie 100</w:t>
+      </w:r>
+      <w:r>
+        <w:rPr>
+          <w:lang w:val="en-GB"/>
+        </w:rPr>
+        <w:t> </w:t>
+      </w:r>
+      <w:r>
+        <w:rPr>
+          <w:lang w:val="en-GB"/>
+        </w:rPr>
+        <w:t>Ah</w:t>
+      </w:r>
+      <w:bookmarkEnd w:id="13"/>
+    </w:p>
+    <w:p>
+      <w:pPr>
+        <w:ind w:left="708"/>
+        <w:jc w:val="both"/>
+        <w:rPr>
+          <w:rFonts w:cs="Arial"/>
+        </w:rPr>
+      </w:pPr>
+      <w:r>
+        <w:rPr>
+          <w:rFonts w:cs="Arial"/>
+        </w:rPr>
+        <w:t>D</w:t>
+      </w:r>
+      <w:r>
+        <w:rPr>
+          <w:rFonts w:cs="Arial"/>
+        </w:rPr>
+        <w:t xml:space="preserve">ie AGM Super Cycle Batterie kombiniert wartungsfreie, lageunabhängige AGM-Technologie mit erhöhter </w:t>
+      </w:r>
+      <w:proofErr w:type="spellStart"/>
+      <w:r>
+        <w:rPr>
+          <w:rFonts w:cs="Arial"/>
+        </w:rPr>
+        <w:t>Zyklenfestigkeit</w:t>
+      </w:r>
+      <w:proofErr w:type="spellEnd"/>
+      <w:r>
+        <w:rPr>
+          <w:rFonts w:cs="Arial"/>
+        </w:rPr>
+        <w:t>. Mit 100</w:t>
+      </w:r>
+      <w:r>
+        <w:rPr>
+          <w:rFonts w:cs="Arial"/>
+        </w:rPr>
+        <w:t> </w:t>
+      </w:r>
+      <w:r>
+        <w:rPr>
+          <w:rFonts w:cs="Arial"/>
+        </w:rPr>
+        <w:t>Ah bei 12</w:t>
+      </w:r>
+      <w:r>
+        <w:rPr>
+          <w:rFonts w:cs="Arial"/>
+        </w:rPr>
+        <w:t> </w:t>
+      </w:r>
+      <w:r>
+        <w:rPr>
+          <w:rFonts w:cs="Arial"/>
+        </w:rPr>
+        <w:t>V entspricht die Gesamtkapazität 1200</w:t>
+      </w:r>
+      <w:r>
+        <w:rPr>
+          <w:rFonts w:cs="Arial"/>
+        </w:rPr>
+        <w:t> </w:t>
+      </w:r>
+      <w:r>
+        <w:rPr>
+          <w:rFonts w:cs="Arial"/>
+        </w:rPr>
+        <w:t xml:space="preserve">Wh </w:t>
+      </w:r>
+      <w:r>
+        <w:rPr>
+          <w:rFonts w:cs="Arial"/>
+        </w:rPr>
+        <w:fldChar w:fldCharType="begin"/>
+      </w:r>
+      <w:r>
+        <w:rPr>
+          <w:rFonts w:cs="Arial"/>
+        </w:rPr>
+        <w:instrText xml:space="preserve"> ADDIN ZOTERO_ITEM CSL_CITATION {"citationID":"3WD6sflv","properties":{"formattedCitation":"[10]","plainCitation":"[10]","noteIndex":0},"citationItems":[{"id":32,"uris":["http://zotero.org/groups/6046789/items/2C8UVX5C"],"itemData":{"id":32,"type":"document","title":"Datasheet-AGM-Super-Cycle-battery-DE.pdf","URL":"https://www.victronenergy.de/upload/documents/Datasheet-AGM-Super-Cycle-battery-DE.pdf","accessed":{"date-parts":[["2026",2,16]]}}}],"schema":"https://github.com/citation-style-language/schema/raw/master/csl-citation.json"} </w:instrText>
+      </w:r>
+      <w:r>
+        <w:rPr>
+          <w:rFonts w:cs="Arial"/>
+        </w:rPr>
+        <w:fldChar w:fldCharType="separate"/>
+      </w:r>
+      <w:r>
+        <w:rPr>
+          <w:rFonts w:ascii="Aptos" w:hAnsi="Aptos"/>
+        </w:rPr>
+        <w:t>[10]</w:t>
+      </w:r>
+      <w:r>
+        <w:rPr>
+          <w:rFonts w:cs="Arial"/>
+        </w:rPr>
+        <w:fldChar w:fldCharType="end"/>
+      </w:r>
+      <w:r>
+        <w:rPr>
+          <w:rFonts w:cs="Arial"/>
+        </w:rPr>
+        <w:t>. Zur Verlängerung der Lebensdauer wird die Entladung auf maximal 50</w:t>
+      </w:r>
+      <w:r>
+        <w:rPr>
+          <w:rFonts w:cs="Arial"/>
+        </w:rPr>
+        <w:t> </w:t>
+      </w:r>
+      <w:r>
+        <w:rPr>
+          <w:rFonts w:cs="Arial"/>
+        </w:rPr>
+        <w:t>% begrenzt, wodurch eine nutzbare Kapazität von 600</w:t>
+      </w:r>
+      <w:r>
+        <w:rPr>
+          <w:rFonts w:cs="Arial"/>
+        </w:rPr>
+        <w:t> </w:t>
+      </w:r>
+      <w:r>
+        <w:rPr>
+          <w:rFonts w:cs="Arial"/>
+        </w:rPr>
+        <w:t>Wh verbleibt. Die Batterie verträgt mindestens 300 Zyklen bei 100</w:t>
+      </w:r>
+      <w:r>
+        <w:rPr>
+          <w:rFonts w:cs="Arial"/>
+        </w:rPr>
+        <w:t> </w:t>
+      </w:r>
+      <w:r>
+        <w:rPr>
+          <w:rFonts w:cs="Arial"/>
+        </w:rPr>
+        <w:t>% Entladung und mindestens 700</w:t>
+      </w:r>
+      <w:r>
+        <w:rPr>
+          <w:rFonts w:cs="Arial"/>
+        </w:rPr>
+        <w:t> </w:t>
+      </w:r>
+      <w:r>
+        <w:rPr>
+          <w:rFonts w:cs="Arial"/>
+        </w:rPr>
+        <w:t>Zyklen bei 60</w:t>
+      </w:r>
+      <w:r>
+        <w:rPr>
+          <w:rFonts w:cs="Arial"/>
+        </w:rPr>
+        <w:t> </w:t>
+      </w:r>
+      <w:r>
+        <w:rPr>
+          <w:rFonts w:cs="Arial"/>
+        </w:rPr>
+        <w:t xml:space="preserve">% Entladung </w:t>
+      </w:r>
+      <w:r>
+        <w:rPr>
+          <w:rFonts w:cs="Arial"/>
+        </w:rPr>
+        <w:fldChar w:fldCharType="begin"/>
+      </w:r>
+      <w:r>
+        <w:rPr>
+          <w:rFonts w:cs="Arial"/>
+        </w:rPr>
+        <w:instrText xml:space="preserve"> ADDIN ZOTERO_ITEM CSL_CITATION {"citationID":"DXfGr2JE","properties":{"formattedCitation":"[10]","plainCitation":"[10]","noteIndex":0},"citationItems":[{"id":32,"uris":["http://zotero.org/groups/6046789/items/2C8UVX5C"],"itemData":{"id":32,"type":"document","title":"Datasheet-AGM-Super-Cycle-battery-DE.pdf","URL":"https://www.victronenergy.de/upload/documents/Datasheet-AGM-Super-Cycle-battery-DE.pdf","accessed":{"date-parts":[["2026",2,16]]}}}],"schema":"https://github.com/citation-style-language/schema/raw/master/csl-citation.json"} </w:instrText>
+      </w:r>
+      <w:r>
+        <w:rPr>
+          <w:rFonts w:cs="Arial"/>
+        </w:rPr>
+        <w:fldChar w:fldCharType="separate"/>
+      </w:r>
+      <w:r>
+        <w:rPr>
+          <w:rFonts w:ascii="Aptos" w:hAnsi="Aptos"/>
+        </w:rPr>
+        <w:t>[10]</w:t>
+      </w:r>
+      <w:r>
+        <w:rPr>
+          <w:rFonts w:cs="Arial"/>
+        </w:rPr>
+        <w:fldChar w:fldCharType="end"/>
+      </w:r>
+      <w:r>
+        <w:rPr>
+          <w:rFonts w:cs="Arial"/>
+        </w:rPr>
+        <w:t>. AGM-Batterien arbeiten zuverlässig bei niedrigen Temperaturen und produzieren keine Ausgasungen. Die empfohlene Ladespannung beträgt 14,2–14,6</w:t>
+      </w:r>
+      <w:r>
+        <w:rPr>
+          <w:rFonts w:cs="Arial"/>
+        </w:rPr>
+        <w:t> </w:t>
+      </w:r>
+      <w:r>
+        <w:rPr>
+          <w:rFonts w:cs="Arial"/>
+        </w:rPr>
+        <w:t>V für Konstan</w:t>
+      </w:r>
+      <w:r>
+        <w:rPr>
+          <w:rFonts w:cs="Arial"/>
+        </w:rPr>
+        <w:t>t-</w:t>
+      </w:r>
+      <w:r>
+        <w:rPr>
+          <w:rFonts w:cs="Arial"/>
+        </w:rPr>
+        <w:t>spannung und 13,5–13,8</w:t>
+      </w:r>
+      <w:r>
+        <w:rPr>
+          <w:rFonts w:cs="Arial"/>
+        </w:rPr>
+        <w:t> </w:t>
+      </w:r>
+      <w:r>
+        <w:rPr>
+          <w:rFonts w:cs="Arial"/>
+        </w:rPr>
+        <w:t xml:space="preserve">V für Ladeerhaltung </w:t>
+      </w:r>
+      <w:r>
+        <w:rPr>
+          <w:rFonts w:cs="Arial"/>
+        </w:rPr>
+        <w:fldChar w:fldCharType="begin"/>
+      </w:r>
+      <w:r>
+        <w:rPr>
+          <w:rFonts w:cs="Arial"/>
+        </w:rPr>
+        <w:instrText xml:space="preserve"> ADDIN ZOTERO_ITEM CSL_CITATION {"citationID":"mLitYo8V","properties":{"formattedCitation":"[10]","plainCitation":"[10]","noteIndex":0},"citationItems":[{"id":32,"uris":["http://zotero.org/groups/6046789/items/2C8UVX5C"],"itemData":{"id":32,"type":"document","title":"Datasheet-AGM-Super-Cycle-battery-DE.pdf","URL":"https://www.victronenergy.de/upload/documents/Datasheet-AGM-Super-Cycle-battery-DE.pdf","accessed":{"date-parts":[["2026",2,16]]}}}],"schema":"https://github.com/citation-style-language/schema/raw/master/csl-citation.json"} </w:instrText>
+      </w:r>
+      <w:r>
+        <w:rPr>
+          <w:rFonts w:cs="Arial"/>
+        </w:rPr>
+        <w:fldChar w:fldCharType="separate"/>
+      </w:r>
+      <w:r>
+        <w:rPr>
+          <w:rFonts w:ascii="Aptos" w:hAnsi="Aptos"/>
+        </w:rPr>
+        <w:t>[10]</w:t>
+      </w:r>
+      <w:r>
+        <w:rPr>
+          <w:rFonts w:cs="Arial"/>
+        </w:rPr>
+        <w:fldChar w:fldCharType="end"/>
+      </w:r>
+      <w:r>
+        <w:rPr>
+          <w:rFonts w:cs="Arial"/>
+        </w:rPr>
+        <w:t>. Bei größeren Systemen kann die Speicherkapazität durch Parallelschaltung zusätzlicher Batterien oder durch den Einsatz von Batterien mit höherer Kapazität erweitert werden.</w:t>
+      </w:r>
+    </w:p>
+    <w:p>
+      <w:pPr>
+        <w:pStyle w:val="berschrift2"/>
+      </w:pPr>
+      <w:bookmarkStart w:id="14" w:name="_Toc222153239"/>
+      <w:r>
+        <w:t xml:space="preserve">4.4.3 </w:t>
+      </w:r>
+      <w:proofErr w:type="spellStart"/>
+      <w:r>
+        <w:t>Victron</w:t>
+      </w:r>
+      <w:proofErr w:type="spellEnd"/>
+      <w:r>
+        <w:t xml:space="preserve"> </w:t>
+      </w:r>
+      <w:proofErr w:type="spellStart"/>
+      <w:r>
+        <w:t>MultiPlus</w:t>
+      </w:r>
+      <w:proofErr w:type="spellEnd"/>
+      <w:r>
+        <w:t xml:space="preserve"> 12/800</w:t>
+      </w:r>
+      <w:bookmarkEnd w:id="14"/>
+    </w:p>
+    <w:p>
+      <w:pPr>
+        <w:ind w:left="708"/>
+        <w:jc w:val="both"/>
+        <w:rPr>
+          <w:rFonts w:cs="Arial"/>
+        </w:rPr>
+      </w:pPr>
+      <w:r>
+        <w:rPr>
+          <w:rFonts w:cs="Arial"/>
+        </w:rPr>
+        <w:t>D</w:t>
+      </w:r>
+      <w:r>
+        <w:rPr>
+          <w:rFonts w:cs="Arial"/>
+        </w:rPr>
+        <w:t xml:space="preserve">er </w:t>
+      </w:r>
+      <w:proofErr w:type="spellStart"/>
+      <w:r>
+        <w:rPr>
+          <w:rFonts w:cs="Arial"/>
+        </w:rPr>
+        <w:t>MultiPlus</w:t>
+      </w:r>
+      <w:proofErr w:type="spellEnd"/>
+      <w:r>
+        <w:rPr>
+          <w:rFonts w:cs="Arial"/>
+        </w:rPr>
+        <w:t xml:space="preserve"> vereint Wechselrichter und Ladegerät in einem Gerät. Mit 800</w:t>
+      </w:r>
+      <w:r>
+        <w:rPr>
+          <w:rFonts w:cs="Arial"/>
+        </w:rPr>
+        <w:t> </w:t>
+      </w:r>
+      <w:r>
+        <w:rPr>
+          <w:rFonts w:cs="Arial"/>
+        </w:rPr>
+        <w:t>VA Dauerleistung (700</w:t>
+      </w:r>
+      <w:r>
+        <w:rPr>
+          <w:rFonts w:cs="Arial"/>
+        </w:rPr>
+        <w:t> </w:t>
+      </w:r>
+      <w:r>
+        <w:rPr>
+          <w:rFonts w:cs="Arial"/>
+        </w:rPr>
+        <w:t>W) bei 1</w:t>
+      </w:r>
+      <w:r>
+        <w:rPr>
+          <w:rFonts w:cs="Arial"/>
+        </w:rPr>
+        <w:t>2 </w:t>
+      </w:r>
+      <w:r>
+        <w:rPr>
+          <w:rFonts w:cs="Arial"/>
+        </w:rPr>
+        <w:t xml:space="preserve">V deckt er die geplanten Verbraucher des Prototyps ab </w:t>
+      </w:r>
+      <w:r>
+        <w:rPr>
+          <w:rFonts w:cs="Arial"/>
+        </w:rPr>
+        <w:fldChar w:fldCharType="begin"/>
+      </w:r>
+      <w:r>
+        <w:rPr>
+          <w:rFonts w:cs="Arial"/>
+        </w:rPr>
+        <w:instrText xml:space="preserve"> ADDIN ZOTERO_ITEM CSL_CITATION {"citationID":"ABGc5Kfu","properties":{"formattedCitation":"[9]","plainCitation":"[9]","noteIndex":0},"citationItems":[{"id":33,"uris":["http://zotero.org/groups/6046789/items/B2JDHQZG"],"itemData":{"id":33,"type":"document","title":"Datasheet-MultiPlus-inverter-charger-800VA-5kVA-DE.pdf","URL":"https://www.victronenergy.com/upload/documents/Datasheet-MultiPlus-inverter-charger-800VA-5kVA-DE.pdf","accessed":{"date-parts":[["2026",2,16]]}}}],"schema":"https://github.com/citation-style-language/schema/raw/master/csl-citation.json"} </w:instrText>
+      </w:r>
+      <w:r>
+        <w:rPr>
+          <w:rFonts w:cs="Arial"/>
+        </w:rPr>
+        <w:fldChar w:fldCharType="separate"/>
+      </w:r>
+      <w:r>
+        <w:rPr>
+          <w:rFonts w:ascii="Aptos" w:hAnsi="Aptos"/>
+        </w:rPr>
+        <w:t>[9]</w:t>
+      </w:r>
+      <w:r>
+        <w:rPr>
+          <w:rFonts w:cs="Arial"/>
+        </w:rPr>
+        <w:fldChar w:fldCharType="end"/>
+      </w:r>
+      <w:r>
+        <w:rPr>
+          <w:rFonts w:cs="Arial"/>
+        </w:rPr>
+        <w:t>. Bei 40</w:t>
+      </w:r>
+      <w:r>
+        <w:rPr>
+          <w:rFonts w:cs="Arial"/>
+        </w:rPr>
+        <w:t> </w:t>
+      </w:r>
+      <w:r>
+        <w:rPr>
+          <w:rFonts w:cs="Arial"/>
+        </w:rPr>
+        <w:t>°C sinkt die kontinuierliche Ausgangsleistung auf 650</w:t>
+      </w:r>
+      <w:r>
+        <w:rPr>
+          <w:rFonts w:cs="Arial"/>
+        </w:rPr>
+        <w:t> </w:t>
+      </w:r>
+      <w:r>
+        <w:rPr>
+          <w:rFonts w:cs="Arial"/>
+        </w:rPr>
+        <w:t xml:space="preserve">W </w:t>
+      </w:r>
+      <w:r>
+        <w:rPr>
+          <w:rFonts w:cs="Arial"/>
+        </w:rPr>
+        <w:fldChar w:fldCharType="begin"/>
+      </w:r>
+      <w:r>
+        <w:rPr>
+          <w:rFonts w:cs="Arial"/>
+        </w:rPr>
+        <w:instrText xml:space="preserve"> ADDIN ZOTERO_ITEM CSL_CITATION {"citationID":"41DIruK3","properties":{"formattedCitation":"[9]","plainCitation":"[9]","noteIndex":0},"citationItems":[{"id":33,"uris":["http://zotero.org/groups/6046789/items/B2JDHQZG"],"itemData":{"id":33,"type":"document","title":"Datasheet-MultiPlus-inverter-charger-800VA-5kVA-DE.pdf","URL":"https://www.victronenergy.com/upload/documents/Datasheet-MultiPlus-inverter-charger-800VA-5kVA-DE.pdf","accessed":{"date-parts":[["2026",2,16]]}}}],"schema":"https://github.com/citation-style-language/schema/raw/master/csl-citation.json"} </w:instrText>
+      </w:r>
+      <w:r>
+        <w:rPr>
+          <w:rFonts w:cs="Arial"/>
+        </w:rPr>
+        <w:fldChar w:fldCharType="separate"/>
+      </w:r>
+      <w:r>
+        <w:rPr>
+          <w:rFonts w:ascii="Aptos" w:hAnsi="Aptos"/>
+        </w:rPr>
+        <w:t>[9]</w:t>
+      </w:r>
+      <w:r>
+        <w:rPr>
+          <w:rFonts w:cs="Arial"/>
+        </w:rPr>
+        <w:fldChar w:fldCharType="end"/>
+      </w:r>
+      <w:r>
+        <w:rPr>
+          <w:rFonts w:cs="Arial"/>
+        </w:rPr>
+        <w:t>. Der integrierte Laderegler lädt die Batterie mit bis zu 35</w:t>
+      </w:r>
+      <w:r>
+        <w:rPr>
+          <w:rFonts w:cs="Arial"/>
+        </w:rPr>
+        <w:t> </w:t>
+      </w:r>
+      <w:r>
+        <w:rPr>
+          <w:rFonts w:cs="Arial"/>
+        </w:rPr>
+        <w:t xml:space="preserve">A </w:t>
+      </w:r>
+      <w:r>
+        <w:rPr>
+          <w:rFonts w:cs="Arial"/>
+        </w:rPr>
+        <w:fldChar w:fldCharType="begin"/>
+      </w:r>
+      <w:r>
+        <w:rPr>
+          <w:rFonts w:cs="Arial"/>
+        </w:rPr>
+        <w:instrText xml:space="preserve"> ADDIN ZOTERO_ITEM CSL_CITATION {"citationID":"q249sXdQ","properties":{"formattedCitation":"[9]","plainCitation":"[9]","noteIndex":0},"citationItems":[{"id":33,"uris":["http://zotero.org/groups/6046789/items/B2JDHQZG"],"itemData":{"id":33,"type":"document","title":"Datasheet-MultiPlus-inverter-charger-800VA-5kVA-DE.pdf","URL":"https://www.victronenergy.com/upload/documents/Datasheet-MultiPlus-inverter-charger-800VA-5kVA-DE.pdf","accessed":{"date-parts":[["2026",2,16]]}}}],"schema":"https://github.com/citation-style-language/schema/raw/master/csl-citation.json"} </w:instrText>
+      </w:r>
+      <w:r>
+        <w:rPr>
+          <w:rFonts w:cs="Arial"/>
+        </w:rPr>
+        <w:fldChar w:fldCharType="separate"/>
+      </w:r>
+      <w:r>
+        <w:rPr>
+          <w:rFonts w:ascii="Aptos" w:hAnsi="Aptos"/>
+        </w:rPr>
+        <w:t>[9]</w:t>
+      </w:r>
+      <w:r>
+        <w:rPr>
+          <w:rFonts w:cs="Arial"/>
+        </w:rPr>
+        <w:fldChar w:fldCharType="end"/>
+      </w:r>
+      <w:r>
+        <w:rPr>
+          <w:rFonts w:cs="Arial"/>
+        </w:rPr>
+        <w:t>. Die automatische Netzumschaltung ermöglicht Versorgungssicherheit bei niedriger Batterieladung. Der Standby-Verbrauch liegt bei 8–10</w:t>
+      </w:r>
+      <w:r>
+        <w:rPr>
+          <w:rFonts w:cs="Arial"/>
+        </w:rPr>
+        <w:t> </w:t>
+      </w:r>
+      <w:r>
+        <w:rPr>
+          <w:rFonts w:cs="Arial"/>
+        </w:rPr>
+        <w:t xml:space="preserve">W </w:t>
+      </w:r>
+      <w:r>
+        <w:rPr>
+          <w:rFonts w:cs="Arial"/>
+        </w:rPr>
+        <w:fldChar w:fldCharType="begin"/>
+      </w:r>
+      <w:r>
+        <w:rPr>
+          <w:rFonts w:cs="Arial"/>
+        </w:rPr>
+        <w:instrText xml:space="preserve"> ADDIN ZOTERO_ITEM CSL_CITATION {"citationID":"ZWhWAmOK","properties":{"formattedCitation":"[9]","plainCitation":"[9]","noteIndex":0},"citationItems":[{"id":33,"uris":["http://zotero.org/groups/6046789/items/B2JDHQZG"],"itemData":{"id":33,"type":"document","title":"Datasheet-MultiPlus-inverter-charger-800VA-5kVA-DE.pdf","URL":"https://www.victronenergy.com/upload/documents/Datasheet-MultiPlus-inverter-charger-800VA-5kVA-DE.pdf","accessed":{"date-parts":[["2026",2,16]]}}}],"schema":"https://github.com/citation-style-language/schema/raw/master/csl-citation.json"} </w:instrText>
+      </w:r>
+      <w:r>
+        <w:rPr>
+          <w:rFonts w:cs="Arial"/>
+        </w:rPr>
+        <w:fldChar w:fldCharType="separate"/>
+      </w:r>
+      <w:r>
+        <w:rPr>
+          <w:rFonts w:ascii="Aptos" w:hAnsi="Aptos"/>
+        </w:rPr>
+        <w:t>[9]</w:t>
+      </w:r>
+      <w:r>
+        <w:rPr>
+          <w:rFonts w:cs="Arial"/>
+        </w:rPr>
+        <w:fldChar w:fldCharType="end"/>
+      </w:r>
+      <w:r>
+        <w:rPr>
+          <w:rFonts w:cs="Arial"/>
+        </w:rPr>
+        <w:t xml:space="preserve">. Die </w:t>
+      </w:r>
+      <w:proofErr w:type="spellStart"/>
+      <w:r>
+        <w:rPr>
+          <w:rFonts w:cs="Arial"/>
+        </w:rPr>
+        <w:t>VE.Bus</w:t>
+      </w:r>
+      <w:proofErr w:type="spellEnd"/>
+      <w:r>
+        <w:rPr>
+          <w:rFonts w:cs="Arial"/>
+        </w:rPr>
+        <w:t xml:space="preserve">-Schnittstelle erlaubt die Kommunikation mit weiteren </w:t>
+      </w:r>
+      <w:proofErr w:type="spellStart"/>
+      <w:r>
+        <w:rPr>
+          <w:rFonts w:cs="Arial"/>
+        </w:rPr>
+        <w:t>Victron</w:t>
+      </w:r>
+      <w:proofErr w:type="spellEnd"/>
+      <w:r>
+        <w:rPr>
+          <w:rFonts w:cs="Arial"/>
+        </w:rPr>
+        <w:t>-Geräten. Der Eingangsspannungsbereich von 9,5–17</w:t>
+      </w:r>
+      <w:r>
+        <w:rPr>
+          <w:rFonts w:cs="Arial"/>
+        </w:rPr>
+        <w:t> </w:t>
+      </w:r>
+      <w:r>
+        <w:rPr>
+          <w:rFonts w:cs="Arial"/>
+        </w:rPr>
+        <w:t xml:space="preserve">V ermöglicht einen flexiblen Betrieb auch bei schwankenden Batteriespannungen </w:t>
+      </w:r>
+      <w:r>
+        <w:rPr>
+          <w:rFonts w:cs="Arial"/>
+        </w:rPr>
+        <w:fldChar w:fldCharType="begin"/>
+      </w:r>
+      <w:r>
+        <w:rPr>
+          <w:rFonts w:cs="Arial"/>
+        </w:rPr>
+        <w:instrText xml:space="preserve"> ADDIN ZOTERO_ITEM CSL_CITATION {"citationID":"hf0PdyeU","properties":{"formattedCitation":"[9]","plainCitation":"[9]","noteIndex":0},"citationItems":[{"id":33,"uris":["http://zotero.org/groups/6046789/items/B2JDHQZG"],"itemData":{"id":33,"type":"document","title":"Datasheet-MultiPlus-inverter-charger-800VA-5kVA-DE.pdf","URL":"https://www.victronenergy.com/upload/documents/Datasheet-MultiPlus-inverter-charger-800VA-5kVA-DE.pdf","accessed":{"date-parts":[["2026",2,16]]}}}],"schema":"https://github.com/citation-style-language/schema/raw/master/csl-citation.json"} </w:instrText>
+      </w:r>
+      <w:r>
+        <w:rPr>
+          <w:rFonts w:cs="Arial"/>
+        </w:rPr>
+        <w:fldChar w:fldCharType="separate"/>
+      </w:r>
+      <w:r>
+        <w:rPr>
+          <w:rFonts w:ascii="Aptos" w:hAnsi="Aptos"/>
+        </w:rPr>
+        <w:t>[9]</w:t>
+      </w:r>
+      <w:r>
+        <w:rPr>
+          <w:rFonts w:cs="Arial"/>
+        </w:rPr>
+        <w:fldChar w:fldCharType="end"/>
+      </w:r>
+      <w:r>
+        <w:rPr>
+          <w:rFonts w:cs="Arial"/>
+        </w:rPr>
+        <w:t>. Bei der Skalierung auf größere Systeme sollte die Wechselrichterleistung an die kombinierte Last aller Verbraucher angepasst werden, wobei bei höheren Leistungen auch eine Umstellung auf 48</w:t>
+      </w:r>
+      <w:r>
+        <w:rPr>
+          <w:rFonts w:cs="Arial"/>
+        </w:rPr>
+        <w:t> </w:t>
+      </w:r>
+      <w:r>
+        <w:rPr>
+          <w:rFonts w:cs="Arial"/>
+        </w:rPr>
+        <w:t>V-Systeme sinnvoll sein kann, um Leitungsverluste zu minimieren.</w:t>
+      </w:r>
+    </w:p>
+    <w:p>
+      <w:pPr>
+        <w:pStyle w:val="berschrift2"/>
+      </w:pPr>
+      <w:bookmarkStart w:id="15" w:name="_Toc222153240"/>
+      <w:r>
+        <w:t xml:space="preserve">4.4.4 </w:t>
+      </w:r>
+      <w:proofErr w:type="spellStart"/>
+      <w:r>
+        <w:t>Victron</w:t>
+      </w:r>
+      <w:proofErr w:type="spellEnd"/>
+      <w:r>
+        <w:t xml:space="preserve"> </w:t>
+      </w:r>
+      <w:proofErr w:type="spellStart"/>
+      <w:r>
+        <w:t>SmartShunt</w:t>
+      </w:r>
+      <w:proofErr w:type="spellEnd"/>
+      <w:r>
+        <w:t xml:space="preserve"> 500 A</w:t>
+      </w:r>
+      <w:bookmarkEnd w:id="15"/>
+    </w:p>
+    <w:p>
+      <w:pPr>
+        <w:ind w:left="708"/>
+        <w:jc w:val="both"/>
+        <w:rPr>
+          <w:rFonts w:cs="Arial"/>
+        </w:rPr>
+      </w:pPr>
+      <w:r>
+        <w:rPr>
+          <w:rFonts w:cs="Arial"/>
+        </w:rPr>
+        <w:t>D</w:t>
+      </w:r>
+      <w:r>
+        <w:rPr>
+          <w:rFonts w:cs="Arial"/>
+        </w:rPr>
+        <w:t xml:space="preserve">er </w:t>
+      </w:r>
+      <w:proofErr w:type="spellStart"/>
+      <w:r>
+        <w:rPr>
+          <w:rFonts w:cs="Arial"/>
+        </w:rPr>
+        <w:t>SmartShunt</w:t>
+      </w:r>
+      <w:proofErr w:type="spellEnd"/>
+      <w:r>
+        <w:rPr>
+          <w:rFonts w:cs="Arial"/>
+        </w:rPr>
+        <w:t xml:space="preserve"> misst den Batteriestrom mit ±0,4</w:t>
+      </w:r>
+      <w:r>
+        <w:rPr>
+          <w:rFonts w:cs="Arial"/>
+        </w:rPr>
+        <w:t> </w:t>
+      </w:r>
+      <w:r>
+        <w:rPr>
+          <w:rFonts w:cs="Arial"/>
+        </w:rPr>
+        <w:t xml:space="preserve">% Genauigkeit und berechnet daraus den State </w:t>
+      </w:r>
+      <w:proofErr w:type="spellStart"/>
+      <w:r>
+        <w:rPr>
+          <w:rFonts w:cs="Arial"/>
+        </w:rPr>
+        <w:t>of</w:t>
+      </w:r>
+      <w:proofErr w:type="spellEnd"/>
+      <w:r>
+        <w:rPr>
+          <w:rFonts w:cs="Arial"/>
+        </w:rPr>
+        <w:t xml:space="preserve"> Charge (SoC) </w:t>
+      </w:r>
+      <w:r>
+        <w:rPr>
+          <w:rFonts w:cs="Arial"/>
+        </w:rPr>
+        <w:fldChar w:fldCharType="begin"/>
+      </w:r>
+      <w:r>
+        <w:rPr>
+          <w:rFonts w:cs="Arial"/>
+        </w:rPr>
+        <w:instrText xml:space="preserve"> ADDIN ZOTERO_ITEM CSL_CITATION {"citationID":"hFTwkn02","properties":{"formattedCitation":"[8]","plainCitation":"[8]","noteIndex":0},"citationItems":[{"id":34,"uris":["http://zotero.org/groups/6046789/items/4A8RXW9A"],"itemData":{"id":34,"type":"document","title":"Datasheet-SmartShunt-DE.pdf","URL":"https://www.victronenergy.de/upload/documents/Datasheet-SmartShunt-DE.pdf","accessed":{"date-parts":[["2026",2,16]]}}}],"schema":"https://github.com/citation-style-language/schema/raw/master/csl-citation.json"} </w:instrText>
+      </w:r>
+      <w:r>
+        <w:rPr>
+          <w:rFonts w:cs="Arial"/>
+        </w:rPr>
+        <w:fldChar w:fldCharType="separate"/>
+      </w:r>
+      <w:r>
+        <w:rPr>
+          <w:rFonts w:ascii="Aptos" w:hAnsi="Aptos"/>
+        </w:rPr>
+        <w:t>[8]</w:t>
+      </w:r>
+      <w:r>
+        <w:rPr>
+          <w:rFonts w:cs="Arial"/>
+        </w:rPr>
+        <w:fldChar w:fldCharType="end"/>
+      </w:r>
+      <w:r>
+        <w:rPr>
+          <w:rFonts w:cs="Arial"/>
+        </w:rPr>
+        <w:t>. Mit einer Kapazität von bis zu 500</w:t>
+      </w:r>
+      <w:r>
+        <w:rPr>
+          <w:rFonts w:cs="Arial"/>
+        </w:rPr>
+        <w:t> </w:t>
+      </w:r>
+      <w:r>
+        <w:rPr>
+          <w:rFonts w:cs="Arial"/>
+        </w:rPr>
+        <w:t>A erfasst er alle Ströme im System zuverlässig. Der Offset liegt bei weniger als 10</w:t>
+      </w:r>
+      <w:r>
+        <w:rPr>
+          <w:rFonts w:cs="Arial"/>
+        </w:rPr>
+        <w:t> </w:t>
+      </w:r>
+      <w:r>
+        <w:rPr>
+          <w:rFonts w:cs="Arial"/>
+        </w:rPr>
+        <w:t xml:space="preserve">mA </w:t>
+      </w:r>
+      <w:r>
+        <w:rPr>
+          <w:rFonts w:cs="Arial"/>
+        </w:rPr>
+        <w:fldChar w:fldCharType="begin"/>
+      </w:r>
+      <w:r>
+        <w:rPr>
+          <w:rFonts w:cs="Arial"/>
+        </w:rPr>
+        <w:instrText xml:space="preserve"> ADDIN ZOTERO_ITEM CSL_CITATION {"citationID":"31Dxgg02","properties":{"formattedCitation":"[8]","plainCitation":"[8]","noteIndex":0},"citationItems":[{"id":34,"uris":["http://zotero.org/groups/6046789/items/4A8RXW9A"],"itemData":{"id":34,"type":"document","title":"Datasheet-SmartShunt-DE.pdf","URL":"https://www.victronenergy.de/upload/documents/Datasheet-SmartShunt-DE.pdf","accessed":{"date-parts":[["2026",2,16]]}}}],"schema":"https://github.com/citation-style-language/schema/raw/master/csl-citation.json"} </w:instrText>
+      </w:r>
+      <w:r>
+        <w:rPr>
+          <w:rFonts w:cs="Arial"/>
+        </w:rPr>
+        <w:fldChar w:fldCharType="separate"/>
+      </w:r>
+      <w:r>
+        <w:rPr>
+          <w:rFonts w:ascii="Aptos" w:hAnsi="Aptos"/>
+        </w:rPr>
+        <w:t>[8]</w:t>
+      </w:r>
+      <w:r>
+        <w:rPr>
+          <w:rFonts w:cs="Arial"/>
+        </w:rPr>
+        <w:fldChar w:fldCharType="end"/>
+      </w:r>
+      <w:r>
+        <w:rPr>
+          <w:rFonts w:cs="Arial"/>
+        </w:rPr>
+        <w:t xml:space="preserve">. Über Bluetooth erfolgt die Überwachung per Smartphone, über </w:t>
+      </w:r>
+      <w:proofErr w:type="spellStart"/>
+      <w:r>
+        <w:rPr>
+          <w:rFonts w:cs="Arial"/>
+        </w:rPr>
+        <w:t>VE.Direct</w:t>
+      </w:r>
+      <w:proofErr w:type="spellEnd"/>
+      <w:r>
+        <w:rPr>
+          <w:rFonts w:cs="Arial"/>
+        </w:rPr>
+        <w:t xml:space="preserve"> werden Daten an den Cerbo GX übertragen. Die kontinuierliche SoC-Berechnung ist entscheidend für das Lastmanagement, da Steuergeräte wie der ESP32 auf diese Daten zugreifen können. Der Eigenverbrauch liegt bei unter 1</w:t>
+      </w:r>
+      <w:r>
+        <w:rPr>
+          <w:rFonts w:cs="Arial"/>
+        </w:rPr>
+        <w:t> </w:t>
+      </w:r>
+      <w:r>
+        <w:rPr>
+          <w:rFonts w:cs="Arial"/>
+        </w:rPr>
+        <w:t xml:space="preserve">mA </w:t>
+      </w:r>
+      <w:r>
+        <w:rPr>
+          <w:rFonts w:cs="Arial"/>
+        </w:rPr>
+        <w:fldChar w:fldCharType="begin"/>
+      </w:r>
+      <w:r>
+        <w:rPr>
+          <w:rFonts w:cs="Arial"/>
+        </w:rPr>
+        <w:instrText xml:space="preserve"> ADDIN ZOTERO_ITEM CSL_CITATION {"citationID":"ZDTc6XCx","properties":{"formattedCitation":"[8]","plainCitation":"[8]","noteIndex":0},"citationItems":[{"id":34,"uris":["http://zotero.org/groups/6046789/items/4A8RXW9A"],"itemData":{"id":34,"type":"document","title":"Datasheet-SmartShunt-DE.pdf","URL":"https://www.victronenergy.de/upload/documents/Datasheet-SmartShunt-DE.pdf","accessed":{"date-parts":[["2026",2,16]]}}}],"schema":"https://github.com/citation-style-language/schema/raw/master/csl-citation.json"} </w:instrText>
+      </w:r>
+      <w:r>
+        <w:rPr>
+          <w:rFonts w:cs="Arial"/>
+        </w:rPr>
+        <w:fldChar w:fldCharType="separate"/>
+      </w:r>
+      <w:r>
+        <w:rPr>
+          <w:rFonts w:ascii="Aptos" w:hAnsi="Aptos"/>
+        </w:rPr>
+        <w:t>[8]</w:t>
+      </w:r>
+      <w:r>
+        <w:rPr>
+          <w:rFonts w:cs="Arial"/>
+        </w:rPr>
+        <w:fldChar w:fldCharType="end"/>
+      </w:r>
+      <w:r>
+        <w:rPr>
+          <w:rFonts w:cs="Arial"/>
+        </w:rPr>
+        <w:t>. Die Versorgungsspannung reicht von 6,5–70</w:t>
+      </w:r>
+      <w:r>
+        <w:rPr>
+          <w:rFonts w:cs="Arial"/>
+        </w:rPr>
+        <w:t> </w:t>
+      </w:r>
+      <w:r>
+        <w:rPr>
+          <w:rFonts w:cs="Arial"/>
+        </w:rPr>
+        <w:t xml:space="preserve">VDC, wodurch der </w:t>
+      </w:r>
+      <w:proofErr w:type="spellStart"/>
+      <w:r>
+        <w:rPr>
+          <w:rFonts w:cs="Arial"/>
+        </w:rPr>
+        <w:t>SmartShunt</w:t>
+      </w:r>
+      <w:proofErr w:type="spellEnd"/>
+      <w:r>
+        <w:rPr>
+          <w:rFonts w:cs="Arial"/>
+        </w:rPr>
+        <w:t xml:space="preserve"> auch bei der Skalierung auf 48</w:t>
+      </w:r>
+      <w:r>
+        <w:rPr>
+          <w:rFonts w:cs="Arial"/>
+        </w:rPr>
+        <w:t> </w:t>
+      </w:r>
+      <w:r>
+        <w:rPr>
+          <w:rFonts w:cs="Arial"/>
+        </w:rPr>
+        <w:t xml:space="preserve">V-Systeme einsetzbar bleibt </w:t>
+      </w:r>
+      <w:r>
+        <w:rPr>
+          <w:rFonts w:cs="Arial"/>
+        </w:rPr>
+        <w:fldChar w:fldCharType="begin"/>
+      </w:r>
+      <w:r>
+        <w:rPr>
+          <w:rFonts w:cs="Arial"/>
+        </w:rPr>
+        <w:instrText xml:space="preserve"> ADDIN ZOTERO_ITEM CSL_CITATION {"citationID":"lZjrvJCo","properties":{"formattedCitation":"[8]","plainCitation":"[8]","noteIndex":0},"citationItems":[{"id":34,"uris":["http://zotero.org/groups/6046789/items/4A8RXW9A"],"itemData":{"id":34,"type":"document","title":"Datasheet-SmartShunt-DE.pdf","URL":"https://www.victronenergy.de/upload/documents/Datasheet-SmartShunt-DE.pdf","accessed":{"date-parts":[["2026",2,16]]}}}],"schema":"https://github.com/citation-style-language/schema/raw/master/csl-citation.json"} </w:instrText>
+      </w:r>
+      <w:r>
+        <w:rPr>
+          <w:rFonts w:cs="Arial"/>
+        </w:rPr>
+        <w:fldChar w:fldCharType="separate"/>
+      </w:r>
+      <w:r>
+        <w:rPr>
+          <w:rFonts w:ascii="Aptos" w:hAnsi="Aptos"/>
+        </w:rPr>
+        <w:t>[8]</w:t>
+      </w:r>
+      <w:r>
+        <w:rPr>
+          <w:rFonts w:cs="Arial"/>
+        </w:rPr>
+        <w:fldChar w:fldCharType="end"/>
+      </w:r>
+      <w:r>
+        <w:rPr>
+          <w:rFonts w:cs="Arial"/>
+        </w:rPr>
+        <w:t>.</w:t>
+      </w:r>
+    </w:p>
+    <w:p>
+      <w:pPr>
+        <w:pStyle w:val="berschrift2"/>
+      </w:pPr>
+      <w:bookmarkStart w:id="16" w:name="_Toc222153241"/>
+      <w:r>
+        <w:t xml:space="preserve">4.4.5 </w:t>
+      </w:r>
+      <w:proofErr w:type="spellStart"/>
+      <w:r>
+        <w:t>Victron</w:t>
+      </w:r>
+      <w:proofErr w:type="spellEnd"/>
+      <w:r>
+        <w:t xml:space="preserve"> Orion 12/12-18</w:t>
+      </w:r>
+      <w:bookmarkEnd w:id="16"/>
+    </w:p>
+    <w:p>
+      <w:pPr>
+        <w:ind w:left="708"/>
+        <w:jc w:val="both"/>
+        <w:rPr>
+          <w:rFonts w:cs="Arial"/>
+        </w:rPr>
+      </w:pPr>
+      <w:r>
+        <w:rPr>
+          <w:rFonts w:cs="Arial"/>
+        </w:rPr>
+        <w:t>D</w:t>
+      </w:r>
+      <w:r>
+        <w:rPr>
+          <w:rFonts w:cs="Arial"/>
+        </w:rPr>
+        <w:t>er Orion ist ein DC/DC-Wandler mit galvanischer Trennung, der das Sensorsystem mit stabilen 12</w:t>
+      </w:r>
+      <w:r>
+        <w:rPr>
+          <w:rFonts w:cs="Arial"/>
+        </w:rPr>
+        <w:t> </w:t>
+      </w:r>
+      <w:r>
+        <w:rPr>
+          <w:rFonts w:cs="Arial"/>
+        </w:rPr>
+        <w:t>V versorgt. Die galvanische Trennung verhindert Masseschleifen und elektromagnetische Störungen. Mit 18</w:t>
+      </w:r>
+      <w:r>
+        <w:rPr>
+          <w:rFonts w:cs="Arial"/>
+        </w:rPr>
+        <w:t> </w:t>
+      </w:r>
+      <w:r>
+        <w:rPr>
+          <w:rFonts w:cs="Arial"/>
+        </w:rPr>
+        <w:t>A Ausgangsleistung bei 40</w:t>
+      </w:r>
+      <w:r>
+        <w:rPr>
+          <w:rFonts w:cs="Arial"/>
+        </w:rPr>
+        <w:t> </w:t>
+      </w:r>
+      <w:r>
+        <w:rPr>
+          <w:rFonts w:cs="Arial"/>
+        </w:rPr>
+        <w:t xml:space="preserve">°C steht ausreichende Reserve für die Sensorik zur Verfügung </w:t>
+      </w:r>
+      <w:r>
+        <w:rPr>
+          <w:rFonts w:cs="Arial"/>
+        </w:rPr>
+        <w:fldChar w:fldCharType="begin"/>
+      </w:r>
+      <w:r>
+        <w:rPr>
+          <w:rFonts w:cs="Arial"/>
+        </w:rPr>
+        <w:instrText xml:space="preserve"> ADDIN ZOTERO_ITEM CSL_CITATION {"citationID":"XwEOVVVE","properties":{"formattedCitation":"[12]","plainCitation":"[12]","noteIndex":0},"citationItems":[{"id":38,"uris":["http://zotero.org/groups/6046789/items/XQWWVQ3R"],"itemData":{"id":38,"type":"document","title":"Datasheet-Orion-Tr-Smart-DC-DC-chargers-isolated-250-400W-DE.pdf","URL":"https://www.victronenergy.de/upload/documents/Datasheet-Orion-Tr-Smart-DC-DC-chargers-isolated-250-400W-DE.pdf","accessed":{"date-parts":[["2026",2,17]]}}}],"schema":"https://github.com/citation-style-language/schema/raw/master/csl-citation.json"} </w:instrText>
+      </w:r>
+      <w:r>
+        <w:rPr>
+          <w:rFonts w:cs="Arial"/>
+        </w:rPr>
+        <w:fldChar w:fldCharType="separate"/>
+      </w:r>
+      <w:r>
+        <w:rPr>
+          <w:rFonts w:ascii="Aptos" w:hAnsi="Aptos"/>
+        </w:rPr>
+        <w:t>[12]</w:t>
+      </w:r>
+      <w:r>
+        <w:rPr>
+          <w:rFonts w:cs="Arial"/>
+        </w:rPr>
+        <w:fldChar w:fldCharType="end"/>
+      </w:r>
+      <w:r>
+        <w:rPr>
+          <w:rFonts w:cs="Arial"/>
+        </w:rPr>
+        <w:t>. Der Eingangsspannungsbereich von 8–17</w:t>
+      </w:r>
+      <w:r>
+        <w:rPr>
+          <w:rFonts w:cs="Arial"/>
+        </w:rPr>
+        <w:t> </w:t>
+      </w:r>
+      <w:r>
+        <w:rPr>
+          <w:rFonts w:cs="Arial"/>
+        </w:rPr>
+        <w:t xml:space="preserve">V ermöglicht einen flexiblen Betrieb </w:t>
+      </w:r>
+      <w:r>
+        <w:rPr>
+          <w:rFonts w:cs="Arial"/>
+        </w:rPr>
+        <w:fldChar w:fldCharType="begin"/>
+      </w:r>
+      <w:r>
+        <w:rPr>
+          <w:rFonts w:cs="Arial"/>
+        </w:rPr>
+        <w:instrText xml:space="preserve"> ADDIN ZOTERO_ITEM CSL_CITATION {"citationID":"rS3Lm1mw","properties":{"formattedCitation":"[12]","plainCitation":"[12]","noteIndex":0},"citationItems":[{"id":38,"uris":["http://zotero.org/groups/6046789/items/XQWWVQ3R"],"itemData":{"id":38,"type":"document","title":"Datasheet-Orion-Tr-Smart-DC-DC-chargers-isolated-250-400W-DE.pdf","URL":"https://www.victronenergy.de/upload/documents/Datasheet-Orion-Tr-Smart-DC-DC-chargers-isolated-250-400W-DE.pdf","accessed":{"date-parts":[["2026",2,17]]}}}],"schema":"https://github.com/citation-style-language/schema/raw/master/csl-citation.json"} </w:instrText>
+      </w:r>
+      <w:r>
+        <w:rPr>
+          <w:rFonts w:cs="Arial"/>
+        </w:rPr>
+        <w:fldChar w:fldCharType="separate"/>
+      </w:r>
+      <w:r>
+        <w:rPr>
+          <w:rFonts w:ascii="Aptos" w:hAnsi="Aptos"/>
+        </w:rPr>
+        <w:t>[12]</w:t>
+      </w:r>
+      <w:r>
+        <w:rPr>
+          <w:rFonts w:cs="Arial"/>
+        </w:rPr>
+        <w:fldChar w:fldCharType="end"/>
+      </w:r>
+      <w:r>
+        <w:rPr>
+          <w:rFonts w:cs="Arial"/>
+        </w:rPr>
+        <w:t>. Der Wirkungsgrad liegt bei 87</w:t>
+      </w:r>
+      <w:r>
+        <w:rPr>
+          <w:rFonts w:cs="Arial"/>
+        </w:rPr>
+        <w:t> </w:t>
+      </w:r>
+      <w:r>
+        <w:rPr>
+          <w:rFonts w:cs="Arial"/>
+        </w:rPr>
+        <w:t xml:space="preserve">% </w:t>
+      </w:r>
+      <w:r>
+        <w:rPr>
+          <w:rFonts w:cs="Arial"/>
+        </w:rPr>
+        <w:fldChar w:fldCharType="begin"/>
+      </w:r>
+      <w:r>
+        <w:rPr>
+          <w:rFonts w:cs="Arial"/>
+        </w:rPr>
+        <w:instrText xml:space="preserve"> ADDIN ZOTERO_ITEM CSL_CITATION {"citationID":"C8DXfBzt","properties":{"formattedCitation":"[12]","plainCitation":"[12]","noteIndex":0},"citationItems":[{"id":38,"uris":["http://zotero.org/groups/6046789/items/XQWWVQ3R"],"itemData":{"id":38,"type":"document","title":"Datasheet-Orion-Tr-Smart-DC-DC-chargers-isolated-250-400W-DE.pdf","URL":"https://www.victronenergy.de/upload/documents/Datasheet-Orion-Tr-Smart-DC-DC-chargers-isolated-250-400W-DE.pdf","accessed":{"date-parts":[["2026",2,17]]}}}],"schema":"https://github.com/citation-style-language/schema/raw/master/csl-citation.json"} </w:instrText>
+      </w:r>
+      <w:r>
+        <w:rPr>
+          <w:rFonts w:cs="Arial"/>
+        </w:rPr>
+        <w:fldChar w:fldCharType="separate"/>
+      </w:r>
+      <w:r>
+        <w:rPr>
+          <w:rFonts w:ascii="Aptos" w:hAnsi="Aptos"/>
+        </w:rPr>
+        <w:t>[12]</w:t>
+      </w:r>
+      <w:r>
+        <w:rPr>
+          <w:rFonts w:cs="Arial"/>
+        </w:rPr>
+        <w:fldChar w:fldCharType="end"/>
+      </w:r>
+      <w:r>
+        <w:rPr>
+          <w:rFonts w:cs="Arial"/>
+        </w:rPr>
+        <w:t xml:space="preserve">. Bei der Skalierung auf </w:t>
+      </w:r>
+      <w:r>
+        <w:rPr>
+          <w:rFonts w:cs="Arial"/>
+        </w:rPr>
+        <w:lastRenderedPageBreak/>
+        <w:t>größere Systeme bleibt diese Komponente weitgehend unverändert, da der Strombedarf der Sensorik unabhängig von der PV-Anlagenleistung ist.</w:t>
+      </w:r>
+    </w:p>
+    <w:p>
+      <w:pPr>
+        <w:pStyle w:val="berschrift2"/>
+        <w:rPr>
+          <w:lang w:val="en-GB"/>
+        </w:rPr>
+      </w:pPr>
+      <w:bookmarkStart w:id="17" w:name="_Toc222153242"/>
+      <w:r>
+        <w:rPr>
+          <w:lang w:val="en-GB"/>
+        </w:rPr>
+        <w:t>4.4.6 Victron Cerbo GX und GX Touch 50</w:t>
+      </w:r>
+      <w:bookmarkEnd w:id="17"/>
+    </w:p>
+    <w:p>
+      <w:pPr>
+        <w:ind w:left="708"/>
+        <w:jc w:val="both"/>
+        <w:rPr>
+          <w:rFonts w:cs="Arial"/>
+        </w:rPr>
+      </w:pPr>
+      <w:r>
+        <w:rPr>
+          <w:rFonts w:cs="Arial"/>
+        </w:rPr>
+        <w:t>D</w:t>
+      </w:r>
+      <w:r>
+        <w:rPr>
+          <w:rFonts w:cs="Arial"/>
+        </w:rPr>
+        <w:t xml:space="preserve">er Cerbo GX ist die zentrale Überwachungs- und Steuereinheit des Systems. Er sammelt Daten von allen </w:t>
+      </w:r>
+      <w:proofErr w:type="spellStart"/>
+      <w:r>
+        <w:rPr>
+          <w:rFonts w:cs="Arial"/>
+        </w:rPr>
+        <w:t>Victron</w:t>
+      </w:r>
+      <w:proofErr w:type="spellEnd"/>
+      <w:r>
+        <w:rPr>
+          <w:rFonts w:cs="Arial"/>
+        </w:rPr>
+        <w:t xml:space="preserve">-Komponenten über </w:t>
+      </w:r>
+      <w:proofErr w:type="spellStart"/>
+      <w:r>
+        <w:rPr>
+          <w:rFonts w:cs="Arial"/>
+        </w:rPr>
+        <w:t>VE.Bus</w:t>
+      </w:r>
+      <w:proofErr w:type="spellEnd"/>
+      <w:r>
+        <w:rPr>
+          <w:rFonts w:cs="Arial"/>
+        </w:rPr>
+        <w:t xml:space="preserve"> und </w:t>
+      </w:r>
+      <w:proofErr w:type="spellStart"/>
+      <w:r>
+        <w:rPr>
+          <w:rFonts w:cs="Arial"/>
+        </w:rPr>
+        <w:t>VE.Direct</w:t>
+      </w:r>
+      <w:proofErr w:type="spellEnd"/>
+      <w:r>
+        <w:rPr>
+          <w:rFonts w:cs="Arial"/>
+        </w:rPr>
+        <w:t xml:space="preserve"> und stellt sie im VRM-Portal bereit </w:t>
+      </w:r>
+      <w:r>
+        <w:rPr>
+          <w:rFonts w:cs="Arial"/>
+        </w:rPr>
+        <w:fldChar w:fldCharType="begin"/>
+      </w:r>
+      <w:r>
+        <w:rPr>
+          <w:rFonts w:cs="Arial"/>
+        </w:rPr>
+        <w:instrText xml:space="preserve"> ADDIN ZOTERO_ITEM CSL_CITATION {"citationID":"eSgmqz6W","properties":{"formattedCitation":"[7]","plainCitation":"[7]","noteIndex":0},"citationItems":[{"id":35,"uris":["http://zotero.org/groups/6046789/items/HW6FM4TS"],"itemData":{"id":35,"type":"document","title":"Datasheet-Cerbo-GX-GX-Touch-DE.pdf","URL":"https://www.victronenergy.de/upload/documents/Datasheet-Cerbo-GX-GX-Touch-DE.pdf","accessed":{"date-parts":[["2026",2,16]]}}}],"schema":"https://github.com/citation-style-language/schema/raw/master/csl-citation.json"} </w:instrText>
+      </w:r>
+      <w:r>
+        <w:rPr>
+          <w:rFonts w:cs="Arial"/>
+        </w:rPr>
+        <w:fldChar w:fldCharType="separate"/>
+      </w:r>
+      <w:r>
+        <w:rPr>
+          <w:rFonts w:ascii="Aptos" w:hAnsi="Aptos"/>
+        </w:rPr>
+        <w:t>[7]</w:t>
+      </w:r>
+      <w:r>
+        <w:rPr>
+          <w:rFonts w:cs="Arial"/>
+        </w:rPr>
+        <w:fldChar w:fldCharType="end"/>
+      </w:r>
+      <w:r>
+        <w:rPr>
+          <w:rFonts w:cs="Arial"/>
+        </w:rPr>
+        <w:t>. Externe Geräte können über Modbus TCP auf die Systemdaten zugreifen. Der Verbrauch liegt bei 2,8</w:t>
+      </w:r>
+      <w:r>
+        <w:rPr>
+          <w:rFonts w:cs="Arial"/>
+        </w:rPr>
+        <w:t> </w:t>
+      </w:r>
+      <w:r>
+        <w:rPr>
+          <w:rFonts w:cs="Arial"/>
+        </w:rPr>
+        <w:t>W ohne Display, mit GX Touch 50 bei 3,8</w:t>
+      </w:r>
+      <w:r>
+        <w:rPr>
+          <w:rFonts w:cs="Arial"/>
+        </w:rPr>
+        <w:t> </w:t>
+      </w:r>
+      <w:r>
+        <w:rPr>
+          <w:rFonts w:cs="Arial"/>
+        </w:rPr>
+        <w:t>W bei 12</w:t>
+      </w:r>
+      <w:r>
+        <w:rPr>
+          <w:rFonts w:cs="Arial"/>
+        </w:rPr>
+        <w:t> </w:t>
+      </w:r>
+      <w:r>
+        <w:rPr>
+          <w:rFonts w:cs="Arial"/>
+        </w:rPr>
+        <w:t xml:space="preserve">V </w:t>
+      </w:r>
+      <w:r>
+        <w:rPr>
+          <w:rFonts w:cs="Arial"/>
+        </w:rPr>
+        <w:fldChar w:fldCharType="begin"/>
+      </w:r>
+      <w:r>
+        <w:rPr>
+          <w:rFonts w:cs="Arial"/>
+        </w:rPr>
+        <w:instrText xml:space="preserve"> ADDIN ZOTERO_ITEM CSL_CITATION {"citationID":"zcjzU9kS","properties":{"formattedCitation":"[7]","plainCitation":"[7]","noteIndex":0},"citationItems":[{"id":35,"uris":["http://zotero.org/groups/6046789/items/HW6FM4TS"],"itemData":{"id":35,"type":"document","title":"Datasheet-Cerbo-GX-GX-Touch-DE.pdf","URL":"https://www.victronenergy.de/upload/documents/Datasheet-Cerbo-GX-GX-Touch-DE.pdf","accessed":{"date-parts":[["2026",2,16]]}}}],"schema":"https://github.com/citation-style-language/schema/raw/master/csl-citation.json"} </w:instrText>
+      </w:r>
+      <w:r>
+        <w:rPr>
+          <w:rFonts w:cs="Arial"/>
+        </w:rPr>
+        <w:fldChar w:fldCharType="separate"/>
+      </w:r>
+      <w:r>
+        <w:rPr>
+          <w:rFonts w:ascii="Aptos" w:hAnsi="Aptos"/>
+        </w:rPr>
+        <w:t>[7]</w:t>
+      </w:r>
+      <w:r>
+        <w:rPr>
+          <w:rFonts w:cs="Arial"/>
+        </w:rPr>
+        <w:fldChar w:fldCharType="end"/>
+      </w:r>
+      <w:r>
+        <w:rPr>
+          <w:rFonts w:cs="Arial"/>
+        </w:rPr>
+        <w:t>. Die Betriebsspannung reicht von 8–70</w:t>
+      </w:r>
+      <w:r>
+        <w:rPr>
+          <w:rFonts w:cs="Arial"/>
+        </w:rPr>
+        <w:t> </w:t>
+      </w:r>
+      <w:r>
+        <w:rPr>
+          <w:rFonts w:cs="Arial"/>
+        </w:rPr>
+        <w:t>V DC, wodurch der Cerbo GX auch bei 48</w:t>
+      </w:r>
+      <w:r>
+        <w:rPr>
+          <w:rFonts w:cs="Arial"/>
+        </w:rPr>
+        <w:t> </w:t>
+      </w:r>
+      <w:r>
+        <w:rPr>
+          <w:rFonts w:cs="Arial"/>
+        </w:rPr>
+        <w:t xml:space="preserve">V-Systemen einsetzbar ist </w:t>
+      </w:r>
+      <w:r>
+        <w:rPr>
+          <w:rFonts w:cs="Arial"/>
+        </w:rPr>
+        <w:fldChar w:fldCharType="begin"/>
+      </w:r>
+      <w:r>
+        <w:rPr>
+          <w:rFonts w:cs="Arial"/>
+        </w:rPr>
+        <w:instrText xml:space="preserve"> ADDIN ZOTERO_ITEM CSL_CITATION {"citationID":"7VckLZPz","properties":{"formattedCitation":"[7]","plainCitation":"[7]","noteIndex":0},"citationItems":[{"id":35,"uris":["http://zotero.org/groups/6046789/items/HW6FM4TS"],"itemData":{"id":35,"type":"document","title":"Datasheet-Cerbo-GX-GX-Touch-DE.pdf","URL":"https://www.victronenergy.de/upload/documents/Datasheet-Cerbo-GX-GX-Touch-DE.pdf","accessed":{"date-parts":[["2026",2,16]]}}}],"schema":"https://github.com/citation-style-language/schema/raw/master/csl-citation.json"} </w:instrText>
+      </w:r>
+      <w:r>
+        <w:rPr>
+          <w:rFonts w:cs="Arial"/>
+        </w:rPr>
+        <w:fldChar w:fldCharType="separate"/>
+      </w:r>
+      <w:r>
+        <w:rPr>
+          <w:rFonts w:ascii="Aptos" w:hAnsi="Aptos"/>
+        </w:rPr>
+        <w:t>[7]</w:t>
+      </w:r>
+      <w:r>
+        <w:rPr>
+          <w:rFonts w:cs="Arial"/>
+        </w:rPr>
+        <w:fldChar w:fldCharType="end"/>
+      </w:r>
+      <w:r>
+        <w:rPr>
+          <w:rFonts w:cs="Arial"/>
+        </w:rPr>
+        <w:t>. Das GX Touch 50 Display (5 Zoll, 800</w:t>
+      </w:r>
+      <w:r>
+        <w:rPr>
+          <w:rFonts w:cs="Arial"/>
+        </w:rPr>
+        <w:t> </w:t>
+      </w:r>
+      <w:r>
+        <w:rPr>
+          <w:rFonts w:cs="Arial"/>
+        </w:rPr>
+        <w:t>×</w:t>
+      </w:r>
+      <w:r>
+        <w:rPr>
+          <w:rFonts w:cs="Arial"/>
+        </w:rPr>
+        <w:t> </w:t>
+      </w:r>
+      <w:r>
+        <w:rPr>
+          <w:rFonts w:cs="Arial"/>
+        </w:rPr>
+        <w:t>480 Pixel, IP54) zeigt Batteriespannung, SoC, PV-Leistung, Verbrauch und Warnungen a</w:t>
+      </w:r>
+      <w:r>
+        <w:rPr>
+          <w:rFonts w:cs="Arial"/>
+        </w:rPr>
+        <w:t xml:space="preserve">n </w:t>
+      </w:r>
+      <w:r>
+        <w:rPr>
+          <w:rFonts w:cs="Arial"/>
+        </w:rPr>
+        <w:fldChar w:fldCharType="begin"/>
+      </w:r>
+      <w:r>
+        <w:rPr>
+          <w:rFonts w:cs="Arial"/>
+        </w:rPr>
+        <w:instrText xml:space="preserve"> ADDIN ZOTERO_ITEM CSL_CITATION {"citationID":"JekCDoul","properties":{"formattedCitation":"[7]","plainCitation":"[7]","noteIndex":0},"citationItems":[{"id":35,"uris":["http://zotero.org/groups/6046789/items/HW6FM4TS"],"itemData":{"id":35,"type":"document","title":"Datasheet-Cerbo-GX-GX-Touch-DE.pdf","URL":"https://www.victronenergy.de/upload/documents/Datasheet-Cerbo-GX-GX-Touch-DE.pdf","accessed":{"date-parts":[["2026",2,16]]}}}],"schema":"https://github.com/citation-style-language/schema/raw/master/csl-citation.json"} </w:instrText>
+      </w:r>
+      <w:r>
+        <w:rPr>
+          <w:rFonts w:cs="Arial"/>
+        </w:rPr>
+        <w:fldChar w:fldCharType="separate"/>
+      </w:r>
+      <w:r>
+        <w:rPr>
+          <w:rFonts w:ascii="Aptos" w:hAnsi="Aptos"/>
+        </w:rPr>
+        <w:t>[7]</w:t>
+      </w:r>
+      <w:r>
+        <w:rPr>
+          <w:rFonts w:cs="Arial"/>
+        </w:rPr>
+        <w:fldChar w:fldCharType="end"/>
+      </w:r>
+      <w:r>
+        <w:rPr>
+          <w:rFonts w:cs="Arial"/>
+        </w:rPr>
+        <w:t>. Die Bedienung erfolgt über Touch, das 2</w:t>
+      </w:r>
+      <w:r>
+        <w:rPr>
+          <w:rFonts w:cs="Arial"/>
+        </w:rPr>
+        <w:t> </w:t>
+      </w:r>
+      <w:r>
+        <w:rPr>
+          <w:rFonts w:cs="Arial"/>
+        </w:rPr>
+        <w:t>m Kabel ermöglicht flexible Montage im Schaltschrank.</w:t>
+      </w:r>
+    </w:p>
+    <w:p>
+      <w:pPr>
+        <w:pStyle w:val="berschrift2"/>
+      </w:pPr>
+      <w:bookmarkStart w:id="18" w:name="_Toc222153243"/>
+      <w:r>
+        <w:t>4.4.7 Verkabelung</w:t>
+      </w:r>
+      <w:bookmarkEnd w:id="18"/>
+      <w:r>
+        <w:t xml:space="preserve"> und Absicherung</w:t>
+      </w:r>
+    </w:p>
+    <w:p>
+      <w:pPr>
+        <w:ind w:left="708"/>
+        <w:jc w:val="both"/>
+        <w:rPr>
+          <w:rFonts w:cs="Arial"/>
+        </w:rPr>
+      </w:pPr>
+      <w:r>
+        <w:rPr>
+          <w:rFonts w:cs="Arial"/>
+        </w:rPr>
+        <w:t>F</w:t>
+      </w:r>
+      <w:r>
+        <w:rPr>
+          <w:rFonts w:cs="Arial"/>
+        </w:rPr>
+        <w:t xml:space="preserve">ür Hochstromverbindungen zwischen Batterie und </w:t>
+      </w:r>
+      <w:proofErr w:type="spellStart"/>
+      <w:r>
+        <w:rPr>
+          <w:rFonts w:cs="Arial"/>
+        </w:rPr>
+        <w:t>MultiPlus</w:t>
+      </w:r>
+      <w:proofErr w:type="spellEnd"/>
+      <w:r>
+        <w:rPr>
+          <w:rFonts w:cs="Arial"/>
+        </w:rPr>
+        <w:t xml:space="preserve"> werden 6</w:t>
+      </w:r>
+      <w:r>
+        <w:rPr>
+          <w:rFonts w:cs="Arial"/>
+        </w:rPr>
+        <w:t> </w:t>
+      </w:r>
+      <w:r>
+        <w:rPr>
+          <w:rFonts w:cs="Arial"/>
+        </w:rPr>
+        <w:t>mm² Kabel verwendet, um Leitungsverluste unter 1</w:t>
+      </w:r>
+      <w:r>
+        <w:rPr>
+          <w:rFonts w:cs="Arial"/>
+        </w:rPr>
+        <w:t> </w:t>
+      </w:r>
+      <w:r>
+        <w:rPr>
+          <w:rFonts w:cs="Arial"/>
+        </w:rPr>
+        <w:t>% zu halten. 230</w:t>
+      </w:r>
+      <w:r>
+        <w:rPr>
+          <w:rFonts w:cs="Arial"/>
+        </w:rPr>
+        <w:t> </w:t>
+      </w:r>
+      <w:r>
+        <w:rPr>
+          <w:rFonts w:cs="Arial"/>
+        </w:rPr>
+        <w:t>V-Verkabelung erfolgt mit dreiadrigem 1,5</w:t>
+      </w:r>
+      <w:r>
+        <w:rPr>
+          <w:rFonts w:cs="Arial"/>
+        </w:rPr>
+        <w:t> </w:t>
+      </w:r>
+      <w:r>
+        <w:rPr>
+          <w:rFonts w:cs="Arial"/>
+        </w:rPr>
+        <w:t>mm² Kabel. MC4-Stecker am PV-Anschluss gewährleisten wetterfeste Verbindungen. Blade-Sicherungen (30</w:t>
+      </w:r>
+      <w:r>
+        <w:rPr>
+          <w:rFonts w:cs="Arial"/>
+        </w:rPr>
+        <w:t> </w:t>
+      </w:r>
+      <w:r>
+        <w:rPr>
+          <w:rFonts w:cs="Arial"/>
+        </w:rPr>
+        <w:t xml:space="preserve">A) schützen vor Kurzschlüssen. Ringkabelschuhe M8 sichern die Verschraubung an Batterie und </w:t>
+      </w:r>
+      <w:proofErr w:type="spellStart"/>
+      <w:r>
+        <w:rPr>
+          <w:rFonts w:cs="Arial"/>
+        </w:rPr>
+        <w:t>Victron</w:t>
+      </w:r>
+      <w:proofErr w:type="spellEnd"/>
+      <w:r>
+        <w:rPr>
+          <w:rFonts w:cs="Arial"/>
+        </w:rPr>
+        <w:t>-Geräten zuverlässig. Bei größeren Systemen müssen Kabelquerschnitte entsprechend der höheren Ströme angepasst werden, um Leitungsverluste zu minimieren.</w:t>
+      </w:r>
+    </w:p>
+    <w:p>
+      <w:pPr>
+        <w:ind w:left="708"/>
+        <w:jc w:val="both"/>
+        <w:rPr>
+          <w:rFonts w:cs="Arial"/>
+        </w:rPr>
+      </w:pPr>
+    </w:p>
+    <w:p>
+      <w:pPr>
+        <w:ind w:left="708"/>
+        <w:jc w:val="both"/>
+        <w:rPr>
+          <w:rFonts w:cs="Arial"/>
+        </w:rPr>
+      </w:pPr>
+    </w:p>
+    <w:p>
+      <w:pPr>
+        <w:pStyle w:val="berschrift1"/>
+      </w:pPr>
+      <w:r>
+        <w:t>4.5 Batterietechnologien im Vergleich</w:t>
+      </w:r>
+    </w:p>
+    <w:p>
+      <w:pPr>
+        <w:ind w:left="708"/>
+        <w:jc w:val="both"/>
+        <w:rPr>
+          <w:rFonts w:cs="Arial"/>
+        </w:rPr>
+      </w:pPr>
+      <w:r>
+        <w:rPr>
+          <w:rFonts w:cs="Arial"/>
+        </w:rPr>
+        <w:t xml:space="preserve">Die Auswahl der geeigneten Batterietechnologie hängt von verschiedenen Faktoren ab, darunter Anschaffungskosten, Lebensdauer, Gewicht, Betriebstemperaturbereich und nutzbare Kapazität. Für stationäre Anwendungen wie Gewächshäuser sind insbesondere </w:t>
+      </w:r>
+      <w:proofErr w:type="spellStart"/>
+      <w:r>
+        <w:rPr>
+          <w:rFonts w:cs="Arial"/>
+        </w:rPr>
+        <w:t>Zyklenfestigkeit</w:t>
+      </w:r>
+      <w:proofErr w:type="spellEnd"/>
+      <w:r>
+        <w:rPr>
+          <w:rFonts w:cs="Arial"/>
+        </w:rPr>
+        <w:t>, Wartungsfreiheit und Wirtschaftlichkeit über die Lebensdauer entscheidende Kriterien. Im Folgenden werden die gängigen Batterietechnologien AGM, Gel, Lithium-Ionen und LiFePO4 hinsichtlich ihrer technischen Eigenschaften und Eignung für Energiespeichersysteme verglichen.</w:t>
+      </w:r>
+    </w:p>
+    <w:p>
+      <w:pPr>
+        <w:pStyle w:val="berschrift2"/>
+      </w:pPr>
+      <w:r>
+        <w:t>4.5.1 Technische Eigenschaften der Batterietechnologien</w:t>
+      </w:r>
+    </w:p>
+    <w:p>
+      <w:pPr>
+        <w:ind w:left="708"/>
+        <w:jc w:val="both"/>
+        <w:rPr>
+          <w:rFonts w:cs="Arial"/>
+        </w:rPr>
+      </w:pPr>
+      <w:r>
+        <w:rPr>
+          <w:rFonts w:cs="Arial"/>
+        </w:rPr>
+        <w:t>AGM (</w:t>
+      </w:r>
+      <w:proofErr w:type="spellStart"/>
+      <w:r>
+        <w:rPr>
+          <w:rFonts w:cs="Arial"/>
+        </w:rPr>
+        <w:t>Absorbent</w:t>
+      </w:r>
+      <w:proofErr w:type="spellEnd"/>
+      <w:r>
+        <w:rPr>
+          <w:rFonts w:cs="Arial"/>
+        </w:rPr>
+        <w:t xml:space="preserve"> Glass Mat): Bei AGM-Batterien ist der Elektrolyt in einem Glasfaservlies gebunden, wodurch sie wartungsfrei, auslaufsicher und lageunabhängig betrieben werden können </w:t>
+      </w:r>
+      <w:r>
+        <w:rPr>
+          <w:rFonts w:cs="Arial"/>
+        </w:rPr>
+        <w:fldChar w:fldCharType="begin"/>
+      </w:r>
+      <w:r>
+        <w:rPr>
+          <w:rFonts w:cs="Arial"/>
+        </w:rPr>
+        <w:instrText xml:space="preserve"> ADDIN ZOTERO_ITEM CSL_CITATION {"citationID":"uaux3LpX","properties":{"formattedCitation":"[13]","plainCitation":"[13]","noteIndex":0},"citationItems":[{"id":39,"uris":["http://zotero.org/groups/6046789/items/GFXVEUE2"],"itemData":{"id":39,"type":"webpage","abstract":"In diesem Beitrag geht es um die Unterschiede sowie die Vor- und Nachteile von AGM-, Gel- und LiFePO4-Batterien.","container-title":"Batterietechnologien: Unterschiede und welche ist die richtige für mi","language":"de","title":"Batterietechnologien: Unterschiede und welche ist die richtige für mi","title-short":"Batterietechnologien","URL":"https://www.ective.de/blog/batterietechnologien-unterschiede-und-die-richtige-fuer-mich","accessed":{"date-parts":[["2026",2,17]]}}}],"schema":"https://github.com/citation-style-language/schema/raw/master/csl-citation.json"} </w:instrText>
+      </w:r>
+      <w:r>
+        <w:rPr>
+          <w:rFonts w:cs="Arial"/>
+        </w:rPr>
+        <w:fldChar w:fldCharType="separate"/>
+      </w:r>
+      <w:r>
+        <w:rPr>
+          <w:rFonts w:ascii="Aptos" w:hAnsi="Aptos"/>
+        </w:rPr>
+        <w:t>[13]</w:t>
+      </w:r>
+      <w:r>
+        <w:rPr>
+          <w:rFonts w:cs="Arial"/>
+        </w:rPr>
+        <w:fldChar w:fldCharType="end"/>
+      </w:r>
+      <w:r>
+        <w:rPr>
+          <w:rFonts w:cs="Arial"/>
+        </w:rPr>
+        <w:t xml:space="preserve">. Sie verfügen über einen niedrigen Innenwiderstand und sind für leistungsstarke Verbraucher geeignet. Die </w:t>
+      </w:r>
+      <w:proofErr w:type="spellStart"/>
+      <w:r>
+        <w:rPr>
+          <w:rFonts w:cs="Arial"/>
+        </w:rPr>
+        <w:t>Zyklenfestigkeit</w:t>
+      </w:r>
+      <w:proofErr w:type="spellEnd"/>
+      <w:r>
+        <w:rPr>
+          <w:rFonts w:cs="Arial"/>
+        </w:rPr>
+        <w:t xml:space="preserve"> liegt bei 500–600 Zyklen, die nutzbare Kapazität beträgt etwa 55</w:t>
+      </w:r>
+      <w:r>
+        <w:rPr>
+          <w:rFonts w:cs="Arial"/>
+        </w:rPr>
+        <w:t> </w:t>
+      </w:r>
+      <w:r>
+        <w:rPr>
+          <w:rFonts w:cs="Arial"/>
+        </w:rPr>
+        <w:t xml:space="preserve">% der Nennkapazität </w:t>
+      </w:r>
+      <w:r>
+        <w:rPr>
+          <w:rFonts w:cs="Arial"/>
+        </w:rPr>
+        <w:fldChar w:fldCharType="begin"/>
+      </w:r>
+      <w:r>
+        <w:rPr>
+          <w:rFonts w:cs="Arial"/>
+        </w:rPr>
+        <w:instrText xml:space="preserve"> ADDIN ZOTERO_ITEM CSL_CITATION {"citationID":"g7sXPeVr","properties":{"formattedCitation":"[13]","plainCitation":"[13]","noteIndex":0},"citationItems":[{"id":39,"uris":["http://zotero.org/groups/6046789/items/GFXVEUE2"],"itemData":{"id":39,"type":"webpage","abstract":"In diesem Beitrag geht es um die Unterschiede sowie die Vor- und Nachteile von AGM-, Gel- und LiFePO4-Batterien.","container-title":"Batterietechnologien: Unterschiede und welche ist die richtige für mi","language":"de","title":"Batterietechnologien: Unterschiede und welche ist die richtige für mi","title-short":"Batterietechnologien","URL":"https://www.ective.de/blog/batterietechnologien-unterschiede-und-die-richtige-fuer-mich","accessed":{"date-parts":[["2026",2,17]]}}}],"schema":"https://github.com/citation-style-language/schema/raw/master/csl-citation.json"} </w:instrText>
+      </w:r>
+      <w:r>
+        <w:rPr>
+          <w:rFonts w:cs="Arial"/>
+        </w:rPr>
+        <w:fldChar w:fldCharType="separate"/>
+      </w:r>
+      <w:r>
+        <w:rPr>
+          <w:rFonts w:ascii="Aptos" w:hAnsi="Aptos"/>
+        </w:rPr>
+        <w:t>[13]</w:t>
+      </w:r>
+      <w:r>
+        <w:rPr>
+          <w:rFonts w:cs="Arial"/>
+        </w:rPr>
+        <w:fldChar w:fldCharType="end"/>
+      </w:r>
+      <w:r>
+        <w:rPr>
+          <w:rFonts w:cs="Arial"/>
+        </w:rPr>
+        <w:t>. AGM-Batterien arbeiten zuverlässig im Temperaturbereich von -20 bis +40</w:t>
+      </w:r>
+      <w:r>
+        <w:rPr>
+          <w:rFonts w:cs="Arial"/>
+        </w:rPr>
+        <w:t> </w:t>
+      </w:r>
+      <w:r>
+        <w:rPr>
+          <w:rFonts w:cs="Arial"/>
+        </w:rPr>
+        <w:t xml:space="preserve">°C </w:t>
+      </w:r>
+      <w:r>
+        <w:rPr>
+          <w:rFonts w:cs="Arial"/>
+        </w:rPr>
+        <w:fldChar w:fldCharType="begin"/>
+      </w:r>
+      <w:r>
+        <w:rPr>
+          <w:rFonts w:cs="Arial"/>
+        </w:rPr>
+        <w:instrText xml:space="preserve"> ADDIN ZOTERO_ITEM CSL_CITATION {"citationID":"3Kxhruhl","properties":{"formattedCitation":"[13]","plainCitation":"[13]","noteIndex":0},"citationItems":[{"id":39,"uris":["http://zotero.org/groups/6046789/items/GFXVEUE2"],"itemData":{"id":39,"type":"webpage","abstract":"In diesem Beitrag geht es um die Unterschiede sowie die Vor- und Nachteile von AGM-, Gel- und LiFePO4-Batterien.","container-title":"Batterietechnologien: Unterschiede und welche ist die richtige für mi","language":"de","title":"Batterietechnologien: Unterschiede und welche ist die richtige für mi","title-short":"Batterietechnologien","URL":"https://www.ective.de/blog/batterietechnologien-unterschiede-und-die-richtige-fuer-mich","accessed":{"date-parts":[["2026",2,17]]}}}],"schema":"https://github.com/citation-style-language/schema/raw/master/csl-citation.json"} </w:instrText>
+      </w:r>
+      <w:r>
+        <w:rPr>
+          <w:rFonts w:cs="Arial"/>
+        </w:rPr>
+        <w:fldChar w:fldCharType="separate"/>
+      </w:r>
+      <w:r>
+        <w:rPr>
+          <w:rFonts w:ascii="Aptos" w:hAnsi="Aptos"/>
+        </w:rPr>
+        <w:t>[13]</w:t>
+      </w:r>
+      <w:r>
+        <w:rPr>
+          <w:rFonts w:cs="Arial"/>
+        </w:rPr>
+        <w:fldChar w:fldCharType="end"/>
+      </w:r>
+      <w:r>
+        <w:rPr>
+          <w:rFonts w:cs="Arial"/>
+        </w:rPr>
+        <w:t>. Das Gewicht beträgt 25–35</w:t>
+      </w:r>
+      <w:r>
+        <w:rPr>
+          <w:rFonts w:cs="Arial"/>
+        </w:rPr>
+        <w:t> </w:t>
+      </w:r>
+      <w:r>
+        <w:rPr>
+          <w:rFonts w:cs="Arial"/>
+        </w:rPr>
+        <w:t xml:space="preserve">kg pro nutzbarer Kilowattstunde </w:t>
+      </w:r>
+      <w:r>
+        <w:rPr>
+          <w:rFonts w:cs="Arial"/>
+        </w:rPr>
+        <w:fldChar w:fldCharType="begin"/>
+      </w:r>
+      <w:r>
+        <w:rPr>
+          <w:rFonts w:cs="Arial"/>
+        </w:rPr>
+        <w:instrText xml:space="preserve"> ADDIN ZOTERO_ITEM CSL_CITATION {"citationID":"s5OU6BAZ","properties":{"formattedCitation":"[14]","plainCitation":"[14]","noteIndex":0},"citationItems":[{"id":40,"uris":["http://zotero.org/groups/6046789/items/E6HEMQYX"],"itemData":{"id":40,"type":"webpage","abstract":"Sie suchen eine Batterie für das Boot oder den Wohnwagen? AGM oder Lithium?","language":"de","title":"2.1 AGM vs. Lithium - Was ist besser?","URL":"http://greenboatsolutions.de/ratgeber/agm-vs-lithium?srsltid=AfmBOoq4MEVKskN6v5GYbOgMlML4Zs3DHCf-YTXt-HHQTaIWApUYtA6a","accessed":{"date-parts":[["2026",2,17]]}}}],"schema":"https://github.com/citation-style-language/schema/raw/master/csl-citation.json"} </w:instrText>
+      </w:r>
+      <w:r>
+        <w:rPr>
+          <w:rFonts w:cs="Arial"/>
+        </w:rPr>
+        <w:fldChar w:fldCharType="separate"/>
+      </w:r>
+      <w:r>
+        <w:rPr>
+          <w:rFonts w:ascii="Aptos" w:hAnsi="Aptos"/>
+        </w:rPr>
+        <w:t>[14]</w:t>
+      </w:r>
+      <w:r>
+        <w:rPr>
+          <w:rFonts w:cs="Arial"/>
+        </w:rPr>
+        <w:fldChar w:fldCharType="end"/>
+      </w:r>
+      <w:r>
+        <w:rPr>
+          <w:rFonts w:cs="Arial"/>
+        </w:rPr>
+        <w:t>. AGM Super Cycle Varianten erreichen durch spezielle Bleilegierungen mindestens 300 Zyklen bei 100</w:t>
+      </w:r>
+      <w:r>
+        <w:rPr>
+          <w:rFonts w:cs="Arial"/>
+        </w:rPr>
+        <w:t> </w:t>
+      </w:r>
+      <w:r>
+        <w:rPr>
+          <w:rFonts w:cs="Arial"/>
+        </w:rPr>
+        <w:t>% Entladetiefe und mindestens 700 Zyklen bei 60</w:t>
+      </w:r>
+      <w:r>
+        <w:rPr>
+          <w:rFonts w:cs="Arial"/>
+        </w:rPr>
+        <w:t> </w:t>
+      </w:r>
+      <w:r>
+        <w:rPr>
+          <w:rFonts w:cs="Arial"/>
+        </w:rPr>
+        <w:t xml:space="preserve">% Entladetiefe </w:t>
+      </w:r>
+      <w:r>
+        <w:rPr>
+          <w:rFonts w:cs="Arial"/>
+        </w:rPr>
+        <w:fldChar w:fldCharType="begin"/>
+      </w:r>
+      <w:r>
+        <w:rPr>
+          <w:rFonts w:cs="Arial"/>
+        </w:rPr>
+        <w:instrText xml:space="preserve"> ADDIN ZOTERO_ITEM CSL_CITATION {"citationID":"g9MP7zN9","properties":{"formattedCitation":"[10]","plainCitation":"[10]","noteIndex":0},"citationItems":[{"id":32,"uris":["http://zotero.org/groups/6046789/items/2C8UVX5C"],"itemData":{"id":32,"type":"document","title":"Datasheet-AGM-Super-Cycle-battery-DE.pdf","URL":"https://www.victronenergy.de/upload/documents/Datasheet-AGM-Super-Cycle-battery-DE.pdf","accessed":{"date-parts":[["2026",2,16]]}}}],"schema":"https://github.com/citation-style-language/schema/raw/master/csl-citation.json"} </w:instrText>
+      </w:r>
+      <w:r>
+        <w:rPr>
+          <w:rFonts w:cs="Arial"/>
+        </w:rPr>
+        <w:fldChar w:fldCharType="separate"/>
+      </w:r>
+      <w:r>
+        <w:rPr>
+          <w:rFonts w:ascii="Aptos" w:hAnsi="Aptos"/>
+        </w:rPr>
+        <w:t>[10]</w:t>
+      </w:r>
+      <w:r>
+        <w:rPr>
+          <w:rFonts w:cs="Arial"/>
+        </w:rPr>
+        <w:fldChar w:fldCharType="end"/>
+      </w:r>
+      <w:r>
+        <w:rPr>
+          <w:rFonts w:cs="Arial"/>
+        </w:rPr>
+        <w:t>.</w:t>
+      </w:r>
+    </w:p>
+    <w:p>
+      <w:pPr>
+        <w:ind w:left="708"/>
+        <w:jc w:val="both"/>
+        <w:rPr>
+          <w:rFonts w:cs="Arial"/>
+        </w:rPr>
+      </w:pPr>
+      <w:r>
+        <w:rPr>
+          <w:rFonts w:cs="Arial"/>
+        </w:rPr>
+        <w:t>Gel-Batterien: Bei Gel-Batterien ist der Elektrolyt durch Zugabe von Kieselerde gelartig verdickt</w:t>
+      </w:r>
+      <w:r>
+        <w:rPr>
+          <w:rFonts w:cs="Arial"/>
+        </w:rPr>
+        <w:t xml:space="preserve"> </w:t>
+      </w:r>
+      <w:r>
+        <w:rPr>
+          <w:rFonts w:cs="Arial"/>
+        </w:rPr>
+        <w:fldChar w:fldCharType="begin"/>
+      </w:r>
+      <w:r>
+        <w:rPr>
+          <w:rFonts w:cs="Arial"/>
+        </w:rPr>
+        <w:instrText xml:space="preserve"> ADDIN ZOTERO_ITEM CSL_CITATION {"citationID":"MIjBV5bK","properties":{"formattedCitation":"[13]","plainCitation":"[13]","noteIndex":0},"citationItems":[{"id":39,"uris":["http://zotero.org/groups/6046789/items/GFXVEUE2"],"itemData":{"id":39,"type":"webpage","abstract":"In diesem Beitrag geht es um die Unterschiede sowie die Vor- und Nachteile von AGM-, Gel- und LiFePO4-Batterien.","container-title":"Batterietechnologien: Unterschiede und welche ist die richtige für mi","language":"de","title":"Batterietechnologien: Unterschiede und welche ist die richtige für mi","title-short":"Batterietechnologien","URL":"https://www.ective.de/blog/batterietechnologien-unterschiede-und-die-richtige-fuer-mich","accessed":{"date-parts":[["2026",2,17]]}}}],"schema":"https://github.com/citation-style-language/schema/raw/master/csl-citation.json"} </w:instrText>
+      </w:r>
+      <w:r>
+        <w:rPr>
+          <w:rFonts w:cs="Arial"/>
+        </w:rPr>
+        <w:fldChar w:fldCharType="separate"/>
+      </w:r>
+      <w:r>
+        <w:rPr>
+          <w:rFonts w:ascii="Aptos" w:hAnsi="Aptos"/>
+        </w:rPr>
+        <w:t>[13]</w:t>
+      </w:r>
+      <w:r>
+        <w:rPr>
+          <w:rFonts w:cs="Arial"/>
+        </w:rPr>
+        <w:fldChar w:fldCharType="end"/>
+      </w:r>
+      <w:r>
+        <w:rPr>
+          <w:rFonts w:cs="Arial"/>
+        </w:rPr>
+        <w:t xml:space="preserve">. Sie bieten eine höhere Tiefentladefestigkeit als AGM-Batterien und erreichen </w:t>
+      </w:r>
+      <w:r>
+        <w:rPr>
+          <w:rFonts w:cs="Arial"/>
+        </w:rPr>
+        <w:lastRenderedPageBreak/>
+        <w:t>700–800 Zyklen bei 65</w:t>
+      </w:r>
+      <w:r>
+        <w:rPr>
+          <w:rFonts w:cs="Arial"/>
+        </w:rPr>
+        <w:t> </w:t>
+      </w:r>
+      <w:r>
+        <w:rPr>
+          <w:rFonts w:cs="Arial"/>
+        </w:rPr>
+        <w:t xml:space="preserve">% nutzbarer Kapazität </w:t>
+      </w:r>
+      <w:r>
+        <w:rPr>
+          <w:rFonts w:cs="Arial"/>
+        </w:rPr>
+        <w:fldChar w:fldCharType="begin"/>
+      </w:r>
+      <w:r>
+        <w:rPr>
+          <w:rFonts w:cs="Arial"/>
+        </w:rPr>
+        <w:instrText xml:space="preserve"> ADDIN ZOTERO_ITEM CSL_CITATION {"citationID":"N82mKhek","properties":{"formattedCitation":"[13]","plainCitation":"[13]","noteIndex":0},"citationItems":[{"id":39,"uris":["http://zotero.org/groups/6046789/items/GFXVEUE2"],"itemData":{"id":39,"type":"webpage","abstract":"In diesem Beitrag geht es um die Unterschiede sowie die Vor- und Nachteile von AGM-, Gel- und LiFePO4-Batterien.","container-title":"Batterietechnologien: Unterschiede und welche ist die richtige für mi","language":"de","title":"Batterietechnologien: Unterschiede und welche ist die richtige für mi","title-short":"Batterietechnologien","URL":"https://www.ective.de/blog/batterietechnologien-unterschiede-und-die-richtige-fuer-mich","accessed":{"date-parts":[["2026",2,17]]}}}],"schema":"https://github.com/citation-style-language/schema/raw/master/csl-citation.json"} </w:instrText>
+      </w:r>
+      <w:r>
+        <w:rPr>
+          <w:rFonts w:cs="Arial"/>
+        </w:rPr>
+        <w:fldChar w:fldCharType="separate"/>
+      </w:r>
+      <w:r>
+        <w:rPr>
+          <w:rFonts w:ascii="Aptos" w:hAnsi="Aptos"/>
+        </w:rPr>
+        <w:t>[13]</w:t>
+      </w:r>
+      <w:r>
+        <w:rPr>
+          <w:rFonts w:cs="Arial"/>
+        </w:rPr>
+        <w:fldChar w:fldCharType="end"/>
+      </w:r>
+      <w:r>
+        <w:rPr>
+          <w:rFonts w:cs="Arial"/>
+        </w:rPr>
+        <w:t xml:space="preserve">. Gel-Batterien eignen sich besonders für moderate, kontinuierliche Lasten über längere Zeiträume und zeichnen sich durch geringe Selbstentladung aus </w:t>
+      </w:r>
+      <w:r>
+        <w:rPr>
+          <w:rFonts w:cs="Arial"/>
+        </w:rPr>
+        <w:fldChar w:fldCharType="begin"/>
+      </w:r>
+      <w:r>
+        <w:rPr>
+          <w:rFonts w:cs="Arial"/>
+        </w:rPr>
+        <w:instrText xml:space="preserve"> ADDIN ZOTERO_ITEM CSL_CITATION {"citationID":"5EvAP6OQ","properties":{"formattedCitation":"[13]","plainCitation":"[13]","noteIndex":0},"citationItems":[{"id":39,"uris":["http://zotero.org/groups/6046789/items/GFXVEUE2"],"itemData":{"id":39,"type":"webpage","abstract":"In diesem Beitrag geht es um die Unterschiede sowie die Vor- und Nachteile von AGM-, Gel- und LiFePO4-Batterien.","container-title":"Batterietechnologien: Unterschiede und welche ist die richtige für mi","language":"de","title":"Batterietechnologien: Unterschiede und welche ist die richtige für mi","title-short":"Batterietechnologien","URL":"https://www.ective.de/blog/batterietechnologien-unterschiede-und-die-richtige-fuer-mich","accessed":{"date-parts":[["2026",2,17]]}}}],"schema":"https://github.com/citation-style-language/schema/raw/master/csl-citation.json"} </w:instrText>
+      </w:r>
+      <w:r>
+        <w:rPr>
+          <w:rFonts w:cs="Arial"/>
+        </w:rPr>
+        <w:fldChar w:fldCharType="separate"/>
+      </w:r>
+      <w:r>
+        <w:rPr>
+          <w:rFonts w:ascii="Aptos" w:hAnsi="Aptos"/>
+        </w:rPr>
+        <w:t>[13]</w:t>
+      </w:r>
+      <w:r>
+        <w:rPr>
+          <w:rFonts w:cs="Arial"/>
+        </w:rPr>
+        <w:fldChar w:fldCharType="end"/>
+      </w:r>
+      <w:r>
+        <w:rPr>
+          <w:rFonts w:cs="Arial"/>
+        </w:rPr>
+        <w:t>. Der Betriebstemperaturbereich liegt ebenfalls bei -20 bis +40</w:t>
+      </w:r>
+      <w:r>
+        <w:rPr>
+          <w:rFonts w:cs="Arial"/>
+        </w:rPr>
+        <w:t> </w:t>
+      </w:r>
+      <w:r>
+        <w:rPr>
+          <w:rFonts w:cs="Arial"/>
+        </w:rPr>
+        <w:t xml:space="preserve">°C </w:t>
+      </w:r>
+      <w:r>
+        <w:rPr>
+          <w:rFonts w:cs="Arial"/>
+        </w:rPr>
+        <w:fldChar w:fldCharType="begin"/>
+      </w:r>
+      <w:r>
+        <w:rPr>
+          <w:rFonts w:cs="Arial"/>
+        </w:rPr>
+        <w:instrText xml:space="preserve"> ADDIN ZOTERO_ITEM CSL_CITATION {"citationID":"LLwRU5oE","properties":{"formattedCitation":"[13]","plainCitation":"[13]","noteIndex":0},"citationItems":[{"id":39,"uris":["http://zotero.org/groups/6046789/items/GFXVEUE2"],"itemData":{"id":39,"type":"webpage","abstract":"In diesem Beitrag geht es um die Unterschiede sowie die Vor- und Nachteile von AGM-, Gel- und LiFePO4-Batterien.","container-title":"Batterietechnologien: Unterschiede und welche ist die richtige für mi","language":"de","title":"Batterietechnologien: Unterschiede und welche ist die richtige für mi","title-short":"Batterietechnologien","URL":"https://www.ective.de/blog/batterietechnologien-unterschiede-und-die-richtige-fuer-mich","accessed":{"date-parts":[["2026",2,17]]}}}],"schema":"https://github.com/citation-style-language/schema/raw/master/csl-citation.json"} </w:instrText>
+      </w:r>
+      <w:r>
+        <w:rPr>
+          <w:rFonts w:cs="Arial"/>
+        </w:rPr>
+        <w:fldChar w:fldCharType="separate"/>
+      </w:r>
+      <w:r>
+        <w:rPr>
+          <w:rFonts w:ascii="Aptos" w:hAnsi="Aptos"/>
+        </w:rPr>
+        <w:t>[13]</w:t>
+      </w:r>
+      <w:r>
+        <w:rPr>
+          <w:rFonts w:cs="Arial"/>
+        </w:rPr>
+        <w:fldChar w:fldCharType="end"/>
+      </w:r>
+      <w:r>
+        <w:rPr>
+          <w:rFonts w:cs="Arial"/>
+        </w:rPr>
+        <w:t>. Sie sind empfindlicher gegenüber hohen Ladeströmen und erfordern präzise Ladespannungen, um irreversible Schädigungen zu vermeiden.</w:t>
+      </w:r>
+    </w:p>
+    <w:p>
+      <w:pPr>
+        <w:ind w:left="708"/>
+        <w:jc w:val="both"/>
+        <w:rPr>
+          <w:rFonts w:cs="Arial"/>
+        </w:rPr>
+      </w:pPr>
+      <w:r>
+        <w:rPr>
+          <w:rFonts w:cs="Arial"/>
+        </w:rPr>
+        <w:t xml:space="preserve">Lithium-Ionen: Lithium-Ionen-Batterien bieten eine hohe Energiedichte und erreichen deutlich mehr Ladezyklen als Blei-Batterien. Sie sind jedoch empfindlich gegenüber Tiefentladung und Überladung, weshalb ein </w:t>
+      </w:r>
+      <w:proofErr w:type="spellStart"/>
+      <w:r>
+        <w:rPr>
+          <w:rFonts w:cs="Arial"/>
+        </w:rPr>
+        <w:t>Battery</w:t>
+      </w:r>
+      <w:proofErr w:type="spellEnd"/>
+      <w:r>
+        <w:rPr>
+          <w:rFonts w:cs="Arial"/>
+        </w:rPr>
+        <w:t xml:space="preserve"> Management System (BMS) zwingend erforderlich ist. Verschiedene chemische Zusammensetzungen innerhalb der Lithium-Technologie führen zu unterschiedlichen Sicherheitseigenschaften. Die hier betrachtete LiFePO4-Technologie ist eine spezielle Variante mit erhöhter Sicherheit.</w:t>
+      </w:r>
+    </w:p>
+    <w:p>
+      <w:pPr>
+        <w:ind w:left="708"/>
+        <w:jc w:val="both"/>
+        <w:rPr>
+          <w:rFonts w:cs="Arial"/>
+        </w:rPr>
+      </w:pPr>
+      <w:r>
+        <w:rPr>
+          <w:rFonts w:cs="Arial"/>
+        </w:rPr>
+        <w:t xml:space="preserve">LiFePO4 (Lithium-Eisenphosphat): LiFePO4-Batterien sind eine spezielle Form der Lithium-Technologie mit erhöhter thermischer Stabilität und Sicherheit. Im Gegensatz zu anderen Lithium-Batterien können LiFePO4-Zellen weder brennen noch explodieren </w:t>
+      </w:r>
+      <w:r>
+        <w:rPr>
+          <w:rFonts w:cs="Arial"/>
+        </w:rPr>
+        <w:fldChar w:fldCharType="begin"/>
+      </w:r>
+      <w:r>
+        <w:rPr>
+          <w:rFonts w:cs="Arial"/>
+        </w:rPr>
+        <w:instrText xml:space="preserve"> ADDIN ZOTERO_ITEM CSL_CITATION {"citationID":"1mr2Utl9","properties":{"formattedCitation":"[13]","plainCitation":"[13]","noteIndex":0},"citationItems":[{"id":39,"uris":["http://zotero.org/groups/6046789/items/GFXVEUE2"],"itemData":{"id":39,"type":"webpage","abstract":"In diesem Beitrag geht es um die Unterschiede sowie die Vor- und Nachteile von AGM-, Gel- und LiFePO4-Batterien.","container-title":"Batterietechnologien: Unterschiede und welche ist die richtige für mi","language":"de","title":"Batterietechnologien: Unterschiede und welche ist die richtige für mi","title-short":"Batterietechnologien","URL":"https://www.ective.de/blog/batterietechnologien-unterschiede-und-die-richtige-fuer-mich","accessed":{"date-parts":[["2026",2,17]]}}}],"schema":"https://github.com/citation-style-language/schema/raw/master/csl-citation.json"} </w:instrText>
+      </w:r>
+      <w:r>
+        <w:rPr>
+          <w:rFonts w:cs="Arial"/>
+        </w:rPr>
+        <w:fldChar w:fldCharType="separate"/>
+      </w:r>
+      <w:r>
+        <w:rPr>
+          <w:rFonts w:ascii="Aptos" w:hAnsi="Aptos"/>
+        </w:rPr>
+        <w:t>[13]</w:t>
+      </w:r>
+      <w:r>
+        <w:rPr>
+          <w:rFonts w:cs="Arial"/>
+        </w:rPr>
+        <w:fldChar w:fldCharType="end"/>
+      </w:r>
+      <w:r>
+        <w:rPr>
+          <w:rFonts w:cs="Arial"/>
+        </w:rPr>
+        <w:t>. Sie erreichen mindestens 4000 Zyklen bei 80</w:t>
+      </w:r>
+      <w:r>
+        <w:rPr>
+          <w:rFonts w:cs="Arial"/>
+        </w:rPr>
+        <w:t> </w:t>
+      </w:r>
+      <w:r>
+        <w:rPr>
+          <w:rFonts w:cs="Arial"/>
+        </w:rPr>
+        <w:t xml:space="preserve">% Entladetiefe und bieten eine nahezu </w:t>
+      </w:r>
+      <w:r>
+        <w:rPr>
+          <w:rFonts w:cs="Arial"/>
+        </w:rPr>
+        <w:t>hundertprozentig</w:t>
+      </w:r>
+      <w:r>
+        <w:rPr>
+          <w:rFonts w:cs="Arial"/>
+        </w:rPr>
+        <w:t xml:space="preserve"> nutzbare Kapazität</w:t>
+      </w:r>
+      <w:r>
+        <w:rPr>
+          <w:rFonts w:cs="Arial"/>
+        </w:rPr>
+        <w:t xml:space="preserve"> </w:t>
+      </w:r>
+      <w:r>
+        <w:rPr>
+          <w:rFonts w:cs="Arial"/>
+        </w:rPr>
+        <w:fldChar w:fldCharType="begin"/>
+      </w:r>
+      <w:r>
+        <w:rPr>
+          <w:rFonts w:cs="Arial"/>
+        </w:rPr>
+        <w:instrText xml:space="preserve"> ADDIN ZOTERO_ITEM CSL_CITATION {"citationID":"Ezjmnqw7","properties":{"formattedCitation":"[13], [14]","plainCitation":"[13], [14]","noteIndex":0},"citationItems":[{"id":39,"uris":["http://zotero.org/groups/6046789/items/GFXVEUE2"],"itemData":{"id":39,"type":"webpage","abstract":"In diesem Beitrag geht es um die Unterschiede sowie die Vor- und Nachteile von AGM-, Gel- und LiFePO4-Batterien.","container-title":"Batterietechnologien: Unterschiede und welche ist die richtige für mi","language":"de","title":"Batterietechnologien: Unterschiede und welche ist die richtige für mi","title-short":"Batterietechnologien","URL":"https://www.ective.de/blog/batterietechnologien-unterschiede-und-die-richtige-fuer-mich","accessed":{"date-parts":[["2026",2,17]]}},"label":"page"},{"id":40,"uris":["http://zotero.org/groups/6046789/items/E6HEMQYX"],"itemData":{"id":40,"type":"webpage","abstract":"Sie suchen eine Batterie für das Boot oder den Wohnwagen? AGM oder Lithium?","language":"de","title":"2.1 AGM vs. Lithium - Was ist besser?","URL":"http://greenboatsolutions.de/ratgeber/agm-vs-lithium?srsltid=AfmBOoq4MEVKskN6v5GYbOgMlML4Zs3DHCf-YTXt-HHQTaIWApUYtA6a","accessed":{"date-parts":[["2026",2,17]]}},"label":"page"}],"schema":"https://github.com/citation-style-language/schema/raw/master/csl-citation.json"} </w:instrText>
+      </w:r>
+      <w:r>
+        <w:rPr>
+          <w:rFonts w:cs="Arial"/>
+        </w:rPr>
+        <w:fldChar w:fldCharType="separate"/>
+      </w:r>
+      <w:r>
+        <w:rPr>
+          <w:rFonts w:ascii="Aptos" w:hAnsi="Aptos"/>
+        </w:rPr>
+        <w:t>[13][14]</w:t>
+      </w:r>
+      <w:r>
+        <w:rPr>
+          <w:rFonts w:cs="Arial"/>
+        </w:rPr>
+        <w:fldChar w:fldCharType="end"/>
+      </w:r>
+      <w:r>
+        <w:rPr>
+          <w:rFonts w:cs="Arial"/>
+        </w:rPr>
+        <w:t>. Das Gewicht liegt bei 8–10</w:t>
+      </w:r>
+      <w:r>
+        <w:rPr>
+          <w:rFonts w:cs="Arial"/>
+        </w:rPr>
+        <w:t> </w:t>
+      </w:r>
+      <w:r>
+        <w:rPr>
+          <w:rFonts w:cs="Arial"/>
+        </w:rPr>
+        <w:t>kg pro nutzbarer Kilowattstunde und damit bei etwa 3</w:t>
+      </w:r>
+      <w:r>
+        <w:rPr>
+          <w:rFonts w:cs="Arial"/>
+        </w:rPr>
+        <w:t>0 </w:t>
+      </w:r>
+      <w:r>
+        <w:rPr>
+          <w:rFonts w:cs="Arial"/>
+        </w:rPr>
+        <w:t xml:space="preserve">% des Gewichts von Blei-Batterien </w:t>
+      </w:r>
+      <w:r>
+        <w:rPr>
+          <w:rFonts w:cs="Arial"/>
+        </w:rPr>
+        <w:fldChar w:fldCharType="begin"/>
+      </w:r>
+      <w:r>
+        <w:rPr>
+          <w:rFonts w:cs="Arial"/>
+        </w:rPr>
+        <w:instrText xml:space="preserve"> ADDIN ZOTERO_ITEM CSL_CITATION {"citationID":"XqOC7tlL","properties":{"formattedCitation":"[13], [14]","plainCitation":"[13], [14]","noteIndex":0},"citationItems":[{"id":39,"uris":["http://zotero.org/groups/6046789/items/GFXVEUE2"],"itemData":{"id":39,"type":"webpage","abstract":"In diesem Beitrag geht es um die Unterschiede sowie die Vor- und Nachteile von AGM-, Gel- und LiFePO4-Batterien.","container-title":"Batterietechnologien: Unterschiede und welche ist die richtige für mi","language":"de","title":"Batterietechnologien: Unterschiede und welche ist die richtige für mi","title-short":"Batterietechnologien","URL":"https://www.ective.de/blog/batterietechnologien-unterschiede-und-die-richtige-fuer-mich","accessed":{"date-parts":[["2026",2,17]]}},"label":"page"},{"id":40,"uris":["http://zotero.org/groups/6046789/items/E6HEMQYX"],"itemData":{"id":40,"type":"webpage","abstract":"Sie suchen eine Batterie für das Boot oder den Wohnwagen? AGM oder Lithium?","language":"de","title":"2.1 AGM vs. Lithium - Was ist besser?","URL":"http://greenboatsolutions.de/ratgeber/agm-vs-lithium?srsltid=AfmBOoq4MEVKskN6v5GYbOgMlML4Zs3DHCf-YTXt-HHQTaIWApUYtA6a","accessed":{"date-parts":[["2026",2,17]]}},"label":"page"}],"schema":"https://github.com/citation-style-language/schema/raw/master/csl-citation.json"} </w:instrText>
+      </w:r>
+      <w:r>
+        <w:rPr>
+          <w:rFonts w:cs="Arial"/>
+        </w:rPr>
+        <w:fldChar w:fldCharType="separate"/>
+      </w:r>
+      <w:r>
+        <w:rPr>
+          <w:rFonts w:ascii="Aptos" w:hAnsi="Aptos"/>
+        </w:rPr>
+        <w:t>[13][14]</w:t>
+      </w:r>
+      <w:r>
+        <w:rPr>
+          <w:rFonts w:cs="Arial"/>
+        </w:rPr>
+        <w:fldChar w:fldCharType="end"/>
+      </w:r>
+      <w:r>
+        <w:rPr>
+          <w:rFonts w:cs="Arial"/>
+        </w:rPr>
+        <w:t>. Der Betriebstemperaturbereich reicht von -20 bis +60</w:t>
+      </w:r>
+      <w:r>
+        <w:rPr>
+          <w:rFonts w:cs="Arial"/>
+        </w:rPr>
+        <w:t> </w:t>
+      </w:r>
+      <w:r>
+        <w:rPr>
+          <w:rFonts w:cs="Arial"/>
+        </w:rPr>
+        <w:t xml:space="preserve">°C </w:t>
+      </w:r>
+      <w:r>
+        <w:rPr>
+          <w:rFonts w:cs="Arial"/>
+        </w:rPr>
+        <w:fldChar w:fldCharType="begin"/>
+      </w:r>
+      <w:r>
+        <w:rPr>
+          <w:rFonts w:cs="Arial"/>
+        </w:rPr>
+        <w:instrText xml:space="preserve"> ADDIN ZOTERO_ITEM CSL_CITATION {"citationID":"nsibKfow","properties":{"formattedCitation":"[13]","plainCitation":"[13]","noteIndex":0},"citationItems":[{"id":39,"uris":["http://zotero.org/groups/6046789/items/GFXVEUE2"],"itemData":{"id":39,"type":"webpage","abstract":"In diesem Beitrag geht es um die Unterschiede sowie die Vor- und Nachteile von AGM-, Gel- und LiFePO4-Batterien.","container-title":"Batterietechnologien: Unterschiede und welche ist die richtige für mi","language":"de","title":"Batterietechnologien: Unterschiede und welche ist die richtige für mi","title-short":"Batterietechnologien","URL":"https://www.ective.de/blog/batterietechnologien-unterschiede-und-die-richtige-fuer-mich","accessed":{"date-parts":[["2026",2,17]]}}}],"schema":"https://github.com/citation-style-language/schema/raw/master/csl-citation.json"} </w:instrText>
+      </w:r>
+      <w:r>
+        <w:rPr>
+          <w:rFonts w:cs="Arial"/>
+        </w:rPr>
+        <w:fldChar w:fldCharType="separate"/>
+      </w:r>
+      <w:r>
+        <w:rPr>
+          <w:rFonts w:ascii="Aptos" w:hAnsi="Aptos"/>
+        </w:rPr>
+        <w:t>[13]</w:t>
+      </w:r>
+      <w:r>
+        <w:rPr>
+          <w:rFonts w:cs="Arial"/>
+        </w:rPr>
+        <w:fldChar w:fldCharType="end"/>
+      </w:r>
+      <w:r>
+        <w:rPr>
+          <w:rFonts w:cs="Arial"/>
+        </w:rPr>
+        <w:t xml:space="preserve">. Ein integriertes BMS überwacht Ladung, Entladung und Sicherheitsfunktionen </w:t>
+      </w:r>
+      <w:r>
+        <w:rPr>
+          <w:rFonts w:cs="Arial"/>
+        </w:rPr>
+        <w:fldChar w:fldCharType="begin"/>
+      </w:r>
+      <w:r>
+        <w:rPr>
+          <w:rFonts w:cs="Arial"/>
+        </w:rPr>
+        <w:instrText xml:space="preserve"> ADDIN ZOTERO_ITEM CSL_CITATION {"citationID":"inbJGAsN","properties":{"formattedCitation":"[13]","plainCitation":"[13]","noteIndex":0},"citationItems":[{"id":39,"uris":["http://zotero.org/groups/6046789/items/GFXVEUE2"],"itemData":{"id":39,"type":"webpage","abstract":"In diesem Beitrag geht es um die Unterschiede sowie die Vor- und Nachteile von AGM-, Gel- und LiFePO4-Batterien.","container-title":"Batterietechnologien: Unterschiede und welche ist die richtige für mi","language":"de","title":"Batterietechnologien: Unterschiede und welche ist die richtige für mi","title-short":"Batterietechnologien","URL":"https://www.ective.de/blog/batterietechnologien-unterschiede-und-die-richtige-fuer-mich","accessed":{"date-parts":[["2026",2,17]]}}}],"schema":"https://github.com/citation-style-language/schema/raw/master/csl-citation.json"} </w:instrText>
+      </w:r>
+      <w:r>
+        <w:rPr>
+          <w:rFonts w:cs="Arial"/>
+        </w:rPr>
+        <w:fldChar w:fldCharType="separate"/>
+      </w:r>
+      <w:r>
+        <w:rPr>
+          <w:rFonts w:ascii="Aptos" w:hAnsi="Aptos"/>
+        </w:rPr>
+        <w:t>[13]</w:t>
+      </w:r>
+      <w:r>
+        <w:rPr>
+          <w:rFonts w:cs="Arial"/>
+        </w:rPr>
+        <w:fldChar w:fldCharType="end"/>
+      </w:r>
+      <w:r>
+        <w:rPr>
+          <w:rFonts w:cs="Arial"/>
+        </w:rPr>
+        <w:t xml:space="preserve">. Die Lebensdauer liegt deutlich über 10 Jahren </w:t>
+      </w:r>
+      <w:r>
+        <w:rPr>
+          <w:rFonts w:cs="Arial"/>
+        </w:rPr>
+        <w:fldChar w:fldCharType="begin"/>
+      </w:r>
+      <w:r>
+        <w:rPr>
+          <w:rFonts w:cs="Arial"/>
+        </w:rPr>
+        <w:instrText xml:space="preserve"> ADDIN ZOTERO_ITEM CSL_CITATION {"citationID":"jnVPEQL4","properties":{"formattedCitation":"[14]","plainCitation":"[14]","noteIndex":0},"citationItems":[{"id":40,"uris":["http://zotero.org/groups/6046789/items/E6HEMQYX"],"itemData":{"id":40,"type":"webpage","abstract":"Sie suchen eine Batterie für das Boot oder den Wohnwagen? AGM oder Lithium?","language":"de","title":"2.1 AGM vs. Lithium - Was ist besser?","URL":"http://greenboatsolutions.de/ratgeber/agm-vs-lithium?srsltid=AfmBOoq4MEVKskN6v5GYbOgMlML4Zs3DHCf-YTXt-HHQTaIWApUYtA6a","accessed":{"date-parts":[["2026",2,17]]}}}],"schema":"https://github.com/citation-style-language/schema/raw/master/csl-citation.json"} </w:instrText>
+      </w:r>
+      <w:r>
+        <w:rPr>
+          <w:rFonts w:cs="Arial"/>
+        </w:rPr>
+        <w:fldChar w:fldCharType="separate"/>
+      </w:r>
+      <w:r>
+        <w:rPr>
+          <w:rFonts w:ascii="Aptos" w:hAnsi="Aptos"/>
+        </w:rPr>
+        <w:t>[14]</w:t>
+      </w:r>
+      <w:r>
+        <w:rPr>
+          <w:rFonts w:cs="Arial"/>
+        </w:rPr>
+        <w:fldChar w:fldCharType="end"/>
+      </w:r>
+      <w:r>
+        <w:rPr>
+          <w:rFonts w:cs="Arial"/>
+        </w:rPr>
+        <w:t>.</w:t>
+      </w:r>
+    </w:p>
+    <w:p>
+      <w:pPr>
+        <w:pStyle w:val="berschrift2"/>
+      </w:pPr>
+      <w:r>
+        <w:t>4.5.2 Vergleich und Auswahlbegründung</w:t>
+      </w:r>
+    </w:p>
+    <w:tbl>
+      <w:tblPr>
+        <w:tblpPr w:leftFromText="141" w:rightFromText="141" w:vertAnchor="text" w:horzAnchor="margin" w:tblpXSpec="center" w:tblpY="410"/>
+        <w:tblW w:w="0" w:type="auto"/>
+        <w:tblCellSpacing w:w="15" w:type="dxa"/>
+        <w:tblCellMar>
+          <w:top w:w="15" w:type="dxa"/>
+          <w:left w:w="15" w:type="dxa"/>
+          <w:bottom w:w="15" w:type="dxa"/>
+          <w:right w:w="15" w:type="dxa"/>
+        </w:tblCellMar>
+        <w:tblLook w:val="04A0" w:firstRow="1" w:lastRow="0" w:firstColumn="1" w:lastColumn="0" w:noHBand="0" w:noVBand="1"/>
+      </w:tblPr>
+      <w:tblGrid>
+        <w:gridCol w:w="1879"/>
+        <w:gridCol w:w="1373"/>
+        <w:gridCol w:w="1373"/>
+        <w:gridCol w:w="2241"/>
+      </w:tblGrid>
+      <w:tr>
+        <w:trPr>
+          <w:tblHeader/>
+          <w:tblCellSpacing w:w="15" w:type="dxa"/>
+        </w:trPr>
+        <w:tc>
+          <w:tcPr>
+            <w:tcW w:w="0" w:type="auto"/>
+            <w:vAlign w:val="center"/>
+            <w:hideMark/>
+          </w:tcPr>
+          <w:p>
+            <w:pPr>
+              <w:rPr>
+                <w:rFonts w:cs="Arial"/>
+              </w:rPr>
+            </w:pPr>
+            <w:r>
+              <w:rPr>
+                <w:rFonts w:cs="Arial"/>
+              </w:rPr>
+              <w:t>Kriterium</w:t>
+            </w:r>
+          </w:p>
+        </w:tc>
+        <w:tc>
+          <w:tcPr>
+            <w:tcW w:w="0" w:type="auto"/>
+            <w:vAlign w:val="center"/>
+            <w:hideMark/>
+          </w:tcPr>
+          <w:p>
+            <w:pPr>
+              <w:rPr>
+                <w:rFonts w:cs="Arial"/>
+              </w:rPr>
+            </w:pPr>
+            <w:r>
+              <w:rPr>
+                <w:rFonts w:cs="Arial"/>
+              </w:rPr>
+              <w:t>AGM</w:t>
+            </w:r>
+          </w:p>
+        </w:tc>
+        <w:tc>
+          <w:tcPr>
+            <w:tcW w:w="0" w:type="auto"/>
+            <w:vAlign w:val="center"/>
+            <w:hideMark/>
+          </w:tcPr>
+          <w:p>
+            <w:pPr>
+              <w:rPr>
+                <w:rFonts w:cs="Arial"/>
+              </w:rPr>
+            </w:pPr>
+            <w:r>
+              <w:rPr>
+                <w:rFonts w:cs="Arial"/>
+              </w:rPr>
+              <w:t>Gel</w:t>
+            </w:r>
+          </w:p>
+        </w:tc>
+        <w:tc>
+          <w:tcPr>
+            <w:tcW w:w="0" w:type="auto"/>
+            <w:vAlign w:val="center"/>
+            <w:hideMark/>
+          </w:tcPr>
+          <w:p>
+            <w:pPr>
+              <w:rPr>
+                <w:rFonts w:cs="Arial"/>
+              </w:rPr>
+            </w:pPr>
+            <w:r>
+              <w:rPr>
+                <w:rFonts w:cs="Arial"/>
+              </w:rPr>
+              <w:t>LiFePO4</w:t>
+            </w:r>
+          </w:p>
+        </w:tc>
+      </w:tr>
+      <w:tr>
+        <w:trPr>
+          <w:tblCellSpacing w:w="15" w:type="dxa"/>
+        </w:trPr>
+        <w:tc>
+          <w:tcPr>
+            <w:tcW w:w="0" w:type="auto"/>
+            <w:vAlign w:val="center"/>
+            <w:hideMark/>
+          </w:tcPr>
+          <w:p>
+            <w:pPr>
+              <w:rPr>
+                <w:rFonts w:cs="Arial"/>
+              </w:rPr>
+            </w:pPr>
+            <w:r>
+              <w:rPr>
+                <w:rFonts w:cs="Arial"/>
+              </w:rPr>
+              <w:t>Nutzbare Kapazität</w:t>
+            </w:r>
+          </w:p>
+        </w:tc>
+        <w:tc>
+          <w:tcPr>
+            <w:tcW w:w="0" w:type="auto"/>
+            <w:vAlign w:val="center"/>
+            <w:hideMark/>
+          </w:tcPr>
+          <w:p>
+            <w:pPr>
+              <w:rPr>
+                <w:rFonts w:cs="Arial"/>
+              </w:rPr>
+            </w:pPr>
+            <w:r>
+              <w:rPr>
+                <w:rFonts w:cs="Arial"/>
+              </w:rPr>
+              <w:t>55</w:t>
+            </w:r>
+            <w:r>
+              <w:rPr>
+                <w:rFonts w:cs="Arial"/>
+              </w:rPr>
+              <w:t> </w:t>
+            </w:r>
+            <w:r>
+              <w:rPr>
+                <w:rFonts w:cs="Arial"/>
+              </w:rPr>
+              <w:t>%</w:t>
+            </w:r>
+          </w:p>
+        </w:tc>
+        <w:tc>
+          <w:tcPr>
+            <w:tcW w:w="0" w:type="auto"/>
+            <w:vAlign w:val="center"/>
+            <w:hideMark/>
+          </w:tcPr>
+          <w:p>
+            <w:pPr>
+              <w:rPr>
+                <w:rFonts w:cs="Arial"/>
+              </w:rPr>
+            </w:pPr>
+            <w:r>
+              <w:rPr>
+                <w:rFonts w:cs="Arial"/>
+              </w:rPr>
+              <w:t>65</w:t>
+            </w:r>
+            <w:r>
+              <w:rPr>
+                <w:rFonts w:cs="Arial"/>
+              </w:rPr>
+              <w:t> </w:t>
+            </w:r>
+            <w:r>
+              <w:rPr>
+                <w:rFonts w:cs="Arial"/>
+              </w:rPr>
+              <w:t>%</w:t>
+            </w:r>
+          </w:p>
+        </w:tc>
+        <w:tc>
+          <w:tcPr>
+            <w:tcW w:w="0" w:type="auto"/>
+            <w:vAlign w:val="center"/>
+            <w:hideMark/>
+          </w:tcPr>
+          <w:p>
+            <w:pPr>
+              <w:rPr>
+                <w:rFonts w:cs="Arial"/>
+              </w:rPr>
+            </w:pPr>
+            <w:r>
+              <w:rPr>
+                <w:rFonts w:cs="Arial"/>
+              </w:rPr>
+              <w:t>100</w:t>
+            </w:r>
+            <w:r>
+              <w:rPr>
+                <w:rFonts w:cs="Arial"/>
+              </w:rPr>
+              <w:t> </w:t>
+            </w:r>
+            <w:r>
+              <w:rPr>
+                <w:rFonts w:cs="Arial"/>
+              </w:rPr>
+              <w:t>%</w:t>
+            </w:r>
+          </w:p>
+        </w:tc>
+      </w:tr>
+      <w:tr>
+        <w:trPr>
+          <w:tblCellSpacing w:w="15" w:type="dxa"/>
+        </w:trPr>
+        <w:tc>
+          <w:tcPr>
+            <w:tcW w:w="0" w:type="auto"/>
+            <w:vAlign w:val="center"/>
+            <w:hideMark/>
+          </w:tcPr>
+          <w:p>
+            <w:pPr>
+              <w:rPr>
+                <w:rFonts w:cs="Arial"/>
+              </w:rPr>
+            </w:pPr>
+            <w:r>
+              <w:rPr>
+                <w:rFonts w:cs="Arial"/>
+              </w:rPr>
+              <w:t>Zyklenzahl</w:t>
+            </w:r>
+          </w:p>
+        </w:tc>
+        <w:tc>
+          <w:tcPr>
+            <w:tcW w:w="0" w:type="auto"/>
+            <w:vAlign w:val="center"/>
+            <w:hideMark/>
+          </w:tcPr>
+          <w:p>
+            <w:pPr>
+              <w:rPr>
+                <w:rFonts w:cs="Arial"/>
+              </w:rPr>
+            </w:pPr>
+            <w:r>
+              <w:rPr>
+                <w:rFonts w:cs="Arial"/>
+              </w:rPr>
+              <w:t>500–600</w:t>
+            </w:r>
+          </w:p>
+        </w:tc>
+        <w:tc>
+          <w:tcPr>
+            <w:tcW w:w="0" w:type="auto"/>
+            <w:vAlign w:val="center"/>
+            <w:hideMark/>
+          </w:tcPr>
+          <w:p>
+            <w:pPr>
+              <w:rPr>
+                <w:rFonts w:cs="Arial"/>
+              </w:rPr>
+            </w:pPr>
+            <w:r>
+              <w:rPr>
+                <w:rFonts w:cs="Arial"/>
+              </w:rPr>
+              <w:t>700–800</w:t>
+            </w:r>
+          </w:p>
+        </w:tc>
+        <w:tc>
+          <w:tcPr>
+            <w:tcW w:w="0" w:type="auto"/>
+            <w:vAlign w:val="center"/>
+            <w:hideMark/>
+          </w:tcPr>
+          <w:p>
+            <w:pPr>
+              <w:rPr>
+                <w:rFonts w:cs="Arial"/>
+              </w:rPr>
+            </w:pPr>
+            <w:r>
+              <w:rPr>
+                <w:rFonts w:cs="Arial"/>
+              </w:rPr>
+              <w:t>mind. 4000 (80</w:t>
+            </w:r>
+            <w:r>
+              <w:rPr>
+                <w:rFonts w:cs="Arial"/>
+              </w:rPr>
+              <w:t> </w:t>
+            </w:r>
+            <w:r>
+              <w:rPr>
+                <w:rFonts w:cs="Arial"/>
+              </w:rPr>
+              <w:t xml:space="preserve">% </w:t>
+            </w:r>
+            <w:proofErr w:type="spellStart"/>
+            <w:r>
+              <w:rPr>
+                <w:rFonts w:cs="Arial"/>
+              </w:rPr>
+              <w:t>DoD</w:t>
+            </w:r>
+            <w:proofErr w:type="spellEnd"/>
+            <w:r>
+              <w:rPr>
+                <w:rFonts w:cs="Arial"/>
+              </w:rPr>
+              <w:t>)</w:t>
+            </w:r>
+          </w:p>
+        </w:tc>
+      </w:tr>
+      <w:tr>
+        <w:trPr>
+          <w:tblCellSpacing w:w="15" w:type="dxa"/>
+        </w:trPr>
+        <w:tc>
+          <w:tcPr>
+            <w:tcW w:w="0" w:type="auto"/>
+            <w:vAlign w:val="center"/>
+            <w:hideMark/>
+          </w:tcPr>
+          <w:p>
+            <w:pPr>
+              <w:rPr>
+                <w:rFonts w:cs="Arial"/>
+              </w:rPr>
+            </w:pPr>
+            <w:r>
+              <w:rPr>
+                <w:rFonts w:cs="Arial"/>
+              </w:rPr>
+              <w:t>Gewicht (kg/kWh)</w:t>
+            </w:r>
+          </w:p>
+        </w:tc>
+        <w:tc>
+          <w:tcPr>
+            <w:tcW w:w="0" w:type="auto"/>
+            <w:vAlign w:val="center"/>
+            <w:hideMark/>
+          </w:tcPr>
+          <w:p>
+            <w:pPr>
+              <w:rPr>
+                <w:rFonts w:cs="Arial"/>
+              </w:rPr>
+            </w:pPr>
+            <w:r>
+              <w:rPr>
+                <w:rFonts w:cs="Arial"/>
+              </w:rPr>
+              <w:t>25–35</w:t>
+            </w:r>
+          </w:p>
+        </w:tc>
+        <w:tc>
+          <w:tcPr>
+            <w:tcW w:w="0" w:type="auto"/>
+            <w:vAlign w:val="center"/>
+            <w:hideMark/>
+          </w:tcPr>
+          <w:p>
+            <w:pPr>
+              <w:rPr>
+                <w:rFonts w:cs="Arial"/>
+              </w:rPr>
+            </w:pPr>
+            <w:r>
+              <w:rPr>
+                <w:rFonts w:cs="Arial"/>
+              </w:rPr>
+              <w:t>25–35</w:t>
+            </w:r>
+          </w:p>
+        </w:tc>
+        <w:tc>
+          <w:tcPr>
+            <w:tcW w:w="0" w:type="auto"/>
+            <w:vAlign w:val="center"/>
+            <w:hideMark/>
+          </w:tcPr>
+          <w:p>
+            <w:pPr>
+              <w:rPr>
+                <w:rFonts w:cs="Arial"/>
+              </w:rPr>
+            </w:pPr>
+            <w:r>
+              <w:rPr>
+                <w:rFonts w:cs="Arial"/>
+              </w:rPr>
+              <w:t>8–10</w:t>
+            </w:r>
+          </w:p>
+        </w:tc>
+      </w:tr>
+      <w:tr>
+        <w:trPr>
+          <w:tblCellSpacing w:w="15" w:type="dxa"/>
+        </w:trPr>
+        <w:tc>
+          <w:tcPr>
+            <w:tcW w:w="0" w:type="auto"/>
+            <w:vAlign w:val="center"/>
+            <w:hideMark/>
+          </w:tcPr>
+          <w:p>
+            <w:pPr>
+              <w:rPr>
+                <w:rFonts w:cs="Arial"/>
+              </w:rPr>
+            </w:pPr>
+            <w:r>
+              <w:rPr>
+                <w:rFonts w:cs="Arial"/>
+              </w:rPr>
+              <w:t>Temperaturbereich</w:t>
+            </w:r>
+          </w:p>
+        </w:tc>
+        <w:tc>
+          <w:tcPr>
+            <w:tcW w:w="0" w:type="auto"/>
+            <w:vAlign w:val="center"/>
+            <w:hideMark/>
+          </w:tcPr>
+          <w:p>
+            <w:pPr>
+              <w:rPr>
+                <w:rFonts w:cs="Arial"/>
+              </w:rPr>
+            </w:pPr>
+            <w:r>
+              <w:rPr>
+                <w:rFonts w:cs="Arial"/>
+              </w:rPr>
+              <w:t>-20 bis +40</w:t>
+            </w:r>
+            <w:r>
+              <w:rPr>
+                <w:rFonts w:cs="Arial"/>
+              </w:rPr>
+              <w:t> </w:t>
+            </w:r>
+            <w:r>
+              <w:rPr>
+                <w:rFonts w:cs="Arial"/>
+              </w:rPr>
+              <w:t>°C</w:t>
+            </w:r>
+          </w:p>
+        </w:tc>
+        <w:tc>
+          <w:tcPr>
+            <w:tcW w:w="0" w:type="auto"/>
+            <w:vAlign w:val="center"/>
+            <w:hideMark/>
+          </w:tcPr>
+          <w:p>
+            <w:pPr>
+              <w:rPr>
+                <w:rFonts w:cs="Arial"/>
+              </w:rPr>
+            </w:pPr>
+            <w:r>
+              <w:rPr>
+                <w:rFonts w:cs="Arial"/>
+              </w:rPr>
+              <w:t>-20 bis +40</w:t>
+            </w:r>
+            <w:r>
+              <w:rPr>
+                <w:rFonts w:cs="Arial"/>
+              </w:rPr>
+              <w:t> </w:t>
+            </w:r>
+            <w:r>
+              <w:rPr>
+                <w:rFonts w:cs="Arial"/>
+              </w:rPr>
+              <w:t xml:space="preserve">°C </w:t>
+            </w:r>
+          </w:p>
+        </w:tc>
+        <w:tc>
+          <w:tcPr>
+            <w:tcW w:w="0" w:type="auto"/>
+            <w:vAlign w:val="center"/>
+            <w:hideMark/>
+          </w:tcPr>
+          <w:p>
+            <w:pPr>
+              <w:rPr>
+                <w:rFonts w:cs="Arial"/>
+              </w:rPr>
+            </w:pPr>
+            <w:r>
+              <w:rPr>
+                <w:rFonts w:cs="Arial"/>
+              </w:rPr>
+              <w:t>-20 bis +60</w:t>
+            </w:r>
+            <w:r>
+              <w:rPr>
+                <w:rFonts w:cs="Arial"/>
+              </w:rPr>
+              <w:t> </w:t>
+            </w:r>
+            <w:r>
+              <w:rPr>
+                <w:rFonts w:cs="Arial"/>
+              </w:rPr>
+              <w:t>°C</w:t>
+            </w:r>
+          </w:p>
+        </w:tc>
+      </w:tr>
+      <w:tr>
+        <w:trPr>
+          <w:tblCellSpacing w:w="15" w:type="dxa"/>
+        </w:trPr>
+        <w:tc>
+          <w:tcPr>
+            <w:tcW w:w="0" w:type="auto"/>
+            <w:vAlign w:val="center"/>
+            <w:hideMark/>
+          </w:tcPr>
+          <w:p>
+            <w:pPr>
+              <w:rPr>
+                <w:rFonts w:cs="Arial"/>
+              </w:rPr>
+            </w:pPr>
+            <w:r>
+              <w:rPr>
+                <w:rFonts w:cs="Arial"/>
+              </w:rPr>
+              <w:t>BMS erforderlich</w:t>
+            </w:r>
+          </w:p>
+        </w:tc>
+        <w:tc>
+          <w:tcPr>
+            <w:tcW w:w="0" w:type="auto"/>
+            <w:vAlign w:val="center"/>
+            <w:hideMark/>
+          </w:tcPr>
+          <w:p>
+            <w:pPr>
+              <w:rPr>
+                <w:rFonts w:cs="Arial"/>
+              </w:rPr>
+            </w:pPr>
+            <w:r>
+              <w:rPr>
+                <w:rFonts w:cs="Arial"/>
+              </w:rPr>
+              <w:t>Nein</w:t>
+            </w:r>
+          </w:p>
+        </w:tc>
+        <w:tc>
+          <w:tcPr>
+            <w:tcW w:w="0" w:type="auto"/>
+            <w:vAlign w:val="center"/>
+            <w:hideMark/>
+          </w:tcPr>
+          <w:p>
+            <w:pPr>
+              <w:rPr>
+                <w:rFonts w:cs="Arial"/>
+              </w:rPr>
+            </w:pPr>
+            <w:r>
+              <w:rPr>
+                <w:rFonts w:cs="Arial"/>
+              </w:rPr>
+              <w:t>Nein</w:t>
+            </w:r>
+          </w:p>
+        </w:tc>
+        <w:tc>
+          <w:tcPr>
+            <w:tcW w:w="0" w:type="auto"/>
+            <w:vAlign w:val="center"/>
+            <w:hideMark/>
+          </w:tcPr>
+          <w:p>
+            <w:pPr>
+              <w:rPr>
+                <w:rFonts w:cs="Arial"/>
+              </w:rPr>
+            </w:pPr>
+            <w:r>
+              <w:rPr>
+                <w:rFonts w:cs="Arial"/>
+              </w:rPr>
+              <w:t>Ja</w:t>
+            </w:r>
+          </w:p>
+        </w:tc>
+      </w:tr>
+      <w:tr>
+        <w:trPr>
+          <w:tblCellSpacing w:w="15" w:type="dxa"/>
+        </w:trPr>
+        <w:tc>
+          <w:tcPr>
+            <w:tcW w:w="0" w:type="auto"/>
+            <w:vAlign w:val="center"/>
+            <w:hideMark/>
+          </w:tcPr>
+          <w:p>
+            <w:pPr>
+              <w:rPr>
+                <w:rFonts w:cs="Arial"/>
+              </w:rPr>
+            </w:pPr>
+            <w:r>
+              <w:rPr>
+                <w:rFonts w:cs="Arial"/>
+              </w:rPr>
+              <w:t>Lebensdauer</w:t>
+            </w:r>
+          </w:p>
+        </w:tc>
+        <w:tc>
+          <w:tcPr>
+            <w:tcW w:w="0" w:type="auto"/>
+            <w:vAlign w:val="center"/>
+            <w:hideMark/>
+          </w:tcPr>
+          <w:p>
+            <w:pPr>
+              <w:rPr>
+                <w:rFonts w:cs="Arial"/>
+              </w:rPr>
+            </w:pPr>
+            <w:r>
+              <w:rPr>
+                <w:rFonts w:cs="Arial"/>
+              </w:rPr>
+              <w:t>ca. 5 Jahre</w:t>
+            </w:r>
+          </w:p>
+        </w:tc>
+        <w:tc>
+          <w:tcPr>
+            <w:tcW w:w="0" w:type="auto"/>
+            <w:vAlign w:val="center"/>
+            <w:hideMark/>
+          </w:tcPr>
+          <w:p>
+            <w:pPr>
+              <w:rPr>
+                <w:rFonts w:cs="Arial"/>
+              </w:rPr>
+            </w:pPr>
+            <w:r>
+              <w:rPr>
+                <w:rFonts w:cs="Arial"/>
+              </w:rPr>
+              <w:t>ca. 5 Jahre</w:t>
+            </w:r>
+          </w:p>
+        </w:tc>
+        <w:tc>
+          <w:tcPr>
+            <w:tcW w:w="0" w:type="auto"/>
+            <w:vAlign w:val="center"/>
+            <w:hideMark/>
+          </w:tcPr>
+          <w:p>
+            <w:pPr>
+              <w:rPr>
+                <w:rFonts w:cs="Arial"/>
+              </w:rPr>
+            </w:pPr>
+            <w:r>
+              <w:rPr>
+                <w:rFonts w:cs="Arial"/>
+              </w:rPr>
+              <w:t>über 10 Jahre</w:t>
+            </w:r>
+          </w:p>
+        </w:tc>
+      </w:tr>
+    </w:tbl>
+    <w:p>
+      <w:pPr>
+        <w:ind w:firstLine="708"/>
+        <w:jc w:val="both"/>
+        <w:rPr>
+          <w:rFonts w:cs="Arial"/>
+        </w:rPr>
+      </w:pPr>
+      <w:r>
+        <w:rPr>
+          <w:rFonts w:cs="Arial"/>
+        </w:rPr>
+        <w:t>Technischer Vergleich:</w:t>
+      </w:r>
+    </w:p>
+    <w:p>
+      <w:pPr>
+        <w:ind w:left="708"/>
+        <w:jc w:val="both"/>
+        <w:rPr>
+          <w:rFonts w:cs="Arial"/>
+        </w:rPr>
+      </w:pPr>
+    </w:p>
+    <w:p>
+      <w:pPr>
+        <w:ind w:left="708"/>
+        <w:jc w:val="both"/>
+        <w:rPr>
+          <w:rFonts w:cs="Arial"/>
+        </w:rPr>
+      </w:pPr>
+    </w:p>
+    <w:p>
+      <w:pPr>
+        <w:ind w:left="708"/>
+        <w:jc w:val="both"/>
+        <w:rPr>
+          <w:rFonts w:cs="Arial"/>
+        </w:rPr>
+      </w:pPr>
+    </w:p>
+    <w:p>
+      <w:pPr>
+        <w:ind w:left="708"/>
+        <w:jc w:val="both"/>
+        <w:rPr>
+          <w:rFonts w:cs="Arial"/>
+        </w:rPr>
+      </w:pPr>
+    </w:p>
+    <w:p>
+      <w:pPr>
+        <w:ind w:left="708"/>
+        <w:jc w:val="both"/>
+        <w:rPr>
+          <w:rFonts w:cs="Arial"/>
+        </w:rPr>
+      </w:pPr>
+    </w:p>
+    <w:p>
+      <w:pPr>
+        <w:ind w:left="708"/>
+        <w:jc w:val="both"/>
+        <w:rPr>
+          <w:rFonts w:cs="Arial"/>
+        </w:rPr>
+      </w:pPr>
+    </w:p>
+    <w:p>
+      <w:pPr>
+        <w:ind w:left="708"/>
+        <w:jc w:val="both"/>
+        <w:rPr>
+          <w:rFonts w:cs="Arial"/>
+        </w:rPr>
+      </w:pPr>
+    </w:p>
+    <w:p>
+      <w:pPr>
+        <w:ind w:left="708"/>
+        <w:jc w:val="both"/>
+        <w:rPr>
+          <w:rFonts w:cs="Arial"/>
+        </w:rPr>
+      </w:pPr>
+    </w:p>
+    <w:p>
+      <w:pPr>
+        <w:ind w:left="708"/>
+        <w:jc w:val="both"/>
+        <w:rPr>
+          <w:rFonts w:cs="Arial"/>
+        </w:rPr>
+      </w:pPr>
+      <w:r>
+        <w:rPr>
+          <w:rFonts w:cs="Arial"/>
+        </w:rPr>
+        <w:fldChar w:fldCharType="begin"/>
+      </w:r>
+      <w:r>
+        <w:rPr>
+          <w:rFonts w:cs="Arial"/>
+        </w:rPr>
+        <w:instrText xml:space="preserve"> ADDIN ZOTERO_ITEM CSL_CITATION {"citationID":"Myba2o8l","properties":{"formattedCitation":"[13], [14]","plainCitation":"[13], [14]","noteIndex":0},"citationItems":[{"id":39,"uris":["http://zotero.org/groups/6046789/items/GFXVEUE2"],"itemData":{"id":39,"type":"webpage","abstract":"In diesem Beitrag geht es um die Unterschiede sowie die Vor- und Nachteile von AGM-, Gel- und LiFePO4-Batterien.","container-title":"Batterietechnologien: Unterschiede und welche ist die richtige für mi","language":"de","title":"Batterietechnologien: Unterschiede und welche ist die richtige für mi","title-short":"Batterietechnologien","URL":"https://www.ective.de/blog/batterietechnologien-unterschiede-und-die-richtige-fuer-mich","accessed":{"date-parts":[["2026",2,17]]}},"label":"page"},{"id":40,"uris":["http://zotero.org/groups/6046789/items/E6HEMQYX"],"itemData":{"id":40,"type":"webpage","abstract":"Sie suchen eine Batterie für das Boot oder den Wohnwagen? AGM oder Lithium?","language":"de","title":"2.1 AGM vs. Lithium - Was ist besser?","URL":"http://greenboatsolutions.de/ratgeber/agm-vs-lithium?srsltid=AfmBOoq4MEVKskN6v5GYbOgMlML4Zs3DHCf-YTXt-HHQTaIWApUYtA6a","accessed":{"date-parts":[["2026",2,17]]}},"label":"page"}],"schema":"https://github.com/citation-style-language/schema/raw/master/csl-citation.json"} </w:instrText>
+      </w:r>
+      <w:r>
+        <w:rPr>
+          <w:rFonts w:cs="Arial"/>
+        </w:rPr>
+        <w:fldChar w:fldCharType="separate"/>
+      </w:r>
+      <w:r>
+        <w:rPr>
+          <w:rFonts w:ascii="Aptos" w:hAnsi="Aptos"/>
+        </w:rPr>
+        <w:t>[13][14]</w:t>
+      </w:r>
+      <w:r>
+        <w:rPr>
+          <w:rFonts w:cs="Arial"/>
+        </w:rPr>
+        <w:fldChar w:fldCharType="end"/>
+      </w:r>
+    </w:p>
+    <w:p>
+      <w:pPr>
+        <w:spacing w:before="240"/>
+        <w:ind w:left="708"/>
+        <w:jc w:val="both"/>
+        <w:rPr>
+          <w:rFonts w:cs="Arial"/>
+        </w:rPr>
+      </w:pPr>
+      <w:r>
+        <w:rPr>
+          <w:rFonts w:cs="Arial"/>
+        </w:rPr>
+        <w:t>Wirtschaftliche Betrachtung: Die Anschaffungskosten für AGM-Batterien liegen bei etwa 120</w:t>
+      </w:r>
+      <w:r>
+        <w:rPr>
+          <w:rFonts w:cs="Arial"/>
+        </w:rPr>
+        <w:t> </w:t>
+      </w:r>
+      <w:r>
+        <w:rPr>
+          <w:rFonts w:cs="Arial"/>
+        </w:rPr>
+        <w:t>€ pro kWh nutzbarer Kapazität, während LiFePO4-Batterien ab 260</w:t>
+      </w:r>
+      <w:r>
+        <w:rPr>
+          <w:rFonts w:cs="Arial"/>
+        </w:rPr>
+        <w:t> </w:t>
+      </w:r>
+      <w:r>
+        <w:rPr>
+          <w:rFonts w:cs="Arial"/>
+        </w:rPr>
+        <w:t xml:space="preserve">€ pro kWh kosten </w:t>
+      </w:r>
+      <w:r>
+        <w:rPr>
+          <w:rFonts w:cs="Arial"/>
+        </w:rPr>
+        <w:fldChar w:fldCharType="begin"/>
+      </w:r>
+      <w:r>
+        <w:rPr>
+          <w:rFonts w:cs="Arial"/>
+        </w:rPr>
+        <w:instrText xml:space="preserve"> ADDIN ZOTERO_ITEM CSL_CITATION {"citationID":"omydWPbB","properties":{"formattedCitation":"[14]","plainCitation":"[14]","noteIndex":0},"citationItems":[{"id":40,"uris":["http://zotero.org/groups/6046789/items/E6HEMQYX"],"itemData":{"id":40,"type":"webpage","abstract":"Sie suchen eine Batterie für das Boot oder den Wohnwagen? AGM oder Lithium?","language":"de","title":"2.1 AGM vs. Lithium - Was ist besser?","URL":"http://greenboatsolutions.de/ratgeber/agm-vs-lithium?srsltid=AfmBOoq4MEVKskN6v5GYbOgMlML4Zs3DHCf-YTXt-HHQTaIWApUYtA6a","accessed":{"date-parts":[["2026",2,17]]}}}],"schema":"https://github.com/citation-style-language/schema/raw/master/csl-citation.json"} </w:instrText>
+      </w:r>
+      <w:r>
+        <w:rPr>
+          <w:rFonts w:cs="Arial"/>
+        </w:rPr>
+        <w:fldChar w:fldCharType="separate"/>
+      </w:r>
+      <w:r>
+        <w:rPr>
+          <w:rFonts w:ascii="Aptos" w:hAnsi="Aptos"/>
+        </w:rPr>
+        <w:t>[14]</w:t>
+      </w:r>
+      <w:r>
+        <w:rPr>
+          <w:rFonts w:cs="Arial"/>
+        </w:rPr>
+        <w:fldChar w:fldCharType="end"/>
+      </w:r>
+      <w:r>
+        <w:rPr>
+          <w:rFonts w:cs="Arial"/>
+        </w:rPr>
+        <w:t>. Auf den ersten Blick erscheinen AGM-Batterien wirtschaftlicher. Bei Berücksichtigung der Lebensdauer und Zyklenzahl ergibt sich jedoch ein anderes Bild: Eine AGM-Batterie mit 500 Zyklen und 55</w:t>
+      </w:r>
+      <w:r>
+        <w:rPr>
+          <w:rFonts w:cs="Arial"/>
+        </w:rPr>
+        <w:t> </w:t>
+      </w:r>
+      <w:r>
+        <w:rPr>
+          <w:rFonts w:cs="Arial"/>
+        </w:rPr>
+        <w:t>% nutzbarer Kapazität erreicht etwa 275</w:t>
+      </w:r>
+      <w:r>
+        <w:rPr>
+          <w:rFonts w:cs="Arial"/>
+        </w:rPr>
+        <w:t> </w:t>
+      </w:r>
+      <w:r>
+        <w:rPr>
+          <w:rFonts w:cs="Arial"/>
+        </w:rPr>
+        <w:t>kWh Gesamtdurchsatz, während eine LiFePO4-Batterie mit 4000 Zyklen und 100</w:t>
+      </w:r>
+      <w:r>
+        <w:rPr>
+          <w:rFonts w:cs="Arial"/>
+        </w:rPr>
+        <w:t> </w:t>
+      </w:r>
+      <w:r>
+        <w:rPr>
+          <w:rFonts w:cs="Arial"/>
+        </w:rPr>
+        <w:t>% nutzbarer Kapazität 4000 kWh erreicht. Die Kosten pro nutzbarer Kilowattstunde über die Lebensdauer liegen somit bei AGM-Batterien bei etwa 0,44</w:t>
+      </w:r>
+      <w:r>
+        <w:rPr>
+          <w:rFonts w:cs="Arial"/>
+        </w:rPr>
+        <w:t> </w:t>
+      </w:r>
+      <w:r>
+        <w:rPr>
+          <w:rFonts w:cs="Arial"/>
+        </w:rPr>
+        <w:t>€/kWh und bei LiFePO4-Batterien bei etwa 0,0</w:t>
+      </w:r>
+      <w:r>
+        <w:rPr>
+          <w:rFonts w:cs="Arial"/>
+        </w:rPr>
+        <w:t>7 </w:t>
+      </w:r>
+      <w:r>
+        <w:rPr>
+          <w:rFonts w:cs="Arial"/>
+        </w:rPr>
+        <w:t xml:space="preserve">€/kWh </w:t>
+      </w:r>
+      <w:r>
+        <w:rPr>
+          <w:rFonts w:cs="Arial"/>
+        </w:rPr>
+        <w:fldChar w:fldCharType="begin"/>
+      </w:r>
+      <w:r>
+        <w:rPr>
+          <w:rFonts w:cs="Arial"/>
+        </w:rPr>
+        <w:instrText xml:space="preserve"> ADDIN ZOTERO_ITEM CSL_CITATION {"citationID":"wOyiLLUe","properties":{"formattedCitation":"[14]","plainCitation":"[14]","noteIndex":0},"citationItems":[{"id":40,"uris":["http://zotero.org/groups/6046789/items/E6HEMQYX"],"itemData":{"id":40,"type":"webpage","abstract":"Sie suchen eine Batterie für das Boot oder den Wohnwagen? AGM oder Lithium?","language":"de","title":"2.1 AGM vs. Lithium - Was ist besser?","URL":"http://greenboatsolutions.de/ratgeber/agm-vs-lithium?srsltid=AfmBOoq4MEVKskN6v5GYbOgMlML4Zs3DHCf-YTXt-HHQTaIWApUYtA6a","accessed":{"date-parts":[["2026",2,17]]}}}],"schema":"https://github.com/citation-style-language/schema/raw/master/csl-citation.json"} </w:instrText>
+      </w:r>
+      <w:r>
+        <w:rPr>
+          <w:rFonts w:cs="Arial"/>
+        </w:rPr>
+        <w:fldChar w:fldCharType="separate"/>
+      </w:r>
+      <w:r>
+        <w:rPr>
+          <w:rFonts w:ascii="Aptos" w:hAnsi="Aptos"/>
+        </w:rPr>
+        <w:t>[14]</w:t>
+      </w:r>
+      <w:r>
+        <w:rPr>
+          <w:rFonts w:cs="Arial"/>
+        </w:rPr>
+        <w:fldChar w:fldCharType="end"/>
+      </w:r>
+      <w:r>
+        <w:rPr>
+          <w:rFonts w:cs="Arial"/>
+        </w:rPr>
+        <w:t>.</w:t>
+      </w:r>
+    </w:p>
+    <w:p>
+      <w:pPr>
+        <w:ind w:left="708"/>
+        <w:jc w:val="both"/>
+        <w:rPr>
+          <w:rFonts w:cs="Arial"/>
+        </w:rPr>
+      </w:pPr>
+      <w:r>
+        <w:rPr>
+          <w:rFonts w:cs="Arial"/>
+        </w:rPr>
+        <w:lastRenderedPageBreak/>
+        <w:t>Auswahlbegründung für den Prototyp: Für den 0,7</w:t>
+      </w:r>
+      <w:r>
+        <w:rPr>
+          <w:rFonts w:cs="Arial"/>
+        </w:rPr>
+        <w:t> </w:t>
+      </w:r>
+      <w:r>
+        <w:rPr>
+          <w:rFonts w:cs="Arial"/>
+        </w:rPr>
+        <w:t>m² Prototyp wurde die AGM Super Cycle Batterie 100</w:t>
+      </w:r>
+      <w:r>
+        <w:rPr>
+          <w:rFonts w:cs="Arial"/>
+        </w:rPr>
+        <w:t> </w:t>
+      </w:r>
+      <w:r>
+        <w:rPr>
+          <w:rFonts w:cs="Arial"/>
+        </w:rPr>
+        <w:t xml:space="preserve">Ah gewählt. Diese Entscheidung basiert auf mehreren Faktoren: Das System dient primär als Demonstrationssystem im Rahmen der Diplomarbeit mit einer Projektlaufzeit von 1–2 Jahren. In diesem Zeitraum sind etwa 365–730 Zyklen zu erwarten, was innerhalb der </w:t>
+      </w:r>
+      <w:proofErr w:type="spellStart"/>
+      <w:r>
+        <w:rPr>
+          <w:rFonts w:cs="Arial"/>
+        </w:rPr>
+        <w:t>Zyklenfestigkeit</w:t>
+      </w:r>
+      <w:proofErr w:type="spellEnd"/>
+      <w:r>
+        <w:rPr>
+          <w:rFonts w:cs="Arial"/>
+        </w:rPr>
+        <w:t xml:space="preserve"> der AGM-Technologie liegt</w:t>
+      </w:r>
+      <w:r>
+        <w:rPr>
+          <w:rFonts w:cs="Arial"/>
+        </w:rPr>
+        <w:t xml:space="preserve"> </w:t>
+      </w:r>
+      <w:r>
+        <w:rPr>
+          <w:rFonts w:cs="Arial"/>
+        </w:rPr>
+        <w:fldChar w:fldCharType="begin"/>
+      </w:r>
+      <w:r>
+        <w:rPr>
+          <w:rFonts w:cs="Arial"/>
+        </w:rPr>
+        <w:instrText xml:space="preserve"> ADDIN ZOTERO_ITEM CSL_CITATION {"citationID":"DrRbZqQv","properties":{"formattedCitation":"[10]","plainCitation":"[10]","noteIndex":0},"citationItems":[{"id":32,"uris":["http://zotero.org/groups/6046789/items/2C8UVX5C"],"itemData":{"id":32,"type":"document","title":"Datasheet-AGM-Super-Cycle-battery-DE.pdf","URL":"https://www.victronenergy.de/upload/documents/Datasheet-AGM-Super-Cycle-battery-DE.pdf","accessed":{"date-parts":[["2026",2,16]]}}}],"schema":"https://github.com/citation-style-language/schema/raw/master/csl-citation.json"} </w:instrText>
+      </w:r>
+      <w:r>
+        <w:rPr>
+          <w:rFonts w:cs="Arial"/>
+        </w:rPr>
+        <w:fldChar w:fldCharType="separate"/>
+      </w:r>
+      <w:r>
+        <w:rPr>
+          <w:rFonts w:ascii="Aptos" w:hAnsi="Aptos"/>
+        </w:rPr>
+        <w:t>[10]</w:t>
+      </w:r>
+      <w:r>
+        <w:rPr>
+          <w:rFonts w:cs="Arial"/>
+        </w:rPr>
+        <w:fldChar w:fldCharType="end"/>
+      </w:r>
+      <w:r>
+        <w:rPr>
+          <w:rFonts w:cs="Arial"/>
+        </w:rPr>
+        <w:t>. Die Anschaffungskosten sind deutlich geringer als bei LiFePO4-Batterien. Das höhere Gewicht von etwa 26</w:t>
+      </w:r>
+      <w:r>
+        <w:rPr>
+          <w:rFonts w:cs="Arial"/>
+        </w:rPr>
+        <w:t> </w:t>
+      </w:r>
+      <w:r>
+        <w:rPr>
+          <w:rFonts w:cs="Arial"/>
+        </w:rPr>
+        <w:t xml:space="preserve">kg spielt bei einer stationären Installation im Schaltschrank keine Rolle </w:t>
+      </w:r>
+      <w:r>
+        <w:rPr>
+          <w:rFonts w:cs="Arial"/>
+        </w:rPr>
+        <w:fldChar w:fldCharType="begin"/>
+      </w:r>
+      <w:r>
+        <w:rPr>
+          <w:rFonts w:cs="Arial"/>
+        </w:rPr>
+        <w:instrText xml:space="preserve"> ADDIN ZOTERO_ITEM CSL_CITATION {"citationID":"bsGfkC8U","properties":{"formattedCitation":"[10]","plainCitation":"[10]","noteIndex":0},"citationItems":[{"id":32,"uris":["http://zotero.org/groups/6046789/items/2C8UVX5C"],"itemData":{"id":32,"type":"document","title":"Datasheet-AGM-Super-Cycle-battery-DE.pdf","URL":"https://www.victronenergy.de/upload/documents/Datasheet-AGM-Super-Cycle-battery-DE.pdf","accessed":{"date-parts":[["2026",2,16]]}}}],"schema":"https://github.com/citation-style-language/schema/raw/master/csl-citation.json"} </w:instrText>
+      </w:r>
+      <w:r>
+        <w:rPr>
+          <w:rFonts w:cs="Arial"/>
+        </w:rPr>
+        <w:fldChar w:fldCharType="separate"/>
+      </w:r>
+      <w:r>
+        <w:rPr>
+          <w:rFonts w:ascii="Aptos" w:hAnsi="Aptos"/>
+        </w:rPr>
+        <w:t>[10]</w:t>
+      </w:r>
+      <w:r>
+        <w:rPr>
+          <w:rFonts w:cs="Arial"/>
+        </w:rPr>
+        <w:fldChar w:fldCharType="end"/>
+      </w:r>
+      <w:r>
+        <w:rPr>
+          <w:rFonts w:cs="Arial"/>
+        </w:rPr>
+        <w:t xml:space="preserve">. AGM-Batterien benötigen kein externes BMS, was die Systemkomplexität reduziert und die Integration mit den </w:t>
+      </w:r>
+      <w:proofErr w:type="spellStart"/>
+      <w:r>
+        <w:rPr>
+          <w:rFonts w:cs="Arial"/>
+        </w:rPr>
+        <w:t>Victron</w:t>
+      </w:r>
+      <w:proofErr w:type="spellEnd"/>
+      <w:r>
+        <w:rPr>
+          <w:rFonts w:cs="Arial"/>
+        </w:rPr>
+        <w:t xml:space="preserve">-Komponenten vereinfacht. Die </w:t>
+      </w:r>
+      <w:proofErr w:type="spellStart"/>
+      <w:r>
+        <w:rPr>
+          <w:rFonts w:cs="Arial"/>
+        </w:rPr>
+        <w:t>Victron</w:t>
+      </w:r>
+      <w:proofErr w:type="spellEnd"/>
+      <w:r>
+        <w:rPr>
+          <w:rFonts w:cs="Arial"/>
+        </w:rPr>
+        <w:t xml:space="preserve"> AGM Super Cycle Batterie verträgt gelegentliche Tiefentladungen besser als Standard-AGM-Batterien </w:t>
+      </w:r>
+      <w:r>
+        <w:rPr>
+          <w:rFonts w:cs="Arial"/>
+        </w:rPr>
+        <w:fldChar w:fldCharType="begin"/>
+      </w:r>
+      <w:r>
+        <w:rPr>
+          <w:rFonts w:cs="Arial"/>
+        </w:rPr>
+        <w:instrText xml:space="preserve"> ADDIN ZOTERO_ITEM CSL_CITATION {"citationID":"EERKTp7N","properties":{"formattedCitation":"[10]","plainCitation":"[10]","noteIndex":0},"citationItems":[{"id":32,"uris":["http://zotero.org/groups/6046789/items/2C8UVX5C"],"itemData":{"id":32,"type":"document","title":"Datasheet-AGM-Super-Cycle-battery-DE.pdf","URL":"https://www.victronenergy.de/upload/documents/Datasheet-AGM-Super-Cycle-battery-DE.pdf","accessed":{"date-parts":[["2026",2,16]]}}}],"schema":"https://github.com/citation-style-language/schema/raw/master/csl-citation.json"} </w:instrText>
+      </w:r>
+      <w:r>
+        <w:rPr>
+          <w:rFonts w:cs="Arial"/>
+        </w:rPr>
+        <w:fldChar w:fldCharType="separate"/>
+      </w:r>
+      <w:r>
+        <w:rPr>
+          <w:rFonts w:ascii="Aptos" w:hAnsi="Aptos"/>
+        </w:rPr>
+        <w:t>[10]</w:t>
+      </w:r>
+      <w:r>
+        <w:rPr>
+          <w:rFonts w:cs="Arial"/>
+        </w:rPr>
+        <w:fldChar w:fldCharType="end"/>
+      </w:r>
+      <w:r>
+        <w:rPr>
+          <w:rFonts w:cs="Arial"/>
+        </w:rPr>
+        <w:t>.</w:t>
+      </w:r>
+    </w:p>
+    <w:p>
+      <w:pPr>
+        <w:ind w:left="708"/>
+        <w:jc w:val="both"/>
+        <w:rPr>
+          <w:rFonts w:cs="Arial"/>
+        </w:rPr>
+      </w:pPr>
+      <w:r>
+        <w:rPr>
+          <w:rFonts w:cs="Arial"/>
+        </w:rPr>
+        <w:t xml:space="preserve">Für kommerzielle Anwendungen mit geplanter Betriebsdauer von über 10 Jahren und täglicher Nutzung wäre LiFePO4 aufgrund der deutlich höheren </w:t>
+      </w:r>
+      <w:proofErr w:type="spellStart"/>
+      <w:r>
+        <w:rPr>
+          <w:rFonts w:cs="Arial"/>
+        </w:rPr>
+        <w:t>Zyklenfestigkeit</w:t>
+      </w:r>
+      <w:proofErr w:type="spellEnd"/>
+      <w:r>
+        <w:rPr>
+          <w:rFonts w:cs="Arial"/>
+        </w:rPr>
+        <w:t>, nutzbaren Kapazität und längeren Lebensdauer wirtschaftlich sinnvoller. Die höheren Anschaffungskosten amortisieren sich durch die längere Nutzungsdauer und die geringeren Kosten pro Zyklus. Bei größeren Systemen kommt zusätzlich das geringere Gewicht als Vorteil zum Tragen, insbesondere wenn Dachlasten berücksichtigt werden müssen.</w:t>
+      </w:r>
+    </w:p>
+    <w:p>
+      <w:pPr>
+        <w:ind w:left="708"/>
+        <w:jc w:val="both"/>
+        <w:rPr>
+          <w:rFonts w:cs="Arial"/>
+        </w:rPr>
+      </w:pPr>
+    </w:p>
+    <w:p>
+      <w:pPr>
+        <w:ind w:left="708"/>
+        <w:jc w:val="both"/>
+        <w:rPr>
+          <w:rFonts w:cs="Arial"/>
+        </w:rPr>
+      </w:pPr>
+    </w:p>
+    <w:p>
+      <w:pPr>
+        <w:ind w:left="708"/>
+        <w:jc w:val="both"/>
+        <w:rPr>
+          <w:rFonts w:cs="Arial"/>
+        </w:rPr>
+      </w:pPr>
+    </w:p>
+    <w:p>
+      <w:pPr>
+        <w:pStyle w:val="berschrift1"/>
+      </w:pPr>
+      <w:bookmarkStart w:id="19" w:name="_Toc222153244"/>
       <w:r>
         <w:t xml:space="preserve">5. </w:t>
       </w:r>
       <w:r>
         <w:t>Quellenverzeichnis</w:t>
       </w:r>
-      <w:bookmarkEnd w:id="6"/>
+      <w:bookmarkEnd w:id="19"/>
     </w:p>
     <w:p>
       <w:pPr>
@@ -2912,7 +9387,6 @@
         <w:rPr>
           <w:rFonts w:ascii="Aptos" w:hAnsi="Aptos"/>
         </w:rPr>
-        <w:lastRenderedPageBreak/>
         <w:t>[6]</w:t>
       </w:r>
       <w:r>
@@ -2924,6 +9398,271 @@
       </w:r>
     </w:p>
     <w:p>
+      <w:pPr>
+        <w:pStyle w:val="Literaturverzeichnis"/>
+        <w:rPr>
+          <w:rFonts w:ascii="Aptos" w:hAnsi="Aptos"/>
+        </w:rPr>
+      </w:pPr>
+      <w:r>
+        <w:rPr>
+          <w:rFonts w:ascii="Aptos" w:hAnsi="Aptos"/>
+          <w:lang w:val="en-GB"/>
+        </w:rPr>
+        <w:t>[7]</w:t>
+      </w:r>
+      <w:r>
+        <w:rPr>
+          <w:rFonts w:ascii="Aptos" w:hAnsi="Aptos"/>
+          <w:lang w:val="en-GB"/>
+        </w:rPr>
+        <w:tab/>
+        <w:t>„</w:t>
+      </w:r>
+      <w:proofErr w:type="gramStart"/>
+      <w:r>
+        <w:rPr>
+          <w:rFonts w:ascii="Aptos" w:hAnsi="Aptos"/>
+          <w:lang w:val="en-GB"/>
+        </w:rPr>
+        <w:t>Datasheet-Cerbo-GX-GX-Touch-DE.pdf“</w:t>
+      </w:r>
+      <w:proofErr w:type="gramEnd"/>
+      <w:r>
+        <w:rPr>
+          <w:rFonts w:ascii="Aptos" w:hAnsi="Aptos"/>
+          <w:lang w:val="en-GB"/>
+        </w:rPr>
+        <w:t xml:space="preserve">. </w:t>
+      </w:r>
+      <w:r>
+        <w:rPr>
+          <w:rFonts w:ascii="Aptos" w:hAnsi="Aptos"/>
+        </w:rPr>
+        <w:t>Zugegriffen: 16. Februar 2026. [Online]. Verfügbar unter: https://www.victronenergy.de/upload/documents/Datasheet-Cerbo-GX-GX-Touch-DE.pdf</w:t>
+      </w:r>
+    </w:p>
+    <w:p>
+      <w:pPr>
+        <w:pStyle w:val="Literaturverzeichnis"/>
+        <w:rPr>
+          <w:rFonts w:ascii="Aptos" w:hAnsi="Aptos"/>
+        </w:rPr>
+      </w:pPr>
+      <w:r>
+        <w:rPr>
+          <w:rFonts w:ascii="Aptos" w:hAnsi="Aptos"/>
+        </w:rPr>
+        <w:t>[8]</w:t>
+      </w:r>
+      <w:r>
+        <w:rPr>
+          <w:rFonts w:ascii="Aptos" w:hAnsi="Aptos"/>
+        </w:rPr>
+        <w:tab/>
+        <w:t>„Datasheet-SmartShunt-DE.pdf“. Zugegriffen: 16. Februar 2026. [Online]. Verfügbar unter: https://www.victronenergy.de/upload/documents/Datasheet-SmartShunt-DE.pdf</w:t>
+      </w:r>
+    </w:p>
+    <w:p>
+      <w:pPr>
+        <w:pStyle w:val="Literaturverzeichnis"/>
+        <w:rPr>
+          <w:rFonts w:ascii="Aptos" w:hAnsi="Aptos"/>
+        </w:rPr>
+      </w:pPr>
+      <w:r>
+        <w:rPr>
+          <w:rFonts w:ascii="Aptos" w:hAnsi="Aptos"/>
+        </w:rPr>
+        <w:lastRenderedPageBreak/>
+        <w:t>[9]</w:t>
+      </w:r>
+      <w:r>
+        <w:rPr>
+          <w:rFonts w:ascii="Aptos" w:hAnsi="Aptos"/>
+        </w:rPr>
+        <w:tab/>
+        <w:t>„Datasheet-MultiPlus-inverter-charger-800VA-5kVA-DE.pdf“. Zugegriffen: 16. Februar 2026. [Online]. Verfügbar unter: https://www.victronenergy.com/upload/documents/Datasheet-MultiPlus-inverter-charger-800VA-5kVA-DE.pdf</w:t>
+      </w:r>
+    </w:p>
+    <w:p>
+      <w:pPr>
+        <w:pStyle w:val="Literaturverzeichnis"/>
+        <w:rPr>
+          <w:rFonts w:ascii="Aptos" w:hAnsi="Aptos"/>
+        </w:rPr>
+      </w:pPr>
+      <w:r>
+        <w:rPr>
+          <w:rFonts w:ascii="Aptos" w:hAnsi="Aptos"/>
+          <w:lang w:val="en-GB"/>
+        </w:rPr>
+        <w:t>[10]</w:t>
+      </w:r>
+      <w:r>
+        <w:rPr>
+          <w:rFonts w:ascii="Aptos" w:hAnsi="Aptos"/>
+          <w:lang w:val="en-GB"/>
+        </w:rPr>
+        <w:tab/>
+        <w:t>„</w:t>
+      </w:r>
+      <w:proofErr w:type="gramStart"/>
+      <w:r>
+        <w:rPr>
+          <w:rFonts w:ascii="Aptos" w:hAnsi="Aptos"/>
+          <w:lang w:val="en-GB"/>
+        </w:rPr>
+        <w:t>Datasheet-AGM-Super-Cycle-battery-DE.pdf“</w:t>
+      </w:r>
+      <w:proofErr w:type="gramEnd"/>
+      <w:r>
+        <w:rPr>
+          <w:rFonts w:ascii="Aptos" w:hAnsi="Aptos"/>
+          <w:lang w:val="en-GB"/>
+        </w:rPr>
+        <w:t xml:space="preserve">. </w:t>
+      </w:r>
+      <w:r>
+        <w:rPr>
+          <w:rFonts w:ascii="Aptos" w:hAnsi="Aptos"/>
+        </w:rPr>
+        <w:t>Zugegriffen: 16. Februar 2026. [Online]. Verfügbar unter: https://www.victronenergy.de/upload/documents/Datasheet-AGM-Super-Cycle-battery-DE.pdf</w:t>
+      </w:r>
+    </w:p>
+    <w:p>
+      <w:pPr>
+        <w:pStyle w:val="Literaturverzeichnis"/>
+        <w:rPr>
+          <w:rFonts w:ascii="Aptos" w:hAnsi="Aptos"/>
+        </w:rPr>
+      </w:pPr>
+      <w:r>
+        <w:rPr>
+          <w:rFonts w:ascii="Aptos" w:hAnsi="Aptos"/>
+          <w:lang w:val="en-GB"/>
+        </w:rPr>
+        <w:t>[11]</w:t>
+      </w:r>
+      <w:r>
+        <w:rPr>
+          <w:rFonts w:ascii="Aptos" w:hAnsi="Aptos"/>
+          <w:lang w:val="en-GB"/>
+        </w:rPr>
+        <w:tab/>
+        <w:t xml:space="preserve">„How to Optimize AGM Battery Performance for Maximum </w:t>
+      </w:r>
+      <w:proofErr w:type="gramStart"/>
+      <w:r>
+        <w:rPr>
+          <w:rFonts w:ascii="Aptos" w:hAnsi="Aptos"/>
+          <w:lang w:val="en-GB"/>
+        </w:rPr>
+        <w:t>Lifespan?“</w:t>
+      </w:r>
+      <w:proofErr w:type="gramEnd"/>
+      <w:r>
+        <w:rPr>
+          <w:rFonts w:ascii="Aptos" w:hAnsi="Aptos"/>
+          <w:lang w:val="en-GB"/>
+        </w:rPr>
+        <w:t xml:space="preserve">, How to Optimize AGM Battery Performance for Maximum Lifespan? </w:t>
+      </w:r>
+      <w:r>
+        <w:rPr>
+          <w:rFonts w:ascii="Aptos" w:hAnsi="Aptos"/>
+        </w:rPr>
+        <w:t>Zugegriffen: 16. Februar 2026. [Online]. Verfügbar unter: https://www.longwaybattery.com/de/blog/optimize-agm-battery-performance-maximum-lifespan/index.html</w:t>
+      </w:r>
+    </w:p>
+    <w:p>
+      <w:pPr>
+        <w:pStyle w:val="Literaturverzeichnis"/>
+        <w:rPr>
+          <w:rFonts w:ascii="Aptos" w:hAnsi="Aptos"/>
+        </w:rPr>
+      </w:pPr>
+      <w:r>
+        <w:rPr>
+          <w:rFonts w:ascii="Aptos" w:hAnsi="Aptos"/>
+          <w:lang w:val="en-GB"/>
+        </w:rPr>
+        <w:t>[12]</w:t>
+      </w:r>
+      <w:r>
+        <w:rPr>
+          <w:rFonts w:ascii="Aptos" w:hAnsi="Aptos"/>
+          <w:lang w:val="en-GB"/>
+        </w:rPr>
+        <w:tab/>
+        <w:t>„</w:t>
+      </w:r>
+      <w:proofErr w:type="gramStart"/>
+      <w:r>
+        <w:rPr>
+          <w:rFonts w:ascii="Aptos" w:hAnsi="Aptos"/>
+          <w:lang w:val="en-GB"/>
+        </w:rPr>
+        <w:t>Datasheet-Orion-Tr-Smart-DC-DC-chargers-isolated-250-400W-DE.pdf“</w:t>
+      </w:r>
+      <w:proofErr w:type="gramEnd"/>
+      <w:r>
+        <w:rPr>
+          <w:rFonts w:ascii="Aptos" w:hAnsi="Aptos"/>
+          <w:lang w:val="en-GB"/>
+        </w:rPr>
+        <w:t xml:space="preserve">. </w:t>
+      </w:r>
+      <w:r>
+        <w:rPr>
+          <w:rFonts w:ascii="Aptos" w:hAnsi="Aptos"/>
+        </w:rPr>
+        <w:t>Zugegriffen: 17. Februar 2026. [Online]. Verfügbar unter: https://www.victronenergy.de/upload/documents/Datasheet-Orion-Tr-Smart-DC-DC-chargers-isolated-250-400W-DE.pdf</w:t>
+      </w:r>
+    </w:p>
+    <w:p>
+      <w:pPr>
+        <w:pStyle w:val="Literaturverzeichnis"/>
+        <w:rPr>
+          <w:rFonts w:ascii="Aptos" w:hAnsi="Aptos"/>
+        </w:rPr>
+      </w:pPr>
+      <w:r>
+        <w:rPr>
+          <w:rFonts w:ascii="Aptos" w:hAnsi="Aptos"/>
+        </w:rPr>
+        <w:t>[13]</w:t>
+      </w:r>
+      <w:r>
+        <w:rPr>
+          <w:rFonts w:ascii="Aptos" w:hAnsi="Aptos"/>
+        </w:rPr>
+        <w:tab/>
+        <w:t>„Batterietechnologien: Unterschiede und welche ist die richtige für mi“, Batterietechnologien: Unterschiede und welche ist die richtige für mi. Zugegriffen: 17. Februar 2026. [Online]. Verfügbar unter: https://www.ective.de/blog/batterietechnologien-unterschiede-und-die-richtige-fuer-mich</w:t>
+      </w:r>
+    </w:p>
+    <w:p>
+      <w:pPr>
+        <w:pStyle w:val="Literaturverzeichnis"/>
+        <w:rPr>
+          <w:rFonts w:ascii="Aptos" w:hAnsi="Aptos"/>
+        </w:rPr>
+      </w:pPr>
+      <w:r>
+        <w:rPr>
+          <w:rFonts w:ascii="Aptos" w:hAnsi="Aptos"/>
+        </w:rPr>
+        <w:t>[14]</w:t>
+      </w:r>
+      <w:r>
+        <w:rPr>
+          <w:rFonts w:ascii="Aptos" w:hAnsi="Aptos"/>
+        </w:rPr>
+        <w:tab/>
+        <w:t>„2.1 AGM vs. Lithium - Was ist besser?“ Zugegriffen: 17. Februar 2026. [Online]. Verfügbar unter: http://greenboatsolutions.de/ratgeber/agm-vs-lithium?srsltid=AfmBOoq4MEVKskN6v5GYbOgMlML4Zs3DHCf-YTXt-HHQTaIWApUYtA6a</w:t>
+      </w:r>
+    </w:p>
+    <w:p>
       <w:r>
         <w:fldChar w:fldCharType="end"/>
       </w:r>
@@ -2934,14 +9673,14 @@
       <w:pPr>
         <w:pStyle w:val="berschrift1"/>
       </w:pPr>
-      <w:bookmarkStart w:id="7" w:name="_Toc220424948"/>
+      <w:bookmarkStart w:id="20" w:name="_Toc222153245"/>
       <w:r>
         <w:t xml:space="preserve">6. </w:t>
       </w:r>
       <w:r>
         <w:t>Abbildungsverzeichnis</w:t>
       </w:r>
-      <w:bookmarkEnd w:id="7"/>
+      <w:bookmarkEnd w:id="20"/>
     </w:p>
     <w:p>
       <w:pPr>
@@ -3038,9 +9777,9 @@
 <file path=word/numbering.xml><?xml version="1.0" encoding="utf-8"?>
 <w:numbering xmlns:wpc="http://schemas.microsoft.com/office/word/2010/wordprocessingCanvas" xmlns:cx="http://schemas.microsoft.com/office/drawing/2014/chartex" xmlns:cx1="http://schemas.microsoft.com/office/drawing/2015/9/8/chartex" xmlns:cx2="http://schemas.microsoft.com/office/drawing/2015/10/21/chartex" xmlns:cx3="http://schemas.microsoft.com/office/drawing/2016/5/9/chartex" xmlns:cx4="http://schemas.microsoft.com/office/drawing/2016/5/10/chartex" xmlns:cx5="http://schemas.microsoft.com/office/drawing/2016/5/11/chartex" xmlns:cx6="http://schemas.microsoft.com/office/drawing/2016/5/12/chartex" xmlns:cx7="http://schemas.microsoft.com/office/drawing/2016/5/13/chartex" xmlns:cx8="http://schemas.microsoft.com/office/drawing/2016/5/14/chartex" xmlns:mc="http://schemas.openxmlformats.org/markup-compatibility/2006" xmlns:aink="http://schemas.microsoft.com/office/drawing/2016/ink" xmlns:am3d="http://schemas.microsoft.com/office/drawing/2017/model3d" xmlns:o="urn:schemas-microsoft-com:office:office" xmlns:oel="http://schemas.microsoft.com/office/2019/extlst" xmlns:r="http://schemas.openxmlformats.org/officeDocument/2006/relationships" xmlns:m="http://schemas.openxmlformats.org/officeDocument/2006/math" xmlns:v="urn:schemas-microsoft-com:vml" xmlns:wp14="http://schemas.microsoft.com/office/word/2010/wordprocessingDrawing" xmlns:wp="http://schemas.openxmlformats.org/drawingml/2006/wordprocessingDrawing" xmlns:w10="urn:schemas-microsoft-com:office:word" xmlns:w="http://schemas.openxmlformats.org/wordprocessingml/2006/main" xmlns:w14="http://schemas.microsoft.com/office/word/2010/wordml" xmlns:w15="http://schemas.microsoft.com/office/word/2012/wordml" xmlns:w16cex="http://schemas.microsoft.com/office/word/2018/wordml/cex" xmlns:w16cid="http://schemas.microsoft.com/office/word/2016/wordml/cid" xmlns:w16="http://schemas.microsoft.com/office/word/2018/wordml" xmlns:w16du="http://schemas.microsoft.com/office/word/2023/wordml/word16du" xmlns:w16sdtdh="http://schemas.microsoft.com/office/word/2020/wordml/sdtdatahash" xmlns:w16sdtfl="http://schemas.microsoft.com/office/word/2024/wordml/sdtformatlock" xmlns:w16se="http://schemas.microsoft.com/office/word/2015/wordml/symex" xmlns:wpg="http://schemas.microsoft.com/office/word/2010/wordprocessingGroup" xmlns:wpi="http://schemas.microsoft.com/office/word/2010/wordprocessingInk" xmlns:wne="http://schemas.microsoft.com/office/word/2006/wordml" xmlns:wps="http://schemas.microsoft.com/office/word/2010/wordprocessingShape" mc:Ignorable="w14 w15 w16se w16cid w16 w16cex w16sdtdh w16sdtfl w16du wp14">
   <w:abstractNum w:abstractNumId="0" w15:restartNumberingAfterBreak="0">
-    <w:nsid w:val="3EF2087F"/>
+    <w:nsid w:val="114650EB"/>
     <w:multiLevelType w:val="multilevel"/>
-    <w:tmpl w:val="35F6AAAE"/>
+    <w:tmpl w:val="19E23B46"/>
     <w:lvl w:ilvl="0">
       <w:start w:val="1"/>
       <w:numFmt w:val="bullet"/>
@@ -3187,6 +9926,900 @@
     </w:lvl>
   </w:abstractNum>
   <w:abstractNum w:abstractNumId="1" w15:restartNumberingAfterBreak="0">
+    <w:nsid w:val="1CBB6832"/>
+    <w:multiLevelType w:val="multilevel"/>
+    <w:tmpl w:val="2FAC2C20"/>
+    <w:lvl w:ilvl="0">
+      <w:start w:val="1"/>
+      <w:numFmt w:val="bullet"/>
+      <w:lvlText w:val=""/>
+      <w:lvlJc w:val="left"/>
+      <w:pPr>
+        <w:tabs>
+          <w:tab w:val="num" w:pos="720"/>
+        </w:tabs>
+        <w:ind w:left="720" w:hanging="360"/>
+      </w:pPr>
+      <w:rPr>
+        <w:rFonts w:ascii="Symbol" w:hAnsi="Symbol" w:hint="default"/>
+        <w:sz w:val="20"/>
+      </w:rPr>
+    </w:lvl>
+    <w:lvl w:ilvl="1" w:tentative="1">
+      <w:start w:val="1"/>
+      <w:numFmt w:val="bullet"/>
+      <w:lvlText w:val="o"/>
+      <w:lvlJc w:val="left"/>
+      <w:pPr>
+        <w:tabs>
+          <w:tab w:val="num" w:pos="1440"/>
+        </w:tabs>
+        <w:ind w:left="1440" w:hanging="360"/>
+      </w:pPr>
+      <w:rPr>
+        <w:rFonts w:ascii="Courier New" w:hAnsi="Courier New" w:hint="default"/>
+        <w:sz w:val="20"/>
+      </w:rPr>
+    </w:lvl>
+    <w:lvl w:ilvl="2" w:tentative="1">
+      <w:start w:val="1"/>
+      <w:numFmt w:val="bullet"/>
+      <w:lvlText w:val=""/>
+      <w:lvlJc w:val="left"/>
+      <w:pPr>
+        <w:tabs>
+          <w:tab w:val="num" w:pos="2160"/>
+        </w:tabs>
+        <w:ind w:left="2160" w:hanging="360"/>
+      </w:pPr>
+      <w:rPr>
+        <w:rFonts w:ascii="Wingdings" w:hAnsi="Wingdings" w:hint="default"/>
+        <w:sz w:val="20"/>
+      </w:rPr>
+    </w:lvl>
+    <w:lvl w:ilvl="3" w:tentative="1">
+      <w:start w:val="1"/>
+      <w:numFmt w:val="bullet"/>
+      <w:lvlText w:val=""/>
+      <w:lvlJc w:val="left"/>
+      <w:pPr>
+        <w:tabs>
+          <w:tab w:val="num" w:pos="2880"/>
+        </w:tabs>
+        <w:ind w:left="2880" w:hanging="360"/>
+      </w:pPr>
+      <w:rPr>
+        <w:rFonts w:ascii="Wingdings" w:hAnsi="Wingdings" w:hint="default"/>
+        <w:sz w:val="20"/>
+      </w:rPr>
+    </w:lvl>
+    <w:lvl w:ilvl="4" w:tentative="1">
+      <w:start w:val="1"/>
+      <w:numFmt w:val="bullet"/>
+      <w:lvlText w:val=""/>
+      <w:lvlJc w:val="left"/>
+      <w:pPr>
+        <w:tabs>
+          <w:tab w:val="num" w:pos="3600"/>
+        </w:tabs>
+        <w:ind w:left="3600" w:hanging="360"/>
+      </w:pPr>
+      <w:rPr>
+        <w:rFonts w:ascii="Wingdings" w:hAnsi="Wingdings" w:hint="default"/>
+        <w:sz w:val="20"/>
+      </w:rPr>
+    </w:lvl>
+    <w:lvl w:ilvl="5" w:tentative="1">
+      <w:start w:val="1"/>
+      <w:numFmt w:val="bullet"/>
+      <w:lvlText w:val=""/>
+      <w:lvlJc w:val="left"/>
+      <w:pPr>
+        <w:tabs>
+          <w:tab w:val="num" w:pos="4320"/>
+        </w:tabs>
+        <w:ind w:left="4320" w:hanging="360"/>
+      </w:pPr>
+      <w:rPr>
+        <w:rFonts w:ascii="Wingdings" w:hAnsi="Wingdings" w:hint="default"/>
+        <w:sz w:val="20"/>
+      </w:rPr>
+    </w:lvl>
+    <w:lvl w:ilvl="6" w:tentative="1">
+      <w:start w:val="1"/>
+      <w:numFmt w:val="bullet"/>
+      <w:lvlText w:val=""/>
+      <w:lvlJc w:val="left"/>
+      <w:pPr>
+        <w:tabs>
+          <w:tab w:val="num" w:pos="5040"/>
+        </w:tabs>
+        <w:ind w:left="5040" w:hanging="360"/>
+      </w:pPr>
+      <w:rPr>
+        <w:rFonts w:ascii="Wingdings" w:hAnsi="Wingdings" w:hint="default"/>
+        <w:sz w:val="20"/>
+      </w:rPr>
+    </w:lvl>
+    <w:lvl w:ilvl="7" w:tentative="1">
+      <w:start w:val="1"/>
+      <w:numFmt w:val="bullet"/>
+      <w:lvlText w:val=""/>
+      <w:lvlJc w:val="left"/>
+      <w:pPr>
+        <w:tabs>
+          <w:tab w:val="num" w:pos="5760"/>
+        </w:tabs>
+        <w:ind w:left="5760" w:hanging="360"/>
+      </w:pPr>
+      <w:rPr>
+        <w:rFonts w:ascii="Wingdings" w:hAnsi="Wingdings" w:hint="default"/>
+        <w:sz w:val="20"/>
+      </w:rPr>
+    </w:lvl>
+    <w:lvl w:ilvl="8" w:tentative="1">
+      <w:start w:val="1"/>
+      <w:numFmt w:val="bullet"/>
+      <w:lvlText w:val=""/>
+      <w:lvlJc w:val="left"/>
+      <w:pPr>
+        <w:tabs>
+          <w:tab w:val="num" w:pos="6480"/>
+        </w:tabs>
+        <w:ind w:left="6480" w:hanging="360"/>
+      </w:pPr>
+      <w:rPr>
+        <w:rFonts w:ascii="Wingdings" w:hAnsi="Wingdings" w:hint="default"/>
+        <w:sz w:val="20"/>
+      </w:rPr>
+    </w:lvl>
+  </w:abstractNum>
+  <w:abstractNum w:abstractNumId="2" w15:restartNumberingAfterBreak="0">
+    <w:nsid w:val="20453D9B"/>
+    <w:multiLevelType w:val="multilevel"/>
+    <w:tmpl w:val="32AE9178"/>
+    <w:lvl w:ilvl="0">
+      <w:start w:val="1"/>
+      <w:numFmt w:val="bullet"/>
+      <w:lvlText w:val=""/>
+      <w:lvlJc w:val="left"/>
+      <w:pPr>
+        <w:tabs>
+          <w:tab w:val="num" w:pos="1068"/>
+        </w:tabs>
+        <w:ind w:left="1068" w:hanging="360"/>
+      </w:pPr>
+      <w:rPr>
+        <w:rFonts w:ascii="Symbol" w:hAnsi="Symbol" w:hint="default"/>
+        <w:sz w:val="20"/>
+      </w:rPr>
+    </w:lvl>
+    <w:lvl w:ilvl="1" w:tentative="1">
+      <w:start w:val="1"/>
+      <w:numFmt w:val="bullet"/>
+      <w:lvlText w:val="o"/>
+      <w:lvlJc w:val="left"/>
+      <w:pPr>
+        <w:tabs>
+          <w:tab w:val="num" w:pos="1788"/>
+        </w:tabs>
+        <w:ind w:left="1788" w:hanging="360"/>
+      </w:pPr>
+      <w:rPr>
+        <w:rFonts w:ascii="Courier New" w:hAnsi="Courier New" w:hint="default"/>
+        <w:sz w:val="20"/>
+      </w:rPr>
+    </w:lvl>
+    <w:lvl w:ilvl="2" w:tentative="1">
+      <w:start w:val="1"/>
+      <w:numFmt w:val="bullet"/>
+      <w:lvlText w:val=""/>
+      <w:lvlJc w:val="left"/>
+      <w:pPr>
+        <w:tabs>
+          <w:tab w:val="num" w:pos="2508"/>
+        </w:tabs>
+        <w:ind w:left="2508" w:hanging="360"/>
+      </w:pPr>
+      <w:rPr>
+        <w:rFonts w:ascii="Wingdings" w:hAnsi="Wingdings" w:hint="default"/>
+        <w:sz w:val="20"/>
+      </w:rPr>
+    </w:lvl>
+    <w:lvl w:ilvl="3" w:tentative="1">
+      <w:start w:val="1"/>
+      <w:numFmt w:val="bullet"/>
+      <w:lvlText w:val=""/>
+      <w:lvlJc w:val="left"/>
+      <w:pPr>
+        <w:tabs>
+          <w:tab w:val="num" w:pos="3228"/>
+        </w:tabs>
+        <w:ind w:left="3228" w:hanging="360"/>
+      </w:pPr>
+      <w:rPr>
+        <w:rFonts w:ascii="Wingdings" w:hAnsi="Wingdings" w:hint="default"/>
+        <w:sz w:val="20"/>
+      </w:rPr>
+    </w:lvl>
+    <w:lvl w:ilvl="4" w:tentative="1">
+      <w:start w:val="1"/>
+      <w:numFmt w:val="bullet"/>
+      <w:lvlText w:val=""/>
+      <w:lvlJc w:val="left"/>
+      <w:pPr>
+        <w:tabs>
+          <w:tab w:val="num" w:pos="3948"/>
+        </w:tabs>
+        <w:ind w:left="3948" w:hanging="360"/>
+      </w:pPr>
+      <w:rPr>
+        <w:rFonts w:ascii="Wingdings" w:hAnsi="Wingdings" w:hint="default"/>
+        <w:sz w:val="20"/>
+      </w:rPr>
+    </w:lvl>
+    <w:lvl w:ilvl="5" w:tentative="1">
+      <w:start w:val="1"/>
+      <w:numFmt w:val="bullet"/>
+      <w:lvlText w:val=""/>
+      <w:lvlJc w:val="left"/>
+      <w:pPr>
+        <w:tabs>
+          <w:tab w:val="num" w:pos="4668"/>
+        </w:tabs>
+        <w:ind w:left="4668" w:hanging="360"/>
+      </w:pPr>
+      <w:rPr>
+        <w:rFonts w:ascii="Wingdings" w:hAnsi="Wingdings" w:hint="default"/>
+        <w:sz w:val="20"/>
+      </w:rPr>
+    </w:lvl>
+    <w:lvl w:ilvl="6" w:tentative="1">
+      <w:start w:val="1"/>
+      <w:numFmt w:val="bullet"/>
+      <w:lvlText w:val=""/>
+      <w:lvlJc w:val="left"/>
+      <w:pPr>
+        <w:tabs>
+          <w:tab w:val="num" w:pos="5388"/>
+        </w:tabs>
+        <w:ind w:left="5388" w:hanging="360"/>
+      </w:pPr>
+      <w:rPr>
+        <w:rFonts w:ascii="Wingdings" w:hAnsi="Wingdings" w:hint="default"/>
+        <w:sz w:val="20"/>
+      </w:rPr>
+    </w:lvl>
+    <w:lvl w:ilvl="7" w:tentative="1">
+      <w:start w:val="1"/>
+      <w:numFmt w:val="bullet"/>
+      <w:lvlText w:val=""/>
+      <w:lvlJc w:val="left"/>
+      <w:pPr>
+        <w:tabs>
+          <w:tab w:val="num" w:pos="6108"/>
+        </w:tabs>
+        <w:ind w:left="6108" w:hanging="360"/>
+      </w:pPr>
+      <w:rPr>
+        <w:rFonts w:ascii="Wingdings" w:hAnsi="Wingdings" w:hint="default"/>
+        <w:sz w:val="20"/>
+      </w:rPr>
+    </w:lvl>
+    <w:lvl w:ilvl="8" w:tentative="1">
+      <w:start w:val="1"/>
+      <w:numFmt w:val="bullet"/>
+      <w:lvlText w:val=""/>
+      <w:lvlJc w:val="left"/>
+      <w:pPr>
+        <w:tabs>
+          <w:tab w:val="num" w:pos="6828"/>
+        </w:tabs>
+        <w:ind w:left="6828" w:hanging="360"/>
+      </w:pPr>
+      <w:rPr>
+        <w:rFonts w:ascii="Wingdings" w:hAnsi="Wingdings" w:hint="default"/>
+        <w:sz w:val="20"/>
+      </w:rPr>
+    </w:lvl>
+  </w:abstractNum>
+  <w:abstractNum w:abstractNumId="3" w15:restartNumberingAfterBreak="0">
+    <w:nsid w:val="2EB050C6"/>
+    <w:multiLevelType w:val="multilevel"/>
+    <w:tmpl w:val="28BE6B0E"/>
+    <w:lvl w:ilvl="0">
+      <w:start w:val="1"/>
+      <w:numFmt w:val="bullet"/>
+      <w:lvlText w:val=""/>
+      <w:lvlJc w:val="left"/>
+      <w:pPr>
+        <w:tabs>
+          <w:tab w:val="num" w:pos="1068"/>
+        </w:tabs>
+        <w:ind w:left="1068" w:hanging="360"/>
+      </w:pPr>
+      <w:rPr>
+        <w:rFonts w:ascii="Symbol" w:hAnsi="Symbol" w:hint="default"/>
+        <w:sz w:val="20"/>
+      </w:rPr>
+    </w:lvl>
+    <w:lvl w:ilvl="1" w:tentative="1">
+      <w:start w:val="1"/>
+      <w:numFmt w:val="bullet"/>
+      <w:lvlText w:val="o"/>
+      <w:lvlJc w:val="left"/>
+      <w:pPr>
+        <w:tabs>
+          <w:tab w:val="num" w:pos="1788"/>
+        </w:tabs>
+        <w:ind w:left="1788" w:hanging="360"/>
+      </w:pPr>
+      <w:rPr>
+        <w:rFonts w:ascii="Courier New" w:hAnsi="Courier New" w:hint="default"/>
+        <w:sz w:val="20"/>
+      </w:rPr>
+    </w:lvl>
+    <w:lvl w:ilvl="2" w:tentative="1">
+      <w:start w:val="1"/>
+      <w:numFmt w:val="bullet"/>
+      <w:lvlText w:val=""/>
+      <w:lvlJc w:val="left"/>
+      <w:pPr>
+        <w:tabs>
+          <w:tab w:val="num" w:pos="2508"/>
+        </w:tabs>
+        <w:ind w:left="2508" w:hanging="360"/>
+      </w:pPr>
+      <w:rPr>
+        <w:rFonts w:ascii="Wingdings" w:hAnsi="Wingdings" w:hint="default"/>
+        <w:sz w:val="20"/>
+      </w:rPr>
+    </w:lvl>
+    <w:lvl w:ilvl="3" w:tentative="1">
+      <w:start w:val="1"/>
+      <w:numFmt w:val="bullet"/>
+      <w:lvlText w:val=""/>
+      <w:lvlJc w:val="left"/>
+      <w:pPr>
+        <w:tabs>
+          <w:tab w:val="num" w:pos="3228"/>
+        </w:tabs>
+        <w:ind w:left="3228" w:hanging="360"/>
+      </w:pPr>
+      <w:rPr>
+        <w:rFonts w:ascii="Wingdings" w:hAnsi="Wingdings" w:hint="default"/>
+        <w:sz w:val="20"/>
+      </w:rPr>
+    </w:lvl>
+    <w:lvl w:ilvl="4" w:tentative="1">
+      <w:start w:val="1"/>
+      <w:numFmt w:val="bullet"/>
+      <w:lvlText w:val=""/>
+      <w:lvlJc w:val="left"/>
+      <w:pPr>
+        <w:tabs>
+          <w:tab w:val="num" w:pos="3948"/>
+        </w:tabs>
+        <w:ind w:left="3948" w:hanging="360"/>
+      </w:pPr>
+      <w:rPr>
+        <w:rFonts w:ascii="Wingdings" w:hAnsi="Wingdings" w:hint="default"/>
+        <w:sz w:val="20"/>
+      </w:rPr>
+    </w:lvl>
+    <w:lvl w:ilvl="5" w:tentative="1">
+      <w:start w:val="1"/>
+      <w:numFmt w:val="bullet"/>
+      <w:lvlText w:val=""/>
+      <w:lvlJc w:val="left"/>
+      <w:pPr>
+        <w:tabs>
+          <w:tab w:val="num" w:pos="4668"/>
+        </w:tabs>
+        <w:ind w:left="4668" w:hanging="360"/>
+      </w:pPr>
+      <w:rPr>
+        <w:rFonts w:ascii="Wingdings" w:hAnsi="Wingdings" w:hint="default"/>
+        <w:sz w:val="20"/>
+      </w:rPr>
+    </w:lvl>
+    <w:lvl w:ilvl="6" w:tentative="1">
+      <w:start w:val="1"/>
+      <w:numFmt w:val="bullet"/>
+      <w:lvlText w:val=""/>
+      <w:lvlJc w:val="left"/>
+      <w:pPr>
+        <w:tabs>
+          <w:tab w:val="num" w:pos="5388"/>
+        </w:tabs>
+        <w:ind w:left="5388" w:hanging="360"/>
+      </w:pPr>
+      <w:rPr>
+        <w:rFonts w:ascii="Wingdings" w:hAnsi="Wingdings" w:hint="default"/>
+        <w:sz w:val="20"/>
+      </w:rPr>
+    </w:lvl>
+    <w:lvl w:ilvl="7" w:tentative="1">
+      <w:start w:val="1"/>
+      <w:numFmt w:val="bullet"/>
+      <w:lvlText w:val=""/>
+      <w:lvlJc w:val="left"/>
+      <w:pPr>
+        <w:tabs>
+          <w:tab w:val="num" w:pos="6108"/>
+        </w:tabs>
+        <w:ind w:left="6108" w:hanging="360"/>
+      </w:pPr>
+      <w:rPr>
+        <w:rFonts w:ascii="Wingdings" w:hAnsi="Wingdings" w:hint="default"/>
+        <w:sz w:val="20"/>
+      </w:rPr>
+    </w:lvl>
+    <w:lvl w:ilvl="8" w:tentative="1">
+      <w:start w:val="1"/>
+      <w:numFmt w:val="bullet"/>
+      <w:lvlText w:val=""/>
+      <w:lvlJc w:val="left"/>
+      <w:pPr>
+        <w:tabs>
+          <w:tab w:val="num" w:pos="6828"/>
+        </w:tabs>
+        <w:ind w:left="6828" w:hanging="360"/>
+      </w:pPr>
+      <w:rPr>
+        <w:rFonts w:ascii="Wingdings" w:hAnsi="Wingdings" w:hint="default"/>
+        <w:sz w:val="20"/>
+      </w:rPr>
+    </w:lvl>
+  </w:abstractNum>
+  <w:abstractNum w:abstractNumId="4" w15:restartNumberingAfterBreak="0">
+    <w:nsid w:val="366A4CD8"/>
+    <w:multiLevelType w:val="multilevel"/>
+    <w:tmpl w:val="6E0076CA"/>
+    <w:lvl w:ilvl="0">
+      <w:start w:val="1"/>
+      <w:numFmt w:val="bullet"/>
+      <w:lvlText w:val=""/>
+      <w:lvlJc w:val="left"/>
+      <w:pPr>
+        <w:tabs>
+          <w:tab w:val="num" w:pos="1068"/>
+        </w:tabs>
+        <w:ind w:left="1068" w:hanging="360"/>
+      </w:pPr>
+      <w:rPr>
+        <w:rFonts w:ascii="Symbol" w:hAnsi="Symbol" w:hint="default"/>
+        <w:sz w:val="20"/>
+      </w:rPr>
+    </w:lvl>
+    <w:lvl w:ilvl="1" w:tentative="1">
+      <w:start w:val="1"/>
+      <w:numFmt w:val="bullet"/>
+      <w:lvlText w:val="o"/>
+      <w:lvlJc w:val="left"/>
+      <w:pPr>
+        <w:tabs>
+          <w:tab w:val="num" w:pos="1788"/>
+        </w:tabs>
+        <w:ind w:left="1788" w:hanging="360"/>
+      </w:pPr>
+      <w:rPr>
+        <w:rFonts w:ascii="Courier New" w:hAnsi="Courier New" w:hint="default"/>
+        <w:sz w:val="20"/>
+      </w:rPr>
+    </w:lvl>
+    <w:lvl w:ilvl="2" w:tentative="1">
+      <w:start w:val="1"/>
+      <w:numFmt w:val="bullet"/>
+      <w:lvlText w:val=""/>
+      <w:lvlJc w:val="left"/>
+      <w:pPr>
+        <w:tabs>
+          <w:tab w:val="num" w:pos="2508"/>
+        </w:tabs>
+        <w:ind w:left="2508" w:hanging="360"/>
+      </w:pPr>
+      <w:rPr>
+        <w:rFonts w:ascii="Wingdings" w:hAnsi="Wingdings" w:hint="default"/>
+        <w:sz w:val="20"/>
+      </w:rPr>
+    </w:lvl>
+    <w:lvl w:ilvl="3" w:tentative="1">
+      <w:start w:val="1"/>
+      <w:numFmt w:val="bullet"/>
+      <w:lvlText w:val=""/>
+      <w:lvlJc w:val="left"/>
+      <w:pPr>
+        <w:tabs>
+          <w:tab w:val="num" w:pos="3228"/>
+        </w:tabs>
+        <w:ind w:left="3228" w:hanging="360"/>
+      </w:pPr>
+      <w:rPr>
+        <w:rFonts w:ascii="Wingdings" w:hAnsi="Wingdings" w:hint="default"/>
+        <w:sz w:val="20"/>
+      </w:rPr>
+    </w:lvl>
+    <w:lvl w:ilvl="4" w:tentative="1">
+      <w:start w:val="1"/>
+      <w:numFmt w:val="bullet"/>
+      <w:lvlText w:val=""/>
+      <w:lvlJc w:val="left"/>
+      <w:pPr>
+        <w:tabs>
+          <w:tab w:val="num" w:pos="3948"/>
+        </w:tabs>
+        <w:ind w:left="3948" w:hanging="360"/>
+      </w:pPr>
+      <w:rPr>
+        <w:rFonts w:ascii="Wingdings" w:hAnsi="Wingdings" w:hint="default"/>
+        <w:sz w:val="20"/>
+      </w:rPr>
+    </w:lvl>
+    <w:lvl w:ilvl="5" w:tentative="1">
+      <w:start w:val="1"/>
+      <w:numFmt w:val="bullet"/>
+      <w:lvlText w:val=""/>
+      <w:lvlJc w:val="left"/>
+      <w:pPr>
+        <w:tabs>
+          <w:tab w:val="num" w:pos="4668"/>
+        </w:tabs>
+        <w:ind w:left="4668" w:hanging="360"/>
+      </w:pPr>
+      <w:rPr>
+        <w:rFonts w:ascii="Wingdings" w:hAnsi="Wingdings" w:hint="default"/>
+        <w:sz w:val="20"/>
+      </w:rPr>
+    </w:lvl>
+    <w:lvl w:ilvl="6" w:tentative="1">
+      <w:start w:val="1"/>
+      <w:numFmt w:val="bullet"/>
+      <w:lvlText w:val=""/>
+      <w:lvlJc w:val="left"/>
+      <w:pPr>
+        <w:tabs>
+          <w:tab w:val="num" w:pos="5388"/>
+        </w:tabs>
+        <w:ind w:left="5388" w:hanging="360"/>
+      </w:pPr>
+      <w:rPr>
+        <w:rFonts w:ascii="Wingdings" w:hAnsi="Wingdings" w:hint="default"/>
+        <w:sz w:val="20"/>
+      </w:rPr>
+    </w:lvl>
+    <w:lvl w:ilvl="7" w:tentative="1">
+      <w:start w:val="1"/>
+      <w:numFmt w:val="bullet"/>
+      <w:lvlText w:val=""/>
+      <w:lvlJc w:val="left"/>
+      <w:pPr>
+        <w:tabs>
+          <w:tab w:val="num" w:pos="6108"/>
+        </w:tabs>
+        <w:ind w:left="6108" w:hanging="360"/>
+      </w:pPr>
+      <w:rPr>
+        <w:rFonts w:ascii="Wingdings" w:hAnsi="Wingdings" w:hint="default"/>
+        <w:sz w:val="20"/>
+      </w:rPr>
+    </w:lvl>
+    <w:lvl w:ilvl="8" w:tentative="1">
+      <w:start w:val="1"/>
+      <w:numFmt w:val="bullet"/>
+      <w:lvlText w:val=""/>
+      <w:lvlJc w:val="left"/>
+      <w:pPr>
+        <w:tabs>
+          <w:tab w:val="num" w:pos="6828"/>
+        </w:tabs>
+        <w:ind w:left="6828" w:hanging="360"/>
+      </w:pPr>
+      <w:rPr>
+        <w:rFonts w:ascii="Wingdings" w:hAnsi="Wingdings" w:hint="default"/>
+        <w:sz w:val="20"/>
+      </w:rPr>
+    </w:lvl>
+  </w:abstractNum>
+  <w:abstractNum w:abstractNumId="5" w15:restartNumberingAfterBreak="0">
+    <w:nsid w:val="3DB57A3C"/>
+    <w:multiLevelType w:val="multilevel"/>
+    <w:tmpl w:val="39E2EB42"/>
+    <w:lvl w:ilvl="0">
+      <w:start w:val="1"/>
+      <w:numFmt w:val="bullet"/>
+      <w:lvlText w:val=""/>
+      <w:lvlJc w:val="left"/>
+      <w:pPr>
+        <w:tabs>
+          <w:tab w:val="num" w:pos="1068"/>
+        </w:tabs>
+        <w:ind w:left="1068" w:hanging="360"/>
+      </w:pPr>
+      <w:rPr>
+        <w:rFonts w:ascii="Symbol" w:hAnsi="Symbol" w:hint="default"/>
+        <w:sz w:val="20"/>
+      </w:rPr>
+    </w:lvl>
+    <w:lvl w:ilvl="1" w:tentative="1">
+      <w:start w:val="1"/>
+      <w:numFmt w:val="bullet"/>
+      <w:lvlText w:val="o"/>
+      <w:lvlJc w:val="left"/>
+      <w:pPr>
+        <w:tabs>
+          <w:tab w:val="num" w:pos="1788"/>
+        </w:tabs>
+        <w:ind w:left="1788" w:hanging="360"/>
+      </w:pPr>
+      <w:rPr>
+        <w:rFonts w:ascii="Courier New" w:hAnsi="Courier New" w:hint="default"/>
+        <w:sz w:val="20"/>
+      </w:rPr>
+    </w:lvl>
+    <w:lvl w:ilvl="2" w:tentative="1">
+      <w:start w:val="1"/>
+      <w:numFmt w:val="bullet"/>
+      <w:lvlText w:val=""/>
+      <w:lvlJc w:val="left"/>
+      <w:pPr>
+        <w:tabs>
+          <w:tab w:val="num" w:pos="2508"/>
+        </w:tabs>
+        <w:ind w:left="2508" w:hanging="360"/>
+      </w:pPr>
+      <w:rPr>
+        <w:rFonts w:ascii="Wingdings" w:hAnsi="Wingdings" w:hint="default"/>
+        <w:sz w:val="20"/>
+      </w:rPr>
+    </w:lvl>
+    <w:lvl w:ilvl="3" w:tentative="1">
+      <w:start w:val="1"/>
+      <w:numFmt w:val="bullet"/>
+      <w:lvlText w:val=""/>
+      <w:lvlJc w:val="left"/>
+      <w:pPr>
+        <w:tabs>
+          <w:tab w:val="num" w:pos="3228"/>
+        </w:tabs>
+        <w:ind w:left="3228" w:hanging="360"/>
+      </w:pPr>
+      <w:rPr>
+        <w:rFonts w:ascii="Wingdings" w:hAnsi="Wingdings" w:hint="default"/>
+        <w:sz w:val="20"/>
+      </w:rPr>
+    </w:lvl>
+    <w:lvl w:ilvl="4" w:tentative="1">
+      <w:start w:val="1"/>
+      <w:numFmt w:val="bullet"/>
+      <w:lvlText w:val=""/>
+      <w:lvlJc w:val="left"/>
+      <w:pPr>
+        <w:tabs>
+          <w:tab w:val="num" w:pos="3948"/>
+        </w:tabs>
+        <w:ind w:left="3948" w:hanging="360"/>
+      </w:pPr>
+      <w:rPr>
+        <w:rFonts w:ascii="Wingdings" w:hAnsi="Wingdings" w:hint="default"/>
+        <w:sz w:val="20"/>
+      </w:rPr>
+    </w:lvl>
+    <w:lvl w:ilvl="5" w:tentative="1">
+      <w:start w:val="1"/>
+      <w:numFmt w:val="bullet"/>
+      <w:lvlText w:val=""/>
+      <w:lvlJc w:val="left"/>
+      <w:pPr>
+        <w:tabs>
+          <w:tab w:val="num" w:pos="4668"/>
+        </w:tabs>
+        <w:ind w:left="4668" w:hanging="360"/>
+      </w:pPr>
+      <w:rPr>
+        <w:rFonts w:ascii="Wingdings" w:hAnsi="Wingdings" w:hint="default"/>
+        <w:sz w:val="20"/>
+      </w:rPr>
+    </w:lvl>
+    <w:lvl w:ilvl="6" w:tentative="1">
+      <w:start w:val="1"/>
+      <w:numFmt w:val="bullet"/>
+      <w:lvlText w:val=""/>
+      <w:lvlJc w:val="left"/>
+      <w:pPr>
+        <w:tabs>
+          <w:tab w:val="num" w:pos="5388"/>
+        </w:tabs>
+        <w:ind w:left="5388" w:hanging="360"/>
+      </w:pPr>
+      <w:rPr>
+        <w:rFonts w:ascii="Wingdings" w:hAnsi="Wingdings" w:hint="default"/>
+        <w:sz w:val="20"/>
+      </w:rPr>
+    </w:lvl>
+    <w:lvl w:ilvl="7" w:tentative="1">
+      <w:start w:val="1"/>
+      <w:numFmt w:val="bullet"/>
+      <w:lvlText w:val=""/>
+      <w:lvlJc w:val="left"/>
+      <w:pPr>
+        <w:tabs>
+          <w:tab w:val="num" w:pos="6108"/>
+        </w:tabs>
+        <w:ind w:left="6108" w:hanging="360"/>
+      </w:pPr>
+      <w:rPr>
+        <w:rFonts w:ascii="Wingdings" w:hAnsi="Wingdings" w:hint="default"/>
+        <w:sz w:val="20"/>
+      </w:rPr>
+    </w:lvl>
+    <w:lvl w:ilvl="8" w:tentative="1">
+      <w:start w:val="1"/>
+      <w:numFmt w:val="bullet"/>
+      <w:lvlText w:val=""/>
+      <w:lvlJc w:val="left"/>
+      <w:pPr>
+        <w:tabs>
+          <w:tab w:val="num" w:pos="6828"/>
+        </w:tabs>
+        <w:ind w:left="6828" w:hanging="360"/>
+      </w:pPr>
+      <w:rPr>
+        <w:rFonts w:ascii="Wingdings" w:hAnsi="Wingdings" w:hint="default"/>
+        <w:sz w:val="20"/>
+      </w:rPr>
+    </w:lvl>
+  </w:abstractNum>
+  <w:abstractNum w:abstractNumId="6" w15:restartNumberingAfterBreak="0">
+    <w:nsid w:val="3EF2087F"/>
+    <w:multiLevelType w:val="multilevel"/>
+    <w:tmpl w:val="35F6AAAE"/>
+    <w:lvl w:ilvl="0">
+      <w:start w:val="1"/>
+      <w:numFmt w:val="bullet"/>
+      <w:lvlText w:val=""/>
+      <w:lvlJc w:val="left"/>
+      <w:pPr>
+        <w:tabs>
+          <w:tab w:val="num" w:pos="1068"/>
+        </w:tabs>
+        <w:ind w:left="1068" w:hanging="360"/>
+      </w:pPr>
+      <w:rPr>
+        <w:rFonts w:ascii="Symbol" w:hAnsi="Symbol" w:hint="default"/>
+        <w:sz w:val="20"/>
+      </w:rPr>
+    </w:lvl>
+    <w:lvl w:ilvl="1" w:tentative="1">
+      <w:start w:val="1"/>
+      <w:numFmt w:val="bullet"/>
+      <w:lvlText w:val="o"/>
+      <w:lvlJc w:val="left"/>
+      <w:pPr>
+        <w:tabs>
+          <w:tab w:val="num" w:pos="1788"/>
+        </w:tabs>
+        <w:ind w:left="1788" w:hanging="360"/>
+      </w:pPr>
+      <w:rPr>
+        <w:rFonts w:ascii="Courier New" w:hAnsi="Courier New" w:hint="default"/>
+        <w:sz w:val="20"/>
+      </w:rPr>
+    </w:lvl>
+    <w:lvl w:ilvl="2" w:tentative="1">
+      <w:start w:val="1"/>
+      <w:numFmt w:val="bullet"/>
+      <w:lvlText w:val=""/>
+      <w:lvlJc w:val="left"/>
+      <w:pPr>
+        <w:tabs>
+          <w:tab w:val="num" w:pos="2508"/>
+        </w:tabs>
+        <w:ind w:left="2508" w:hanging="360"/>
+      </w:pPr>
+      <w:rPr>
+        <w:rFonts w:ascii="Wingdings" w:hAnsi="Wingdings" w:hint="default"/>
+        <w:sz w:val="20"/>
+      </w:rPr>
+    </w:lvl>
+    <w:lvl w:ilvl="3" w:tentative="1">
+      <w:start w:val="1"/>
+      <w:numFmt w:val="bullet"/>
+      <w:lvlText w:val=""/>
+      <w:lvlJc w:val="left"/>
+      <w:pPr>
+        <w:tabs>
+          <w:tab w:val="num" w:pos="3228"/>
+        </w:tabs>
+        <w:ind w:left="3228" w:hanging="360"/>
+      </w:pPr>
+      <w:rPr>
+        <w:rFonts w:ascii="Wingdings" w:hAnsi="Wingdings" w:hint="default"/>
+        <w:sz w:val="20"/>
+      </w:rPr>
+    </w:lvl>
+    <w:lvl w:ilvl="4" w:tentative="1">
+      <w:start w:val="1"/>
+      <w:numFmt w:val="bullet"/>
+      <w:lvlText w:val=""/>
+      <w:lvlJc w:val="left"/>
+      <w:pPr>
+        <w:tabs>
+          <w:tab w:val="num" w:pos="3948"/>
+        </w:tabs>
+        <w:ind w:left="3948" w:hanging="360"/>
+      </w:pPr>
+      <w:rPr>
+        <w:rFonts w:ascii="Wingdings" w:hAnsi="Wingdings" w:hint="default"/>
+        <w:sz w:val="20"/>
+      </w:rPr>
+    </w:lvl>
+    <w:lvl w:ilvl="5" w:tentative="1">
+      <w:start w:val="1"/>
+      <w:numFmt w:val="bullet"/>
+      <w:lvlText w:val=""/>
+      <w:lvlJc w:val="left"/>
+      <w:pPr>
+        <w:tabs>
+          <w:tab w:val="num" w:pos="4668"/>
+        </w:tabs>
+        <w:ind w:left="4668" w:hanging="360"/>
+      </w:pPr>
+      <w:rPr>
+        <w:rFonts w:ascii="Wingdings" w:hAnsi="Wingdings" w:hint="default"/>
+        <w:sz w:val="20"/>
+      </w:rPr>
+    </w:lvl>
+    <w:lvl w:ilvl="6" w:tentative="1">
+      <w:start w:val="1"/>
+      <w:numFmt w:val="bullet"/>
+      <w:lvlText w:val=""/>
+      <w:lvlJc w:val="left"/>
+      <w:pPr>
+        <w:tabs>
+          <w:tab w:val="num" w:pos="5388"/>
+        </w:tabs>
+        <w:ind w:left="5388" w:hanging="360"/>
+      </w:pPr>
+      <w:rPr>
+        <w:rFonts w:ascii="Wingdings" w:hAnsi="Wingdings" w:hint="default"/>
+        <w:sz w:val="20"/>
+      </w:rPr>
+    </w:lvl>
+    <w:lvl w:ilvl="7" w:tentative="1">
+      <w:start w:val="1"/>
+      <w:numFmt w:val="bullet"/>
+      <w:lvlText w:val=""/>
+      <w:lvlJc w:val="left"/>
+      <w:pPr>
+        <w:tabs>
+          <w:tab w:val="num" w:pos="6108"/>
+        </w:tabs>
+        <w:ind w:left="6108" w:hanging="360"/>
+      </w:pPr>
+      <w:rPr>
+        <w:rFonts w:ascii="Wingdings" w:hAnsi="Wingdings" w:hint="default"/>
+        <w:sz w:val="20"/>
+      </w:rPr>
+    </w:lvl>
+    <w:lvl w:ilvl="8" w:tentative="1">
+      <w:start w:val="1"/>
+      <w:numFmt w:val="bullet"/>
+      <w:lvlText w:val=""/>
+      <w:lvlJc w:val="left"/>
+      <w:pPr>
+        <w:tabs>
+          <w:tab w:val="num" w:pos="6828"/>
+        </w:tabs>
+        <w:ind w:left="6828" w:hanging="360"/>
+      </w:pPr>
+      <w:rPr>
+        <w:rFonts w:ascii="Wingdings" w:hAnsi="Wingdings" w:hint="default"/>
+        <w:sz w:val="20"/>
+      </w:rPr>
+    </w:lvl>
+  </w:abstractNum>
+  <w:abstractNum w:abstractNumId="7" w15:restartNumberingAfterBreak="0">
     <w:nsid w:val="4C3F5D78"/>
     <w:multiLevelType w:val="multilevel"/>
     <w:tmpl w:val="3EB643E6"/>
@@ -3299,7 +10932,454 @@
       </w:rPr>
     </w:lvl>
   </w:abstractNum>
-  <w:abstractNum w:abstractNumId="2" w15:restartNumberingAfterBreak="0">
+  <w:abstractNum w:abstractNumId="8" w15:restartNumberingAfterBreak="0">
+    <w:nsid w:val="6A7A16D1"/>
+    <w:multiLevelType w:val="multilevel"/>
+    <w:tmpl w:val="25A81ACC"/>
+    <w:lvl w:ilvl="0">
+      <w:start w:val="1"/>
+      <w:numFmt w:val="bullet"/>
+      <w:lvlText w:val=""/>
+      <w:lvlJc w:val="left"/>
+      <w:pPr>
+        <w:tabs>
+          <w:tab w:val="num" w:pos="1068"/>
+        </w:tabs>
+        <w:ind w:left="1068" w:hanging="360"/>
+      </w:pPr>
+      <w:rPr>
+        <w:rFonts w:ascii="Symbol" w:hAnsi="Symbol" w:hint="default"/>
+        <w:sz w:val="20"/>
+      </w:rPr>
+    </w:lvl>
+    <w:lvl w:ilvl="1" w:tentative="1">
+      <w:start w:val="1"/>
+      <w:numFmt w:val="bullet"/>
+      <w:lvlText w:val="o"/>
+      <w:lvlJc w:val="left"/>
+      <w:pPr>
+        <w:tabs>
+          <w:tab w:val="num" w:pos="1788"/>
+        </w:tabs>
+        <w:ind w:left="1788" w:hanging="360"/>
+      </w:pPr>
+      <w:rPr>
+        <w:rFonts w:ascii="Courier New" w:hAnsi="Courier New" w:hint="default"/>
+        <w:sz w:val="20"/>
+      </w:rPr>
+    </w:lvl>
+    <w:lvl w:ilvl="2" w:tentative="1">
+      <w:start w:val="1"/>
+      <w:numFmt w:val="bullet"/>
+      <w:lvlText w:val=""/>
+      <w:lvlJc w:val="left"/>
+      <w:pPr>
+        <w:tabs>
+          <w:tab w:val="num" w:pos="2508"/>
+        </w:tabs>
+        <w:ind w:left="2508" w:hanging="360"/>
+      </w:pPr>
+      <w:rPr>
+        <w:rFonts w:ascii="Wingdings" w:hAnsi="Wingdings" w:hint="default"/>
+        <w:sz w:val="20"/>
+      </w:rPr>
+    </w:lvl>
+    <w:lvl w:ilvl="3" w:tentative="1">
+      <w:start w:val="1"/>
+      <w:numFmt w:val="bullet"/>
+      <w:lvlText w:val=""/>
+      <w:lvlJc w:val="left"/>
+      <w:pPr>
+        <w:tabs>
+          <w:tab w:val="num" w:pos="3228"/>
+        </w:tabs>
+        <w:ind w:left="3228" w:hanging="360"/>
+      </w:pPr>
+      <w:rPr>
+        <w:rFonts w:ascii="Wingdings" w:hAnsi="Wingdings" w:hint="default"/>
+        <w:sz w:val="20"/>
+      </w:rPr>
+    </w:lvl>
+    <w:lvl w:ilvl="4" w:tentative="1">
+      <w:start w:val="1"/>
+      <w:numFmt w:val="bullet"/>
+      <w:lvlText w:val=""/>
+      <w:lvlJc w:val="left"/>
+      <w:pPr>
+        <w:tabs>
+          <w:tab w:val="num" w:pos="3948"/>
+        </w:tabs>
+        <w:ind w:left="3948" w:hanging="360"/>
+      </w:pPr>
+      <w:rPr>
+        <w:rFonts w:ascii="Wingdings" w:hAnsi="Wingdings" w:hint="default"/>
+        <w:sz w:val="20"/>
+      </w:rPr>
+    </w:lvl>
+    <w:lvl w:ilvl="5" w:tentative="1">
+      <w:start w:val="1"/>
+      <w:numFmt w:val="bullet"/>
+      <w:lvlText w:val=""/>
+      <w:lvlJc w:val="left"/>
+      <w:pPr>
+        <w:tabs>
+          <w:tab w:val="num" w:pos="4668"/>
+        </w:tabs>
+        <w:ind w:left="4668" w:hanging="360"/>
+      </w:pPr>
+      <w:rPr>
+        <w:rFonts w:ascii="Wingdings" w:hAnsi="Wingdings" w:hint="default"/>
+        <w:sz w:val="20"/>
+      </w:rPr>
+    </w:lvl>
+    <w:lvl w:ilvl="6" w:tentative="1">
+      <w:start w:val="1"/>
+      <w:numFmt w:val="bullet"/>
+      <w:lvlText w:val=""/>
+      <w:lvlJc w:val="left"/>
+      <w:pPr>
+        <w:tabs>
+          <w:tab w:val="num" w:pos="5388"/>
+        </w:tabs>
+        <w:ind w:left="5388" w:hanging="360"/>
+      </w:pPr>
+      <w:rPr>
+        <w:rFonts w:ascii="Wingdings" w:hAnsi="Wingdings" w:hint="default"/>
+        <w:sz w:val="20"/>
+      </w:rPr>
+    </w:lvl>
+    <w:lvl w:ilvl="7" w:tentative="1">
+      <w:start w:val="1"/>
+      <w:numFmt w:val="bullet"/>
+      <w:lvlText w:val=""/>
+      <w:lvlJc w:val="left"/>
+      <w:pPr>
+        <w:tabs>
+          <w:tab w:val="num" w:pos="6108"/>
+        </w:tabs>
+        <w:ind w:left="6108" w:hanging="360"/>
+      </w:pPr>
+      <w:rPr>
+        <w:rFonts w:ascii="Wingdings" w:hAnsi="Wingdings" w:hint="default"/>
+        <w:sz w:val="20"/>
+      </w:rPr>
+    </w:lvl>
+    <w:lvl w:ilvl="8" w:tentative="1">
+      <w:start w:val="1"/>
+      <w:numFmt w:val="bullet"/>
+      <w:lvlText w:val=""/>
+      <w:lvlJc w:val="left"/>
+      <w:pPr>
+        <w:tabs>
+          <w:tab w:val="num" w:pos="6828"/>
+        </w:tabs>
+        <w:ind w:left="6828" w:hanging="360"/>
+      </w:pPr>
+      <w:rPr>
+        <w:rFonts w:ascii="Wingdings" w:hAnsi="Wingdings" w:hint="default"/>
+        <w:sz w:val="20"/>
+      </w:rPr>
+    </w:lvl>
+  </w:abstractNum>
+  <w:abstractNum w:abstractNumId="9" w15:restartNumberingAfterBreak="0">
+    <w:nsid w:val="6B387FFE"/>
+    <w:multiLevelType w:val="multilevel"/>
+    <w:tmpl w:val="0E702952"/>
+    <w:lvl w:ilvl="0">
+      <w:start w:val="1"/>
+      <w:numFmt w:val="bullet"/>
+      <w:lvlText w:val=""/>
+      <w:lvlJc w:val="left"/>
+      <w:pPr>
+        <w:tabs>
+          <w:tab w:val="num" w:pos="720"/>
+        </w:tabs>
+        <w:ind w:left="720" w:hanging="360"/>
+      </w:pPr>
+      <w:rPr>
+        <w:rFonts w:ascii="Symbol" w:hAnsi="Symbol" w:hint="default"/>
+        <w:sz w:val="20"/>
+      </w:rPr>
+    </w:lvl>
+    <w:lvl w:ilvl="1" w:tentative="1">
+      <w:start w:val="1"/>
+      <w:numFmt w:val="bullet"/>
+      <w:lvlText w:val="o"/>
+      <w:lvlJc w:val="left"/>
+      <w:pPr>
+        <w:tabs>
+          <w:tab w:val="num" w:pos="1440"/>
+        </w:tabs>
+        <w:ind w:left="1440" w:hanging="360"/>
+      </w:pPr>
+      <w:rPr>
+        <w:rFonts w:ascii="Courier New" w:hAnsi="Courier New" w:hint="default"/>
+        <w:sz w:val="20"/>
+      </w:rPr>
+    </w:lvl>
+    <w:lvl w:ilvl="2" w:tentative="1">
+      <w:start w:val="1"/>
+      <w:numFmt w:val="bullet"/>
+      <w:lvlText w:val=""/>
+      <w:lvlJc w:val="left"/>
+      <w:pPr>
+        <w:tabs>
+          <w:tab w:val="num" w:pos="2160"/>
+        </w:tabs>
+        <w:ind w:left="2160" w:hanging="360"/>
+      </w:pPr>
+      <w:rPr>
+        <w:rFonts w:ascii="Wingdings" w:hAnsi="Wingdings" w:hint="default"/>
+        <w:sz w:val="20"/>
+      </w:rPr>
+    </w:lvl>
+    <w:lvl w:ilvl="3" w:tentative="1">
+      <w:start w:val="1"/>
+      <w:numFmt w:val="bullet"/>
+      <w:lvlText w:val=""/>
+      <w:lvlJc w:val="left"/>
+      <w:pPr>
+        <w:tabs>
+          <w:tab w:val="num" w:pos="2880"/>
+        </w:tabs>
+        <w:ind w:left="2880" w:hanging="360"/>
+      </w:pPr>
+      <w:rPr>
+        <w:rFonts w:ascii="Wingdings" w:hAnsi="Wingdings" w:hint="default"/>
+        <w:sz w:val="20"/>
+      </w:rPr>
+    </w:lvl>
+    <w:lvl w:ilvl="4" w:tentative="1">
+      <w:start w:val="1"/>
+      <w:numFmt w:val="bullet"/>
+      <w:lvlText w:val=""/>
+      <w:lvlJc w:val="left"/>
+      <w:pPr>
+        <w:tabs>
+          <w:tab w:val="num" w:pos="3600"/>
+        </w:tabs>
+        <w:ind w:left="3600" w:hanging="360"/>
+      </w:pPr>
+      <w:rPr>
+        <w:rFonts w:ascii="Wingdings" w:hAnsi="Wingdings" w:hint="default"/>
+        <w:sz w:val="20"/>
+      </w:rPr>
+    </w:lvl>
+    <w:lvl w:ilvl="5" w:tentative="1">
+      <w:start w:val="1"/>
+      <w:numFmt w:val="bullet"/>
+      <w:lvlText w:val=""/>
+      <w:lvlJc w:val="left"/>
+      <w:pPr>
+        <w:tabs>
+          <w:tab w:val="num" w:pos="4320"/>
+        </w:tabs>
+        <w:ind w:left="4320" w:hanging="360"/>
+      </w:pPr>
+      <w:rPr>
+        <w:rFonts w:ascii="Wingdings" w:hAnsi="Wingdings" w:hint="default"/>
+        <w:sz w:val="20"/>
+      </w:rPr>
+    </w:lvl>
+    <w:lvl w:ilvl="6" w:tentative="1">
+      <w:start w:val="1"/>
+      <w:numFmt w:val="bullet"/>
+      <w:lvlText w:val=""/>
+      <w:lvlJc w:val="left"/>
+      <w:pPr>
+        <w:tabs>
+          <w:tab w:val="num" w:pos="5040"/>
+        </w:tabs>
+        <w:ind w:left="5040" w:hanging="360"/>
+      </w:pPr>
+      <w:rPr>
+        <w:rFonts w:ascii="Wingdings" w:hAnsi="Wingdings" w:hint="default"/>
+        <w:sz w:val="20"/>
+      </w:rPr>
+    </w:lvl>
+    <w:lvl w:ilvl="7" w:tentative="1">
+      <w:start w:val="1"/>
+      <w:numFmt w:val="bullet"/>
+      <w:lvlText w:val=""/>
+      <w:lvlJc w:val="left"/>
+      <w:pPr>
+        <w:tabs>
+          <w:tab w:val="num" w:pos="5760"/>
+        </w:tabs>
+        <w:ind w:left="5760" w:hanging="360"/>
+      </w:pPr>
+      <w:rPr>
+        <w:rFonts w:ascii="Wingdings" w:hAnsi="Wingdings" w:hint="default"/>
+        <w:sz w:val="20"/>
+      </w:rPr>
+    </w:lvl>
+    <w:lvl w:ilvl="8" w:tentative="1">
+      <w:start w:val="1"/>
+      <w:numFmt w:val="bullet"/>
+      <w:lvlText w:val=""/>
+      <w:lvlJc w:val="left"/>
+      <w:pPr>
+        <w:tabs>
+          <w:tab w:val="num" w:pos="6480"/>
+        </w:tabs>
+        <w:ind w:left="6480" w:hanging="360"/>
+      </w:pPr>
+      <w:rPr>
+        <w:rFonts w:ascii="Wingdings" w:hAnsi="Wingdings" w:hint="default"/>
+        <w:sz w:val="20"/>
+      </w:rPr>
+    </w:lvl>
+  </w:abstractNum>
+  <w:abstractNum w:abstractNumId="10" w15:restartNumberingAfterBreak="0">
+    <w:nsid w:val="6D8A13DC"/>
+    <w:multiLevelType w:val="multilevel"/>
+    <w:tmpl w:val="4A0AE024"/>
+    <w:lvl w:ilvl="0">
+      <w:start w:val="1"/>
+      <w:numFmt w:val="bullet"/>
+      <w:lvlText w:val=""/>
+      <w:lvlJc w:val="left"/>
+      <w:pPr>
+        <w:tabs>
+          <w:tab w:val="num" w:pos="1068"/>
+        </w:tabs>
+        <w:ind w:left="1068" w:hanging="360"/>
+      </w:pPr>
+      <w:rPr>
+        <w:rFonts w:ascii="Symbol" w:hAnsi="Symbol" w:hint="default"/>
+        <w:sz w:val="20"/>
+      </w:rPr>
+    </w:lvl>
+    <w:lvl w:ilvl="1" w:tentative="1">
+      <w:start w:val="1"/>
+      <w:numFmt w:val="bullet"/>
+      <w:lvlText w:val="o"/>
+      <w:lvlJc w:val="left"/>
+      <w:pPr>
+        <w:tabs>
+          <w:tab w:val="num" w:pos="1788"/>
+        </w:tabs>
+        <w:ind w:left="1788" w:hanging="360"/>
+      </w:pPr>
+      <w:rPr>
+        <w:rFonts w:ascii="Courier New" w:hAnsi="Courier New" w:hint="default"/>
+        <w:sz w:val="20"/>
+      </w:rPr>
+    </w:lvl>
+    <w:lvl w:ilvl="2" w:tentative="1">
+      <w:start w:val="1"/>
+      <w:numFmt w:val="bullet"/>
+      <w:lvlText w:val=""/>
+      <w:lvlJc w:val="left"/>
+      <w:pPr>
+        <w:tabs>
+          <w:tab w:val="num" w:pos="2508"/>
+        </w:tabs>
+        <w:ind w:left="2508" w:hanging="360"/>
+      </w:pPr>
+      <w:rPr>
+        <w:rFonts w:ascii="Wingdings" w:hAnsi="Wingdings" w:hint="default"/>
+        <w:sz w:val="20"/>
+      </w:rPr>
+    </w:lvl>
+    <w:lvl w:ilvl="3" w:tentative="1">
+      <w:start w:val="1"/>
+      <w:numFmt w:val="bullet"/>
+      <w:lvlText w:val=""/>
+      <w:lvlJc w:val="left"/>
+      <w:pPr>
+        <w:tabs>
+          <w:tab w:val="num" w:pos="3228"/>
+        </w:tabs>
+        <w:ind w:left="3228" w:hanging="360"/>
+      </w:pPr>
+      <w:rPr>
+        <w:rFonts w:ascii="Wingdings" w:hAnsi="Wingdings" w:hint="default"/>
+        <w:sz w:val="20"/>
+      </w:rPr>
+    </w:lvl>
+    <w:lvl w:ilvl="4" w:tentative="1">
+      <w:start w:val="1"/>
+      <w:numFmt w:val="bullet"/>
+      <w:lvlText w:val=""/>
+      <w:lvlJc w:val="left"/>
+      <w:pPr>
+        <w:tabs>
+          <w:tab w:val="num" w:pos="3948"/>
+        </w:tabs>
+        <w:ind w:left="3948" w:hanging="360"/>
+      </w:pPr>
+      <w:rPr>
+        <w:rFonts w:ascii="Wingdings" w:hAnsi="Wingdings" w:hint="default"/>
+        <w:sz w:val="20"/>
+      </w:rPr>
+    </w:lvl>
+    <w:lvl w:ilvl="5" w:tentative="1">
+      <w:start w:val="1"/>
+      <w:numFmt w:val="bullet"/>
+      <w:lvlText w:val=""/>
+      <w:lvlJc w:val="left"/>
+      <w:pPr>
+        <w:tabs>
+          <w:tab w:val="num" w:pos="4668"/>
+        </w:tabs>
+        <w:ind w:left="4668" w:hanging="360"/>
+      </w:pPr>
+      <w:rPr>
+        <w:rFonts w:ascii="Wingdings" w:hAnsi="Wingdings" w:hint="default"/>
+        <w:sz w:val="20"/>
+      </w:rPr>
+    </w:lvl>
+    <w:lvl w:ilvl="6" w:tentative="1">
+      <w:start w:val="1"/>
+      <w:numFmt w:val="bullet"/>
+      <w:lvlText w:val=""/>
+      <w:lvlJc w:val="left"/>
+      <w:pPr>
+        <w:tabs>
+          <w:tab w:val="num" w:pos="5388"/>
+        </w:tabs>
+        <w:ind w:left="5388" w:hanging="360"/>
+      </w:pPr>
+      <w:rPr>
+        <w:rFonts w:ascii="Wingdings" w:hAnsi="Wingdings" w:hint="default"/>
+        <w:sz w:val="20"/>
+      </w:rPr>
+    </w:lvl>
+    <w:lvl w:ilvl="7" w:tentative="1">
+      <w:start w:val="1"/>
+      <w:numFmt w:val="bullet"/>
+      <w:lvlText w:val=""/>
+      <w:lvlJc w:val="left"/>
+      <w:pPr>
+        <w:tabs>
+          <w:tab w:val="num" w:pos="6108"/>
+        </w:tabs>
+        <w:ind w:left="6108" w:hanging="360"/>
+      </w:pPr>
+      <w:rPr>
+        <w:rFonts w:ascii="Wingdings" w:hAnsi="Wingdings" w:hint="default"/>
+        <w:sz w:val="20"/>
+      </w:rPr>
+    </w:lvl>
+    <w:lvl w:ilvl="8" w:tentative="1">
+      <w:start w:val="1"/>
+      <w:numFmt w:val="bullet"/>
+      <w:lvlText w:val=""/>
+      <w:lvlJc w:val="left"/>
+      <w:pPr>
+        <w:tabs>
+          <w:tab w:val="num" w:pos="6828"/>
+        </w:tabs>
+        <w:ind w:left="6828" w:hanging="360"/>
+      </w:pPr>
+      <w:rPr>
+        <w:rFonts w:ascii="Wingdings" w:hAnsi="Wingdings" w:hint="default"/>
+        <w:sz w:val="20"/>
+      </w:rPr>
+    </w:lvl>
+  </w:abstractNum>
+  <w:abstractNum w:abstractNumId="11" w15:restartNumberingAfterBreak="0">
     <w:nsid w:val="737E06F0"/>
     <w:multiLevelType w:val="multilevel"/>
     <w:tmpl w:val="BC5CC3A2"/>
@@ -3412,14 +11492,193 @@
       </w:rPr>
     </w:lvl>
   </w:abstractNum>
+  <w:abstractNum w:abstractNumId="12" w15:restartNumberingAfterBreak="0">
+    <w:nsid w:val="7E014D56"/>
+    <w:multiLevelType w:val="multilevel"/>
+    <w:tmpl w:val="3516DCE4"/>
+    <w:lvl w:ilvl="0">
+      <w:start w:val="1"/>
+      <w:numFmt w:val="bullet"/>
+      <w:lvlText w:val=""/>
+      <w:lvlJc w:val="left"/>
+      <w:pPr>
+        <w:tabs>
+          <w:tab w:val="num" w:pos="720"/>
+        </w:tabs>
+        <w:ind w:left="720" w:hanging="360"/>
+      </w:pPr>
+      <w:rPr>
+        <w:rFonts w:ascii="Symbol" w:hAnsi="Symbol" w:hint="default"/>
+        <w:sz w:val="20"/>
+      </w:rPr>
+    </w:lvl>
+    <w:lvl w:ilvl="1" w:tentative="1">
+      <w:start w:val="1"/>
+      <w:numFmt w:val="bullet"/>
+      <w:lvlText w:val="o"/>
+      <w:lvlJc w:val="left"/>
+      <w:pPr>
+        <w:tabs>
+          <w:tab w:val="num" w:pos="1440"/>
+        </w:tabs>
+        <w:ind w:left="1440" w:hanging="360"/>
+      </w:pPr>
+      <w:rPr>
+        <w:rFonts w:ascii="Courier New" w:hAnsi="Courier New" w:hint="default"/>
+        <w:sz w:val="20"/>
+      </w:rPr>
+    </w:lvl>
+    <w:lvl w:ilvl="2" w:tentative="1">
+      <w:start w:val="1"/>
+      <w:numFmt w:val="bullet"/>
+      <w:lvlText w:val=""/>
+      <w:lvlJc w:val="left"/>
+      <w:pPr>
+        <w:tabs>
+          <w:tab w:val="num" w:pos="2160"/>
+        </w:tabs>
+        <w:ind w:left="2160" w:hanging="360"/>
+      </w:pPr>
+      <w:rPr>
+        <w:rFonts w:ascii="Wingdings" w:hAnsi="Wingdings" w:hint="default"/>
+        <w:sz w:val="20"/>
+      </w:rPr>
+    </w:lvl>
+    <w:lvl w:ilvl="3" w:tentative="1">
+      <w:start w:val="1"/>
+      <w:numFmt w:val="bullet"/>
+      <w:lvlText w:val=""/>
+      <w:lvlJc w:val="left"/>
+      <w:pPr>
+        <w:tabs>
+          <w:tab w:val="num" w:pos="2880"/>
+        </w:tabs>
+        <w:ind w:left="2880" w:hanging="360"/>
+      </w:pPr>
+      <w:rPr>
+        <w:rFonts w:ascii="Wingdings" w:hAnsi="Wingdings" w:hint="default"/>
+        <w:sz w:val="20"/>
+      </w:rPr>
+    </w:lvl>
+    <w:lvl w:ilvl="4" w:tentative="1">
+      <w:start w:val="1"/>
+      <w:numFmt w:val="bullet"/>
+      <w:lvlText w:val=""/>
+      <w:lvlJc w:val="left"/>
+      <w:pPr>
+        <w:tabs>
+          <w:tab w:val="num" w:pos="3600"/>
+        </w:tabs>
+        <w:ind w:left="3600" w:hanging="360"/>
+      </w:pPr>
+      <w:rPr>
+        <w:rFonts w:ascii="Wingdings" w:hAnsi="Wingdings" w:hint="default"/>
+        <w:sz w:val="20"/>
+      </w:rPr>
+    </w:lvl>
+    <w:lvl w:ilvl="5" w:tentative="1">
+      <w:start w:val="1"/>
+      <w:numFmt w:val="bullet"/>
+      <w:lvlText w:val=""/>
+      <w:lvlJc w:val="left"/>
+      <w:pPr>
+        <w:tabs>
+          <w:tab w:val="num" w:pos="4320"/>
+        </w:tabs>
+        <w:ind w:left="4320" w:hanging="360"/>
+      </w:pPr>
+      <w:rPr>
+        <w:rFonts w:ascii="Wingdings" w:hAnsi="Wingdings" w:hint="default"/>
+        <w:sz w:val="20"/>
+      </w:rPr>
+    </w:lvl>
+    <w:lvl w:ilvl="6" w:tentative="1">
+      <w:start w:val="1"/>
+      <w:numFmt w:val="bullet"/>
+      <w:lvlText w:val=""/>
+      <w:lvlJc w:val="left"/>
+      <w:pPr>
+        <w:tabs>
+          <w:tab w:val="num" w:pos="5040"/>
+        </w:tabs>
+        <w:ind w:left="5040" w:hanging="360"/>
+      </w:pPr>
+      <w:rPr>
+        <w:rFonts w:ascii="Wingdings" w:hAnsi="Wingdings" w:hint="default"/>
+        <w:sz w:val="20"/>
+      </w:rPr>
+    </w:lvl>
+    <w:lvl w:ilvl="7" w:tentative="1">
+      <w:start w:val="1"/>
+      <w:numFmt w:val="bullet"/>
+      <w:lvlText w:val=""/>
+      <w:lvlJc w:val="left"/>
+      <w:pPr>
+        <w:tabs>
+          <w:tab w:val="num" w:pos="5760"/>
+        </w:tabs>
+        <w:ind w:left="5760" w:hanging="360"/>
+      </w:pPr>
+      <w:rPr>
+        <w:rFonts w:ascii="Wingdings" w:hAnsi="Wingdings" w:hint="default"/>
+        <w:sz w:val="20"/>
+      </w:rPr>
+    </w:lvl>
+    <w:lvl w:ilvl="8" w:tentative="1">
+      <w:start w:val="1"/>
+      <w:numFmt w:val="bullet"/>
+      <w:lvlText w:val=""/>
+      <w:lvlJc w:val="left"/>
+      <w:pPr>
+        <w:tabs>
+          <w:tab w:val="num" w:pos="6480"/>
+        </w:tabs>
+        <w:ind w:left="6480" w:hanging="360"/>
+      </w:pPr>
+      <w:rPr>
+        <w:rFonts w:ascii="Wingdings" w:hAnsi="Wingdings" w:hint="default"/>
+        <w:sz w:val="20"/>
+      </w:rPr>
+    </w:lvl>
+  </w:abstractNum>
   <w:num w:numId="1" w16cid:durableId="787166482">
+    <w:abstractNumId w:val="7"/>
+  </w:num>
+  <w:num w:numId="2" w16cid:durableId="1770392437">
+    <w:abstractNumId w:val="11"/>
+  </w:num>
+  <w:num w:numId="3" w16cid:durableId="1043678597">
+    <w:abstractNumId w:val="6"/>
+  </w:num>
+  <w:num w:numId="4" w16cid:durableId="1095784514">
+    <w:abstractNumId w:val="10"/>
+  </w:num>
+  <w:num w:numId="5" w16cid:durableId="758912348">
+    <w:abstractNumId w:val="3"/>
+  </w:num>
+  <w:num w:numId="6" w16cid:durableId="113061295">
+    <w:abstractNumId w:val="2"/>
+  </w:num>
+  <w:num w:numId="7" w16cid:durableId="1696349806">
+    <w:abstractNumId w:val="5"/>
+  </w:num>
+  <w:num w:numId="8" w16cid:durableId="1266618560">
+    <w:abstractNumId w:val="4"/>
+  </w:num>
+  <w:num w:numId="9" w16cid:durableId="1385837344">
+    <w:abstractNumId w:val="12"/>
+  </w:num>
+  <w:num w:numId="10" w16cid:durableId="304822905">
     <w:abstractNumId w:val="1"/>
   </w:num>
-  <w:num w:numId="2" w16cid:durableId="1770392437">
-    <w:abstractNumId w:val="2"/>
+  <w:num w:numId="11" w16cid:durableId="999236293">
+    <w:abstractNumId w:val="8"/>
   </w:num>
-  <w:num w:numId="3" w16cid:durableId="1043678597">
+  <w:num w:numId="12" w16cid:durableId="690113208">
     <w:abstractNumId w:val="0"/>
+  </w:num>
+  <w:num w:numId="13" w16cid:durableId="1508790529">
+    <w:abstractNumId w:val="9"/>
   </w:num>
 </w:numbering>
 </file>

--- a/Diplomarbeit/5_Schreiben/0.0_Inhaltsverzeichnis_und_DA.docx
+++ b/Diplomarbeit/5_Schreiben/0.0_Inhaltsverzeichnis_und_DA.docx
@@ -59,7 +59,7 @@
           <w:r>
             <w:fldChar w:fldCharType="separate"/>
           </w:r>
-          <w:hyperlink w:anchor="_Toc222153227" w:history="1">
+          <w:hyperlink w:anchor="_Toc222266659" w:history="1">
             <w:r>
               <w:rPr>
                 <w:rStyle w:val="Hyperlink"/>
@@ -86,7 +86,7 @@
                 <w:noProof/>
                 <w:webHidden/>
               </w:rPr>
-              <w:instrText xml:space="preserve"> PAGEREF _Toc222153227 \h </w:instrText>
+              <w:instrText xml:space="preserve"> PAGEREF _Toc222266659 \h </w:instrText>
             </w:r>
             <w:r>
               <w:rPr>
@@ -131,7 +131,7 @@
               <w:lang w:eastAsia="de-AT"/>
             </w:rPr>
           </w:pPr>
-          <w:hyperlink w:anchor="_Toc222153228" w:history="1">
+          <w:hyperlink w:anchor="_Toc222266660" w:history="1">
             <w:r>
               <w:rPr>
                 <w:rStyle w:val="Hyperlink"/>
@@ -158,7 +158,7 @@
                 <w:noProof/>
                 <w:webHidden/>
               </w:rPr>
-              <w:instrText xml:space="preserve"> PAGEREF _Toc222153228 \h </w:instrText>
+              <w:instrText xml:space="preserve"> PAGEREF _Toc222266660 \h </w:instrText>
             </w:r>
             <w:r>
               <w:rPr>
@@ -203,7 +203,7 @@
               <w:lang w:eastAsia="de-AT"/>
             </w:rPr>
           </w:pPr>
-          <w:hyperlink w:anchor="_Toc222153229" w:history="1">
+          <w:hyperlink w:anchor="_Toc222266661" w:history="1">
             <w:r>
               <w:rPr>
                 <w:rStyle w:val="Hyperlink"/>
@@ -230,7 +230,7 @@
                 <w:noProof/>
                 <w:webHidden/>
               </w:rPr>
-              <w:instrText xml:space="preserve"> PAGEREF _Toc222153229 \h </w:instrText>
+              <w:instrText xml:space="preserve"> PAGEREF _Toc222266661 \h </w:instrText>
             </w:r>
             <w:r>
               <w:rPr>
@@ -275,7 +275,7 @@
               <w:lang w:eastAsia="de-AT"/>
             </w:rPr>
           </w:pPr>
-          <w:hyperlink w:anchor="_Toc222153230" w:history="1">
+          <w:hyperlink w:anchor="_Toc222266662" w:history="1">
             <w:r>
               <w:rPr>
                 <w:rStyle w:val="Hyperlink"/>
@@ -302,7 +302,7 @@
                 <w:noProof/>
                 <w:webHidden/>
               </w:rPr>
-              <w:instrText xml:space="preserve"> PAGEREF _Toc222153230 \h </w:instrText>
+              <w:instrText xml:space="preserve"> PAGEREF _Toc222266662 \h </w:instrText>
             </w:r>
             <w:r>
               <w:rPr>
@@ -347,7 +347,7 @@
               <w:lang w:eastAsia="de-AT"/>
             </w:rPr>
           </w:pPr>
-          <w:hyperlink w:anchor="_Toc222153231" w:history="1">
+          <w:hyperlink w:anchor="_Toc222266663" w:history="1">
             <w:r>
               <w:rPr>
                 <w:rStyle w:val="Hyperlink"/>
@@ -376,7 +376,7 @@
                 <w:noProof/>
                 <w:webHidden/>
               </w:rPr>
-              <w:instrText xml:space="preserve"> PAGEREF _Toc222153231 \h </w:instrText>
+              <w:instrText xml:space="preserve"> PAGEREF _Toc222266663 \h </w:instrText>
             </w:r>
             <w:r>
               <w:rPr>
@@ -421,7 +421,7 @@
               <w:lang w:eastAsia="de-AT"/>
             </w:rPr>
           </w:pPr>
-          <w:hyperlink w:anchor="_Toc222153232" w:history="1">
+          <w:hyperlink w:anchor="_Toc222266664" w:history="1">
             <w:r>
               <w:rPr>
                 <w:rStyle w:val="Hyperlink"/>
@@ -448,7 +448,7 @@
                 <w:noProof/>
                 <w:webHidden/>
               </w:rPr>
-              <w:instrText xml:space="preserve"> PAGEREF _Toc222153232 \h </w:instrText>
+              <w:instrText xml:space="preserve"> PAGEREF _Toc222266664 \h </w:instrText>
             </w:r>
             <w:r>
               <w:rPr>
@@ -493,7 +493,7 @@
               <w:lang w:eastAsia="de-AT"/>
             </w:rPr>
           </w:pPr>
-          <w:hyperlink w:anchor="_Toc222153233" w:history="1">
+          <w:hyperlink w:anchor="_Toc222266665" w:history="1">
             <w:r>
               <w:rPr>
                 <w:rStyle w:val="Hyperlink"/>
@@ -520,7 +520,7 @@
                 <w:noProof/>
                 <w:webHidden/>
               </w:rPr>
-              <w:instrText xml:space="preserve"> PAGEREF _Toc222153233 \h </w:instrText>
+              <w:instrText xml:space="preserve"> PAGEREF _Toc222266665 \h </w:instrText>
             </w:r>
             <w:r>
               <w:rPr>
@@ -540,7 +540,7 @@
                 <w:noProof/>
                 <w:webHidden/>
               </w:rPr>
-              <w:t>5</w:t>
+              <w:t>6</w:t>
             </w:r>
             <w:r>
               <w:rPr>
@@ -565,7 +565,7 @@
               <w:lang w:eastAsia="de-AT"/>
             </w:rPr>
           </w:pPr>
-          <w:hyperlink w:anchor="_Toc222153234" w:history="1">
+          <w:hyperlink w:anchor="_Toc222266666" w:history="1">
             <w:r>
               <w:rPr>
                 <w:rStyle w:val="Hyperlink"/>
@@ -592,7 +592,7 @@
                 <w:noProof/>
                 <w:webHidden/>
               </w:rPr>
-              <w:instrText xml:space="preserve"> PAGEREF _Toc222153234 \h </w:instrText>
+              <w:instrText xml:space="preserve"> PAGEREF _Toc222266666 \h </w:instrText>
             </w:r>
             <w:r>
               <w:rPr>
@@ -637,7 +637,7 @@
               <w:lang w:eastAsia="de-AT"/>
             </w:rPr>
           </w:pPr>
-          <w:hyperlink w:anchor="_Toc222153235" w:history="1">
+          <w:hyperlink w:anchor="_Toc222266667" w:history="1">
             <w:r>
               <w:rPr>
                 <w:rStyle w:val="Hyperlink"/>
@@ -664,7 +664,7 @@
                 <w:noProof/>
                 <w:webHidden/>
               </w:rPr>
-              <w:instrText xml:space="preserve"> PAGEREF _Toc222153235 \h </w:instrText>
+              <w:instrText xml:space="preserve"> PAGEREF _Toc222266667 \h </w:instrText>
             </w:r>
             <w:r>
               <w:rPr>
@@ -709,13 +709,13 @@
               <w:lang w:eastAsia="de-AT"/>
             </w:rPr>
           </w:pPr>
-          <w:hyperlink w:anchor="_Toc222153236" w:history="1">
+          <w:hyperlink w:anchor="_Toc222266668" w:history="1">
             <w:r>
               <w:rPr>
                 <w:rStyle w:val="Hyperlink"/>
                 <w:noProof/>
               </w:rPr>
-              <w:t>4.4 Komponentenauswahl</w:t>
+              <w:t>4.4 Auswahl der Systemkomponenten</w:t>
             </w:r>
             <w:r>
               <w:rPr>
@@ -736,7 +736,7 @@
                 <w:noProof/>
                 <w:webHidden/>
               </w:rPr>
-              <w:instrText xml:space="preserve"> PAGEREF _Toc222153236 \h </w:instrText>
+              <w:instrText xml:space="preserve"> PAGEREF _Toc222266668 \h </w:instrText>
             </w:r>
             <w:r>
               <w:rPr>
@@ -781,41 +781,46 @@
               <w:lang w:eastAsia="de-AT"/>
             </w:rPr>
           </w:pPr>
-          <w:hyperlink w:anchor="_Toc222153237" w:history="1">
+          <w:hyperlink w:anchor="_Toc222266669" w:history="1">
             <w:r>
               <w:rPr>
                 <w:rStyle w:val="Hyperlink"/>
                 <w:noProof/>
+                <w:lang w:val="en-GB"/>
               </w:rPr>
               <w:t>4.4.1 PV-Modul enjoysolar 180</w:t>
             </w:r>
             <w:r>
               <w:rPr>
                 <w:rStyle w:val="Hyperlink"/>
-                <w:rFonts w:ascii="Arial" w:hAnsi="Arial" w:cs="Arial"/>
-                <w:noProof/>
-              </w:rPr>
-              <w:t> </w:t>
+                <w:rFonts w:cs="Arial"/>
+                <w:noProof/>
+                <w:lang w:val="en-GB"/>
+              </w:rPr>
+              <w:t> </w:t>
             </w:r>
             <w:r>
               <w:rPr>
                 <w:rStyle w:val="Hyperlink"/>
                 <w:noProof/>
+                <w:lang w:val="en-GB"/>
               </w:rPr>
               <w:t>W 12</w:t>
             </w:r>
             <w:r>
               <w:rPr>
                 <w:rStyle w:val="Hyperlink"/>
-                <w:rFonts w:ascii="Arial" w:hAnsi="Arial" w:cs="Arial"/>
-                <w:noProof/>
-              </w:rPr>
-              <w:t> </w:t>
+                <w:rFonts w:cs="Arial"/>
+                <w:noProof/>
+                <w:lang w:val="en-GB"/>
+              </w:rPr>
+              <w:t> </w:t>
             </w:r>
             <w:r>
               <w:rPr>
                 <w:rStyle w:val="Hyperlink"/>
                 <w:noProof/>
+                <w:lang w:val="en-GB"/>
               </w:rPr>
               <w:t>V</w:t>
             </w:r>
@@ -838,7 +843,7 @@
                 <w:noProof/>
                 <w:webHidden/>
               </w:rPr>
-              <w:instrText xml:space="preserve"> PAGEREF _Toc222153237 \h </w:instrText>
+              <w:instrText xml:space="preserve"> PAGEREF _Toc222266669 \h </w:instrText>
             </w:r>
             <w:r>
               <w:rPr>
@@ -883,28 +888,14 @@
               <w:lang w:eastAsia="de-AT"/>
             </w:rPr>
           </w:pPr>
-          <w:hyperlink w:anchor="_Toc222153238" w:history="1">
+          <w:hyperlink w:anchor="_Toc222266670" w:history="1">
             <w:r>
               <w:rPr>
                 <w:rStyle w:val="Hyperlink"/>
                 <w:noProof/>
-              </w:rPr>
-              <w:t>4.4.2 AGM Super Cycle Batterie 100</w:t>
-            </w:r>
-            <w:r>
-              <w:rPr>
-                <w:rStyle w:val="Hyperlink"/>
-                <w:rFonts w:ascii="Arial" w:hAnsi="Arial" w:cs="Arial"/>
-                <w:noProof/>
-              </w:rPr>
-              <w:t> </w:t>
-            </w:r>
-            <w:r>
-              <w:rPr>
-                <w:rStyle w:val="Hyperlink"/>
-                <w:noProof/>
-              </w:rPr>
-              <w:t>Ah</w:t>
+                <w:lang w:val="en-GB"/>
+              </w:rPr>
+              <w:t>4.4.2 AGM Super Cycle Batterie 100 Ah</w:t>
             </w:r>
             <w:r>
               <w:rPr>
@@ -925,7 +916,7 @@
                 <w:noProof/>
                 <w:webHidden/>
               </w:rPr>
-              <w:instrText xml:space="preserve"> PAGEREF _Toc222153238 \h </w:instrText>
+              <w:instrText xml:space="preserve"> PAGEREF _Toc222266670 \h </w:instrText>
             </w:r>
             <w:r>
               <w:rPr>
@@ -970,7 +961,7 @@
               <w:lang w:eastAsia="de-AT"/>
             </w:rPr>
           </w:pPr>
-          <w:hyperlink w:anchor="_Toc222153239" w:history="1">
+          <w:hyperlink w:anchor="_Toc222266671" w:history="1">
             <w:r>
               <w:rPr>
                 <w:rStyle w:val="Hyperlink"/>
@@ -997,7 +988,7 @@
                 <w:noProof/>
                 <w:webHidden/>
               </w:rPr>
-              <w:instrText xml:space="preserve"> PAGEREF _Toc222153239 \h </w:instrText>
+              <w:instrText xml:space="preserve"> PAGEREF _Toc222266671 \h </w:instrText>
             </w:r>
             <w:r>
               <w:rPr>
@@ -1042,7 +1033,7 @@
               <w:lang w:eastAsia="de-AT"/>
             </w:rPr>
           </w:pPr>
-          <w:hyperlink w:anchor="_Toc222153240" w:history="1">
+          <w:hyperlink w:anchor="_Toc222266672" w:history="1">
             <w:r>
               <w:rPr>
                 <w:rStyle w:val="Hyperlink"/>
@@ -1084,7 +1075,7 @@
                 <w:noProof/>
                 <w:webHidden/>
               </w:rPr>
-              <w:instrText xml:space="preserve"> PAGEREF _Toc222153240 \h </w:instrText>
+              <w:instrText xml:space="preserve"> PAGEREF _Toc222266672 \h </w:instrText>
             </w:r>
             <w:r>
               <w:rPr>
@@ -1129,7 +1120,7 @@
               <w:lang w:eastAsia="de-AT"/>
             </w:rPr>
           </w:pPr>
-          <w:hyperlink w:anchor="_Toc222153241" w:history="1">
+          <w:hyperlink w:anchor="_Toc222266673" w:history="1">
             <w:r>
               <w:rPr>
                 <w:rStyle w:val="Hyperlink"/>
@@ -1156,7 +1147,7 @@
                 <w:noProof/>
                 <w:webHidden/>
               </w:rPr>
-              <w:instrText xml:space="preserve"> PAGEREF _Toc222153241 \h </w:instrText>
+              <w:instrText xml:space="preserve"> PAGEREF _Toc222266673 \h </w:instrText>
             </w:r>
             <w:r>
               <w:rPr>
@@ -1201,7 +1192,7 @@
               <w:lang w:eastAsia="de-AT"/>
             </w:rPr>
           </w:pPr>
-          <w:hyperlink w:anchor="_Toc222153242" w:history="1">
+          <w:hyperlink w:anchor="_Toc222266674" w:history="1">
             <w:r>
               <w:rPr>
                 <w:rStyle w:val="Hyperlink"/>
@@ -1229,7 +1220,7 @@
                 <w:noProof/>
                 <w:webHidden/>
               </w:rPr>
-              <w:instrText xml:space="preserve"> PAGEREF _Toc222153242 \h </w:instrText>
+              <w:instrText xml:space="preserve"> PAGEREF _Toc222266674 \h </w:instrText>
             </w:r>
             <w:r>
               <w:rPr>
@@ -1249,7 +1240,7 @@
                 <w:noProof/>
                 <w:webHidden/>
               </w:rPr>
-              <w:t>8</w:t>
+              <w:t>9</w:t>
             </w:r>
             <w:r>
               <w:rPr>
@@ -1274,13 +1265,13 @@
               <w:lang w:eastAsia="de-AT"/>
             </w:rPr>
           </w:pPr>
-          <w:hyperlink w:anchor="_Toc222153243" w:history="1">
+          <w:hyperlink w:anchor="_Toc222266675" w:history="1">
             <w:r>
               <w:rPr>
                 <w:rStyle w:val="Hyperlink"/>
                 <w:noProof/>
               </w:rPr>
-              <w:t>4.4.7 Verkabelung</w:t>
+              <w:t>4.4.7 Verkabelung und Absicherung</w:t>
             </w:r>
             <w:r>
               <w:rPr>
@@ -1301,7 +1292,7 @@
                 <w:noProof/>
                 <w:webHidden/>
               </w:rPr>
-              <w:instrText xml:space="preserve"> PAGEREF _Toc222153243 \h </w:instrText>
+              <w:instrText xml:space="preserve"> PAGEREF _Toc222266675 \h </w:instrText>
             </w:r>
             <w:r>
               <w:rPr>
@@ -1321,7 +1312,7 @@
                 <w:noProof/>
                 <w:webHidden/>
               </w:rPr>
-              <w:t>8</w:t>
+              <w:t>9</w:t>
             </w:r>
             <w:r>
               <w:rPr>
@@ -1346,13 +1337,13 @@
               <w:lang w:eastAsia="de-AT"/>
             </w:rPr>
           </w:pPr>
-          <w:hyperlink w:anchor="_Toc222153244" w:history="1">
+          <w:hyperlink w:anchor="_Toc222266676" w:history="1">
             <w:r>
               <w:rPr>
                 <w:rStyle w:val="Hyperlink"/>
                 <w:noProof/>
               </w:rPr>
-              <w:t>5. Quellenverzeichnis</w:t>
+              <w:t>4.5 Batterietechnologien im Vergleich</w:t>
             </w:r>
             <w:r>
               <w:rPr>
@@ -1373,7 +1364,7 @@
                 <w:noProof/>
                 <w:webHidden/>
               </w:rPr>
-              <w:instrText xml:space="preserve"> PAGEREF _Toc222153244 \h </w:instrText>
+              <w:instrText xml:space="preserve"> PAGEREF _Toc222266676 \h </w:instrText>
             </w:r>
             <w:r>
               <w:rPr>
@@ -1394,6 +1385,150 @@
                 <w:webHidden/>
               </w:rPr>
               <w:t>9</w:t>
+            </w:r>
+            <w:r>
+              <w:rPr>
+                <w:noProof/>
+                <w:webHidden/>
+              </w:rPr>
+              <w:fldChar w:fldCharType="end"/>
+            </w:r>
+          </w:hyperlink>
+        </w:p>
+        <w:p>
+          <w:pPr>
+            <w:pStyle w:val="Verzeichnis2"/>
+            <w:tabs>
+              <w:tab w:val="right" w:leader="dot" w:pos="9062"/>
+            </w:tabs>
+            <w:rPr>
+              <w:rFonts w:eastAsiaTheme="minorEastAsia"/>
+              <w:noProof/>
+              <w:sz w:val="24"/>
+              <w:szCs w:val="24"/>
+              <w:lang w:eastAsia="de-AT"/>
+            </w:rPr>
+          </w:pPr>
+          <w:hyperlink w:anchor="_Toc222266677" w:history="1">
+            <w:r>
+              <w:rPr>
+                <w:rStyle w:val="Hyperlink"/>
+                <w:noProof/>
+              </w:rPr>
+              <w:t>4.5.1 Technische Eigenschaften der Batterietechnologien</w:t>
+            </w:r>
+            <w:r>
+              <w:rPr>
+                <w:noProof/>
+                <w:webHidden/>
+              </w:rPr>
+              <w:tab/>
+            </w:r>
+            <w:r>
+              <w:rPr>
+                <w:noProof/>
+                <w:webHidden/>
+              </w:rPr>
+              <w:fldChar w:fldCharType="begin"/>
+            </w:r>
+            <w:r>
+              <w:rPr>
+                <w:noProof/>
+                <w:webHidden/>
+              </w:rPr>
+              <w:instrText xml:space="preserve"> PAGEREF _Toc222266677 \h </w:instrText>
+            </w:r>
+            <w:r>
+              <w:rPr>
+                <w:noProof/>
+                <w:webHidden/>
+              </w:rPr>
+            </w:r>
+            <w:r>
+              <w:rPr>
+                <w:noProof/>
+                <w:webHidden/>
+              </w:rPr>
+              <w:fldChar w:fldCharType="separate"/>
+            </w:r>
+            <w:r>
+              <w:rPr>
+                <w:noProof/>
+                <w:webHidden/>
+              </w:rPr>
+              <w:t>9</w:t>
+            </w:r>
+            <w:r>
+              <w:rPr>
+                <w:noProof/>
+                <w:webHidden/>
+              </w:rPr>
+              <w:fldChar w:fldCharType="end"/>
+            </w:r>
+          </w:hyperlink>
+        </w:p>
+        <w:p>
+          <w:pPr>
+            <w:pStyle w:val="Verzeichnis2"/>
+            <w:tabs>
+              <w:tab w:val="right" w:leader="dot" w:pos="9062"/>
+            </w:tabs>
+            <w:rPr>
+              <w:rFonts w:eastAsiaTheme="minorEastAsia"/>
+              <w:noProof/>
+              <w:sz w:val="24"/>
+              <w:szCs w:val="24"/>
+              <w:lang w:eastAsia="de-AT"/>
+            </w:rPr>
+          </w:pPr>
+          <w:hyperlink w:anchor="_Toc222266678" w:history="1">
+            <w:r>
+              <w:rPr>
+                <w:rStyle w:val="Hyperlink"/>
+                <w:noProof/>
+              </w:rPr>
+              <w:t>4.5.2 Vergleich und Auswahlbegründung</w:t>
+            </w:r>
+            <w:r>
+              <w:rPr>
+                <w:noProof/>
+                <w:webHidden/>
+              </w:rPr>
+              <w:tab/>
+            </w:r>
+            <w:r>
+              <w:rPr>
+                <w:noProof/>
+                <w:webHidden/>
+              </w:rPr>
+              <w:fldChar w:fldCharType="begin"/>
+            </w:r>
+            <w:r>
+              <w:rPr>
+                <w:noProof/>
+                <w:webHidden/>
+              </w:rPr>
+              <w:instrText xml:space="preserve"> PAGEREF _Toc222266678 \h </w:instrText>
+            </w:r>
+            <w:r>
+              <w:rPr>
+                <w:noProof/>
+                <w:webHidden/>
+              </w:rPr>
+            </w:r>
+            <w:r>
+              <w:rPr>
+                <w:noProof/>
+                <w:webHidden/>
+              </w:rPr>
+              <w:fldChar w:fldCharType="separate"/>
+            </w:r>
+            <w:r>
+              <w:rPr>
+                <w:noProof/>
+                <w:webHidden/>
+              </w:rPr>
+              <w:t>10</w:t>
             </w:r>
             <w:r>
               <w:rPr>
@@ -1418,12 +1553,84 @@
               <w:lang w:eastAsia="de-AT"/>
             </w:rPr>
           </w:pPr>
-          <w:hyperlink w:anchor="_Toc222153245" w:history="1">
+          <w:hyperlink w:anchor="_Toc222266679" w:history="1">
             <w:r>
               <w:rPr>
                 <w:rStyle w:val="Hyperlink"/>
                 <w:noProof/>
               </w:rPr>
+              <w:t>5. Quellenverzeichnis</w:t>
+            </w:r>
+            <w:r>
+              <w:rPr>
+                <w:noProof/>
+                <w:webHidden/>
+              </w:rPr>
+              <w:tab/>
+            </w:r>
+            <w:r>
+              <w:rPr>
+                <w:noProof/>
+                <w:webHidden/>
+              </w:rPr>
+              <w:fldChar w:fldCharType="begin"/>
+            </w:r>
+            <w:r>
+              <w:rPr>
+                <w:noProof/>
+                <w:webHidden/>
+              </w:rPr>
+              <w:instrText xml:space="preserve"> PAGEREF _Toc222266679 \h </w:instrText>
+            </w:r>
+            <w:r>
+              <w:rPr>
+                <w:noProof/>
+                <w:webHidden/>
+              </w:rPr>
+            </w:r>
+            <w:r>
+              <w:rPr>
+                <w:noProof/>
+                <w:webHidden/>
+              </w:rPr>
+              <w:fldChar w:fldCharType="separate"/>
+            </w:r>
+            <w:r>
+              <w:rPr>
+                <w:noProof/>
+                <w:webHidden/>
+              </w:rPr>
+              <w:t>11</w:t>
+            </w:r>
+            <w:r>
+              <w:rPr>
+                <w:noProof/>
+                <w:webHidden/>
+              </w:rPr>
+              <w:fldChar w:fldCharType="end"/>
+            </w:r>
+          </w:hyperlink>
+        </w:p>
+        <w:p>
+          <w:pPr>
+            <w:pStyle w:val="Verzeichnis1"/>
+            <w:tabs>
+              <w:tab w:val="right" w:leader="dot" w:pos="9062"/>
+            </w:tabs>
+            <w:rPr>
+              <w:rFonts w:eastAsiaTheme="minorEastAsia"/>
+              <w:noProof/>
+              <w:sz w:val="24"/>
+              <w:szCs w:val="24"/>
+              <w:lang w:eastAsia="de-AT"/>
+            </w:rPr>
+          </w:pPr>
+          <w:hyperlink w:anchor="_Toc222266680" w:history="1">
+            <w:r>
+              <w:rPr>
+                <w:rStyle w:val="Hyperlink"/>
+                <w:noProof/>
+              </w:rPr>
               <w:t>6. Abbildungsverzeichnis</w:t>
             </w:r>
             <w:r>
@@ -1445,7 +1652,7 @@
                 <w:noProof/>
                 <w:webHidden/>
               </w:rPr>
-              <w:instrText xml:space="preserve"> PAGEREF _Toc222153245 \h </w:instrText>
+              <w:instrText xml:space="preserve"> PAGEREF _Toc222266680 \h </w:instrText>
             </w:r>
             <w:r>
               <w:rPr>
@@ -1465,7 +1672,7 @@
                 <w:noProof/>
                 <w:webHidden/>
               </w:rPr>
-              <w:t>10</w:t>
+              <w:t>12</w:t>
             </w:r>
             <w:r>
               <w:rPr>
@@ -1602,9 +1809,8 @@
       <w:pPr>
         <w:pStyle w:val="berschrift1"/>
       </w:pPr>
-      <w:bookmarkStart w:id="0" w:name="_Toc222153227"/>
-      <w:r>
-        <w:lastRenderedPageBreak/>
+      <w:bookmarkStart w:id="0" w:name="_Toc222266659"/>
+      <w:r>
         <w:t xml:space="preserve">4.1 Zielsetzung </w:t>
       </w:r>
       <w:r>
@@ -1923,9 +2129,8 @@
       <w:pPr>
         <w:pStyle w:val="berschrift2"/>
       </w:pPr>
-      <w:bookmarkStart w:id="1" w:name="_Toc222153228"/>
-      <w:r>
-        <w:lastRenderedPageBreak/>
+      <w:bookmarkStart w:id="1" w:name="_Toc222266660"/>
+      <w:r>
         <w:t>4.1.</w:t>
       </w:r>
       <w:r>
@@ -2072,7 +2277,7 @@
       <w:pPr>
         <w:pStyle w:val="berschrift1"/>
       </w:pPr>
-      <w:bookmarkStart w:id="2" w:name="_Toc222153229"/>
+      <w:bookmarkStart w:id="2" w:name="_Toc222266661"/>
       <w:r>
         <w:t>4.2 Grundlagen photovoltaischer Energieversorgung</w:t>
       </w:r>
@@ -2097,7 +2302,7 @@
       <w:pPr>
         <w:pStyle w:val="berschrift2"/>
       </w:pPr>
-      <w:bookmarkStart w:id="3" w:name="_Toc222153230"/>
+      <w:bookmarkStart w:id="3" w:name="_Toc222266662"/>
       <w:r>
         <w:lastRenderedPageBreak/>
         <w:t>4.2.</w:t>
@@ -2840,7 +3045,7 @@
           <w:rFonts w:cs="Arial"/>
         </w:rPr>
       </w:pPr>
-      <w:bookmarkStart w:id="6" w:name="_Toc222153231"/>
+      <w:bookmarkStart w:id="6" w:name="_Toc222266663"/>
       <w:r>
         <w:rPr>
           <w:rFonts w:eastAsia="Times New Roman"/>
@@ -3410,7 +3615,7 @@
       <w:pPr>
         <w:pStyle w:val="berschrift1"/>
       </w:pPr>
-      <w:bookmarkStart w:id="7" w:name="_Toc222153232"/>
+      <w:bookmarkStart w:id="7" w:name="_Toc222266664"/>
       <w:r>
         <w:t>4.3 Systemauslegung und Dimensionierung</w:t>
       </w:r>
@@ -3467,7 +3672,7 @@
       <w:pPr>
         <w:pStyle w:val="berschrift2"/>
       </w:pPr>
-      <w:bookmarkStart w:id="8" w:name="_Toc222153233"/>
+      <w:bookmarkStart w:id="8" w:name="_Toc222266665"/>
       <w:r>
         <w:lastRenderedPageBreak/>
         <w:t>4.3.1 Ermittlung des Energiebedarfs</w:t>
@@ -4181,7 +4386,7 @@
       <w:pPr>
         <w:pStyle w:val="berschrift2"/>
       </w:pPr>
-      <w:bookmarkStart w:id="9" w:name="_Toc222153234"/>
+      <w:bookmarkStart w:id="9" w:name="_Toc222266666"/>
       <w:r>
         <w:t>4.3.2 Berechnung der PV-Leistung und Batteriekapazität</w:t>
       </w:r>
@@ -4750,7 +4955,7 @@
       <w:pPr>
         <w:pStyle w:val="berschrift2"/>
       </w:pPr>
-      <w:bookmarkStart w:id="10" w:name="_Toc222153235"/>
+      <w:bookmarkStart w:id="10" w:name="_Toc222266667"/>
       <w:r>
         <w:t>4.3.3 Autonomiezeit und Worst-Case-Betrachtung</w:t>
       </w:r>
@@ -5071,14 +5276,14 @@
       <w:pPr>
         <w:pStyle w:val="berschrift1"/>
       </w:pPr>
-      <w:bookmarkStart w:id="11" w:name="_Toc222153236"/>
+      <w:bookmarkStart w:id="11" w:name="_Toc222266668"/>
       <w:r>
         <w:t xml:space="preserve">4.4 </w:t>
       </w:r>
+      <w:r>
+        <w:t>Auswahl der Systemkomponenten</w:t>
+      </w:r>
       <w:bookmarkEnd w:id="11"/>
-      <w:r>
-        <w:t>Auswahl der Systemkomponenten</w:t>
-      </w:r>
     </w:p>
     <w:p>
       <w:pPr>
@@ -5094,7 +5299,6 @@
         </w:rPr>
         <w:t>D</w:t>
       </w:r>
-      <w:bookmarkStart w:id="12" w:name="_Toc222153237"/>
       <w:r>
         <w:rPr>
           <w:rFonts w:cs="Arial"/>
@@ -5123,6 +5327,7 @@
           <w:lang w:val="en-GB"/>
         </w:rPr>
       </w:pPr>
+      <w:bookmarkStart w:id="12" w:name="_Toc222266669"/>
       <w:r>
         <w:rPr>
           <w:lang w:val="en-GB"/>
@@ -5444,7 +5649,7 @@
           <w:lang w:val="en-GB"/>
         </w:rPr>
       </w:pPr>
-      <w:bookmarkStart w:id="13" w:name="_Toc222153238"/>
+      <w:bookmarkStart w:id="13" w:name="_Toc222266670"/>
       <w:r>
         <w:rPr>
           <w:lang w:val="en-GB"/>
@@ -5744,7 +5949,7 @@
       <w:pPr>
         <w:pStyle w:val="berschrift2"/>
       </w:pPr>
-      <w:bookmarkStart w:id="14" w:name="_Toc222153239"/>
+      <w:bookmarkStart w:id="14" w:name="_Toc222266671"/>
       <w:r>
         <w:t xml:space="preserve">4.4.3 </w:t>
       </w:r>
@@ -6121,7 +6326,7 @@
       <w:pPr>
         <w:pStyle w:val="berschrift2"/>
       </w:pPr>
-      <w:bookmarkStart w:id="15" w:name="_Toc222153240"/>
+      <w:bookmarkStart w:id="15" w:name="_Toc222266672"/>
       <w:r>
         <w:t xml:space="preserve">4.4.4 </w:t>
       </w:r>
@@ -6440,7 +6645,7 @@
       <w:pPr>
         <w:pStyle w:val="berschrift2"/>
       </w:pPr>
-      <w:bookmarkStart w:id="16" w:name="_Toc222153241"/>
+      <w:bookmarkStart w:id="16" w:name="_Toc222266673"/>
       <w:r>
         <w:t xml:space="preserve">4.4.5 </w:t>
       </w:r>
@@ -6657,7 +6862,7 @@
           <w:lang w:val="en-GB"/>
         </w:rPr>
       </w:pPr>
-      <w:bookmarkStart w:id="17" w:name="_Toc222153242"/>
+      <w:bookmarkStart w:id="17" w:name="_Toc222266674"/>
       <w:r>
         <w:rPr>
           <w:lang w:val="en-GB"/>
@@ -6979,14 +7184,14 @@
       <w:pPr>
         <w:pStyle w:val="berschrift2"/>
       </w:pPr>
-      <w:bookmarkStart w:id="18" w:name="_Toc222153243"/>
+      <w:bookmarkStart w:id="18" w:name="_Toc222266675"/>
       <w:r>
         <w:t>4.4.7 Verkabelung</w:t>
       </w:r>
+      <w:r>
+        <w:t xml:space="preserve"> und Absicherung</w:t>
+      </w:r>
       <w:bookmarkEnd w:id="18"/>
-      <w:r>
-        <w:t xml:space="preserve"> und Absicherung</w:t>
-      </w:r>
     </w:p>
     <w:p>
       <w:pPr>
@@ -7119,9 +7324,11 @@
       <w:pPr>
         <w:pStyle w:val="berschrift1"/>
       </w:pPr>
+      <w:bookmarkStart w:id="19" w:name="_Toc222266676"/>
       <w:r>
         <w:t>4.5 Batterietechnologien im Vergleich</w:t>
       </w:r>
+      <w:bookmarkEnd w:id="19"/>
     </w:p>
     <w:p>
       <w:pPr>
@@ -7156,9 +7363,11 @@
       <w:pPr>
         <w:pStyle w:val="berschrift2"/>
       </w:pPr>
+      <w:bookmarkStart w:id="20" w:name="_Toc222266677"/>
       <w:r>
         <w:t>4.5.1 Technische Eigenschaften der Batterietechnologien</w:t>
       </w:r>
+      <w:bookmarkEnd w:id="20"/>
     </w:p>
     <w:p>
       <w:pPr>
@@ -7969,9 +8178,11 @@
       <w:pPr>
         <w:pStyle w:val="berschrift2"/>
       </w:pPr>
+      <w:bookmarkStart w:id="21" w:name="_Toc222266678"/>
       <w:r>
         <w:t>4.5.2 Vergleich und Auswahlbegründung</w:t>
       </w:r>
+      <w:bookmarkEnd w:id="21"/>
     </w:p>
     <w:tbl>
       <w:tblPr>
@@ -9253,14 +9464,14 @@
       <w:pPr>
         <w:pStyle w:val="berschrift1"/>
       </w:pPr>
-      <w:bookmarkStart w:id="19" w:name="_Toc222153244"/>
+      <w:bookmarkStart w:id="22" w:name="_Toc222266679"/>
       <w:r>
         <w:t xml:space="preserve">5. </w:t>
       </w:r>
       <w:r>
         <w:t>Quellenverzeichnis</w:t>
       </w:r>
-      <w:bookmarkEnd w:id="19"/>
+      <w:bookmarkEnd w:id="22"/>
     </w:p>
     <w:p>
       <w:pPr>
@@ -9673,14 +9884,14 @@
       <w:pPr>
         <w:pStyle w:val="berschrift1"/>
       </w:pPr>
-      <w:bookmarkStart w:id="20" w:name="_Toc222153245"/>
+      <w:bookmarkStart w:id="23" w:name="_Toc222266680"/>
       <w:r>
         <w:t xml:space="preserve">6. </w:t>
       </w:r>
       <w:r>
         <w:t>Abbildungsverzeichnis</w:t>
       </w:r>
-      <w:bookmarkEnd w:id="20"/>
+      <w:bookmarkEnd w:id="23"/>
     </w:p>
     <w:p>
       <w:pPr>

--- a/Diplomarbeit/5_Schreiben/0.0_Inhaltsverzeichnis_und_DA.docx
+++ b/Diplomarbeit/5_Schreiben/0.0_Inhaltsverzeichnis_und_DA.docx
@@ -1763,54 +1763,11 @@
     </w:p>
     <w:p>
       <w:pPr>
-        <w:rPr>
-          <w:rFonts w:cs="Arial"/>
-          <w:b/>
-          <w:bCs/>
-          <w:sz w:val="32"/>
-          <w:szCs w:val="32"/>
-        </w:rPr>
-      </w:pPr>
-    </w:p>
-    <w:p>
-      <w:pPr>
-        <w:rPr>
-          <w:rFonts w:cs="Arial"/>
-          <w:b/>
-          <w:bCs/>
-          <w:sz w:val="32"/>
-          <w:szCs w:val="32"/>
-        </w:rPr>
-      </w:pPr>
-    </w:p>
-    <w:p>
-      <w:pPr>
-        <w:rPr>
-          <w:rFonts w:cs="Arial"/>
-          <w:b/>
-          <w:bCs/>
-          <w:sz w:val="32"/>
-          <w:szCs w:val="32"/>
-        </w:rPr>
-      </w:pPr>
-    </w:p>
-    <w:p>
-      <w:pPr>
-        <w:rPr>
-          <w:rFonts w:cs="Arial"/>
-          <w:b/>
-          <w:bCs/>
-          <w:sz w:val="32"/>
-          <w:szCs w:val="32"/>
-        </w:rPr>
-      </w:pPr>
-    </w:p>
-    <w:p>
-      <w:pPr>
         <w:pStyle w:val="berschrift1"/>
       </w:pPr>
       <w:bookmarkStart w:id="0" w:name="_Toc222266659"/>
       <w:r>
+        <w:lastRenderedPageBreak/>
         <w:t xml:space="preserve">4.1 Zielsetzung </w:t>
       </w:r>
       <w:r>
@@ -2131,6 +2088,7 @@
       </w:pPr>
       <w:bookmarkStart w:id="1" w:name="_Toc222266660"/>
       <w:r>
+        <w:lastRenderedPageBreak/>
         <w:t>4.1.</w:t>
       </w:r>
       <w:r>
@@ -2153,13 +2111,7 @@
         <w:rPr>
           <w:rFonts w:cs="Arial"/>
         </w:rPr>
-        <w:t>D</w:t>
-      </w:r>
-      <w:r>
-        <w:rPr>
-          <w:rFonts w:cs="Arial"/>
-        </w:rPr>
-        <w:t>as Energiesystem muss mehrere zentrale Anforderungen erfüllen, die sich aus dem Einsatzzweck und den Betriebsbedingungen ergeben.</w:t>
+        <w:t>Das Energiesystem muss mehrere zentrale Anforderungen erfüllen, die sich aus dem Einsatzzweck und den Betriebsbedingungen ergeben.</w:t>
       </w:r>
     </w:p>
     <w:p>
@@ -3639,19 +3591,7 @@
         <w:rPr>
           <w:rFonts w:cs="Arial"/>
         </w:rPr>
-        <w:t xml:space="preserve">Systemauslegung und Dimensionierung erfolgt auf Basis des ermittelten Energiebedarfs, der verfügbaren Solarleistung sowie der Batteriekapazität. Der Prototyp dient in erster Linie der Demonstration des Energie-Management-Konzepts und ist als Hybridsystem ausgelegt, </w:t>
-      </w:r>
-      <w:r>
-        <w:rPr>
-          <w:rFonts w:cs="Arial"/>
-        </w:rPr>
-        <w:t>dass</w:t>
-      </w:r>
-      <w:r>
-        <w:rPr>
-          <w:rFonts w:cs="Arial"/>
-        </w:rPr>
-        <w:t xml:space="preserve"> bei Bedarf über den integrierten Netzanschluss des </w:t>
+        <w:t xml:space="preserve">Systemauslegung und Dimensionierung erfolgt auf Basis des ermittelten Energiebedarfs, der verfügbaren Solarleistung sowie der Batteriekapazität. Der Prototyp dient in erster Linie der Demonstration des Energie-Management-Konzepts und ist als Hybridsystem ausgelegt, dass bei Bedarf über den integrierten Netzanschluss des </w:t>
       </w:r>
       <w:proofErr w:type="spellStart"/>
       <w:r>
@@ -3713,13 +3653,7 @@
         <w:rPr>
           <w:rFonts w:cs="Arial"/>
         </w:rPr>
-        <w:t>K</w:t>
-      </w:r>
-      <w:r>
-        <w:rPr>
-          <w:rFonts w:cs="Arial"/>
-        </w:rPr>
-        <w:t>ontinuierlich aktive Komponenten:</w:t>
+        <w:t>Kontinuierlich aktive Komponenten:</w:t>
       </w:r>
     </w:p>
     <w:p>
@@ -5323,55 +5257,35 @@
     <w:p>
       <w:pPr>
         <w:pStyle w:val="berschrift2"/>
-        <w:rPr>
-          <w:lang w:val="en-GB"/>
-        </w:rPr>
       </w:pPr>
       <w:bookmarkStart w:id="12" w:name="_Toc222266669"/>
       <w:r>
-        <w:rPr>
-          <w:lang w:val="en-GB"/>
-        </w:rPr>
         <w:t xml:space="preserve">4.4.1 PV-Modul </w:t>
       </w:r>
       <w:proofErr w:type="spellStart"/>
       <w:r>
-        <w:rPr>
-          <w:lang w:val="en-GB"/>
-        </w:rPr>
         <w:t>enjoysolar</w:t>
       </w:r>
       <w:proofErr w:type="spellEnd"/>
       <w:r>
-        <w:rPr>
-          <w:lang w:val="en-GB"/>
-        </w:rPr>
         <w:t xml:space="preserve"> 180</w:t>
       </w:r>
       <w:r>
         <w:rPr>
           <w:rFonts w:cs="Arial"/>
-          <w:lang w:val="en-GB"/>
         </w:rPr>
         <w:t> </w:t>
       </w:r>
       <w:r>
-        <w:rPr>
-          <w:lang w:val="en-GB"/>
-        </w:rPr>
         <w:t>W 12</w:t>
       </w:r>
       <w:r>
         <w:rPr>
           <w:rFonts w:cs="Arial"/>
-          <w:lang w:val="en-GB"/>
         </w:rPr>
         <w:t> </w:t>
       </w:r>
       <w:r>
-        <w:rPr>
-          <w:lang w:val="en-GB"/>
-        </w:rPr>
         <w:t>V</w:t>
       </w:r>
       <w:bookmarkEnd w:id="12"/>
@@ -5645,27 +5559,15 @@
     <w:p>
       <w:pPr>
         <w:pStyle w:val="berschrift2"/>
-        <w:rPr>
-          <w:lang w:val="en-GB"/>
-        </w:rPr>
       </w:pPr>
       <w:bookmarkStart w:id="13" w:name="_Toc222266670"/>
       <w:r>
-        <w:rPr>
-          <w:lang w:val="en-GB"/>
-        </w:rPr>
         <w:t>4.4.2 AGM Super Cycle Batterie 100</w:t>
       </w:r>
       <w:r>
-        <w:rPr>
-          <w:lang w:val="en-GB"/>
-        </w:rPr>
         <w:t> </w:t>
       </w:r>
       <w:r>
-        <w:rPr>
-          <w:lang w:val="en-GB"/>
-        </w:rPr>
         <w:t>Ah</w:t>
       </w:r>
       <w:bookmarkEnd w:id="13"/>
@@ -5682,13 +5584,7 @@
         <w:rPr>
           <w:rFonts w:cs="Arial"/>
         </w:rPr>
-        <w:t>D</w:t>
-      </w:r>
-      <w:r>
-        <w:rPr>
-          <w:rFonts w:cs="Arial"/>
-        </w:rPr>
-        <w:t xml:space="preserve">ie AGM Super Cycle Batterie kombiniert wartungsfreie, lageunabhängige AGM-Technologie mit erhöhter </w:t>
+        <w:t xml:space="preserve">Die AGM Super Cycle Batterie kombiniert wartungsfreie, lageunabhängige AGM-Technologie mit erhöhter </w:t>
       </w:r>
       <w:proofErr w:type="spellStart"/>
       <w:r>
@@ -7967,7 +7863,7 @@
         <w:rPr>
           <w:rFonts w:cs="Arial"/>
         </w:rPr>
-        <w:instrText xml:space="preserve"> ADDIN ZOTERO_ITEM CSL_CITATION {"citationID":"Ezjmnqw7","properties":{"formattedCitation":"[13], [14]","plainCitation":"[13], [14]","noteIndex":0},"citationItems":[{"id":39,"uris":["http://zotero.org/groups/6046789/items/GFXVEUE2"],"itemData":{"id":39,"type":"webpage","abstract":"In diesem Beitrag geht es um die Unterschiede sowie die Vor- und Nachteile von AGM-, Gel- und LiFePO4-Batterien.","container-title":"Batterietechnologien: Unterschiede und welche ist die richtige für mi","language":"de","title":"Batterietechnologien: Unterschiede und welche ist die richtige für mi","title-short":"Batterietechnologien","URL":"https://www.ective.de/blog/batterietechnologien-unterschiede-und-die-richtige-fuer-mich","accessed":{"date-parts":[["2026",2,17]]}},"label":"page"},{"id":40,"uris":["http://zotero.org/groups/6046789/items/E6HEMQYX"],"itemData":{"id":40,"type":"webpage","abstract":"Sie suchen eine Batterie für das Boot oder den Wohnwagen? AGM oder Lithium?","language":"de","title":"2.1 AGM vs. Lithium - Was ist besser?","URL":"http://greenboatsolutions.de/ratgeber/agm-vs-lithium?srsltid=AfmBOoq4MEVKskN6v5GYbOgMlML4Zs3DHCf-YTXt-HHQTaIWApUYtA6a","accessed":{"date-parts":[["2026",2,17]]}},"label":"page"}],"schema":"https://github.com/citation-style-language/schema/raw/master/csl-citation.json"} </w:instrText>
+        <w:instrText xml:space="preserve"> ADDIN ZOTERO_ITEM CSL_CITATION {"citationID":"Ezjmnqw7","properties":{"formattedCitation":"[13], [14]","plainCitation":"[13], [14]","dontUpdate":true,"noteIndex":0},"citationItems":[{"id":39,"uris":["http://zotero.org/groups/6046789/items/GFXVEUE2"],"itemData":{"id":39,"type":"webpage","abstract":"In diesem Beitrag geht es um die Unterschiede sowie die Vor- und Nachteile von AGM-, Gel- und LiFePO4-Batterien.","container-title":"Batterietechnologien: Unterschiede und welche ist die richtige für mi","language":"de","title":"Batterietechnologien: Unterschiede und welche ist die richtige für mi","title-short":"Batterietechnologien","URL":"https://www.ective.de/blog/batterietechnologien-unterschiede-und-die-richtige-fuer-mich","accessed":{"date-parts":[["2026",2,17]]}},"label":"page"},{"id":40,"uris":["http://zotero.org/groups/6046789/items/E6HEMQYX"],"itemData":{"id":40,"type":"webpage","abstract":"Sie suchen eine Batterie für das Boot oder den Wohnwagen? AGM oder Lithium?","language":"de","title":"2.1 AGM vs. Lithium - Was ist besser?","URL":"http://greenboatsolutions.de/ratgeber/agm-vs-lithium?srsltid=AfmBOoq4MEVKskN6v5GYbOgMlML4Zs3DHCf-YTXt-HHQTaIWApUYtA6a","accessed":{"date-parts":[["2026",2,17]]}},"label":"page"}],"schema":"https://github.com/citation-style-language/schema/raw/master/csl-citation.json"} </w:instrText>
       </w:r>
       <w:r>
         <w:rPr>
@@ -8027,7 +7923,7 @@
         <w:rPr>
           <w:rFonts w:cs="Arial"/>
         </w:rPr>
-        <w:instrText xml:space="preserve"> ADDIN ZOTERO_ITEM CSL_CITATION {"citationID":"XqOC7tlL","properties":{"formattedCitation":"[13], [14]","plainCitation":"[13], [14]","noteIndex":0},"citationItems":[{"id":39,"uris":["http://zotero.org/groups/6046789/items/GFXVEUE2"],"itemData":{"id":39,"type":"webpage","abstract":"In diesem Beitrag geht es um die Unterschiede sowie die Vor- und Nachteile von AGM-, Gel- und LiFePO4-Batterien.","container-title":"Batterietechnologien: Unterschiede und welche ist die richtige für mi","language":"de","title":"Batterietechnologien: Unterschiede und welche ist die richtige für mi","title-short":"Batterietechnologien","URL":"https://www.ective.de/blog/batterietechnologien-unterschiede-und-die-richtige-fuer-mich","accessed":{"date-parts":[["2026",2,17]]}},"label":"page"},{"id":40,"uris":["http://zotero.org/groups/6046789/items/E6HEMQYX"],"itemData":{"id":40,"type":"webpage","abstract":"Sie suchen eine Batterie für das Boot oder den Wohnwagen? AGM oder Lithium?","language":"de","title":"2.1 AGM vs. Lithium - Was ist besser?","URL":"http://greenboatsolutions.de/ratgeber/agm-vs-lithium?srsltid=AfmBOoq4MEVKskN6v5GYbOgMlML4Zs3DHCf-YTXt-HHQTaIWApUYtA6a","accessed":{"date-parts":[["2026",2,17]]}},"label":"page"}],"schema":"https://github.com/citation-style-language/schema/raw/master/csl-citation.json"} </w:instrText>
+        <w:instrText xml:space="preserve"> ADDIN ZOTERO_ITEM CSL_CITATION {"citationID":"XqOC7tlL","properties":{"formattedCitation":"[13], [14]","plainCitation":"[13], [14]","dontUpdate":true,"noteIndex":0},"citationItems":[{"id":39,"uris":["http://zotero.org/groups/6046789/items/GFXVEUE2"],"itemData":{"id":39,"type":"webpage","abstract":"In diesem Beitrag geht es um die Unterschiede sowie die Vor- und Nachteile von AGM-, Gel- und LiFePO4-Batterien.","container-title":"Batterietechnologien: Unterschiede und welche ist die richtige für mi","language":"de","title":"Batterietechnologien: Unterschiede und welche ist die richtige für mi","title-short":"Batterietechnologien","URL":"https://www.ective.de/blog/batterietechnologien-unterschiede-und-die-richtige-fuer-mich","accessed":{"date-parts":[["2026",2,17]]}},"label":"page"},{"id":40,"uris":["http://zotero.org/groups/6046789/items/E6HEMQYX"],"itemData":{"id":40,"type":"webpage","abstract":"Sie suchen eine Batterie für das Boot oder den Wohnwagen? AGM oder Lithium?","language":"de","title":"2.1 AGM vs. Lithium - Was ist besser?","URL":"http://greenboatsolutions.de/ratgeber/agm-vs-lithium?srsltid=AfmBOoq4MEVKskN6v5GYbOgMlML4Zs3DHCf-YTXt-HHQTaIWApUYtA6a","accessed":{"date-parts":[["2026",2,17]]}},"label":"page"}],"schema":"https://github.com/citation-style-language/schema/raw/master/csl-citation.json"} </w:instrText>
       </w:r>
       <w:r>
         <w:rPr>
@@ -8183,39 +8079,47 @@
         <w:t>4.5.2 Vergleich und Auswahlbegründung</w:t>
       </w:r>
       <w:bookmarkEnd w:id="21"/>
+    </w:p>
+    <w:p>
+      <w:pPr>
+        <w:ind w:firstLine="708"/>
+        <w:jc w:val="both"/>
+        <w:rPr>
+          <w:rFonts w:cs="Arial"/>
+        </w:rPr>
+      </w:pPr>
+      <w:r>
+        <w:rPr>
+          <w:rFonts w:cs="Arial"/>
+        </w:rPr>
+        <w:t>Technischer Vergleich:</w:t>
+      </w:r>
     </w:p>
     <w:tbl>
       <w:tblPr>
-        <w:tblpPr w:leftFromText="141" w:rightFromText="141" w:vertAnchor="text" w:horzAnchor="margin" w:tblpXSpec="center" w:tblpY="410"/>
+        <w:tblStyle w:val="Tabellenraster"/>
         <w:tblW w:w="0" w:type="auto"/>
-        <w:tblCellSpacing w:w="15" w:type="dxa"/>
-        <w:tblCellMar>
-          <w:top w:w="15" w:type="dxa"/>
-          <w:left w:w="15" w:type="dxa"/>
-          <w:bottom w:w="15" w:type="dxa"/>
-          <w:right w:w="15" w:type="dxa"/>
-        </w:tblCellMar>
+        <w:tblInd w:w="-5" w:type="dxa"/>
         <w:tblLook w:val="04A0" w:firstRow="1" w:lastRow="0" w:firstColumn="1" w:lastColumn="0" w:noHBand="0" w:noVBand="1"/>
       </w:tblPr>
       <w:tblGrid>
-        <w:gridCol w:w="1879"/>
-        <w:gridCol w:w="1373"/>
-        <w:gridCol w:w="1373"/>
-        <w:gridCol w:w="2241"/>
+        <w:gridCol w:w="2265"/>
+        <w:gridCol w:w="2265"/>
+        <w:gridCol w:w="2266"/>
+        <w:gridCol w:w="2266"/>
       </w:tblGrid>
       <w:tr>
-        <w:trPr>
-          <w:tblHeader/>
-          <w:tblCellSpacing w:w="15" w:type="dxa"/>
-        </w:trPr>
         <w:tc>
           <w:tcPr>
-            <w:tcW w:w="0" w:type="auto"/>
-            <w:vAlign w:val="center"/>
-            <w:hideMark/>
+            <w:tcW w:w="2265" w:type="dxa"/>
+            <w:tcBorders>
+              <w:bottom w:val="single" w:sz="12" w:space="0" w:color="auto"/>
+              <w:right w:val="single" w:sz="12" w:space="0" w:color="auto"/>
+            </w:tcBorders>
           </w:tcPr>
           <w:p>
             <w:pPr>
+              <w:jc w:val="center"/>
               <w:rPr>
                 <w:rFonts w:cs="Arial"/>
               </w:rPr>
@@ -8230,12 +8134,15 @@
         </w:tc>
         <w:tc>
           <w:tcPr>
-            <w:tcW w:w="0" w:type="auto"/>
-            <w:vAlign w:val="center"/>
-            <w:hideMark/>
+            <w:tcW w:w="2265" w:type="dxa"/>
+            <w:tcBorders>
+              <w:left w:val="single" w:sz="12" w:space="0" w:color="auto"/>
+              <w:bottom w:val="single" w:sz="12" w:space="0" w:color="auto"/>
+            </w:tcBorders>
           </w:tcPr>
           <w:p>
             <w:pPr>
+              <w:jc w:val="center"/>
               <w:rPr>
                 <w:rFonts w:cs="Arial"/>
               </w:rPr>
@@ -8250,12 +8157,14 @@
         </w:tc>
         <w:tc>
           <w:tcPr>
-            <w:tcW w:w="0" w:type="auto"/>
-            <w:vAlign w:val="center"/>
-            <w:hideMark/>
+            <w:tcW w:w="2266" w:type="dxa"/>
+            <w:tcBorders>
+              <w:bottom w:val="single" w:sz="12" w:space="0" w:color="auto"/>
+            </w:tcBorders>
           </w:tcPr>
           <w:p>
             <w:pPr>
+              <w:jc w:val="center"/>
               <w:rPr>
                 <w:rFonts w:cs="Arial"/>
               </w:rPr>
@@ -8270,12 +8179,14 @@
         </w:tc>
         <w:tc>
           <w:tcPr>
-            <w:tcW w:w="0" w:type="auto"/>
-            <w:vAlign w:val="center"/>
-            <w:hideMark/>
+            <w:tcW w:w="2266" w:type="dxa"/>
+            <w:tcBorders>
+              <w:bottom w:val="single" w:sz="12" w:space="0" w:color="auto"/>
+            </w:tcBorders>
           </w:tcPr>
           <w:p>
             <w:pPr>
+              <w:jc w:val="center"/>
               <w:rPr>
                 <w:rFonts w:cs="Arial"/>
               </w:rPr>
@@ -8290,17 +8201,17 @@
         </w:tc>
       </w:tr>
       <w:tr>
-        <w:trPr>
-          <w:tblCellSpacing w:w="15" w:type="dxa"/>
-        </w:trPr>
         <w:tc>
           <w:tcPr>
-            <w:tcW w:w="0" w:type="auto"/>
-            <w:vAlign w:val="center"/>
-            <w:hideMark/>
+            <w:tcW w:w="2265" w:type="dxa"/>
+            <w:tcBorders>
+              <w:top w:val="single" w:sz="12" w:space="0" w:color="auto"/>
+              <w:right w:val="single" w:sz="12" w:space="0" w:color="auto"/>
+            </w:tcBorders>
           </w:tcPr>
           <w:p>
             <w:pPr>
+              <w:jc w:val="center"/>
               <w:rPr>
                 <w:rFonts w:cs="Arial"/>
               </w:rPr>
@@ -8315,12 +8226,15 @@
         </w:tc>
         <w:tc>
           <w:tcPr>
-            <w:tcW w:w="0" w:type="auto"/>
-            <w:vAlign w:val="center"/>
-            <w:hideMark/>
+            <w:tcW w:w="2265" w:type="dxa"/>
+            <w:tcBorders>
+              <w:top w:val="single" w:sz="12" w:space="0" w:color="auto"/>
+              <w:left w:val="single" w:sz="12" w:space="0" w:color="auto"/>
+            </w:tcBorders>
           </w:tcPr>
           <w:p>
             <w:pPr>
+              <w:jc w:val="center"/>
               <w:rPr>
                 <w:rFonts w:cs="Arial"/>
               </w:rPr>
@@ -8329,30 +8243,20 @@
               <w:rPr>
                 <w:rFonts w:cs="Arial"/>
               </w:rPr>
-              <w:t>55</w:t>
-            </w:r>
-            <w:r>
-              <w:rPr>
-                <w:rFonts w:cs="Arial"/>
-              </w:rPr>
-              <w:t> </w:t>
-            </w:r>
-            <w:r>
-              <w:rPr>
-                <w:rFonts w:cs="Arial"/>
-              </w:rPr>
-              <w:t>%</w:t>
+              <w:t>55 %</w:t>
             </w:r>
           </w:p>
         </w:tc>
         <w:tc>
           <w:tcPr>
-            <w:tcW w:w="0" w:type="auto"/>
-            <w:vAlign w:val="center"/>
-            <w:hideMark/>
+            <w:tcW w:w="2266" w:type="dxa"/>
+            <w:tcBorders>
+              <w:top w:val="single" w:sz="12" w:space="0" w:color="auto"/>
+            </w:tcBorders>
           </w:tcPr>
           <w:p>
             <w:pPr>
+              <w:jc w:val="center"/>
               <w:rPr>
                 <w:rFonts w:cs="Arial"/>
               </w:rPr>
@@ -8361,30 +8265,20 @@
               <w:rPr>
                 <w:rFonts w:cs="Arial"/>
               </w:rPr>
-              <w:t>65</w:t>
-            </w:r>
-            <w:r>
-              <w:rPr>
-                <w:rFonts w:cs="Arial"/>
-              </w:rPr>
-              <w:t> </w:t>
-            </w:r>
-            <w:r>
-              <w:rPr>
-                <w:rFonts w:cs="Arial"/>
-              </w:rPr>
-              <w:t>%</w:t>
+              <w:t>65 %</w:t>
             </w:r>
           </w:p>
         </w:tc>
         <w:tc>
           <w:tcPr>
-            <w:tcW w:w="0" w:type="auto"/>
-            <w:vAlign w:val="center"/>
-            <w:hideMark/>
+            <w:tcW w:w="2266" w:type="dxa"/>
+            <w:tcBorders>
+              <w:top w:val="single" w:sz="12" w:space="0" w:color="auto"/>
+            </w:tcBorders>
           </w:tcPr>
           <w:p>
             <w:pPr>
+              <w:jc w:val="center"/>
               <w:rPr>
                 <w:rFonts w:cs="Arial"/>
               </w:rPr>
@@ -8393,35 +8287,22 @@
               <w:rPr>
                 <w:rFonts w:cs="Arial"/>
               </w:rPr>
-              <w:t>100</w:t>
-            </w:r>
-            <w:r>
-              <w:rPr>
-                <w:rFonts w:cs="Arial"/>
-              </w:rPr>
-              <w:t> </w:t>
-            </w:r>
-            <w:r>
-              <w:rPr>
-                <w:rFonts w:cs="Arial"/>
-              </w:rPr>
-              <w:t>%</w:t>
+              <w:t>100 %</w:t>
             </w:r>
           </w:p>
         </w:tc>
       </w:tr>
       <w:tr>
-        <w:trPr>
-          <w:tblCellSpacing w:w="15" w:type="dxa"/>
-        </w:trPr>
         <w:tc>
           <w:tcPr>
-            <w:tcW w:w="0" w:type="auto"/>
-            <w:vAlign w:val="center"/>
-            <w:hideMark/>
+            <w:tcW w:w="2265" w:type="dxa"/>
+            <w:tcBorders>
+              <w:right w:val="single" w:sz="12" w:space="0" w:color="auto"/>
+            </w:tcBorders>
           </w:tcPr>
           <w:p>
             <w:pPr>
+              <w:jc w:val="center"/>
               <w:rPr>
                 <w:rFonts w:cs="Arial"/>
               </w:rPr>
@@ -8436,12 +8317,14 @@
         </w:tc>
         <w:tc>
           <w:tcPr>
-            <w:tcW w:w="0" w:type="auto"/>
-            <w:vAlign w:val="center"/>
-            <w:hideMark/>
+            <w:tcW w:w="2265" w:type="dxa"/>
+            <w:tcBorders>
+              <w:left w:val="single" w:sz="12" w:space="0" w:color="auto"/>
+            </w:tcBorders>
           </w:tcPr>
           <w:p>
             <w:pPr>
+              <w:jc w:val="center"/>
               <w:rPr>
                 <w:rFonts w:cs="Arial"/>
               </w:rPr>
@@ -8450,18 +8333,17 @@
               <w:rPr>
                 <w:rFonts w:cs="Arial"/>
               </w:rPr>
-              <w:t>500–600</w:t>
+              <w:t>500-600</w:t>
             </w:r>
           </w:p>
         </w:tc>
         <w:tc>
           <w:tcPr>
-            <w:tcW w:w="0" w:type="auto"/>
-            <w:vAlign w:val="center"/>
-            <w:hideMark/>
+            <w:tcW w:w="2266" w:type="dxa"/>
           </w:tcPr>
           <w:p>
             <w:pPr>
+              <w:jc w:val="center"/>
               <w:rPr>
                 <w:rFonts w:cs="Arial"/>
               </w:rPr>
@@ -8470,18 +8352,17 @@
               <w:rPr>
                 <w:rFonts w:cs="Arial"/>
               </w:rPr>
-              <w:t>700–800</w:t>
+              <w:t>700-800</w:t>
             </w:r>
           </w:p>
         </w:tc>
         <w:tc>
           <w:tcPr>
-            <w:tcW w:w="0" w:type="auto"/>
-            <w:vAlign w:val="center"/>
-            <w:hideMark/>
+            <w:tcW w:w="2266" w:type="dxa"/>
           </w:tcPr>
           <w:p>
             <w:pPr>
+              <w:jc w:val="center"/>
               <w:rPr>
                 <w:rFonts w:cs="Arial"/>
               </w:rPr>
@@ -8490,19 +8371,13 @@
               <w:rPr>
                 <w:rFonts w:cs="Arial"/>
               </w:rPr>
-              <w:t>mind. 4000 (80</w:t>
+              <w:t>mind. 4000 (80 %</w:t>
             </w:r>
             <w:r>
               <w:rPr>
                 <w:rFonts w:cs="Arial"/>
               </w:rPr>
-              <w:t> </w:t>
-            </w:r>
-            <w:r>
-              <w:rPr>
-                <w:rFonts w:cs="Arial"/>
-              </w:rPr>
-              <w:t xml:space="preserve">% </w:t>
+              <w:t xml:space="preserve"> </w:t>
             </w:r>
             <w:proofErr w:type="spellStart"/>
             <w:r>
@@ -8522,17 +8397,16 @@
         </w:tc>
       </w:tr>
       <w:tr>
-        <w:trPr>
-          <w:tblCellSpacing w:w="15" w:type="dxa"/>
-        </w:trPr>
         <w:tc>
           <w:tcPr>
-            <w:tcW w:w="0" w:type="auto"/>
-            <w:vAlign w:val="center"/>
-            <w:hideMark/>
+            <w:tcW w:w="2265" w:type="dxa"/>
+            <w:tcBorders>
+              <w:right w:val="single" w:sz="12" w:space="0" w:color="auto"/>
+            </w:tcBorders>
           </w:tcPr>
           <w:p>
             <w:pPr>
+              <w:jc w:val="center"/>
               <w:rPr>
                 <w:rFonts w:cs="Arial"/>
               </w:rPr>
@@ -8547,12 +8421,14 @@
         </w:tc>
         <w:tc>
           <w:tcPr>
-            <w:tcW w:w="0" w:type="auto"/>
-            <w:vAlign w:val="center"/>
-            <w:hideMark/>
+            <w:tcW w:w="2265" w:type="dxa"/>
+            <w:tcBorders>
+              <w:left w:val="single" w:sz="12" w:space="0" w:color="auto"/>
+            </w:tcBorders>
           </w:tcPr>
           <w:p>
             <w:pPr>
+              <w:jc w:val="center"/>
               <w:rPr>
                 <w:rFonts w:cs="Arial"/>
               </w:rPr>
@@ -8561,18 +8437,17 @@
               <w:rPr>
                 <w:rFonts w:cs="Arial"/>
               </w:rPr>
-              <w:t>25–35</w:t>
+              <w:t>25-35</w:t>
             </w:r>
           </w:p>
         </w:tc>
         <w:tc>
           <w:tcPr>
-            <w:tcW w:w="0" w:type="auto"/>
-            <w:vAlign w:val="center"/>
-            <w:hideMark/>
+            <w:tcW w:w="2266" w:type="dxa"/>
           </w:tcPr>
           <w:p>
             <w:pPr>
+              <w:jc w:val="center"/>
               <w:rPr>
                 <w:rFonts w:cs="Arial"/>
               </w:rPr>
@@ -8581,18 +8456,17 @@
               <w:rPr>
                 <w:rFonts w:cs="Arial"/>
               </w:rPr>
-              <w:t>25–35</w:t>
+              <w:t>25-35</w:t>
             </w:r>
           </w:p>
         </w:tc>
         <w:tc>
           <w:tcPr>
-            <w:tcW w:w="0" w:type="auto"/>
-            <w:vAlign w:val="center"/>
-            <w:hideMark/>
+            <w:tcW w:w="2266" w:type="dxa"/>
           </w:tcPr>
           <w:p>
             <w:pPr>
+              <w:jc w:val="center"/>
               <w:rPr>
                 <w:rFonts w:cs="Arial"/>
               </w:rPr>
@@ -8601,23 +8475,22 @@
               <w:rPr>
                 <w:rFonts w:cs="Arial"/>
               </w:rPr>
-              <w:t>8–10</w:t>
+              <w:t>8-10</w:t>
             </w:r>
           </w:p>
         </w:tc>
       </w:tr>
       <w:tr>
-        <w:trPr>
-          <w:tblCellSpacing w:w="15" w:type="dxa"/>
-        </w:trPr>
         <w:tc>
           <w:tcPr>
-            <w:tcW w:w="0" w:type="auto"/>
-            <w:vAlign w:val="center"/>
-            <w:hideMark/>
+            <w:tcW w:w="2265" w:type="dxa"/>
+            <w:tcBorders>
+              <w:right w:val="single" w:sz="12" w:space="0" w:color="auto"/>
+            </w:tcBorders>
           </w:tcPr>
           <w:p>
             <w:pPr>
+              <w:jc w:val="center"/>
               <w:rPr>
                 <w:rFonts w:cs="Arial"/>
               </w:rPr>
@@ -8632,12 +8505,14 @@
         </w:tc>
         <w:tc>
           <w:tcPr>
-            <w:tcW w:w="0" w:type="auto"/>
-            <w:vAlign w:val="center"/>
-            <w:hideMark/>
+            <w:tcW w:w="2265" w:type="dxa"/>
+            <w:tcBorders>
+              <w:left w:val="single" w:sz="12" w:space="0" w:color="auto"/>
+            </w:tcBorders>
           </w:tcPr>
           <w:p>
             <w:pPr>
+              <w:jc w:val="center"/>
               <w:rPr>
                 <w:rFonts w:cs="Arial"/>
               </w:rPr>
@@ -8646,30 +8521,17 @@
               <w:rPr>
                 <w:rFonts w:cs="Arial"/>
               </w:rPr>
-              <w:t>-20 bis +40</w:t>
-            </w:r>
-            <w:r>
-              <w:rPr>
-                <w:rFonts w:cs="Arial"/>
-              </w:rPr>
-              <w:t> </w:t>
-            </w:r>
-            <w:r>
-              <w:rPr>
-                <w:rFonts w:cs="Arial"/>
-              </w:rPr>
-              <w:t>°C</w:t>
+              <w:t>-20 bis +40 °C</w:t>
             </w:r>
           </w:p>
         </w:tc>
         <w:tc>
           <w:tcPr>
-            <w:tcW w:w="0" w:type="auto"/>
-            <w:vAlign w:val="center"/>
-            <w:hideMark/>
+            <w:tcW w:w="2266" w:type="dxa"/>
           </w:tcPr>
           <w:p>
             <w:pPr>
+              <w:jc w:val="center"/>
               <w:rPr>
                 <w:rFonts w:cs="Arial"/>
               </w:rPr>
@@ -8678,30 +8540,17 @@
               <w:rPr>
                 <w:rFonts w:cs="Arial"/>
               </w:rPr>
-              <w:t>-20 bis +40</w:t>
-            </w:r>
-            <w:r>
-              <w:rPr>
-                <w:rFonts w:cs="Arial"/>
-              </w:rPr>
-              <w:t> </w:t>
-            </w:r>
-            <w:r>
-              <w:rPr>
-                <w:rFonts w:cs="Arial"/>
-              </w:rPr>
-              <w:t xml:space="preserve">°C </w:t>
+              <w:t>-20 bis +40 °C</w:t>
             </w:r>
           </w:p>
         </w:tc>
         <w:tc>
           <w:tcPr>
-            <w:tcW w:w="0" w:type="auto"/>
-            <w:vAlign w:val="center"/>
-            <w:hideMark/>
+            <w:tcW w:w="2266" w:type="dxa"/>
           </w:tcPr>
           <w:p>
             <w:pPr>
+              <w:jc w:val="center"/>
               <w:rPr>
                 <w:rFonts w:cs="Arial"/>
               </w:rPr>
@@ -8710,35 +8559,22 @@
               <w:rPr>
                 <w:rFonts w:cs="Arial"/>
               </w:rPr>
-              <w:t>-20 bis +60</w:t>
-            </w:r>
-            <w:r>
-              <w:rPr>
-                <w:rFonts w:cs="Arial"/>
-              </w:rPr>
-              <w:t> </w:t>
-            </w:r>
-            <w:r>
-              <w:rPr>
-                <w:rFonts w:cs="Arial"/>
-              </w:rPr>
-              <w:t>°C</w:t>
+              <w:t>-20 bis +60 °C</w:t>
             </w:r>
           </w:p>
         </w:tc>
       </w:tr>
       <w:tr>
-        <w:trPr>
-          <w:tblCellSpacing w:w="15" w:type="dxa"/>
-        </w:trPr>
         <w:tc>
           <w:tcPr>
-            <w:tcW w:w="0" w:type="auto"/>
-            <w:vAlign w:val="center"/>
-            <w:hideMark/>
+            <w:tcW w:w="2265" w:type="dxa"/>
+            <w:tcBorders>
+              <w:right w:val="single" w:sz="12" w:space="0" w:color="auto"/>
+            </w:tcBorders>
           </w:tcPr>
           <w:p>
             <w:pPr>
+              <w:jc w:val="center"/>
               <w:rPr>
                 <w:rFonts w:cs="Arial"/>
               </w:rPr>
@@ -8753,12 +8589,14 @@
         </w:tc>
         <w:tc>
           <w:tcPr>
-            <w:tcW w:w="0" w:type="auto"/>
-            <w:vAlign w:val="center"/>
-            <w:hideMark/>
+            <w:tcW w:w="2265" w:type="dxa"/>
+            <w:tcBorders>
+              <w:left w:val="single" w:sz="12" w:space="0" w:color="auto"/>
+            </w:tcBorders>
           </w:tcPr>
           <w:p>
             <w:pPr>
+              <w:jc w:val="center"/>
               <w:rPr>
                 <w:rFonts w:cs="Arial"/>
               </w:rPr>
@@ -8773,12 +8611,11 @@
         </w:tc>
         <w:tc>
           <w:tcPr>
-            <w:tcW w:w="0" w:type="auto"/>
-            <w:vAlign w:val="center"/>
-            <w:hideMark/>
+            <w:tcW w:w="2266" w:type="dxa"/>
           </w:tcPr>
           <w:p>
             <w:pPr>
+              <w:jc w:val="center"/>
               <w:rPr>
                 <w:rFonts w:cs="Arial"/>
               </w:rPr>
@@ -8793,12 +8630,11 @@
         </w:tc>
         <w:tc>
           <w:tcPr>
-            <w:tcW w:w="0" w:type="auto"/>
-            <w:vAlign w:val="center"/>
-            <w:hideMark/>
+            <w:tcW w:w="2266" w:type="dxa"/>
           </w:tcPr>
           <w:p>
             <w:pPr>
+              <w:jc w:val="center"/>
               <w:rPr>
                 <w:rFonts w:cs="Arial"/>
               </w:rPr>
@@ -8808,22 +8644,27 @@
                 <w:rFonts w:cs="Arial"/>
               </w:rPr>
               <w:t>Ja</w:t>
+            </w:r>
+            <w:r>
+              <w:rPr>
+                <w:rFonts w:cs="Arial"/>
+              </w:rPr>
+              <w:t xml:space="preserve"> (integriert)</w:t>
             </w:r>
           </w:p>
         </w:tc>
       </w:tr>
       <w:tr>
-        <w:trPr>
-          <w:tblCellSpacing w:w="15" w:type="dxa"/>
-        </w:trPr>
         <w:tc>
           <w:tcPr>
-            <w:tcW w:w="0" w:type="auto"/>
-            <w:vAlign w:val="center"/>
-            <w:hideMark/>
+            <w:tcW w:w="2265" w:type="dxa"/>
+            <w:tcBorders>
+              <w:right w:val="single" w:sz="12" w:space="0" w:color="auto"/>
+            </w:tcBorders>
           </w:tcPr>
           <w:p>
             <w:pPr>
+              <w:jc w:val="center"/>
               <w:rPr>
                 <w:rFonts w:cs="Arial"/>
               </w:rPr>
@@ -8838,12 +8679,14 @@
         </w:tc>
         <w:tc>
           <w:tcPr>
-            <w:tcW w:w="0" w:type="auto"/>
-            <w:vAlign w:val="center"/>
-            <w:hideMark/>
+            <w:tcW w:w="2265" w:type="dxa"/>
+            <w:tcBorders>
+              <w:left w:val="single" w:sz="12" w:space="0" w:color="auto"/>
+            </w:tcBorders>
           </w:tcPr>
           <w:p>
             <w:pPr>
+              <w:jc w:val="center"/>
               <w:rPr>
                 <w:rFonts w:cs="Arial"/>
               </w:rPr>
@@ -8858,12 +8701,11 @@
         </w:tc>
         <w:tc>
           <w:tcPr>
-            <w:tcW w:w="0" w:type="auto"/>
-            <w:vAlign w:val="center"/>
-            <w:hideMark/>
+            <w:tcW w:w="2266" w:type="dxa"/>
           </w:tcPr>
           <w:p>
             <w:pPr>
+              <w:jc w:val="center"/>
               <w:rPr>
                 <w:rFonts w:cs="Arial"/>
               </w:rPr>
@@ -8878,12 +8720,11 @@
         </w:tc>
         <w:tc>
           <w:tcPr>
-            <w:tcW w:w="0" w:type="auto"/>
-            <w:vAlign w:val="center"/>
-            <w:hideMark/>
+            <w:tcW w:w="2266" w:type="dxa"/>
           </w:tcPr>
           <w:p>
             <w:pPr>
+              <w:jc w:val="center"/>
               <w:rPr>
                 <w:rFonts w:cs="Arial"/>
               </w:rPr>
@@ -8893,6 +8734,270 @@
                 <w:rFonts w:cs="Arial"/>
               </w:rPr>
               <w:t>über 10 Jahre</w:t>
+            </w:r>
+          </w:p>
+        </w:tc>
+      </w:tr>
+      <w:tr>
+        <w:tc>
+          <w:tcPr>
+            <w:tcW w:w="2265" w:type="dxa"/>
+            <w:tcBorders>
+              <w:right w:val="single" w:sz="12" w:space="0" w:color="auto"/>
+            </w:tcBorders>
+          </w:tcPr>
+          <w:p>
+            <w:pPr>
+              <w:jc w:val="center"/>
+              <w:rPr>
+                <w:rFonts w:cs="Arial"/>
+              </w:rPr>
+            </w:pPr>
+            <w:r>
+              <w:rPr>
+                <w:rFonts w:cs="Arial"/>
+              </w:rPr>
+              <w:t>Laden bei Frost (&lt;0 °C)</w:t>
+            </w:r>
+          </w:p>
+        </w:tc>
+        <w:tc>
+          <w:tcPr>
+            <w:tcW w:w="2265" w:type="dxa"/>
+            <w:tcBorders>
+              <w:left w:val="single" w:sz="12" w:space="0" w:color="auto"/>
+            </w:tcBorders>
+          </w:tcPr>
+          <w:p>
+            <w:pPr>
+              <w:jc w:val="center"/>
+              <w:rPr>
+                <w:rFonts w:cs="Arial"/>
+              </w:rPr>
+            </w:pPr>
+            <w:r>
+              <w:rPr>
+                <w:rFonts w:cs="Arial"/>
+              </w:rPr>
+              <w:t>Ja (</w:t>
+            </w:r>
+            <w:r>
+              <w:rPr>
+                <w:rFonts w:cs="Arial"/>
+              </w:rPr>
+              <w:t>-20 bis +40 °C</w:t>
+            </w:r>
+            <w:r>
+              <w:rPr>
+                <w:rFonts w:cs="Arial"/>
+              </w:rPr>
+              <w:t>)</w:t>
+            </w:r>
+          </w:p>
+        </w:tc>
+        <w:tc>
+          <w:tcPr>
+            <w:tcW w:w="2266" w:type="dxa"/>
+          </w:tcPr>
+          <w:p>
+            <w:pPr>
+              <w:jc w:val="center"/>
+              <w:rPr>
+                <w:rFonts w:cs="Arial"/>
+              </w:rPr>
+            </w:pPr>
+            <w:r>
+              <w:rPr>
+                <w:rFonts w:cs="Arial"/>
+              </w:rPr>
+              <w:t>Ja (-20 bis +40 °C)</w:t>
+            </w:r>
+          </w:p>
+        </w:tc>
+        <w:tc>
+          <w:tcPr>
+            <w:tcW w:w="2266" w:type="dxa"/>
+          </w:tcPr>
+          <w:p>
+            <w:pPr>
+              <w:jc w:val="center"/>
+              <w:rPr>
+                <w:rFonts w:cs="Arial"/>
+              </w:rPr>
+            </w:pPr>
+            <w:r>
+              <w:rPr>
+                <w:rFonts w:cs="Arial"/>
+              </w:rPr>
+              <w:t>Nein (max. 0 °C)</w:t>
+            </w:r>
+          </w:p>
+        </w:tc>
+      </w:tr>
+      <w:tr>
+        <w:tc>
+          <w:tcPr>
+            <w:tcW w:w="2265" w:type="dxa"/>
+            <w:tcBorders>
+              <w:right w:val="single" w:sz="12" w:space="0" w:color="auto"/>
+            </w:tcBorders>
+          </w:tcPr>
+          <w:p>
+            <w:pPr>
+              <w:jc w:val="center"/>
+              <w:rPr>
+                <w:rFonts w:cs="Arial"/>
+              </w:rPr>
+            </w:pPr>
+            <w:r>
+              <w:rPr>
+                <w:rFonts w:cs="Arial"/>
+              </w:rPr>
+              <w:t>Ganzjähriger Outdoor-Betrieb ohne Heizung</w:t>
+            </w:r>
+          </w:p>
+        </w:tc>
+        <w:tc>
+          <w:tcPr>
+            <w:tcW w:w="2265" w:type="dxa"/>
+            <w:tcBorders>
+              <w:left w:val="single" w:sz="12" w:space="0" w:color="auto"/>
+            </w:tcBorders>
+          </w:tcPr>
+          <w:p>
+            <w:pPr>
+              <w:jc w:val="center"/>
+              <w:rPr>
+                <w:rFonts w:cs="Arial"/>
+              </w:rPr>
+            </w:pPr>
+            <w:r>
+              <w:rPr>
+                <w:rFonts w:cs="Arial"/>
+              </w:rPr>
+              <w:t>Möglich</w:t>
+            </w:r>
+          </w:p>
+        </w:tc>
+        <w:tc>
+          <w:tcPr>
+            <w:tcW w:w="2266" w:type="dxa"/>
+          </w:tcPr>
+          <w:p>
+            <w:pPr>
+              <w:jc w:val="center"/>
+              <w:rPr>
+                <w:rFonts w:cs="Arial"/>
+              </w:rPr>
+            </w:pPr>
+            <w:r>
+              <w:rPr>
+                <w:rFonts w:cs="Arial"/>
+              </w:rPr>
+              <w:t>Möglich</w:t>
+            </w:r>
+          </w:p>
+        </w:tc>
+        <w:tc>
+          <w:tcPr>
+            <w:tcW w:w="2266" w:type="dxa"/>
+          </w:tcPr>
+          <w:p>
+            <w:pPr>
+              <w:jc w:val="center"/>
+              <w:rPr>
+                <w:rFonts w:cs="Arial"/>
+              </w:rPr>
+            </w:pPr>
+            <w:r>
+              <w:rPr>
+                <w:rFonts w:cs="Arial"/>
+              </w:rPr>
+              <w:t>LT-Serie erforderlich</w:t>
+            </w:r>
+          </w:p>
+        </w:tc>
+      </w:tr>
+      <w:tr>
+        <w:tc>
+          <w:tcPr>
+            <w:tcW w:w="2265" w:type="dxa"/>
+            <w:tcBorders>
+              <w:right w:val="single" w:sz="12" w:space="0" w:color="auto"/>
+            </w:tcBorders>
+          </w:tcPr>
+          <w:p>
+            <w:pPr>
+              <w:jc w:val="center"/>
+              <w:rPr>
+                <w:rFonts w:cs="Arial"/>
+              </w:rPr>
+            </w:pPr>
+            <w:r>
+              <w:rPr>
+                <w:rFonts w:cs="Arial"/>
+              </w:rPr>
+              <w:t>Betrieb mit leistungsstarken Verbrauchern</w:t>
+            </w:r>
+          </w:p>
+        </w:tc>
+        <w:tc>
+          <w:tcPr>
+            <w:tcW w:w="2265" w:type="dxa"/>
+            <w:tcBorders>
+              <w:left w:val="single" w:sz="12" w:space="0" w:color="auto"/>
+            </w:tcBorders>
+          </w:tcPr>
+          <w:p>
+            <w:pPr>
+              <w:jc w:val="center"/>
+              <w:rPr>
+                <w:rFonts w:cs="Arial"/>
+              </w:rPr>
+            </w:pPr>
+            <w:r>
+              <w:rPr>
+                <w:rFonts w:cs="Arial"/>
+              </w:rPr>
+              <w:t>Ja</w:t>
+            </w:r>
+          </w:p>
+        </w:tc>
+        <w:tc>
+          <w:tcPr>
+            <w:tcW w:w="2266" w:type="dxa"/>
+          </w:tcPr>
+          <w:p>
+            <w:pPr>
+              <w:jc w:val="center"/>
+              <w:rPr>
+                <w:rFonts w:cs="Arial"/>
+              </w:rPr>
+            </w:pPr>
+            <w:r>
+              <w:rPr>
+                <w:rFonts w:cs="Arial"/>
+              </w:rPr>
+              <w:t>Nein (verkürzt Lebensdauer)</w:t>
+            </w:r>
+          </w:p>
+        </w:tc>
+        <w:tc>
+          <w:tcPr>
+            <w:tcW w:w="2266" w:type="dxa"/>
+          </w:tcPr>
+          <w:p>
+            <w:pPr>
+              <w:jc w:val="center"/>
+              <w:rPr>
+                <w:rFonts w:cs="Arial"/>
+              </w:rPr>
+            </w:pPr>
+            <w:r>
+              <w:rPr>
+                <w:rFonts w:cs="Arial"/>
+              </w:rPr>
+              <w:t>Ja</w:t>
             </w:r>
           </w:p>
         </w:tc>
@@ -8900,7 +9005,8 @@
     </w:tbl>
     <w:p>
       <w:pPr>
-        <w:ind w:firstLine="708"/>
+        <w:spacing w:before="120"/>
+        <w:ind w:left="708"/>
         <w:jc w:val="both"/>
         <w:rPr>
           <w:rFonts w:cs="Arial"/>
@@ -8910,7 +9016,31 @@
         <w:rPr>
           <w:rFonts w:cs="Arial"/>
         </w:rPr>
-        <w:t>Technischer Vergleich:</w:t>
+        <w:fldChar w:fldCharType="begin"/>
+      </w:r>
+      <w:r>
+        <w:rPr>
+          <w:rFonts w:cs="Arial"/>
+        </w:rPr>
+        <w:instrText xml:space="preserve"> ADDIN ZOTERO_ITEM CSL_CITATION {"citationID":"Myba2o8l","properties":{"formattedCitation":"[13], [14]","plainCitation":"[13], [14]","dontUpdate":true,"noteIndex":0},"citationItems":[{"id":39,"uris":["http://zotero.org/groups/6046789/items/GFXVEUE2"],"itemData":{"id":39,"type":"webpage","abstract":"In diesem Beitrag geht es um die Unterschiede sowie die Vor- und Nachteile von AGM-, Gel- und LiFePO4-Batterien.","container-title":"Batterietechnologien: Unterschiede und welche ist die richtige für mi","language":"de","title":"Batterietechnologien: Unterschiede und welche ist die richtige für mi","title-short":"Batterietechnologien","URL":"https://www.ective.de/blog/batterietechnologien-unterschiede-und-die-richtige-fuer-mich","accessed":{"date-parts":[["2026",2,17]]}},"label":"page"},{"id":40,"uris":["http://zotero.org/groups/6046789/items/E6HEMQYX"],"itemData":{"id":40,"type":"webpage","abstract":"Sie suchen eine Batterie für das Boot oder den Wohnwagen? AGM oder Lithium?","language":"de","title":"2.1 AGM vs. Lithium - Was ist besser?","URL":"http://greenboatsolutions.de/ratgeber/agm-vs-lithium?srsltid=AfmBOoq4MEVKskN6v5GYbOgMlML4Zs3DHCf-YTXt-HHQTaIWApUYtA6a","accessed":{"date-parts":[["2026",2,17]]}},"label":"page"}],"schema":"https://github.com/citation-style-language/schema/raw/master/csl-citation.json"} </w:instrText>
+      </w:r>
+      <w:r>
+        <w:rPr>
+          <w:rFonts w:cs="Arial"/>
+        </w:rPr>
+        <w:fldChar w:fldCharType="separate"/>
+      </w:r>
+      <w:r>
+        <w:rPr>
+          <w:rFonts w:ascii="Aptos" w:hAnsi="Aptos"/>
+        </w:rPr>
+        <w:t>[13][14]</w:t>
+      </w:r>
+      <w:r>
+        <w:rPr>
+          <w:rFonts w:cs="Arial"/>
+        </w:rPr>
+        <w:fldChar w:fldCharType="end"/>
       </w:r>
     </w:p>
     <w:p>
@@ -8921,6 +9051,809 @@
           <w:rFonts w:cs="Arial"/>
         </w:rPr>
       </w:pPr>
+      <w:r>
+        <w:rPr>
+          <w:rFonts w:cs="Arial"/>
+        </w:rPr>
+        <w:t>Die AGM Super Cycle Batterie 100</w:t>
+      </w:r>
+      <w:r>
+        <w:rPr>
+          <w:rFonts w:ascii="Arial" w:hAnsi="Arial" w:cs="Arial"/>
+        </w:rPr>
+        <w:t> </w:t>
+      </w:r>
+      <w:r>
+        <w:rPr>
+          <w:rFonts w:cs="Arial"/>
+        </w:rPr>
+        <w:t>Ah wurde f</w:t>
+      </w:r>
+      <w:r>
+        <w:rPr>
+          <w:rFonts w:ascii="Aptos" w:hAnsi="Aptos" w:cs="Aptos"/>
+        </w:rPr>
+        <w:t>ü</w:t>
+      </w:r>
+      <w:r>
+        <w:rPr>
+          <w:rFonts w:cs="Arial"/>
+        </w:rPr>
+        <w:t>r den Prototyp aufgrund projektspezifischer Anforderungen ausgew</w:t>
+      </w:r>
+      <w:r>
+        <w:rPr>
+          <w:rFonts w:ascii="Aptos" w:hAnsi="Aptos" w:cs="Aptos"/>
+        </w:rPr>
+        <w:t>ä</w:t>
+      </w:r>
+      <w:r>
+        <w:rPr>
+          <w:rFonts w:cs="Arial"/>
+        </w:rPr>
+        <w:t>hlt, insbesondere f</w:t>
+      </w:r>
+      <w:r>
+        <w:rPr>
+          <w:rFonts w:ascii="Aptos" w:hAnsi="Aptos" w:cs="Aptos"/>
+        </w:rPr>
+        <w:t>ü</w:t>
+      </w:r>
+      <w:r>
+        <w:rPr>
+          <w:rFonts w:cs="Arial"/>
+        </w:rPr>
+        <w:t>r den ganzj</w:t>
+      </w:r>
+      <w:r>
+        <w:rPr>
+          <w:rFonts w:ascii="Aptos" w:hAnsi="Aptos" w:cs="Aptos"/>
+        </w:rPr>
+        <w:t>ä</w:t>
+      </w:r>
+      <w:r>
+        <w:rPr>
+          <w:rFonts w:cs="Arial"/>
+        </w:rPr>
+        <w:t>hrigen Outdoor-Betrieb ohne zus</w:t>
+      </w:r>
+      <w:r>
+        <w:rPr>
+          <w:rFonts w:ascii="Aptos" w:hAnsi="Aptos" w:cs="Aptos"/>
+        </w:rPr>
+        <w:t>ä</w:t>
+      </w:r>
+      <w:r>
+        <w:rPr>
+          <w:rFonts w:cs="Arial"/>
+        </w:rPr>
+        <w:t>tzliche Temperaturregelung. Der im Freien montierte Schaltschrank ist Temperaturschwankungen, Feuchtigkeit und Frostperioden ausgesetzt, weshalb eine robuste und wartungsfreie Batterie erforderlich ist. AGM-Batterien k</w:t>
+      </w:r>
+      <w:r>
+        <w:rPr>
+          <w:rFonts w:ascii="Aptos" w:hAnsi="Aptos" w:cs="Aptos"/>
+        </w:rPr>
+        <w:t>ö</w:t>
+      </w:r>
+      <w:r>
+        <w:rPr>
+          <w:rFonts w:cs="Arial"/>
+        </w:rPr>
+        <w:t xml:space="preserve">nnen zwischen </w:t>
+      </w:r>
+      <w:r>
+        <w:rPr>
+          <w:rFonts w:ascii="Aptos" w:hAnsi="Aptos" w:cs="Aptos"/>
+        </w:rPr>
+        <w:t>−</w:t>
+      </w:r>
+      <w:r>
+        <w:rPr>
+          <w:rFonts w:cs="Arial"/>
+        </w:rPr>
+        <w:t>20</w:t>
+      </w:r>
+      <w:r>
+        <w:rPr>
+          <w:rFonts w:ascii="Arial" w:hAnsi="Arial" w:cs="Arial"/>
+        </w:rPr>
+        <w:t> </w:t>
+      </w:r>
+      <w:r>
+        <w:rPr>
+          <w:rFonts w:ascii="Aptos" w:hAnsi="Aptos" w:cs="Aptos"/>
+        </w:rPr>
+        <w:t>°</w:t>
+      </w:r>
+      <w:r>
+        <w:rPr>
+          <w:rFonts w:cs="Arial"/>
+        </w:rPr>
+        <w:t>C und +40</w:t>
+      </w:r>
+      <w:r>
+        <w:rPr>
+          <w:rFonts w:ascii="Arial" w:hAnsi="Arial" w:cs="Arial"/>
+        </w:rPr>
+        <w:t> </w:t>
+      </w:r>
+      <w:r>
+        <w:rPr>
+          <w:rFonts w:ascii="Aptos" w:hAnsi="Aptos" w:cs="Aptos"/>
+        </w:rPr>
+        <w:t>°</w:t>
+      </w:r>
+      <w:r>
+        <w:rPr>
+          <w:rFonts w:cs="Arial"/>
+        </w:rPr>
+        <w:t xml:space="preserve">C betrieben werden </w:t>
+      </w:r>
+      <w:r>
+        <w:rPr>
+          <w:rFonts w:cs="Arial"/>
+        </w:rPr>
+        <w:fldChar w:fldCharType="begin"/>
+      </w:r>
+      <w:r>
+        <w:rPr>
+          <w:rFonts w:cs="Arial"/>
+        </w:rPr>
+        <w:instrText xml:space="preserve"> ADDIN ZOTERO_ITEM CSL_CITATION {"citationID":"kEugzlGg","properties":{"formattedCitation":"[13]","plainCitation":"[13]","noteIndex":0},"citationItems":[{"id":39,"uris":["http://zotero.org/groups/6046789/items/GFXVEUE2"],"itemData":{"id":39,"type":"webpage","abstract":"In diesem Beitrag geht es um die Unterschiede sowie die Vor- und Nachteile von AGM-, Gel- und LiFePO4-Batterien.","container-title":"Batterietechnologien: Unterschiede und welche ist die richtige für mi","language":"de","title":"Batterietechnologien: Unterschiede und welche ist die richtige für mi","title-short":"Batterietechnologien","URL":"https://www.ective.de/blog/batterietechnologien-unterschiede-und-die-richtige-fuer-mich","accessed":{"date-parts":[["2026",2,17]]}}}],"schema":"https://github.com/citation-style-language/schema/raw/master/csl-citation.json"} </w:instrText>
+      </w:r>
+      <w:r>
+        <w:rPr>
+          <w:rFonts w:cs="Arial"/>
+        </w:rPr>
+        <w:fldChar w:fldCharType="separate"/>
+      </w:r>
+      <w:r>
+        <w:rPr>
+          <w:rFonts w:ascii="Aptos" w:hAnsi="Aptos"/>
+        </w:rPr>
+        <w:t>[13]</w:t>
+      </w:r>
+      <w:r>
+        <w:rPr>
+          <w:rFonts w:cs="Arial"/>
+        </w:rPr>
+        <w:fldChar w:fldCharType="end"/>
+      </w:r>
+      <w:r>
+        <w:rPr>
+          <w:rFonts w:cs="Arial"/>
+        </w:rPr>
+        <w:t>. Im Gegensatz dazu dürfen LiFePO4-Batterien unter 0</w:t>
+      </w:r>
+      <w:r>
+        <w:rPr>
+          <w:rFonts w:ascii="Arial" w:hAnsi="Arial" w:cs="Arial"/>
+        </w:rPr>
+        <w:t> </w:t>
+      </w:r>
+      <w:r>
+        <w:rPr>
+          <w:rFonts w:ascii="Aptos" w:hAnsi="Aptos" w:cs="Aptos"/>
+        </w:rPr>
+        <w:t>°</w:t>
+      </w:r>
+      <w:r>
+        <w:rPr>
+          <w:rFonts w:cs="Arial"/>
+        </w:rPr>
+        <w:t>C nicht geladen werden und erfordern f</w:t>
+      </w:r>
+      <w:r>
+        <w:rPr>
+          <w:rFonts w:ascii="Aptos" w:hAnsi="Aptos" w:cs="Aptos"/>
+        </w:rPr>
+        <w:t>ü</w:t>
+      </w:r>
+      <w:r>
+        <w:rPr>
+          <w:rFonts w:cs="Arial"/>
+        </w:rPr>
+        <w:t>r niedrigere Temperaturen spezielle Low-</w:t>
+      </w:r>
+      <w:proofErr w:type="spellStart"/>
+      <w:r>
+        <w:rPr>
+          <w:rFonts w:cs="Arial"/>
+        </w:rPr>
+        <w:t>Temperature</w:t>
+      </w:r>
+      <w:proofErr w:type="spellEnd"/>
+      <w:r>
+        <w:rPr>
+          <w:rFonts w:cs="Arial"/>
+        </w:rPr>
+        <w:t>-Serien, die zus</w:t>
+      </w:r>
+      <w:r>
+        <w:rPr>
+          <w:rFonts w:ascii="Aptos" w:hAnsi="Aptos" w:cs="Aptos"/>
+        </w:rPr>
+        <w:t>ä</w:t>
+      </w:r>
+      <w:r>
+        <w:rPr>
+          <w:rFonts w:cs="Arial"/>
+        </w:rPr>
+        <w:t>tzliche Kosten verursachen und die Systemkomplexit</w:t>
+      </w:r>
+      <w:r>
+        <w:rPr>
+          <w:rFonts w:ascii="Aptos" w:hAnsi="Aptos" w:cs="Aptos"/>
+        </w:rPr>
+        <w:t>ä</w:t>
+      </w:r>
+      <w:r>
+        <w:rPr>
+          <w:rFonts w:cs="Arial"/>
+        </w:rPr>
+        <w:t>t erh</w:t>
+      </w:r>
+      <w:r>
+        <w:rPr>
+          <w:rFonts w:ascii="Aptos" w:hAnsi="Aptos" w:cs="Aptos"/>
+        </w:rPr>
+        <w:t>ö</w:t>
+      </w:r>
+      <w:r>
+        <w:rPr>
+          <w:rFonts w:cs="Arial"/>
+        </w:rPr>
+        <w:t xml:space="preserve">hen </w:t>
+      </w:r>
+      <w:r>
+        <w:rPr>
+          <w:rFonts w:cs="Arial"/>
+        </w:rPr>
+        <w:fldChar w:fldCharType="begin"/>
+      </w:r>
+      <w:r>
+        <w:rPr>
+          <w:rFonts w:cs="Arial"/>
+        </w:rPr>
+        <w:instrText xml:space="preserve"> ADDIN ZOTERO_ITEM CSL_CITATION {"citationID":"LVs95U3D","properties":{"formattedCitation":"[13]","plainCitation":"[13]","noteIndex":0},"citationItems":[{"id":39,"uris":["http://zotero.org/groups/6046789/items/GFXVEUE2"],"itemData":{"id":39,"type":"webpage","abstract":"In diesem Beitrag geht es um die Unterschiede sowie die Vor- und Nachteile von AGM-, Gel- und LiFePO4-Batterien.","container-title":"Batterietechnologien: Unterschiede und welche ist die richtige für mi","language":"de","title":"Batterietechnologien: Unterschiede und welche ist die richtige für mi","title-short":"Batterietechnologien","URL":"https://www.ective.de/blog/batterietechnologien-unterschiede-und-die-richtige-fuer-mich","accessed":{"date-parts":[["2026",2,17]]}}}],"schema":"https://github.com/citation-style-language/schema/raw/master/csl-citation.json"} </w:instrText>
+      </w:r>
+      <w:r>
+        <w:rPr>
+          <w:rFonts w:cs="Arial"/>
+        </w:rPr>
+        <w:fldChar w:fldCharType="separate"/>
+      </w:r>
+      <w:r>
+        <w:rPr>
+          <w:rFonts w:ascii="Aptos" w:hAnsi="Aptos"/>
+        </w:rPr>
+        <w:t>[13]</w:t>
+      </w:r>
+      <w:r>
+        <w:rPr>
+          <w:rFonts w:cs="Arial"/>
+        </w:rPr>
+        <w:fldChar w:fldCharType="end"/>
+      </w:r>
+      <w:r>
+        <w:rPr>
+          <w:rFonts w:cs="Arial"/>
+        </w:rPr>
+        <w:t xml:space="preserve">. </w:t>
+      </w:r>
+      <w:r>
+        <w:rPr>
+          <w:rFonts w:cs="Arial"/>
+        </w:rPr>
+        <w:lastRenderedPageBreak/>
+        <w:t xml:space="preserve">AGM-Batterien sind auslaufsicher, </w:t>
+      </w:r>
+      <w:proofErr w:type="spellStart"/>
+      <w:r>
+        <w:rPr>
+          <w:rFonts w:cs="Arial"/>
+        </w:rPr>
+        <w:t>gasungsfrei</w:t>
+      </w:r>
+      <w:proofErr w:type="spellEnd"/>
+      <w:r>
+        <w:rPr>
+          <w:rFonts w:cs="Arial"/>
+        </w:rPr>
+        <w:t xml:space="preserve"> und r</w:t>
+      </w:r>
+      <w:r>
+        <w:rPr>
+          <w:rFonts w:ascii="Aptos" w:hAnsi="Aptos" w:cs="Aptos"/>
+        </w:rPr>
+        <w:t>ü</w:t>
+      </w:r>
+      <w:r>
+        <w:rPr>
+          <w:rFonts w:cs="Arial"/>
+        </w:rPr>
+        <w:t>ttelfest; das in einem Glasfaservlies gebundene Elektrolyt erm</w:t>
+      </w:r>
+      <w:r>
+        <w:rPr>
+          <w:rFonts w:ascii="Aptos" w:hAnsi="Aptos" w:cs="Aptos"/>
+        </w:rPr>
+        <w:t>ö</w:t>
+      </w:r>
+      <w:r>
+        <w:rPr>
+          <w:rFonts w:cs="Arial"/>
+        </w:rPr>
+        <w:t>glicht zudem den Betrieb in Schr</w:t>
+      </w:r>
+      <w:r>
+        <w:rPr>
+          <w:rFonts w:ascii="Aptos" w:hAnsi="Aptos" w:cs="Aptos"/>
+        </w:rPr>
+        <w:t>ä</w:t>
+      </w:r>
+      <w:r>
+        <w:rPr>
+          <w:rFonts w:cs="Arial"/>
+        </w:rPr>
+        <w:t>glage, was besonders bei Outdoor-Installationen mit gelegentlichen Ersch</w:t>
+      </w:r>
+      <w:r>
+        <w:rPr>
+          <w:rFonts w:ascii="Aptos" w:hAnsi="Aptos" w:cs="Aptos"/>
+        </w:rPr>
+        <w:t>ü</w:t>
+      </w:r>
+      <w:r>
+        <w:rPr>
+          <w:rFonts w:cs="Arial"/>
+        </w:rPr>
+        <w:t xml:space="preserve">tterungen durch Wartungsarbeiten von Vorteil ist </w:t>
+      </w:r>
+      <w:r>
+        <w:rPr>
+          <w:rFonts w:cs="Arial"/>
+        </w:rPr>
+        <w:fldChar w:fldCharType="begin"/>
+      </w:r>
+      <w:r>
+        <w:rPr>
+          <w:rFonts w:cs="Arial"/>
+        </w:rPr>
+        <w:instrText xml:space="preserve"> ADDIN ZOTERO_ITEM CSL_CITATION {"citationID":"mtVTvdD5","properties":{"formattedCitation":"[13]","plainCitation":"[13]","noteIndex":0},"citationItems":[{"id":39,"uris":["http://zotero.org/groups/6046789/items/GFXVEUE2"],"itemData":{"id":39,"type":"webpage","abstract":"In diesem Beitrag geht es um die Unterschiede sowie die Vor- und Nachteile von AGM-, Gel- und LiFePO4-Batterien.","container-title":"Batterietechnologien: Unterschiede und welche ist die richtige für mi","language":"de","title":"Batterietechnologien: Unterschiede und welche ist die richtige für mi","title-short":"Batterietechnologien","URL":"https://www.ective.de/blog/batterietechnologien-unterschiede-und-die-richtige-fuer-mich","accessed":{"date-parts":[["2026",2,17]]}}}],"schema":"https://github.com/citation-style-language/schema/raw/master/csl-citation.json"} </w:instrText>
+      </w:r>
+      <w:r>
+        <w:rPr>
+          <w:rFonts w:cs="Arial"/>
+        </w:rPr>
+        <w:fldChar w:fldCharType="separate"/>
+      </w:r>
+      <w:r>
+        <w:rPr>
+          <w:rFonts w:ascii="Aptos" w:hAnsi="Aptos"/>
+        </w:rPr>
+        <w:t>[13]</w:t>
+      </w:r>
+      <w:r>
+        <w:rPr>
+          <w:rFonts w:cs="Arial"/>
+        </w:rPr>
+        <w:fldChar w:fldCharType="end"/>
+      </w:r>
+      <w:r>
+        <w:rPr>
+          <w:rFonts w:cs="Arial"/>
+        </w:rPr>
+        <w:t xml:space="preserve">. Die Batterien liefern kurzfristig hohe Ströme, etwa beim Einschalten des </w:t>
+      </w:r>
+      <w:proofErr w:type="spellStart"/>
+      <w:r>
+        <w:rPr>
+          <w:rFonts w:cs="Arial"/>
+        </w:rPr>
+        <w:t>MultiPlus</w:t>
+      </w:r>
+      <w:proofErr w:type="spellEnd"/>
+      <w:r>
+        <w:rPr>
+          <w:rFonts w:cs="Arial"/>
+        </w:rPr>
+        <w:t xml:space="preserve"> oder bei gleichzeitiger Nutzung mehrerer Verbraucher, während Gel-Batterien eher für kontinuierliche moderate Lasten geeignet sind und bei hohen Spitzenströmen schneller altern</w:t>
+      </w:r>
+      <w:r>
+        <w:rPr>
+          <w:rFonts w:cs="Arial"/>
+        </w:rPr>
+        <w:t xml:space="preserve"> </w:t>
+      </w:r>
+      <w:r>
+        <w:rPr>
+          <w:rFonts w:cs="Arial"/>
+        </w:rPr>
+        <w:fldChar w:fldCharType="begin"/>
+      </w:r>
+      <w:r>
+        <w:rPr>
+          <w:rFonts w:cs="Arial"/>
+        </w:rPr>
+        <w:instrText xml:space="preserve"> ADDIN ZOTERO_ITEM CSL_CITATION {"citationID":"hNS09d8g","properties":{"formattedCitation":"[13]","plainCitation":"[13]","noteIndex":0},"citationItems":[{"id":39,"uris":["http://zotero.org/groups/6046789/items/GFXVEUE2"],"itemData":{"id":39,"type":"webpage","abstract":"In diesem Beitrag geht es um die Unterschiede sowie die Vor- und Nachteile von AGM-, Gel- und LiFePO4-Batterien.","container-title":"Batterietechnologien: Unterschiede und welche ist die richtige für mi","language":"de","title":"Batterietechnologien: Unterschiede und welche ist die richtige für mi","title-short":"Batterietechnologien","URL":"https://www.ective.de/blog/batterietechnologien-unterschiede-und-die-richtige-fuer-mich","accessed":{"date-parts":[["2026",2,17]]}}}],"schema":"https://github.com/citation-style-language/schema/raw/master/csl-citation.json"} </w:instrText>
+      </w:r>
+      <w:r>
+        <w:rPr>
+          <w:rFonts w:cs="Arial"/>
+        </w:rPr>
+        <w:fldChar w:fldCharType="separate"/>
+      </w:r>
+      <w:r>
+        <w:rPr>
+          <w:rFonts w:ascii="Aptos" w:hAnsi="Aptos"/>
+        </w:rPr>
+        <w:t>[13]</w:t>
+      </w:r>
+      <w:r>
+        <w:rPr>
+          <w:rFonts w:cs="Arial"/>
+        </w:rPr>
+        <w:fldChar w:fldCharType="end"/>
+      </w:r>
+      <w:r>
+        <w:rPr>
+          <w:rFonts w:cs="Arial"/>
+        </w:rPr>
+        <w:t xml:space="preserve">. AGM-Batterien benötigen kein </w:t>
+      </w:r>
+      <w:proofErr w:type="spellStart"/>
+      <w:r>
+        <w:rPr>
+          <w:rFonts w:cs="Arial"/>
+        </w:rPr>
+        <w:t>Battery</w:t>
+      </w:r>
+      <w:proofErr w:type="spellEnd"/>
+      <w:r>
+        <w:rPr>
+          <w:rFonts w:cs="Arial"/>
+        </w:rPr>
+        <w:t xml:space="preserve"> Management System</w:t>
+      </w:r>
+      <w:r>
+        <w:rPr>
+          <w:rFonts w:cs="Arial"/>
+        </w:rPr>
+        <w:t xml:space="preserve"> (BMS)</w:t>
+      </w:r>
+      <w:r>
+        <w:rPr>
+          <w:rFonts w:cs="Arial"/>
+        </w:rPr>
+        <w:t xml:space="preserve">, wodurch die Systemintegration vereinfacht wird, und tolerieren gelegentliche Tiefentladungen besser als Standard-AGM-Batterien </w:t>
+      </w:r>
+      <w:r>
+        <w:rPr>
+          <w:rFonts w:cs="Arial"/>
+        </w:rPr>
+        <w:fldChar w:fldCharType="begin"/>
+      </w:r>
+      <w:r>
+        <w:rPr>
+          <w:rFonts w:cs="Arial"/>
+        </w:rPr>
+        <w:instrText xml:space="preserve"> ADDIN ZOTERO_ITEM CSL_CITATION {"citationID":"UFTgAuDI","properties":{"formattedCitation":"[10], [13]","plainCitation":"[10], [13]","noteIndex":0},"citationItems":[{"id":32,"uris":["http://zotero.org/groups/6046789/items/2C8UVX5C"],"itemData":{"id":32,"type":"document","title":"Datasheet-AGM-Super-Cycle-battery-DE.pdf","URL":"https://www.victronenergy.de/upload/documents/Datasheet-AGM-Super-Cycle-battery-DE.pdf","accessed":{"date-parts":[["2026",2,16]]}},"label":"page"},{"id":39,"uris":["http://zotero.org/groups/6046789/items/GFXVEUE2"],"itemData":{"id":39,"type":"webpage","abstract":"In diesem Beitrag geht es um die Unterschiede sowie die Vor- und Nachteile von AGM-, Gel- und LiFePO4-Batterien.","container-title":"Batterietechnologien: Unterschiede und welche ist die richtige für mi","language":"de","title":"Batterietechnologien: Unterschiede und welche ist die richtige für mi","title-short":"Batterietechnologien","URL":"https://www.ective.de/blog/batterietechnologien-unterschiede-und-die-richtige-fuer-mich","accessed":{"date-parts":[["2026",2,17]]}},"label":"page"}],"schema":"https://github.com/citation-style-language/schema/raw/master/csl-citation.json"} </w:instrText>
+      </w:r>
+      <w:r>
+        <w:rPr>
+          <w:rFonts w:cs="Arial"/>
+        </w:rPr>
+        <w:fldChar w:fldCharType="separate"/>
+      </w:r>
+      <w:r>
+        <w:rPr>
+          <w:rFonts w:ascii="Aptos" w:hAnsi="Aptos"/>
+        </w:rPr>
+        <w:t>[10][13]</w:t>
+      </w:r>
+      <w:r>
+        <w:rPr>
+          <w:rFonts w:cs="Arial"/>
+        </w:rPr>
+        <w:fldChar w:fldCharType="end"/>
+      </w:r>
+      <w:r>
+        <w:rPr>
+          <w:rFonts w:cs="Arial"/>
+        </w:rPr>
+        <w:t>. Das höhere Gewicht von 25–35</w:t>
+      </w:r>
+      <w:r>
+        <w:rPr>
+          <w:rFonts w:ascii="Arial" w:hAnsi="Arial" w:cs="Arial"/>
+        </w:rPr>
+        <w:t> </w:t>
+      </w:r>
+      <w:r>
+        <w:rPr>
+          <w:rFonts w:cs="Arial"/>
+        </w:rPr>
+        <w:t>kg/kWh gegen</w:t>
+      </w:r>
+      <w:r>
+        <w:rPr>
+          <w:rFonts w:ascii="Aptos" w:hAnsi="Aptos" w:cs="Aptos"/>
+        </w:rPr>
+        <w:t>ü</w:t>
+      </w:r>
+      <w:r>
+        <w:rPr>
+          <w:rFonts w:cs="Arial"/>
+        </w:rPr>
+        <w:t>ber 8</w:t>
+      </w:r>
+      <w:r>
+        <w:rPr>
+          <w:rFonts w:ascii="Aptos" w:hAnsi="Aptos" w:cs="Aptos"/>
+        </w:rPr>
+        <w:t>–</w:t>
+      </w:r>
+      <w:r>
+        <w:rPr>
+          <w:rFonts w:cs="Arial"/>
+        </w:rPr>
+        <w:t>10</w:t>
+      </w:r>
+      <w:r>
+        <w:rPr>
+          <w:rFonts w:ascii="Arial" w:hAnsi="Arial" w:cs="Arial"/>
+        </w:rPr>
+        <w:t> </w:t>
+      </w:r>
+      <w:r>
+        <w:rPr>
+          <w:rFonts w:cs="Arial"/>
+        </w:rPr>
+        <w:t>kg/kWh bei LiFePO4 spielt im station</w:t>
+      </w:r>
+      <w:r>
+        <w:rPr>
+          <w:rFonts w:ascii="Aptos" w:hAnsi="Aptos" w:cs="Aptos"/>
+        </w:rPr>
+        <w:t>ä</w:t>
+      </w:r>
+      <w:r>
+        <w:rPr>
+          <w:rFonts w:cs="Arial"/>
+        </w:rPr>
+        <w:t>ren Schaltschrank keine Rolle, ist jedoch bei mobilen Anwendungen oder Dachlast-Beschr</w:t>
+      </w:r>
+      <w:r>
+        <w:rPr>
+          <w:rFonts w:ascii="Aptos" w:hAnsi="Aptos" w:cs="Aptos"/>
+        </w:rPr>
+        <w:t>ä</w:t>
+      </w:r>
+      <w:r>
+        <w:rPr>
+          <w:rFonts w:cs="Arial"/>
+        </w:rPr>
+        <w:t xml:space="preserve">nkungen relevant </w:t>
+      </w:r>
+      <w:r>
+        <w:rPr>
+          <w:rFonts w:cs="Arial"/>
+        </w:rPr>
+        <w:fldChar w:fldCharType="begin"/>
+      </w:r>
+      <w:r>
+        <w:rPr>
+          <w:rFonts w:cs="Arial"/>
+        </w:rPr>
+        <w:instrText xml:space="preserve"> ADDIN ZOTERO_ITEM CSL_CITATION {"citationID":"asPVB2rm","properties":{"formattedCitation":"[13], [14]","plainCitation":"[13], [14]","noteIndex":0},"citationItems":[{"id":39,"uris":["http://zotero.org/groups/6046789/items/GFXVEUE2"],"itemData":{"id":39,"type":"webpage","abstract":"In diesem Beitrag geht es um die Unterschiede sowie die Vor- und Nachteile von AGM-, Gel- und LiFePO4-Batterien.","container-title":"Batterietechnologien: Unterschiede und welche ist die richtige für mi","language":"de","title":"Batterietechnologien: Unterschiede und welche ist die richtige für mi","title-short":"Batterietechnologien","URL":"https://www.ective.de/blog/batterietechnologien-unterschiede-und-die-richtige-fuer-mich","accessed":{"date-parts":[["2026",2,17]]}},"label":"page"},{"id":40,"uris":["http://zotero.org/groups/6046789/items/E6HEMQYX"],"itemData":{"id":40,"type":"webpage","abstract":"Sie suchen eine Batterie für das Boot oder den Wohnwagen? AGM oder Lithium?","language":"de","title":"2.1 AGM vs. Lithium - Was ist besser?","URL":"http://greenboatsolutions.de/ratgeber/agm-vs-lithium?srsltid=AfmBOoq4MEVKskN6v5GYbOgMlML4Zs3DHCf-YTXt-HHQTaIWApUYtA6a","accessed":{"date-parts":[["2026",2,17]]}},"label":"page"}],"schema":"https://github.com/citation-style-language/schema/raw/master/csl-citation.json"} </w:instrText>
+      </w:r>
+      <w:r>
+        <w:rPr>
+          <w:rFonts w:cs="Arial"/>
+        </w:rPr>
+        <w:fldChar w:fldCharType="separate"/>
+      </w:r>
+      <w:r>
+        <w:rPr>
+          <w:rFonts w:ascii="Aptos" w:hAnsi="Aptos"/>
+        </w:rPr>
+        <w:t>[13][14]</w:t>
+      </w:r>
+      <w:r>
+        <w:rPr>
+          <w:rFonts w:cs="Arial"/>
+        </w:rPr>
+        <w:fldChar w:fldCharType="end"/>
+      </w:r>
+      <w:r>
+        <w:rPr>
+          <w:rFonts w:cs="Arial"/>
+        </w:rPr>
+        <w:t>. F</w:t>
+      </w:r>
+      <w:r>
+        <w:rPr>
+          <w:rFonts w:ascii="Aptos" w:hAnsi="Aptos" w:cs="Aptos"/>
+        </w:rPr>
+        <w:t>ü</w:t>
+      </w:r>
+      <w:r>
+        <w:rPr>
+          <w:rFonts w:cs="Arial"/>
+        </w:rPr>
+        <w:t xml:space="preserve">r Systeme mit geplanter Betriebsdauer </w:t>
+      </w:r>
+      <w:r>
+        <w:rPr>
+          <w:rFonts w:ascii="Aptos" w:hAnsi="Aptos" w:cs="Aptos"/>
+        </w:rPr>
+        <w:t>ü</w:t>
+      </w:r>
+      <w:r>
+        <w:rPr>
+          <w:rFonts w:cs="Arial"/>
+        </w:rPr>
+        <w:t>ber 10</w:t>
+      </w:r>
+      <w:r>
+        <w:rPr>
+          <w:rFonts w:ascii="Arial" w:hAnsi="Arial" w:cs="Arial"/>
+        </w:rPr>
+        <w:t> </w:t>
+      </w:r>
+      <w:r>
+        <w:rPr>
+          <w:rFonts w:cs="Arial"/>
+        </w:rPr>
+        <w:t>Jahre und t</w:t>
+      </w:r>
+      <w:r>
+        <w:rPr>
+          <w:rFonts w:ascii="Aptos" w:hAnsi="Aptos" w:cs="Aptos"/>
+        </w:rPr>
+        <w:t>ä</w:t>
+      </w:r>
+      <w:r>
+        <w:rPr>
+          <w:rFonts w:cs="Arial"/>
+        </w:rPr>
+        <w:t xml:space="preserve">glicher Nutzung wäre LiFePO4 aufgrund höherer </w:t>
+      </w:r>
+      <w:proofErr w:type="spellStart"/>
+      <w:r>
+        <w:rPr>
+          <w:rFonts w:cs="Arial"/>
+        </w:rPr>
+        <w:t>Zyklenfestigkeit</w:t>
+      </w:r>
+      <w:proofErr w:type="spellEnd"/>
+      <w:r>
+        <w:rPr>
+          <w:rFonts w:cs="Arial"/>
+        </w:rPr>
+        <w:t>, 100</w:t>
+      </w:r>
+      <w:r>
+        <w:rPr>
+          <w:rFonts w:ascii="Arial" w:hAnsi="Arial" w:cs="Arial"/>
+        </w:rPr>
+        <w:t> </w:t>
+      </w:r>
+      <w:r>
+        <w:rPr>
+          <w:rFonts w:cs="Arial"/>
+        </w:rPr>
+        <w:t>% nutzbarer Kapazit</w:t>
+      </w:r>
+      <w:r>
+        <w:rPr>
+          <w:rFonts w:ascii="Aptos" w:hAnsi="Aptos" w:cs="Aptos"/>
+        </w:rPr>
+        <w:t>ä</w:t>
+      </w:r>
+      <w:r>
+        <w:rPr>
+          <w:rFonts w:cs="Arial"/>
+        </w:rPr>
+        <w:t>t und l</w:t>
+      </w:r>
+      <w:r>
+        <w:rPr>
+          <w:rFonts w:ascii="Aptos" w:hAnsi="Aptos" w:cs="Aptos"/>
+        </w:rPr>
+        <w:t>ä</w:t>
+      </w:r>
+      <w:r>
+        <w:rPr>
+          <w:rFonts w:cs="Arial"/>
+        </w:rPr>
+        <w:t xml:space="preserve">ngerer Lebensdauer wirtschaftlich vorteilhafter </w:t>
+      </w:r>
+      <w:r>
+        <w:rPr>
+          <w:rFonts w:cs="Arial"/>
+        </w:rPr>
+        <w:fldChar w:fldCharType="begin"/>
+      </w:r>
+      <w:r>
+        <w:rPr>
+          <w:rFonts w:cs="Arial"/>
+        </w:rPr>
+        <w:instrText xml:space="preserve"> ADDIN ZOTERO_ITEM CSL_CITATION {"citationID":"04gwigus","properties":{"formattedCitation":"[13], [14]","plainCitation":"[13], [14]","noteIndex":0},"citationItems":[{"id":39,"uris":["http://zotero.org/groups/6046789/items/GFXVEUE2"],"itemData":{"id":39,"type":"webpage","abstract":"In diesem Beitrag geht es um die Unterschiede sowie die Vor- und Nachteile von AGM-, Gel- und LiFePO4-Batterien.","container-title":"Batterietechnologien: Unterschiede und welche ist die richtige für mi","language":"de","title":"Batterietechnologien: Unterschiede und welche ist die richtige für mi","title-short":"Batterietechnologien","URL":"https://www.ective.de/blog/batterietechnologien-unterschiede-und-die-richtige-fuer-mich","accessed":{"date-parts":[["2026",2,17]]}},"label":"page"},{"id":40,"uris":["http://zotero.org/groups/6046789/items/E6HEMQYX"],"itemData":{"id":40,"type":"webpage","abstract":"Sie suchen eine Batterie für das Boot oder den Wohnwagen? AGM oder Lithium?","language":"de","title":"2.1 AGM vs. Lithium - Was ist besser?","URL":"http://greenboatsolutions.de/ratgeber/agm-vs-lithium?srsltid=AfmBOoq4MEVKskN6v5GYbOgMlML4Zs3DHCf-YTXt-HHQTaIWApUYtA6a","accessed":{"date-parts":[["2026",2,17]]}},"label":"page"}],"schema":"https://github.com/citation-style-language/schema/raw/master/csl-citation.json"} </w:instrText>
+      </w:r>
+      <w:r>
+        <w:rPr>
+          <w:rFonts w:cs="Arial"/>
+        </w:rPr>
+        <w:fldChar w:fldCharType="separate"/>
+      </w:r>
+      <w:r>
+        <w:rPr>
+          <w:rFonts w:ascii="Aptos" w:hAnsi="Aptos"/>
+        </w:rPr>
+        <w:t>[13][14]</w:t>
+      </w:r>
+      <w:r>
+        <w:rPr>
+          <w:rFonts w:cs="Arial"/>
+        </w:rPr>
+        <w:fldChar w:fldCharType="end"/>
+      </w:r>
+      <w:r>
+        <w:rPr>
+          <w:rFonts w:cs="Arial"/>
+        </w:rPr>
+        <w:t>. Zusammenfassend vereint die AGM Super Cycle Batterie die erforderliche Robustheit, K</w:t>
+      </w:r>
+      <w:r>
+        <w:rPr>
+          <w:rFonts w:ascii="Aptos" w:hAnsi="Aptos" w:cs="Aptos"/>
+        </w:rPr>
+        <w:t>ä</w:t>
+      </w:r>
+      <w:r>
+        <w:rPr>
+          <w:rFonts w:cs="Arial"/>
+        </w:rPr>
+        <w:t>lteresistenz, Hochstromf</w:t>
+      </w:r>
+      <w:r>
+        <w:rPr>
+          <w:rFonts w:ascii="Aptos" w:hAnsi="Aptos" w:cs="Aptos"/>
+        </w:rPr>
+        <w:t>ä</w:t>
+      </w:r>
+      <w:r>
+        <w:rPr>
+          <w:rFonts w:cs="Arial"/>
+        </w:rPr>
+        <w:t>higkeit und Wirtschaftlichkeit, wodurch sie f</w:t>
+      </w:r>
+      <w:r>
+        <w:rPr>
+          <w:rFonts w:ascii="Aptos" w:hAnsi="Aptos" w:cs="Aptos"/>
+        </w:rPr>
+        <w:t>ü</w:t>
+      </w:r>
+      <w:r>
+        <w:rPr>
+          <w:rFonts w:cs="Arial"/>
+        </w:rPr>
+        <w:t>r den Prototyp optimal geeignet ist und gleichzeitig die Systemkomplexit</w:t>
+      </w:r>
+      <w:r>
+        <w:rPr>
+          <w:rFonts w:ascii="Aptos" w:hAnsi="Aptos" w:cs="Aptos"/>
+        </w:rPr>
+        <w:t>ä</w:t>
+      </w:r>
+      <w:r>
+        <w:rPr>
+          <w:rFonts w:cs="Arial"/>
+        </w:rPr>
+        <w:t>t reduziert.</w:t>
+      </w:r>
     </w:p>
     <w:p>
       <w:pPr>
@@ -8957,481 +9890,6 @@
           <w:rFonts w:cs="Arial"/>
         </w:rPr>
       </w:pPr>
-    </w:p>
-    <w:p>
-      <w:pPr>
-        <w:ind w:left="708"/>
-        <w:jc w:val="both"/>
-        <w:rPr>
-          <w:rFonts w:cs="Arial"/>
-        </w:rPr>
-      </w:pPr>
-    </w:p>
-    <w:p>
-      <w:pPr>
-        <w:ind w:left="708"/>
-        <w:jc w:val="both"/>
-        <w:rPr>
-          <w:rFonts w:cs="Arial"/>
-        </w:rPr>
-      </w:pPr>
-    </w:p>
-    <w:p>
-      <w:pPr>
-        <w:ind w:left="708"/>
-        <w:jc w:val="both"/>
-        <w:rPr>
-          <w:rFonts w:cs="Arial"/>
-        </w:rPr>
-      </w:pPr>
-    </w:p>
-    <w:p>
-      <w:pPr>
-        <w:ind w:left="708"/>
-        <w:jc w:val="both"/>
-        <w:rPr>
-          <w:rFonts w:cs="Arial"/>
-        </w:rPr>
-      </w:pPr>
-      <w:r>
-        <w:rPr>
-          <w:rFonts w:cs="Arial"/>
-        </w:rPr>
-        <w:fldChar w:fldCharType="begin"/>
-      </w:r>
-      <w:r>
-        <w:rPr>
-          <w:rFonts w:cs="Arial"/>
-        </w:rPr>
-        <w:instrText xml:space="preserve"> ADDIN ZOTERO_ITEM CSL_CITATION {"citationID":"Myba2o8l","properties":{"formattedCitation":"[13], [14]","plainCitation":"[13], [14]","noteIndex":0},"citationItems":[{"id":39,"uris":["http://zotero.org/groups/6046789/items/GFXVEUE2"],"itemData":{"id":39,"type":"webpage","abstract":"In diesem Beitrag geht es um die Unterschiede sowie die Vor- und Nachteile von AGM-, Gel- und LiFePO4-Batterien.","container-title":"Batterietechnologien: Unterschiede und welche ist die richtige für mi","language":"de","title":"Batterietechnologien: Unterschiede und welche ist die richtige für mi","title-short":"Batterietechnologien","URL":"https://www.ective.de/blog/batterietechnologien-unterschiede-und-die-richtige-fuer-mich","accessed":{"date-parts":[["2026",2,17]]}},"label":"page"},{"id":40,"uris":["http://zotero.org/groups/6046789/items/E6HEMQYX"],"itemData":{"id":40,"type":"webpage","abstract":"Sie suchen eine Batterie für das Boot oder den Wohnwagen? AGM oder Lithium?","language":"de","title":"2.1 AGM vs. Lithium - Was ist besser?","URL":"http://greenboatsolutions.de/ratgeber/agm-vs-lithium?srsltid=AfmBOoq4MEVKskN6v5GYbOgMlML4Zs3DHCf-YTXt-HHQTaIWApUYtA6a","accessed":{"date-parts":[["2026",2,17]]}},"label":"page"}],"schema":"https://github.com/citation-style-language/schema/raw/master/csl-citation.json"} </w:instrText>
-      </w:r>
-      <w:r>
-        <w:rPr>
-          <w:rFonts w:cs="Arial"/>
-        </w:rPr>
-        <w:fldChar w:fldCharType="separate"/>
-      </w:r>
-      <w:r>
-        <w:rPr>
-          <w:rFonts w:ascii="Aptos" w:hAnsi="Aptos"/>
-        </w:rPr>
-        <w:t>[13][14]</w:t>
-      </w:r>
-      <w:r>
-        <w:rPr>
-          <w:rFonts w:cs="Arial"/>
-        </w:rPr>
-        <w:fldChar w:fldCharType="end"/>
-      </w:r>
-    </w:p>
-    <w:p>
-      <w:pPr>
-        <w:spacing w:before="240"/>
-        <w:ind w:left="708"/>
-        <w:jc w:val="both"/>
-        <w:rPr>
-          <w:rFonts w:cs="Arial"/>
-        </w:rPr>
-      </w:pPr>
-      <w:r>
-        <w:rPr>
-          <w:rFonts w:cs="Arial"/>
-        </w:rPr>
-        <w:t>Wirtschaftliche Betrachtung: Die Anschaffungskosten für AGM-Batterien liegen bei etwa 120</w:t>
-      </w:r>
-      <w:r>
-        <w:rPr>
-          <w:rFonts w:cs="Arial"/>
-        </w:rPr>
-        <w:t> </w:t>
-      </w:r>
-      <w:r>
-        <w:rPr>
-          <w:rFonts w:cs="Arial"/>
-        </w:rPr>
-        <w:t>€ pro kWh nutzbarer Kapazität, während LiFePO4-Batterien ab 260</w:t>
-      </w:r>
-      <w:r>
-        <w:rPr>
-          <w:rFonts w:cs="Arial"/>
-        </w:rPr>
-        <w:t> </w:t>
-      </w:r>
-      <w:r>
-        <w:rPr>
-          <w:rFonts w:cs="Arial"/>
-        </w:rPr>
-        <w:t xml:space="preserve">€ pro kWh kosten </w:t>
-      </w:r>
-      <w:r>
-        <w:rPr>
-          <w:rFonts w:cs="Arial"/>
-        </w:rPr>
-        <w:fldChar w:fldCharType="begin"/>
-      </w:r>
-      <w:r>
-        <w:rPr>
-          <w:rFonts w:cs="Arial"/>
-        </w:rPr>
-        <w:instrText xml:space="preserve"> ADDIN ZOTERO_ITEM CSL_CITATION {"citationID":"omydWPbB","properties":{"formattedCitation":"[14]","plainCitation":"[14]","noteIndex":0},"citationItems":[{"id":40,"uris":["http://zotero.org/groups/6046789/items/E6HEMQYX"],"itemData":{"id":40,"type":"webpage","abstract":"Sie suchen eine Batterie für das Boot oder den Wohnwagen? AGM oder Lithium?","language":"de","title":"2.1 AGM vs. Lithium - Was ist besser?","URL":"http://greenboatsolutions.de/ratgeber/agm-vs-lithium?srsltid=AfmBOoq4MEVKskN6v5GYbOgMlML4Zs3DHCf-YTXt-HHQTaIWApUYtA6a","accessed":{"date-parts":[["2026",2,17]]}}}],"schema":"https://github.com/citation-style-language/schema/raw/master/csl-citation.json"} </w:instrText>
-      </w:r>
-      <w:r>
-        <w:rPr>
-          <w:rFonts w:cs="Arial"/>
-        </w:rPr>
-        <w:fldChar w:fldCharType="separate"/>
-      </w:r>
-      <w:r>
-        <w:rPr>
-          <w:rFonts w:ascii="Aptos" w:hAnsi="Aptos"/>
-        </w:rPr>
-        <w:t>[14]</w:t>
-      </w:r>
-      <w:r>
-        <w:rPr>
-          <w:rFonts w:cs="Arial"/>
-        </w:rPr>
-        <w:fldChar w:fldCharType="end"/>
-      </w:r>
-      <w:r>
-        <w:rPr>
-          <w:rFonts w:cs="Arial"/>
-        </w:rPr>
-        <w:t>. Auf den ersten Blick erscheinen AGM-Batterien wirtschaftlicher. Bei Berücksichtigung der Lebensdauer und Zyklenzahl ergibt sich jedoch ein anderes Bild: Eine AGM-Batterie mit 500 Zyklen und 55</w:t>
-      </w:r>
-      <w:r>
-        <w:rPr>
-          <w:rFonts w:cs="Arial"/>
-        </w:rPr>
-        <w:t> </w:t>
-      </w:r>
-      <w:r>
-        <w:rPr>
-          <w:rFonts w:cs="Arial"/>
-        </w:rPr>
-        <w:t>% nutzbarer Kapazität erreicht etwa 275</w:t>
-      </w:r>
-      <w:r>
-        <w:rPr>
-          <w:rFonts w:cs="Arial"/>
-        </w:rPr>
-        <w:t> </w:t>
-      </w:r>
-      <w:r>
-        <w:rPr>
-          <w:rFonts w:cs="Arial"/>
-        </w:rPr>
-        <w:t>kWh Gesamtdurchsatz, während eine LiFePO4-Batterie mit 4000 Zyklen und 100</w:t>
-      </w:r>
-      <w:r>
-        <w:rPr>
-          <w:rFonts w:cs="Arial"/>
-        </w:rPr>
-        <w:t> </w:t>
-      </w:r>
-      <w:r>
-        <w:rPr>
-          <w:rFonts w:cs="Arial"/>
-        </w:rPr>
-        <w:t>% nutzbarer Kapazität 4000 kWh erreicht. Die Kosten pro nutzbarer Kilowattstunde über die Lebensdauer liegen somit bei AGM-Batterien bei etwa 0,44</w:t>
-      </w:r>
-      <w:r>
-        <w:rPr>
-          <w:rFonts w:cs="Arial"/>
-        </w:rPr>
-        <w:t> </w:t>
-      </w:r>
-      <w:r>
-        <w:rPr>
-          <w:rFonts w:cs="Arial"/>
-        </w:rPr>
-        <w:t>€/kWh und bei LiFePO4-Batterien bei etwa 0,0</w:t>
-      </w:r>
-      <w:r>
-        <w:rPr>
-          <w:rFonts w:cs="Arial"/>
-        </w:rPr>
-        <w:t>7 </w:t>
-      </w:r>
-      <w:r>
-        <w:rPr>
-          <w:rFonts w:cs="Arial"/>
-        </w:rPr>
-        <w:t xml:space="preserve">€/kWh </w:t>
-      </w:r>
-      <w:r>
-        <w:rPr>
-          <w:rFonts w:cs="Arial"/>
-        </w:rPr>
-        <w:fldChar w:fldCharType="begin"/>
-      </w:r>
-      <w:r>
-        <w:rPr>
-          <w:rFonts w:cs="Arial"/>
-        </w:rPr>
-        <w:instrText xml:space="preserve"> ADDIN ZOTERO_ITEM CSL_CITATION {"citationID":"wOyiLLUe","properties":{"formattedCitation":"[14]","plainCitation":"[14]","noteIndex":0},"citationItems":[{"id":40,"uris":["http://zotero.org/groups/6046789/items/E6HEMQYX"],"itemData":{"id":40,"type":"webpage","abstract":"Sie suchen eine Batterie für das Boot oder den Wohnwagen? AGM oder Lithium?","language":"de","title":"2.1 AGM vs. Lithium - Was ist besser?","URL":"http://greenboatsolutions.de/ratgeber/agm-vs-lithium?srsltid=AfmBOoq4MEVKskN6v5GYbOgMlML4Zs3DHCf-YTXt-HHQTaIWApUYtA6a","accessed":{"date-parts":[["2026",2,17]]}}}],"schema":"https://github.com/citation-style-language/schema/raw/master/csl-citation.json"} </w:instrText>
-      </w:r>
-      <w:r>
-        <w:rPr>
-          <w:rFonts w:cs="Arial"/>
-        </w:rPr>
-        <w:fldChar w:fldCharType="separate"/>
-      </w:r>
-      <w:r>
-        <w:rPr>
-          <w:rFonts w:ascii="Aptos" w:hAnsi="Aptos"/>
-        </w:rPr>
-        <w:t>[14]</w:t>
-      </w:r>
-      <w:r>
-        <w:rPr>
-          <w:rFonts w:cs="Arial"/>
-        </w:rPr>
-        <w:fldChar w:fldCharType="end"/>
-      </w:r>
-      <w:r>
-        <w:rPr>
-          <w:rFonts w:cs="Arial"/>
-        </w:rPr>
-        <w:t>.</w:t>
-      </w:r>
-    </w:p>
-    <w:p>
-      <w:pPr>
-        <w:ind w:left="708"/>
-        <w:jc w:val="both"/>
-        <w:rPr>
-          <w:rFonts w:cs="Arial"/>
-        </w:rPr>
-      </w:pPr>
-      <w:r>
-        <w:rPr>
-          <w:rFonts w:cs="Arial"/>
-        </w:rPr>
-        <w:lastRenderedPageBreak/>
-        <w:t>Auswahlbegründung für den Prototyp: Für den 0,7</w:t>
-      </w:r>
-      <w:r>
-        <w:rPr>
-          <w:rFonts w:cs="Arial"/>
-        </w:rPr>
-        <w:t> </w:t>
-      </w:r>
-      <w:r>
-        <w:rPr>
-          <w:rFonts w:cs="Arial"/>
-        </w:rPr>
-        <w:t>m² Prototyp wurde die AGM Super Cycle Batterie 100</w:t>
-      </w:r>
-      <w:r>
-        <w:rPr>
-          <w:rFonts w:cs="Arial"/>
-        </w:rPr>
-        <w:t> </w:t>
-      </w:r>
-      <w:r>
-        <w:rPr>
-          <w:rFonts w:cs="Arial"/>
-        </w:rPr>
-        <w:t xml:space="preserve">Ah gewählt. Diese Entscheidung basiert auf mehreren Faktoren: Das System dient primär als Demonstrationssystem im Rahmen der Diplomarbeit mit einer Projektlaufzeit von 1–2 Jahren. In diesem Zeitraum sind etwa 365–730 Zyklen zu erwarten, was innerhalb der </w:t>
-      </w:r>
-      <w:proofErr w:type="spellStart"/>
-      <w:r>
-        <w:rPr>
-          <w:rFonts w:cs="Arial"/>
-        </w:rPr>
-        <w:t>Zyklenfestigkeit</w:t>
-      </w:r>
-      <w:proofErr w:type="spellEnd"/>
-      <w:r>
-        <w:rPr>
-          <w:rFonts w:cs="Arial"/>
-        </w:rPr>
-        <w:t xml:space="preserve"> der AGM-Technologie liegt</w:t>
-      </w:r>
-      <w:r>
-        <w:rPr>
-          <w:rFonts w:cs="Arial"/>
-        </w:rPr>
-        <w:t xml:space="preserve"> </w:t>
-      </w:r>
-      <w:r>
-        <w:rPr>
-          <w:rFonts w:cs="Arial"/>
-        </w:rPr>
-        <w:fldChar w:fldCharType="begin"/>
-      </w:r>
-      <w:r>
-        <w:rPr>
-          <w:rFonts w:cs="Arial"/>
-        </w:rPr>
-        <w:instrText xml:space="preserve"> ADDIN ZOTERO_ITEM CSL_CITATION {"citationID":"DrRbZqQv","properties":{"formattedCitation":"[10]","plainCitation":"[10]","noteIndex":0},"citationItems":[{"id":32,"uris":["http://zotero.org/groups/6046789/items/2C8UVX5C"],"itemData":{"id":32,"type":"document","title":"Datasheet-AGM-Super-Cycle-battery-DE.pdf","URL":"https://www.victronenergy.de/upload/documents/Datasheet-AGM-Super-Cycle-battery-DE.pdf","accessed":{"date-parts":[["2026",2,16]]}}}],"schema":"https://github.com/citation-style-language/schema/raw/master/csl-citation.json"} </w:instrText>
-      </w:r>
-      <w:r>
-        <w:rPr>
-          <w:rFonts w:cs="Arial"/>
-        </w:rPr>
-        <w:fldChar w:fldCharType="separate"/>
-      </w:r>
-      <w:r>
-        <w:rPr>
-          <w:rFonts w:ascii="Aptos" w:hAnsi="Aptos"/>
-        </w:rPr>
-        <w:t>[10]</w:t>
-      </w:r>
-      <w:r>
-        <w:rPr>
-          <w:rFonts w:cs="Arial"/>
-        </w:rPr>
-        <w:fldChar w:fldCharType="end"/>
-      </w:r>
-      <w:r>
-        <w:rPr>
-          <w:rFonts w:cs="Arial"/>
-        </w:rPr>
-        <w:t>. Die Anschaffungskosten sind deutlich geringer als bei LiFePO4-Batterien. Das höhere Gewicht von etwa 26</w:t>
-      </w:r>
-      <w:r>
-        <w:rPr>
-          <w:rFonts w:cs="Arial"/>
-        </w:rPr>
-        <w:t> </w:t>
-      </w:r>
-      <w:r>
-        <w:rPr>
-          <w:rFonts w:cs="Arial"/>
-        </w:rPr>
-        <w:t xml:space="preserve">kg spielt bei einer stationären Installation im Schaltschrank keine Rolle </w:t>
-      </w:r>
-      <w:r>
-        <w:rPr>
-          <w:rFonts w:cs="Arial"/>
-        </w:rPr>
-        <w:fldChar w:fldCharType="begin"/>
-      </w:r>
-      <w:r>
-        <w:rPr>
-          <w:rFonts w:cs="Arial"/>
-        </w:rPr>
-        <w:instrText xml:space="preserve"> ADDIN ZOTERO_ITEM CSL_CITATION {"citationID":"bsGfkC8U","properties":{"formattedCitation":"[10]","plainCitation":"[10]","noteIndex":0},"citationItems":[{"id":32,"uris":["http://zotero.org/groups/6046789/items/2C8UVX5C"],"itemData":{"id":32,"type":"document","title":"Datasheet-AGM-Super-Cycle-battery-DE.pdf","URL":"https://www.victronenergy.de/upload/documents/Datasheet-AGM-Super-Cycle-battery-DE.pdf","accessed":{"date-parts":[["2026",2,16]]}}}],"schema":"https://github.com/citation-style-language/schema/raw/master/csl-citation.json"} </w:instrText>
-      </w:r>
-      <w:r>
-        <w:rPr>
-          <w:rFonts w:cs="Arial"/>
-        </w:rPr>
-        <w:fldChar w:fldCharType="separate"/>
-      </w:r>
-      <w:r>
-        <w:rPr>
-          <w:rFonts w:ascii="Aptos" w:hAnsi="Aptos"/>
-        </w:rPr>
-        <w:t>[10]</w:t>
-      </w:r>
-      <w:r>
-        <w:rPr>
-          <w:rFonts w:cs="Arial"/>
-        </w:rPr>
-        <w:fldChar w:fldCharType="end"/>
-      </w:r>
-      <w:r>
-        <w:rPr>
-          <w:rFonts w:cs="Arial"/>
-        </w:rPr>
-        <w:t xml:space="preserve">. AGM-Batterien benötigen kein externes BMS, was die Systemkomplexität reduziert und die Integration mit den </w:t>
-      </w:r>
-      <w:proofErr w:type="spellStart"/>
-      <w:r>
-        <w:rPr>
-          <w:rFonts w:cs="Arial"/>
-        </w:rPr>
-        <w:t>Victron</w:t>
-      </w:r>
-      <w:proofErr w:type="spellEnd"/>
-      <w:r>
-        <w:rPr>
-          <w:rFonts w:cs="Arial"/>
-        </w:rPr>
-        <w:t xml:space="preserve">-Komponenten vereinfacht. Die </w:t>
-      </w:r>
-      <w:proofErr w:type="spellStart"/>
-      <w:r>
-        <w:rPr>
-          <w:rFonts w:cs="Arial"/>
-        </w:rPr>
-        <w:t>Victron</w:t>
-      </w:r>
-      <w:proofErr w:type="spellEnd"/>
-      <w:r>
-        <w:rPr>
-          <w:rFonts w:cs="Arial"/>
-        </w:rPr>
-        <w:t xml:space="preserve"> AGM Super Cycle Batterie verträgt gelegentliche Tiefentladungen besser als Standard-AGM-Batterien </w:t>
-      </w:r>
-      <w:r>
-        <w:rPr>
-          <w:rFonts w:cs="Arial"/>
-        </w:rPr>
-        <w:fldChar w:fldCharType="begin"/>
-      </w:r>
-      <w:r>
-        <w:rPr>
-          <w:rFonts w:cs="Arial"/>
-        </w:rPr>
-        <w:instrText xml:space="preserve"> ADDIN ZOTERO_ITEM CSL_CITATION {"citationID":"EERKTp7N","properties":{"formattedCitation":"[10]","plainCitation":"[10]","noteIndex":0},"citationItems":[{"id":32,"uris":["http://zotero.org/groups/6046789/items/2C8UVX5C"],"itemData":{"id":32,"type":"document","title":"Datasheet-AGM-Super-Cycle-battery-DE.pdf","URL":"https://www.victronenergy.de/upload/documents/Datasheet-AGM-Super-Cycle-battery-DE.pdf","accessed":{"date-parts":[["2026",2,16]]}}}],"schema":"https://github.com/citation-style-language/schema/raw/master/csl-citation.json"} </w:instrText>
-      </w:r>
-      <w:r>
-        <w:rPr>
-          <w:rFonts w:cs="Arial"/>
-        </w:rPr>
-        <w:fldChar w:fldCharType="separate"/>
-      </w:r>
-      <w:r>
-        <w:rPr>
-          <w:rFonts w:ascii="Aptos" w:hAnsi="Aptos"/>
-        </w:rPr>
-        <w:t>[10]</w:t>
-      </w:r>
-      <w:r>
-        <w:rPr>
-          <w:rFonts w:cs="Arial"/>
-        </w:rPr>
-        <w:fldChar w:fldCharType="end"/>
-      </w:r>
-      <w:r>
-        <w:rPr>
-          <w:rFonts w:cs="Arial"/>
-        </w:rPr>
-        <w:t>.</w:t>
-      </w:r>
-    </w:p>
-    <w:p>
-      <w:pPr>
-        <w:ind w:left="708"/>
-        <w:jc w:val="both"/>
-        <w:rPr>
-          <w:rFonts w:cs="Arial"/>
-        </w:rPr>
-      </w:pPr>
-      <w:r>
-        <w:rPr>
-          <w:rFonts w:cs="Arial"/>
-        </w:rPr>
-        <w:t xml:space="preserve">Für kommerzielle Anwendungen mit geplanter Betriebsdauer von über 10 Jahren und täglicher Nutzung wäre LiFePO4 aufgrund der deutlich höheren </w:t>
-      </w:r>
-      <w:proofErr w:type="spellStart"/>
-      <w:r>
-        <w:rPr>
-          <w:rFonts w:cs="Arial"/>
-        </w:rPr>
-        <w:t>Zyklenfestigkeit</w:t>
-      </w:r>
-      <w:proofErr w:type="spellEnd"/>
-      <w:r>
-        <w:rPr>
-          <w:rFonts w:cs="Arial"/>
-        </w:rPr>
-        <w:t>, nutzbaren Kapazität und längeren Lebensdauer wirtschaftlich sinnvoller. Die höheren Anschaffungskosten amortisieren sich durch die längere Nutzungsdauer und die geringeren Kosten pro Zyklus. Bei größeren Systemen kommt zusätzlich das geringere Gewicht als Vorteil zum Tragen, insbesondere wenn Dachlasten berücksichtigt werden müssen.</w:t>
-      </w:r>
     </w:p>
     <w:p>
       <w:pPr>
@@ -9605,7 +10063,14 @@
           <w:rFonts w:ascii="Aptos" w:hAnsi="Aptos"/>
         </w:rPr>
         <w:tab/>
-        <w:t>„Welchen Ertrag liefert eine Photovoltaikanlage im Winter?“, Solarenergie: Informationen zu Photovoltaik und mehr. Zugegriffen: 6. Februar 2026. [Online]. Verfügbar unter: https://www.solarenergie.de/photovoltaikanlage/finanzielles/lohnt-sich-photovoltaik/photovoltaik-im-winter</w:t>
+        <w:t xml:space="preserve">„Welchen Ertrag liefert eine Photovoltaikanlage im Winter?“, Solarenergie: Informationen zu Photovoltaik und mehr. Zugegriffen: 6. Februar 2026. [Online]. Verfügbar unter: </w:t>
+      </w:r>
+      <w:r>
+        <w:rPr>
+          <w:rFonts w:ascii="Aptos" w:hAnsi="Aptos"/>
+        </w:rPr>
+        <w:lastRenderedPageBreak/>
+        <w:t>https://www.solarenergie.de/photovoltaikanlage/finanzielles/lohnt-sich-photovoltaik/photovoltaik-im-winter</w:t>
       </w:r>
     </w:p>
     <w:p>
@@ -9685,7 +10150,6 @@
         <w:rPr>
           <w:rFonts w:ascii="Aptos" w:hAnsi="Aptos"/>
         </w:rPr>
-        <w:lastRenderedPageBreak/>
         <w:t>[9]</w:t>
       </w:r>
       <w:r>
@@ -12946,6 +13410,25 @@
       <w:shd w:val="clear" w:color="auto" w:fill="E1DFDD"/>
     </w:rPr>
   </w:style>
+  <w:style w:type="table" w:styleId="Tabellenraster">
+    <w:name w:val="Table Grid"/>
+    <w:basedOn w:val="NormaleTabelle"/>
+    <w:uiPriority w:val="39"/>
+    <w:rsid w:val="009327E3"/>
+    <w:pPr>
+      <w:spacing w:after="0" w:line="240" w:lineRule="auto"/>
+    </w:pPr>
+    <w:tblPr>
+      <w:tblBorders>
+        <w:top w:val="single" w:sz="4" w:space="0" w:color="auto"/>
+        <w:left w:val="single" w:sz="4" w:space="0" w:color="auto"/>
+        <w:bottom w:val="single" w:sz="4" w:space="0" w:color="auto"/>
+        <w:right w:val="single" w:sz="4" w:space="0" w:color="auto"/>
+        <w:insideH w:val="single" w:sz="4" w:space="0" w:color="auto"/>
+        <w:insideV w:val="single" w:sz="4" w:space="0" w:color="auto"/>
+      </w:tblBorders>
+    </w:tblPr>
+  </w:style>
 </w:styles>
 </file>
 

--- a/Diplomarbeit/5_Schreiben/0.0_Inhaltsverzeichnis_und_DA.docx
+++ b/Diplomarbeit/5_Schreiben/0.0_Inhaltsverzeichnis_und_DA.docx
@@ -1846,21 +1846,7 @@
         <w:rPr>
           <w:rFonts w:cs="Arial"/>
         </w:rPr>
-        <w:t xml:space="preserve"> bei Bedarf über den integrierten Netzanschluss des </w:t>
-      </w:r>
-      <w:proofErr w:type="spellStart"/>
-      <w:r>
-        <w:rPr>
-          <w:rFonts w:cs="Arial"/>
-        </w:rPr>
-        <w:t>MultiPlus</w:t>
-      </w:r>
-      <w:proofErr w:type="spellEnd"/>
-      <w:r>
-        <w:rPr>
-          <w:rFonts w:cs="Arial"/>
-        </w:rPr>
-        <w:t xml:space="preserve"> mit externer Energie versorgt werden kann. Dadurch wird eine ganzjährige Versorgungssicherheit auch bei ungünstigen Wetterbedingungen gewährleistet, während gleichzeitig das Zusammenspiel von Photovoltaik, Batterie und Netz demonstriert wird.</w:t>
+        <w:t xml:space="preserve"> bei Bedarf über den integrierten Netzanschluss des MultiPlus mit externer Energie versorgt werden kann. Dadurch wird eine ganzjährige Versorgungssicherheit auch bei ungünstigen Wetterbedingungen gewährleistet, während gleichzeitig das Zusammenspiel von Photovoltaik, Batterie und Netz demonstriert wird.</w:t>
       </w:r>
     </w:p>
     <w:p>
@@ -2162,35 +2148,7 @@
         <w:rPr>
           <w:rFonts w:cs="Arial"/>
         </w:rPr>
-        <w:t xml:space="preserve">ardwareseitiges Lastmanagement: Der </w:t>
-      </w:r>
-      <w:proofErr w:type="spellStart"/>
-      <w:r>
-        <w:rPr>
-          <w:rFonts w:cs="Arial"/>
-        </w:rPr>
-        <w:t>Victron</w:t>
-      </w:r>
-      <w:proofErr w:type="spellEnd"/>
-      <w:r>
-        <w:rPr>
-          <w:rFonts w:cs="Arial"/>
-        </w:rPr>
-        <w:t xml:space="preserve"> </w:t>
-      </w:r>
-      <w:proofErr w:type="spellStart"/>
-      <w:r>
-        <w:rPr>
-          <w:rFonts w:cs="Arial"/>
-        </w:rPr>
-        <w:t>MultiPlus</w:t>
-      </w:r>
-      <w:proofErr w:type="spellEnd"/>
-      <w:r>
-        <w:rPr>
-          <w:rFonts w:cs="Arial"/>
-        </w:rPr>
-        <w:t xml:space="preserve"> verfügt über ein integriertes Lastmanagement, das bei niedrigem Batteriestand nicht priorisierte Verbraucher automatisch abschaltet, während kritische Systemfunktionen weiterhin versorgt werden. Dies verhindert Tiefentladung und verlängert die Laufzeit wichtiger Systeme. Die Konfiguration der Abschaltschwellen erfolgt im Rahmen dieser Arbeit.</w:t>
+        <w:t>ardwareseitiges Lastmanagement: Der Victron MultiPlus verfügt über ein integriertes Lastmanagement, das bei niedrigem Batteriestand nicht priorisierte Verbraucher automatisch abschaltet, während kritische Systemfunktionen weiterhin versorgt werden. Dies verhindert Tiefentladung und verlängert die Laufzeit wichtiger Systeme. Die Konfiguration der Abschaltschwellen erfolgt im Rahmen dieser Arbeit.</w:t>
       </w:r>
     </w:p>
     <w:p>
@@ -2282,15 +2240,15 @@
         <mc:AlternateContent>
           <mc:Choice Requires="wps">
             <w:drawing>
-              <wp:anchor distT="0" distB="0" distL="114300" distR="114300" simplePos="0" relativeHeight="251660288" behindDoc="0" locked="0" layoutInCell="1" allowOverlap="1" wp14:anchorId="06293F3F" wp14:editId="2B977A6F">
+              <wp:anchor distT="0" distB="0" distL="114300" distR="114300" simplePos="0" relativeHeight="251660288" behindDoc="0" locked="0" layoutInCell="1" allowOverlap="1" wp14:anchorId="06293F3F" wp14:editId="2DDA7486">
                 <wp:simplePos x="0" y="0"/>
                 <wp:positionH relativeFrom="margin">
-                  <wp:align>right</wp:align>
+                  <wp:posOffset>426720</wp:posOffset>
                 </wp:positionH>
                 <wp:positionV relativeFrom="paragraph">
-                  <wp:posOffset>4949190</wp:posOffset>
+                  <wp:posOffset>4883541</wp:posOffset>
                 </wp:positionV>
-                <wp:extent cx="5334000" cy="327025"/>
+                <wp:extent cx="5334000" cy="459105"/>
                 <wp:effectExtent l="0" t="0" r="0" b="0"/>
                 <wp:wrapTopAndBottom/>
                 <wp:docPr id="2010847809" name="Textfeld 1"/>
@@ -2302,7 +2260,7 @@
                       <wps:spPr>
                         <a:xfrm>
                           <a:off x="0" y="0"/>
-                          <a:ext cx="5334000" cy="327025"/>
+                          <a:ext cx="5334000" cy="459105"/>
                         </a:xfrm>
                         <a:prstGeom prst="rect">
                           <a:avLst/>
@@ -2321,8 +2279,6 @@
                               <w:pStyle w:val="Beschriftung"/>
                               <w:rPr>
                                 <w:noProof/>
-                                <w:sz w:val="22"/>
-                                <w:szCs w:val="22"/>
                               </w:rPr>
                             </w:pPr>
                             <w:bookmarkStart w:id="4" w:name="_Toc220424818"/>
@@ -2423,6 +2379,18 @@
                             <w:r>
                               <w:t>und Maximum Power Point (MPP)</w:t>
                             </w:r>
+                            <w:r>
+                              <w:t>.</w:t>
+                            </w:r>
+                            <w:r>
+                              <w:br/>
+                            </w:r>
+                            <w:r>
+                              <w:rPr>
+                                <w:noProof/>
+                              </w:rPr>
+                              <w:t>Grafik: Uwezi, via Wikimedia Commons, keine Änderungen, Lizenz: CC BY-SA 3.0.</w:t>
+                            </w:r>
                           </w:p>
                         </w:txbxContent>
                       </wps:txbx>
@@ -2450,7 +2418,7 @@
                 <v:stroke joinstyle="miter"/>
                 <v:path gradientshapeok="t" o:connecttype="rect"/>
               </v:shapetype>
-              <v:shape id="Textfeld 1" o:spid="_x0000_s1026" type="#_x0000_t202" style="position:absolute;left:0;text-align:left;margin-left:368.8pt;margin-top:389.7pt;width:420pt;height:25.75pt;z-index:251660288;visibility:visible;mso-wrap-style:square;mso-width-percent:0;mso-height-percent:0;mso-wrap-distance-left:9pt;mso-wrap-distance-top:0;mso-wrap-distance-right:9pt;mso-wrap-distance-bottom:0;mso-position-horizontal:right;mso-position-horizontal-relative:margin;mso-position-vertical:absolute;mso-position-vertical-relative:text;mso-width-percent:0;mso-height-percent:0;mso-width-relative:margin;mso-height-relative:margin;v-text-anchor:top" o:gfxdata="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" stroked="f">
+              <v:shape id="Textfeld 1" o:spid="_x0000_s1026" type="#_x0000_t202" style="position:absolute;left:0;text-align:left;margin-left:33.6pt;margin-top:384.55pt;width:420pt;height:36.15pt;z-index:251660288;visibility:visible;mso-wrap-style:square;mso-width-percent:0;mso-height-percent:0;mso-wrap-distance-left:9pt;mso-wrap-distance-top:0;mso-wrap-distance-right:9pt;mso-wrap-distance-bottom:0;mso-position-horizontal:absolute;mso-position-horizontal-relative:margin;mso-position-vertical:absolute;mso-position-vertical-relative:text;mso-width-percent:0;mso-height-percent:0;mso-width-relative:margin;mso-height-relative:margin;v-text-anchor:top" o:gfxdata="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" stroked="f">
                 <v:textbox inset="0,0,0,0">
                   <w:txbxContent>
                     <w:p>
@@ -2458,8 +2426,6 @@
                         <w:pStyle w:val="Beschriftung"/>
                         <w:rPr>
                           <w:noProof/>
-                          <w:sz w:val="22"/>
-                          <w:szCs w:val="22"/>
                         </w:rPr>
                       </w:pPr>
                       <w:bookmarkStart w:id="5" w:name="_Toc220424818"/>
@@ -2560,6 +2526,18 @@
                       <w:r>
                         <w:t>und Maximum Power Point (MPP)</w:t>
                       </w:r>
+                      <w:r>
+                        <w:t>.</w:t>
+                      </w:r>
+                      <w:r>
+                        <w:br/>
+                      </w:r>
+                      <w:r>
+                        <w:rPr>
+                          <w:noProof/>
+                        </w:rPr>
+                        <w:t>Grafik: Uwezi, via Wikimedia Commons, keine Änderungen, Lizenz: CC BY-SA 3.0.</w:t>
+                      </w:r>
                     </w:p>
                   </w:txbxContent>
                 </v:textbox>
@@ -2657,6 +2635,7 @@
     </w:p>
     <w:p>
       <w:pPr>
+        <w:spacing w:before="240"/>
         <w:ind w:left="708"/>
         <w:jc w:val="both"/>
         <w:rPr>
@@ -2667,13 +2646,37 @@
         <w:rPr>
           <w:rFonts w:cs="Arial"/>
         </w:rPr>
+        <w:t>Die Leistung einer Solarzelle ist nicht konstant, sondern hängt von der Spannung ab, bei der sie betrieben wird. Diese Abhängigkeit wird in der I-U-Kennlinie (Strom-Spannungs-Kennlinie) dargestellt (siehe Abbildung 1). Zusätzlich kann aus der I-U-Kennlinie die zugehörige Leistungskennlinie (P-U-Kennlinie) abgeleitet werden, indem das Produkt aus Strom und Spannung gebildet wir</w:t>
+      </w:r>
+      <w:r>
+        <w:rPr>
+          <w:rFonts w:cs="Arial"/>
+        </w:rPr>
+        <w:t>d</w:t>
+      </w:r>
+      <w:r>
+        <w:rPr>
+          <w:rFonts w:cs="Arial"/>
+        </w:rPr>
+        <w:t>. Dabei zeigt sich, dass es einen optimalen Arbeitspunkt gibt, an dem dieses Produkt – und damit die erzeugte elektrische Leistung – maximal ist. Dieser Punkt wird als Maximum Power Point (MPP) bezeichnet</w:t>
+      </w:r>
+      <w:r>
+        <w:rPr>
+          <w:rFonts w:cs="Arial"/>
+        </w:rPr>
+        <w:t xml:space="preserve"> </w:t>
+      </w:r>
+      <w:r>
+        <w:rPr>
+          <w:rFonts w:cs="Arial"/>
+        </w:rPr>
         <w:fldChar w:fldCharType="begin"/>
       </w:r>
       <w:r>
         <w:rPr>
           <w:rFonts w:cs="Arial"/>
         </w:rPr>
-        <w:instrText xml:space="preserve"> ADDIN ZOTERO_ITEM CSL_CITATION {"citationID":"Af25scgt","properties":{"formattedCitation":"[1]","plainCitation":"[1]","noteIndex":0},"citationItems":[{"id":17,"uris":["http://zotero.org/groups/6046789/items/P63DVGVK"],"itemData":{"id":17,"type":"webpage","abstract":"Die Strom-Spannungs-Kennlinie gibt das Verhältnis von Zellstrom zu Zellspannung wider, sie wird deshalb auch I-U-Kennlinie genannt.","container-title":"Photovoltaik.org","language":"de","title":"Bedeutung der Photovoltaik-Kennlinie","URL":"https://photovoltaik.org/solarstrom/elektro/kennlinie","author":[{"family":"Photovoltaik.org","given":""}],"accessed":{"date-parts":[["2026",1,27]]}}}],"schema":"https://github.com/citation-style-language/schema/raw/master/csl-citation.json"} </w:instrText>
+        <w:instrText xml:space="preserve"> ADDIN ZOTERO_ITEM CSL_CITATION {"citationID":"yKXD3PDU","properties":{"formattedCitation":"[1]","plainCitation":"[1]","noteIndex":0},"citationItems":[{"id":17,"uris":["http://zotero.org/groups/6046789/items/P63DVGVK"],"itemData":{"id":17,"type":"webpage","abstract":"Die Strom-Spannungs-Kennlinie gibt das Verhältnis von Zellstrom zu Zellspannung wider, sie wird deshalb auch I-U-Kennlinie genannt.","container-title":"Photovoltaik.org","language":"de","title":"Bedeutung der Photovoltaik-Kennlinie","URL":"https://photovoltaik.org/solarstrom/elektro/kennlinie","author":[{"family":"Photovoltaik.org","given":""}],"accessed":{"date-parts":[["2026",1,27]]}}}],"schema":"https://github.com/citation-style-language/schema/raw/master/csl-citation.json"} </w:instrText>
       </w:r>
       <w:r>
         <w:rPr>
@@ -2692,6 +2695,12 @@
           <w:rFonts w:cs="Arial"/>
         </w:rPr>
         <w:fldChar w:fldCharType="end"/>
+      </w:r>
+      <w:r>
+        <w:rPr>
+          <w:rFonts w:cs="Arial"/>
+        </w:rPr>
+        <w:t>.</w:t>
       </w:r>
     </w:p>
     <w:p>
@@ -2706,19 +2715,7 @@
         <w:rPr>
           <w:rFonts w:cs="Arial"/>
         </w:rPr>
-        <w:t>Die Leistung einer Solarzelle ist nicht konstant, sondern hängt von der Spannung ab, bei der sie betrieben wird. Diese Abhängigkeit wird in der I-U-Kennlinie (Strom-Spannungs-Kennlinie) dargestellt (siehe Abbildung 1). Zusätzlich kann aus der I-U-Kennlinie die zugehörige Leistungskennlinie (P-U-Kennlinie) abgeleitet werden, indem das Produkt aus Strom und Spannung gebildet wir</w:t>
-      </w:r>
-      <w:r>
-        <w:rPr>
-          <w:rFonts w:cs="Arial"/>
-        </w:rPr>
-        <w:t>d</w:t>
-      </w:r>
-      <w:r>
-        <w:rPr>
-          <w:rFonts w:cs="Arial"/>
-        </w:rPr>
-        <w:t>. Dabei zeigt sich, dass es einen optimalen Arbeitspunkt gibt, an dem dieses Produkt – und damit die erzeugte elektrische Leistung – maximal ist. Dieser Punkt wird als Maximum Power Point (MPP) bezeichnet</w:t>
+        <w:t>Der MPP verändert sich kontinuierlich in Abhängigkeit von äußeren Einflüssen wie Sonneneinstrahlung, Modultemperatur und Verschattung. Bei höherer Einstrahlung verschiebt sich der MPP zu höheren Stromwerten, während steigende Modultemperaturen zu einer Verringerung der optimalen Betriebsspannung führen</w:t>
       </w:r>
       <w:r>
         <w:rPr>
@@ -2736,7 +2733,7 @@
         <w:rPr>
           <w:rFonts w:cs="Arial"/>
         </w:rPr>
-        <w:instrText xml:space="preserve"> ADDIN ZOTERO_ITEM CSL_CITATION {"citationID":"yKXD3PDU","properties":{"formattedCitation":"[1]","plainCitation":"[1]","noteIndex":0},"citationItems":[{"id":17,"uris":["http://zotero.org/groups/6046789/items/P63DVGVK"],"itemData":{"id":17,"type":"webpage","abstract":"Die Strom-Spannungs-Kennlinie gibt das Verhältnis von Zellstrom zu Zellspannung wider, sie wird deshalb auch I-U-Kennlinie genannt.","container-title":"Photovoltaik.org","language":"de","title":"Bedeutung der Photovoltaik-Kennlinie","URL":"https://photovoltaik.org/solarstrom/elektro/kennlinie","author":[{"family":"Photovoltaik.org","given":""}],"accessed":{"date-parts":[["2026",1,27]]}}}],"schema":"https://github.com/citation-style-language/schema/raw/master/csl-citation.json"} </w:instrText>
+        <w:instrText xml:space="preserve"> ADDIN ZOTERO_ITEM CSL_CITATION {"citationID":"6wW9NGUC","properties":{"formattedCitation":"[1]","plainCitation":"[1]","noteIndex":0},"citationItems":[{"id":17,"uris":["http://zotero.org/groups/6046789/items/P63DVGVK"],"itemData":{"id":17,"type":"webpage","abstract":"Die Strom-Spannungs-Kennlinie gibt das Verhältnis von Zellstrom zu Zellspannung wider, sie wird deshalb auch I-U-Kennlinie genannt.","container-title":"Photovoltaik.org","language":"de","title":"Bedeutung der Photovoltaik-Kennlinie","URL":"https://photovoltaik.org/solarstrom/elektro/kennlinie","author":[{"family":"Photovoltaik.org","given":""}],"accessed":{"date-parts":[["2026",1,27]]}}}],"schema":"https://github.com/citation-style-language/schema/raw/master/csl-citation.json"} </w:instrText>
       </w:r>
       <w:r>
         <w:rPr>
@@ -2761,6 +2758,12 @@
           <w:rFonts w:cs="Arial"/>
         </w:rPr>
         <w:t>.</w:t>
+      </w:r>
+      <w:r>
+        <w:rPr>
+          <w:rFonts w:cs="Arial"/>
+        </w:rPr>
+        <w:t xml:space="preserve"> </w:t>
       </w:r>
     </w:p>
     <w:p>
@@ -2775,7 +2778,14 @@
         <w:rPr>
           <w:rFonts w:cs="Arial"/>
         </w:rPr>
-        <w:t>Der MPP verändert sich kontinuierlich in Abhängigkeit von äußeren Einflüssen wie Sonneneinstrahlung, Modultemperatur und Verschattung. Bei höherer Einstrahlung verschiebt sich der MPP zu höheren Stromwerten, während steigende Modultemperaturen zu einer Verringerung der optimalen Betriebsspannung führen</w:t>
+        <w:t xml:space="preserve">Hier kommt das Maximum Power Point Tracking (MPPT) zum Einsatz. Ein MPPT-Regler überwacht kontinuierlich die aktuelle Modulspannung und den Modulstrom und passt seinen Eingangswiderstand dynamisch an. Dies geschieht typischerweise durch Variation des Tastverhältnisses eines integrierten DC-DC-Wandlers, sodass der Betriebspunkt des PV-Moduls stets in der Nähe des MPP gehalten wird. Praktisch bedeutet dies, dass der </w:t>
+      </w:r>
+      <w:r>
+        <w:rPr>
+          <w:rFonts w:cs="Arial"/>
+        </w:rPr>
+        <w:lastRenderedPageBreak/>
+        <w:t>MPPT-Regler fortlaufend den Punkt maximaler Leistung ermittelt und seine Schaltregler-Elektronik entsprechend nachführt</w:t>
       </w:r>
       <w:r>
         <w:rPr>
@@ -2793,7 +2803,7 @@
         <w:rPr>
           <w:rFonts w:cs="Arial"/>
         </w:rPr>
-        <w:instrText xml:space="preserve"> ADDIN ZOTERO_ITEM CSL_CITATION {"citationID":"6wW9NGUC","properties":{"formattedCitation":"[1]","plainCitation":"[1]","noteIndex":0},"citationItems":[{"id":17,"uris":["http://zotero.org/groups/6046789/items/P63DVGVK"],"itemData":{"id":17,"type":"webpage","abstract":"Die Strom-Spannungs-Kennlinie gibt das Verhältnis von Zellstrom zu Zellspannung wider, sie wird deshalb auch I-U-Kennlinie genannt.","container-title":"Photovoltaik.org","language":"de","title":"Bedeutung der Photovoltaik-Kennlinie","URL":"https://photovoltaik.org/solarstrom/elektro/kennlinie","author":[{"family":"Photovoltaik.org","given":""}],"accessed":{"date-parts":[["2026",1,27]]}}}],"schema":"https://github.com/citation-style-language/schema/raw/master/csl-citation.json"} </w:instrText>
+        <w:instrText xml:space="preserve"> ADDIN ZOTERO_ITEM CSL_CITATION {"citationID":"9DHRNG88","properties":{"formattedCitation":"[2]","plainCitation":"[2]","noteIndex":0},"citationItems":[{"id":19,"uris":["http://zotero.org/groups/6046789/items/NJT7KDF6"],"itemData":{"id":19,"type":"webpage","title":"2. Allgemeine Beschreibung","URL":"https://www.victronenergy.com/media/pg/SmartSolar_MPPT_RS/de/general-description.html","accessed":{"date-parts":[["2026",2,5]]}}}],"schema":"https://github.com/citation-style-language/schema/raw/master/csl-citation.json"} </w:instrText>
       </w:r>
       <w:r>
         <w:rPr>
@@ -2805,7 +2815,7 @@
         <w:rPr>
           <w:rFonts w:ascii="Aptos" w:hAnsi="Aptos"/>
         </w:rPr>
-        <w:t>[1]</w:t>
+        <w:t>[2]</w:t>
       </w:r>
       <w:r>
         <w:rPr>
@@ -2838,14 +2848,7 @@
         <w:rPr>
           <w:rFonts w:cs="Arial"/>
         </w:rPr>
-        <w:t xml:space="preserve">Hier kommt das Maximum Power Point Tracking (MPPT) zum Einsatz. Ein MPPT-Regler überwacht kontinuierlich die aktuelle Modulspannung und den Modulstrom und passt seinen Eingangswiderstand dynamisch an. Dies geschieht typischerweise durch Variation des Tastverhältnisses eines integrierten DC-DC-Wandlers, sodass der Betriebspunkt des PV-Moduls stets in der Nähe des MPP gehalten wird. Praktisch bedeutet dies, dass der </w:t>
-      </w:r>
-      <w:r>
-        <w:rPr>
-          <w:rFonts w:cs="Arial"/>
-        </w:rPr>
-        <w:lastRenderedPageBreak/>
-        <w:t>MPPT-Regler fortlaufend den Punkt maximaler Leistung ermittelt und seine Schaltregler-Elektronik entsprechend nachführt</w:t>
+        <w:t>Der im Projekt eingesetzte Victron MultiPlus verfügt über einen integrierten MPPT-Laderegler, der diese Aufgabe automatisch übernimmt. Im Vergleich zu einfachen Ladereglern ohne MPPT-Funktion kann dadurch – abhängig von Betriebsbedingungen und Systemauslegung – ein um bis zu 30 % höherer Energieertrag erzielt werden</w:t>
       </w:r>
       <w:r>
         <w:rPr>
@@ -2863,7 +2866,7 @@
         <w:rPr>
           <w:rFonts w:cs="Arial"/>
         </w:rPr>
-        <w:instrText xml:space="preserve"> ADDIN ZOTERO_ITEM CSL_CITATION {"citationID":"9DHRNG88","properties":{"formattedCitation":"[2]","plainCitation":"[2]","noteIndex":0},"citationItems":[{"id":19,"uris":["http://zotero.org/groups/6046789/items/NJT7KDF6"],"itemData":{"id":19,"type":"webpage","title":"2. Allgemeine Beschreibung","URL":"https://www.victronenergy.com/media/pg/SmartSolar_MPPT_RS/de/general-description.html","accessed":{"date-parts":[["2026",2,5]]}}}],"schema":"https://github.com/citation-style-language/schema/raw/master/csl-citation.json"} </w:instrText>
+        <w:instrText xml:space="preserve"> ADDIN ZOTERO_ITEM CSL_CITATION {"citationID":"wJpoTKL6","properties":{"formattedCitation":"[2]","plainCitation":"[2]","noteIndex":0},"citationItems":[{"id":19,"uris":["http://zotero.org/groups/6046789/items/NJT7KDF6"],"itemData":{"id":19,"type":"webpage","title":"2. Allgemeine Beschreibung","URL":"https://www.victronenergy.com/media/pg/SmartSolar_MPPT_RS/de/general-description.html","accessed":{"date-parts":[["2026",2,5]]}}}],"schema":"https://github.com/citation-style-language/schema/raw/master/csl-citation.json"} </w:instrText>
       </w:r>
       <w:r>
         <w:rPr>
@@ -2888,12 +2891,6 @@
           <w:rFonts w:cs="Arial"/>
         </w:rPr>
         <w:t>.</w:t>
-      </w:r>
-      <w:r>
-        <w:rPr>
-          <w:rFonts w:cs="Arial"/>
-        </w:rPr>
-        <w:t xml:space="preserve"> </w:t>
       </w:r>
     </w:p>
     <w:p>
@@ -2904,82 +2901,23 @@
           <w:rFonts w:cs="Arial"/>
         </w:rPr>
       </w:pPr>
-      <w:r>
-        <w:rPr>
-          <w:rFonts w:cs="Arial"/>
-        </w:rPr>
-        <w:t xml:space="preserve">Der im Projekt eingesetzte </w:t>
-      </w:r>
-      <w:proofErr w:type="spellStart"/>
-      <w:r>
-        <w:rPr>
-          <w:rFonts w:cs="Arial"/>
-        </w:rPr>
-        <w:t>Victron</w:t>
-      </w:r>
-      <w:proofErr w:type="spellEnd"/>
-      <w:r>
-        <w:rPr>
-          <w:rFonts w:cs="Arial"/>
-        </w:rPr>
-        <w:t xml:space="preserve"> </w:t>
-      </w:r>
-      <w:proofErr w:type="spellStart"/>
-      <w:r>
-        <w:rPr>
-          <w:rFonts w:cs="Arial"/>
-        </w:rPr>
-        <w:t>MultiPlus</w:t>
-      </w:r>
-      <w:proofErr w:type="spellEnd"/>
-      <w:r>
-        <w:rPr>
-          <w:rFonts w:cs="Arial"/>
-        </w:rPr>
-        <w:t xml:space="preserve"> verfügt über einen integrierten MPPT-Laderegler, der diese Aufgabe automatisch übernimmt. Im Vergleich zu einfachen Ladereglern ohne MPPT-Funktion kann dadurch – abhängig von Betriebsbedingungen und Systemauslegung – ein um bis zu 30 % höherer Energieertrag erzielt werden</w:t>
-      </w:r>
-      <w:r>
-        <w:rPr>
-          <w:rFonts w:cs="Arial"/>
-        </w:rPr>
-        <w:t xml:space="preserve"> </w:t>
-      </w:r>
-      <w:r>
-        <w:rPr>
-          <w:rFonts w:cs="Arial"/>
-        </w:rPr>
-        <w:fldChar w:fldCharType="begin"/>
-      </w:r>
-      <w:r>
-        <w:rPr>
-          <w:rFonts w:cs="Arial"/>
-        </w:rPr>
-        <w:instrText xml:space="preserve"> ADDIN ZOTERO_ITEM CSL_CITATION {"citationID":"wJpoTKL6","properties":{"formattedCitation":"[2]","plainCitation":"[2]","noteIndex":0},"citationItems":[{"id":19,"uris":["http://zotero.org/groups/6046789/items/NJT7KDF6"],"itemData":{"id":19,"type":"webpage","title":"2. Allgemeine Beschreibung","URL":"https://www.victronenergy.com/media/pg/SmartSolar_MPPT_RS/de/general-description.html","accessed":{"date-parts":[["2026",2,5]]}}}],"schema":"https://github.com/citation-style-language/schema/raw/master/csl-citation.json"} </w:instrText>
-      </w:r>
-      <w:r>
-        <w:rPr>
-          <w:rFonts w:cs="Arial"/>
-        </w:rPr>
-        <w:fldChar w:fldCharType="separate"/>
-      </w:r>
-      <w:r>
-        <w:rPr>
-          <w:rFonts w:ascii="Aptos" w:hAnsi="Aptos"/>
-        </w:rPr>
-        <w:t>[2]</w:t>
-      </w:r>
-      <w:r>
-        <w:rPr>
-          <w:rFonts w:cs="Arial"/>
-        </w:rPr>
-        <w:fldChar w:fldCharType="end"/>
-      </w:r>
-      <w:r>
-        <w:rPr>
-          <w:rFonts w:cs="Arial"/>
-        </w:rPr>
-        <w:t>.</w:t>
-      </w:r>
+    </w:p>
+    <w:p>
+      <w:pPr>
+        <w:pStyle w:val="berschrift2"/>
+        <w:rPr>
+          <w:rFonts w:cs="Arial"/>
+        </w:rPr>
+      </w:pPr>
+      <w:bookmarkStart w:id="6" w:name="_Toc222266663"/>
+      <w:r>
+        <w:rPr>
+          <w:rFonts w:eastAsia="Times New Roman"/>
+          <w:lang w:eastAsia="de-AT"/>
+        </w:rPr>
+        <w:t>4.2.2 Einfluss von Wetter und Jahreszeit</w:t>
+      </w:r>
+      <w:bookmarkEnd w:id="6"/>
     </w:p>
     <w:p>
       <w:pPr>
@@ -2989,23 +2927,108 @@
           <w:rFonts w:cs="Arial"/>
         </w:rPr>
       </w:pPr>
-    </w:p>
-    <w:p>
-      <w:pPr>
-        <w:pStyle w:val="berschrift2"/>
-        <w:rPr>
-          <w:rFonts w:cs="Arial"/>
-        </w:rPr>
-      </w:pPr>
-      <w:bookmarkStart w:id="6" w:name="_Toc222266663"/>
-      <w:r>
-        <w:rPr>
-          <w:rFonts w:eastAsia="Times New Roman"/>
-          <w:lang w:eastAsia="de-AT"/>
-        </w:rPr>
-        <w:t>4.2.2 Einfluss von Wetter und Jahreszeit</w:t>
-      </w:r>
-      <w:bookmarkEnd w:id="6"/>
+      <w:r>
+        <w:rPr>
+          <w:rFonts w:cs="Arial"/>
+        </w:rPr>
+        <w:t>Die Energieerzeugung einer Photovoltaikanlage ist stark von der Jahreszeit und den lokalen Wetterbedingungen abhängig. Im Sommer sind die Sonnenscheindauer und die Einstrahlungsintensität höher, während im Winter die Tage kürzer sind und die Sonnenstrahlung flacher auf die Module trifft. So beträgt die mittlere Globalstrahlung in Deutschland im Juni 200</w:t>
+      </w:r>
+      <w:r>
+        <w:rPr>
+          <w:rFonts w:ascii="Arial" w:hAnsi="Arial" w:cs="Arial"/>
+        </w:rPr>
+        <w:t> </w:t>
+      </w:r>
+      <w:r>
+        <w:rPr>
+          <w:rFonts w:cs="Arial"/>
+        </w:rPr>
+        <w:t>kWh/m</w:t>
+      </w:r>
+      <w:r>
+        <w:rPr>
+          <w:rFonts w:ascii="Aptos" w:hAnsi="Aptos" w:cs="Aptos"/>
+        </w:rPr>
+        <w:t>²</w:t>
+      </w:r>
+      <w:r>
+        <w:rPr>
+          <w:rFonts w:cs="Arial"/>
+        </w:rPr>
+        <w:t>, im Dezember hingegen nur 16</w:t>
+      </w:r>
+      <w:r>
+        <w:rPr>
+          <w:rFonts w:ascii="Arial" w:hAnsi="Arial" w:cs="Arial"/>
+        </w:rPr>
+        <w:t> </w:t>
+      </w:r>
+      <w:r>
+        <w:rPr>
+          <w:rFonts w:cs="Arial"/>
+        </w:rPr>
+        <w:t>kWh/m</w:t>
+      </w:r>
+      <w:r>
+        <w:rPr>
+          <w:rFonts w:ascii="Aptos" w:hAnsi="Aptos" w:cs="Aptos"/>
+        </w:rPr>
+        <w:t>²</w:t>
+      </w:r>
+      <w:r>
+        <w:rPr>
+          <w:rFonts w:cs="Arial"/>
+        </w:rPr>
+        <w:t>, was etwa 9</w:t>
+      </w:r>
+      <w:r>
+        <w:rPr>
+          <w:rFonts w:ascii="Arial" w:hAnsi="Arial" w:cs="Arial"/>
+        </w:rPr>
+        <w:t> </w:t>
+      </w:r>
+      <w:r>
+        <w:rPr>
+          <w:rFonts w:cs="Arial"/>
+        </w:rPr>
+        <w:t xml:space="preserve">% der Sommerstrahlung entspricht </w:t>
+      </w:r>
+      <w:r>
+        <w:rPr>
+          <w:rFonts w:cs="Arial"/>
+        </w:rPr>
+        <w:fldChar w:fldCharType="begin"/>
+      </w:r>
+      <w:r>
+        <w:rPr>
+          <w:rFonts w:cs="Arial"/>
+        </w:rPr>
+        <w:instrText xml:space="preserve"> ADDIN ZOTERO_ITEM CSL_CITATION {"citationID":"w8glncui","properties":{"formattedCitation":"[3], [4]","plainCitation":"[3], [4]","dontUpdate":true,"noteIndex":0},"citationItems":[{"id":27,"uris":["http://zotero.org/groups/6046789/items/IJTJM92X"],"itemData":{"id":27,"type":"post-weblog","abstract":"Die solare Strahlungsenergie an einem Standort schwankt von Jahr zu Jahr sowie im Tages- und Jahresverlauf.","container-title":"pv-wissen.de","language":"de","title":"Zeitliche Variation der Sonnen­ein­strah­lung","URL":"https://www.pv-wissen.de/zeitliche-variation-der-sonneneinstrahlung/","accessed":{"date-parts":[["2026",2,6]]},"issued":{"date-parts":[["2024",6,4]]}}},{"id":23,"uris":["http://zotero.org/groups/6046789/items/IM66CG8J"],"itemData":{"id":23,"type":"post-weblog","abstract":"Wie bewegt sich die Erde um die Sonne, wovon hängt der Sonnenstand ab und was beschreibt der Faktor Air Mass (AM)? Hier erfährst du es.","container-title":"pv-wissen.de","language":"de","title":"Sonnenstand","URL":"https://www.pv-wissen.de/sonnenstand/","accessed":{"date-parts":[["2026",2,6]]},"issued":{"date-parts":[["2025",5,30]]}}}],"schema":"https://github.com/citation-style-language/schema/raw/master/csl-citation.json"} </w:instrText>
+      </w:r>
+      <w:r>
+        <w:rPr>
+          <w:rFonts w:cs="Arial"/>
+        </w:rPr>
+        <w:fldChar w:fldCharType="separate"/>
+      </w:r>
+      <w:r>
+        <w:rPr>
+          <w:rFonts w:ascii="Aptos" w:hAnsi="Aptos"/>
+        </w:rPr>
+        <w:t>[3][4]</w:t>
+      </w:r>
+      <w:r>
+        <w:rPr>
+          <w:rFonts w:cs="Arial"/>
+        </w:rPr>
+        <w:fldChar w:fldCharType="end"/>
+      </w:r>
+      <w:r>
+        <w:rPr>
+          <w:rFonts w:cs="Arial"/>
+        </w:rPr>
+        <w:t>.</w:t>
+      </w:r>
     </w:p>
     <w:p>
       <w:pPr>
@@ -3019,7 +3042,21 @@
         <w:rPr>
           <w:rFonts w:cs="Arial"/>
         </w:rPr>
-        <w:t>Die Energieerzeugung einer Photovoltaikanlage ist stark von der Jahreszeit und den lokalen Wetterbedingungen abhängig. Im Sommer sind die Sonnenscheindauer und die Einstrahlungsintensität höher, während im Winter die Tage kürzer sind und die Sonnenstrahlung flacher auf die Module trifft. So beträgt die mittlere Globalstrahlung in Deutschland im Juni 200</w:t>
+        <w:t xml:space="preserve">Wetterbedingungen wirken sich zusätzlich auf die Leistung aus. Bei bedecktem Himmel sinkt die Einstrahlungsstärke erheblich. Das verwendete </w:t>
+      </w:r>
+      <w:proofErr w:type="spellStart"/>
+      <w:r>
+        <w:rPr>
+          <w:rFonts w:cs="Arial"/>
+        </w:rPr>
+        <w:t>enjoysolar</w:t>
+      </w:r>
+      <w:proofErr w:type="spellEnd"/>
+      <w:r>
+        <w:rPr>
+          <w:rFonts w:cs="Arial"/>
+        </w:rPr>
+        <w:t xml:space="preserve"> 180</w:t>
       </w:r>
       <w:r>
         <w:rPr>
@@ -3031,7 +3068,19 @@
         <w:rPr>
           <w:rFonts w:cs="Arial"/>
         </w:rPr>
-        <w:t>kWh/m</w:t>
+        <w:t>W-Modul erreicht bei Standard-Testbedingungen (1.000</w:t>
+      </w:r>
+      <w:r>
+        <w:rPr>
+          <w:rFonts w:ascii="Arial" w:hAnsi="Arial" w:cs="Arial"/>
+        </w:rPr>
+        <w:t> </w:t>
+      </w:r>
+      <w:r>
+        <w:rPr>
+          <w:rFonts w:cs="Arial"/>
+        </w:rPr>
+        <w:t>W/m</w:t>
       </w:r>
       <w:r>
         <w:rPr>
@@ -3043,7 +3092,7 @@
         <w:rPr>
           <w:rFonts w:cs="Arial"/>
         </w:rPr>
-        <w:t>, im Dezember hingegen nur 16</w:t>
+        <w:t>, 25</w:t>
       </w:r>
       <w:r>
         <w:rPr>
@@ -3053,21 +3102,63 @@
       </w:r>
       <w:r>
         <w:rPr>
-          <w:rFonts w:cs="Arial"/>
-        </w:rPr>
-        <w:t>kWh/m</w:t>
-      </w:r>
-      <w:r>
-        <w:rPr>
           <w:rFonts w:ascii="Aptos" w:hAnsi="Aptos" w:cs="Aptos"/>
         </w:rPr>
+        <w:t>°</w:t>
+      </w:r>
+      <w:r>
+        <w:rPr>
+          <w:rFonts w:cs="Arial"/>
+        </w:rPr>
+        <w:t>C) seine Nennleistung, bei geringerer Einstrahlung reduziert sich die Ausgangsleistung proportional. Unter starker Bew</w:t>
+      </w:r>
+      <w:r>
+        <w:rPr>
+          <w:rFonts w:ascii="Aptos" w:hAnsi="Aptos" w:cs="Aptos"/>
+        </w:rPr>
+        <w:t>ö</w:t>
+      </w:r>
+      <w:r>
+        <w:rPr>
+          <w:rFonts w:cs="Arial"/>
+        </w:rPr>
+        <w:t>lkung mit etwa 200</w:t>
+      </w:r>
+      <w:r>
+        <w:rPr>
+          <w:rFonts w:ascii="Arial" w:hAnsi="Arial" w:cs="Arial"/>
+        </w:rPr>
+        <w:t> </w:t>
+      </w:r>
+      <w:r>
+        <w:rPr>
+          <w:rFonts w:cs="Arial"/>
+        </w:rPr>
+        <w:t>W/m</w:t>
+      </w:r>
+      <w:r>
+        <w:rPr>
+          <w:rFonts w:ascii="Aptos" w:hAnsi="Aptos" w:cs="Aptos"/>
+        </w:rPr>
         <w:t>²</w:t>
       </w:r>
       <w:r>
         <w:rPr>
           <w:rFonts w:cs="Arial"/>
         </w:rPr>
-        <w:t>, was etwa 9</w:t>
+        <w:t xml:space="preserve"> Globalstrahlung liefert das Modul nur noch 20</w:t>
+      </w:r>
+      <w:r>
+        <w:rPr>
+          <w:rFonts w:ascii="Aptos" w:hAnsi="Aptos" w:cs="Aptos"/>
+        </w:rPr>
+        <w:t>–</w:t>
+      </w:r>
+      <w:r>
+        <w:rPr>
+          <w:rFonts w:cs="Arial"/>
+        </w:rPr>
+        <w:t>40</w:t>
       </w:r>
       <w:r>
         <w:rPr>
@@ -3079,7 +3170,25 @@
         <w:rPr>
           <w:rFonts w:cs="Arial"/>
         </w:rPr>
-        <w:t xml:space="preserve">% der Sommerstrahlung entspricht </w:t>
+        <w:t xml:space="preserve">W. Schnee auf den Modulen kann die Leistung weiter reduzieren, wobei geringe Schneemengen aufgrund der selbstreinigenden Eigenschaft der Module meist keine </w:t>
+      </w:r>
+      <w:r>
+        <w:rPr>
+          <w:rFonts w:cs="Arial"/>
+        </w:rPr>
+        <w:t>große</w:t>
+      </w:r>
+      <w:r>
+        <w:rPr>
+          <w:rFonts w:cs="Arial"/>
+        </w:rPr>
+        <w:t xml:space="preserve"> Beeinträchtigung darstellen</w:t>
+      </w:r>
+      <w:r>
+        <w:rPr>
+          <w:rFonts w:cs="Arial"/>
+        </w:rPr>
+        <w:t xml:space="preserve"> </w:t>
       </w:r>
       <w:r>
         <w:rPr>
@@ -3091,7 +3200,7 @@
         <w:rPr>
           <w:rFonts w:cs="Arial"/>
         </w:rPr>
-        <w:instrText xml:space="preserve"> ADDIN ZOTERO_ITEM CSL_CITATION {"citationID":"w8glncui","properties":{"formattedCitation":"[3], [4]","plainCitation":"[3], [4]","dontUpdate":true,"noteIndex":0},"citationItems":[{"id":27,"uris":["http://zotero.org/groups/6046789/items/IJTJM92X"],"itemData":{"id":27,"type":"post-weblog","abstract":"Die solare Strahlungsenergie an einem Standort schwankt von Jahr zu Jahr sowie im Tages- und Jahresverlauf.","container-title":"pv-wissen.de","language":"de","title":"Zeitliche Variation der Sonnen­ein­strah­lung","URL":"https://www.pv-wissen.de/zeitliche-variation-der-sonneneinstrahlung/","accessed":{"date-parts":[["2026",2,6]]},"issued":{"date-parts":[["2024",6,4]]}}},{"id":23,"uris":["http://zotero.org/groups/6046789/items/IM66CG8J"],"itemData":{"id":23,"type":"post-weblog","abstract":"Wie bewegt sich die Erde um die Sonne, wovon hängt der Sonnenstand ab und was beschreibt der Faktor Air Mass (AM)? Hier erfährst du es.","container-title":"pv-wissen.de","language":"de","title":"Sonnenstand","URL":"https://www.pv-wissen.de/sonnenstand/","accessed":{"date-parts":[["2026",2,6]]},"issued":{"date-parts":[["2025",5,30]]}}}],"schema":"https://github.com/citation-style-language/schema/raw/master/csl-citation.json"} </w:instrText>
+        <w:instrText xml:space="preserve"> ADDIN ZOTERO_ITEM CSL_CITATION {"citationID":"MHGbSHi1","properties":{"formattedCitation":"[5], [6]","plainCitation":"[5], [6]","dontUpdate":true,"noteIndex":0},"citationItems":[{"id":22,"uris":["http://zotero.org/groups/6046789/items/JC2D7YWG"],"itemData":{"id":22,"type":"document","title":"enjoysolar_Monokristallines_Solarmodul_DATENBLATT_1100180_DE.pdf","URL":"https://solarv.de/Datenblatt/2023/12/SOLAR/enjoysolar_Monokristallines_Solarmodul_DATENBLATT_1100180_DE.pdf","accessed":{"date-parts":[["2026",2,6]]}},"label":"page"},{"id":24,"uris":["http://zotero.org/groups/6046789/items/DEHM8TFE"],"itemData":{"id":24,"type":"webpage","abstract":"Produziert eine Photovoltaikanlage auch im Winter genügend Strom für einen Haushalt? ✓ Infos, wie sich die Leistung in den Sommer- und Wintermonaten unterscheidet ✓ Praktische Tipps zur Steigerung der Leistung ✓ Den Ertrag einer PV-Anlage im Winter anhand des eigenen Standorts berechnen!","container-title":"Solarenergie: Informationen zu Photovoltaik und mehr","language":"de","title":"Welchen Ertrag liefert eine Photovoltaikanlage im Winter?","URL":"https://www.solarenergie.de/photovoltaikanlage/finanzielles/lohnt-sich-photovoltaik/photovoltaik-im-winter","accessed":{"date-parts":[["2026",2,6]]}},"label":"page"}],"schema":"https://github.com/citation-style-language/schema/raw/master/csl-citation.json"} </w:instrText>
       </w:r>
       <w:r>
         <w:rPr>
@@ -3103,7 +3212,7 @@
         <w:rPr>
           <w:rFonts w:ascii="Aptos" w:hAnsi="Aptos"/>
         </w:rPr>
-        <w:t>[3][4]</w:t>
+        <w:t>[5][6]</w:t>
       </w:r>
       <w:r>
         <w:rPr>
@@ -3130,7 +3239,7 @@
         <w:rPr>
           <w:rFonts w:cs="Arial"/>
         </w:rPr>
-        <w:t xml:space="preserve">Wetterbedingungen wirken sich zusätzlich auf die Leistung aus. Bei bedecktem Himmel sinkt die Einstrahlungsstärke erheblich. Das verwendete </w:t>
+        <w:t xml:space="preserve">Ein weiterer Einflussfaktor ist die Modultemperatur. Kristalline Siliziumzellen weisen einen negativen Temperaturkoeffizienten auf. Das </w:t>
       </w:r>
       <w:proofErr w:type="spellStart"/>
       <w:r>
@@ -3156,7 +3265,7 @@
         <w:rPr>
           <w:rFonts w:cs="Arial"/>
         </w:rPr>
-        <w:t>W-Modul erreicht bei Standard-Testbedingungen (1.000</w:t>
+        <w:t>W-Modul hat einen Temperaturkoeffizienten von -0,45</w:t>
       </w:r>
       <w:r>
         <w:rPr>
@@ -3168,19 +3277,31 @@
         <w:rPr>
           <w:rFonts w:cs="Arial"/>
         </w:rPr>
-        <w:t>W/m</w:t>
+        <w:t>%/</w:t>
       </w:r>
       <w:r>
         <w:rPr>
           <w:rFonts w:ascii="Aptos" w:hAnsi="Aptos" w:cs="Aptos"/>
         </w:rPr>
-        <w:t>²</w:t>
-      </w:r>
-      <w:r>
-        <w:rPr>
-          <w:rFonts w:cs="Arial"/>
-        </w:rPr>
-        <w:t>, 25</w:t>
+        <w:t>°</w:t>
+      </w:r>
+      <w:r>
+        <w:rPr>
+          <w:rFonts w:cs="Arial"/>
+        </w:rPr>
+        <w:t xml:space="preserve">C. Hohe Sommertemperaturen </w:t>
+      </w:r>
+      <w:r>
+        <w:rPr>
+          <w:rFonts w:ascii="Aptos" w:hAnsi="Aptos" w:cs="Aptos"/>
+        </w:rPr>
+        <w:t>ü</w:t>
+      </w:r>
+      <w:r>
+        <w:rPr>
+          <w:rFonts w:cs="Arial"/>
+        </w:rPr>
+        <w:t>ber 60</w:t>
       </w:r>
       <w:r>
         <w:rPr>
@@ -3198,7 +3319,7 @@
         <w:rPr>
           <w:rFonts w:cs="Arial"/>
         </w:rPr>
-        <w:t>C) seine Nennleistung, bei geringerer Einstrahlung reduziert sich die Ausgangsleistung proportional. Unter starker Bew</w:t>
+        <w:t>C k</w:t>
       </w:r>
       <w:r>
         <w:rPr>
@@ -3210,7 +3331,19 @@
         <w:rPr>
           <w:rFonts w:cs="Arial"/>
         </w:rPr>
-        <w:t>lkung mit etwa 200</w:t>
+        <w:t>nnen die Leistung um 10</w:t>
+      </w:r>
+      <w:r>
+        <w:rPr>
+          <w:rFonts w:ascii="Aptos" w:hAnsi="Aptos" w:cs="Aptos"/>
+        </w:rPr>
+        <w:t>–</w:t>
+      </w:r>
+      <w:r>
+        <w:rPr>
+          <w:rFonts w:cs="Arial"/>
+        </w:rPr>
+        <w:t>15</w:t>
       </w:r>
       <w:r>
         <w:rPr>
@@ -3222,55 +3355,43 @@
         <w:rPr>
           <w:rFonts w:cs="Arial"/>
         </w:rPr>
-        <w:t>W/m</w:t>
+        <w:t>% gegen</w:t>
       </w:r>
       <w:r>
         <w:rPr>
           <w:rFonts w:ascii="Aptos" w:hAnsi="Aptos" w:cs="Aptos"/>
         </w:rPr>
-        <w:t>²</w:t>
-      </w:r>
-      <w:r>
-        <w:rPr>
-          <w:rFonts w:cs="Arial"/>
-        </w:rPr>
-        <w:t xml:space="preserve"> Globalstrahlung liefert das Modul nur noch 20</w:t>
+        <w:t>ü</w:t>
+      </w:r>
+      <w:r>
+        <w:rPr>
+          <w:rFonts w:cs="Arial"/>
+        </w:rPr>
+        <w:t>ber den Standard-Testbedingungen reduzieren, w</w:t>
       </w:r>
       <w:r>
         <w:rPr>
           <w:rFonts w:ascii="Aptos" w:hAnsi="Aptos" w:cs="Aptos"/>
         </w:rPr>
-        <w:t>–</w:t>
-      </w:r>
-      <w:r>
-        <w:rPr>
-          <w:rFonts w:cs="Arial"/>
-        </w:rPr>
-        <w:t>40</w:t>
-      </w:r>
-      <w:r>
-        <w:rPr>
-          <w:rFonts w:ascii="Arial" w:hAnsi="Arial" w:cs="Arial"/>
-        </w:rPr>
-        <w:t> </w:t>
-      </w:r>
-      <w:r>
-        <w:rPr>
-          <w:rFonts w:cs="Arial"/>
-        </w:rPr>
-        <w:t xml:space="preserve">W. Schnee auf den Modulen kann die Leistung weiter reduzieren, wobei geringe Schneemengen aufgrund der selbstreinigenden Eigenschaft der Module meist keine </w:t>
-      </w:r>
-      <w:r>
-        <w:rPr>
-          <w:rFonts w:cs="Arial"/>
-        </w:rPr>
-        <w:t>große</w:t>
-      </w:r>
-      <w:r>
-        <w:rPr>
-          <w:rFonts w:cs="Arial"/>
-        </w:rPr>
-        <w:t xml:space="preserve"> Beeinträchtigung darstellen</w:t>
+        <w:t>ä</w:t>
+      </w:r>
+      <w:r>
+        <w:rPr>
+          <w:rFonts w:cs="Arial"/>
+        </w:rPr>
+        <w:t>hrend kalte Wintertemperaturen die Effizienz leicht erh</w:t>
+      </w:r>
+      <w:r>
+        <w:rPr>
+          <w:rFonts w:ascii="Aptos" w:hAnsi="Aptos" w:cs="Aptos"/>
+        </w:rPr>
+        <w:t>ö</w:t>
+      </w:r>
+      <w:r>
+        <w:rPr>
+          <w:rFonts w:cs="Arial"/>
+        </w:rPr>
+        <w:t>hen</w:t>
       </w:r>
       <w:r>
         <w:rPr>
@@ -3288,7 +3409,7 @@
         <w:rPr>
           <w:rFonts w:cs="Arial"/>
         </w:rPr>
-        <w:instrText xml:space="preserve"> ADDIN ZOTERO_ITEM CSL_CITATION {"citationID":"MHGbSHi1","properties":{"formattedCitation":"[5], [6]","plainCitation":"[5], [6]","dontUpdate":true,"noteIndex":0},"citationItems":[{"id":22,"uris":["http://zotero.org/groups/6046789/items/JC2D7YWG"],"itemData":{"id":22,"type":"document","title":"enjoysolar_Monokristallines_Solarmodul_DATENBLATT_1100180_DE.pdf","URL":"https://solarv.de/Datenblatt/2023/12/SOLAR/enjoysolar_Monokristallines_Solarmodul_DATENBLATT_1100180_DE.pdf","accessed":{"date-parts":[["2026",2,6]]}},"label":"page"},{"id":24,"uris":["http://zotero.org/groups/6046789/items/DEHM8TFE"],"itemData":{"id":24,"type":"webpage","abstract":"Produziert eine Photovoltaikanlage auch im Winter genügend Strom für einen Haushalt? ✓ Infos, wie sich die Leistung in den Sommer- und Wintermonaten unterscheidet ✓ Praktische Tipps zur Steigerung der Leistung ✓ Den Ertrag einer PV-Anlage im Winter anhand des eigenen Standorts berechnen!","container-title":"Solarenergie: Informationen zu Photovoltaik und mehr","language":"de","title":"Welchen Ertrag liefert eine Photovoltaikanlage im Winter?","URL":"https://www.solarenergie.de/photovoltaikanlage/finanzielles/lohnt-sich-photovoltaik/photovoltaik-im-winter","accessed":{"date-parts":[["2026",2,6]]}},"label":"page"}],"schema":"https://github.com/citation-style-language/schema/raw/master/csl-citation.json"} </w:instrText>
+        <w:instrText xml:space="preserve"> ADDIN ZOTERO_ITEM CSL_CITATION {"citationID":"dpX1JxgX","properties":{"formattedCitation":"[5], [6]","plainCitation":"[5], [6]","dontUpdate":true,"noteIndex":0},"citationItems":[{"id":22,"uris":["http://zotero.org/groups/6046789/items/JC2D7YWG"],"itemData":{"id":22,"type":"document","title":"enjoysolar_Monokristallines_Solarmodul_DATENBLATT_1100180_DE.pdf","URL":"https://solarv.de/Datenblatt/2023/12/SOLAR/enjoysolar_Monokristallines_Solarmodul_DATENBLATT_1100180_DE.pdf","accessed":{"date-parts":[["2026",2,6]]}},"label":"page"},{"id":24,"uris":["http://zotero.org/groups/6046789/items/DEHM8TFE"],"itemData":{"id":24,"type":"webpage","abstract":"Produziert eine Photovoltaikanlage auch im Winter genügend Strom für einen Haushalt? ✓ Infos, wie sich die Leistung in den Sommer- und Wintermonaten unterscheidet ✓ Praktische Tipps zur Steigerung der Leistung ✓ Den Ertrag einer PV-Anlage im Winter anhand des eigenen Standorts berechnen!","container-title":"Solarenergie: Informationen zu Photovoltaik und mehr","language":"de","title":"Welchen Ertrag liefert eine Photovoltaikanlage im Winter?","URL":"https://www.solarenergie.de/photovoltaikanlage/finanzielles/lohnt-sich-photovoltaik/photovoltaik-im-winter","accessed":{"date-parts":[["2026",2,6]]}},"label":"page"}],"schema":"https://github.com/citation-style-language/schema/raw/master/csl-citation.json"} </w:instrText>
       </w:r>
       <w:r>
         <w:rPr>
@@ -3327,195 +3448,7 @@
         <w:rPr>
           <w:rFonts w:cs="Arial"/>
         </w:rPr>
-        <w:t xml:space="preserve">Ein weiterer Einflussfaktor ist die Modultemperatur. Kristalline Siliziumzellen weisen einen negativen Temperaturkoeffizienten auf. Das </w:t>
-      </w:r>
-      <w:proofErr w:type="spellStart"/>
-      <w:r>
-        <w:rPr>
-          <w:rFonts w:cs="Arial"/>
-        </w:rPr>
-        <w:t>enjoysolar</w:t>
-      </w:r>
-      <w:proofErr w:type="spellEnd"/>
-      <w:r>
-        <w:rPr>
-          <w:rFonts w:cs="Arial"/>
-        </w:rPr>
-        <w:t xml:space="preserve"> 180</w:t>
-      </w:r>
-      <w:r>
-        <w:rPr>
-          <w:rFonts w:ascii="Arial" w:hAnsi="Arial" w:cs="Arial"/>
-        </w:rPr>
-        <w:t> </w:t>
-      </w:r>
-      <w:r>
-        <w:rPr>
-          <w:rFonts w:cs="Arial"/>
-        </w:rPr>
-        <w:t>W-Modul hat einen Temperaturkoeffizienten von -0,45</w:t>
-      </w:r>
-      <w:r>
-        <w:rPr>
-          <w:rFonts w:ascii="Arial" w:hAnsi="Arial" w:cs="Arial"/>
-        </w:rPr>
-        <w:t> </w:t>
-      </w:r>
-      <w:r>
-        <w:rPr>
-          <w:rFonts w:cs="Arial"/>
-        </w:rPr>
-        <w:t>%/</w:t>
-      </w:r>
-      <w:r>
-        <w:rPr>
-          <w:rFonts w:ascii="Aptos" w:hAnsi="Aptos" w:cs="Aptos"/>
-        </w:rPr>
-        <w:t>°</w:t>
-      </w:r>
-      <w:r>
-        <w:rPr>
-          <w:rFonts w:cs="Arial"/>
-        </w:rPr>
-        <w:t xml:space="preserve">C. Hohe Sommertemperaturen </w:t>
-      </w:r>
-      <w:r>
-        <w:rPr>
-          <w:rFonts w:ascii="Aptos" w:hAnsi="Aptos" w:cs="Aptos"/>
-        </w:rPr>
-        <w:t>ü</w:t>
-      </w:r>
-      <w:r>
-        <w:rPr>
-          <w:rFonts w:cs="Arial"/>
-        </w:rPr>
-        <w:t>ber 60</w:t>
-      </w:r>
-      <w:r>
-        <w:rPr>
-          <w:rFonts w:ascii="Arial" w:hAnsi="Arial" w:cs="Arial"/>
-        </w:rPr>
-        <w:t> </w:t>
-      </w:r>
-      <w:r>
-        <w:rPr>
-          <w:rFonts w:ascii="Aptos" w:hAnsi="Aptos" w:cs="Aptos"/>
-        </w:rPr>
-        <w:t>°</w:t>
-      </w:r>
-      <w:r>
-        <w:rPr>
-          <w:rFonts w:cs="Arial"/>
-        </w:rPr>
-        <w:t>C k</w:t>
-      </w:r>
-      <w:r>
-        <w:rPr>
-          <w:rFonts w:ascii="Aptos" w:hAnsi="Aptos" w:cs="Aptos"/>
-        </w:rPr>
-        <w:t>ö</w:t>
-      </w:r>
-      <w:r>
-        <w:rPr>
-          <w:rFonts w:cs="Arial"/>
-        </w:rPr>
-        <w:t>nnen die Leistung um 10</w:t>
-      </w:r>
-      <w:r>
-        <w:rPr>
-          <w:rFonts w:ascii="Aptos" w:hAnsi="Aptos" w:cs="Aptos"/>
-        </w:rPr>
-        <w:t>–</w:t>
-      </w:r>
-      <w:r>
-        <w:rPr>
-          <w:rFonts w:cs="Arial"/>
-        </w:rPr>
-        <w:t>15</w:t>
-      </w:r>
-      <w:r>
-        <w:rPr>
-          <w:rFonts w:ascii="Arial" w:hAnsi="Arial" w:cs="Arial"/>
-        </w:rPr>
-        <w:t> </w:t>
-      </w:r>
-      <w:r>
-        <w:rPr>
-          <w:rFonts w:cs="Arial"/>
-        </w:rPr>
-        <w:t>% gegen</w:t>
-      </w:r>
-      <w:r>
-        <w:rPr>
-          <w:rFonts w:ascii="Aptos" w:hAnsi="Aptos" w:cs="Aptos"/>
-        </w:rPr>
-        <w:t>ü</w:t>
-      </w:r>
-      <w:r>
-        <w:rPr>
-          <w:rFonts w:cs="Arial"/>
-        </w:rPr>
-        <w:t>ber den Standard-Testbedingungen reduzieren, w</w:t>
-      </w:r>
-      <w:r>
-        <w:rPr>
-          <w:rFonts w:ascii="Aptos" w:hAnsi="Aptos" w:cs="Aptos"/>
-        </w:rPr>
-        <w:t>ä</w:t>
-      </w:r>
-      <w:r>
-        <w:rPr>
-          <w:rFonts w:cs="Arial"/>
-        </w:rPr>
-        <w:t>hrend kalte Wintertemperaturen die Effizienz leicht erh</w:t>
-      </w:r>
-      <w:r>
-        <w:rPr>
-          <w:rFonts w:ascii="Aptos" w:hAnsi="Aptos" w:cs="Aptos"/>
-        </w:rPr>
-        <w:t>ö</w:t>
-      </w:r>
-      <w:r>
-        <w:rPr>
-          <w:rFonts w:cs="Arial"/>
-        </w:rPr>
-        <w:t>hen</w:t>
-      </w:r>
-      <w:r>
-        <w:rPr>
-          <w:rFonts w:cs="Arial"/>
-        </w:rPr>
-        <w:t xml:space="preserve"> </w:t>
-      </w:r>
-      <w:r>
-        <w:rPr>
-          <w:rFonts w:cs="Arial"/>
-        </w:rPr>
-        <w:fldChar w:fldCharType="begin"/>
-      </w:r>
-      <w:r>
-        <w:rPr>
-          <w:rFonts w:cs="Arial"/>
-        </w:rPr>
-        <w:instrText xml:space="preserve"> ADDIN ZOTERO_ITEM CSL_CITATION {"citationID":"dpX1JxgX","properties":{"formattedCitation":"[5], [6]","plainCitation":"[5], [6]","dontUpdate":true,"noteIndex":0},"citationItems":[{"id":22,"uris":["http://zotero.org/groups/6046789/items/JC2D7YWG"],"itemData":{"id":22,"type":"document","title":"enjoysolar_Monokristallines_Solarmodul_DATENBLATT_1100180_DE.pdf","URL":"https://solarv.de/Datenblatt/2023/12/SOLAR/enjoysolar_Monokristallines_Solarmodul_DATENBLATT_1100180_DE.pdf","accessed":{"date-parts":[["2026",2,6]]}},"label":"page"},{"id":24,"uris":["http://zotero.org/groups/6046789/items/DEHM8TFE"],"itemData":{"id":24,"type":"webpage","abstract":"Produziert eine Photovoltaikanlage auch im Winter genügend Strom für einen Haushalt? ✓ Infos, wie sich die Leistung in den Sommer- und Wintermonaten unterscheidet ✓ Praktische Tipps zur Steigerung der Leistung ✓ Den Ertrag einer PV-Anlage im Winter anhand des eigenen Standorts berechnen!","container-title":"Solarenergie: Informationen zu Photovoltaik und mehr","language":"de","title":"Welchen Ertrag liefert eine Photovoltaikanlage im Winter?","URL":"https://www.solarenergie.de/photovoltaikanlage/finanzielles/lohnt-sich-photovoltaik/photovoltaik-im-winter","accessed":{"date-parts":[["2026",2,6]]}},"label":"page"}],"schema":"https://github.com/citation-style-language/schema/raw/master/csl-citation.json"} </w:instrText>
-      </w:r>
-      <w:r>
-        <w:rPr>
-          <w:rFonts w:cs="Arial"/>
-        </w:rPr>
-        <w:fldChar w:fldCharType="separate"/>
-      </w:r>
-      <w:r>
-        <w:rPr>
-          <w:rFonts w:ascii="Aptos" w:hAnsi="Aptos"/>
-        </w:rPr>
-        <w:t>[5][6]</w:t>
-      </w:r>
-      <w:r>
-        <w:rPr>
-          <w:rFonts w:cs="Arial"/>
-        </w:rPr>
-        <w:fldChar w:fldCharType="end"/>
+        <w:t>Für die Auslegung einer Photovoltaikanlage ist daher insbesondere der Winter-Worst-Case entscheidend. Die Planung muss kurze Tage, geringe Einstrahlung und mehrere bewölkte Tage berücksichtigen, um eine zuverlässige Energieversorgung sicherzustellen</w:t>
       </w:r>
       <w:r>
         <w:rPr>
@@ -3532,18 +3465,6 @@
           <w:rFonts w:cs="Arial"/>
         </w:rPr>
       </w:pPr>
-      <w:r>
-        <w:rPr>
-          <w:rFonts w:cs="Arial"/>
-        </w:rPr>
-        <w:t>Für die Auslegung einer Photovoltaikanlage ist daher insbesondere der Winter-Worst-Case entscheidend. Die Planung muss kurze Tage, geringe Einstrahlung und mehrere bewölkte Tage berücksichtigen, um eine zuverlässige Energieversorgung sicherzustellen</w:t>
-      </w:r>
-      <w:r>
-        <w:rPr>
-          <w:rFonts w:cs="Arial"/>
-        </w:rPr>
-        <w:t>.</w:t>
-      </w:r>
     </w:p>
     <w:p>
       <w:pPr>
@@ -3556,31 +3477,22 @@
     </w:p>
     <w:p>
       <w:pPr>
+        <w:pStyle w:val="berschrift1"/>
+      </w:pPr>
+      <w:bookmarkStart w:id="7" w:name="_Toc222266664"/>
+      <w:r>
+        <w:t>4.3 Systemauslegung und Dimensionierung</w:t>
+      </w:r>
+      <w:bookmarkEnd w:id="7"/>
+    </w:p>
+    <w:p>
+      <w:pPr>
         <w:ind w:left="708"/>
         <w:jc w:val="both"/>
         <w:rPr>
           <w:rFonts w:cs="Arial"/>
         </w:rPr>
       </w:pPr>
-    </w:p>
-    <w:p>
-      <w:pPr>
-        <w:pStyle w:val="berschrift1"/>
-      </w:pPr>
-      <w:bookmarkStart w:id="7" w:name="_Toc222266664"/>
-      <w:r>
-        <w:t>4.3 Systemauslegung und Dimensionierung</w:t>
-      </w:r>
-      <w:bookmarkEnd w:id="7"/>
-    </w:p>
-    <w:p>
-      <w:pPr>
-        <w:ind w:left="708"/>
-        <w:jc w:val="both"/>
-        <w:rPr>
-          <w:rFonts w:cs="Arial"/>
-        </w:rPr>
-      </w:pPr>
       <w:r>
         <w:rPr>
           <w:rFonts w:cs="Arial"/>
@@ -3591,21 +3503,7 @@
         <w:rPr>
           <w:rFonts w:cs="Arial"/>
         </w:rPr>
-        <w:t xml:space="preserve">Systemauslegung und Dimensionierung erfolgt auf Basis des ermittelten Energiebedarfs, der verfügbaren Solarleistung sowie der Batteriekapazität. Der Prototyp dient in erster Linie der Demonstration des Energie-Management-Konzepts und ist als Hybridsystem ausgelegt, dass bei Bedarf über den integrierten Netzanschluss des </w:t>
-      </w:r>
-      <w:proofErr w:type="spellStart"/>
-      <w:r>
-        <w:rPr>
-          <w:rFonts w:cs="Arial"/>
-        </w:rPr>
-        <w:t>MultiPlus</w:t>
-      </w:r>
-      <w:proofErr w:type="spellEnd"/>
-      <w:r>
-        <w:rPr>
-          <w:rFonts w:cs="Arial"/>
-        </w:rPr>
-        <w:t xml:space="preserve"> mit externer Energie versorgt werden kann.</w:t>
+        <w:t>Systemauslegung und Dimensionierung erfolgt auf Basis des ermittelten Energiebedarfs, der verfügbaren Solarleistung sowie der Batteriekapazität. Der Prototyp dient in erster Linie der Demonstration des Energie-Management-Konzepts und ist als Hybridsystem ausgelegt, dass bei Bedarf über den integrierten Netzanschluss des MultiPlus mit externer Energie versorgt werden kann.</w:t>
       </w:r>
     </w:p>
     <w:p>
@@ -3663,7 +3561,6 @@
           <w:numId w:val="6"/>
         </w:numPr>
         <w:tabs>
-          <w:tab w:val="clear" w:pos="1068"/>
           <w:tab w:val="num" w:pos="720"/>
         </w:tabs>
         <w:spacing w:after="60"/>
@@ -3672,19 +3569,11 @@
           <w:rFonts w:cs="Arial"/>
         </w:rPr>
       </w:pPr>
-      <w:proofErr w:type="spellStart"/>
-      <w:r>
-        <w:rPr>
-          <w:rFonts w:cs="Arial"/>
-        </w:rPr>
-        <w:t>Victron</w:t>
-      </w:r>
-      <w:proofErr w:type="spellEnd"/>
-      <w:r>
-        <w:rPr>
-          <w:rFonts w:cs="Arial"/>
-        </w:rPr>
-        <w:t xml:space="preserve"> Cerbo GX: 3–5</w:t>
+      <w:r>
+        <w:rPr>
+          <w:rFonts w:cs="Arial"/>
+        </w:rPr>
+        <w:t>Victron Cerbo GX: 3–5</w:t>
       </w:r>
       <w:r>
         <w:rPr>
@@ -3736,7 +3625,6 @@
           <w:numId w:val="6"/>
         </w:numPr>
         <w:tabs>
-          <w:tab w:val="clear" w:pos="1068"/>
           <w:tab w:val="num" w:pos="720"/>
         </w:tabs>
         <w:spacing w:after="60"/>
@@ -3807,7 +3695,6 @@
           <w:numId w:val="6"/>
         </w:numPr>
         <w:tabs>
-          <w:tab w:val="clear" w:pos="1068"/>
           <w:tab w:val="num" w:pos="720"/>
         </w:tabs>
         <w:spacing w:after="60"/>
@@ -3822,23 +3709,7 @@
           <w:rFonts w:cs="Arial"/>
           <w:lang w:val="en-GB"/>
         </w:rPr>
-        <w:t xml:space="preserve">Victron </w:t>
-      </w:r>
-      <w:proofErr w:type="spellStart"/>
-      <w:r>
-        <w:rPr>
-          <w:rFonts w:cs="Arial"/>
-          <w:lang w:val="en-GB"/>
-        </w:rPr>
-        <w:t>SmartShunt</w:t>
-      </w:r>
-      <w:proofErr w:type="spellEnd"/>
-      <w:r>
-        <w:rPr>
-          <w:rFonts w:cs="Arial"/>
-          <w:lang w:val="en-GB"/>
-        </w:rPr>
-        <w:t xml:space="preserve"> 500 A: &lt; 1</w:t>
+        <w:t>Victron SmartShunt 500 A: &lt; 1</w:t>
       </w:r>
       <w:r>
         <w:rPr>
@@ -3893,7 +3764,6 @@
           <w:numId w:val="6"/>
         </w:numPr>
         <w:tabs>
-          <w:tab w:val="clear" w:pos="1068"/>
           <w:tab w:val="num" w:pos="720"/>
         </w:tabs>
         <w:spacing w:after="60"/>
@@ -3908,23 +3778,7 @@
           <w:rFonts w:cs="Arial"/>
           <w:lang w:val="en-GB"/>
         </w:rPr>
-        <w:t xml:space="preserve">Victron </w:t>
-      </w:r>
-      <w:proofErr w:type="spellStart"/>
-      <w:r>
-        <w:rPr>
-          <w:rFonts w:cs="Arial"/>
-          <w:lang w:val="en-GB"/>
-        </w:rPr>
-        <w:t>MultiPlus</w:t>
-      </w:r>
-      <w:proofErr w:type="spellEnd"/>
-      <w:r>
-        <w:rPr>
-          <w:rFonts w:cs="Arial"/>
-          <w:lang w:val="en-GB"/>
-        </w:rPr>
-        <w:t xml:space="preserve"> Standby: 8</w:t>
+        <w:t>Victron MultiPlus Standby: 8</w:t>
       </w:r>
       <w:r>
         <w:rPr>
@@ -3979,7 +3833,6 @@
           <w:numId w:val="6"/>
         </w:numPr>
         <w:tabs>
-          <w:tab w:val="clear" w:pos="1068"/>
           <w:tab w:val="num" w:pos="720"/>
         </w:tabs>
         <w:spacing w:after="240"/>
@@ -4069,7 +3922,6 @@
           <w:numId w:val="6"/>
         </w:numPr>
         <w:tabs>
-          <w:tab w:val="clear" w:pos="1068"/>
           <w:tab w:val="num" w:pos="720"/>
         </w:tabs>
         <w:spacing w:after="60"/>
@@ -4104,7 +3956,6 @@
           <w:numId w:val="6"/>
         </w:numPr>
         <w:tabs>
-          <w:tab w:val="clear" w:pos="1068"/>
           <w:tab w:val="num" w:pos="720"/>
         </w:tabs>
         <w:spacing w:after="60"/>
@@ -4151,7 +4002,6 @@
           <w:numId w:val="6"/>
         </w:numPr>
         <w:tabs>
-          <w:tab w:val="clear" w:pos="1068"/>
           <w:tab w:val="num" w:pos="720"/>
         </w:tabs>
         <w:spacing w:after="60"/>
@@ -4198,7 +4048,6 @@
           <w:numId w:val="6"/>
         </w:numPr>
         <w:tabs>
-          <w:tab w:val="clear" w:pos="1068"/>
           <w:tab w:val="num" w:pos="720"/>
         </w:tabs>
         <w:spacing w:after="240"/>
@@ -5135,21 +4984,7 @@
         <w:rPr>
           <w:rFonts w:cs="Arial"/>
         </w:rPr>
-        <w:t xml:space="preserve">Das System übersteht also etwa 1,5 Tage ohne ausreichenden Solarertrag im Notbetrieb. Drei komplett bewölkte Tage sind statistisch selten, jedoch wurde der Prototyp bewusst als Hybridsystem ausgelegt. Bei kritischem Ladezustand kann über den integrierten Netzanschluss des </w:t>
-      </w:r>
-      <w:proofErr w:type="spellStart"/>
-      <w:r>
-        <w:rPr>
-          <w:rFonts w:cs="Arial"/>
-        </w:rPr>
-        <w:t>MultiPlus</w:t>
-      </w:r>
-      <w:proofErr w:type="spellEnd"/>
-      <w:r>
-        <w:rPr>
-          <w:rFonts w:cs="Arial"/>
-        </w:rPr>
-        <w:t xml:space="preserve"> temporär externe Energie zugeführt werden </w:t>
+        <w:t xml:space="preserve">Das System übersteht also etwa 1,5 Tage ohne ausreichenden Solarertrag im Notbetrieb. Drei komplett bewölkte Tage sind statistisch selten, jedoch wurde der Prototyp bewusst als Hybridsystem ausgelegt. Bei kritischem Ladezustand kann über den integrierten Netzanschluss des MultiPlus temporär externe Energie zugeführt werden </w:t>
       </w:r>
       <w:r>
         <w:rPr>
@@ -5237,21 +5072,7 @@
         <w:rPr>
           <w:rFonts w:cs="Arial"/>
         </w:rPr>
-        <w:t xml:space="preserve">ie Auswahl der Komponenten erfolgte unter Berücksichtigung von Leistungsanforderungen, Systemspannung, Zuverlässigkeit im Praxisbetrieb sowie Kompatibilität innerhalb des </w:t>
-      </w:r>
-      <w:proofErr w:type="spellStart"/>
-      <w:r>
-        <w:rPr>
-          <w:rFonts w:cs="Arial"/>
-        </w:rPr>
-        <w:t>Victron</w:t>
-      </w:r>
-      <w:proofErr w:type="spellEnd"/>
-      <w:r>
-        <w:rPr>
-          <w:rFonts w:cs="Arial"/>
-        </w:rPr>
-        <w:t>-Ökosystems. Ziel war ein wartungsarmes und effizientes Energiesystem, das den Energiebedarf des Prototyps aus der Photovoltaikanlage deckt und bei Bedarf zusätzlich über einen Netzanschluss geladen werden kann. Dadurch wird auch bei geringer Energieerzeugung, insbesondere in den Wintermonaten, eine zuverlässige Versorgung gewährleistet. Bei der Skalierung auf größere Systeme müssen Modulanzahl, Batteriekapazität, Wechselrichterleistung und Systemspannung entsprechend angepasst werden.</w:t>
+        <w:t>ie Auswahl der Komponenten erfolgte unter Berücksichtigung von Leistungsanforderungen, Systemspannung, Zuverlässigkeit im Praxisbetrieb sowie Kompatibilität innerhalb des Victron-Ökosystems. Ziel war ein wartungsarmes und effizientes Energiesystem, das den Energiebedarf des Prototyps aus der Photovoltaikanlage deckt und bei Bedarf zusätzlich über einen Netzanschluss geladen werden kann. Dadurch wird auch bei geringer Energieerzeugung, insbesondere in den Wintermonaten, eine zuverlässige Versorgung gewährleistet. Bei der Skalierung auf größere Systeme müssen Modulanzahl, Batteriekapazität, Wechselrichterleistung und Systemspannung entsprechend angepasst werden.</w:t>
       </w:r>
     </w:p>
     <w:p>
@@ -5847,23 +5668,7 @@
       </w:pPr>
       <w:bookmarkStart w:id="14" w:name="_Toc222266671"/>
       <w:r>
-        <w:t xml:space="preserve">4.4.3 </w:t>
-      </w:r>
-      <w:proofErr w:type="spellStart"/>
-      <w:r>
-        <w:t>Victron</w:t>
-      </w:r>
-      <w:proofErr w:type="spellEnd"/>
-      <w:r>
-        <w:t xml:space="preserve"> </w:t>
-      </w:r>
-      <w:proofErr w:type="spellStart"/>
-      <w:r>
-        <w:t>MultiPlus</w:t>
-      </w:r>
-      <w:proofErr w:type="spellEnd"/>
-      <w:r>
-        <w:t xml:space="preserve"> 12/800</w:t>
+        <w:t>4.4.3 Victron MultiPlus 12/800</w:t>
       </w:r>
       <w:bookmarkEnd w:id="14"/>
     </w:p>
@@ -5885,21 +5690,249 @@
         <w:rPr>
           <w:rFonts w:cs="Arial"/>
         </w:rPr>
-        <w:t xml:space="preserve">er </w:t>
+        <w:t>er MultiPlus vereint Wechselrichter und Ladegerät in einem Gerät. Mit 800</w:t>
+      </w:r>
+      <w:r>
+        <w:rPr>
+          <w:rFonts w:cs="Arial"/>
+        </w:rPr>
+        <w:t> </w:t>
+      </w:r>
+      <w:r>
+        <w:rPr>
+          <w:rFonts w:cs="Arial"/>
+        </w:rPr>
+        <w:t>VA Dauerleistung (700</w:t>
+      </w:r>
+      <w:r>
+        <w:rPr>
+          <w:rFonts w:cs="Arial"/>
+        </w:rPr>
+        <w:t> </w:t>
+      </w:r>
+      <w:r>
+        <w:rPr>
+          <w:rFonts w:cs="Arial"/>
+        </w:rPr>
+        <w:t>W) bei 1</w:t>
+      </w:r>
+      <w:r>
+        <w:rPr>
+          <w:rFonts w:cs="Arial"/>
+        </w:rPr>
+        <w:t>2 </w:t>
+      </w:r>
+      <w:r>
+        <w:rPr>
+          <w:rFonts w:cs="Arial"/>
+        </w:rPr>
+        <w:t xml:space="preserve">V deckt er die geplanten Verbraucher des Prototyps ab </w:t>
+      </w:r>
+      <w:r>
+        <w:rPr>
+          <w:rFonts w:cs="Arial"/>
+        </w:rPr>
+        <w:fldChar w:fldCharType="begin"/>
+      </w:r>
+      <w:r>
+        <w:rPr>
+          <w:rFonts w:cs="Arial"/>
+        </w:rPr>
+        <w:instrText xml:space="preserve"> ADDIN ZOTERO_ITEM CSL_CITATION {"citationID":"ABGc5Kfu","properties":{"formattedCitation":"[9]","plainCitation":"[9]","noteIndex":0},"citationItems":[{"id":33,"uris":["http://zotero.org/groups/6046789/items/B2JDHQZG"],"itemData":{"id":33,"type":"document","title":"Datasheet-MultiPlus-inverter-charger-800VA-5kVA-DE.pdf","URL":"https://www.victronenergy.com/upload/documents/Datasheet-MultiPlus-inverter-charger-800VA-5kVA-DE.pdf","accessed":{"date-parts":[["2026",2,16]]}}}],"schema":"https://github.com/citation-style-language/schema/raw/master/csl-citation.json"} </w:instrText>
+      </w:r>
+      <w:r>
+        <w:rPr>
+          <w:rFonts w:cs="Arial"/>
+        </w:rPr>
+        <w:fldChar w:fldCharType="separate"/>
+      </w:r>
+      <w:r>
+        <w:rPr>
+          <w:rFonts w:ascii="Aptos" w:hAnsi="Aptos"/>
+        </w:rPr>
+        <w:t>[9]</w:t>
+      </w:r>
+      <w:r>
+        <w:rPr>
+          <w:rFonts w:cs="Arial"/>
+        </w:rPr>
+        <w:fldChar w:fldCharType="end"/>
+      </w:r>
+      <w:r>
+        <w:rPr>
+          <w:rFonts w:cs="Arial"/>
+        </w:rPr>
+        <w:t>. Bei 40</w:t>
+      </w:r>
+      <w:r>
+        <w:rPr>
+          <w:rFonts w:cs="Arial"/>
+        </w:rPr>
+        <w:t> </w:t>
+      </w:r>
+      <w:r>
+        <w:rPr>
+          <w:rFonts w:cs="Arial"/>
+        </w:rPr>
+        <w:t>°C sinkt die kontinuierliche Ausgangsleistung auf 650</w:t>
+      </w:r>
+      <w:r>
+        <w:rPr>
+          <w:rFonts w:cs="Arial"/>
+        </w:rPr>
+        <w:t> </w:t>
+      </w:r>
+      <w:r>
+        <w:rPr>
+          <w:rFonts w:cs="Arial"/>
+        </w:rPr>
+        <w:t xml:space="preserve">W </w:t>
+      </w:r>
+      <w:r>
+        <w:rPr>
+          <w:rFonts w:cs="Arial"/>
+        </w:rPr>
+        <w:fldChar w:fldCharType="begin"/>
+      </w:r>
+      <w:r>
+        <w:rPr>
+          <w:rFonts w:cs="Arial"/>
+        </w:rPr>
+        <w:instrText xml:space="preserve"> ADDIN ZOTERO_ITEM CSL_CITATION {"citationID":"41DIruK3","properties":{"formattedCitation":"[9]","plainCitation":"[9]","noteIndex":0},"citationItems":[{"id":33,"uris":["http://zotero.org/groups/6046789/items/B2JDHQZG"],"itemData":{"id":33,"type":"document","title":"Datasheet-MultiPlus-inverter-charger-800VA-5kVA-DE.pdf","URL":"https://www.victronenergy.com/upload/documents/Datasheet-MultiPlus-inverter-charger-800VA-5kVA-DE.pdf","accessed":{"date-parts":[["2026",2,16]]}}}],"schema":"https://github.com/citation-style-language/schema/raw/master/csl-citation.json"} </w:instrText>
+      </w:r>
+      <w:r>
+        <w:rPr>
+          <w:rFonts w:cs="Arial"/>
+        </w:rPr>
+        <w:fldChar w:fldCharType="separate"/>
+      </w:r>
+      <w:r>
+        <w:rPr>
+          <w:rFonts w:ascii="Aptos" w:hAnsi="Aptos"/>
+        </w:rPr>
+        <w:t>[9]</w:t>
+      </w:r>
+      <w:r>
+        <w:rPr>
+          <w:rFonts w:cs="Arial"/>
+        </w:rPr>
+        <w:fldChar w:fldCharType="end"/>
+      </w:r>
+      <w:r>
+        <w:rPr>
+          <w:rFonts w:cs="Arial"/>
+        </w:rPr>
+        <w:t>. Der integrierte Laderegler lädt die Batterie mit bis zu 35</w:t>
+      </w:r>
+      <w:r>
+        <w:rPr>
+          <w:rFonts w:cs="Arial"/>
+        </w:rPr>
+        <w:t> </w:t>
+      </w:r>
+      <w:r>
+        <w:rPr>
+          <w:rFonts w:cs="Arial"/>
+        </w:rPr>
+        <w:t xml:space="preserve">A </w:t>
+      </w:r>
+      <w:r>
+        <w:rPr>
+          <w:rFonts w:cs="Arial"/>
+        </w:rPr>
+        <w:fldChar w:fldCharType="begin"/>
+      </w:r>
+      <w:r>
+        <w:rPr>
+          <w:rFonts w:cs="Arial"/>
+        </w:rPr>
+        <w:instrText xml:space="preserve"> ADDIN ZOTERO_ITEM CSL_CITATION {"citationID":"q249sXdQ","properties":{"formattedCitation":"[9]","plainCitation":"[9]","noteIndex":0},"citationItems":[{"id":33,"uris":["http://zotero.org/groups/6046789/items/B2JDHQZG"],"itemData":{"id":33,"type":"document","title":"Datasheet-MultiPlus-inverter-charger-800VA-5kVA-DE.pdf","URL":"https://www.victronenergy.com/upload/documents/Datasheet-MultiPlus-inverter-charger-800VA-5kVA-DE.pdf","accessed":{"date-parts":[["2026",2,16]]}}}],"schema":"https://github.com/citation-style-language/schema/raw/master/csl-citation.json"} </w:instrText>
+      </w:r>
+      <w:r>
+        <w:rPr>
+          <w:rFonts w:cs="Arial"/>
+        </w:rPr>
+        <w:fldChar w:fldCharType="separate"/>
+      </w:r>
+      <w:r>
+        <w:rPr>
+          <w:rFonts w:ascii="Aptos" w:hAnsi="Aptos"/>
+        </w:rPr>
+        <w:t>[9]</w:t>
+      </w:r>
+      <w:r>
+        <w:rPr>
+          <w:rFonts w:cs="Arial"/>
+        </w:rPr>
+        <w:fldChar w:fldCharType="end"/>
+      </w:r>
+      <w:r>
+        <w:rPr>
+          <w:rFonts w:cs="Arial"/>
+        </w:rPr>
+        <w:t>. Die automatische Netzumschaltung ermöglicht Versorgungssicherheit bei niedriger Batterieladung. Der Standby-Verbrauch liegt bei 8–10</w:t>
+      </w:r>
+      <w:r>
+        <w:rPr>
+          <w:rFonts w:cs="Arial"/>
+        </w:rPr>
+        <w:t> </w:t>
+      </w:r>
+      <w:r>
+        <w:rPr>
+          <w:rFonts w:cs="Arial"/>
+        </w:rPr>
+        <w:t xml:space="preserve">W </w:t>
+      </w:r>
+      <w:r>
+        <w:rPr>
+          <w:rFonts w:cs="Arial"/>
+        </w:rPr>
+        <w:fldChar w:fldCharType="begin"/>
+      </w:r>
+      <w:r>
+        <w:rPr>
+          <w:rFonts w:cs="Arial"/>
+        </w:rPr>
+        <w:instrText xml:space="preserve"> ADDIN ZOTERO_ITEM CSL_CITATION {"citationID":"ZWhWAmOK","properties":{"formattedCitation":"[9]","plainCitation":"[9]","noteIndex":0},"citationItems":[{"id":33,"uris":["http://zotero.org/groups/6046789/items/B2JDHQZG"],"itemData":{"id":33,"type":"document","title":"Datasheet-MultiPlus-inverter-charger-800VA-5kVA-DE.pdf","URL":"https://www.victronenergy.com/upload/documents/Datasheet-MultiPlus-inverter-charger-800VA-5kVA-DE.pdf","accessed":{"date-parts":[["2026",2,16]]}}}],"schema":"https://github.com/citation-style-language/schema/raw/master/csl-citation.json"} </w:instrText>
+      </w:r>
+      <w:r>
+        <w:rPr>
+          <w:rFonts w:cs="Arial"/>
+        </w:rPr>
+        <w:fldChar w:fldCharType="separate"/>
+      </w:r>
+      <w:r>
+        <w:rPr>
+          <w:rFonts w:ascii="Aptos" w:hAnsi="Aptos"/>
+        </w:rPr>
+        <w:t>[9]</w:t>
+      </w:r>
+      <w:r>
+        <w:rPr>
+          <w:rFonts w:cs="Arial"/>
+        </w:rPr>
+        <w:fldChar w:fldCharType="end"/>
+      </w:r>
+      <w:r>
+        <w:rPr>
+          <w:rFonts w:cs="Arial"/>
+        </w:rPr>
+        <w:t xml:space="preserve">. Die </w:t>
       </w:r>
       <w:proofErr w:type="spellStart"/>
       <w:r>
         <w:rPr>
           <w:rFonts w:cs="Arial"/>
         </w:rPr>
-        <w:t>MultiPlus</w:t>
+        <w:t>VE.Bus</w:t>
       </w:r>
       <w:proofErr w:type="spellEnd"/>
       <w:r>
         <w:rPr>
           <w:rFonts w:cs="Arial"/>
         </w:rPr>
-        <w:t xml:space="preserve"> vereint Wechselrichter und Ladegerät in einem Gerät. Mit 800</w:t>
+        <w:t>-Schnittstelle erlaubt die Kommunikation mit weiteren Victron-Geräten. Der Eingangsspannungsbereich von 9,5–17</w:t>
       </w:r>
       <w:r>
         <w:rPr>
@@ -5911,7 +5944,43 @@
         <w:rPr>
           <w:rFonts w:cs="Arial"/>
         </w:rPr>
-        <w:t>VA Dauerleistung (700</w:t>
+        <w:t xml:space="preserve">V ermöglicht einen flexiblen Betrieb auch bei schwankenden Batteriespannungen </w:t>
+      </w:r>
+      <w:r>
+        <w:rPr>
+          <w:rFonts w:cs="Arial"/>
+        </w:rPr>
+        <w:fldChar w:fldCharType="begin"/>
+      </w:r>
+      <w:r>
+        <w:rPr>
+          <w:rFonts w:cs="Arial"/>
+        </w:rPr>
+        <w:instrText xml:space="preserve"> ADDIN ZOTERO_ITEM CSL_CITATION {"citationID":"hf0PdyeU","properties":{"formattedCitation":"[9]","plainCitation":"[9]","noteIndex":0},"citationItems":[{"id":33,"uris":["http://zotero.org/groups/6046789/items/B2JDHQZG"],"itemData":{"id":33,"type":"document","title":"Datasheet-MultiPlus-inverter-charger-800VA-5kVA-DE.pdf","URL":"https://www.victronenergy.com/upload/documents/Datasheet-MultiPlus-inverter-charger-800VA-5kVA-DE.pdf","accessed":{"date-parts":[["2026",2,16]]}}}],"schema":"https://github.com/citation-style-language/schema/raw/master/csl-citation.json"} </w:instrText>
+      </w:r>
+      <w:r>
+        <w:rPr>
+          <w:rFonts w:cs="Arial"/>
+        </w:rPr>
+        <w:fldChar w:fldCharType="separate"/>
+      </w:r>
+      <w:r>
+        <w:rPr>
+          <w:rFonts w:ascii="Aptos" w:hAnsi="Aptos"/>
+        </w:rPr>
+        <w:t>[9]</w:t>
+      </w:r>
+      <w:r>
+        <w:rPr>
+          <w:rFonts w:cs="Arial"/>
+        </w:rPr>
+        <w:fldChar w:fldCharType="end"/>
+      </w:r>
+      <w:r>
+        <w:rPr>
+          <w:rFonts w:cs="Arial"/>
+        </w:rPr>
+        <w:t>. Bei der Skalierung auf größere Systeme sollte die Wechselrichterleistung an die kombinierte Last aller Verbraucher angepasst werden, wobei bei höheren Leistungen auch eine Umstellung auf 48</w:t>
       </w:r>
       <w:r>
         <w:rPr>
@@ -5923,298 +5992,6 @@
         <w:rPr>
           <w:rFonts w:cs="Arial"/>
         </w:rPr>
-        <w:t>W) bei 1</w:t>
-      </w:r>
-      <w:r>
-        <w:rPr>
-          <w:rFonts w:cs="Arial"/>
-        </w:rPr>
-        <w:t>2 </w:t>
-      </w:r>
-      <w:r>
-        <w:rPr>
-          <w:rFonts w:cs="Arial"/>
-        </w:rPr>
-        <w:t xml:space="preserve">V deckt er die geplanten Verbraucher des Prototyps ab </w:t>
-      </w:r>
-      <w:r>
-        <w:rPr>
-          <w:rFonts w:cs="Arial"/>
-        </w:rPr>
-        <w:fldChar w:fldCharType="begin"/>
-      </w:r>
-      <w:r>
-        <w:rPr>
-          <w:rFonts w:cs="Arial"/>
-        </w:rPr>
-        <w:instrText xml:space="preserve"> ADDIN ZOTERO_ITEM CSL_CITATION {"citationID":"ABGc5Kfu","properties":{"formattedCitation":"[9]","plainCitation":"[9]","noteIndex":0},"citationItems":[{"id":33,"uris":["http://zotero.org/groups/6046789/items/B2JDHQZG"],"itemData":{"id":33,"type":"document","title":"Datasheet-MultiPlus-inverter-charger-800VA-5kVA-DE.pdf","URL":"https://www.victronenergy.com/upload/documents/Datasheet-MultiPlus-inverter-charger-800VA-5kVA-DE.pdf","accessed":{"date-parts":[["2026",2,16]]}}}],"schema":"https://github.com/citation-style-language/schema/raw/master/csl-citation.json"} </w:instrText>
-      </w:r>
-      <w:r>
-        <w:rPr>
-          <w:rFonts w:cs="Arial"/>
-        </w:rPr>
-        <w:fldChar w:fldCharType="separate"/>
-      </w:r>
-      <w:r>
-        <w:rPr>
-          <w:rFonts w:ascii="Aptos" w:hAnsi="Aptos"/>
-        </w:rPr>
-        <w:t>[9]</w:t>
-      </w:r>
-      <w:r>
-        <w:rPr>
-          <w:rFonts w:cs="Arial"/>
-        </w:rPr>
-        <w:fldChar w:fldCharType="end"/>
-      </w:r>
-      <w:r>
-        <w:rPr>
-          <w:rFonts w:cs="Arial"/>
-        </w:rPr>
-        <w:t>. Bei 40</w:t>
-      </w:r>
-      <w:r>
-        <w:rPr>
-          <w:rFonts w:cs="Arial"/>
-        </w:rPr>
-        <w:t> </w:t>
-      </w:r>
-      <w:r>
-        <w:rPr>
-          <w:rFonts w:cs="Arial"/>
-        </w:rPr>
-        <w:t>°C sinkt die kontinuierliche Ausgangsleistung auf 650</w:t>
-      </w:r>
-      <w:r>
-        <w:rPr>
-          <w:rFonts w:cs="Arial"/>
-        </w:rPr>
-        <w:t> </w:t>
-      </w:r>
-      <w:r>
-        <w:rPr>
-          <w:rFonts w:cs="Arial"/>
-        </w:rPr>
-        <w:t xml:space="preserve">W </w:t>
-      </w:r>
-      <w:r>
-        <w:rPr>
-          <w:rFonts w:cs="Arial"/>
-        </w:rPr>
-        <w:fldChar w:fldCharType="begin"/>
-      </w:r>
-      <w:r>
-        <w:rPr>
-          <w:rFonts w:cs="Arial"/>
-        </w:rPr>
-        <w:instrText xml:space="preserve"> ADDIN ZOTERO_ITEM CSL_CITATION {"citationID":"41DIruK3","properties":{"formattedCitation":"[9]","plainCitation":"[9]","noteIndex":0},"citationItems":[{"id":33,"uris":["http://zotero.org/groups/6046789/items/B2JDHQZG"],"itemData":{"id":33,"type":"document","title":"Datasheet-MultiPlus-inverter-charger-800VA-5kVA-DE.pdf","URL":"https://www.victronenergy.com/upload/documents/Datasheet-MultiPlus-inverter-charger-800VA-5kVA-DE.pdf","accessed":{"date-parts":[["2026",2,16]]}}}],"schema":"https://github.com/citation-style-language/schema/raw/master/csl-citation.json"} </w:instrText>
-      </w:r>
-      <w:r>
-        <w:rPr>
-          <w:rFonts w:cs="Arial"/>
-        </w:rPr>
-        <w:fldChar w:fldCharType="separate"/>
-      </w:r>
-      <w:r>
-        <w:rPr>
-          <w:rFonts w:ascii="Aptos" w:hAnsi="Aptos"/>
-        </w:rPr>
-        <w:t>[9]</w:t>
-      </w:r>
-      <w:r>
-        <w:rPr>
-          <w:rFonts w:cs="Arial"/>
-        </w:rPr>
-        <w:fldChar w:fldCharType="end"/>
-      </w:r>
-      <w:r>
-        <w:rPr>
-          <w:rFonts w:cs="Arial"/>
-        </w:rPr>
-        <w:t>. Der integrierte Laderegler lädt die Batterie mit bis zu 35</w:t>
-      </w:r>
-      <w:r>
-        <w:rPr>
-          <w:rFonts w:cs="Arial"/>
-        </w:rPr>
-        <w:t> </w:t>
-      </w:r>
-      <w:r>
-        <w:rPr>
-          <w:rFonts w:cs="Arial"/>
-        </w:rPr>
-        <w:t xml:space="preserve">A </w:t>
-      </w:r>
-      <w:r>
-        <w:rPr>
-          <w:rFonts w:cs="Arial"/>
-        </w:rPr>
-        <w:fldChar w:fldCharType="begin"/>
-      </w:r>
-      <w:r>
-        <w:rPr>
-          <w:rFonts w:cs="Arial"/>
-        </w:rPr>
-        <w:instrText xml:space="preserve"> ADDIN ZOTERO_ITEM CSL_CITATION {"citationID":"q249sXdQ","properties":{"formattedCitation":"[9]","plainCitation":"[9]","noteIndex":0},"citationItems":[{"id":33,"uris":["http://zotero.org/groups/6046789/items/B2JDHQZG"],"itemData":{"id":33,"type":"document","title":"Datasheet-MultiPlus-inverter-charger-800VA-5kVA-DE.pdf","URL":"https://www.victronenergy.com/upload/documents/Datasheet-MultiPlus-inverter-charger-800VA-5kVA-DE.pdf","accessed":{"date-parts":[["2026",2,16]]}}}],"schema":"https://github.com/citation-style-language/schema/raw/master/csl-citation.json"} </w:instrText>
-      </w:r>
-      <w:r>
-        <w:rPr>
-          <w:rFonts w:cs="Arial"/>
-        </w:rPr>
-        <w:fldChar w:fldCharType="separate"/>
-      </w:r>
-      <w:r>
-        <w:rPr>
-          <w:rFonts w:ascii="Aptos" w:hAnsi="Aptos"/>
-        </w:rPr>
-        <w:t>[9]</w:t>
-      </w:r>
-      <w:r>
-        <w:rPr>
-          <w:rFonts w:cs="Arial"/>
-        </w:rPr>
-        <w:fldChar w:fldCharType="end"/>
-      </w:r>
-      <w:r>
-        <w:rPr>
-          <w:rFonts w:cs="Arial"/>
-        </w:rPr>
-        <w:t>. Die automatische Netzumschaltung ermöglicht Versorgungssicherheit bei niedriger Batterieladung. Der Standby-Verbrauch liegt bei 8–10</w:t>
-      </w:r>
-      <w:r>
-        <w:rPr>
-          <w:rFonts w:cs="Arial"/>
-        </w:rPr>
-        <w:t> </w:t>
-      </w:r>
-      <w:r>
-        <w:rPr>
-          <w:rFonts w:cs="Arial"/>
-        </w:rPr>
-        <w:t xml:space="preserve">W </w:t>
-      </w:r>
-      <w:r>
-        <w:rPr>
-          <w:rFonts w:cs="Arial"/>
-        </w:rPr>
-        <w:fldChar w:fldCharType="begin"/>
-      </w:r>
-      <w:r>
-        <w:rPr>
-          <w:rFonts w:cs="Arial"/>
-        </w:rPr>
-        <w:instrText xml:space="preserve"> ADDIN ZOTERO_ITEM CSL_CITATION {"citationID":"ZWhWAmOK","properties":{"formattedCitation":"[9]","plainCitation":"[9]","noteIndex":0},"citationItems":[{"id":33,"uris":["http://zotero.org/groups/6046789/items/B2JDHQZG"],"itemData":{"id":33,"type":"document","title":"Datasheet-MultiPlus-inverter-charger-800VA-5kVA-DE.pdf","URL":"https://www.victronenergy.com/upload/documents/Datasheet-MultiPlus-inverter-charger-800VA-5kVA-DE.pdf","accessed":{"date-parts":[["2026",2,16]]}}}],"schema":"https://github.com/citation-style-language/schema/raw/master/csl-citation.json"} </w:instrText>
-      </w:r>
-      <w:r>
-        <w:rPr>
-          <w:rFonts w:cs="Arial"/>
-        </w:rPr>
-        <w:fldChar w:fldCharType="separate"/>
-      </w:r>
-      <w:r>
-        <w:rPr>
-          <w:rFonts w:ascii="Aptos" w:hAnsi="Aptos"/>
-        </w:rPr>
-        <w:t>[9]</w:t>
-      </w:r>
-      <w:r>
-        <w:rPr>
-          <w:rFonts w:cs="Arial"/>
-        </w:rPr>
-        <w:fldChar w:fldCharType="end"/>
-      </w:r>
-      <w:r>
-        <w:rPr>
-          <w:rFonts w:cs="Arial"/>
-        </w:rPr>
-        <w:t xml:space="preserve">. Die </w:t>
-      </w:r>
-      <w:proofErr w:type="spellStart"/>
-      <w:r>
-        <w:rPr>
-          <w:rFonts w:cs="Arial"/>
-        </w:rPr>
-        <w:t>VE.Bus</w:t>
-      </w:r>
-      <w:proofErr w:type="spellEnd"/>
-      <w:r>
-        <w:rPr>
-          <w:rFonts w:cs="Arial"/>
-        </w:rPr>
-        <w:t xml:space="preserve">-Schnittstelle erlaubt die Kommunikation mit weiteren </w:t>
-      </w:r>
-      <w:proofErr w:type="spellStart"/>
-      <w:r>
-        <w:rPr>
-          <w:rFonts w:cs="Arial"/>
-        </w:rPr>
-        <w:t>Victron</w:t>
-      </w:r>
-      <w:proofErr w:type="spellEnd"/>
-      <w:r>
-        <w:rPr>
-          <w:rFonts w:cs="Arial"/>
-        </w:rPr>
-        <w:t>-Geräten. Der Eingangsspannungsbereich von 9,5–17</w:t>
-      </w:r>
-      <w:r>
-        <w:rPr>
-          <w:rFonts w:cs="Arial"/>
-        </w:rPr>
-        <w:t> </w:t>
-      </w:r>
-      <w:r>
-        <w:rPr>
-          <w:rFonts w:cs="Arial"/>
-        </w:rPr>
-        <w:t xml:space="preserve">V ermöglicht einen flexiblen Betrieb auch bei schwankenden Batteriespannungen </w:t>
-      </w:r>
-      <w:r>
-        <w:rPr>
-          <w:rFonts w:cs="Arial"/>
-        </w:rPr>
-        <w:fldChar w:fldCharType="begin"/>
-      </w:r>
-      <w:r>
-        <w:rPr>
-          <w:rFonts w:cs="Arial"/>
-        </w:rPr>
-        <w:instrText xml:space="preserve"> ADDIN ZOTERO_ITEM CSL_CITATION {"citationID":"hf0PdyeU","properties":{"formattedCitation":"[9]","plainCitation":"[9]","noteIndex":0},"citationItems":[{"id":33,"uris":["http://zotero.org/groups/6046789/items/B2JDHQZG"],"itemData":{"id":33,"type":"document","title":"Datasheet-MultiPlus-inverter-charger-800VA-5kVA-DE.pdf","URL":"https://www.victronenergy.com/upload/documents/Datasheet-MultiPlus-inverter-charger-800VA-5kVA-DE.pdf","accessed":{"date-parts":[["2026",2,16]]}}}],"schema":"https://github.com/citation-style-language/schema/raw/master/csl-citation.json"} </w:instrText>
-      </w:r>
-      <w:r>
-        <w:rPr>
-          <w:rFonts w:cs="Arial"/>
-        </w:rPr>
-        <w:fldChar w:fldCharType="separate"/>
-      </w:r>
-      <w:r>
-        <w:rPr>
-          <w:rFonts w:ascii="Aptos" w:hAnsi="Aptos"/>
-        </w:rPr>
-        <w:t>[9]</w:t>
-      </w:r>
-      <w:r>
-        <w:rPr>
-          <w:rFonts w:cs="Arial"/>
-        </w:rPr>
-        <w:fldChar w:fldCharType="end"/>
-      </w:r>
-      <w:r>
-        <w:rPr>
-          <w:rFonts w:cs="Arial"/>
-        </w:rPr>
-        <w:t>. Bei der Skalierung auf größere Systeme sollte die Wechselrichterleistung an die kombinierte Last aller Verbraucher angepasst werden, wobei bei höheren Leistungen auch eine Umstellung auf 48</w:t>
-      </w:r>
-      <w:r>
-        <w:rPr>
-          <w:rFonts w:cs="Arial"/>
-        </w:rPr>
-        <w:t> </w:t>
-      </w:r>
-      <w:r>
-        <w:rPr>
-          <w:rFonts w:cs="Arial"/>
-        </w:rPr>
         <w:t>V-Systeme sinnvoll sein kann, um Leitungsverluste zu minimieren.</w:t>
       </w:r>
     </w:p>
@@ -6224,23 +6001,7 @@
       </w:pPr>
       <w:bookmarkStart w:id="15" w:name="_Toc222266672"/>
       <w:r>
-        <w:t xml:space="preserve">4.4.4 </w:t>
-      </w:r>
-      <w:proofErr w:type="spellStart"/>
-      <w:r>
-        <w:t>Victron</w:t>
-      </w:r>
-      <w:proofErr w:type="spellEnd"/>
-      <w:r>
-        <w:t xml:space="preserve"> </w:t>
-      </w:r>
-      <w:proofErr w:type="spellStart"/>
-      <w:r>
-        <w:t>SmartShunt</w:t>
-      </w:r>
-      <w:proofErr w:type="spellEnd"/>
-      <w:r>
-        <w:t xml:space="preserve"> 500 A</w:t>
+        <w:t>4.4.4 Victron SmartShunt 500 A</w:t>
       </w:r>
       <w:bookmarkEnd w:id="15"/>
     </w:p>
@@ -6262,21 +6023,69 @@
         <w:rPr>
           <w:rFonts w:cs="Arial"/>
         </w:rPr>
-        <w:t xml:space="preserve">er </w:t>
+        <w:t>er SmartShunt misst den Batteriestrom mit ±0,4</w:t>
+      </w:r>
+      <w:r>
+        <w:rPr>
+          <w:rFonts w:cs="Arial"/>
+        </w:rPr>
+        <w:t> </w:t>
+      </w:r>
+      <w:r>
+        <w:rPr>
+          <w:rFonts w:cs="Arial"/>
+        </w:rPr>
+        <w:t xml:space="preserve">% Genauigkeit und berechnet daraus den State </w:t>
       </w:r>
       <w:proofErr w:type="spellStart"/>
       <w:r>
         <w:rPr>
           <w:rFonts w:cs="Arial"/>
         </w:rPr>
-        <w:t>SmartShunt</w:t>
+        <w:t>of</w:t>
       </w:r>
       <w:proofErr w:type="spellEnd"/>
       <w:r>
         <w:rPr>
           <w:rFonts w:cs="Arial"/>
         </w:rPr>
-        <w:t xml:space="preserve"> misst den Batteriestrom mit ±0,4</w:t>
+        <w:t xml:space="preserve"> Charge (SoC) </w:t>
+      </w:r>
+      <w:r>
+        <w:rPr>
+          <w:rFonts w:cs="Arial"/>
+        </w:rPr>
+        <w:fldChar w:fldCharType="begin"/>
+      </w:r>
+      <w:r>
+        <w:rPr>
+          <w:rFonts w:cs="Arial"/>
+        </w:rPr>
+        <w:instrText xml:space="preserve"> ADDIN ZOTERO_ITEM CSL_CITATION {"citationID":"hFTwkn02","properties":{"formattedCitation":"[8]","plainCitation":"[8]","noteIndex":0},"citationItems":[{"id":34,"uris":["http://zotero.org/groups/6046789/items/4A8RXW9A"],"itemData":{"id":34,"type":"document","title":"Datasheet-SmartShunt-DE.pdf","URL":"https://www.victronenergy.de/upload/documents/Datasheet-SmartShunt-DE.pdf","accessed":{"date-parts":[["2026",2,16]]}}}],"schema":"https://github.com/citation-style-language/schema/raw/master/csl-citation.json"} </w:instrText>
+      </w:r>
+      <w:r>
+        <w:rPr>
+          <w:rFonts w:cs="Arial"/>
+        </w:rPr>
+        <w:fldChar w:fldCharType="separate"/>
+      </w:r>
+      <w:r>
+        <w:rPr>
+          <w:rFonts w:ascii="Aptos" w:hAnsi="Aptos"/>
+        </w:rPr>
+        <w:t>[8]</w:t>
+      </w:r>
+      <w:r>
+        <w:rPr>
+          <w:rFonts w:cs="Arial"/>
+        </w:rPr>
+        <w:fldChar w:fldCharType="end"/>
+      </w:r>
+      <w:r>
+        <w:rPr>
+          <w:rFonts w:cs="Arial"/>
+        </w:rPr>
+        <w:t>. Mit einer Kapazität von bis zu 500</w:t>
       </w:r>
       <w:r>
         <w:rPr>
@@ -6288,21 +6097,81 @@
         <w:rPr>
           <w:rFonts w:cs="Arial"/>
         </w:rPr>
-        <w:t xml:space="preserve">% Genauigkeit und berechnet daraus den State </w:t>
+        <w:t>A erfasst er alle Ströme im System zuverlässig. Der Offset liegt bei weniger als 10</w:t>
+      </w:r>
+      <w:r>
+        <w:rPr>
+          <w:rFonts w:cs="Arial"/>
+        </w:rPr>
+        <w:t> </w:t>
+      </w:r>
+      <w:r>
+        <w:rPr>
+          <w:rFonts w:cs="Arial"/>
+        </w:rPr>
+        <w:t xml:space="preserve">mA </w:t>
+      </w:r>
+      <w:r>
+        <w:rPr>
+          <w:rFonts w:cs="Arial"/>
+        </w:rPr>
+        <w:fldChar w:fldCharType="begin"/>
+      </w:r>
+      <w:r>
+        <w:rPr>
+          <w:rFonts w:cs="Arial"/>
+        </w:rPr>
+        <w:instrText xml:space="preserve"> ADDIN ZOTERO_ITEM CSL_CITATION {"citationID":"31Dxgg02","properties":{"formattedCitation":"[8]","plainCitation":"[8]","noteIndex":0},"citationItems":[{"id":34,"uris":["http://zotero.org/groups/6046789/items/4A8RXW9A"],"itemData":{"id":34,"type":"document","title":"Datasheet-SmartShunt-DE.pdf","URL":"https://www.victronenergy.de/upload/documents/Datasheet-SmartShunt-DE.pdf","accessed":{"date-parts":[["2026",2,16]]}}}],"schema":"https://github.com/citation-style-language/schema/raw/master/csl-citation.json"} </w:instrText>
+      </w:r>
+      <w:r>
+        <w:rPr>
+          <w:rFonts w:cs="Arial"/>
+        </w:rPr>
+        <w:fldChar w:fldCharType="separate"/>
+      </w:r>
+      <w:r>
+        <w:rPr>
+          <w:rFonts w:ascii="Aptos" w:hAnsi="Aptos"/>
+        </w:rPr>
+        <w:t>[8]</w:t>
+      </w:r>
+      <w:r>
+        <w:rPr>
+          <w:rFonts w:cs="Arial"/>
+        </w:rPr>
+        <w:fldChar w:fldCharType="end"/>
+      </w:r>
+      <w:r>
+        <w:rPr>
+          <w:rFonts w:cs="Arial"/>
+        </w:rPr>
+        <w:t xml:space="preserve">. Über Bluetooth erfolgt die Überwachung per Smartphone, über </w:t>
       </w:r>
       <w:proofErr w:type="spellStart"/>
       <w:r>
         <w:rPr>
           <w:rFonts w:cs="Arial"/>
         </w:rPr>
-        <w:t>of</w:t>
+        <w:t>VE.Direct</w:t>
       </w:r>
       <w:proofErr w:type="spellEnd"/>
       <w:r>
         <w:rPr>
           <w:rFonts w:cs="Arial"/>
         </w:rPr>
-        <w:t xml:space="preserve"> Charge (SoC) </w:t>
+        <w:t xml:space="preserve"> werden Daten an den Cerbo GX übertragen. Die kontinuierliche SoC-Berechnung ist entscheidend für das Lastmanagement, da Steuergeräte wie der ESP32 auf diese Daten zugreifen können. Der Eigenverbrauch liegt bei unter 1</w:t>
+      </w:r>
+      <w:r>
+        <w:rPr>
+          <w:rFonts w:cs="Arial"/>
+        </w:rPr>
+        <w:t> </w:t>
+      </w:r>
+      <w:r>
+        <w:rPr>
+          <w:rFonts w:cs="Arial"/>
+        </w:rPr>
+        <w:t xml:space="preserve">mA </w:t>
       </w:r>
       <w:r>
         <w:rPr>
@@ -6314,7 +6183,7 @@
         <w:rPr>
           <w:rFonts w:cs="Arial"/>
         </w:rPr>
-        <w:instrText xml:space="preserve"> ADDIN ZOTERO_ITEM CSL_CITATION {"citationID":"hFTwkn02","properties":{"formattedCitation":"[8]","plainCitation":"[8]","noteIndex":0},"citationItems":[{"id":34,"uris":["http://zotero.org/groups/6046789/items/4A8RXW9A"],"itemData":{"id":34,"type":"document","title":"Datasheet-SmartShunt-DE.pdf","URL":"https://www.victronenergy.de/upload/documents/Datasheet-SmartShunt-DE.pdf","accessed":{"date-parts":[["2026",2,16]]}}}],"schema":"https://github.com/citation-style-language/schema/raw/master/csl-citation.json"} </w:instrText>
+        <w:instrText xml:space="preserve"> ADDIN ZOTERO_ITEM CSL_CITATION {"citationID":"ZDTc6XCx","properties":{"formattedCitation":"[8]","plainCitation":"[8]","noteIndex":0},"citationItems":[{"id":34,"uris":["http://zotero.org/groups/6046789/items/4A8RXW9A"],"itemData":{"id":34,"type":"document","title":"Datasheet-SmartShunt-DE.pdf","URL":"https://www.victronenergy.de/upload/documents/Datasheet-SmartShunt-DE.pdf","accessed":{"date-parts":[["2026",2,16]]}}}],"schema":"https://github.com/citation-style-language/schema/raw/master/csl-citation.json"} </w:instrText>
       </w:r>
       <w:r>
         <w:rPr>
@@ -6338,7 +6207,7 @@
         <w:rPr>
           <w:rFonts w:cs="Arial"/>
         </w:rPr>
-        <w:t>. Mit einer Kapazität von bis zu 500</w:t>
+        <w:t>. Die Versorgungsspannung reicht von 6,5–70</w:t>
       </w:r>
       <w:r>
         <w:rPr>
@@ -6350,7 +6219,7 @@
         <w:rPr>
           <w:rFonts w:cs="Arial"/>
         </w:rPr>
-        <w:t>A erfasst er alle Ströme im System zuverlässig. Der Offset liegt bei weniger als 10</w:t>
+        <w:t>VDC, wodurch der SmartShunt auch bei der Skalierung auf 48</w:t>
       </w:r>
       <w:r>
         <w:rPr>
@@ -6362,7 +6231,7 @@
         <w:rPr>
           <w:rFonts w:cs="Arial"/>
         </w:rPr>
-        <w:t xml:space="preserve">mA </w:t>
+        <w:t xml:space="preserve">V-Systeme einsetzbar bleibt </w:t>
       </w:r>
       <w:r>
         <w:rPr>
@@ -6374,7 +6243,7 @@
         <w:rPr>
           <w:rFonts w:cs="Arial"/>
         </w:rPr>
-        <w:instrText xml:space="preserve"> ADDIN ZOTERO_ITEM CSL_CITATION {"citationID":"31Dxgg02","properties":{"formattedCitation":"[8]","plainCitation":"[8]","noteIndex":0},"citationItems":[{"id":34,"uris":["http://zotero.org/groups/6046789/items/4A8RXW9A"],"itemData":{"id":34,"type":"document","title":"Datasheet-SmartShunt-DE.pdf","URL":"https://www.victronenergy.de/upload/documents/Datasheet-SmartShunt-DE.pdf","accessed":{"date-parts":[["2026",2,16]]}}}],"schema":"https://github.com/citation-style-language/schema/raw/master/csl-citation.json"} </w:instrText>
+        <w:instrText xml:space="preserve"> ADDIN ZOTERO_ITEM CSL_CITATION {"citationID":"lZjrvJCo","properties":{"formattedCitation":"[8]","plainCitation":"[8]","noteIndex":0},"citationItems":[{"id":34,"uris":["http://zotero.org/groups/6046789/items/4A8RXW9A"],"itemData":{"id":34,"type":"document","title":"Datasheet-SmartShunt-DE.pdf","URL":"https://www.victronenergy.de/upload/documents/Datasheet-SmartShunt-DE.pdf","accessed":{"date-parts":[["2026",2,16]]}}}],"schema":"https://github.com/citation-style-language/schema/raw/master/csl-citation.json"} </w:instrText>
       </w:r>
       <w:r>
         <w:rPr>
@@ -6398,142 +6267,6 @@
         <w:rPr>
           <w:rFonts w:cs="Arial"/>
         </w:rPr>
-        <w:t xml:space="preserve">. Über Bluetooth erfolgt die Überwachung per Smartphone, über </w:t>
-      </w:r>
-      <w:proofErr w:type="spellStart"/>
-      <w:r>
-        <w:rPr>
-          <w:rFonts w:cs="Arial"/>
-        </w:rPr>
-        <w:t>VE.Direct</w:t>
-      </w:r>
-      <w:proofErr w:type="spellEnd"/>
-      <w:r>
-        <w:rPr>
-          <w:rFonts w:cs="Arial"/>
-        </w:rPr>
-        <w:t xml:space="preserve"> werden Daten an den Cerbo GX übertragen. Die kontinuierliche SoC-Berechnung ist entscheidend für das Lastmanagement, da Steuergeräte wie der ESP32 auf diese Daten zugreifen können. Der Eigenverbrauch liegt bei unter 1</w:t>
-      </w:r>
-      <w:r>
-        <w:rPr>
-          <w:rFonts w:cs="Arial"/>
-        </w:rPr>
-        <w:t> </w:t>
-      </w:r>
-      <w:r>
-        <w:rPr>
-          <w:rFonts w:cs="Arial"/>
-        </w:rPr>
-        <w:t xml:space="preserve">mA </w:t>
-      </w:r>
-      <w:r>
-        <w:rPr>
-          <w:rFonts w:cs="Arial"/>
-        </w:rPr>
-        <w:fldChar w:fldCharType="begin"/>
-      </w:r>
-      <w:r>
-        <w:rPr>
-          <w:rFonts w:cs="Arial"/>
-        </w:rPr>
-        <w:instrText xml:space="preserve"> ADDIN ZOTERO_ITEM CSL_CITATION {"citationID":"ZDTc6XCx","properties":{"formattedCitation":"[8]","plainCitation":"[8]","noteIndex":0},"citationItems":[{"id":34,"uris":["http://zotero.org/groups/6046789/items/4A8RXW9A"],"itemData":{"id":34,"type":"document","title":"Datasheet-SmartShunt-DE.pdf","URL":"https://www.victronenergy.de/upload/documents/Datasheet-SmartShunt-DE.pdf","accessed":{"date-parts":[["2026",2,16]]}}}],"schema":"https://github.com/citation-style-language/schema/raw/master/csl-citation.json"} </w:instrText>
-      </w:r>
-      <w:r>
-        <w:rPr>
-          <w:rFonts w:cs="Arial"/>
-        </w:rPr>
-        <w:fldChar w:fldCharType="separate"/>
-      </w:r>
-      <w:r>
-        <w:rPr>
-          <w:rFonts w:ascii="Aptos" w:hAnsi="Aptos"/>
-        </w:rPr>
-        <w:t>[8]</w:t>
-      </w:r>
-      <w:r>
-        <w:rPr>
-          <w:rFonts w:cs="Arial"/>
-        </w:rPr>
-        <w:fldChar w:fldCharType="end"/>
-      </w:r>
-      <w:r>
-        <w:rPr>
-          <w:rFonts w:cs="Arial"/>
-        </w:rPr>
-        <w:t>. Die Versorgungsspannung reicht von 6,5–70</w:t>
-      </w:r>
-      <w:r>
-        <w:rPr>
-          <w:rFonts w:cs="Arial"/>
-        </w:rPr>
-        <w:t> </w:t>
-      </w:r>
-      <w:r>
-        <w:rPr>
-          <w:rFonts w:cs="Arial"/>
-        </w:rPr>
-        <w:t xml:space="preserve">VDC, wodurch der </w:t>
-      </w:r>
-      <w:proofErr w:type="spellStart"/>
-      <w:r>
-        <w:rPr>
-          <w:rFonts w:cs="Arial"/>
-        </w:rPr>
-        <w:t>SmartShunt</w:t>
-      </w:r>
-      <w:proofErr w:type="spellEnd"/>
-      <w:r>
-        <w:rPr>
-          <w:rFonts w:cs="Arial"/>
-        </w:rPr>
-        <w:t xml:space="preserve"> auch bei der Skalierung auf 48</w:t>
-      </w:r>
-      <w:r>
-        <w:rPr>
-          <w:rFonts w:cs="Arial"/>
-        </w:rPr>
-        <w:t> </w:t>
-      </w:r>
-      <w:r>
-        <w:rPr>
-          <w:rFonts w:cs="Arial"/>
-        </w:rPr>
-        <w:t xml:space="preserve">V-Systeme einsetzbar bleibt </w:t>
-      </w:r>
-      <w:r>
-        <w:rPr>
-          <w:rFonts w:cs="Arial"/>
-        </w:rPr>
-        <w:fldChar w:fldCharType="begin"/>
-      </w:r>
-      <w:r>
-        <w:rPr>
-          <w:rFonts w:cs="Arial"/>
-        </w:rPr>
-        <w:instrText xml:space="preserve"> ADDIN ZOTERO_ITEM CSL_CITATION {"citationID":"lZjrvJCo","properties":{"formattedCitation":"[8]","plainCitation":"[8]","noteIndex":0},"citationItems":[{"id":34,"uris":["http://zotero.org/groups/6046789/items/4A8RXW9A"],"itemData":{"id":34,"type":"document","title":"Datasheet-SmartShunt-DE.pdf","URL":"https://www.victronenergy.de/upload/documents/Datasheet-SmartShunt-DE.pdf","accessed":{"date-parts":[["2026",2,16]]}}}],"schema":"https://github.com/citation-style-language/schema/raw/master/csl-citation.json"} </w:instrText>
-      </w:r>
-      <w:r>
-        <w:rPr>
-          <w:rFonts w:cs="Arial"/>
-        </w:rPr>
-        <w:fldChar w:fldCharType="separate"/>
-      </w:r>
-      <w:r>
-        <w:rPr>
-          <w:rFonts w:ascii="Aptos" w:hAnsi="Aptos"/>
-        </w:rPr>
-        <w:t>[8]</w:t>
-      </w:r>
-      <w:r>
-        <w:rPr>
-          <w:rFonts w:cs="Arial"/>
-        </w:rPr>
-        <w:fldChar w:fldCharType="end"/>
-      </w:r>
-      <w:r>
-        <w:rPr>
-          <w:rFonts w:cs="Arial"/>
-        </w:rPr>
         <w:t>.</w:t>
       </w:r>
     </w:p>
@@ -6543,15 +6276,7 @@
       </w:pPr>
       <w:bookmarkStart w:id="16" w:name="_Toc222266673"/>
       <w:r>
-        <w:t xml:space="preserve">4.4.5 </w:t>
-      </w:r>
-      <w:proofErr w:type="spellStart"/>
-      <w:r>
-        <w:t>Victron</w:t>
-      </w:r>
-      <w:proofErr w:type="spellEnd"/>
-      <w:r>
-        <w:t xml:space="preserve"> Orion 12/12-18</w:t>
+        <w:t>4.4.5 Victron Orion 12/12-18</w:t>
       </w:r>
       <w:bookmarkEnd w:id="16"/>
     </w:p>
@@ -6785,21 +6510,7 @@
         <w:rPr>
           <w:rFonts w:cs="Arial"/>
         </w:rPr>
-        <w:t xml:space="preserve">er Cerbo GX ist die zentrale Überwachungs- und Steuereinheit des Systems. Er sammelt Daten von allen </w:t>
-      </w:r>
-      <w:proofErr w:type="spellStart"/>
-      <w:r>
-        <w:rPr>
-          <w:rFonts w:cs="Arial"/>
-        </w:rPr>
-        <w:t>Victron</w:t>
-      </w:r>
-      <w:proofErr w:type="spellEnd"/>
-      <w:r>
-        <w:rPr>
-          <w:rFonts w:cs="Arial"/>
-        </w:rPr>
-        <w:t xml:space="preserve">-Komponenten über </w:t>
+        <w:t xml:space="preserve">er Cerbo GX ist die zentrale Überwachungs- und Steuereinheit des Systems. Er sammelt Daten von allen Victron-Komponenten über </w:t>
       </w:r>
       <w:proofErr w:type="spellStart"/>
       <w:r>
@@ -7107,21 +6818,7 @@
         <w:rPr>
           <w:rFonts w:cs="Arial"/>
         </w:rPr>
-        <w:t xml:space="preserve">ür Hochstromverbindungen zwischen Batterie und </w:t>
-      </w:r>
-      <w:proofErr w:type="spellStart"/>
-      <w:r>
-        <w:rPr>
-          <w:rFonts w:cs="Arial"/>
-        </w:rPr>
-        <w:t>MultiPlus</w:t>
-      </w:r>
-      <w:proofErr w:type="spellEnd"/>
-      <w:r>
-        <w:rPr>
-          <w:rFonts w:cs="Arial"/>
-        </w:rPr>
-        <w:t xml:space="preserve"> werden 6</w:t>
+        <w:t>ür Hochstromverbindungen zwischen Batterie und MultiPlus werden 6</w:t>
       </w:r>
       <w:r>
         <w:rPr>
@@ -7181,21 +6878,7 @@
         <w:rPr>
           <w:rFonts w:cs="Arial"/>
         </w:rPr>
-        <w:t xml:space="preserve">A) schützen vor Kurzschlüssen. Ringkabelschuhe M8 sichern die Verschraubung an Batterie und </w:t>
-      </w:r>
-      <w:proofErr w:type="spellStart"/>
-      <w:r>
-        <w:rPr>
-          <w:rFonts w:cs="Arial"/>
-        </w:rPr>
-        <w:t>Victron</w:t>
-      </w:r>
-      <w:proofErr w:type="spellEnd"/>
-      <w:r>
-        <w:rPr>
-          <w:rFonts w:cs="Arial"/>
-        </w:rPr>
-        <w:t>-Geräten zuverlässig. Bei größeren Systemen müssen Kabelquerschnitte entsprechend der höheren Ströme angepasst werden, um Leitungsverluste zu minimieren.</w:t>
+        <w:t>A) schützen vor Kurzschlüssen. Ringkabelschuhe M8 sichern die Verschraubung an Batterie und Victron-Geräten zuverlässig. Bei größeren Systemen müssen Kabelquerschnitte entsprechend der höheren Ströme angepasst werden, um Leitungsverluste zu minimieren.</w:t>
       </w:r>
     </w:p>
     <w:p>
@@ -8116,6 +7799,7 @@
               <w:bottom w:val="single" w:sz="12" w:space="0" w:color="auto"/>
               <w:right w:val="single" w:sz="12" w:space="0" w:color="auto"/>
             </w:tcBorders>
+            <w:shd w:val="clear" w:color="auto" w:fill="DAE9F7" w:themeFill="text2" w:themeFillTint="1A"/>
           </w:tcPr>
           <w:p>
             <w:pPr>
@@ -8139,6 +7823,7 @@
               <w:left w:val="single" w:sz="12" w:space="0" w:color="auto"/>
               <w:bottom w:val="single" w:sz="12" w:space="0" w:color="auto"/>
             </w:tcBorders>
+            <w:shd w:val="clear" w:color="auto" w:fill="DAE9F7" w:themeFill="text2" w:themeFillTint="1A"/>
           </w:tcPr>
           <w:p>
             <w:pPr>
@@ -8161,6 +7846,7 @@
             <w:tcBorders>
               <w:bottom w:val="single" w:sz="12" w:space="0" w:color="auto"/>
             </w:tcBorders>
+            <w:shd w:val="clear" w:color="auto" w:fill="DAE9F7" w:themeFill="text2" w:themeFillTint="1A"/>
           </w:tcPr>
           <w:p>
             <w:pPr>
@@ -8183,6 +7869,7 @@
             <w:tcBorders>
               <w:bottom w:val="single" w:sz="12" w:space="0" w:color="auto"/>
             </w:tcBorders>
+            <w:shd w:val="clear" w:color="auto" w:fill="DAE9F7" w:themeFill="text2" w:themeFillTint="1A"/>
           </w:tcPr>
           <w:p>
             <w:pPr>
@@ -8779,19 +8466,7 @@
               <w:rPr>
                 <w:rFonts w:cs="Arial"/>
               </w:rPr>
-              <w:t>Ja (</w:t>
-            </w:r>
-            <w:r>
-              <w:rPr>
-                <w:rFonts w:cs="Arial"/>
-              </w:rPr>
-              <w:t>-20 bis +40 °C</w:t>
-            </w:r>
-            <w:r>
-              <w:rPr>
-                <w:rFonts w:cs="Arial"/>
-              </w:rPr>
-              <w:t>)</w:t>
+              <w:t>Ja (-20 bis +40 °C)</w:t>
             </w:r>
           </w:p>
         </w:tc>
@@ -9444,21 +9119,7 @@
         <w:rPr>
           <w:rFonts w:cs="Arial"/>
         </w:rPr>
-        <w:t xml:space="preserve">. Die Batterien liefern kurzfristig hohe Ströme, etwa beim Einschalten des </w:t>
-      </w:r>
-      <w:proofErr w:type="spellStart"/>
-      <w:r>
-        <w:rPr>
-          <w:rFonts w:cs="Arial"/>
-        </w:rPr>
-        <w:t>MultiPlus</w:t>
-      </w:r>
-      <w:proofErr w:type="spellEnd"/>
-      <w:r>
-        <w:rPr>
-          <w:rFonts w:cs="Arial"/>
-        </w:rPr>
-        <w:t xml:space="preserve"> oder bei gleichzeitiger Nutzung mehrerer Verbraucher, während Gel-Batterien eher für kontinuierliche moderate Lasten geeignet sind und bei hohen Spitzenströmen schneller altern</w:t>
+        <w:t>. Die Batterien liefern kurzfristig hohe Ströme, etwa beim Einschalten des MultiPlus oder bei gleichzeitiger Nutzung mehrerer Verbraucher, während Gel-Batterien eher für kontinuierliche moderate Lasten geeignet sind und bei hohen Spitzenströmen schneller altern</w:t>
       </w:r>
       <w:r>
         <w:rPr>
@@ -9875,12 +9536,142 @@
     </w:p>
     <w:p>
       <w:pPr>
+        <w:jc w:val="both"/>
+        <w:rPr>
+          <w:rStyle w:val="berschrift1Zchn"/>
+        </w:rPr>
+      </w:pPr>
+      <w:r>
+        <w:rPr>
+          <w:rStyle w:val="berschrift1Zchn"/>
+        </w:rPr>
+        <w:t>4.6 Integration und Konfiguration des Victron-Energ</w:t>
+      </w:r>
+      <w:r>
+        <w:rPr>
+          <w:rStyle w:val="berschrift1Zchn"/>
+        </w:rPr>
+        <w:t>y</w:t>
+      </w:r>
+      <w:r>
+        <w:rPr>
+          <w:rStyle w:val="berschrift1Zchn"/>
+        </w:rPr>
+        <w:t>-Monitoring</w:t>
+      </w:r>
+      <w:r>
+        <w:rPr>
+          <w:rStyle w:val="berschrift1Zchn"/>
+        </w:rPr>
+        <w:t>-S</w:t>
+      </w:r>
+      <w:r>
+        <w:rPr>
+          <w:rStyle w:val="berschrift1Zchn"/>
+        </w:rPr>
+        <w:t>ystems</w:t>
+      </w:r>
+    </w:p>
+    <w:p>
+      <w:pPr>
         <w:ind w:left="708"/>
         <w:jc w:val="both"/>
         <w:rPr>
           <w:rFonts w:cs="Arial"/>
         </w:rPr>
       </w:pPr>
+      <w:r>
+        <w:rPr>
+          <w:rFonts w:cs="Arial"/>
+        </w:rPr>
+        <w:t xml:space="preserve">Das Energie-Monitoringsystem ermöglich die Erfassung, Anzeige und Bereitstellung energierelevanter Messdaten </w:t>
+      </w:r>
+      <w:r>
+        <w:rPr>
+          <w:rFonts w:cs="Arial"/>
+        </w:rPr>
+        <w:t>des hybriden 12-V-Energiesystems</w:t>
+      </w:r>
+      <w:r>
+        <w:rPr>
+          <w:rFonts w:cs="Arial"/>
+        </w:rPr>
+        <w:t>. Im</w:t>
+      </w:r>
+      <w:r>
+        <w:rPr>
+          <w:rFonts w:cs="Arial"/>
+        </w:rPr>
+        <w:t xml:space="preserve"> </w:t>
+      </w:r>
+      <w:r>
+        <w:rPr>
+          <w:rFonts w:cs="Arial"/>
+        </w:rPr>
+        <w:t xml:space="preserve">Prototyp übernimmt der Cerbo GX von Victron Energy diese </w:t>
+      </w:r>
+      <w:r>
+        <w:rPr>
+          <w:rFonts w:cs="Arial"/>
+        </w:rPr>
+        <w:t>Funktion</w:t>
+      </w:r>
+      <w:r>
+        <w:rPr>
+          <w:rFonts w:cs="Arial"/>
+        </w:rPr>
+        <w:t xml:space="preserve">. Das Gerät </w:t>
+      </w:r>
+      <w:r>
+        <w:rPr>
+          <w:rFonts w:cs="Arial"/>
+        </w:rPr>
+        <w:t>verbindet die angebundenen Systemkomponenten über</w:t>
+      </w:r>
+      <w:r>
+        <w:rPr>
+          <w:rFonts w:cs="Arial"/>
+        </w:rPr>
+        <w:t xml:space="preserve"> gerätespezifische </w:t>
+      </w:r>
+      <w:r>
+        <w:rPr>
+          <w:rFonts w:cs="Arial"/>
+        </w:rPr>
+        <w:t>Schnittstellen</w:t>
+      </w:r>
+      <w:r>
+        <w:rPr>
+          <w:rFonts w:cs="Arial"/>
+        </w:rPr>
+        <w:t xml:space="preserve"> </w:t>
+      </w:r>
+      <w:r>
+        <w:rPr>
+          <w:rFonts w:cs="Arial"/>
+        </w:rPr>
+        <w:t>und stellt die Daten lokal</w:t>
+      </w:r>
+      <w:r>
+        <w:rPr>
+          <w:rFonts w:cs="Arial"/>
+        </w:rPr>
+        <w:t xml:space="preserve"> sowie über Netzwerkdienste bereit</w:t>
+      </w:r>
+      <w:r>
+        <w:rPr>
+          <w:rFonts w:cs="Arial"/>
+        </w:rPr>
+        <w:t>.</w:t>
+      </w:r>
+    </w:p>
+    <w:p>
+      <w:pPr>
+        <w:pStyle w:val="berschrift2"/>
+      </w:pPr>
+      <w:r>
+        <w:t>4.6.1 Systemarchitektur und Kommunikationsschnittstellen</w:t>
+      </w:r>
     </w:p>
     <w:p>
       <w:pPr>
@@ -9890,15 +9681,70 @@
           <w:rFonts w:cs="Arial"/>
         </w:rPr>
       </w:pPr>
-    </w:p>
-    <w:p>
-      <w:pPr>
+      <w:r>
+        <w:rPr>
+          <w:rFonts w:cs="Arial"/>
+        </w:rPr>
+        <w:t xml:space="preserve">Der Cerbo GX fungiert als zentrale Kommunikationsschnittstelle zwischen Batterieüberwachung, Wechselrichter/Ladegerät und Netzwerk. Die Anbindung der Geräte erfolgt über </w:t>
+      </w:r>
+      <w:proofErr w:type="spellStart"/>
+      <w:r>
+        <w:rPr>
+          <w:rFonts w:cs="Arial"/>
+        </w:rPr>
+        <w:t>VE.Direct</w:t>
+      </w:r>
+      <w:proofErr w:type="spellEnd"/>
+      <w:r>
+        <w:rPr>
+          <w:rFonts w:cs="Arial"/>
+        </w:rPr>
+        <w:t xml:space="preserve"> und </w:t>
+      </w:r>
+      <w:proofErr w:type="spellStart"/>
+      <w:r>
+        <w:rPr>
+          <w:rFonts w:cs="Arial"/>
+        </w:rPr>
+        <w:t>VE.Bus</w:t>
+      </w:r>
+      <w:proofErr w:type="spellEnd"/>
+      <w:r>
+        <w:rPr>
+          <w:rFonts w:cs="Arial"/>
+        </w:rPr>
+        <w:t>.</w:t>
+      </w:r>
+    </w:p>
+    <w:p>
+      <w:pPr>
+        <w:spacing w:after="0"/>
         <w:ind w:left="708"/>
         <w:jc w:val="both"/>
         <w:rPr>
           <w:rFonts w:cs="Arial"/>
-        </w:rPr>
-      </w:pPr>
+          <w:b/>
+          <w:bCs/>
+        </w:rPr>
+      </w:pPr>
+      <w:proofErr w:type="spellStart"/>
+      <w:r>
+        <w:rPr>
+          <w:rFonts w:cs="Arial"/>
+          <w:b/>
+          <w:bCs/>
+        </w:rPr>
+        <w:t>VE.Direct</w:t>
+      </w:r>
+      <w:proofErr w:type="spellEnd"/>
+      <w:r>
+        <w:rPr>
+          <w:rFonts w:cs="Arial"/>
+          <w:b/>
+          <w:bCs/>
+        </w:rPr>
+        <w:t>:</w:t>
+      </w:r>
     </w:p>
     <w:p>
       <w:pPr>
@@ -9908,13 +9754,1250 @@
           <w:rFonts w:cs="Arial"/>
         </w:rPr>
       </w:pPr>
-    </w:p>
-    <w:p>
-      <w:pPr>
+      <w:r>
+        <w:rPr>
+          <w:rFonts w:cs="Arial"/>
+        </w:rPr>
+        <w:t xml:space="preserve">Der Cerbo GX verfügt über drei </w:t>
+      </w:r>
+      <w:r>
+        <w:rPr>
+          <w:rFonts w:cs="Arial"/>
+        </w:rPr>
+        <w:t>galvanisch</w:t>
+      </w:r>
+      <w:r>
+        <w:rPr>
+          <w:rFonts w:cs="Arial"/>
+        </w:rPr>
+        <w:t xml:space="preserve"> isolierte </w:t>
+      </w:r>
+      <w:proofErr w:type="spellStart"/>
+      <w:r>
+        <w:rPr>
+          <w:rFonts w:cs="Arial"/>
+        </w:rPr>
+        <w:t>VE.Direct</w:t>
+      </w:r>
+      <w:proofErr w:type="spellEnd"/>
+      <w:r>
+        <w:rPr>
+          <w:rFonts w:cs="Arial"/>
+        </w:rPr>
+        <w:t xml:space="preserve">-Anschlüsse </w:t>
+      </w:r>
+      <w:r>
+        <w:rPr>
+          <w:rFonts w:cs="Arial"/>
+        </w:rPr>
+        <w:fldChar w:fldCharType="begin"/>
+      </w:r>
+      <w:r>
+        <w:rPr>
+          <w:rFonts w:cs="Arial"/>
+        </w:rPr>
+        <w:instrText xml:space="preserve"> ADDIN ZOTERO_ITEM CSL_CITATION {"citationID":"bGlHUwCS","properties":{"formattedCitation":"[7]","plainCitation":"[7]","noteIndex":0},"citationItems":[{"id":35,"uris":["http://zotero.org/groups/6046789/items/HW6FM4TS"],"itemData":{"id":35,"type":"document","title":"Datasheet-Cerbo-GX-GX-Touch-DE.pdf","URL":"https://www.victronenergy.de/upload/documents/Datasheet-Cerbo-GX-GX-Touch-DE.pdf","accessed":{"date-parts":[["2026",2,16]]}}}],"schema":"https://github.com/citation-style-language/schema/raw/master/csl-citation.json"} </w:instrText>
+      </w:r>
+      <w:r>
+        <w:rPr>
+          <w:rFonts w:cs="Arial"/>
+        </w:rPr>
+        <w:fldChar w:fldCharType="separate"/>
+      </w:r>
+      <w:r>
+        <w:rPr>
+          <w:rFonts w:ascii="Aptos" w:hAnsi="Aptos"/>
+        </w:rPr>
+        <w:t>[7]</w:t>
+      </w:r>
+      <w:r>
+        <w:rPr>
+          <w:rFonts w:cs="Arial"/>
+        </w:rPr>
+        <w:fldChar w:fldCharType="end"/>
+      </w:r>
+      <w:r>
+        <w:rPr>
+          <w:rFonts w:cs="Arial"/>
+        </w:rPr>
+        <w:t>.</w:t>
+      </w:r>
+      <w:r>
+        <w:rPr>
+          <w:rFonts w:cs="Arial"/>
+        </w:rPr>
+        <w:t xml:space="preserve"> </w:t>
+      </w:r>
+      <w:r>
+        <w:rPr>
+          <w:rFonts w:cs="Arial"/>
+        </w:rPr>
+        <w:t>Im Prototyp ist der SmartShunt 500</w:t>
+      </w:r>
+      <w:r>
+        <w:rPr>
+          <w:rFonts w:cs="Arial"/>
+        </w:rPr>
+        <w:t> </w:t>
+      </w:r>
+      <w:r>
+        <w:rPr>
+          <w:rFonts w:cs="Arial"/>
+        </w:rPr>
+        <w:t xml:space="preserve">A über </w:t>
+      </w:r>
+      <w:proofErr w:type="spellStart"/>
+      <w:r>
+        <w:rPr>
+          <w:rFonts w:cs="Arial"/>
+        </w:rPr>
+        <w:t>VE.Direct</w:t>
+      </w:r>
+      <w:proofErr w:type="spellEnd"/>
+      <w:r>
+        <w:rPr>
+          <w:rFonts w:cs="Arial"/>
+        </w:rPr>
+        <w:t xml:space="preserve"> angebunden. Über diese Schnittstelle werden Batteriedaten wie Spannung, Strom und Ladezustand übertragen. Die galvanische Isolation dient der störungsarmen Signalübertragung </w:t>
+      </w:r>
+      <w:r>
+        <w:rPr>
+          <w:rFonts w:cs="Arial"/>
+        </w:rPr>
+        <w:fldChar w:fldCharType="begin"/>
+      </w:r>
+      <w:r>
+        <w:rPr>
+          <w:rFonts w:cs="Arial"/>
+        </w:rPr>
+        <w:instrText xml:space="preserve"> ADDIN ZOTERO_ITEM CSL_CITATION {"citationID":"OiThx2rD","properties":{"formattedCitation":"[7]","plainCitation":"[7]","noteIndex":0},"citationItems":[{"id":35,"uris":["http://zotero.org/groups/6046789/items/HW6FM4TS"],"itemData":{"id":35,"type":"document","title":"Datasheet-Cerbo-GX-GX-Touch-DE.pdf","URL":"https://www.victronenergy.de/upload/documents/Datasheet-Cerbo-GX-GX-Touch-DE.pdf","accessed":{"date-parts":[["2026",2,16]]}}}],"schema":"https://github.com/citation-style-language/schema/raw/master/csl-citation.json"} </w:instrText>
+      </w:r>
+      <w:r>
+        <w:rPr>
+          <w:rFonts w:cs="Arial"/>
+        </w:rPr>
+        <w:fldChar w:fldCharType="separate"/>
+      </w:r>
+      <w:r>
+        <w:rPr>
+          <w:rFonts w:ascii="Aptos" w:hAnsi="Aptos"/>
+        </w:rPr>
+        <w:t>[7]</w:t>
+      </w:r>
+      <w:r>
+        <w:rPr>
+          <w:rFonts w:cs="Arial"/>
+        </w:rPr>
+        <w:fldChar w:fldCharType="end"/>
+      </w:r>
+      <w:r>
+        <w:rPr>
+          <w:rFonts w:cs="Arial"/>
+        </w:rPr>
+        <w:t>.</w:t>
+      </w:r>
+    </w:p>
+    <w:p>
+      <w:pPr>
+        <w:spacing w:after="0"/>
         <w:ind w:left="708"/>
         <w:jc w:val="both"/>
         <w:rPr>
           <w:rFonts w:cs="Arial"/>
+          <w:b/>
+          <w:bCs/>
+        </w:rPr>
+      </w:pPr>
+      <w:proofErr w:type="spellStart"/>
+      <w:r>
+        <w:rPr>
+          <w:rFonts w:cs="Arial"/>
+          <w:b/>
+          <w:bCs/>
+        </w:rPr>
+        <w:t>VE.Bus</w:t>
+      </w:r>
+      <w:proofErr w:type="spellEnd"/>
+      <w:r>
+        <w:rPr>
+          <w:rFonts w:cs="Arial"/>
+          <w:b/>
+          <w:bCs/>
+        </w:rPr>
+        <w:t>:</w:t>
+      </w:r>
+    </w:p>
+    <w:p>
+      <w:pPr>
+        <w:ind w:left="708"/>
+        <w:jc w:val="both"/>
+        <w:rPr>
+          <w:rFonts w:cs="Arial"/>
+        </w:rPr>
+      </w:pPr>
+      <w:r>
+        <w:rPr>
+          <w:rFonts w:cs="Arial"/>
+        </w:rPr>
+        <w:t xml:space="preserve">Der </w:t>
+      </w:r>
+      <w:proofErr w:type="spellStart"/>
+      <w:r>
+        <w:rPr>
+          <w:rFonts w:cs="Arial"/>
+        </w:rPr>
+        <w:t>VE.Bus</w:t>
+      </w:r>
+      <w:proofErr w:type="spellEnd"/>
+      <w:r>
+        <w:rPr>
+          <w:rFonts w:cs="Arial"/>
+        </w:rPr>
+        <w:t xml:space="preserve">-Anschluss besteht aus zwei parallel geschalteten, galvanisch isolierten RJ45-Buchsen </w:t>
+      </w:r>
+      <w:r>
+        <w:rPr>
+          <w:rFonts w:cs="Arial"/>
+        </w:rPr>
+        <w:fldChar w:fldCharType="begin"/>
+      </w:r>
+      <w:r>
+        <w:rPr>
+          <w:rFonts w:cs="Arial"/>
+        </w:rPr>
+        <w:instrText xml:space="preserve"> ADDIN ZOTERO_ITEM CSL_CITATION {"citationID":"8UXyG1Ya","properties":{"formattedCitation":"[7]","plainCitation":"[7]","noteIndex":0},"citationItems":[{"id":35,"uris":["http://zotero.org/groups/6046789/items/HW6FM4TS"],"itemData":{"id":35,"type":"document","title":"Datasheet-Cerbo-GX-GX-Touch-DE.pdf","URL":"https://www.victronenergy.de/upload/documents/Datasheet-Cerbo-GX-GX-Touch-DE.pdf","accessed":{"date-parts":[["2026",2,16]]}}}],"schema":"https://github.com/citation-style-language/schema/raw/master/csl-citation.json"} </w:instrText>
+      </w:r>
+      <w:r>
+        <w:rPr>
+          <w:rFonts w:cs="Arial"/>
+        </w:rPr>
+        <w:fldChar w:fldCharType="separate"/>
+      </w:r>
+      <w:r>
+        <w:rPr>
+          <w:rFonts w:ascii="Aptos" w:hAnsi="Aptos"/>
+        </w:rPr>
+        <w:t>[7]</w:t>
+      </w:r>
+      <w:r>
+        <w:rPr>
+          <w:rFonts w:cs="Arial"/>
+        </w:rPr>
+        <w:fldChar w:fldCharType="end"/>
+      </w:r>
+      <w:r>
+        <w:rPr>
+          <w:rFonts w:cs="Arial"/>
+        </w:rPr>
+        <w:t>.</w:t>
+      </w:r>
+      <w:r>
+        <w:rPr>
+          <w:rFonts w:cs="Arial"/>
+        </w:rPr>
+        <w:t xml:space="preserve"> </w:t>
+      </w:r>
+      <w:r>
+        <w:rPr>
+          <w:rFonts w:cs="Arial"/>
+        </w:rPr>
+        <w:t xml:space="preserve">Über </w:t>
+      </w:r>
+      <w:proofErr w:type="spellStart"/>
+      <w:r>
+        <w:rPr>
+          <w:rFonts w:cs="Arial"/>
+        </w:rPr>
+        <w:t>VE.Bus</w:t>
+      </w:r>
+      <w:proofErr w:type="spellEnd"/>
+      <w:r>
+        <w:rPr>
+          <w:rFonts w:cs="Arial"/>
+        </w:rPr>
+        <w:t xml:space="preserve"> ist der MultiPlus 12/800 mit dem Cerbo GX verbunden. Diese Schnittstelle ermöglicht die Überwachung des Betriebszustands sowie die Kommunikation zwischen Wechselrichter/Ladegerät und Monitoring-Einheit.</w:t>
+      </w:r>
+    </w:p>
+    <w:p>
+      <w:pPr>
+        <w:spacing w:after="0"/>
+        <w:ind w:left="708"/>
+        <w:jc w:val="both"/>
+        <w:rPr>
+          <w:rFonts w:cs="Arial"/>
+          <w:b/>
+          <w:bCs/>
+        </w:rPr>
+      </w:pPr>
+      <w:r>
+        <w:rPr>
+          <w:rFonts w:cs="Arial"/>
+          <w:b/>
+          <w:bCs/>
+        </w:rPr>
+        <w:t>Netzwerkanschlüsse</w:t>
+      </w:r>
+      <w:r>
+        <w:rPr>
+          <w:rFonts w:cs="Arial"/>
+          <w:b/>
+          <w:bCs/>
+        </w:rPr>
+        <w:t>:</w:t>
+      </w:r>
+    </w:p>
+    <w:p>
+      <w:pPr>
+        <w:ind w:left="708"/>
+        <w:jc w:val="both"/>
+        <w:rPr>
+          <w:rFonts w:cs="Arial"/>
+          <w:b/>
+          <w:bCs/>
+        </w:rPr>
+      </w:pPr>
+      <w:r>
+        <w:rPr>
+          <w:rFonts w:cs="Arial"/>
+        </w:rPr>
+        <w:lastRenderedPageBreak/>
+        <w:t xml:space="preserve">Für die Netzwerkanbindung verfügt der Cerbo GX über einen 10/100-RJ45-Ethernet-Anschluss sowie integriertes WLAN </w:t>
+      </w:r>
+      <w:r>
+        <w:rPr>
+          <w:rFonts w:cs="Arial"/>
+        </w:rPr>
+        <w:fldChar w:fldCharType="begin"/>
+      </w:r>
+      <w:r>
+        <w:rPr>
+          <w:rFonts w:cs="Arial"/>
+        </w:rPr>
+        <w:instrText xml:space="preserve"> ADDIN ZOTERO_ITEM CSL_CITATION {"citationID":"AHiUArIu","properties":{"formattedCitation":"[7]","plainCitation":"[7]","noteIndex":0},"citationItems":[{"id":35,"uris":["http://zotero.org/groups/6046789/items/HW6FM4TS"],"itemData":{"id":35,"type":"document","title":"Datasheet-Cerbo-GX-GX-Touch-DE.pdf","URL":"https://www.victronenergy.de/upload/documents/Datasheet-Cerbo-GX-GX-Touch-DE.pdf","accessed":{"date-parts":[["2026",2,16]]}}}],"schema":"https://github.com/citation-style-language/schema/raw/master/csl-citation.json"} </w:instrText>
+      </w:r>
+      <w:r>
+        <w:rPr>
+          <w:rFonts w:cs="Arial"/>
+        </w:rPr>
+        <w:fldChar w:fldCharType="separate"/>
+      </w:r>
+      <w:r>
+        <w:rPr>
+          <w:rFonts w:ascii="Aptos" w:hAnsi="Aptos"/>
+        </w:rPr>
+        <w:t>[7]</w:t>
+      </w:r>
+      <w:r>
+        <w:rPr>
+          <w:rFonts w:cs="Arial"/>
+        </w:rPr>
+        <w:fldChar w:fldCharType="end"/>
+      </w:r>
+      <w:r>
+        <w:rPr>
+          <w:rFonts w:cs="Arial"/>
+        </w:rPr>
+        <w:t>.</w:t>
+      </w:r>
+      <w:r>
+        <w:rPr>
+          <w:rFonts w:cs="Arial"/>
+        </w:rPr>
+        <w:t xml:space="preserve"> </w:t>
+      </w:r>
+      <w:r>
+        <w:rPr>
+          <w:rFonts w:cs="Arial"/>
+        </w:rPr>
+        <w:t xml:space="preserve">Beide Schnittstellen ermöglichen die Verbindung mit externen Diensten wie dem VRM-Portal. Zusätzlich stehen drei USB-Anschlüsse und ein Micro-SD-Kartenslot zur Verfügung </w:t>
+      </w:r>
+      <w:r>
+        <w:rPr>
+          <w:rFonts w:cs="Arial"/>
+        </w:rPr>
+        <w:fldChar w:fldCharType="begin"/>
+      </w:r>
+      <w:r>
+        <w:rPr>
+          <w:rFonts w:cs="Arial"/>
+        </w:rPr>
+        <w:instrText xml:space="preserve"> ADDIN ZOTERO_ITEM CSL_CITATION {"citationID":"TgZIoEKy","properties":{"formattedCitation":"[7]","plainCitation":"[7]","noteIndex":0},"citationItems":[{"id":35,"uris":["http://zotero.org/groups/6046789/items/HW6FM4TS"],"itemData":{"id":35,"type":"document","title":"Datasheet-Cerbo-GX-GX-Touch-DE.pdf","URL":"https://www.victronenergy.de/upload/documents/Datasheet-Cerbo-GX-GX-Touch-DE.pdf","accessed":{"date-parts":[["2026",2,16]]}}}],"schema":"https://github.com/citation-style-language/schema/raw/master/csl-citation.json"} </w:instrText>
+      </w:r>
+      <w:r>
+        <w:rPr>
+          <w:rFonts w:cs="Arial"/>
+        </w:rPr>
+        <w:fldChar w:fldCharType="separate"/>
+      </w:r>
+      <w:r>
+        <w:rPr>
+          <w:rFonts w:ascii="Aptos" w:hAnsi="Aptos"/>
+        </w:rPr>
+        <w:t>[7]</w:t>
+      </w:r>
+      <w:r>
+        <w:rPr>
+          <w:rFonts w:cs="Arial"/>
+        </w:rPr>
+        <w:fldChar w:fldCharType="end"/>
+      </w:r>
+      <w:r>
+        <w:rPr>
+          <w:rFonts w:cs="Arial"/>
+        </w:rPr>
+        <w:t>.</w:t>
+      </w:r>
+    </w:p>
+    <w:p>
+      <w:pPr>
+        <w:spacing w:after="0"/>
+        <w:ind w:left="708"/>
+        <w:jc w:val="both"/>
+        <w:rPr>
+          <w:rFonts w:cs="Arial"/>
+          <w:b/>
+          <w:bCs/>
+        </w:rPr>
+      </w:pPr>
+      <w:r>
+        <w:rPr>
+          <w:rFonts w:cs="Arial"/>
+          <w:b/>
+          <w:bCs/>
+        </w:rPr>
+        <w:t>Elektrische Kenndaten</w:t>
+      </w:r>
+      <w:r>
+        <w:rPr>
+          <w:rFonts w:cs="Arial"/>
+          <w:b/>
+          <w:bCs/>
+        </w:rPr>
+        <w:t>:</w:t>
+      </w:r>
+    </w:p>
+    <w:p>
+      <w:pPr>
+        <w:ind w:left="708"/>
+        <w:jc w:val="both"/>
+        <w:rPr>
+          <w:rFonts w:cs="Arial"/>
+        </w:rPr>
+      </w:pPr>
+      <w:r>
+        <w:rPr>
+          <w:rFonts w:cs="Arial"/>
+        </w:rPr>
+        <w:t>Die Versorgungsspannung des Cerbo GX liegt im Bereich von 8 bis 70</w:t>
+      </w:r>
+      <w:r>
+        <w:rPr>
+          <w:rFonts w:cs="Arial"/>
+        </w:rPr>
+        <w:t> </w:t>
+      </w:r>
+      <w:r>
+        <w:rPr>
+          <w:rFonts w:cs="Arial"/>
+        </w:rPr>
+        <w:t>V</w:t>
+      </w:r>
+      <w:r>
+        <w:rPr>
+          <w:rFonts w:cs="Arial"/>
+        </w:rPr>
+        <w:t> </w:t>
+      </w:r>
+      <w:r>
+        <w:rPr>
+          <w:rFonts w:cs="Arial"/>
+        </w:rPr>
+        <w:t xml:space="preserve">DC </w:t>
+      </w:r>
+      <w:r>
+        <w:rPr>
+          <w:rFonts w:cs="Arial"/>
+        </w:rPr>
+        <w:fldChar w:fldCharType="begin"/>
+      </w:r>
+      <w:r>
+        <w:rPr>
+          <w:rFonts w:cs="Arial"/>
+        </w:rPr>
+        <w:instrText xml:space="preserve"> ADDIN ZOTERO_ITEM CSL_CITATION {"citationID":"hWJ55zxE","properties":{"formattedCitation":"[7]","plainCitation":"[7]","noteIndex":0},"citationItems":[{"id":35,"uris":["http://zotero.org/groups/6046789/items/HW6FM4TS"],"itemData":{"id":35,"type":"document","title":"Datasheet-Cerbo-GX-GX-Touch-DE.pdf","URL":"https://www.victronenergy.de/upload/documents/Datasheet-Cerbo-GX-GX-Touch-DE.pdf","accessed":{"date-parts":[["2026",2,16]]}}}],"schema":"https://github.com/citation-style-language/schema/raw/master/csl-citation.json"} </w:instrText>
+      </w:r>
+      <w:r>
+        <w:rPr>
+          <w:rFonts w:cs="Arial"/>
+        </w:rPr>
+        <w:fldChar w:fldCharType="separate"/>
+      </w:r>
+      <w:r>
+        <w:rPr>
+          <w:rFonts w:ascii="Aptos" w:hAnsi="Aptos"/>
+        </w:rPr>
+        <w:t>[7]</w:t>
+      </w:r>
+      <w:r>
+        <w:rPr>
+          <w:rFonts w:cs="Arial"/>
+        </w:rPr>
+        <w:fldChar w:fldCharType="end"/>
+      </w:r>
+      <w:r>
+        <w:rPr>
+          <w:rFonts w:cs="Arial"/>
+        </w:rPr>
+        <w:t>.</w:t>
+      </w:r>
+      <w:r>
+        <w:rPr>
+          <w:rFonts w:cs="Arial"/>
+        </w:rPr>
+        <w:t xml:space="preserve"> </w:t>
+      </w:r>
+      <w:r>
+        <w:rPr>
+          <w:rFonts w:cs="Arial"/>
+        </w:rPr>
+        <w:t>Die Leistungsaufnahme beträgt 2,8</w:t>
+      </w:r>
+      <w:r>
+        <w:rPr>
+          <w:rFonts w:cs="Arial"/>
+        </w:rPr>
+        <w:t> </w:t>
+      </w:r>
+      <w:r>
+        <w:rPr>
+          <w:rFonts w:cs="Arial"/>
+        </w:rPr>
+        <w:t>W bei 12</w:t>
+      </w:r>
+      <w:r>
+        <w:rPr>
+          <w:rFonts w:cs="Arial"/>
+        </w:rPr>
+        <w:t> </w:t>
+      </w:r>
+      <w:r>
+        <w:rPr>
+          <w:rFonts w:cs="Arial"/>
+        </w:rPr>
+        <w:t>V ohne angeschlossenes Display.</w:t>
+      </w:r>
+      <w:r>
+        <w:rPr>
+          <w:rFonts w:cs="Arial"/>
+        </w:rPr>
+        <w:t xml:space="preserve"> </w:t>
+      </w:r>
+      <w:r>
+        <w:rPr>
+          <w:rFonts w:cs="Arial"/>
+        </w:rPr>
+        <w:t>Mit GX Touch 50 beträgt sie 3,8</w:t>
+      </w:r>
+      <w:r>
+        <w:rPr>
+          <w:rFonts w:cs="Arial"/>
+        </w:rPr>
+        <w:t> </w:t>
+      </w:r>
+      <w:r>
+        <w:rPr>
+          <w:rFonts w:cs="Arial"/>
+        </w:rPr>
+        <w:t>W bei 12</w:t>
+      </w:r>
+      <w:r>
+        <w:rPr>
+          <w:rFonts w:cs="Arial"/>
+        </w:rPr>
+        <w:t> </w:t>
+      </w:r>
+      <w:r>
+        <w:rPr>
+          <w:rFonts w:cs="Arial"/>
+        </w:rPr>
+        <w:t>V und bis zu 4,8</w:t>
+      </w:r>
+      <w:r>
+        <w:rPr>
+          <w:rFonts w:cs="Arial"/>
+        </w:rPr>
+        <w:t> </w:t>
+      </w:r>
+      <w:r>
+        <w:rPr>
+          <w:rFonts w:cs="Arial"/>
+        </w:rPr>
+        <w:t xml:space="preserve">W bei maximaler Helligkeit </w:t>
+      </w:r>
+      <w:r>
+        <w:rPr>
+          <w:rFonts w:cs="Arial"/>
+        </w:rPr>
+        <w:fldChar w:fldCharType="begin"/>
+      </w:r>
+      <w:r>
+        <w:rPr>
+          <w:rFonts w:cs="Arial"/>
+        </w:rPr>
+        <w:instrText xml:space="preserve"> ADDIN ZOTERO_ITEM CSL_CITATION {"citationID":"T01JwE1S","properties":{"formattedCitation":"[7]","plainCitation":"[7]","noteIndex":0},"citationItems":[{"id":35,"uris":["http://zotero.org/groups/6046789/items/HW6FM4TS"],"itemData":{"id":35,"type":"document","title":"Datasheet-Cerbo-GX-GX-Touch-DE.pdf","URL":"https://www.victronenergy.de/upload/documents/Datasheet-Cerbo-GX-GX-Touch-DE.pdf","accessed":{"date-parts":[["2026",2,16]]}}}],"schema":"https://github.com/citation-style-language/schema/raw/master/csl-citation.json"} </w:instrText>
+      </w:r>
+      <w:r>
+        <w:rPr>
+          <w:rFonts w:cs="Arial"/>
+        </w:rPr>
+        <w:fldChar w:fldCharType="separate"/>
+      </w:r>
+      <w:r>
+        <w:rPr>
+          <w:rFonts w:ascii="Aptos" w:hAnsi="Aptos"/>
+        </w:rPr>
+        <w:t>[7]</w:t>
+      </w:r>
+      <w:r>
+        <w:rPr>
+          <w:rFonts w:cs="Arial"/>
+        </w:rPr>
+        <w:fldChar w:fldCharType="end"/>
+      </w:r>
+      <w:r>
+        <w:rPr>
+          <w:rFonts w:cs="Arial"/>
+        </w:rPr>
+        <w:t>.</w:t>
+      </w:r>
+    </w:p>
+    <w:p>
+      <w:pPr>
+        <w:ind w:left="708"/>
+        <w:jc w:val="both"/>
+        <w:rPr>
+          <w:rFonts w:cs="Arial"/>
+        </w:rPr>
+      </w:pPr>
+      <w:r>
+        <w:rPr>
+          <w:rFonts w:cs="Arial"/>
+        </w:rPr>
+        <w:t>Die zulässige Betriebstemperatur liegt zwischen −20</w:t>
+      </w:r>
+      <w:r>
+        <w:rPr>
+          <w:rFonts w:cs="Arial"/>
+        </w:rPr>
+        <w:t> </w:t>
+      </w:r>
+      <w:r>
+        <w:rPr>
+          <w:rFonts w:cs="Arial"/>
+        </w:rPr>
+        <w:t>°C und +50</w:t>
+      </w:r>
+      <w:r>
+        <w:rPr>
+          <w:rFonts w:cs="Arial"/>
+        </w:rPr>
+        <w:t> </w:t>
+      </w:r>
+      <w:r>
+        <w:rPr>
+          <w:rFonts w:cs="Arial"/>
+        </w:rPr>
+        <w:t>°C.</w:t>
+      </w:r>
+      <w:r>
+        <w:rPr>
+          <w:rFonts w:cs="Arial"/>
+        </w:rPr>
+        <w:t xml:space="preserve"> </w:t>
+      </w:r>
+      <w:r>
+        <w:rPr>
+          <w:rFonts w:cs="Arial"/>
+        </w:rPr>
+        <w:t xml:space="preserve">Die Schutzart ist IP20 </w:t>
+      </w:r>
+      <w:r>
+        <w:rPr>
+          <w:rFonts w:cs="Arial"/>
+        </w:rPr>
+        <w:fldChar w:fldCharType="begin"/>
+      </w:r>
+      <w:r>
+        <w:rPr>
+          <w:rFonts w:cs="Arial"/>
+        </w:rPr>
+        <w:instrText xml:space="preserve"> ADDIN ZOTERO_ITEM CSL_CITATION {"citationID":"8LGznKmF","properties":{"formattedCitation":"[7]","plainCitation":"[7]","noteIndex":0},"citationItems":[{"id":35,"uris":["http://zotero.org/groups/6046789/items/HW6FM4TS"],"itemData":{"id":35,"type":"document","title":"Datasheet-Cerbo-GX-GX-Touch-DE.pdf","URL":"https://www.victronenergy.de/upload/documents/Datasheet-Cerbo-GX-GX-Touch-DE.pdf","accessed":{"date-parts":[["2026",2,16]]}}}],"schema":"https://github.com/citation-style-language/schema/raw/master/csl-citation.json"} </w:instrText>
+      </w:r>
+      <w:r>
+        <w:rPr>
+          <w:rFonts w:cs="Arial"/>
+        </w:rPr>
+        <w:fldChar w:fldCharType="separate"/>
+      </w:r>
+      <w:r>
+        <w:rPr>
+          <w:rFonts w:ascii="Aptos" w:hAnsi="Aptos"/>
+        </w:rPr>
+        <w:t>[7]</w:t>
+      </w:r>
+      <w:r>
+        <w:rPr>
+          <w:rFonts w:cs="Arial"/>
+        </w:rPr>
+        <w:fldChar w:fldCharType="end"/>
+      </w:r>
+      <w:r>
+        <w:rPr>
+          <w:rFonts w:cs="Arial"/>
+        </w:rPr>
+        <w:t>.</w:t>
+      </w:r>
+    </w:p>
+    <w:p>
+      <w:pPr>
+        <w:ind w:left="708"/>
+        <w:jc w:val="both"/>
+        <w:rPr>
+          <w:rFonts w:cs="Arial"/>
+        </w:rPr>
+      </w:pPr>
+    </w:p>
+    <w:p>
+      <w:pPr>
+        <w:pStyle w:val="berschrift2"/>
+      </w:pPr>
+      <w:r>
+        <w:t>4.6.2 Cerbo GX als zentrale Monitoring-Einheit</w:t>
+      </w:r>
+    </w:p>
+    <w:p>
+      <w:pPr>
+        <w:ind w:left="708"/>
+        <w:jc w:val="both"/>
+        <w:rPr>
+          <w:rFonts w:cs="Arial"/>
+        </w:rPr>
+      </w:pPr>
+      <w:r>
+        <w:rPr>
+          <w:rFonts w:cs="Arial"/>
+        </w:rPr>
+        <w:t>Der Cerbo GX erfasst die Messdaten der angebundenen Geräte und stellt diese lokal sowie über das Netzwerk bereit.</w:t>
+      </w:r>
+    </w:p>
+    <w:p>
+      <w:pPr>
+        <w:ind w:left="708"/>
+        <w:jc w:val="both"/>
+        <w:rPr>
+          <w:rFonts w:cs="Arial"/>
+        </w:rPr>
+      </w:pPr>
+      <w:r>
+        <w:rPr>
+          <w:rFonts w:cs="Arial"/>
+        </w:rPr>
+        <w:t xml:space="preserve">Die Batteriedaten werden über den SmartShunt 500A erfasst und über </w:t>
+      </w:r>
+      <w:proofErr w:type="spellStart"/>
+      <w:r>
+        <w:rPr>
+          <w:rFonts w:cs="Arial"/>
+        </w:rPr>
+        <w:t>VE.Direct</w:t>
+      </w:r>
+      <w:proofErr w:type="spellEnd"/>
+      <w:r>
+        <w:rPr>
+          <w:rFonts w:cs="Arial"/>
+        </w:rPr>
+        <w:t xml:space="preserve"> übertragen.</w:t>
+      </w:r>
+      <w:r>
+        <w:rPr>
+          <w:rFonts w:cs="Arial"/>
+        </w:rPr>
+        <w:br/>
+        <w:t xml:space="preserve">Der MultiPlus 12/800 ist über </w:t>
+      </w:r>
+      <w:proofErr w:type="spellStart"/>
+      <w:r>
+        <w:rPr>
+          <w:rFonts w:cs="Arial"/>
+        </w:rPr>
+        <w:t>VE.Bus</w:t>
+      </w:r>
+      <w:proofErr w:type="spellEnd"/>
+      <w:r>
+        <w:rPr>
+          <w:rFonts w:cs="Arial"/>
+        </w:rPr>
+        <w:t xml:space="preserve"> angebunden und übermittelt Betriebs- und Statusinformationen.</w:t>
+      </w:r>
+    </w:p>
+    <w:p>
+      <w:pPr>
+        <w:ind w:left="708"/>
+        <w:jc w:val="both"/>
+        <w:rPr>
+          <w:rFonts w:cs="Arial"/>
+        </w:rPr>
+      </w:pPr>
+      <w:r>
+        <w:rPr>
+          <w:rFonts w:cs="Arial"/>
+        </w:rPr>
+        <w:t xml:space="preserve">Die Visualisierung erfolgt über das </w:t>
+      </w:r>
+      <w:proofErr w:type="gramStart"/>
+      <w:r>
+        <w:rPr>
+          <w:rFonts w:cs="Arial"/>
+        </w:rPr>
+        <w:t>GX Touch</w:t>
+      </w:r>
+      <w:proofErr w:type="gramEnd"/>
+      <w:r>
+        <w:rPr>
+          <w:rFonts w:cs="Arial"/>
+        </w:rPr>
+        <w:t xml:space="preserve"> 50.</w:t>
+      </w:r>
+      <w:r>
+        <w:rPr>
+          <w:rFonts w:cs="Arial"/>
+        </w:rPr>
+        <w:br/>
+        <w:t>Eine weiterführende softwareseitige Steuerung auf Basis der erfassten Daten ist nicht Bestandteil dieser Arbeit.</w:t>
+      </w:r>
+    </w:p>
+    <w:p>
+      <w:pPr>
+        <w:ind w:left="708"/>
+        <w:jc w:val="both"/>
+        <w:rPr>
+          <w:rFonts w:cs="Arial"/>
+        </w:rPr>
+      </w:pPr>
+      <w:r>
+        <w:rPr>
+          <w:rFonts w:cs="Arial"/>
+        </w:rPr>
+        <w:pict w14:anchorId="65517671">
+          <v:rect id="_x0000_i1050" style="width:0;height:1.5pt" o:hralign="center" o:hrstd="t" o:hr="t" fillcolor="#a0a0a0" stroked="f"/>
+        </w:pict>
+      </w:r>
+    </w:p>
+    <w:p>
+      <w:pPr>
+        <w:ind w:left="708"/>
+        <w:jc w:val="both"/>
+        <w:rPr>
+          <w:rFonts w:cs="Arial"/>
+          <w:b/>
+          <w:bCs/>
+        </w:rPr>
+      </w:pPr>
+      <w:r>
+        <w:rPr>
+          <w:rFonts w:cs="Arial"/>
+          <w:b/>
+          <w:bCs/>
+        </w:rPr>
+        <w:t>4.6.3 Hardwareseitiges Lastmanagement im MultiPlus</w:t>
+      </w:r>
+    </w:p>
+    <w:p>
+      <w:pPr>
+        <w:ind w:left="708"/>
+        <w:jc w:val="both"/>
+        <w:rPr>
+          <w:rFonts w:cs="Arial"/>
+        </w:rPr>
+      </w:pPr>
+      <w:r>
+        <w:rPr>
+          <w:rFonts w:cs="Arial"/>
+        </w:rPr>
+        <w:t>Das Lastmanagement erfolgt über den MultiPlus 12/800.</w:t>
+      </w:r>
+      <w:r>
+        <w:rPr>
+          <w:rFonts w:cs="Arial"/>
+        </w:rPr>
+        <w:br/>
+        <w:t xml:space="preserve">Die Kommunikation mit dem Cerbo GX erfolgt über </w:t>
+      </w:r>
+      <w:proofErr w:type="spellStart"/>
+      <w:r>
+        <w:rPr>
+          <w:rFonts w:cs="Arial"/>
+        </w:rPr>
+        <w:t>VE.Bus</w:t>
+      </w:r>
+      <w:proofErr w:type="spellEnd"/>
+      <w:r>
+        <w:rPr>
+          <w:rFonts w:cs="Arial"/>
+        </w:rPr>
+        <w:t>.</w:t>
+      </w:r>
+    </w:p>
+    <w:p>
+      <w:pPr>
+        <w:ind w:left="708"/>
+        <w:jc w:val="both"/>
+        <w:rPr>
+          <w:rFonts w:cs="Arial"/>
+        </w:rPr>
+      </w:pPr>
+      <w:r>
+        <w:rPr>
+          <w:rFonts w:cs="Arial"/>
+        </w:rPr>
+        <w:t>Der MultiPlus stellt Schutzfunktionen wie Unterspannungsabschaltung und netzseitige Leistungsunterstützung bereit.</w:t>
+      </w:r>
+      <w:r>
+        <w:rPr>
+          <w:rFonts w:cs="Arial"/>
+        </w:rPr>
+        <w:br/>
+        <w:t>Die Parametrierung erfolgt mit den von Victron Energy vorgesehenen Konfigurationstools.</w:t>
+      </w:r>
+    </w:p>
+    <w:p>
+      <w:pPr>
+        <w:ind w:left="708"/>
+        <w:jc w:val="both"/>
+        <w:rPr>
+          <w:rFonts w:cs="Arial"/>
+        </w:rPr>
+      </w:pPr>
+      <w:r>
+        <w:rPr>
+          <w:rFonts w:cs="Arial"/>
+        </w:rPr>
+        <w:t>Eine externe Steuerungseinheit ist für diese Schutzfunktionen nicht erforderlich.</w:t>
+      </w:r>
+    </w:p>
+    <w:p>
+      <w:pPr>
+        <w:ind w:left="708"/>
+        <w:jc w:val="both"/>
+        <w:rPr>
+          <w:rFonts w:cs="Arial"/>
+        </w:rPr>
+      </w:pPr>
+      <w:r>
+        <w:rPr>
+          <w:rFonts w:cs="Arial"/>
+        </w:rPr>
+        <w:pict w14:anchorId="0139BB93">
+          <v:rect id="_x0000_i1051" style="width:0;height:1.5pt" o:hralign="center" o:hrstd="t" o:hr="t" fillcolor="#a0a0a0" stroked="f"/>
+        </w:pict>
+      </w:r>
+    </w:p>
+    <w:p>
+      <w:pPr>
+        <w:ind w:left="708"/>
+        <w:jc w:val="both"/>
+        <w:rPr>
+          <w:rFonts w:cs="Arial"/>
+          <w:b/>
+          <w:bCs/>
+        </w:rPr>
+      </w:pPr>
+      <w:r>
+        <w:rPr>
+          <w:rFonts w:cs="Arial"/>
+          <w:b/>
+          <w:bCs/>
+        </w:rPr>
+        <w:t>4.6.4 Remote-Monitoring über das VRM-Portal</w:t>
+      </w:r>
+    </w:p>
+    <w:p>
+      <w:pPr>
+        <w:ind w:left="708"/>
+        <w:jc w:val="both"/>
+        <w:rPr>
+          <w:rFonts w:cs="Arial"/>
+        </w:rPr>
+      </w:pPr>
+      <w:r>
+        <w:rPr>
+          <w:rFonts w:cs="Arial"/>
+        </w:rPr>
+        <w:t>Die Netzwerkverbindung über Ethernet oder WLAN ermöglicht die Anbindung an das VRM-Portal von Victron Energy.</w:t>
+      </w:r>
+    </w:p>
+    <w:p>
+      <w:pPr>
+        <w:ind w:left="708"/>
+        <w:jc w:val="both"/>
+        <w:rPr>
+          <w:rFonts w:cs="Arial"/>
+        </w:rPr>
+      </w:pPr>
+      <w:r>
+        <w:rPr>
+          <w:rFonts w:cs="Arial"/>
+        </w:rPr>
+        <w:t>Das Portal dient der Fernüberwachung und Speicherung historischer Systemdaten.</w:t>
+      </w:r>
+      <w:r>
+        <w:rPr>
+          <w:rFonts w:cs="Arial"/>
+        </w:rPr>
+        <w:br/>
+        <w:t>Die Daten werden über die GX-Geräte bereitgestellt.</w:t>
+      </w:r>
+    </w:p>
+    <w:p>
+      <w:pPr>
+        <w:ind w:left="708"/>
+        <w:jc w:val="both"/>
+        <w:rPr>
+          <w:rFonts w:cs="Arial"/>
+        </w:rPr>
+      </w:pPr>
+      <w:r>
+        <w:rPr>
+          <w:rFonts w:cs="Arial"/>
+        </w:rPr>
+        <w:t>Zusätzlich unterstützt der Cerbo GX Modbus-TCP als standardisiertes Kommunikationsprotokoll, sofern dieses aktiviert wird [3].</w:t>
+      </w:r>
+    </w:p>
+    <w:p>
+      <w:pPr>
+        <w:ind w:left="708"/>
+        <w:jc w:val="both"/>
+        <w:rPr>
+          <w:rFonts w:cs="Arial"/>
+        </w:rPr>
+      </w:pPr>
+      <w:r>
+        <w:rPr>
+          <w:rFonts w:cs="Arial"/>
+        </w:rPr>
+        <w:t>Eine weiterführende Verarbeitung der Daten außerhalb der vorgesehenen Victron-Systemumgebung ist nicht Bestandteil dieser Arbeit.</w:t>
+      </w:r>
+    </w:p>
+    <w:p>
+      <w:pPr>
+        <w:ind w:left="708"/>
+        <w:jc w:val="both"/>
+        <w:rPr>
+          <w:rFonts w:cs="Arial"/>
+        </w:rPr>
+      </w:pPr>
+      <w:r>
+        <w:rPr>
+          <w:rFonts w:cs="Arial"/>
+        </w:rPr>
+        <w:lastRenderedPageBreak/>
+        <w:pict w14:anchorId="1EDDA6CF">
+          <v:rect id="_x0000_i1052" style="width:0;height:1.5pt" o:hralign="center" o:hrstd="t" o:hr="t" fillcolor="#a0a0a0" stroked="f"/>
+        </w:pict>
+      </w:r>
+    </w:p>
+    <w:p>
+      <w:pPr>
+        <w:ind w:left="708"/>
+        <w:jc w:val="both"/>
+        <w:rPr>
+          <w:rFonts w:cs="Arial"/>
+          <w:b/>
+          <w:bCs/>
+        </w:rPr>
+      </w:pPr>
+      <w:r>
+        <w:rPr>
+          <w:rFonts w:cs="Arial"/>
+          <w:b/>
+          <w:bCs/>
+        </w:rPr>
+        <w:t>Quellenverzeichnis (IEEE)</w:t>
+      </w:r>
+    </w:p>
+    <w:p>
+      <w:pPr>
+        <w:ind w:left="708"/>
+        <w:jc w:val="both"/>
+        <w:rPr>
+          <w:rFonts w:cs="Arial"/>
+        </w:rPr>
+      </w:pPr>
+      <w:r>
+        <w:rPr>
+          <w:rFonts w:cs="Arial"/>
+        </w:rPr>
+        <w:t xml:space="preserve">[2] Victron Energy B.V., </w:t>
+      </w:r>
+      <w:r>
+        <w:rPr>
+          <w:rFonts w:cs="Arial"/>
+          <w:i/>
+          <w:iCs/>
+        </w:rPr>
+        <w:t xml:space="preserve">Datenblatt Cerbo GX, Cerbo-S GX und </w:t>
+      </w:r>
+      <w:proofErr w:type="gramStart"/>
+      <w:r>
+        <w:rPr>
+          <w:rFonts w:cs="Arial"/>
+          <w:i/>
+          <w:iCs/>
+        </w:rPr>
+        <w:t>GX Touch</w:t>
+      </w:r>
+      <w:proofErr w:type="gramEnd"/>
+      <w:r>
+        <w:rPr>
+          <w:rFonts w:cs="Arial"/>
+        </w:rPr>
+        <w:t xml:space="preserve">, Almere, Niederlande. [Online]. Verfügbar: </w:t>
+      </w:r>
+      <w:hyperlink r:id="rId7" w:tgtFrame="_new" w:history="1">
+        <w:r>
+          <w:rPr>
+            <w:rStyle w:val="Hyperlink"/>
+            <w:rFonts w:cs="Arial"/>
+          </w:rPr>
+          <w:t>www.victronenergy.de</w:t>
+        </w:r>
+      </w:hyperlink>
+    </w:p>
+    <w:p>
+      <w:pPr>
+        <w:ind w:left="708"/>
+        <w:jc w:val="both"/>
+        <w:rPr>
+          <w:rFonts w:cs="Arial"/>
+        </w:rPr>
+      </w:pPr>
+      <w:r>
+        <w:rPr>
+          <w:rFonts w:cs="Arial"/>
+        </w:rPr>
+        <w:t xml:space="preserve">[3] Victron Energy B.V., </w:t>
+      </w:r>
+      <w:r>
+        <w:rPr>
+          <w:rFonts w:cs="Arial"/>
+          <w:i/>
+          <w:iCs/>
+        </w:rPr>
+        <w:t>GX Modbus-TCP Manual</w:t>
+      </w:r>
+      <w:r>
+        <w:rPr>
+          <w:rFonts w:cs="Arial"/>
+        </w:rPr>
+        <w:t xml:space="preserve">. [Online]. Verfügbar: Whitepapers-Bereich auf </w:t>
+      </w:r>
+      <w:hyperlink r:id="rId8" w:tgtFrame="_new" w:history="1">
+        <w:r>
+          <w:rPr>
+            <w:rStyle w:val="Hyperlink"/>
+            <w:rFonts w:cs="Arial"/>
+          </w:rPr>
+          <w:t>www.victronenergy.com</w:t>
+        </w:r>
+      </w:hyperlink>
+    </w:p>
+    <w:p>
+      <w:pPr>
+        <w:ind w:left="708"/>
+        <w:jc w:val="both"/>
+        <w:rPr>
+          <w:rFonts w:cs="Arial"/>
+        </w:rPr>
+      </w:pPr>
+    </w:p>
+    <w:p>
+      <w:pPr>
+        <w:ind w:left="708"/>
+        <w:jc w:val="both"/>
+        <w:rPr>
+          <w:rFonts w:cs="Arial"/>
+        </w:rPr>
+      </w:pPr>
+    </w:p>
+    <w:p>
+      <w:pPr>
+        <w:ind w:left="708"/>
+        <w:jc w:val="both"/>
+        <w:rPr>
+          <w:rFonts w:cs="Arial"/>
+        </w:rPr>
+      </w:pPr>
+    </w:p>
+    <w:p>
+      <w:pPr>
+        <w:ind w:left="708"/>
+        <w:jc w:val="both"/>
+        <w:rPr>
+          <w:rFonts w:cs="Arial"/>
+        </w:rPr>
+      </w:pPr>
+    </w:p>
+    <w:p>
+      <w:pPr>
+        <w:ind w:left="708"/>
+        <w:jc w:val="both"/>
+        <w:rPr>
+          <w:rFonts w:cs="Arial"/>
+        </w:rPr>
+      </w:pPr>
+    </w:p>
+    <w:p>
+      <w:pPr>
+        <w:ind w:left="708"/>
+        <w:jc w:val="both"/>
+        <w:rPr>
+          <w:rFonts w:cs="Arial"/>
+        </w:rPr>
+      </w:pPr>
+    </w:p>
+    <w:p>
+      <w:pPr>
+        <w:ind w:left="708"/>
+        <w:jc w:val="both"/>
+        <w:rPr>
+          <w:rFonts w:cs="Arial"/>
+        </w:rPr>
+      </w:pPr>
+    </w:p>
+    <w:p>
+      <w:pPr>
+        <w:ind w:left="708"/>
+        <w:jc w:val="both"/>
+        <w:rPr>
+          <w:rFonts w:cs="Arial"/>
+        </w:rPr>
+      </w:pPr>
+    </w:p>
+    <w:p>
+      <w:pPr>
+        <w:ind w:left="708"/>
+        <w:jc w:val="both"/>
+        <w:rPr>
+          <w:rFonts w:cs="Arial"/>
+        </w:rPr>
+      </w:pPr>
+    </w:p>
+    <w:p>
+      <w:pPr>
+        <w:ind w:left="708"/>
+        <w:jc w:val="both"/>
+        <w:rPr>
+          <w:rFonts w:cs="Arial"/>
         </w:rPr>
       </w:pPr>
     </w:p>
@@ -10063,14 +11146,7 @@
           <w:rFonts w:ascii="Aptos" w:hAnsi="Aptos"/>
         </w:rPr>
         <w:tab/>
-        <w:t xml:space="preserve">„Welchen Ertrag liefert eine Photovoltaikanlage im Winter?“, Solarenergie: Informationen zu Photovoltaik und mehr. Zugegriffen: 6. Februar 2026. [Online]. Verfügbar unter: </w:t>
-      </w:r>
-      <w:r>
-        <w:rPr>
-          <w:rFonts w:ascii="Aptos" w:hAnsi="Aptos"/>
-        </w:rPr>
-        <w:lastRenderedPageBreak/>
-        <w:t>https://www.solarenergie.de/photovoltaikanlage/finanzielles/lohnt-sich-photovoltaik/photovoltaik-im-winter</w:t>
+        <w:t>„Welchen Ertrag liefert eine Photovoltaikanlage im Winter?“, Solarenergie: Informationen zu Photovoltaik und mehr. Zugegriffen: 6. Februar 2026. [Online]. Verfügbar unter: https://www.solarenergie.de/photovoltaikanlage/finanzielles/lohnt-sich-photovoltaik/photovoltaik-im-winter</w:t>
       </w:r>
     </w:p>
     <w:p>
@@ -10129,6 +11205,7 @@
         <w:rPr>
           <w:rFonts w:ascii="Aptos" w:hAnsi="Aptos"/>
         </w:rPr>
+        <w:lastRenderedPageBreak/>
         <w:t>[8]</w:t>
       </w:r>
       <w:r>
@@ -10462,9 +11539,9 @@
       <w:lvlJc w:val="left"/>
       <w:pPr>
         <w:tabs>
-          <w:tab w:val="num" w:pos="1068"/>
+          <w:tab w:val="num" w:pos="1428"/>
         </w:tabs>
-        <w:ind w:left="1068" w:hanging="360"/>
+        <w:ind w:left="1428" w:hanging="360"/>
       </w:pPr>
       <w:rPr>
         <w:rFonts w:ascii="Symbol" w:hAnsi="Symbol" w:hint="default"/>
@@ -10478,9 +11555,9 @@
       <w:lvlJc w:val="left"/>
       <w:pPr>
         <w:tabs>
-          <w:tab w:val="num" w:pos="1788"/>
+          <w:tab w:val="num" w:pos="2148"/>
         </w:tabs>
-        <w:ind w:left="1788" w:hanging="360"/>
+        <w:ind w:left="2148" w:hanging="360"/>
       </w:pPr>
       <w:rPr>
         <w:rFonts w:ascii="Courier New" w:hAnsi="Courier New" w:hint="default"/>
@@ -10494,9 +11571,9 @@
       <w:lvlJc w:val="left"/>
       <w:pPr>
         <w:tabs>
-          <w:tab w:val="num" w:pos="2508"/>
+          <w:tab w:val="num" w:pos="2868"/>
         </w:tabs>
-        <w:ind w:left="2508" w:hanging="360"/>
+        <w:ind w:left="2868" w:hanging="360"/>
       </w:pPr>
       <w:rPr>
         <w:rFonts w:ascii="Wingdings" w:hAnsi="Wingdings" w:hint="default"/>
@@ -10510,9 +11587,9 @@
       <w:lvlJc w:val="left"/>
       <w:pPr>
         <w:tabs>
-          <w:tab w:val="num" w:pos="3228"/>
+          <w:tab w:val="num" w:pos="3588"/>
         </w:tabs>
-        <w:ind w:left="3228" w:hanging="360"/>
+        <w:ind w:left="3588" w:hanging="360"/>
       </w:pPr>
       <w:rPr>
         <w:rFonts w:ascii="Wingdings" w:hAnsi="Wingdings" w:hint="default"/>
@@ -10526,9 +11603,9 @@
       <w:lvlJc w:val="left"/>
       <w:pPr>
         <w:tabs>
-          <w:tab w:val="num" w:pos="3948"/>
+          <w:tab w:val="num" w:pos="4308"/>
         </w:tabs>
-        <w:ind w:left="3948" w:hanging="360"/>
+        <w:ind w:left="4308" w:hanging="360"/>
       </w:pPr>
       <w:rPr>
         <w:rFonts w:ascii="Wingdings" w:hAnsi="Wingdings" w:hint="default"/>
@@ -10542,9 +11619,9 @@
       <w:lvlJc w:val="left"/>
       <w:pPr>
         <w:tabs>
-          <w:tab w:val="num" w:pos="4668"/>
+          <w:tab w:val="num" w:pos="5028"/>
         </w:tabs>
-        <w:ind w:left="4668" w:hanging="360"/>
+        <w:ind w:left="5028" w:hanging="360"/>
       </w:pPr>
       <w:rPr>
         <w:rFonts w:ascii="Wingdings" w:hAnsi="Wingdings" w:hint="default"/>
@@ -10558,9 +11635,9 @@
       <w:lvlJc w:val="left"/>
       <w:pPr>
         <w:tabs>
-          <w:tab w:val="num" w:pos="5388"/>
+          <w:tab w:val="num" w:pos="5748"/>
         </w:tabs>
-        <w:ind w:left="5388" w:hanging="360"/>
+        <w:ind w:left="5748" w:hanging="360"/>
       </w:pPr>
       <w:rPr>
         <w:rFonts w:ascii="Wingdings" w:hAnsi="Wingdings" w:hint="default"/>
@@ -10574,9 +11651,9 @@
       <w:lvlJc w:val="left"/>
       <w:pPr>
         <w:tabs>
-          <w:tab w:val="num" w:pos="6108"/>
+          <w:tab w:val="num" w:pos="6468"/>
         </w:tabs>
-        <w:ind w:left="6108" w:hanging="360"/>
+        <w:ind w:left="6468" w:hanging="360"/>
       </w:pPr>
       <w:rPr>
         <w:rFonts w:ascii="Wingdings" w:hAnsi="Wingdings" w:hint="default"/>
@@ -10590,9 +11667,9 @@
       <w:lvlJc w:val="left"/>
       <w:pPr>
         <w:tabs>
-          <w:tab w:val="num" w:pos="6828"/>
+          <w:tab w:val="num" w:pos="7188"/>
         </w:tabs>
-        <w:ind w:left="6828" w:hanging="360"/>
+        <w:ind w:left="7188" w:hanging="360"/>
       </w:pPr>
       <w:rPr>
         <w:rFonts w:ascii="Wingdings" w:hAnsi="Wingdings" w:hint="default"/>
@@ -10760,9 +11837,9 @@
       <w:lvlJc w:val="left"/>
       <w:pPr>
         <w:tabs>
-          <w:tab w:val="num" w:pos="1068"/>
+          <w:tab w:val="num" w:pos="1428"/>
         </w:tabs>
-        <w:ind w:left="1068" w:hanging="360"/>
+        <w:ind w:left="1428" w:hanging="360"/>
       </w:pPr>
       <w:rPr>
         <w:rFonts w:ascii="Symbol" w:hAnsi="Symbol" w:hint="default"/>
@@ -10776,9 +11853,9 @@
       <w:lvlJc w:val="left"/>
       <w:pPr>
         <w:tabs>
-          <w:tab w:val="num" w:pos="1788"/>
+          <w:tab w:val="num" w:pos="2148"/>
         </w:tabs>
-        <w:ind w:left="1788" w:hanging="360"/>
+        <w:ind w:left="2148" w:hanging="360"/>
       </w:pPr>
       <w:rPr>
         <w:rFonts w:ascii="Courier New" w:hAnsi="Courier New" w:hint="default"/>
@@ -10792,9 +11869,9 @@
       <w:lvlJc w:val="left"/>
       <w:pPr>
         <w:tabs>
-          <w:tab w:val="num" w:pos="2508"/>
+          <w:tab w:val="num" w:pos="2868"/>
         </w:tabs>
-        <w:ind w:left="2508" w:hanging="360"/>
+        <w:ind w:left="2868" w:hanging="360"/>
       </w:pPr>
       <w:rPr>
         <w:rFonts w:ascii="Wingdings" w:hAnsi="Wingdings" w:hint="default"/>
@@ -10808,9 +11885,9 @@
       <w:lvlJc w:val="left"/>
       <w:pPr>
         <w:tabs>
-          <w:tab w:val="num" w:pos="3228"/>
+          <w:tab w:val="num" w:pos="3588"/>
         </w:tabs>
-        <w:ind w:left="3228" w:hanging="360"/>
+        <w:ind w:left="3588" w:hanging="360"/>
       </w:pPr>
       <w:rPr>
         <w:rFonts w:ascii="Wingdings" w:hAnsi="Wingdings" w:hint="default"/>
@@ -10824,9 +11901,9 @@
       <w:lvlJc w:val="left"/>
       <w:pPr>
         <w:tabs>
-          <w:tab w:val="num" w:pos="3948"/>
+          <w:tab w:val="num" w:pos="4308"/>
         </w:tabs>
-        <w:ind w:left="3948" w:hanging="360"/>
+        <w:ind w:left="4308" w:hanging="360"/>
       </w:pPr>
       <w:rPr>
         <w:rFonts w:ascii="Wingdings" w:hAnsi="Wingdings" w:hint="default"/>
@@ -10840,9 +11917,9 @@
       <w:lvlJc w:val="left"/>
       <w:pPr>
         <w:tabs>
-          <w:tab w:val="num" w:pos="4668"/>
+          <w:tab w:val="num" w:pos="5028"/>
         </w:tabs>
-        <w:ind w:left="4668" w:hanging="360"/>
+        <w:ind w:left="5028" w:hanging="360"/>
       </w:pPr>
       <w:rPr>
         <w:rFonts w:ascii="Wingdings" w:hAnsi="Wingdings" w:hint="default"/>
@@ -10856,9 +11933,9 @@
       <w:lvlJc w:val="left"/>
       <w:pPr>
         <w:tabs>
-          <w:tab w:val="num" w:pos="5388"/>
+          <w:tab w:val="num" w:pos="5748"/>
         </w:tabs>
-        <w:ind w:left="5388" w:hanging="360"/>
+        <w:ind w:left="5748" w:hanging="360"/>
       </w:pPr>
       <w:rPr>
         <w:rFonts w:ascii="Wingdings" w:hAnsi="Wingdings" w:hint="default"/>
@@ -10872,9 +11949,9 @@
       <w:lvlJc w:val="left"/>
       <w:pPr>
         <w:tabs>
-          <w:tab w:val="num" w:pos="6108"/>
+          <w:tab w:val="num" w:pos="6468"/>
         </w:tabs>
-        <w:ind w:left="6108" w:hanging="360"/>
+        <w:ind w:left="6468" w:hanging="360"/>
       </w:pPr>
       <w:rPr>
         <w:rFonts w:ascii="Wingdings" w:hAnsi="Wingdings" w:hint="default"/>
@@ -10888,9 +11965,9 @@
       <w:lvlJc w:val="left"/>
       <w:pPr>
         <w:tabs>
-          <w:tab w:val="num" w:pos="6828"/>
+          <w:tab w:val="num" w:pos="7188"/>
         </w:tabs>
-        <w:ind w:left="6828" w:hanging="360"/>
+        <w:ind w:left="7188" w:hanging="360"/>
       </w:pPr>
       <w:rPr>
         <w:rFonts w:ascii="Wingdings" w:hAnsi="Wingdings" w:hint="default"/>
@@ -11618,9 +12695,9 @@
       <w:lvlJc w:val="left"/>
       <w:pPr>
         <w:tabs>
-          <w:tab w:val="num" w:pos="1068"/>
+          <w:tab w:val="num" w:pos="1428"/>
         </w:tabs>
-        <w:ind w:left="1068" w:hanging="360"/>
+        <w:ind w:left="1428" w:hanging="360"/>
       </w:pPr>
       <w:rPr>
         <w:rFonts w:ascii="Symbol" w:hAnsi="Symbol" w:hint="default"/>
@@ -11634,9 +12711,9 @@
       <w:lvlJc w:val="left"/>
       <w:pPr>
         <w:tabs>
-          <w:tab w:val="num" w:pos="1788"/>
+          <w:tab w:val="num" w:pos="2148"/>
         </w:tabs>
-        <w:ind w:left="1788" w:hanging="360"/>
+        <w:ind w:left="2148" w:hanging="360"/>
       </w:pPr>
       <w:rPr>
         <w:rFonts w:ascii="Courier New" w:hAnsi="Courier New" w:hint="default"/>
@@ -11650,9 +12727,9 @@
       <w:lvlJc w:val="left"/>
       <w:pPr>
         <w:tabs>
-          <w:tab w:val="num" w:pos="2508"/>
+          <w:tab w:val="num" w:pos="2868"/>
         </w:tabs>
-        <w:ind w:left="2508" w:hanging="360"/>
+        <w:ind w:left="2868" w:hanging="360"/>
       </w:pPr>
       <w:rPr>
         <w:rFonts w:ascii="Wingdings" w:hAnsi="Wingdings" w:hint="default"/>
@@ -11666,9 +12743,9 @@
       <w:lvlJc w:val="left"/>
       <w:pPr>
         <w:tabs>
-          <w:tab w:val="num" w:pos="3228"/>
+          <w:tab w:val="num" w:pos="3588"/>
         </w:tabs>
-        <w:ind w:left="3228" w:hanging="360"/>
+        <w:ind w:left="3588" w:hanging="360"/>
       </w:pPr>
       <w:rPr>
         <w:rFonts w:ascii="Wingdings" w:hAnsi="Wingdings" w:hint="default"/>
@@ -11682,9 +12759,9 @@
       <w:lvlJc w:val="left"/>
       <w:pPr>
         <w:tabs>
-          <w:tab w:val="num" w:pos="3948"/>
+          <w:tab w:val="num" w:pos="4308"/>
         </w:tabs>
-        <w:ind w:left="3948" w:hanging="360"/>
+        <w:ind w:left="4308" w:hanging="360"/>
       </w:pPr>
       <w:rPr>
         <w:rFonts w:ascii="Wingdings" w:hAnsi="Wingdings" w:hint="default"/>
@@ -11698,9 +12775,9 @@
       <w:lvlJc w:val="left"/>
       <w:pPr>
         <w:tabs>
-          <w:tab w:val="num" w:pos="4668"/>
+          <w:tab w:val="num" w:pos="5028"/>
         </w:tabs>
-        <w:ind w:left="4668" w:hanging="360"/>
+        <w:ind w:left="5028" w:hanging="360"/>
       </w:pPr>
       <w:rPr>
         <w:rFonts w:ascii="Wingdings" w:hAnsi="Wingdings" w:hint="default"/>
@@ -11714,9 +12791,9 @@
       <w:lvlJc w:val="left"/>
       <w:pPr>
         <w:tabs>
-          <w:tab w:val="num" w:pos="5388"/>
+          <w:tab w:val="num" w:pos="5748"/>
         </w:tabs>
-        <w:ind w:left="5388" w:hanging="360"/>
+        <w:ind w:left="5748" w:hanging="360"/>
       </w:pPr>
       <w:rPr>
         <w:rFonts w:ascii="Wingdings" w:hAnsi="Wingdings" w:hint="default"/>
@@ -11730,9 +12807,9 @@
       <w:lvlJc w:val="left"/>
       <w:pPr>
         <w:tabs>
-          <w:tab w:val="num" w:pos="6108"/>
+          <w:tab w:val="num" w:pos="6468"/>
         </w:tabs>
-        <w:ind w:left="6108" w:hanging="360"/>
+        <w:ind w:left="6468" w:hanging="360"/>
       </w:pPr>
       <w:rPr>
         <w:rFonts w:ascii="Wingdings" w:hAnsi="Wingdings" w:hint="default"/>
@@ -11746,9 +12823,9 @@
       <w:lvlJc w:val="left"/>
       <w:pPr>
         <w:tabs>
-          <w:tab w:val="num" w:pos="6828"/>
+          <w:tab w:val="num" w:pos="7188"/>
         </w:tabs>
-        <w:ind w:left="6828" w:hanging="360"/>
+        <w:ind w:left="7188" w:hanging="360"/>
       </w:pPr>
       <w:rPr>
         <w:rFonts w:ascii="Wingdings" w:hAnsi="Wingdings" w:hint="default"/>
@@ -13429,6 +14506,18 @@
       </w:tblBorders>
     </w:tblPr>
   </w:style>
+  <w:style w:type="character" w:styleId="BesuchterLink">
+    <w:name w:val="FollowedHyperlink"/>
+    <w:basedOn w:val="Absatz-Standardschriftart"/>
+    <w:uiPriority w:val="99"/>
+    <w:semiHidden/>
+    <w:unhideWhenUsed/>
+    <w:rsid w:val="00D774BD"/>
+    <w:rPr>
+      <w:color w:val="96607D" w:themeColor="followedHyperlink"/>
+      <w:u w:val="single"/>
+    </w:rPr>
+  </w:style>
 </w:styles>
 </file>
 

--- a/Diplomarbeit/5_Schreiben/0.0_Inhaltsverzeichnis_und_DA.docx
+++ b/Diplomarbeit/5_Schreiben/0.0_Inhaltsverzeichnis_und_DA.docx
@@ -9199,7 +9199,7 @@
         <w:rPr>
           <w:rFonts w:cs="Arial"/>
         </w:rPr>
-        <w:instrText xml:space="preserve"> ADDIN ZOTERO_ITEM CSL_CITATION {"citationID":"UFTgAuDI","properties":{"formattedCitation":"[10], [13]","plainCitation":"[10], [13]","noteIndex":0},"citationItems":[{"id":32,"uris":["http://zotero.org/groups/6046789/items/2C8UVX5C"],"itemData":{"id":32,"type":"document","title":"Datasheet-AGM-Super-Cycle-battery-DE.pdf","URL":"https://www.victronenergy.de/upload/documents/Datasheet-AGM-Super-Cycle-battery-DE.pdf","accessed":{"date-parts":[["2026",2,16]]}},"label":"page"},{"id":39,"uris":["http://zotero.org/groups/6046789/items/GFXVEUE2"],"itemData":{"id":39,"type":"webpage","abstract":"In diesem Beitrag geht es um die Unterschiede sowie die Vor- und Nachteile von AGM-, Gel- und LiFePO4-Batterien.","container-title":"Batterietechnologien: Unterschiede und welche ist die richtige für mi","language":"de","title":"Batterietechnologien: Unterschiede und welche ist die richtige für mi","title-short":"Batterietechnologien","URL":"https://www.ective.de/blog/batterietechnologien-unterschiede-und-die-richtige-fuer-mich","accessed":{"date-parts":[["2026",2,17]]}},"label":"page"}],"schema":"https://github.com/citation-style-language/schema/raw/master/csl-citation.json"} </w:instrText>
+        <w:instrText xml:space="preserve"> ADDIN ZOTERO_ITEM CSL_CITATION {"citationID":"UFTgAuDI","properties":{"formattedCitation":"[10], [13]","plainCitation":"[10], [13]","dontUpdate":true,"noteIndex":0},"citationItems":[{"id":32,"uris":["http://zotero.org/groups/6046789/items/2C8UVX5C"],"itemData":{"id":32,"type":"document","title":"Datasheet-AGM-Super-Cycle-battery-DE.pdf","URL":"https://www.victronenergy.de/upload/documents/Datasheet-AGM-Super-Cycle-battery-DE.pdf","accessed":{"date-parts":[["2026",2,16]]}},"label":"page"},{"id":39,"uris":["http://zotero.org/groups/6046789/items/GFXVEUE2"],"itemData":{"id":39,"type":"webpage","abstract":"In diesem Beitrag geht es um die Unterschiede sowie die Vor- und Nachteile von AGM-, Gel- und LiFePO4-Batterien.","container-title":"Batterietechnologien: Unterschiede und welche ist die richtige für mi","language":"de","title":"Batterietechnologien: Unterschiede und welche ist die richtige für mi","title-short":"Batterietechnologien","URL":"https://www.ective.de/blog/batterietechnologien-unterschiede-und-die-richtige-fuer-mich","accessed":{"date-parts":[["2026",2,17]]}},"label":"page"}],"schema":"https://github.com/citation-style-language/schema/raw/master/csl-citation.json"} </w:instrText>
       </w:r>
       <w:r>
         <w:rPr>
@@ -9307,7 +9307,7 @@
         <w:rPr>
           <w:rFonts w:cs="Arial"/>
         </w:rPr>
-        <w:instrText xml:space="preserve"> ADDIN ZOTERO_ITEM CSL_CITATION {"citationID":"asPVB2rm","properties":{"formattedCitation":"[13], [14]","plainCitation":"[13], [14]","noteIndex":0},"citationItems":[{"id":39,"uris":["http://zotero.org/groups/6046789/items/GFXVEUE2"],"itemData":{"id":39,"type":"webpage","abstract":"In diesem Beitrag geht es um die Unterschiede sowie die Vor- und Nachteile von AGM-, Gel- und LiFePO4-Batterien.","container-title":"Batterietechnologien: Unterschiede und welche ist die richtige für mi","language":"de","title":"Batterietechnologien: Unterschiede und welche ist die richtige für mi","title-short":"Batterietechnologien","URL":"https://www.ective.de/blog/batterietechnologien-unterschiede-und-die-richtige-fuer-mich","accessed":{"date-parts":[["2026",2,17]]}},"label":"page"},{"id":40,"uris":["http://zotero.org/groups/6046789/items/E6HEMQYX"],"itemData":{"id":40,"type":"webpage","abstract":"Sie suchen eine Batterie für das Boot oder den Wohnwagen? AGM oder Lithium?","language":"de","title":"2.1 AGM vs. Lithium - Was ist besser?","URL":"http://greenboatsolutions.de/ratgeber/agm-vs-lithium?srsltid=AfmBOoq4MEVKskN6v5GYbOgMlML4Zs3DHCf-YTXt-HHQTaIWApUYtA6a","accessed":{"date-parts":[["2026",2,17]]}},"label":"page"}],"schema":"https://github.com/citation-style-language/schema/raw/master/csl-citation.json"} </w:instrText>
+        <w:instrText xml:space="preserve"> ADDIN ZOTERO_ITEM CSL_CITATION {"citationID":"asPVB2rm","properties":{"formattedCitation":"[13], [14]","plainCitation":"[13], [14]","dontUpdate":true,"noteIndex":0},"citationItems":[{"id":39,"uris":["http://zotero.org/groups/6046789/items/GFXVEUE2"],"itemData":{"id":39,"type":"webpage","abstract":"In diesem Beitrag geht es um die Unterschiede sowie die Vor- und Nachteile von AGM-, Gel- und LiFePO4-Batterien.","container-title":"Batterietechnologien: Unterschiede und welche ist die richtige für mi","language":"de","title":"Batterietechnologien: Unterschiede und welche ist die richtige für mi","title-short":"Batterietechnologien","URL":"https://www.ective.de/blog/batterietechnologien-unterschiede-und-die-richtige-fuer-mich","accessed":{"date-parts":[["2026",2,17]]}},"label":"page"},{"id":40,"uris":["http://zotero.org/groups/6046789/items/E6HEMQYX"],"itemData":{"id":40,"type":"webpage","abstract":"Sie suchen eine Batterie für das Boot oder den Wohnwagen? AGM oder Lithium?","language":"de","title":"2.1 AGM vs. Lithium - Was ist besser?","URL":"http://greenboatsolutions.de/ratgeber/agm-vs-lithium?srsltid=AfmBOoq4MEVKskN6v5GYbOgMlML4Zs3DHCf-YTXt-HHQTaIWApUYtA6a","accessed":{"date-parts":[["2026",2,17]]}},"label":"page"}],"schema":"https://github.com/citation-style-language/schema/raw/master/csl-citation.json"} </w:instrText>
       </w:r>
       <w:r>
         <w:rPr>
@@ -9441,7 +9441,7 @@
         <w:rPr>
           <w:rFonts w:cs="Arial"/>
         </w:rPr>
-        <w:instrText xml:space="preserve"> ADDIN ZOTERO_ITEM CSL_CITATION {"citationID":"04gwigus","properties":{"formattedCitation":"[13], [14]","plainCitation":"[13], [14]","noteIndex":0},"citationItems":[{"id":39,"uris":["http://zotero.org/groups/6046789/items/GFXVEUE2"],"itemData":{"id":39,"type":"webpage","abstract":"In diesem Beitrag geht es um die Unterschiede sowie die Vor- und Nachteile von AGM-, Gel- und LiFePO4-Batterien.","container-title":"Batterietechnologien: Unterschiede und welche ist die richtige für mi","language":"de","title":"Batterietechnologien: Unterschiede und welche ist die richtige für mi","title-short":"Batterietechnologien","URL":"https://www.ective.de/blog/batterietechnologien-unterschiede-und-die-richtige-fuer-mich","accessed":{"date-parts":[["2026",2,17]]}},"label":"page"},{"id":40,"uris":["http://zotero.org/groups/6046789/items/E6HEMQYX"],"itemData":{"id":40,"type":"webpage","abstract":"Sie suchen eine Batterie für das Boot oder den Wohnwagen? AGM oder Lithium?","language":"de","title":"2.1 AGM vs. Lithium - Was ist besser?","URL":"http://greenboatsolutions.de/ratgeber/agm-vs-lithium?srsltid=AfmBOoq4MEVKskN6v5GYbOgMlML4Zs3DHCf-YTXt-HHQTaIWApUYtA6a","accessed":{"date-parts":[["2026",2,17]]}},"label":"page"}],"schema":"https://github.com/citation-style-language/schema/raw/master/csl-citation.json"} </w:instrText>
+        <w:instrText xml:space="preserve"> ADDIN ZOTERO_ITEM CSL_CITATION {"citationID":"04gwigus","properties":{"formattedCitation":"[13], [14]","plainCitation":"[13], [14]","dontUpdate":true,"noteIndex":0},"citationItems":[{"id":39,"uris":["http://zotero.org/groups/6046789/items/GFXVEUE2"],"itemData":{"id":39,"type":"webpage","abstract":"In diesem Beitrag geht es um die Unterschiede sowie die Vor- und Nachteile von AGM-, Gel- und LiFePO4-Batterien.","container-title":"Batterietechnologien: Unterschiede und welche ist die richtige für mi","language":"de","title":"Batterietechnologien: Unterschiede und welche ist die richtige für mi","title-short":"Batterietechnologien","URL":"https://www.ective.de/blog/batterietechnologien-unterschiede-und-die-richtige-fuer-mich","accessed":{"date-parts":[["2026",2,17]]}},"label":"page"},{"id":40,"uris":["http://zotero.org/groups/6046789/items/E6HEMQYX"],"itemData":{"id":40,"type":"webpage","abstract":"Sie suchen eine Batterie für das Boot oder den Wohnwagen? AGM oder Lithium?","language":"de","title":"2.1 AGM vs. Lithium - Was ist besser?","URL":"http://greenboatsolutions.de/ratgeber/agm-vs-lithium?srsltid=AfmBOoq4MEVKskN6v5GYbOgMlML4Zs3DHCf-YTXt-HHQTaIWApUYtA6a","accessed":{"date-parts":[["2026",2,17]]}},"label":"page"}],"schema":"https://github.com/citation-style-language/schema/raw/master/csl-citation.json"} </w:instrText>
       </w:r>
       <w:r>
         <w:rPr>
@@ -9584,85 +9584,19 @@
         <w:rPr>
           <w:rFonts w:cs="Arial"/>
         </w:rPr>
-        <w:t xml:space="preserve">Das Energie-Monitoringsystem ermöglich die Erfassung, Anzeige und Bereitstellung energierelevanter Messdaten </w:t>
-      </w:r>
-      <w:r>
-        <w:rPr>
-          <w:rFonts w:cs="Arial"/>
-        </w:rPr>
-        <w:t>des hybriden 12-V-Energiesystems</w:t>
-      </w:r>
-      <w:r>
-        <w:rPr>
-          <w:rFonts w:cs="Arial"/>
-        </w:rPr>
-        <w:t>. Im</w:t>
-      </w:r>
-      <w:r>
-        <w:rPr>
-          <w:rFonts w:cs="Arial"/>
-        </w:rPr>
-        <w:t xml:space="preserve"> </w:t>
-      </w:r>
-      <w:r>
-        <w:rPr>
-          <w:rFonts w:cs="Arial"/>
-        </w:rPr>
-        <w:t xml:space="preserve">Prototyp übernimmt der Cerbo GX von Victron Energy diese </w:t>
-      </w:r>
-      <w:r>
-        <w:rPr>
-          <w:rFonts w:cs="Arial"/>
-        </w:rPr>
-        <w:t>Funktion</w:t>
-      </w:r>
-      <w:r>
-        <w:rPr>
-          <w:rFonts w:cs="Arial"/>
-        </w:rPr>
-        <w:t xml:space="preserve">. Das Gerät </w:t>
-      </w:r>
-      <w:r>
-        <w:rPr>
-          <w:rFonts w:cs="Arial"/>
-        </w:rPr>
-        <w:t>verbindet die angebundenen Systemkomponenten über</w:t>
-      </w:r>
-      <w:r>
-        <w:rPr>
-          <w:rFonts w:cs="Arial"/>
-        </w:rPr>
-        <w:t xml:space="preserve"> gerätespezifische </w:t>
-      </w:r>
-      <w:r>
-        <w:rPr>
-          <w:rFonts w:cs="Arial"/>
-        </w:rPr>
-        <w:t>Schnittstellen</w:t>
-      </w:r>
-      <w:r>
-        <w:rPr>
-          <w:rFonts w:cs="Arial"/>
-        </w:rPr>
-        <w:t xml:space="preserve"> </w:t>
-      </w:r>
-      <w:r>
-        <w:rPr>
-          <w:rFonts w:cs="Arial"/>
-        </w:rPr>
-        <w:t>und stellt die Daten lokal</w:t>
-      </w:r>
-      <w:r>
-        <w:rPr>
-          <w:rFonts w:cs="Arial"/>
-        </w:rPr>
-        <w:t xml:space="preserve"> sowie über Netzwerkdienste bereit</w:t>
-      </w:r>
-      <w:r>
-        <w:rPr>
-          <w:rFonts w:cs="Arial"/>
-        </w:rPr>
-        <w:t>.</w:t>
+        <w:t>Für die Überwachung des hybriden 12-V-Energiesystems wurde der Cerbo GX von Victron Energy als zentrale Monitoring-Einheit gewählt. Er verbindet den SmartShunt 500</w:t>
+      </w:r>
+      <w:r>
+        <w:rPr>
+          <w:rFonts w:cs="Arial"/>
+        </w:rPr>
+        <w:t> </w:t>
+      </w:r>
+      <w:r>
+        <w:rPr>
+          <w:rFonts w:cs="Arial"/>
+        </w:rPr>
+        <w:t>A und den MultiPlus 12/800 über gerätespezifische Schnittstellen und stellt die erfassten Messdaten lokal sowie über das Netzwerk bereit.</w:t>
       </w:r>
     </w:p>
     <w:p>
@@ -9685,7 +9619,7 @@
         <w:rPr>
           <w:rFonts w:cs="Arial"/>
         </w:rPr>
-        <w:t xml:space="preserve">Der Cerbo GX fungiert als zentrale Kommunikationsschnittstelle zwischen Batterieüberwachung, Wechselrichter/Ladegerät und Netzwerk. Die Anbindung der Geräte erfolgt über </w:t>
+        <w:t xml:space="preserve">Die Anbindung der Systemkomponenten erfolgt über zwei gerätespezifische Schnittstellen: </w:t>
       </w:r>
       <w:proofErr w:type="spellStart"/>
       <w:r>
@@ -9718,21 +9652,34 @@
     </w:p>
     <w:p>
       <w:pPr>
-        <w:spacing w:after="0"/>
         <w:ind w:left="708"/>
         <w:jc w:val="both"/>
         <w:rPr>
           <w:rFonts w:cs="Arial"/>
-          <w:b/>
-          <w:bCs/>
-        </w:rPr>
-      </w:pPr>
+        </w:rPr>
+      </w:pPr>
+      <w:r>
+        <w:rPr>
+          <w:rFonts w:cs="Arial"/>
+        </w:rPr>
+        <w:t>Der SmartShunt 500</w:t>
+      </w:r>
+      <w:r>
+        <w:rPr>
+          <w:rFonts w:cs="Arial"/>
+        </w:rPr>
+        <w:t> </w:t>
+      </w:r>
+      <w:r>
+        <w:rPr>
+          <w:rFonts w:cs="Arial"/>
+        </w:rPr>
+        <w:t xml:space="preserve">A ist über </w:t>
+      </w:r>
       <w:proofErr w:type="spellStart"/>
       <w:r>
         <w:rPr>
           <w:rFonts w:cs="Arial"/>
-          <w:b/>
-          <w:bCs/>
         </w:rPr>
         <w:t>VE.Direct</w:t>
       </w:r>
@@ -9740,10 +9687,112 @@
       <w:r>
         <w:rPr>
           <w:rFonts w:cs="Arial"/>
-          <w:b/>
-          <w:bCs/>
-        </w:rPr>
-        <w:t>:</w:t>
+        </w:rPr>
+        <w:t xml:space="preserve"> angebunden. Über diese Punkt-zu-Punkt-Schnittstelle werden ausschließlich Batteriedaten wie Spannung, Strom und Ladezustand an den Cerbo GX übertragen</w:t>
+      </w:r>
+      <w:r>
+        <w:rPr>
+          <w:rFonts w:cs="Arial"/>
+        </w:rPr>
+        <w:t xml:space="preserve"> </w:t>
+      </w:r>
+      <w:r>
+        <w:rPr>
+          <w:rFonts w:cs="Arial"/>
+        </w:rPr>
+        <w:fldChar w:fldCharType="begin"/>
+      </w:r>
+      <w:r>
+        <w:rPr>
+          <w:rFonts w:cs="Arial"/>
+        </w:rPr>
+        <w:instrText xml:space="preserve"> ADDIN ZOTERO_ITEM CSL_CITATION {"citationID":"QvEkLOot","properties":{"formattedCitation":"[7], [15]","plainCitation":"[7], [15]","dontUpdate":true,"noteIndex":0},"citationItems":[{"id":35,"uris":["http://zotero.org/groups/6046789/items/HW6FM4TS"],"itemData":{"id":35,"type":"document","title":"Datasheet-Cerbo-GX-GX-Touch-DE.pdf","URL":"https://www.victronenergy.de/upload/documents/Datasheet-Cerbo-GX-GX-Touch-DE.pdf","accessed":{"date-parts":[["2026",2,16]]}},"label":"page"},{"id":42,"uris":["http://zotero.org/groups/6046789/items/CWRHRLPC"],"itemData":{"id":42,"type":"article-journal","language":"de","source":"Zotero","title":"Datenkommunikation mit Victron Energy Produkten","author":[{"family":"Vader","given":"Matthijs"}]},"label":"page"}],"schema":"https://github.com/citation-style-language/schema/raw/master/csl-citation.json"} </w:instrText>
+      </w:r>
+      <w:r>
+        <w:rPr>
+          <w:rFonts w:cs="Arial"/>
+        </w:rPr>
+        <w:fldChar w:fldCharType="separate"/>
+      </w:r>
+      <w:r>
+        <w:rPr>
+          <w:rFonts w:ascii="Aptos" w:hAnsi="Aptos"/>
+        </w:rPr>
+        <w:t>[7][15]</w:t>
+      </w:r>
+      <w:r>
+        <w:rPr>
+          <w:rFonts w:cs="Arial"/>
+        </w:rPr>
+        <w:fldChar w:fldCharType="end"/>
+      </w:r>
+      <w:r>
+        <w:rPr>
+          <w:rFonts w:cs="Arial"/>
+        </w:rPr>
+        <w:t xml:space="preserve">. Der Cerbo GX verfügt über drei galvanisch isolierte </w:t>
+      </w:r>
+      <w:proofErr w:type="spellStart"/>
+      <w:r>
+        <w:rPr>
+          <w:rFonts w:cs="Arial"/>
+        </w:rPr>
+        <w:t>VE.Direct</w:t>
+      </w:r>
+      <w:proofErr w:type="spellEnd"/>
+      <w:r>
+        <w:rPr>
+          <w:rFonts w:cs="Arial"/>
+        </w:rPr>
+        <w:t>-Anschlüsse</w:t>
+      </w:r>
+      <w:r>
+        <w:rPr>
+          <w:rFonts w:cs="Arial"/>
+        </w:rPr>
+        <w:t>, d</w:t>
+      </w:r>
+      <w:r>
+        <w:rPr>
+          <w:rFonts w:cs="Arial"/>
+        </w:rPr>
+        <w:t xml:space="preserve">ie galvanische Isolation dient der störungsarmen Signalübertragung </w:t>
+      </w:r>
+      <w:r>
+        <w:rPr>
+          <w:rFonts w:cs="Arial"/>
+        </w:rPr>
+        <w:fldChar w:fldCharType="begin"/>
+      </w:r>
+      <w:r>
+        <w:rPr>
+          <w:rFonts w:cs="Arial"/>
+        </w:rPr>
+        <w:instrText xml:space="preserve"> ADDIN ZOTERO_ITEM CSL_CITATION {"citationID":"SmGrxdmf","properties":{"formattedCitation":"[7]","plainCitation":"[7]","noteIndex":0},"citationItems":[{"id":35,"uris":["http://zotero.org/groups/6046789/items/HW6FM4TS"],"itemData":{"id":35,"type":"document","title":"Datasheet-Cerbo-GX-GX-Touch-DE.pdf","URL":"https://www.victronenergy.de/upload/documents/Datasheet-Cerbo-GX-GX-Touch-DE.pdf","accessed":{"date-parts":[["2026",2,16]]}}}],"schema":"https://github.com/citation-style-language/schema/raw/master/csl-citation.json"} </w:instrText>
+      </w:r>
+      <w:r>
+        <w:rPr>
+          <w:rFonts w:cs="Arial"/>
+        </w:rPr>
+        <w:fldChar w:fldCharType="separate"/>
+      </w:r>
+      <w:r>
+        <w:rPr>
+          <w:rFonts w:ascii="Aptos" w:hAnsi="Aptos"/>
+        </w:rPr>
+        <w:t>[7]</w:t>
+      </w:r>
+      <w:r>
+        <w:rPr>
+          <w:rFonts w:cs="Arial"/>
+        </w:rPr>
+        <w:fldChar w:fldCharType="end"/>
+      </w:r>
+      <w:r>
+        <w:rPr>
+          <w:rFonts w:cs="Arial"/>
+        </w:rPr>
+        <w:t>.</w:t>
       </w:r>
     </w:p>
     <w:p>
@@ -9758,25 +9807,77 @@
         <w:rPr>
           <w:rFonts w:cs="Arial"/>
         </w:rPr>
-        <w:t xml:space="preserve">Der Cerbo GX verfügt über drei </w:t>
-      </w:r>
-      <w:r>
-        <w:rPr>
-          <w:rFonts w:cs="Arial"/>
-        </w:rPr>
-        <w:t>galvanisch</w:t>
-      </w:r>
-      <w:r>
-        <w:rPr>
-          <w:rFonts w:cs="Arial"/>
-        </w:rPr>
-        <w:t xml:space="preserve"> isolierte </w:t>
+        <w:t xml:space="preserve">Der MultiPlus 12/800 ist über </w:t>
       </w:r>
       <w:proofErr w:type="spellStart"/>
       <w:r>
         <w:rPr>
           <w:rFonts w:cs="Arial"/>
         </w:rPr>
+        <w:t>VE.Bus</w:t>
+      </w:r>
+      <w:proofErr w:type="spellEnd"/>
+      <w:r>
+        <w:rPr>
+          <w:rFonts w:cs="Arial"/>
+        </w:rPr>
+        <w:t xml:space="preserve"> angebunden. </w:t>
+      </w:r>
+      <w:proofErr w:type="spellStart"/>
+      <w:r>
+        <w:rPr>
+          <w:rFonts w:cs="Arial"/>
+        </w:rPr>
+        <w:t>VE.Bus</w:t>
+      </w:r>
+      <w:proofErr w:type="spellEnd"/>
+      <w:r>
+        <w:rPr>
+          <w:rFonts w:cs="Arial"/>
+        </w:rPr>
+        <w:t xml:space="preserve"> ist das Protokoll, über das Wechselrichter und Ladegeräte ihre AC-Ausgänge synchronisieren und mit der Monitoring-Einheit kommunizieren </w:t>
+      </w:r>
+      <w:r>
+        <w:rPr>
+          <w:rFonts w:cs="Arial"/>
+        </w:rPr>
+        <w:fldChar w:fldCharType="begin"/>
+      </w:r>
+      <w:r>
+        <w:rPr>
+          <w:rFonts w:cs="Arial"/>
+        </w:rPr>
+        <w:instrText xml:space="preserve"> ADDIN ZOTERO_ITEM CSL_CITATION {"citationID":"KkOvjvxC","properties":{"formattedCitation":"[15]","plainCitation":"[15]","noteIndex":0},"citationItems":[{"id":42,"uris":["http://zotero.org/groups/6046789/items/CWRHRLPC"],"itemData":{"id":42,"type":"article-journal","language":"de","source":"Zotero","title":"Datenkommunikation mit Victron Energy Produkten","author":[{"family":"Vader","given":"Matthijs"}]}}],"schema":"https://github.com/citation-style-language/schema/raw/master/csl-citation.json"} </w:instrText>
+      </w:r>
+      <w:r>
+        <w:rPr>
+          <w:rFonts w:cs="Arial"/>
+        </w:rPr>
+        <w:fldChar w:fldCharType="separate"/>
+      </w:r>
+      <w:r>
+        <w:rPr>
+          <w:rFonts w:ascii="Aptos" w:hAnsi="Aptos"/>
+        </w:rPr>
+        <w:t>[15]</w:t>
+      </w:r>
+      <w:r>
+        <w:rPr>
+          <w:rFonts w:cs="Arial"/>
+        </w:rPr>
+        <w:fldChar w:fldCharType="end"/>
+      </w:r>
+      <w:r>
+        <w:rPr>
+          <w:rFonts w:cs="Arial"/>
+        </w:rPr>
+        <w:t xml:space="preserve">. Im Unterschied zu </w:t>
+      </w:r>
+      <w:proofErr w:type="spellStart"/>
+      <w:r>
+        <w:rPr>
+          <w:rFonts w:cs="Arial"/>
+        </w:rPr>
         <w:t>VE.Direct</w:t>
       </w:r>
       <w:proofErr w:type="spellEnd"/>
@@ -9784,7 +9885,35 @@
         <w:rPr>
           <w:rFonts w:cs="Arial"/>
         </w:rPr>
-        <w:t xml:space="preserve">-Anschlüsse </w:t>
+        <w:t xml:space="preserve"> überträgt </w:t>
+      </w:r>
+      <w:proofErr w:type="spellStart"/>
+      <w:r>
+        <w:rPr>
+          <w:rFonts w:cs="Arial"/>
+        </w:rPr>
+        <w:t>VE.Bus</w:t>
+      </w:r>
+      <w:proofErr w:type="spellEnd"/>
+      <w:r>
+        <w:rPr>
+          <w:rFonts w:cs="Arial"/>
+        </w:rPr>
+        <w:t xml:space="preserve"> keine Batterierohwerte, sondern Gerätezustände: Wechselrichter- und Ladebetrieb, Netzstatus sowie Eingangsstrombegrenzung. Der </w:t>
+      </w:r>
+      <w:proofErr w:type="spellStart"/>
+      <w:r>
+        <w:rPr>
+          <w:rFonts w:cs="Arial"/>
+        </w:rPr>
+        <w:t>VE.Bus</w:t>
+      </w:r>
+      <w:proofErr w:type="spellEnd"/>
+      <w:r>
+        <w:rPr>
+          <w:rFonts w:cs="Arial"/>
+        </w:rPr>
+        <w:t xml:space="preserve">-Anschluss des Cerbo GX besteht aus zwei parallel geschalteten, galvanisch isolierten RJ45-Buchsen </w:t>
       </w:r>
       <w:r>
         <w:rPr>
@@ -9796,7 +9925,7 @@
         <w:rPr>
           <w:rFonts w:cs="Arial"/>
         </w:rPr>
-        <w:instrText xml:space="preserve"> ADDIN ZOTERO_ITEM CSL_CITATION {"citationID":"bGlHUwCS","properties":{"formattedCitation":"[7]","plainCitation":"[7]","noteIndex":0},"citationItems":[{"id":35,"uris":["http://zotero.org/groups/6046789/items/HW6FM4TS"],"itemData":{"id":35,"type":"document","title":"Datasheet-Cerbo-GX-GX-Touch-DE.pdf","URL":"https://www.victronenergy.de/upload/documents/Datasheet-Cerbo-GX-GX-Touch-DE.pdf","accessed":{"date-parts":[["2026",2,16]]}}}],"schema":"https://github.com/citation-style-language/schema/raw/master/csl-citation.json"} </w:instrText>
+        <w:instrText xml:space="preserve"> ADDIN ZOTERO_ITEM CSL_CITATION {"citationID":"ZkY9wGGg","properties":{"formattedCitation":"[7]","plainCitation":"[7]","noteIndex":0},"citationItems":[{"id":35,"uris":["http://zotero.org/groups/6046789/items/HW6FM4TS"],"itemData":{"id":35,"type":"document","title":"Datasheet-Cerbo-GX-GX-Touch-DE.pdf","URL":"https://www.victronenergy.de/upload/documents/Datasheet-Cerbo-GX-GX-Touch-DE.pdf","accessed":{"date-parts":[["2026",2,16]]}}}],"schema":"https://github.com/citation-style-language/schema/raw/master/csl-citation.json"} </w:instrText>
       </w:r>
       <w:r>
         <w:rPr>
@@ -9822,109 +9951,113 @@
         </w:rPr>
         <w:t>.</w:t>
       </w:r>
-      <w:r>
-        <w:rPr>
-          <w:rFonts w:cs="Arial"/>
-        </w:rPr>
-        <w:t xml:space="preserve"> </w:t>
-      </w:r>
-      <w:r>
-        <w:rPr>
-          <w:rFonts w:cs="Arial"/>
-        </w:rPr>
-        <w:t>Im Prototyp ist der SmartShunt 500</w:t>
-      </w:r>
-      <w:r>
-        <w:rPr>
-          <w:rFonts w:cs="Arial"/>
-        </w:rPr>
-        <w:t> </w:t>
-      </w:r>
-      <w:r>
-        <w:rPr>
-          <w:rFonts w:cs="Arial"/>
-        </w:rPr>
-        <w:t xml:space="preserve">A über </w:t>
-      </w:r>
-      <w:proofErr w:type="spellStart"/>
-      <w:r>
-        <w:rPr>
-          <w:rFonts w:cs="Arial"/>
-        </w:rPr>
-        <w:t>VE.Direct</w:t>
-      </w:r>
-      <w:proofErr w:type="spellEnd"/>
-      <w:r>
-        <w:rPr>
-          <w:rFonts w:cs="Arial"/>
-        </w:rPr>
-        <w:t xml:space="preserve"> angebunden. Über diese Schnittstelle werden Batteriedaten wie Spannung, Strom und Ladezustand übertragen. Die galvanische Isolation dient der störungsarmen Signalübertragung </w:t>
-      </w:r>
-      <w:r>
-        <w:rPr>
-          <w:rFonts w:cs="Arial"/>
-        </w:rPr>
-        <w:fldChar w:fldCharType="begin"/>
-      </w:r>
-      <w:r>
-        <w:rPr>
-          <w:rFonts w:cs="Arial"/>
-        </w:rPr>
-        <w:instrText xml:space="preserve"> ADDIN ZOTERO_ITEM CSL_CITATION {"citationID":"OiThx2rD","properties":{"formattedCitation":"[7]","plainCitation":"[7]","noteIndex":0},"citationItems":[{"id":35,"uris":["http://zotero.org/groups/6046789/items/HW6FM4TS"],"itemData":{"id":35,"type":"document","title":"Datasheet-Cerbo-GX-GX-Touch-DE.pdf","URL":"https://www.victronenergy.de/upload/documents/Datasheet-Cerbo-GX-GX-Touch-DE.pdf","accessed":{"date-parts":[["2026",2,16]]}}}],"schema":"https://github.com/citation-style-language/schema/raw/master/csl-citation.json"} </w:instrText>
-      </w:r>
-      <w:r>
-        <w:rPr>
-          <w:rFonts w:cs="Arial"/>
-        </w:rPr>
-        <w:fldChar w:fldCharType="separate"/>
-      </w:r>
-      <w:r>
-        <w:rPr>
-          <w:rFonts w:ascii="Aptos" w:hAnsi="Aptos"/>
-        </w:rPr>
-        <w:t>[7]</w:t>
-      </w:r>
-      <w:r>
-        <w:rPr>
-          <w:rFonts w:cs="Arial"/>
-        </w:rPr>
-        <w:fldChar w:fldCharType="end"/>
-      </w:r>
-      <w:r>
-        <w:rPr>
-          <w:rFonts w:cs="Arial"/>
-        </w:rPr>
-        <w:t>.</w:t>
-      </w:r>
-    </w:p>
-    <w:p>
-      <w:pPr>
-        <w:spacing w:after="0"/>
+    </w:p>
+    <w:p>
+      <w:pPr>
         <w:ind w:left="708"/>
         <w:jc w:val="both"/>
         <w:rPr>
           <w:rFonts w:cs="Arial"/>
-          <w:b/>
-          <w:bCs/>
-        </w:rPr>
-      </w:pPr>
-      <w:proofErr w:type="spellStart"/>
-      <w:r>
-        <w:rPr>
-          <w:rFonts w:cs="Arial"/>
-          <w:b/>
-          <w:bCs/>
-        </w:rPr>
-        <w:t>VE.Bus</w:t>
-      </w:r>
-      <w:proofErr w:type="spellEnd"/>
-      <w:r>
-        <w:rPr>
-          <w:rFonts w:cs="Arial"/>
-          <w:b/>
-          <w:bCs/>
-        </w:rPr>
-        <w:t>:</w:t>
+        </w:rPr>
+      </w:pPr>
+      <w:r>
+        <w:rPr>
+          <w:rFonts w:cs="Arial"/>
+        </w:rPr>
+        <w:t xml:space="preserve">Für die externe Datenkommunikation verfügt der Cerbo GX über einen 10/100-RJ45-Ethernet-Anschluss sowie integriertes WLAN </w:t>
+      </w:r>
+      <w:r>
+        <w:rPr>
+          <w:rFonts w:cs="Arial"/>
+        </w:rPr>
+        <w:fldChar w:fldCharType="begin"/>
+      </w:r>
+      <w:r>
+        <w:rPr>
+          <w:rFonts w:cs="Arial"/>
+        </w:rPr>
+        <w:instrText xml:space="preserve"> ADDIN ZOTERO_ITEM CSL_CITATION {"citationID":"g5kGsJWd","properties":{"formattedCitation":"[7]","plainCitation":"[7]","noteIndex":0},"citationItems":[{"id":35,"uris":["http://zotero.org/groups/6046789/items/HW6FM4TS"],"itemData":{"id":35,"type":"document","title":"Datasheet-Cerbo-GX-GX-Touch-DE.pdf","URL":"https://www.victronenergy.de/upload/documents/Datasheet-Cerbo-GX-GX-Touch-DE.pdf","accessed":{"date-parts":[["2026",2,16]]}}}],"schema":"https://github.com/citation-style-language/schema/raw/master/csl-citation.json"} </w:instrText>
+      </w:r>
+      <w:r>
+        <w:rPr>
+          <w:rFonts w:cs="Arial"/>
+        </w:rPr>
+        <w:fldChar w:fldCharType="separate"/>
+      </w:r>
+      <w:r>
+        <w:rPr>
+          <w:rFonts w:ascii="Aptos" w:hAnsi="Aptos"/>
+        </w:rPr>
+        <w:t>[7]</w:t>
+      </w:r>
+      <w:r>
+        <w:rPr>
+          <w:rFonts w:cs="Arial"/>
+        </w:rPr>
+        <w:fldChar w:fldCharType="end"/>
+      </w:r>
+      <w:r>
+        <w:rPr>
+          <w:rFonts w:cs="Arial"/>
+        </w:rPr>
+        <w:t xml:space="preserve">. Zur Datenbereitstellung wird MQTT genutzt, da dieses Protokoll eine einfachere Integration in die vorhandene Flutter-App ermöglicht als Modbus-TCP. Der Cerbo GX unterstützt Modbus-TCP zwar ebenfalls als </w:t>
+      </w:r>
+      <w:r>
+        <w:rPr>
+          <w:rFonts w:cs="Arial"/>
+        </w:rPr>
+        <w:lastRenderedPageBreak/>
+        <w:t>standardisiertes Industrieprotokoll mit definierten Registeradressen</w:t>
+      </w:r>
+      <w:r>
+        <w:rPr>
+          <w:rFonts w:cs="Arial"/>
+        </w:rPr>
+        <w:t xml:space="preserve"> </w:t>
+      </w:r>
+      <w:r>
+        <w:rPr>
+          <w:rFonts w:cs="Arial"/>
+        </w:rPr>
+        <w:fldChar w:fldCharType="begin"/>
+      </w:r>
+      <w:r>
+        <w:rPr>
+          <w:rFonts w:cs="Arial"/>
+        </w:rPr>
+        <w:instrText xml:space="preserve"> ADDIN ZOTERO_ITEM CSL_CITATION {"citationID":"v1zSDa8M","properties":{"formattedCitation":"[16]","plainCitation":"[16]","noteIndex":0},"citationItems":[{"id":43,"uris":["http://zotero.org/groups/6046789/items/Q89FY32W"],"itemData":{"id":43,"type":"webpage","title":"GX Modbus-TCP Manual [Victron Energy]","URL":"https://www.victronenergy.com/live/ccgx:modbustcp_faq","accessed":{"date-parts":[["2026",2,19]]}}}],"schema":"https://github.com/citation-style-language/schema/raw/master/csl-citation.json"} </w:instrText>
+      </w:r>
+      <w:r>
+        <w:rPr>
+          <w:rFonts w:cs="Arial"/>
+        </w:rPr>
+        <w:fldChar w:fldCharType="separate"/>
+      </w:r>
+      <w:r>
+        <w:rPr>
+          <w:rFonts w:ascii="Aptos" w:hAnsi="Aptos"/>
+        </w:rPr>
+        <w:t>[16]</w:t>
+      </w:r>
+      <w:r>
+        <w:rPr>
+          <w:rFonts w:cs="Arial"/>
+        </w:rPr>
+        <w:fldChar w:fldCharType="end"/>
+      </w:r>
+      <w:r>
+        <w:rPr>
+          <w:rFonts w:cs="Arial"/>
+        </w:rPr>
+        <w:t>, jedoch wurde es für dieses System nicht aktiviert.</w:t>
+      </w:r>
+    </w:p>
+    <w:p>
+      <w:pPr>
+        <w:pStyle w:val="berschrift2"/>
+      </w:pPr>
+      <w:r>
+        <w:t>4.6.2 Cerbo GX als zentrale Monitoring-Einheit</w:t>
       </w:r>
     </w:p>
     <w:p>
@@ -9939,21 +10072,79 @@
         <w:rPr>
           <w:rFonts w:cs="Arial"/>
         </w:rPr>
-        <w:t xml:space="preserve">Der </w:t>
-      </w:r>
-      <w:proofErr w:type="spellStart"/>
-      <w:r>
-        <w:rPr>
-          <w:rFonts w:cs="Arial"/>
-        </w:rPr>
-        <w:t>VE.Bus</w:t>
-      </w:r>
-      <w:proofErr w:type="spellEnd"/>
-      <w:r>
-        <w:rPr>
-          <w:rFonts w:cs="Arial"/>
-        </w:rPr>
-        <w:t xml:space="preserve">-Anschluss besteht aus zwei parallel geschalteten, galvanisch isolierten RJ45-Buchsen </w:t>
+        <w:t>Der Cerbo GX erfasst kontinuierlich alle energierelevanten Messgrößen des Systems: Batteriespannung, -strom, Ladezustand, PV-Leistung, Netzbezug sowie den Betriebszustand des MultiPlus. Die Versorgungsspannung liegt im Bereich von 8 bis 70</w:t>
+      </w:r>
+      <w:r>
+        <w:rPr>
+          <w:rFonts w:cs="Arial"/>
+        </w:rPr>
+        <w:t> </w:t>
+      </w:r>
+      <w:r>
+        <w:rPr>
+          <w:rFonts w:cs="Arial"/>
+        </w:rPr>
+        <w:t>V</w:t>
+      </w:r>
+      <w:r>
+        <w:rPr>
+          <w:rFonts w:cs="Arial"/>
+        </w:rPr>
+        <w:t> </w:t>
+      </w:r>
+      <w:r>
+        <w:rPr>
+          <w:rFonts w:cs="Arial"/>
+        </w:rPr>
+        <w:t>DC, wodurch eine direkte Einspeisung aus dem 12-V-Systembus möglich ist. Die Leistungsaufnahme beträgt 2,8</w:t>
+      </w:r>
+      <w:r>
+        <w:rPr>
+          <w:rFonts w:cs="Arial"/>
+        </w:rPr>
+        <w:t> </w:t>
+      </w:r>
+      <w:r>
+        <w:rPr>
+          <w:rFonts w:cs="Arial"/>
+        </w:rPr>
+        <w:t>W bei 12</w:t>
+      </w:r>
+      <w:r>
+        <w:rPr>
+          <w:rFonts w:cs="Arial"/>
+        </w:rPr>
+        <w:t> </w:t>
+      </w:r>
+      <w:r>
+        <w:rPr>
+          <w:rFonts w:cs="Arial"/>
+        </w:rPr>
+        <w:t>V ohne Display, mit dem GX Touch 50 steigt sie auf 3,8</w:t>
+      </w:r>
+      <w:r>
+        <w:rPr>
+          <w:rFonts w:cs="Arial"/>
+        </w:rPr>
+        <w:t> </w:t>
+      </w:r>
+      <w:r>
+        <w:rPr>
+          <w:rFonts w:cs="Arial"/>
+        </w:rPr>
+        <w:t>W bzw. bis zu 4,8</w:t>
+      </w:r>
+      <w:r>
+        <w:rPr>
+          <w:rFonts w:cs="Arial"/>
+        </w:rPr>
+        <w:t> </w:t>
+      </w:r>
+      <w:r>
+        <w:rPr>
+          <w:rFonts w:cs="Arial"/>
+        </w:rPr>
+        <w:t xml:space="preserve">W bei maximaler Helligkeit </w:t>
       </w:r>
       <w:r>
         <w:rPr>
@@ -9965,7 +10156,7 @@
         <w:rPr>
           <w:rFonts w:cs="Arial"/>
         </w:rPr>
-        <w:instrText xml:space="preserve"> ADDIN ZOTERO_ITEM CSL_CITATION {"citationID":"8UXyG1Ya","properties":{"formattedCitation":"[7]","plainCitation":"[7]","noteIndex":0},"citationItems":[{"id":35,"uris":["http://zotero.org/groups/6046789/items/HW6FM4TS"],"itemData":{"id":35,"type":"document","title":"Datasheet-Cerbo-GX-GX-Touch-DE.pdf","URL":"https://www.victronenergy.de/upload/documents/Datasheet-Cerbo-GX-GX-Touch-DE.pdf","accessed":{"date-parts":[["2026",2,16]]}}}],"schema":"https://github.com/citation-style-language/schema/raw/master/csl-citation.json"} </w:instrText>
+        <w:instrText xml:space="preserve"> ADDIN ZOTERO_ITEM CSL_CITATION {"citationID":"g2WcC45E","properties":{"formattedCitation":"[7]","plainCitation":"[7]","noteIndex":0},"citationItems":[{"id":35,"uris":["http://zotero.org/groups/6046789/items/HW6FM4TS"],"itemData":{"id":35,"type":"document","title":"Datasheet-Cerbo-GX-GX-Touch-DE.pdf","URL":"https://www.victronenergy.de/upload/documents/Datasheet-Cerbo-GX-GX-Touch-DE.pdf","accessed":{"date-parts":[["2026",2,16]]}}}],"schema":"https://github.com/citation-style-language/schema/raw/master/csl-citation.json"} </w:instrText>
       </w:r>
       <w:r>
         <w:rPr>
@@ -9989,61 +10180,80 @@
         <w:rPr>
           <w:rFonts w:cs="Arial"/>
         </w:rPr>
-        <w:t>.</w:t>
-      </w:r>
-      <w:r>
-        <w:rPr>
-          <w:rFonts w:cs="Arial"/>
-        </w:rPr>
-        <w:t xml:space="preserve"> </w:t>
-      </w:r>
-      <w:r>
-        <w:rPr>
-          <w:rFonts w:cs="Arial"/>
-        </w:rPr>
-        <w:t xml:space="preserve">Über </w:t>
-      </w:r>
-      <w:proofErr w:type="spellStart"/>
-      <w:r>
-        <w:rPr>
-          <w:rFonts w:cs="Arial"/>
-        </w:rPr>
-        <w:t>VE.Bus</w:t>
-      </w:r>
-      <w:proofErr w:type="spellEnd"/>
-      <w:r>
-        <w:rPr>
-          <w:rFonts w:cs="Arial"/>
-        </w:rPr>
-        <w:t xml:space="preserve"> ist der MultiPlus 12/800 mit dem Cerbo GX verbunden. Diese Schnittstelle ermöglicht die Überwachung des Betriebszustands sowie die Kommunikation zwischen Wechselrichter/Ladegerät und Monitoring-Einheit.</w:t>
-      </w:r>
-    </w:p>
-    <w:p>
-      <w:pPr>
-        <w:spacing w:after="0"/>
+        <w:t xml:space="preserve">. Die lokale Visualisierung erfolgt über den </w:t>
+      </w:r>
+      <w:proofErr w:type="gramStart"/>
+      <w:r>
+        <w:rPr>
+          <w:rFonts w:cs="Arial"/>
+        </w:rPr>
+        <w:t>GX Touch</w:t>
+      </w:r>
+      <w:proofErr w:type="gramEnd"/>
+      <w:r>
+        <w:rPr>
+          <w:rFonts w:cs="Arial"/>
+        </w:rPr>
+        <w:t xml:space="preserve"> 50.</w:t>
+      </w:r>
+    </w:p>
+    <w:p>
+      <w:pPr>
+        <w:pStyle w:val="berschrift2"/>
+      </w:pPr>
+      <w:r>
+        <w:t>4.6.3 Hardwareseitiges Lastmanagement im MultiPlus</w:t>
+      </w:r>
+    </w:p>
+    <w:p>
+      <w:pPr>
         <w:ind w:left="708"/>
         <w:jc w:val="both"/>
         <w:rPr>
           <w:rFonts w:cs="Arial"/>
-          <w:b/>
-          <w:bCs/>
-        </w:rPr>
-      </w:pPr>
-      <w:r>
-        <w:rPr>
-          <w:rFonts w:cs="Arial"/>
-          <w:b/>
-          <w:bCs/>
-        </w:rPr>
-        <w:t>Netzwerkanschlüsse</w:t>
-      </w:r>
-      <w:r>
-        <w:rPr>
-          <w:rFonts w:cs="Arial"/>
-          <w:b/>
-          <w:bCs/>
-        </w:rPr>
-        <w:t>:</w:t>
+        </w:rPr>
+      </w:pPr>
+      <w:r>
+        <w:rPr>
+          <w:rFonts w:cs="Arial"/>
+        </w:rPr>
+        <w:t xml:space="preserve">Das Lastmanagement wird hardwareseitig durch den MultiPlus 12/800 realisiert. Konfiguriert wurde er mit den von Victron Energy vorgesehenen Tools </w:t>
+      </w:r>
+      <w:proofErr w:type="spellStart"/>
+      <w:r>
+        <w:rPr>
+          <w:rFonts w:cs="Arial"/>
+        </w:rPr>
+        <w:t>VictronConnect</w:t>
+      </w:r>
+      <w:proofErr w:type="spellEnd"/>
+      <w:r>
+        <w:rPr>
+          <w:rFonts w:cs="Arial"/>
+        </w:rPr>
+        <w:t xml:space="preserve"> und </w:t>
+      </w:r>
+      <w:proofErr w:type="spellStart"/>
+      <w:r>
+        <w:rPr>
+          <w:rFonts w:cs="Arial"/>
+        </w:rPr>
+        <w:t>VE.Configure</w:t>
+      </w:r>
+      <w:proofErr w:type="spellEnd"/>
+      <w:r>
+        <w:rPr>
+          <w:rFonts w:cs="Arial"/>
+        </w:rPr>
+        <w:t>. Eingestellt wurden Unterspannungsabschaltung zum Schutz der AGM-Batterie, die batteriespezifische Ladekennlinie sowie die Eingangsstrombegrenzung des Netzanschlusses. Eine externe Steuereinheit ist für diese Schutzfunktionen nicht erforderlich.</w:t>
+      </w:r>
+    </w:p>
+    <w:p>
+      <w:pPr>
+        <w:pStyle w:val="berschrift2"/>
+      </w:pPr>
+      <w:r>
+        <w:t>4.6.4 Remote-Monitoring über das VRM-Portal</w:t>
       </w:r>
     </w:p>
     <w:p>
@@ -10052,129 +10262,26 @@
         <w:jc w:val="both"/>
         <w:rPr>
           <w:rFonts w:cs="Arial"/>
-          <w:b/>
-          <w:bCs/>
-        </w:rPr>
-      </w:pPr>
-      <w:r>
-        <w:rPr>
-          <w:rFonts w:cs="Arial"/>
-        </w:rPr>
-        <w:lastRenderedPageBreak/>
-        <w:t xml:space="preserve">Für die Netzwerkanbindung verfügt der Cerbo GX über einen 10/100-RJ45-Ethernet-Anschluss sowie integriertes WLAN </w:t>
-      </w:r>
-      <w:r>
-        <w:rPr>
-          <w:rFonts w:cs="Arial"/>
-        </w:rPr>
-        <w:fldChar w:fldCharType="begin"/>
-      </w:r>
-      <w:r>
-        <w:rPr>
-          <w:rFonts w:cs="Arial"/>
-        </w:rPr>
-        <w:instrText xml:space="preserve"> ADDIN ZOTERO_ITEM CSL_CITATION {"citationID":"AHiUArIu","properties":{"formattedCitation":"[7]","plainCitation":"[7]","noteIndex":0},"citationItems":[{"id":35,"uris":["http://zotero.org/groups/6046789/items/HW6FM4TS"],"itemData":{"id":35,"type":"document","title":"Datasheet-Cerbo-GX-GX-Touch-DE.pdf","URL":"https://www.victronenergy.de/upload/documents/Datasheet-Cerbo-GX-GX-Touch-DE.pdf","accessed":{"date-parts":[["2026",2,16]]}}}],"schema":"https://github.com/citation-style-language/schema/raw/master/csl-citation.json"} </w:instrText>
-      </w:r>
-      <w:r>
-        <w:rPr>
-          <w:rFonts w:cs="Arial"/>
-        </w:rPr>
-        <w:fldChar w:fldCharType="separate"/>
-      </w:r>
-      <w:r>
-        <w:rPr>
-          <w:rFonts w:ascii="Aptos" w:hAnsi="Aptos"/>
-        </w:rPr>
-        <w:t>[7]</w:t>
-      </w:r>
-      <w:r>
-        <w:rPr>
-          <w:rFonts w:cs="Arial"/>
-        </w:rPr>
-        <w:fldChar w:fldCharType="end"/>
-      </w:r>
-      <w:r>
-        <w:rPr>
-          <w:rFonts w:cs="Arial"/>
-        </w:rPr>
-        <w:t>.</w:t>
-      </w:r>
-      <w:r>
-        <w:rPr>
-          <w:rFonts w:cs="Arial"/>
-        </w:rPr>
-        <w:t xml:space="preserve"> </w:t>
-      </w:r>
-      <w:r>
-        <w:rPr>
-          <w:rFonts w:cs="Arial"/>
-        </w:rPr>
-        <w:t xml:space="preserve">Beide Schnittstellen ermöglichen die Verbindung mit externen Diensten wie dem VRM-Portal. Zusätzlich stehen drei USB-Anschlüsse und ein Micro-SD-Kartenslot zur Verfügung </w:t>
-      </w:r>
-      <w:r>
-        <w:rPr>
-          <w:rFonts w:cs="Arial"/>
-        </w:rPr>
-        <w:fldChar w:fldCharType="begin"/>
-      </w:r>
-      <w:r>
-        <w:rPr>
-          <w:rFonts w:cs="Arial"/>
-        </w:rPr>
-        <w:instrText xml:space="preserve"> ADDIN ZOTERO_ITEM CSL_CITATION {"citationID":"TgZIoEKy","properties":{"formattedCitation":"[7]","plainCitation":"[7]","noteIndex":0},"citationItems":[{"id":35,"uris":["http://zotero.org/groups/6046789/items/HW6FM4TS"],"itemData":{"id":35,"type":"document","title":"Datasheet-Cerbo-GX-GX-Touch-DE.pdf","URL":"https://www.victronenergy.de/upload/documents/Datasheet-Cerbo-GX-GX-Touch-DE.pdf","accessed":{"date-parts":[["2026",2,16]]}}}],"schema":"https://github.com/citation-style-language/schema/raw/master/csl-citation.json"} </w:instrText>
-      </w:r>
-      <w:r>
-        <w:rPr>
-          <w:rFonts w:cs="Arial"/>
-        </w:rPr>
-        <w:fldChar w:fldCharType="separate"/>
-      </w:r>
-      <w:r>
-        <w:rPr>
-          <w:rFonts w:ascii="Aptos" w:hAnsi="Aptos"/>
-        </w:rPr>
-        <w:t>[7]</w:t>
-      </w:r>
-      <w:r>
-        <w:rPr>
-          <w:rFonts w:cs="Arial"/>
-        </w:rPr>
-        <w:fldChar w:fldCharType="end"/>
-      </w:r>
-      <w:r>
-        <w:rPr>
-          <w:rFonts w:cs="Arial"/>
-        </w:rPr>
-        <w:t>.</w:t>
-      </w:r>
-    </w:p>
-    <w:p>
-      <w:pPr>
-        <w:spacing w:after="0"/>
+        </w:rPr>
+      </w:pPr>
+      <w:r>
+        <w:rPr>
+          <w:rFonts w:cs="Arial"/>
+        </w:rPr>
+        <w:t>Über Ethernet oder WLAN ist der Cerbo GX mit dem VRM-Portal von Victron Energy verbunden. Das Portal speichert historische Systemdaten und ermöglicht die Fernüberwachung.</w:t>
+      </w:r>
+    </w:p>
+    <w:p>
+      <w:pPr>
+        <w:tabs>
+          <w:tab w:val="left" w:pos="1180"/>
+        </w:tabs>
         <w:ind w:left="708"/>
         <w:jc w:val="both"/>
         <w:rPr>
           <w:rFonts w:cs="Arial"/>
-          <w:b/>
-          <w:bCs/>
-        </w:rPr>
-      </w:pPr>
-      <w:r>
-        <w:rPr>
-          <w:rFonts w:cs="Arial"/>
-          <w:b/>
-          <w:bCs/>
-        </w:rPr>
-        <w:t>Elektrische Kenndaten</w:t>
-      </w:r>
-      <w:r>
-        <w:rPr>
-          <w:rFonts w:cs="Arial"/>
-          <w:b/>
-          <w:bCs/>
-        </w:rPr>
-        <w:t>:</w:t>
-      </w:r>
+        </w:rPr>
+      </w:pPr>
     </w:p>
     <w:p>
       <w:pPr>
@@ -10184,191 +10291,16 @@
           <w:rFonts w:cs="Arial"/>
         </w:rPr>
       </w:pPr>
-      <w:r>
-        <w:rPr>
-          <w:rFonts w:cs="Arial"/>
-        </w:rPr>
-        <w:t>Die Versorgungsspannung des Cerbo GX liegt im Bereich von 8 bis 70</w:t>
-      </w:r>
-      <w:r>
-        <w:rPr>
-          <w:rFonts w:cs="Arial"/>
-        </w:rPr>
-        <w:t> </w:t>
-      </w:r>
-      <w:r>
-        <w:rPr>
-          <w:rFonts w:cs="Arial"/>
-        </w:rPr>
-        <w:t>V</w:t>
-      </w:r>
-      <w:r>
-        <w:rPr>
-          <w:rFonts w:cs="Arial"/>
-        </w:rPr>
-        <w:t> </w:t>
-      </w:r>
-      <w:r>
-        <w:rPr>
-          <w:rFonts w:cs="Arial"/>
-        </w:rPr>
-        <w:t xml:space="preserve">DC </w:t>
-      </w:r>
-      <w:r>
-        <w:rPr>
-          <w:rFonts w:cs="Arial"/>
-        </w:rPr>
-        <w:fldChar w:fldCharType="begin"/>
-      </w:r>
-      <w:r>
-        <w:rPr>
-          <w:rFonts w:cs="Arial"/>
-        </w:rPr>
-        <w:instrText xml:space="preserve"> ADDIN ZOTERO_ITEM CSL_CITATION {"citationID":"hWJ55zxE","properties":{"formattedCitation":"[7]","plainCitation":"[7]","noteIndex":0},"citationItems":[{"id":35,"uris":["http://zotero.org/groups/6046789/items/HW6FM4TS"],"itemData":{"id":35,"type":"document","title":"Datasheet-Cerbo-GX-GX-Touch-DE.pdf","URL":"https://www.victronenergy.de/upload/documents/Datasheet-Cerbo-GX-GX-Touch-DE.pdf","accessed":{"date-parts":[["2026",2,16]]}}}],"schema":"https://github.com/citation-style-language/schema/raw/master/csl-citation.json"} </w:instrText>
-      </w:r>
-      <w:r>
-        <w:rPr>
-          <w:rFonts w:cs="Arial"/>
-        </w:rPr>
-        <w:fldChar w:fldCharType="separate"/>
-      </w:r>
-      <w:r>
-        <w:rPr>
-          <w:rFonts w:ascii="Aptos" w:hAnsi="Aptos"/>
-        </w:rPr>
-        <w:t>[7]</w:t>
-      </w:r>
-      <w:r>
-        <w:rPr>
-          <w:rFonts w:cs="Arial"/>
-        </w:rPr>
-        <w:fldChar w:fldCharType="end"/>
-      </w:r>
-      <w:r>
-        <w:rPr>
-          <w:rFonts w:cs="Arial"/>
-        </w:rPr>
-        <w:t>.</w:t>
-      </w:r>
-      <w:r>
-        <w:rPr>
-          <w:rFonts w:cs="Arial"/>
-        </w:rPr>
-        <w:t xml:space="preserve"> </w:t>
-      </w:r>
-      <w:r>
-        <w:rPr>
-          <w:rFonts w:cs="Arial"/>
-        </w:rPr>
-        <w:t>Die Leistungsaufnahme beträgt 2,8</w:t>
-      </w:r>
-      <w:r>
-        <w:rPr>
-          <w:rFonts w:cs="Arial"/>
-        </w:rPr>
-        <w:t> </w:t>
-      </w:r>
-      <w:r>
-        <w:rPr>
-          <w:rFonts w:cs="Arial"/>
-        </w:rPr>
-        <w:t>W bei 12</w:t>
-      </w:r>
-      <w:r>
-        <w:rPr>
-          <w:rFonts w:cs="Arial"/>
-        </w:rPr>
-        <w:t> </w:t>
-      </w:r>
-      <w:r>
-        <w:rPr>
-          <w:rFonts w:cs="Arial"/>
-        </w:rPr>
-        <w:t>V ohne angeschlossenes Display.</w:t>
-      </w:r>
-      <w:r>
-        <w:rPr>
-          <w:rFonts w:cs="Arial"/>
-        </w:rPr>
-        <w:t xml:space="preserve"> </w:t>
-      </w:r>
-      <w:r>
-        <w:rPr>
-          <w:rFonts w:cs="Arial"/>
-        </w:rPr>
-        <w:t>Mit GX Touch 50 beträgt sie 3,8</w:t>
-      </w:r>
-      <w:r>
-        <w:rPr>
-          <w:rFonts w:cs="Arial"/>
-        </w:rPr>
-        <w:t> </w:t>
-      </w:r>
-      <w:r>
-        <w:rPr>
-          <w:rFonts w:cs="Arial"/>
-        </w:rPr>
-        <w:t>W bei 12</w:t>
-      </w:r>
-      <w:r>
-        <w:rPr>
-          <w:rFonts w:cs="Arial"/>
-        </w:rPr>
-        <w:t> </w:t>
-      </w:r>
-      <w:r>
-        <w:rPr>
-          <w:rFonts w:cs="Arial"/>
-        </w:rPr>
-        <w:t>V und bis zu 4,8</w:t>
-      </w:r>
-      <w:r>
-        <w:rPr>
-          <w:rFonts w:cs="Arial"/>
-        </w:rPr>
-        <w:t> </w:t>
-      </w:r>
-      <w:r>
-        <w:rPr>
-          <w:rFonts w:cs="Arial"/>
-        </w:rPr>
-        <w:t xml:space="preserve">W bei maximaler Helligkeit </w:t>
-      </w:r>
-      <w:r>
-        <w:rPr>
-          <w:rFonts w:cs="Arial"/>
-        </w:rPr>
-        <w:fldChar w:fldCharType="begin"/>
-      </w:r>
-      <w:r>
-        <w:rPr>
-          <w:rFonts w:cs="Arial"/>
-        </w:rPr>
-        <w:instrText xml:space="preserve"> ADDIN ZOTERO_ITEM CSL_CITATION {"citationID":"T01JwE1S","properties":{"formattedCitation":"[7]","plainCitation":"[7]","noteIndex":0},"citationItems":[{"id":35,"uris":["http://zotero.org/groups/6046789/items/HW6FM4TS"],"itemData":{"id":35,"type":"document","title":"Datasheet-Cerbo-GX-GX-Touch-DE.pdf","URL":"https://www.victronenergy.de/upload/documents/Datasheet-Cerbo-GX-GX-Touch-DE.pdf","accessed":{"date-parts":[["2026",2,16]]}}}],"schema":"https://github.com/citation-style-language/schema/raw/master/csl-citation.json"} </w:instrText>
-      </w:r>
-      <w:r>
-        <w:rPr>
-          <w:rFonts w:cs="Arial"/>
-        </w:rPr>
-        <w:fldChar w:fldCharType="separate"/>
-      </w:r>
-      <w:r>
-        <w:rPr>
-          <w:rFonts w:ascii="Aptos" w:hAnsi="Aptos"/>
-        </w:rPr>
-        <w:t>[7]</w:t>
-      </w:r>
-      <w:r>
-        <w:rPr>
-          <w:rFonts w:cs="Arial"/>
-        </w:rPr>
-        <w:fldChar w:fldCharType="end"/>
-      </w:r>
-      <w:r>
-        <w:rPr>
-          <w:rFonts w:cs="Arial"/>
-        </w:rPr>
-        <w:t>.</w:t>
+    </w:p>
+    <w:p>
+      <w:pPr>
+        <w:pStyle w:val="berschrift1"/>
+      </w:pPr>
+      <w:r>
+        <w:rPr>
+          <w:rFonts w:eastAsia="Arial"/>
+        </w:rPr>
+        <w:t>4.7 Wirtschaftliche Analyse</w:t>
       </w:r>
     </w:p>
     <w:p>
@@ -10383,7 +10315,37 @@
         <w:rPr>
           <w:rFonts w:cs="Arial"/>
         </w:rPr>
-        <w:t>Die zulässige Betriebstemperatur liegt zwischen −20</w:t>
+        <w:t xml:space="preserve">In diesem Kapitel wird untersucht, ob und wie schnell sich eine Investition in ein PV-basiertes Energiesystem für Gewächshausanwendungen wirtschaftlich rechnet. Da der entwickelte Prototyp primär als Test- und Demonstrationssystem konzipiert wurde und nicht auf Wirtschaftlichkeit ausgelegt ist, wäre es </w:t>
+      </w:r>
+      <w:r>
+        <w:rPr>
+          <w:rFonts w:cs="Arial"/>
+        </w:rPr>
+        <w:t>nicht</w:t>
+      </w:r>
+      <w:r>
+        <w:rPr>
+          <w:rFonts w:cs="Arial"/>
+        </w:rPr>
+        <w:t xml:space="preserve"> sinnvoll, ihn als Berechnungsgrundlage heranzuziehen. Aus diesem Grund wird im Folgenden ein Fallbeispiel auf Basis eines </w:t>
+      </w:r>
+      <w:r>
+        <w:rPr>
+          <w:rFonts w:cs="Arial"/>
+        </w:rPr>
+        <w:t xml:space="preserve">Gewächshauses </w:t>
+      </w:r>
+      <w:r>
+        <w:rPr>
+          <w:rFonts w:cs="Arial"/>
+        </w:rPr>
+        <w:t xml:space="preserve">mit </w:t>
+      </w:r>
+      <w:r>
+        <w:rPr>
+          <w:rFonts w:cs="Arial"/>
+        </w:rPr>
+        <w:t>10</w:t>
       </w:r>
       <w:r>
         <w:rPr>
@@ -10395,67 +10357,36 @@
         <w:rPr>
           <w:rFonts w:cs="Arial"/>
         </w:rPr>
-        <w:t>°C und +50</w:t>
-      </w:r>
-      <w:r>
-        <w:rPr>
-          <w:rFonts w:cs="Arial"/>
-        </w:rPr>
-        <w:t> </w:t>
-      </w:r>
-      <w:r>
-        <w:rPr>
-          <w:rFonts w:cs="Arial"/>
-        </w:rPr>
-        <w:t>°C.</w:t>
-      </w:r>
-      <w:r>
-        <w:rPr>
-          <w:rFonts w:cs="Arial"/>
-        </w:rPr>
-        <w:t xml:space="preserve"> </w:t>
-      </w:r>
-      <w:r>
-        <w:rPr>
-          <w:rFonts w:cs="Arial"/>
-        </w:rPr>
-        <w:t xml:space="preserve">Die Schutzart ist IP20 </w:t>
-      </w:r>
-      <w:r>
-        <w:rPr>
-          <w:rFonts w:cs="Arial"/>
-        </w:rPr>
-        <w:fldChar w:fldCharType="begin"/>
-      </w:r>
-      <w:r>
-        <w:rPr>
-          <w:rFonts w:cs="Arial"/>
-        </w:rPr>
-        <w:instrText xml:space="preserve"> ADDIN ZOTERO_ITEM CSL_CITATION {"citationID":"8LGznKmF","properties":{"formattedCitation":"[7]","plainCitation":"[7]","noteIndex":0},"citationItems":[{"id":35,"uris":["http://zotero.org/groups/6046789/items/HW6FM4TS"],"itemData":{"id":35,"type":"document","title":"Datasheet-Cerbo-GX-GX-Touch-DE.pdf","URL":"https://www.victronenergy.de/upload/documents/Datasheet-Cerbo-GX-GX-Touch-DE.pdf","accessed":{"date-parts":[["2026",2,16]]}}}],"schema":"https://github.com/citation-style-language/schema/raw/master/csl-citation.json"} </w:instrText>
-      </w:r>
-      <w:r>
-        <w:rPr>
-          <w:rFonts w:cs="Arial"/>
-        </w:rPr>
-        <w:fldChar w:fldCharType="separate"/>
-      </w:r>
-      <w:r>
-        <w:rPr>
-          <w:rFonts w:ascii="Aptos" w:hAnsi="Aptos"/>
-        </w:rPr>
-        <w:t>[7]</w:t>
-      </w:r>
-      <w:r>
-        <w:rPr>
-          <w:rFonts w:cs="Arial"/>
-        </w:rPr>
-        <w:fldChar w:fldCharType="end"/>
+        <w:t>m²</w:t>
+      </w:r>
+      <w:r>
+        <w:rPr>
+          <w:rFonts w:cs="Arial"/>
+        </w:rPr>
+        <w:t xml:space="preserve"> Dachfläche</w:t>
+      </w:r>
+      <w:r>
+        <w:rPr>
+          <w:rFonts w:cs="Arial"/>
+        </w:rPr>
+        <w:t xml:space="preserve"> verwendet</w:t>
       </w:r>
       <w:r>
         <w:rPr>
           <w:rFonts w:cs="Arial"/>
         </w:rPr>
         <w:t>.</w:t>
+      </w:r>
+    </w:p>
+    <w:p>
+      <w:pPr>
+        <w:pStyle w:val="berschrift2"/>
+      </w:pPr>
+      <w:r>
+        <w:rPr>
+          <w:rFonts w:eastAsia="Arial"/>
+        </w:rPr>
+        <w:t>4.7.1 ROI-Berechnung des PV-Systems</w:t>
       </w:r>
     </w:p>
     <w:p>
@@ -10466,13 +10397,25 @@
           <w:rFonts w:cs="Arial"/>
         </w:rPr>
       </w:pPr>
-    </w:p>
-    <w:p>
-      <w:pPr>
-        <w:pStyle w:val="berschrift2"/>
-      </w:pPr>
-      <w:r>
-        <w:t>4.6.2 Cerbo GX als zentrale Monitoring-Einheit</w:t>
+      <w:r>
+        <w:rPr>
+          <w:rFonts w:cs="Arial"/>
+        </w:rPr>
+        <w:t xml:space="preserve">Grundlage der ROI-Berechnung (Return on Investment) sind die Investitionskosten für das Energie-Management-Modul, die jährliche Energieerzeugung sowie der aktuelle Endkundenpreis für Strom in Österreich. Die Berechnungen beziehen sich ausschließlich auf das Energie-Management-Modul, das Photovoltaikmodule, Batteriespeicher, Wechselrichter, </w:t>
+      </w:r>
+      <w:proofErr w:type="spellStart"/>
+      <w:r>
+        <w:rPr>
+          <w:rFonts w:cs="Arial"/>
+        </w:rPr>
+        <w:t>Stromsensorik</w:t>
+      </w:r>
+      <w:proofErr w:type="spellEnd"/>
+      <w:r>
+        <w:rPr>
+          <w:rFonts w:cs="Arial"/>
+        </w:rPr>
+        <w:t xml:space="preserve"> und Steuerungselektronik umfasst. Alle weiteren Systemkomponenten wie Klimaüberwachung, Bewässerung oder KI-gestützte Analyse werden separat bilanziert.</w:t>
       </w:r>
     </w:p>
     <w:p>
@@ -10487,7 +10430,320 @@
         <w:rPr>
           <w:rFonts w:cs="Arial"/>
         </w:rPr>
-        <w:t>Der Cerbo GX erfasst die Messdaten der angebundenen Geräte und stellt diese lokal sowie über das Netzwerk bereit.</w:t>
+        <w:t>Gemäß aktuellen Branchenwerten werden für die Installation von 1</w:t>
+      </w:r>
+      <w:r>
+        <w:rPr>
+          <w:rFonts w:cs="Arial"/>
+        </w:rPr>
+        <w:t> </w:t>
+      </w:r>
+      <w:r>
+        <w:rPr>
+          <w:rFonts w:cs="Arial"/>
+        </w:rPr>
+        <w:t>kWp Photovoltaikleistung rund 5</w:t>
+      </w:r>
+      <w:r>
+        <w:rPr>
+          <w:rFonts w:cs="Arial"/>
+        </w:rPr>
+        <w:t> </w:t>
+      </w:r>
+      <w:r>
+        <w:rPr>
+          <w:rFonts w:cs="Arial"/>
+        </w:rPr>
+        <w:t xml:space="preserve">m² Dachfläche benötigt </w:t>
+      </w:r>
+      <w:r>
+        <w:rPr>
+          <w:rFonts w:cs="Arial"/>
+        </w:rPr>
+        <w:fldChar w:fldCharType="begin"/>
+      </w:r>
+      <w:r>
+        <w:rPr>
+          <w:rFonts w:cs="Arial"/>
+        </w:rPr>
+        <w:instrText xml:space="preserve"> ADDIN ZOTERO_ITEM CSL_CITATION {"citationID":"Kyyxcrna","properties":{"formattedCitation":"[17]","plainCitation":"[17]","noteIndex":0},"citationItems":[{"id":49,"uris":["http://zotero.org/groups/6046789/items/64DNQKLF"],"itemData":{"id":49,"type":"webpage","abstract":"Alle Kosten und Erträge auf einen Blick. </w:instrText>
+      </w:r>
+      <w:r>
+        <w:rPr>
+          <w:rFonts w:ascii="Segoe UI Symbol" w:hAnsi="Segoe UI Symbol" w:cs="Segoe UI Symbol"/>
+        </w:rPr>
+        <w:instrText>➤</w:instrText>
+      </w:r>
+      <w:r>
+        <w:rPr>
+          <w:rFonts w:cs="Arial"/>
+        </w:rPr>
+        <w:instrText xml:space="preserve"> Mit dem interaktiven Photovoltaik Rechner zur optimalen Gr</w:instrText>
+      </w:r>
+      <w:r>
+        <w:rPr>
+          <w:rFonts w:ascii="Aptos" w:hAnsi="Aptos" w:cs="Aptos"/>
+        </w:rPr>
+        <w:instrText>öß</w:instrText>
+      </w:r>
+      <w:r>
+        <w:rPr>
+          <w:rFonts w:cs="Arial"/>
+        </w:rPr>
+        <w:instrText>e, Ausrichtung und Wirtschaftlichkeit.","language":"de","title":"Photovoltaik Kosten &amp; Ertrag inkl. PV Rechner - Salzburg AG f</w:instrText>
+      </w:r>
+      <w:r>
+        <w:rPr>
+          <w:rFonts w:ascii="Aptos" w:hAnsi="Aptos" w:cs="Aptos"/>
+        </w:rPr>
+        <w:instrText>ü</w:instrText>
+      </w:r>
+      <w:r>
+        <w:rPr>
+          <w:rFonts w:cs="Arial"/>
+        </w:rPr>
+        <w:instrText xml:space="preserve">r Energie, Verkehr &amp; Telekommunikation","URL":"https://www.salzburg-ag.at/photovoltaik/privat/infos-ratgeber/wirtschaftlichkeit-finanzierung/pv-kosten-rechner.html","accessed":{"date-parts":[["2026",2,19]]}}}],"schema":"https://github.com/citation-style-language/schema/raw/master/csl-citation.json"} </w:instrText>
+      </w:r>
+      <w:r>
+        <w:rPr>
+          <w:rFonts w:cs="Arial"/>
+        </w:rPr>
+        <w:fldChar w:fldCharType="separate"/>
+      </w:r>
+      <w:r>
+        <w:rPr>
+          <w:rFonts w:ascii="Aptos" w:hAnsi="Aptos"/>
+        </w:rPr>
+        <w:t>[17]</w:t>
+      </w:r>
+      <w:r>
+        <w:rPr>
+          <w:rFonts w:cs="Arial"/>
+        </w:rPr>
+        <w:fldChar w:fldCharType="end"/>
+      </w:r>
+      <w:r>
+        <w:rPr>
+          <w:rFonts w:cs="Arial"/>
+        </w:rPr>
+        <w:t>. Für das Fallbeispiel wird vereinfachend eine nutzbare Dachfläche von 10</w:t>
+      </w:r>
+      <w:r>
+        <w:rPr>
+          <w:rFonts w:cs="Arial"/>
+        </w:rPr>
+        <w:t> </w:t>
+      </w:r>
+      <w:r>
+        <w:rPr>
+          <w:rFonts w:cs="Arial"/>
+        </w:rPr>
+        <w:t>m² angenommen. Daraus ergibt sich eine installierbare Leistung von etwa 2</w:t>
+      </w:r>
+      <w:r>
+        <w:rPr>
+          <w:rFonts w:cs="Arial"/>
+        </w:rPr>
+        <w:t> </w:t>
+      </w:r>
+      <w:r>
+        <w:rPr>
+          <w:rFonts w:cs="Arial"/>
+        </w:rPr>
+        <w:t xml:space="preserve">kWp </w:t>
+      </w:r>
+      <w:r>
+        <w:rPr>
+          <w:rFonts w:cs="Arial"/>
+        </w:rPr>
+        <w:fldChar w:fldCharType="begin"/>
+      </w:r>
+      <w:r>
+        <w:rPr>
+          <w:rFonts w:cs="Arial"/>
+        </w:rPr>
+        <w:instrText xml:space="preserve"> ADDIN ZOTERO_ITEM CSL_CITATION {"citationID":"UtMjYi5b","properties":{"formattedCitation":"[17]","plainCitation":"[17]","noteIndex":0},"citationItems":[{"id":49,"uris":["http://zotero.org/groups/6046789/items/64DNQKLF"],"itemData":{"id":49,"type":"webpage","abstract":"Alle Kosten und Erträge auf einen Blick. </w:instrText>
+      </w:r>
+      <w:r>
+        <w:rPr>
+          <w:rFonts w:ascii="Segoe UI Symbol" w:hAnsi="Segoe UI Symbol" w:cs="Segoe UI Symbol"/>
+        </w:rPr>
+        <w:instrText>➤</w:instrText>
+      </w:r>
+      <w:r>
+        <w:rPr>
+          <w:rFonts w:cs="Arial"/>
+        </w:rPr>
+        <w:instrText xml:space="preserve"> Mit dem interaktiven Photovoltaik Rechner zur optimalen Gr</w:instrText>
+      </w:r>
+      <w:r>
+        <w:rPr>
+          <w:rFonts w:ascii="Aptos" w:hAnsi="Aptos" w:cs="Aptos"/>
+        </w:rPr>
+        <w:instrText>öß</w:instrText>
+      </w:r>
+      <w:r>
+        <w:rPr>
+          <w:rFonts w:cs="Arial"/>
+        </w:rPr>
+        <w:instrText>e, Ausrichtung und Wirtschaftlichkeit.","language":"de","title":"Photovoltaik Kosten &amp; Ertrag inkl. PV Rechner - Salzburg AG f</w:instrText>
+      </w:r>
+      <w:r>
+        <w:rPr>
+          <w:rFonts w:ascii="Aptos" w:hAnsi="Aptos" w:cs="Aptos"/>
+        </w:rPr>
+        <w:instrText>ü</w:instrText>
+      </w:r>
+      <w:r>
+        <w:rPr>
+          <w:rFonts w:cs="Arial"/>
+        </w:rPr>
+        <w:instrText xml:space="preserve">r Energie, Verkehr &amp; Telekommunikation","URL":"https://www.salzburg-ag.at/photovoltaik/privat/infos-ratgeber/wirtschaftlichkeit-finanzierung/pv-kosten-rechner.html","accessed":{"date-parts":[["2026",2,19]]}}}],"schema":"https://github.com/citation-style-language/schema/raw/master/csl-citation.json"} </w:instrText>
+      </w:r>
+      <w:r>
+        <w:rPr>
+          <w:rFonts w:cs="Arial"/>
+        </w:rPr>
+        <w:fldChar w:fldCharType="separate"/>
+      </w:r>
+      <w:r>
+        <w:rPr>
+          <w:rFonts w:ascii="Aptos" w:hAnsi="Aptos"/>
+        </w:rPr>
+        <w:t>[17]</w:t>
+      </w:r>
+      <w:r>
+        <w:rPr>
+          <w:rFonts w:cs="Arial"/>
+        </w:rPr>
+        <w:fldChar w:fldCharType="end"/>
+      </w:r>
+      <w:r>
+        <w:rPr>
+          <w:rFonts w:cs="Arial"/>
+        </w:rPr>
+        <w:t>. Die Investitionskosten für PV-Anlagen inklusive Batteriespeicher liegen in Österreich im Jahr 2025 bei rund 2.000 bis 2.800</w:t>
+      </w:r>
+      <w:r>
+        <w:rPr>
+          <w:rFonts w:cs="Arial"/>
+        </w:rPr>
+        <w:t> Euro</w:t>
+      </w:r>
+      <w:r>
+        <w:rPr>
+          <w:rFonts w:cs="Arial"/>
+        </w:rPr>
+        <w:t xml:space="preserve">/kWp </w:t>
+      </w:r>
+      <w:r>
+        <w:rPr>
+          <w:rFonts w:cs="Arial"/>
+        </w:rPr>
+        <w:fldChar w:fldCharType="begin"/>
+      </w:r>
+      <w:r>
+        <w:rPr>
+          <w:rFonts w:cs="Arial"/>
+        </w:rPr>
+        <w:instrText xml:space="preserve"> ADDIN ZOTERO_ITEM CSL_CITATION {"citationID":"3FbIJBcm","properties":{"formattedCitation":"[17]","plainCitation":"[17]","noteIndex":0},"citationItems":[{"id":49,"uris":["http://zotero.org/groups/6046789/items/64DNQKLF"],"itemData":{"id":49,"type":"webpage","abstract":"Alle Kosten und Erträge auf einen Blick. </w:instrText>
+      </w:r>
+      <w:r>
+        <w:rPr>
+          <w:rFonts w:ascii="Segoe UI Symbol" w:hAnsi="Segoe UI Symbol" w:cs="Segoe UI Symbol"/>
+        </w:rPr>
+        <w:instrText>➤</w:instrText>
+      </w:r>
+      <w:r>
+        <w:rPr>
+          <w:rFonts w:cs="Arial"/>
+        </w:rPr>
+        <w:instrText xml:space="preserve"> Mit dem interaktiven Photovoltaik Rechner zur optimalen Gr</w:instrText>
+      </w:r>
+      <w:r>
+        <w:rPr>
+          <w:rFonts w:ascii="Aptos" w:hAnsi="Aptos" w:cs="Aptos"/>
+        </w:rPr>
+        <w:instrText>öß</w:instrText>
+      </w:r>
+      <w:r>
+        <w:rPr>
+          <w:rFonts w:cs="Arial"/>
+        </w:rPr>
+        <w:instrText>e, Ausrichtung und Wirtschaftlichkeit.","language":"de","title":"Photovoltaik Kosten &amp; Ertrag inkl. PV Rechner - Salzburg AG f</w:instrText>
+      </w:r>
+      <w:r>
+        <w:rPr>
+          <w:rFonts w:ascii="Aptos" w:hAnsi="Aptos" w:cs="Aptos"/>
+        </w:rPr>
+        <w:instrText>ü</w:instrText>
+      </w:r>
+      <w:r>
+        <w:rPr>
+          <w:rFonts w:cs="Arial"/>
+        </w:rPr>
+        <w:instrText xml:space="preserve">r Energie, Verkehr &amp; Telekommunikation","URL":"https://www.salzburg-ag.at/photovoltaik/privat/infos-ratgeber/wirtschaftlichkeit-finanzierung/pv-kosten-rechner.html","accessed":{"date-parts":[["2026",2,19]]}}}],"schema":"https://github.com/citation-style-language/schema/raw/master/csl-citation.json"} </w:instrText>
+      </w:r>
+      <w:r>
+        <w:rPr>
+          <w:rFonts w:cs="Arial"/>
+        </w:rPr>
+        <w:fldChar w:fldCharType="separate"/>
+      </w:r>
+      <w:r>
+        <w:rPr>
+          <w:rFonts w:ascii="Aptos" w:hAnsi="Aptos"/>
+        </w:rPr>
+        <w:t>[17]</w:t>
+      </w:r>
+      <w:r>
+        <w:rPr>
+          <w:rFonts w:cs="Arial"/>
+        </w:rPr>
+        <w:fldChar w:fldCharType="end"/>
+      </w:r>
+      <w:r>
+        <w:rPr>
+          <w:rFonts w:cs="Arial"/>
+        </w:rPr>
+        <w:t xml:space="preserve">, was für </w:t>
+      </w:r>
+      <w:r>
+        <w:rPr>
+          <w:rFonts w:cs="Arial"/>
+        </w:rPr>
+        <w:lastRenderedPageBreak/>
+        <w:t>2 </w:t>
+      </w:r>
+      <w:r>
+        <w:rPr>
+          <w:rFonts w:cs="Arial"/>
+        </w:rPr>
+        <w:t>kWp Gesamtkosten von 4.000 bis 5.600</w:t>
+      </w:r>
+      <w:r>
+        <w:rPr>
+          <w:rFonts w:cs="Arial"/>
+        </w:rPr>
+        <w:t> </w:t>
+      </w:r>
+      <w:r>
+        <w:rPr>
+          <w:rFonts w:cs="Arial"/>
+        </w:rPr>
+        <w:t>Euro ergibt. Für die weitere Berechnung wird der Mittelwert von 4.800</w:t>
+      </w:r>
+      <w:r>
+        <w:rPr>
+          <w:rFonts w:cs="Arial"/>
+        </w:rPr>
+        <w:t> </w:t>
+      </w:r>
+      <w:r>
+        <w:rPr>
+          <w:rFonts w:cs="Arial"/>
+        </w:rPr>
+        <w:t>Euro verwendet.</w:t>
       </w:r>
     </w:p>
     <w:p>
@@ -10502,42 +10758,127 @@
         <w:rPr>
           <w:rFonts w:cs="Arial"/>
         </w:rPr>
-        <w:t xml:space="preserve">Die Batteriedaten werden über den SmartShunt 500A erfasst und über </w:t>
-      </w:r>
-      <w:proofErr w:type="spellStart"/>
-      <w:r>
-        <w:rPr>
-          <w:rFonts w:cs="Arial"/>
-        </w:rPr>
-        <w:t>VE.Direct</w:t>
-      </w:r>
-      <w:proofErr w:type="spellEnd"/>
-      <w:r>
-        <w:rPr>
-          <w:rFonts w:cs="Arial"/>
-        </w:rPr>
-        <w:t xml:space="preserve"> übertragen.</w:t>
-      </w:r>
-      <w:r>
-        <w:rPr>
-          <w:rFonts w:cs="Arial"/>
-        </w:rPr>
-        <w:br/>
-        <w:t xml:space="preserve">Der MultiPlus 12/800 ist über </w:t>
-      </w:r>
-      <w:proofErr w:type="spellStart"/>
-      <w:r>
-        <w:rPr>
-          <w:rFonts w:cs="Arial"/>
-        </w:rPr>
-        <w:t>VE.Bus</w:t>
-      </w:r>
-      <w:proofErr w:type="spellEnd"/>
-      <w:r>
-        <w:rPr>
-          <w:rFonts w:cs="Arial"/>
-        </w:rPr>
-        <w:t xml:space="preserve"> angebunden und übermittelt Betriebs- und Statusinformationen.</w:t>
+        <w:t xml:space="preserve">Für die Berechnung der Energieerzeugung werden die monatlichen Durchschnittswerte der Sonnenstunden pro Tag für Tirol herangezogen. Der Jahresdurchschnitt über alle Monate beträgt ca. 5,66 Sonnenstunden pro Tag </w:t>
+      </w:r>
+      <w:r>
+        <w:rPr>
+          <w:rFonts w:cs="Arial"/>
+        </w:rPr>
+        <w:fldChar w:fldCharType="begin"/>
+      </w:r>
+      <w:r>
+        <w:rPr>
+          <w:rFonts w:cs="Arial"/>
+        </w:rPr>
+        <w:instrText xml:space="preserve"> ADDIN ZOTERO_ITEM CSL_CITATION {"citationID":"993JUNB4","properties":{"formattedCitation":"[18]","plainCitation":"[18]","noteIndex":0},"citationItems":[{"id":53,"uris":["http://zotero.org/groups/6046789/items/DBM7WFA5"],"itemData":{"id":53,"type":"webpage","abstract":"Klima und wichtige Orte in der Region Tirol in Österreich mit Temperaturen, Regentage und Sonnenstunden. Ergebnisse aus 2 Wetterstationen.","container-title":"Laenderdaten.info","language":"de","title":"Klima: Tirol in Österreich","title-short":"Klima","URL":"https://www.laenderdaten.info/Europa/Oesterreich/Klima-Tirol.php","accessed":{"date-parts":[["2026",2,20]]}}}],"schema":"https://github.com/citation-style-language/schema/raw/master/csl-citation.json"} </w:instrText>
+      </w:r>
+      <w:r>
+        <w:rPr>
+          <w:rFonts w:cs="Arial"/>
+        </w:rPr>
+        <w:fldChar w:fldCharType="separate"/>
+      </w:r>
+      <w:r>
+        <w:rPr>
+          <w:rFonts w:ascii="Aptos" w:hAnsi="Aptos"/>
+        </w:rPr>
+        <w:t>[18]</w:t>
+      </w:r>
+      <w:r>
+        <w:rPr>
+          <w:rFonts w:cs="Arial"/>
+        </w:rPr>
+        <w:fldChar w:fldCharType="end"/>
+      </w:r>
+      <w:r>
+        <w:rPr>
+          <w:rFonts w:cs="Arial"/>
+        </w:rPr>
+        <w:t>. Bei 2</w:t>
+      </w:r>
+      <w:r>
+        <w:rPr>
+          <w:rFonts w:cs="Arial"/>
+        </w:rPr>
+        <w:t> </w:t>
+      </w:r>
+      <w:r>
+        <w:rPr>
+          <w:rFonts w:cs="Arial"/>
+        </w:rPr>
+        <w:t>kWp installierter Leistung ergibt sich damit eine tägliche Energieerzeugung von rund 11,3</w:t>
+      </w:r>
+      <w:r>
+        <w:rPr>
+          <w:rFonts w:cs="Arial"/>
+        </w:rPr>
+        <w:t> </w:t>
+      </w:r>
+      <w:r>
+        <w:rPr>
+          <w:rFonts w:cs="Arial"/>
+        </w:rPr>
+        <w:t>kWh (2.000</w:t>
+      </w:r>
+      <w:r>
+        <w:rPr>
+          <w:rFonts w:cs="Arial"/>
+        </w:rPr>
+        <w:t> </w:t>
+      </w:r>
+      <w:r>
+        <w:rPr>
+          <w:rFonts w:cs="Arial"/>
+        </w:rPr>
+        <w:t>W × 5,66</w:t>
+      </w:r>
+      <w:r>
+        <w:rPr>
+          <w:rFonts w:cs="Arial"/>
+        </w:rPr>
+        <w:t> </w:t>
+      </w:r>
+      <w:r>
+        <w:rPr>
+          <w:rFonts w:cs="Arial"/>
+        </w:rPr>
+        <w:t>h), hochgerechnet auf ein Jahr eine Gesamtenergie von ca. 4.132</w:t>
+      </w:r>
+      <w:r>
+        <w:rPr>
+          <w:rFonts w:cs="Arial"/>
+        </w:rPr>
+        <w:t> </w:t>
+      </w:r>
+      <w:r>
+        <w:rPr>
+          <w:rFonts w:cs="Arial"/>
+        </w:rPr>
+        <w:t>kWh (11,3</w:t>
+      </w:r>
+      <w:r>
+        <w:rPr>
+          <w:rFonts w:cs="Arial"/>
+        </w:rPr>
+        <w:t>2 </w:t>
+      </w:r>
+      <w:r>
+        <w:rPr>
+          <w:rFonts w:cs="Arial"/>
+        </w:rPr>
+        <w:t>kWh × 365</w:t>
+      </w:r>
+      <w:r>
+        <w:rPr>
+          <w:rFonts w:cs="Arial"/>
+        </w:rPr>
+        <w:t> </w:t>
+      </w:r>
+      <w:r>
+        <w:rPr>
+          <w:rFonts w:cs="Arial"/>
+        </w:rPr>
+        <w:t>Tage).</w:t>
       </w:r>
     </w:p>
     <w:p>
@@ -10552,28 +10893,127 @@
         <w:rPr>
           <w:rFonts w:cs="Arial"/>
         </w:rPr>
-        <w:t xml:space="preserve">Die Visualisierung erfolgt über das </w:t>
-      </w:r>
-      <w:proofErr w:type="gramStart"/>
-      <w:r>
-        <w:rPr>
-          <w:rFonts w:cs="Arial"/>
-        </w:rPr>
-        <w:t>GX Touch</w:t>
-      </w:r>
-      <w:proofErr w:type="gramEnd"/>
-      <w:r>
-        <w:rPr>
-          <w:rFonts w:cs="Arial"/>
-        </w:rPr>
-        <w:t xml:space="preserve"> 50.</w:t>
-      </w:r>
-      <w:r>
-        <w:rPr>
-          <w:rFonts w:cs="Arial"/>
-        </w:rPr>
-        <w:br/>
-        <w:t>Eine weiterführende softwareseitige Steuerung auf Basis der erfassten Daten ist nicht Bestandteil dieser Arbeit.</w:t>
+        <w:t xml:space="preserve">Allerdings schwankt die tatsächliche Tageserzeugung je nach Jahreszeit </w:t>
+      </w:r>
+      <w:r>
+        <w:rPr>
+          <w:rFonts w:cs="Arial"/>
+        </w:rPr>
+        <w:t>deutlich</w:t>
+      </w:r>
+      <w:r>
+        <w:rPr>
+          <w:rFonts w:cs="Arial"/>
+        </w:rPr>
+        <w:t>. Im Sommer (Juni bis August) stehen durchschnittlich rund 7,</w:t>
+      </w:r>
+      <w:r>
+        <w:rPr>
+          <w:rFonts w:cs="Arial"/>
+        </w:rPr>
+        <w:t>3</w:t>
+      </w:r>
+      <w:r>
+        <w:rPr>
+          <w:rFonts w:cs="Arial"/>
+        </w:rPr>
+        <w:t xml:space="preserve"> bis 8,0 Sonnenstunden pro Tag zur Verfügung, was einer täglichen Erzeugung von ca. 1</w:t>
+      </w:r>
+      <w:r>
+        <w:rPr>
+          <w:rFonts w:cs="Arial"/>
+        </w:rPr>
+        <w:t>4</w:t>
+      </w:r>
+      <w:r>
+        <w:rPr>
+          <w:rFonts w:cs="Arial"/>
+        </w:rPr>
+        <w:t>,</w:t>
+      </w:r>
+      <w:r>
+        <w:rPr>
+          <w:rFonts w:cs="Arial"/>
+        </w:rPr>
+        <w:t>6</w:t>
+      </w:r>
+      <w:r>
+        <w:rPr>
+          <w:rFonts w:cs="Arial"/>
+        </w:rPr>
+        <w:t xml:space="preserve"> bis 16,0</w:t>
+      </w:r>
+      <w:r>
+        <w:rPr>
+          <w:rFonts w:cs="Arial"/>
+        </w:rPr>
+        <w:t> </w:t>
+      </w:r>
+      <w:r>
+        <w:rPr>
+          <w:rFonts w:cs="Arial"/>
+        </w:rPr>
+        <w:t xml:space="preserve">kWh entspricht. Im Winter hingegen – insbesondere im Dezember – reduziert sich der Wert auf </w:t>
+      </w:r>
+      <w:r>
+        <w:rPr>
+          <w:rFonts w:cs="Arial"/>
+        </w:rPr>
+        <w:t>ca.</w:t>
+      </w:r>
+      <w:r>
+        <w:rPr>
+          <w:rFonts w:cs="Arial"/>
+        </w:rPr>
+        <w:t xml:space="preserve"> 3 Sonnenstunden pro Tag </w:t>
+      </w:r>
+      <w:r>
+        <w:rPr>
+          <w:rFonts w:cs="Arial"/>
+        </w:rPr>
+        <w:fldChar w:fldCharType="begin"/>
+      </w:r>
+      <w:r>
+        <w:rPr>
+          <w:rFonts w:cs="Arial"/>
+        </w:rPr>
+        <w:instrText xml:space="preserve"> ADDIN ZOTERO_ITEM CSL_CITATION {"citationID":"WtCNDrx8","properties":{"formattedCitation":"[18]","plainCitation":"[18]","noteIndex":0},"citationItems":[{"id":53,"uris":["http://zotero.org/groups/6046789/items/DBM7WFA5"],"itemData":{"id":53,"type":"webpage","abstract":"Klima und wichtige Orte in der Region Tirol in Österreich mit Temperaturen, Regentage und Sonnenstunden. Ergebnisse aus 2 Wetterstationen.","container-title":"Laenderdaten.info","language":"de","title":"Klima: Tirol in Österreich","title-short":"Klima","URL":"https://www.laenderdaten.info/Europa/Oesterreich/Klima-Tirol.php","accessed":{"date-parts":[["2026",2,20]]}}}],"schema":"https://github.com/citation-style-language/schema/raw/master/csl-citation.json"} </w:instrText>
+      </w:r>
+      <w:r>
+        <w:rPr>
+          <w:rFonts w:cs="Arial"/>
+        </w:rPr>
+        <w:fldChar w:fldCharType="separate"/>
+      </w:r>
+      <w:r>
+        <w:rPr>
+          <w:rFonts w:ascii="Aptos" w:hAnsi="Aptos"/>
+        </w:rPr>
+        <w:t>[18]</w:t>
+      </w:r>
+      <w:r>
+        <w:rPr>
+          <w:rFonts w:cs="Arial"/>
+        </w:rPr>
+        <w:fldChar w:fldCharType="end"/>
+      </w:r>
+      <w:r>
+        <w:rPr>
+          <w:rFonts w:cs="Arial"/>
+        </w:rPr>
+        <w:t xml:space="preserve">, was einer täglichen Erzeugung von lediglich ca. </w:t>
+      </w:r>
+      <w:r>
+        <w:rPr>
+          <w:rFonts w:cs="Arial"/>
+        </w:rPr>
+        <w:t>6</w:t>
+      </w:r>
+      <w:r>
+        <w:rPr>
+          <w:rFonts w:cs="Arial"/>
+        </w:rPr>
+        <w:t>,0 kWh entspricht. Diese saisonale Schwankung hat direkte Auswirkungen auf die Dimensionierung des Batteriespeichers und unterstreicht die Bedeutung eines Hybrid-Backups für den ganzjährigen Betrieb.</w:t>
       </w:r>
     </w:p>
     <w:p>
@@ -10588,9 +11028,91 @@
         <w:rPr>
           <w:rFonts w:cs="Arial"/>
         </w:rPr>
-        <w:pict w14:anchorId="65517671">
-          <v:rect id="_x0000_i1050" style="width:0;height:1.5pt" o:hralign="center" o:hrstd="t" o:hr="t" fillcolor="#a0a0a0" stroked="f"/>
-        </w:pict>
+        <w:t xml:space="preserve">Der österreichische Endkundenstrompreis liegt bei rund 0,20 </w:t>
+      </w:r>
+      <w:r>
+        <w:rPr>
+          <w:rFonts w:cs="Arial"/>
+        </w:rPr>
+        <w:t>bis</w:t>
+      </w:r>
+      <w:r>
+        <w:rPr>
+          <w:rFonts w:cs="Arial"/>
+        </w:rPr>
+        <w:t xml:space="preserve"> 0,30</w:t>
+      </w:r>
+      <w:r>
+        <w:rPr>
+          <w:rFonts w:cs="Arial"/>
+        </w:rPr>
+        <w:t> </w:t>
+      </w:r>
+      <w:r>
+        <w:rPr>
+          <w:rFonts w:cs="Arial"/>
+        </w:rPr>
+        <w:t xml:space="preserve">Euro/kWh inklusive Netzkosten, Abgaben und Steuern </w:t>
+      </w:r>
+      <w:r>
+        <w:rPr>
+          <w:rFonts w:cs="Arial"/>
+        </w:rPr>
+        <w:fldChar w:fldCharType="begin"/>
+      </w:r>
+      <w:r>
+        <w:rPr>
+          <w:rFonts w:cs="Arial"/>
+        </w:rPr>
+        <w:instrText xml:space="preserve"> ADDIN ZOTERO_ITEM CSL_CITATION {"citationID":"d67iUwMV","properties":{"formattedCitation":"[19]","plainCitation":"[19]","noteIndex":0},"citationItems":[{"id":47,"uris":["http://zotero.org/groups/6046789/items/WU7N8NWY"],"itemData":{"id":47,"type":"webpage","title":"Strompreisindizes: AEA - Österreichische Energieagentur","URL":"https://www.energyagency.at/fakten/strompreisindizes","accessed":{"date-parts":[["2026",2,19]]}}}],"schema":"https://github.com/citation-style-language/schema/raw/master/csl-citation.json"} </w:instrText>
+      </w:r>
+      <w:r>
+        <w:rPr>
+          <w:rFonts w:cs="Arial"/>
+        </w:rPr>
+        <w:fldChar w:fldCharType="separate"/>
+      </w:r>
+      <w:r>
+        <w:rPr>
+          <w:rFonts w:ascii="Aptos" w:hAnsi="Aptos"/>
+        </w:rPr>
+        <w:t>[19]</w:t>
+      </w:r>
+      <w:r>
+        <w:rPr>
+          <w:rFonts w:cs="Arial"/>
+        </w:rPr>
+        <w:fldChar w:fldCharType="end"/>
+      </w:r>
+      <w:r>
+        <w:rPr>
+          <w:rFonts w:cs="Arial"/>
+        </w:rPr>
+        <w:t xml:space="preserve">. Als Mittelwert wird für die Berechnung </w:t>
+      </w:r>
+      <w:r>
+        <w:rPr>
+          <w:rFonts w:cs="Arial"/>
+        </w:rPr>
+        <w:t xml:space="preserve">wird </w:t>
+      </w:r>
+      <w:r>
+        <w:rPr>
+          <w:rFonts w:cs="Arial"/>
+        </w:rPr>
+        <w:t>ein Preis von 0,25</w:t>
+      </w:r>
+      <w:r>
+        <w:rPr>
+          <w:rFonts w:cs="Arial"/>
+        </w:rPr>
+        <w:t> </w:t>
+      </w:r>
+      <w:r>
+        <w:rPr>
+          <w:rFonts w:cs="Arial"/>
+        </w:rPr>
+        <w:t>Euro/kWh angesetzt. Dabei ist zu berücksichtigen, dass nicht die gesamte erzeugte Energie direkt eingespart wird – ein Teil des Stroms wird unmittelbar beim Entstehen verbraucht (Direktverbrauch), der Rest wird im Batteriespeicher zwischengespeichert. Laut Branchenerfahrungen liegt der direkte Eigenverbrauchsanteil bei typischen Anlagen bei rund 30 % [1]. Bei Gewächshausanwendungen ist dieser Anteil tendenziell höher, da der Stromverbrauch durch Sensoren, Pumpen und Steuerungssysteme überwiegend tagsüber anfällt und damit zeitlich gut mit der PV-Erzeugung übereinstimmt. Für die Berechnung wird vereinfachend angenommen, dass die gesamte erzeugte Energie entweder direkt verbraucht oder über den Batteriespeicher genutzt wird, was bei einem gut dimensionierten Inselsystem realistisch ist. Daraus ergibt sich eine jährliche Kosteneinsparung von rund 1.033 Euro (4.132 kWh × 0,25 Euro/kWh).</w:t>
       </w:r>
     </w:p>
     <w:p>
@@ -10599,17 +11121,13 @@
         <w:jc w:val="both"/>
         <w:rPr>
           <w:rFonts w:cs="Arial"/>
-          <w:b/>
-          <w:bCs/>
-        </w:rPr>
-      </w:pPr>
-      <w:r>
-        <w:rPr>
-          <w:rFonts w:cs="Arial"/>
-          <w:b/>
-          <w:bCs/>
-        </w:rPr>
-        <w:t>4.6.3 Hardwareseitiges Lastmanagement im MultiPlus</w:t>
+        </w:rPr>
+      </w:pPr>
+      <w:r>
+        <w:rPr>
+          <w:rFonts w:cs="Arial"/>
+        </w:rPr>
+        <w:t>Der ROI berechnet sich aus dem Verhältnis zwischen dem jährlichen Nutzen und der Gesamtinvestition:</w:t>
       </w:r>
     </w:p>
     <w:p>
@@ -10624,28 +11142,7 @@
         <w:rPr>
           <w:rFonts w:cs="Arial"/>
         </w:rPr>
-        <w:t>Das Lastmanagement erfolgt über den MultiPlus 12/800.</w:t>
-      </w:r>
-      <w:r>
-        <w:rPr>
-          <w:rFonts w:cs="Arial"/>
-        </w:rPr>
-        <w:br/>
-        <w:t xml:space="preserve">Die Kommunikation mit dem Cerbo GX erfolgt über </w:t>
-      </w:r>
-      <w:proofErr w:type="spellStart"/>
-      <w:r>
-        <w:rPr>
-          <w:rFonts w:cs="Arial"/>
-        </w:rPr>
-        <w:t>VE.Bus</w:t>
-      </w:r>
-      <w:proofErr w:type="spellEnd"/>
-      <w:r>
-        <w:rPr>
-          <w:rFonts w:cs="Arial"/>
-        </w:rPr>
-        <w:t>.</w:t>
+        <w:t>ROI = (jährlicher Nutzen / Investition) × 100 = (1.033 / 4.800) × 100 ≈ 21,5 %</w:t>
       </w:r>
     </w:p>
     <w:p>
@@ -10660,14 +11157,7 @@
         <w:rPr>
           <w:rFonts w:cs="Arial"/>
         </w:rPr>
-        <w:t>Der MultiPlus stellt Schutzfunktionen wie Unterspannungsabschaltung und netzseitige Leistungsunterstützung bereit.</w:t>
-      </w:r>
-      <w:r>
-        <w:rPr>
-          <w:rFonts w:cs="Arial"/>
-        </w:rPr>
-        <w:br/>
-        <w:t>Die Parametrierung erfolgt mit den von Victron Energy vorgesehenen Konfigurationstools.</w:t>
+        <w:t>Die durchschnittliche jährliche Kapitalrendite liegt damit bei rund 21,5 %.</w:t>
       </w:r>
     </w:p>
     <w:p>
@@ -10678,11 +11168,13 @@
           <w:rFonts w:cs="Arial"/>
         </w:rPr>
       </w:pPr>
-      <w:r>
-        <w:rPr>
-          <w:rFonts w:cs="Arial"/>
-        </w:rPr>
-        <w:t>Eine externe Steuerungseinheit ist für diese Schutzfunktionen nicht erforderlich.</w:t>
+    </w:p>
+    <w:p>
+      <w:pPr>
+        <w:pStyle w:val="berschrift2"/>
+      </w:pPr>
+      <w:r>
+        <w:t>4.7.2 Amortisationsrechnung und Vergleich: Insellösung versus Netzanbindung</w:t>
       </w:r>
     </w:p>
     <w:p>
@@ -10697,9 +11189,7 @@
         <w:rPr>
           <w:rFonts w:cs="Arial"/>
         </w:rPr>
-        <w:pict w14:anchorId="0139BB93">
-          <v:rect id="_x0000_i1051" style="width:0;height:1.5pt" o:hralign="center" o:hrstd="t" o:hr="t" fillcolor="#a0a0a0" stroked="f"/>
-        </w:pict>
+        <w:t>Die einfache Amortisationszeit ohne Berücksichtigung von Preissteigerungen beträgt:</w:t>
       </w:r>
     </w:p>
     <w:p>
@@ -10708,17 +11198,13 @@
         <w:jc w:val="both"/>
         <w:rPr>
           <w:rFonts w:cs="Arial"/>
-          <w:b/>
-          <w:bCs/>
-        </w:rPr>
-      </w:pPr>
-      <w:r>
-        <w:rPr>
-          <w:rFonts w:cs="Arial"/>
-          <w:b/>
-          <w:bCs/>
-        </w:rPr>
-        <w:t>4.6.4 Remote-Monitoring über das VRM-Portal</w:t>
+        </w:rPr>
+      </w:pPr>
+      <w:r>
+        <w:rPr>
+          <w:rFonts w:cs="Arial"/>
+        </w:rPr>
+        <w:t>Amortisationszeit = Investition / jährliche Einsparung = 4.800 Euro / 913 Euro ≈ 5,3 Jahre</w:t>
       </w:r>
     </w:p>
     <w:p>
@@ -10733,7 +11219,14 @@
         <w:rPr>
           <w:rFonts w:cs="Arial"/>
         </w:rPr>
-        <w:t>Die Netzwerkverbindung über Ethernet oder WLAN ermöglicht die Anbindung an das VRM-Portal von Victron Energy.</w:t>
+        <w:t xml:space="preserve">Berücksichtigt man, dass die österreichischen Großhandelspreise für Strom laut Austrian Energy Agency im Februar 2026 gegenüber dem Vorjahr um rund 3,7 % gestiegen sind [3], ist davon auszugehen, dass auch die Endkundenpreise mittelfristig weiter steigen werden – wenn auch gedämpft durch stabile Netzgebühren- und Steueranteile. Steigende </w:t>
+      </w:r>
+      <w:r>
+        <w:rPr>
+          <w:rFonts w:cs="Arial"/>
+        </w:rPr>
+        <w:lastRenderedPageBreak/>
+        <w:t>Endkundenpreise würden die jährliche Einsparung erhöhen und die effektive Amortisationszeit gegenüber dem berechneten Wert von 5,3 Jahren weiter verkürzen.</w:t>
       </w:r>
     </w:p>
     <w:p>
@@ -10748,14 +11241,7 @@
         <w:rPr>
           <w:rFonts w:cs="Arial"/>
         </w:rPr>
-        <w:t>Das Portal dient der Fernüberwachung und Speicherung historischer Systemdaten.</w:t>
-      </w:r>
-      <w:r>
-        <w:rPr>
-          <w:rFonts w:cs="Arial"/>
-        </w:rPr>
-        <w:br/>
-        <w:t>Die Daten werden über die GX-Geräte bereitgestellt.</w:t>
+        <w:t>Im Vergleich zur Insellösung bietet eine Netzanbindung mit Einspeisung in das öffentliche Netz deutlich geringere wirtschaftliche Vorteile. Der ÖMAG-Einspeisetarif lag zuletzt bei rund 5,9 Cent/kWh, während private Anbieter zwischen 2,0 und 11,0 Cent/kWh vergüten – im Durchschnitt rund 6,05 Cent/kWh [5]. Das liegt deutlich unter dem angenommenen Eigenverbrauchswert von 0,25 Euro/kWh. Bei vollständiger Einspeisung würde die jährliche Vergütung lediglich 220 bis 400 Euro betragen, was die Amortisationszeit auf 12 bis 22 Jahre verlängern würde.</w:t>
       </w:r>
     </w:p>
     <w:p>
@@ -10770,7 +11256,15 @@
         <w:rPr>
           <w:rFonts w:cs="Arial"/>
         </w:rPr>
-        <w:t>Zusätzlich unterstützt der Cerbo GX Modbus-TCP als standardisiertes Kommunikationsprotokoll, sofern dieses aktiviert wird [3].</w:t>
+        <w:t>Für Gewächshausanwendungen ist die Insellösung daher wirtschaftlich klar vorteilhafter: Der selbst erzeugte Strom wird zum Vollpreis bewertet, Netzgebühren entfallen, und die Versorgung bleibt auch bei Netzausfällen gesichert. Der wesentliche Nachteil der Insellösung liegt in der Speicherabhängigkeit – bei anhaltend schlechter Sonneneinstrahlung, etwa im Winter, muss die Batteriekapazität ausreichend dimensioniert sein, um Versorgungsunterbrechungen zu vermeiden. Das entwickelte Hybridsystem adressiert diesen Punkt durch den integrierten Netzanschluss des Victron MultiPlus, der bei Bedarf als Backup-Versorgung aktiviert werden kann.</w:t>
+      </w:r>
+    </w:p>
+    <w:p>
+      <w:pPr>
+        <w:pStyle w:val="berschrift2"/>
+      </w:pPr>
+      <w:r>
+        <w:t>4.7.3 Betriebskosten, LCOE und ergänzende Energiequellen</w:t>
       </w:r>
     </w:p>
     <w:p>
@@ -10785,7 +11279,7 @@
         <w:rPr>
           <w:rFonts w:cs="Arial"/>
         </w:rPr>
-        <w:t>Eine weiterführende Verarbeitung der Daten außerhalb der vorgesehenen Victron-Systemumgebung ist nicht Bestandteil dieser Arbeit.</w:t>
+        <w:t>Die laufenden Betriebskosten des PV-Inselsystems sind gering. Da PV-Anlagen grundsätzlich weitgehend wartungsfrei sind und eine regelmäßige Reinigung in der Regel nicht erforderlich ist [1], beschränken sich die jährlichen Betriebskosten auf gelegentliche Sichtprüfungen, den Austausch von Kleinteilen sowie das Monitoring des Batteriezustands. Die geschätzten jährlichen Betriebskosten liegen bei 10 bis 20 Euro.</w:t>
       </w:r>
     </w:p>
     <w:p>
@@ -10800,10 +11294,63 @@
         <w:rPr>
           <w:rFonts w:cs="Arial"/>
         </w:rPr>
-        <w:lastRenderedPageBreak/>
-        <w:pict w14:anchorId="1EDDA6CF">
-          <v:rect id="_x0000_i1052" style="width:0;height:1.5pt" o:hralign="center" o:hrstd="t" o:hr="t" fillcolor="#a0a0a0" stroked="f"/>
-        </w:pict>
+        <w:t>Die Stromerzeugungskosten (</w:t>
+      </w:r>
+      <w:proofErr w:type="spellStart"/>
+      <w:r>
+        <w:rPr>
+          <w:rFonts w:cs="Arial"/>
+        </w:rPr>
+        <w:t>Levelized</w:t>
+      </w:r>
+      <w:proofErr w:type="spellEnd"/>
+      <w:r>
+        <w:rPr>
+          <w:rFonts w:cs="Arial"/>
+        </w:rPr>
+        <w:t xml:space="preserve"> </w:t>
+      </w:r>
+      <w:proofErr w:type="spellStart"/>
+      <w:r>
+        <w:rPr>
+          <w:rFonts w:cs="Arial"/>
+        </w:rPr>
+        <w:t>Cost</w:t>
+      </w:r>
+      <w:proofErr w:type="spellEnd"/>
+      <w:r>
+        <w:rPr>
+          <w:rFonts w:cs="Arial"/>
+        </w:rPr>
+        <w:t xml:space="preserve"> </w:t>
+      </w:r>
+      <w:proofErr w:type="spellStart"/>
+      <w:r>
+        <w:rPr>
+          <w:rFonts w:cs="Arial"/>
+        </w:rPr>
+        <w:t>of</w:t>
+      </w:r>
+      <w:proofErr w:type="spellEnd"/>
+      <w:r>
+        <w:rPr>
+          <w:rFonts w:cs="Arial"/>
+        </w:rPr>
+        <w:t xml:space="preserve"> </w:t>
+      </w:r>
+      <w:proofErr w:type="spellStart"/>
+      <w:r>
+        <w:rPr>
+          <w:rFonts w:cs="Arial"/>
+        </w:rPr>
+        <w:t>Electricity</w:t>
+      </w:r>
+      <w:proofErr w:type="spellEnd"/>
+      <w:r>
+        <w:rPr>
+          <w:rFonts w:cs="Arial"/>
+        </w:rPr>
+        <w:t>, LCOE) liegen auf Basis der Investitionskosten von 4.800 Euro, einer angenommenen Systemlebensdauer von 10 bis 15 Jahren und einer jährlichen Energieerzeugung von 3.650 kWh bei rund 0,09 bis 0,13 Euro/kWh – deutlich unter dem aktuellen Endkundenpreis von 0,25 Euro/kWh.</w:t>
       </w:r>
     </w:p>
     <w:p>
@@ -10812,17 +11359,13 @@
         <w:jc w:val="both"/>
         <w:rPr>
           <w:rFonts w:cs="Arial"/>
-          <w:b/>
-          <w:bCs/>
-        </w:rPr>
-      </w:pPr>
-      <w:r>
-        <w:rPr>
-          <w:rFonts w:cs="Arial"/>
-          <w:b/>
-          <w:bCs/>
-        </w:rPr>
-        <w:t>Quellenverzeichnis (IEEE)</w:t>
+        </w:rPr>
+      </w:pPr>
+      <w:r>
+        <w:rPr>
+          <w:rFonts w:cs="Arial"/>
+        </w:rPr>
+        <w:t>Ergänzend zur Photovoltaik könnten in geeigneten Standortsituationen weitere erneuerbare Energiequellen zur Erhöhung der Wirtschaftlichkeit und Versorgungssicherheit beitragen. Windkraft erzeugt überwiegend im Winter Strom und würde die saisonal geringere PV-Produktion gut ergänzen [6]. Für Österreich sind Marktprämien für Windkraft von bis zu 9,6 Cent/kWh (Stand 2024) vorgesehen [6], was die wirtschaftliche Attraktivität kleiner Windanlagen prinzipiell unterstützt. An Standorten mit Gewässernähe – etwa bei Gewächshäusern in der Nähe von Bächen oder Flüssen – wäre zudem der Einsatz von Kleinstwasserkraftanlagen denkbar. Das verbleibende Ausbaupotenzial für Wasserkraft in Österreich ist jedoch begrenzt, und ökologische sowie rechtliche Einschränkungen erschweren Neubauprojekte [6]. Beide Technologien werden daher hier lediglich als theoretische Ergänzungsoptionen angeführt, da belastbare Wirtschaftlichkeitsdaten für Kleinstanlagen im betrachteten Leistungsbereich nicht verfügbar sind.</w:t>
       </w:r>
     </w:p>
     <w:p>
@@ -10837,41 +11380,8 @@
         <w:rPr>
           <w:rFonts w:cs="Arial"/>
         </w:rPr>
-        <w:t xml:space="preserve">[2] Victron Energy B.V., </w:t>
-      </w:r>
-      <w:r>
-        <w:rPr>
-          <w:rFonts w:cs="Arial"/>
-          <w:i/>
-          <w:iCs/>
-        </w:rPr>
-        <w:t xml:space="preserve">Datenblatt Cerbo GX, Cerbo-S GX und </w:t>
-      </w:r>
-      <w:proofErr w:type="gramStart"/>
-      <w:r>
-        <w:rPr>
-          <w:rFonts w:cs="Arial"/>
-          <w:i/>
-          <w:iCs/>
-        </w:rPr>
-        <w:t>GX Touch</w:t>
-      </w:r>
-      <w:proofErr w:type="gramEnd"/>
-      <w:r>
-        <w:rPr>
-          <w:rFonts w:cs="Arial"/>
-        </w:rPr>
-        <w:t xml:space="preserve">, Almere, Niederlande. [Online]. Verfügbar: </w:t>
-      </w:r>
-      <w:hyperlink r:id="rId7" w:tgtFrame="_new" w:history="1">
-        <w:r>
-          <w:rPr>
-            <w:rStyle w:val="Hyperlink"/>
-            <w:rFonts w:cs="Arial"/>
-          </w:rPr>
-          <w:t>www.victronenergy.de</w:t>
-        </w:r>
-      </w:hyperlink>
+        <w:t>Zusammenfassend zeigt die Analyse, dass das Energie-Management-Modul für ein 10 m² Gewächshaus mit einer Investition von rund 4.800 Euro, einer jährlichen Einsparung von ca. 913 Euro und einer Amortisationszeit von etwa 5,3 Jahren eine wirtschaftlich solide Lösung darstellt. Die niedrigen LCOE, die Versorgungssicherheit durch das Hybridsystem sowie die Unabhängigkeit von Netzgebühren sprechen klar für die Insellösung gegenüber einer reinen Netzeinspeisung.</w:t>
+      </w:r>
     </w:p>
     <w:p>
       <w:pPr>
@@ -10881,35 +11391,6 @@
           <w:rFonts w:cs="Arial"/>
         </w:rPr>
       </w:pPr>
-      <w:r>
-        <w:rPr>
-          <w:rFonts w:cs="Arial"/>
-        </w:rPr>
-        <w:t xml:space="preserve">[3] Victron Energy B.V., </w:t>
-      </w:r>
-      <w:r>
-        <w:rPr>
-          <w:rFonts w:cs="Arial"/>
-          <w:i/>
-          <w:iCs/>
-        </w:rPr>
-        <w:t>GX Modbus-TCP Manual</w:t>
-      </w:r>
-      <w:r>
-        <w:rPr>
-          <w:rFonts w:cs="Arial"/>
-        </w:rPr>
-        <w:t xml:space="preserve">. [Online]. Verfügbar: Whitepapers-Bereich auf </w:t>
-      </w:r>
-      <w:hyperlink r:id="rId8" w:tgtFrame="_new" w:history="1">
-        <w:r>
-          <w:rPr>
-            <w:rStyle w:val="Hyperlink"/>
-            <w:rFonts w:cs="Arial"/>
-          </w:rPr>
-          <w:t>www.victronenergy.com</w:t>
-        </w:r>
-      </w:hyperlink>
     </w:p>
     <w:p>
       <w:pPr>
@@ -10919,6 +11400,12 @@
           <w:rFonts w:cs="Arial"/>
         </w:rPr>
       </w:pPr>
+      <w:r>
+        <w:rPr>
+          <w:rFonts w:cs="Arial"/>
+        </w:rPr>
+        <w:t>Quellenverzeichnis</w:t>
+      </w:r>
     </w:p>
     <w:p>
       <w:pPr>
@@ -10928,6 +11415,12 @@
           <w:rFonts w:cs="Arial"/>
         </w:rPr>
       </w:pPr>
+      <w:r>
+        <w:rPr>
+          <w:rFonts w:cs="Arial"/>
+        </w:rPr>
+        <w:t>[1] Salzburg AG, "Kosten &amp; Ertrag von PV-Anlagen", salzburg-ag.at, Stand: 23.10.2025. [Online]. Verfügbar: https://www.salzburg-ag.at/photovoltaik/privat/infos-ratgeber/wirtschaftlichkeit-finanzierung/pv-kosten-rechner.html</w:t>
+      </w:r>
     </w:p>
     <w:p>
       <w:pPr>
@@ -10937,6 +11430,12 @@
           <w:rFonts w:cs="Arial"/>
         </w:rPr>
       </w:pPr>
+      <w:r>
+        <w:rPr>
+          <w:rFonts w:cs="Arial"/>
+        </w:rPr>
+        <w:t>[2] laenderdaten.info, "Klima Tirol – Sonnenstunden", laenderdaten.info. [Online]. Verfügbar: https://www.laenderdaten.info/Europa/Oesterreich/Klima-Tirol.php</w:t>
+      </w:r>
     </w:p>
     <w:p>
       <w:pPr>
@@ -10946,6 +11445,40 @@
           <w:rFonts w:cs="Arial"/>
         </w:rPr>
       </w:pPr>
+      <w:r>
+        <w:rPr>
+          <w:rFonts w:cs="Arial"/>
+        </w:rPr>
+        <w:t xml:space="preserve">[3] </w:t>
+      </w:r>
+      <w:proofErr w:type="gramStart"/>
+      <w:r>
+        <w:rPr>
+          <w:rFonts w:cs="Arial"/>
+        </w:rPr>
+        <w:t>Österreichische</w:t>
+      </w:r>
+      <w:proofErr w:type="gramEnd"/>
+      <w:r>
+        <w:rPr>
+          <w:rFonts w:cs="Arial"/>
+        </w:rPr>
+        <w:t xml:space="preserve"> Energieagentur – Austrian Energy Agency, "Strompreisindizes – Großhandelspreisindizes steigen im Februar 2026", energyagency.at, 23. </w:t>
+      </w:r>
+      <w:proofErr w:type="spellStart"/>
+      <w:r>
+        <w:rPr>
+          <w:rFonts w:cs="Arial"/>
+        </w:rPr>
+        <w:t>Jän</w:t>
+      </w:r>
+      <w:proofErr w:type="spellEnd"/>
+      <w:r>
+        <w:rPr>
+          <w:rFonts w:cs="Arial"/>
+        </w:rPr>
+        <w:t>. 2026. [Online]. Verfügbar: https://www.energyagency.at/fakten/strompreisindizes</w:t>
+      </w:r>
     </w:p>
     <w:p>
       <w:pPr>
@@ -10955,6 +11488,12 @@
           <w:rFonts w:cs="Arial"/>
         </w:rPr>
       </w:pPr>
+      <w:r>
+        <w:rPr>
+          <w:rFonts w:cs="Arial"/>
+        </w:rPr>
+        <w:t>[4] Stromrechner.at, "Aktueller Strompreis in Österreich", stromrechner.at, 2025. [Online]. Verfügbar: https://www.stromrechner.at/einspeisetarif</w:t>
+      </w:r>
     </w:p>
     <w:p>
       <w:pPr>
@@ -10964,6 +11503,12 @@
           <w:rFonts w:cs="Arial"/>
         </w:rPr>
       </w:pPr>
+      <w:r>
+        <w:rPr>
+          <w:rFonts w:cs="Arial"/>
+        </w:rPr>
+        <w:t>[5] Stromrechner.at, "Einspeisevergütung für überschüssigen Strom aus Photovoltaikanlagen", stromrechner.at, Stand: Mai 2025. [Online]. Verfügbar: https://www.stromrechner.at/einspeisetarif</w:t>
+      </w:r>
     </w:p>
     <w:p>
       <w:pPr>
@@ -10973,6 +11518,12 @@
           <w:rFonts w:cs="Arial"/>
         </w:rPr>
       </w:pPr>
+      <w:r>
+        <w:rPr>
+          <w:rFonts w:cs="Arial"/>
+        </w:rPr>
+        <w:t>[6] Klima- und Energiefonds Österreich / Evaluierungsbericht EAG, "Evaluierung der Ausschreibungen und Förderungen für Wind- und Wasserkraft gemäß EAG", Wien, Nov. 2024.</w:t>
+      </w:r>
     </w:p>
     <w:p>
       <w:pPr>
@@ -11003,6 +11554,69 @@
     </w:p>
     <w:p>
       <w:pPr>
+        <w:ind w:left="708"/>
+        <w:jc w:val="both"/>
+        <w:rPr>
+          <w:rFonts w:cs="Arial"/>
+        </w:rPr>
+      </w:pPr>
+    </w:p>
+    <w:p>
+      <w:pPr>
+        <w:ind w:left="708"/>
+        <w:jc w:val="both"/>
+        <w:rPr>
+          <w:rFonts w:cs="Arial"/>
+        </w:rPr>
+      </w:pPr>
+    </w:p>
+    <w:p>
+      <w:pPr>
+        <w:ind w:left="708"/>
+        <w:jc w:val="both"/>
+        <w:rPr>
+          <w:rFonts w:cs="Arial"/>
+        </w:rPr>
+      </w:pPr>
+    </w:p>
+    <w:p>
+      <w:pPr>
+        <w:ind w:left="708"/>
+        <w:jc w:val="both"/>
+        <w:rPr>
+          <w:rFonts w:cs="Arial"/>
+        </w:rPr>
+      </w:pPr>
+    </w:p>
+    <w:p>
+      <w:pPr>
+        <w:ind w:left="708"/>
+        <w:jc w:val="both"/>
+        <w:rPr>
+          <w:rFonts w:cs="Arial"/>
+        </w:rPr>
+      </w:pPr>
+    </w:p>
+    <w:p>
+      <w:pPr>
+        <w:ind w:left="708"/>
+        <w:jc w:val="both"/>
+        <w:rPr>
+          <w:rFonts w:cs="Arial"/>
+        </w:rPr>
+      </w:pPr>
+    </w:p>
+    <w:p>
+      <w:pPr>
+        <w:ind w:left="708"/>
+        <w:jc w:val="both"/>
+        <w:rPr>
+          <w:rFonts w:cs="Arial"/>
+        </w:rPr>
+      </w:pPr>
+    </w:p>
+    <w:p>
+      <w:pPr>
         <w:pStyle w:val="berschrift1"/>
       </w:pPr>
       <w:bookmarkStart w:id="22" w:name="_Toc222266679"/>
@@ -11097,6 +11711,7 @@
         <w:rPr>
           <w:rFonts w:ascii="Aptos" w:hAnsi="Aptos"/>
         </w:rPr>
+        <w:lastRenderedPageBreak/>
         <w:t>[4]</w:t>
       </w:r>
       <w:r>
@@ -11205,7 +11820,6 @@
         <w:rPr>
           <w:rFonts w:ascii="Aptos" w:hAnsi="Aptos"/>
         </w:rPr>
-        <w:lastRenderedPageBreak/>
         <w:t>[8]</w:t>
       </w:r>
       <w:r>
@@ -11412,6 +12026,150 @@
         </w:rPr>
         <w:tab/>
         <w:t>„2.1 AGM vs. Lithium - Was ist besser?“ Zugegriffen: 17. Februar 2026. [Online]. Verfügbar unter: http://greenboatsolutions.de/ratgeber/agm-vs-lithium?srsltid=AfmBOoq4MEVKskN6v5GYbOgMlML4Zs3DHCf-YTXt-HHQTaIWApUYtA6a</w:t>
+      </w:r>
+    </w:p>
+    <w:p>
+      <w:pPr>
+        <w:pStyle w:val="Literaturverzeichnis"/>
+        <w:rPr>
+          <w:rFonts w:ascii="Aptos" w:hAnsi="Aptos"/>
+        </w:rPr>
+      </w:pPr>
+      <w:r>
+        <w:rPr>
+          <w:rFonts w:ascii="Aptos" w:hAnsi="Aptos"/>
+        </w:rPr>
+        <w:t>[15]</w:t>
+      </w:r>
+      <w:r>
+        <w:rPr>
+          <w:rFonts w:ascii="Aptos" w:hAnsi="Aptos"/>
+        </w:rPr>
+        <w:tab/>
+        <w:t>M. Vader, „Datenkommunikation mit Victron Energy Produkten“.</w:t>
+      </w:r>
+    </w:p>
+    <w:p>
+      <w:pPr>
+        <w:pStyle w:val="Literaturverzeichnis"/>
+        <w:rPr>
+          <w:rFonts w:ascii="Aptos" w:hAnsi="Aptos"/>
+        </w:rPr>
+      </w:pPr>
+      <w:r>
+        <w:rPr>
+          <w:rFonts w:ascii="Aptos" w:hAnsi="Aptos"/>
+          <w:lang w:val="en-GB"/>
+        </w:rPr>
+        <w:t>[16]</w:t>
+      </w:r>
+      <w:r>
+        <w:rPr>
+          <w:rFonts w:ascii="Aptos" w:hAnsi="Aptos"/>
+          <w:lang w:val="en-GB"/>
+        </w:rPr>
+        <w:tab/>
+        <w:t xml:space="preserve">„GX Modbus-TCP Manual [Victron </w:t>
+      </w:r>
+      <w:proofErr w:type="gramStart"/>
+      <w:r>
+        <w:rPr>
+          <w:rFonts w:ascii="Aptos" w:hAnsi="Aptos"/>
+          <w:lang w:val="en-GB"/>
+        </w:rPr>
+        <w:t>Energy]“</w:t>
+      </w:r>
+      <w:proofErr w:type="gramEnd"/>
+      <w:r>
+        <w:rPr>
+          <w:rFonts w:ascii="Aptos" w:hAnsi="Aptos"/>
+          <w:lang w:val="en-GB"/>
+        </w:rPr>
+        <w:t xml:space="preserve">. </w:t>
+      </w:r>
+      <w:r>
+        <w:rPr>
+          <w:rFonts w:ascii="Aptos" w:hAnsi="Aptos"/>
+        </w:rPr>
+        <w:t>Zugegriffen: 19. Februar 2026. [Online]. Verfügbar unter: https://www.victronenergy.com/live/ccgx:modbustcp_faq</w:t>
+      </w:r>
+    </w:p>
+    <w:p>
+      <w:pPr>
+        <w:pStyle w:val="Literaturverzeichnis"/>
+        <w:rPr>
+          <w:rFonts w:ascii="Aptos" w:hAnsi="Aptos"/>
+        </w:rPr>
+      </w:pPr>
+      <w:r>
+        <w:rPr>
+          <w:rFonts w:ascii="Aptos" w:hAnsi="Aptos"/>
+        </w:rPr>
+        <w:t>[17]</w:t>
+      </w:r>
+      <w:r>
+        <w:rPr>
+          <w:rFonts w:ascii="Aptos" w:hAnsi="Aptos"/>
+        </w:rPr>
+        <w:tab/>
+        <w:t xml:space="preserve">„Photovoltaik Kosten &amp; Ertrag inkl. </w:t>
+      </w:r>
+      <w:proofErr w:type="gramStart"/>
+      <w:r>
+        <w:rPr>
+          <w:rFonts w:ascii="Aptos" w:hAnsi="Aptos"/>
+        </w:rPr>
+        <w:t>PV Rechner</w:t>
+      </w:r>
+      <w:proofErr w:type="gramEnd"/>
+      <w:r>
+        <w:rPr>
+          <w:rFonts w:ascii="Aptos" w:hAnsi="Aptos"/>
+        </w:rPr>
+        <w:t xml:space="preserve"> - Salzburg AG für Energie, Verkehr &amp; Telekommunikation“. Zugegriffen: 19. Februar 2026. [Online]. Verfügbar unter: https://www.salzburg-ag.at/photovoltaik/privat/infos-ratgeber/wirtschaftlichkeit-finanzierung/pv-kosten-rechner.html</w:t>
+      </w:r>
+    </w:p>
+    <w:p>
+      <w:pPr>
+        <w:pStyle w:val="Literaturverzeichnis"/>
+        <w:rPr>
+          <w:rFonts w:ascii="Aptos" w:hAnsi="Aptos"/>
+        </w:rPr>
+      </w:pPr>
+      <w:r>
+        <w:rPr>
+          <w:rFonts w:ascii="Aptos" w:hAnsi="Aptos"/>
+        </w:rPr>
+        <w:lastRenderedPageBreak/>
+        <w:t>[18]</w:t>
+      </w:r>
+      <w:r>
+        <w:rPr>
+          <w:rFonts w:ascii="Aptos" w:hAnsi="Aptos"/>
+        </w:rPr>
+        <w:tab/>
+        <w:t>„Klima: Tirol in Österreich“, Laenderdaten.info. Zugegriffen: 20. Februar 2026. [Online]. Verfügbar unter: https://www.laenderdaten.info/Europa/Oesterreich/Klima-Tirol.php</w:t>
+      </w:r>
+    </w:p>
+    <w:p>
+      <w:pPr>
+        <w:pStyle w:val="Literaturverzeichnis"/>
+        <w:rPr>
+          <w:rFonts w:ascii="Aptos" w:hAnsi="Aptos"/>
+        </w:rPr>
+      </w:pPr>
+      <w:r>
+        <w:rPr>
+          <w:rFonts w:ascii="Aptos" w:hAnsi="Aptos"/>
+        </w:rPr>
+        <w:t>[19]</w:t>
+      </w:r>
+      <w:r>
+        <w:rPr>
+          <w:rFonts w:ascii="Aptos" w:hAnsi="Aptos"/>
+        </w:rPr>
+        <w:tab/>
+        <w:t>„Strompreisindizes: AEA - Österreichische Energieagentur“. Zugegriffen: 19. Februar 2026. [Online]. Verfügbar unter: https://www.energyagency.at/fakten/strompreisindizes</w:t>
       </w:r>
     </w:p>
     <w:p>

--- a/Diplomarbeit/5_Schreiben/0.0_Inhaltsverzeichnis_und_DA.docx
+++ b/Diplomarbeit/5_Schreiben/0.0_Inhaltsverzeichnis_und_DA.docx
@@ -59,7 +59,7 @@
           <w:r>
             <w:fldChar w:fldCharType="separate"/>
           </w:r>
-          <w:hyperlink w:anchor="_Toc222266659" w:history="1">
+          <w:hyperlink w:anchor="_Toc222694185" w:history="1">
             <w:r>
               <w:rPr>
                 <w:rStyle w:val="Hyperlink"/>
@@ -86,7 +86,7 @@
                 <w:noProof/>
                 <w:webHidden/>
               </w:rPr>
-              <w:instrText xml:space="preserve"> PAGEREF _Toc222266659 \h </w:instrText>
+              <w:instrText xml:space="preserve"> PAGEREF _Toc222694185 \h </w:instrText>
             </w:r>
             <w:r>
               <w:rPr>
@@ -131,7 +131,7 @@
               <w:lang w:eastAsia="de-AT"/>
             </w:rPr>
           </w:pPr>
-          <w:hyperlink w:anchor="_Toc222266660" w:history="1">
+          <w:hyperlink w:anchor="_Toc222694186" w:history="1">
             <w:r>
               <w:rPr>
                 <w:rStyle w:val="Hyperlink"/>
@@ -158,7 +158,7 @@
                 <w:noProof/>
                 <w:webHidden/>
               </w:rPr>
-              <w:instrText xml:space="preserve"> PAGEREF _Toc222266660 \h </w:instrText>
+              <w:instrText xml:space="preserve"> PAGEREF _Toc222694186 \h </w:instrText>
             </w:r>
             <w:r>
               <w:rPr>
@@ -203,7 +203,7 @@
               <w:lang w:eastAsia="de-AT"/>
             </w:rPr>
           </w:pPr>
-          <w:hyperlink w:anchor="_Toc222266661" w:history="1">
+          <w:hyperlink w:anchor="_Toc222694187" w:history="1">
             <w:r>
               <w:rPr>
                 <w:rStyle w:val="Hyperlink"/>
@@ -230,7 +230,7 @@
                 <w:noProof/>
                 <w:webHidden/>
               </w:rPr>
-              <w:instrText xml:space="preserve"> PAGEREF _Toc222266661 \h </w:instrText>
+              <w:instrText xml:space="preserve"> PAGEREF _Toc222694187 \h </w:instrText>
             </w:r>
             <w:r>
               <w:rPr>
@@ -275,7 +275,7 @@
               <w:lang w:eastAsia="de-AT"/>
             </w:rPr>
           </w:pPr>
-          <w:hyperlink w:anchor="_Toc222266662" w:history="1">
+          <w:hyperlink w:anchor="_Toc222694188" w:history="1">
             <w:r>
               <w:rPr>
                 <w:rStyle w:val="Hyperlink"/>
@@ -302,7 +302,7 @@
                 <w:noProof/>
                 <w:webHidden/>
               </w:rPr>
-              <w:instrText xml:space="preserve"> PAGEREF _Toc222266662 \h </w:instrText>
+              <w:instrText xml:space="preserve"> PAGEREF _Toc222694188 \h </w:instrText>
             </w:r>
             <w:r>
               <w:rPr>
@@ -347,7 +347,7 @@
               <w:lang w:eastAsia="de-AT"/>
             </w:rPr>
           </w:pPr>
-          <w:hyperlink w:anchor="_Toc222266663" w:history="1">
+          <w:hyperlink w:anchor="_Toc222694189" w:history="1">
             <w:r>
               <w:rPr>
                 <w:rStyle w:val="Hyperlink"/>
@@ -376,7 +376,7 @@
                 <w:noProof/>
                 <w:webHidden/>
               </w:rPr>
-              <w:instrText xml:space="preserve"> PAGEREF _Toc222266663 \h </w:instrText>
+              <w:instrText xml:space="preserve"> PAGEREF _Toc222694189 \h </w:instrText>
             </w:r>
             <w:r>
               <w:rPr>
@@ -421,7 +421,7 @@
               <w:lang w:eastAsia="de-AT"/>
             </w:rPr>
           </w:pPr>
-          <w:hyperlink w:anchor="_Toc222266664" w:history="1">
+          <w:hyperlink w:anchor="_Toc222694190" w:history="1">
             <w:r>
               <w:rPr>
                 <w:rStyle w:val="Hyperlink"/>
@@ -448,7 +448,7 @@
                 <w:noProof/>
                 <w:webHidden/>
               </w:rPr>
-              <w:instrText xml:space="preserve"> PAGEREF _Toc222266664 \h </w:instrText>
+              <w:instrText xml:space="preserve"> PAGEREF _Toc222694190 \h </w:instrText>
             </w:r>
             <w:r>
               <w:rPr>
@@ -493,7 +493,7 @@
               <w:lang w:eastAsia="de-AT"/>
             </w:rPr>
           </w:pPr>
-          <w:hyperlink w:anchor="_Toc222266665" w:history="1">
+          <w:hyperlink w:anchor="_Toc222694191" w:history="1">
             <w:r>
               <w:rPr>
                 <w:rStyle w:val="Hyperlink"/>
@@ -520,7 +520,7 @@
                 <w:noProof/>
                 <w:webHidden/>
               </w:rPr>
-              <w:instrText xml:space="preserve"> PAGEREF _Toc222266665 \h </w:instrText>
+              <w:instrText xml:space="preserve"> PAGEREF _Toc222694191 \h </w:instrText>
             </w:r>
             <w:r>
               <w:rPr>
@@ -565,7 +565,7 @@
               <w:lang w:eastAsia="de-AT"/>
             </w:rPr>
           </w:pPr>
-          <w:hyperlink w:anchor="_Toc222266666" w:history="1">
+          <w:hyperlink w:anchor="_Toc222694192" w:history="1">
             <w:r>
               <w:rPr>
                 <w:rStyle w:val="Hyperlink"/>
@@ -592,7 +592,7 @@
                 <w:noProof/>
                 <w:webHidden/>
               </w:rPr>
-              <w:instrText xml:space="preserve"> PAGEREF _Toc222266666 \h </w:instrText>
+              <w:instrText xml:space="preserve"> PAGEREF _Toc222694192 \h </w:instrText>
             </w:r>
             <w:r>
               <w:rPr>
@@ -637,7 +637,7 @@
               <w:lang w:eastAsia="de-AT"/>
             </w:rPr>
           </w:pPr>
-          <w:hyperlink w:anchor="_Toc222266667" w:history="1">
+          <w:hyperlink w:anchor="_Toc222694193" w:history="1">
             <w:r>
               <w:rPr>
                 <w:rStyle w:val="Hyperlink"/>
@@ -664,7 +664,7 @@
                 <w:noProof/>
                 <w:webHidden/>
               </w:rPr>
-              <w:instrText xml:space="preserve"> PAGEREF _Toc222266667 \h </w:instrText>
+              <w:instrText xml:space="preserve"> PAGEREF _Toc222694193 \h </w:instrText>
             </w:r>
             <w:r>
               <w:rPr>
@@ -709,13 +709,27 @@
               <w:lang w:eastAsia="de-AT"/>
             </w:rPr>
           </w:pPr>
-          <w:hyperlink w:anchor="_Toc222266668" w:history="1">
+          <w:hyperlink w:anchor="_Toc222694194" w:history="1">
             <w:r>
               <w:rPr>
                 <w:rStyle w:val="Hyperlink"/>
                 <w:noProof/>
               </w:rPr>
-              <w:t>4.4 Auswahl der Systemkomponenten</w:t>
+              <w:t>4.4 A</w:t>
+            </w:r>
+            <w:r>
+              <w:rPr>
+                <w:rStyle w:val="Hyperlink"/>
+                <w:noProof/>
+              </w:rPr>
+              <w:t>u</w:t>
+            </w:r>
+            <w:r>
+              <w:rPr>
+                <w:rStyle w:val="Hyperlink"/>
+                <w:noProof/>
+              </w:rPr>
+              <w:t>swahl der Systemkomponenten</w:t>
             </w:r>
             <w:r>
               <w:rPr>
@@ -736,7 +750,7 @@
                 <w:noProof/>
                 <w:webHidden/>
               </w:rPr>
-              <w:instrText xml:space="preserve"> PAGEREF _Toc222266668 \h </w:instrText>
+              <w:instrText xml:space="preserve"> PAGEREF _Toc222694194 \h </w:instrText>
             </w:r>
             <w:r>
               <w:rPr>
@@ -781,12 +795,11 @@
               <w:lang w:eastAsia="de-AT"/>
             </w:rPr>
           </w:pPr>
-          <w:hyperlink w:anchor="_Toc222266669" w:history="1">
+          <w:hyperlink w:anchor="_Toc222694195" w:history="1">
             <w:r>
               <w:rPr>
                 <w:rStyle w:val="Hyperlink"/>
                 <w:noProof/>
-                <w:lang w:val="en-GB"/>
               </w:rPr>
               <w:t>4.4.1 PV-Modul enjoysolar 180</w:t>
             </w:r>
@@ -795,7 +808,6 @@
                 <w:rStyle w:val="Hyperlink"/>
                 <w:rFonts w:cs="Arial"/>
                 <w:noProof/>
-                <w:lang w:val="en-GB"/>
               </w:rPr>
               <w:t> </w:t>
             </w:r>
@@ -803,7 +815,6 @@
               <w:rPr>
                 <w:rStyle w:val="Hyperlink"/>
                 <w:noProof/>
-                <w:lang w:val="en-GB"/>
               </w:rPr>
               <w:t>W 12</w:t>
             </w:r>
@@ -812,7 +823,6 @@
                 <w:rStyle w:val="Hyperlink"/>
                 <w:rFonts w:cs="Arial"/>
                 <w:noProof/>
-                <w:lang w:val="en-GB"/>
               </w:rPr>
               <w:t> </w:t>
             </w:r>
@@ -820,7 +830,6 @@
               <w:rPr>
                 <w:rStyle w:val="Hyperlink"/>
                 <w:noProof/>
-                <w:lang w:val="en-GB"/>
               </w:rPr>
               <w:t>V</w:t>
             </w:r>
@@ -843,7 +852,7 @@
                 <w:noProof/>
                 <w:webHidden/>
               </w:rPr>
-              <w:instrText xml:space="preserve"> PAGEREF _Toc222266669 \h </w:instrText>
+              <w:instrText xml:space="preserve"> PAGEREF _Toc222694195 \h </w:instrText>
             </w:r>
             <w:r>
               <w:rPr>
@@ -888,12 +897,11 @@
               <w:lang w:eastAsia="de-AT"/>
             </w:rPr>
           </w:pPr>
-          <w:hyperlink w:anchor="_Toc222266670" w:history="1">
+          <w:hyperlink w:anchor="_Toc222694196" w:history="1">
             <w:r>
               <w:rPr>
                 <w:rStyle w:val="Hyperlink"/>
                 <w:noProof/>
-                <w:lang w:val="en-GB"/>
               </w:rPr>
               <w:t>4.4.2 AGM Super Cycle Batterie 100 Ah</w:t>
             </w:r>
@@ -916,7 +924,7 @@
                 <w:noProof/>
                 <w:webHidden/>
               </w:rPr>
-              <w:instrText xml:space="preserve"> PAGEREF _Toc222266670 \h </w:instrText>
+              <w:instrText xml:space="preserve"> PAGEREF _Toc222694196 \h </w:instrText>
             </w:r>
             <w:r>
               <w:rPr>
@@ -961,7 +969,7 @@
               <w:lang w:eastAsia="de-AT"/>
             </w:rPr>
           </w:pPr>
-          <w:hyperlink w:anchor="_Toc222266671" w:history="1">
+          <w:hyperlink w:anchor="_Toc222694197" w:history="1">
             <w:r>
               <w:rPr>
                 <w:rStyle w:val="Hyperlink"/>
@@ -988,7 +996,7 @@
                 <w:noProof/>
                 <w:webHidden/>
               </w:rPr>
-              <w:instrText xml:space="preserve"> PAGEREF _Toc222266671 \h </w:instrText>
+              <w:instrText xml:space="preserve"> PAGEREF _Toc222694197 \h </w:instrText>
             </w:r>
             <w:r>
               <w:rPr>
@@ -1033,7 +1041,7 @@
               <w:lang w:eastAsia="de-AT"/>
             </w:rPr>
           </w:pPr>
-          <w:hyperlink w:anchor="_Toc222266672" w:history="1">
+          <w:hyperlink w:anchor="_Toc222694198" w:history="1">
             <w:r>
               <w:rPr>
                 <w:rStyle w:val="Hyperlink"/>
@@ -1075,7 +1083,7 @@
                 <w:noProof/>
                 <w:webHidden/>
               </w:rPr>
-              <w:instrText xml:space="preserve"> PAGEREF _Toc222266672 \h </w:instrText>
+              <w:instrText xml:space="preserve"> PAGEREF _Toc222694198 \h </w:instrText>
             </w:r>
             <w:r>
               <w:rPr>
@@ -1120,7 +1128,7 @@
               <w:lang w:eastAsia="de-AT"/>
             </w:rPr>
           </w:pPr>
-          <w:hyperlink w:anchor="_Toc222266673" w:history="1">
+          <w:hyperlink w:anchor="_Toc222694199" w:history="1">
             <w:r>
               <w:rPr>
                 <w:rStyle w:val="Hyperlink"/>
@@ -1147,7 +1155,7 @@
                 <w:noProof/>
                 <w:webHidden/>
               </w:rPr>
-              <w:instrText xml:space="preserve"> PAGEREF _Toc222266673 \h </w:instrText>
+              <w:instrText xml:space="preserve"> PAGEREF _Toc222694199 \h </w:instrText>
             </w:r>
             <w:r>
               <w:rPr>
@@ -1192,7 +1200,7 @@
               <w:lang w:eastAsia="de-AT"/>
             </w:rPr>
           </w:pPr>
-          <w:hyperlink w:anchor="_Toc222266674" w:history="1">
+          <w:hyperlink w:anchor="_Toc222694200" w:history="1">
             <w:r>
               <w:rPr>
                 <w:rStyle w:val="Hyperlink"/>
@@ -1220,7 +1228,7 @@
                 <w:noProof/>
                 <w:webHidden/>
               </w:rPr>
-              <w:instrText xml:space="preserve"> PAGEREF _Toc222266674 \h </w:instrText>
+              <w:instrText xml:space="preserve"> PAGEREF _Toc222694200 \h </w:instrText>
             </w:r>
             <w:r>
               <w:rPr>
@@ -1265,7 +1273,7 @@
               <w:lang w:eastAsia="de-AT"/>
             </w:rPr>
           </w:pPr>
-          <w:hyperlink w:anchor="_Toc222266675" w:history="1">
+          <w:hyperlink w:anchor="_Toc222694201" w:history="1">
             <w:r>
               <w:rPr>
                 <w:rStyle w:val="Hyperlink"/>
@@ -1292,7 +1300,7 @@
                 <w:noProof/>
                 <w:webHidden/>
               </w:rPr>
-              <w:instrText xml:space="preserve"> PAGEREF _Toc222266675 \h </w:instrText>
+              <w:instrText xml:space="preserve"> PAGEREF _Toc222694201 \h </w:instrText>
             </w:r>
             <w:r>
               <w:rPr>
@@ -1337,7 +1345,7 @@
               <w:lang w:eastAsia="de-AT"/>
             </w:rPr>
           </w:pPr>
-          <w:hyperlink w:anchor="_Toc222266676" w:history="1">
+          <w:hyperlink w:anchor="_Toc222694202" w:history="1">
             <w:r>
               <w:rPr>
                 <w:rStyle w:val="Hyperlink"/>
@@ -1364,7 +1372,7 @@
                 <w:noProof/>
                 <w:webHidden/>
               </w:rPr>
-              <w:instrText xml:space="preserve"> PAGEREF _Toc222266676 \h </w:instrText>
+              <w:instrText xml:space="preserve"> PAGEREF _Toc222694202 \h </w:instrText>
             </w:r>
             <w:r>
               <w:rPr>
@@ -1409,7 +1417,7 @@
               <w:lang w:eastAsia="de-AT"/>
             </w:rPr>
           </w:pPr>
-          <w:hyperlink w:anchor="_Toc222266677" w:history="1">
+          <w:hyperlink w:anchor="_Toc222694203" w:history="1">
             <w:r>
               <w:rPr>
                 <w:rStyle w:val="Hyperlink"/>
@@ -1436,7 +1444,7 @@
                 <w:noProof/>
                 <w:webHidden/>
               </w:rPr>
-              <w:instrText xml:space="preserve"> PAGEREF _Toc222266677 \h </w:instrText>
+              <w:instrText xml:space="preserve"> PAGEREF _Toc222694203 \h </w:instrText>
             </w:r>
             <w:r>
               <w:rPr>
@@ -1481,7 +1489,7 @@
               <w:lang w:eastAsia="de-AT"/>
             </w:rPr>
           </w:pPr>
-          <w:hyperlink w:anchor="_Toc222266678" w:history="1">
+          <w:hyperlink w:anchor="_Toc222694204" w:history="1">
             <w:r>
               <w:rPr>
                 <w:rStyle w:val="Hyperlink"/>
@@ -1508,7 +1516,7 @@
                 <w:noProof/>
                 <w:webHidden/>
               </w:rPr>
-              <w:instrText xml:space="preserve"> PAGEREF _Toc222266678 \h </w:instrText>
+              <w:instrText xml:space="preserve"> PAGEREF _Toc222694204 \h </w:instrText>
             </w:r>
             <w:r>
               <w:rPr>
@@ -1553,13 +1561,13 @@
               <w:lang w:eastAsia="de-AT"/>
             </w:rPr>
           </w:pPr>
-          <w:hyperlink w:anchor="_Toc222266679" w:history="1">
+          <w:hyperlink w:anchor="_Toc222694205" w:history="1">
             <w:r>
               <w:rPr>
                 <w:rStyle w:val="Hyperlink"/>
                 <w:noProof/>
               </w:rPr>
-              <w:t>5. Quellenverzeichnis</w:t>
+              <w:t>4.6 Integration und Konfiguration des Victron-Energy-Monitoring-Systems</w:t>
             </w:r>
             <w:r>
               <w:rPr>
@@ -1580,7 +1588,7 @@
                 <w:noProof/>
                 <w:webHidden/>
               </w:rPr>
-              <w:instrText xml:space="preserve"> PAGEREF _Toc222266679 \h </w:instrText>
+              <w:instrText xml:space="preserve"> PAGEREF _Toc222694205 \h </w:instrText>
             </w:r>
             <w:r>
               <w:rPr>
@@ -1601,6 +1609,294 @@
                 <w:webHidden/>
               </w:rPr>
               <w:t>11</w:t>
+            </w:r>
+            <w:r>
+              <w:rPr>
+                <w:noProof/>
+                <w:webHidden/>
+              </w:rPr>
+              <w:fldChar w:fldCharType="end"/>
+            </w:r>
+          </w:hyperlink>
+        </w:p>
+        <w:p>
+          <w:pPr>
+            <w:pStyle w:val="Verzeichnis2"/>
+            <w:tabs>
+              <w:tab w:val="right" w:leader="dot" w:pos="9062"/>
+            </w:tabs>
+            <w:rPr>
+              <w:rFonts w:eastAsiaTheme="minorEastAsia"/>
+              <w:noProof/>
+              <w:sz w:val="24"/>
+              <w:szCs w:val="24"/>
+              <w:lang w:eastAsia="de-AT"/>
+            </w:rPr>
+          </w:pPr>
+          <w:hyperlink w:anchor="_Toc222694206" w:history="1">
+            <w:r>
+              <w:rPr>
+                <w:rStyle w:val="Hyperlink"/>
+                <w:noProof/>
+              </w:rPr>
+              <w:t>4.6.1 Systemarchitektur und Kommunikationsschnittstellen</w:t>
+            </w:r>
+            <w:r>
+              <w:rPr>
+                <w:noProof/>
+                <w:webHidden/>
+              </w:rPr>
+              <w:tab/>
+            </w:r>
+            <w:r>
+              <w:rPr>
+                <w:noProof/>
+                <w:webHidden/>
+              </w:rPr>
+              <w:fldChar w:fldCharType="begin"/>
+            </w:r>
+            <w:r>
+              <w:rPr>
+                <w:noProof/>
+                <w:webHidden/>
+              </w:rPr>
+              <w:instrText xml:space="preserve"> PAGEREF _Toc222694206 \h </w:instrText>
+            </w:r>
+            <w:r>
+              <w:rPr>
+                <w:noProof/>
+                <w:webHidden/>
+              </w:rPr>
+            </w:r>
+            <w:r>
+              <w:rPr>
+                <w:noProof/>
+                <w:webHidden/>
+              </w:rPr>
+              <w:fldChar w:fldCharType="separate"/>
+            </w:r>
+            <w:r>
+              <w:rPr>
+                <w:noProof/>
+                <w:webHidden/>
+              </w:rPr>
+              <w:t>11</w:t>
+            </w:r>
+            <w:r>
+              <w:rPr>
+                <w:noProof/>
+                <w:webHidden/>
+              </w:rPr>
+              <w:fldChar w:fldCharType="end"/>
+            </w:r>
+          </w:hyperlink>
+        </w:p>
+        <w:p>
+          <w:pPr>
+            <w:pStyle w:val="Verzeichnis2"/>
+            <w:tabs>
+              <w:tab w:val="right" w:leader="dot" w:pos="9062"/>
+            </w:tabs>
+            <w:rPr>
+              <w:rFonts w:eastAsiaTheme="minorEastAsia"/>
+              <w:noProof/>
+              <w:sz w:val="24"/>
+              <w:szCs w:val="24"/>
+              <w:lang w:eastAsia="de-AT"/>
+            </w:rPr>
+          </w:pPr>
+          <w:hyperlink w:anchor="_Toc222694207" w:history="1">
+            <w:r>
+              <w:rPr>
+                <w:rStyle w:val="Hyperlink"/>
+                <w:noProof/>
+              </w:rPr>
+              <w:t>4.6.2 Cerbo GX als zentrale Monitoring-Einheit</w:t>
+            </w:r>
+            <w:r>
+              <w:rPr>
+                <w:noProof/>
+                <w:webHidden/>
+              </w:rPr>
+              <w:tab/>
+            </w:r>
+            <w:r>
+              <w:rPr>
+                <w:noProof/>
+                <w:webHidden/>
+              </w:rPr>
+              <w:fldChar w:fldCharType="begin"/>
+            </w:r>
+            <w:r>
+              <w:rPr>
+                <w:noProof/>
+                <w:webHidden/>
+              </w:rPr>
+              <w:instrText xml:space="preserve"> PAGEREF _Toc222694207 \h </w:instrText>
+            </w:r>
+            <w:r>
+              <w:rPr>
+                <w:noProof/>
+                <w:webHidden/>
+              </w:rPr>
+            </w:r>
+            <w:r>
+              <w:rPr>
+                <w:noProof/>
+                <w:webHidden/>
+              </w:rPr>
+              <w:fldChar w:fldCharType="separate"/>
+            </w:r>
+            <w:r>
+              <w:rPr>
+                <w:noProof/>
+                <w:webHidden/>
+              </w:rPr>
+              <w:t>12</w:t>
+            </w:r>
+            <w:r>
+              <w:rPr>
+                <w:noProof/>
+                <w:webHidden/>
+              </w:rPr>
+              <w:fldChar w:fldCharType="end"/>
+            </w:r>
+          </w:hyperlink>
+        </w:p>
+        <w:p>
+          <w:pPr>
+            <w:pStyle w:val="Verzeichnis2"/>
+            <w:tabs>
+              <w:tab w:val="right" w:leader="dot" w:pos="9062"/>
+            </w:tabs>
+            <w:rPr>
+              <w:rFonts w:eastAsiaTheme="minorEastAsia"/>
+              <w:noProof/>
+              <w:sz w:val="24"/>
+              <w:szCs w:val="24"/>
+              <w:lang w:eastAsia="de-AT"/>
+            </w:rPr>
+          </w:pPr>
+          <w:hyperlink w:anchor="_Toc222694208" w:history="1">
+            <w:r>
+              <w:rPr>
+                <w:rStyle w:val="Hyperlink"/>
+                <w:noProof/>
+              </w:rPr>
+              <w:t>4.6.3 Hardwareseitiges Lastmanagement im MultiPlus</w:t>
+            </w:r>
+            <w:r>
+              <w:rPr>
+                <w:noProof/>
+                <w:webHidden/>
+              </w:rPr>
+              <w:tab/>
+            </w:r>
+            <w:r>
+              <w:rPr>
+                <w:noProof/>
+                <w:webHidden/>
+              </w:rPr>
+              <w:fldChar w:fldCharType="begin"/>
+            </w:r>
+            <w:r>
+              <w:rPr>
+                <w:noProof/>
+                <w:webHidden/>
+              </w:rPr>
+              <w:instrText xml:space="preserve"> PAGEREF _Toc222694208 \h </w:instrText>
+            </w:r>
+            <w:r>
+              <w:rPr>
+                <w:noProof/>
+                <w:webHidden/>
+              </w:rPr>
+            </w:r>
+            <w:r>
+              <w:rPr>
+                <w:noProof/>
+                <w:webHidden/>
+              </w:rPr>
+              <w:fldChar w:fldCharType="separate"/>
+            </w:r>
+            <w:r>
+              <w:rPr>
+                <w:noProof/>
+                <w:webHidden/>
+              </w:rPr>
+              <w:t>12</w:t>
+            </w:r>
+            <w:r>
+              <w:rPr>
+                <w:noProof/>
+                <w:webHidden/>
+              </w:rPr>
+              <w:fldChar w:fldCharType="end"/>
+            </w:r>
+          </w:hyperlink>
+        </w:p>
+        <w:p>
+          <w:pPr>
+            <w:pStyle w:val="Verzeichnis2"/>
+            <w:tabs>
+              <w:tab w:val="right" w:leader="dot" w:pos="9062"/>
+            </w:tabs>
+            <w:rPr>
+              <w:rFonts w:eastAsiaTheme="minorEastAsia"/>
+              <w:noProof/>
+              <w:sz w:val="24"/>
+              <w:szCs w:val="24"/>
+              <w:lang w:eastAsia="de-AT"/>
+            </w:rPr>
+          </w:pPr>
+          <w:hyperlink w:anchor="_Toc222694209" w:history="1">
+            <w:r>
+              <w:rPr>
+                <w:rStyle w:val="Hyperlink"/>
+                <w:noProof/>
+              </w:rPr>
+              <w:t>4.6.4 Remote-Monitoring über das VRM-Portal</w:t>
+            </w:r>
+            <w:r>
+              <w:rPr>
+                <w:noProof/>
+                <w:webHidden/>
+              </w:rPr>
+              <w:tab/>
+            </w:r>
+            <w:r>
+              <w:rPr>
+                <w:noProof/>
+                <w:webHidden/>
+              </w:rPr>
+              <w:fldChar w:fldCharType="begin"/>
+            </w:r>
+            <w:r>
+              <w:rPr>
+                <w:noProof/>
+                <w:webHidden/>
+              </w:rPr>
+              <w:instrText xml:space="preserve"> PAGEREF _Toc222694209 \h </w:instrText>
+            </w:r>
+            <w:r>
+              <w:rPr>
+                <w:noProof/>
+                <w:webHidden/>
+              </w:rPr>
+            </w:r>
+            <w:r>
+              <w:rPr>
+                <w:noProof/>
+                <w:webHidden/>
+              </w:rPr>
+              <w:fldChar w:fldCharType="separate"/>
+            </w:r>
+            <w:r>
+              <w:rPr>
+                <w:noProof/>
+                <w:webHidden/>
+              </w:rPr>
+              <w:t>12</w:t>
             </w:r>
             <w:r>
               <w:rPr>
@@ -1625,10 +1921,372 @@
               <w:lang w:eastAsia="de-AT"/>
             </w:rPr>
           </w:pPr>
-          <w:hyperlink w:anchor="_Toc222266680" w:history="1">
+          <w:hyperlink w:anchor="_Toc222694210" w:history="1">
             <w:r>
               <w:rPr>
                 <w:rStyle w:val="Hyperlink"/>
+                <w:rFonts w:eastAsia="Arial"/>
+                <w:noProof/>
+              </w:rPr>
+              <w:t>4.7 Wirtschaftliche Analyse</w:t>
+            </w:r>
+            <w:r>
+              <w:rPr>
+                <w:noProof/>
+                <w:webHidden/>
+              </w:rPr>
+              <w:tab/>
+            </w:r>
+            <w:r>
+              <w:rPr>
+                <w:noProof/>
+                <w:webHidden/>
+              </w:rPr>
+              <w:fldChar w:fldCharType="begin"/>
+            </w:r>
+            <w:r>
+              <w:rPr>
+                <w:noProof/>
+                <w:webHidden/>
+              </w:rPr>
+              <w:instrText xml:space="preserve"> PAGEREF _Toc222694210 \h </w:instrText>
+            </w:r>
+            <w:r>
+              <w:rPr>
+                <w:noProof/>
+                <w:webHidden/>
+              </w:rPr>
+            </w:r>
+            <w:r>
+              <w:rPr>
+                <w:noProof/>
+                <w:webHidden/>
+              </w:rPr>
+              <w:fldChar w:fldCharType="separate"/>
+            </w:r>
+            <w:r>
+              <w:rPr>
+                <w:noProof/>
+                <w:webHidden/>
+              </w:rPr>
+              <w:t>12</w:t>
+            </w:r>
+            <w:r>
+              <w:rPr>
+                <w:noProof/>
+                <w:webHidden/>
+              </w:rPr>
+              <w:fldChar w:fldCharType="end"/>
+            </w:r>
+          </w:hyperlink>
+        </w:p>
+        <w:p>
+          <w:pPr>
+            <w:pStyle w:val="Verzeichnis2"/>
+            <w:tabs>
+              <w:tab w:val="right" w:leader="dot" w:pos="9062"/>
+            </w:tabs>
+            <w:rPr>
+              <w:rFonts w:eastAsiaTheme="minorEastAsia"/>
+              <w:noProof/>
+              <w:sz w:val="24"/>
+              <w:szCs w:val="24"/>
+              <w:lang w:eastAsia="de-AT"/>
+            </w:rPr>
+          </w:pPr>
+          <w:hyperlink w:anchor="_Toc222694211" w:history="1">
+            <w:r>
+              <w:rPr>
+                <w:rStyle w:val="Hyperlink"/>
+                <w:rFonts w:eastAsia="Arial"/>
+                <w:noProof/>
+              </w:rPr>
+              <w:t>4.7.1 ROI-Berechnung des PV-Systems</w:t>
+            </w:r>
+            <w:r>
+              <w:rPr>
+                <w:noProof/>
+                <w:webHidden/>
+              </w:rPr>
+              <w:tab/>
+            </w:r>
+            <w:r>
+              <w:rPr>
+                <w:noProof/>
+                <w:webHidden/>
+              </w:rPr>
+              <w:fldChar w:fldCharType="begin"/>
+            </w:r>
+            <w:r>
+              <w:rPr>
+                <w:noProof/>
+                <w:webHidden/>
+              </w:rPr>
+              <w:instrText xml:space="preserve"> PAGEREF _Toc222694211 \h </w:instrText>
+            </w:r>
+            <w:r>
+              <w:rPr>
+                <w:noProof/>
+                <w:webHidden/>
+              </w:rPr>
+            </w:r>
+            <w:r>
+              <w:rPr>
+                <w:noProof/>
+                <w:webHidden/>
+              </w:rPr>
+              <w:fldChar w:fldCharType="separate"/>
+            </w:r>
+            <w:r>
+              <w:rPr>
+                <w:noProof/>
+                <w:webHidden/>
+              </w:rPr>
+              <w:t>12</w:t>
+            </w:r>
+            <w:r>
+              <w:rPr>
+                <w:noProof/>
+                <w:webHidden/>
+              </w:rPr>
+              <w:fldChar w:fldCharType="end"/>
+            </w:r>
+          </w:hyperlink>
+        </w:p>
+        <w:p>
+          <w:pPr>
+            <w:pStyle w:val="Verzeichnis2"/>
+            <w:tabs>
+              <w:tab w:val="right" w:leader="dot" w:pos="9062"/>
+            </w:tabs>
+            <w:rPr>
+              <w:rFonts w:eastAsiaTheme="minorEastAsia"/>
+              <w:noProof/>
+              <w:sz w:val="24"/>
+              <w:szCs w:val="24"/>
+              <w:lang w:eastAsia="de-AT"/>
+            </w:rPr>
+          </w:pPr>
+          <w:hyperlink w:anchor="_Toc222694212" w:history="1">
+            <w:r>
+              <w:rPr>
+                <w:rStyle w:val="Hyperlink"/>
+                <w:noProof/>
+              </w:rPr>
+              <w:t>4.7.2 Amortisationsrechnung und Vergleich: Insellösung versus Netzanbindung</w:t>
+            </w:r>
+            <w:r>
+              <w:rPr>
+                <w:noProof/>
+                <w:webHidden/>
+              </w:rPr>
+              <w:tab/>
+            </w:r>
+            <w:r>
+              <w:rPr>
+                <w:noProof/>
+                <w:webHidden/>
+              </w:rPr>
+              <w:fldChar w:fldCharType="begin"/>
+            </w:r>
+            <w:r>
+              <w:rPr>
+                <w:noProof/>
+                <w:webHidden/>
+              </w:rPr>
+              <w:instrText xml:space="preserve"> PAGEREF _Toc222694212 \h </w:instrText>
+            </w:r>
+            <w:r>
+              <w:rPr>
+                <w:noProof/>
+                <w:webHidden/>
+              </w:rPr>
+            </w:r>
+            <w:r>
+              <w:rPr>
+                <w:noProof/>
+                <w:webHidden/>
+              </w:rPr>
+              <w:fldChar w:fldCharType="separate"/>
+            </w:r>
+            <w:r>
+              <w:rPr>
+                <w:noProof/>
+                <w:webHidden/>
+              </w:rPr>
+              <w:t>13</w:t>
+            </w:r>
+            <w:r>
+              <w:rPr>
+                <w:noProof/>
+                <w:webHidden/>
+              </w:rPr>
+              <w:fldChar w:fldCharType="end"/>
+            </w:r>
+          </w:hyperlink>
+        </w:p>
+        <w:p>
+          <w:pPr>
+            <w:pStyle w:val="Verzeichnis2"/>
+            <w:tabs>
+              <w:tab w:val="right" w:leader="dot" w:pos="9062"/>
+            </w:tabs>
+            <w:rPr>
+              <w:rFonts w:eastAsiaTheme="minorEastAsia"/>
+              <w:noProof/>
+              <w:sz w:val="24"/>
+              <w:szCs w:val="24"/>
+              <w:lang w:eastAsia="de-AT"/>
+            </w:rPr>
+          </w:pPr>
+          <w:hyperlink w:anchor="_Toc222694213" w:history="1">
+            <w:r>
+              <w:rPr>
+                <w:rStyle w:val="Hyperlink"/>
+                <w:noProof/>
+              </w:rPr>
+              <w:t>4.7.3 Betriebskosten und Wirtschaftlichkeitsbewertung</w:t>
+            </w:r>
+            <w:r>
+              <w:rPr>
+                <w:noProof/>
+                <w:webHidden/>
+              </w:rPr>
+              <w:tab/>
+            </w:r>
+            <w:r>
+              <w:rPr>
+                <w:noProof/>
+                <w:webHidden/>
+              </w:rPr>
+              <w:fldChar w:fldCharType="begin"/>
+            </w:r>
+            <w:r>
+              <w:rPr>
+                <w:noProof/>
+                <w:webHidden/>
+              </w:rPr>
+              <w:instrText xml:space="preserve"> PAGEREF _Toc222694213 \h </w:instrText>
+            </w:r>
+            <w:r>
+              <w:rPr>
+                <w:noProof/>
+                <w:webHidden/>
+              </w:rPr>
+            </w:r>
+            <w:r>
+              <w:rPr>
+                <w:noProof/>
+                <w:webHidden/>
+              </w:rPr>
+              <w:fldChar w:fldCharType="separate"/>
+            </w:r>
+            <w:r>
+              <w:rPr>
+                <w:noProof/>
+                <w:webHidden/>
+              </w:rPr>
+              <w:t>15</w:t>
+            </w:r>
+            <w:r>
+              <w:rPr>
+                <w:noProof/>
+                <w:webHidden/>
+              </w:rPr>
+              <w:fldChar w:fldCharType="end"/>
+            </w:r>
+          </w:hyperlink>
+        </w:p>
+        <w:p>
+          <w:pPr>
+            <w:pStyle w:val="Verzeichnis1"/>
+            <w:tabs>
+              <w:tab w:val="right" w:leader="dot" w:pos="9062"/>
+            </w:tabs>
+            <w:rPr>
+              <w:rFonts w:eastAsiaTheme="minorEastAsia"/>
+              <w:noProof/>
+              <w:sz w:val="24"/>
+              <w:szCs w:val="24"/>
+              <w:lang w:eastAsia="de-AT"/>
+            </w:rPr>
+          </w:pPr>
+          <w:hyperlink w:anchor="_Toc222694214" w:history="1">
+            <w:r>
+              <w:rPr>
+                <w:rStyle w:val="Hyperlink"/>
+                <w:noProof/>
+              </w:rPr>
+              <w:t>5. Quellenverzeichnis</w:t>
+            </w:r>
+            <w:r>
+              <w:rPr>
+                <w:noProof/>
+                <w:webHidden/>
+              </w:rPr>
+              <w:tab/>
+            </w:r>
+            <w:r>
+              <w:rPr>
+                <w:noProof/>
+                <w:webHidden/>
+              </w:rPr>
+              <w:fldChar w:fldCharType="begin"/>
+            </w:r>
+            <w:r>
+              <w:rPr>
+                <w:noProof/>
+                <w:webHidden/>
+              </w:rPr>
+              <w:instrText xml:space="preserve"> PAGEREF _Toc222694214 \h </w:instrText>
+            </w:r>
+            <w:r>
+              <w:rPr>
+                <w:noProof/>
+                <w:webHidden/>
+              </w:rPr>
+            </w:r>
+            <w:r>
+              <w:rPr>
+                <w:noProof/>
+                <w:webHidden/>
+              </w:rPr>
+              <w:fldChar w:fldCharType="separate"/>
+            </w:r>
+            <w:r>
+              <w:rPr>
+                <w:noProof/>
+                <w:webHidden/>
+              </w:rPr>
+              <w:t>16</w:t>
+            </w:r>
+            <w:r>
+              <w:rPr>
+                <w:noProof/>
+                <w:webHidden/>
+              </w:rPr>
+              <w:fldChar w:fldCharType="end"/>
+            </w:r>
+          </w:hyperlink>
+        </w:p>
+        <w:p>
+          <w:pPr>
+            <w:pStyle w:val="Verzeichnis1"/>
+            <w:tabs>
+              <w:tab w:val="right" w:leader="dot" w:pos="9062"/>
+            </w:tabs>
+            <w:rPr>
+              <w:rFonts w:eastAsiaTheme="minorEastAsia"/>
+              <w:noProof/>
+              <w:sz w:val="24"/>
+              <w:szCs w:val="24"/>
+              <w:lang w:eastAsia="de-AT"/>
+            </w:rPr>
+          </w:pPr>
+          <w:hyperlink w:anchor="_Toc222694215" w:history="1">
+            <w:r>
+              <w:rPr>
+                <w:rStyle w:val="Hyperlink"/>
                 <w:noProof/>
               </w:rPr>
               <w:t>6. Abbildungsverzeichnis</w:t>
@@ -1652,7 +2310,7 @@
                 <w:noProof/>
                 <w:webHidden/>
               </w:rPr>
-              <w:instrText xml:space="preserve"> PAGEREF _Toc222266680 \h </w:instrText>
+              <w:instrText xml:space="preserve"> PAGEREF _Toc222694215 \h </w:instrText>
             </w:r>
             <w:r>
               <w:rPr>
@@ -1672,7 +2330,7 @@
                 <w:noProof/>
                 <w:webHidden/>
               </w:rPr>
-              <w:t>12</w:t>
+              <w:t>17</w:t>
             </w:r>
             <w:r>
               <w:rPr>
@@ -1719,53 +2377,9 @@
     </w:p>
     <w:p>
       <w:pPr>
-        <w:rPr>
-          <w:rFonts w:cs="Arial"/>
-          <w:b/>
-          <w:bCs/>
-          <w:sz w:val="32"/>
-          <w:szCs w:val="32"/>
-        </w:rPr>
-      </w:pPr>
-    </w:p>
-    <w:p>
-      <w:pPr>
-        <w:rPr>
-          <w:rFonts w:cs="Arial"/>
-          <w:b/>
-          <w:bCs/>
-          <w:sz w:val="32"/>
-          <w:szCs w:val="32"/>
-        </w:rPr>
-      </w:pPr>
-    </w:p>
-    <w:p>
-      <w:pPr>
-        <w:rPr>
-          <w:rFonts w:cs="Arial"/>
-          <w:b/>
-          <w:bCs/>
-          <w:sz w:val="32"/>
-          <w:szCs w:val="32"/>
-        </w:rPr>
-      </w:pPr>
-    </w:p>
-    <w:p>
-      <w:pPr>
-        <w:rPr>
-          <w:rFonts w:cs="Arial"/>
-          <w:b/>
-          <w:bCs/>
-          <w:sz w:val="32"/>
-          <w:szCs w:val="32"/>
-        </w:rPr>
-      </w:pPr>
-    </w:p>
-    <w:p>
-      <w:pPr>
         <w:pStyle w:val="berschrift1"/>
       </w:pPr>
-      <w:bookmarkStart w:id="0" w:name="_Toc222266659"/>
+      <w:bookmarkStart w:id="0" w:name="_Toc222694185"/>
       <w:r>
         <w:lastRenderedPageBreak/>
         <w:t xml:space="preserve">4.1 Zielsetzung </w:t>
@@ -2072,7 +2686,7 @@
       <w:pPr>
         <w:pStyle w:val="berschrift2"/>
       </w:pPr>
-      <w:bookmarkStart w:id="1" w:name="_Toc222266660"/>
+      <w:bookmarkStart w:id="1" w:name="_Toc222694186"/>
       <w:r>
         <w:lastRenderedPageBreak/>
         <w:t>4.1.</w:t>
@@ -2187,7 +2801,7 @@
       <w:pPr>
         <w:pStyle w:val="berschrift1"/>
       </w:pPr>
-      <w:bookmarkStart w:id="2" w:name="_Toc222266661"/>
+      <w:bookmarkStart w:id="2" w:name="_Toc222694187"/>
       <w:r>
         <w:t>4.2 Grundlagen photovoltaischer Energieversorgung</w:t>
       </w:r>
@@ -2212,7 +2826,7 @@
       <w:pPr>
         <w:pStyle w:val="berschrift2"/>
       </w:pPr>
-      <w:bookmarkStart w:id="3" w:name="_Toc222266662"/>
+      <w:bookmarkStart w:id="3" w:name="_Toc222694188"/>
       <w:r>
         <w:lastRenderedPageBreak/>
         <w:t>4.2.</w:t>
@@ -2909,7 +3523,7 @@
           <w:rFonts w:cs="Arial"/>
         </w:rPr>
       </w:pPr>
-      <w:bookmarkStart w:id="6" w:name="_Toc222266663"/>
+      <w:bookmarkStart w:id="6" w:name="_Toc222694189"/>
       <w:r>
         <w:rPr>
           <w:rFonts w:eastAsia="Times New Roman"/>
@@ -3479,7 +4093,7 @@
       <w:pPr>
         <w:pStyle w:val="berschrift1"/>
       </w:pPr>
-      <w:bookmarkStart w:id="7" w:name="_Toc222266664"/>
+      <w:bookmarkStart w:id="7" w:name="_Toc222694190"/>
       <w:r>
         <w:t>4.3 Systemauslegung und Dimensionierung</w:t>
       </w:r>
@@ -3510,7 +4124,7 @@
       <w:pPr>
         <w:pStyle w:val="berschrift2"/>
       </w:pPr>
-      <w:bookmarkStart w:id="8" w:name="_Toc222266665"/>
+      <w:bookmarkStart w:id="8" w:name="_Toc222694191"/>
       <w:r>
         <w:lastRenderedPageBreak/>
         <w:t>4.3.1 Ermittlung des Energiebedarfs</w:t>
@@ -4169,7 +4783,7 @@
       <w:pPr>
         <w:pStyle w:val="berschrift2"/>
       </w:pPr>
-      <w:bookmarkStart w:id="9" w:name="_Toc222266666"/>
+      <w:bookmarkStart w:id="9" w:name="_Toc222694192"/>
       <w:r>
         <w:t>4.3.2 Berechnung der PV-Leistung und Batteriekapazität</w:t>
       </w:r>
@@ -4738,7 +5352,7 @@
       <w:pPr>
         <w:pStyle w:val="berschrift2"/>
       </w:pPr>
-      <w:bookmarkStart w:id="10" w:name="_Toc222266667"/>
+      <w:bookmarkStart w:id="10" w:name="_Toc222694193"/>
       <w:r>
         <w:t>4.3.3 Autonomiezeit und Worst-Case-Betrachtung</w:t>
       </w:r>
@@ -5045,7 +5659,7 @@
       <w:pPr>
         <w:pStyle w:val="berschrift1"/>
       </w:pPr>
-      <w:bookmarkStart w:id="11" w:name="_Toc222266668"/>
+      <w:bookmarkStart w:id="11" w:name="_Toc222694194"/>
       <w:r>
         <w:t xml:space="preserve">4.4 </w:t>
       </w:r>
@@ -5079,7 +5693,7 @@
       <w:pPr>
         <w:pStyle w:val="berschrift2"/>
       </w:pPr>
-      <w:bookmarkStart w:id="12" w:name="_Toc222266669"/>
+      <w:bookmarkStart w:id="12" w:name="_Toc222694195"/>
       <w:r>
         <w:t xml:space="preserve">4.4.1 PV-Modul </w:t>
       </w:r>
@@ -5381,7 +5995,7 @@
       <w:pPr>
         <w:pStyle w:val="berschrift2"/>
       </w:pPr>
-      <w:bookmarkStart w:id="13" w:name="_Toc222266670"/>
+      <w:bookmarkStart w:id="13" w:name="_Toc222694196"/>
       <w:r>
         <w:t>4.4.2 AGM Super Cycle Batterie 100</w:t>
       </w:r>
@@ -5666,7 +6280,7 @@
       <w:pPr>
         <w:pStyle w:val="berschrift2"/>
       </w:pPr>
-      <w:bookmarkStart w:id="14" w:name="_Toc222266671"/>
+      <w:bookmarkStart w:id="14" w:name="_Toc222694197"/>
       <w:r>
         <w:t>4.4.3 Victron MultiPlus 12/800</w:t>
       </w:r>
@@ -5999,7 +6613,7 @@
       <w:pPr>
         <w:pStyle w:val="berschrift2"/>
       </w:pPr>
-      <w:bookmarkStart w:id="15" w:name="_Toc222266672"/>
+      <w:bookmarkStart w:id="15" w:name="_Toc222694198"/>
       <w:r>
         <w:t>4.4.4 Victron SmartShunt 500 A</w:t>
       </w:r>
@@ -6274,7 +6888,7 @@
       <w:pPr>
         <w:pStyle w:val="berschrift2"/>
       </w:pPr>
-      <w:bookmarkStart w:id="16" w:name="_Toc222266673"/>
+      <w:bookmarkStart w:id="16" w:name="_Toc222694199"/>
       <w:r>
         <w:t>4.4.5 Victron Orion 12/12-18</w:t>
       </w:r>
@@ -6483,7 +7097,7 @@
           <w:lang w:val="en-GB"/>
         </w:rPr>
       </w:pPr>
-      <w:bookmarkStart w:id="17" w:name="_Toc222266674"/>
+      <w:bookmarkStart w:id="17" w:name="_Toc222694200"/>
       <w:r>
         <w:rPr>
           <w:lang w:val="en-GB"/>
@@ -6791,7 +7405,7 @@
       <w:pPr>
         <w:pStyle w:val="berschrift2"/>
       </w:pPr>
-      <w:bookmarkStart w:id="18" w:name="_Toc222266675"/>
+      <w:bookmarkStart w:id="18" w:name="_Toc222694201"/>
       <w:r>
         <w:t>4.4.7 Verkabelung</w:t>
       </w:r>
@@ -6903,7 +7517,7 @@
       <w:pPr>
         <w:pStyle w:val="berschrift1"/>
       </w:pPr>
-      <w:bookmarkStart w:id="19" w:name="_Toc222266676"/>
+      <w:bookmarkStart w:id="19" w:name="_Toc222694202"/>
       <w:r>
         <w:t>4.5 Batterietechnologien im Vergleich</w:t>
       </w:r>
@@ -6942,7 +7556,7 @@
       <w:pPr>
         <w:pStyle w:val="berschrift2"/>
       </w:pPr>
-      <w:bookmarkStart w:id="20" w:name="_Toc222266677"/>
+      <w:bookmarkStart w:id="20" w:name="_Toc222694203"/>
       <w:r>
         <w:t>4.5.1 Technische Eigenschaften der Batterietechnologien</w:t>
       </w:r>
@@ -7757,7 +8371,7 @@
       <w:pPr>
         <w:pStyle w:val="berschrift2"/>
       </w:pPr>
-      <w:bookmarkStart w:id="21" w:name="_Toc222266678"/>
+      <w:bookmarkStart w:id="21" w:name="_Toc222694204"/>
       <w:r>
         <w:t>4.5.2 Vergleich und Auswahlbegründung</w:t>
       </w:r>
@@ -9541,6 +10155,7 @@
           <w:rStyle w:val="berschrift1Zchn"/>
         </w:rPr>
       </w:pPr>
+      <w:bookmarkStart w:id="22" w:name="_Toc222694205"/>
       <w:r>
         <w:rPr>
           <w:rStyle w:val="berschrift1Zchn"/>
@@ -9571,6 +10186,7 @@
         </w:rPr>
         <w:t>ystems</w:t>
       </w:r>
+      <w:bookmarkEnd w:id="22"/>
     </w:p>
     <w:p>
       <w:pPr>
@@ -9603,9 +10219,11 @@
       <w:pPr>
         <w:pStyle w:val="berschrift2"/>
       </w:pPr>
+      <w:bookmarkStart w:id="23" w:name="_Toc222694206"/>
       <w:r>
         <w:t>4.6.1 Systemarchitektur und Kommunikationsschnittstellen</w:t>
       </w:r>
+      <w:bookmarkEnd w:id="23"/>
     </w:p>
     <w:p>
       <w:pPr>
@@ -10056,9 +10674,11 @@
       <w:pPr>
         <w:pStyle w:val="berschrift2"/>
       </w:pPr>
+      <w:bookmarkStart w:id="24" w:name="_Toc222694207"/>
       <w:r>
         <w:t>4.6.2 Cerbo GX als zentrale Monitoring-Einheit</w:t>
       </w:r>
+      <w:bookmarkEnd w:id="24"/>
     </w:p>
     <w:p>
       <w:pPr>
@@ -10201,9 +10821,11 @@
       <w:pPr>
         <w:pStyle w:val="berschrift2"/>
       </w:pPr>
+      <w:bookmarkStart w:id="25" w:name="_Toc222694208"/>
       <w:r>
         <w:t>4.6.3 Hardwareseitiges Lastmanagement im MultiPlus</w:t>
       </w:r>
+      <w:bookmarkEnd w:id="25"/>
     </w:p>
     <w:p>
       <w:pPr>
@@ -10252,9 +10874,11 @@
       <w:pPr>
         <w:pStyle w:val="berschrift2"/>
       </w:pPr>
+      <w:bookmarkStart w:id="26" w:name="_Toc222694209"/>
       <w:r>
         <w:t>4.6.4 Remote-Monitoring über das VRM-Portal</w:t>
       </w:r>
+      <w:bookmarkEnd w:id="26"/>
     </w:p>
     <w:p>
       <w:pPr>
@@ -10296,12 +10920,14 @@
       <w:pPr>
         <w:pStyle w:val="berschrift1"/>
       </w:pPr>
+      <w:bookmarkStart w:id="27" w:name="_Toc222694210"/>
       <w:r>
         <w:rPr>
           <w:rFonts w:eastAsia="Arial"/>
         </w:rPr>
         <w:t>4.7 Wirtschaftliche Analyse</w:t>
       </w:r>
+      <w:bookmarkEnd w:id="27"/>
     </w:p>
     <w:p>
       <w:pPr>
@@ -10382,12 +11008,14 @@
       <w:pPr>
         <w:pStyle w:val="berschrift2"/>
       </w:pPr>
+      <w:bookmarkStart w:id="28" w:name="_Toc222694211"/>
       <w:r>
         <w:rPr>
           <w:rFonts w:eastAsia="Arial"/>
         </w:rPr>
         <w:t>4.7.1 ROI-Berechnung des PV-Systems</w:t>
       </w:r>
+      <w:bookmarkEnd w:id="28"/>
     </w:p>
     <w:p>
       <w:pPr>
@@ -11013,7 +11641,19 @@
         <w:rPr>
           <w:rFonts w:cs="Arial"/>
         </w:rPr>
-        <w:t>,0 kWh entspricht. Diese saisonale Schwankung hat direkte Auswirkungen auf die Dimensionierung des Batteriespeichers und unterstreicht die Bedeutung eines Hybrid-Backups für den ganzjährigen Betrieb.</w:t>
+        <w:t>,0</w:t>
+      </w:r>
+      <w:r>
+        <w:rPr>
+          <w:rFonts w:cs="Arial"/>
+        </w:rPr>
+        <w:t> </w:t>
+      </w:r>
+      <w:r>
+        <w:rPr>
+          <w:rFonts w:cs="Arial"/>
+        </w:rPr>
+        <w:t>kWh entspricht. Diese saisonale Schwankung hat direkte Auswirkungen auf die Dimensionierung des Batteriespeichers und unterstreicht die Bedeutung eines Hybrid-Backups für den ganzjährigen Betrieb.</w:t>
       </w:r>
     </w:p>
     <w:p>
@@ -11112,7 +11752,127 @@
         <w:rPr>
           <w:rFonts w:cs="Arial"/>
         </w:rPr>
-        <w:t>Euro/kWh angesetzt. Dabei ist zu berücksichtigen, dass nicht die gesamte erzeugte Energie direkt eingespart wird – ein Teil des Stroms wird unmittelbar beim Entstehen verbraucht (Direktverbrauch), der Rest wird im Batteriespeicher zwischengespeichert. Laut Branchenerfahrungen liegt der direkte Eigenverbrauchsanteil bei typischen Anlagen bei rund 30 % [1]. Bei Gewächshausanwendungen ist dieser Anteil tendenziell höher, da der Stromverbrauch durch Sensoren, Pumpen und Steuerungssysteme überwiegend tagsüber anfällt und damit zeitlich gut mit der PV-Erzeugung übereinstimmt. Für die Berechnung wird vereinfachend angenommen, dass die gesamte erzeugte Energie entweder direkt verbraucht oder über den Batteriespeicher genutzt wird, was bei einem gut dimensionierten Inselsystem realistisch ist. Daraus ergibt sich eine jährliche Kosteneinsparung von rund 1.033 Euro (4.132 kWh × 0,25 Euro/kWh).</w:t>
+        <w:t>Euro/kWh angesetzt. Dabei ist zu berücksichtigen, dass nicht die gesamte erzeugte Energie direkt eingespart wird – ein Teil des Stroms wird unmittelbar beim Entstehen verbraucht (Direktverbrauch), der Rest wird im Batteriespeicher zwischengespeichert. Laut Branchenerfahrungen liegt der direkte Eigenverbrauchsanteil bei typischen Anlagen bei rund 30</w:t>
+      </w:r>
+      <w:r>
+        <w:rPr>
+          <w:rFonts w:cs="Arial"/>
+        </w:rPr>
+        <w:t> </w:t>
+      </w:r>
+      <w:r>
+        <w:rPr>
+          <w:rFonts w:cs="Arial"/>
+        </w:rPr>
+        <w:t xml:space="preserve">% </w:t>
+      </w:r>
+      <w:r>
+        <w:rPr>
+          <w:rFonts w:cs="Arial"/>
+        </w:rPr>
+        <w:fldChar w:fldCharType="begin"/>
+      </w:r>
+      <w:r>
+        <w:rPr>
+          <w:rFonts w:cs="Arial"/>
+        </w:rPr>
+        <w:instrText xml:space="preserve"> ADDIN ZOTERO_ITEM CSL_CITATION {"citationID":"uVz26rIy","properties":{"formattedCitation":"[17]","plainCitation":"[17]","noteIndex":0},"citationItems":[{"id":49,"uris":["http://zotero.org/groups/6046789/items/64DNQKLF"],"itemData":{"id":49,"type":"webpage","abstract":"Alle Kosten und Erträge auf einen Blick. </w:instrText>
+      </w:r>
+      <w:r>
+        <w:rPr>
+          <w:rFonts w:ascii="Segoe UI Symbol" w:hAnsi="Segoe UI Symbol" w:cs="Segoe UI Symbol"/>
+        </w:rPr>
+        <w:instrText>➤</w:instrText>
+      </w:r>
+      <w:r>
+        <w:rPr>
+          <w:rFonts w:cs="Arial"/>
+        </w:rPr>
+        <w:instrText xml:space="preserve"> Mit dem interaktiven Photovoltaik Rechner zur optimalen Gr</w:instrText>
+      </w:r>
+      <w:r>
+        <w:rPr>
+          <w:rFonts w:ascii="Aptos" w:hAnsi="Aptos" w:cs="Aptos"/>
+        </w:rPr>
+        <w:instrText>öß</w:instrText>
+      </w:r>
+      <w:r>
+        <w:rPr>
+          <w:rFonts w:cs="Arial"/>
+        </w:rPr>
+        <w:instrText>e, Ausrichtung und Wirtschaftlichkeit.","language":"de","title":"Photovoltaik Kosten &amp; Ertrag inkl. PV Rechner - Salzburg AG f</w:instrText>
+      </w:r>
+      <w:r>
+        <w:rPr>
+          <w:rFonts w:ascii="Aptos" w:hAnsi="Aptos" w:cs="Aptos"/>
+        </w:rPr>
+        <w:instrText>ü</w:instrText>
+      </w:r>
+      <w:r>
+        <w:rPr>
+          <w:rFonts w:cs="Arial"/>
+        </w:rPr>
+        <w:instrText xml:space="preserve">r Energie, Verkehr &amp; Telekommunikation","URL":"https://www.salzburg-ag.at/photovoltaik/privat/infos-ratgeber/wirtschaftlichkeit-finanzierung/pv-kosten-rechner.html","accessed":{"date-parts":[["2026",2,19]]}}}],"schema":"https://github.com/citation-style-language/schema/raw/master/csl-citation.json"} </w:instrText>
+      </w:r>
+      <w:r>
+        <w:rPr>
+          <w:rFonts w:cs="Arial"/>
+        </w:rPr>
+        <w:fldChar w:fldCharType="separate"/>
+      </w:r>
+      <w:r>
+        <w:rPr>
+          <w:rFonts w:ascii="Aptos" w:hAnsi="Aptos"/>
+        </w:rPr>
+        <w:t>[17]</w:t>
+      </w:r>
+      <w:r>
+        <w:rPr>
+          <w:rFonts w:cs="Arial"/>
+        </w:rPr>
+        <w:fldChar w:fldCharType="end"/>
+      </w:r>
+      <w:r>
+        <w:rPr>
+          <w:rFonts w:cs="Arial"/>
+        </w:rPr>
+        <w:t>. Bei Gewächshausanwendungen ist dieser Anteil tendenziell höher, da der Stromverbrauch durch Sensoren, Pumpen und Steuerungssysteme überwiegend tagsüber anfällt und damit zeitlich gut mit der PV-Erzeugung übereinstimmt. Für die Berechnung wird vereinfachend angenommen, dass die gesamte erzeugte Energie entweder direkt verbraucht oder über den Batteriespeicher genutzt wird, was bei einem gut dimensionierten Inselsystem realistisch ist. Daraus ergibt sich eine jährliche Kosteneinsparung von rund 1.033</w:t>
+      </w:r>
+      <w:r>
+        <w:rPr>
+          <w:rFonts w:cs="Arial"/>
+        </w:rPr>
+        <w:t> </w:t>
+      </w:r>
+      <w:r>
+        <w:rPr>
+          <w:rFonts w:cs="Arial"/>
+        </w:rPr>
+        <w:t>Euro (4.132</w:t>
+      </w:r>
+      <w:r>
+        <w:rPr>
+          <w:rFonts w:cs="Arial"/>
+        </w:rPr>
+        <w:t> </w:t>
+      </w:r>
+      <w:r>
+        <w:rPr>
+          <w:rFonts w:cs="Arial"/>
+        </w:rPr>
+        <w:t>kWh × 0,25</w:t>
+      </w:r>
+      <w:r>
+        <w:rPr>
+          <w:rFonts w:cs="Arial"/>
+        </w:rPr>
+        <w:t> </w:t>
+      </w:r>
+      <w:r>
+        <w:rPr>
+          <w:rFonts w:cs="Arial"/>
+        </w:rPr>
+        <w:t>Euro/kWh).</w:t>
       </w:r>
     </w:p>
     <w:p>
@@ -11142,7 +11902,19 @@
         <w:rPr>
           <w:rFonts w:cs="Arial"/>
         </w:rPr>
-        <w:t>ROI = (jährlicher Nutzen / Investition) × 100 = (1.033 / 4.800) × 100 ≈ 21,5 %</w:t>
+        <w:t>ROI = (jährlicher Nutzen / Investition) × 100 = (1.033 / 4.800) × 100 ≈ 21,5</w:t>
+      </w:r>
+      <w:r>
+        <w:rPr>
+          <w:rFonts w:cs="Arial"/>
+        </w:rPr>
+        <w:t> </w:t>
+      </w:r>
+      <w:r>
+        <w:rPr>
+          <w:rFonts w:cs="Arial"/>
+        </w:rPr>
+        <w:t>%</w:t>
       </w:r>
     </w:p>
     <w:p>
@@ -11157,24 +11929,107 @@
         <w:rPr>
           <w:rFonts w:cs="Arial"/>
         </w:rPr>
-        <w:t>Die durchschnittliche jährliche Kapitalrendite liegt damit bei rund 21,5 %.</w:t>
+        <w:t xml:space="preserve">Die durchschnittliche jährliche Kapitalrendite liegt damit bei </w:t>
+      </w:r>
+      <w:r>
+        <w:rPr>
+          <w:rFonts w:cs="Arial"/>
+        </w:rPr>
+        <w:t>ca.</w:t>
+      </w:r>
+      <w:r>
+        <w:rPr>
+          <w:rFonts w:cs="Arial"/>
+        </w:rPr>
+        <w:t xml:space="preserve"> 21,5</w:t>
+      </w:r>
+      <w:r>
+        <w:rPr>
+          <w:rFonts w:cs="Arial"/>
+        </w:rPr>
+        <w:t> </w:t>
+      </w:r>
+      <w:r>
+        <w:rPr>
+          <w:rFonts w:cs="Arial"/>
+        </w:rPr>
+        <w:t>%.</w:t>
       </w:r>
     </w:p>
     <w:p>
       <w:pPr>
+        <w:pStyle w:val="berschrift2"/>
+      </w:pPr>
+      <w:bookmarkStart w:id="29" w:name="_Toc222694212"/>
+      <w:r>
+        <w:t>4.7.2 Amortisationsrechnung und Vergleich: Insellösung versus Netzanbindung</w:t>
+      </w:r>
+      <w:bookmarkEnd w:id="29"/>
+    </w:p>
+    <w:p>
+      <w:pPr>
         <w:ind w:left="708"/>
         <w:jc w:val="both"/>
         <w:rPr>
           <w:rFonts w:cs="Arial"/>
         </w:rPr>
       </w:pPr>
+      <w:r>
+        <w:rPr>
+          <w:rFonts w:cs="Arial"/>
+        </w:rPr>
+        <w:t>Die einfache Amortisationszeit ohne Berücksichtigung von Preissteigerungen beträgt:</w:t>
+      </w:r>
     </w:p>
     <w:p>
       <w:pPr>
-        <w:pStyle w:val="berschrift2"/>
-      </w:pPr>
-      <w:r>
-        <w:t>4.7.2 Amortisationsrechnung und Vergleich: Insellösung versus Netzanbindung</w:t>
+        <w:ind w:left="708"/>
+        <w:jc w:val="both"/>
+        <w:rPr>
+          <w:rFonts w:cs="Arial"/>
+        </w:rPr>
+      </w:pPr>
+      <w:r>
+        <w:rPr>
+          <w:rFonts w:cs="Arial"/>
+        </w:rPr>
+        <w:t>Amortisationszeit = Investition / jährliche Einsparung = 4.800</w:t>
+      </w:r>
+      <w:r>
+        <w:rPr>
+          <w:rFonts w:cs="Arial"/>
+        </w:rPr>
+        <w:t> </w:t>
+      </w:r>
+      <w:r>
+        <w:rPr>
+          <w:rFonts w:cs="Arial"/>
+        </w:rPr>
+        <w:t>Euro / 1.033</w:t>
+      </w:r>
+      <w:r>
+        <w:rPr>
+          <w:rFonts w:cs="Arial"/>
+        </w:rPr>
+        <w:t> </w:t>
+      </w:r>
+      <w:r>
+        <w:rPr>
+          <w:rFonts w:cs="Arial"/>
+        </w:rPr>
+        <w:t>Euro ≈ 4,6</w:t>
+      </w:r>
+      <w:r>
+        <w:rPr>
+          <w:rFonts w:cs="Arial"/>
+        </w:rPr>
+        <w:t> </w:t>
+      </w:r>
+      <w:r>
+        <w:rPr>
+          <w:rFonts w:cs="Arial"/>
+        </w:rPr>
+        <w:t>Jahre</w:t>
       </w:r>
     </w:p>
     <w:p>
@@ -11189,23 +12044,1892 @@
         <w:rPr>
           <w:rFonts w:cs="Arial"/>
         </w:rPr>
-        <w:t>Die einfache Amortisationszeit ohne Berücksichtigung von Preissteigerungen beträgt:</w:t>
+        <w:t>Berücksichtigt man, dass die österreichischen Großhandelspreise für Strom laut Austrian Energy Agency im Februar 2026 gegenüber dem Vorjahr um rund 3,7 % gestiegen sind [4], ist davon auszugehen, dass auch die Endkundenpreise mittelfristig weiter steigen werden – wenn auch gedämpft durch stabile Netzgebühr- und Steueranteile. Steigende Endkundenpreise würden die jährliche Einsparung erhöhen und die effektive Amortisationszeit gegenüber dem berechneten Wert von 4,6 Jahren weiter verkürzen.</w:t>
+      </w:r>
+    </w:p>
+    <w:tbl>
+      <w:tblPr>
+        <w:tblpPr w:leftFromText="141" w:rightFromText="141" w:vertAnchor="text" w:horzAnchor="page" w:tblpXSpec="center" w:tblpY="1073"/>
+        <w:tblW w:w="9026" w:type="dxa"/>
+        <w:tblBorders>
+          <w:top w:val="single" w:sz="4" w:space="0" w:color="auto"/>
+          <w:left w:val="single" w:sz="4" w:space="0" w:color="auto"/>
+          <w:bottom w:val="single" w:sz="4" w:space="0" w:color="auto"/>
+          <w:right w:val="single" w:sz="4" w:space="0" w:color="auto"/>
+          <w:insideH w:val="single" w:sz="4" w:space="0" w:color="auto"/>
+          <w:insideV w:val="single" w:sz="4" w:space="0" w:color="auto"/>
+        </w:tblBorders>
+        <w:tblCellMar>
+          <w:left w:w="10" w:type="dxa"/>
+          <w:right w:w="10" w:type="dxa"/>
+        </w:tblCellMar>
+        <w:tblLook w:val="0000" w:firstRow="0" w:lastRow="0" w:firstColumn="0" w:lastColumn="0" w:noHBand="0" w:noVBand="0"/>
+      </w:tblPr>
+      <w:tblGrid>
+        <w:gridCol w:w="2200"/>
+        <w:gridCol w:w="2200"/>
+        <w:gridCol w:w="2200"/>
+        <w:gridCol w:w="2426"/>
+      </w:tblGrid>
+      <w:tr>
+        <w:tblPrEx>
+          <w:tblCellMar>
+            <w:top w:w="0" w:type="dxa"/>
+            <w:bottom w:w="0" w:type="dxa"/>
+          </w:tblCellMar>
+        </w:tblPrEx>
+        <w:tc>
+          <w:tcPr>
+            <w:tcW w:w="2200" w:type="dxa"/>
+            <w:tcBorders>
+              <w:top w:val="single" w:sz="1" w:space="0" w:color="CCCCCC"/>
+              <w:left w:val="single" w:sz="1" w:space="0" w:color="CCCCCC"/>
+              <w:bottom w:val="single" w:sz="1" w:space="0" w:color="CCCCCC"/>
+              <w:right w:val="single" w:sz="1" w:space="0" w:color="CCCCCC"/>
+            </w:tcBorders>
+            <w:shd w:val="clear" w:color="auto" w:fill="2563EB"/>
+            <w:tcMar>
+              <w:top w:w="80" w:type="dxa"/>
+              <w:left w:w="120" w:type="dxa"/>
+              <w:bottom w:w="80" w:type="dxa"/>
+              <w:right w:w="120" w:type="dxa"/>
+            </w:tcMar>
+            <w:vAlign w:val="center"/>
+          </w:tcPr>
+          <w:p>
+            <w:pPr>
+              <w:spacing w:after="0" w:line="240" w:lineRule="auto"/>
+              <w:jc w:val="center"/>
+              <w:rPr>
+                <w:rFonts w:eastAsia="Arial" w:cs="Arial"/>
+                <w:kern w:val="0"/>
+                <w:sz w:val="24"/>
+                <w:szCs w:val="24"/>
+                <w:lang w:eastAsia="de-AT"/>
+                <w14:ligatures w14:val="none"/>
+              </w:rPr>
+            </w:pPr>
+            <w:r>
+              <w:rPr>
+                <w:rFonts w:eastAsia="Arial" w:cs="Arial"/>
+                <w:b/>
+                <w:bCs/>
+                <w:color w:val="FFFFFF"/>
+                <w:kern w:val="0"/>
+                <w:sz w:val="20"/>
+                <w:szCs w:val="20"/>
+                <w:lang w:eastAsia="de-AT"/>
+                <w14:ligatures w14:val="none"/>
+              </w:rPr>
+              <w:lastRenderedPageBreak/>
+              <w:t>Kriterium</w:t>
+            </w:r>
+          </w:p>
+        </w:tc>
+        <w:tc>
+          <w:tcPr>
+            <w:tcW w:w="2200" w:type="dxa"/>
+            <w:tcBorders>
+              <w:top w:val="single" w:sz="1" w:space="0" w:color="CCCCCC"/>
+              <w:left w:val="single" w:sz="1" w:space="0" w:color="CCCCCC"/>
+              <w:bottom w:val="single" w:sz="1" w:space="0" w:color="CCCCCC"/>
+              <w:right w:val="single" w:sz="1" w:space="0" w:color="CCCCCC"/>
+            </w:tcBorders>
+            <w:shd w:val="clear" w:color="auto" w:fill="2563EB"/>
+            <w:tcMar>
+              <w:top w:w="80" w:type="dxa"/>
+              <w:left w:w="120" w:type="dxa"/>
+              <w:bottom w:w="80" w:type="dxa"/>
+              <w:right w:w="120" w:type="dxa"/>
+            </w:tcMar>
+            <w:vAlign w:val="center"/>
+          </w:tcPr>
+          <w:p>
+            <w:pPr>
+              <w:spacing w:after="0" w:line="240" w:lineRule="auto"/>
+              <w:jc w:val="center"/>
+              <w:rPr>
+                <w:rFonts w:eastAsia="Arial" w:cs="Arial"/>
+                <w:kern w:val="0"/>
+                <w:sz w:val="24"/>
+                <w:szCs w:val="24"/>
+                <w:lang w:eastAsia="de-AT"/>
+                <w14:ligatures w14:val="none"/>
+              </w:rPr>
+            </w:pPr>
+            <w:r>
+              <w:rPr>
+                <w:rFonts w:eastAsia="Arial" w:cs="Arial"/>
+                <w:b/>
+                <w:bCs/>
+                <w:color w:val="FFFFFF"/>
+                <w:kern w:val="0"/>
+                <w:sz w:val="20"/>
+                <w:szCs w:val="20"/>
+                <w:lang w:eastAsia="de-AT"/>
+                <w14:ligatures w14:val="none"/>
+              </w:rPr>
+              <w:t>Insellösung</w:t>
+            </w:r>
+          </w:p>
+        </w:tc>
+        <w:tc>
+          <w:tcPr>
+            <w:tcW w:w="2200" w:type="dxa"/>
+            <w:tcBorders>
+              <w:top w:val="single" w:sz="1" w:space="0" w:color="CCCCCC"/>
+              <w:left w:val="single" w:sz="1" w:space="0" w:color="CCCCCC"/>
+              <w:bottom w:val="single" w:sz="1" w:space="0" w:color="CCCCCC"/>
+              <w:right w:val="single" w:sz="1" w:space="0" w:color="CCCCCC"/>
+            </w:tcBorders>
+            <w:shd w:val="clear" w:color="auto" w:fill="2563EB"/>
+            <w:tcMar>
+              <w:top w:w="80" w:type="dxa"/>
+              <w:left w:w="120" w:type="dxa"/>
+              <w:bottom w:w="80" w:type="dxa"/>
+              <w:right w:w="120" w:type="dxa"/>
+            </w:tcMar>
+            <w:vAlign w:val="center"/>
+          </w:tcPr>
+          <w:p>
+            <w:pPr>
+              <w:spacing w:after="0" w:line="240" w:lineRule="auto"/>
+              <w:jc w:val="center"/>
+              <w:rPr>
+                <w:rFonts w:eastAsia="Arial" w:cs="Arial"/>
+                <w:kern w:val="0"/>
+                <w:sz w:val="24"/>
+                <w:szCs w:val="24"/>
+                <w:lang w:eastAsia="de-AT"/>
+                <w14:ligatures w14:val="none"/>
+              </w:rPr>
+            </w:pPr>
+            <w:r>
+              <w:rPr>
+                <w:rFonts w:eastAsia="Arial" w:cs="Arial"/>
+                <w:b/>
+                <w:bCs/>
+                <w:color w:val="FFFFFF"/>
+                <w:kern w:val="0"/>
+                <w:sz w:val="20"/>
+                <w:szCs w:val="20"/>
+                <w:lang w:eastAsia="de-AT"/>
+                <w14:ligatures w14:val="none"/>
+              </w:rPr>
+              <w:t>Hybridsystem</w:t>
+            </w:r>
+          </w:p>
+        </w:tc>
+        <w:tc>
+          <w:tcPr>
+            <w:tcW w:w="2426" w:type="dxa"/>
+            <w:tcBorders>
+              <w:top w:val="single" w:sz="1" w:space="0" w:color="CCCCCC"/>
+              <w:left w:val="single" w:sz="1" w:space="0" w:color="CCCCCC"/>
+              <w:bottom w:val="single" w:sz="1" w:space="0" w:color="CCCCCC"/>
+              <w:right w:val="single" w:sz="1" w:space="0" w:color="CCCCCC"/>
+            </w:tcBorders>
+            <w:shd w:val="clear" w:color="auto" w:fill="2563EB"/>
+            <w:tcMar>
+              <w:top w:w="80" w:type="dxa"/>
+              <w:left w:w="120" w:type="dxa"/>
+              <w:bottom w:w="80" w:type="dxa"/>
+              <w:right w:w="120" w:type="dxa"/>
+            </w:tcMar>
+            <w:vAlign w:val="center"/>
+          </w:tcPr>
+          <w:p>
+            <w:pPr>
+              <w:spacing w:after="0" w:line="240" w:lineRule="auto"/>
+              <w:jc w:val="center"/>
+              <w:rPr>
+                <w:rFonts w:eastAsia="Arial" w:cs="Arial"/>
+                <w:kern w:val="0"/>
+                <w:sz w:val="24"/>
+                <w:szCs w:val="24"/>
+                <w:lang w:eastAsia="de-AT"/>
+                <w14:ligatures w14:val="none"/>
+              </w:rPr>
+            </w:pPr>
+            <w:r>
+              <w:rPr>
+                <w:rFonts w:eastAsia="Arial" w:cs="Arial"/>
+                <w:b/>
+                <w:bCs/>
+                <w:color w:val="FFFFFF"/>
+                <w:kern w:val="0"/>
+                <w:sz w:val="20"/>
+                <w:szCs w:val="20"/>
+                <w:lang w:eastAsia="de-AT"/>
+                <w14:ligatures w14:val="none"/>
+              </w:rPr>
+              <w:t>Netzeinspeisung</w:t>
+            </w:r>
+          </w:p>
+        </w:tc>
+      </w:tr>
+      <w:tr>
+        <w:tblPrEx>
+          <w:tblCellMar>
+            <w:top w:w="0" w:type="dxa"/>
+            <w:bottom w:w="0" w:type="dxa"/>
+          </w:tblCellMar>
+        </w:tblPrEx>
+        <w:tc>
+          <w:tcPr>
+            <w:tcW w:w="2200" w:type="dxa"/>
+            <w:tcBorders>
+              <w:top w:val="single" w:sz="1" w:space="0" w:color="CCCCCC"/>
+              <w:left w:val="single" w:sz="1" w:space="0" w:color="CCCCCC"/>
+              <w:bottom w:val="single" w:sz="1" w:space="0" w:color="CCCCCC"/>
+              <w:right w:val="single" w:sz="1" w:space="0" w:color="CCCCCC"/>
+            </w:tcBorders>
+            <w:shd w:val="clear" w:color="auto" w:fill="FFFFFF"/>
+            <w:tcMar>
+              <w:top w:w="80" w:type="dxa"/>
+              <w:left w:w="120" w:type="dxa"/>
+              <w:bottom w:w="80" w:type="dxa"/>
+              <w:right w:w="120" w:type="dxa"/>
+            </w:tcMar>
+            <w:vAlign w:val="center"/>
+          </w:tcPr>
+          <w:p>
+            <w:pPr>
+              <w:spacing w:after="0" w:line="240" w:lineRule="auto"/>
+              <w:jc w:val="center"/>
+              <w:rPr>
+                <w:rFonts w:eastAsia="Arial" w:cs="Arial"/>
+                <w:kern w:val="0"/>
+                <w:sz w:val="24"/>
+                <w:szCs w:val="24"/>
+                <w:lang w:eastAsia="de-AT"/>
+                <w14:ligatures w14:val="none"/>
+              </w:rPr>
+            </w:pPr>
+            <w:r>
+              <w:rPr>
+                <w:rFonts w:eastAsia="Arial" w:cs="Arial"/>
+                <w:color w:val="000000"/>
+                <w:kern w:val="0"/>
+                <w:sz w:val="20"/>
+                <w:szCs w:val="20"/>
+                <w:lang w:eastAsia="de-AT"/>
+                <w14:ligatures w14:val="none"/>
+              </w:rPr>
+              <w:t>Investition (2 kWp)</w:t>
+            </w:r>
+          </w:p>
+        </w:tc>
+        <w:tc>
+          <w:tcPr>
+            <w:tcW w:w="2200" w:type="dxa"/>
+            <w:tcBorders>
+              <w:top w:val="single" w:sz="1" w:space="0" w:color="CCCCCC"/>
+              <w:left w:val="single" w:sz="1" w:space="0" w:color="CCCCCC"/>
+              <w:bottom w:val="single" w:sz="1" w:space="0" w:color="CCCCCC"/>
+              <w:right w:val="single" w:sz="1" w:space="0" w:color="CCCCCC"/>
+            </w:tcBorders>
+            <w:shd w:val="clear" w:color="auto" w:fill="FFFFFF"/>
+            <w:tcMar>
+              <w:top w:w="80" w:type="dxa"/>
+              <w:left w:w="120" w:type="dxa"/>
+              <w:bottom w:w="80" w:type="dxa"/>
+              <w:right w:w="120" w:type="dxa"/>
+            </w:tcMar>
+            <w:vAlign w:val="center"/>
+          </w:tcPr>
+          <w:p>
+            <w:pPr>
+              <w:spacing w:after="0" w:line="240" w:lineRule="auto"/>
+              <w:jc w:val="center"/>
+              <w:rPr>
+                <w:rFonts w:eastAsia="Arial" w:cs="Arial"/>
+                <w:kern w:val="0"/>
+                <w:sz w:val="24"/>
+                <w:szCs w:val="24"/>
+                <w:lang w:eastAsia="de-AT"/>
+                <w14:ligatures w14:val="none"/>
+              </w:rPr>
+            </w:pPr>
+            <w:r>
+              <w:rPr>
+                <w:rFonts w:eastAsia="Arial" w:cs="Arial"/>
+                <w:color w:val="000000"/>
+                <w:kern w:val="0"/>
+                <w:sz w:val="20"/>
+                <w:szCs w:val="20"/>
+                <w:lang w:eastAsia="de-AT"/>
+                <w14:ligatures w14:val="none"/>
+              </w:rPr>
+              <w:t>4.000–5.600</w:t>
+            </w:r>
+            <w:r>
+              <w:rPr>
+                <w:rFonts w:eastAsia="Arial" w:cs="Arial"/>
+                <w:color w:val="000000"/>
+                <w:kern w:val="0"/>
+                <w:sz w:val="20"/>
+                <w:szCs w:val="20"/>
+                <w:lang w:eastAsia="de-AT"/>
+                <w14:ligatures w14:val="none"/>
+              </w:rPr>
+              <w:t> </w:t>
+            </w:r>
+            <w:r>
+              <w:rPr>
+                <w:rFonts w:eastAsia="Arial" w:cs="Arial"/>
+                <w:color w:val="000000"/>
+                <w:kern w:val="0"/>
+                <w:sz w:val="20"/>
+                <w:szCs w:val="20"/>
+                <w:lang w:eastAsia="de-AT"/>
+                <w14:ligatures w14:val="none"/>
+              </w:rPr>
+              <w:t>€</w:t>
+            </w:r>
+          </w:p>
+        </w:tc>
+        <w:tc>
+          <w:tcPr>
+            <w:tcW w:w="2200" w:type="dxa"/>
+            <w:tcBorders>
+              <w:top w:val="single" w:sz="1" w:space="0" w:color="CCCCCC"/>
+              <w:left w:val="single" w:sz="1" w:space="0" w:color="CCCCCC"/>
+              <w:bottom w:val="single" w:sz="1" w:space="0" w:color="CCCCCC"/>
+              <w:right w:val="single" w:sz="1" w:space="0" w:color="CCCCCC"/>
+            </w:tcBorders>
+            <w:shd w:val="clear" w:color="auto" w:fill="FFFFFF"/>
+            <w:tcMar>
+              <w:top w:w="80" w:type="dxa"/>
+              <w:left w:w="120" w:type="dxa"/>
+              <w:bottom w:w="80" w:type="dxa"/>
+              <w:right w:w="120" w:type="dxa"/>
+            </w:tcMar>
+            <w:vAlign w:val="center"/>
+          </w:tcPr>
+          <w:p>
+            <w:pPr>
+              <w:spacing w:after="0" w:line="240" w:lineRule="auto"/>
+              <w:jc w:val="center"/>
+              <w:rPr>
+                <w:rFonts w:eastAsia="Arial" w:cs="Arial"/>
+                <w:kern w:val="0"/>
+                <w:sz w:val="24"/>
+                <w:szCs w:val="24"/>
+                <w:lang w:eastAsia="de-AT"/>
+                <w14:ligatures w14:val="none"/>
+              </w:rPr>
+            </w:pPr>
+            <w:r>
+              <w:rPr>
+                <w:rFonts w:eastAsia="Arial" w:cs="Arial"/>
+                <w:color w:val="000000"/>
+                <w:kern w:val="0"/>
+                <w:sz w:val="20"/>
+                <w:szCs w:val="20"/>
+                <w:lang w:eastAsia="de-AT"/>
+                <w14:ligatures w14:val="none"/>
+              </w:rPr>
+              <w:t>4.000–5.600</w:t>
+            </w:r>
+            <w:r>
+              <w:rPr>
+                <w:rFonts w:eastAsia="Arial" w:cs="Arial"/>
+                <w:color w:val="000000"/>
+                <w:kern w:val="0"/>
+                <w:sz w:val="20"/>
+                <w:szCs w:val="20"/>
+                <w:lang w:eastAsia="de-AT"/>
+                <w14:ligatures w14:val="none"/>
+              </w:rPr>
+              <w:t> </w:t>
+            </w:r>
+            <w:r>
+              <w:rPr>
+                <w:rFonts w:eastAsia="Arial" w:cs="Arial"/>
+                <w:color w:val="000000"/>
+                <w:kern w:val="0"/>
+                <w:sz w:val="20"/>
+                <w:szCs w:val="20"/>
+                <w:lang w:eastAsia="de-AT"/>
+                <w14:ligatures w14:val="none"/>
+              </w:rPr>
+              <w:t>€</w:t>
+            </w:r>
+          </w:p>
+        </w:tc>
+        <w:tc>
+          <w:tcPr>
+            <w:tcW w:w="2426" w:type="dxa"/>
+            <w:tcBorders>
+              <w:top w:val="single" w:sz="1" w:space="0" w:color="CCCCCC"/>
+              <w:left w:val="single" w:sz="1" w:space="0" w:color="CCCCCC"/>
+              <w:bottom w:val="single" w:sz="1" w:space="0" w:color="CCCCCC"/>
+              <w:right w:val="single" w:sz="1" w:space="0" w:color="CCCCCC"/>
+            </w:tcBorders>
+            <w:shd w:val="clear" w:color="auto" w:fill="FFFFFF"/>
+            <w:tcMar>
+              <w:top w:w="80" w:type="dxa"/>
+              <w:left w:w="120" w:type="dxa"/>
+              <w:bottom w:w="80" w:type="dxa"/>
+              <w:right w:w="120" w:type="dxa"/>
+            </w:tcMar>
+            <w:vAlign w:val="center"/>
+          </w:tcPr>
+          <w:p>
+            <w:pPr>
+              <w:spacing w:after="0" w:line="240" w:lineRule="auto"/>
+              <w:jc w:val="center"/>
+              <w:rPr>
+                <w:rFonts w:eastAsia="Arial" w:cs="Arial"/>
+                <w:kern w:val="0"/>
+                <w:sz w:val="24"/>
+                <w:szCs w:val="24"/>
+                <w:lang w:eastAsia="de-AT"/>
+                <w14:ligatures w14:val="none"/>
+              </w:rPr>
+            </w:pPr>
+            <w:r>
+              <w:rPr>
+                <w:rFonts w:eastAsia="Arial" w:cs="Arial"/>
+                <w:color w:val="000000"/>
+                <w:kern w:val="0"/>
+                <w:sz w:val="20"/>
+                <w:szCs w:val="20"/>
+                <w:lang w:eastAsia="de-AT"/>
+                <w14:ligatures w14:val="none"/>
+              </w:rPr>
+              <w:t>2.000–3.600</w:t>
+            </w:r>
+            <w:r>
+              <w:rPr>
+                <w:rFonts w:eastAsia="Arial" w:cs="Arial"/>
+                <w:color w:val="000000"/>
+                <w:kern w:val="0"/>
+                <w:sz w:val="20"/>
+                <w:szCs w:val="20"/>
+                <w:lang w:eastAsia="de-AT"/>
+                <w14:ligatures w14:val="none"/>
+              </w:rPr>
+              <w:t> </w:t>
+            </w:r>
+            <w:r>
+              <w:rPr>
+                <w:rFonts w:eastAsia="Arial" w:cs="Arial"/>
+                <w:color w:val="000000"/>
+                <w:kern w:val="0"/>
+                <w:sz w:val="20"/>
+                <w:szCs w:val="20"/>
+                <w:lang w:eastAsia="de-AT"/>
+                <w14:ligatures w14:val="none"/>
+              </w:rPr>
+              <w:t>€</w:t>
+            </w:r>
+          </w:p>
+        </w:tc>
+      </w:tr>
+      <w:tr>
+        <w:tblPrEx>
+          <w:tblCellMar>
+            <w:top w:w="0" w:type="dxa"/>
+            <w:bottom w:w="0" w:type="dxa"/>
+          </w:tblCellMar>
+        </w:tblPrEx>
+        <w:tc>
+          <w:tcPr>
+            <w:tcW w:w="2200" w:type="dxa"/>
+            <w:tcBorders>
+              <w:top w:val="single" w:sz="1" w:space="0" w:color="CCCCCC"/>
+              <w:left w:val="single" w:sz="1" w:space="0" w:color="CCCCCC"/>
+              <w:bottom w:val="single" w:sz="1" w:space="0" w:color="CCCCCC"/>
+              <w:right w:val="single" w:sz="1" w:space="0" w:color="CCCCCC"/>
+            </w:tcBorders>
+            <w:shd w:val="clear" w:color="auto" w:fill="FFFFFF"/>
+            <w:tcMar>
+              <w:top w:w="80" w:type="dxa"/>
+              <w:left w:w="120" w:type="dxa"/>
+              <w:bottom w:w="80" w:type="dxa"/>
+              <w:right w:w="120" w:type="dxa"/>
+            </w:tcMar>
+            <w:vAlign w:val="center"/>
+          </w:tcPr>
+          <w:p>
+            <w:pPr>
+              <w:spacing w:after="0" w:line="240" w:lineRule="auto"/>
+              <w:jc w:val="center"/>
+              <w:rPr>
+                <w:rFonts w:eastAsia="Arial" w:cs="Arial"/>
+                <w:kern w:val="0"/>
+                <w:sz w:val="24"/>
+                <w:szCs w:val="24"/>
+                <w:lang w:eastAsia="de-AT"/>
+                <w14:ligatures w14:val="none"/>
+              </w:rPr>
+            </w:pPr>
+            <w:proofErr w:type="spellStart"/>
+            <w:r>
+              <w:rPr>
+                <w:rFonts w:eastAsia="Arial" w:cs="Arial"/>
+                <w:color w:val="000000"/>
+                <w:kern w:val="0"/>
+                <w:sz w:val="20"/>
+                <w:szCs w:val="20"/>
+                <w:lang w:eastAsia="de-AT"/>
+                <w14:ligatures w14:val="none"/>
+              </w:rPr>
+              <w:t>Jährl</w:t>
+            </w:r>
+            <w:proofErr w:type="spellEnd"/>
+            <w:r>
+              <w:rPr>
+                <w:rFonts w:eastAsia="Arial" w:cs="Arial"/>
+                <w:color w:val="000000"/>
+                <w:kern w:val="0"/>
+                <w:sz w:val="20"/>
+                <w:szCs w:val="20"/>
+                <w:lang w:eastAsia="de-AT"/>
+                <w14:ligatures w14:val="none"/>
+              </w:rPr>
+              <w:t>. Einsparung</w:t>
+            </w:r>
+          </w:p>
+        </w:tc>
+        <w:tc>
+          <w:tcPr>
+            <w:tcW w:w="2200" w:type="dxa"/>
+            <w:tcBorders>
+              <w:top w:val="single" w:sz="1" w:space="0" w:color="CCCCCC"/>
+              <w:left w:val="single" w:sz="1" w:space="0" w:color="CCCCCC"/>
+              <w:bottom w:val="single" w:sz="1" w:space="0" w:color="CCCCCC"/>
+              <w:right w:val="single" w:sz="1" w:space="0" w:color="CCCCCC"/>
+            </w:tcBorders>
+            <w:shd w:val="clear" w:color="auto" w:fill="FFFFFF"/>
+            <w:tcMar>
+              <w:top w:w="80" w:type="dxa"/>
+              <w:left w:w="120" w:type="dxa"/>
+              <w:bottom w:w="80" w:type="dxa"/>
+              <w:right w:w="120" w:type="dxa"/>
+            </w:tcMar>
+            <w:vAlign w:val="center"/>
+          </w:tcPr>
+          <w:p>
+            <w:pPr>
+              <w:spacing w:after="0" w:line="240" w:lineRule="auto"/>
+              <w:jc w:val="center"/>
+              <w:rPr>
+                <w:rFonts w:eastAsia="Arial" w:cs="Arial"/>
+                <w:kern w:val="0"/>
+                <w:sz w:val="24"/>
+                <w:szCs w:val="24"/>
+                <w:lang w:eastAsia="de-AT"/>
+                <w14:ligatures w14:val="none"/>
+              </w:rPr>
+            </w:pPr>
+            <w:r>
+              <w:rPr>
+                <w:rFonts w:eastAsia="Arial" w:cs="Arial"/>
+                <w:color w:val="000000"/>
+                <w:kern w:val="0"/>
+                <w:sz w:val="20"/>
+                <w:szCs w:val="20"/>
+                <w:lang w:eastAsia="de-AT"/>
+                <w14:ligatures w14:val="none"/>
+              </w:rPr>
+              <w:t>~1.033</w:t>
+            </w:r>
+            <w:r>
+              <w:rPr>
+                <w:rFonts w:eastAsia="Arial" w:cs="Arial"/>
+                <w:color w:val="000000"/>
+                <w:kern w:val="0"/>
+                <w:sz w:val="20"/>
+                <w:szCs w:val="20"/>
+                <w:lang w:eastAsia="de-AT"/>
+                <w14:ligatures w14:val="none"/>
+              </w:rPr>
+              <w:t> </w:t>
+            </w:r>
+            <w:r>
+              <w:rPr>
+                <w:rFonts w:eastAsia="Arial" w:cs="Arial"/>
+                <w:color w:val="000000"/>
+                <w:kern w:val="0"/>
+                <w:sz w:val="20"/>
+                <w:szCs w:val="20"/>
+                <w:lang w:eastAsia="de-AT"/>
+                <w14:ligatures w14:val="none"/>
+              </w:rPr>
+              <w:t>€</w:t>
+            </w:r>
+          </w:p>
+        </w:tc>
+        <w:tc>
+          <w:tcPr>
+            <w:tcW w:w="2200" w:type="dxa"/>
+            <w:tcBorders>
+              <w:top w:val="single" w:sz="1" w:space="0" w:color="CCCCCC"/>
+              <w:left w:val="single" w:sz="1" w:space="0" w:color="CCCCCC"/>
+              <w:bottom w:val="single" w:sz="1" w:space="0" w:color="CCCCCC"/>
+              <w:right w:val="single" w:sz="1" w:space="0" w:color="CCCCCC"/>
+            </w:tcBorders>
+            <w:shd w:val="clear" w:color="auto" w:fill="FFFFFF"/>
+            <w:tcMar>
+              <w:top w:w="80" w:type="dxa"/>
+              <w:left w:w="120" w:type="dxa"/>
+              <w:bottom w:w="80" w:type="dxa"/>
+              <w:right w:w="120" w:type="dxa"/>
+            </w:tcMar>
+            <w:vAlign w:val="center"/>
+          </w:tcPr>
+          <w:p>
+            <w:pPr>
+              <w:spacing w:after="0" w:line="240" w:lineRule="auto"/>
+              <w:jc w:val="center"/>
+              <w:rPr>
+                <w:rFonts w:eastAsia="Arial" w:cs="Arial"/>
+                <w:kern w:val="0"/>
+                <w:sz w:val="24"/>
+                <w:szCs w:val="24"/>
+                <w:lang w:eastAsia="de-AT"/>
+                <w14:ligatures w14:val="none"/>
+              </w:rPr>
+            </w:pPr>
+            <w:r>
+              <w:rPr>
+                <w:rFonts w:eastAsia="Arial" w:cs="Arial"/>
+                <w:color w:val="000000"/>
+                <w:kern w:val="0"/>
+                <w:sz w:val="20"/>
+                <w:szCs w:val="20"/>
+                <w:lang w:eastAsia="de-AT"/>
+                <w14:ligatures w14:val="none"/>
+              </w:rPr>
+              <w:t>~1.033</w:t>
+            </w:r>
+            <w:r>
+              <w:rPr>
+                <w:rFonts w:eastAsia="Arial" w:cs="Arial"/>
+                <w:color w:val="000000"/>
+                <w:kern w:val="0"/>
+                <w:sz w:val="20"/>
+                <w:szCs w:val="20"/>
+                <w:lang w:eastAsia="de-AT"/>
+                <w14:ligatures w14:val="none"/>
+              </w:rPr>
+              <w:t> </w:t>
+            </w:r>
+            <w:r>
+              <w:rPr>
+                <w:rFonts w:eastAsia="Arial" w:cs="Arial"/>
+                <w:color w:val="000000"/>
+                <w:kern w:val="0"/>
+                <w:sz w:val="20"/>
+                <w:szCs w:val="20"/>
+                <w:lang w:eastAsia="de-AT"/>
+                <w14:ligatures w14:val="none"/>
+              </w:rPr>
+              <w:t>€</w:t>
+            </w:r>
+          </w:p>
+        </w:tc>
+        <w:tc>
+          <w:tcPr>
+            <w:tcW w:w="2426" w:type="dxa"/>
+            <w:tcBorders>
+              <w:top w:val="single" w:sz="1" w:space="0" w:color="CCCCCC"/>
+              <w:left w:val="single" w:sz="1" w:space="0" w:color="CCCCCC"/>
+              <w:bottom w:val="single" w:sz="1" w:space="0" w:color="CCCCCC"/>
+              <w:right w:val="single" w:sz="1" w:space="0" w:color="CCCCCC"/>
+            </w:tcBorders>
+            <w:shd w:val="clear" w:color="auto" w:fill="FFFFFF"/>
+            <w:tcMar>
+              <w:top w:w="80" w:type="dxa"/>
+              <w:left w:w="120" w:type="dxa"/>
+              <w:bottom w:w="80" w:type="dxa"/>
+              <w:right w:w="120" w:type="dxa"/>
+            </w:tcMar>
+            <w:vAlign w:val="center"/>
+          </w:tcPr>
+          <w:p>
+            <w:pPr>
+              <w:spacing w:after="0" w:line="240" w:lineRule="auto"/>
+              <w:jc w:val="center"/>
+              <w:rPr>
+                <w:rFonts w:eastAsia="Arial" w:cs="Arial"/>
+                <w:kern w:val="0"/>
+                <w:sz w:val="24"/>
+                <w:szCs w:val="24"/>
+                <w:lang w:eastAsia="de-AT"/>
+                <w14:ligatures w14:val="none"/>
+              </w:rPr>
+            </w:pPr>
+            <w:r>
+              <w:rPr>
+                <w:rFonts w:eastAsia="Arial" w:cs="Arial"/>
+                <w:color w:val="000000"/>
+                <w:kern w:val="0"/>
+                <w:sz w:val="20"/>
+                <w:szCs w:val="20"/>
+                <w:lang w:eastAsia="de-AT"/>
+                <w14:ligatures w14:val="none"/>
+              </w:rPr>
+              <w:t>250–455</w:t>
+            </w:r>
+            <w:r>
+              <w:rPr>
+                <w:rFonts w:eastAsia="Arial" w:cs="Arial"/>
+                <w:color w:val="000000"/>
+                <w:kern w:val="0"/>
+                <w:sz w:val="20"/>
+                <w:szCs w:val="20"/>
+                <w:lang w:eastAsia="de-AT"/>
+                <w14:ligatures w14:val="none"/>
+              </w:rPr>
+              <w:t> </w:t>
+            </w:r>
+            <w:r>
+              <w:rPr>
+                <w:rFonts w:eastAsia="Arial" w:cs="Arial"/>
+                <w:color w:val="000000"/>
+                <w:kern w:val="0"/>
+                <w:sz w:val="20"/>
+                <w:szCs w:val="20"/>
+                <w:lang w:eastAsia="de-AT"/>
+                <w14:ligatures w14:val="none"/>
+              </w:rPr>
+              <w:t>€</w:t>
+            </w:r>
+          </w:p>
+        </w:tc>
+      </w:tr>
+      <w:tr>
+        <w:tblPrEx>
+          <w:tblCellMar>
+            <w:top w:w="0" w:type="dxa"/>
+            <w:bottom w:w="0" w:type="dxa"/>
+          </w:tblCellMar>
+        </w:tblPrEx>
+        <w:tc>
+          <w:tcPr>
+            <w:tcW w:w="2200" w:type="dxa"/>
+            <w:tcBorders>
+              <w:top w:val="single" w:sz="1" w:space="0" w:color="CCCCCC"/>
+              <w:left w:val="single" w:sz="1" w:space="0" w:color="CCCCCC"/>
+              <w:bottom w:val="single" w:sz="1" w:space="0" w:color="CCCCCC"/>
+              <w:right w:val="single" w:sz="1" w:space="0" w:color="CCCCCC"/>
+            </w:tcBorders>
+            <w:shd w:val="clear" w:color="auto" w:fill="FFFFFF"/>
+            <w:tcMar>
+              <w:top w:w="80" w:type="dxa"/>
+              <w:left w:w="120" w:type="dxa"/>
+              <w:bottom w:w="80" w:type="dxa"/>
+              <w:right w:w="120" w:type="dxa"/>
+            </w:tcMar>
+            <w:vAlign w:val="center"/>
+          </w:tcPr>
+          <w:p>
+            <w:pPr>
+              <w:spacing w:after="0" w:line="240" w:lineRule="auto"/>
+              <w:jc w:val="center"/>
+              <w:rPr>
+                <w:rFonts w:eastAsia="Arial" w:cs="Arial"/>
+                <w:kern w:val="0"/>
+                <w:sz w:val="24"/>
+                <w:szCs w:val="24"/>
+                <w:lang w:eastAsia="de-AT"/>
+                <w14:ligatures w14:val="none"/>
+              </w:rPr>
+            </w:pPr>
+            <w:r>
+              <w:rPr>
+                <w:rFonts w:eastAsia="Arial" w:cs="Arial"/>
+                <w:color w:val="000000"/>
+                <w:kern w:val="0"/>
+                <w:sz w:val="20"/>
+                <w:szCs w:val="20"/>
+                <w:lang w:eastAsia="de-AT"/>
+                <w14:ligatures w14:val="none"/>
+              </w:rPr>
+              <w:t>Amortisation</w:t>
+            </w:r>
+          </w:p>
+        </w:tc>
+        <w:tc>
+          <w:tcPr>
+            <w:tcW w:w="2200" w:type="dxa"/>
+            <w:tcBorders>
+              <w:top w:val="single" w:sz="1" w:space="0" w:color="CCCCCC"/>
+              <w:left w:val="single" w:sz="1" w:space="0" w:color="CCCCCC"/>
+              <w:bottom w:val="single" w:sz="1" w:space="0" w:color="CCCCCC"/>
+              <w:right w:val="single" w:sz="1" w:space="0" w:color="CCCCCC"/>
+            </w:tcBorders>
+            <w:shd w:val="clear" w:color="auto" w:fill="FFFFFF"/>
+            <w:tcMar>
+              <w:top w:w="80" w:type="dxa"/>
+              <w:left w:w="120" w:type="dxa"/>
+              <w:bottom w:w="80" w:type="dxa"/>
+              <w:right w:w="120" w:type="dxa"/>
+            </w:tcMar>
+            <w:vAlign w:val="center"/>
+          </w:tcPr>
+          <w:p>
+            <w:pPr>
+              <w:spacing w:after="0" w:line="240" w:lineRule="auto"/>
+              <w:jc w:val="center"/>
+              <w:rPr>
+                <w:rFonts w:eastAsia="Arial" w:cs="Arial"/>
+                <w:kern w:val="0"/>
+                <w:sz w:val="24"/>
+                <w:szCs w:val="24"/>
+                <w:lang w:eastAsia="de-AT"/>
+                <w14:ligatures w14:val="none"/>
+              </w:rPr>
+            </w:pPr>
+            <w:r>
+              <w:rPr>
+                <w:rFonts w:eastAsia="Arial" w:cs="Arial"/>
+                <w:color w:val="000000"/>
+                <w:kern w:val="0"/>
+                <w:sz w:val="20"/>
+                <w:szCs w:val="20"/>
+                <w:lang w:eastAsia="de-AT"/>
+                <w14:ligatures w14:val="none"/>
+              </w:rPr>
+              <w:t>~4,6</w:t>
+            </w:r>
+            <w:r>
+              <w:rPr>
+                <w:rFonts w:eastAsia="Arial" w:cs="Arial"/>
+                <w:color w:val="000000"/>
+                <w:kern w:val="0"/>
+                <w:sz w:val="20"/>
+                <w:szCs w:val="20"/>
+                <w:lang w:eastAsia="de-AT"/>
+                <w14:ligatures w14:val="none"/>
+              </w:rPr>
+              <w:t> </w:t>
+            </w:r>
+            <w:r>
+              <w:rPr>
+                <w:rFonts w:eastAsia="Arial" w:cs="Arial"/>
+                <w:color w:val="000000"/>
+                <w:kern w:val="0"/>
+                <w:sz w:val="20"/>
+                <w:szCs w:val="20"/>
+                <w:lang w:eastAsia="de-AT"/>
+                <w14:ligatures w14:val="none"/>
+              </w:rPr>
+              <w:t>Jahre</w:t>
+            </w:r>
+          </w:p>
+        </w:tc>
+        <w:tc>
+          <w:tcPr>
+            <w:tcW w:w="2200" w:type="dxa"/>
+            <w:tcBorders>
+              <w:top w:val="single" w:sz="1" w:space="0" w:color="CCCCCC"/>
+              <w:left w:val="single" w:sz="1" w:space="0" w:color="CCCCCC"/>
+              <w:bottom w:val="single" w:sz="1" w:space="0" w:color="CCCCCC"/>
+              <w:right w:val="single" w:sz="1" w:space="0" w:color="CCCCCC"/>
+            </w:tcBorders>
+            <w:shd w:val="clear" w:color="auto" w:fill="FFFFFF"/>
+            <w:tcMar>
+              <w:top w:w="80" w:type="dxa"/>
+              <w:left w:w="120" w:type="dxa"/>
+              <w:bottom w:w="80" w:type="dxa"/>
+              <w:right w:w="120" w:type="dxa"/>
+            </w:tcMar>
+            <w:vAlign w:val="center"/>
+          </w:tcPr>
+          <w:p>
+            <w:pPr>
+              <w:spacing w:after="0" w:line="240" w:lineRule="auto"/>
+              <w:jc w:val="center"/>
+              <w:rPr>
+                <w:rFonts w:eastAsia="Arial" w:cs="Arial"/>
+                <w:kern w:val="0"/>
+                <w:sz w:val="24"/>
+                <w:szCs w:val="24"/>
+                <w:lang w:eastAsia="de-AT"/>
+                <w14:ligatures w14:val="none"/>
+              </w:rPr>
+            </w:pPr>
+            <w:r>
+              <w:rPr>
+                <w:rFonts w:eastAsia="Arial" w:cs="Arial"/>
+                <w:color w:val="000000"/>
+                <w:kern w:val="0"/>
+                <w:sz w:val="20"/>
+                <w:szCs w:val="20"/>
+                <w:lang w:eastAsia="de-AT"/>
+                <w14:ligatures w14:val="none"/>
+              </w:rPr>
+              <w:t>~4,6</w:t>
+            </w:r>
+            <w:r>
+              <w:rPr>
+                <w:rFonts w:eastAsia="Arial" w:cs="Arial"/>
+                <w:color w:val="000000"/>
+                <w:kern w:val="0"/>
+                <w:sz w:val="20"/>
+                <w:szCs w:val="20"/>
+                <w:lang w:eastAsia="de-AT"/>
+                <w14:ligatures w14:val="none"/>
+              </w:rPr>
+              <w:t> </w:t>
+            </w:r>
+            <w:r>
+              <w:rPr>
+                <w:rFonts w:eastAsia="Arial" w:cs="Arial"/>
+                <w:color w:val="000000"/>
+                <w:kern w:val="0"/>
+                <w:sz w:val="20"/>
+                <w:szCs w:val="20"/>
+                <w:lang w:eastAsia="de-AT"/>
+                <w14:ligatures w14:val="none"/>
+              </w:rPr>
+              <w:t>Jahre</w:t>
+            </w:r>
+          </w:p>
+        </w:tc>
+        <w:tc>
+          <w:tcPr>
+            <w:tcW w:w="2426" w:type="dxa"/>
+            <w:tcBorders>
+              <w:top w:val="single" w:sz="1" w:space="0" w:color="CCCCCC"/>
+              <w:left w:val="single" w:sz="1" w:space="0" w:color="CCCCCC"/>
+              <w:bottom w:val="single" w:sz="1" w:space="0" w:color="CCCCCC"/>
+              <w:right w:val="single" w:sz="1" w:space="0" w:color="CCCCCC"/>
+            </w:tcBorders>
+            <w:shd w:val="clear" w:color="auto" w:fill="FFFFFF"/>
+            <w:tcMar>
+              <w:top w:w="80" w:type="dxa"/>
+              <w:left w:w="120" w:type="dxa"/>
+              <w:bottom w:w="80" w:type="dxa"/>
+              <w:right w:w="120" w:type="dxa"/>
+            </w:tcMar>
+            <w:vAlign w:val="center"/>
+          </w:tcPr>
+          <w:p>
+            <w:pPr>
+              <w:spacing w:after="0" w:line="240" w:lineRule="auto"/>
+              <w:jc w:val="center"/>
+              <w:rPr>
+                <w:rFonts w:eastAsia="Arial" w:cs="Arial"/>
+                <w:kern w:val="0"/>
+                <w:sz w:val="24"/>
+                <w:szCs w:val="24"/>
+                <w:lang w:eastAsia="de-AT"/>
+                <w14:ligatures w14:val="none"/>
+              </w:rPr>
+            </w:pPr>
+            <w:r>
+              <w:rPr>
+                <w:rFonts w:eastAsia="Arial" w:cs="Arial"/>
+                <w:color w:val="000000"/>
+                <w:kern w:val="0"/>
+                <w:sz w:val="20"/>
+                <w:szCs w:val="20"/>
+                <w:lang w:eastAsia="de-AT"/>
+                <w14:ligatures w14:val="none"/>
+              </w:rPr>
+              <w:t>11–19</w:t>
+            </w:r>
+            <w:r>
+              <w:rPr>
+                <w:rFonts w:eastAsia="Arial" w:cs="Arial"/>
+                <w:color w:val="000000"/>
+                <w:kern w:val="0"/>
+                <w:sz w:val="20"/>
+                <w:szCs w:val="20"/>
+                <w:lang w:eastAsia="de-AT"/>
+                <w14:ligatures w14:val="none"/>
+              </w:rPr>
+              <w:t> </w:t>
+            </w:r>
+            <w:r>
+              <w:rPr>
+                <w:rFonts w:eastAsia="Arial" w:cs="Arial"/>
+                <w:color w:val="000000"/>
+                <w:kern w:val="0"/>
+                <w:sz w:val="20"/>
+                <w:szCs w:val="20"/>
+                <w:lang w:eastAsia="de-AT"/>
+                <w14:ligatures w14:val="none"/>
+              </w:rPr>
+              <w:t>Jahre</w:t>
+            </w:r>
+          </w:p>
+        </w:tc>
+      </w:tr>
+      <w:tr>
+        <w:tblPrEx>
+          <w:tblCellMar>
+            <w:top w:w="0" w:type="dxa"/>
+            <w:bottom w:w="0" w:type="dxa"/>
+          </w:tblCellMar>
+        </w:tblPrEx>
+        <w:tc>
+          <w:tcPr>
+            <w:tcW w:w="2200" w:type="dxa"/>
+            <w:tcBorders>
+              <w:top w:val="single" w:sz="1" w:space="0" w:color="CCCCCC"/>
+              <w:left w:val="single" w:sz="1" w:space="0" w:color="CCCCCC"/>
+              <w:bottom w:val="single" w:sz="1" w:space="0" w:color="CCCCCC"/>
+              <w:right w:val="single" w:sz="1" w:space="0" w:color="CCCCCC"/>
+            </w:tcBorders>
+            <w:shd w:val="clear" w:color="auto" w:fill="FFFFFF"/>
+            <w:tcMar>
+              <w:top w:w="80" w:type="dxa"/>
+              <w:left w:w="120" w:type="dxa"/>
+              <w:bottom w:w="80" w:type="dxa"/>
+              <w:right w:w="120" w:type="dxa"/>
+            </w:tcMar>
+            <w:vAlign w:val="center"/>
+          </w:tcPr>
+          <w:p>
+            <w:pPr>
+              <w:spacing w:after="0" w:line="240" w:lineRule="auto"/>
+              <w:jc w:val="center"/>
+              <w:rPr>
+                <w:rFonts w:eastAsia="Arial" w:cs="Arial"/>
+                <w:kern w:val="0"/>
+                <w:sz w:val="24"/>
+                <w:szCs w:val="24"/>
+                <w:lang w:eastAsia="de-AT"/>
+                <w14:ligatures w14:val="none"/>
+              </w:rPr>
+            </w:pPr>
+            <w:r>
+              <w:rPr>
+                <w:rFonts w:eastAsia="Arial" w:cs="Arial"/>
+                <w:color w:val="000000"/>
+                <w:kern w:val="0"/>
+                <w:sz w:val="20"/>
+                <w:szCs w:val="20"/>
+                <w:lang w:eastAsia="de-AT"/>
+                <w14:ligatures w14:val="none"/>
+              </w:rPr>
+              <w:t>Versorgungssicherheit</w:t>
+            </w:r>
+          </w:p>
+        </w:tc>
+        <w:tc>
+          <w:tcPr>
+            <w:tcW w:w="2200" w:type="dxa"/>
+            <w:tcBorders>
+              <w:top w:val="single" w:sz="1" w:space="0" w:color="CCCCCC"/>
+              <w:left w:val="single" w:sz="1" w:space="0" w:color="CCCCCC"/>
+              <w:bottom w:val="single" w:sz="1" w:space="0" w:color="CCCCCC"/>
+              <w:right w:val="single" w:sz="1" w:space="0" w:color="CCCCCC"/>
+            </w:tcBorders>
+            <w:shd w:val="clear" w:color="auto" w:fill="FFFFFF"/>
+            <w:tcMar>
+              <w:top w:w="80" w:type="dxa"/>
+              <w:left w:w="120" w:type="dxa"/>
+              <w:bottom w:w="80" w:type="dxa"/>
+              <w:right w:w="120" w:type="dxa"/>
+            </w:tcMar>
+            <w:vAlign w:val="center"/>
+          </w:tcPr>
+          <w:p>
+            <w:pPr>
+              <w:spacing w:after="0" w:line="240" w:lineRule="auto"/>
+              <w:jc w:val="center"/>
+              <w:rPr>
+                <w:rFonts w:eastAsia="Arial" w:cs="Arial"/>
+                <w:kern w:val="0"/>
+                <w:sz w:val="24"/>
+                <w:szCs w:val="24"/>
+                <w:lang w:eastAsia="de-AT"/>
+                <w14:ligatures w14:val="none"/>
+              </w:rPr>
+            </w:pPr>
+            <w:r>
+              <w:rPr>
+                <w:rFonts w:eastAsia="Arial" w:cs="Arial"/>
+                <w:color w:val="000000"/>
+                <w:kern w:val="0"/>
+                <w:sz w:val="20"/>
+                <w:szCs w:val="20"/>
+                <w:lang w:eastAsia="de-AT"/>
+                <w14:ligatures w14:val="none"/>
+              </w:rPr>
+              <w:t>Batterieabhängig</w:t>
+            </w:r>
+          </w:p>
+        </w:tc>
+        <w:tc>
+          <w:tcPr>
+            <w:tcW w:w="2200" w:type="dxa"/>
+            <w:tcBorders>
+              <w:top w:val="single" w:sz="1" w:space="0" w:color="CCCCCC"/>
+              <w:left w:val="single" w:sz="1" w:space="0" w:color="CCCCCC"/>
+              <w:bottom w:val="single" w:sz="1" w:space="0" w:color="CCCCCC"/>
+              <w:right w:val="single" w:sz="1" w:space="0" w:color="CCCCCC"/>
+            </w:tcBorders>
+            <w:shd w:val="clear" w:color="auto" w:fill="FFFFFF"/>
+            <w:tcMar>
+              <w:top w:w="80" w:type="dxa"/>
+              <w:left w:w="120" w:type="dxa"/>
+              <w:bottom w:w="80" w:type="dxa"/>
+              <w:right w:w="120" w:type="dxa"/>
+            </w:tcMar>
+            <w:vAlign w:val="center"/>
+          </w:tcPr>
+          <w:p>
+            <w:pPr>
+              <w:spacing w:after="0" w:line="240" w:lineRule="auto"/>
+              <w:jc w:val="center"/>
+              <w:rPr>
+                <w:rFonts w:eastAsia="Arial" w:cs="Arial"/>
+                <w:kern w:val="0"/>
+                <w:sz w:val="24"/>
+                <w:szCs w:val="24"/>
+                <w:lang w:eastAsia="de-AT"/>
+                <w14:ligatures w14:val="none"/>
+              </w:rPr>
+            </w:pPr>
+            <w:r>
+              <w:rPr>
+                <w:rFonts w:eastAsia="Arial" w:cs="Arial"/>
+                <w:color w:val="000000"/>
+                <w:kern w:val="0"/>
+                <w:sz w:val="20"/>
+                <w:szCs w:val="20"/>
+                <w:lang w:eastAsia="de-AT"/>
+                <w14:ligatures w14:val="none"/>
+              </w:rPr>
+              <w:t>Hoch (Netz als Backup)</w:t>
+            </w:r>
+          </w:p>
+        </w:tc>
+        <w:tc>
+          <w:tcPr>
+            <w:tcW w:w="2426" w:type="dxa"/>
+            <w:tcBorders>
+              <w:top w:val="single" w:sz="1" w:space="0" w:color="CCCCCC"/>
+              <w:left w:val="single" w:sz="1" w:space="0" w:color="CCCCCC"/>
+              <w:bottom w:val="single" w:sz="1" w:space="0" w:color="CCCCCC"/>
+              <w:right w:val="single" w:sz="1" w:space="0" w:color="CCCCCC"/>
+            </w:tcBorders>
+            <w:shd w:val="clear" w:color="auto" w:fill="FFFFFF"/>
+            <w:tcMar>
+              <w:top w:w="80" w:type="dxa"/>
+              <w:left w:w="120" w:type="dxa"/>
+              <w:bottom w:w="80" w:type="dxa"/>
+              <w:right w:w="120" w:type="dxa"/>
+            </w:tcMar>
+            <w:vAlign w:val="center"/>
+          </w:tcPr>
+          <w:p>
+            <w:pPr>
+              <w:spacing w:after="0" w:line="240" w:lineRule="auto"/>
+              <w:jc w:val="center"/>
+              <w:rPr>
+                <w:rFonts w:eastAsia="Arial" w:cs="Arial"/>
+                <w:kern w:val="0"/>
+                <w:sz w:val="24"/>
+                <w:szCs w:val="24"/>
+                <w:lang w:eastAsia="de-AT"/>
+                <w14:ligatures w14:val="none"/>
+              </w:rPr>
+            </w:pPr>
+            <w:r>
+              <w:rPr>
+                <w:rFonts w:eastAsia="Arial" w:cs="Arial"/>
+                <w:color w:val="000000"/>
+                <w:kern w:val="0"/>
+                <w:sz w:val="20"/>
+                <w:szCs w:val="20"/>
+                <w:lang w:eastAsia="de-AT"/>
+                <w14:ligatures w14:val="none"/>
+              </w:rPr>
+              <w:t>Vollständig</w:t>
+            </w:r>
+          </w:p>
+        </w:tc>
+      </w:tr>
+      <w:tr>
+        <w:tblPrEx>
+          <w:tblCellMar>
+            <w:top w:w="0" w:type="dxa"/>
+            <w:bottom w:w="0" w:type="dxa"/>
+          </w:tblCellMar>
+        </w:tblPrEx>
+        <w:tc>
+          <w:tcPr>
+            <w:tcW w:w="2200" w:type="dxa"/>
+            <w:tcBorders>
+              <w:top w:val="single" w:sz="1" w:space="0" w:color="CCCCCC"/>
+              <w:left w:val="single" w:sz="1" w:space="0" w:color="CCCCCC"/>
+              <w:bottom w:val="single" w:sz="1" w:space="0" w:color="CCCCCC"/>
+              <w:right w:val="single" w:sz="1" w:space="0" w:color="CCCCCC"/>
+            </w:tcBorders>
+            <w:shd w:val="clear" w:color="auto" w:fill="FFFFFF"/>
+            <w:tcMar>
+              <w:top w:w="80" w:type="dxa"/>
+              <w:left w:w="120" w:type="dxa"/>
+              <w:bottom w:w="80" w:type="dxa"/>
+              <w:right w:w="120" w:type="dxa"/>
+            </w:tcMar>
+            <w:vAlign w:val="center"/>
+          </w:tcPr>
+          <w:p>
+            <w:pPr>
+              <w:spacing w:after="0" w:line="240" w:lineRule="auto"/>
+              <w:jc w:val="center"/>
+              <w:rPr>
+                <w:rFonts w:eastAsia="Arial" w:cs="Arial"/>
+                <w:kern w:val="0"/>
+                <w:sz w:val="24"/>
+                <w:szCs w:val="24"/>
+                <w:lang w:eastAsia="de-AT"/>
+                <w14:ligatures w14:val="none"/>
+              </w:rPr>
+            </w:pPr>
+            <w:r>
+              <w:rPr>
+                <w:rFonts w:eastAsia="Arial" w:cs="Arial"/>
+                <w:color w:val="000000"/>
+                <w:kern w:val="0"/>
+                <w:sz w:val="20"/>
+                <w:szCs w:val="20"/>
+                <w:lang w:eastAsia="de-AT"/>
+                <w14:ligatures w14:val="none"/>
+              </w:rPr>
+              <w:t>Netzgebühren</w:t>
+            </w:r>
+          </w:p>
+        </w:tc>
+        <w:tc>
+          <w:tcPr>
+            <w:tcW w:w="2200" w:type="dxa"/>
+            <w:tcBorders>
+              <w:top w:val="single" w:sz="1" w:space="0" w:color="CCCCCC"/>
+              <w:left w:val="single" w:sz="1" w:space="0" w:color="CCCCCC"/>
+              <w:bottom w:val="single" w:sz="1" w:space="0" w:color="CCCCCC"/>
+              <w:right w:val="single" w:sz="1" w:space="0" w:color="CCCCCC"/>
+            </w:tcBorders>
+            <w:shd w:val="clear" w:color="auto" w:fill="FFFFFF"/>
+            <w:tcMar>
+              <w:top w:w="80" w:type="dxa"/>
+              <w:left w:w="120" w:type="dxa"/>
+              <w:bottom w:w="80" w:type="dxa"/>
+              <w:right w:w="120" w:type="dxa"/>
+            </w:tcMar>
+            <w:vAlign w:val="center"/>
+          </w:tcPr>
+          <w:p>
+            <w:pPr>
+              <w:spacing w:after="0" w:line="240" w:lineRule="auto"/>
+              <w:jc w:val="center"/>
+              <w:rPr>
+                <w:rFonts w:eastAsia="Arial" w:cs="Arial"/>
+                <w:kern w:val="0"/>
+                <w:sz w:val="24"/>
+                <w:szCs w:val="24"/>
+                <w:lang w:eastAsia="de-AT"/>
+                <w14:ligatures w14:val="none"/>
+              </w:rPr>
+            </w:pPr>
+            <w:r>
+              <w:rPr>
+                <w:rFonts w:eastAsia="Arial" w:cs="Arial"/>
+                <w:color w:val="000000"/>
+                <w:kern w:val="0"/>
+                <w:sz w:val="20"/>
+                <w:szCs w:val="20"/>
+                <w:lang w:eastAsia="de-AT"/>
+                <w14:ligatures w14:val="none"/>
+              </w:rPr>
+              <w:t>Keine</w:t>
+            </w:r>
+          </w:p>
+        </w:tc>
+        <w:tc>
+          <w:tcPr>
+            <w:tcW w:w="2200" w:type="dxa"/>
+            <w:tcBorders>
+              <w:top w:val="single" w:sz="1" w:space="0" w:color="CCCCCC"/>
+              <w:left w:val="single" w:sz="1" w:space="0" w:color="CCCCCC"/>
+              <w:bottom w:val="single" w:sz="1" w:space="0" w:color="CCCCCC"/>
+              <w:right w:val="single" w:sz="1" w:space="0" w:color="CCCCCC"/>
+            </w:tcBorders>
+            <w:shd w:val="clear" w:color="auto" w:fill="FFFFFF"/>
+            <w:tcMar>
+              <w:top w:w="80" w:type="dxa"/>
+              <w:left w:w="120" w:type="dxa"/>
+              <w:bottom w:w="80" w:type="dxa"/>
+              <w:right w:w="120" w:type="dxa"/>
+            </w:tcMar>
+            <w:vAlign w:val="center"/>
+          </w:tcPr>
+          <w:p>
+            <w:pPr>
+              <w:spacing w:after="0" w:line="240" w:lineRule="auto"/>
+              <w:jc w:val="center"/>
+              <w:rPr>
+                <w:rFonts w:eastAsia="Arial" w:cs="Arial"/>
+                <w:kern w:val="0"/>
+                <w:sz w:val="24"/>
+                <w:szCs w:val="24"/>
+                <w:lang w:eastAsia="de-AT"/>
+                <w14:ligatures w14:val="none"/>
+              </w:rPr>
+            </w:pPr>
+            <w:r>
+              <w:rPr>
+                <w:rFonts w:eastAsia="Arial" w:cs="Arial"/>
+                <w:color w:val="000000"/>
+                <w:kern w:val="0"/>
+                <w:sz w:val="20"/>
+                <w:szCs w:val="20"/>
+                <w:lang w:eastAsia="de-AT"/>
+                <w14:ligatures w14:val="none"/>
+              </w:rPr>
+              <w:t>Reduziert</w:t>
+            </w:r>
+          </w:p>
+        </w:tc>
+        <w:tc>
+          <w:tcPr>
+            <w:tcW w:w="2426" w:type="dxa"/>
+            <w:tcBorders>
+              <w:top w:val="single" w:sz="1" w:space="0" w:color="CCCCCC"/>
+              <w:left w:val="single" w:sz="1" w:space="0" w:color="CCCCCC"/>
+              <w:bottom w:val="single" w:sz="1" w:space="0" w:color="CCCCCC"/>
+              <w:right w:val="single" w:sz="1" w:space="0" w:color="CCCCCC"/>
+            </w:tcBorders>
+            <w:shd w:val="clear" w:color="auto" w:fill="FFFFFF"/>
+            <w:tcMar>
+              <w:top w:w="80" w:type="dxa"/>
+              <w:left w:w="120" w:type="dxa"/>
+              <w:bottom w:w="80" w:type="dxa"/>
+              <w:right w:w="120" w:type="dxa"/>
+            </w:tcMar>
+            <w:vAlign w:val="center"/>
+          </w:tcPr>
+          <w:p>
+            <w:pPr>
+              <w:spacing w:after="0" w:line="240" w:lineRule="auto"/>
+              <w:jc w:val="center"/>
+              <w:rPr>
+                <w:rFonts w:eastAsia="Arial" w:cs="Arial"/>
+                <w:kern w:val="0"/>
+                <w:sz w:val="24"/>
+                <w:szCs w:val="24"/>
+                <w:lang w:eastAsia="de-AT"/>
+                <w14:ligatures w14:val="none"/>
+              </w:rPr>
+            </w:pPr>
+            <w:r>
+              <w:rPr>
+                <w:rFonts w:eastAsia="Arial" w:cs="Arial"/>
+                <w:color w:val="000000"/>
+                <w:kern w:val="0"/>
+                <w:sz w:val="20"/>
+                <w:szCs w:val="20"/>
+                <w:lang w:eastAsia="de-AT"/>
+                <w14:ligatures w14:val="none"/>
+              </w:rPr>
+              <w:t>Ja</w:t>
+            </w:r>
+          </w:p>
+        </w:tc>
+      </w:tr>
+      <w:tr>
+        <w:tblPrEx>
+          <w:tblCellMar>
+            <w:top w:w="0" w:type="dxa"/>
+            <w:bottom w:w="0" w:type="dxa"/>
+          </w:tblCellMar>
+        </w:tblPrEx>
+        <w:tc>
+          <w:tcPr>
+            <w:tcW w:w="2200" w:type="dxa"/>
+            <w:tcBorders>
+              <w:top w:val="single" w:sz="1" w:space="0" w:color="CCCCCC"/>
+              <w:left w:val="single" w:sz="1" w:space="0" w:color="CCCCCC"/>
+              <w:bottom w:val="single" w:sz="1" w:space="0" w:color="CCCCCC"/>
+              <w:right w:val="single" w:sz="1" w:space="0" w:color="CCCCCC"/>
+            </w:tcBorders>
+            <w:shd w:val="clear" w:color="auto" w:fill="FFFFFF"/>
+            <w:tcMar>
+              <w:top w:w="80" w:type="dxa"/>
+              <w:left w:w="120" w:type="dxa"/>
+              <w:bottom w:w="80" w:type="dxa"/>
+              <w:right w:w="120" w:type="dxa"/>
+            </w:tcMar>
+            <w:vAlign w:val="center"/>
+          </w:tcPr>
+          <w:p>
+            <w:pPr>
+              <w:spacing w:after="0" w:line="240" w:lineRule="auto"/>
+              <w:jc w:val="center"/>
+              <w:rPr>
+                <w:rFonts w:eastAsia="Arial" w:cs="Arial"/>
+                <w:kern w:val="0"/>
+                <w:sz w:val="24"/>
+                <w:szCs w:val="24"/>
+                <w:lang w:eastAsia="de-AT"/>
+                <w14:ligatures w14:val="none"/>
+              </w:rPr>
+            </w:pPr>
+            <w:r>
+              <w:rPr>
+                <w:rFonts w:eastAsia="Arial" w:cs="Arial"/>
+                <w:color w:val="000000"/>
+                <w:kern w:val="0"/>
+                <w:sz w:val="20"/>
+                <w:szCs w:val="20"/>
+                <w:lang w:eastAsia="de-AT"/>
+                <w14:ligatures w14:val="none"/>
+              </w:rPr>
+              <w:t>Winterbetrieb</w:t>
+            </w:r>
+          </w:p>
+        </w:tc>
+        <w:tc>
+          <w:tcPr>
+            <w:tcW w:w="2200" w:type="dxa"/>
+            <w:tcBorders>
+              <w:top w:val="single" w:sz="1" w:space="0" w:color="CCCCCC"/>
+              <w:left w:val="single" w:sz="1" w:space="0" w:color="CCCCCC"/>
+              <w:bottom w:val="single" w:sz="1" w:space="0" w:color="CCCCCC"/>
+              <w:right w:val="single" w:sz="1" w:space="0" w:color="CCCCCC"/>
+            </w:tcBorders>
+            <w:shd w:val="clear" w:color="auto" w:fill="FFFFFF"/>
+            <w:tcMar>
+              <w:top w:w="80" w:type="dxa"/>
+              <w:left w:w="120" w:type="dxa"/>
+              <w:bottom w:w="80" w:type="dxa"/>
+              <w:right w:w="120" w:type="dxa"/>
+            </w:tcMar>
+            <w:vAlign w:val="center"/>
+          </w:tcPr>
+          <w:p>
+            <w:pPr>
+              <w:spacing w:after="0" w:line="240" w:lineRule="auto"/>
+              <w:jc w:val="center"/>
+              <w:rPr>
+                <w:rFonts w:eastAsia="Arial" w:cs="Arial"/>
+                <w:kern w:val="0"/>
+                <w:sz w:val="24"/>
+                <w:szCs w:val="24"/>
+                <w:lang w:eastAsia="de-AT"/>
+                <w14:ligatures w14:val="none"/>
+              </w:rPr>
+            </w:pPr>
+            <w:r>
+              <w:rPr>
+                <w:rFonts w:eastAsia="Arial" w:cs="Arial"/>
+                <w:color w:val="000000"/>
+                <w:kern w:val="0"/>
+                <w:sz w:val="20"/>
+                <w:szCs w:val="20"/>
+                <w:lang w:eastAsia="de-AT"/>
+                <w14:ligatures w14:val="none"/>
+              </w:rPr>
+              <w:t>Eingeschränkt</w:t>
+            </w:r>
+          </w:p>
+        </w:tc>
+        <w:tc>
+          <w:tcPr>
+            <w:tcW w:w="2200" w:type="dxa"/>
+            <w:tcBorders>
+              <w:top w:val="single" w:sz="1" w:space="0" w:color="CCCCCC"/>
+              <w:left w:val="single" w:sz="1" w:space="0" w:color="CCCCCC"/>
+              <w:bottom w:val="single" w:sz="1" w:space="0" w:color="CCCCCC"/>
+              <w:right w:val="single" w:sz="1" w:space="0" w:color="CCCCCC"/>
+            </w:tcBorders>
+            <w:shd w:val="clear" w:color="auto" w:fill="FFFFFF"/>
+            <w:tcMar>
+              <w:top w:w="80" w:type="dxa"/>
+              <w:left w:w="120" w:type="dxa"/>
+              <w:bottom w:w="80" w:type="dxa"/>
+              <w:right w:w="120" w:type="dxa"/>
+            </w:tcMar>
+            <w:vAlign w:val="center"/>
+          </w:tcPr>
+          <w:p>
+            <w:pPr>
+              <w:spacing w:after="0" w:line="240" w:lineRule="auto"/>
+              <w:jc w:val="center"/>
+              <w:rPr>
+                <w:rFonts w:eastAsia="Arial" w:cs="Arial"/>
+                <w:kern w:val="0"/>
+                <w:sz w:val="24"/>
+                <w:szCs w:val="24"/>
+                <w:lang w:eastAsia="de-AT"/>
+                <w14:ligatures w14:val="none"/>
+              </w:rPr>
+            </w:pPr>
+            <w:r>
+              <w:rPr>
+                <w:rFonts w:eastAsia="Arial" w:cs="Arial"/>
+                <w:color w:val="000000"/>
+                <w:kern w:val="0"/>
+                <w:sz w:val="20"/>
+                <w:szCs w:val="20"/>
+                <w:lang w:eastAsia="de-AT"/>
+                <w14:ligatures w14:val="none"/>
+              </w:rPr>
+              <w:t>Gesichert</w:t>
+            </w:r>
+          </w:p>
+        </w:tc>
+        <w:tc>
+          <w:tcPr>
+            <w:tcW w:w="2426" w:type="dxa"/>
+            <w:tcBorders>
+              <w:top w:val="single" w:sz="1" w:space="0" w:color="CCCCCC"/>
+              <w:left w:val="single" w:sz="1" w:space="0" w:color="CCCCCC"/>
+              <w:bottom w:val="single" w:sz="1" w:space="0" w:color="CCCCCC"/>
+              <w:right w:val="single" w:sz="1" w:space="0" w:color="CCCCCC"/>
+            </w:tcBorders>
+            <w:shd w:val="clear" w:color="auto" w:fill="FFFFFF"/>
+            <w:tcMar>
+              <w:top w:w="80" w:type="dxa"/>
+              <w:left w:w="120" w:type="dxa"/>
+              <w:bottom w:w="80" w:type="dxa"/>
+              <w:right w:w="120" w:type="dxa"/>
+            </w:tcMar>
+            <w:vAlign w:val="center"/>
+          </w:tcPr>
+          <w:p>
+            <w:pPr>
+              <w:spacing w:after="0" w:line="240" w:lineRule="auto"/>
+              <w:jc w:val="center"/>
+              <w:rPr>
+                <w:rFonts w:eastAsia="Arial" w:cs="Arial"/>
+                <w:kern w:val="0"/>
+                <w:sz w:val="24"/>
+                <w:szCs w:val="24"/>
+                <w:lang w:eastAsia="de-AT"/>
+                <w14:ligatures w14:val="none"/>
+              </w:rPr>
+            </w:pPr>
+            <w:r>
+              <w:rPr>
+                <w:rFonts w:eastAsia="Arial" w:cs="Arial"/>
+                <w:color w:val="000000"/>
+                <w:kern w:val="0"/>
+                <w:sz w:val="20"/>
+                <w:szCs w:val="20"/>
+                <w:lang w:eastAsia="de-AT"/>
+                <w14:ligatures w14:val="none"/>
+              </w:rPr>
+              <w:t>Gesichert</w:t>
+            </w:r>
+          </w:p>
+        </w:tc>
+      </w:tr>
+      <w:tr>
+        <w:tblPrEx>
+          <w:tblCellMar>
+            <w:top w:w="0" w:type="dxa"/>
+            <w:bottom w:w="0" w:type="dxa"/>
+          </w:tblCellMar>
+        </w:tblPrEx>
+        <w:tc>
+          <w:tcPr>
+            <w:tcW w:w="2200" w:type="dxa"/>
+            <w:tcBorders>
+              <w:top w:val="single" w:sz="1" w:space="0" w:color="CCCCCC"/>
+              <w:left w:val="single" w:sz="1" w:space="0" w:color="CCCCCC"/>
+              <w:bottom w:val="single" w:sz="1" w:space="0" w:color="CCCCCC"/>
+              <w:right w:val="single" w:sz="1" w:space="0" w:color="CCCCCC"/>
+            </w:tcBorders>
+            <w:shd w:val="clear" w:color="auto" w:fill="FFFFFF"/>
+            <w:tcMar>
+              <w:top w:w="80" w:type="dxa"/>
+              <w:left w:w="120" w:type="dxa"/>
+              <w:bottom w:w="80" w:type="dxa"/>
+              <w:right w:w="120" w:type="dxa"/>
+            </w:tcMar>
+            <w:vAlign w:val="center"/>
+          </w:tcPr>
+          <w:p>
+            <w:pPr>
+              <w:spacing w:after="0" w:line="240" w:lineRule="auto"/>
+              <w:jc w:val="center"/>
+              <w:rPr>
+                <w:rFonts w:eastAsia="Arial" w:cs="Arial"/>
+                <w:kern w:val="0"/>
+                <w:sz w:val="24"/>
+                <w:szCs w:val="24"/>
+                <w:lang w:eastAsia="de-AT"/>
+                <w14:ligatures w14:val="none"/>
+              </w:rPr>
+            </w:pPr>
+            <w:r>
+              <w:rPr>
+                <w:rFonts w:eastAsia="Arial" w:cs="Arial"/>
+                <w:color w:val="000000"/>
+                <w:kern w:val="0"/>
+                <w:sz w:val="20"/>
+                <w:szCs w:val="20"/>
+                <w:lang w:eastAsia="de-AT"/>
+                <w14:ligatures w14:val="none"/>
+              </w:rPr>
+              <w:t>Vergütung</w:t>
+            </w:r>
+          </w:p>
+        </w:tc>
+        <w:tc>
+          <w:tcPr>
+            <w:tcW w:w="2200" w:type="dxa"/>
+            <w:tcBorders>
+              <w:top w:val="single" w:sz="1" w:space="0" w:color="CCCCCC"/>
+              <w:left w:val="single" w:sz="1" w:space="0" w:color="CCCCCC"/>
+              <w:bottom w:val="single" w:sz="1" w:space="0" w:color="CCCCCC"/>
+              <w:right w:val="single" w:sz="1" w:space="0" w:color="CCCCCC"/>
+            </w:tcBorders>
+            <w:shd w:val="clear" w:color="auto" w:fill="FFFFFF"/>
+            <w:tcMar>
+              <w:top w:w="80" w:type="dxa"/>
+              <w:left w:w="120" w:type="dxa"/>
+              <w:bottom w:w="80" w:type="dxa"/>
+              <w:right w:w="120" w:type="dxa"/>
+            </w:tcMar>
+            <w:vAlign w:val="center"/>
+          </w:tcPr>
+          <w:p>
+            <w:pPr>
+              <w:spacing w:after="0" w:line="240" w:lineRule="auto"/>
+              <w:jc w:val="center"/>
+              <w:rPr>
+                <w:rFonts w:eastAsia="Arial" w:cs="Arial"/>
+                <w:kern w:val="0"/>
+                <w:sz w:val="24"/>
+                <w:szCs w:val="24"/>
+                <w:lang w:eastAsia="de-AT"/>
+                <w14:ligatures w14:val="none"/>
+              </w:rPr>
+            </w:pPr>
+            <w:r>
+              <w:rPr>
+                <w:rFonts w:eastAsia="Arial" w:cs="Arial"/>
+                <w:color w:val="000000"/>
+                <w:kern w:val="0"/>
+                <w:sz w:val="20"/>
+                <w:szCs w:val="20"/>
+                <w:lang w:eastAsia="de-AT"/>
+                <w14:ligatures w14:val="none"/>
+              </w:rPr>
+              <w:t>Eigenverbrauch</w:t>
+            </w:r>
+          </w:p>
+        </w:tc>
+        <w:tc>
+          <w:tcPr>
+            <w:tcW w:w="2200" w:type="dxa"/>
+            <w:tcBorders>
+              <w:top w:val="single" w:sz="1" w:space="0" w:color="CCCCCC"/>
+              <w:left w:val="single" w:sz="1" w:space="0" w:color="CCCCCC"/>
+              <w:bottom w:val="single" w:sz="1" w:space="0" w:color="CCCCCC"/>
+              <w:right w:val="single" w:sz="1" w:space="0" w:color="CCCCCC"/>
+            </w:tcBorders>
+            <w:shd w:val="clear" w:color="auto" w:fill="FFFFFF"/>
+            <w:tcMar>
+              <w:top w:w="80" w:type="dxa"/>
+              <w:left w:w="120" w:type="dxa"/>
+              <w:bottom w:w="80" w:type="dxa"/>
+              <w:right w:w="120" w:type="dxa"/>
+            </w:tcMar>
+            <w:vAlign w:val="center"/>
+          </w:tcPr>
+          <w:p>
+            <w:pPr>
+              <w:spacing w:after="0" w:line="240" w:lineRule="auto"/>
+              <w:jc w:val="center"/>
+              <w:rPr>
+                <w:rFonts w:eastAsia="Arial" w:cs="Arial"/>
+                <w:kern w:val="0"/>
+                <w:sz w:val="24"/>
+                <w:szCs w:val="24"/>
+                <w:lang w:eastAsia="de-AT"/>
+                <w14:ligatures w14:val="none"/>
+              </w:rPr>
+            </w:pPr>
+            <w:r>
+              <w:rPr>
+                <w:rFonts w:eastAsia="Arial" w:cs="Arial"/>
+                <w:color w:val="000000"/>
+                <w:kern w:val="0"/>
+                <w:sz w:val="20"/>
+                <w:szCs w:val="20"/>
+                <w:lang w:eastAsia="de-AT"/>
+                <w14:ligatures w14:val="none"/>
+              </w:rPr>
+              <w:t>Eigenverbrauch</w:t>
+            </w:r>
+          </w:p>
+        </w:tc>
+        <w:tc>
+          <w:tcPr>
+            <w:tcW w:w="2426" w:type="dxa"/>
+            <w:tcBorders>
+              <w:top w:val="single" w:sz="1" w:space="0" w:color="CCCCCC"/>
+              <w:left w:val="single" w:sz="1" w:space="0" w:color="CCCCCC"/>
+              <w:bottom w:val="single" w:sz="1" w:space="0" w:color="CCCCCC"/>
+              <w:right w:val="single" w:sz="1" w:space="0" w:color="CCCCCC"/>
+            </w:tcBorders>
+            <w:shd w:val="clear" w:color="auto" w:fill="FFFFFF"/>
+            <w:tcMar>
+              <w:top w:w="80" w:type="dxa"/>
+              <w:left w:w="120" w:type="dxa"/>
+              <w:bottom w:w="80" w:type="dxa"/>
+              <w:right w:w="120" w:type="dxa"/>
+            </w:tcMar>
+            <w:vAlign w:val="center"/>
+          </w:tcPr>
+          <w:p>
+            <w:pPr>
+              <w:spacing w:after="0" w:line="240" w:lineRule="auto"/>
+              <w:jc w:val="center"/>
+              <w:rPr>
+                <w:rFonts w:eastAsia="Arial" w:cs="Arial"/>
+                <w:kern w:val="0"/>
+                <w:sz w:val="24"/>
+                <w:szCs w:val="24"/>
+                <w:lang w:eastAsia="de-AT"/>
+                <w14:ligatures w14:val="none"/>
+              </w:rPr>
+            </w:pPr>
+            <w:r>
+              <w:rPr>
+                <w:rFonts w:eastAsia="Arial" w:cs="Arial"/>
+                <w:color w:val="000000"/>
+                <w:kern w:val="0"/>
+                <w:sz w:val="20"/>
+                <w:szCs w:val="20"/>
+                <w:lang w:eastAsia="de-AT"/>
+                <w14:ligatures w14:val="none"/>
+              </w:rPr>
+              <w:t>2</w:t>
+            </w:r>
+            <w:r>
+              <w:rPr>
+                <w:rFonts w:eastAsia="Arial" w:cs="Arial"/>
+                <w:color w:val="000000"/>
+                <w:kern w:val="0"/>
+                <w:sz w:val="20"/>
+                <w:szCs w:val="20"/>
+                <w:lang w:eastAsia="de-AT"/>
+                <w14:ligatures w14:val="none"/>
+              </w:rPr>
+              <w:t>–11</w:t>
+            </w:r>
+            <w:r>
+              <w:rPr>
+                <w:rFonts w:eastAsia="Arial" w:cs="Arial"/>
+                <w:color w:val="000000"/>
+                <w:kern w:val="0"/>
+                <w:sz w:val="20"/>
+                <w:szCs w:val="20"/>
+                <w:lang w:eastAsia="de-AT"/>
+                <w14:ligatures w14:val="none"/>
+              </w:rPr>
+              <w:t> </w:t>
+            </w:r>
+            <w:r>
+              <w:rPr>
+                <w:rFonts w:eastAsia="Arial" w:cs="Arial"/>
+                <w:color w:val="000000"/>
+                <w:kern w:val="0"/>
+                <w:sz w:val="20"/>
+                <w:szCs w:val="20"/>
+                <w:lang w:eastAsia="de-AT"/>
+                <w14:ligatures w14:val="none"/>
+              </w:rPr>
+              <w:t xml:space="preserve">ct/kWh </w:t>
+            </w:r>
+            <w:r>
+              <w:rPr>
+                <w:rFonts w:eastAsia="Arial" w:cs="Arial"/>
+                <w:color w:val="000000"/>
+                <w:kern w:val="0"/>
+                <w:sz w:val="20"/>
+                <w:szCs w:val="20"/>
+                <w:lang w:eastAsia="de-AT"/>
+                <w14:ligatures w14:val="none"/>
+              </w:rPr>
+              <w:fldChar w:fldCharType="begin"/>
+            </w:r>
+            <w:r>
+              <w:rPr>
+                <w:rFonts w:eastAsia="Arial" w:cs="Arial"/>
+                <w:color w:val="000000"/>
+                <w:kern w:val="0"/>
+                <w:sz w:val="20"/>
+                <w:szCs w:val="20"/>
+                <w:lang w:eastAsia="de-AT"/>
+                <w14:ligatures w14:val="none"/>
+              </w:rPr>
+              <w:instrText xml:space="preserve"> ADDIN ZOTERO_ITEM CSL_CITATION {"citationID":"D8m4lOQC","properties":{"formattedCitation":"[20]","plainCitation":"[20]","noteIndex":0},"citationItems":[{"id":58,"uris":["http://zotero.org/groups/6046789/items/9Q9L7H48"],"itemData":{"id":58,"type":"webpage","title":"Einspeisetarife in Österreich für Photovoltaik - Vergleich","URL":"https://www.stromrechner.at/einspeisetarif","accessed":{"date-parts":[["2026",2,20]]}}}],"schema":"https://github.com/citation-style-language/schema/raw/master/csl-citation.json"} </w:instrText>
+            </w:r>
+            <w:r>
+              <w:rPr>
+                <w:rFonts w:eastAsia="Arial" w:cs="Arial"/>
+                <w:color w:val="000000"/>
+                <w:kern w:val="0"/>
+                <w:sz w:val="20"/>
+                <w:szCs w:val="20"/>
+                <w:lang w:eastAsia="de-AT"/>
+                <w14:ligatures w14:val="none"/>
+              </w:rPr>
+              <w:fldChar w:fldCharType="separate"/>
+            </w:r>
+            <w:r>
+              <w:rPr>
+                <w:rFonts w:ascii="Aptos" w:hAnsi="Aptos"/>
+                <w:sz w:val="20"/>
+              </w:rPr>
+              <w:t>[20]</w:t>
+            </w:r>
+            <w:r>
+              <w:rPr>
+                <w:rFonts w:eastAsia="Arial" w:cs="Arial"/>
+                <w:color w:val="000000"/>
+                <w:kern w:val="0"/>
+                <w:sz w:val="20"/>
+                <w:szCs w:val="20"/>
+                <w:lang w:eastAsia="de-AT"/>
+                <w14:ligatures w14:val="none"/>
+              </w:rPr>
+              <w:fldChar w:fldCharType="end"/>
+            </w:r>
+          </w:p>
+        </w:tc>
+      </w:tr>
+    </w:tbl>
+    <w:p>
+      <w:pPr>
+        <w:ind w:left="708"/>
+        <w:jc w:val="both"/>
+        <w:rPr>
+          <w:rFonts w:cs="Arial"/>
+        </w:rPr>
+      </w:pPr>
+      <w:r>
+        <w:rPr>
+          <w:rFonts w:cs="Arial"/>
+        </w:rPr>
+        <w:t>Für die Wahl der geeigneten Systemarchitektur bieten sich grundsätzlich drei Varianten an: die reine Insellösung, das Hybridsystem mit Netzanschluss sowie die reine Netzanbindung mit Einspeisung. Die folgende Tabelle stellt die wesentlichen Merkmale gegenüber:</w:t>
       </w:r>
     </w:p>
     <w:p>
       <w:pPr>
+        <w:spacing w:after="0"/>
         <w:ind w:left="708"/>
         <w:jc w:val="both"/>
         <w:rPr>
           <w:rFonts w:cs="Arial"/>
         </w:rPr>
       </w:pPr>
-      <w:r>
-        <w:rPr>
-          <w:rFonts w:cs="Arial"/>
-        </w:rPr>
-        <w:t>Amortisationszeit = Investition / jährliche Einsparung = 4.800 Euro / 913 Euro ≈ 5,3 Jahre</w:t>
-      </w:r>
     </w:p>
     <w:p>
       <w:pPr>
@@ -11219,14 +13943,79 @@
         <w:rPr>
           <w:rFonts w:cs="Arial"/>
         </w:rPr>
-        <w:t xml:space="preserve">Berücksichtigt man, dass die österreichischen Großhandelspreise für Strom laut Austrian Energy Agency im Februar 2026 gegenüber dem Vorjahr um rund 3,7 % gestiegen sind [3], ist davon auszugehen, dass auch die Endkundenpreise mittelfristig weiter steigen werden – wenn auch gedämpft durch stabile Netzgebühren- und Steueranteile. Steigende </w:t>
-      </w:r>
-      <w:r>
-        <w:rPr>
-          <w:rFonts w:cs="Arial"/>
-        </w:rPr>
-        <w:lastRenderedPageBreak/>
-        <w:t>Endkundenpreise würden die jährliche Einsparung erhöhen und die effektive Amortisationszeit gegenüber dem berechneten Wert von 5,3 Jahren weiter verkürzen.</w:t>
+        <w:t xml:space="preserve">Die reine Insellösung bietet die höchste Unabhängigkeit vom Stromnetz und vermeidet Netzgebühren vollständig. Ihre Schwachstelle liegt im Winterbetrieb: Mit durchschnittlich nur 3,5 Sonnenstunden pro Tag im Dezember </w:t>
+      </w:r>
+      <w:r>
+        <w:rPr>
+          <w:rFonts w:cs="Arial"/>
+        </w:rPr>
+        <w:fldChar w:fldCharType="begin"/>
+      </w:r>
+      <w:r>
+        <w:rPr>
+          <w:rFonts w:cs="Arial"/>
+        </w:rPr>
+        <w:instrText xml:space="preserve"> ADDIN ZOTERO_ITEM CSL_CITATION {"citationID":"ZidW1Zpg","properties":{"formattedCitation":"[18]","plainCitation":"[18]","noteIndex":0},"citationItems":[{"id":53,"uris":["http://zotero.org/groups/6046789/items/DBM7WFA5"],"itemData":{"id":53,"type":"webpage","abstract":"Klima und wichtige Orte in der Region Tirol in Österreich mit Temperaturen, Regentage und Sonnenstunden. Ergebnisse aus 2 Wetterstationen.","container-title":"Laenderdaten.info","language":"de","title":"Klima: Tirol in Österreich","title-short":"Klima","URL":"https://www.laenderdaten.info/Europa/Oesterreich/Klima-Tirol.php","accessed":{"date-parts":[["2026",2,20]]}}}],"schema":"https://github.com/citation-style-language/schema/raw/master/csl-citation.json"} </w:instrText>
+      </w:r>
+      <w:r>
+        <w:rPr>
+          <w:rFonts w:cs="Arial"/>
+        </w:rPr>
+        <w:fldChar w:fldCharType="separate"/>
+      </w:r>
+      <w:r>
+        <w:rPr>
+          <w:rFonts w:ascii="Aptos" w:hAnsi="Aptos"/>
+        </w:rPr>
+        <w:t>[18]</w:t>
+      </w:r>
+      <w:r>
+        <w:rPr>
+          <w:rFonts w:cs="Arial"/>
+        </w:rPr>
+        <w:fldChar w:fldCharType="end"/>
+      </w:r>
+      <w:r>
+        <w:rPr>
+          <w:rFonts w:cs="Arial"/>
+        </w:rPr>
+        <w:t xml:space="preserve"> und entsprechend geringer Energieerzeugung von ca. </w:t>
+      </w:r>
+      <w:r>
+        <w:rPr>
+          <w:rFonts w:cs="Arial"/>
+        </w:rPr>
+        <w:t>6</w:t>
+      </w:r>
+      <w:r>
+        <w:rPr>
+          <w:rFonts w:cs="Arial"/>
+        </w:rPr>
+        <w:t>,0</w:t>
+      </w:r>
+      <w:r>
+        <w:rPr>
+          <w:rFonts w:cs="Arial"/>
+        </w:rPr>
+        <w:t> </w:t>
+      </w:r>
+      <w:r>
+        <w:rPr>
+          <w:rFonts w:cs="Arial"/>
+        </w:rPr>
+        <w:t>kWh täglich kann ein nicht ausreichend dimensionierter Batteriespeicher rasch erschöpft sein. Bei einem kontinuierlichen Grundverbrauch durch Sensoren, Steuerung und Beleuchtung im Gewächshaus ist eine unterbrechungsfreie Versorgung ohne Netz-Backup nich</w:t>
+      </w:r>
+      <w:r>
+        <w:rPr>
+          <w:rFonts w:cs="Arial"/>
+        </w:rPr>
+        <w:t>t</w:t>
+      </w:r>
+      <w:r>
+        <w:rPr>
+          <w:rFonts w:cs="Arial"/>
+        </w:rPr>
+        <w:t xml:space="preserve"> garantiert.</w:t>
       </w:r>
     </w:p>
     <w:p>
@@ -11241,7 +14030,7 @@
         <w:rPr>
           <w:rFonts w:cs="Arial"/>
         </w:rPr>
-        <w:t>Im Vergleich zur Insellösung bietet eine Netzanbindung mit Einspeisung in das öffentliche Netz deutlich geringere wirtschaftliche Vorteile. Der ÖMAG-Einspeisetarif lag zuletzt bei rund 5,9 Cent/kWh, während private Anbieter zwischen 2,0 und 11,0 Cent/kWh vergüten – im Durchschnitt rund 6,05 Cent/kWh [5]. Das liegt deutlich unter dem angenommenen Eigenverbrauchswert von 0,25 Euro/kWh. Bei vollständiger Einspeisung würde die jährliche Vergütung lediglich 220 bis 400 Euro betragen, was die Amortisationszeit auf 12 bis 22 Jahre verlängern würde.</w:t>
+        <w:t>Das Hybridsystem – wie es im Rahmen dieser Arbeit entwickelt wurde – kombiniert die Vorteile beider Ansätze. Im Sommer wird der Energiebedarf vollständig durch PV und Batteriespeicher gedeckt, während im Winter der Netzanschluss des Victron MultiPlus als automatisches Backup aktiviert werden kann. Dadurch wird ganzjährige Versorgungssicherheit gewährleistet, ohne auf die wirtschaftlichen Vorteile des Eigenverbrauchs verzichten zu müssen. Die Amortisationszeit entspricht dabei jener der reinen Insellösung, da die Investitionskosten identisch sind und der Netzanschluss nur ergänzend genutzt wird.</w:t>
       </w:r>
     </w:p>
     <w:p>
@@ -11256,15 +14045,371 @@
         <w:rPr>
           <w:rFonts w:cs="Arial"/>
         </w:rPr>
-        <w:t>Für Gewächshausanwendungen ist die Insellösung daher wirtschaftlich klar vorteilhafter: Der selbst erzeugte Strom wird zum Vollpreis bewertet, Netzgebühren entfallen, und die Versorgung bleibt auch bei Netzausfällen gesichert. Der wesentliche Nachteil der Insellösung liegt in der Speicherabhängigkeit – bei anhaltend schlechter Sonneneinstrahlung, etwa im Winter, muss die Batteriekapazität ausreichend dimensioniert sein, um Versorgungsunterbrechungen zu vermeiden. Das entwickelte Hybridsystem adressiert diesen Punkt durch den integrierten Netzanschluss des Victron MultiPlus, der bei Bedarf als Backup-Versorgung aktiviert werden kann.</w:t>
+        <w:t xml:space="preserve">Ein weiterer wirtschaftlicher Vorteil des Hybridsystems ergibt sich aus der Möglichkeit der Netzeinspeisung bei vollem Batteriespeicher. Besonders im Sommer – mit bis zu 8 Sonnenstunden pro Tag </w:t>
+      </w:r>
+      <w:r>
+        <w:rPr>
+          <w:rFonts w:cs="Arial"/>
+        </w:rPr>
+        <w:fldChar w:fldCharType="begin"/>
+      </w:r>
+      <w:r>
+        <w:rPr>
+          <w:rFonts w:cs="Arial"/>
+        </w:rPr>
+        <w:instrText xml:space="preserve"> ADDIN ZOTERO_ITEM CSL_CITATION {"citationID":"XSiNAIwk","properties":{"formattedCitation":"[18]","plainCitation":"[18]","noteIndex":0},"citationItems":[{"id":53,"uris":["http://zotero.org/groups/6046789/items/DBM7WFA5"],"itemData":{"id":53,"type":"webpage","abstract":"Klima und wichtige Orte in der Region Tirol in Österreich mit Temperaturen, Regentage und Sonnenstunden. Ergebnisse aus 2 Wetterstationen.","container-title":"Laenderdaten.info","language":"de","title":"Klima: Tirol in Österreich","title-short":"Klima","URL":"https://www.laenderdaten.info/Europa/Oesterreich/Klima-Tirol.php","accessed":{"date-parts":[["2026",2,20]]}}}],"schema":"https://github.com/citation-style-language/schema/raw/master/csl-citation.json"} </w:instrText>
+      </w:r>
+      <w:r>
+        <w:rPr>
+          <w:rFonts w:cs="Arial"/>
+        </w:rPr>
+        <w:fldChar w:fldCharType="separate"/>
+      </w:r>
+      <w:r>
+        <w:rPr>
+          <w:rFonts w:ascii="Aptos" w:hAnsi="Aptos"/>
+        </w:rPr>
+        <w:t>[18]</w:t>
+      </w:r>
+      <w:r>
+        <w:rPr>
+          <w:rFonts w:cs="Arial"/>
+        </w:rPr>
+        <w:fldChar w:fldCharType="end"/>
+      </w:r>
+      <w:r>
+        <w:rPr>
+          <w:rFonts w:cs="Arial"/>
+        </w:rPr>
+        <w:t xml:space="preserve"> – kann die erzeugte Energiemenge den unmittelbaren Verbrauch und die Speicherkapazität übersteigen. Energie, die weder direkt verbraucht noch gespeichert werden kann, würde in einem reinen Inselsystem verloren gehen. Im Hybridsystem hingegen kann dieser Überschuss ins öffentliche Netz eingespeist und vergütet werden. Zwar liegt die Einspeisevergütung mit durchschnittlich rund 6,05</w:t>
+      </w:r>
+      <w:r>
+        <w:rPr>
+          <w:rFonts w:cs="Arial"/>
+        </w:rPr>
+        <w:t> </w:t>
+      </w:r>
+      <w:r>
+        <w:rPr>
+          <w:rFonts w:cs="Arial"/>
+        </w:rPr>
+        <w:t xml:space="preserve">Cent/kWh </w:t>
+      </w:r>
+      <w:r>
+        <w:rPr>
+          <w:rFonts w:cs="Arial"/>
+        </w:rPr>
+        <w:fldChar w:fldCharType="begin"/>
+      </w:r>
+      <w:r>
+        <w:rPr>
+          <w:rFonts w:cs="Arial"/>
+        </w:rPr>
+        <w:instrText xml:space="preserve"> ADDIN ZOTERO_ITEM CSL_CITATION {"citationID":"cOnT1XA5","properties":{"formattedCitation":"[20]","plainCitation":"[20]","noteIndex":0},"citationItems":[{"id":58,"uris":["http://zotero.org/groups/6046789/items/9Q9L7H48"],"itemData":{"id":58,"type":"webpage","title":"Einspeisetarife in Österreich für Photovoltaik - Vergleich","URL":"https://www.stromrechner.at/einspeisetarif","accessed":{"date-parts":[["2026",2,20]]}}}],"schema":"https://github.com/citation-style-language/schema/raw/master/csl-citation.json"} </w:instrText>
+      </w:r>
+      <w:r>
+        <w:rPr>
+          <w:rFonts w:cs="Arial"/>
+        </w:rPr>
+        <w:fldChar w:fldCharType="separate"/>
+      </w:r>
+      <w:r>
+        <w:rPr>
+          <w:rFonts w:ascii="Aptos" w:hAnsi="Aptos"/>
+        </w:rPr>
+        <w:t>[20]</w:t>
+      </w:r>
+      <w:r>
+        <w:rPr>
+          <w:rFonts w:cs="Arial"/>
+        </w:rPr>
+        <w:fldChar w:fldCharType="end"/>
+      </w:r>
+      <w:r>
+        <w:rPr>
+          <w:rFonts w:cs="Arial"/>
+        </w:rPr>
+        <w:t xml:space="preserve"> deutlich unter dem angesetzten Eigenverbrauchswert von 0,25</w:t>
+      </w:r>
+      <w:r>
+        <w:rPr>
+          <w:rFonts w:cs="Arial"/>
+        </w:rPr>
+        <w:t> </w:t>
+      </w:r>
+      <w:r>
+        <w:rPr>
+          <w:rFonts w:cs="Arial"/>
+        </w:rPr>
+        <w:t>Euro/kWh, dennoch stellt sie einen zusätzlichen Ertrag dar, der ohne Hybridsystem nicht realisierbar wäre. Die Grundlage der Amortisationsberechnung bleibt der Eigenverbrauch zu 0,25</w:t>
+      </w:r>
+      <w:r>
+        <w:rPr>
+          <w:rFonts w:cs="Arial"/>
+        </w:rPr>
+        <w:t> </w:t>
+      </w:r>
+      <w:r>
+        <w:rPr>
+          <w:rFonts w:cs="Arial"/>
+        </w:rPr>
+        <w:t>Euro/kWh – die Einspeisung von Überschussenergie ist dabei nicht eingerechnet und würde die tatsächliche Amortisationszeit gegenüber dem berechneten Wert von 4,6</w:t>
+      </w:r>
+      <w:r>
+        <w:rPr>
+          <w:rFonts w:cs="Arial"/>
+        </w:rPr>
+        <w:t> </w:t>
+      </w:r>
+      <w:r>
+        <w:rPr>
+          <w:rFonts w:cs="Arial"/>
+        </w:rPr>
+        <w:t>Jahren weiter verkürzen.</w:t>
       </w:r>
     </w:p>
     <w:p>
       <w:pPr>
-        <w:pStyle w:val="berschrift2"/>
-      </w:pPr>
-      <w:r>
-        <w:t>4.7.3 Betriebskosten, LCOE und ergänzende Energiequellen</w:t>
+        <w:ind w:left="708"/>
+        <w:jc w:val="both"/>
+        <w:rPr>
+          <w:rFonts w:cs="Arial"/>
+        </w:rPr>
+      </w:pPr>
+      <w:r>
+        <w:rPr>
+          <w:rFonts w:cs="Arial"/>
+        </w:rPr>
+        <w:t>Die reine Netzanbindung mit Einspeisung ist wirtschaftlich am wenigsten attraktiv. Der ÖMAG-Einspeisetarif lag zuletzt bei rund 5,9</w:t>
+      </w:r>
+      <w:r>
+        <w:rPr>
+          <w:rFonts w:cs="Arial"/>
+        </w:rPr>
+        <w:t> </w:t>
+      </w:r>
+      <w:r>
+        <w:rPr>
+          <w:rFonts w:cs="Arial"/>
+        </w:rPr>
+        <w:t>Cent/kWh, während private Anbieter zwischen 2,0 und 11,0</w:t>
+      </w:r>
+      <w:r>
+        <w:rPr>
+          <w:rFonts w:cs="Arial"/>
+        </w:rPr>
+        <w:t> </w:t>
+      </w:r>
+      <w:r>
+        <w:rPr>
+          <w:rFonts w:cs="Arial"/>
+        </w:rPr>
+        <w:t>Cent/kWh vergüten – im Durchschnitt rund 6,05</w:t>
+      </w:r>
+      <w:r>
+        <w:rPr>
+          <w:rFonts w:cs="Arial"/>
+        </w:rPr>
+        <w:t> </w:t>
+      </w:r>
+      <w:r>
+        <w:rPr>
+          <w:rFonts w:cs="Arial"/>
+        </w:rPr>
+        <w:t xml:space="preserve">Cent/kWh </w:t>
+      </w:r>
+      <w:r>
+        <w:rPr>
+          <w:rFonts w:cs="Arial"/>
+        </w:rPr>
+        <w:fldChar w:fldCharType="begin"/>
+      </w:r>
+      <w:r>
+        <w:rPr>
+          <w:rFonts w:cs="Arial"/>
+        </w:rPr>
+        <w:instrText xml:space="preserve"> ADDIN ZOTERO_ITEM CSL_CITATION {"citationID":"FKa0iJQs","properties":{"formattedCitation":"[20]","plainCitation":"[20]","noteIndex":0},"citationItems":[{"id":58,"uris":["http://zotero.org/groups/6046789/items/9Q9L7H48"],"itemData":{"id":58,"type":"webpage","title":"Einspeisetarife in Österreich für Photovoltaik - Vergleich","URL":"https://www.stromrechner.at/einspeisetarif","accessed":{"date-parts":[["2026",2,20]]}}}],"schema":"https://github.com/citation-style-language/schema/raw/master/csl-citation.json"} </w:instrText>
+      </w:r>
+      <w:r>
+        <w:rPr>
+          <w:rFonts w:cs="Arial"/>
+        </w:rPr>
+        <w:fldChar w:fldCharType="separate"/>
+      </w:r>
+      <w:r>
+        <w:rPr>
+          <w:rFonts w:ascii="Aptos" w:hAnsi="Aptos"/>
+        </w:rPr>
+        <w:t>[20]</w:t>
+      </w:r>
+      <w:r>
+        <w:rPr>
+          <w:rFonts w:cs="Arial"/>
+        </w:rPr>
+        <w:fldChar w:fldCharType="end"/>
+      </w:r>
+      <w:r>
+        <w:rPr>
+          <w:rFonts w:cs="Arial"/>
+        </w:rPr>
+        <w:t xml:space="preserve">. Das </w:t>
+      </w:r>
+      <w:r>
+        <w:rPr>
+          <w:rFonts w:cs="Arial"/>
+        </w:rPr>
+        <w:lastRenderedPageBreak/>
+        <w:t>liegt deutlich unter dem Eigenverbrauchswert von 0,25</w:t>
+      </w:r>
+      <w:r>
+        <w:rPr>
+          <w:rFonts w:cs="Arial"/>
+        </w:rPr>
+        <w:t> </w:t>
+      </w:r>
+      <w:r>
+        <w:rPr>
+          <w:rFonts w:cs="Arial"/>
+        </w:rPr>
+        <w:t xml:space="preserve">Euro/kWh </w:t>
+      </w:r>
+      <w:r>
+        <w:rPr>
+          <w:rFonts w:cs="Arial"/>
+        </w:rPr>
+        <w:fldChar w:fldCharType="begin"/>
+      </w:r>
+      <w:r>
+        <w:rPr>
+          <w:rFonts w:cs="Arial"/>
+        </w:rPr>
+        <w:instrText xml:space="preserve"> ADDIN ZOTERO_ITEM CSL_CITATION {"citationID":"ezHK4UQf","properties":{"formattedCitation":"[20]","plainCitation":"[20]","noteIndex":0},"citationItems":[{"id":58,"uris":["http://zotero.org/groups/6046789/items/9Q9L7H48"],"itemData":{"id":58,"type":"webpage","title":"Einspeisetarife in Österreich für Photovoltaik - Vergleich","URL":"https://www.stromrechner.at/einspeisetarif","accessed":{"date-parts":[["2026",2,20]]}}}],"schema":"https://github.com/citation-style-language/schema/raw/master/csl-citation.json"} </w:instrText>
+      </w:r>
+      <w:r>
+        <w:rPr>
+          <w:rFonts w:cs="Arial"/>
+        </w:rPr>
+        <w:fldChar w:fldCharType="separate"/>
+      </w:r>
+      <w:r>
+        <w:rPr>
+          <w:rFonts w:ascii="Aptos" w:hAnsi="Aptos"/>
+        </w:rPr>
+        <w:t>[20]</w:t>
+      </w:r>
+      <w:r>
+        <w:rPr>
+          <w:rFonts w:cs="Arial"/>
+        </w:rPr>
+        <w:fldChar w:fldCharType="end"/>
+      </w:r>
+      <w:r>
+        <w:rPr>
+          <w:rFonts w:cs="Arial"/>
+        </w:rPr>
+        <w:t xml:space="preserve">. Bei vollständiger Einspeisung würde die jährliche Vergütung lediglich </w:t>
+      </w:r>
+      <w:r>
+        <w:rPr>
+          <w:rFonts w:cs="Arial"/>
+        </w:rPr>
+        <w:t>80 € (</w:t>
+      </w:r>
+      <w:r>
+        <w:rPr>
+          <w:rFonts w:cs="Arial"/>
+        </w:rPr>
+        <w:t>4.132</w:t>
+      </w:r>
+      <w:r>
+        <w:rPr>
+          <w:rFonts w:cs="Arial"/>
+        </w:rPr>
+        <w:t> </w:t>
+      </w:r>
+      <w:r>
+        <w:rPr>
+          <w:rFonts w:cs="Arial"/>
+        </w:rPr>
+        <w:t>kWh × 0,0</w:t>
+      </w:r>
+      <w:r>
+        <w:rPr>
+          <w:rFonts w:cs="Arial"/>
+        </w:rPr>
+        <w:t>2 </w:t>
+      </w:r>
+      <w:r>
+        <w:rPr>
+          <w:rFonts w:cs="Arial"/>
+        </w:rPr>
+        <w:t>Euro/kWh</w:t>
+      </w:r>
+      <w:r>
+        <w:rPr>
+          <w:rFonts w:cs="Arial"/>
+        </w:rPr>
+        <w:t>)</w:t>
+      </w:r>
+      <w:r>
+        <w:rPr>
+          <w:rFonts w:cs="Arial"/>
+        </w:rPr>
+        <w:t xml:space="preserve"> bis 455</w:t>
+      </w:r>
+      <w:r>
+        <w:rPr>
+          <w:rFonts w:cs="Arial"/>
+        </w:rPr>
+        <w:t> </w:t>
+      </w:r>
+      <w:r>
+        <w:rPr>
+          <w:rFonts w:cs="Arial"/>
+        </w:rPr>
+        <w:t>Euro betragen (4.132</w:t>
+      </w:r>
+      <w:r>
+        <w:rPr>
+          <w:rFonts w:cs="Arial"/>
+        </w:rPr>
+        <w:t> </w:t>
+      </w:r>
+      <w:r>
+        <w:rPr>
+          <w:rFonts w:cs="Arial"/>
+        </w:rPr>
+        <w:t>kWh ×</w:t>
+      </w:r>
+      <w:r>
+        <w:rPr>
+          <w:rFonts w:cs="Arial"/>
+        </w:rPr>
+        <w:t xml:space="preserve"> </w:t>
+      </w:r>
+      <w:r>
+        <w:rPr>
+          <w:rFonts w:cs="Arial"/>
+        </w:rPr>
+        <w:t>0,11</w:t>
+      </w:r>
+      <w:r>
+        <w:rPr>
+          <w:rFonts w:cs="Arial"/>
+        </w:rPr>
+        <w:t> </w:t>
+      </w:r>
+      <w:r>
+        <w:rPr>
+          <w:rFonts w:cs="Arial"/>
+        </w:rPr>
+        <w:t xml:space="preserve">Euro/kWh), was die Amortisationszeit auf 11 bis 19 Jahre verlängern würde. </w:t>
+      </w:r>
+      <w:r>
+        <w:rPr>
+          <w:rFonts w:cs="Arial"/>
+        </w:rPr>
+        <w:t>Der Teil der erzeugten Energie, der nicht unmittelbar verbraucht werden kann, wird dabei lediglich zu den deutlich niedrigeren Einspeisesätzen vergütet und trägt damit wesentlich weniger zur Wirtschaftlichkeit bei als bei einem Eigenverbrauch zum vollen Endkundenpreis.</w:t>
       </w:r>
     </w:p>
     <w:p>
@@ -11279,11 +14424,24 @@
         <w:rPr>
           <w:rFonts w:cs="Arial"/>
         </w:rPr>
-        <w:t>Die laufenden Betriebskosten des PV-Inselsystems sind gering. Da PV-Anlagen grundsätzlich weitgehend wartungsfrei sind und eine regelmäßige Reinigung in der Regel nicht erforderlich ist [1], beschränken sich die jährlichen Betriebskosten auf gelegentliche Sichtprüfungen, den Austausch von Kleinteilen sowie das Monitoring des Batteriezustands. Die geschätzten jährlichen Betriebskosten liegen bei 10 bis 20 Euro.</w:t>
+        <w:t>Für Gewächshausanwendungen ist das Hybridsystem daher die empfehlenswerteste Lösung: Es vereint die wirtschaftlichen Vorteile des Eigenverbrauchs mit der Versorgungssicherheit eines Netzanschlusses und ist damit sowohl für den Sommer- als auch für den Winterbetrieb optimal geeignet.</w:t>
       </w:r>
     </w:p>
     <w:p>
       <w:pPr>
+        <w:pStyle w:val="berschrift2"/>
+      </w:pPr>
+      <w:bookmarkStart w:id="30" w:name="_Toc222694213"/>
+      <w:r>
+        <w:t>4.7.3 Betriebskosten</w:t>
+      </w:r>
+      <w:r>
+        <w:t xml:space="preserve"> und Wirtschaftlichkeitsbewertung</w:t>
+      </w:r>
+      <w:bookmarkEnd w:id="30"/>
+    </w:p>
+    <w:p>
+      <w:pPr>
         <w:ind w:left="708"/>
         <w:jc w:val="both"/>
         <w:rPr>
@@ -11294,63 +14452,175 @@
         <w:rPr>
           <w:rFonts w:cs="Arial"/>
         </w:rPr>
-        <w:t>Die Stromerzeugungskosten (</w:t>
-      </w:r>
-      <w:proofErr w:type="spellStart"/>
-      <w:r>
-        <w:rPr>
-          <w:rFonts w:cs="Arial"/>
-        </w:rPr>
-        <w:t>Levelized</w:t>
-      </w:r>
-      <w:proofErr w:type="spellEnd"/>
-      <w:r>
-        <w:rPr>
-          <w:rFonts w:cs="Arial"/>
-        </w:rPr>
-        <w:t xml:space="preserve"> </w:t>
-      </w:r>
-      <w:proofErr w:type="spellStart"/>
-      <w:r>
-        <w:rPr>
-          <w:rFonts w:cs="Arial"/>
-        </w:rPr>
-        <w:t>Cost</w:t>
-      </w:r>
-      <w:proofErr w:type="spellEnd"/>
-      <w:r>
-        <w:rPr>
-          <w:rFonts w:cs="Arial"/>
-        </w:rPr>
-        <w:t xml:space="preserve"> </w:t>
-      </w:r>
-      <w:proofErr w:type="spellStart"/>
-      <w:r>
-        <w:rPr>
-          <w:rFonts w:cs="Arial"/>
-        </w:rPr>
-        <w:t>of</w:t>
-      </w:r>
-      <w:proofErr w:type="spellEnd"/>
-      <w:r>
-        <w:rPr>
-          <w:rFonts w:cs="Arial"/>
-        </w:rPr>
-        <w:t xml:space="preserve"> </w:t>
-      </w:r>
-      <w:proofErr w:type="spellStart"/>
-      <w:r>
-        <w:rPr>
-          <w:rFonts w:cs="Arial"/>
-        </w:rPr>
-        <w:t>Electricity</w:t>
-      </w:r>
-      <w:proofErr w:type="spellEnd"/>
-      <w:r>
-        <w:rPr>
-          <w:rFonts w:cs="Arial"/>
-        </w:rPr>
-        <w:t>, LCOE) liegen auf Basis der Investitionskosten von 4.800 Euro, einer angenommenen Systemlebensdauer von 10 bis 15 Jahren und einer jährlichen Energieerzeugung von 3.650 kWh bei rund 0,09 bis 0,13 Euro/kWh – deutlich unter dem aktuellen Endkundenpreis von 0,25 Euro/kWh.</w:t>
+        <w:t xml:space="preserve">Die laufenden Betriebskosten des PV-Systems sind gering. Da PV-Anlagen grundsätzlich wartungsfrei sind und eine regelmäßige Reinigung in der Regel nicht erforderlich ist </w:t>
+      </w:r>
+      <w:r>
+        <w:rPr>
+          <w:rFonts w:cs="Arial"/>
+        </w:rPr>
+        <w:fldChar w:fldCharType="begin"/>
+      </w:r>
+      <w:r>
+        <w:rPr>
+          <w:rFonts w:cs="Arial"/>
+        </w:rPr>
+        <w:instrText xml:space="preserve"> ADDIN ZOTERO_ITEM CSL_CITATION {"citationID":"MNlFsBhu","properties":{"formattedCitation":"[17]","plainCitation":"[17]","noteIndex":0},"citationItems":[{"id":49,"uris":["http://zotero.org/groups/6046789/items/64DNQKLF"],"itemData":{"id":49,"type":"webpage","abstract":"Alle Kosten und Erträge auf einen Blick. </w:instrText>
+      </w:r>
+      <w:r>
+        <w:rPr>
+          <w:rFonts w:ascii="Segoe UI Symbol" w:hAnsi="Segoe UI Symbol" w:cs="Segoe UI Symbol"/>
+        </w:rPr>
+        <w:instrText>➤</w:instrText>
+      </w:r>
+      <w:r>
+        <w:rPr>
+          <w:rFonts w:cs="Arial"/>
+        </w:rPr>
+        <w:instrText xml:space="preserve"> Mit dem interaktiven Photovoltaik Rechner zur optimalen Gr</w:instrText>
+      </w:r>
+      <w:r>
+        <w:rPr>
+          <w:rFonts w:ascii="Aptos" w:hAnsi="Aptos" w:cs="Aptos"/>
+        </w:rPr>
+        <w:instrText>öß</w:instrText>
+      </w:r>
+      <w:r>
+        <w:rPr>
+          <w:rFonts w:cs="Arial"/>
+        </w:rPr>
+        <w:instrText>e, Ausrichtung und Wirtschaftlichkeit.","language":"de","title":"Photovoltaik Kosten &amp; Ertrag inkl. PV Rechner - Salzburg AG f</w:instrText>
+      </w:r>
+      <w:r>
+        <w:rPr>
+          <w:rFonts w:ascii="Aptos" w:hAnsi="Aptos" w:cs="Aptos"/>
+        </w:rPr>
+        <w:instrText>ü</w:instrText>
+      </w:r>
+      <w:r>
+        <w:rPr>
+          <w:rFonts w:cs="Arial"/>
+        </w:rPr>
+        <w:instrText xml:space="preserve">r Energie, Verkehr &amp; Telekommunikation","URL":"https://www.salzburg-ag.at/photovoltaik/privat/infos-ratgeber/wirtschaftlichkeit-finanzierung/pv-kosten-rechner.html","accessed":{"date-parts":[["2026",2,19]]}}}],"schema":"https://github.com/citation-style-language/schema/raw/master/csl-citation.json"} </w:instrText>
+      </w:r>
+      <w:r>
+        <w:rPr>
+          <w:rFonts w:cs="Arial"/>
+        </w:rPr>
+        <w:fldChar w:fldCharType="separate"/>
+      </w:r>
+      <w:r>
+        <w:rPr>
+          <w:rFonts w:ascii="Aptos" w:hAnsi="Aptos"/>
+        </w:rPr>
+        <w:t>[17]</w:t>
+      </w:r>
+      <w:r>
+        <w:rPr>
+          <w:rFonts w:cs="Arial"/>
+        </w:rPr>
+        <w:fldChar w:fldCharType="end"/>
+      </w:r>
+      <w:r>
+        <w:rPr>
+          <w:rFonts w:cs="Arial"/>
+        </w:rPr>
+        <w:t>, beschränken sich die jährlichen Betriebskosten auf gelegentliche Sichtprüfungen sowie das Monitoring des Batteriezustands. Die Lebensdauer der PV-Module beträgt mindestens 25 Jahre, wobei Qualitätsmodelle nach dieser Zeit noch mindestens 85</w:t>
+      </w:r>
+      <w:r>
+        <w:rPr>
+          <w:rFonts w:cs="Arial"/>
+        </w:rPr>
+        <w:t> </w:t>
+      </w:r>
+      <w:r>
+        <w:rPr>
+          <w:rFonts w:cs="Arial"/>
+        </w:rPr>
+        <w:t xml:space="preserve">% ihrer ursprünglichen Leistung erbringen </w:t>
+      </w:r>
+      <w:r>
+        <w:rPr>
+          <w:rFonts w:cs="Arial"/>
+        </w:rPr>
+        <w:fldChar w:fldCharType="begin"/>
+      </w:r>
+      <w:r>
+        <w:rPr>
+          <w:rFonts w:cs="Arial"/>
+        </w:rPr>
+        <w:instrText xml:space="preserve"> ADDIN ZOTERO_ITEM CSL_CITATION {"citationID":"bYMkMOtN","properties":{"formattedCitation":"[17]","plainCitation":"[17]","noteIndex":0},"citationItems":[{"id":49,"uris":["http://zotero.org/groups/6046789/items/64DNQKLF"],"itemData":{"id":49,"type":"webpage","abstract":"Alle Kosten und Erträge auf einen Blick. </w:instrText>
+      </w:r>
+      <w:r>
+        <w:rPr>
+          <w:rFonts w:ascii="Segoe UI Symbol" w:hAnsi="Segoe UI Symbol" w:cs="Segoe UI Symbol"/>
+        </w:rPr>
+        <w:instrText>➤</w:instrText>
+      </w:r>
+      <w:r>
+        <w:rPr>
+          <w:rFonts w:cs="Arial"/>
+        </w:rPr>
+        <w:instrText xml:space="preserve"> Mit dem interaktiven Photovoltaik Rechner zur optimalen Gr</w:instrText>
+      </w:r>
+      <w:r>
+        <w:rPr>
+          <w:rFonts w:ascii="Aptos" w:hAnsi="Aptos" w:cs="Aptos"/>
+        </w:rPr>
+        <w:instrText>öß</w:instrText>
+      </w:r>
+      <w:r>
+        <w:rPr>
+          <w:rFonts w:cs="Arial"/>
+        </w:rPr>
+        <w:instrText>e, Ausrichtung und Wirtschaftlichkeit.","language":"de","title":"Photovoltaik Kosten &amp; Ertrag inkl. PV Rechner - Salzburg AG f</w:instrText>
+      </w:r>
+      <w:r>
+        <w:rPr>
+          <w:rFonts w:ascii="Aptos" w:hAnsi="Aptos" w:cs="Aptos"/>
+        </w:rPr>
+        <w:instrText>ü</w:instrText>
+      </w:r>
+      <w:r>
+        <w:rPr>
+          <w:rFonts w:cs="Arial"/>
+        </w:rPr>
+        <w:instrText xml:space="preserve">r Energie, Verkehr &amp; Telekommunikation","URL":"https://www.salzburg-ag.at/photovoltaik/privat/infos-ratgeber/wirtschaftlichkeit-finanzierung/pv-kosten-rechner.html","accessed":{"date-parts":[["2026",2,19]]}}}],"schema":"https://github.com/citation-style-language/schema/raw/master/csl-citation.json"} </w:instrText>
+      </w:r>
+      <w:r>
+        <w:rPr>
+          <w:rFonts w:cs="Arial"/>
+        </w:rPr>
+        <w:fldChar w:fldCharType="separate"/>
+      </w:r>
+      <w:r>
+        <w:rPr>
+          <w:rFonts w:ascii="Aptos" w:hAnsi="Aptos"/>
+        </w:rPr>
+        <w:t>[17]</w:t>
+      </w:r>
+      <w:r>
+        <w:rPr>
+          <w:rFonts w:cs="Arial"/>
+        </w:rPr>
+        <w:fldChar w:fldCharType="end"/>
+      </w:r>
+      <w:r>
+        <w:rPr>
+          <w:rFonts w:cs="Arial"/>
+        </w:rPr>
+        <w:t>. Der Wechselrichter hat eine kürzere Lebensdauer von rund 10 bis 15</w:t>
+      </w:r>
+      <w:r>
+        <w:rPr>
+          <w:rFonts w:cs="Arial"/>
+        </w:rPr>
+        <w:t> </w:t>
+      </w:r>
+      <w:r>
+        <w:rPr>
+          <w:rFonts w:cs="Arial"/>
+        </w:rPr>
+        <w:t>Jahren, weshalb ein einmaliger Austausch über die Systemlaufzeit einzuplanen ist.</w:t>
       </w:r>
     </w:p>
     <w:p>
@@ -11365,7 +14635,159 @@
         <w:rPr>
           <w:rFonts w:cs="Arial"/>
         </w:rPr>
-        <w:t>Ergänzend zur Photovoltaik könnten in geeigneten Standortsituationen weitere erneuerbare Energiequellen zur Erhöhung der Wirtschaftlichkeit und Versorgungssicherheit beitragen. Windkraft erzeugt überwiegend im Winter Strom und würde die saisonal geringere PV-Produktion gut ergänzen [6]. Für Österreich sind Marktprämien für Windkraft von bis zu 9,6 Cent/kWh (Stand 2024) vorgesehen [6], was die wirtschaftliche Attraktivität kleiner Windanlagen prinzipiell unterstützt. An Standorten mit Gewässernähe – etwa bei Gewächshäusern in der Nähe von Bächen oder Flüssen – wäre zudem der Einsatz von Kleinstwasserkraftanlagen denkbar. Das verbleibende Ausbaupotenzial für Wasserkraft in Österreich ist jedoch begrenzt, und ökologische sowie rechtliche Einschränkungen erschweren Neubauprojekte [6]. Beide Technologien werden daher hier lediglich als theoretische Ergänzungsoptionen angeführt, da belastbare Wirtschaftlichkeitsdaten für Kleinstanlagen im betrachteten Leistungsbereich nicht verfügbar sind.</w:t>
+        <w:t>Die Stromerzeugungskosten (</w:t>
+      </w:r>
+      <w:proofErr w:type="spellStart"/>
+      <w:r>
+        <w:rPr>
+          <w:rFonts w:cs="Arial"/>
+        </w:rPr>
+        <w:t>Levelized</w:t>
+      </w:r>
+      <w:proofErr w:type="spellEnd"/>
+      <w:r>
+        <w:rPr>
+          <w:rFonts w:cs="Arial"/>
+        </w:rPr>
+        <w:t xml:space="preserve"> </w:t>
+      </w:r>
+      <w:proofErr w:type="spellStart"/>
+      <w:r>
+        <w:rPr>
+          <w:rFonts w:cs="Arial"/>
+        </w:rPr>
+        <w:t>Cost</w:t>
+      </w:r>
+      <w:proofErr w:type="spellEnd"/>
+      <w:r>
+        <w:rPr>
+          <w:rFonts w:cs="Arial"/>
+        </w:rPr>
+        <w:t xml:space="preserve"> </w:t>
+      </w:r>
+      <w:proofErr w:type="spellStart"/>
+      <w:r>
+        <w:rPr>
+          <w:rFonts w:cs="Arial"/>
+        </w:rPr>
+        <w:t>of</w:t>
+      </w:r>
+      <w:proofErr w:type="spellEnd"/>
+      <w:r>
+        <w:rPr>
+          <w:rFonts w:cs="Arial"/>
+        </w:rPr>
+        <w:t xml:space="preserve"> </w:t>
+      </w:r>
+      <w:proofErr w:type="spellStart"/>
+      <w:r>
+        <w:rPr>
+          <w:rFonts w:cs="Arial"/>
+        </w:rPr>
+        <w:t>Electricity</w:t>
+      </w:r>
+      <w:proofErr w:type="spellEnd"/>
+      <w:r>
+        <w:rPr>
+          <w:rFonts w:cs="Arial"/>
+        </w:rPr>
+        <w:t>, LCOE) liegen auf Basis der Investitionskosten von 4.800</w:t>
+      </w:r>
+      <w:r>
+        <w:rPr>
+          <w:rFonts w:cs="Arial"/>
+        </w:rPr>
+        <w:t> </w:t>
+      </w:r>
+      <w:r>
+        <w:rPr>
+          <w:rFonts w:cs="Arial"/>
+        </w:rPr>
+        <w:t>Euro, einer angenommenen Systemlebensdauer von 10 bis 15</w:t>
+      </w:r>
+      <w:r>
+        <w:rPr>
+          <w:rFonts w:cs="Arial"/>
+        </w:rPr>
+        <w:t> </w:t>
+      </w:r>
+      <w:r>
+        <w:rPr>
+          <w:rFonts w:cs="Arial"/>
+        </w:rPr>
+        <w:t>Jahren und einer jährlichen Energieerzeugung von 4.132</w:t>
+      </w:r>
+      <w:r>
+        <w:rPr>
+          <w:rFonts w:cs="Arial"/>
+        </w:rPr>
+        <w:t> </w:t>
+      </w:r>
+      <w:r>
+        <w:rPr>
+          <w:rFonts w:cs="Arial"/>
+        </w:rPr>
+        <w:t>kWh bei rund 0,08 bis 0,12</w:t>
+      </w:r>
+      <w:r>
+        <w:rPr>
+          <w:rFonts w:cs="Arial"/>
+        </w:rPr>
+        <w:t> </w:t>
+      </w:r>
+      <w:r>
+        <w:rPr>
+          <w:rFonts w:cs="Arial"/>
+        </w:rPr>
+        <w:t xml:space="preserve">Euro/kWh – deutlich unter dem aktuellen Endkundenpreis von 0,25 Euro/kWh </w:t>
+      </w:r>
+      <w:r>
+        <w:rPr>
+          <w:rFonts w:cs="Arial"/>
+        </w:rPr>
+        <w:fldChar w:fldCharType="begin"/>
+      </w:r>
+      <w:r>
+        <w:rPr>
+          <w:rFonts w:cs="Arial"/>
+        </w:rPr>
+        <w:instrText xml:space="preserve"> ADDIN ZOTERO_ITEM CSL_CITATION {"citationID":"YGWHHhZa","properties":{"formattedCitation":"[20]","plainCitation":"[20]","noteIndex":0},"citationItems":[{"id":58,"uris":["http://zotero.org/groups/6046789/items/9Q9L7H48"],"itemData":{"id":58,"type":"webpage","title":"Einspeisetarife in Österreich für Photovoltaik - Vergleich","URL":"https://www.stromrechner.at/einspeisetarif","accessed":{"date-parts":[["2026",2,20]]}}}],"schema":"https://github.com/citation-style-language/schema/raw/master/csl-citation.json"} </w:instrText>
+      </w:r>
+      <w:r>
+        <w:rPr>
+          <w:rFonts w:cs="Arial"/>
+        </w:rPr>
+        <w:fldChar w:fldCharType="separate"/>
+      </w:r>
+      <w:r>
+        <w:rPr>
+          <w:rFonts w:ascii="Aptos" w:hAnsi="Aptos"/>
+        </w:rPr>
+        <w:t>[20]</w:t>
+      </w:r>
+      <w:r>
+        <w:rPr>
+          <w:rFonts w:cs="Arial"/>
+        </w:rPr>
+        <w:fldChar w:fldCharType="end"/>
+      </w:r>
+      <w:r>
+        <w:rPr>
+          <w:rFonts w:cs="Arial"/>
+        </w:rPr>
+        <w:t>. Selbst unter Berücksichtigung eines Wechselrichtertauschs nach etwa 12</w:t>
+      </w:r>
+      <w:r>
+        <w:rPr>
+          <w:rFonts w:cs="Arial"/>
+        </w:rPr>
+        <w:t> </w:t>
+      </w:r>
+      <w:r>
+        <w:rPr>
+          <w:rFonts w:cs="Arial"/>
+        </w:rPr>
+        <w:t>Jahren bleiben die LCOE weit unter dem Netzbezugspreis.</w:t>
       </w:r>
     </w:p>
     <w:p>
@@ -11380,7 +14802,223 @@
         <w:rPr>
           <w:rFonts w:cs="Arial"/>
         </w:rPr>
-        <w:t>Zusammenfassend zeigt die Analyse, dass das Energie-Management-Modul für ein 10 m² Gewächshaus mit einer Investition von rund 4.800 Euro, einer jährlichen Einsparung von ca. 913 Euro und einer Amortisationszeit von etwa 5,3 Jahren eine wirtschaftlich solide Lösung darstellt. Die niedrigen LCOE, die Versorgungssicherheit durch das Hybridsystem sowie die Unabhängigkeit von Netzgebühren sprechen klar für die Insellösung gegenüber einer reinen Netzeinspeisung.</w:t>
+        <w:t>Zusammenfassend zeigt die Analyse, dass das Energie-Management-Modul für ein</w:t>
+      </w:r>
+      <w:r>
+        <w:rPr>
+          <w:rFonts w:cs="Arial"/>
+        </w:rPr>
+        <w:t xml:space="preserve"> </w:t>
+      </w:r>
+      <w:r>
+        <w:rPr>
+          <w:rFonts w:cs="Arial"/>
+        </w:rPr>
+        <w:t>Gewächshaus</w:t>
+      </w:r>
+      <w:r>
+        <w:rPr>
+          <w:rFonts w:cs="Arial"/>
+        </w:rPr>
+        <w:t xml:space="preserve"> mit</w:t>
+      </w:r>
+      <w:r>
+        <w:rPr>
+          <w:rFonts w:cs="Arial"/>
+        </w:rPr>
+        <w:t xml:space="preserve"> 10</w:t>
+      </w:r>
+      <w:r>
+        <w:rPr>
+          <w:rFonts w:cs="Arial"/>
+        </w:rPr>
+        <w:t> </w:t>
+      </w:r>
+      <w:r>
+        <w:rPr>
+          <w:rFonts w:cs="Arial"/>
+        </w:rPr>
+        <w:t xml:space="preserve">m² </w:t>
+      </w:r>
+      <w:r>
+        <w:rPr>
+          <w:rFonts w:cs="Arial"/>
+        </w:rPr>
+        <w:t xml:space="preserve">Dachfläche </w:t>
+      </w:r>
+      <w:r>
+        <w:rPr>
+          <w:rFonts w:cs="Arial"/>
+        </w:rPr>
+        <w:t>mit einer Investition von rund 4.800</w:t>
+      </w:r>
+      <w:r>
+        <w:rPr>
+          <w:rFonts w:cs="Arial"/>
+        </w:rPr>
+        <w:t> </w:t>
+      </w:r>
+      <w:r>
+        <w:rPr>
+          <w:rFonts w:cs="Arial"/>
+        </w:rPr>
+        <w:t xml:space="preserve">Euro </w:t>
+      </w:r>
+      <w:r>
+        <w:rPr>
+          <w:rFonts w:cs="Arial"/>
+        </w:rPr>
+        <w:fldChar w:fldCharType="begin"/>
+      </w:r>
+      <w:r>
+        <w:rPr>
+          <w:rFonts w:cs="Arial"/>
+        </w:rPr>
+        <w:instrText xml:space="preserve"> ADDIN ZOTERO_ITEM CSL_CITATION {"citationID":"0Kb9SEFl","properties":{"formattedCitation":"[17]","plainCitation":"[17]","noteIndex":0},"citationItems":[{"id":49,"uris":["http://zotero.org/groups/6046789/items/64DNQKLF"],"itemData":{"id":49,"type":"webpage","abstract":"Alle Kosten und Erträge auf einen Blick. </w:instrText>
+      </w:r>
+      <w:r>
+        <w:rPr>
+          <w:rFonts w:ascii="Segoe UI Symbol" w:hAnsi="Segoe UI Symbol" w:cs="Segoe UI Symbol"/>
+        </w:rPr>
+        <w:instrText>➤</w:instrText>
+      </w:r>
+      <w:r>
+        <w:rPr>
+          <w:rFonts w:cs="Arial"/>
+        </w:rPr>
+        <w:instrText xml:space="preserve"> Mit dem interaktiven Photovoltaik Rechner zur optimalen Gr</w:instrText>
+      </w:r>
+      <w:r>
+        <w:rPr>
+          <w:rFonts w:ascii="Aptos" w:hAnsi="Aptos" w:cs="Aptos"/>
+        </w:rPr>
+        <w:instrText>öß</w:instrText>
+      </w:r>
+      <w:r>
+        <w:rPr>
+          <w:rFonts w:cs="Arial"/>
+        </w:rPr>
+        <w:instrText>e, Ausrichtung und Wirtschaftlichkeit.","language":"de","title":"Photovoltaik Kosten &amp; Ertrag inkl. PV Rechner - Salzburg AG f</w:instrText>
+      </w:r>
+      <w:r>
+        <w:rPr>
+          <w:rFonts w:ascii="Aptos" w:hAnsi="Aptos" w:cs="Aptos"/>
+        </w:rPr>
+        <w:instrText>ü</w:instrText>
+      </w:r>
+      <w:r>
+        <w:rPr>
+          <w:rFonts w:cs="Arial"/>
+        </w:rPr>
+        <w:instrText xml:space="preserve">r Energie, Verkehr &amp; Telekommunikation","URL":"https://www.salzburg-ag.at/photovoltaik/privat/infos-ratgeber/wirtschaftlichkeit-finanzierung/pv-kosten-rechner.html","accessed":{"date-parts":[["2026",2,19]]}}}],"schema":"https://github.com/citation-style-language/schema/raw/master/csl-citation.json"} </w:instrText>
+      </w:r>
+      <w:r>
+        <w:rPr>
+          <w:rFonts w:cs="Arial"/>
+        </w:rPr>
+        <w:fldChar w:fldCharType="separate"/>
+      </w:r>
+      <w:r>
+        <w:rPr>
+          <w:rFonts w:ascii="Aptos" w:hAnsi="Aptos"/>
+        </w:rPr>
+        <w:t>[17]</w:t>
+      </w:r>
+      <w:r>
+        <w:rPr>
+          <w:rFonts w:cs="Arial"/>
+        </w:rPr>
+        <w:fldChar w:fldCharType="end"/>
+      </w:r>
+      <w:r>
+        <w:rPr>
+          <w:rFonts w:cs="Arial"/>
+        </w:rPr>
+        <w:t>, einer jährlichen Einsparung von ca. 1.033</w:t>
+      </w:r>
+      <w:r>
+        <w:rPr>
+          <w:rFonts w:cs="Arial"/>
+        </w:rPr>
+        <w:t> </w:t>
+      </w:r>
+      <w:r>
+        <w:rPr>
+          <w:rFonts w:cs="Arial"/>
+        </w:rPr>
+        <w:t>Euro und einer Amortisationszeit von etwa 4,6</w:t>
+      </w:r>
+      <w:r>
+        <w:rPr>
+          <w:rFonts w:cs="Arial"/>
+        </w:rPr>
+        <w:t> </w:t>
+      </w:r>
+      <w:r>
+        <w:rPr>
+          <w:rFonts w:cs="Arial"/>
+        </w:rPr>
+        <w:t>Jahren eine wirtschaftlich solide Lösung darstellt. Das entwickelte Hybridsystem stellt dabei die optimale Systemarchitektur dar, da es Wirtschaftlichkeit und Versorgungssicherheit gleichermaßen gewährleistet. D</w:t>
+      </w:r>
+      <w:r>
+        <w:rPr>
+          <w:rFonts w:cs="Arial"/>
+        </w:rPr>
+        <w:t>er</w:t>
+      </w:r>
+      <w:r>
+        <w:rPr>
+          <w:rFonts w:cs="Arial"/>
+        </w:rPr>
+        <w:t xml:space="preserve"> niedrige LCOE von 0,08 bis 0,1</w:t>
+      </w:r>
+      <w:r>
+        <w:rPr>
+          <w:rFonts w:cs="Arial"/>
+        </w:rPr>
+        <w:t>2 </w:t>
+      </w:r>
+      <w:r>
+        <w:rPr>
+          <w:rFonts w:cs="Arial"/>
+        </w:rPr>
+        <w:t xml:space="preserve">Euro/kWh sowie die Unabhängigkeit von schwankenden Netzstrompreisen </w:t>
+      </w:r>
+      <w:r>
+        <w:rPr>
+          <w:rFonts w:cs="Arial"/>
+        </w:rPr>
+        <w:fldChar w:fldCharType="begin"/>
+      </w:r>
+      <w:r>
+        <w:rPr>
+          <w:rFonts w:cs="Arial"/>
+        </w:rPr>
+        <w:instrText xml:space="preserve"> ADDIN ZOTERO_ITEM CSL_CITATION {"citationID":"i1NbeAdR","properties":{"formattedCitation":"[19]","plainCitation":"[19]","noteIndex":0},"citationItems":[{"id":47,"uris":["http://zotero.org/groups/6046789/items/WU7N8NWY"],"itemData":{"id":47,"type":"webpage","title":"Strompreisindizes: AEA - Österreichische Energieagentur","URL":"https://www.energyagency.at/fakten/strompreisindizes","accessed":{"date-parts":[["2026",2,19]]}}}],"schema":"https://github.com/citation-style-language/schema/raw/master/csl-citation.json"} </w:instrText>
+      </w:r>
+      <w:r>
+        <w:rPr>
+          <w:rFonts w:cs="Arial"/>
+        </w:rPr>
+        <w:fldChar w:fldCharType="separate"/>
+      </w:r>
+      <w:r>
+        <w:rPr>
+          <w:rFonts w:ascii="Aptos" w:hAnsi="Aptos"/>
+        </w:rPr>
+        <w:t>[19]</w:t>
+      </w:r>
+      <w:r>
+        <w:rPr>
+          <w:rFonts w:cs="Arial"/>
+        </w:rPr>
+        <w:fldChar w:fldCharType="end"/>
+      </w:r>
+      <w:r>
+        <w:rPr>
+          <w:rFonts w:cs="Arial"/>
+        </w:rPr>
+        <w:t xml:space="preserve"> sprechen langfristig klar für die gewählte Lösung.</w:t>
       </w:r>
     </w:p>
     <w:p>
@@ -11400,12 +15038,6 @@
           <w:rFonts w:cs="Arial"/>
         </w:rPr>
       </w:pPr>
-      <w:r>
-        <w:rPr>
-          <w:rFonts w:cs="Arial"/>
-        </w:rPr>
-        <w:t>Quellenverzeichnis</w:t>
-      </w:r>
     </w:p>
     <w:p>
       <w:pPr>
@@ -11415,12 +15047,6 @@
           <w:rFonts w:cs="Arial"/>
         </w:rPr>
       </w:pPr>
-      <w:r>
-        <w:rPr>
-          <w:rFonts w:cs="Arial"/>
-        </w:rPr>
-        <w:t>[1] Salzburg AG, "Kosten &amp; Ertrag von PV-Anlagen", salzburg-ag.at, Stand: 23.10.2025. [Online]. Verfügbar: https://www.salzburg-ag.at/photovoltaik/privat/infos-ratgeber/wirtschaftlichkeit-finanzierung/pv-kosten-rechner.html</w:t>
-      </w:r>
     </w:p>
     <w:p>
       <w:pPr>
@@ -11430,12 +15056,6 @@
           <w:rFonts w:cs="Arial"/>
         </w:rPr>
       </w:pPr>
-      <w:r>
-        <w:rPr>
-          <w:rFonts w:cs="Arial"/>
-        </w:rPr>
-        <w:t>[2] laenderdaten.info, "Klima Tirol – Sonnenstunden", laenderdaten.info. [Online]. Verfügbar: https://www.laenderdaten.info/Europa/Oesterreich/Klima-Tirol.php</w:t>
-      </w:r>
     </w:p>
     <w:p>
       <w:pPr>
@@ -11445,40 +15065,6 @@
           <w:rFonts w:cs="Arial"/>
         </w:rPr>
       </w:pPr>
-      <w:r>
-        <w:rPr>
-          <w:rFonts w:cs="Arial"/>
-        </w:rPr>
-        <w:t xml:space="preserve">[3] </w:t>
-      </w:r>
-      <w:proofErr w:type="gramStart"/>
-      <w:r>
-        <w:rPr>
-          <w:rFonts w:cs="Arial"/>
-        </w:rPr>
-        <w:t>Österreichische</w:t>
-      </w:r>
-      <w:proofErr w:type="gramEnd"/>
-      <w:r>
-        <w:rPr>
-          <w:rFonts w:cs="Arial"/>
-        </w:rPr>
-        <w:t xml:space="preserve"> Energieagentur – Austrian Energy Agency, "Strompreisindizes – Großhandelspreisindizes steigen im Februar 2026", energyagency.at, 23. </w:t>
-      </w:r>
-      <w:proofErr w:type="spellStart"/>
-      <w:r>
-        <w:rPr>
-          <w:rFonts w:cs="Arial"/>
-        </w:rPr>
-        <w:t>Jän</w:t>
-      </w:r>
-      <w:proofErr w:type="spellEnd"/>
-      <w:r>
-        <w:rPr>
-          <w:rFonts w:cs="Arial"/>
-        </w:rPr>
-        <w:t>. 2026. [Online]. Verfügbar: https://www.energyagency.at/fakten/strompreisindizes</w:t>
-      </w:r>
     </w:p>
     <w:p>
       <w:pPr>
@@ -11488,12 +15074,6 @@
           <w:rFonts w:cs="Arial"/>
         </w:rPr>
       </w:pPr>
-      <w:r>
-        <w:rPr>
-          <w:rFonts w:cs="Arial"/>
-        </w:rPr>
-        <w:t>[4] Stromrechner.at, "Aktueller Strompreis in Österreich", stromrechner.at, 2025. [Online]. Verfügbar: https://www.stromrechner.at/einspeisetarif</w:t>
-      </w:r>
     </w:p>
     <w:p>
       <w:pPr>
@@ -11503,12 +15083,6 @@
           <w:rFonts w:cs="Arial"/>
         </w:rPr>
       </w:pPr>
-      <w:r>
-        <w:rPr>
-          <w:rFonts w:cs="Arial"/>
-        </w:rPr>
-        <w:t>[5] Stromrechner.at, "Einspeisevergütung für überschüssigen Strom aus Photovoltaikanlagen", stromrechner.at, Stand: Mai 2025. [Online]. Verfügbar: https://www.stromrechner.at/einspeisetarif</w:t>
-      </w:r>
     </w:p>
     <w:p>
       <w:pPr>
@@ -11518,115 +15092,287 @@
           <w:rFonts w:cs="Arial"/>
         </w:rPr>
       </w:pPr>
-      <w:r>
-        <w:rPr>
-          <w:rFonts w:cs="Arial"/>
-        </w:rPr>
-        <w:t>[6] Klima- und Energiefonds Österreich / Evaluierungsbericht EAG, "Evaluierung der Ausschreibungen und Förderungen für Wind- und Wasserkraft gemäß EAG", Wien, Nov. 2024.</w:t>
-      </w:r>
     </w:p>
     <w:p>
       <w:pPr>
-        <w:ind w:left="708"/>
-        <w:jc w:val="both"/>
-        <w:rPr>
-          <w:rFonts w:cs="Arial"/>
-        </w:rPr>
-      </w:pPr>
+        <w:pStyle w:val="berschrift1"/>
+      </w:pPr>
+      <w:bookmarkStart w:id="31" w:name="_Toc222694214"/>
+      <w:r>
+        <w:lastRenderedPageBreak/>
+        <w:t xml:space="preserve">5. </w:t>
+      </w:r>
+      <w:r>
+        <w:t>Quellenverzeichnis</w:t>
+      </w:r>
+      <w:bookmarkEnd w:id="31"/>
     </w:p>
     <w:p>
       <w:pPr>
-        <w:ind w:left="708"/>
-        <w:jc w:val="both"/>
-        <w:rPr>
-          <w:rFonts w:cs="Arial"/>
-        </w:rPr>
-      </w:pPr>
+        <w:pStyle w:val="Literaturverzeichnis"/>
+        <w:rPr>
+          <w:rFonts w:ascii="Aptos" w:hAnsi="Aptos"/>
+        </w:rPr>
+      </w:pPr>
+      <w:r>
+        <w:fldChar w:fldCharType="begin"/>
+      </w:r>
+      <w:r>
+        <w:instrText xml:space="preserve"> ADDIN ZOTERO_BIBL {"uncited":[],"omitted":[],"custom":[]} CSL_BIBLIOGRAPHY </w:instrText>
+      </w:r>
+      <w:r>
+        <w:fldChar w:fldCharType="separate"/>
+      </w:r>
+      <w:r>
+        <w:rPr>
+          <w:rFonts w:ascii="Aptos" w:hAnsi="Aptos"/>
+        </w:rPr>
+        <w:t>[1]</w:t>
+      </w:r>
+      <w:r>
+        <w:rPr>
+          <w:rFonts w:ascii="Aptos" w:hAnsi="Aptos"/>
+        </w:rPr>
+        <w:tab/>
+        <w:t>Photovoltaik.org, „Bedeutung der Photovoltaik-Kennlinie“, Photovoltaik.org. Zugegriffen: 27. Januar 2026. [Online]. Verfügbar unter: https://photovoltaik.org/solarstrom/elektro/kennlinie</w:t>
+      </w:r>
     </w:p>
     <w:p>
       <w:pPr>
-        <w:ind w:left="708"/>
-        <w:jc w:val="both"/>
-        <w:rPr>
-          <w:rFonts w:cs="Arial"/>
-        </w:rPr>
-      </w:pPr>
+        <w:pStyle w:val="Literaturverzeichnis"/>
+        <w:rPr>
+          <w:rFonts w:ascii="Aptos" w:hAnsi="Aptos"/>
+        </w:rPr>
+      </w:pPr>
+      <w:r>
+        <w:rPr>
+          <w:rFonts w:ascii="Aptos" w:hAnsi="Aptos"/>
+        </w:rPr>
+        <w:t>[2]</w:t>
+      </w:r>
+      <w:r>
+        <w:rPr>
+          <w:rFonts w:ascii="Aptos" w:hAnsi="Aptos"/>
+        </w:rPr>
+        <w:tab/>
+        <w:t>„2. Allgemeine Beschreibung“. Zugegriffen: 5. Februar 2026. [Online]. Verfügbar unter: https://www.victronenergy.com/media/pg/SmartSolar_MPPT_RS/de/general-description.html</w:t>
+      </w:r>
     </w:p>
     <w:p>
       <w:pPr>
-        <w:ind w:left="708"/>
-        <w:jc w:val="both"/>
-        <w:rPr>
-          <w:rFonts w:cs="Arial"/>
-        </w:rPr>
-      </w:pPr>
+        <w:pStyle w:val="Literaturverzeichnis"/>
+        <w:rPr>
+          <w:rFonts w:ascii="Aptos" w:hAnsi="Aptos"/>
+        </w:rPr>
+      </w:pPr>
+      <w:r>
+        <w:rPr>
+          <w:rFonts w:ascii="Aptos" w:hAnsi="Aptos"/>
+        </w:rPr>
+        <w:t>[3]</w:t>
+      </w:r>
+      <w:r>
+        <w:rPr>
+          <w:rFonts w:ascii="Aptos" w:hAnsi="Aptos"/>
+        </w:rPr>
+        <w:tab/>
+        <w:t>„Zeitliche Variation der Sonnen­ein­strah­lung“, pv-wissen.de. Zugegriffen: 6. Februar 2026. [Online]. Verfügbar unter: https://www.pv-wissen.de/zeitliche-variation-der-sonneneinstrahlung/</w:t>
+      </w:r>
     </w:p>
     <w:p>
       <w:pPr>
-        <w:ind w:left="708"/>
-        <w:jc w:val="both"/>
-        <w:rPr>
-          <w:rFonts w:cs="Arial"/>
-        </w:rPr>
-      </w:pPr>
+        <w:pStyle w:val="Literaturverzeichnis"/>
+        <w:rPr>
+          <w:rFonts w:ascii="Aptos" w:hAnsi="Aptos"/>
+        </w:rPr>
+      </w:pPr>
+      <w:r>
+        <w:rPr>
+          <w:rFonts w:ascii="Aptos" w:hAnsi="Aptos"/>
+        </w:rPr>
+        <w:t>[4]</w:t>
+      </w:r>
+      <w:r>
+        <w:rPr>
+          <w:rFonts w:ascii="Aptos" w:hAnsi="Aptos"/>
+        </w:rPr>
+        <w:tab/>
+        <w:t>„Sonnenstand“, pv-wissen.de. Zugegriffen: 6. Februar 2026. [Online]. Verfügbar unter: https://www.pv-wissen.de/sonnenstand/</w:t>
+      </w:r>
     </w:p>
     <w:p>
       <w:pPr>
-        <w:ind w:left="708"/>
-        <w:jc w:val="both"/>
-        <w:rPr>
-          <w:rFonts w:cs="Arial"/>
-        </w:rPr>
-      </w:pPr>
+        <w:pStyle w:val="Literaturverzeichnis"/>
+        <w:rPr>
+          <w:rFonts w:ascii="Aptos" w:hAnsi="Aptos"/>
+        </w:rPr>
+      </w:pPr>
+      <w:r>
+        <w:rPr>
+          <w:rFonts w:ascii="Aptos" w:hAnsi="Aptos"/>
+        </w:rPr>
+        <w:t>[5]</w:t>
+      </w:r>
+      <w:r>
+        <w:rPr>
+          <w:rFonts w:ascii="Aptos" w:hAnsi="Aptos"/>
+        </w:rPr>
+        <w:tab/>
+        <w:t>„enjoysolar_Monokristallines_Solarmodul_DATENBLATT_1100180_DE.pdf“. Zugegriffen: 6. Februar 2026. [Online]. Verfügbar unter: https://solarv.de/Datenblatt/2023/12/SOLAR/enjoysolar_Monokristallines_Solarmodul_DATENBLATT_1100180_DE.pdf</w:t>
+      </w:r>
     </w:p>
     <w:p>
       <w:pPr>
-        <w:ind w:left="708"/>
-        <w:jc w:val="both"/>
-        <w:rPr>
-          <w:rFonts w:cs="Arial"/>
-        </w:rPr>
-      </w:pPr>
+        <w:pStyle w:val="Literaturverzeichnis"/>
+        <w:rPr>
+          <w:rFonts w:ascii="Aptos" w:hAnsi="Aptos"/>
+        </w:rPr>
+      </w:pPr>
+      <w:r>
+        <w:rPr>
+          <w:rFonts w:ascii="Aptos" w:hAnsi="Aptos"/>
+        </w:rPr>
+        <w:t>[6]</w:t>
+      </w:r>
+      <w:r>
+        <w:rPr>
+          <w:rFonts w:ascii="Aptos" w:hAnsi="Aptos"/>
+        </w:rPr>
+        <w:tab/>
+        <w:t>„Welchen Ertrag liefert eine Photovoltaikanlage im Winter?“, Solarenergie: Informationen zu Photovoltaik und mehr. Zugegriffen: 6. Februar 2026. [Online]. Verfügbar unter: https://www.solarenergie.de/photovoltaikanlage/finanzielles/lohnt-sich-photovoltaik/photovoltaik-im-winter</w:t>
+      </w:r>
     </w:p>
     <w:p>
       <w:pPr>
-        <w:ind w:left="708"/>
-        <w:jc w:val="both"/>
-        <w:rPr>
-          <w:rFonts w:cs="Arial"/>
-        </w:rPr>
-      </w:pPr>
+        <w:pStyle w:val="Literaturverzeichnis"/>
+        <w:rPr>
+          <w:rFonts w:ascii="Aptos" w:hAnsi="Aptos"/>
+        </w:rPr>
+      </w:pPr>
+      <w:r>
+        <w:rPr>
+          <w:rFonts w:ascii="Aptos" w:hAnsi="Aptos"/>
+          <w:lang w:val="en-GB"/>
+        </w:rPr>
+        <w:t>[7]</w:t>
+      </w:r>
+      <w:r>
+        <w:rPr>
+          <w:rFonts w:ascii="Aptos" w:hAnsi="Aptos"/>
+          <w:lang w:val="en-GB"/>
+        </w:rPr>
+        <w:tab/>
+        <w:t>„</w:t>
+      </w:r>
+      <w:proofErr w:type="gramStart"/>
+      <w:r>
+        <w:rPr>
+          <w:rFonts w:ascii="Aptos" w:hAnsi="Aptos"/>
+          <w:lang w:val="en-GB"/>
+        </w:rPr>
+        <w:t>Datasheet-Cerbo-GX-GX-Touch-DE.pdf“</w:t>
+      </w:r>
+      <w:proofErr w:type="gramEnd"/>
+      <w:r>
+        <w:rPr>
+          <w:rFonts w:ascii="Aptos" w:hAnsi="Aptos"/>
+          <w:lang w:val="en-GB"/>
+        </w:rPr>
+        <w:t xml:space="preserve">. </w:t>
+      </w:r>
+      <w:r>
+        <w:rPr>
+          <w:rFonts w:ascii="Aptos" w:hAnsi="Aptos"/>
+        </w:rPr>
+        <w:t>Zugegriffen: 16. Februar 2026. [Online]. Verfügbar unter: https://www.victronenergy.de/upload/documents/Datasheet-Cerbo-GX-GX-Touch-DE.pdf</w:t>
+      </w:r>
     </w:p>
     <w:p>
       <w:pPr>
-        <w:ind w:left="708"/>
-        <w:jc w:val="both"/>
-        <w:rPr>
-          <w:rFonts w:cs="Arial"/>
-        </w:rPr>
-      </w:pPr>
+        <w:pStyle w:val="Literaturverzeichnis"/>
+        <w:rPr>
+          <w:rFonts w:ascii="Aptos" w:hAnsi="Aptos"/>
+        </w:rPr>
+      </w:pPr>
+      <w:r>
+        <w:rPr>
+          <w:rFonts w:ascii="Aptos" w:hAnsi="Aptos"/>
+        </w:rPr>
+        <w:t>[8]</w:t>
+      </w:r>
+      <w:r>
+        <w:rPr>
+          <w:rFonts w:ascii="Aptos" w:hAnsi="Aptos"/>
+        </w:rPr>
+        <w:tab/>
+        <w:t>„Datasheet-SmartShunt-DE.pdf“. Zugegriffen: 16. Februar 2026. [Online]. Verfügbar unter: https://www.victronenergy.de/upload/documents/Datasheet-SmartShunt-DE.pdf</w:t>
+      </w:r>
     </w:p>
     <w:p>
       <w:pPr>
-        <w:ind w:left="708"/>
-        <w:jc w:val="both"/>
-        <w:rPr>
-          <w:rFonts w:cs="Arial"/>
-        </w:rPr>
-      </w:pPr>
+        <w:pStyle w:val="Literaturverzeichnis"/>
+        <w:rPr>
+          <w:rFonts w:ascii="Aptos" w:hAnsi="Aptos"/>
+        </w:rPr>
+      </w:pPr>
+      <w:r>
+        <w:rPr>
+          <w:rFonts w:ascii="Aptos" w:hAnsi="Aptos"/>
+        </w:rPr>
+        <w:t>[9]</w:t>
+      </w:r>
+      <w:r>
+        <w:rPr>
+          <w:rFonts w:ascii="Aptos" w:hAnsi="Aptos"/>
+        </w:rPr>
+        <w:tab/>
+        <w:t>„Datasheet-MultiPlus-inverter-charger-800VA-5kVA-DE.pdf“. Zugegriffen: 16. Februar 2026. [Online]. Verfügbar unter: https://www.victronenergy.com/upload/documents/Datasheet-MultiPlus-inverter-charger-800VA-5kVA-DE.pdf</w:t>
+      </w:r>
     </w:p>
     <w:p>
       <w:pPr>
-        <w:pStyle w:val="berschrift1"/>
-      </w:pPr>
-      <w:bookmarkStart w:id="22" w:name="_Toc222266679"/>
-      <w:r>
-        <w:t xml:space="preserve">5. </w:t>
-      </w:r>
-      <w:r>
-        <w:t>Quellenverzeichnis</w:t>
-      </w:r>
-      <w:bookmarkEnd w:id="22"/>
+        <w:pStyle w:val="Literaturverzeichnis"/>
+        <w:rPr>
+          <w:rFonts w:ascii="Aptos" w:hAnsi="Aptos"/>
+        </w:rPr>
+      </w:pPr>
+      <w:r>
+        <w:rPr>
+          <w:rFonts w:ascii="Aptos" w:hAnsi="Aptos"/>
+          <w:lang w:val="en-GB"/>
+        </w:rPr>
+        <w:t>[10]</w:t>
+      </w:r>
+      <w:r>
+        <w:rPr>
+          <w:rFonts w:ascii="Aptos" w:hAnsi="Aptos"/>
+          <w:lang w:val="en-GB"/>
+        </w:rPr>
+        <w:tab/>
+        <w:t>„</w:t>
+      </w:r>
+      <w:proofErr w:type="gramStart"/>
+      <w:r>
+        <w:rPr>
+          <w:rFonts w:ascii="Aptos" w:hAnsi="Aptos"/>
+          <w:lang w:val="en-GB"/>
+        </w:rPr>
+        <w:t>Datasheet-AGM-Super-Cycle-battery-DE.pdf“</w:t>
+      </w:r>
+      <w:proofErr w:type="gramEnd"/>
+      <w:r>
+        <w:rPr>
+          <w:rFonts w:ascii="Aptos" w:hAnsi="Aptos"/>
+          <w:lang w:val="en-GB"/>
+        </w:rPr>
+        <w:t xml:space="preserve">. </w:t>
+      </w:r>
+      <w:r>
+        <w:rPr>
+          <w:rFonts w:ascii="Aptos" w:hAnsi="Aptos"/>
+        </w:rPr>
+        <w:t>Zugegriffen: 16. Februar 2026. [Online]. Verfügbar unter: https://www.victronenergy.de/upload/documents/Datasheet-AGM-Super-Cycle-battery-DE.pdf</w:t>
+      </w:r>
     </w:p>
     <w:p>
       <w:pPr>
@@ -11636,26 +15382,41 @@
         </w:rPr>
       </w:pPr>
       <w:r>
-        <w:fldChar w:fldCharType="begin"/>
-      </w:r>
-      <w:r>
-        <w:instrText xml:space="preserve"> ADDIN ZOTERO_BIBL {"uncited":[],"omitted":[],"custom":[]} CSL_BIBLIOGRAPHY </w:instrText>
-      </w:r>
-      <w:r>
-        <w:fldChar w:fldCharType="separate"/>
-      </w:r>
-      <w:r>
         <w:rPr>
           <w:rFonts w:ascii="Aptos" w:hAnsi="Aptos"/>
-        </w:rPr>
-        <w:t>[1]</w:t>
+          <w:lang w:val="en-GB"/>
+        </w:rPr>
+        <w:t>[11]</w:t>
       </w:r>
       <w:r>
         <w:rPr>
           <w:rFonts w:ascii="Aptos" w:hAnsi="Aptos"/>
+          <w:lang w:val="en-GB"/>
         </w:rPr>
         <w:tab/>
-        <w:t>Photovoltaik.org, „Bedeutung der Photovoltaik-Kennlinie“, Photovoltaik.org. Zugegriffen: 27. Januar 2026. [Online]. Verfügbar unter: https://photovoltaik.org/solarstrom/elektro/kennlinie</w:t>
+        <w:t xml:space="preserve">„How to Optimize AGM Battery Performance for Maximum </w:t>
+      </w:r>
+      <w:proofErr w:type="gramStart"/>
+      <w:r>
+        <w:rPr>
+          <w:rFonts w:ascii="Aptos" w:hAnsi="Aptos"/>
+          <w:lang w:val="en-GB"/>
+        </w:rPr>
+        <w:t>Lifespan?“</w:t>
+      </w:r>
+      <w:proofErr w:type="gramEnd"/>
+      <w:r>
+        <w:rPr>
+          <w:rFonts w:ascii="Aptos" w:hAnsi="Aptos"/>
+          <w:lang w:val="en-GB"/>
+        </w:rPr>
+        <w:t xml:space="preserve">, How to Optimize AGM Battery Performance for Maximum Lifespan? </w:t>
+      </w:r>
+      <w:r>
+        <w:rPr>
+          <w:rFonts w:ascii="Aptos" w:hAnsi="Aptos"/>
+        </w:rPr>
+        <w:t>Zugegriffen: 16. Februar 2026. [Online]. Verfügbar unter: https://www.longwaybattery.com/de/blog/optimize-agm-battery-performance-maximum-lifespan/index.html</w:t>
       </w:r>
     </w:p>
     <w:p>
@@ -11668,15 +15429,39 @@
       <w:r>
         <w:rPr>
           <w:rFonts w:ascii="Aptos" w:hAnsi="Aptos"/>
-        </w:rPr>
-        <w:t>[2]</w:t>
+          <w:lang w:val="en-GB"/>
+        </w:rPr>
+        <w:t>[12]</w:t>
       </w:r>
       <w:r>
         <w:rPr>
           <w:rFonts w:ascii="Aptos" w:hAnsi="Aptos"/>
+          <w:lang w:val="en-GB"/>
         </w:rPr>
         <w:tab/>
-        <w:t>„2. Allgemeine Beschreibung“. Zugegriffen: 5. Februar 2026. [Online]. Verfügbar unter: https://www.victronenergy.com/media/pg/SmartSolar_MPPT_RS/de/general-description.html</w:t>
+        <w:t>„</w:t>
+      </w:r>
+      <w:proofErr w:type="gramStart"/>
+      <w:r>
+        <w:rPr>
+          <w:rFonts w:ascii="Aptos" w:hAnsi="Aptos"/>
+          <w:lang w:val="en-GB"/>
+        </w:rPr>
+        <w:t>Datasheet-Orion-Tr-Smart-DC-DC-chargers-isolated-250-400W-DE.pdf“</w:t>
+      </w:r>
+      <w:proofErr w:type="gramEnd"/>
+      <w:r>
+        <w:rPr>
+          <w:rFonts w:ascii="Aptos" w:hAnsi="Aptos"/>
+          <w:lang w:val="en-GB"/>
+        </w:rPr>
+        <w:t xml:space="preserve">. </w:t>
+      </w:r>
+      <w:r>
+        <w:rPr>
+          <w:rFonts w:ascii="Aptos" w:hAnsi="Aptos"/>
+        </w:rPr>
+        <w:t>Zugegriffen: 17. Februar 2026. [Online]. Verfügbar unter: https://www.victronenergy.de/upload/documents/Datasheet-Orion-Tr-Smart-DC-DC-chargers-isolated-250-400W-DE.pdf</w:t>
       </w:r>
     </w:p>
     <w:p>
@@ -11690,14 +15475,14 @@
         <w:rPr>
           <w:rFonts w:ascii="Aptos" w:hAnsi="Aptos"/>
         </w:rPr>
-        <w:t>[3]</w:t>
+        <w:t>[13]</w:t>
       </w:r>
       <w:r>
         <w:rPr>
           <w:rFonts w:ascii="Aptos" w:hAnsi="Aptos"/>
         </w:rPr>
         <w:tab/>
-        <w:t>„Zeitliche Variation der Sonnen­ein­strah­lung“, pv-wissen.de. Zugegriffen: 6. Februar 2026. [Online]. Verfügbar unter: https://www.pv-wissen.de/zeitliche-variation-der-sonneneinstrahlung/</w:t>
+        <w:t>„Batterietechnologien: Unterschiede und welche ist die richtige für mi“, Batterietechnologien: Unterschiede und welche ist die richtige für mi. Zugegriffen: 17. Februar 2026. [Online]. Verfügbar unter: https://www.ective.de/blog/batterietechnologien-unterschiede-und-die-richtige-fuer-mich</w:t>
       </w:r>
     </w:p>
     <w:p>
@@ -11712,14 +15497,14 @@
           <w:rFonts w:ascii="Aptos" w:hAnsi="Aptos"/>
         </w:rPr>
         <w:lastRenderedPageBreak/>
-        <w:t>[4]</w:t>
+        <w:t>[14]</w:t>
       </w:r>
       <w:r>
         <w:rPr>
           <w:rFonts w:ascii="Aptos" w:hAnsi="Aptos"/>
         </w:rPr>
         <w:tab/>
-        <w:t>„Sonnenstand“, pv-wissen.de. Zugegriffen: 6. Februar 2026. [Online]. Verfügbar unter: https://www.pv-wissen.de/sonnenstand/</w:t>
+        <w:t>„2.1 AGM vs. Lithium - Was ist besser?“ Zugegriffen: 17. Februar 2026. [Online]. Verfügbar unter: http://greenboatsolutions.de/ratgeber/agm-vs-lithium?srsltid=AfmBOoq4MEVKskN6v5GYbOgMlML4Zs3DHCf-YTXt-HHQTaIWApUYtA6a</w:t>
       </w:r>
     </w:p>
     <w:p>
@@ -11733,14 +15518,14 @@
         <w:rPr>
           <w:rFonts w:ascii="Aptos" w:hAnsi="Aptos"/>
         </w:rPr>
-        <w:t>[5]</w:t>
+        <w:t>[15]</w:t>
       </w:r>
       <w:r>
         <w:rPr>
           <w:rFonts w:ascii="Aptos" w:hAnsi="Aptos"/>
         </w:rPr>
         <w:tab/>
-        <w:t>„enjoysolar_Monokristallines_Solarmodul_DATENBLATT_1100180_DE.pdf“. Zugegriffen: 6. Februar 2026. [Online]. Verfügbar unter: https://solarv.de/Datenblatt/2023/12/SOLAR/enjoysolar_Monokristallines_Solarmodul_DATENBLATT_1100180_DE.pdf</w:t>
+        <w:t>M. Vader, „Datenkommunikation mit Victron Energy Produkten“.</w:t>
       </w:r>
     </w:p>
     <w:p>
@@ -11753,15 +15538,39 @@
       <w:r>
         <w:rPr>
           <w:rFonts w:ascii="Aptos" w:hAnsi="Aptos"/>
-        </w:rPr>
-        <w:t>[6]</w:t>
+          <w:lang w:val="en-GB"/>
+        </w:rPr>
+        <w:t>[16]</w:t>
       </w:r>
       <w:r>
         <w:rPr>
           <w:rFonts w:ascii="Aptos" w:hAnsi="Aptos"/>
+          <w:lang w:val="en-GB"/>
         </w:rPr>
         <w:tab/>
-        <w:t>„Welchen Ertrag liefert eine Photovoltaikanlage im Winter?“, Solarenergie: Informationen zu Photovoltaik und mehr. Zugegriffen: 6. Februar 2026. [Online]. Verfügbar unter: https://www.solarenergie.de/photovoltaikanlage/finanzielles/lohnt-sich-photovoltaik/photovoltaik-im-winter</w:t>
+        <w:t xml:space="preserve">„GX Modbus-TCP Manual [Victron </w:t>
+      </w:r>
+      <w:proofErr w:type="gramStart"/>
+      <w:r>
+        <w:rPr>
+          <w:rFonts w:ascii="Aptos" w:hAnsi="Aptos"/>
+          <w:lang w:val="en-GB"/>
+        </w:rPr>
+        <w:t>Energy]“</w:t>
+      </w:r>
+      <w:proofErr w:type="gramEnd"/>
+      <w:r>
+        <w:rPr>
+          <w:rFonts w:ascii="Aptos" w:hAnsi="Aptos"/>
+          <w:lang w:val="en-GB"/>
+        </w:rPr>
+        <w:t xml:space="preserve">. </w:t>
+      </w:r>
+      <w:r>
+        <w:rPr>
+          <w:rFonts w:ascii="Aptos" w:hAnsi="Aptos"/>
+        </w:rPr>
+        <w:t>Zugegriffen: 19. Februar 2026. [Online]. Verfügbar unter: https://www.victronenergy.com/live/ccgx:modbustcp_faq</w:t>
       </w:r>
     </w:p>
     <w:p>
@@ -11774,39 +15583,29 @@
       <w:r>
         <w:rPr>
           <w:rFonts w:ascii="Aptos" w:hAnsi="Aptos"/>
-          <w:lang w:val="en-GB"/>
-        </w:rPr>
-        <w:t>[7]</w:t>
+        </w:rPr>
+        <w:t>[17]</w:t>
       </w:r>
       <w:r>
         <w:rPr>
           <w:rFonts w:ascii="Aptos" w:hAnsi="Aptos"/>
-          <w:lang w:val="en-GB"/>
         </w:rPr>
         <w:tab/>
-        <w:t>„</w:t>
+        <w:t xml:space="preserve">„Photovoltaik Kosten &amp; Ertrag inkl. </w:t>
       </w:r>
       <w:proofErr w:type="gramStart"/>
       <w:r>
         <w:rPr>
           <w:rFonts w:ascii="Aptos" w:hAnsi="Aptos"/>
-          <w:lang w:val="en-GB"/>
-        </w:rPr>
-        <w:t>Datasheet-Cerbo-GX-GX-Touch-DE.pdf“</w:t>
+        </w:rPr>
+        <w:t>PV Rechner</w:t>
       </w:r>
       <w:proofErr w:type="gramEnd"/>
       <w:r>
         <w:rPr>
           <w:rFonts w:ascii="Aptos" w:hAnsi="Aptos"/>
-          <w:lang w:val="en-GB"/>
-        </w:rPr>
-        <w:t xml:space="preserve">. </w:t>
-      </w:r>
-      <w:r>
-        <w:rPr>
-          <w:rFonts w:ascii="Aptos" w:hAnsi="Aptos"/>
-        </w:rPr>
-        <w:t>Zugegriffen: 16. Februar 2026. [Online]. Verfügbar unter: https://www.victronenergy.de/upload/documents/Datasheet-Cerbo-GX-GX-Touch-DE.pdf</w:t>
+        </w:rPr>
+        <w:t xml:space="preserve"> - Salzburg AG für Energie, Verkehr &amp; Telekommunikation“. Zugegriffen: 19. Februar 2026. [Online]. Verfügbar unter: https://www.salzburg-ag.at/photovoltaik/privat/infos-ratgeber/wirtschaftlichkeit-finanzierung/pv-kosten-rechner.html</w:t>
       </w:r>
     </w:p>
     <w:p>
@@ -11820,14 +15619,14 @@
         <w:rPr>
           <w:rFonts w:ascii="Aptos" w:hAnsi="Aptos"/>
         </w:rPr>
-        <w:t>[8]</w:t>
+        <w:t>[18]</w:t>
       </w:r>
       <w:r>
         <w:rPr>
           <w:rFonts w:ascii="Aptos" w:hAnsi="Aptos"/>
         </w:rPr>
         <w:tab/>
-        <w:t>„Datasheet-SmartShunt-DE.pdf“. Zugegriffen: 16. Februar 2026. [Online]. Verfügbar unter: https://www.victronenergy.de/upload/documents/Datasheet-SmartShunt-DE.pdf</w:t>
+        <w:t>„Klima: Tirol in Österreich“, Laenderdaten.info. Zugegriffen: 20. Februar 2026. [Online]. Verfügbar unter: https://www.laenderdaten.info/Europa/Oesterreich/Klima-Tirol.php</w:t>
       </w:r>
     </w:p>
     <w:p>
@@ -11841,14 +15640,14 @@
         <w:rPr>
           <w:rFonts w:ascii="Aptos" w:hAnsi="Aptos"/>
         </w:rPr>
-        <w:t>[9]</w:t>
+        <w:t>[19]</w:t>
       </w:r>
       <w:r>
         <w:rPr>
           <w:rFonts w:ascii="Aptos" w:hAnsi="Aptos"/>
         </w:rPr>
         <w:tab/>
-        <w:t>„Datasheet-MultiPlus-inverter-charger-800VA-5kVA-DE.pdf“. Zugegriffen: 16. Februar 2026. [Online]. Verfügbar unter: https://www.victronenergy.com/upload/documents/Datasheet-MultiPlus-inverter-charger-800VA-5kVA-DE.pdf</w:t>
+        <w:t>„Strompreisindizes: AEA - Österreichische Energieagentur“. Zugegriffen: 19. Februar 2026. [Online]. Verfügbar unter: https://www.energyagency.at/fakten/strompreisindizes</w:t>
       </w:r>
     </w:p>
     <w:p>
@@ -11861,315 +15660,15 @@
       <w:r>
         <w:rPr>
           <w:rFonts w:ascii="Aptos" w:hAnsi="Aptos"/>
-          <w:lang w:val="en-GB"/>
-        </w:rPr>
-        <w:t>[10]</w:t>
+        </w:rPr>
+        <w:t>[20]</w:t>
       </w:r>
       <w:r>
         <w:rPr>
           <w:rFonts w:ascii="Aptos" w:hAnsi="Aptos"/>
-          <w:lang w:val="en-GB"/>
         </w:rPr>
         <w:tab/>
-        <w:t>„</w:t>
-      </w:r>
-      <w:proofErr w:type="gramStart"/>
-      <w:r>
-        <w:rPr>
-          <w:rFonts w:ascii="Aptos" w:hAnsi="Aptos"/>
-          <w:lang w:val="en-GB"/>
-        </w:rPr>
-        <w:t>Datasheet-AGM-Super-Cycle-battery-DE.pdf“</w:t>
-      </w:r>
-      <w:proofErr w:type="gramEnd"/>
-      <w:r>
-        <w:rPr>
-          <w:rFonts w:ascii="Aptos" w:hAnsi="Aptos"/>
-          <w:lang w:val="en-GB"/>
-        </w:rPr>
-        <w:t xml:space="preserve">. </w:t>
-      </w:r>
-      <w:r>
-        <w:rPr>
-          <w:rFonts w:ascii="Aptos" w:hAnsi="Aptos"/>
-        </w:rPr>
-        <w:t>Zugegriffen: 16. Februar 2026. [Online]. Verfügbar unter: https://www.victronenergy.de/upload/documents/Datasheet-AGM-Super-Cycle-battery-DE.pdf</w:t>
-      </w:r>
-    </w:p>
-    <w:p>
-      <w:pPr>
-        <w:pStyle w:val="Literaturverzeichnis"/>
-        <w:rPr>
-          <w:rFonts w:ascii="Aptos" w:hAnsi="Aptos"/>
-        </w:rPr>
-      </w:pPr>
-      <w:r>
-        <w:rPr>
-          <w:rFonts w:ascii="Aptos" w:hAnsi="Aptos"/>
-          <w:lang w:val="en-GB"/>
-        </w:rPr>
-        <w:t>[11]</w:t>
-      </w:r>
-      <w:r>
-        <w:rPr>
-          <w:rFonts w:ascii="Aptos" w:hAnsi="Aptos"/>
-          <w:lang w:val="en-GB"/>
-        </w:rPr>
-        <w:tab/>
-        <w:t xml:space="preserve">„How to Optimize AGM Battery Performance for Maximum </w:t>
-      </w:r>
-      <w:proofErr w:type="gramStart"/>
-      <w:r>
-        <w:rPr>
-          <w:rFonts w:ascii="Aptos" w:hAnsi="Aptos"/>
-          <w:lang w:val="en-GB"/>
-        </w:rPr>
-        <w:t>Lifespan?“</w:t>
-      </w:r>
-      <w:proofErr w:type="gramEnd"/>
-      <w:r>
-        <w:rPr>
-          <w:rFonts w:ascii="Aptos" w:hAnsi="Aptos"/>
-          <w:lang w:val="en-GB"/>
-        </w:rPr>
-        <w:t xml:space="preserve">, How to Optimize AGM Battery Performance for Maximum Lifespan? </w:t>
-      </w:r>
-      <w:r>
-        <w:rPr>
-          <w:rFonts w:ascii="Aptos" w:hAnsi="Aptos"/>
-        </w:rPr>
-        <w:t>Zugegriffen: 16. Februar 2026. [Online]. Verfügbar unter: https://www.longwaybattery.com/de/blog/optimize-agm-battery-performance-maximum-lifespan/index.html</w:t>
-      </w:r>
-    </w:p>
-    <w:p>
-      <w:pPr>
-        <w:pStyle w:val="Literaturverzeichnis"/>
-        <w:rPr>
-          <w:rFonts w:ascii="Aptos" w:hAnsi="Aptos"/>
-        </w:rPr>
-      </w:pPr>
-      <w:r>
-        <w:rPr>
-          <w:rFonts w:ascii="Aptos" w:hAnsi="Aptos"/>
-          <w:lang w:val="en-GB"/>
-        </w:rPr>
-        <w:t>[12]</w:t>
-      </w:r>
-      <w:r>
-        <w:rPr>
-          <w:rFonts w:ascii="Aptos" w:hAnsi="Aptos"/>
-          <w:lang w:val="en-GB"/>
-        </w:rPr>
-        <w:tab/>
-        <w:t>„</w:t>
-      </w:r>
-      <w:proofErr w:type="gramStart"/>
-      <w:r>
-        <w:rPr>
-          <w:rFonts w:ascii="Aptos" w:hAnsi="Aptos"/>
-          <w:lang w:val="en-GB"/>
-        </w:rPr>
-        <w:t>Datasheet-Orion-Tr-Smart-DC-DC-chargers-isolated-250-400W-DE.pdf“</w:t>
-      </w:r>
-      <w:proofErr w:type="gramEnd"/>
-      <w:r>
-        <w:rPr>
-          <w:rFonts w:ascii="Aptos" w:hAnsi="Aptos"/>
-          <w:lang w:val="en-GB"/>
-        </w:rPr>
-        <w:t xml:space="preserve">. </w:t>
-      </w:r>
-      <w:r>
-        <w:rPr>
-          <w:rFonts w:ascii="Aptos" w:hAnsi="Aptos"/>
-        </w:rPr>
-        <w:t>Zugegriffen: 17. Februar 2026. [Online]. Verfügbar unter: https://www.victronenergy.de/upload/documents/Datasheet-Orion-Tr-Smart-DC-DC-chargers-isolated-250-400W-DE.pdf</w:t>
-      </w:r>
-    </w:p>
-    <w:p>
-      <w:pPr>
-        <w:pStyle w:val="Literaturverzeichnis"/>
-        <w:rPr>
-          <w:rFonts w:ascii="Aptos" w:hAnsi="Aptos"/>
-        </w:rPr>
-      </w:pPr>
-      <w:r>
-        <w:rPr>
-          <w:rFonts w:ascii="Aptos" w:hAnsi="Aptos"/>
-        </w:rPr>
-        <w:t>[13]</w:t>
-      </w:r>
-      <w:r>
-        <w:rPr>
-          <w:rFonts w:ascii="Aptos" w:hAnsi="Aptos"/>
-        </w:rPr>
-        <w:tab/>
-        <w:t>„Batterietechnologien: Unterschiede und welche ist die richtige für mi“, Batterietechnologien: Unterschiede und welche ist die richtige für mi. Zugegriffen: 17. Februar 2026. [Online]. Verfügbar unter: https://www.ective.de/blog/batterietechnologien-unterschiede-und-die-richtige-fuer-mich</w:t>
-      </w:r>
-    </w:p>
-    <w:p>
-      <w:pPr>
-        <w:pStyle w:val="Literaturverzeichnis"/>
-        <w:rPr>
-          <w:rFonts w:ascii="Aptos" w:hAnsi="Aptos"/>
-        </w:rPr>
-      </w:pPr>
-      <w:r>
-        <w:rPr>
-          <w:rFonts w:ascii="Aptos" w:hAnsi="Aptos"/>
-        </w:rPr>
-        <w:t>[14]</w:t>
-      </w:r>
-      <w:r>
-        <w:rPr>
-          <w:rFonts w:ascii="Aptos" w:hAnsi="Aptos"/>
-        </w:rPr>
-        <w:tab/>
-        <w:t>„2.1 AGM vs. Lithium - Was ist besser?“ Zugegriffen: 17. Februar 2026. [Online]. Verfügbar unter: http://greenboatsolutions.de/ratgeber/agm-vs-lithium?srsltid=AfmBOoq4MEVKskN6v5GYbOgMlML4Zs3DHCf-YTXt-HHQTaIWApUYtA6a</w:t>
-      </w:r>
-    </w:p>
-    <w:p>
-      <w:pPr>
-        <w:pStyle w:val="Literaturverzeichnis"/>
-        <w:rPr>
-          <w:rFonts w:ascii="Aptos" w:hAnsi="Aptos"/>
-        </w:rPr>
-      </w:pPr>
-      <w:r>
-        <w:rPr>
-          <w:rFonts w:ascii="Aptos" w:hAnsi="Aptos"/>
-        </w:rPr>
-        <w:t>[15]</w:t>
-      </w:r>
-      <w:r>
-        <w:rPr>
-          <w:rFonts w:ascii="Aptos" w:hAnsi="Aptos"/>
-        </w:rPr>
-        <w:tab/>
-        <w:t>M. Vader, „Datenkommunikation mit Victron Energy Produkten“.</w:t>
-      </w:r>
-    </w:p>
-    <w:p>
-      <w:pPr>
-        <w:pStyle w:val="Literaturverzeichnis"/>
-        <w:rPr>
-          <w:rFonts w:ascii="Aptos" w:hAnsi="Aptos"/>
-        </w:rPr>
-      </w:pPr>
-      <w:r>
-        <w:rPr>
-          <w:rFonts w:ascii="Aptos" w:hAnsi="Aptos"/>
-          <w:lang w:val="en-GB"/>
-        </w:rPr>
-        <w:t>[16]</w:t>
-      </w:r>
-      <w:r>
-        <w:rPr>
-          <w:rFonts w:ascii="Aptos" w:hAnsi="Aptos"/>
-          <w:lang w:val="en-GB"/>
-        </w:rPr>
-        <w:tab/>
-        <w:t xml:space="preserve">„GX Modbus-TCP Manual [Victron </w:t>
-      </w:r>
-      <w:proofErr w:type="gramStart"/>
-      <w:r>
-        <w:rPr>
-          <w:rFonts w:ascii="Aptos" w:hAnsi="Aptos"/>
-          <w:lang w:val="en-GB"/>
-        </w:rPr>
-        <w:t>Energy]“</w:t>
-      </w:r>
-      <w:proofErr w:type="gramEnd"/>
-      <w:r>
-        <w:rPr>
-          <w:rFonts w:ascii="Aptos" w:hAnsi="Aptos"/>
-          <w:lang w:val="en-GB"/>
-        </w:rPr>
-        <w:t xml:space="preserve">. </w:t>
-      </w:r>
-      <w:r>
-        <w:rPr>
-          <w:rFonts w:ascii="Aptos" w:hAnsi="Aptos"/>
-        </w:rPr>
-        <w:t>Zugegriffen: 19. Februar 2026. [Online]. Verfügbar unter: https://www.victronenergy.com/live/ccgx:modbustcp_faq</w:t>
-      </w:r>
-    </w:p>
-    <w:p>
-      <w:pPr>
-        <w:pStyle w:val="Literaturverzeichnis"/>
-        <w:rPr>
-          <w:rFonts w:ascii="Aptos" w:hAnsi="Aptos"/>
-        </w:rPr>
-      </w:pPr>
-      <w:r>
-        <w:rPr>
-          <w:rFonts w:ascii="Aptos" w:hAnsi="Aptos"/>
-        </w:rPr>
-        <w:t>[17]</w:t>
-      </w:r>
-      <w:r>
-        <w:rPr>
-          <w:rFonts w:ascii="Aptos" w:hAnsi="Aptos"/>
-        </w:rPr>
-        <w:tab/>
-        <w:t xml:space="preserve">„Photovoltaik Kosten &amp; Ertrag inkl. </w:t>
-      </w:r>
-      <w:proofErr w:type="gramStart"/>
-      <w:r>
-        <w:rPr>
-          <w:rFonts w:ascii="Aptos" w:hAnsi="Aptos"/>
-        </w:rPr>
-        <w:t>PV Rechner</w:t>
-      </w:r>
-      <w:proofErr w:type="gramEnd"/>
-      <w:r>
-        <w:rPr>
-          <w:rFonts w:ascii="Aptos" w:hAnsi="Aptos"/>
-        </w:rPr>
-        <w:t xml:space="preserve"> - Salzburg AG für Energie, Verkehr &amp; Telekommunikation“. Zugegriffen: 19. Februar 2026. [Online]. Verfügbar unter: https://www.salzburg-ag.at/photovoltaik/privat/infos-ratgeber/wirtschaftlichkeit-finanzierung/pv-kosten-rechner.html</w:t>
-      </w:r>
-    </w:p>
-    <w:p>
-      <w:pPr>
-        <w:pStyle w:val="Literaturverzeichnis"/>
-        <w:rPr>
-          <w:rFonts w:ascii="Aptos" w:hAnsi="Aptos"/>
-        </w:rPr>
-      </w:pPr>
-      <w:r>
-        <w:rPr>
-          <w:rFonts w:ascii="Aptos" w:hAnsi="Aptos"/>
-        </w:rPr>
-        <w:lastRenderedPageBreak/>
-        <w:t>[18]</w:t>
-      </w:r>
-      <w:r>
-        <w:rPr>
-          <w:rFonts w:ascii="Aptos" w:hAnsi="Aptos"/>
-        </w:rPr>
-        <w:tab/>
-        <w:t>„Klima: Tirol in Österreich“, Laenderdaten.info. Zugegriffen: 20. Februar 2026. [Online]. Verfügbar unter: https://www.laenderdaten.info/Europa/Oesterreich/Klima-Tirol.php</w:t>
-      </w:r>
-    </w:p>
-    <w:p>
-      <w:pPr>
-        <w:pStyle w:val="Literaturverzeichnis"/>
-        <w:rPr>
-          <w:rFonts w:ascii="Aptos" w:hAnsi="Aptos"/>
-        </w:rPr>
-      </w:pPr>
-      <w:r>
-        <w:rPr>
-          <w:rFonts w:ascii="Aptos" w:hAnsi="Aptos"/>
-        </w:rPr>
-        <w:t>[19]</w:t>
-      </w:r>
-      <w:r>
-        <w:rPr>
-          <w:rFonts w:ascii="Aptos" w:hAnsi="Aptos"/>
-        </w:rPr>
-        <w:tab/>
-        <w:t>„Strompreisindizes: AEA - Österreichische Energieagentur“. Zugegriffen: 19. Februar 2026. [Online]. Verfügbar unter: https://www.energyagency.at/fakten/strompreisindizes</w:t>
+        <w:t>„Einspeisetarife in Österreich für Photovoltaik - Vergleich“. Zugegriffen: 20. Februar 2026. [Online]. Verfügbar unter: https://www.stromrechner.at/einspeisetarif</w:t>
       </w:r>
     </w:p>
     <w:p>
@@ -12183,14 +15682,14 @@
       <w:pPr>
         <w:pStyle w:val="berschrift1"/>
       </w:pPr>
-      <w:bookmarkStart w:id="23" w:name="_Toc222266680"/>
+      <w:bookmarkStart w:id="32" w:name="_Toc222694215"/>
       <w:r>
         <w:t xml:space="preserve">6. </w:t>
       </w:r>
       <w:r>
         <w:t>Abbildungsverzeichnis</w:t>
       </w:r>
-      <w:bookmarkEnd w:id="23"/>
+      <w:bookmarkEnd w:id="32"/>
     </w:p>
     <w:p>
       <w:pPr>

--- a/Diplomarbeit/5_Schreiben/0.0_Inhaltsverzeichnis_und_DA.docx
+++ b/Diplomarbeit/5_Schreiben/0.0_Inhaltsverzeichnis_und_DA.docx
@@ -59,7 +59,7 @@
           <w:r>
             <w:fldChar w:fldCharType="separate"/>
           </w:r>
-          <w:hyperlink w:anchor="_Toc222694185" w:history="1">
+          <w:hyperlink w:anchor="_Toc222739134" w:history="1">
             <w:r>
               <w:rPr>
                 <w:rStyle w:val="Hyperlink"/>
@@ -86,7 +86,7 @@
                 <w:noProof/>
                 <w:webHidden/>
               </w:rPr>
-              <w:instrText xml:space="preserve"> PAGEREF _Toc222694185 \h </w:instrText>
+              <w:instrText xml:space="preserve"> PAGEREF _Toc222739134 \h </w:instrText>
             </w:r>
             <w:r>
               <w:rPr>
@@ -131,7 +131,7 @@
               <w:lang w:eastAsia="de-AT"/>
             </w:rPr>
           </w:pPr>
-          <w:hyperlink w:anchor="_Toc222694186" w:history="1">
+          <w:hyperlink w:anchor="_Toc222739135" w:history="1">
             <w:r>
               <w:rPr>
                 <w:rStyle w:val="Hyperlink"/>
@@ -158,7 +158,7 @@
                 <w:noProof/>
                 <w:webHidden/>
               </w:rPr>
-              <w:instrText xml:space="preserve"> PAGEREF _Toc222694186 \h </w:instrText>
+              <w:instrText xml:space="preserve"> PAGEREF _Toc222739135 \h </w:instrText>
             </w:r>
             <w:r>
               <w:rPr>
@@ -203,7 +203,7 @@
               <w:lang w:eastAsia="de-AT"/>
             </w:rPr>
           </w:pPr>
-          <w:hyperlink w:anchor="_Toc222694187" w:history="1">
+          <w:hyperlink w:anchor="_Toc222739136" w:history="1">
             <w:r>
               <w:rPr>
                 <w:rStyle w:val="Hyperlink"/>
@@ -230,7 +230,7 @@
                 <w:noProof/>
                 <w:webHidden/>
               </w:rPr>
-              <w:instrText xml:space="preserve"> PAGEREF _Toc222694187 \h </w:instrText>
+              <w:instrText xml:space="preserve"> PAGEREF _Toc222739136 \h </w:instrText>
             </w:r>
             <w:r>
               <w:rPr>
@@ -275,7 +275,7 @@
               <w:lang w:eastAsia="de-AT"/>
             </w:rPr>
           </w:pPr>
-          <w:hyperlink w:anchor="_Toc222694188" w:history="1">
+          <w:hyperlink w:anchor="_Toc222739137" w:history="1">
             <w:r>
               <w:rPr>
                 <w:rStyle w:val="Hyperlink"/>
@@ -302,7 +302,7 @@
                 <w:noProof/>
                 <w:webHidden/>
               </w:rPr>
-              <w:instrText xml:space="preserve"> PAGEREF _Toc222694188 \h </w:instrText>
+              <w:instrText xml:space="preserve"> PAGEREF _Toc222739137 \h </w:instrText>
             </w:r>
             <w:r>
               <w:rPr>
@@ -347,7 +347,7 @@
               <w:lang w:eastAsia="de-AT"/>
             </w:rPr>
           </w:pPr>
-          <w:hyperlink w:anchor="_Toc222694189" w:history="1">
+          <w:hyperlink w:anchor="_Toc222739138" w:history="1">
             <w:r>
               <w:rPr>
                 <w:rStyle w:val="Hyperlink"/>
@@ -376,7 +376,7 @@
                 <w:noProof/>
                 <w:webHidden/>
               </w:rPr>
-              <w:instrText xml:space="preserve"> PAGEREF _Toc222694189 \h </w:instrText>
+              <w:instrText xml:space="preserve"> PAGEREF _Toc222739138 \h </w:instrText>
             </w:r>
             <w:r>
               <w:rPr>
@@ -421,7 +421,7 @@
               <w:lang w:eastAsia="de-AT"/>
             </w:rPr>
           </w:pPr>
-          <w:hyperlink w:anchor="_Toc222694190" w:history="1">
+          <w:hyperlink w:anchor="_Toc222739139" w:history="1">
             <w:r>
               <w:rPr>
                 <w:rStyle w:val="Hyperlink"/>
@@ -448,7 +448,7 @@
                 <w:noProof/>
                 <w:webHidden/>
               </w:rPr>
-              <w:instrText xml:space="preserve"> PAGEREF _Toc222694190 \h </w:instrText>
+              <w:instrText xml:space="preserve"> PAGEREF _Toc222739139 \h </w:instrText>
             </w:r>
             <w:r>
               <w:rPr>
@@ -493,7 +493,7 @@
               <w:lang w:eastAsia="de-AT"/>
             </w:rPr>
           </w:pPr>
-          <w:hyperlink w:anchor="_Toc222694191" w:history="1">
+          <w:hyperlink w:anchor="_Toc222739140" w:history="1">
             <w:r>
               <w:rPr>
                 <w:rStyle w:val="Hyperlink"/>
@@ -520,7 +520,7 @@
                 <w:noProof/>
                 <w:webHidden/>
               </w:rPr>
-              <w:instrText xml:space="preserve"> PAGEREF _Toc222694191 \h </w:instrText>
+              <w:instrText xml:space="preserve"> PAGEREF _Toc222739140 \h </w:instrText>
             </w:r>
             <w:r>
               <w:rPr>
@@ -565,7 +565,7 @@
               <w:lang w:eastAsia="de-AT"/>
             </w:rPr>
           </w:pPr>
-          <w:hyperlink w:anchor="_Toc222694192" w:history="1">
+          <w:hyperlink w:anchor="_Toc222739141" w:history="1">
             <w:r>
               <w:rPr>
                 <w:rStyle w:val="Hyperlink"/>
@@ -592,7 +592,7 @@
                 <w:noProof/>
                 <w:webHidden/>
               </w:rPr>
-              <w:instrText xml:space="preserve"> PAGEREF _Toc222694192 \h </w:instrText>
+              <w:instrText xml:space="preserve"> PAGEREF _Toc222739141 \h </w:instrText>
             </w:r>
             <w:r>
               <w:rPr>
@@ -637,7 +637,7 @@
               <w:lang w:eastAsia="de-AT"/>
             </w:rPr>
           </w:pPr>
-          <w:hyperlink w:anchor="_Toc222694193" w:history="1">
+          <w:hyperlink w:anchor="_Toc222739142" w:history="1">
             <w:r>
               <w:rPr>
                 <w:rStyle w:val="Hyperlink"/>
@@ -664,7 +664,7 @@
                 <w:noProof/>
                 <w:webHidden/>
               </w:rPr>
-              <w:instrText xml:space="preserve"> PAGEREF _Toc222694193 \h </w:instrText>
+              <w:instrText xml:space="preserve"> PAGEREF _Toc222739142 \h </w:instrText>
             </w:r>
             <w:r>
               <w:rPr>
@@ -709,27 +709,13 @@
               <w:lang w:eastAsia="de-AT"/>
             </w:rPr>
           </w:pPr>
-          <w:hyperlink w:anchor="_Toc222694194" w:history="1">
+          <w:hyperlink w:anchor="_Toc222739143" w:history="1">
             <w:r>
               <w:rPr>
                 <w:rStyle w:val="Hyperlink"/>
                 <w:noProof/>
               </w:rPr>
-              <w:t>4.4 A</w:t>
-            </w:r>
-            <w:r>
-              <w:rPr>
-                <w:rStyle w:val="Hyperlink"/>
-                <w:noProof/>
-              </w:rPr>
-              <w:t>u</w:t>
-            </w:r>
-            <w:r>
-              <w:rPr>
-                <w:rStyle w:val="Hyperlink"/>
-                <w:noProof/>
-              </w:rPr>
-              <w:t>swahl der Systemkomponenten</w:t>
+              <w:t>4.4 Auswahl der Systemkomponenten</w:t>
             </w:r>
             <w:r>
               <w:rPr>
@@ -750,7 +736,7 @@
                 <w:noProof/>
                 <w:webHidden/>
               </w:rPr>
-              <w:instrText xml:space="preserve"> PAGEREF _Toc222694194 \h </w:instrText>
+              <w:instrText xml:space="preserve"> PAGEREF _Toc222739143 \h </w:instrText>
             </w:r>
             <w:r>
               <w:rPr>
@@ -795,7 +781,7 @@
               <w:lang w:eastAsia="de-AT"/>
             </w:rPr>
           </w:pPr>
-          <w:hyperlink w:anchor="_Toc222694195" w:history="1">
+          <w:hyperlink w:anchor="_Toc222739144" w:history="1">
             <w:r>
               <w:rPr>
                 <w:rStyle w:val="Hyperlink"/>
@@ -852,7 +838,7 @@
                 <w:noProof/>
                 <w:webHidden/>
               </w:rPr>
-              <w:instrText xml:space="preserve"> PAGEREF _Toc222694195 \h </w:instrText>
+              <w:instrText xml:space="preserve"> PAGEREF _Toc222739144 \h </w:instrText>
             </w:r>
             <w:r>
               <w:rPr>
@@ -897,7 +883,7 @@
               <w:lang w:eastAsia="de-AT"/>
             </w:rPr>
           </w:pPr>
-          <w:hyperlink w:anchor="_Toc222694196" w:history="1">
+          <w:hyperlink w:anchor="_Toc222739145" w:history="1">
             <w:r>
               <w:rPr>
                 <w:rStyle w:val="Hyperlink"/>
@@ -924,7 +910,7 @@
                 <w:noProof/>
                 <w:webHidden/>
               </w:rPr>
-              <w:instrText xml:space="preserve"> PAGEREF _Toc222694196 \h </w:instrText>
+              <w:instrText xml:space="preserve"> PAGEREF _Toc222739145 \h </w:instrText>
             </w:r>
             <w:r>
               <w:rPr>
@@ -969,7 +955,7 @@
               <w:lang w:eastAsia="de-AT"/>
             </w:rPr>
           </w:pPr>
-          <w:hyperlink w:anchor="_Toc222694197" w:history="1">
+          <w:hyperlink w:anchor="_Toc222739146" w:history="1">
             <w:r>
               <w:rPr>
                 <w:rStyle w:val="Hyperlink"/>
@@ -996,7 +982,7 @@
                 <w:noProof/>
                 <w:webHidden/>
               </w:rPr>
-              <w:instrText xml:space="preserve"> PAGEREF _Toc222694197 \h </w:instrText>
+              <w:instrText xml:space="preserve"> PAGEREF _Toc222739146 \h </w:instrText>
             </w:r>
             <w:r>
               <w:rPr>
@@ -1041,7 +1027,7 @@
               <w:lang w:eastAsia="de-AT"/>
             </w:rPr>
           </w:pPr>
-          <w:hyperlink w:anchor="_Toc222694198" w:history="1">
+          <w:hyperlink w:anchor="_Toc222739147" w:history="1">
             <w:r>
               <w:rPr>
                 <w:rStyle w:val="Hyperlink"/>
@@ -1083,7 +1069,7 @@
                 <w:noProof/>
                 <w:webHidden/>
               </w:rPr>
-              <w:instrText xml:space="preserve"> PAGEREF _Toc222694198 \h </w:instrText>
+              <w:instrText xml:space="preserve"> PAGEREF _Toc222739147 \h </w:instrText>
             </w:r>
             <w:r>
               <w:rPr>
@@ -1128,7 +1114,7 @@
               <w:lang w:eastAsia="de-AT"/>
             </w:rPr>
           </w:pPr>
-          <w:hyperlink w:anchor="_Toc222694199" w:history="1">
+          <w:hyperlink w:anchor="_Toc222739148" w:history="1">
             <w:r>
               <w:rPr>
                 <w:rStyle w:val="Hyperlink"/>
@@ -1155,7 +1141,7 @@
                 <w:noProof/>
                 <w:webHidden/>
               </w:rPr>
-              <w:instrText xml:space="preserve"> PAGEREF _Toc222694199 \h </w:instrText>
+              <w:instrText xml:space="preserve"> PAGEREF _Toc222739148 \h </w:instrText>
             </w:r>
             <w:r>
               <w:rPr>
@@ -1200,7 +1186,7 @@
               <w:lang w:eastAsia="de-AT"/>
             </w:rPr>
           </w:pPr>
-          <w:hyperlink w:anchor="_Toc222694200" w:history="1">
+          <w:hyperlink w:anchor="_Toc222739149" w:history="1">
             <w:r>
               <w:rPr>
                 <w:rStyle w:val="Hyperlink"/>
@@ -1228,7 +1214,7 @@
                 <w:noProof/>
                 <w:webHidden/>
               </w:rPr>
-              <w:instrText xml:space="preserve"> PAGEREF _Toc222694200 \h </w:instrText>
+              <w:instrText xml:space="preserve"> PAGEREF _Toc222739149 \h </w:instrText>
             </w:r>
             <w:r>
               <w:rPr>
@@ -1273,7 +1259,7 @@
               <w:lang w:eastAsia="de-AT"/>
             </w:rPr>
           </w:pPr>
-          <w:hyperlink w:anchor="_Toc222694201" w:history="1">
+          <w:hyperlink w:anchor="_Toc222739150" w:history="1">
             <w:r>
               <w:rPr>
                 <w:rStyle w:val="Hyperlink"/>
@@ -1300,7 +1286,7 @@
                 <w:noProof/>
                 <w:webHidden/>
               </w:rPr>
-              <w:instrText xml:space="preserve"> PAGEREF _Toc222694201 \h </w:instrText>
+              <w:instrText xml:space="preserve"> PAGEREF _Toc222739150 \h </w:instrText>
             </w:r>
             <w:r>
               <w:rPr>
@@ -1345,7 +1331,7 @@
               <w:lang w:eastAsia="de-AT"/>
             </w:rPr>
           </w:pPr>
-          <w:hyperlink w:anchor="_Toc222694202" w:history="1">
+          <w:hyperlink w:anchor="_Toc222739151" w:history="1">
             <w:r>
               <w:rPr>
                 <w:rStyle w:val="Hyperlink"/>
@@ -1372,7 +1358,7 @@
                 <w:noProof/>
                 <w:webHidden/>
               </w:rPr>
-              <w:instrText xml:space="preserve"> PAGEREF _Toc222694202 \h </w:instrText>
+              <w:instrText xml:space="preserve"> PAGEREF _Toc222739151 \h </w:instrText>
             </w:r>
             <w:r>
               <w:rPr>
@@ -1417,7 +1403,7 @@
               <w:lang w:eastAsia="de-AT"/>
             </w:rPr>
           </w:pPr>
-          <w:hyperlink w:anchor="_Toc222694203" w:history="1">
+          <w:hyperlink w:anchor="_Toc222739152" w:history="1">
             <w:r>
               <w:rPr>
                 <w:rStyle w:val="Hyperlink"/>
@@ -1444,7 +1430,7 @@
                 <w:noProof/>
                 <w:webHidden/>
               </w:rPr>
-              <w:instrText xml:space="preserve"> PAGEREF _Toc222694203 \h </w:instrText>
+              <w:instrText xml:space="preserve"> PAGEREF _Toc222739152 \h </w:instrText>
             </w:r>
             <w:r>
               <w:rPr>
@@ -1489,7 +1475,7 @@
               <w:lang w:eastAsia="de-AT"/>
             </w:rPr>
           </w:pPr>
-          <w:hyperlink w:anchor="_Toc222694204" w:history="1">
+          <w:hyperlink w:anchor="_Toc222739153" w:history="1">
             <w:r>
               <w:rPr>
                 <w:rStyle w:val="Hyperlink"/>
@@ -1516,7 +1502,7 @@
                 <w:noProof/>
                 <w:webHidden/>
               </w:rPr>
-              <w:instrText xml:space="preserve"> PAGEREF _Toc222694204 \h </w:instrText>
+              <w:instrText xml:space="preserve"> PAGEREF _Toc222739153 \h </w:instrText>
             </w:r>
             <w:r>
               <w:rPr>
@@ -1561,7 +1547,7 @@
               <w:lang w:eastAsia="de-AT"/>
             </w:rPr>
           </w:pPr>
-          <w:hyperlink w:anchor="_Toc222694205" w:history="1">
+          <w:hyperlink w:anchor="_Toc222739154" w:history="1">
             <w:r>
               <w:rPr>
                 <w:rStyle w:val="Hyperlink"/>
@@ -1588,7 +1574,7 @@
                 <w:noProof/>
                 <w:webHidden/>
               </w:rPr>
-              <w:instrText xml:space="preserve"> PAGEREF _Toc222694205 \h </w:instrText>
+              <w:instrText xml:space="preserve"> PAGEREF _Toc222739154 \h </w:instrText>
             </w:r>
             <w:r>
               <w:rPr>
@@ -1633,7 +1619,7 @@
               <w:lang w:eastAsia="de-AT"/>
             </w:rPr>
           </w:pPr>
-          <w:hyperlink w:anchor="_Toc222694206" w:history="1">
+          <w:hyperlink w:anchor="_Toc222739155" w:history="1">
             <w:r>
               <w:rPr>
                 <w:rStyle w:val="Hyperlink"/>
@@ -1660,7 +1646,7 @@
                 <w:noProof/>
                 <w:webHidden/>
               </w:rPr>
-              <w:instrText xml:space="preserve"> PAGEREF _Toc222694206 \h </w:instrText>
+              <w:instrText xml:space="preserve"> PAGEREF _Toc222739155 \h </w:instrText>
             </w:r>
             <w:r>
               <w:rPr>
@@ -1705,7 +1691,7 @@
               <w:lang w:eastAsia="de-AT"/>
             </w:rPr>
           </w:pPr>
-          <w:hyperlink w:anchor="_Toc222694207" w:history="1">
+          <w:hyperlink w:anchor="_Toc222739156" w:history="1">
             <w:r>
               <w:rPr>
                 <w:rStyle w:val="Hyperlink"/>
@@ -1732,7 +1718,7 @@
                 <w:noProof/>
                 <w:webHidden/>
               </w:rPr>
-              <w:instrText xml:space="preserve"> PAGEREF _Toc222694207 \h </w:instrText>
+              <w:instrText xml:space="preserve"> PAGEREF _Toc222739156 \h </w:instrText>
             </w:r>
             <w:r>
               <w:rPr>
@@ -1777,7 +1763,7 @@
               <w:lang w:eastAsia="de-AT"/>
             </w:rPr>
           </w:pPr>
-          <w:hyperlink w:anchor="_Toc222694208" w:history="1">
+          <w:hyperlink w:anchor="_Toc222739157" w:history="1">
             <w:r>
               <w:rPr>
                 <w:rStyle w:val="Hyperlink"/>
@@ -1804,7 +1790,7 @@
                 <w:noProof/>
                 <w:webHidden/>
               </w:rPr>
-              <w:instrText xml:space="preserve"> PAGEREF _Toc222694208 \h </w:instrText>
+              <w:instrText xml:space="preserve"> PAGEREF _Toc222739157 \h </w:instrText>
             </w:r>
             <w:r>
               <w:rPr>
@@ -1849,7 +1835,7 @@
               <w:lang w:eastAsia="de-AT"/>
             </w:rPr>
           </w:pPr>
-          <w:hyperlink w:anchor="_Toc222694209" w:history="1">
+          <w:hyperlink w:anchor="_Toc222739158" w:history="1">
             <w:r>
               <w:rPr>
                 <w:rStyle w:val="Hyperlink"/>
@@ -1876,7 +1862,7 @@
                 <w:noProof/>
                 <w:webHidden/>
               </w:rPr>
-              <w:instrText xml:space="preserve"> PAGEREF _Toc222694209 \h </w:instrText>
+              <w:instrText xml:space="preserve"> PAGEREF _Toc222739158 \h </w:instrText>
             </w:r>
             <w:r>
               <w:rPr>
@@ -1921,7 +1907,7 @@
               <w:lang w:eastAsia="de-AT"/>
             </w:rPr>
           </w:pPr>
-          <w:hyperlink w:anchor="_Toc222694210" w:history="1">
+          <w:hyperlink w:anchor="_Toc222739159" w:history="1">
             <w:r>
               <w:rPr>
                 <w:rStyle w:val="Hyperlink"/>
@@ -1949,7 +1935,7 @@
                 <w:noProof/>
                 <w:webHidden/>
               </w:rPr>
-              <w:instrText xml:space="preserve"> PAGEREF _Toc222694210 \h </w:instrText>
+              <w:instrText xml:space="preserve"> PAGEREF _Toc222739159 \h </w:instrText>
             </w:r>
             <w:r>
               <w:rPr>
@@ -1994,7 +1980,7 @@
               <w:lang w:eastAsia="de-AT"/>
             </w:rPr>
           </w:pPr>
-          <w:hyperlink w:anchor="_Toc222694211" w:history="1">
+          <w:hyperlink w:anchor="_Toc222739160" w:history="1">
             <w:r>
               <w:rPr>
                 <w:rStyle w:val="Hyperlink"/>
@@ -2022,7 +2008,7 @@
                 <w:noProof/>
                 <w:webHidden/>
               </w:rPr>
-              <w:instrText xml:space="preserve"> PAGEREF _Toc222694211 \h </w:instrText>
+              <w:instrText xml:space="preserve"> PAGEREF _Toc222739160 \h </w:instrText>
             </w:r>
             <w:r>
               <w:rPr>
@@ -2067,7 +2053,7 @@
               <w:lang w:eastAsia="de-AT"/>
             </w:rPr>
           </w:pPr>
-          <w:hyperlink w:anchor="_Toc222694212" w:history="1">
+          <w:hyperlink w:anchor="_Toc222739161" w:history="1">
             <w:r>
               <w:rPr>
                 <w:rStyle w:val="Hyperlink"/>
@@ -2094,7 +2080,7 @@
                 <w:noProof/>
                 <w:webHidden/>
               </w:rPr>
-              <w:instrText xml:space="preserve"> PAGEREF _Toc222694212 \h </w:instrText>
+              <w:instrText xml:space="preserve"> PAGEREF _Toc222739161 \h </w:instrText>
             </w:r>
             <w:r>
               <w:rPr>
@@ -2139,7 +2125,7 @@
               <w:lang w:eastAsia="de-AT"/>
             </w:rPr>
           </w:pPr>
-          <w:hyperlink w:anchor="_Toc222694213" w:history="1">
+          <w:hyperlink w:anchor="_Toc222739162" w:history="1">
             <w:r>
               <w:rPr>
                 <w:rStyle w:val="Hyperlink"/>
@@ -2166,7 +2152,7 @@
                 <w:noProof/>
                 <w:webHidden/>
               </w:rPr>
-              <w:instrText xml:space="preserve"> PAGEREF _Toc222694213 \h </w:instrText>
+              <w:instrText xml:space="preserve"> PAGEREF _Toc222739162 \h </w:instrText>
             </w:r>
             <w:r>
               <w:rPr>
@@ -2211,13 +2197,13 @@
               <w:lang w:eastAsia="de-AT"/>
             </w:rPr>
           </w:pPr>
-          <w:hyperlink w:anchor="_Toc222694214" w:history="1">
+          <w:hyperlink w:anchor="_Toc222739163" w:history="1">
             <w:r>
               <w:rPr>
                 <w:rStyle w:val="Hyperlink"/>
                 <w:noProof/>
               </w:rPr>
-              <w:t>5. Quellenverzeichnis</w:t>
+              <w:t>4.8 Elektrische Planung</w:t>
             </w:r>
             <w:r>
               <w:rPr>
@@ -2238,7 +2224,151 @@
                 <w:noProof/>
                 <w:webHidden/>
               </w:rPr>
-              <w:instrText xml:space="preserve"> PAGEREF _Toc222694214 \h </w:instrText>
+              <w:instrText xml:space="preserve"> PAGEREF _Toc222739163 \h </w:instrText>
+            </w:r>
+            <w:r>
+              <w:rPr>
+                <w:noProof/>
+                <w:webHidden/>
+              </w:rPr>
+            </w:r>
+            <w:r>
+              <w:rPr>
+                <w:noProof/>
+                <w:webHidden/>
+              </w:rPr>
+              <w:fldChar w:fldCharType="separate"/>
+            </w:r>
+            <w:r>
+              <w:rPr>
+                <w:noProof/>
+                <w:webHidden/>
+              </w:rPr>
+              <w:t>15</w:t>
+            </w:r>
+            <w:r>
+              <w:rPr>
+                <w:noProof/>
+                <w:webHidden/>
+              </w:rPr>
+              <w:fldChar w:fldCharType="end"/>
+            </w:r>
+          </w:hyperlink>
+        </w:p>
+        <w:p>
+          <w:pPr>
+            <w:pStyle w:val="Verzeichnis2"/>
+            <w:tabs>
+              <w:tab w:val="right" w:leader="dot" w:pos="9062"/>
+            </w:tabs>
+            <w:rPr>
+              <w:rFonts w:eastAsiaTheme="minorEastAsia"/>
+              <w:noProof/>
+              <w:sz w:val="24"/>
+              <w:szCs w:val="24"/>
+              <w:lang w:eastAsia="de-AT"/>
+            </w:rPr>
+          </w:pPr>
+          <w:hyperlink w:anchor="_Toc222739164" w:history="1">
+            <w:r>
+              <w:rPr>
+                <w:rStyle w:val="Hyperlink"/>
+                <w:noProof/>
+              </w:rPr>
+              <w:t>4.8.1 Systemaufbau und Energiepfad</w:t>
+            </w:r>
+            <w:r>
+              <w:rPr>
+                <w:noProof/>
+                <w:webHidden/>
+              </w:rPr>
+              <w:tab/>
+            </w:r>
+            <w:r>
+              <w:rPr>
+                <w:noProof/>
+                <w:webHidden/>
+              </w:rPr>
+              <w:fldChar w:fldCharType="begin"/>
+            </w:r>
+            <w:r>
+              <w:rPr>
+                <w:noProof/>
+                <w:webHidden/>
+              </w:rPr>
+              <w:instrText xml:space="preserve"> PAGEREF _Toc222739164 \h </w:instrText>
+            </w:r>
+            <w:r>
+              <w:rPr>
+                <w:noProof/>
+                <w:webHidden/>
+              </w:rPr>
+            </w:r>
+            <w:r>
+              <w:rPr>
+                <w:noProof/>
+                <w:webHidden/>
+              </w:rPr>
+              <w:fldChar w:fldCharType="separate"/>
+            </w:r>
+            <w:r>
+              <w:rPr>
+                <w:noProof/>
+                <w:webHidden/>
+              </w:rPr>
+              <w:t>16</w:t>
+            </w:r>
+            <w:r>
+              <w:rPr>
+                <w:noProof/>
+                <w:webHidden/>
+              </w:rPr>
+              <w:fldChar w:fldCharType="end"/>
+            </w:r>
+          </w:hyperlink>
+        </w:p>
+        <w:p>
+          <w:pPr>
+            <w:pStyle w:val="Verzeichnis2"/>
+            <w:tabs>
+              <w:tab w:val="right" w:leader="dot" w:pos="9062"/>
+            </w:tabs>
+            <w:rPr>
+              <w:rFonts w:eastAsiaTheme="minorEastAsia"/>
+              <w:noProof/>
+              <w:sz w:val="24"/>
+              <w:szCs w:val="24"/>
+              <w:lang w:eastAsia="de-AT"/>
+            </w:rPr>
+          </w:pPr>
+          <w:hyperlink w:anchor="_Toc222739165" w:history="1">
+            <w:r>
+              <w:rPr>
+                <w:rStyle w:val="Hyperlink"/>
+                <w:noProof/>
+              </w:rPr>
+              <w:t>4.8.2 Leitungsquerschnitte und Absicherung</w:t>
+            </w:r>
+            <w:r>
+              <w:rPr>
+                <w:noProof/>
+                <w:webHidden/>
+              </w:rPr>
+              <w:tab/>
+            </w:r>
+            <w:r>
+              <w:rPr>
+                <w:noProof/>
+                <w:webHidden/>
+              </w:rPr>
+              <w:fldChar w:fldCharType="begin"/>
+            </w:r>
+            <w:r>
+              <w:rPr>
+                <w:noProof/>
+                <w:webHidden/>
+              </w:rPr>
+              <w:instrText xml:space="preserve"> PAGEREF _Toc222739165 \h </w:instrText>
             </w:r>
             <w:r>
               <w:rPr>
@@ -2283,12 +2413,300 @@
               <w:lang w:eastAsia="de-AT"/>
             </w:rPr>
           </w:pPr>
-          <w:hyperlink w:anchor="_Toc222694215" w:history="1">
+          <w:hyperlink w:anchor="_Toc222739166" w:history="1">
             <w:r>
               <w:rPr>
                 <w:rStyle w:val="Hyperlink"/>
                 <w:noProof/>
               </w:rPr>
+              <w:t>4.9 Zusammenfassung und Ausblick</w:t>
+            </w:r>
+            <w:r>
+              <w:rPr>
+                <w:noProof/>
+                <w:webHidden/>
+              </w:rPr>
+              <w:tab/>
+            </w:r>
+            <w:r>
+              <w:rPr>
+                <w:noProof/>
+                <w:webHidden/>
+              </w:rPr>
+              <w:fldChar w:fldCharType="begin"/>
+            </w:r>
+            <w:r>
+              <w:rPr>
+                <w:noProof/>
+                <w:webHidden/>
+              </w:rPr>
+              <w:instrText xml:space="preserve"> PAGEREF _Toc222739166 \h </w:instrText>
+            </w:r>
+            <w:r>
+              <w:rPr>
+                <w:noProof/>
+                <w:webHidden/>
+              </w:rPr>
+            </w:r>
+            <w:r>
+              <w:rPr>
+                <w:noProof/>
+                <w:webHidden/>
+              </w:rPr>
+              <w:fldChar w:fldCharType="separate"/>
+            </w:r>
+            <w:r>
+              <w:rPr>
+                <w:noProof/>
+                <w:webHidden/>
+              </w:rPr>
+              <w:t>17</w:t>
+            </w:r>
+            <w:r>
+              <w:rPr>
+                <w:noProof/>
+                <w:webHidden/>
+              </w:rPr>
+              <w:fldChar w:fldCharType="end"/>
+            </w:r>
+          </w:hyperlink>
+        </w:p>
+        <w:p>
+          <w:pPr>
+            <w:pStyle w:val="Verzeichnis2"/>
+            <w:tabs>
+              <w:tab w:val="right" w:leader="dot" w:pos="9062"/>
+            </w:tabs>
+            <w:rPr>
+              <w:rFonts w:eastAsiaTheme="minorEastAsia"/>
+              <w:noProof/>
+              <w:sz w:val="24"/>
+              <w:szCs w:val="24"/>
+              <w:lang w:eastAsia="de-AT"/>
+            </w:rPr>
+          </w:pPr>
+          <w:hyperlink w:anchor="_Toc222739167" w:history="1">
+            <w:r>
+              <w:rPr>
+                <w:rStyle w:val="Hyperlink"/>
+                <w:noProof/>
+              </w:rPr>
+              <w:t>4.9.1 Erreichte Ziele und Erfahrungen</w:t>
+            </w:r>
+            <w:r>
+              <w:rPr>
+                <w:noProof/>
+                <w:webHidden/>
+              </w:rPr>
+              <w:tab/>
+            </w:r>
+            <w:r>
+              <w:rPr>
+                <w:noProof/>
+                <w:webHidden/>
+              </w:rPr>
+              <w:fldChar w:fldCharType="begin"/>
+            </w:r>
+            <w:r>
+              <w:rPr>
+                <w:noProof/>
+                <w:webHidden/>
+              </w:rPr>
+              <w:instrText xml:space="preserve"> PAGEREF _Toc222739167 \h </w:instrText>
+            </w:r>
+            <w:r>
+              <w:rPr>
+                <w:noProof/>
+                <w:webHidden/>
+              </w:rPr>
+            </w:r>
+            <w:r>
+              <w:rPr>
+                <w:noProof/>
+                <w:webHidden/>
+              </w:rPr>
+              <w:fldChar w:fldCharType="separate"/>
+            </w:r>
+            <w:r>
+              <w:rPr>
+                <w:noProof/>
+                <w:webHidden/>
+              </w:rPr>
+              <w:t>17</w:t>
+            </w:r>
+            <w:r>
+              <w:rPr>
+                <w:noProof/>
+                <w:webHidden/>
+              </w:rPr>
+              <w:fldChar w:fldCharType="end"/>
+            </w:r>
+          </w:hyperlink>
+        </w:p>
+        <w:p>
+          <w:pPr>
+            <w:pStyle w:val="Verzeichnis2"/>
+            <w:tabs>
+              <w:tab w:val="right" w:leader="dot" w:pos="9062"/>
+            </w:tabs>
+            <w:rPr>
+              <w:rFonts w:eastAsiaTheme="minorEastAsia"/>
+              <w:noProof/>
+              <w:sz w:val="24"/>
+              <w:szCs w:val="24"/>
+              <w:lang w:eastAsia="de-AT"/>
+            </w:rPr>
+          </w:pPr>
+          <w:hyperlink w:anchor="_Toc222739168" w:history="1">
+            <w:r>
+              <w:rPr>
+                <w:rStyle w:val="Hyperlink"/>
+                <w:noProof/>
+              </w:rPr>
+              <w:t>4.9.2 Optimierungspotenzial und Ausblick</w:t>
+            </w:r>
+            <w:r>
+              <w:rPr>
+                <w:noProof/>
+                <w:webHidden/>
+              </w:rPr>
+              <w:tab/>
+            </w:r>
+            <w:r>
+              <w:rPr>
+                <w:noProof/>
+                <w:webHidden/>
+              </w:rPr>
+              <w:fldChar w:fldCharType="begin"/>
+            </w:r>
+            <w:r>
+              <w:rPr>
+                <w:noProof/>
+                <w:webHidden/>
+              </w:rPr>
+              <w:instrText xml:space="preserve"> PAGEREF _Toc222739168 \h </w:instrText>
+            </w:r>
+            <w:r>
+              <w:rPr>
+                <w:noProof/>
+                <w:webHidden/>
+              </w:rPr>
+            </w:r>
+            <w:r>
+              <w:rPr>
+                <w:noProof/>
+                <w:webHidden/>
+              </w:rPr>
+              <w:fldChar w:fldCharType="separate"/>
+            </w:r>
+            <w:r>
+              <w:rPr>
+                <w:noProof/>
+                <w:webHidden/>
+              </w:rPr>
+              <w:t>17</w:t>
+            </w:r>
+            <w:r>
+              <w:rPr>
+                <w:noProof/>
+                <w:webHidden/>
+              </w:rPr>
+              <w:fldChar w:fldCharType="end"/>
+            </w:r>
+          </w:hyperlink>
+        </w:p>
+        <w:p>
+          <w:pPr>
+            <w:pStyle w:val="Verzeichnis1"/>
+            <w:tabs>
+              <w:tab w:val="right" w:leader="dot" w:pos="9062"/>
+            </w:tabs>
+            <w:rPr>
+              <w:rFonts w:eastAsiaTheme="minorEastAsia"/>
+              <w:noProof/>
+              <w:sz w:val="24"/>
+              <w:szCs w:val="24"/>
+              <w:lang w:eastAsia="de-AT"/>
+            </w:rPr>
+          </w:pPr>
+          <w:hyperlink w:anchor="_Toc222739169" w:history="1">
+            <w:r>
+              <w:rPr>
+                <w:rStyle w:val="Hyperlink"/>
+                <w:noProof/>
+              </w:rPr>
+              <w:t>5. Quellenverzeichnis</w:t>
+            </w:r>
+            <w:r>
+              <w:rPr>
+                <w:noProof/>
+                <w:webHidden/>
+              </w:rPr>
+              <w:tab/>
+            </w:r>
+            <w:r>
+              <w:rPr>
+                <w:noProof/>
+                <w:webHidden/>
+              </w:rPr>
+              <w:fldChar w:fldCharType="begin"/>
+            </w:r>
+            <w:r>
+              <w:rPr>
+                <w:noProof/>
+                <w:webHidden/>
+              </w:rPr>
+              <w:instrText xml:space="preserve"> PAGEREF _Toc222739169 \h </w:instrText>
+            </w:r>
+            <w:r>
+              <w:rPr>
+                <w:noProof/>
+                <w:webHidden/>
+              </w:rPr>
+            </w:r>
+            <w:r>
+              <w:rPr>
+                <w:noProof/>
+                <w:webHidden/>
+              </w:rPr>
+              <w:fldChar w:fldCharType="separate"/>
+            </w:r>
+            <w:r>
+              <w:rPr>
+                <w:noProof/>
+                <w:webHidden/>
+              </w:rPr>
+              <w:t>18</w:t>
+            </w:r>
+            <w:r>
+              <w:rPr>
+                <w:noProof/>
+                <w:webHidden/>
+              </w:rPr>
+              <w:fldChar w:fldCharType="end"/>
+            </w:r>
+          </w:hyperlink>
+        </w:p>
+        <w:p>
+          <w:pPr>
+            <w:pStyle w:val="Verzeichnis1"/>
+            <w:tabs>
+              <w:tab w:val="right" w:leader="dot" w:pos="9062"/>
+            </w:tabs>
+            <w:rPr>
+              <w:rFonts w:eastAsiaTheme="minorEastAsia"/>
+              <w:noProof/>
+              <w:sz w:val="24"/>
+              <w:szCs w:val="24"/>
+              <w:lang w:eastAsia="de-AT"/>
+            </w:rPr>
+          </w:pPr>
+          <w:hyperlink w:anchor="_Toc222739170" w:history="1">
+            <w:r>
+              <w:rPr>
+                <w:rStyle w:val="Hyperlink"/>
+                <w:noProof/>
+              </w:rPr>
               <w:t>6. Abbildungsverzeichnis</w:t>
             </w:r>
             <w:r>
@@ -2310,7 +2728,7 @@
                 <w:noProof/>
                 <w:webHidden/>
               </w:rPr>
-              <w:instrText xml:space="preserve"> PAGEREF _Toc222694215 \h </w:instrText>
+              <w:instrText xml:space="preserve"> PAGEREF _Toc222739170 \h </w:instrText>
             </w:r>
             <w:r>
               <w:rPr>
@@ -2330,7 +2748,7 @@
                 <w:noProof/>
                 <w:webHidden/>
               </w:rPr>
-              <w:t>17</w:t>
+              <w:t>19</w:t>
             </w:r>
             <w:r>
               <w:rPr>
@@ -2355,33 +2773,10 @@
     </w:sdt>
     <w:p>
       <w:pPr>
-        <w:rPr>
-          <w:rFonts w:cs="Arial"/>
-          <w:b/>
-          <w:bCs/>
-          <w:sz w:val="32"/>
-          <w:szCs w:val="32"/>
-        </w:rPr>
-      </w:pPr>
-    </w:p>
-    <w:p>
-      <w:pPr>
-        <w:rPr>
-          <w:rFonts w:cs="Arial"/>
-          <w:b/>
-          <w:bCs/>
-          <w:sz w:val="32"/>
-          <w:szCs w:val="32"/>
-        </w:rPr>
-      </w:pPr>
-    </w:p>
-    <w:p>
-      <w:pPr>
         <w:pStyle w:val="berschrift1"/>
       </w:pPr>
-      <w:bookmarkStart w:id="0" w:name="_Toc222694185"/>
-      <w:r>
-        <w:lastRenderedPageBreak/>
+      <w:bookmarkStart w:id="0" w:name="_Toc222739134"/>
+      <w:r>
         <w:t xml:space="preserve">4.1 Zielsetzung </w:t>
       </w:r>
       <w:r>
@@ -2686,9 +3081,8 @@
       <w:pPr>
         <w:pStyle w:val="berschrift2"/>
       </w:pPr>
-      <w:bookmarkStart w:id="1" w:name="_Toc222694186"/>
-      <w:r>
-        <w:lastRenderedPageBreak/>
+      <w:bookmarkStart w:id="1" w:name="_Toc222739135"/>
+      <w:r>
         <w:t>4.1.</w:t>
       </w:r>
       <w:r>
@@ -2801,7 +3195,7 @@
       <w:pPr>
         <w:pStyle w:val="berschrift1"/>
       </w:pPr>
-      <w:bookmarkStart w:id="2" w:name="_Toc222694187"/>
+      <w:bookmarkStart w:id="2" w:name="_Toc222739136"/>
       <w:r>
         <w:t>4.2 Grundlagen photovoltaischer Energieversorgung</w:t>
       </w:r>
@@ -2826,7 +3220,7 @@
       <w:pPr>
         <w:pStyle w:val="berschrift2"/>
       </w:pPr>
-      <w:bookmarkStart w:id="3" w:name="_Toc222694188"/>
+      <w:bookmarkStart w:id="3" w:name="_Toc222739137"/>
       <w:r>
         <w:lastRenderedPageBreak/>
         <w:t>4.2.</w:t>
@@ -2896,6 +3290,7 @@
                               </w:rPr>
                             </w:pPr>
                             <w:bookmarkStart w:id="4" w:name="_Toc220424818"/>
+                            <w:bookmarkStart w:id="5" w:name="_Toc222727222"/>
                             <w:r>
                               <w:t xml:space="preserve">Abbildung </w:t>
                             </w:r>
@@ -3005,6 +3400,7 @@
                               </w:rPr>
                               <w:t>Grafik: Uwezi, via Wikimedia Commons, keine Änderungen, Lizenz: CC BY-SA 3.0.</w:t>
                             </w:r>
+                            <w:bookmarkEnd w:id="5"/>
                           </w:p>
                         </w:txbxContent>
                       </wps:txbx>
@@ -3042,7 +3438,8 @@
                           <w:noProof/>
                         </w:rPr>
                       </w:pPr>
-                      <w:bookmarkStart w:id="5" w:name="_Toc220424818"/>
+                      <w:bookmarkStart w:id="6" w:name="_Toc220424818"/>
+                      <w:bookmarkStart w:id="7" w:name="_Toc222727222"/>
                       <w:r>
                         <w:t xml:space="preserve">Abbildung </w:t>
                       </w:r>
@@ -3064,7 +3461,7 @@
                       <w:r>
                         <w:fldChar w:fldCharType="end"/>
                       </w:r>
-                      <w:bookmarkEnd w:id="5"/>
+                      <w:bookmarkEnd w:id="6"/>
                       <w:r>
                         <w:t xml:space="preserve">: </w:t>
                       </w:r>
@@ -3152,6 +3549,7 @@
                         </w:rPr>
                         <w:t>Grafik: Uwezi, via Wikimedia Commons, keine Änderungen, Lizenz: CC BY-SA 3.0.</w:t>
                       </w:r>
+                      <w:bookmarkEnd w:id="7"/>
                     </w:p>
                   </w:txbxContent>
                 </v:textbox>
@@ -3523,7 +3921,7 @@
           <w:rFonts w:cs="Arial"/>
         </w:rPr>
       </w:pPr>
-      <w:bookmarkStart w:id="6" w:name="_Toc222694189"/>
+      <w:bookmarkStart w:id="8" w:name="_Toc222739138"/>
       <w:r>
         <w:rPr>
           <w:rFonts w:eastAsia="Times New Roman"/>
@@ -3531,7 +3929,7 @@
         </w:rPr>
         <w:t>4.2.2 Einfluss von Wetter und Jahreszeit</w:t>
       </w:r>
-      <w:bookmarkEnd w:id="6"/>
+      <w:bookmarkEnd w:id="8"/>
     </w:p>
     <w:p>
       <w:pPr>
@@ -4093,11 +4491,11 @@
       <w:pPr>
         <w:pStyle w:val="berschrift1"/>
       </w:pPr>
-      <w:bookmarkStart w:id="7" w:name="_Toc222694190"/>
+      <w:bookmarkStart w:id="9" w:name="_Toc222739139"/>
       <w:r>
         <w:t>4.3 Systemauslegung und Dimensionierung</w:t>
       </w:r>
-      <w:bookmarkEnd w:id="7"/>
+      <w:bookmarkEnd w:id="9"/>
     </w:p>
     <w:p>
       <w:pPr>
@@ -4124,12 +4522,12 @@
       <w:pPr>
         <w:pStyle w:val="berschrift2"/>
       </w:pPr>
-      <w:bookmarkStart w:id="8" w:name="_Toc222694191"/>
+      <w:bookmarkStart w:id="10" w:name="_Toc222739140"/>
       <w:r>
         <w:lastRenderedPageBreak/>
         <w:t>4.3.1 Ermittlung des Energiebedarfs</w:t>
       </w:r>
-      <w:bookmarkEnd w:id="8"/>
+      <w:bookmarkEnd w:id="10"/>
     </w:p>
     <w:p>
       <w:pPr>
@@ -4783,11 +5181,11 @@
       <w:pPr>
         <w:pStyle w:val="berschrift2"/>
       </w:pPr>
-      <w:bookmarkStart w:id="9" w:name="_Toc222694192"/>
+      <w:bookmarkStart w:id="11" w:name="_Toc222739141"/>
       <w:r>
         <w:t>4.3.2 Berechnung der PV-Leistung und Batteriekapazität</w:t>
       </w:r>
-      <w:bookmarkEnd w:id="9"/>
+      <w:bookmarkEnd w:id="11"/>
     </w:p>
     <w:p>
       <w:pPr>
@@ -5352,11 +5750,11 @@
       <w:pPr>
         <w:pStyle w:val="berschrift2"/>
       </w:pPr>
-      <w:bookmarkStart w:id="10" w:name="_Toc222694193"/>
+      <w:bookmarkStart w:id="12" w:name="_Toc222739142"/>
       <w:r>
         <w:t>4.3.3 Autonomiezeit und Worst-Case-Betrachtung</w:t>
       </w:r>
-      <w:bookmarkEnd w:id="10"/>
+      <w:bookmarkEnd w:id="12"/>
     </w:p>
     <w:p>
       <w:pPr>
@@ -5659,351 +6057,12 @@
       <w:pPr>
         <w:pStyle w:val="berschrift1"/>
       </w:pPr>
-      <w:bookmarkStart w:id="11" w:name="_Toc222694194"/>
+      <w:bookmarkStart w:id="13" w:name="_Toc222739143"/>
       <w:r>
         <w:t xml:space="preserve">4.4 </w:t>
       </w:r>
       <w:r>
         <w:t>Auswahl der Systemkomponenten</w:t>
-      </w:r>
-      <w:bookmarkEnd w:id="11"/>
-    </w:p>
-    <w:p>
-      <w:pPr>
-        <w:ind w:left="708"/>
-        <w:jc w:val="both"/>
-        <w:rPr>
-          <w:rFonts w:cs="Arial"/>
-        </w:rPr>
-      </w:pPr>
-      <w:r>
-        <w:rPr>
-          <w:rFonts w:cs="Arial"/>
-        </w:rPr>
-        <w:t>D</w:t>
-      </w:r>
-      <w:r>
-        <w:rPr>
-          <w:rFonts w:cs="Arial"/>
-        </w:rPr>
-        <w:t>ie Auswahl der Komponenten erfolgte unter Berücksichtigung von Leistungsanforderungen, Systemspannung, Zuverlässigkeit im Praxisbetrieb sowie Kompatibilität innerhalb des Victron-Ökosystems. Ziel war ein wartungsarmes und effizientes Energiesystem, das den Energiebedarf des Prototyps aus der Photovoltaikanlage deckt und bei Bedarf zusätzlich über einen Netzanschluss geladen werden kann. Dadurch wird auch bei geringer Energieerzeugung, insbesondere in den Wintermonaten, eine zuverlässige Versorgung gewährleistet. Bei der Skalierung auf größere Systeme müssen Modulanzahl, Batteriekapazität, Wechselrichterleistung und Systemspannung entsprechend angepasst werden.</w:t>
-      </w:r>
-    </w:p>
-    <w:p>
-      <w:pPr>
-        <w:pStyle w:val="berschrift2"/>
-      </w:pPr>
-      <w:bookmarkStart w:id="12" w:name="_Toc222694195"/>
-      <w:r>
-        <w:t xml:space="preserve">4.4.1 PV-Modul </w:t>
-      </w:r>
-      <w:proofErr w:type="spellStart"/>
-      <w:r>
-        <w:t>enjoysolar</w:t>
-      </w:r>
-      <w:proofErr w:type="spellEnd"/>
-      <w:r>
-        <w:t xml:space="preserve"> 180</w:t>
-      </w:r>
-      <w:r>
-        <w:rPr>
-          <w:rFonts w:cs="Arial"/>
-        </w:rPr>
-        <w:t> </w:t>
-      </w:r>
-      <w:r>
-        <w:t>W 12</w:t>
-      </w:r>
-      <w:r>
-        <w:rPr>
-          <w:rFonts w:cs="Arial"/>
-        </w:rPr>
-        <w:t> </w:t>
-      </w:r>
-      <w:r>
-        <w:t>V</w:t>
-      </w:r>
-      <w:bookmarkEnd w:id="12"/>
-    </w:p>
-    <w:p>
-      <w:pPr>
-        <w:ind w:left="708"/>
-        <w:jc w:val="both"/>
-        <w:rPr>
-          <w:rFonts w:cs="Arial"/>
-        </w:rPr>
-      </w:pPr>
-      <w:r>
-        <w:rPr>
-          <w:rFonts w:cs="Arial"/>
-        </w:rPr>
-        <w:t>D</w:t>
-      </w:r>
-      <w:r>
-        <w:rPr>
-          <w:rFonts w:cs="Arial"/>
-        </w:rPr>
-        <w:t xml:space="preserve">as </w:t>
-      </w:r>
-      <w:proofErr w:type="spellStart"/>
-      <w:r>
-        <w:rPr>
-          <w:rFonts w:cs="Arial"/>
-        </w:rPr>
-        <w:t>enjoysolar</w:t>
-      </w:r>
-      <w:proofErr w:type="spellEnd"/>
-      <w:r>
-        <w:rPr>
-          <w:rFonts w:cs="Arial"/>
-        </w:rPr>
-        <w:t xml:space="preserve"> 180</w:t>
-      </w:r>
-      <w:r>
-        <w:rPr>
-          <w:rFonts w:cs="Arial"/>
-        </w:rPr>
-        <w:t> </w:t>
-      </w:r>
-      <w:r>
-        <w:rPr>
-          <w:rFonts w:cs="Arial"/>
-        </w:rPr>
-        <w:t>W Modul wurde aufgrund seines günstigen Preis-Leistungs-Verhältnisses und der Kompatibilität mit 12</w:t>
-      </w:r>
-      <w:r>
-        <w:rPr>
-          <w:rFonts w:cs="Arial"/>
-        </w:rPr>
-        <w:t> </w:t>
-      </w:r>
-      <w:r>
-        <w:rPr>
-          <w:rFonts w:cs="Arial"/>
-        </w:rPr>
-        <w:t>V-Systemen gewählt. Mit einer Nennleistung von 180</w:t>
-      </w:r>
-      <w:r>
-        <w:rPr>
-          <w:rFonts w:cs="Arial"/>
-        </w:rPr>
-        <w:t> </w:t>
-      </w:r>
-      <w:proofErr w:type="spellStart"/>
-      <w:r>
-        <w:rPr>
-          <w:rFonts w:cs="Arial"/>
-        </w:rPr>
-        <w:t>Wp</w:t>
-      </w:r>
-      <w:proofErr w:type="spellEnd"/>
-      <w:r>
-        <w:rPr>
-          <w:rFonts w:cs="Arial"/>
-        </w:rPr>
-        <w:t xml:space="preserve"> bei einer maximalen Spannung von 19,1</w:t>
-      </w:r>
-      <w:r>
-        <w:rPr>
-          <w:rFonts w:cs="Arial"/>
-        </w:rPr>
-        <w:t> </w:t>
-      </w:r>
-      <w:r>
-        <w:rPr>
-          <w:rFonts w:cs="Arial"/>
-        </w:rPr>
-        <w:t xml:space="preserve">V und einem maximalen Strom von 9,43 A liefert es ausreichend Energie für den Prototyp </w:t>
-      </w:r>
-      <w:r>
-        <w:rPr>
-          <w:rFonts w:cs="Arial"/>
-        </w:rPr>
-        <w:fldChar w:fldCharType="begin"/>
-      </w:r>
-      <w:r>
-        <w:rPr>
-          <w:rFonts w:cs="Arial"/>
-        </w:rPr>
-        <w:instrText xml:space="preserve"> ADDIN ZOTERO_ITEM CSL_CITATION {"citationID":"9UbKhe1R","properties":{"formattedCitation":"[5]","plainCitation":"[5]","noteIndex":0},"citationItems":[{"id":22,"uris":["http://zotero.org/groups/6046789/items/JC2D7YWG"],"itemData":{"id":22,"type":"document","title":"enjoysolar_Monokristallines_Solarmodul_DATENBLATT_1100180_DE.pdf","URL":"https://solarv.de/Datenblatt/2023/12/SOLAR/enjoysolar_Monokristallines_Solarmodul_DATENBLATT_1100180_DE.pdf","accessed":{"date-parts":[["2026",2,6]]}}}],"schema":"https://github.com/citation-style-language/schema/raw/master/csl-citation.json"} </w:instrText>
-      </w:r>
-      <w:r>
-        <w:rPr>
-          <w:rFonts w:cs="Arial"/>
-        </w:rPr>
-        <w:fldChar w:fldCharType="separate"/>
-      </w:r>
-      <w:r>
-        <w:rPr>
-          <w:rFonts w:ascii="Aptos" w:hAnsi="Aptos"/>
-        </w:rPr>
-        <w:t>[5]</w:t>
-      </w:r>
-      <w:r>
-        <w:rPr>
-          <w:rFonts w:cs="Arial"/>
-        </w:rPr>
-        <w:fldChar w:fldCharType="end"/>
-      </w:r>
-      <w:r>
-        <w:rPr>
-          <w:rFonts w:cs="Arial"/>
-        </w:rPr>
-        <w:t xml:space="preserve">. Monokristalline Zellen erreichen einen </w:t>
-      </w:r>
-      <w:r>
-        <w:rPr>
-          <w:rFonts w:cs="Arial"/>
-        </w:rPr>
-        <w:lastRenderedPageBreak/>
-        <w:t>Wirkungsgrad von 22</w:t>
-      </w:r>
-      <w:r>
-        <w:rPr>
-          <w:rFonts w:cs="Arial"/>
-        </w:rPr>
-        <w:t> </w:t>
-      </w:r>
-      <w:r>
-        <w:rPr>
-          <w:rFonts w:cs="Arial"/>
-        </w:rPr>
-        <w:t>%, was eine stabile Leistung auch bei suboptimalen Bedingungen gewährleistet. Die Abmessungen von 1480</w:t>
-      </w:r>
-      <w:r>
-        <w:rPr>
-          <w:rFonts w:cs="Arial"/>
-        </w:rPr>
-        <w:t> </w:t>
-      </w:r>
-      <w:r>
-        <w:rPr>
-          <w:rFonts w:cs="Arial"/>
-        </w:rPr>
-        <w:t>×</w:t>
-      </w:r>
-      <w:r>
-        <w:rPr>
-          <w:rFonts w:cs="Arial"/>
-        </w:rPr>
-        <w:t> </w:t>
-      </w:r>
-      <w:r>
-        <w:rPr>
-          <w:rFonts w:cs="Arial"/>
-        </w:rPr>
-        <w:t>670</w:t>
-      </w:r>
-      <w:r>
-        <w:rPr>
-          <w:rFonts w:cs="Arial"/>
-        </w:rPr>
-        <w:t> </w:t>
-      </w:r>
-      <w:r>
-        <w:rPr>
-          <w:rFonts w:cs="Arial"/>
-        </w:rPr>
-        <w:t>×</w:t>
-      </w:r>
-      <w:r>
-        <w:rPr>
-          <w:rFonts w:cs="Arial"/>
-        </w:rPr>
-        <w:t> </w:t>
-      </w:r>
-      <w:r>
-        <w:rPr>
-          <w:rFonts w:cs="Arial"/>
-        </w:rPr>
-        <w:t>35</w:t>
-      </w:r>
-      <w:r>
-        <w:rPr>
-          <w:rFonts w:cs="Arial"/>
-        </w:rPr>
-        <w:t> </w:t>
-      </w:r>
-      <w:r>
-        <w:rPr>
-          <w:rFonts w:cs="Arial"/>
-        </w:rPr>
-        <w:t>mm und ein Gewicht von 10,9</w:t>
-      </w:r>
-      <w:r>
-        <w:rPr>
-          <w:rFonts w:cs="Arial"/>
-        </w:rPr>
-        <w:t> </w:t>
-      </w:r>
-      <w:r>
-        <w:rPr>
-          <w:rFonts w:cs="Arial"/>
-        </w:rPr>
-        <w:t>kg ermöglichen eine sichere Montage. Der Temperaturkoeffizient von −0,44</w:t>
-      </w:r>
-      <w:r>
-        <w:rPr>
-          <w:rFonts w:cs="Arial"/>
-        </w:rPr>
-        <w:t> </w:t>
-      </w:r>
-      <w:r>
-        <w:rPr>
-          <w:rFonts w:cs="Arial"/>
-        </w:rPr>
-        <w:t xml:space="preserve">%/K zeigt eine moderate Leistungsminderung bei hohen Temperaturen </w:t>
-      </w:r>
-      <w:r>
-        <w:rPr>
-          <w:rFonts w:cs="Arial"/>
-        </w:rPr>
-        <w:fldChar w:fldCharType="begin"/>
-      </w:r>
-      <w:r>
-        <w:rPr>
-          <w:rFonts w:cs="Arial"/>
-        </w:rPr>
-        <w:instrText xml:space="preserve"> ADDIN ZOTERO_ITEM CSL_CITATION {"citationID":"ILCugbGi","properties":{"formattedCitation":"[5]","plainCitation":"[5]","noteIndex":0},"citationItems":[{"id":22,"uris":["http://zotero.org/groups/6046789/items/JC2D7YWG"],"itemData":{"id":22,"type":"document","title":"enjoysolar_Monokristallines_Solarmodul_DATENBLATT_1100180_DE.pdf","URL":"https://solarv.de/Datenblatt/2023/12/SOLAR/enjoysolar_Monokristallines_Solarmodul_DATENBLATT_1100180_DE.pdf","accessed":{"date-parts":[["2026",2,6]]}}}],"schema":"https://github.com/citation-style-language/schema/raw/master/csl-citation.json"} </w:instrText>
-      </w:r>
-      <w:r>
-        <w:rPr>
-          <w:rFonts w:cs="Arial"/>
-        </w:rPr>
-        <w:fldChar w:fldCharType="separate"/>
-      </w:r>
-      <w:r>
-        <w:rPr>
-          <w:rFonts w:ascii="Aptos" w:hAnsi="Aptos"/>
-        </w:rPr>
-        <w:t>[5]</w:t>
-      </w:r>
-      <w:r>
-        <w:rPr>
-          <w:rFonts w:cs="Arial"/>
-        </w:rPr>
-        <w:fldChar w:fldCharType="end"/>
-      </w:r>
-      <w:r>
-        <w:rPr>
-          <w:rFonts w:cs="Arial"/>
-        </w:rPr>
-        <w:t>. Bei der Skalierung auf größere Systeme muss die Anzahl der Module entsprechend dem Energiebedarf und der verfügbaren Montagefläche angepasst werden.</w:t>
-      </w:r>
-    </w:p>
-    <w:p>
-      <w:pPr>
-        <w:pStyle w:val="berschrift2"/>
-      </w:pPr>
-      <w:bookmarkStart w:id="13" w:name="_Toc222694196"/>
-      <w:r>
-        <w:t>4.4.2 AGM Super Cycle Batterie 100</w:t>
-      </w:r>
-      <w:r>
-        <w:t> </w:t>
-      </w:r>
-      <w:r>
-        <w:t>Ah</w:t>
       </w:r>
       <w:bookmarkEnd w:id="13"/>
     </w:p>
@@ -6019,270 +6078,48 @@
         <w:rPr>
           <w:rFonts w:cs="Arial"/>
         </w:rPr>
-        <w:t xml:space="preserve">Die AGM Super Cycle Batterie kombiniert wartungsfreie, lageunabhängige AGM-Technologie mit erhöhter </w:t>
-      </w:r>
-      <w:proofErr w:type="spellStart"/>
-      <w:r>
-        <w:rPr>
-          <w:rFonts w:cs="Arial"/>
-        </w:rPr>
-        <w:t>Zyklenfestigkeit</w:t>
-      </w:r>
-      <w:proofErr w:type="spellEnd"/>
-      <w:r>
-        <w:rPr>
-          <w:rFonts w:cs="Arial"/>
-        </w:rPr>
-        <w:t>. Mit 100</w:t>
-      </w:r>
-      <w:r>
-        <w:rPr>
-          <w:rFonts w:cs="Arial"/>
-        </w:rPr>
-        <w:t> </w:t>
-      </w:r>
-      <w:r>
-        <w:rPr>
-          <w:rFonts w:cs="Arial"/>
-        </w:rPr>
-        <w:t>Ah bei 12</w:t>
-      </w:r>
-      <w:r>
-        <w:rPr>
-          <w:rFonts w:cs="Arial"/>
-        </w:rPr>
-        <w:t> </w:t>
-      </w:r>
-      <w:r>
-        <w:rPr>
-          <w:rFonts w:cs="Arial"/>
-        </w:rPr>
-        <w:t>V entspricht die Gesamtkapazität 1200</w:t>
-      </w:r>
-      <w:r>
-        <w:rPr>
-          <w:rFonts w:cs="Arial"/>
-        </w:rPr>
-        <w:t> </w:t>
-      </w:r>
-      <w:r>
-        <w:rPr>
-          <w:rFonts w:cs="Arial"/>
-        </w:rPr>
-        <w:t xml:space="preserve">Wh </w:t>
-      </w:r>
-      <w:r>
-        <w:rPr>
-          <w:rFonts w:cs="Arial"/>
-        </w:rPr>
-        <w:fldChar w:fldCharType="begin"/>
-      </w:r>
-      <w:r>
-        <w:rPr>
-          <w:rFonts w:cs="Arial"/>
-        </w:rPr>
-        <w:instrText xml:space="preserve"> ADDIN ZOTERO_ITEM CSL_CITATION {"citationID":"3WD6sflv","properties":{"formattedCitation":"[10]","plainCitation":"[10]","noteIndex":0},"citationItems":[{"id":32,"uris":["http://zotero.org/groups/6046789/items/2C8UVX5C"],"itemData":{"id":32,"type":"document","title":"Datasheet-AGM-Super-Cycle-battery-DE.pdf","URL":"https://www.victronenergy.de/upload/documents/Datasheet-AGM-Super-Cycle-battery-DE.pdf","accessed":{"date-parts":[["2026",2,16]]}}}],"schema":"https://github.com/citation-style-language/schema/raw/master/csl-citation.json"} </w:instrText>
-      </w:r>
-      <w:r>
-        <w:rPr>
-          <w:rFonts w:cs="Arial"/>
-        </w:rPr>
-        <w:fldChar w:fldCharType="separate"/>
-      </w:r>
-      <w:r>
-        <w:rPr>
-          <w:rFonts w:ascii="Aptos" w:hAnsi="Aptos"/>
-        </w:rPr>
-        <w:t>[10]</w:t>
-      </w:r>
-      <w:r>
-        <w:rPr>
-          <w:rFonts w:cs="Arial"/>
-        </w:rPr>
-        <w:fldChar w:fldCharType="end"/>
-      </w:r>
-      <w:r>
-        <w:rPr>
-          <w:rFonts w:cs="Arial"/>
-        </w:rPr>
-        <w:t>. Zur Verlängerung der Lebensdauer wird die Entladung auf maximal 50</w:t>
-      </w:r>
-      <w:r>
-        <w:rPr>
-          <w:rFonts w:cs="Arial"/>
-        </w:rPr>
-        <w:t> </w:t>
-      </w:r>
-      <w:r>
-        <w:rPr>
-          <w:rFonts w:cs="Arial"/>
-        </w:rPr>
-        <w:t>% begrenzt, wodurch eine nutzbare Kapazität von 600</w:t>
-      </w:r>
-      <w:r>
-        <w:rPr>
-          <w:rFonts w:cs="Arial"/>
-        </w:rPr>
-        <w:t> </w:t>
-      </w:r>
-      <w:r>
-        <w:rPr>
-          <w:rFonts w:cs="Arial"/>
-        </w:rPr>
-        <w:t>Wh verbleibt. Die Batterie verträgt mindestens 300 Zyklen bei 100</w:t>
-      </w:r>
-      <w:r>
-        <w:rPr>
-          <w:rFonts w:cs="Arial"/>
-        </w:rPr>
-        <w:t> </w:t>
-      </w:r>
-      <w:r>
-        <w:rPr>
-          <w:rFonts w:cs="Arial"/>
-        </w:rPr>
-        <w:t>% Entladung und mindestens 700</w:t>
-      </w:r>
-      <w:r>
-        <w:rPr>
-          <w:rFonts w:cs="Arial"/>
-        </w:rPr>
-        <w:t> </w:t>
-      </w:r>
-      <w:r>
-        <w:rPr>
-          <w:rFonts w:cs="Arial"/>
-        </w:rPr>
-        <w:t>Zyklen bei 60</w:t>
-      </w:r>
-      <w:r>
-        <w:rPr>
-          <w:rFonts w:cs="Arial"/>
-        </w:rPr>
-        <w:t> </w:t>
-      </w:r>
-      <w:r>
-        <w:rPr>
-          <w:rFonts w:cs="Arial"/>
-        </w:rPr>
-        <w:t xml:space="preserve">% Entladung </w:t>
-      </w:r>
-      <w:r>
-        <w:rPr>
-          <w:rFonts w:cs="Arial"/>
-        </w:rPr>
-        <w:fldChar w:fldCharType="begin"/>
-      </w:r>
-      <w:r>
-        <w:rPr>
-          <w:rFonts w:cs="Arial"/>
-        </w:rPr>
-        <w:instrText xml:space="preserve"> ADDIN ZOTERO_ITEM CSL_CITATION {"citationID":"DXfGr2JE","properties":{"formattedCitation":"[10]","plainCitation":"[10]","noteIndex":0},"citationItems":[{"id":32,"uris":["http://zotero.org/groups/6046789/items/2C8UVX5C"],"itemData":{"id":32,"type":"document","title":"Datasheet-AGM-Super-Cycle-battery-DE.pdf","URL":"https://www.victronenergy.de/upload/documents/Datasheet-AGM-Super-Cycle-battery-DE.pdf","accessed":{"date-parts":[["2026",2,16]]}}}],"schema":"https://github.com/citation-style-language/schema/raw/master/csl-citation.json"} </w:instrText>
-      </w:r>
-      <w:r>
-        <w:rPr>
-          <w:rFonts w:cs="Arial"/>
-        </w:rPr>
-        <w:fldChar w:fldCharType="separate"/>
-      </w:r>
-      <w:r>
-        <w:rPr>
-          <w:rFonts w:ascii="Aptos" w:hAnsi="Aptos"/>
-        </w:rPr>
-        <w:t>[10]</w:t>
-      </w:r>
-      <w:r>
-        <w:rPr>
-          <w:rFonts w:cs="Arial"/>
-        </w:rPr>
-        <w:fldChar w:fldCharType="end"/>
-      </w:r>
-      <w:r>
-        <w:rPr>
-          <w:rFonts w:cs="Arial"/>
-        </w:rPr>
-        <w:t>. AGM-Batterien arbeiten zuverlässig bei niedrigen Temperaturen und produzieren keine Ausgasungen. Die empfohlene Ladespannung beträgt 14,2–14,6</w:t>
-      </w:r>
-      <w:r>
-        <w:rPr>
-          <w:rFonts w:cs="Arial"/>
-        </w:rPr>
-        <w:t> </w:t>
-      </w:r>
-      <w:r>
-        <w:rPr>
-          <w:rFonts w:cs="Arial"/>
-        </w:rPr>
-        <w:t>V für Konstan</w:t>
-      </w:r>
-      <w:r>
-        <w:rPr>
-          <w:rFonts w:cs="Arial"/>
-        </w:rPr>
-        <w:t>t-</w:t>
-      </w:r>
-      <w:r>
-        <w:rPr>
-          <w:rFonts w:cs="Arial"/>
-        </w:rPr>
-        <w:t>spannung und 13,5–13,8</w:t>
-      </w:r>
-      <w:r>
-        <w:rPr>
-          <w:rFonts w:cs="Arial"/>
-        </w:rPr>
-        <w:t> </w:t>
-      </w:r>
-      <w:r>
-        <w:rPr>
-          <w:rFonts w:cs="Arial"/>
-        </w:rPr>
-        <w:t xml:space="preserve">V für Ladeerhaltung </w:t>
-      </w:r>
-      <w:r>
-        <w:rPr>
-          <w:rFonts w:cs="Arial"/>
-        </w:rPr>
-        <w:fldChar w:fldCharType="begin"/>
-      </w:r>
-      <w:r>
-        <w:rPr>
-          <w:rFonts w:cs="Arial"/>
-        </w:rPr>
-        <w:instrText xml:space="preserve"> ADDIN ZOTERO_ITEM CSL_CITATION {"citationID":"mLitYo8V","properties":{"formattedCitation":"[10]","plainCitation":"[10]","noteIndex":0},"citationItems":[{"id":32,"uris":["http://zotero.org/groups/6046789/items/2C8UVX5C"],"itemData":{"id":32,"type":"document","title":"Datasheet-AGM-Super-Cycle-battery-DE.pdf","URL":"https://www.victronenergy.de/upload/documents/Datasheet-AGM-Super-Cycle-battery-DE.pdf","accessed":{"date-parts":[["2026",2,16]]}}}],"schema":"https://github.com/citation-style-language/schema/raw/master/csl-citation.json"} </w:instrText>
-      </w:r>
-      <w:r>
-        <w:rPr>
-          <w:rFonts w:cs="Arial"/>
-        </w:rPr>
-        <w:fldChar w:fldCharType="separate"/>
-      </w:r>
-      <w:r>
-        <w:rPr>
-          <w:rFonts w:ascii="Aptos" w:hAnsi="Aptos"/>
-        </w:rPr>
-        <w:t>[10]</w:t>
-      </w:r>
-      <w:r>
-        <w:rPr>
-          <w:rFonts w:cs="Arial"/>
-        </w:rPr>
-        <w:fldChar w:fldCharType="end"/>
-      </w:r>
-      <w:r>
-        <w:rPr>
-          <w:rFonts w:cs="Arial"/>
-        </w:rPr>
-        <w:t>. Bei größeren Systemen kann die Speicherkapazität durch Parallelschaltung zusätzlicher Batterien oder durch den Einsatz von Batterien mit höherer Kapazität erweitert werden.</w:t>
+        <w:t>D</w:t>
+      </w:r>
+      <w:r>
+        <w:rPr>
+          <w:rFonts w:cs="Arial"/>
+        </w:rPr>
+        <w:t>ie Auswahl der Komponenten erfolgte unter Berücksichtigung von Leistungsanforderungen, Systemspannung, Zuverlässigkeit im Praxisbetrieb sowie Kompatibilität innerhalb des Victron-Ökosystems. Ziel war ein wartungsarmes und effizientes Energiesystem, das den Energiebedarf des Prototyps aus der Photovoltaikanlage deckt und bei Bedarf zusätzlich über einen Netzanschluss geladen werden kann. Dadurch wird auch bei geringer Energieerzeugung, insbesondere in den Wintermonaten, eine zuverlässige Versorgung gewährleistet. Bei der Skalierung auf größere Systeme müssen Modulanzahl, Batteriekapazität, Wechselrichterleistung und Systemspannung entsprechend angepasst werden.</w:t>
       </w:r>
     </w:p>
     <w:p>
       <w:pPr>
         <w:pStyle w:val="berschrift2"/>
       </w:pPr>
-      <w:bookmarkStart w:id="14" w:name="_Toc222694197"/>
-      <w:r>
-        <w:t>4.4.3 Victron MultiPlus 12/800</w:t>
+      <w:bookmarkStart w:id="14" w:name="_Toc222739144"/>
+      <w:r>
+        <w:t xml:space="preserve">4.4.1 PV-Modul </w:t>
+      </w:r>
+      <w:proofErr w:type="spellStart"/>
+      <w:r>
+        <w:t>enjoysolar</w:t>
+      </w:r>
+      <w:proofErr w:type="spellEnd"/>
+      <w:r>
+        <w:t xml:space="preserve"> 180</w:t>
+      </w:r>
+      <w:r>
+        <w:rPr>
+          <w:rFonts w:cs="Arial"/>
+        </w:rPr>
+        <w:t> </w:t>
+      </w:r>
+      <w:r>
+        <w:t>W 12</w:t>
+      </w:r>
+      <w:r>
+        <w:rPr>
+          <w:rFonts w:cs="Arial"/>
+        </w:rPr>
+        <w:t> </w:t>
+      </w:r>
+      <w:r>
+        <w:t>V</w:t>
       </w:r>
       <w:bookmarkEnd w:id="14"/>
     </w:p>
@@ -6304,7 +6141,21 @@
         <w:rPr>
           <w:rFonts w:cs="Arial"/>
         </w:rPr>
-        <w:t>er MultiPlus vereint Wechselrichter und Ladegerät in einem Gerät. Mit 800</w:t>
+        <w:t xml:space="preserve">as </w:t>
+      </w:r>
+      <w:proofErr w:type="spellStart"/>
+      <w:r>
+        <w:rPr>
+          <w:rFonts w:cs="Arial"/>
+        </w:rPr>
+        <w:t>enjoysolar</w:t>
+      </w:r>
+      <w:proofErr w:type="spellEnd"/>
+      <w:r>
+        <w:rPr>
+          <w:rFonts w:cs="Arial"/>
+        </w:rPr>
+        <w:t xml:space="preserve"> 180</w:t>
       </w:r>
       <w:r>
         <w:rPr>
@@ -6316,7 +6167,7 @@
         <w:rPr>
           <w:rFonts w:cs="Arial"/>
         </w:rPr>
-        <w:t>VA Dauerleistung (700</w:t>
+        <w:t>W Modul wurde aufgrund seines günstigen Preis-Leistungs-Verhältnisses und der Kompatibilität mit 12</w:t>
       </w:r>
       <w:r>
         <w:rPr>
@@ -6328,19 +6179,39 @@
         <w:rPr>
           <w:rFonts w:cs="Arial"/>
         </w:rPr>
-        <w:t>W) bei 1</w:t>
-      </w:r>
-      <w:r>
-        <w:rPr>
-          <w:rFonts w:cs="Arial"/>
-        </w:rPr>
-        <w:t>2 </w:t>
-      </w:r>
-      <w:r>
-        <w:rPr>
-          <w:rFonts w:cs="Arial"/>
-        </w:rPr>
-        <w:t xml:space="preserve">V deckt er die geplanten Verbraucher des Prototyps ab </w:t>
+        <w:t>V-Systemen gewählt. Mit einer Nennleistung von 180</w:t>
+      </w:r>
+      <w:r>
+        <w:rPr>
+          <w:rFonts w:cs="Arial"/>
+        </w:rPr>
+        <w:t> </w:t>
+      </w:r>
+      <w:proofErr w:type="spellStart"/>
+      <w:r>
+        <w:rPr>
+          <w:rFonts w:cs="Arial"/>
+        </w:rPr>
+        <w:t>Wp</w:t>
+      </w:r>
+      <w:proofErr w:type="spellEnd"/>
+      <w:r>
+        <w:rPr>
+          <w:rFonts w:cs="Arial"/>
+        </w:rPr>
+        <w:t xml:space="preserve"> bei einer maximalen Spannung von 19,1</w:t>
+      </w:r>
+      <w:r>
+        <w:rPr>
+          <w:rFonts w:cs="Arial"/>
+        </w:rPr>
+        <w:t> </w:t>
+      </w:r>
+      <w:r>
+        <w:rPr>
+          <w:rFonts w:cs="Arial"/>
+        </w:rPr>
+        <w:t xml:space="preserve">V und einem maximalen Strom von 9,43 A liefert es ausreichend Energie für den Prototyp </w:t>
       </w:r>
       <w:r>
         <w:rPr>
@@ -6352,7 +6223,7 @@
         <w:rPr>
           <w:rFonts w:cs="Arial"/>
         </w:rPr>
-        <w:instrText xml:space="preserve"> ADDIN ZOTERO_ITEM CSL_CITATION {"citationID":"ABGc5Kfu","properties":{"formattedCitation":"[9]","plainCitation":"[9]","noteIndex":0},"citationItems":[{"id":33,"uris":["http://zotero.org/groups/6046789/items/B2JDHQZG"],"itemData":{"id":33,"type":"document","title":"Datasheet-MultiPlus-inverter-charger-800VA-5kVA-DE.pdf","URL":"https://www.victronenergy.com/upload/documents/Datasheet-MultiPlus-inverter-charger-800VA-5kVA-DE.pdf","accessed":{"date-parts":[["2026",2,16]]}}}],"schema":"https://github.com/citation-style-language/schema/raw/master/csl-citation.json"} </w:instrText>
+        <w:instrText xml:space="preserve"> ADDIN ZOTERO_ITEM CSL_CITATION {"citationID":"9UbKhe1R","properties":{"formattedCitation":"[5]","plainCitation":"[5]","noteIndex":0},"citationItems":[{"id":22,"uris":["http://zotero.org/groups/6046789/items/JC2D7YWG"],"itemData":{"id":22,"type":"document","title":"enjoysolar_Monokristallines_Solarmodul_DATENBLATT_1100180_DE.pdf","URL":"https://solarv.de/Datenblatt/2023/12/SOLAR/enjoysolar_Monokristallines_Solarmodul_DATENBLATT_1100180_DE.pdf","accessed":{"date-parts":[["2026",2,6]]}}}],"schema":"https://github.com/citation-style-language/schema/raw/master/csl-citation.json"} </w:instrText>
       </w:r>
       <w:r>
         <w:rPr>
@@ -6364,7 +6235,7 @@
         <w:rPr>
           <w:rFonts w:ascii="Aptos" w:hAnsi="Aptos"/>
         </w:rPr>
-        <w:t>[9]</w:t>
+        <w:t>[5]</w:t>
       </w:r>
       <w:r>
         <w:rPr>
@@ -6376,7 +6247,14 @@
         <w:rPr>
           <w:rFonts w:cs="Arial"/>
         </w:rPr>
-        <w:t>. Bei 40</w:t>
+        <w:t xml:space="preserve">. Monokristalline Zellen erreichen einen </w:t>
+      </w:r>
+      <w:r>
+        <w:rPr>
+          <w:rFonts w:cs="Arial"/>
+        </w:rPr>
+        <w:lastRenderedPageBreak/>
+        <w:t>Wirkungsgrad von 22</w:t>
       </w:r>
       <w:r>
         <w:rPr>
@@ -6388,7 +6266,7 @@
         <w:rPr>
           <w:rFonts w:cs="Arial"/>
         </w:rPr>
-        <w:t>°C sinkt die kontinuierliche Ausgangsleistung auf 650</w:t>
+        <w:t>%, was eine stabile Leistung auch bei suboptimalen Bedingungen gewährleistet. Die Abmessungen von 1480</w:t>
       </w:r>
       <w:r>
         <w:rPr>
@@ -6400,7 +6278,79 @@
         <w:rPr>
           <w:rFonts w:cs="Arial"/>
         </w:rPr>
-        <w:t xml:space="preserve">W </w:t>
+        <w:t>×</w:t>
+      </w:r>
+      <w:r>
+        <w:rPr>
+          <w:rFonts w:cs="Arial"/>
+        </w:rPr>
+        <w:t> </w:t>
+      </w:r>
+      <w:r>
+        <w:rPr>
+          <w:rFonts w:cs="Arial"/>
+        </w:rPr>
+        <w:t>670</w:t>
+      </w:r>
+      <w:r>
+        <w:rPr>
+          <w:rFonts w:cs="Arial"/>
+        </w:rPr>
+        <w:t> </w:t>
+      </w:r>
+      <w:r>
+        <w:rPr>
+          <w:rFonts w:cs="Arial"/>
+        </w:rPr>
+        <w:t>×</w:t>
+      </w:r>
+      <w:r>
+        <w:rPr>
+          <w:rFonts w:cs="Arial"/>
+        </w:rPr>
+        <w:t> </w:t>
+      </w:r>
+      <w:r>
+        <w:rPr>
+          <w:rFonts w:cs="Arial"/>
+        </w:rPr>
+        <w:t>35</w:t>
+      </w:r>
+      <w:r>
+        <w:rPr>
+          <w:rFonts w:cs="Arial"/>
+        </w:rPr>
+        <w:t> </w:t>
+      </w:r>
+      <w:r>
+        <w:rPr>
+          <w:rFonts w:cs="Arial"/>
+        </w:rPr>
+        <w:t>mm und ein Gewicht von 10,9</w:t>
+      </w:r>
+      <w:r>
+        <w:rPr>
+          <w:rFonts w:cs="Arial"/>
+        </w:rPr>
+        <w:t> </w:t>
+      </w:r>
+      <w:r>
+        <w:rPr>
+          <w:rFonts w:cs="Arial"/>
+        </w:rPr>
+        <w:t>kg ermöglichen eine sichere Montage. Der Temperaturkoeffizient von −0,44</w:t>
+      </w:r>
+      <w:r>
+        <w:rPr>
+          <w:rFonts w:cs="Arial"/>
+        </w:rPr>
+        <w:t> </w:t>
+      </w:r>
+      <w:r>
+        <w:rPr>
+          <w:rFonts w:cs="Arial"/>
+        </w:rPr>
+        <w:t xml:space="preserve">%/K zeigt eine moderate Leistungsminderung bei hohen Temperaturen </w:t>
       </w:r>
       <w:r>
         <w:rPr>
@@ -6412,7 +6362,7 @@
         <w:rPr>
           <w:rFonts w:cs="Arial"/>
         </w:rPr>
-        <w:instrText xml:space="preserve"> ADDIN ZOTERO_ITEM CSL_CITATION {"citationID":"41DIruK3","properties":{"formattedCitation":"[9]","plainCitation":"[9]","noteIndex":0},"citationItems":[{"id":33,"uris":["http://zotero.org/groups/6046789/items/B2JDHQZG"],"itemData":{"id":33,"type":"document","title":"Datasheet-MultiPlus-inverter-charger-800VA-5kVA-DE.pdf","URL":"https://www.victronenergy.com/upload/documents/Datasheet-MultiPlus-inverter-charger-800VA-5kVA-DE.pdf","accessed":{"date-parts":[["2026",2,16]]}}}],"schema":"https://github.com/citation-style-language/schema/raw/master/csl-citation.json"} </w:instrText>
+        <w:instrText xml:space="preserve"> ADDIN ZOTERO_ITEM CSL_CITATION {"citationID":"ILCugbGi","properties":{"formattedCitation":"[5]","plainCitation":"[5]","noteIndex":0},"citationItems":[{"id":22,"uris":["http://zotero.org/groups/6046789/items/JC2D7YWG"],"itemData":{"id":22,"type":"document","title":"enjoysolar_Monokristallines_Solarmodul_DATENBLATT_1100180_DE.pdf","URL":"https://solarv.de/Datenblatt/2023/12/SOLAR/enjoysolar_Monokristallines_Solarmodul_DATENBLATT_1100180_DE.pdf","accessed":{"date-parts":[["2026",2,6]]}}}],"schema":"https://github.com/citation-style-language/schema/raw/master/csl-citation.json"} </w:instrText>
       </w:r>
       <w:r>
         <w:rPr>
@@ -6424,7 +6374,7 @@
         <w:rPr>
           <w:rFonts w:ascii="Aptos" w:hAnsi="Aptos"/>
         </w:rPr>
-        <w:t>[9]</w:t>
+        <w:t>[5]</w:t>
       </w:r>
       <w:r>
         <w:rPr>
@@ -6436,186 +6386,22 @@
         <w:rPr>
           <w:rFonts w:cs="Arial"/>
         </w:rPr>
-        <w:t>. Der integrierte Laderegler lädt die Batterie mit bis zu 35</w:t>
-      </w:r>
-      <w:r>
-        <w:rPr>
-          <w:rFonts w:cs="Arial"/>
-        </w:rPr>
-        <w:t> </w:t>
-      </w:r>
-      <w:r>
-        <w:rPr>
-          <w:rFonts w:cs="Arial"/>
-        </w:rPr>
-        <w:t xml:space="preserve">A </w:t>
-      </w:r>
-      <w:r>
-        <w:rPr>
-          <w:rFonts w:cs="Arial"/>
-        </w:rPr>
-        <w:fldChar w:fldCharType="begin"/>
-      </w:r>
-      <w:r>
-        <w:rPr>
-          <w:rFonts w:cs="Arial"/>
-        </w:rPr>
-        <w:instrText xml:space="preserve"> ADDIN ZOTERO_ITEM CSL_CITATION {"citationID":"q249sXdQ","properties":{"formattedCitation":"[9]","plainCitation":"[9]","noteIndex":0},"citationItems":[{"id":33,"uris":["http://zotero.org/groups/6046789/items/B2JDHQZG"],"itemData":{"id":33,"type":"document","title":"Datasheet-MultiPlus-inverter-charger-800VA-5kVA-DE.pdf","URL":"https://www.victronenergy.com/upload/documents/Datasheet-MultiPlus-inverter-charger-800VA-5kVA-DE.pdf","accessed":{"date-parts":[["2026",2,16]]}}}],"schema":"https://github.com/citation-style-language/schema/raw/master/csl-citation.json"} </w:instrText>
-      </w:r>
-      <w:r>
-        <w:rPr>
-          <w:rFonts w:cs="Arial"/>
-        </w:rPr>
-        <w:fldChar w:fldCharType="separate"/>
-      </w:r>
-      <w:r>
-        <w:rPr>
-          <w:rFonts w:ascii="Aptos" w:hAnsi="Aptos"/>
-        </w:rPr>
-        <w:t>[9]</w:t>
-      </w:r>
-      <w:r>
-        <w:rPr>
-          <w:rFonts w:cs="Arial"/>
-        </w:rPr>
-        <w:fldChar w:fldCharType="end"/>
-      </w:r>
-      <w:r>
-        <w:rPr>
-          <w:rFonts w:cs="Arial"/>
-        </w:rPr>
-        <w:t>. Die automatische Netzumschaltung ermöglicht Versorgungssicherheit bei niedriger Batterieladung. Der Standby-Verbrauch liegt bei 8–10</w:t>
-      </w:r>
-      <w:r>
-        <w:rPr>
-          <w:rFonts w:cs="Arial"/>
-        </w:rPr>
-        <w:t> </w:t>
-      </w:r>
-      <w:r>
-        <w:rPr>
-          <w:rFonts w:cs="Arial"/>
-        </w:rPr>
-        <w:t xml:space="preserve">W </w:t>
-      </w:r>
-      <w:r>
-        <w:rPr>
-          <w:rFonts w:cs="Arial"/>
-        </w:rPr>
-        <w:fldChar w:fldCharType="begin"/>
-      </w:r>
-      <w:r>
-        <w:rPr>
-          <w:rFonts w:cs="Arial"/>
-        </w:rPr>
-        <w:instrText xml:space="preserve"> ADDIN ZOTERO_ITEM CSL_CITATION {"citationID":"ZWhWAmOK","properties":{"formattedCitation":"[9]","plainCitation":"[9]","noteIndex":0},"citationItems":[{"id":33,"uris":["http://zotero.org/groups/6046789/items/B2JDHQZG"],"itemData":{"id":33,"type":"document","title":"Datasheet-MultiPlus-inverter-charger-800VA-5kVA-DE.pdf","URL":"https://www.victronenergy.com/upload/documents/Datasheet-MultiPlus-inverter-charger-800VA-5kVA-DE.pdf","accessed":{"date-parts":[["2026",2,16]]}}}],"schema":"https://github.com/citation-style-language/schema/raw/master/csl-citation.json"} </w:instrText>
-      </w:r>
-      <w:r>
-        <w:rPr>
-          <w:rFonts w:cs="Arial"/>
-        </w:rPr>
-        <w:fldChar w:fldCharType="separate"/>
-      </w:r>
-      <w:r>
-        <w:rPr>
-          <w:rFonts w:ascii="Aptos" w:hAnsi="Aptos"/>
-        </w:rPr>
-        <w:t>[9]</w:t>
-      </w:r>
-      <w:r>
-        <w:rPr>
-          <w:rFonts w:cs="Arial"/>
-        </w:rPr>
-        <w:fldChar w:fldCharType="end"/>
-      </w:r>
-      <w:r>
-        <w:rPr>
-          <w:rFonts w:cs="Arial"/>
-        </w:rPr>
-        <w:t xml:space="preserve">. Die </w:t>
-      </w:r>
-      <w:proofErr w:type="spellStart"/>
-      <w:r>
-        <w:rPr>
-          <w:rFonts w:cs="Arial"/>
-        </w:rPr>
-        <w:t>VE.Bus</w:t>
-      </w:r>
-      <w:proofErr w:type="spellEnd"/>
-      <w:r>
-        <w:rPr>
-          <w:rFonts w:cs="Arial"/>
-        </w:rPr>
-        <w:t>-Schnittstelle erlaubt die Kommunikation mit weiteren Victron-Geräten. Der Eingangsspannungsbereich von 9,5–17</w:t>
-      </w:r>
-      <w:r>
-        <w:rPr>
-          <w:rFonts w:cs="Arial"/>
-        </w:rPr>
-        <w:t> </w:t>
-      </w:r>
-      <w:r>
-        <w:rPr>
-          <w:rFonts w:cs="Arial"/>
-        </w:rPr>
-        <w:t xml:space="preserve">V ermöglicht einen flexiblen Betrieb auch bei schwankenden Batteriespannungen </w:t>
-      </w:r>
-      <w:r>
-        <w:rPr>
-          <w:rFonts w:cs="Arial"/>
-        </w:rPr>
-        <w:fldChar w:fldCharType="begin"/>
-      </w:r>
-      <w:r>
-        <w:rPr>
-          <w:rFonts w:cs="Arial"/>
-        </w:rPr>
-        <w:instrText xml:space="preserve"> ADDIN ZOTERO_ITEM CSL_CITATION {"citationID":"hf0PdyeU","properties":{"formattedCitation":"[9]","plainCitation":"[9]","noteIndex":0},"citationItems":[{"id":33,"uris":["http://zotero.org/groups/6046789/items/B2JDHQZG"],"itemData":{"id":33,"type":"document","title":"Datasheet-MultiPlus-inverter-charger-800VA-5kVA-DE.pdf","URL":"https://www.victronenergy.com/upload/documents/Datasheet-MultiPlus-inverter-charger-800VA-5kVA-DE.pdf","accessed":{"date-parts":[["2026",2,16]]}}}],"schema":"https://github.com/citation-style-language/schema/raw/master/csl-citation.json"} </w:instrText>
-      </w:r>
-      <w:r>
-        <w:rPr>
-          <w:rFonts w:cs="Arial"/>
-        </w:rPr>
-        <w:fldChar w:fldCharType="separate"/>
-      </w:r>
-      <w:r>
-        <w:rPr>
-          <w:rFonts w:ascii="Aptos" w:hAnsi="Aptos"/>
-        </w:rPr>
-        <w:t>[9]</w:t>
-      </w:r>
-      <w:r>
-        <w:rPr>
-          <w:rFonts w:cs="Arial"/>
-        </w:rPr>
-        <w:fldChar w:fldCharType="end"/>
-      </w:r>
-      <w:r>
-        <w:rPr>
-          <w:rFonts w:cs="Arial"/>
-        </w:rPr>
-        <w:t>. Bei der Skalierung auf größere Systeme sollte die Wechselrichterleistung an die kombinierte Last aller Verbraucher angepasst werden, wobei bei höheren Leistungen auch eine Umstellung auf 48</w:t>
-      </w:r>
-      <w:r>
-        <w:rPr>
-          <w:rFonts w:cs="Arial"/>
-        </w:rPr>
-        <w:t> </w:t>
-      </w:r>
-      <w:r>
-        <w:rPr>
-          <w:rFonts w:cs="Arial"/>
-        </w:rPr>
-        <w:t>V-Systeme sinnvoll sein kann, um Leitungsverluste zu minimieren.</w:t>
+        <w:t>. Bei der Skalierung auf größere Systeme muss die Anzahl der Module entsprechend dem Energiebedarf und der verfügbaren Montagefläche angepasst werden.</w:t>
       </w:r>
     </w:p>
     <w:p>
       <w:pPr>
         <w:pStyle w:val="berschrift2"/>
       </w:pPr>
-      <w:bookmarkStart w:id="15" w:name="_Toc222694198"/>
-      <w:r>
-        <w:t>4.4.4 Victron SmartShunt 500 A</w:t>
+      <w:bookmarkStart w:id="15" w:name="_Toc222739145"/>
+      <w:r>
+        <w:t>4.4.2 AGM Super Cycle Batterie 100</w:t>
+      </w:r>
+      <w:r>
+        <w:t> </w:t>
+      </w:r>
+      <w:r>
+        <w:t>Ah</w:t>
       </w:r>
       <w:bookmarkEnd w:id="15"/>
     </w:p>
@@ -6631,13 +6417,21 @@
         <w:rPr>
           <w:rFonts w:cs="Arial"/>
         </w:rPr>
-        <w:t>D</w:t>
-      </w:r>
-      <w:r>
-        <w:rPr>
-          <w:rFonts w:cs="Arial"/>
-        </w:rPr>
-        <w:t>er SmartShunt misst den Batteriestrom mit ±0,4</w:t>
+        <w:t xml:space="preserve">Die AGM Super Cycle Batterie kombiniert wartungsfreie, lageunabhängige AGM-Technologie mit erhöhter </w:t>
+      </w:r>
+      <w:proofErr w:type="spellStart"/>
+      <w:r>
+        <w:rPr>
+          <w:rFonts w:cs="Arial"/>
+        </w:rPr>
+        <w:t>Zyklenfestigkeit</w:t>
+      </w:r>
+      <w:proofErr w:type="spellEnd"/>
+      <w:r>
+        <w:rPr>
+          <w:rFonts w:cs="Arial"/>
+        </w:rPr>
+        <w:t>. Mit 100</w:t>
       </w:r>
       <w:r>
         <w:rPr>
@@ -6649,21 +6443,31 @@
         <w:rPr>
           <w:rFonts w:cs="Arial"/>
         </w:rPr>
-        <w:t xml:space="preserve">% Genauigkeit und berechnet daraus den State </w:t>
-      </w:r>
-      <w:proofErr w:type="spellStart"/>
-      <w:r>
-        <w:rPr>
-          <w:rFonts w:cs="Arial"/>
-        </w:rPr>
-        <w:t>of</w:t>
-      </w:r>
-      <w:proofErr w:type="spellEnd"/>
-      <w:r>
-        <w:rPr>
-          <w:rFonts w:cs="Arial"/>
-        </w:rPr>
-        <w:t xml:space="preserve"> Charge (SoC) </w:t>
+        <w:t>Ah bei 12</w:t>
+      </w:r>
+      <w:r>
+        <w:rPr>
+          <w:rFonts w:cs="Arial"/>
+        </w:rPr>
+        <w:t> </w:t>
+      </w:r>
+      <w:r>
+        <w:rPr>
+          <w:rFonts w:cs="Arial"/>
+        </w:rPr>
+        <w:t>V entspricht die Gesamtkapazität 1200</w:t>
+      </w:r>
+      <w:r>
+        <w:rPr>
+          <w:rFonts w:cs="Arial"/>
+        </w:rPr>
+        <w:t> </w:t>
+      </w:r>
+      <w:r>
+        <w:rPr>
+          <w:rFonts w:cs="Arial"/>
+        </w:rPr>
+        <w:t xml:space="preserve">Wh </w:t>
       </w:r>
       <w:r>
         <w:rPr>
@@ -6675,7 +6479,7 @@
         <w:rPr>
           <w:rFonts w:cs="Arial"/>
         </w:rPr>
-        <w:instrText xml:space="preserve"> ADDIN ZOTERO_ITEM CSL_CITATION {"citationID":"hFTwkn02","properties":{"formattedCitation":"[8]","plainCitation":"[8]","noteIndex":0},"citationItems":[{"id":34,"uris":["http://zotero.org/groups/6046789/items/4A8RXW9A"],"itemData":{"id":34,"type":"document","title":"Datasheet-SmartShunt-DE.pdf","URL":"https://www.victronenergy.de/upload/documents/Datasheet-SmartShunt-DE.pdf","accessed":{"date-parts":[["2026",2,16]]}}}],"schema":"https://github.com/citation-style-language/schema/raw/master/csl-citation.json"} </w:instrText>
+        <w:instrText xml:space="preserve"> ADDIN ZOTERO_ITEM CSL_CITATION {"citationID":"3WD6sflv","properties":{"formattedCitation":"[10]","plainCitation":"[10]","noteIndex":0},"citationItems":[{"id":32,"uris":["http://zotero.org/groups/6046789/items/2C8UVX5C"],"itemData":{"id":32,"type":"document","title":"Datasheet-AGM-Super-Cycle-battery-DE.pdf","URL":"https://www.victronenergy.de/upload/documents/Datasheet-AGM-Super-Cycle-battery-DE.pdf","accessed":{"date-parts":[["2026",2,16]]}}}],"schema":"https://github.com/citation-style-language/schema/raw/master/csl-citation.json"} </w:instrText>
       </w:r>
       <w:r>
         <w:rPr>
@@ -6687,7 +6491,7 @@
         <w:rPr>
           <w:rFonts w:ascii="Aptos" w:hAnsi="Aptos"/>
         </w:rPr>
-        <w:t>[8]</w:t>
+        <w:t>[10]</w:t>
       </w:r>
       <w:r>
         <w:rPr>
@@ -6699,7 +6503,7 @@
         <w:rPr>
           <w:rFonts w:cs="Arial"/>
         </w:rPr>
-        <w:t>. Mit einer Kapazität von bis zu 500</w:t>
+        <w:t>. Zur Verlängerung der Lebensdauer wird die Entladung auf maximal 50</w:t>
       </w:r>
       <w:r>
         <w:rPr>
@@ -6711,7 +6515,7 @@
         <w:rPr>
           <w:rFonts w:cs="Arial"/>
         </w:rPr>
-        <w:t>A erfasst er alle Ströme im System zuverlässig. Der Offset liegt bei weniger als 10</w:t>
+        <w:t>% begrenzt, wodurch eine nutzbare Kapazität von 600</w:t>
       </w:r>
       <w:r>
         <w:rPr>
@@ -6723,7 +6527,43 @@
         <w:rPr>
           <w:rFonts w:cs="Arial"/>
         </w:rPr>
-        <w:t xml:space="preserve">mA </w:t>
+        <w:t>Wh verbleibt. Die Batterie verträgt mindestens 300 Zyklen bei 100</w:t>
+      </w:r>
+      <w:r>
+        <w:rPr>
+          <w:rFonts w:cs="Arial"/>
+        </w:rPr>
+        <w:t> </w:t>
+      </w:r>
+      <w:r>
+        <w:rPr>
+          <w:rFonts w:cs="Arial"/>
+        </w:rPr>
+        <w:t>% Entladung und mindestens 700</w:t>
+      </w:r>
+      <w:r>
+        <w:rPr>
+          <w:rFonts w:cs="Arial"/>
+        </w:rPr>
+        <w:t> </w:t>
+      </w:r>
+      <w:r>
+        <w:rPr>
+          <w:rFonts w:cs="Arial"/>
+        </w:rPr>
+        <w:t>Zyklen bei 60</w:t>
+      </w:r>
+      <w:r>
+        <w:rPr>
+          <w:rFonts w:cs="Arial"/>
+        </w:rPr>
+        <w:t> </w:t>
+      </w:r>
+      <w:r>
+        <w:rPr>
+          <w:rFonts w:cs="Arial"/>
+        </w:rPr>
+        <w:t xml:space="preserve">% Entladung </w:t>
       </w:r>
       <w:r>
         <w:rPr>
@@ -6735,7 +6575,7 @@
         <w:rPr>
           <w:rFonts w:cs="Arial"/>
         </w:rPr>
-        <w:instrText xml:space="preserve"> ADDIN ZOTERO_ITEM CSL_CITATION {"citationID":"31Dxgg02","properties":{"formattedCitation":"[8]","plainCitation":"[8]","noteIndex":0},"citationItems":[{"id":34,"uris":["http://zotero.org/groups/6046789/items/4A8RXW9A"],"itemData":{"id":34,"type":"document","title":"Datasheet-SmartShunt-DE.pdf","URL":"https://www.victronenergy.de/upload/documents/Datasheet-SmartShunt-DE.pdf","accessed":{"date-parts":[["2026",2,16]]}}}],"schema":"https://github.com/citation-style-language/schema/raw/master/csl-citation.json"} </w:instrText>
+        <w:instrText xml:space="preserve"> ADDIN ZOTERO_ITEM CSL_CITATION {"citationID":"DXfGr2JE","properties":{"formattedCitation":"[10]","plainCitation":"[10]","noteIndex":0},"citationItems":[{"id":32,"uris":["http://zotero.org/groups/6046789/items/2C8UVX5C"],"itemData":{"id":32,"type":"document","title":"Datasheet-AGM-Super-Cycle-battery-DE.pdf","URL":"https://www.victronenergy.de/upload/documents/Datasheet-AGM-Super-Cycle-battery-DE.pdf","accessed":{"date-parts":[["2026",2,16]]}}}],"schema":"https://github.com/citation-style-language/schema/raw/master/csl-citation.json"} </w:instrText>
       </w:r>
       <w:r>
         <w:rPr>
@@ -6747,7 +6587,7 @@
         <w:rPr>
           <w:rFonts w:ascii="Aptos" w:hAnsi="Aptos"/>
         </w:rPr>
-        <w:t>[8]</w:t>
+        <w:t>[10]</w:t>
       </w:r>
       <w:r>
         <w:rPr>
@@ -6759,21 +6599,7 @@
         <w:rPr>
           <w:rFonts w:cs="Arial"/>
         </w:rPr>
-        <w:t xml:space="preserve">. Über Bluetooth erfolgt die Überwachung per Smartphone, über </w:t>
-      </w:r>
-      <w:proofErr w:type="spellStart"/>
-      <w:r>
-        <w:rPr>
-          <w:rFonts w:cs="Arial"/>
-        </w:rPr>
-        <w:t>VE.Direct</w:t>
-      </w:r>
-      <w:proofErr w:type="spellEnd"/>
-      <w:r>
-        <w:rPr>
-          <w:rFonts w:cs="Arial"/>
-        </w:rPr>
-        <w:t xml:space="preserve"> werden Daten an den Cerbo GX übertragen. Die kontinuierliche SoC-Berechnung ist entscheidend für das Lastmanagement, da Steuergeräte wie der ESP32 auf diese Daten zugreifen können. Der Eigenverbrauch liegt bei unter 1</w:t>
+        <w:t>. AGM-Batterien arbeiten zuverlässig bei niedrigen Temperaturen und produzieren keine Ausgasungen. Die empfohlene Ladespannung beträgt 14,2–14,6</w:t>
       </w:r>
       <w:r>
         <w:rPr>
@@ -6785,7 +6611,31 @@
         <w:rPr>
           <w:rFonts w:cs="Arial"/>
         </w:rPr>
-        <w:t xml:space="preserve">mA </w:t>
+        <w:t>V für Konstan</w:t>
+      </w:r>
+      <w:r>
+        <w:rPr>
+          <w:rFonts w:cs="Arial"/>
+        </w:rPr>
+        <w:t>t-</w:t>
+      </w:r>
+      <w:r>
+        <w:rPr>
+          <w:rFonts w:cs="Arial"/>
+        </w:rPr>
+        <w:t>spannung und 13,5–13,8</w:t>
+      </w:r>
+      <w:r>
+        <w:rPr>
+          <w:rFonts w:cs="Arial"/>
+        </w:rPr>
+        <w:t> </w:t>
+      </w:r>
+      <w:r>
+        <w:rPr>
+          <w:rFonts w:cs="Arial"/>
+        </w:rPr>
+        <w:t xml:space="preserve">V für Ladeerhaltung </w:t>
       </w:r>
       <w:r>
         <w:rPr>
@@ -6797,7 +6647,7 @@
         <w:rPr>
           <w:rFonts w:cs="Arial"/>
         </w:rPr>
-        <w:instrText xml:space="preserve"> ADDIN ZOTERO_ITEM CSL_CITATION {"citationID":"ZDTc6XCx","properties":{"formattedCitation":"[8]","plainCitation":"[8]","noteIndex":0},"citationItems":[{"id":34,"uris":["http://zotero.org/groups/6046789/items/4A8RXW9A"],"itemData":{"id":34,"type":"document","title":"Datasheet-SmartShunt-DE.pdf","URL":"https://www.victronenergy.de/upload/documents/Datasheet-SmartShunt-DE.pdf","accessed":{"date-parts":[["2026",2,16]]}}}],"schema":"https://github.com/citation-style-language/schema/raw/master/csl-citation.json"} </w:instrText>
+        <w:instrText xml:space="preserve"> ADDIN ZOTERO_ITEM CSL_CITATION {"citationID":"mLitYo8V","properties":{"formattedCitation":"[10]","plainCitation":"[10]","noteIndex":0},"citationItems":[{"id":32,"uris":["http://zotero.org/groups/6046789/items/2C8UVX5C"],"itemData":{"id":32,"type":"document","title":"Datasheet-AGM-Super-Cycle-battery-DE.pdf","URL":"https://www.victronenergy.de/upload/documents/Datasheet-AGM-Super-Cycle-battery-DE.pdf","accessed":{"date-parts":[["2026",2,16]]}}}],"schema":"https://github.com/citation-style-language/schema/raw/master/csl-citation.json"} </w:instrText>
       </w:r>
       <w:r>
         <w:rPr>
@@ -6809,7 +6659,7 @@
         <w:rPr>
           <w:rFonts w:ascii="Aptos" w:hAnsi="Aptos"/>
         </w:rPr>
-        <w:t>[8]</w:t>
+        <w:t>[10]</w:t>
       </w:r>
       <w:r>
         <w:rPr>
@@ -6821,76 +6671,16 @@
         <w:rPr>
           <w:rFonts w:cs="Arial"/>
         </w:rPr>
-        <w:t>. Die Versorgungsspannung reicht von 6,5–70</w:t>
-      </w:r>
-      <w:r>
-        <w:rPr>
-          <w:rFonts w:cs="Arial"/>
-        </w:rPr>
-        <w:t> </w:t>
-      </w:r>
-      <w:r>
-        <w:rPr>
-          <w:rFonts w:cs="Arial"/>
-        </w:rPr>
-        <w:t>VDC, wodurch der SmartShunt auch bei der Skalierung auf 48</w:t>
-      </w:r>
-      <w:r>
-        <w:rPr>
-          <w:rFonts w:cs="Arial"/>
-        </w:rPr>
-        <w:t> </w:t>
-      </w:r>
-      <w:r>
-        <w:rPr>
-          <w:rFonts w:cs="Arial"/>
-        </w:rPr>
-        <w:t xml:space="preserve">V-Systeme einsetzbar bleibt </w:t>
-      </w:r>
-      <w:r>
-        <w:rPr>
-          <w:rFonts w:cs="Arial"/>
-        </w:rPr>
-        <w:fldChar w:fldCharType="begin"/>
-      </w:r>
-      <w:r>
-        <w:rPr>
-          <w:rFonts w:cs="Arial"/>
-        </w:rPr>
-        <w:instrText xml:space="preserve"> ADDIN ZOTERO_ITEM CSL_CITATION {"citationID":"lZjrvJCo","properties":{"formattedCitation":"[8]","plainCitation":"[8]","noteIndex":0},"citationItems":[{"id":34,"uris":["http://zotero.org/groups/6046789/items/4A8RXW9A"],"itemData":{"id":34,"type":"document","title":"Datasheet-SmartShunt-DE.pdf","URL":"https://www.victronenergy.de/upload/documents/Datasheet-SmartShunt-DE.pdf","accessed":{"date-parts":[["2026",2,16]]}}}],"schema":"https://github.com/citation-style-language/schema/raw/master/csl-citation.json"} </w:instrText>
-      </w:r>
-      <w:r>
-        <w:rPr>
-          <w:rFonts w:cs="Arial"/>
-        </w:rPr>
-        <w:fldChar w:fldCharType="separate"/>
-      </w:r>
-      <w:r>
-        <w:rPr>
-          <w:rFonts w:ascii="Aptos" w:hAnsi="Aptos"/>
-        </w:rPr>
-        <w:t>[8]</w:t>
-      </w:r>
-      <w:r>
-        <w:rPr>
-          <w:rFonts w:cs="Arial"/>
-        </w:rPr>
-        <w:fldChar w:fldCharType="end"/>
-      </w:r>
-      <w:r>
-        <w:rPr>
-          <w:rFonts w:cs="Arial"/>
-        </w:rPr>
-        <w:t>.</w:t>
+        <w:t>. Bei größeren Systemen kann die Speicherkapazität durch Parallelschaltung zusätzlicher Batterien oder durch den Einsatz von Batterien mit höherer Kapazität erweitert werden.</w:t>
       </w:r>
     </w:p>
     <w:p>
       <w:pPr>
         <w:pStyle w:val="berschrift2"/>
       </w:pPr>
-      <w:bookmarkStart w:id="16" w:name="_Toc222694199"/>
-      <w:r>
-        <w:t>4.4.5 Victron Orion 12/12-18</w:t>
+      <w:bookmarkStart w:id="16" w:name="_Toc222739146"/>
+      <w:r>
+        <w:t>4.4.3 Victron MultiPlus 12/800</w:t>
       </w:r>
       <w:bookmarkEnd w:id="16"/>
     </w:p>
@@ -6912,7 +6702,7 @@
         <w:rPr>
           <w:rFonts w:cs="Arial"/>
         </w:rPr>
-        <w:t>er Orion ist ein DC/DC-Wandler mit galvanischer Trennung, der das Sensorsystem mit stabilen 12</w:t>
+        <w:t>er MultiPlus vereint Wechselrichter und Ladegerät in einem Gerät. Mit 800</w:t>
       </w:r>
       <w:r>
         <w:rPr>
@@ -6924,7 +6714,7 @@
         <w:rPr>
           <w:rFonts w:cs="Arial"/>
         </w:rPr>
-        <w:t>V versorgt. Die galvanische Trennung verhindert Masseschleifen und elektromagnetische Störungen. Mit 18</w:t>
+        <w:t>VA Dauerleistung (700</w:t>
       </w:r>
       <w:r>
         <w:rPr>
@@ -6936,7 +6726,55 @@
         <w:rPr>
           <w:rFonts w:cs="Arial"/>
         </w:rPr>
-        <w:t>A Ausgangsleistung bei 40</w:t>
+        <w:t>W) bei 1</w:t>
+      </w:r>
+      <w:r>
+        <w:rPr>
+          <w:rFonts w:cs="Arial"/>
+        </w:rPr>
+        <w:t>2 </w:t>
+      </w:r>
+      <w:r>
+        <w:rPr>
+          <w:rFonts w:cs="Arial"/>
+        </w:rPr>
+        <w:t xml:space="preserve">V deckt er die geplanten Verbraucher des Prototyps ab </w:t>
+      </w:r>
+      <w:r>
+        <w:rPr>
+          <w:rFonts w:cs="Arial"/>
+        </w:rPr>
+        <w:fldChar w:fldCharType="begin"/>
+      </w:r>
+      <w:r>
+        <w:rPr>
+          <w:rFonts w:cs="Arial"/>
+        </w:rPr>
+        <w:instrText xml:space="preserve"> ADDIN ZOTERO_ITEM CSL_CITATION {"citationID":"ABGc5Kfu","properties":{"formattedCitation":"[9]","plainCitation":"[9]","noteIndex":0},"citationItems":[{"id":33,"uris":["http://zotero.org/groups/6046789/items/B2JDHQZG"],"itemData":{"id":33,"type":"document","title":"Datasheet-MultiPlus-inverter-charger-800VA-5kVA-DE.pdf","URL":"https://www.victronenergy.com/upload/documents/Datasheet-MultiPlus-inverter-charger-800VA-5kVA-DE.pdf","accessed":{"date-parts":[["2026",2,16]]}}}],"schema":"https://github.com/citation-style-language/schema/raw/master/csl-citation.json"} </w:instrText>
+      </w:r>
+      <w:r>
+        <w:rPr>
+          <w:rFonts w:cs="Arial"/>
+        </w:rPr>
+        <w:fldChar w:fldCharType="separate"/>
+      </w:r>
+      <w:r>
+        <w:rPr>
+          <w:rFonts w:ascii="Aptos" w:hAnsi="Aptos"/>
+        </w:rPr>
+        <w:t>[9]</w:t>
+      </w:r>
+      <w:r>
+        <w:rPr>
+          <w:rFonts w:cs="Arial"/>
+        </w:rPr>
+        <w:fldChar w:fldCharType="end"/>
+      </w:r>
+      <w:r>
+        <w:rPr>
+          <w:rFonts w:cs="Arial"/>
+        </w:rPr>
+        <w:t>. Bei 40</w:t>
       </w:r>
       <w:r>
         <w:rPr>
@@ -6948,7 +6786,19 @@
         <w:rPr>
           <w:rFonts w:cs="Arial"/>
         </w:rPr>
-        <w:t xml:space="preserve">°C steht ausreichende Reserve für die Sensorik zur Verfügung </w:t>
+        <w:t>°C sinkt die kontinuierliche Ausgangsleistung auf 650</w:t>
+      </w:r>
+      <w:r>
+        <w:rPr>
+          <w:rFonts w:cs="Arial"/>
+        </w:rPr>
+        <w:t> </w:t>
+      </w:r>
+      <w:r>
+        <w:rPr>
+          <w:rFonts w:cs="Arial"/>
+        </w:rPr>
+        <w:t xml:space="preserve">W </w:t>
       </w:r>
       <w:r>
         <w:rPr>
@@ -6960,7 +6810,7 @@
         <w:rPr>
           <w:rFonts w:cs="Arial"/>
         </w:rPr>
-        <w:instrText xml:space="preserve"> ADDIN ZOTERO_ITEM CSL_CITATION {"citationID":"XwEOVVVE","properties":{"formattedCitation":"[12]","plainCitation":"[12]","noteIndex":0},"citationItems":[{"id":38,"uris":["http://zotero.org/groups/6046789/items/XQWWVQ3R"],"itemData":{"id":38,"type":"document","title":"Datasheet-Orion-Tr-Smart-DC-DC-chargers-isolated-250-400W-DE.pdf","URL":"https://www.victronenergy.de/upload/documents/Datasheet-Orion-Tr-Smart-DC-DC-chargers-isolated-250-400W-DE.pdf","accessed":{"date-parts":[["2026",2,17]]}}}],"schema":"https://github.com/citation-style-language/schema/raw/master/csl-citation.json"} </w:instrText>
+        <w:instrText xml:space="preserve"> ADDIN ZOTERO_ITEM CSL_CITATION {"citationID":"41DIruK3","properties":{"formattedCitation":"[9]","plainCitation":"[9]","noteIndex":0},"citationItems":[{"id":33,"uris":["http://zotero.org/groups/6046789/items/B2JDHQZG"],"itemData":{"id":33,"type":"document","title":"Datasheet-MultiPlus-inverter-charger-800VA-5kVA-DE.pdf","URL":"https://www.victronenergy.com/upload/documents/Datasheet-MultiPlus-inverter-charger-800VA-5kVA-DE.pdf","accessed":{"date-parts":[["2026",2,16]]}}}],"schema":"https://github.com/citation-style-language/schema/raw/master/csl-citation.json"} </w:instrText>
       </w:r>
       <w:r>
         <w:rPr>
@@ -6972,7 +6822,7 @@
         <w:rPr>
           <w:rFonts w:ascii="Aptos" w:hAnsi="Aptos"/>
         </w:rPr>
-        <w:t>[12]</w:t>
+        <w:t>[9]</w:t>
       </w:r>
       <w:r>
         <w:rPr>
@@ -6984,7 +6834,7 @@
         <w:rPr>
           <w:rFonts w:cs="Arial"/>
         </w:rPr>
-        <w:t>. Der Eingangsspannungsbereich von 8–17</w:t>
+        <w:t>. Der integrierte Laderegler lädt die Batterie mit bis zu 35</w:t>
       </w:r>
       <w:r>
         <w:rPr>
@@ -6996,7 +6846,7 @@
         <w:rPr>
           <w:rFonts w:cs="Arial"/>
         </w:rPr>
-        <w:t xml:space="preserve">V ermöglicht einen flexiblen Betrieb </w:t>
+        <w:t xml:space="preserve">A </w:t>
       </w:r>
       <w:r>
         <w:rPr>
@@ -7008,7 +6858,7 @@
         <w:rPr>
           <w:rFonts w:cs="Arial"/>
         </w:rPr>
-        <w:instrText xml:space="preserve"> ADDIN ZOTERO_ITEM CSL_CITATION {"citationID":"rS3Lm1mw","properties":{"formattedCitation":"[12]","plainCitation":"[12]","noteIndex":0},"citationItems":[{"id":38,"uris":["http://zotero.org/groups/6046789/items/XQWWVQ3R"],"itemData":{"id":38,"type":"document","title":"Datasheet-Orion-Tr-Smart-DC-DC-chargers-isolated-250-400W-DE.pdf","URL":"https://www.victronenergy.de/upload/documents/Datasheet-Orion-Tr-Smart-DC-DC-chargers-isolated-250-400W-DE.pdf","accessed":{"date-parts":[["2026",2,17]]}}}],"schema":"https://github.com/citation-style-language/schema/raw/master/csl-citation.json"} </w:instrText>
+        <w:instrText xml:space="preserve"> ADDIN ZOTERO_ITEM CSL_CITATION {"citationID":"q249sXdQ","properties":{"formattedCitation":"[9]","plainCitation":"[9]","noteIndex":0},"citationItems":[{"id":33,"uris":["http://zotero.org/groups/6046789/items/B2JDHQZG"],"itemData":{"id":33,"type":"document","title":"Datasheet-MultiPlus-inverter-charger-800VA-5kVA-DE.pdf","URL":"https://www.victronenergy.com/upload/documents/Datasheet-MultiPlus-inverter-charger-800VA-5kVA-DE.pdf","accessed":{"date-parts":[["2026",2,16]]}}}],"schema":"https://github.com/citation-style-language/schema/raw/master/csl-citation.json"} </w:instrText>
       </w:r>
       <w:r>
         <w:rPr>
@@ -7020,7 +6870,7 @@
         <w:rPr>
           <w:rFonts w:ascii="Aptos" w:hAnsi="Aptos"/>
         </w:rPr>
-        <w:t>[12]</w:t>
+        <w:t>[9]</w:t>
       </w:r>
       <w:r>
         <w:rPr>
@@ -7032,7 +6882,7 @@
         <w:rPr>
           <w:rFonts w:cs="Arial"/>
         </w:rPr>
-        <w:t>. Der Wirkungsgrad liegt bei 87</w:t>
+        <w:t>. Die automatische Netzumschaltung ermöglicht Versorgungssicherheit bei niedriger Batterieladung. Der Standby-Verbrauch liegt bei 8–10</w:t>
       </w:r>
       <w:r>
         <w:rPr>
@@ -7044,7 +6894,7 @@
         <w:rPr>
           <w:rFonts w:cs="Arial"/>
         </w:rPr>
-        <w:t xml:space="preserve">% </w:t>
+        <w:t xml:space="preserve">W </w:t>
       </w:r>
       <w:r>
         <w:rPr>
@@ -7056,7 +6906,7 @@
         <w:rPr>
           <w:rFonts w:cs="Arial"/>
         </w:rPr>
-        <w:instrText xml:space="preserve"> ADDIN ZOTERO_ITEM CSL_CITATION {"citationID":"C8DXfBzt","properties":{"formattedCitation":"[12]","plainCitation":"[12]","noteIndex":0},"citationItems":[{"id":38,"uris":["http://zotero.org/groups/6046789/items/XQWWVQ3R"],"itemData":{"id":38,"type":"document","title":"Datasheet-Orion-Tr-Smart-DC-DC-chargers-isolated-250-400W-DE.pdf","URL":"https://www.victronenergy.de/upload/documents/Datasheet-Orion-Tr-Smart-DC-DC-chargers-isolated-250-400W-DE.pdf","accessed":{"date-parts":[["2026",2,17]]}}}],"schema":"https://github.com/citation-style-language/schema/raw/master/csl-citation.json"} </w:instrText>
+        <w:instrText xml:space="preserve"> ADDIN ZOTERO_ITEM CSL_CITATION {"citationID":"ZWhWAmOK","properties":{"formattedCitation":"[9]","plainCitation":"[9]","noteIndex":0},"citationItems":[{"id":33,"uris":["http://zotero.org/groups/6046789/items/B2JDHQZG"],"itemData":{"id":33,"type":"document","title":"Datasheet-MultiPlus-inverter-charger-800VA-5kVA-DE.pdf","URL":"https://www.victronenergy.com/upload/documents/Datasheet-MultiPlus-inverter-charger-800VA-5kVA-DE.pdf","accessed":{"date-parts":[["2026",2,16]]}}}],"schema":"https://github.com/citation-style-language/schema/raw/master/csl-citation.json"} </w:instrText>
       </w:r>
       <w:r>
         <w:rPr>
@@ -7068,7 +6918,7 @@
         <w:rPr>
           <w:rFonts w:ascii="Aptos" w:hAnsi="Aptos"/>
         </w:rPr>
-        <w:t>[12]</w:t>
+        <w:t>[9]</w:t>
       </w:r>
       <w:r>
         <w:rPr>
@@ -7080,29 +6930,90 @@
         <w:rPr>
           <w:rFonts w:cs="Arial"/>
         </w:rPr>
-        <w:t xml:space="preserve">. Bei der Skalierung auf </w:t>
-      </w:r>
-      <w:r>
-        <w:rPr>
-          <w:rFonts w:cs="Arial"/>
-        </w:rPr>
-        <w:lastRenderedPageBreak/>
-        <w:t>größere Systeme bleibt diese Komponente weitgehend unverändert, da der Strombedarf der Sensorik unabhängig von der PV-Anlagenleistung ist.</w:t>
+        <w:t xml:space="preserve">. Die </w:t>
+      </w:r>
+      <w:proofErr w:type="spellStart"/>
+      <w:r>
+        <w:rPr>
+          <w:rFonts w:cs="Arial"/>
+        </w:rPr>
+        <w:t>VE.Bus</w:t>
+      </w:r>
+      <w:proofErr w:type="spellEnd"/>
+      <w:r>
+        <w:rPr>
+          <w:rFonts w:cs="Arial"/>
+        </w:rPr>
+        <w:t>-Schnittstelle erlaubt die Kommunikation mit weiteren Victron-Geräten. Der Eingangsspannungsbereich von 9,5–17</w:t>
+      </w:r>
+      <w:r>
+        <w:rPr>
+          <w:rFonts w:cs="Arial"/>
+        </w:rPr>
+        <w:t> </w:t>
+      </w:r>
+      <w:r>
+        <w:rPr>
+          <w:rFonts w:cs="Arial"/>
+        </w:rPr>
+        <w:t xml:space="preserve">V ermöglicht einen flexiblen Betrieb auch bei schwankenden Batteriespannungen </w:t>
+      </w:r>
+      <w:r>
+        <w:rPr>
+          <w:rFonts w:cs="Arial"/>
+        </w:rPr>
+        <w:fldChar w:fldCharType="begin"/>
+      </w:r>
+      <w:r>
+        <w:rPr>
+          <w:rFonts w:cs="Arial"/>
+        </w:rPr>
+        <w:instrText xml:space="preserve"> ADDIN ZOTERO_ITEM CSL_CITATION {"citationID":"hf0PdyeU","properties":{"formattedCitation":"[9]","plainCitation":"[9]","noteIndex":0},"citationItems":[{"id":33,"uris":["http://zotero.org/groups/6046789/items/B2JDHQZG"],"itemData":{"id":33,"type":"document","title":"Datasheet-MultiPlus-inverter-charger-800VA-5kVA-DE.pdf","URL":"https://www.victronenergy.com/upload/documents/Datasheet-MultiPlus-inverter-charger-800VA-5kVA-DE.pdf","accessed":{"date-parts":[["2026",2,16]]}}}],"schema":"https://github.com/citation-style-language/schema/raw/master/csl-citation.json"} </w:instrText>
+      </w:r>
+      <w:r>
+        <w:rPr>
+          <w:rFonts w:cs="Arial"/>
+        </w:rPr>
+        <w:fldChar w:fldCharType="separate"/>
+      </w:r>
+      <w:r>
+        <w:rPr>
+          <w:rFonts w:ascii="Aptos" w:hAnsi="Aptos"/>
+        </w:rPr>
+        <w:t>[9]</w:t>
+      </w:r>
+      <w:r>
+        <w:rPr>
+          <w:rFonts w:cs="Arial"/>
+        </w:rPr>
+        <w:fldChar w:fldCharType="end"/>
+      </w:r>
+      <w:r>
+        <w:rPr>
+          <w:rFonts w:cs="Arial"/>
+        </w:rPr>
+        <w:t>. Bei der Skalierung auf größere Systeme sollte die Wechselrichterleistung an die kombinierte Last aller Verbraucher angepasst werden, wobei bei höheren Leistungen auch eine Umstellung auf 48</w:t>
+      </w:r>
+      <w:r>
+        <w:rPr>
+          <w:rFonts w:cs="Arial"/>
+        </w:rPr>
+        <w:t> </w:t>
+      </w:r>
+      <w:r>
+        <w:rPr>
+          <w:rFonts w:cs="Arial"/>
+        </w:rPr>
+        <w:t>V-Systeme sinnvoll sein kann, um Leitungsverluste zu minimieren.</w:t>
       </w:r>
     </w:p>
     <w:p>
       <w:pPr>
         <w:pStyle w:val="berschrift2"/>
-        <w:rPr>
-          <w:lang w:val="en-GB"/>
-        </w:rPr>
-      </w:pPr>
-      <w:bookmarkStart w:id="17" w:name="_Toc222694200"/>
-      <w:r>
-        <w:rPr>
-          <w:lang w:val="en-GB"/>
-        </w:rPr>
-        <w:t>4.4.6 Victron Cerbo GX und GX Touch 50</w:t>
+      </w:pPr>
+      <w:bookmarkStart w:id="17" w:name="_Toc222739147"/>
+      <w:r>
+        <w:t>4.4.4 Victron SmartShunt 500 A</w:t>
       </w:r>
       <w:bookmarkEnd w:id="17"/>
     </w:p>
@@ -7124,21 +7035,129 @@
         <w:rPr>
           <w:rFonts w:cs="Arial"/>
         </w:rPr>
-        <w:t xml:space="preserve">er Cerbo GX ist die zentrale Überwachungs- und Steuereinheit des Systems. Er sammelt Daten von allen Victron-Komponenten über </w:t>
+        <w:t>er SmartShunt misst den Batteriestrom mit ±0,4</w:t>
+      </w:r>
+      <w:r>
+        <w:rPr>
+          <w:rFonts w:cs="Arial"/>
+        </w:rPr>
+        <w:t> </w:t>
+      </w:r>
+      <w:r>
+        <w:rPr>
+          <w:rFonts w:cs="Arial"/>
+        </w:rPr>
+        <w:t xml:space="preserve">% Genauigkeit und berechnet daraus den State </w:t>
       </w:r>
       <w:proofErr w:type="spellStart"/>
       <w:r>
         <w:rPr>
           <w:rFonts w:cs="Arial"/>
         </w:rPr>
-        <w:t>VE.Bus</w:t>
+        <w:t>of</w:t>
       </w:r>
       <w:proofErr w:type="spellEnd"/>
       <w:r>
         <w:rPr>
           <w:rFonts w:cs="Arial"/>
         </w:rPr>
-        <w:t xml:space="preserve"> und </w:t>
+        <w:t xml:space="preserve"> Charge (SoC) </w:t>
+      </w:r>
+      <w:r>
+        <w:rPr>
+          <w:rFonts w:cs="Arial"/>
+        </w:rPr>
+        <w:fldChar w:fldCharType="begin"/>
+      </w:r>
+      <w:r>
+        <w:rPr>
+          <w:rFonts w:cs="Arial"/>
+        </w:rPr>
+        <w:instrText xml:space="preserve"> ADDIN ZOTERO_ITEM CSL_CITATION {"citationID":"hFTwkn02","properties":{"formattedCitation":"[8]","plainCitation":"[8]","noteIndex":0},"citationItems":[{"id":34,"uris":["http://zotero.org/groups/6046789/items/4A8RXW9A"],"itemData":{"id":34,"type":"document","title":"Datasheet-SmartShunt-DE.pdf","URL":"https://www.victronenergy.de/upload/documents/Datasheet-SmartShunt-DE.pdf","accessed":{"date-parts":[["2026",2,16]]}}}],"schema":"https://github.com/citation-style-language/schema/raw/master/csl-citation.json"} </w:instrText>
+      </w:r>
+      <w:r>
+        <w:rPr>
+          <w:rFonts w:cs="Arial"/>
+        </w:rPr>
+        <w:fldChar w:fldCharType="separate"/>
+      </w:r>
+      <w:r>
+        <w:rPr>
+          <w:rFonts w:ascii="Aptos" w:hAnsi="Aptos"/>
+        </w:rPr>
+        <w:t>[8]</w:t>
+      </w:r>
+      <w:r>
+        <w:rPr>
+          <w:rFonts w:cs="Arial"/>
+        </w:rPr>
+        <w:fldChar w:fldCharType="end"/>
+      </w:r>
+      <w:r>
+        <w:rPr>
+          <w:rFonts w:cs="Arial"/>
+        </w:rPr>
+        <w:t>. Mit einer Kapazität von bis zu 500</w:t>
+      </w:r>
+      <w:r>
+        <w:rPr>
+          <w:rFonts w:cs="Arial"/>
+        </w:rPr>
+        <w:t> </w:t>
+      </w:r>
+      <w:r>
+        <w:rPr>
+          <w:rFonts w:cs="Arial"/>
+        </w:rPr>
+        <w:t>A erfasst er alle Ströme im System zuverlässig. Der Offset liegt bei weniger als 10</w:t>
+      </w:r>
+      <w:r>
+        <w:rPr>
+          <w:rFonts w:cs="Arial"/>
+        </w:rPr>
+        <w:t> </w:t>
+      </w:r>
+      <w:r>
+        <w:rPr>
+          <w:rFonts w:cs="Arial"/>
+        </w:rPr>
+        <w:t xml:space="preserve">mA </w:t>
+      </w:r>
+      <w:r>
+        <w:rPr>
+          <w:rFonts w:cs="Arial"/>
+        </w:rPr>
+        <w:fldChar w:fldCharType="begin"/>
+      </w:r>
+      <w:r>
+        <w:rPr>
+          <w:rFonts w:cs="Arial"/>
+        </w:rPr>
+        <w:instrText xml:space="preserve"> ADDIN ZOTERO_ITEM CSL_CITATION {"citationID":"31Dxgg02","properties":{"formattedCitation":"[8]","plainCitation":"[8]","noteIndex":0},"citationItems":[{"id":34,"uris":["http://zotero.org/groups/6046789/items/4A8RXW9A"],"itemData":{"id":34,"type":"document","title":"Datasheet-SmartShunt-DE.pdf","URL":"https://www.victronenergy.de/upload/documents/Datasheet-SmartShunt-DE.pdf","accessed":{"date-parts":[["2026",2,16]]}}}],"schema":"https://github.com/citation-style-language/schema/raw/master/csl-citation.json"} </w:instrText>
+      </w:r>
+      <w:r>
+        <w:rPr>
+          <w:rFonts w:cs="Arial"/>
+        </w:rPr>
+        <w:fldChar w:fldCharType="separate"/>
+      </w:r>
+      <w:r>
+        <w:rPr>
+          <w:rFonts w:ascii="Aptos" w:hAnsi="Aptos"/>
+        </w:rPr>
+        <w:t>[8]</w:t>
+      </w:r>
+      <w:r>
+        <w:rPr>
+          <w:rFonts w:cs="Arial"/>
+        </w:rPr>
+        <w:fldChar w:fldCharType="end"/>
+      </w:r>
+      <w:r>
+        <w:rPr>
+          <w:rFonts w:cs="Arial"/>
+        </w:rPr>
+        <w:t xml:space="preserve">. Über Bluetooth erfolgt die Überwachung per Smartphone, über </w:t>
       </w:r>
       <w:proofErr w:type="spellStart"/>
       <w:r>
@@ -7152,7 +7171,19 @@
         <w:rPr>
           <w:rFonts w:cs="Arial"/>
         </w:rPr>
-        <w:t xml:space="preserve"> und stellt sie im VRM-Portal bereit </w:t>
+        <w:t xml:space="preserve"> werden Daten an den Cerbo GX übertragen. Die kontinuierliche SoC-Berechnung ist entscheidend für das Lastmanagement, da Steuergeräte wie der ESP32 auf diese Daten zugreifen können. Der Eigenverbrauch liegt bei unter 1</w:t>
+      </w:r>
+      <w:r>
+        <w:rPr>
+          <w:rFonts w:cs="Arial"/>
+        </w:rPr>
+        <w:t> </w:t>
+      </w:r>
+      <w:r>
+        <w:rPr>
+          <w:rFonts w:cs="Arial"/>
+        </w:rPr>
+        <w:t xml:space="preserve">mA </w:t>
       </w:r>
       <w:r>
         <w:rPr>
@@ -7164,7 +7195,7 @@
         <w:rPr>
           <w:rFonts w:cs="Arial"/>
         </w:rPr>
-        <w:instrText xml:space="preserve"> ADDIN ZOTERO_ITEM CSL_CITATION {"citationID":"eSgmqz6W","properties":{"formattedCitation":"[7]","plainCitation":"[7]","noteIndex":0},"citationItems":[{"id":35,"uris":["http://zotero.org/groups/6046789/items/HW6FM4TS"],"itemData":{"id":35,"type":"document","title":"Datasheet-Cerbo-GX-GX-Touch-DE.pdf","URL":"https://www.victronenergy.de/upload/documents/Datasheet-Cerbo-GX-GX-Touch-DE.pdf","accessed":{"date-parts":[["2026",2,16]]}}}],"schema":"https://github.com/citation-style-language/schema/raw/master/csl-citation.json"} </w:instrText>
+        <w:instrText xml:space="preserve"> ADDIN ZOTERO_ITEM CSL_CITATION {"citationID":"ZDTc6XCx","properties":{"formattedCitation":"[8]","plainCitation":"[8]","noteIndex":0},"citationItems":[{"id":34,"uris":["http://zotero.org/groups/6046789/items/4A8RXW9A"],"itemData":{"id":34,"type":"document","title":"Datasheet-SmartShunt-DE.pdf","URL":"https://www.victronenergy.de/upload/documents/Datasheet-SmartShunt-DE.pdf","accessed":{"date-parts":[["2026",2,16]]}}}],"schema":"https://github.com/citation-style-language/schema/raw/master/csl-citation.json"} </w:instrText>
       </w:r>
       <w:r>
         <w:rPr>
@@ -7176,7 +7207,7 @@
         <w:rPr>
           <w:rFonts w:ascii="Aptos" w:hAnsi="Aptos"/>
         </w:rPr>
-        <w:t>[7]</w:t>
+        <w:t>[8]</w:t>
       </w:r>
       <w:r>
         <w:rPr>
@@ -7188,7 +7219,7 @@
         <w:rPr>
           <w:rFonts w:cs="Arial"/>
         </w:rPr>
-        <w:t>. Externe Geräte können über Modbus TCP auf die Systemdaten zugreifen. Der Verbrauch liegt bei 2,8</w:t>
+        <w:t>. Die Versorgungsspannung reicht von 6,5–70</w:t>
       </w:r>
       <w:r>
         <w:rPr>
@@ -7200,7 +7231,7 @@
         <w:rPr>
           <w:rFonts w:cs="Arial"/>
         </w:rPr>
-        <w:t>W ohne Display, mit GX Touch 50 bei 3,8</w:t>
+        <w:t>VDC, wodurch der SmartShunt auch bei der Skalierung auf 48</w:t>
       </w:r>
       <w:r>
         <w:rPr>
@@ -7212,19 +7243,7 @@
         <w:rPr>
           <w:rFonts w:cs="Arial"/>
         </w:rPr>
-        <w:t>W bei 12</w:t>
-      </w:r>
-      <w:r>
-        <w:rPr>
-          <w:rFonts w:cs="Arial"/>
-        </w:rPr>
-        <w:t> </w:t>
-      </w:r>
-      <w:r>
-        <w:rPr>
-          <w:rFonts w:cs="Arial"/>
-        </w:rPr>
-        <w:t xml:space="preserve">V </w:t>
+        <w:t xml:space="preserve">V-Systeme einsetzbar bleibt </w:t>
       </w:r>
       <w:r>
         <w:rPr>
@@ -7236,7 +7255,7 @@
         <w:rPr>
           <w:rFonts w:cs="Arial"/>
         </w:rPr>
-        <w:instrText xml:space="preserve"> ADDIN ZOTERO_ITEM CSL_CITATION {"citationID":"zcjzU9kS","properties":{"formattedCitation":"[7]","plainCitation":"[7]","noteIndex":0},"citationItems":[{"id":35,"uris":["http://zotero.org/groups/6046789/items/HW6FM4TS"],"itemData":{"id":35,"type":"document","title":"Datasheet-Cerbo-GX-GX-Touch-DE.pdf","URL":"https://www.victronenergy.de/upload/documents/Datasheet-Cerbo-GX-GX-Touch-DE.pdf","accessed":{"date-parts":[["2026",2,16]]}}}],"schema":"https://github.com/citation-style-language/schema/raw/master/csl-citation.json"} </w:instrText>
+        <w:instrText xml:space="preserve"> ADDIN ZOTERO_ITEM CSL_CITATION {"citationID":"lZjrvJCo","properties":{"formattedCitation":"[8]","plainCitation":"[8]","noteIndex":0},"citationItems":[{"id":34,"uris":["http://zotero.org/groups/6046789/items/4A8RXW9A"],"itemData":{"id":34,"type":"document","title":"Datasheet-SmartShunt-DE.pdf","URL":"https://www.victronenergy.de/upload/documents/Datasheet-SmartShunt-DE.pdf","accessed":{"date-parts":[["2026",2,16]]}}}],"schema":"https://github.com/citation-style-language/schema/raw/master/csl-citation.json"} </w:instrText>
       </w:r>
       <w:r>
         <w:rPr>
@@ -7248,7 +7267,7 @@
         <w:rPr>
           <w:rFonts w:ascii="Aptos" w:hAnsi="Aptos"/>
         </w:rPr>
-        <w:t>[7]</w:t>
+        <w:t>[8]</w:t>
       </w:r>
       <w:r>
         <w:rPr>
@@ -7260,157 +7279,16 @@
         <w:rPr>
           <w:rFonts w:cs="Arial"/>
         </w:rPr>
-        <w:t>. Die Betriebsspannung reicht von 8–70</w:t>
-      </w:r>
-      <w:r>
-        <w:rPr>
-          <w:rFonts w:cs="Arial"/>
-        </w:rPr>
-        <w:t> </w:t>
-      </w:r>
-      <w:r>
-        <w:rPr>
-          <w:rFonts w:cs="Arial"/>
-        </w:rPr>
-        <w:t>V DC, wodurch der Cerbo GX auch bei 48</w:t>
-      </w:r>
-      <w:r>
-        <w:rPr>
-          <w:rFonts w:cs="Arial"/>
-        </w:rPr>
-        <w:t> </w:t>
-      </w:r>
-      <w:r>
-        <w:rPr>
-          <w:rFonts w:cs="Arial"/>
-        </w:rPr>
-        <w:t xml:space="preserve">V-Systemen einsetzbar ist </w:t>
-      </w:r>
-      <w:r>
-        <w:rPr>
-          <w:rFonts w:cs="Arial"/>
-        </w:rPr>
-        <w:fldChar w:fldCharType="begin"/>
-      </w:r>
-      <w:r>
-        <w:rPr>
-          <w:rFonts w:cs="Arial"/>
-        </w:rPr>
-        <w:instrText xml:space="preserve"> ADDIN ZOTERO_ITEM CSL_CITATION {"citationID":"7VckLZPz","properties":{"formattedCitation":"[7]","plainCitation":"[7]","noteIndex":0},"citationItems":[{"id":35,"uris":["http://zotero.org/groups/6046789/items/HW6FM4TS"],"itemData":{"id":35,"type":"document","title":"Datasheet-Cerbo-GX-GX-Touch-DE.pdf","URL":"https://www.victronenergy.de/upload/documents/Datasheet-Cerbo-GX-GX-Touch-DE.pdf","accessed":{"date-parts":[["2026",2,16]]}}}],"schema":"https://github.com/citation-style-language/schema/raw/master/csl-citation.json"} </w:instrText>
-      </w:r>
-      <w:r>
-        <w:rPr>
-          <w:rFonts w:cs="Arial"/>
-        </w:rPr>
-        <w:fldChar w:fldCharType="separate"/>
-      </w:r>
-      <w:r>
-        <w:rPr>
-          <w:rFonts w:ascii="Aptos" w:hAnsi="Aptos"/>
-        </w:rPr>
-        <w:t>[7]</w:t>
-      </w:r>
-      <w:r>
-        <w:rPr>
-          <w:rFonts w:cs="Arial"/>
-        </w:rPr>
-        <w:fldChar w:fldCharType="end"/>
-      </w:r>
-      <w:r>
-        <w:rPr>
-          <w:rFonts w:cs="Arial"/>
-        </w:rPr>
-        <w:t>. Das GX Touch 50 Display (5 Zoll, 800</w:t>
-      </w:r>
-      <w:r>
-        <w:rPr>
-          <w:rFonts w:cs="Arial"/>
-        </w:rPr>
-        <w:t> </w:t>
-      </w:r>
-      <w:r>
-        <w:rPr>
-          <w:rFonts w:cs="Arial"/>
-        </w:rPr>
-        <w:t>×</w:t>
-      </w:r>
-      <w:r>
-        <w:rPr>
-          <w:rFonts w:cs="Arial"/>
-        </w:rPr>
-        <w:t> </w:t>
-      </w:r>
-      <w:r>
-        <w:rPr>
-          <w:rFonts w:cs="Arial"/>
-        </w:rPr>
-        <w:t>480 Pixel, IP54) zeigt Batteriespannung, SoC, PV-Leistung, Verbrauch und Warnungen a</w:t>
-      </w:r>
-      <w:r>
-        <w:rPr>
-          <w:rFonts w:cs="Arial"/>
-        </w:rPr>
-        <w:t xml:space="preserve">n </w:t>
-      </w:r>
-      <w:r>
-        <w:rPr>
-          <w:rFonts w:cs="Arial"/>
-        </w:rPr>
-        <w:fldChar w:fldCharType="begin"/>
-      </w:r>
-      <w:r>
-        <w:rPr>
-          <w:rFonts w:cs="Arial"/>
-        </w:rPr>
-        <w:instrText xml:space="preserve"> ADDIN ZOTERO_ITEM CSL_CITATION {"citationID":"JekCDoul","properties":{"formattedCitation":"[7]","plainCitation":"[7]","noteIndex":0},"citationItems":[{"id":35,"uris":["http://zotero.org/groups/6046789/items/HW6FM4TS"],"itemData":{"id":35,"type":"document","title":"Datasheet-Cerbo-GX-GX-Touch-DE.pdf","URL":"https://www.victronenergy.de/upload/documents/Datasheet-Cerbo-GX-GX-Touch-DE.pdf","accessed":{"date-parts":[["2026",2,16]]}}}],"schema":"https://github.com/citation-style-language/schema/raw/master/csl-citation.json"} </w:instrText>
-      </w:r>
-      <w:r>
-        <w:rPr>
-          <w:rFonts w:cs="Arial"/>
-        </w:rPr>
-        <w:fldChar w:fldCharType="separate"/>
-      </w:r>
-      <w:r>
-        <w:rPr>
-          <w:rFonts w:ascii="Aptos" w:hAnsi="Aptos"/>
-        </w:rPr>
-        <w:t>[7]</w:t>
-      </w:r>
-      <w:r>
-        <w:rPr>
-          <w:rFonts w:cs="Arial"/>
-        </w:rPr>
-        <w:fldChar w:fldCharType="end"/>
-      </w:r>
-      <w:r>
-        <w:rPr>
-          <w:rFonts w:cs="Arial"/>
-        </w:rPr>
-        <w:t>. Die Bedienung erfolgt über Touch, das 2</w:t>
-      </w:r>
-      <w:r>
-        <w:rPr>
-          <w:rFonts w:cs="Arial"/>
-        </w:rPr>
-        <w:t> </w:t>
-      </w:r>
-      <w:r>
-        <w:rPr>
-          <w:rFonts w:cs="Arial"/>
-        </w:rPr>
-        <w:t>m Kabel ermöglicht flexible Montage im Schaltschrank.</w:t>
+        <w:t>.</w:t>
       </w:r>
     </w:p>
     <w:p>
       <w:pPr>
         <w:pStyle w:val="berschrift2"/>
       </w:pPr>
-      <w:bookmarkStart w:id="18" w:name="_Toc222694201"/>
-      <w:r>
-        <w:t>4.4.7 Verkabelung</w:t>
-      </w:r>
-      <w:r>
-        <w:t xml:space="preserve"> und Absicherung</w:t>
+      <w:bookmarkStart w:id="18" w:name="_Toc222739148"/>
+      <w:r>
+        <w:t>4.4.5 Victron Orion 12/12-18</w:t>
       </w:r>
       <w:bookmarkEnd w:id="18"/>
     </w:p>
@@ -7426,13 +7304,13 @@
         <w:rPr>
           <w:rFonts w:cs="Arial"/>
         </w:rPr>
-        <w:t>F</w:t>
-      </w:r>
-      <w:r>
-        <w:rPr>
-          <w:rFonts w:cs="Arial"/>
-        </w:rPr>
-        <w:t>ür Hochstromverbindungen zwischen Batterie und MultiPlus werden 6</w:t>
+        <w:t>D</w:t>
+      </w:r>
+      <w:r>
+        <w:rPr>
+          <w:rFonts w:cs="Arial"/>
+        </w:rPr>
+        <w:t>er Orion ist ein DC/DC-Wandler mit galvanischer Trennung, der das Sensorsystem mit stabilen 12</w:t>
       </w:r>
       <w:r>
         <w:rPr>
@@ -7444,7 +7322,7 @@
         <w:rPr>
           <w:rFonts w:cs="Arial"/>
         </w:rPr>
-        <w:t>mm² Kabel verwendet, um Leitungsverluste unter 1</w:t>
+        <w:t>V versorgt. Die galvanische Trennung verhindert Masseschleifen und elektromagnetische Störungen. Mit 18</w:t>
       </w:r>
       <w:r>
         <w:rPr>
@@ -7456,7 +7334,7 @@
         <w:rPr>
           <w:rFonts w:cs="Arial"/>
         </w:rPr>
-        <w:t>% zu halten. 230</w:t>
+        <w:t>A Ausgangsleistung bei 40</w:t>
       </w:r>
       <w:r>
         <w:rPr>
@@ -7468,7 +7346,43 @@
         <w:rPr>
           <w:rFonts w:cs="Arial"/>
         </w:rPr>
-        <w:t>V-Verkabelung erfolgt mit dreiadrigem 1,5</w:t>
+        <w:t xml:space="preserve">°C steht ausreichende Reserve für die Sensorik zur Verfügung </w:t>
+      </w:r>
+      <w:r>
+        <w:rPr>
+          <w:rFonts w:cs="Arial"/>
+        </w:rPr>
+        <w:fldChar w:fldCharType="begin"/>
+      </w:r>
+      <w:r>
+        <w:rPr>
+          <w:rFonts w:cs="Arial"/>
+        </w:rPr>
+        <w:instrText xml:space="preserve"> ADDIN ZOTERO_ITEM CSL_CITATION {"citationID":"XwEOVVVE","properties":{"formattedCitation":"[12]","plainCitation":"[12]","noteIndex":0},"citationItems":[{"id":38,"uris":["http://zotero.org/groups/6046789/items/XQWWVQ3R"],"itemData":{"id":38,"type":"document","title":"Datasheet-Orion-Tr-Smart-DC-DC-chargers-isolated-250-400W-DE.pdf","URL":"https://www.victronenergy.de/upload/documents/Datasheet-Orion-Tr-Smart-DC-DC-chargers-isolated-250-400W-DE.pdf","accessed":{"date-parts":[["2026",2,17]]}}}],"schema":"https://github.com/citation-style-language/schema/raw/master/csl-citation.json"} </w:instrText>
+      </w:r>
+      <w:r>
+        <w:rPr>
+          <w:rFonts w:cs="Arial"/>
+        </w:rPr>
+        <w:fldChar w:fldCharType="separate"/>
+      </w:r>
+      <w:r>
+        <w:rPr>
+          <w:rFonts w:ascii="Aptos" w:hAnsi="Aptos"/>
+        </w:rPr>
+        <w:t>[12]</w:t>
+      </w:r>
+      <w:r>
+        <w:rPr>
+          <w:rFonts w:cs="Arial"/>
+        </w:rPr>
+        <w:fldChar w:fldCharType="end"/>
+      </w:r>
+      <w:r>
+        <w:rPr>
+          <w:rFonts w:cs="Arial"/>
+        </w:rPr>
+        <w:t>. Der Eingangsspannungsbereich von 8–17</w:t>
       </w:r>
       <w:r>
         <w:rPr>
@@ -7480,7 +7394,43 @@
         <w:rPr>
           <w:rFonts w:cs="Arial"/>
         </w:rPr>
-        <w:t>mm² Kabel. MC4-Stecker am PV-Anschluss gewährleisten wetterfeste Verbindungen. Blade-Sicherungen (30</w:t>
+        <w:t xml:space="preserve">V ermöglicht einen flexiblen Betrieb </w:t>
+      </w:r>
+      <w:r>
+        <w:rPr>
+          <w:rFonts w:cs="Arial"/>
+        </w:rPr>
+        <w:fldChar w:fldCharType="begin"/>
+      </w:r>
+      <w:r>
+        <w:rPr>
+          <w:rFonts w:cs="Arial"/>
+        </w:rPr>
+        <w:instrText xml:space="preserve"> ADDIN ZOTERO_ITEM CSL_CITATION {"citationID":"rS3Lm1mw","properties":{"formattedCitation":"[12]","plainCitation":"[12]","noteIndex":0},"citationItems":[{"id":38,"uris":["http://zotero.org/groups/6046789/items/XQWWVQ3R"],"itemData":{"id":38,"type":"document","title":"Datasheet-Orion-Tr-Smart-DC-DC-chargers-isolated-250-400W-DE.pdf","URL":"https://www.victronenergy.de/upload/documents/Datasheet-Orion-Tr-Smart-DC-DC-chargers-isolated-250-400W-DE.pdf","accessed":{"date-parts":[["2026",2,17]]}}}],"schema":"https://github.com/citation-style-language/schema/raw/master/csl-citation.json"} </w:instrText>
+      </w:r>
+      <w:r>
+        <w:rPr>
+          <w:rFonts w:cs="Arial"/>
+        </w:rPr>
+        <w:fldChar w:fldCharType="separate"/>
+      </w:r>
+      <w:r>
+        <w:rPr>
+          <w:rFonts w:ascii="Aptos" w:hAnsi="Aptos"/>
+        </w:rPr>
+        <w:t>[12]</w:t>
+      </w:r>
+      <w:r>
+        <w:rPr>
+          <w:rFonts w:cs="Arial"/>
+        </w:rPr>
+        <w:fldChar w:fldCharType="end"/>
+      </w:r>
+      <w:r>
+        <w:rPr>
+          <w:rFonts w:cs="Arial"/>
+        </w:rPr>
+        <w:t>. Der Wirkungsgrad liegt bei 87</w:t>
       </w:r>
       <w:r>
         <w:rPr>
@@ -7492,34 +7442,65 @@
         <w:rPr>
           <w:rFonts w:cs="Arial"/>
         </w:rPr>
-        <w:t>A) schützen vor Kurzschlüssen. Ringkabelschuhe M8 sichern die Verschraubung an Batterie und Victron-Geräten zuverlässig. Bei größeren Systemen müssen Kabelquerschnitte entsprechend der höheren Ströme angepasst werden, um Leitungsverluste zu minimieren.</w:t>
+        <w:t xml:space="preserve">% </w:t>
+      </w:r>
+      <w:r>
+        <w:rPr>
+          <w:rFonts w:cs="Arial"/>
+        </w:rPr>
+        <w:fldChar w:fldCharType="begin"/>
+      </w:r>
+      <w:r>
+        <w:rPr>
+          <w:rFonts w:cs="Arial"/>
+        </w:rPr>
+        <w:instrText xml:space="preserve"> ADDIN ZOTERO_ITEM CSL_CITATION {"citationID":"C8DXfBzt","properties":{"formattedCitation":"[12]","plainCitation":"[12]","noteIndex":0},"citationItems":[{"id":38,"uris":["http://zotero.org/groups/6046789/items/XQWWVQ3R"],"itemData":{"id":38,"type":"document","title":"Datasheet-Orion-Tr-Smart-DC-DC-chargers-isolated-250-400W-DE.pdf","URL":"https://www.victronenergy.de/upload/documents/Datasheet-Orion-Tr-Smart-DC-DC-chargers-isolated-250-400W-DE.pdf","accessed":{"date-parts":[["2026",2,17]]}}}],"schema":"https://github.com/citation-style-language/schema/raw/master/csl-citation.json"} </w:instrText>
+      </w:r>
+      <w:r>
+        <w:rPr>
+          <w:rFonts w:cs="Arial"/>
+        </w:rPr>
+        <w:fldChar w:fldCharType="separate"/>
+      </w:r>
+      <w:r>
+        <w:rPr>
+          <w:rFonts w:ascii="Aptos" w:hAnsi="Aptos"/>
+        </w:rPr>
+        <w:t>[12]</w:t>
+      </w:r>
+      <w:r>
+        <w:rPr>
+          <w:rFonts w:cs="Arial"/>
+        </w:rPr>
+        <w:fldChar w:fldCharType="end"/>
+      </w:r>
+      <w:r>
+        <w:rPr>
+          <w:rFonts w:cs="Arial"/>
+        </w:rPr>
+        <w:t xml:space="preserve">. Bei der Skalierung auf </w:t>
+      </w:r>
+      <w:r>
+        <w:rPr>
+          <w:rFonts w:cs="Arial"/>
+        </w:rPr>
+        <w:lastRenderedPageBreak/>
+        <w:t>größere Systeme bleibt diese Komponente weitgehend unverändert, da der Strombedarf der Sensorik unabhängig von der PV-Anlagenleistung ist.</w:t>
       </w:r>
     </w:p>
     <w:p>
       <w:pPr>
-        <w:ind w:left="708"/>
-        <w:jc w:val="both"/>
-        <w:rPr>
-          <w:rFonts w:cs="Arial"/>
-        </w:rPr>
-      </w:pPr>
-    </w:p>
-    <w:p>
-      <w:pPr>
-        <w:ind w:left="708"/>
-        <w:jc w:val="both"/>
-        <w:rPr>
-          <w:rFonts w:cs="Arial"/>
-        </w:rPr>
-      </w:pPr>
-    </w:p>
-    <w:p>
-      <w:pPr>
-        <w:pStyle w:val="berschrift1"/>
-      </w:pPr>
-      <w:bookmarkStart w:id="19" w:name="_Toc222694202"/>
-      <w:r>
-        <w:t>4.5 Batterietechnologien im Vergleich</w:t>
+        <w:pStyle w:val="berschrift2"/>
+        <w:rPr>
+          <w:lang w:val="en-GB"/>
+        </w:rPr>
+      </w:pPr>
+      <w:bookmarkStart w:id="19" w:name="_Toc222739149"/>
+      <w:r>
+        <w:rPr>
+          <w:lang w:val="en-GB"/>
+        </w:rPr>
+        <w:t>4.4.6 Victron Cerbo GX und GX Touch 50</w:t>
       </w:r>
       <w:bookmarkEnd w:id="19"/>
     </w:p>
@@ -7535,30 +7516,299 @@
         <w:rPr>
           <w:rFonts w:cs="Arial"/>
         </w:rPr>
-        <w:t xml:space="preserve">Die Auswahl der geeigneten Batterietechnologie hängt von verschiedenen Faktoren ab, darunter Anschaffungskosten, Lebensdauer, Gewicht, Betriebstemperaturbereich und nutzbare Kapazität. Für stationäre Anwendungen wie Gewächshäuser sind insbesondere </w:t>
+        <w:t>D</w:t>
+      </w:r>
+      <w:r>
+        <w:rPr>
+          <w:rFonts w:cs="Arial"/>
+        </w:rPr>
+        <w:t xml:space="preserve">er Cerbo GX ist die zentrale Überwachungs- und Steuereinheit des Systems. Er sammelt Daten von allen Victron-Komponenten über </w:t>
       </w:r>
       <w:proofErr w:type="spellStart"/>
       <w:r>
         <w:rPr>
           <w:rFonts w:cs="Arial"/>
         </w:rPr>
-        <w:t>Zyklenfestigkeit</w:t>
+        <w:t>VE.Bus</w:t>
       </w:r>
       <w:proofErr w:type="spellEnd"/>
       <w:r>
         <w:rPr>
           <w:rFonts w:cs="Arial"/>
         </w:rPr>
-        <w:t>, Wartungsfreiheit und Wirtschaftlichkeit über die Lebensdauer entscheidende Kriterien. Im Folgenden werden die gängigen Batterietechnologien AGM, Gel, Lithium-Ionen und LiFePO4 hinsichtlich ihrer technischen Eigenschaften und Eignung für Energiespeichersysteme verglichen.</w:t>
+        <w:t xml:space="preserve"> und </w:t>
+      </w:r>
+      <w:proofErr w:type="spellStart"/>
+      <w:r>
+        <w:rPr>
+          <w:rFonts w:cs="Arial"/>
+        </w:rPr>
+        <w:t>VE.Direct</w:t>
+      </w:r>
+      <w:proofErr w:type="spellEnd"/>
+      <w:r>
+        <w:rPr>
+          <w:rFonts w:cs="Arial"/>
+        </w:rPr>
+        <w:t xml:space="preserve"> und stellt sie im VRM-Portal bereit </w:t>
+      </w:r>
+      <w:r>
+        <w:rPr>
+          <w:rFonts w:cs="Arial"/>
+        </w:rPr>
+        <w:fldChar w:fldCharType="begin"/>
+      </w:r>
+      <w:r>
+        <w:rPr>
+          <w:rFonts w:cs="Arial"/>
+        </w:rPr>
+        <w:instrText xml:space="preserve"> ADDIN ZOTERO_ITEM CSL_CITATION {"citationID":"eSgmqz6W","properties":{"formattedCitation":"[7]","plainCitation":"[7]","noteIndex":0},"citationItems":[{"id":35,"uris":["http://zotero.org/groups/6046789/items/HW6FM4TS"],"itemData":{"id":35,"type":"document","title":"Datasheet-Cerbo-GX-GX-Touch-DE.pdf","URL":"https://www.victronenergy.de/upload/documents/Datasheet-Cerbo-GX-GX-Touch-DE.pdf","accessed":{"date-parts":[["2026",2,16]]}}}],"schema":"https://github.com/citation-style-language/schema/raw/master/csl-citation.json"} </w:instrText>
+      </w:r>
+      <w:r>
+        <w:rPr>
+          <w:rFonts w:cs="Arial"/>
+        </w:rPr>
+        <w:fldChar w:fldCharType="separate"/>
+      </w:r>
+      <w:r>
+        <w:rPr>
+          <w:rFonts w:ascii="Aptos" w:hAnsi="Aptos"/>
+        </w:rPr>
+        <w:t>[7]</w:t>
+      </w:r>
+      <w:r>
+        <w:rPr>
+          <w:rFonts w:cs="Arial"/>
+        </w:rPr>
+        <w:fldChar w:fldCharType="end"/>
+      </w:r>
+      <w:r>
+        <w:rPr>
+          <w:rFonts w:cs="Arial"/>
+        </w:rPr>
+        <w:t>. Externe Geräte können über Modbus TCP auf die Systemdaten zugreifen. Der Verbrauch liegt bei 2,8</w:t>
+      </w:r>
+      <w:r>
+        <w:rPr>
+          <w:rFonts w:cs="Arial"/>
+        </w:rPr>
+        <w:t> </w:t>
+      </w:r>
+      <w:r>
+        <w:rPr>
+          <w:rFonts w:cs="Arial"/>
+        </w:rPr>
+        <w:t>W ohne Display, mit GX Touch 50 bei 3,8</w:t>
+      </w:r>
+      <w:r>
+        <w:rPr>
+          <w:rFonts w:cs="Arial"/>
+        </w:rPr>
+        <w:t> </w:t>
+      </w:r>
+      <w:r>
+        <w:rPr>
+          <w:rFonts w:cs="Arial"/>
+        </w:rPr>
+        <w:t>W bei 12</w:t>
+      </w:r>
+      <w:r>
+        <w:rPr>
+          <w:rFonts w:cs="Arial"/>
+        </w:rPr>
+        <w:t> </w:t>
+      </w:r>
+      <w:r>
+        <w:rPr>
+          <w:rFonts w:cs="Arial"/>
+        </w:rPr>
+        <w:t xml:space="preserve">V </w:t>
+      </w:r>
+      <w:r>
+        <w:rPr>
+          <w:rFonts w:cs="Arial"/>
+        </w:rPr>
+        <w:fldChar w:fldCharType="begin"/>
+      </w:r>
+      <w:r>
+        <w:rPr>
+          <w:rFonts w:cs="Arial"/>
+        </w:rPr>
+        <w:instrText xml:space="preserve"> ADDIN ZOTERO_ITEM CSL_CITATION {"citationID":"zcjzU9kS","properties":{"formattedCitation":"[7]","plainCitation":"[7]","noteIndex":0},"citationItems":[{"id":35,"uris":["http://zotero.org/groups/6046789/items/HW6FM4TS"],"itemData":{"id":35,"type":"document","title":"Datasheet-Cerbo-GX-GX-Touch-DE.pdf","URL":"https://www.victronenergy.de/upload/documents/Datasheet-Cerbo-GX-GX-Touch-DE.pdf","accessed":{"date-parts":[["2026",2,16]]}}}],"schema":"https://github.com/citation-style-language/schema/raw/master/csl-citation.json"} </w:instrText>
+      </w:r>
+      <w:r>
+        <w:rPr>
+          <w:rFonts w:cs="Arial"/>
+        </w:rPr>
+        <w:fldChar w:fldCharType="separate"/>
+      </w:r>
+      <w:r>
+        <w:rPr>
+          <w:rFonts w:ascii="Aptos" w:hAnsi="Aptos"/>
+        </w:rPr>
+        <w:t>[7]</w:t>
+      </w:r>
+      <w:r>
+        <w:rPr>
+          <w:rFonts w:cs="Arial"/>
+        </w:rPr>
+        <w:fldChar w:fldCharType="end"/>
+      </w:r>
+      <w:r>
+        <w:rPr>
+          <w:rFonts w:cs="Arial"/>
+        </w:rPr>
+        <w:t>. Die Betriebsspannung reicht von 8–70</w:t>
+      </w:r>
+      <w:r>
+        <w:rPr>
+          <w:rFonts w:cs="Arial"/>
+        </w:rPr>
+        <w:t> </w:t>
+      </w:r>
+      <w:r>
+        <w:rPr>
+          <w:rFonts w:cs="Arial"/>
+        </w:rPr>
+        <w:t>V DC, wodurch der Cerbo GX auch bei 48</w:t>
+      </w:r>
+      <w:r>
+        <w:rPr>
+          <w:rFonts w:cs="Arial"/>
+        </w:rPr>
+        <w:t> </w:t>
+      </w:r>
+      <w:r>
+        <w:rPr>
+          <w:rFonts w:cs="Arial"/>
+        </w:rPr>
+        <w:t xml:space="preserve">V-Systemen einsetzbar ist </w:t>
+      </w:r>
+      <w:r>
+        <w:rPr>
+          <w:rFonts w:cs="Arial"/>
+        </w:rPr>
+        <w:fldChar w:fldCharType="begin"/>
+      </w:r>
+      <w:r>
+        <w:rPr>
+          <w:rFonts w:cs="Arial"/>
+        </w:rPr>
+        <w:instrText xml:space="preserve"> ADDIN ZOTERO_ITEM CSL_CITATION {"citationID":"7VckLZPz","properties":{"formattedCitation":"[7]","plainCitation":"[7]","noteIndex":0},"citationItems":[{"id":35,"uris":["http://zotero.org/groups/6046789/items/HW6FM4TS"],"itemData":{"id":35,"type":"document","title":"Datasheet-Cerbo-GX-GX-Touch-DE.pdf","URL":"https://www.victronenergy.de/upload/documents/Datasheet-Cerbo-GX-GX-Touch-DE.pdf","accessed":{"date-parts":[["2026",2,16]]}}}],"schema":"https://github.com/citation-style-language/schema/raw/master/csl-citation.json"} </w:instrText>
+      </w:r>
+      <w:r>
+        <w:rPr>
+          <w:rFonts w:cs="Arial"/>
+        </w:rPr>
+        <w:fldChar w:fldCharType="separate"/>
+      </w:r>
+      <w:r>
+        <w:rPr>
+          <w:rFonts w:ascii="Aptos" w:hAnsi="Aptos"/>
+        </w:rPr>
+        <w:t>[7]</w:t>
+      </w:r>
+      <w:r>
+        <w:rPr>
+          <w:rFonts w:cs="Arial"/>
+        </w:rPr>
+        <w:fldChar w:fldCharType="end"/>
+      </w:r>
+      <w:r>
+        <w:rPr>
+          <w:rFonts w:cs="Arial"/>
+        </w:rPr>
+        <w:t>. Das GX Touch 50 Display (5 Zoll, 800</w:t>
+      </w:r>
+      <w:r>
+        <w:rPr>
+          <w:rFonts w:cs="Arial"/>
+        </w:rPr>
+        <w:t> </w:t>
+      </w:r>
+      <w:r>
+        <w:rPr>
+          <w:rFonts w:cs="Arial"/>
+        </w:rPr>
+        <w:t>×</w:t>
+      </w:r>
+      <w:r>
+        <w:rPr>
+          <w:rFonts w:cs="Arial"/>
+        </w:rPr>
+        <w:t> </w:t>
+      </w:r>
+      <w:r>
+        <w:rPr>
+          <w:rFonts w:cs="Arial"/>
+        </w:rPr>
+        <w:t>480 Pixel, IP54) zeigt Batteriespannung, SoC, PV-Leistung, Verbrauch und Warnungen a</w:t>
+      </w:r>
+      <w:r>
+        <w:rPr>
+          <w:rFonts w:cs="Arial"/>
+        </w:rPr>
+        <w:t xml:space="preserve">n </w:t>
+      </w:r>
+      <w:r>
+        <w:rPr>
+          <w:rFonts w:cs="Arial"/>
+        </w:rPr>
+        <w:fldChar w:fldCharType="begin"/>
+      </w:r>
+      <w:r>
+        <w:rPr>
+          <w:rFonts w:cs="Arial"/>
+        </w:rPr>
+        <w:instrText xml:space="preserve"> ADDIN ZOTERO_ITEM CSL_CITATION {"citationID":"JekCDoul","properties":{"formattedCitation":"[7]","plainCitation":"[7]","noteIndex":0},"citationItems":[{"id":35,"uris":["http://zotero.org/groups/6046789/items/HW6FM4TS"],"itemData":{"id":35,"type":"document","title":"Datasheet-Cerbo-GX-GX-Touch-DE.pdf","URL":"https://www.victronenergy.de/upload/documents/Datasheet-Cerbo-GX-GX-Touch-DE.pdf","accessed":{"date-parts":[["2026",2,16]]}}}],"schema":"https://github.com/citation-style-language/schema/raw/master/csl-citation.json"} </w:instrText>
+      </w:r>
+      <w:r>
+        <w:rPr>
+          <w:rFonts w:cs="Arial"/>
+        </w:rPr>
+        <w:fldChar w:fldCharType="separate"/>
+      </w:r>
+      <w:r>
+        <w:rPr>
+          <w:rFonts w:ascii="Aptos" w:hAnsi="Aptos"/>
+        </w:rPr>
+        <w:t>[7]</w:t>
+      </w:r>
+      <w:r>
+        <w:rPr>
+          <w:rFonts w:cs="Arial"/>
+        </w:rPr>
+        <w:fldChar w:fldCharType="end"/>
+      </w:r>
+      <w:r>
+        <w:rPr>
+          <w:rFonts w:cs="Arial"/>
+        </w:rPr>
+        <w:t>. Die Bedienung erfolgt über Touch, das 2</w:t>
+      </w:r>
+      <w:r>
+        <w:rPr>
+          <w:rFonts w:cs="Arial"/>
+        </w:rPr>
+        <w:t> </w:t>
+      </w:r>
+      <w:r>
+        <w:rPr>
+          <w:rFonts w:cs="Arial"/>
+        </w:rPr>
+        <w:t>m Kabel ermöglicht flexible Montage im Schaltschrank.</w:t>
       </w:r>
     </w:p>
     <w:p>
       <w:pPr>
         <w:pStyle w:val="berschrift2"/>
       </w:pPr>
-      <w:bookmarkStart w:id="20" w:name="_Toc222694203"/>
-      <w:r>
-        <w:t>4.5.1 Technische Eigenschaften der Batterietechnologien</w:t>
+      <w:bookmarkStart w:id="20" w:name="_Toc222739150"/>
+      <w:r>
+        <w:t>4.4.7 Verkabelung</w:t>
+      </w:r>
+      <w:r>
+        <w:t xml:space="preserve"> und Absicherung</w:t>
       </w:r>
       <w:bookmarkEnd w:id="20"/>
     </w:p>
@@ -7574,71 +7824,13 @@
         <w:rPr>
           <w:rFonts w:cs="Arial"/>
         </w:rPr>
-        <w:t>AGM (</w:t>
-      </w:r>
-      <w:proofErr w:type="spellStart"/>
-      <w:r>
-        <w:rPr>
-          <w:rFonts w:cs="Arial"/>
-        </w:rPr>
-        <w:t>Absorbent</w:t>
-      </w:r>
-      <w:proofErr w:type="spellEnd"/>
-      <w:r>
-        <w:rPr>
-          <w:rFonts w:cs="Arial"/>
-        </w:rPr>
-        <w:t xml:space="preserve"> Glass Mat): Bei AGM-Batterien ist der Elektrolyt in einem Glasfaservlies gebunden, wodurch sie wartungsfrei, auslaufsicher und lageunabhängig betrieben werden können </w:t>
-      </w:r>
-      <w:r>
-        <w:rPr>
-          <w:rFonts w:cs="Arial"/>
-        </w:rPr>
-        <w:fldChar w:fldCharType="begin"/>
-      </w:r>
-      <w:r>
-        <w:rPr>
-          <w:rFonts w:cs="Arial"/>
-        </w:rPr>
-        <w:instrText xml:space="preserve"> ADDIN ZOTERO_ITEM CSL_CITATION {"citationID":"uaux3LpX","properties":{"formattedCitation":"[13]","plainCitation":"[13]","noteIndex":0},"citationItems":[{"id":39,"uris":["http://zotero.org/groups/6046789/items/GFXVEUE2"],"itemData":{"id":39,"type":"webpage","abstract":"In diesem Beitrag geht es um die Unterschiede sowie die Vor- und Nachteile von AGM-, Gel- und LiFePO4-Batterien.","container-title":"Batterietechnologien: Unterschiede und welche ist die richtige für mi","language":"de","title":"Batterietechnologien: Unterschiede und welche ist die richtige für mi","title-short":"Batterietechnologien","URL":"https://www.ective.de/blog/batterietechnologien-unterschiede-und-die-richtige-fuer-mich","accessed":{"date-parts":[["2026",2,17]]}}}],"schema":"https://github.com/citation-style-language/schema/raw/master/csl-citation.json"} </w:instrText>
-      </w:r>
-      <w:r>
-        <w:rPr>
-          <w:rFonts w:cs="Arial"/>
-        </w:rPr>
-        <w:fldChar w:fldCharType="separate"/>
-      </w:r>
-      <w:r>
-        <w:rPr>
-          <w:rFonts w:ascii="Aptos" w:hAnsi="Aptos"/>
-        </w:rPr>
-        <w:t>[13]</w:t>
-      </w:r>
-      <w:r>
-        <w:rPr>
-          <w:rFonts w:cs="Arial"/>
-        </w:rPr>
-        <w:fldChar w:fldCharType="end"/>
-      </w:r>
-      <w:r>
-        <w:rPr>
-          <w:rFonts w:cs="Arial"/>
-        </w:rPr>
-        <w:t xml:space="preserve">. Sie verfügen über einen niedrigen Innenwiderstand und sind für leistungsstarke Verbraucher geeignet. Die </w:t>
-      </w:r>
-      <w:proofErr w:type="spellStart"/>
-      <w:r>
-        <w:rPr>
-          <w:rFonts w:cs="Arial"/>
-        </w:rPr>
-        <w:t>Zyklenfestigkeit</w:t>
-      </w:r>
-      <w:proofErr w:type="spellEnd"/>
-      <w:r>
-        <w:rPr>
-          <w:rFonts w:cs="Arial"/>
-        </w:rPr>
-        <w:t xml:space="preserve"> liegt bei 500–600 Zyklen, die nutzbare Kapazität beträgt etwa 55</w:t>
+        <w:t>F</w:t>
+      </w:r>
+      <w:r>
+        <w:rPr>
+          <w:rFonts w:cs="Arial"/>
+        </w:rPr>
+        <w:t>ür Hochstromverbindungen zwischen Batterie und MultiPlus werden 6</w:t>
       </w:r>
       <w:r>
         <w:rPr>
@@ -7650,43 +7842,7 @@
         <w:rPr>
           <w:rFonts w:cs="Arial"/>
         </w:rPr>
-        <w:t xml:space="preserve">% der Nennkapazität </w:t>
-      </w:r>
-      <w:r>
-        <w:rPr>
-          <w:rFonts w:cs="Arial"/>
-        </w:rPr>
-        <w:fldChar w:fldCharType="begin"/>
-      </w:r>
-      <w:r>
-        <w:rPr>
-          <w:rFonts w:cs="Arial"/>
-        </w:rPr>
-        <w:instrText xml:space="preserve"> ADDIN ZOTERO_ITEM CSL_CITATION {"citationID":"g7sXPeVr","properties":{"formattedCitation":"[13]","plainCitation":"[13]","noteIndex":0},"citationItems":[{"id":39,"uris":["http://zotero.org/groups/6046789/items/GFXVEUE2"],"itemData":{"id":39,"type":"webpage","abstract":"In diesem Beitrag geht es um die Unterschiede sowie die Vor- und Nachteile von AGM-, Gel- und LiFePO4-Batterien.","container-title":"Batterietechnologien: Unterschiede und welche ist die richtige für mi","language":"de","title":"Batterietechnologien: Unterschiede und welche ist die richtige für mi","title-short":"Batterietechnologien","URL":"https://www.ective.de/blog/batterietechnologien-unterschiede-und-die-richtige-fuer-mich","accessed":{"date-parts":[["2026",2,17]]}}}],"schema":"https://github.com/citation-style-language/schema/raw/master/csl-citation.json"} </w:instrText>
-      </w:r>
-      <w:r>
-        <w:rPr>
-          <w:rFonts w:cs="Arial"/>
-        </w:rPr>
-        <w:fldChar w:fldCharType="separate"/>
-      </w:r>
-      <w:r>
-        <w:rPr>
-          <w:rFonts w:ascii="Aptos" w:hAnsi="Aptos"/>
-        </w:rPr>
-        <w:t>[13]</w:t>
-      </w:r>
-      <w:r>
-        <w:rPr>
-          <w:rFonts w:cs="Arial"/>
-        </w:rPr>
-        <w:fldChar w:fldCharType="end"/>
-      </w:r>
-      <w:r>
-        <w:rPr>
-          <w:rFonts w:cs="Arial"/>
-        </w:rPr>
-        <w:t>. AGM-Batterien arbeiten zuverlässig im Temperaturbereich von -20 bis +40</w:t>
+        <w:t>mm² Kabel verwendet, um Leitungsverluste unter 1</w:t>
       </w:r>
       <w:r>
         <w:rPr>
@@ -7698,43 +7854,7 @@
         <w:rPr>
           <w:rFonts w:cs="Arial"/>
         </w:rPr>
-        <w:t xml:space="preserve">°C </w:t>
-      </w:r>
-      <w:r>
-        <w:rPr>
-          <w:rFonts w:cs="Arial"/>
-        </w:rPr>
-        <w:fldChar w:fldCharType="begin"/>
-      </w:r>
-      <w:r>
-        <w:rPr>
-          <w:rFonts w:cs="Arial"/>
-        </w:rPr>
-        <w:instrText xml:space="preserve"> ADDIN ZOTERO_ITEM CSL_CITATION {"citationID":"3Kxhruhl","properties":{"formattedCitation":"[13]","plainCitation":"[13]","noteIndex":0},"citationItems":[{"id":39,"uris":["http://zotero.org/groups/6046789/items/GFXVEUE2"],"itemData":{"id":39,"type":"webpage","abstract":"In diesem Beitrag geht es um die Unterschiede sowie die Vor- und Nachteile von AGM-, Gel- und LiFePO4-Batterien.","container-title":"Batterietechnologien: Unterschiede und welche ist die richtige für mi","language":"de","title":"Batterietechnologien: Unterschiede und welche ist die richtige für mi","title-short":"Batterietechnologien","URL":"https://www.ective.de/blog/batterietechnologien-unterschiede-und-die-richtige-fuer-mich","accessed":{"date-parts":[["2026",2,17]]}}}],"schema":"https://github.com/citation-style-language/schema/raw/master/csl-citation.json"} </w:instrText>
-      </w:r>
-      <w:r>
-        <w:rPr>
-          <w:rFonts w:cs="Arial"/>
-        </w:rPr>
-        <w:fldChar w:fldCharType="separate"/>
-      </w:r>
-      <w:r>
-        <w:rPr>
-          <w:rFonts w:ascii="Aptos" w:hAnsi="Aptos"/>
-        </w:rPr>
-        <w:t>[13]</w:t>
-      </w:r>
-      <w:r>
-        <w:rPr>
-          <w:rFonts w:cs="Arial"/>
-        </w:rPr>
-        <w:fldChar w:fldCharType="end"/>
-      </w:r>
-      <w:r>
-        <w:rPr>
-          <w:rFonts w:cs="Arial"/>
-        </w:rPr>
-        <w:t>. Das Gewicht beträgt 25–35</w:t>
+        <w:t>% zu halten. 230</w:t>
       </w:r>
       <w:r>
         <w:rPr>
@@ -7746,43 +7866,7 @@
         <w:rPr>
           <w:rFonts w:cs="Arial"/>
         </w:rPr>
-        <w:t xml:space="preserve">kg pro nutzbarer Kilowattstunde </w:t>
-      </w:r>
-      <w:r>
-        <w:rPr>
-          <w:rFonts w:cs="Arial"/>
-        </w:rPr>
-        <w:fldChar w:fldCharType="begin"/>
-      </w:r>
-      <w:r>
-        <w:rPr>
-          <w:rFonts w:cs="Arial"/>
-        </w:rPr>
-        <w:instrText xml:space="preserve"> ADDIN ZOTERO_ITEM CSL_CITATION {"citationID":"s5OU6BAZ","properties":{"formattedCitation":"[14]","plainCitation":"[14]","noteIndex":0},"citationItems":[{"id":40,"uris":["http://zotero.org/groups/6046789/items/E6HEMQYX"],"itemData":{"id":40,"type":"webpage","abstract":"Sie suchen eine Batterie für das Boot oder den Wohnwagen? AGM oder Lithium?","language":"de","title":"2.1 AGM vs. Lithium - Was ist besser?","URL":"http://greenboatsolutions.de/ratgeber/agm-vs-lithium?srsltid=AfmBOoq4MEVKskN6v5GYbOgMlML4Zs3DHCf-YTXt-HHQTaIWApUYtA6a","accessed":{"date-parts":[["2026",2,17]]}}}],"schema":"https://github.com/citation-style-language/schema/raw/master/csl-citation.json"} </w:instrText>
-      </w:r>
-      <w:r>
-        <w:rPr>
-          <w:rFonts w:cs="Arial"/>
-        </w:rPr>
-        <w:fldChar w:fldCharType="separate"/>
-      </w:r>
-      <w:r>
-        <w:rPr>
-          <w:rFonts w:ascii="Aptos" w:hAnsi="Aptos"/>
-        </w:rPr>
-        <w:t>[14]</w:t>
-      </w:r>
-      <w:r>
-        <w:rPr>
-          <w:rFonts w:cs="Arial"/>
-        </w:rPr>
-        <w:fldChar w:fldCharType="end"/>
-      </w:r>
-      <w:r>
-        <w:rPr>
-          <w:rFonts w:cs="Arial"/>
-        </w:rPr>
-        <w:t>. AGM Super Cycle Varianten erreichen durch spezielle Bleilegierungen mindestens 300 Zyklen bei 100</w:t>
+        <w:t>V-Verkabelung erfolgt mit dreiadrigem 1,5</w:t>
       </w:r>
       <w:r>
         <w:rPr>
@@ -7794,7 +7878,7 @@
         <w:rPr>
           <w:rFonts w:cs="Arial"/>
         </w:rPr>
-        <w:t>% Entladetiefe und mindestens 700 Zyklen bei 60</w:t>
+        <w:t>mm² Kabel. MC4-Stecker am PV-Anschluss gewährleisten wetterfeste Verbindungen. Blade-Sicherungen (30</w:t>
       </w:r>
       <w:r>
         <w:rPr>
@@ -7806,43 +7890,7 @@
         <w:rPr>
           <w:rFonts w:cs="Arial"/>
         </w:rPr>
-        <w:t xml:space="preserve">% Entladetiefe </w:t>
-      </w:r>
-      <w:r>
-        <w:rPr>
-          <w:rFonts w:cs="Arial"/>
-        </w:rPr>
-        <w:fldChar w:fldCharType="begin"/>
-      </w:r>
-      <w:r>
-        <w:rPr>
-          <w:rFonts w:cs="Arial"/>
-        </w:rPr>
-        <w:instrText xml:space="preserve"> ADDIN ZOTERO_ITEM CSL_CITATION {"citationID":"g9MP7zN9","properties":{"formattedCitation":"[10]","plainCitation":"[10]","noteIndex":0},"citationItems":[{"id":32,"uris":["http://zotero.org/groups/6046789/items/2C8UVX5C"],"itemData":{"id":32,"type":"document","title":"Datasheet-AGM-Super-Cycle-battery-DE.pdf","URL":"https://www.victronenergy.de/upload/documents/Datasheet-AGM-Super-Cycle-battery-DE.pdf","accessed":{"date-parts":[["2026",2,16]]}}}],"schema":"https://github.com/citation-style-language/schema/raw/master/csl-citation.json"} </w:instrText>
-      </w:r>
-      <w:r>
-        <w:rPr>
-          <w:rFonts w:cs="Arial"/>
-        </w:rPr>
-        <w:fldChar w:fldCharType="separate"/>
-      </w:r>
-      <w:r>
-        <w:rPr>
-          <w:rFonts w:ascii="Aptos" w:hAnsi="Aptos"/>
-        </w:rPr>
-        <w:t>[10]</w:t>
-      </w:r>
-      <w:r>
-        <w:rPr>
-          <w:rFonts w:cs="Arial"/>
-        </w:rPr>
-        <w:fldChar w:fldCharType="end"/>
-      </w:r>
-      <w:r>
-        <w:rPr>
-          <w:rFonts w:cs="Arial"/>
-        </w:rPr>
-        <w:t>.</w:t>
+        <w:t>A) schützen vor Kurzschlüssen. Ringkabelschuhe M8 sichern die Verschraubung an Batterie und Victron-Geräten zuverlässig. Bei größeren Systemen müssen Kabelquerschnitte entsprechend der höheren Ströme angepasst werden, um Leitungsverluste zu minimieren.</w:t>
       </w:r>
     </w:p>
     <w:p>
@@ -7853,6 +7901,356 @@
           <w:rFonts w:cs="Arial"/>
         </w:rPr>
       </w:pPr>
+    </w:p>
+    <w:p>
+      <w:pPr>
+        <w:ind w:left="708"/>
+        <w:jc w:val="both"/>
+        <w:rPr>
+          <w:rFonts w:cs="Arial"/>
+        </w:rPr>
+      </w:pPr>
+    </w:p>
+    <w:p>
+      <w:pPr>
+        <w:pStyle w:val="berschrift1"/>
+      </w:pPr>
+      <w:bookmarkStart w:id="21" w:name="_Toc222739151"/>
+      <w:r>
+        <w:t>4.5 Batterietechnologien im Vergleich</w:t>
+      </w:r>
+      <w:bookmarkEnd w:id="21"/>
+    </w:p>
+    <w:p>
+      <w:pPr>
+        <w:ind w:left="708"/>
+        <w:jc w:val="both"/>
+        <w:rPr>
+          <w:rFonts w:cs="Arial"/>
+        </w:rPr>
+      </w:pPr>
+      <w:r>
+        <w:rPr>
+          <w:rFonts w:cs="Arial"/>
+        </w:rPr>
+        <w:t xml:space="preserve">Die Auswahl der geeigneten Batterietechnologie hängt von verschiedenen Faktoren ab, darunter Anschaffungskosten, Lebensdauer, Gewicht, Betriebstemperaturbereich und nutzbare Kapazität. Für stationäre Anwendungen wie Gewächshäuser sind insbesondere </w:t>
+      </w:r>
+      <w:proofErr w:type="spellStart"/>
+      <w:r>
+        <w:rPr>
+          <w:rFonts w:cs="Arial"/>
+        </w:rPr>
+        <w:t>Zyklenfestigkeit</w:t>
+      </w:r>
+      <w:proofErr w:type="spellEnd"/>
+      <w:r>
+        <w:rPr>
+          <w:rFonts w:cs="Arial"/>
+        </w:rPr>
+        <w:t>, Wartungsfreiheit und Wirtschaftlichkeit über die Lebensdauer entscheidende Kriterien. Im Folgenden werden die gängigen Batterietechnologien AGM, Gel, Lithium-Ionen und LiFePO4 hinsichtlich ihrer technischen Eigenschaften und Eignung für Energiespeichersysteme verglichen.</w:t>
+      </w:r>
+    </w:p>
+    <w:p>
+      <w:pPr>
+        <w:pStyle w:val="berschrift2"/>
+      </w:pPr>
+      <w:bookmarkStart w:id="22" w:name="_Toc222739152"/>
+      <w:r>
+        <w:t>4.5.1 Technische Eigenschaften der Batterietechnologien</w:t>
+      </w:r>
+      <w:bookmarkEnd w:id="22"/>
+    </w:p>
+    <w:p>
+      <w:pPr>
+        <w:ind w:left="708"/>
+        <w:jc w:val="both"/>
+        <w:rPr>
+          <w:rFonts w:cs="Arial"/>
+        </w:rPr>
+      </w:pPr>
+      <w:r>
+        <w:rPr>
+          <w:rFonts w:cs="Arial"/>
+        </w:rPr>
+        <w:t>AGM (</w:t>
+      </w:r>
+      <w:proofErr w:type="spellStart"/>
+      <w:r>
+        <w:rPr>
+          <w:rFonts w:cs="Arial"/>
+        </w:rPr>
+        <w:t>Absorbent</w:t>
+      </w:r>
+      <w:proofErr w:type="spellEnd"/>
+      <w:r>
+        <w:rPr>
+          <w:rFonts w:cs="Arial"/>
+        </w:rPr>
+        <w:t xml:space="preserve"> Glass Mat): Bei AGM-Batterien ist der Elektrolyt in einem Glasfaservlies gebunden, wodurch sie wartungsfrei, auslaufsicher und lageunabhängig betrieben werden können </w:t>
+      </w:r>
+      <w:r>
+        <w:rPr>
+          <w:rFonts w:cs="Arial"/>
+        </w:rPr>
+        <w:fldChar w:fldCharType="begin"/>
+      </w:r>
+      <w:r>
+        <w:rPr>
+          <w:rFonts w:cs="Arial"/>
+        </w:rPr>
+        <w:instrText xml:space="preserve"> ADDIN ZOTERO_ITEM CSL_CITATION {"citationID":"uaux3LpX","properties":{"formattedCitation":"[13]","plainCitation":"[13]","noteIndex":0},"citationItems":[{"id":39,"uris":["http://zotero.org/groups/6046789/items/GFXVEUE2"],"itemData":{"id":39,"type":"webpage","abstract":"In diesem Beitrag geht es um die Unterschiede sowie die Vor- und Nachteile von AGM-, Gel- und LiFePO4-Batterien.","container-title":"Batterietechnologien: Unterschiede und welche ist die richtige für mi","language":"de","title":"Batterietechnologien: Unterschiede und welche ist die richtige für mi","title-short":"Batterietechnologien","URL":"https://www.ective.de/blog/batterietechnologien-unterschiede-und-die-richtige-fuer-mich","accessed":{"date-parts":[["2026",2,17]]}}}],"schema":"https://github.com/citation-style-language/schema/raw/master/csl-citation.json"} </w:instrText>
+      </w:r>
+      <w:r>
+        <w:rPr>
+          <w:rFonts w:cs="Arial"/>
+        </w:rPr>
+        <w:fldChar w:fldCharType="separate"/>
+      </w:r>
+      <w:r>
+        <w:rPr>
+          <w:rFonts w:ascii="Aptos" w:hAnsi="Aptos"/>
+        </w:rPr>
+        <w:t>[13]</w:t>
+      </w:r>
+      <w:r>
+        <w:rPr>
+          <w:rFonts w:cs="Arial"/>
+        </w:rPr>
+        <w:fldChar w:fldCharType="end"/>
+      </w:r>
+      <w:r>
+        <w:rPr>
+          <w:rFonts w:cs="Arial"/>
+        </w:rPr>
+        <w:t xml:space="preserve">. Sie verfügen über einen niedrigen Innenwiderstand und sind für leistungsstarke Verbraucher geeignet. Die </w:t>
+      </w:r>
+      <w:proofErr w:type="spellStart"/>
+      <w:r>
+        <w:rPr>
+          <w:rFonts w:cs="Arial"/>
+        </w:rPr>
+        <w:t>Zyklenfestigkeit</w:t>
+      </w:r>
+      <w:proofErr w:type="spellEnd"/>
+      <w:r>
+        <w:rPr>
+          <w:rFonts w:cs="Arial"/>
+        </w:rPr>
+        <w:t xml:space="preserve"> liegt bei 500–600 Zyklen, die nutzbare Kapazität beträgt etwa 55</w:t>
+      </w:r>
+      <w:r>
+        <w:rPr>
+          <w:rFonts w:cs="Arial"/>
+        </w:rPr>
+        <w:t> </w:t>
+      </w:r>
+      <w:r>
+        <w:rPr>
+          <w:rFonts w:cs="Arial"/>
+        </w:rPr>
+        <w:t xml:space="preserve">% der Nennkapazität </w:t>
+      </w:r>
+      <w:r>
+        <w:rPr>
+          <w:rFonts w:cs="Arial"/>
+        </w:rPr>
+        <w:fldChar w:fldCharType="begin"/>
+      </w:r>
+      <w:r>
+        <w:rPr>
+          <w:rFonts w:cs="Arial"/>
+        </w:rPr>
+        <w:instrText xml:space="preserve"> ADDIN ZOTERO_ITEM CSL_CITATION {"citationID":"g7sXPeVr","properties":{"formattedCitation":"[13]","plainCitation":"[13]","noteIndex":0},"citationItems":[{"id":39,"uris":["http://zotero.org/groups/6046789/items/GFXVEUE2"],"itemData":{"id":39,"type":"webpage","abstract":"In diesem Beitrag geht es um die Unterschiede sowie die Vor- und Nachteile von AGM-, Gel- und LiFePO4-Batterien.","container-title":"Batterietechnologien: Unterschiede und welche ist die richtige für mi","language":"de","title":"Batterietechnologien: Unterschiede und welche ist die richtige für mi","title-short":"Batterietechnologien","URL":"https://www.ective.de/blog/batterietechnologien-unterschiede-und-die-richtige-fuer-mich","accessed":{"date-parts":[["2026",2,17]]}}}],"schema":"https://github.com/citation-style-language/schema/raw/master/csl-citation.json"} </w:instrText>
+      </w:r>
+      <w:r>
+        <w:rPr>
+          <w:rFonts w:cs="Arial"/>
+        </w:rPr>
+        <w:fldChar w:fldCharType="separate"/>
+      </w:r>
+      <w:r>
+        <w:rPr>
+          <w:rFonts w:ascii="Aptos" w:hAnsi="Aptos"/>
+        </w:rPr>
+        <w:t>[13]</w:t>
+      </w:r>
+      <w:r>
+        <w:rPr>
+          <w:rFonts w:cs="Arial"/>
+        </w:rPr>
+        <w:fldChar w:fldCharType="end"/>
+      </w:r>
+      <w:r>
+        <w:rPr>
+          <w:rFonts w:cs="Arial"/>
+        </w:rPr>
+        <w:t>. AGM-Batterien arbeiten zuverlässig im Temperaturbereich von -20 bis +40</w:t>
+      </w:r>
+      <w:r>
+        <w:rPr>
+          <w:rFonts w:cs="Arial"/>
+        </w:rPr>
+        <w:t> </w:t>
+      </w:r>
+      <w:r>
+        <w:rPr>
+          <w:rFonts w:cs="Arial"/>
+        </w:rPr>
+        <w:t xml:space="preserve">°C </w:t>
+      </w:r>
+      <w:r>
+        <w:rPr>
+          <w:rFonts w:cs="Arial"/>
+        </w:rPr>
+        <w:fldChar w:fldCharType="begin"/>
+      </w:r>
+      <w:r>
+        <w:rPr>
+          <w:rFonts w:cs="Arial"/>
+        </w:rPr>
+        <w:instrText xml:space="preserve"> ADDIN ZOTERO_ITEM CSL_CITATION {"citationID":"3Kxhruhl","properties":{"formattedCitation":"[13]","plainCitation":"[13]","noteIndex":0},"citationItems":[{"id":39,"uris":["http://zotero.org/groups/6046789/items/GFXVEUE2"],"itemData":{"id":39,"type":"webpage","abstract":"In diesem Beitrag geht es um die Unterschiede sowie die Vor- und Nachteile von AGM-, Gel- und LiFePO4-Batterien.","container-title":"Batterietechnologien: Unterschiede und welche ist die richtige für mi","language":"de","title":"Batterietechnologien: Unterschiede und welche ist die richtige für mi","title-short":"Batterietechnologien","URL":"https://www.ective.de/blog/batterietechnologien-unterschiede-und-die-richtige-fuer-mich","accessed":{"date-parts":[["2026",2,17]]}}}],"schema":"https://github.com/citation-style-language/schema/raw/master/csl-citation.json"} </w:instrText>
+      </w:r>
+      <w:r>
+        <w:rPr>
+          <w:rFonts w:cs="Arial"/>
+        </w:rPr>
+        <w:fldChar w:fldCharType="separate"/>
+      </w:r>
+      <w:r>
+        <w:rPr>
+          <w:rFonts w:ascii="Aptos" w:hAnsi="Aptos"/>
+        </w:rPr>
+        <w:t>[13]</w:t>
+      </w:r>
+      <w:r>
+        <w:rPr>
+          <w:rFonts w:cs="Arial"/>
+        </w:rPr>
+        <w:fldChar w:fldCharType="end"/>
+      </w:r>
+      <w:r>
+        <w:rPr>
+          <w:rFonts w:cs="Arial"/>
+        </w:rPr>
+        <w:t>. Das Gewicht beträgt 25–35</w:t>
+      </w:r>
+      <w:r>
+        <w:rPr>
+          <w:rFonts w:cs="Arial"/>
+        </w:rPr>
+        <w:t> </w:t>
+      </w:r>
+      <w:r>
+        <w:rPr>
+          <w:rFonts w:cs="Arial"/>
+        </w:rPr>
+        <w:t xml:space="preserve">kg pro nutzbarer Kilowattstunde </w:t>
+      </w:r>
+      <w:r>
+        <w:rPr>
+          <w:rFonts w:cs="Arial"/>
+        </w:rPr>
+        <w:fldChar w:fldCharType="begin"/>
+      </w:r>
+      <w:r>
+        <w:rPr>
+          <w:rFonts w:cs="Arial"/>
+        </w:rPr>
+        <w:instrText xml:space="preserve"> ADDIN ZOTERO_ITEM CSL_CITATION {"citationID":"s5OU6BAZ","properties":{"formattedCitation":"[14]","plainCitation":"[14]","noteIndex":0},"citationItems":[{"id":40,"uris":["http://zotero.org/groups/6046789/items/E6HEMQYX"],"itemData":{"id":40,"type":"webpage","abstract":"Sie suchen eine Batterie für das Boot oder den Wohnwagen? AGM oder Lithium?","language":"de","title":"2.1 AGM vs. Lithium - Was ist besser?","URL":"http://greenboatsolutions.de/ratgeber/agm-vs-lithium?srsltid=AfmBOoq4MEVKskN6v5GYbOgMlML4Zs3DHCf-YTXt-HHQTaIWApUYtA6a","accessed":{"date-parts":[["2026",2,17]]}}}],"schema":"https://github.com/citation-style-language/schema/raw/master/csl-citation.json"} </w:instrText>
+      </w:r>
+      <w:r>
+        <w:rPr>
+          <w:rFonts w:cs="Arial"/>
+        </w:rPr>
+        <w:fldChar w:fldCharType="separate"/>
+      </w:r>
+      <w:r>
+        <w:rPr>
+          <w:rFonts w:ascii="Aptos" w:hAnsi="Aptos"/>
+        </w:rPr>
+        <w:t>[14]</w:t>
+      </w:r>
+      <w:r>
+        <w:rPr>
+          <w:rFonts w:cs="Arial"/>
+        </w:rPr>
+        <w:fldChar w:fldCharType="end"/>
+      </w:r>
+      <w:r>
+        <w:rPr>
+          <w:rFonts w:cs="Arial"/>
+        </w:rPr>
+        <w:t>. AGM Super Cycle Varianten erreichen durch spezielle Bleilegierungen mindestens 300 Zyklen bei 100</w:t>
+      </w:r>
+      <w:r>
+        <w:rPr>
+          <w:rFonts w:cs="Arial"/>
+        </w:rPr>
+        <w:t> </w:t>
+      </w:r>
+      <w:r>
+        <w:rPr>
+          <w:rFonts w:cs="Arial"/>
+        </w:rPr>
+        <w:t>% Entladetiefe und mindestens 700 Zyklen bei 60</w:t>
+      </w:r>
+      <w:r>
+        <w:rPr>
+          <w:rFonts w:cs="Arial"/>
+        </w:rPr>
+        <w:t> </w:t>
+      </w:r>
+      <w:r>
+        <w:rPr>
+          <w:rFonts w:cs="Arial"/>
+        </w:rPr>
+        <w:t xml:space="preserve">% Entladetiefe </w:t>
+      </w:r>
+      <w:r>
+        <w:rPr>
+          <w:rFonts w:cs="Arial"/>
+        </w:rPr>
+        <w:fldChar w:fldCharType="begin"/>
+      </w:r>
+      <w:r>
+        <w:rPr>
+          <w:rFonts w:cs="Arial"/>
+        </w:rPr>
+        <w:instrText xml:space="preserve"> ADDIN ZOTERO_ITEM CSL_CITATION {"citationID":"g9MP7zN9","properties":{"formattedCitation":"[10]","plainCitation":"[10]","noteIndex":0},"citationItems":[{"id":32,"uris":["http://zotero.org/groups/6046789/items/2C8UVX5C"],"itemData":{"id":32,"type":"document","title":"Datasheet-AGM-Super-Cycle-battery-DE.pdf","URL":"https://www.victronenergy.de/upload/documents/Datasheet-AGM-Super-Cycle-battery-DE.pdf","accessed":{"date-parts":[["2026",2,16]]}}}],"schema":"https://github.com/citation-style-language/schema/raw/master/csl-citation.json"} </w:instrText>
+      </w:r>
+      <w:r>
+        <w:rPr>
+          <w:rFonts w:cs="Arial"/>
+        </w:rPr>
+        <w:fldChar w:fldCharType="separate"/>
+      </w:r>
+      <w:r>
+        <w:rPr>
+          <w:rFonts w:ascii="Aptos" w:hAnsi="Aptos"/>
+        </w:rPr>
+        <w:t>[10]</w:t>
+      </w:r>
+      <w:r>
+        <w:rPr>
+          <w:rFonts w:cs="Arial"/>
+        </w:rPr>
+        <w:fldChar w:fldCharType="end"/>
+      </w:r>
+      <w:r>
+        <w:rPr>
+          <w:rFonts w:cs="Arial"/>
+        </w:rPr>
+        <w:t>.</w:t>
+      </w:r>
+    </w:p>
+    <w:p>
+      <w:pPr>
+        <w:ind w:left="708"/>
+        <w:jc w:val="both"/>
+        <w:rPr>
+          <w:rFonts w:cs="Arial"/>
+        </w:rPr>
+      </w:pPr>
       <w:r>
         <w:rPr>
           <w:rFonts w:cs="Arial"/>
@@ -8371,11 +8769,11 @@
       <w:pPr>
         <w:pStyle w:val="berschrift2"/>
       </w:pPr>
-      <w:bookmarkStart w:id="21" w:name="_Toc222694204"/>
+      <w:bookmarkStart w:id="23" w:name="_Toc222739153"/>
       <w:r>
         <w:t>4.5.2 Vergleich und Auswahlbegründung</w:t>
       </w:r>
-      <w:bookmarkEnd w:id="21"/>
+      <w:bookmarkEnd w:id="23"/>
     </w:p>
     <w:p>
       <w:pPr>
@@ -10155,7 +10553,7 @@
           <w:rStyle w:val="berschrift1Zchn"/>
         </w:rPr>
       </w:pPr>
-      <w:bookmarkStart w:id="22" w:name="_Toc222694205"/>
+      <w:bookmarkStart w:id="24" w:name="_Toc222739154"/>
       <w:r>
         <w:rPr>
           <w:rStyle w:val="berschrift1Zchn"/>
@@ -10185,498 +10583,6 @@
           <w:rStyle w:val="berschrift1Zchn"/>
         </w:rPr>
         <w:t>ystems</w:t>
-      </w:r>
-      <w:bookmarkEnd w:id="22"/>
-    </w:p>
-    <w:p>
-      <w:pPr>
-        <w:ind w:left="708"/>
-        <w:jc w:val="both"/>
-        <w:rPr>
-          <w:rFonts w:cs="Arial"/>
-        </w:rPr>
-      </w:pPr>
-      <w:r>
-        <w:rPr>
-          <w:rFonts w:cs="Arial"/>
-        </w:rPr>
-        <w:t>Für die Überwachung des hybriden 12-V-Energiesystems wurde der Cerbo GX von Victron Energy als zentrale Monitoring-Einheit gewählt. Er verbindet den SmartShunt 500</w:t>
-      </w:r>
-      <w:r>
-        <w:rPr>
-          <w:rFonts w:cs="Arial"/>
-        </w:rPr>
-        <w:t> </w:t>
-      </w:r>
-      <w:r>
-        <w:rPr>
-          <w:rFonts w:cs="Arial"/>
-        </w:rPr>
-        <w:t>A und den MultiPlus 12/800 über gerätespezifische Schnittstellen und stellt die erfassten Messdaten lokal sowie über das Netzwerk bereit.</w:t>
-      </w:r>
-    </w:p>
-    <w:p>
-      <w:pPr>
-        <w:pStyle w:val="berschrift2"/>
-      </w:pPr>
-      <w:bookmarkStart w:id="23" w:name="_Toc222694206"/>
-      <w:r>
-        <w:t>4.6.1 Systemarchitektur und Kommunikationsschnittstellen</w:t>
-      </w:r>
-      <w:bookmarkEnd w:id="23"/>
-    </w:p>
-    <w:p>
-      <w:pPr>
-        <w:ind w:left="708"/>
-        <w:jc w:val="both"/>
-        <w:rPr>
-          <w:rFonts w:cs="Arial"/>
-        </w:rPr>
-      </w:pPr>
-      <w:r>
-        <w:rPr>
-          <w:rFonts w:cs="Arial"/>
-        </w:rPr>
-        <w:t xml:space="preserve">Die Anbindung der Systemkomponenten erfolgt über zwei gerätespezifische Schnittstellen: </w:t>
-      </w:r>
-      <w:proofErr w:type="spellStart"/>
-      <w:r>
-        <w:rPr>
-          <w:rFonts w:cs="Arial"/>
-        </w:rPr>
-        <w:t>VE.Direct</w:t>
-      </w:r>
-      <w:proofErr w:type="spellEnd"/>
-      <w:r>
-        <w:rPr>
-          <w:rFonts w:cs="Arial"/>
-        </w:rPr>
-        <w:t xml:space="preserve"> und </w:t>
-      </w:r>
-      <w:proofErr w:type="spellStart"/>
-      <w:r>
-        <w:rPr>
-          <w:rFonts w:cs="Arial"/>
-        </w:rPr>
-        <w:t>VE.Bus</w:t>
-      </w:r>
-      <w:proofErr w:type="spellEnd"/>
-      <w:r>
-        <w:rPr>
-          <w:rFonts w:cs="Arial"/>
-        </w:rPr>
-        <w:t>.</w:t>
-      </w:r>
-    </w:p>
-    <w:p>
-      <w:pPr>
-        <w:ind w:left="708"/>
-        <w:jc w:val="both"/>
-        <w:rPr>
-          <w:rFonts w:cs="Arial"/>
-        </w:rPr>
-      </w:pPr>
-      <w:r>
-        <w:rPr>
-          <w:rFonts w:cs="Arial"/>
-        </w:rPr>
-        <w:t>Der SmartShunt 500</w:t>
-      </w:r>
-      <w:r>
-        <w:rPr>
-          <w:rFonts w:cs="Arial"/>
-        </w:rPr>
-        <w:t> </w:t>
-      </w:r>
-      <w:r>
-        <w:rPr>
-          <w:rFonts w:cs="Arial"/>
-        </w:rPr>
-        <w:t xml:space="preserve">A ist über </w:t>
-      </w:r>
-      <w:proofErr w:type="spellStart"/>
-      <w:r>
-        <w:rPr>
-          <w:rFonts w:cs="Arial"/>
-        </w:rPr>
-        <w:t>VE.Direct</w:t>
-      </w:r>
-      <w:proofErr w:type="spellEnd"/>
-      <w:r>
-        <w:rPr>
-          <w:rFonts w:cs="Arial"/>
-        </w:rPr>
-        <w:t xml:space="preserve"> angebunden. Über diese Punkt-zu-Punkt-Schnittstelle werden ausschließlich Batteriedaten wie Spannung, Strom und Ladezustand an den Cerbo GX übertragen</w:t>
-      </w:r>
-      <w:r>
-        <w:rPr>
-          <w:rFonts w:cs="Arial"/>
-        </w:rPr>
-        <w:t xml:space="preserve"> </w:t>
-      </w:r>
-      <w:r>
-        <w:rPr>
-          <w:rFonts w:cs="Arial"/>
-        </w:rPr>
-        <w:fldChar w:fldCharType="begin"/>
-      </w:r>
-      <w:r>
-        <w:rPr>
-          <w:rFonts w:cs="Arial"/>
-        </w:rPr>
-        <w:instrText xml:space="preserve"> ADDIN ZOTERO_ITEM CSL_CITATION {"citationID":"QvEkLOot","properties":{"formattedCitation":"[7], [15]","plainCitation":"[7], [15]","dontUpdate":true,"noteIndex":0},"citationItems":[{"id":35,"uris":["http://zotero.org/groups/6046789/items/HW6FM4TS"],"itemData":{"id":35,"type":"document","title":"Datasheet-Cerbo-GX-GX-Touch-DE.pdf","URL":"https://www.victronenergy.de/upload/documents/Datasheet-Cerbo-GX-GX-Touch-DE.pdf","accessed":{"date-parts":[["2026",2,16]]}},"label":"page"},{"id":42,"uris":["http://zotero.org/groups/6046789/items/CWRHRLPC"],"itemData":{"id":42,"type":"article-journal","language":"de","source":"Zotero","title":"Datenkommunikation mit Victron Energy Produkten","author":[{"family":"Vader","given":"Matthijs"}]},"label":"page"}],"schema":"https://github.com/citation-style-language/schema/raw/master/csl-citation.json"} </w:instrText>
-      </w:r>
-      <w:r>
-        <w:rPr>
-          <w:rFonts w:cs="Arial"/>
-        </w:rPr>
-        <w:fldChar w:fldCharType="separate"/>
-      </w:r>
-      <w:r>
-        <w:rPr>
-          <w:rFonts w:ascii="Aptos" w:hAnsi="Aptos"/>
-        </w:rPr>
-        <w:t>[7][15]</w:t>
-      </w:r>
-      <w:r>
-        <w:rPr>
-          <w:rFonts w:cs="Arial"/>
-        </w:rPr>
-        <w:fldChar w:fldCharType="end"/>
-      </w:r>
-      <w:r>
-        <w:rPr>
-          <w:rFonts w:cs="Arial"/>
-        </w:rPr>
-        <w:t xml:space="preserve">. Der Cerbo GX verfügt über drei galvanisch isolierte </w:t>
-      </w:r>
-      <w:proofErr w:type="spellStart"/>
-      <w:r>
-        <w:rPr>
-          <w:rFonts w:cs="Arial"/>
-        </w:rPr>
-        <w:t>VE.Direct</w:t>
-      </w:r>
-      <w:proofErr w:type="spellEnd"/>
-      <w:r>
-        <w:rPr>
-          <w:rFonts w:cs="Arial"/>
-        </w:rPr>
-        <w:t>-Anschlüsse</w:t>
-      </w:r>
-      <w:r>
-        <w:rPr>
-          <w:rFonts w:cs="Arial"/>
-        </w:rPr>
-        <w:t>, d</w:t>
-      </w:r>
-      <w:r>
-        <w:rPr>
-          <w:rFonts w:cs="Arial"/>
-        </w:rPr>
-        <w:t xml:space="preserve">ie galvanische Isolation dient der störungsarmen Signalübertragung </w:t>
-      </w:r>
-      <w:r>
-        <w:rPr>
-          <w:rFonts w:cs="Arial"/>
-        </w:rPr>
-        <w:fldChar w:fldCharType="begin"/>
-      </w:r>
-      <w:r>
-        <w:rPr>
-          <w:rFonts w:cs="Arial"/>
-        </w:rPr>
-        <w:instrText xml:space="preserve"> ADDIN ZOTERO_ITEM CSL_CITATION {"citationID":"SmGrxdmf","properties":{"formattedCitation":"[7]","plainCitation":"[7]","noteIndex":0},"citationItems":[{"id":35,"uris":["http://zotero.org/groups/6046789/items/HW6FM4TS"],"itemData":{"id":35,"type":"document","title":"Datasheet-Cerbo-GX-GX-Touch-DE.pdf","URL":"https://www.victronenergy.de/upload/documents/Datasheet-Cerbo-GX-GX-Touch-DE.pdf","accessed":{"date-parts":[["2026",2,16]]}}}],"schema":"https://github.com/citation-style-language/schema/raw/master/csl-citation.json"} </w:instrText>
-      </w:r>
-      <w:r>
-        <w:rPr>
-          <w:rFonts w:cs="Arial"/>
-        </w:rPr>
-        <w:fldChar w:fldCharType="separate"/>
-      </w:r>
-      <w:r>
-        <w:rPr>
-          <w:rFonts w:ascii="Aptos" w:hAnsi="Aptos"/>
-        </w:rPr>
-        <w:t>[7]</w:t>
-      </w:r>
-      <w:r>
-        <w:rPr>
-          <w:rFonts w:cs="Arial"/>
-        </w:rPr>
-        <w:fldChar w:fldCharType="end"/>
-      </w:r>
-      <w:r>
-        <w:rPr>
-          <w:rFonts w:cs="Arial"/>
-        </w:rPr>
-        <w:t>.</w:t>
-      </w:r>
-    </w:p>
-    <w:p>
-      <w:pPr>
-        <w:ind w:left="708"/>
-        <w:jc w:val="both"/>
-        <w:rPr>
-          <w:rFonts w:cs="Arial"/>
-        </w:rPr>
-      </w:pPr>
-      <w:r>
-        <w:rPr>
-          <w:rFonts w:cs="Arial"/>
-        </w:rPr>
-        <w:t xml:space="preserve">Der MultiPlus 12/800 ist über </w:t>
-      </w:r>
-      <w:proofErr w:type="spellStart"/>
-      <w:r>
-        <w:rPr>
-          <w:rFonts w:cs="Arial"/>
-        </w:rPr>
-        <w:t>VE.Bus</w:t>
-      </w:r>
-      <w:proofErr w:type="spellEnd"/>
-      <w:r>
-        <w:rPr>
-          <w:rFonts w:cs="Arial"/>
-        </w:rPr>
-        <w:t xml:space="preserve"> angebunden. </w:t>
-      </w:r>
-      <w:proofErr w:type="spellStart"/>
-      <w:r>
-        <w:rPr>
-          <w:rFonts w:cs="Arial"/>
-        </w:rPr>
-        <w:t>VE.Bus</w:t>
-      </w:r>
-      <w:proofErr w:type="spellEnd"/>
-      <w:r>
-        <w:rPr>
-          <w:rFonts w:cs="Arial"/>
-        </w:rPr>
-        <w:t xml:space="preserve"> ist das Protokoll, über das Wechselrichter und Ladegeräte ihre AC-Ausgänge synchronisieren und mit der Monitoring-Einheit kommunizieren </w:t>
-      </w:r>
-      <w:r>
-        <w:rPr>
-          <w:rFonts w:cs="Arial"/>
-        </w:rPr>
-        <w:fldChar w:fldCharType="begin"/>
-      </w:r>
-      <w:r>
-        <w:rPr>
-          <w:rFonts w:cs="Arial"/>
-        </w:rPr>
-        <w:instrText xml:space="preserve"> ADDIN ZOTERO_ITEM CSL_CITATION {"citationID":"KkOvjvxC","properties":{"formattedCitation":"[15]","plainCitation":"[15]","noteIndex":0},"citationItems":[{"id":42,"uris":["http://zotero.org/groups/6046789/items/CWRHRLPC"],"itemData":{"id":42,"type":"article-journal","language":"de","source":"Zotero","title":"Datenkommunikation mit Victron Energy Produkten","author":[{"family":"Vader","given":"Matthijs"}]}}],"schema":"https://github.com/citation-style-language/schema/raw/master/csl-citation.json"} </w:instrText>
-      </w:r>
-      <w:r>
-        <w:rPr>
-          <w:rFonts w:cs="Arial"/>
-        </w:rPr>
-        <w:fldChar w:fldCharType="separate"/>
-      </w:r>
-      <w:r>
-        <w:rPr>
-          <w:rFonts w:ascii="Aptos" w:hAnsi="Aptos"/>
-        </w:rPr>
-        <w:t>[15]</w:t>
-      </w:r>
-      <w:r>
-        <w:rPr>
-          <w:rFonts w:cs="Arial"/>
-        </w:rPr>
-        <w:fldChar w:fldCharType="end"/>
-      </w:r>
-      <w:r>
-        <w:rPr>
-          <w:rFonts w:cs="Arial"/>
-        </w:rPr>
-        <w:t xml:space="preserve">. Im Unterschied zu </w:t>
-      </w:r>
-      <w:proofErr w:type="spellStart"/>
-      <w:r>
-        <w:rPr>
-          <w:rFonts w:cs="Arial"/>
-        </w:rPr>
-        <w:t>VE.Direct</w:t>
-      </w:r>
-      <w:proofErr w:type="spellEnd"/>
-      <w:r>
-        <w:rPr>
-          <w:rFonts w:cs="Arial"/>
-        </w:rPr>
-        <w:t xml:space="preserve"> überträgt </w:t>
-      </w:r>
-      <w:proofErr w:type="spellStart"/>
-      <w:r>
-        <w:rPr>
-          <w:rFonts w:cs="Arial"/>
-        </w:rPr>
-        <w:t>VE.Bus</w:t>
-      </w:r>
-      <w:proofErr w:type="spellEnd"/>
-      <w:r>
-        <w:rPr>
-          <w:rFonts w:cs="Arial"/>
-        </w:rPr>
-        <w:t xml:space="preserve"> keine Batterierohwerte, sondern Gerätezustände: Wechselrichter- und Ladebetrieb, Netzstatus sowie Eingangsstrombegrenzung. Der </w:t>
-      </w:r>
-      <w:proofErr w:type="spellStart"/>
-      <w:r>
-        <w:rPr>
-          <w:rFonts w:cs="Arial"/>
-        </w:rPr>
-        <w:t>VE.Bus</w:t>
-      </w:r>
-      <w:proofErr w:type="spellEnd"/>
-      <w:r>
-        <w:rPr>
-          <w:rFonts w:cs="Arial"/>
-        </w:rPr>
-        <w:t xml:space="preserve">-Anschluss des Cerbo GX besteht aus zwei parallel geschalteten, galvanisch isolierten RJ45-Buchsen </w:t>
-      </w:r>
-      <w:r>
-        <w:rPr>
-          <w:rFonts w:cs="Arial"/>
-        </w:rPr>
-        <w:fldChar w:fldCharType="begin"/>
-      </w:r>
-      <w:r>
-        <w:rPr>
-          <w:rFonts w:cs="Arial"/>
-        </w:rPr>
-        <w:instrText xml:space="preserve"> ADDIN ZOTERO_ITEM CSL_CITATION {"citationID":"ZkY9wGGg","properties":{"formattedCitation":"[7]","plainCitation":"[7]","noteIndex":0},"citationItems":[{"id":35,"uris":["http://zotero.org/groups/6046789/items/HW6FM4TS"],"itemData":{"id":35,"type":"document","title":"Datasheet-Cerbo-GX-GX-Touch-DE.pdf","URL":"https://www.victronenergy.de/upload/documents/Datasheet-Cerbo-GX-GX-Touch-DE.pdf","accessed":{"date-parts":[["2026",2,16]]}}}],"schema":"https://github.com/citation-style-language/schema/raw/master/csl-citation.json"} </w:instrText>
-      </w:r>
-      <w:r>
-        <w:rPr>
-          <w:rFonts w:cs="Arial"/>
-        </w:rPr>
-        <w:fldChar w:fldCharType="separate"/>
-      </w:r>
-      <w:r>
-        <w:rPr>
-          <w:rFonts w:ascii="Aptos" w:hAnsi="Aptos"/>
-        </w:rPr>
-        <w:t>[7]</w:t>
-      </w:r>
-      <w:r>
-        <w:rPr>
-          <w:rFonts w:cs="Arial"/>
-        </w:rPr>
-        <w:fldChar w:fldCharType="end"/>
-      </w:r>
-      <w:r>
-        <w:rPr>
-          <w:rFonts w:cs="Arial"/>
-        </w:rPr>
-        <w:t>.</w:t>
-      </w:r>
-    </w:p>
-    <w:p>
-      <w:pPr>
-        <w:ind w:left="708"/>
-        <w:jc w:val="both"/>
-        <w:rPr>
-          <w:rFonts w:cs="Arial"/>
-        </w:rPr>
-      </w:pPr>
-      <w:r>
-        <w:rPr>
-          <w:rFonts w:cs="Arial"/>
-        </w:rPr>
-        <w:t xml:space="preserve">Für die externe Datenkommunikation verfügt der Cerbo GX über einen 10/100-RJ45-Ethernet-Anschluss sowie integriertes WLAN </w:t>
-      </w:r>
-      <w:r>
-        <w:rPr>
-          <w:rFonts w:cs="Arial"/>
-        </w:rPr>
-        <w:fldChar w:fldCharType="begin"/>
-      </w:r>
-      <w:r>
-        <w:rPr>
-          <w:rFonts w:cs="Arial"/>
-        </w:rPr>
-        <w:instrText xml:space="preserve"> ADDIN ZOTERO_ITEM CSL_CITATION {"citationID":"g5kGsJWd","properties":{"formattedCitation":"[7]","plainCitation":"[7]","noteIndex":0},"citationItems":[{"id":35,"uris":["http://zotero.org/groups/6046789/items/HW6FM4TS"],"itemData":{"id":35,"type":"document","title":"Datasheet-Cerbo-GX-GX-Touch-DE.pdf","URL":"https://www.victronenergy.de/upload/documents/Datasheet-Cerbo-GX-GX-Touch-DE.pdf","accessed":{"date-parts":[["2026",2,16]]}}}],"schema":"https://github.com/citation-style-language/schema/raw/master/csl-citation.json"} </w:instrText>
-      </w:r>
-      <w:r>
-        <w:rPr>
-          <w:rFonts w:cs="Arial"/>
-        </w:rPr>
-        <w:fldChar w:fldCharType="separate"/>
-      </w:r>
-      <w:r>
-        <w:rPr>
-          <w:rFonts w:ascii="Aptos" w:hAnsi="Aptos"/>
-        </w:rPr>
-        <w:t>[7]</w:t>
-      </w:r>
-      <w:r>
-        <w:rPr>
-          <w:rFonts w:cs="Arial"/>
-        </w:rPr>
-        <w:fldChar w:fldCharType="end"/>
-      </w:r>
-      <w:r>
-        <w:rPr>
-          <w:rFonts w:cs="Arial"/>
-        </w:rPr>
-        <w:t xml:space="preserve">. Zur Datenbereitstellung wird MQTT genutzt, da dieses Protokoll eine einfachere Integration in die vorhandene Flutter-App ermöglicht als Modbus-TCP. Der Cerbo GX unterstützt Modbus-TCP zwar ebenfalls als </w:t>
-      </w:r>
-      <w:r>
-        <w:rPr>
-          <w:rFonts w:cs="Arial"/>
-        </w:rPr>
-        <w:lastRenderedPageBreak/>
-        <w:t>standardisiertes Industrieprotokoll mit definierten Registeradressen</w:t>
-      </w:r>
-      <w:r>
-        <w:rPr>
-          <w:rFonts w:cs="Arial"/>
-        </w:rPr>
-        <w:t xml:space="preserve"> </w:t>
-      </w:r>
-      <w:r>
-        <w:rPr>
-          <w:rFonts w:cs="Arial"/>
-        </w:rPr>
-        <w:fldChar w:fldCharType="begin"/>
-      </w:r>
-      <w:r>
-        <w:rPr>
-          <w:rFonts w:cs="Arial"/>
-        </w:rPr>
-        <w:instrText xml:space="preserve"> ADDIN ZOTERO_ITEM CSL_CITATION {"citationID":"v1zSDa8M","properties":{"formattedCitation":"[16]","plainCitation":"[16]","noteIndex":0},"citationItems":[{"id":43,"uris":["http://zotero.org/groups/6046789/items/Q89FY32W"],"itemData":{"id":43,"type":"webpage","title":"GX Modbus-TCP Manual [Victron Energy]","URL":"https://www.victronenergy.com/live/ccgx:modbustcp_faq","accessed":{"date-parts":[["2026",2,19]]}}}],"schema":"https://github.com/citation-style-language/schema/raw/master/csl-citation.json"} </w:instrText>
-      </w:r>
-      <w:r>
-        <w:rPr>
-          <w:rFonts w:cs="Arial"/>
-        </w:rPr>
-        <w:fldChar w:fldCharType="separate"/>
-      </w:r>
-      <w:r>
-        <w:rPr>
-          <w:rFonts w:ascii="Aptos" w:hAnsi="Aptos"/>
-        </w:rPr>
-        <w:t>[16]</w:t>
-      </w:r>
-      <w:r>
-        <w:rPr>
-          <w:rFonts w:cs="Arial"/>
-        </w:rPr>
-        <w:fldChar w:fldCharType="end"/>
-      </w:r>
-      <w:r>
-        <w:rPr>
-          <w:rFonts w:cs="Arial"/>
-        </w:rPr>
-        <w:t>, jedoch wurde es für dieses System nicht aktiviert.</w:t>
-      </w:r>
-    </w:p>
-    <w:p>
-      <w:pPr>
-        <w:pStyle w:val="berschrift2"/>
-      </w:pPr>
-      <w:bookmarkStart w:id="24" w:name="_Toc222694207"/>
-      <w:r>
-        <w:t>4.6.2 Cerbo GX als zentrale Monitoring-Einheit</w:t>
       </w:r>
       <w:bookmarkEnd w:id="24"/>
     </w:p>
@@ -10692,7 +10598,7 @@
         <w:rPr>
           <w:rFonts w:cs="Arial"/>
         </w:rPr>
-        <w:t>Der Cerbo GX erfasst kontinuierlich alle energierelevanten Messgrößen des Systems: Batteriespannung, -strom, Ladezustand, PV-Leistung, Netzbezug sowie den Betriebszustand des MultiPlus. Die Versorgungsspannung liegt im Bereich von 8 bis 70</w:t>
+        <w:t>Für die Überwachung des hybriden 12-V-Energiesystems wurde der Cerbo GX von Victron Energy als zentrale Monitoring-Einheit gewählt. Er verbindet den SmartShunt 500</w:t>
       </w:r>
       <w:r>
         <w:rPr>
@@ -10704,126 +10610,16 @@
         <w:rPr>
           <w:rFonts w:cs="Arial"/>
         </w:rPr>
-        <w:t>V</w:t>
-      </w:r>
-      <w:r>
-        <w:rPr>
-          <w:rFonts w:cs="Arial"/>
-        </w:rPr>
-        <w:t> </w:t>
-      </w:r>
-      <w:r>
-        <w:rPr>
-          <w:rFonts w:cs="Arial"/>
-        </w:rPr>
-        <w:t>DC, wodurch eine direkte Einspeisung aus dem 12-V-Systembus möglich ist. Die Leistungsaufnahme beträgt 2,8</w:t>
-      </w:r>
-      <w:r>
-        <w:rPr>
-          <w:rFonts w:cs="Arial"/>
-        </w:rPr>
-        <w:t> </w:t>
-      </w:r>
-      <w:r>
-        <w:rPr>
-          <w:rFonts w:cs="Arial"/>
-        </w:rPr>
-        <w:t>W bei 12</w:t>
-      </w:r>
-      <w:r>
-        <w:rPr>
-          <w:rFonts w:cs="Arial"/>
-        </w:rPr>
-        <w:t> </w:t>
-      </w:r>
-      <w:r>
-        <w:rPr>
-          <w:rFonts w:cs="Arial"/>
-        </w:rPr>
-        <w:t>V ohne Display, mit dem GX Touch 50 steigt sie auf 3,8</w:t>
-      </w:r>
-      <w:r>
-        <w:rPr>
-          <w:rFonts w:cs="Arial"/>
-        </w:rPr>
-        <w:t> </w:t>
-      </w:r>
-      <w:r>
-        <w:rPr>
-          <w:rFonts w:cs="Arial"/>
-        </w:rPr>
-        <w:t>W bzw. bis zu 4,8</w:t>
-      </w:r>
-      <w:r>
-        <w:rPr>
-          <w:rFonts w:cs="Arial"/>
-        </w:rPr>
-        <w:t> </w:t>
-      </w:r>
-      <w:r>
-        <w:rPr>
-          <w:rFonts w:cs="Arial"/>
-        </w:rPr>
-        <w:t xml:space="preserve">W bei maximaler Helligkeit </w:t>
-      </w:r>
-      <w:r>
-        <w:rPr>
-          <w:rFonts w:cs="Arial"/>
-        </w:rPr>
-        <w:fldChar w:fldCharType="begin"/>
-      </w:r>
-      <w:r>
-        <w:rPr>
-          <w:rFonts w:cs="Arial"/>
-        </w:rPr>
-        <w:instrText xml:space="preserve"> ADDIN ZOTERO_ITEM CSL_CITATION {"citationID":"g2WcC45E","properties":{"formattedCitation":"[7]","plainCitation":"[7]","noteIndex":0},"citationItems":[{"id":35,"uris":["http://zotero.org/groups/6046789/items/HW6FM4TS"],"itemData":{"id":35,"type":"document","title":"Datasheet-Cerbo-GX-GX-Touch-DE.pdf","URL":"https://www.victronenergy.de/upload/documents/Datasheet-Cerbo-GX-GX-Touch-DE.pdf","accessed":{"date-parts":[["2026",2,16]]}}}],"schema":"https://github.com/citation-style-language/schema/raw/master/csl-citation.json"} </w:instrText>
-      </w:r>
-      <w:r>
-        <w:rPr>
-          <w:rFonts w:cs="Arial"/>
-        </w:rPr>
-        <w:fldChar w:fldCharType="separate"/>
-      </w:r>
-      <w:r>
-        <w:rPr>
-          <w:rFonts w:ascii="Aptos" w:hAnsi="Aptos"/>
-        </w:rPr>
-        <w:t>[7]</w:t>
-      </w:r>
-      <w:r>
-        <w:rPr>
-          <w:rFonts w:cs="Arial"/>
-        </w:rPr>
-        <w:fldChar w:fldCharType="end"/>
-      </w:r>
-      <w:r>
-        <w:rPr>
-          <w:rFonts w:cs="Arial"/>
-        </w:rPr>
-        <w:t xml:space="preserve">. Die lokale Visualisierung erfolgt über den </w:t>
-      </w:r>
-      <w:proofErr w:type="gramStart"/>
-      <w:r>
-        <w:rPr>
-          <w:rFonts w:cs="Arial"/>
-        </w:rPr>
-        <w:t>GX Touch</w:t>
-      </w:r>
-      <w:proofErr w:type="gramEnd"/>
-      <w:r>
-        <w:rPr>
-          <w:rFonts w:cs="Arial"/>
-        </w:rPr>
-        <w:t xml:space="preserve"> 50.</w:t>
+        <w:t>A und den MultiPlus 12/800 über gerätespezifische Schnittstellen und stellt die erfassten Messdaten lokal sowie über das Netzwerk bereit.</w:t>
       </w:r>
     </w:p>
     <w:p>
       <w:pPr>
         <w:pStyle w:val="berschrift2"/>
       </w:pPr>
-      <w:bookmarkStart w:id="25" w:name="_Toc222694208"/>
-      <w:r>
-        <w:t>4.6.3 Hardwareseitiges Lastmanagement im MultiPlus</w:t>
+      <w:bookmarkStart w:id="25" w:name="_Toc222739155"/>
+      <w:r>
+        <w:t>4.6.1 Systemarchitektur und Kommunikationsschnittstellen</w:t>
       </w:r>
       <w:bookmarkEnd w:id="25"/>
     </w:p>
@@ -10839,14 +10635,14 @@
         <w:rPr>
           <w:rFonts w:cs="Arial"/>
         </w:rPr>
-        <w:t xml:space="preserve">Das Lastmanagement wird hardwareseitig durch den MultiPlus 12/800 realisiert. Konfiguriert wurde er mit den von Victron Energy vorgesehenen Tools </w:t>
+        <w:t xml:space="preserve">Die Anbindung der Systemkomponenten erfolgt über zwei gerätespezifische Schnittstellen: </w:t>
       </w:r>
       <w:proofErr w:type="spellStart"/>
       <w:r>
         <w:rPr>
           <w:rFonts w:cs="Arial"/>
         </w:rPr>
-        <w:t>VictronConnect</w:t>
+        <w:t>VE.Direct</w:t>
       </w:r>
       <w:proofErr w:type="spellEnd"/>
       <w:r>
@@ -10860,25 +10656,627 @@
         <w:rPr>
           <w:rFonts w:cs="Arial"/>
         </w:rPr>
-        <w:t>VE.Configure</w:t>
+        <w:t>VE.Bus</w:t>
       </w:r>
       <w:proofErr w:type="spellEnd"/>
       <w:r>
         <w:rPr>
           <w:rFonts w:cs="Arial"/>
         </w:rPr>
-        <w:t>. Eingestellt wurden Unterspannungsabschaltung zum Schutz der AGM-Batterie, die batteriespezifische Ladekennlinie sowie die Eingangsstrombegrenzung des Netzanschlusses. Eine externe Steuereinheit ist für diese Schutzfunktionen nicht erforderlich.</w:t>
+        <w:t>.</w:t>
       </w:r>
     </w:p>
     <w:p>
       <w:pPr>
+        <w:ind w:left="708"/>
+        <w:jc w:val="both"/>
+        <w:rPr>
+          <w:rFonts w:cs="Arial"/>
+        </w:rPr>
+      </w:pPr>
+      <w:r>
+        <w:rPr>
+          <w:rFonts w:cs="Arial"/>
+        </w:rPr>
+        <w:t>Der SmartShunt 500</w:t>
+      </w:r>
+      <w:r>
+        <w:rPr>
+          <w:rFonts w:cs="Arial"/>
+        </w:rPr>
+        <w:t> </w:t>
+      </w:r>
+      <w:r>
+        <w:rPr>
+          <w:rFonts w:cs="Arial"/>
+        </w:rPr>
+        <w:t xml:space="preserve">A ist über </w:t>
+      </w:r>
+      <w:proofErr w:type="spellStart"/>
+      <w:r>
+        <w:rPr>
+          <w:rFonts w:cs="Arial"/>
+        </w:rPr>
+        <w:t>VE.Direct</w:t>
+      </w:r>
+      <w:proofErr w:type="spellEnd"/>
+      <w:r>
+        <w:rPr>
+          <w:rFonts w:cs="Arial"/>
+        </w:rPr>
+        <w:t xml:space="preserve"> angebunden. Über diese Punkt-zu-Punkt-Schnittstelle werden ausschließlich Batteriedaten wie Spannung, Strom und Ladezustand an den Cerbo GX übertragen</w:t>
+      </w:r>
+      <w:r>
+        <w:rPr>
+          <w:rFonts w:cs="Arial"/>
+        </w:rPr>
+        <w:t xml:space="preserve"> </w:t>
+      </w:r>
+      <w:r>
+        <w:rPr>
+          <w:rFonts w:cs="Arial"/>
+        </w:rPr>
+        <w:fldChar w:fldCharType="begin"/>
+      </w:r>
+      <w:r>
+        <w:rPr>
+          <w:rFonts w:cs="Arial"/>
+        </w:rPr>
+        <w:instrText xml:space="preserve"> ADDIN ZOTERO_ITEM CSL_CITATION {"citationID":"QvEkLOot","properties":{"formattedCitation":"[7], [15]","plainCitation":"[7], [15]","dontUpdate":true,"noteIndex":0},"citationItems":[{"id":35,"uris":["http://zotero.org/groups/6046789/items/HW6FM4TS"],"itemData":{"id":35,"type":"document","title":"Datasheet-Cerbo-GX-GX-Touch-DE.pdf","URL":"https://www.victronenergy.de/upload/documents/Datasheet-Cerbo-GX-GX-Touch-DE.pdf","accessed":{"date-parts":[["2026",2,16]]}},"label":"page"},{"id":42,"uris":["http://zotero.org/groups/6046789/items/CWRHRLPC"],"itemData":{"id":42,"type":"article-journal","language":"de","source":"Zotero","title":"Datenkommunikation mit Victron Energy Produkten","author":[{"family":"Vader","given":"Matthijs"}]},"label":"page"}],"schema":"https://github.com/citation-style-language/schema/raw/master/csl-citation.json"} </w:instrText>
+      </w:r>
+      <w:r>
+        <w:rPr>
+          <w:rFonts w:cs="Arial"/>
+        </w:rPr>
+        <w:fldChar w:fldCharType="separate"/>
+      </w:r>
+      <w:r>
+        <w:rPr>
+          <w:rFonts w:ascii="Aptos" w:hAnsi="Aptos"/>
+        </w:rPr>
+        <w:t>[7][15]</w:t>
+      </w:r>
+      <w:r>
+        <w:rPr>
+          <w:rFonts w:cs="Arial"/>
+        </w:rPr>
+        <w:fldChar w:fldCharType="end"/>
+      </w:r>
+      <w:r>
+        <w:rPr>
+          <w:rFonts w:cs="Arial"/>
+        </w:rPr>
+        <w:t xml:space="preserve">. Der Cerbo GX verfügt über drei galvanisch isolierte </w:t>
+      </w:r>
+      <w:proofErr w:type="spellStart"/>
+      <w:r>
+        <w:rPr>
+          <w:rFonts w:cs="Arial"/>
+        </w:rPr>
+        <w:t>VE.Direct</w:t>
+      </w:r>
+      <w:proofErr w:type="spellEnd"/>
+      <w:r>
+        <w:rPr>
+          <w:rFonts w:cs="Arial"/>
+        </w:rPr>
+        <w:t>-Anschlüsse</w:t>
+      </w:r>
+      <w:r>
+        <w:rPr>
+          <w:rFonts w:cs="Arial"/>
+        </w:rPr>
+        <w:t>, d</w:t>
+      </w:r>
+      <w:r>
+        <w:rPr>
+          <w:rFonts w:cs="Arial"/>
+        </w:rPr>
+        <w:t xml:space="preserve">ie galvanische Isolation dient der störungsarmen Signalübertragung </w:t>
+      </w:r>
+      <w:r>
+        <w:rPr>
+          <w:rFonts w:cs="Arial"/>
+        </w:rPr>
+        <w:fldChar w:fldCharType="begin"/>
+      </w:r>
+      <w:r>
+        <w:rPr>
+          <w:rFonts w:cs="Arial"/>
+        </w:rPr>
+        <w:instrText xml:space="preserve"> ADDIN ZOTERO_ITEM CSL_CITATION {"citationID":"SmGrxdmf","properties":{"formattedCitation":"[7]","plainCitation":"[7]","noteIndex":0},"citationItems":[{"id":35,"uris":["http://zotero.org/groups/6046789/items/HW6FM4TS"],"itemData":{"id":35,"type":"document","title":"Datasheet-Cerbo-GX-GX-Touch-DE.pdf","URL":"https://www.victronenergy.de/upload/documents/Datasheet-Cerbo-GX-GX-Touch-DE.pdf","accessed":{"date-parts":[["2026",2,16]]}}}],"schema":"https://github.com/citation-style-language/schema/raw/master/csl-citation.json"} </w:instrText>
+      </w:r>
+      <w:r>
+        <w:rPr>
+          <w:rFonts w:cs="Arial"/>
+        </w:rPr>
+        <w:fldChar w:fldCharType="separate"/>
+      </w:r>
+      <w:r>
+        <w:rPr>
+          <w:rFonts w:ascii="Aptos" w:hAnsi="Aptos"/>
+        </w:rPr>
+        <w:t>[7]</w:t>
+      </w:r>
+      <w:r>
+        <w:rPr>
+          <w:rFonts w:cs="Arial"/>
+        </w:rPr>
+        <w:fldChar w:fldCharType="end"/>
+      </w:r>
+      <w:r>
+        <w:rPr>
+          <w:rFonts w:cs="Arial"/>
+        </w:rPr>
+        <w:t>.</w:t>
+      </w:r>
+    </w:p>
+    <w:p>
+      <w:pPr>
+        <w:ind w:left="708"/>
+        <w:jc w:val="both"/>
+        <w:rPr>
+          <w:rFonts w:cs="Arial"/>
+        </w:rPr>
+      </w:pPr>
+      <w:r>
+        <w:rPr>
+          <w:rFonts w:cs="Arial"/>
+        </w:rPr>
+        <w:t xml:space="preserve">Der MultiPlus 12/800 ist über </w:t>
+      </w:r>
+      <w:proofErr w:type="spellStart"/>
+      <w:r>
+        <w:rPr>
+          <w:rFonts w:cs="Arial"/>
+        </w:rPr>
+        <w:t>VE.Bus</w:t>
+      </w:r>
+      <w:proofErr w:type="spellEnd"/>
+      <w:r>
+        <w:rPr>
+          <w:rFonts w:cs="Arial"/>
+        </w:rPr>
+        <w:t xml:space="preserve"> angebunden. </w:t>
+      </w:r>
+      <w:proofErr w:type="spellStart"/>
+      <w:r>
+        <w:rPr>
+          <w:rFonts w:cs="Arial"/>
+        </w:rPr>
+        <w:t>VE.Bus</w:t>
+      </w:r>
+      <w:proofErr w:type="spellEnd"/>
+      <w:r>
+        <w:rPr>
+          <w:rFonts w:cs="Arial"/>
+        </w:rPr>
+        <w:t xml:space="preserve"> ist das Protokoll, über das Wechselrichter und Ladegeräte ihre AC-Ausgänge synchronisieren und mit der Monitoring-Einheit kommunizieren </w:t>
+      </w:r>
+      <w:r>
+        <w:rPr>
+          <w:rFonts w:cs="Arial"/>
+        </w:rPr>
+        <w:fldChar w:fldCharType="begin"/>
+      </w:r>
+      <w:r>
+        <w:rPr>
+          <w:rFonts w:cs="Arial"/>
+        </w:rPr>
+        <w:instrText xml:space="preserve"> ADDIN ZOTERO_ITEM CSL_CITATION {"citationID":"KkOvjvxC","properties":{"formattedCitation":"[15]","plainCitation":"[15]","noteIndex":0},"citationItems":[{"id":42,"uris":["http://zotero.org/groups/6046789/items/CWRHRLPC"],"itemData":{"id":42,"type":"article-journal","language":"de","source":"Zotero","title":"Datenkommunikation mit Victron Energy Produkten","author":[{"family":"Vader","given":"Matthijs"}]}}],"schema":"https://github.com/citation-style-language/schema/raw/master/csl-citation.json"} </w:instrText>
+      </w:r>
+      <w:r>
+        <w:rPr>
+          <w:rFonts w:cs="Arial"/>
+        </w:rPr>
+        <w:fldChar w:fldCharType="separate"/>
+      </w:r>
+      <w:r>
+        <w:rPr>
+          <w:rFonts w:ascii="Aptos" w:hAnsi="Aptos"/>
+        </w:rPr>
+        <w:t>[15]</w:t>
+      </w:r>
+      <w:r>
+        <w:rPr>
+          <w:rFonts w:cs="Arial"/>
+        </w:rPr>
+        <w:fldChar w:fldCharType="end"/>
+      </w:r>
+      <w:r>
+        <w:rPr>
+          <w:rFonts w:cs="Arial"/>
+        </w:rPr>
+        <w:t xml:space="preserve">. Im Unterschied zu </w:t>
+      </w:r>
+      <w:proofErr w:type="spellStart"/>
+      <w:r>
+        <w:rPr>
+          <w:rFonts w:cs="Arial"/>
+        </w:rPr>
+        <w:t>VE.Direct</w:t>
+      </w:r>
+      <w:proofErr w:type="spellEnd"/>
+      <w:r>
+        <w:rPr>
+          <w:rFonts w:cs="Arial"/>
+        </w:rPr>
+        <w:t xml:space="preserve"> überträgt </w:t>
+      </w:r>
+      <w:proofErr w:type="spellStart"/>
+      <w:r>
+        <w:rPr>
+          <w:rFonts w:cs="Arial"/>
+        </w:rPr>
+        <w:t>VE.Bus</w:t>
+      </w:r>
+      <w:proofErr w:type="spellEnd"/>
+      <w:r>
+        <w:rPr>
+          <w:rFonts w:cs="Arial"/>
+        </w:rPr>
+        <w:t xml:space="preserve"> keine Batterierohwerte, sondern Gerätezustände: Wechselrichter- und Ladebetrieb, Netzstatus sowie Eingangsstrombegrenzung. Der </w:t>
+      </w:r>
+      <w:proofErr w:type="spellStart"/>
+      <w:r>
+        <w:rPr>
+          <w:rFonts w:cs="Arial"/>
+        </w:rPr>
+        <w:t>VE.Bus</w:t>
+      </w:r>
+      <w:proofErr w:type="spellEnd"/>
+      <w:r>
+        <w:rPr>
+          <w:rFonts w:cs="Arial"/>
+        </w:rPr>
+        <w:t xml:space="preserve">-Anschluss des Cerbo GX besteht aus zwei parallel geschalteten, galvanisch isolierten RJ45-Buchsen </w:t>
+      </w:r>
+      <w:r>
+        <w:rPr>
+          <w:rFonts w:cs="Arial"/>
+        </w:rPr>
+        <w:fldChar w:fldCharType="begin"/>
+      </w:r>
+      <w:r>
+        <w:rPr>
+          <w:rFonts w:cs="Arial"/>
+        </w:rPr>
+        <w:instrText xml:space="preserve"> ADDIN ZOTERO_ITEM CSL_CITATION {"citationID":"ZkY9wGGg","properties":{"formattedCitation":"[7]","plainCitation":"[7]","noteIndex":0},"citationItems":[{"id":35,"uris":["http://zotero.org/groups/6046789/items/HW6FM4TS"],"itemData":{"id":35,"type":"document","title":"Datasheet-Cerbo-GX-GX-Touch-DE.pdf","URL":"https://www.victronenergy.de/upload/documents/Datasheet-Cerbo-GX-GX-Touch-DE.pdf","accessed":{"date-parts":[["2026",2,16]]}}}],"schema":"https://github.com/citation-style-language/schema/raw/master/csl-citation.json"} </w:instrText>
+      </w:r>
+      <w:r>
+        <w:rPr>
+          <w:rFonts w:cs="Arial"/>
+        </w:rPr>
+        <w:fldChar w:fldCharType="separate"/>
+      </w:r>
+      <w:r>
+        <w:rPr>
+          <w:rFonts w:ascii="Aptos" w:hAnsi="Aptos"/>
+        </w:rPr>
+        <w:t>[7]</w:t>
+      </w:r>
+      <w:r>
+        <w:rPr>
+          <w:rFonts w:cs="Arial"/>
+        </w:rPr>
+        <w:fldChar w:fldCharType="end"/>
+      </w:r>
+      <w:r>
+        <w:rPr>
+          <w:rFonts w:cs="Arial"/>
+        </w:rPr>
+        <w:t>.</w:t>
+      </w:r>
+    </w:p>
+    <w:p>
+      <w:pPr>
+        <w:ind w:left="708"/>
+        <w:jc w:val="both"/>
+        <w:rPr>
+          <w:rFonts w:cs="Arial"/>
+        </w:rPr>
+      </w:pPr>
+      <w:r>
+        <w:rPr>
+          <w:rFonts w:cs="Arial"/>
+        </w:rPr>
+        <w:t xml:space="preserve">Für die externe Datenkommunikation verfügt der Cerbo GX über einen 10/100-RJ45-Ethernet-Anschluss sowie integriertes WLAN </w:t>
+      </w:r>
+      <w:r>
+        <w:rPr>
+          <w:rFonts w:cs="Arial"/>
+        </w:rPr>
+        <w:fldChar w:fldCharType="begin"/>
+      </w:r>
+      <w:r>
+        <w:rPr>
+          <w:rFonts w:cs="Arial"/>
+        </w:rPr>
+        <w:instrText xml:space="preserve"> ADDIN ZOTERO_ITEM CSL_CITATION {"citationID":"g5kGsJWd","properties":{"formattedCitation":"[7]","plainCitation":"[7]","noteIndex":0},"citationItems":[{"id":35,"uris":["http://zotero.org/groups/6046789/items/HW6FM4TS"],"itemData":{"id":35,"type":"document","title":"Datasheet-Cerbo-GX-GX-Touch-DE.pdf","URL":"https://www.victronenergy.de/upload/documents/Datasheet-Cerbo-GX-GX-Touch-DE.pdf","accessed":{"date-parts":[["2026",2,16]]}}}],"schema":"https://github.com/citation-style-language/schema/raw/master/csl-citation.json"} </w:instrText>
+      </w:r>
+      <w:r>
+        <w:rPr>
+          <w:rFonts w:cs="Arial"/>
+        </w:rPr>
+        <w:fldChar w:fldCharType="separate"/>
+      </w:r>
+      <w:r>
+        <w:rPr>
+          <w:rFonts w:ascii="Aptos" w:hAnsi="Aptos"/>
+        </w:rPr>
+        <w:t>[7]</w:t>
+      </w:r>
+      <w:r>
+        <w:rPr>
+          <w:rFonts w:cs="Arial"/>
+        </w:rPr>
+        <w:fldChar w:fldCharType="end"/>
+      </w:r>
+      <w:r>
+        <w:rPr>
+          <w:rFonts w:cs="Arial"/>
+        </w:rPr>
+        <w:t xml:space="preserve">. Zur Datenbereitstellung wird MQTT genutzt, da dieses Protokoll eine einfachere Integration in die vorhandene Flutter-App ermöglicht als Modbus-TCP. Der Cerbo GX unterstützt Modbus-TCP zwar ebenfalls als </w:t>
+      </w:r>
+      <w:r>
+        <w:rPr>
+          <w:rFonts w:cs="Arial"/>
+        </w:rPr>
+        <w:lastRenderedPageBreak/>
+        <w:t>standardisiertes Industrieprotokoll mit definierten Registeradressen</w:t>
+      </w:r>
+      <w:r>
+        <w:rPr>
+          <w:rFonts w:cs="Arial"/>
+        </w:rPr>
+        <w:t xml:space="preserve"> </w:t>
+      </w:r>
+      <w:r>
+        <w:rPr>
+          <w:rFonts w:cs="Arial"/>
+        </w:rPr>
+        <w:fldChar w:fldCharType="begin"/>
+      </w:r>
+      <w:r>
+        <w:rPr>
+          <w:rFonts w:cs="Arial"/>
+        </w:rPr>
+        <w:instrText xml:space="preserve"> ADDIN ZOTERO_ITEM CSL_CITATION {"citationID":"v1zSDa8M","properties":{"formattedCitation":"[16]","plainCitation":"[16]","noteIndex":0},"citationItems":[{"id":43,"uris":["http://zotero.org/groups/6046789/items/Q89FY32W"],"itemData":{"id":43,"type":"webpage","title":"GX Modbus-TCP Manual [Victron Energy]","URL":"https://www.victronenergy.com/live/ccgx:modbustcp_faq","accessed":{"date-parts":[["2026",2,19]]}}}],"schema":"https://github.com/citation-style-language/schema/raw/master/csl-citation.json"} </w:instrText>
+      </w:r>
+      <w:r>
+        <w:rPr>
+          <w:rFonts w:cs="Arial"/>
+        </w:rPr>
+        <w:fldChar w:fldCharType="separate"/>
+      </w:r>
+      <w:r>
+        <w:rPr>
+          <w:rFonts w:ascii="Aptos" w:hAnsi="Aptos"/>
+        </w:rPr>
+        <w:t>[16]</w:t>
+      </w:r>
+      <w:r>
+        <w:rPr>
+          <w:rFonts w:cs="Arial"/>
+        </w:rPr>
+        <w:fldChar w:fldCharType="end"/>
+      </w:r>
+      <w:r>
+        <w:rPr>
+          <w:rFonts w:cs="Arial"/>
+        </w:rPr>
+        <w:t>, jedoch wurde es für dieses System nicht aktiviert.</w:t>
+      </w:r>
+    </w:p>
+    <w:p>
+      <w:pPr>
         <w:pStyle w:val="berschrift2"/>
       </w:pPr>
-      <w:bookmarkStart w:id="26" w:name="_Toc222694209"/>
+      <w:bookmarkStart w:id="26" w:name="_Toc222739156"/>
+      <w:r>
+        <w:t>4.6.2 Cerbo GX als zentrale Monitoring-Einheit</w:t>
+      </w:r>
+      <w:bookmarkEnd w:id="26"/>
+    </w:p>
+    <w:p>
+      <w:pPr>
+        <w:ind w:left="708"/>
+        <w:jc w:val="both"/>
+        <w:rPr>
+          <w:rFonts w:cs="Arial"/>
+        </w:rPr>
+      </w:pPr>
+      <w:r>
+        <w:rPr>
+          <w:rFonts w:cs="Arial"/>
+        </w:rPr>
+        <w:t>Der Cerbo GX erfasst kontinuierlich alle energierelevanten Messgrößen des Systems: Batteriespannung, -strom, Ladezustand, PV-Leistung, Netzbezug sowie den Betriebszustand des MultiPlus. Die Versorgungsspannung liegt im Bereich von 8 bis 70</w:t>
+      </w:r>
+      <w:r>
+        <w:rPr>
+          <w:rFonts w:cs="Arial"/>
+        </w:rPr>
+        <w:t> </w:t>
+      </w:r>
+      <w:r>
+        <w:rPr>
+          <w:rFonts w:cs="Arial"/>
+        </w:rPr>
+        <w:t>V</w:t>
+      </w:r>
+      <w:r>
+        <w:rPr>
+          <w:rFonts w:cs="Arial"/>
+        </w:rPr>
+        <w:t> </w:t>
+      </w:r>
+      <w:r>
+        <w:rPr>
+          <w:rFonts w:cs="Arial"/>
+        </w:rPr>
+        <w:t>DC, wodurch eine direkte Einspeisung aus dem 12-V-Systembus möglich ist. Die Leistungsaufnahme beträgt 2,8</w:t>
+      </w:r>
+      <w:r>
+        <w:rPr>
+          <w:rFonts w:cs="Arial"/>
+        </w:rPr>
+        <w:t> </w:t>
+      </w:r>
+      <w:r>
+        <w:rPr>
+          <w:rFonts w:cs="Arial"/>
+        </w:rPr>
+        <w:t>W bei 12</w:t>
+      </w:r>
+      <w:r>
+        <w:rPr>
+          <w:rFonts w:cs="Arial"/>
+        </w:rPr>
+        <w:t> </w:t>
+      </w:r>
+      <w:r>
+        <w:rPr>
+          <w:rFonts w:cs="Arial"/>
+        </w:rPr>
+        <w:t>V ohne Display, mit dem GX Touch 50 steigt sie auf 3,8</w:t>
+      </w:r>
+      <w:r>
+        <w:rPr>
+          <w:rFonts w:cs="Arial"/>
+        </w:rPr>
+        <w:t> </w:t>
+      </w:r>
+      <w:r>
+        <w:rPr>
+          <w:rFonts w:cs="Arial"/>
+        </w:rPr>
+        <w:t>W bzw. bis zu 4,8</w:t>
+      </w:r>
+      <w:r>
+        <w:rPr>
+          <w:rFonts w:cs="Arial"/>
+        </w:rPr>
+        <w:t> </w:t>
+      </w:r>
+      <w:r>
+        <w:rPr>
+          <w:rFonts w:cs="Arial"/>
+        </w:rPr>
+        <w:t xml:space="preserve">W bei maximaler Helligkeit </w:t>
+      </w:r>
+      <w:r>
+        <w:rPr>
+          <w:rFonts w:cs="Arial"/>
+        </w:rPr>
+        <w:fldChar w:fldCharType="begin"/>
+      </w:r>
+      <w:r>
+        <w:rPr>
+          <w:rFonts w:cs="Arial"/>
+        </w:rPr>
+        <w:instrText xml:space="preserve"> ADDIN ZOTERO_ITEM CSL_CITATION {"citationID":"g2WcC45E","properties":{"formattedCitation":"[7]","plainCitation":"[7]","noteIndex":0},"citationItems":[{"id":35,"uris":["http://zotero.org/groups/6046789/items/HW6FM4TS"],"itemData":{"id":35,"type":"document","title":"Datasheet-Cerbo-GX-GX-Touch-DE.pdf","URL":"https://www.victronenergy.de/upload/documents/Datasheet-Cerbo-GX-GX-Touch-DE.pdf","accessed":{"date-parts":[["2026",2,16]]}}}],"schema":"https://github.com/citation-style-language/schema/raw/master/csl-citation.json"} </w:instrText>
+      </w:r>
+      <w:r>
+        <w:rPr>
+          <w:rFonts w:cs="Arial"/>
+        </w:rPr>
+        <w:fldChar w:fldCharType="separate"/>
+      </w:r>
+      <w:r>
+        <w:rPr>
+          <w:rFonts w:ascii="Aptos" w:hAnsi="Aptos"/>
+        </w:rPr>
+        <w:t>[7]</w:t>
+      </w:r>
+      <w:r>
+        <w:rPr>
+          <w:rFonts w:cs="Arial"/>
+        </w:rPr>
+        <w:fldChar w:fldCharType="end"/>
+      </w:r>
+      <w:r>
+        <w:rPr>
+          <w:rFonts w:cs="Arial"/>
+        </w:rPr>
+        <w:t xml:space="preserve">. Die lokale Visualisierung erfolgt über den </w:t>
+      </w:r>
+      <w:proofErr w:type="gramStart"/>
+      <w:r>
+        <w:rPr>
+          <w:rFonts w:cs="Arial"/>
+        </w:rPr>
+        <w:t>GX Touch</w:t>
+      </w:r>
+      <w:proofErr w:type="gramEnd"/>
+      <w:r>
+        <w:rPr>
+          <w:rFonts w:cs="Arial"/>
+        </w:rPr>
+        <w:t xml:space="preserve"> 50.</w:t>
+      </w:r>
+    </w:p>
+    <w:p>
+      <w:pPr>
+        <w:pStyle w:val="berschrift2"/>
+      </w:pPr>
+      <w:bookmarkStart w:id="27" w:name="_Toc222739157"/>
+      <w:r>
+        <w:t>4.6.3 Hardwareseitiges Lastmanagement im MultiPlus</w:t>
+      </w:r>
+      <w:bookmarkEnd w:id="27"/>
+    </w:p>
+    <w:p>
+      <w:pPr>
+        <w:ind w:left="708"/>
+        <w:jc w:val="both"/>
+        <w:rPr>
+          <w:rFonts w:cs="Arial"/>
+        </w:rPr>
+      </w:pPr>
+      <w:r>
+        <w:rPr>
+          <w:rFonts w:cs="Arial"/>
+        </w:rPr>
+        <w:t xml:space="preserve">Das Lastmanagement wird hardwareseitig durch den MultiPlus 12/800 realisiert. Konfiguriert wurde er mit den von Victron Energy vorgesehenen Tools </w:t>
+      </w:r>
+      <w:proofErr w:type="spellStart"/>
+      <w:r>
+        <w:rPr>
+          <w:rFonts w:cs="Arial"/>
+        </w:rPr>
+        <w:t>VictronConnect</w:t>
+      </w:r>
+      <w:proofErr w:type="spellEnd"/>
+      <w:r>
+        <w:rPr>
+          <w:rFonts w:cs="Arial"/>
+        </w:rPr>
+        <w:t xml:space="preserve"> und </w:t>
+      </w:r>
+      <w:proofErr w:type="spellStart"/>
+      <w:r>
+        <w:rPr>
+          <w:rFonts w:cs="Arial"/>
+        </w:rPr>
+        <w:t>VE.Configure</w:t>
+      </w:r>
+      <w:proofErr w:type="spellEnd"/>
+      <w:r>
+        <w:rPr>
+          <w:rFonts w:cs="Arial"/>
+        </w:rPr>
+        <w:t>. Eingestellt wurden Unterspannungsabschaltung zum Schutz der AGM-Batterie, die batteriespezifische Ladekennlinie sowie die Eingangsstrombegrenzung des Netzanschlusses. Eine externe Steuereinheit ist für diese Schutzfunktionen nicht erforderlich.</w:t>
+      </w:r>
+    </w:p>
+    <w:p>
+      <w:pPr>
+        <w:pStyle w:val="berschrift2"/>
+      </w:pPr>
+      <w:bookmarkStart w:id="28" w:name="_Toc222739158"/>
       <w:r>
         <w:t>4.6.4 Remote-Monitoring über das VRM-Portal</w:t>
       </w:r>
-      <w:bookmarkEnd w:id="26"/>
+      <w:bookmarkEnd w:id="28"/>
     </w:p>
     <w:p>
       <w:pPr>
@@ -10920,14 +11318,14 @@
       <w:pPr>
         <w:pStyle w:val="berschrift1"/>
       </w:pPr>
-      <w:bookmarkStart w:id="27" w:name="_Toc222694210"/>
+      <w:bookmarkStart w:id="29" w:name="_Toc222739159"/>
       <w:r>
         <w:rPr>
           <w:rFonts w:eastAsia="Arial"/>
         </w:rPr>
         <w:t>4.7 Wirtschaftliche Analyse</w:t>
       </w:r>
-      <w:bookmarkEnd w:id="27"/>
+      <w:bookmarkEnd w:id="29"/>
     </w:p>
     <w:p>
       <w:pPr>
@@ -11008,14 +11406,14 @@
       <w:pPr>
         <w:pStyle w:val="berschrift2"/>
       </w:pPr>
-      <w:bookmarkStart w:id="28" w:name="_Toc222694211"/>
+      <w:bookmarkStart w:id="30" w:name="_Toc222739160"/>
       <w:r>
         <w:rPr>
           <w:rFonts w:eastAsia="Arial"/>
         </w:rPr>
         <w:t>4.7.1 ROI-Berechnung des PV-Systems</w:t>
       </w:r>
-      <w:bookmarkEnd w:id="28"/>
+      <w:bookmarkEnd w:id="30"/>
     </w:p>
     <w:p>
       <w:pPr>
@@ -11960,11 +12358,11 @@
       <w:pPr>
         <w:pStyle w:val="berschrift2"/>
       </w:pPr>
-      <w:bookmarkStart w:id="29" w:name="_Toc222694212"/>
+      <w:bookmarkStart w:id="31" w:name="_Toc222739161"/>
       <w:r>
         <w:t>4.7.2 Amortisationsrechnung und Vergleich: Insellösung versus Netzanbindung</w:t>
       </w:r>
-      <w:bookmarkEnd w:id="29"/>
+      <w:bookmarkEnd w:id="31"/>
     </w:p>
     <w:p>
       <w:pPr>
@@ -12072,12 +12470,6 @@
         <w:gridCol w:w="2426"/>
       </w:tblGrid>
       <w:tr>
-        <w:tblPrEx>
-          <w:tblCellMar>
-            <w:top w:w="0" w:type="dxa"/>
-            <w:bottom w:w="0" w:type="dxa"/>
-          </w:tblCellMar>
-        </w:tblPrEx>
         <w:tc>
           <w:tcPr>
             <w:tcW w:w="2200" w:type="dxa"/>
@@ -12269,12 +12661,6 @@
         </w:tc>
       </w:tr>
       <w:tr>
-        <w:tblPrEx>
-          <w:tblCellMar>
-            <w:top w:w="0" w:type="dxa"/>
-            <w:bottom w:w="0" w:type="dxa"/>
-          </w:tblCellMar>
-        </w:tblPrEx>
         <w:tc>
           <w:tcPr>
             <w:tcW w:w="2200" w:type="dxa"/>
@@ -12529,12 +12915,6 @@
         </w:tc>
       </w:tr>
       <w:tr>
-        <w:tblPrEx>
-          <w:tblCellMar>
-            <w:top w:w="0" w:type="dxa"/>
-            <w:bottom w:w="0" w:type="dxa"/>
-          </w:tblCellMar>
-        </w:tblPrEx>
         <w:tc>
           <w:tcPr>
             <w:tcW w:w="2200" w:type="dxa"/>
@@ -12803,12 +13183,6 @@
         </w:tc>
       </w:tr>
       <w:tr>
-        <w:tblPrEx>
-          <w:tblCellMar>
-            <w:top w:w="0" w:type="dxa"/>
-            <w:bottom w:w="0" w:type="dxa"/>
-          </w:tblCellMar>
-        </w:tblPrEx>
         <w:tc>
           <w:tcPr>
             <w:tcW w:w="2200" w:type="dxa"/>
@@ -13063,12 +13437,6 @@
         </w:tc>
       </w:tr>
       <w:tr>
-        <w:tblPrEx>
-          <w:tblCellMar>
-            <w:top w:w="0" w:type="dxa"/>
-            <w:bottom w:w="0" w:type="dxa"/>
-          </w:tblCellMar>
-        </w:tblPrEx>
         <w:tc>
           <w:tcPr>
             <w:tcW w:w="2200" w:type="dxa"/>
@@ -13251,12 +13619,6 @@
         </w:tc>
       </w:tr>
       <w:tr>
-        <w:tblPrEx>
-          <w:tblCellMar>
-            <w:top w:w="0" w:type="dxa"/>
-            <w:bottom w:w="0" w:type="dxa"/>
-          </w:tblCellMar>
-        </w:tblPrEx>
         <w:tc>
           <w:tcPr>
             <w:tcW w:w="2200" w:type="dxa"/>
@@ -13439,12 +13801,6 @@
         </w:tc>
       </w:tr>
       <w:tr>
-        <w:tblPrEx>
-          <w:tblCellMar>
-            <w:top w:w="0" w:type="dxa"/>
-            <w:bottom w:w="0" w:type="dxa"/>
-          </w:tblCellMar>
-        </w:tblPrEx>
         <w:tc>
           <w:tcPr>
             <w:tcW w:w="2200" w:type="dxa"/>
@@ -13627,12 +13983,6 @@
         </w:tc>
       </w:tr>
       <w:tr>
-        <w:tblPrEx>
-          <w:tblCellMar>
-            <w:top w:w="0" w:type="dxa"/>
-            <w:bottom w:w="0" w:type="dxa"/>
-          </w:tblCellMar>
-        </w:tblPrEx>
         <w:tc>
           <w:tcPr>
             <w:tcW w:w="2200" w:type="dxa"/>
@@ -14431,14 +14781,14 @@
       <w:pPr>
         <w:pStyle w:val="berschrift2"/>
       </w:pPr>
-      <w:bookmarkStart w:id="30" w:name="_Toc222694213"/>
+      <w:bookmarkStart w:id="32" w:name="_Toc222739162"/>
       <w:r>
         <w:t>4.7.3 Betriebskosten</w:t>
       </w:r>
       <w:r>
         <w:t xml:space="preserve"> und Wirtschaftlichkeitsbewertung</w:t>
       </w:r>
-      <w:bookmarkEnd w:id="30"/>
+      <w:bookmarkEnd w:id="32"/>
     </w:p>
     <w:p>
       <w:pPr>
@@ -15041,30 +15391,602 @@
     </w:p>
     <w:p>
       <w:pPr>
+        <w:pStyle w:val="berschrift1"/>
+      </w:pPr>
+      <w:bookmarkStart w:id="33" w:name="_Toc222739163"/>
+      <w:r>
+        <w:t>4.8 Elektrische Planung</w:t>
+      </w:r>
+      <w:bookmarkEnd w:id="33"/>
+    </w:p>
+    <w:p>
+      <w:pPr>
         <w:ind w:left="708"/>
         <w:jc w:val="both"/>
         <w:rPr>
           <w:rFonts w:cs="Arial"/>
         </w:rPr>
       </w:pPr>
+      <w:r>
+        <w:rPr>
+          <w:rFonts w:cs="Arial"/>
+        </w:rPr>
+        <w:t xml:space="preserve">Auf </w:t>
+      </w:r>
+      <w:proofErr w:type="gramStart"/>
+      <w:r>
+        <w:rPr>
+          <w:rFonts w:cs="Arial"/>
+        </w:rPr>
+        <w:t>Basis</w:t>
+      </w:r>
+      <w:proofErr w:type="gramEnd"/>
+      <w:r>
+        <w:rPr>
+          <w:rFonts w:cs="Arial"/>
+        </w:rPr>
+        <w:t xml:space="preserve"> der in Kapitel 4.4 ausgewählten Komponenten wurde mit </w:t>
+      </w:r>
+      <w:proofErr w:type="spellStart"/>
+      <w:r>
+        <w:rPr>
+          <w:rFonts w:cs="Arial"/>
+        </w:rPr>
+        <w:t>KiCad</w:t>
+      </w:r>
+      <w:proofErr w:type="spellEnd"/>
+      <w:r>
+        <w:rPr>
+          <w:rFonts w:cs="Arial"/>
+        </w:rPr>
+        <w:t xml:space="preserve"> (Version 9.0) ein Schaltplan des Gesamtsystems erstellt (siehe Abbildung </w:t>
+      </w:r>
+      <w:r>
+        <w:rPr>
+          <w:rFonts w:cs="Arial"/>
+        </w:rPr>
+        <w:t>2</w:t>
+      </w:r>
+      <w:r>
+        <w:rPr>
+          <w:rFonts w:cs="Arial"/>
+        </w:rPr>
+        <w:t>). Dieser dokumentiert die elektrischen Verbindungen aller Komponenten und diente als Grundlage für den physischen Aufbau des Prototyps.</w:t>
+      </w:r>
     </w:p>
     <w:p>
       <w:pPr>
+        <w:pStyle w:val="berschrift2"/>
+        <w:spacing w:before="240"/>
+      </w:pPr>
+      <w:r>
+        <w:rPr>
+          <w:noProof/>
+        </w:rPr>
+        <w:lastRenderedPageBreak/>
+        <mc:AlternateContent>
+          <mc:Choice Requires="wps">
+            <w:drawing>
+              <wp:anchor distT="0" distB="0" distL="114300" distR="114300" simplePos="0" relativeHeight="251663360" behindDoc="0" locked="0" layoutInCell="1" allowOverlap="1" wp14:anchorId="2025D601" wp14:editId="4A555351">
+                <wp:simplePos x="0" y="0"/>
+                <wp:positionH relativeFrom="column">
+                  <wp:posOffset>-635</wp:posOffset>
+                </wp:positionH>
+                <wp:positionV relativeFrom="paragraph">
+                  <wp:posOffset>3943350</wp:posOffset>
+                </wp:positionV>
+                <wp:extent cx="5761355" cy="635"/>
+                <wp:effectExtent l="0" t="0" r="0" b="0"/>
+                <wp:wrapTopAndBottom/>
+                <wp:docPr id="752341431" name="Textfeld 1"/>
+                <wp:cNvGraphicFramePr/>
+                <a:graphic xmlns:a="http://schemas.openxmlformats.org/drawingml/2006/main">
+                  <a:graphicData uri="http://schemas.microsoft.com/office/word/2010/wordprocessingShape">
+                    <wps:wsp>
+                      <wps:cNvSpPr txBox="1"/>
+                      <wps:spPr>
+                        <a:xfrm>
+                          <a:off x="0" y="0"/>
+                          <a:ext cx="5761355" cy="635"/>
+                        </a:xfrm>
+                        <a:prstGeom prst="rect">
+                          <a:avLst/>
+                        </a:prstGeom>
+                        <a:solidFill>
+                          <a:prstClr val="white"/>
+                        </a:solidFill>
+                        <a:ln>
+                          <a:noFill/>
+                        </a:ln>
+                      </wps:spPr>
+                      <wps:txbx>
+                        <w:txbxContent>
+                          <w:p>
+                            <w:pPr>
+                              <w:pStyle w:val="Beschriftung"/>
+                              <w:rPr>
+                                <w:rFonts w:cs="Arial"/>
+                                <w:sz w:val="22"/>
+                                <w:szCs w:val="22"/>
+                              </w:rPr>
+                            </w:pPr>
+                            <w:r>
+                              <w:t xml:space="preserve">Abbildung </w:t>
+                            </w:r>
+                            <w:r>
+                              <w:fldChar w:fldCharType="begin"/>
+                            </w:r>
+                            <w:r>
+                              <w:instrText xml:space="preserve"> SEQ Abbildung \* ARABIC </w:instrText>
+                            </w:r>
+                            <w:r>
+                              <w:fldChar w:fldCharType="separate"/>
+                            </w:r>
+                            <w:r>
+                              <w:rPr>
+                                <w:noProof/>
+                              </w:rPr>
+                              <w:t>2</w:t>
+                            </w:r>
+                            <w:r>
+                              <w:fldChar w:fldCharType="end"/>
+                            </w:r>
+                            <w:r>
+                              <w:t>: Schaltplan des hybriden 12-V-Energiesystems (</w:t>
+                            </w:r>
+                            <w:proofErr w:type="spellStart"/>
+                            <w:r>
+                              <w:t>KiCad</w:t>
+                            </w:r>
+                            <w:proofErr w:type="spellEnd"/>
+                            <w:r>
+                              <w:t>, eigene Darstellung)</w:t>
+                            </w:r>
+                          </w:p>
+                        </w:txbxContent>
+                      </wps:txbx>
+                      <wps:bodyPr rot="0" spcFirstLastPara="0" vertOverflow="overflow" horzOverflow="overflow" vert="horz" wrap="square" lIns="0" tIns="0" rIns="0" bIns="0" numCol="1" spcCol="0" rtlCol="0" fromWordArt="0" anchor="t" anchorCtr="0" forceAA="0" compatLnSpc="1">
+                        <a:prstTxWarp prst="textNoShape">
+                          <a:avLst/>
+                        </a:prstTxWarp>
+                        <a:spAutoFit/>
+                      </wps:bodyPr>
+                    </wps:wsp>
+                  </a:graphicData>
+                </a:graphic>
+              </wp:anchor>
+            </w:drawing>
+          </mc:Choice>
+          <mc:Fallback>
+            <w:pict>
+              <v:shape w14:anchorId="2025D601" id="_x0000_s1027" type="#_x0000_t202" style="position:absolute;margin-left:-.05pt;margin-top:310.5pt;width:453.65pt;height:.05pt;z-index:251663360;visibility:visible;mso-wrap-style:square;mso-wrap-distance-left:9pt;mso-wrap-distance-top:0;mso-wrap-distance-right:9pt;mso-wrap-distance-bottom:0;mso-position-horizontal:absolute;mso-position-horizontal-relative:text;mso-position-vertical:absolute;mso-position-vertical-relative:text;v-text-anchor:top" o:gfxdata="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" stroked="f">
+                <v:textbox style="mso-fit-shape-to-text:t" inset="0,0,0,0">
+                  <w:txbxContent>
+                    <w:p>
+                      <w:pPr>
+                        <w:pStyle w:val="Beschriftung"/>
+                        <w:rPr>
+                          <w:rFonts w:cs="Arial"/>
+                          <w:sz w:val="22"/>
+                          <w:szCs w:val="22"/>
+                        </w:rPr>
+                      </w:pPr>
+                      <w:r>
+                        <w:t xml:space="preserve">Abbildung </w:t>
+                      </w:r>
+                      <w:r>
+                        <w:fldChar w:fldCharType="begin"/>
+                      </w:r>
+                      <w:r>
+                        <w:instrText xml:space="preserve"> SEQ Abbildung \* ARABIC </w:instrText>
+                      </w:r>
+                      <w:r>
+                        <w:fldChar w:fldCharType="separate"/>
+                      </w:r>
+                      <w:r>
+                        <w:rPr>
+                          <w:noProof/>
+                        </w:rPr>
+                        <w:t>2</w:t>
+                      </w:r>
+                      <w:r>
+                        <w:fldChar w:fldCharType="end"/>
+                      </w:r>
+                      <w:r>
+                        <w:t>: Schaltplan des hybriden 12-V-Energiesystems (</w:t>
+                      </w:r>
+                      <w:proofErr w:type="spellStart"/>
+                      <w:r>
+                        <w:t>KiCad</w:t>
+                      </w:r>
+                      <w:proofErr w:type="spellEnd"/>
+                      <w:r>
+                        <w:t>, eigene Darstellung)</w:t>
+                      </w:r>
+                    </w:p>
+                  </w:txbxContent>
+                </v:textbox>
+                <w10:wrap type="topAndBottom"/>
+              </v:shape>
+            </w:pict>
+          </mc:Fallback>
+        </mc:AlternateContent>
+      </w:r>
+      <w:r>
+        <w:rPr>
+          <w:rFonts w:cs="Arial"/>
+          <w:i/>
+          <w:iCs/>
+        </w:rPr>
+        <w:drawing>
+          <wp:anchor distT="0" distB="0" distL="114300" distR="114300" simplePos="0" relativeHeight="251661312" behindDoc="0" locked="0" layoutInCell="1" allowOverlap="1" wp14:anchorId="3074FFB6" wp14:editId="70D849E5">
+            <wp:simplePos x="0" y="0"/>
+            <wp:positionH relativeFrom="margin">
+              <wp:align>right</wp:align>
+            </wp:positionH>
+            <wp:positionV relativeFrom="paragraph">
+              <wp:posOffset>98</wp:posOffset>
+            </wp:positionV>
+            <wp:extent cx="5761355" cy="3886200"/>
+            <wp:effectExtent l="0" t="0" r="0" b="0"/>
+            <wp:wrapTopAndBottom/>
+            <wp:docPr id="330273360" name="Grafik 1" descr="Ein Bild, das Text, Diagramm, Plan, technische Zeichnung enthält.&#10;&#10;KI-generierte Inhalte können fehlerhaft sein."/>
+            <wp:cNvGraphicFramePr>
+              <a:graphicFrameLocks xmlns:a="http://schemas.openxmlformats.org/drawingml/2006/main" noChangeAspect="1"/>
+            </wp:cNvGraphicFramePr>
+            <a:graphic xmlns:a="http://schemas.openxmlformats.org/drawingml/2006/main">
+              <a:graphicData uri="http://schemas.openxmlformats.org/drawingml/2006/picture">
+                <pic:pic xmlns:pic="http://schemas.openxmlformats.org/drawingml/2006/picture">
+                  <pic:nvPicPr>
+                    <pic:cNvPr id="330273360" name="Grafik 1" descr="Ein Bild, das Text, Diagramm, Plan, technische Zeichnung enthält.&#10;&#10;KI-generierte Inhalte können fehlerhaft sein."/>
+                    <pic:cNvPicPr/>
+                  </pic:nvPicPr>
+                  <pic:blipFill>
+                    <a:blip r:embed="rId7">
+                      <a:extLst>
+                        <a:ext uri="{28A0092B-C50C-407E-A947-70E740481C1C}">
+                          <a14:useLocalDpi xmlns:a14="http://schemas.microsoft.com/office/drawing/2010/main" val="0"/>
+                        </a:ext>
+                      </a:extLst>
+                    </a:blip>
+                    <a:stretch>
+                      <a:fillRect/>
+                    </a:stretch>
+                  </pic:blipFill>
+                  <pic:spPr>
+                    <a:xfrm>
+                      <a:off x="0" y="0"/>
+                      <a:ext cx="5761355" cy="3886200"/>
+                    </a:xfrm>
+                    <a:prstGeom prst="rect">
+                      <a:avLst/>
+                    </a:prstGeom>
+                  </pic:spPr>
+                </pic:pic>
+              </a:graphicData>
+            </a:graphic>
+            <wp14:sizeRelH relativeFrom="margin">
+              <wp14:pctWidth>0</wp14:pctWidth>
+            </wp14:sizeRelH>
+            <wp14:sizeRelV relativeFrom="margin">
+              <wp14:pctHeight>0</wp14:pctHeight>
+            </wp14:sizeRelV>
+          </wp:anchor>
+        </w:drawing>
+      </w:r>
+      <w:bookmarkStart w:id="34" w:name="_Toc222739164"/>
+      <w:r>
+        <w:t>4.8.1 Systemaufbau und Energiepfad</w:t>
+      </w:r>
+      <w:bookmarkEnd w:id="34"/>
+    </w:p>
+    <w:p>
+      <w:pPr>
         <w:ind w:left="708"/>
         <w:jc w:val="both"/>
         <w:rPr>
           <w:rFonts w:cs="Arial"/>
         </w:rPr>
       </w:pPr>
+      <w:r>
+        <w:rPr>
+          <w:rFonts w:cs="Arial"/>
+        </w:rPr>
+        <w:t>Das System ist um einen gemeinsamen 12</w:t>
+      </w:r>
+      <w:r>
+        <w:rPr>
+          <w:rFonts w:ascii="Arial" w:hAnsi="Arial" w:cs="Arial"/>
+        </w:rPr>
+        <w:t> </w:t>
+      </w:r>
+      <w:r>
+        <w:rPr>
+          <w:rFonts w:cs="Arial"/>
+        </w:rPr>
+        <w:t xml:space="preserve">V-Gleichspannungsbus aufgebaut. Das PV-Modul und die AGM-Batterie sind mit dem Victron MultiPlus 12/800 verbunden, der sowohl als Laderegler als auch als Wechselrichter fungiert. Der Victron Orion 12/12-18 versorgt das Monitoring-System galvanisch getrennt aus demselben Bus. Die Kommunikation zwischen den Victron-Komponenten erfolgt </w:t>
+      </w:r>
+      <w:r>
+        <w:rPr>
+          <w:rFonts w:ascii="Aptos" w:hAnsi="Aptos" w:cs="Aptos"/>
+        </w:rPr>
+        <w:t>ü</w:t>
+      </w:r>
+      <w:r>
+        <w:rPr>
+          <w:rFonts w:cs="Arial"/>
+        </w:rPr>
+        <w:t xml:space="preserve">ber </w:t>
+      </w:r>
+      <w:proofErr w:type="spellStart"/>
+      <w:r>
+        <w:rPr>
+          <w:rFonts w:cs="Arial"/>
+        </w:rPr>
+        <w:t>VE.Bus</w:t>
+      </w:r>
+      <w:proofErr w:type="spellEnd"/>
+      <w:r>
+        <w:rPr>
+          <w:rFonts w:cs="Arial"/>
+        </w:rPr>
+        <w:t xml:space="preserve"> (MultiPlus </w:t>
+      </w:r>
+      <w:r>
+        <w:rPr>
+          <w:rFonts w:ascii="Aptos" w:hAnsi="Aptos" w:cs="Aptos"/>
+        </w:rPr>
+        <w:t>–</w:t>
+      </w:r>
+      <w:r>
+        <w:rPr>
+          <w:rFonts w:cs="Arial"/>
+        </w:rPr>
+        <w:t xml:space="preserve"> Cerbo GX) sowie </w:t>
+      </w:r>
+      <w:proofErr w:type="spellStart"/>
+      <w:r>
+        <w:rPr>
+          <w:rFonts w:cs="Arial"/>
+        </w:rPr>
+        <w:t>VE.Direct</w:t>
+      </w:r>
+      <w:proofErr w:type="spellEnd"/>
+      <w:r>
+        <w:rPr>
+          <w:rFonts w:cs="Arial"/>
+        </w:rPr>
+        <w:t xml:space="preserve"> (SmartShunt </w:t>
+      </w:r>
+      <w:r>
+        <w:rPr>
+          <w:rFonts w:ascii="Aptos" w:hAnsi="Aptos" w:cs="Aptos"/>
+        </w:rPr>
+        <w:t>–</w:t>
+      </w:r>
+      <w:r>
+        <w:rPr>
+          <w:rFonts w:cs="Arial"/>
+        </w:rPr>
+        <w:t xml:space="preserve"> Cerbo GX).</w:t>
+      </w:r>
     </w:p>
     <w:p>
       <w:pPr>
+        <w:pStyle w:val="berschrift2"/>
+      </w:pPr>
+      <w:bookmarkStart w:id="35" w:name="_Toc222739165"/>
+      <w:r>
+        <w:t>4.8.2 Leitungsquerschnitte und Absicherung</w:t>
+      </w:r>
+      <w:bookmarkEnd w:id="35"/>
+    </w:p>
+    <w:p>
+      <w:pPr>
         <w:ind w:left="708"/>
         <w:jc w:val="both"/>
         <w:rPr>
           <w:rFonts w:cs="Arial"/>
         </w:rPr>
       </w:pPr>
+      <w:r>
+        <w:rPr>
+          <w:rFonts w:cs="Arial"/>
+        </w:rPr>
+        <w:t>Die Leitungsquerschnitte wurden nach der Formel A</w:t>
+      </w:r>
+      <w:r>
+        <w:rPr>
+          <w:rFonts w:ascii="Arial" w:hAnsi="Arial" w:cs="Arial"/>
+        </w:rPr>
+        <w:t> </w:t>
+      </w:r>
+      <w:r>
+        <w:rPr>
+          <w:rFonts w:cs="Arial"/>
+        </w:rPr>
+        <w:t>=</w:t>
+      </w:r>
+      <w:r>
+        <w:rPr>
+          <w:rFonts w:ascii="Arial" w:hAnsi="Arial" w:cs="Arial"/>
+        </w:rPr>
+        <w:t> </w:t>
+      </w:r>
+      <w:r>
+        <w:rPr>
+          <w:rFonts w:cs="Arial"/>
+        </w:rPr>
+        <w:t>(</w:t>
+      </w:r>
+      <w:r>
+        <w:rPr>
+          <w:rFonts w:ascii="Aptos" w:hAnsi="Aptos" w:cs="Aptos"/>
+        </w:rPr>
+        <w:t>ρ</w:t>
+      </w:r>
+      <w:r>
+        <w:rPr>
+          <w:rFonts w:ascii="Arial" w:hAnsi="Arial" w:cs="Arial"/>
+        </w:rPr>
+        <w:t> </w:t>
+      </w:r>
+      <w:r>
+        <w:rPr>
+          <w:rFonts w:ascii="Aptos" w:hAnsi="Aptos" w:cs="Aptos"/>
+        </w:rPr>
+        <w:t>×</w:t>
+      </w:r>
+      <w:r>
+        <w:rPr>
+          <w:rFonts w:ascii="Arial" w:hAnsi="Arial" w:cs="Arial"/>
+        </w:rPr>
+        <w:t> </w:t>
+      </w:r>
+      <w:r>
+        <w:rPr>
+          <w:rFonts w:cs="Arial"/>
+        </w:rPr>
+        <w:t>l)</w:t>
+      </w:r>
+      <w:r>
+        <w:rPr>
+          <w:rFonts w:ascii="Arial" w:hAnsi="Arial" w:cs="Arial"/>
+        </w:rPr>
+        <w:t> </w:t>
+      </w:r>
+      <w:r>
+        <w:rPr>
+          <w:rFonts w:cs="Arial"/>
+        </w:rPr>
+        <w:t>/</w:t>
+      </w:r>
+      <w:r>
+        <w:rPr>
+          <w:rFonts w:ascii="Arial" w:hAnsi="Arial" w:cs="Arial"/>
+        </w:rPr>
+        <w:t> </w:t>
+      </w:r>
+      <w:r>
+        <w:rPr>
+          <w:rFonts w:cs="Arial"/>
+        </w:rPr>
+        <w:t>R</w:t>
+      </w:r>
+      <w:r>
+        <w:rPr>
+          <w:rFonts w:ascii="Aptos" w:hAnsi="Aptos" w:cs="Aptos"/>
+        </w:rPr>
+        <w:t>₅</w:t>
+      </w:r>
+      <w:r>
+        <w:rPr>
+          <w:rFonts w:ascii="Cambria Math" w:hAnsi="Cambria Math" w:cs="Cambria Math"/>
+        </w:rPr>
+        <w:t>ₖₓ</w:t>
+      </w:r>
+      <w:r>
+        <w:rPr>
+          <w:rFonts w:cs="Arial"/>
+        </w:rPr>
+        <w:t xml:space="preserve"> berechnet, wobei </w:t>
+      </w:r>
+      <w:r>
+        <w:rPr>
+          <w:rFonts w:ascii="Aptos" w:hAnsi="Aptos" w:cs="Aptos"/>
+        </w:rPr>
+        <w:t>ρ</w:t>
+      </w:r>
+      <w:r>
+        <w:rPr>
+          <w:rFonts w:cs="Arial"/>
+        </w:rPr>
+        <w:t xml:space="preserve"> den spezifischen Widerstand von Kupfer (0,0175</w:t>
+      </w:r>
+      <w:r>
+        <w:rPr>
+          <w:rFonts w:ascii="Arial" w:hAnsi="Arial" w:cs="Arial"/>
+        </w:rPr>
+        <w:t> </w:t>
+      </w:r>
+      <w:r>
+        <w:rPr>
+          <w:rFonts w:ascii="Aptos" w:hAnsi="Aptos" w:cs="Aptos"/>
+        </w:rPr>
+        <w:t>Ω·</w:t>
+      </w:r>
+      <w:r>
+        <w:rPr>
+          <w:rFonts w:cs="Arial"/>
+        </w:rPr>
+        <w:t>mm</w:t>
+      </w:r>
+      <w:r>
+        <w:rPr>
+          <w:rFonts w:ascii="Aptos" w:hAnsi="Aptos" w:cs="Aptos"/>
+        </w:rPr>
+        <w:t>²</w:t>
+      </w:r>
+      <w:r>
+        <w:rPr>
+          <w:rFonts w:cs="Arial"/>
+        </w:rPr>
+        <w:t>/m), l die Leitungsl</w:t>
+      </w:r>
+      <w:r>
+        <w:rPr>
+          <w:rFonts w:ascii="Aptos" w:hAnsi="Aptos" w:cs="Aptos"/>
+        </w:rPr>
+        <w:t>ä</w:t>
+      </w:r>
+      <w:r>
+        <w:rPr>
+          <w:rFonts w:cs="Arial"/>
+        </w:rPr>
+        <w:t>nge (Hin- und R</w:t>
+      </w:r>
+      <w:r>
+        <w:rPr>
+          <w:rFonts w:ascii="Aptos" w:hAnsi="Aptos" w:cs="Aptos"/>
+        </w:rPr>
+        <w:t>ü</w:t>
+      </w:r>
+      <w:r>
+        <w:rPr>
+          <w:rFonts w:cs="Arial"/>
+        </w:rPr>
+        <w:t>ckleiter) und R</w:t>
+      </w:r>
+      <w:r>
+        <w:rPr>
+          <w:rFonts w:ascii="Aptos" w:hAnsi="Aptos" w:cs="Aptos"/>
+        </w:rPr>
+        <w:t>₅</w:t>
+      </w:r>
+      <w:r>
+        <w:rPr>
+          <w:rFonts w:ascii="Cambria Math" w:hAnsi="Cambria Math" w:cs="Cambria Math"/>
+        </w:rPr>
+        <w:t>ₖₓ</w:t>
+      </w:r>
+      <w:r>
+        <w:rPr>
+          <w:rFonts w:cs="Arial"/>
+        </w:rPr>
+        <w:t xml:space="preserve"> den maximal zul</w:t>
+      </w:r>
+      <w:r>
+        <w:rPr>
+          <w:rFonts w:ascii="Aptos" w:hAnsi="Aptos" w:cs="Aptos"/>
+        </w:rPr>
+        <w:t>ä</w:t>
+      </w:r>
+      <w:r>
+        <w:rPr>
+          <w:rFonts w:cs="Arial"/>
+        </w:rPr>
+        <w:t>ssigen Leitungswiderstand bezeichnet.</w:t>
+      </w:r>
     </w:p>
     <w:p>
       <w:pPr>
@@ -15074,6 +15996,204 @@
           <w:rFonts w:cs="Arial"/>
         </w:rPr>
       </w:pPr>
+      <w:r>
+        <w:rPr>
+          <w:rFonts w:cs="Arial"/>
+        </w:rPr>
+        <w:t>Für die Gleichstromverbindung zwischen Batterie und MultiPlus ergibt sich bei einem maximalen Ladestrom von 35</w:t>
+      </w:r>
+      <w:r>
+        <w:rPr>
+          <w:rFonts w:ascii="Arial" w:hAnsi="Arial" w:cs="Arial"/>
+        </w:rPr>
+        <w:t> </w:t>
+      </w:r>
+      <w:r>
+        <w:rPr>
+          <w:rFonts w:cs="Arial"/>
+        </w:rPr>
+        <w:t>A, einer Leitungsl</w:t>
+      </w:r>
+      <w:r>
+        <w:rPr>
+          <w:rFonts w:ascii="Aptos" w:hAnsi="Aptos" w:cs="Aptos"/>
+        </w:rPr>
+        <w:t>ä</w:t>
+      </w:r>
+      <w:r>
+        <w:rPr>
+          <w:rFonts w:cs="Arial"/>
+        </w:rPr>
+        <w:t>nge von 0,5</w:t>
+      </w:r>
+      <w:r>
+        <w:rPr>
+          <w:rFonts w:ascii="Arial" w:hAnsi="Arial" w:cs="Arial"/>
+        </w:rPr>
+        <w:t> </w:t>
+      </w:r>
+      <w:r>
+        <w:rPr>
+          <w:rFonts w:cs="Arial"/>
+        </w:rPr>
+        <w:t>m (1</w:t>
+      </w:r>
+      <w:r>
+        <w:rPr>
+          <w:rFonts w:ascii="Arial" w:hAnsi="Arial" w:cs="Arial"/>
+        </w:rPr>
+        <w:t> </w:t>
+      </w:r>
+      <w:r>
+        <w:rPr>
+          <w:rFonts w:cs="Arial"/>
+        </w:rPr>
+        <w:t>m Hin- und R</w:t>
+      </w:r>
+      <w:r>
+        <w:rPr>
+          <w:rFonts w:ascii="Aptos" w:hAnsi="Aptos" w:cs="Aptos"/>
+        </w:rPr>
+        <w:t>ü</w:t>
+      </w:r>
+      <w:r>
+        <w:rPr>
+          <w:rFonts w:cs="Arial"/>
+        </w:rPr>
+        <w:t>ckleiter) und einem maximal zul</w:t>
+      </w:r>
+      <w:r>
+        <w:rPr>
+          <w:rFonts w:ascii="Aptos" w:hAnsi="Aptos" w:cs="Aptos"/>
+        </w:rPr>
+        <w:t>ä</w:t>
+      </w:r>
+      <w:r>
+        <w:rPr>
+          <w:rFonts w:cs="Arial"/>
+        </w:rPr>
+        <w:t>ssigen Spannungsabfall von 1</w:t>
+      </w:r>
+      <w:r>
+        <w:rPr>
+          <w:rFonts w:ascii="Arial" w:hAnsi="Arial" w:cs="Arial"/>
+        </w:rPr>
+        <w:t> </w:t>
+      </w:r>
+      <w:r>
+        <w:rPr>
+          <w:rFonts w:cs="Arial"/>
+        </w:rPr>
+        <w:t>% (0,12</w:t>
+      </w:r>
+      <w:r>
+        <w:rPr>
+          <w:rFonts w:ascii="Arial" w:hAnsi="Arial" w:cs="Arial"/>
+        </w:rPr>
+        <w:t> </w:t>
+      </w:r>
+      <w:r>
+        <w:rPr>
+          <w:rFonts w:cs="Arial"/>
+        </w:rPr>
+        <w:t>V) ein Mindestquerschnitt von 5,10</w:t>
+      </w:r>
+      <w:r>
+        <w:rPr>
+          <w:rFonts w:ascii="Arial" w:hAnsi="Arial" w:cs="Arial"/>
+        </w:rPr>
+        <w:t> </w:t>
+      </w:r>
+      <w:r>
+        <w:rPr>
+          <w:rFonts w:cs="Arial"/>
+        </w:rPr>
+        <w:t>mm</w:t>
+      </w:r>
+      <w:r>
+        <w:rPr>
+          <w:rFonts w:ascii="Aptos" w:hAnsi="Aptos" w:cs="Aptos"/>
+        </w:rPr>
+        <w:t>²</w:t>
+      </w:r>
+      <w:r>
+        <w:rPr>
+          <w:rFonts w:cs="Arial"/>
+        </w:rPr>
+        <w:t>. Es wurde daher der n</w:t>
+      </w:r>
+      <w:r>
+        <w:rPr>
+          <w:rFonts w:ascii="Aptos" w:hAnsi="Aptos" w:cs="Aptos"/>
+        </w:rPr>
+        <w:t>ä</w:t>
+      </w:r>
+      <w:r>
+        <w:rPr>
+          <w:rFonts w:cs="Arial"/>
+        </w:rPr>
+        <w:t>chste Normquerschnitt von 6</w:t>
+      </w:r>
+      <w:r>
+        <w:rPr>
+          <w:rFonts w:ascii="Arial" w:hAnsi="Arial" w:cs="Arial"/>
+        </w:rPr>
+        <w:t> </w:t>
+      </w:r>
+      <w:r>
+        <w:rPr>
+          <w:rFonts w:cs="Arial"/>
+        </w:rPr>
+        <w:t>mm</w:t>
+      </w:r>
+      <w:r>
+        <w:rPr>
+          <w:rFonts w:ascii="Aptos" w:hAnsi="Aptos" w:cs="Aptos"/>
+        </w:rPr>
+        <w:t>²</w:t>
+      </w:r>
+      <w:r>
+        <w:rPr>
+          <w:rFonts w:cs="Arial"/>
+        </w:rPr>
+        <w:t xml:space="preserve"> gew</w:t>
+      </w:r>
+      <w:r>
+        <w:rPr>
+          <w:rFonts w:ascii="Aptos" w:hAnsi="Aptos" w:cs="Aptos"/>
+        </w:rPr>
+        <w:t>ä</w:t>
+      </w:r>
+      <w:r>
+        <w:rPr>
+          <w:rFonts w:cs="Arial"/>
+        </w:rPr>
+        <w:t>hlt, womit der tats</w:t>
+      </w:r>
+      <w:r>
+        <w:rPr>
+          <w:rFonts w:ascii="Aptos" w:hAnsi="Aptos" w:cs="Aptos"/>
+        </w:rPr>
+        <w:t>ä</w:t>
+      </w:r>
+      <w:r>
+        <w:rPr>
+          <w:rFonts w:cs="Arial"/>
+        </w:rPr>
+        <w:t>chliche Spannungsabfall bei 0,85</w:t>
+      </w:r>
+      <w:r>
+        <w:rPr>
+          <w:rFonts w:ascii="Arial" w:hAnsi="Arial" w:cs="Arial"/>
+        </w:rPr>
+        <w:t> </w:t>
+      </w:r>
+      <w:r>
+        <w:rPr>
+          <w:rFonts w:cs="Arial"/>
+        </w:rPr>
+        <w:t>% liegt.</w:t>
+      </w:r>
     </w:p>
     <w:p>
       <w:pPr>
@@ -15083,6 +16203,144 @@
           <w:rFonts w:cs="Arial"/>
         </w:rPr>
       </w:pPr>
+      <w:r>
+        <w:rPr>
+          <w:rFonts w:cs="Arial"/>
+        </w:rPr>
+        <w:t>Für die Wechselstromverkabelung zwischen MultiPlus und der Anschlussbuchse ergibt sich bei einer Leitungslänge von 0,5</w:t>
+      </w:r>
+      <w:r>
+        <w:rPr>
+          <w:rFonts w:ascii="Arial" w:hAnsi="Arial" w:cs="Arial"/>
+        </w:rPr>
+        <w:t> </w:t>
+      </w:r>
+      <w:r>
+        <w:rPr>
+          <w:rFonts w:cs="Arial"/>
+        </w:rPr>
+        <w:t>m und einer maximalen Ausgangsleistung von 700</w:t>
+      </w:r>
+      <w:r>
+        <w:rPr>
+          <w:rFonts w:ascii="Arial" w:hAnsi="Arial" w:cs="Arial"/>
+        </w:rPr>
+        <w:t> </w:t>
+      </w:r>
+      <w:r>
+        <w:rPr>
+          <w:rFonts w:cs="Arial"/>
+        </w:rPr>
+        <w:t>W (3,04</w:t>
+      </w:r>
+      <w:r>
+        <w:rPr>
+          <w:rFonts w:ascii="Arial" w:hAnsi="Arial" w:cs="Arial"/>
+        </w:rPr>
+        <w:t> </w:t>
+      </w:r>
+      <w:r>
+        <w:rPr>
+          <w:rFonts w:cs="Arial"/>
+        </w:rPr>
+        <w:t>A bei 230</w:t>
+      </w:r>
+      <w:r>
+        <w:rPr>
+          <w:rFonts w:ascii="Arial" w:hAnsi="Arial" w:cs="Arial"/>
+        </w:rPr>
+        <w:t> </w:t>
+      </w:r>
+      <w:r>
+        <w:rPr>
+          <w:rFonts w:cs="Arial"/>
+        </w:rPr>
+        <w:t>V) ein rechnerisch sehr geringer Mindestquerschnitt. Es wurde der normativ vorgeschriebene Mindestquerschnitt von 1,5</w:t>
+      </w:r>
+      <w:r>
+        <w:rPr>
+          <w:rFonts w:ascii="Arial" w:hAnsi="Arial" w:cs="Arial"/>
+        </w:rPr>
+        <w:t> </w:t>
+      </w:r>
+      <w:r>
+        <w:rPr>
+          <w:rFonts w:cs="Arial"/>
+        </w:rPr>
+        <w:t>mm</w:t>
+      </w:r>
+      <w:r>
+        <w:rPr>
+          <w:rFonts w:ascii="Aptos" w:hAnsi="Aptos" w:cs="Aptos"/>
+        </w:rPr>
+        <w:t>²</w:t>
+      </w:r>
+      <w:r>
+        <w:rPr>
+          <w:rFonts w:cs="Arial"/>
+        </w:rPr>
+        <w:t xml:space="preserve"> f</w:t>
+      </w:r>
+      <w:r>
+        <w:rPr>
+          <w:rFonts w:ascii="Aptos" w:hAnsi="Aptos" w:cs="Aptos"/>
+        </w:rPr>
+        <w:t>ü</w:t>
+      </w:r>
+      <w:r>
+        <w:rPr>
+          <w:rFonts w:cs="Arial"/>
+        </w:rPr>
+        <w:t>r Festinstallationen gew</w:t>
+      </w:r>
+      <w:r>
+        <w:rPr>
+          <w:rFonts w:ascii="Aptos" w:hAnsi="Aptos" w:cs="Aptos"/>
+        </w:rPr>
+        <w:t>ä</w:t>
+      </w:r>
+      <w:r>
+        <w:rPr>
+          <w:rFonts w:cs="Arial"/>
+        </w:rPr>
+        <w:t>hlt, der mit einem Spannungsabfall von unter 0,02</w:t>
+      </w:r>
+      <w:r>
+        <w:rPr>
+          <w:rFonts w:ascii="Arial" w:hAnsi="Arial" w:cs="Arial"/>
+        </w:rPr>
+        <w:t> </w:t>
+      </w:r>
+      <w:r>
+        <w:rPr>
+          <w:rFonts w:cs="Arial"/>
+        </w:rPr>
+        <w:t>% weit unterhalb der zul</w:t>
+      </w:r>
+      <w:r>
+        <w:rPr>
+          <w:rFonts w:ascii="Aptos" w:hAnsi="Aptos" w:cs="Aptos"/>
+        </w:rPr>
+        <w:t>ä</w:t>
+      </w:r>
+      <w:r>
+        <w:rPr>
+          <w:rFonts w:cs="Arial"/>
+        </w:rPr>
+        <w:t>ssigen 3</w:t>
+      </w:r>
+      <w:r>
+        <w:rPr>
+          <w:rFonts w:ascii="Arial" w:hAnsi="Arial" w:cs="Arial"/>
+        </w:rPr>
+        <w:t> </w:t>
+      </w:r>
+      <w:r>
+        <w:rPr>
+          <w:rFonts w:cs="Arial"/>
+        </w:rPr>
+        <w:t>% liegt.</w:t>
+      </w:r>
     </w:p>
     <w:p>
       <w:pPr>
@@ -15092,23 +16350,831 @@
           <w:rFonts w:cs="Arial"/>
         </w:rPr>
       </w:pPr>
+      <w:r>
+        <w:rPr>
+          <w:rFonts w:cs="Arial"/>
+        </w:rPr>
+        <w:lastRenderedPageBreak/>
+        <w:t>Die Absicherung des Gleichstromkreises erfolgt durch zwei 30</w:t>
+      </w:r>
+      <w:r>
+        <w:rPr>
+          <w:rFonts w:ascii="Arial" w:hAnsi="Arial" w:cs="Arial"/>
+        </w:rPr>
+        <w:t> </w:t>
+      </w:r>
+      <w:r>
+        <w:rPr>
+          <w:rFonts w:cs="Arial"/>
+        </w:rPr>
+        <w:t>A-Sicherungen in Reihe: eine Blade-Sicherung direkt am Batteriepol sowie ein Sicherungshalter vor dem MultiPlus. Die Auslegung auf 30</w:t>
+      </w:r>
+      <w:r>
+        <w:rPr>
+          <w:rFonts w:ascii="Arial" w:hAnsi="Arial" w:cs="Arial"/>
+        </w:rPr>
+        <w:t> </w:t>
+      </w:r>
+      <w:r>
+        <w:rPr>
+          <w:rFonts w:cs="Arial"/>
+        </w:rPr>
+        <w:t>A ber</w:t>
+      </w:r>
+      <w:r>
+        <w:rPr>
+          <w:rFonts w:ascii="Aptos" w:hAnsi="Aptos" w:cs="Aptos"/>
+        </w:rPr>
+        <w:t>ü</w:t>
+      </w:r>
+      <w:r>
+        <w:rPr>
+          <w:rFonts w:cs="Arial"/>
+        </w:rPr>
+        <w:t>cksichtigt den maximalen Ladestrom des MultiPlus von 35</w:t>
+      </w:r>
+      <w:r>
+        <w:rPr>
+          <w:rFonts w:ascii="Arial" w:hAnsi="Arial" w:cs="Arial"/>
+        </w:rPr>
+        <w:t> </w:t>
+      </w:r>
+      <w:r>
+        <w:rPr>
+          <w:rFonts w:cs="Arial"/>
+        </w:rPr>
+        <w:t>A und sch</w:t>
+      </w:r>
+      <w:r>
+        <w:rPr>
+          <w:rFonts w:ascii="Aptos" w:hAnsi="Aptos" w:cs="Aptos"/>
+        </w:rPr>
+        <w:t>ü</w:t>
+      </w:r>
+      <w:r>
+        <w:rPr>
+          <w:rFonts w:cs="Arial"/>
+        </w:rPr>
+        <w:t>tzt gleichzeitig den gew</w:t>
+      </w:r>
+      <w:r>
+        <w:rPr>
+          <w:rFonts w:ascii="Aptos" w:hAnsi="Aptos" w:cs="Aptos"/>
+        </w:rPr>
+        <w:t>ä</w:t>
+      </w:r>
+      <w:r>
+        <w:rPr>
+          <w:rFonts w:cs="Arial"/>
+        </w:rPr>
+        <w:t>hlten Leitungsquerschnitt von 6</w:t>
+      </w:r>
+      <w:r>
+        <w:rPr>
+          <w:rFonts w:ascii="Arial" w:hAnsi="Arial" w:cs="Arial"/>
+        </w:rPr>
+        <w:t> </w:t>
+      </w:r>
+      <w:r>
+        <w:rPr>
+          <w:rFonts w:cs="Arial"/>
+        </w:rPr>
+        <w:t>mm</w:t>
+      </w:r>
+      <w:r>
+        <w:rPr>
+          <w:rFonts w:ascii="Aptos" w:hAnsi="Aptos" w:cs="Aptos"/>
+        </w:rPr>
+        <w:t>²</w:t>
+      </w:r>
+      <w:r>
+        <w:rPr>
+          <w:rFonts w:cs="Arial"/>
+        </w:rPr>
+        <w:t xml:space="preserve"> zuverl</w:t>
+      </w:r>
+      <w:r>
+        <w:rPr>
+          <w:rFonts w:ascii="Aptos" w:hAnsi="Aptos" w:cs="Aptos"/>
+        </w:rPr>
+        <w:t>ä</w:t>
+      </w:r>
+      <w:r>
+        <w:rPr>
+          <w:rFonts w:cs="Arial"/>
+        </w:rPr>
+        <w:t xml:space="preserve">ssig vor </w:t>
+      </w:r>
+      <w:r>
+        <w:rPr>
+          <w:rFonts w:ascii="Aptos" w:hAnsi="Aptos" w:cs="Aptos"/>
+        </w:rPr>
+        <w:t>Ü</w:t>
+      </w:r>
+      <w:r>
+        <w:rPr>
+          <w:rFonts w:cs="Arial"/>
+        </w:rPr>
+        <w:t>berlast [1].</w:t>
+      </w:r>
     </w:p>
     <w:p>
       <w:pPr>
-        <w:pStyle w:val="berschrift1"/>
-      </w:pPr>
-      <w:bookmarkStart w:id="31" w:name="_Toc222694214"/>
-      <w:r>
-        <w:lastRenderedPageBreak/>
-        <w:t xml:space="preserve">5. </w:t>
-      </w:r>
-      <w:r>
+        <w:ind w:left="708"/>
+        <w:jc w:val="both"/>
+        <w:rPr>
+          <w:rFonts w:cs="Arial"/>
+          <w:b/>
+          <w:bCs/>
+        </w:rPr>
+      </w:pPr>
+      <w:r>
+        <w:rPr>
+          <w:rFonts w:cs="Arial"/>
+          <w:b/>
+          <w:bCs/>
+        </w:rPr>
         <w:t>Quellenverzeichnis</w:t>
       </w:r>
-      <w:bookmarkEnd w:id="31"/>
     </w:p>
     <w:p>
       <w:pPr>
+        <w:ind w:left="708"/>
+        <w:jc w:val="both"/>
+        <w:rPr>
+          <w:rFonts w:cs="Arial"/>
+        </w:rPr>
+      </w:pPr>
+      <w:r>
+        <w:rPr>
+          <w:rFonts w:cs="Arial"/>
+        </w:rPr>
+        <w:t>[1]</w:t>
+      </w:r>
+      <w:r>
+        <w:rPr>
+          <w:rFonts w:cs="Arial"/>
+        </w:rPr>
+        <w:tab/>
+        <w:t>Victron Energy, „MultiPlus 12/800/35-16 Datenblatt,“ Victron Energy B.V. [Online]. Verfügbar: https://www.victronenergy.com/inverters-chargers/multiplus</w:t>
+      </w:r>
+    </w:p>
+    <w:p>
+      <w:pPr>
+        <w:ind w:left="708"/>
+        <w:jc w:val="both"/>
+        <w:rPr>
+          <w:rFonts w:cs="Arial"/>
+        </w:rPr>
+      </w:pPr>
+      <w:r>
+        <w:rPr>
+          <w:rFonts w:cs="Arial"/>
+        </w:rPr>
+        <w:t>[2]</w:t>
+      </w:r>
+      <w:r>
+        <w:rPr>
+          <w:rFonts w:cs="Arial"/>
+        </w:rPr>
+        <w:tab/>
+        <w:t>Victron Energy, „SmartShunt 500A Datenblatt,“ Victron Energy B.V. [Online]. Verfügbar: https://www.victronenergy.com/battery-monitors/smart-battery-shunt</w:t>
+      </w:r>
+    </w:p>
+    <w:p>
+      <w:pPr>
+        <w:ind w:left="708"/>
+        <w:jc w:val="both"/>
+        <w:rPr>
+          <w:rFonts w:cs="Arial"/>
+        </w:rPr>
+      </w:pPr>
+      <w:r>
+        <w:rPr>
+          <w:rFonts w:cs="Arial"/>
+          <w:lang w:val="en-GB"/>
+        </w:rPr>
+        <w:t>[3]</w:t>
+      </w:r>
+      <w:r>
+        <w:rPr>
+          <w:rFonts w:cs="Arial"/>
+          <w:lang w:val="en-GB"/>
+        </w:rPr>
+        <w:tab/>
+        <w:t xml:space="preserve">Victron Energy, „Cerbo GX </w:t>
+      </w:r>
+      <w:proofErr w:type="spellStart"/>
+      <w:proofErr w:type="gramStart"/>
+      <w:r>
+        <w:rPr>
+          <w:rFonts w:cs="Arial"/>
+          <w:lang w:val="en-GB"/>
+        </w:rPr>
+        <w:t>Handbuch</w:t>
+      </w:r>
+      <w:proofErr w:type="spellEnd"/>
+      <w:r>
+        <w:rPr>
+          <w:rFonts w:cs="Arial"/>
+          <w:lang w:val="en-GB"/>
+        </w:rPr>
+        <w:t>,“</w:t>
+      </w:r>
+      <w:proofErr w:type="gramEnd"/>
+      <w:r>
+        <w:rPr>
+          <w:rFonts w:cs="Arial"/>
+          <w:lang w:val="en-GB"/>
+        </w:rPr>
+        <w:t xml:space="preserve"> Victron Energy B.V. [Online]. </w:t>
+      </w:r>
+      <w:r>
+        <w:rPr>
+          <w:rFonts w:cs="Arial"/>
+        </w:rPr>
+        <w:t>Verfügbar: https://www.victronenergy.com/communication-centres/cerbo-gx</w:t>
+      </w:r>
+    </w:p>
+    <w:p>
+      <w:pPr>
+        <w:ind w:left="708"/>
+        <w:jc w:val="both"/>
+        <w:rPr>
+          <w:rFonts w:cs="Arial"/>
+        </w:rPr>
+      </w:pPr>
+      <w:r>
+        <w:rPr>
+          <w:rFonts w:cs="Arial"/>
+        </w:rPr>
+        <w:t>[4]</w:t>
+      </w:r>
+      <w:r>
+        <w:rPr>
+          <w:rFonts w:cs="Arial"/>
+        </w:rPr>
+        <w:tab/>
+        <w:t>Victron Energy, „Orion-</w:t>
+      </w:r>
+      <w:proofErr w:type="spellStart"/>
+      <w:r>
+        <w:rPr>
+          <w:rFonts w:cs="Arial"/>
+        </w:rPr>
+        <w:t>Tr</w:t>
+      </w:r>
+      <w:proofErr w:type="spellEnd"/>
+      <w:r>
+        <w:rPr>
+          <w:rFonts w:cs="Arial"/>
+        </w:rPr>
+        <w:t xml:space="preserve"> Smart DC-DC Charger Datenblatt,“ Victron Energy B.V. [Online]. Verfügbar: https://www.victronenergy.com/dc-dc-converters/orion-tr-smart</w:t>
+      </w:r>
+    </w:p>
+    <w:p>
+      <w:pPr>
+        <w:ind w:left="708"/>
+        <w:jc w:val="both"/>
+        <w:rPr>
+          <w:rFonts w:cs="Arial"/>
+        </w:rPr>
+      </w:pPr>
+      <w:r>
+        <w:rPr>
+          <w:rFonts w:cs="Arial"/>
+        </w:rPr>
+        <w:t>[5]</w:t>
+      </w:r>
+      <w:r>
+        <w:rPr>
+          <w:rFonts w:cs="Arial"/>
+        </w:rPr>
+        <w:tab/>
+      </w:r>
+      <w:proofErr w:type="spellStart"/>
+      <w:r>
+        <w:rPr>
+          <w:rFonts w:cs="Arial"/>
+        </w:rPr>
+        <w:t>KiCad</w:t>
+      </w:r>
+      <w:proofErr w:type="spellEnd"/>
+      <w:r>
+        <w:rPr>
+          <w:rFonts w:cs="Arial"/>
+        </w:rPr>
+        <w:t xml:space="preserve"> EDA, „</w:t>
+      </w:r>
+      <w:proofErr w:type="spellStart"/>
+      <w:r>
+        <w:rPr>
+          <w:rFonts w:cs="Arial"/>
+        </w:rPr>
+        <w:t>KiCad</w:t>
+      </w:r>
+      <w:proofErr w:type="spellEnd"/>
+      <w:r>
+        <w:rPr>
+          <w:rFonts w:cs="Arial"/>
+        </w:rPr>
+        <w:t xml:space="preserve"> E.D.A. Version 9.0.5,“ </w:t>
+      </w:r>
+      <w:proofErr w:type="spellStart"/>
+      <w:r>
+        <w:rPr>
+          <w:rFonts w:cs="Arial"/>
+        </w:rPr>
+        <w:t>KiCad</w:t>
+      </w:r>
+      <w:proofErr w:type="spellEnd"/>
+      <w:r>
+        <w:rPr>
+          <w:rFonts w:cs="Arial"/>
+        </w:rPr>
+        <w:t xml:space="preserve"> Services Corporation. [Online]. Verfügbar: https://www.kicad.org</w:t>
+      </w:r>
+    </w:p>
+    <w:p>
+      <w:pPr>
+        <w:ind w:left="708"/>
+        <w:jc w:val="both"/>
+        <w:rPr>
+          <w:rFonts w:cs="Arial"/>
+        </w:rPr>
+      </w:pPr>
+    </w:p>
+    <w:p>
+      <w:pPr>
+        <w:ind w:left="708"/>
+        <w:jc w:val="both"/>
+        <w:rPr>
+          <w:rFonts w:cs="Arial"/>
+        </w:rPr>
+      </w:pPr>
+    </w:p>
+    <w:p>
+      <w:pPr>
+        <w:ind w:left="708"/>
+        <w:jc w:val="both"/>
+        <w:rPr>
+          <w:rFonts w:cs="Arial"/>
+        </w:rPr>
+      </w:pPr>
+    </w:p>
+    <w:p>
+      <w:pPr>
+        <w:ind w:left="708"/>
+        <w:jc w:val="both"/>
+        <w:rPr>
+          <w:rFonts w:cs="Arial"/>
+        </w:rPr>
+      </w:pPr>
+    </w:p>
+    <w:p>
+      <w:pPr>
+        <w:pStyle w:val="berschrift1"/>
+      </w:pPr>
+      <w:bookmarkStart w:id="36" w:name="_Toc222739166"/>
+      <w:r>
+        <w:t>4.9 Zusammenfassung und Ausblick</w:t>
+      </w:r>
+      <w:bookmarkEnd w:id="36"/>
+    </w:p>
+    <w:p>
+      <w:pPr>
+        <w:ind w:left="708"/>
+        <w:jc w:val="both"/>
+        <w:rPr>
+          <w:rFonts w:cs="Arial"/>
+        </w:rPr>
+      </w:pPr>
+      <w:r>
+        <w:rPr>
+          <w:rFonts w:cs="Arial"/>
+        </w:rPr>
+        <w:t>Das Ziel dieses Teils der Diplomarbeit war der Aufbau und die Inbetriebnahme eines hybriden Energie-Management-Systems für ein automatisiertes Gewächshaus sowie die wirtschaftliche Bewertung des Konzepts. Im Folgenden werden die erreichten Ergebnisse bewertet und Potenziale für eine Weiterentwicklung aufgezeigt.</w:t>
+      </w:r>
+    </w:p>
+    <w:p>
+      <w:pPr>
+        <w:pStyle w:val="berschrift2"/>
+      </w:pPr>
+      <w:bookmarkStart w:id="37" w:name="_Toc222739167"/>
+      <w:r>
+        <w:t>4.9.1 Erreichte Ziele und Erfahrungen</w:t>
+      </w:r>
+      <w:bookmarkEnd w:id="37"/>
+    </w:p>
+    <w:p>
+      <w:pPr>
+        <w:ind w:left="708"/>
+        <w:jc w:val="both"/>
+        <w:rPr>
+          <w:rFonts w:cs="Arial"/>
+        </w:rPr>
+      </w:pPr>
+      <w:r>
+        <w:rPr>
+          <w:rFonts w:cs="Arial"/>
+        </w:rPr>
+        <w:t>Die zwei zentralen Ziele dieses Projektteils konnten erfolgreich umgesetzt werden. Der Prototyp wurde vollständig aufgebaut und in Betrieb genommen. Das hybride Energiesystem bestehend aus einem 1</w:t>
+      </w:r>
+      <w:r>
+        <w:rPr>
+          <w:rFonts w:cs="Arial"/>
+        </w:rPr>
+        <w:t>8</w:t>
+      </w:r>
+      <w:r>
+        <w:rPr>
+          <w:rFonts w:cs="Arial"/>
+        </w:rPr>
+        <w:t>0</w:t>
+      </w:r>
+      <w:r>
+        <w:rPr>
+          <w:rFonts w:cs="Arial"/>
+        </w:rPr>
+        <w:t> </w:t>
+      </w:r>
+      <w:r>
+        <w:rPr>
+          <w:rFonts w:cs="Arial"/>
+        </w:rPr>
+        <w:t>W Photovoltaikmodul, einem 12</w:t>
+      </w:r>
+      <w:r>
+        <w:rPr>
+          <w:rFonts w:cs="Arial"/>
+        </w:rPr>
+        <w:t> </w:t>
+      </w:r>
+      <w:r>
+        <w:rPr>
+          <w:rFonts w:cs="Arial"/>
+        </w:rPr>
+        <w:t>V 100</w:t>
+      </w:r>
+      <w:r>
+        <w:rPr>
+          <w:rFonts w:cs="Arial"/>
+        </w:rPr>
+        <w:t> </w:t>
+      </w:r>
+      <w:r>
+        <w:rPr>
+          <w:rFonts w:cs="Arial"/>
+        </w:rPr>
+        <w:t xml:space="preserve">Ah </w:t>
+      </w:r>
+      <w:proofErr w:type="spellStart"/>
+      <w:r>
+        <w:rPr>
+          <w:rFonts w:cs="Arial"/>
+        </w:rPr>
+        <w:t>LiFePO</w:t>
+      </w:r>
+      <w:proofErr w:type="spellEnd"/>
+      <w:r>
+        <w:rPr>
+          <w:rFonts w:cs="Arial"/>
+        </w:rPr>
+        <w:t>₄-Akkusystem und dem Victron MultiPlus 12/800 arbeitet stabil und demonstriert das Zusammenspiel von PV-</w:t>
+      </w:r>
+      <w:r>
+        <w:rPr>
+          <w:rFonts w:cs="Arial"/>
+        </w:rPr>
+        <w:t>Energieerzeugung</w:t>
+      </w:r>
+      <w:r>
+        <w:rPr>
+          <w:rFonts w:cs="Arial"/>
+        </w:rPr>
+        <w:t>, Batteriespeicherung und Netz-Backup</w:t>
+      </w:r>
+      <w:r>
+        <w:rPr>
+          <w:rFonts w:cs="Arial"/>
+        </w:rPr>
+        <w:t xml:space="preserve">. </w:t>
+      </w:r>
+      <w:r>
+        <w:rPr>
+          <w:rFonts w:cs="Arial"/>
+        </w:rPr>
+        <w:t>Darüber hinaus wurde eine umfassende Wirtschaftlichkeitsanalyse durchgeführt, die zeigt, dass das Konzept bei einer Skalierung auf 10</w:t>
+      </w:r>
+      <w:r>
+        <w:rPr>
+          <w:rFonts w:cs="Arial"/>
+        </w:rPr>
+        <w:t> </w:t>
+      </w:r>
+      <w:r>
+        <w:rPr>
+          <w:rFonts w:cs="Arial"/>
+        </w:rPr>
+        <w:t>m² mit einer Amortisationszeit von rund 4,6</w:t>
+      </w:r>
+      <w:r>
+        <w:rPr>
+          <w:rFonts w:cs="Arial"/>
+        </w:rPr>
+        <w:t> J</w:t>
+      </w:r>
+      <w:r>
+        <w:rPr>
+          <w:rFonts w:cs="Arial"/>
+        </w:rPr>
+        <w:t>ahren und einem ROI von etwa 21,5</w:t>
+      </w:r>
+      <w:r>
+        <w:rPr>
+          <w:rFonts w:cs="Arial"/>
+        </w:rPr>
+        <w:t> </w:t>
+      </w:r>
+      <w:r>
+        <w:rPr>
+          <w:rFonts w:cs="Arial"/>
+        </w:rPr>
+        <w:t>% wirtschaftlich attraktiv ist.</w:t>
+      </w:r>
+    </w:p>
+    <w:p>
+      <w:pPr>
+        <w:ind w:left="708"/>
+        <w:jc w:val="both"/>
+        <w:rPr>
+          <w:rFonts w:cs="Arial"/>
+        </w:rPr>
+      </w:pPr>
+      <w:r>
+        <w:rPr>
+          <w:rFonts w:cs="Arial"/>
+        </w:rPr>
+        <w:t>Eine reale Umsetzung</w:t>
+      </w:r>
+      <w:r>
+        <w:rPr>
+          <w:rFonts w:cs="Arial"/>
+        </w:rPr>
+        <w:t xml:space="preserve"> eines </w:t>
+      </w:r>
+      <w:r>
+        <w:rPr>
+          <w:rFonts w:cs="Arial"/>
+        </w:rPr>
+        <w:t>10</w:t>
+      </w:r>
+      <w:r>
+        <w:rPr>
+          <w:rFonts w:cs="Arial"/>
+        </w:rPr>
+        <w:t> </w:t>
+      </w:r>
+      <w:r>
+        <w:rPr>
+          <w:rFonts w:cs="Arial"/>
+        </w:rPr>
+        <w:t xml:space="preserve">m² </w:t>
+      </w:r>
+      <w:r>
+        <w:rPr>
+          <w:rFonts w:cs="Arial"/>
+        </w:rPr>
+        <w:t xml:space="preserve">Gewächshauses </w:t>
+      </w:r>
+      <w:r>
+        <w:rPr>
+          <w:rFonts w:cs="Arial"/>
+        </w:rPr>
+        <w:t>würde weitere Erkenntnisse liefern, insbesondere hinsichtlich der tatsächlichen Lastverteilung</w:t>
+      </w:r>
+      <w:r>
+        <w:rPr>
+          <w:rFonts w:cs="Arial"/>
+        </w:rPr>
+        <w:t xml:space="preserve">, </w:t>
+      </w:r>
+      <w:r>
+        <w:rPr>
+          <w:rFonts w:cs="Arial"/>
+        </w:rPr>
+        <w:t>des saisonalen Speicherverhaltens</w:t>
+      </w:r>
+      <w:r>
+        <w:rPr>
+          <w:rFonts w:cs="Arial"/>
+        </w:rPr>
+        <w:t xml:space="preserve"> und Kombinationsmöglichkeiten mit anderen erneuerbaren </w:t>
+      </w:r>
+      <w:r>
+        <w:rPr>
+          <w:rFonts w:cs="Arial"/>
+        </w:rPr>
+        <w:t>Energie Versorgungsarten</w:t>
+      </w:r>
+      <w:r>
+        <w:rPr>
+          <w:rFonts w:cs="Arial"/>
+        </w:rPr>
+        <w:t xml:space="preserve">. Zudem führten Kommunikationsmissverständnisse mit dem Projektsponsor im Verlauf der Arbeit zu Verzögerungen und einer notwendigen Neuausrichtung einzelner </w:t>
+      </w:r>
+      <w:r>
+        <w:rPr>
+          <w:rFonts w:cs="Arial"/>
+        </w:rPr>
+        <w:lastRenderedPageBreak/>
+        <w:t>Anforderungen. Diese Erfahrung unterstreicht, wie wichtig eine frühzeitige und präzise Abstimmung der Erwartungen</w:t>
+      </w:r>
+      <w:r>
+        <w:rPr>
+          <w:rFonts w:cs="Arial"/>
+        </w:rPr>
+        <w:t xml:space="preserve">, </w:t>
+      </w:r>
+      <w:r>
+        <w:rPr>
+          <w:rFonts w:cs="Arial"/>
+        </w:rPr>
+        <w:t>Systemgrenzen</w:t>
+      </w:r>
+      <w:r>
+        <w:rPr>
+          <w:rFonts w:cs="Arial"/>
+        </w:rPr>
+        <w:t xml:space="preserve"> und Fähigkeiten</w:t>
+      </w:r>
+      <w:r>
+        <w:rPr>
+          <w:rFonts w:cs="Arial"/>
+        </w:rPr>
+        <w:t xml:space="preserve"> </w:t>
+      </w:r>
+      <w:r>
+        <w:rPr>
+          <w:rFonts w:cs="Arial"/>
+        </w:rPr>
+        <w:t>aller</w:t>
+      </w:r>
+      <w:r>
+        <w:rPr>
+          <w:rFonts w:cs="Arial"/>
+        </w:rPr>
+        <w:t xml:space="preserve"> Projektbeteiligten ist – insbesondere bei technischen Projekten mit externen Partnern.</w:t>
+      </w:r>
+    </w:p>
+    <w:p>
+      <w:pPr>
+        <w:pStyle w:val="berschrift2"/>
+      </w:pPr>
+      <w:bookmarkStart w:id="38" w:name="_Toc222739168"/>
+      <w:r>
+        <w:t>4.9.2 Optimierungspotenzial und Ausblick</w:t>
+      </w:r>
+      <w:bookmarkEnd w:id="38"/>
+    </w:p>
+    <w:p>
+      <w:pPr>
+        <w:ind w:left="708"/>
+        <w:jc w:val="both"/>
+        <w:rPr>
+          <w:rFonts w:cs="Arial"/>
+        </w:rPr>
+      </w:pPr>
+      <w:r>
+        <w:rPr>
+          <w:rFonts w:cs="Arial"/>
+        </w:rPr>
+        <w:t>Sollte ein solches System in einer realen Gewächshausanlage umgesetzt werden, ist die Standortanalyse ein entscheidender Planungsschritt. Die verfügbaren Energiequellen hängen stark von der geografischen Lage und den natürlichen Gegebenheiten ab. An windreichen Standorten kann eine Kleinwindanlage die saisonal geringere PV-Erzeugung im Winter sinnvoll ergänzen</w:t>
+      </w:r>
+      <w:r>
+        <w:rPr>
+          <w:rFonts w:cs="Arial"/>
+        </w:rPr>
+        <w:t xml:space="preserve"> </w:t>
+      </w:r>
+      <w:r>
+        <w:rPr>
+          <w:rFonts w:cs="Arial"/>
+        </w:rPr>
+        <w:t>und damit die Schwachstelle der PV</w:t>
+      </w:r>
+      <w:r>
+        <w:rPr>
+          <w:rFonts w:cs="Arial"/>
+        </w:rPr>
+        <w:t>-Anlage</w:t>
+      </w:r>
+      <w:r>
+        <w:rPr>
+          <w:rFonts w:cs="Arial"/>
+        </w:rPr>
+        <w:t xml:space="preserve"> ausgleicht. Bei Gewächshäusern in der Nähe von Bächen oder Flüssen könnte eine Kleinwasserkraft</w:t>
+      </w:r>
+      <w:r>
+        <w:rPr>
+          <w:rFonts w:cs="Arial"/>
+        </w:rPr>
+        <w:t>werk</w:t>
+      </w:r>
+      <w:r>
+        <w:rPr>
+          <w:rFonts w:cs="Arial"/>
+        </w:rPr>
+        <w:t xml:space="preserve"> als kontinuierliche Grundlastquelle geprüft werden, da Wasserkraft im Gegensatz zu PV</w:t>
+      </w:r>
+      <w:r>
+        <w:rPr>
+          <w:rFonts w:cs="Arial"/>
+        </w:rPr>
+        <w:t>-Energie</w:t>
+      </w:r>
+      <w:r>
+        <w:rPr>
+          <w:rFonts w:cs="Arial"/>
+        </w:rPr>
+        <w:t xml:space="preserve"> und Wind weitgehend wetterunabhängig ist. Ziel der Standortplanung sollte es sein, die vorhandenen natürlichen Ressourcen so zu kombinieren, dass eine möglichst hohe Versorgungssicherheit bei gleichzeitig niedrigen Erzeugungskosten erreicht wird.</w:t>
+      </w:r>
+    </w:p>
+    <w:p>
+      <w:pPr>
+        <w:ind w:left="708"/>
+        <w:jc w:val="both"/>
+        <w:rPr>
+          <w:rFonts w:cs="Arial"/>
+        </w:rPr>
+      </w:pPr>
+      <w:r>
+        <w:rPr>
+          <w:rFonts w:cs="Arial"/>
+        </w:rPr>
+        <w:t>Ein weiterer naheliegender Schritt ist die Skalierung des Konzepts auf größere Gewächshausanlagen. Die in dieser Arbeit durchgeführte Wirtschaftlichkeitsanalyse zeigt, dass größere Anlagen aufgrund niedrigerer spezifischer Kosten pro kWp tendenziell wirtschaftlicher sind. Bei einer Skalierung wären jedoch nicht nur die Komponentendimensionierung anzupassen, sondern auch die Systemarchitektur neu zu bewerten – etwa hinsichtlich der Wahl zwischen 12</w:t>
+      </w:r>
+      <w:r>
+        <w:rPr>
+          <w:rFonts w:cs="Arial"/>
+        </w:rPr>
+        <w:t> </w:t>
+      </w:r>
+      <w:r>
+        <w:rPr>
+          <w:rFonts w:cs="Arial"/>
+        </w:rPr>
+        <w:t>V, 24</w:t>
+      </w:r>
+      <w:r>
+        <w:rPr>
+          <w:rFonts w:cs="Arial"/>
+        </w:rPr>
+        <w:t> </w:t>
+      </w:r>
+      <w:r>
+        <w:rPr>
+          <w:rFonts w:cs="Arial"/>
+        </w:rPr>
+        <w:t>V oder 48</w:t>
+      </w:r>
+      <w:r>
+        <w:rPr>
+          <w:rFonts w:cs="Arial"/>
+        </w:rPr>
+        <w:t> </w:t>
+      </w:r>
+      <w:r>
+        <w:rPr>
+          <w:rFonts w:cs="Arial"/>
+        </w:rPr>
+        <w:t>V Systemspannung, der Anzahl der Batteriemodule sowie der Leistungsklasse des Wechselrichters. Zudem würde eine größere Anlage die softwareseitige Laststeuerung deutlich relevanter machen, da bei mehreren parallel betriebenen Verbrauchern eine intelligente Priorisierung auf Basis von Echtzeitdaten – etwa über die MQTT-Schnittstelle des Cerbo GX – erhebliches Einsparpotenzial bietet.</w:t>
+      </w:r>
+    </w:p>
+    <w:p>
+      <w:pPr>
+        <w:ind w:left="708"/>
+        <w:jc w:val="both"/>
+        <w:rPr>
+          <w:rFonts w:cs="Arial"/>
+        </w:rPr>
+      </w:pPr>
+    </w:p>
+    <w:p>
+      <w:pPr>
+        <w:pStyle w:val="berschrift1"/>
+      </w:pPr>
+      <w:bookmarkStart w:id="39" w:name="_Toc222739169"/>
+      <w:r>
+        <w:t xml:space="preserve">5. </w:t>
+      </w:r>
+      <w:r>
+        <w:t>Quellenverzeichnis</w:t>
+      </w:r>
+      <w:bookmarkEnd w:id="39"/>
+    </w:p>
+    <w:p>
+      <w:pPr>
         <w:pStyle w:val="Literaturverzeichnis"/>
         <w:rPr>
           <w:rFonts w:ascii="Aptos" w:hAnsi="Aptos"/>
@@ -15254,6 +17320,7 @@
           <w:rFonts w:ascii="Aptos" w:hAnsi="Aptos"/>
           <w:lang w:val="en-GB"/>
         </w:rPr>
+        <w:lastRenderedPageBreak/>
         <w:t>[7]</w:t>
       </w:r>
       <w:r>
@@ -15262,29 +17329,84 @@
           <w:lang w:val="en-GB"/>
         </w:rPr>
         <w:tab/>
-        <w:t>„</w:t>
-      </w:r>
-      <w:proofErr w:type="gramStart"/>
+        <w:t xml:space="preserve">„Datasheet-Cerbo-GX-GX-Touch-DE.pdf“. </w:t>
+      </w:r>
+      <w:r>
+        <w:rPr>
+          <w:rFonts w:ascii="Aptos" w:hAnsi="Aptos"/>
+        </w:rPr>
+        <w:t>Zugegriffen: 16. Februar 2026. [Online]. Verfügbar unter: https://www.victronenergy.de/upload/documents/Datasheet-Cerbo-GX-GX-Touch-DE.pdf</w:t>
+      </w:r>
+    </w:p>
+    <w:p>
+      <w:pPr>
+        <w:pStyle w:val="Literaturverzeichnis"/>
+        <w:rPr>
+          <w:rFonts w:ascii="Aptos" w:hAnsi="Aptos"/>
+        </w:rPr>
+      </w:pPr>
+      <w:r>
+        <w:rPr>
+          <w:rFonts w:ascii="Aptos" w:hAnsi="Aptos"/>
+        </w:rPr>
+        <w:t>[8]</w:t>
+      </w:r>
+      <w:r>
+        <w:rPr>
+          <w:rFonts w:ascii="Aptos" w:hAnsi="Aptos"/>
+        </w:rPr>
+        <w:tab/>
+        <w:t>„Datasheet-SmartShunt-DE.pdf“. Zugegriffen: 16. Februar 2026. [Online]. Verfügbar unter: https://www.victronenergy.de/upload/documents/Datasheet-SmartShunt-DE.pdf</w:t>
+      </w:r>
+    </w:p>
+    <w:p>
+      <w:pPr>
+        <w:pStyle w:val="Literaturverzeichnis"/>
+        <w:rPr>
+          <w:rFonts w:ascii="Aptos" w:hAnsi="Aptos"/>
+        </w:rPr>
+      </w:pPr>
+      <w:r>
+        <w:rPr>
+          <w:rFonts w:ascii="Aptos" w:hAnsi="Aptos"/>
+        </w:rPr>
+        <w:t>[9]</w:t>
+      </w:r>
+      <w:r>
+        <w:rPr>
+          <w:rFonts w:ascii="Aptos" w:hAnsi="Aptos"/>
+        </w:rPr>
+        <w:tab/>
+        <w:t>„Datasheet-MultiPlus-inverter-charger-800VA-5kVA-DE.pdf“. Zugegriffen: 16. Februar 2026. [Online]. Verfügbar unter: https://www.victronenergy.com/upload/documents/Datasheet-MultiPlus-inverter-charger-800VA-5kVA-DE.pdf</w:t>
+      </w:r>
+    </w:p>
+    <w:p>
+      <w:pPr>
+        <w:pStyle w:val="Literaturverzeichnis"/>
+        <w:rPr>
+          <w:rFonts w:ascii="Aptos" w:hAnsi="Aptos"/>
+        </w:rPr>
+      </w:pPr>
       <w:r>
         <w:rPr>
           <w:rFonts w:ascii="Aptos" w:hAnsi="Aptos"/>
           <w:lang w:val="en-GB"/>
         </w:rPr>
-        <w:t>Datasheet-Cerbo-GX-GX-Touch-DE.pdf“</w:t>
-      </w:r>
-      <w:proofErr w:type="gramEnd"/>
+        <w:t>[10]</w:t>
+      </w:r>
       <w:r>
         <w:rPr>
           <w:rFonts w:ascii="Aptos" w:hAnsi="Aptos"/>
           <w:lang w:val="en-GB"/>
         </w:rPr>
-        <w:t xml:space="preserve">. </w:t>
+        <w:tab/>
+        <w:t xml:space="preserve">„Datasheet-AGM-Super-Cycle-battery-DE.pdf“. </w:t>
       </w:r>
       <w:r>
         <w:rPr>
           <w:rFonts w:ascii="Aptos" w:hAnsi="Aptos"/>
         </w:rPr>
-        <w:t>Zugegriffen: 16. Februar 2026. [Online]. Verfügbar unter: https://www.victronenergy.de/upload/documents/Datasheet-Cerbo-GX-GX-Touch-DE.pdf</w:t>
+        <w:t>Zugegriffen: 16. Februar 2026. [Online]. Verfügbar unter: https://www.victronenergy.de/upload/documents/Datasheet-AGM-Super-Cycle-battery-DE.pdf</w:t>
       </w:r>
     </w:p>
     <w:p>
@@ -15297,15 +17419,23 @@
       <w:r>
         <w:rPr>
           <w:rFonts w:ascii="Aptos" w:hAnsi="Aptos"/>
-        </w:rPr>
-        <w:t>[8]</w:t>
+          <w:lang w:val="en-GB"/>
+        </w:rPr>
+        <w:t>[11]</w:t>
       </w:r>
       <w:r>
         <w:rPr>
           <w:rFonts w:ascii="Aptos" w:hAnsi="Aptos"/>
+          <w:lang w:val="en-GB"/>
         </w:rPr>
         <w:tab/>
-        <w:t>„Datasheet-SmartShunt-DE.pdf“. Zugegriffen: 16. Februar 2026. [Online]. Verfügbar unter: https://www.victronenergy.de/upload/documents/Datasheet-SmartShunt-DE.pdf</w:t>
+        <w:t xml:space="preserve">„How to Optimize AGM Battery Performance for Maximum Lifespan?“, How to Optimize AGM Battery Performance for Maximum Lifespan? </w:t>
+      </w:r>
+      <w:r>
+        <w:rPr>
+          <w:rFonts w:ascii="Aptos" w:hAnsi="Aptos"/>
+        </w:rPr>
+        <w:t>Zugegriffen: 16. Februar 2026. [Online]. Verfügbar unter: https://www.longwaybattery.com/de/blog/optimize-agm-battery-performance-maximum-lifespan/index.html</w:t>
       </w:r>
     </w:p>
     <w:p>
@@ -15318,15 +17448,23 @@
       <w:r>
         <w:rPr>
           <w:rFonts w:ascii="Aptos" w:hAnsi="Aptos"/>
-        </w:rPr>
-        <w:t>[9]</w:t>
+          <w:lang w:val="en-GB"/>
+        </w:rPr>
+        <w:t>[12]</w:t>
       </w:r>
       <w:r>
         <w:rPr>
           <w:rFonts w:ascii="Aptos" w:hAnsi="Aptos"/>
+          <w:lang w:val="en-GB"/>
         </w:rPr>
         <w:tab/>
-        <w:t>„Datasheet-MultiPlus-inverter-charger-800VA-5kVA-DE.pdf“. Zugegriffen: 16. Februar 2026. [Online]. Verfügbar unter: https://www.victronenergy.com/upload/documents/Datasheet-MultiPlus-inverter-charger-800VA-5kVA-DE.pdf</w:t>
+        <w:t xml:space="preserve">„Datasheet-Orion-Tr-Smart-DC-DC-chargers-isolated-250-400W-DE.pdf“. </w:t>
+      </w:r>
+      <w:r>
+        <w:rPr>
+          <w:rFonts w:ascii="Aptos" w:hAnsi="Aptos"/>
+        </w:rPr>
+        <w:t>Zugegriffen: 17. Februar 2026. [Online]. Verfügbar unter: https://www.victronenergy.de/upload/documents/Datasheet-Orion-Tr-Smart-DC-DC-chargers-isolated-250-400W-DE.pdf</w:t>
       </w:r>
     </w:p>
     <w:p>
@@ -15339,39 +17477,86 @@
       <w:r>
         <w:rPr>
           <w:rFonts w:ascii="Aptos" w:hAnsi="Aptos"/>
-          <w:lang w:val="en-GB"/>
-        </w:rPr>
-        <w:t>[10]</w:t>
-      </w:r>
+        </w:rPr>
+        <w:t>[13]</w:t>
+      </w:r>
+      <w:r>
+        <w:rPr>
+          <w:rFonts w:ascii="Aptos" w:hAnsi="Aptos"/>
+        </w:rPr>
+        <w:tab/>
+        <w:t>„Batterietechnologien: Unterschiede und welche ist die richtige für mi“, Batterietechnologien: Unterschiede und welche ist die richtige für mi. Zugegriffen: 17. Februar 2026. [Online]. Verfügbar unter: https://www.ective.de/blog/batterietechnologien-unterschiede-und-die-richtige-fuer-mich</w:t>
+      </w:r>
+    </w:p>
+    <w:p>
+      <w:pPr>
+        <w:pStyle w:val="Literaturverzeichnis"/>
+        <w:rPr>
+          <w:rFonts w:ascii="Aptos" w:hAnsi="Aptos"/>
+        </w:rPr>
+      </w:pPr>
+      <w:r>
+        <w:rPr>
+          <w:rFonts w:ascii="Aptos" w:hAnsi="Aptos"/>
+        </w:rPr>
+        <w:t>[14]</w:t>
+      </w:r>
+      <w:r>
+        <w:rPr>
+          <w:rFonts w:ascii="Aptos" w:hAnsi="Aptos"/>
+        </w:rPr>
+        <w:tab/>
+        <w:t>„2.1 AGM vs. Lithium - Was ist besser?“ Zugegriffen: 17. Februar 2026. [Online]. Verfügbar unter: http://greenboatsolutions.de/ratgeber/agm-vs-lithium?srsltid=AfmBOoq4MEVKskN6v5GYbOgMlML4Zs3DHCf-YTXt-HHQTaIWApUYtA6a</w:t>
+      </w:r>
+    </w:p>
+    <w:p>
+      <w:pPr>
+        <w:pStyle w:val="Literaturverzeichnis"/>
+        <w:rPr>
+          <w:rFonts w:ascii="Aptos" w:hAnsi="Aptos"/>
+        </w:rPr>
+      </w:pPr>
+      <w:r>
+        <w:rPr>
+          <w:rFonts w:ascii="Aptos" w:hAnsi="Aptos"/>
+        </w:rPr>
+        <w:t>[15]</w:t>
+      </w:r>
+      <w:r>
+        <w:rPr>
+          <w:rFonts w:ascii="Aptos" w:hAnsi="Aptos"/>
+        </w:rPr>
+        <w:tab/>
+        <w:t>M. Vader, „Datenkommunikation mit Victron Energy Produkten“.</w:t>
+      </w:r>
+    </w:p>
+    <w:p>
+      <w:pPr>
+        <w:pStyle w:val="Literaturverzeichnis"/>
+        <w:rPr>
+          <w:rFonts w:ascii="Aptos" w:hAnsi="Aptos"/>
+        </w:rPr>
+      </w:pPr>
       <w:r>
         <w:rPr>
           <w:rFonts w:ascii="Aptos" w:hAnsi="Aptos"/>
           <w:lang w:val="en-GB"/>
         </w:rPr>
-        <w:tab/>
-        <w:t>„</w:t>
-      </w:r>
-      <w:proofErr w:type="gramStart"/>
+        <w:t>[16]</w:t>
+      </w:r>
       <w:r>
         <w:rPr>
           <w:rFonts w:ascii="Aptos" w:hAnsi="Aptos"/>
           <w:lang w:val="en-GB"/>
         </w:rPr>
-        <w:t>Datasheet-AGM-Super-Cycle-battery-DE.pdf“</w:t>
-      </w:r>
-      <w:proofErr w:type="gramEnd"/>
+        <w:tab/>
+        <w:t xml:space="preserve">„GX Modbus-TCP Manual [Victron Energy]“. </w:t>
+      </w:r>
       <w:r>
         <w:rPr>
           <w:rFonts w:ascii="Aptos" w:hAnsi="Aptos"/>
-          <w:lang w:val="en-GB"/>
-        </w:rPr>
-        <w:t xml:space="preserve">. </w:t>
-      </w:r>
-      <w:r>
-        <w:rPr>
-          <w:rFonts w:ascii="Aptos" w:hAnsi="Aptos"/>
-        </w:rPr>
-        <w:t>Zugegriffen: 16. Februar 2026. [Online]. Verfügbar unter: https://www.victronenergy.de/upload/documents/Datasheet-AGM-Super-Cycle-battery-DE.pdf</w:t>
+        </w:rPr>
+        <w:t>Zugegriffen: 19. Februar 2026. [Online]. Verfügbar unter: https://www.victronenergy.com/live/ccgx:modbustcp_faq</w:t>
       </w:r>
     </w:p>
     <w:p>
@@ -15384,228 +17569,15 @@
       <w:r>
         <w:rPr>
           <w:rFonts w:ascii="Aptos" w:hAnsi="Aptos"/>
-          <w:lang w:val="en-GB"/>
-        </w:rPr>
-        <w:t>[11]</w:t>
+        </w:rPr>
+        <w:t>[17]</w:t>
       </w:r>
       <w:r>
         <w:rPr>
           <w:rFonts w:ascii="Aptos" w:hAnsi="Aptos"/>
-          <w:lang w:val="en-GB"/>
         </w:rPr>
         <w:tab/>
-        <w:t xml:space="preserve">„How to Optimize AGM Battery Performance for Maximum </w:t>
-      </w:r>
-      <w:proofErr w:type="gramStart"/>
-      <w:r>
-        <w:rPr>
-          <w:rFonts w:ascii="Aptos" w:hAnsi="Aptos"/>
-          <w:lang w:val="en-GB"/>
-        </w:rPr>
-        <w:t>Lifespan?“</w:t>
-      </w:r>
-      <w:proofErr w:type="gramEnd"/>
-      <w:r>
-        <w:rPr>
-          <w:rFonts w:ascii="Aptos" w:hAnsi="Aptos"/>
-          <w:lang w:val="en-GB"/>
-        </w:rPr>
-        <w:t xml:space="preserve">, How to Optimize AGM Battery Performance for Maximum Lifespan? </w:t>
-      </w:r>
-      <w:r>
-        <w:rPr>
-          <w:rFonts w:ascii="Aptos" w:hAnsi="Aptos"/>
-        </w:rPr>
-        <w:t>Zugegriffen: 16. Februar 2026. [Online]. Verfügbar unter: https://www.longwaybattery.com/de/blog/optimize-agm-battery-performance-maximum-lifespan/index.html</w:t>
-      </w:r>
-    </w:p>
-    <w:p>
-      <w:pPr>
-        <w:pStyle w:val="Literaturverzeichnis"/>
-        <w:rPr>
-          <w:rFonts w:ascii="Aptos" w:hAnsi="Aptos"/>
-        </w:rPr>
-      </w:pPr>
-      <w:r>
-        <w:rPr>
-          <w:rFonts w:ascii="Aptos" w:hAnsi="Aptos"/>
-          <w:lang w:val="en-GB"/>
-        </w:rPr>
-        <w:t>[12]</w:t>
-      </w:r>
-      <w:r>
-        <w:rPr>
-          <w:rFonts w:ascii="Aptos" w:hAnsi="Aptos"/>
-          <w:lang w:val="en-GB"/>
-        </w:rPr>
-        <w:tab/>
-        <w:t>„</w:t>
-      </w:r>
-      <w:proofErr w:type="gramStart"/>
-      <w:r>
-        <w:rPr>
-          <w:rFonts w:ascii="Aptos" w:hAnsi="Aptos"/>
-          <w:lang w:val="en-GB"/>
-        </w:rPr>
-        <w:t>Datasheet-Orion-Tr-Smart-DC-DC-chargers-isolated-250-400W-DE.pdf“</w:t>
-      </w:r>
-      <w:proofErr w:type="gramEnd"/>
-      <w:r>
-        <w:rPr>
-          <w:rFonts w:ascii="Aptos" w:hAnsi="Aptos"/>
-          <w:lang w:val="en-GB"/>
-        </w:rPr>
-        <w:t xml:space="preserve">. </w:t>
-      </w:r>
-      <w:r>
-        <w:rPr>
-          <w:rFonts w:ascii="Aptos" w:hAnsi="Aptos"/>
-        </w:rPr>
-        <w:t>Zugegriffen: 17. Februar 2026. [Online]. Verfügbar unter: https://www.victronenergy.de/upload/documents/Datasheet-Orion-Tr-Smart-DC-DC-chargers-isolated-250-400W-DE.pdf</w:t>
-      </w:r>
-    </w:p>
-    <w:p>
-      <w:pPr>
-        <w:pStyle w:val="Literaturverzeichnis"/>
-        <w:rPr>
-          <w:rFonts w:ascii="Aptos" w:hAnsi="Aptos"/>
-        </w:rPr>
-      </w:pPr>
-      <w:r>
-        <w:rPr>
-          <w:rFonts w:ascii="Aptos" w:hAnsi="Aptos"/>
-        </w:rPr>
-        <w:t>[13]</w:t>
-      </w:r>
-      <w:r>
-        <w:rPr>
-          <w:rFonts w:ascii="Aptos" w:hAnsi="Aptos"/>
-        </w:rPr>
-        <w:tab/>
-        <w:t>„Batterietechnologien: Unterschiede und welche ist die richtige für mi“, Batterietechnologien: Unterschiede und welche ist die richtige für mi. Zugegriffen: 17. Februar 2026. [Online]. Verfügbar unter: https://www.ective.de/blog/batterietechnologien-unterschiede-und-die-richtige-fuer-mich</w:t>
-      </w:r>
-    </w:p>
-    <w:p>
-      <w:pPr>
-        <w:pStyle w:val="Literaturverzeichnis"/>
-        <w:rPr>
-          <w:rFonts w:ascii="Aptos" w:hAnsi="Aptos"/>
-        </w:rPr>
-      </w:pPr>
-      <w:r>
-        <w:rPr>
-          <w:rFonts w:ascii="Aptos" w:hAnsi="Aptos"/>
-        </w:rPr>
-        <w:lastRenderedPageBreak/>
-        <w:t>[14]</w:t>
-      </w:r>
-      <w:r>
-        <w:rPr>
-          <w:rFonts w:ascii="Aptos" w:hAnsi="Aptos"/>
-        </w:rPr>
-        <w:tab/>
-        <w:t>„2.1 AGM vs. Lithium - Was ist besser?“ Zugegriffen: 17. Februar 2026. [Online]. Verfügbar unter: http://greenboatsolutions.de/ratgeber/agm-vs-lithium?srsltid=AfmBOoq4MEVKskN6v5GYbOgMlML4Zs3DHCf-YTXt-HHQTaIWApUYtA6a</w:t>
-      </w:r>
-    </w:p>
-    <w:p>
-      <w:pPr>
-        <w:pStyle w:val="Literaturverzeichnis"/>
-        <w:rPr>
-          <w:rFonts w:ascii="Aptos" w:hAnsi="Aptos"/>
-        </w:rPr>
-      </w:pPr>
-      <w:r>
-        <w:rPr>
-          <w:rFonts w:ascii="Aptos" w:hAnsi="Aptos"/>
-        </w:rPr>
-        <w:t>[15]</w:t>
-      </w:r>
-      <w:r>
-        <w:rPr>
-          <w:rFonts w:ascii="Aptos" w:hAnsi="Aptos"/>
-        </w:rPr>
-        <w:tab/>
-        <w:t>M. Vader, „Datenkommunikation mit Victron Energy Produkten“.</w:t>
-      </w:r>
-    </w:p>
-    <w:p>
-      <w:pPr>
-        <w:pStyle w:val="Literaturverzeichnis"/>
-        <w:rPr>
-          <w:rFonts w:ascii="Aptos" w:hAnsi="Aptos"/>
-        </w:rPr>
-      </w:pPr>
-      <w:r>
-        <w:rPr>
-          <w:rFonts w:ascii="Aptos" w:hAnsi="Aptos"/>
-          <w:lang w:val="en-GB"/>
-        </w:rPr>
-        <w:t>[16]</w:t>
-      </w:r>
-      <w:r>
-        <w:rPr>
-          <w:rFonts w:ascii="Aptos" w:hAnsi="Aptos"/>
-          <w:lang w:val="en-GB"/>
-        </w:rPr>
-        <w:tab/>
-        <w:t xml:space="preserve">„GX Modbus-TCP Manual [Victron </w:t>
-      </w:r>
-      <w:proofErr w:type="gramStart"/>
-      <w:r>
-        <w:rPr>
-          <w:rFonts w:ascii="Aptos" w:hAnsi="Aptos"/>
-          <w:lang w:val="en-GB"/>
-        </w:rPr>
-        <w:t>Energy]“</w:t>
-      </w:r>
-      <w:proofErr w:type="gramEnd"/>
-      <w:r>
-        <w:rPr>
-          <w:rFonts w:ascii="Aptos" w:hAnsi="Aptos"/>
-          <w:lang w:val="en-GB"/>
-        </w:rPr>
-        <w:t xml:space="preserve">. </w:t>
-      </w:r>
-      <w:r>
-        <w:rPr>
-          <w:rFonts w:ascii="Aptos" w:hAnsi="Aptos"/>
-        </w:rPr>
-        <w:t>Zugegriffen: 19. Februar 2026. [Online]. Verfügbar unter: https://www.victronenergy.com/live/ccgx:modbustcp_faq</w:t>
-      </w:r>
-    </w:p>
-    <w:p>
-      <w:pPr>
-        <w:pStyle w:val="Literaturverzeichnis"/>
-        <w:rPr>
-          <w:rFonts w:ascii="Aptos" w:hAnsi="Aptos"/>
-        </w:rPr>
-      </w:pPr>
-      <w:r>
-        <w:rPr>
-          <w:rFonts w:ascii="Aptos" w:hAnsi="Aptos"/>
-        </w:rPr>
-        <w:t>[17]</w:t>
-      </w:r>
-      <w:r>
-        <w:rPr>
-          <w:rFonts w:ascii="Aptos" w:hAnsi="Aptos"/>
-        </w:rPr>
-        <w:tab/>
-        <w:t xml:space="preserve">„Photovoltaik Kosten &amp; Ertrag inkl. </w:t>
-      </w:r>
-      <w:proofErr w:type="gramStart"/>
-      <w:r>
-        <w:rPr>
-          <w:rFonts w:ascii="Aptos" w:hAnsi="Aptos"/>
-        </w:rPr>
-        <w:t>PV Rechner</w:t>
-      </w:r>
-      <w:proofErr w:type="gramEnd"/>
-      <w:r>
-        <w:rPr>
-          <w:rFonts w:ascii="Aptos" w:hAnsi="Aptos"/>
-        </w:rPr>
-        <w:t xml:space="preserve"> - Salzburg AG für Energie, Verkehr &amp; Telekommunikation“. Zugegriffen: 19. Februar 2026. [Online]. Verfügbar unter: https://www.salzburg-ag.at/photovoltaik/privat/infos-ratgeber/wirtschaftlichkeit-finanzierung/pv-kosten-rechner.html</w:t>
+        <w:t>„Photovoltaik Kosten &amp; Ertrag inkl. PV Rechner - Salzburg AG für Energie, Verkehr &amp; Telekommunikation“. Zugegriffen: 19. Februar 2026. [Online]. Verfügbar unter: https://www.salzburg-ag.at/photovoltaik/privat/infos-ratgeber/wirtschaftlichkeit-finanzierung/pv-kosten-rechner.html</w:t>
       </w:r>
     </w:p>
     <w:p>
@@ -15682,14 +17654,14 @@
       <w:pPr>
         <w:pStyle w:val="berschrift1"/>
       </w:pPr>
-      <w:bookmarkStart w:id="32" w:name="_Toc222694215"/>
+      <w:bookmarkStart w:id="40" w:name="_Toc222739170"/>
       <w:r>
         <w:t xml:space="preserve">6. </w:t>
       </w:r>
       <w:r>
         <w:t>Abbildungsverzeichnis</w:t>
       </w:r>
-      <w:bookmarkEnd w:id="32"/>
+      <w:bookmarkEnd w:id="40"/>
     </w:p>
     <w:p>
       <w:pPr>
@@ -15773,6 +17745,8 @@
         <w:fldChar w:fldCharType="end"/>
       </w:r>
     </w:p>
+    <w:p/>
+    <w:p/>
     <w:sectPr>
       <w:pgSz w:w="11906" w:h="16838"/>
       <w:pgMar w:top="1417" w:right="1417" w:bottom="1134" w:left="1417" w:header="708" w:footer="708" w:gutter="0"/>
@@ -18290,6 +20264,7 @@
   <w:style w:type="character" w:default="1" w:styleId="Absatz-Standardschriftart">
     <w:name w:val="Default Paragraph Font"/>
     <w:uiPriority w:val="1"/>
+    <w:semiHidden/>
     <w:unhideWhenUsed/>
   </w:style>
   <w:style w:type="table" w:default="1" w:styleId="NormaleTabelle">

--- a/Diplomarbeit/5_Schreiben/0.0_Inhaltsverzeichnis_und_DA.docx
+++ b/Diplomarbeit/5_Schreiben/0.0_Inhaltsverzeichnis_und_DA.docx
@@ -15456,24 +15456,125 @@
     </w:p>
     <w:p>
       <w:pPr>
-        <w:pStyle w:val="berschrift2"/>
-        <w:spacing w:before="240"/>
-      </w:pPr>
-      <w:r>
-        <w:rPr>
+        <w:ind w:left="708"/>
+        <w:jc w:val="both"/>
+        <w:rPr>
+          <w:rFonts w:cs="Arial"/>
+        </w:rPr>
+      </w:pPr>
+    </w:p>
+    <w:p>
+      <w:pPr>
+        <w:ind w:left="708"/>
+        <w:jc w:val="both"/>
+        <w:rPr>
+          <w:rFonts w:cs="Arial"/>
+        </w:rPr>
+        <w:sectPr>
+          <w:pgSz w:w="11906" w:h="16838"/>
+          <w:pgMar w:top="1417" w:right="1417" w:bottom="1134" w:left="1417" w:header="708" w:footer="708" w:gutter="0"/>
+          <w:cols w:space="708"/>
+          <w:docGrid w:linePitch="360"/>
+        </w:sectPr>
+      </w:pPr>
+    </w:p>
+    <w:p>
+      <w:pPr>
+        <w:ind w:left="708"/>
+        <w:jc w:val="both"/>
+        <w:rPr>
+          <w:rFonts w:cs="Arial"/>
+          <w:b/>
+          <w:bCs/>
+          <w:sz w:val="32"/>
+          <w:szCs w:val="32"/>
+        </w:rPr>
+      </w:pPr>
+      <w:r>
+        <w:rPr>
+          <w:rFonts w:cs="Arial"/>
+          <w:b/>
+          <w:bCs/>
+          <w:i/>
+          <w:iCs/>
+          <w:sz w:val="32"/>
+          <w:szCs w:val="32"/>
+        </w:rPr>
+        <w:lastRenderedPageBreak/>
+        <w:drawing>
+          <wp:anchor distT="0" distB="0" distL="114300" distR="114300" simplePos="0" relativeHeight="251666432" behindDoc="0" locked="0" layoutInCell="1" allowOverlap="1" wp14:anchorId="7515BEC1" wp14:editId="0C4473E2">
+            <wp:simplePos x="0" y="0"/>
+            <wp:positionH relativeFrom="margin">
+              <wp:posOffset>1144307</wp:posOffset>
+            </wp:positionH>
+            <wp:positionV relativeFrom="paragraph">
+              <wp:posOffset>318845</wp:posOffset>
+            </wp:positionV>
+            <wp:extent cx="7697470" cy="5130165"/>
+            <wp:effectExtent l="0" t="0" r="0" b="0"/>
+            <wp:wrapTopAndBottom/>
+            <wp:docPr id="330273360" name="Grafik 1" descr="Ein Bild, das Text, Diagramm, Plan, technische Zeichnung enthält.&#10;&#10;KI-generierte Inhalte können fehlerhaft sein."/>
+            <wp:cNvGraphicFramePr>
+              <a:graphicFrameLocks xmlns:a="http://schemas.openxmlformats.org/drawingml/2006/main" noChangeAspect="1"/>
+            </wp:cNvGraphicFramePr>
+            <a:graphic xmlns:a="http://schemas.openxmlformats.org/drawingml/2006/main">
+              <a:graphicData uri="http://schemas.openxmlformats.org/drawingml/2006/picture">
+                <pic:pic xmlns:pic="http://schemas.openxmlformats.org/drawingml/2006/picture">
+                  <pic:nvPicPr>
+                    <pic:cNvPr id="330273360" name="Grafik 1" descr="Ein Bild, das Text, Diagramm, Plan, technische Zeichnung enthält.&#10;&#10;KI-generierte Inhalte können fehlerhaft sein."/>
+                    <pic:cNvPicPr/>
+                  </pic:nvPicPr>
+                  <pic:blipFill>
+                    <a:blip r:embed="rId7">
+                      <a:extLst>
+                        <a:ext uri="{28A0092B-C50C-407E-A947-70E740481C1C}">
+                          <a14:useLocalDpi xmlns:a14="http://schemas.microsoft.com/office/drawing/2010/main" val="0"/>
+                        </a:ext>
+                      </a:extLst>
+                    </a:blip>
+                    <a:stretch>
+                      <a:fillRect/>
+                    </a:stretch>
+                  </pic:blipFill>
+                  <pic:spPr>
+                    <a:xfrm>
+                      <a:off x="0" y="0"/>
+                      <a:ext cx="7697470" cy="5130165"/>
+                    </a:xfrm>
+                    <a:prstGeom prst="rect">
+                      <a:avLst/>
+                    </a:prstGeom>
+                  </pic:spPr>
+                </pic:pic>
+              </a:graphicData>
+            </a:graphic>
+            <wp14:sizeRelH relativeFrom="margin">
+              <wp14:pctWidth>0</wp14:pctWidth>
+            </wp14:sizeRelH>
+            <wp14:sizeRelV relativeFrom="margin">
+              <wp14:pctHeight>0</wp14:pctHeight>
+            </wp14:sizeRelV>
+          </wp:anchor>
+        </w:drawing>
+      </w:r>
+      <w:r>
+        <w:rPr>
+          <w:b/>
+          <w:bCs/>
           <w:noProof/>
-        </w:rPr>
-        <w:lastRenderedPageBreak/>
+          <w:sz w:val="32"/>
+          <w:szCs w:val="32"/>
+        </w:rPr>
         <mc:AlternateContent>
           <mc:Choice Requires="wps">
             <w:drawing>
-              <wp:anchor distT="0" distB="0" distL="114300" distR="114300" simplePos="0" relativeHeight="251663360" behindDoc="0" locked="0" layoutInCell="1" allowOverlap="1" wp14:anchorId="2025D601" wp14:editId="4A555351">
+              <wp:anchor distT="0" distB="0" distL="114300" distR="114300" simplePos="0" relativeHeight="251663360" behindDoc="0" locked="0" layoutInCell="1" allowOverlap="1" wp14:anchorId="2025D601" wp14:editId="6D375B2F">
                 <wp:simplePos x="0" y="0"/>
                 <wp:positionH relativeFrom="column">
-                  <wp:posOffset>-635</wp:posOffset>
+                  <wp:posOffset>466090</wp:posOffset>
                 </wp:positionH>
                 <wp:positionV relativeFrom="paragraph">
-                  <wp:posOffset>3943350</wp:posOffset>
+                  <wp:posOffset>5491106</wp:posOffset>
                 </wp:positionV>
                 <wp:extent cx="5761355" cy="635"/>
                 <wp:effectExtent l="0" t="0" r="0" b="0"/>
@@ -15559,7 +15660,7 @@
           </mc:Choice>
           <mc:Fallback>
             <w:pict>
-              <v:shape w14:anchorId="2025D601" id="_x0000_s1027" type="#_x0000_t202" style="position:absolute;margin-left:-.05pt;margin-top:310.5pt;width:453.65pt;height:.05pt;z-index:251663360;visibility:visible;mso-wrap-style:square;mso-wrap-distance-left:9pt;mso-wrap-distance-top:0;mso-wrap-distance-right:9pt;mso-wrap-distance-bottom:0;mso-position-horizontal:absolute;mso-position-horizontal-relative:text;mso-position-vertical:absolute;mso-position-vertical-relative:text;v-text-anchor:top" o:gfxdata="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" stroked="f">
+              <v:shape w14:anchorId="2025D601" id="_x0000_s1027" type="#_x0000_t202" style="position:absolute;left:0;text-align:left;margin-left:36.7pt;margin-top:432.35pt;width:453.65pt;height:.05pt;z-index:251663360;visibility:visible;mso-wrap-style:square;mso-wrap-distance-left:9pt;mso-wrap-distance-top:0;mso-wrap-distance-right:9pt;mso-wrap-distance-bottom:0;mso-position-horizontal:absolute;mso-position-horizontal-relative:text;mso-position-vertical:absolute;mso-position-vertical-relative:text;v-text-anchor:top" o:gfxdata="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" stroked="f">
                 <v:textbox style="mso-fit-shape-to-text:t" inset="0,0,0,0">
                   <w:txbxContent>
                     <w:p>
@@ -15615,22 +15716,208 @@
       <w:r>
         <w:rPr>
           <w:rFonts w:cs="Arial"/>
-          <w:i/>
-          <w:iCs/>
+          <w:b/>
+          <w:bCs/>
+          <w:sz w:val="32"/>
+          <w:szCs w:val="32"/>
+        </w:rPr>
+        <w:t>Schaltplan Verteilerschrank</w:t>
+      </w:r>
+    </w:p>
+    <w:p>
+      <w:pPr>
+        <w:ind w:left="708"/>
+        <w:jc w:val="both"/>
+        <w:rPr>
+          <w:rFonts w:cs="Arial"/>
+          <w:b/>
+          <w:bCs/>
+          <w:sz w:val="32"/>
+          <w:szCs w:val="32"/>
+        </w:rPr>
+      </w:pPr>
+      <w:r>
+        <w:rPr>
+          <w:rFonts w:cs="Arial"/>
+          <w:b/>
+          <w:bCs/>
+          <w:sz w:val="32"/>
+          <w:szCs w:val="32"/>
+        </w:rPr>
+        <w:lastRenderedPageBreak/>
+        <w:t>Systemschema – Hybrides 12-V-Energiesystem</w:t>
+      </w:r>
+    </w:p>
+    <w:p>
+      <w:pPr>
+        <w:ind w:left="708"/>
+        <w:jc w:val="both"/>
+        <w:rPr>
+          <w:rFonts w:cs="Arial"/>
+        </w:rPr>
+      </w:pPr>
+      <w:r>
+        <w:rPr>
+          <w:noProof/>
+        </w:rPr>
+        <mc:AlternateContent>
+          <mc:Choice Requires="wps">
+            <w:drawing>
+              <wp:anchor distT="0" distB="0" distL="114300" distR="114300" simplePos="0" relativeHeight="251669504" behindDoc="0" locked="0" layoutInCell="1" allowOverlap="1" wp14:anchorId="45F57009" wp14:editId="6712928D">
+                <wp:simplePos x="0" y="0"/>
+                <wp:positionH relativeFrom="column">
+                  <wp:posOffset>376555</wp:posOffset>
+                </wp:positionH>
+                <wp:positionV relativeFrom="paragraph">
+                  <wp:posOffset>4569884</wp:posOffset>
+                </wp:positionV>
+                <wp:extent cx="4302760" cy="635"/>
+                <wp:effectExtent l="0" t="0" r="2540" b="0"/>
+                <wp:wrapTopAndBottom/>
+                <wp:docPr id="1869527557" name="Textfeld 1"/>
+                <wp:cNvGraphicFramePr/>
+                <a:graphic xmlns:a="http://schemas.openxmlformats.org/drawingml/2006/main">
+                  <a:graphicData uri="http://schemas.microsoft.com/office/word/2010/wordprocessingShape">
+                    <wps:wsp>
+                      <wps:cNvSpPr txBox="1"/>
+                      <wps:spPr>
+                        <a:xfrm>
+                          <a:off x="0" y="0"/>
+                          <a:ext cx="4302760" cy="635"/>
+                        </a:xfrm>
+                        <a:prstGeom prst="rect">
+                          <a:avLst/>
+                        </a:prstGeom>
+                        <a:solidFill>
+                          <a:prstClr val="white"/>
+                        </a:solidFill>
+                        <a:ln>
+                          <a:noFill/>
+                        </a:ln>
+                      </wps:spPr>
+                      <wps:txbx>
+                        <w:txbxContent>
+                          <w:p>
+                            <w:pPr>
+                              <w:pStyle w:val="Beschriftung"/>
+                              <w:rPr>
+                                <w:rFonts w:cs="Arial"/>
+                                <w:sz w:val="22"/>
+                                <w:szCs w:val="22"/>
+                              </w:rPr>
+                            </w:pPr>
+                            <w:r>
+                              <w:t xml:space="preserve">Abbildung </w:t>
+                            </w:r>
+                            <w:r>
+                              <w:fldChar w:fldCharType="begin"/>
+                            </w:r>
+                            <w:r>
+                              <w:instrText xml:space="preserve"> SEQ Abbildung \* ARABIC </w:instrText>
+                            </w:r>
+                            <w:r>
+                              <w:fldChar w:fldCharType="separate"/>
+                            </w:r>
+                            <w:r>
+                              <w:rPr>
+                                <w:noProof/>
+                              </w:rPr>
+                              <w:t>3</w:t>
+                            </w:r>
+                            <w:r>
+                              <w:fldChar w:fldCharType="end"/>
+                            </w:r>
+                            <w:r>
+                              <w:t xml:space="preserve">: </w:t>
+                            </w:r>
+                            <w:r>
+                              <w:t>Systemschema des hybriden 12-V-Energiesystems (eigene Darstellung)</w:t>
+                            </w:r>
+                          </w:p>
+                        </w:txbxContent>
+                      </wps:txbx>
+                      <wps:bodyPr rot="0" spcFirstLastPara="0" vertOverflow="overflow" horzOverflow="overflow" vert="horz" wrap="square" lIns="0" tIns="0" rIns="0" bIns="0" numCol="1" spcCol="0" rtlCol="0" fromWordArt="0" anchor="t" anchorCtr="0" forceAA="0" compatLnSpc="1">
+                        <a:prstTxWarp prst="textNoShape">
+                          <a:avLst/>
+                        </a:prstTxWarp>
+                        <a:spAutoFit/>
+                      </wps:bodyPr>
+                    </wps:wsp>
+                  </a:graphicData>
+                </a:graphic>
+                <wp14:sizeRelH relativeFrom="margin">
+                  <wp14:pctWidth>0</wp14:pctWidth>
+                </wp14:sizeRelH>
+              </wp:anchor>
+            </w:drawing>
+          </mc:Choice>
+          <mc:Fallback>
+            <w:pict>
+              <v:shape w14:anchorId="45F57009" id="_x0000_s1028" type="#_x0000_t202" style="position:absolute;left:0;text-align:left;margin-left:29.65pt;margin-top:359.85pt;width:338.8pt;height:.05pt;z-index:251669504;visibility:visible;mso-wrap-style:square;mso-width-percent:0;mso-wrap-distance-left:9pt;mso-wrap-distance-top:0;mso-wrap-distance-right:9pt;mso-wrap-distance-bottom:0;mso-position-horizontal:absolute;mso-position-horizontal-relative:text;mso-position-vertical:absolute;mso-position-vertical-relative:text;mso-width-percent:0;mso-width-relative:margin;v-text-anchor:top" o:gfxdata="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" stroked="f">
+                <v:textbox style="mso-fit-shape-to-text:t" inset="0,0,0,0">
+                  <w:txbxContent>
+                    <w:p>
+                      <w:pPr>
+                        <w:pStyle w:val="Beschriftung"/>
+                        <w:rPr>
+                          <w:rFonts w:cs="Arial"/>
+                          <w:sz w:val="22"/>
+                          <w:szCs w:val="22"/>
+                        </w:rPr>
+                      </w:pPr>
+                      <w:r>
+                        <w:t xml:space="preserve">Abbildung </w:t>
+                      </w:r>
+                      <w:r>
+                        <w:fldChar w:fldCharType="begin"/>
+                      </w:r>
+                      <w:r>
+                        <w:instrText xml:space="preserve"> SEQ Abbildung \* ARABIC </w:instrText>
+                      </w:r>
+                      <w:r>
+                        <w:fldChar w:fldCharType="separate"/>
+                      </w:r>
+                      <w:r>
+                        <w:rPr>
+                          <w:noProof/>
+                        </w:rPr>
+                        <w:t>3</w:t>
+                      </w:r>
+                      <w:r>
+                        <w:fldChar w:fldCharType="end"/>
+                      </w:r>
+                      <w:r>
+                        <w:t xml:space="preserve">: </w:t>
+                      </w:r>
+                      <w:r>
+                        <w:t>Systemschema des hybriden 12-V-Energiesystems (eigene Darstellung)</w:t>
+                      </w:r>
+                    </w:p>
+                  </w:txbxContent>
+                </v:textbox>
+                <w10:wrap type="topAndBottom"/>
+              </v:shape>
+            </w:pict>
+          </mc:Fallback>
+        </mc:AlternateContent>
+      </w:r>
+      <w:r>
+        <w:rPr>
+          <w:rFonts w:cs="Arial"/>
         </w:rPr>
         <w:drawing>
-          <wp:anchor distT="0" distB="0" distL="114300" distR="114300" simplePos="0" relativeHeight="251661312" behindDoc="0" locked="0" layoutInCell="1" allowOverlap="1" wp14:anchorId="3074FFB6" wp14:editId="70D849E5">
+          <wp:anchor distT="0" distB="0" distL="114300" distR="114300" simplePos="0" relativeHeight="251667456" behindDoc="0" locked="0" layoutInCell="1" allowOverlap="1" wp14:anchorId="35EEB9A4" wp14:editId="3CAD009F">
             <wp:simplePos x="0" y="0"/>
-            <wp:positionH relativeFrom="margin">
-              <wp:align>right</wp:align>
+            <wp:positionH relativeFrom="column">
+              <wp:posOffset>-593090</wp:posOffset>
             </wp:positionH>
             <wp:positionV relativeFrom="paragraph">
-              <wp:posOffset>98</wp:posOffset>
+              <wp:posOffset>266700</wp:posOffset>
             </wp:positionV>
-            <wp:extent cx="5761355" cy="3886200"/>
-            <wp:effectExtent l="0" t="0" r="0" b="0"/>
+            <wp:extent cx="10462260" cy="4353560"/>
+            <wp:effectExtent l="0" t="0" r="0" b="8890"/>
             <wp:wrapTopAndBottom/>
-            <wp:docPr id="330273360" name="Grafik 1" descr="Ein Bild, das Text, Diagramm, Plan, technische Zeichnung enthält.&#10;&#10;KI-generierte Inhalte können fehlerhaft sein."/>
+            <wp:docPr id="874136088" name="Grafik 1" descr="Ein Bild, das Text, Diagramm, Screenshot, Plan enthält.&#10;&#10;KI-generierte Inhalte können fehlerhaft sein."/>
             <wp:cNvGraphicFramePr>
               <a:graphicFrameLocks xmlns:a="http://schemas.openxmlformats.org/drawingml/2006/main" noChangeAspect="1"/>
             </wp:cNvGraphicFramePr>
@@ -15638,11 +15925,11 @@
               <a:graphicData uri="http://schemas.openxmlformats.org/drawingml/2006/picture">
                 <pic:pic xmlns:pic="http://schemas.openxmlformats.org/drawingml/2006/picture">
                   <pic:nvPicPr>
-                    <pic:cNvPr id="330273360" name="Grafik 1" descr="Ein Bild, das Text, Diagramm, Plan, technische Zeichnung enthält.&#10;&#10;KI-generierte Inhalte können fehlerhaft sein."/>
+                    <pic:cNvPr id="874136088" name="Grafik 1" descr="Ein Bild, das Text, Diagramm, Screenshot, Plan enthält.&#10;&#10;KI-generierte Inhalte können fehlerhaft sein."/>
                     <pic:cNvPicPr/>
                   </pic:nvPicPr>
                   <pic:blipFill>
-                    <a:blip r:embed="rId7">
+                    <a:blip r:embed="rId8">
                       <a:extLst>
                         <a:ext uri="{28A0092B-C50C-407E-A947-70E740481C1C}">
                           <a14:useLocalDpi xmlns:a14="http://schemas.microsoft.com/office/drawing/2010/main" val="0"/>
@@ -15656,7 +15943,7 @@
                   <pic:spPr>
                     <a:xfrm>
                       <a:off x="0" y="0"/>
-                      <a:ext cx="5761355" cy="3886200"/>
+                      <a:ext cx="10462260" cy="4353560"/>
                     </a:xfrm>
                     <a:prstGeom prst="rect">
                       <a:avLst/>
@@ -15674,8 +15961,39 @@
           </wp:anchor>
         </w:drawing>
       </w:r>
+    </w:p>
+    <w:p>
+      <w:pPr>
+        <w:ind w:left="708"/>
+        <w:jc w:val="both"/>
+        <w:rPr>
+          <w:rFonts w:cs="Arial"/>
+        </w:rPr>
+      </w:pPr>
+    </w:p>
+    <w:p>
+      <w:pPr>
+        <w:ind w:left="708"/>
+        <w:jc w:val="both"/>
+        <w:rPr>
+          <w:rFonts w:cs="Arial"/>
+        </w:rPr>
+        <w:sectPr>
+          <w:pgSz w:w="16838" w:h="11906" w:orient="landscape"/>
+          <w:pgMar w:top="1417" w:right="1417" w:bottom="1417" w:left="1134" w:header="708" w:footer="708" w:gutter="0"/>
+          <w:cols w:space="708"/>
+          <w:docGrid w:linePitch="360"/>
+        </w:sectPr>
+      </w:pPr>
+    </w:p>
+    <w:p>
+      <w:pPr>
+        <w:pStyle w:val="berschrift2"/>
+        <w:spacing w:before="240"/>
+      </w:pPr>
       <w:bookmarkStart w:id="34" w:name="_Toc222739164"/>
       <w:r>
+        <w:lastRenderedPageBreak/>
         <w:t>4.8.1 Systemaufbau und Energiepfad</w:t>
       </w:r>
       <w:bookmarkEnd w:id="34"/>
@@ -15773,6 +16091,24 @@
     </w:p>
     <w:p>
       <w:pPr>
+        <w:ind w:left="708"/>
+        <w:jc w:val="both"/>
+        <w:rPr>
+          <w:rFonts w:cs="Arial"/>
+        </w:rPr>
+      </w:pPr>
+    </w:p>
+    <w:p>
+      <w:pPr>
+        <w:ind w:left="708"/>
+        <w:jc w:val="both"/>
+        <w:rPr>
+          <w:rFonts w:cs="Arial"/>
+        </w:rPr>
+      </w:pPr>
+    </w:p>
+    <w:p>
+      <w:pPr>
         <w:pStyle w:val="berschrift2"/>
       </w:pPr>
       <w:bookmarkStart w:id="35" w:name="_Toc222739165"/>
@@ -16354,7 +16690,6 @@
         <w:rPr>
           <w:rFonts w:cs="Arial"/>
         </w:rPr>
-        <w:lastRenderedPageBreak/>
         <w:t>Die Absicherung des Gleichstromkreises erfolgt durch zwei 30</w:t>
       </w:r>
       <w:r>
@@ -16981,14 +17316,7 @@
         <w:rPr>
           <w:rFonts w:cs="Arial"/>
         </w:rPr>
-        <w:t xml:space="preserve">. Zudem führten Kommunikationsmissverständnisse mit dem Projektsponsor im Verlauf der Arbeit zu Verzögerungen und einer notwendigen Neuausrichtung einzelner </w:t>
-      </w:r>
-      <w:r>
-        <w:rPr>
-          <w:rFonts w:cs="Arial"/>
-        </w:rPr>
-        <w:lastRenderedPageBreak/>
-        <w:t>Anforderungen. Diese Erfahrung unterstreicht, wie wichtig eine frühzeitige und präzise Abstimmung der Erwartungen</w:t>
+        <w:t>. Zudem führten Kommunikationsmissverständnisse mit dem Projektsponsor im Verlauf der Arbeit zu Verzögerungen und einer notwendigen Neuausrichtung einzelner Anforderungen. Diese Erfahrung unterstreicht, wie wichtig eine frühzeitige und präzise Abstimmung der Erwartungen</w:t>
       </w:r>
       <w:r>
         <w:rPr>
@@ -17148,7 +17476,14 @@
         <w:rPr>
           <w:rFonts w:cs="Arial"/>
         </w:rPr>
-        <w:t>V Systemspannung, der Anzahl der Batteriemodule sowie der Leistungsklasse des Wechselrichters. Zudem würde eine größere Anlage die softwareseitige Laststeuerung deutlich relevanter machen, da bei mehreren parallel betriebenen Verbrauchern eine intelligente Priorisierung auf Basis von Echtzeitdaten – etwa über die MQTT-Schnittstelle des Cerbo GX – erhebliches Einsparpotenzial bietet.</w:t>
+        <w:t xml:space="preserve">V Systemspannung, der Anzahl der </w:t>
+      </w:r>
+      <w:r>
+        <w:rPr>
+          <w:rFonts w:cs="Arial"/>
+        </w:rPr>
+        <w:lastRenderedPageBreak/>
+        <w:t>Batteriemodule sowie der Leistungsklasse des Wechselrichters. Zudem würde eine größere Anlage die softwareseitige Laststeuerung deutlich relevanter machen, da bei mehreren parallel betriebenen Verbrauchern eine intelligente Priorisierung auf Basis von Echtzeitdaten – etwa über die MQTT-Schnittstelle des Cerbo GX – erhebliches Einsparpotenzial bietet.</w:t>
       </w:r>
     </w:p>
     <w:p>
@@ -17320,7 +17655,6 @@
           <w:rFonts w:ascii="Aptos" w:hAnsi="Aptos"/>
           <w:lang w:val="en-GB"/>
         </w:rPr>
-        <w:lastRenderedPageBreak/>
         <w:t>[7]</w:t>
       </w:r>
       <w:r>
@@ -17450,6 +17784,7 @@
           <w:rFonts w:ascii="Aptos" w:hAnsi="Aptos"/>
           <w:lang w:val="en-GB"/>
         </w:rPr>
+        <w:lastRenderedPageBreak/>
         <w:t>[12]</w:t>
       </w:r>
       <w:r>
@@ -20264,7 +20599,6 @@
   <w:style w:type="character" w:default="1" w:styleId="Absatz-Standardschriftart">
     <w:name w:val="Default Paragraph Font"/>
     <w:uiPriority w:val="1"/>
-    <w:semiHidden/>
     <w:unhideWhenUsed/>
   </w:style>
   <w:style w:type="table" w:default="1" w:styleId="NormaleTabelle">

--- a/Diplomarbeit/5_Schreiben/0.0_Inhaltsverzeichnis_und_DA.docx
+++ b/Diplomarbeit/5_Schreiben/0.0_Inhaltsverzeichnis_und_DA.docx
@@ -59,7 +59,7 @@
           <w:r>
             <w:fldChar w:fldCharType="separate"/>
           </w:r>
-          <w:hyperlink w:anchor="_Toc222739134" w:history="1">
+          <w:hyperlink w:anchor="_Toc222767592" w:history="1">
             <w:r>
               <w:rPr>
                 <w:rStyle w:val="Hyperlink"/>
@@ -86,7 +86,7 @@
                 <w:noProof/>
                 <w:webHidden/>
               </w:rPr>
-              <w:instrText xml:space="preserve"> PAGEREF _Toc222739134 \h </w:instrText>
+              <w:instrText xml:space="preserve"> PAGEREF _Toc222767592 \h </w:instrText>
             </w:r>
             <w:r>
               <w:rPr>
@@ -131,7 +131,7 @@
               <w:lang w:eastAsia="de-AT"/>
             </w:rPr>
           </w:pPr>
-          <w:hyperlink w:anchor="_Toc222739135" w:history="1">
+          <w:hyperlink w:anchor="_Toc222767593" w:history="1">
             <w:r>
               <w:rPr>
                 <w:rStyle w:val="Hyperlink"/>
@@ -158,7 +158,7 @@
                 <w:noProof/>
                 <w:webHidden/>
               </w:rPr>
-              <w:instrText xml:space="preserve"> PAGEREF _Toc222739135 \h </w:instrText>
+              <w:instrText xml:space="preserve"> PAGEREF _Toc222767593 \h </w:instrText>
             </w:r>
             <w:r>
               <w:rPr>
@@ -203,7 +203,7 @@
               <w:lang w:eastAsia="de-AT"/>
             </w:rPr>
           </w:pPr>
-          <w:hyperlink w:anchor="_Toc222739136" w:history="1">
+          <w:hyperlink w:anchor="_Toc222767594" w:history="1">
             <w:r>
               <w:rPr>
                 <w:rStyle w:val="Hyperlink"/>
@@ -230,7 +230,7 @@
                 <w:noProof/>
                 <w:webHidden/>
               </w:rPr>
-              <w:instrText xml:space="preserve"> PAGEREF _Toc222739136 \h </w:instrText>
+              <w:instrText xml:space="preserve"> PAGEREF _Toc222767594 \h </w:instrText>
             </w:r>
             <w:r>
               <w:rPr>
@@ -275,7 +275,7 @@
               <w:lang w:eastAsia="de-AT"/>
             </w:rPr>
           </w:pPr>
-          <w:hyperlink w:anchor="_Toc222739137" w:history="1">
+          <w:hyperlink w:anchor="_Toc222767595" w:history="1">
             <w:r>
               <w:rPr>
                 <w:rStyle w:val="Hyperlink"/>
@@ -302,7 +302,7 @@
                 <w:noProof/>
                 <w:webHidden/>
               </w:rPr>
-              <w:instrText xml:space="preserve"> PAGEREF _Toc222739137 \h </w:instrText>
+              <w:instrText xml:space="preserve"> PAGEREF _Toc222767595 \h </w:instrText>
             </w:r>
             <w:r>
               <w:rPr>
@@ -347,7 +347,7 @@
               <w:lang w:eastAsia="de-AT"/>
             </w:rPr>
           </w:pPr>
-          <w:hyperlink w:anchor="_Toc222739138" w:history="1">
+          <w:hyperlink w:anchor="_Toc222767596" w:history="1">
             <w:r>
               <w:rPr>
                 <w:rStyle w:val="Hyperlink"/>
@@ -376,7 +376,7 @@
                 <w:noProof/>
                 <w:webHidden/>
               </w:rPr>
-              <w:instrText xml:space="preserve"> PAGEREF _Toc222739138 \h </w:instrText>
+              <w:instrText xml:space="preserve"> PAGEREF _Toc222767596 \h </w:instrText>
             </w:r>
             <w:r>
               <w:rPr>
@@ -421,7 +421,7 @@
               <w:lang w:eastAsia="de-AT"/>
             </w:rPr>
           </w:pPr>
-          <w:hyperlink w:anchor="_Toc222739139" w:history="1">
+          <w:hyperlink w:anchor="_Toc222767597" w:history="1">
             <w:r>
               <w:rPr>
                 <w:rStyle w:val="Hyperlink"/>
@@ -448,7 +448,7 @@
                 <w:noProof/>
                 <w:webHidden/>
               </w:rPr>
-              <w:instrText xml:space="preserve"> PAGEREF _Toc222739139 \h </w:instrText>
+              <w:instrText xml:space="preserve"> PAGEREF _Toc222767597 \h </w:instrText>
             </w:r>
             <w:r>
               <w:rPr>
@@ -493,7 +493,7 @@
               <w:lang w:eastAsia="de-AT"/>
             </w:rPr>
           </w:pPr>
-          <w:hyperlink w:anchor="_Toc222739140" w:history="1">
+          <w:hyperlink w:anchor="_Toc222767598" w:history="1">
             <w:r>
               <w:rPr>
                 <w:rStyle w:val="Hyperlink"/>
@@ -520,7 +520,7 @@
                 <w:noProof/>
                 <w:webHidden/>
               </w:rPr>
-              <w:instrText xml:space="preserve"> PAGEREF _Toc222739140 \h </w:instrText>
+              <w:instrText xml:space="preserve"> PAGEREF _Toc222767598 \h </w:instrText>
             </w:r>
             <w:r>
               <w:rPr>
@@ -565,7 +565,7 @@
               <w:lang w:eastAsia="de-AT"/>
             </w:rPr>
           </w:pPr>
-          <w:hyperlink w:anchor="_Toc222739141" w:history="1">
+          <w:hyperlink w:anchor="_Toc222767599" w:history="1">
             <w:r>
               <w:rPr>
                 <w:rStyle w:val="Hyperlink"/>
@@ -592,7 +592,7 @@
                 <w:noProof/>
                 <w:webHidden/>
               </w:rPr>
-              <w:instrText xml:space="preserve"> PAGEREF _Toc222739141 \h </w:instrText>
+              <w:instrText xml:space="preserve"> PAGEREF _Toc222767599 \h </w:instrText>
             </w:r>
             <w:r>
               <w:rPr>
@@ -637,7 +637,7 @@
               <w:lang w:eastAsia="de-AT"/>
             </w:rPr>
           </w:pPr>
-          <w:hyperlink w:anchor="_Toc222739142" w:history="1">
+          <w:hyperlink w:anchor="_Toc222767600" w:history="1">
             <w:r>
               <w:rPr>
                 <w:rStyle w:val="Hyperlink"/>
@@ -664,7 +664,7 @@
                 <w:noProof/>
                 <w:webHidden/>
               </w:rPr>
-              <w:instrText xml:space="preserve"> PAGEREF _Toc222739142 \h </w:instrText>
+              <w:instrText xml:space="preserve"> PAGEREF _Toc222767600 \h </w:instrText>
             </w:r>
             <w:r>
               <w:rPr>
@@ -709,7 +709,7 @@
               <w:lang w:eastAsia="de-AT"/>
             </w:rPr>
           </w:pPr>
-          <w:hyperlink w:anchor="_Toc222739143" w:history="1">
+          <w:hyperlink w:anchor="_Toc222767601" w:history="1">
             <w:r>
               <w:rPr>
                 <w:rStyle w:val="Hyperlink"/>
@@ -736,7 +736,7 @@
                 <w:noProof/>
                 <w:webHidden/>
               </w:rPr>
-              <w:instrText xml:space="preserve"> PAGEREF _Toc222739143 \h </w:instrText>
+              <w:instrText xml:space="preserve"> PAGEREF _Toc222767601 \h </w:instrText>
             </w:r>
             <w:r>
               <w:rPr>
@@ -781,7 +781,7 @@
               <w:lang w:eastAsia="de-AT"/>
             </w:rPr>
           </w:pPr>
-          <w:hyperlink w:anchor="_Toc222739144" w:history="1">
+          <w:hyperlink w:anchor="_Toc222767602" w:history="1">
             <w:r>
               <w:rPr>
                 <w:rStyle w:val="Hyperlink"/>
@@ -838,7 +838,7 @@
                 <w:noProof/>
                 <w:webHidden/>
               </w:rPr>
-              <w:instrText xml:space="preserve"> PAGEREF _Toc222739144 \h </w:instrText>
+              <w:instrText xml:space="preserve"> PAGEREF _Toc222767602 \h </w:instrText>
             </w:r>
             <w:r>
               <w:rPr>
@@ -883,7 +883,7 @@
               <w:lang w:eastAsia="de-AT"/>
             </w:rPr>
           </w:pPr>
-          <w:hyperlink w:anchor="_Toc222739145" w:history="1">
+          <w:hyperlink w:anchor="_Toc222767603" w:history="1">
             <w:r>
               <w:rPr>
                 <w:rStyle w:val="Hyperlink"/>
@@ -910,7 +910,7 @@
                 <w:noProof/>
                 <w:webHidden/>
               </w:rPr>
-              <w:instrText xml:space="preserve"> PAGEREF _Toc222739145 \h </w:instrText>
+              <w:instrText xml:space="preserve"> PAGEREF _Toc222767603 \h </w:instrText>
             </w:r>
             <w:r>
               <w:rPr>
@@ -955,7 +955,7 @@
               <w:lang w:eastAsia="de-AT"/>
             </w:rPr>
           </w:pPr>
-          <w:hyperlink w:anchor="_Toc222739146" w:history="1">
+          <w:hyperlink w:anchor="_Toc222767604" w:history="1">
             <w:r>
               <w:rPr>
                 <w:rStyle w:val="Hyperlink"/>
@@ -982,7 +982,7 @@
                 <w:noProof/>
                 <w:webHidden/>
               </w:rPr>
-              <w:instrText xml:space="preserve"> PAGEREF _Toc222739146 \h </w:instrText>
+              <w:instrText xml:space="preserve"> PAGEREF _Toc222767604 \h </w:instrText>
             </w:r>
             <w:r>
               <w:rPr>
@@ -1027,7 +1027,7 @@
               <w:lang w:eastAsia="de-AT"/>
             </w:rPr>
           </w:pPr>
-          <w:hyperlink w:anchor="_Toc222739147" w:history="1">
+          <w:hyperlink w:anchor="_Toc222767605" w:history="1">
             <w:r>
               <w:rPr>
                 <w:rStyle w:val="Hyperlink"/>
@@ -1069,7 +1069,7 @@
                 <w:noProof/>
                 <w:webHidden/>
               </w:rPr>
-              <w:instrText xml:space="preserve"> PAGEREF _Toc222739147 \h </w:instrText>
+              <w:instrText xml:space="preserve"> PAGEREF _Toc222767605 \h </w:instrText>
             </w:r>
             <w:r>
               <w:rPr>
@@ -1114,7 +1114,7 @@
               <w:lang w:eastAsia="de-AT"/>
             </w:rPr>
           </w:pPr>
-          <w:hyperlink w:anchor="_Toc222739148" w:history="1">
+          <w:hyperlink w:anchor="_Toc222767606" w:history="1">
             <w:r>
               <w:rPr>
                 <w:rStyle w:val="Hyperlink"/>
@@ -1141,7 +1141,7 @@
                 <w:noProof/>
                 <w:webHidden/>
               </w:rPr>
-              <w:instrText xml:space="preserve"> PAGEREF _Toc222739148 \h </w:instrText>
+              <w:instrText xml:space="preserve"> PAGEREF _Toc222767606 \h </w:instrText>
             </w:r>
             <w:r>
               <w:rPr>
@@ -1186,7 +1186,7 @@
               <w:lang w:eastAsia="de-AT"/>
             </w:rPr>
           </w:pPr>
-          <w:hyperlink w:anchor="_Toc222739149" w:history="1">
+          <w:hyperlink w:anchor="_Toc222767607" w:history="1">
             <w:r>
               <w:rPr>
                 <w:rStyle w:val="Hyperlink"/>
@@ -1214,7 +1214,7 @@
                 <w:noProof/>
                 <w:webHidden/>
               </w:rPr>
-              <w:instrText xml:space="preserve"> PAGEREF _Toc222739149 \h </w:instrText>
+              <w:instrText xml:space="preserve"> PAGEREF _Toc222767607 \h </w:instrText>
             </w:r>
             <w:r>
               <w:rPr>
@@ -1259,7 +1259,7 @@
               <w:lang w:eastAsia="de-AT"/>
             </w:rPr>
           </w:pPr>
-          <w:hyperlink w:anchor="_Toc222739150" w:history="1">
+          <w:hyperlink w:anchor="_Toc222767608" w:history="1">
             <w:r>
               <w:rPr>
                 <w:rStyle w:val="Hyperlink"/>
@@ -1286,7 +1286,7 @@
                 <w:noProof/>
                 <w:webHidden/>
               </w:rPr>
-              <w:instrText xml:space="preserve"> PAGEREF _Toc222739150 \h </w:instrText>
+              <w:instrText xml:space="preserve"> PAGEREF _Toc222767608 \h </w:instrText>
             </w:r>
             <w:r>
               <w:rPr>
@@ -1331,7 +1331,7 @@
               <w:lang w:eastAsia="de-AT"/>
             </w:rPr>
           </w:pPr>
-          <w:hyperlink w:anchor="_Toc222739151" w:history="1">
+          <w:hyperlink w:anchor="_Toc222767609" w:history="1">
             <w:r>
               <w:rPr>
                 <w:rStyle w:val="Hyperlink"/>
@@ -1358,7 +1358,7 @@
                 <w:noProof/>
                 <w:webHidden/>
               </w:rPr>
-              <w:instrText xml:space="preserve"> PAGEREF _Toc222739151 \h </w:instrText>
+              <w:instrText xml:space="preserve"> PAGEREF _Toc222767609 \h </w:instrText>
             </w:r>
             <w:r>
               <w:rPr>
@@ -1403,7 +1403,7 @@
               <w:lang w:eastAsia="de-AT"/>
             </w:rPr>
           </w:pPr>
-          <w:hyperlink w:anchor="_Toc222739152" w:history="1">
+          <w:hyperlink w:anchor="_Toc222767610" w:history="1">
             <w:r>
               <w:rPr>
                 <w:rStyle w:val="Hyperlink"/>
@@ -1430,7 +1430,7 @@
                 <w:noProof/>
                 <w:webHidden/>
               </w:rPr>
-              <w:instrText xml:space="preserve"> PAGEREF _Toc222739152 \h </w:instrText>
+              <w:instrText xml:space="preserve"> PAGEREF _Toc222767610 \h </w:instrText>
             </w:r>
             <w:r>
               <w:rPr>
@@ -1475,7 +1475,7 @@
               <w:lang w:eastAsia="de-AT"/>
             </w:rPr>
           </w:pPr>
-          <w:hyperlink w:anchor="_Toc222739153" w:history="1">
+          <w:hyperlink w:anchor="_Toc222767611" w:history="1">
             <w:r>
               <w:rPr>
                 <w:rStyle w:val="Hyperlink"/>
@@ -1502,7 +1502,7 @@
                 <w:noProof/>
                 <w:webHidden/>
               </w:rPr>
-              <w:instrText xml:space="preserve"> PAGEREF _Toc222739153 \h </w:instrText>
+              <w:instrText xml:space="preserve"> PAGEREF _Toc222767611 \h </w:instrText>
             </w:r>
             <w:r>
               <w:rPr>
@@ -1547,7 +1547,7 @@
               <w:lang w:eastAsia="de-AT"/>
             </w:rPr>
           </w:pPr>
-          <w:hyperlink w:anchor="_Toc222739154" w:history="1">
+          <w:hyperlink w:anchor="_Toc222767612" w:history="1">
             <w:r>
               <w:rPr>
                 <w:rStyle w:val="Hyperlink"/>
@@ -1574,7 +1574,7 @@
                 <w:noProof/>
                 <w:webHidden/>
               </w:rPr>
-              <w:instrText xml:space="preserve"> PAGEREF _Toc222739154 \h </w:instrText>
+              <w:instrText xml:space="preserve"> PAGEREF _Toc222767612 \h </w:instrText>
             </w:r>
             <w:r>
               <w:rPr>
@@ -1619,7 +1619,7 @@
               <w:lang w:eastAsia="de-AT"/>
             </w:rPr>
           </w:pPr>
-          <w:hyperlink w:anchor="_Toc222739155" w:history="1">
+          <w:hyperlink w:anchor="_Toc222767613" w:history="1">
             <w:r>
               <w:rPr>
                 <w:rStyle w:val="Hyperlink"/>
@@ -1646,7 +1646,7 @@
                 <w:noProof/>
                 <w:webHidden/>
               </w:rPr>
-              <w:instrText xml:space="preserve"> PAGEREF _Toc222739155 \h </w:instrText>
+              <w:instrText xml:space="preserve"> PAGEREF _Toc222767613 \h </w:instrText>
             </w:r>
             <w:r>
               <w:rPr>
@@ -1691,7 +1691,7 @@
               <w:lang w:eastAsia="de-AT"/>
             </w:rPr>
           </w:pPr>
-          <w:hyperlink w:anchor="_Toc222739156" w:history="1">
+          <w:hyperlink w:anchor="_Toc222767614" w:history="1">
             <w:r>
               <w:rPr>
                 <w:rStyle w:val="Hyperlink"/>
@@ -1718,7 +1718,7 @@
                 <w:noProof/>
                 <w:webHidden/>
               </w:rPr>
-              <w:instrText xml:space="preserve"> PAGEREF _Toc222739156 \h </w:instrText>
+              <w:instrText xml:space="preserve"> PAGEREF _Toc222767614 \h </w:instrText>
             </w:r>
             <w:r>
               <w:rPr>
@@ -1763,7 +1763,7 @@
               <w:lang w:eastAsia="de-AT"/>
             </w:rPr>
           </w:pPr>
-          <w:hyperlink w:anchor="_Toc222739157" w:history="1">
+          <w:hyperlink w:anchor="_Toc222767615" w:history="1">
             <w:r>
               <w:rPr>
                 <w:rStyle w:val="Hyperlink"/>
@@ -1790,7 +1790,7 @@
                 <w:noProof/>
                 <w:webHidden/>
               </w:rPr>
-              <w:instrText xml:space="preserve"> PAGEREF _Toc222739157 \h </w:instrText>
+              <w:instrText xml:space="preserve"> PAGEREF _Toc222767615 \h </w:instrText>
             </w:r>
             <w:r>
               <w:rPr>
@@ -1835,7 +1835,7 @@
               <w:lang w:eastAsia="de-AT"/>
             </w:rPr>
           </w:pPr>
-          <w:hyperlink w:anchor="_Toc222739158" w:history="1">
+          <w:hyperlink w:anchor="_Toc222767616" w:history="1">
             <w:r>
               <w:rPr>
                 <w:rStyle w:val="Hyperlink"/>
@@ -1862,7 +1862,7 @@
                 <w:noProof/>
                 <w:webHidden/>
               </w:rPr>
-              <w:instrText xml:space="preserve"> PAGEREF _Toc222739158 \h </w:instrText>
+              <w:instrText xml:space="preserve"> PAGEREF _Toc222767616 \h </w:instrText>
             </w:r>
             <w:r>
               <w:rPr>
@@ -1907,7 +1907,7 @@
               <w:lang w:eastAsia="de-AT"/>
             </w:rPr>
           </w:pPr>
-          <w:hyperlink w:anchor="_Toc222739159" w:history="1">
+          <w:hyperlink w:anchor="_Toc222767617" w:history="1">
             <w:r>
               <w:rPr>
                 <w:rStyle w:val="Hyperlink"/>
@@ -1935,7 +1935,7 @@
                 <w:noProof/>
                 <w:webHidden/>
               </w:rPr>
-              <w:instrText xml:space="preserve"> PAGEREF _Toc222739159 \h </w:instrText>
+              <w:instrText xml:space="preserve"> PAGEREF _Toc222767617 \h </w:instrText>
             </w:r>
             <w:r>
               <w:rPr>
@@ -1980,7 +1980,7 @@
               <w:lang w:eastAsia="de-AT"/>
             </w:rPr>
           </w:pPr>
-          <w:hyperlink w:anchor="_Toc222739160" w:history="1">
+          <w:hyperlink w:anchor="_Toc222767618" w:history="1">
             <w:r>
               <w:rPr>
                 <w:rStyle w:val="Hyperlink"/>
@@ -2008,7 +2008,7 @@
                 <w:noProof/>
                 <w:webHidden/>
               </w:rPr>
-              <w:instrText xml:space="preserve"> PAGEREF _Toc222739160 \h </w:instrText>
+              <w:instrText xml:space="preserve"> PAGEREF _Toc222767618 \h </w:instrText>
             </w:r>
             <w:r>
               <w:rPr>
@@ -2053,7 +2053,7 @@
               <w:lang w:eastAsia="de-AT"/>
             </w:rPr>
           </w:pPr>
-          <w:hyperlink w:anchor="_Toc222739161" w:history="1">
+          <w:hyperlink w:anchor="_Toc222767619" w:history="1">
             <w:r>
               <w:rPr>
                 <w:rStyle w:val="Hyperlink"/>
@@ -2080,7 +2080,7 @@
                 <w:noProof/>
                 <w:webHidden/>
               </w:rPr>
-              <w:instrText xml:space="preserve"> PAGEREF _Toc222739161 \h </w:instrText>
+              <w:instrText xml:space="preserve"> PAGEREF _Toc222767619 \h </w:instrText>
             </w:r>
             <w:r>
               <w:rPr>
@@ -2125,7 +2125,7 @@
               <w:lang w:eastAsia="de-AT"/>
             </w:rPr>
           </w:pPr>
-          <w:hyperlink w:anchor="_Toc222739162" w:history="1">
+          <w:hyperlink w:anchor="_Toc222767620" w:history="1">
             <w:r>
               <w:rPr>
                 <w:rStyle w:val="Hyperlink"/>
@@ -2152,7 +2152,7 @@
                 <w:noProof/>
                 <w:webHidden/>
               </w:rPr>
-              <w:instrText xml:space="preserve"> PAGEREF _Toc222739162 \h </w:instrText>
+              <w:instrText xml:space="preserve"> PAGEREF _Toc222767620 \h </w:instrText>
             </w:r>
             <w:r>
               <w:rPr>
@@ -2197,7 +2197,7 @@
               <w:lang w:eastAsia="de-AT"/>
             </w:rPr>
           </w:pPr>
-          <w:hyperlink w:anchor="_Toc222739163" w:history="1">
+          <w:hyperlink w:anchor="_Toc222767621" w:history="1">
             <w:r>
               <w:rPr>
                 <w:rStyle w:val="Hyperlink"/>
@@ -2224,7 +2224,7 @@
                 <w:noProof/>
                 <w:webHidden/>
               </w:rPr>
-              <w:instrText xml:space="preserve"> PAGEREF _Toc222739163 \h </w:instrText>
+              <w:instrText xml:space="preserve"> PAGEREF _Toc222767621 \h </w:instrText>
             </w:r>
             <w:r>
               <w:rPr>
@@ -2269,7 +2269,7 @@
               <w:lang w:eastAsia="de-AT"/>
             </w:rPr>
           </w:pPr>
-          <w:hyperlink w:anchor="_Toc222739164" w:history="1">
+          <w:hyperlink w:anchor="_Toc222767622" w:history="1">
             <w:r>
               <w:rPr>
                 <w:rStyle w:val="Hyperlink"/>
@@ -2296,7 +2296,7 @@
                 <w:noProof/>
                 <w:webHidden/>
               </w:rPr>
-              <w:instrText xml:space="preserve"> PAGEREF _Toc222739164 \h </w:instrText>
+              <w:instrText xml:space="preserve"> PAGEREF _Toc222767622 \h </w:instrText>
             </w:r>
             <w:r>
               <w:rPr>
@@ -2341,13 +2341,13 @@
               <w:lang w:eastAsia="de-AT"/>
             </w:rPr>
           </w:pPr>
-          <w:hyperlink w:anchor="_Toc222739165" w:history="1">
+          <w:hyperlink w:anchor="_Toc222767623" w:history="1">
             <w:r>
               <w:rPr>
                 <w:rStyle w:val="Hyperlink"/>
                 <w:noProof/>
               </w:rPr>
-              <w:t>4.8.2 Leitungsquerschnitte und Absicherung</w:t>
+              <w:t>4.8.2 Schaltplan</w:t>
             </w:r>
             <w:r>
               <w:rPr>
@@ -2368,7 +2368,7 @@
                 <w:noProof/>
                 <w:webHidden/>
               </w:rPr>
-              <w:instrText xml:space="preserve"> PAGEREF _Toc222739165 \h </w:instrText>
+              <w:instrText xml:space="preserve"> PAGEREF _Toc222767623 \h </w:instrText>
             </w:r>
             <w:r>
               <w:rPr>
@@ -2413,7 +2413,7 @@
               <w:lang w:eastAsia="de-AT"/>
             </w:rPr>
           </w:pPr>
-          <w:hyperlink w:anchor="_Toc222739166" w:history="1">
+          <w:hyperlink w:anchor="_Toc222767624" w:history="1">
             <w:r>
               <w:rPr>
                 <w:rStyle w:val="Hyperlink"/>
@@ -2440,7 +2440,7 @@
                 <w:noProof/>
                 <w:webHidden/>
               </w:rPr>
-              <w:instrText xml:space="preserve"> PAGEREF _Toc222739166 \h </w:instrText>
+              <w:instrText xml:space="preserve"> PAGEREF _Toc222767624 \h </w:instrText>
             </w:r>
             <w:r>
               <w:rPr>
@@ -2460,7 +2460,7 @@
                 <w:noProof/>
                 <w:webHidden/>
               </w:rPr>
-              <w:t>17</w:t>
+              <w:t>19</w:t>
             </w:r>
             <w:r>
               <w:rPr>
@@ -2485,7 +2485,7 @@
               <w:lang w:eastAsia="de-AT"/>
             </w:rPr>
           </w:pPr>
-          <w:hyperlink w:anchor="_Toc222739167" w:history="1">
+          <w:hyperlink w:anchor="_Toc222767625" w:history="1">
             <w:r>
               <w:rPr>
                 <w:rStyle w:val="Hyperlink"/>
@@ -2512,7 +2512,7 @@
                 <w:noProof/>
                 <w:webHidden/>
               </w:rPr>
-              <w:instrText xml:space="preserve"> PAGEREF _Toc222739167 \h </w:instrText>
+              <w:instrText xml:space="preserve"> PAGEREF _Toc222767625 \h </w:instrText>
             </w:r>
             <w:r>
               <w:rPr>
@@ -2532,7 +2532,7 @@
                 <w:noProof/>
                 <w:webHidden/>
               </w:rPr>
-              <w:t>17</w:t>
+              <w:t>19</w:t>
             </w:r>
             <w:r>
               <w:rPr>
@@ -2557,7 +2557,7 @@
               <w:lang w:eastAsia="de-AT"/>
             </w:rPr>
           </w:pPr>
-          <w:hyperlink w:anchor="_Toc222739168" w:history="1">
+          <w:hyperlink w:anchor="_Toc222767626" w:history="1">
             <w:r>
               <w:rPr>
                 <w:rStyle w:val="Hyperlink"/>
@@ -2584,7 +2584,7 @@
                 <w:noProof/>
                 <w:webHidden/>
               </w:rPr>
-              <w:instrText xml:space="preserve"> PAGEREF _Toc222739168 \h </w:instrText>
+              <w:instrText xml:space="preserve"> PAGEREF _Toc222767626 \h </w:instrText>
             </w:r>
             <w:r>
               <w:rPr>
@@ -2604,7 +2604,7 @@
                 <w:noProof/>
                 <w:webHidden/>
               </w:rPr>
-              <w:t>17</w:t>
+              <w:t>19</w:t>
             </w:r>
             <w:r>
               <w:rPr>
@@ -2629,7 +2629,7 @@
               <w:lang w:eastAsia="de-AT"/>
             </w:rPr>
           </w:pPr>
-          <w:hyperlink w:anchor="_Toc222739169" w:history="1">
+          <w:hyperlink w:anchor="_Toc222767627" w:history="1">
             <w:r>
               <w:rPr>
                 <w:rStyle w:val="Hyperlink"/>
@@ -2656,7 +2656,7 @@
                 <w:noProof/>
                 <w:webHidden/>
               </w:rPr>
-              <w:instrText xml:space="preserve"> PAGEREF _Toc222739169 \h </w:instrText>
+              <w:instrText xml:space="preserve"> PAGEREF _Toc222767627 \h </w:instrText>
             </w:r>
             <w:r>
               <w:rPr>
@@ -2676,7 +2676,7 @@
                 <w:noProof/>
                 <w:webHidden/>
               </w:rPr>
-              <w:t>18</w:t>
+              <w:t>20</w:t>
             </w:r>
             <w:r>
               <w:rPr>
@@ -2701,7 +2701,7 @@
               <w:lang w:eastAsia="de-AT"/>
             </w:rPr>
           </w:pPr>
-          <w:hyperlink w:anchor="_Toc222739170" w:history="1">
+          <w:hyperlink w:anchor="_Toc222767628" w:history="1">
             <w:r>
               <w:rPr>
                 <w:rStyle w:val="Hyperlink"/>
@@ -2728,7 +2728,7 @@
                 <w:noProof/>
                 <w:webHidden/>
               </w:rPr>
-              <w:instrText xml:space="preserve"> PAGEREF _Toc222739170 \h </w:instrText>
+              <w:instrText xml:space="preserve"> PAGEREF _Toc222767628 \h </w:instrText>
             </w:r>
             <w:r>
               <w:rPr>
@@ -2748,7 +2748,79 @@
                 <w:noProof/>
                 <w:webHidden/>
               </w:rPr>
-              <w:t>19</w:t>
+              <w:t>21</w:t>
+            </w:r>
+            <w:r>
+              <w:rPr>
+                <w:noProof/>
+                <w:webHidden/>
+              </w:rPr>
+              <w:fldChar w:fldCharType="end"/>
+            </w:r>
+          </w:hyperlink>
+        </w:p>
+        <w:p>
+          <w:pPr>
+            <w:pStyle w:val="Verzeichnis1"/>
+            <w:tabs>
+              <w:tab w:val="right" w:leader="dot" w:pos="9062"/>
+            </w:tabs>
+            <w:rPr>
+              <w:rFonts w:eastAsiaTheme="minorEastAsia"/>
+              <w:noProof/>
+              <w:sz w:val="24"/>
+              <w:szCs w:val="24"/>
+              <w:lang w:eastAsia="de-AT"/>
+            </w:rPr>
+          </w:pPr>
+          <w:hyperlink w:anchor="_Toc222767629" w:history="1">
+            <w:r>
+              <w:rPr>
+                <w:rStyle w:val="Hyperlink"/>
+                <w:noProof/>
+              </w:rPr>
+              <w:t>7 Tabellenverzeichnis</w:t>
+            </w:r>
+            <w:r>
+              <w:rPr>
+                <w:noProof/>
+                <w:webHidden/>
+              </w:rPr>
+              <w:tab/>
+            </w:r>
+            <w:r>
+              <w:rPr>
+                <w:noProof/>
+                <w:webHidden/>
+              </w:rPr>
+              <w:fldChar w:fldCharType="begin"/>
+            </w:r>
+            <w:r>
+              <w:rPr>
+                <w:noProof/>
+                <w:webHidden/>
+              </w:rPr>
+              <w:instrText xml:space="preserve"> PAGEREF _Toc222767629 \h </w:instrText>
+            </w:r>
+            <w:r>
+              <w:rPr>
+                <w:noProof/>
+                <w:webHidden/>
+              </w:rPr>
+            </w:r>
+            <w:r>
+              <w:rPr>
+                <w:noProof/>
+                <w:webHidden/>
+              </w:rPr>
+              <w:fldChar w:fldCharType="separate"/>
+            </w:r>
+            <w:r>
+              <w:rPr>
+                <w:noProof/>
+                <w:webHidden/>
+              </w:rPr>
+              <w:t>21</w:t>
             </w:r>
             <w:r>
               <w:rPr>
@@ -2775,7 +2847,7 @@
       <w:pPr>
         <w:pStyle w:val="berschrift1"/>
       </w:pPr>
-      <w:bookmarkStart w:id="0" w:name="_Toc222739134"/>
+      <w:bookmarkStart w:id="0" w:name="_Toc222767592"/>
       <w:r>
         <w:t xml:space="preserve">4.1 Zielsetzung </w:t>
       </w:r>
@@ -3061,28 +3133,11 @@
     </w:p>
     <w:p>
       <w:pPr>
-        <w:ind w:left="708"/>
-        <w:jc w:val="both"/>
-        <w:rPr>
-          <w:rFonts w:cs="Arial"/>
-        </w:rPr>
-      </w:pPr>
-    </w:p>
-    <w:p>
-      <w:pPr>
-        <w:ind w:left="708"/>
-        <w:jc w:val="both"/>
-        <w:rPr>
-          <w:rFonts w:cs="Arial"/>
-        </w:rPr>
-      </w:pPr>
-    </w:p>
-    <w:p>
-      <w:pPr>
         <w:pStyle w:val="berschrift2"/>
       </w:pPr>
-      <w:bookmarkStart w:id="1" w:name="_Toc222739135"/>
-      <w:r>
+      <w:bookmarkStart w:id="1" w:name="_Toc222767593"/>
+      <w:r>
+        <w:lastRenderedPageBreak/>
         <w:t>4.1.</w:t>
       </w:r>
       <w:r>
@@ -3189,13 +3244,29 @@
         <w:t>Wirtschaftlichkeit: Die Systemarchitektur muss wirtschaftlich vertretbar sein. Dabei spielen Investitionskosten, Betriebskosten, Amortisationszeit und bei Hybridsystemen auch Einspeisevergütungen eine Rolle. Ein überdimensioniertes System ist technisch sicher, aber unwirtschaftlich.</w:t>
       </w:r>
     </w:p>
-    <w:p/>
-    <w:p/>
     <w:p>
       <w:pPr>
+        <w:ind w:left="708"/>
+        <w:jc w:val="both"/>
+        <w:rPr>
+          <w:rFonts w:cs="Arial"/>
+        </w:rPr>
+      </w:pPr>
+    </w:p>
+    <w:p>
+      <w:pPr>
+        <w:ind w:left="708"/>
+        <w:jc w:val="both"/>
+        <w:rPr>
+          <w:rFonts w:cs="Arial"/>
+        </w:rPr>
+      </w:pPr>
+    </w:p>
+    <w:p>
+      <w:pPr>
         <w:pStyle w:val="berschrift1"/>
       </w:pPr>
-      <w:bookmarkStart w:id="2" w:name="_Toc222739136"/>
+      <w:bookmarkStart w:id="2" w:name="_Toc222767594"/>
       <w:r>
         <w:t>4.2 Grundlagen photovoltaischer Energieversorgung</w:t>
       </w:r>
@@ -3220,7 +3291,7 @@
       <w:pPr>
         <w:pStyle w:val="berschrift2"/>
       </w:pPr>
-      <w:bookmarkStart w:id="3" w:name="_Toc222739137"/>
+      <w:bookmarkStart w:id="3" w:name="_Toc222767595"/>
       <w:r>
         <w:lastRenderedPageBreak/>
         <w:t>4.2.</w:t>
@@ -3248,13 +3319,13 @@
         <mc:AlternateContent>
           <mc:Choice Requires="wps">
             <w:drawing>
-              <wp:anchor distT="0" distB="0" distL="114300" distR="114300" simplePos="0" relativeHeight="251660288" behindDoc="0" locked="0" layoutInCell="1" allowOverlap="1" wp14:anchorId="06293F3F" wp14:editId="2DDA7486">
+              <wp:anchor distT="0" distB="0" distL="114300" distR="114300" simplePos="0" relativeHeight="251660288" behindDoc="0" locked="0" layoutInCell="1" allowOverlap="1" wp14:anchorId="06293F3F" wp14:editId="50DDF5D9">
                 <wp:simplePos x="0" y="0"/>
                 <wp:positionH relativeFrom="margin">
                   <wp:posOffset>426720</wp:posOffset>
                 </wp:positionH>
                 <wp:positionV relativeFrom="paragraph">
-                  <wp:posOffset>4883541</wp:posOffset>
+                  <wp:posOffset>4472305</wp:posOffset>
                 </wp:positionV>
                 <wp:extent cx="5334000" cy="459105"/>
                 <wp:effectExtent l="0" t="0" r="0" b="0"/>
@@ -3289,8 +3360,8 @@
                                 <w:noProof/>
                               </w:rPr>
                             </w:pPr>
-                            <w:bookmarkStart w:id="4" w:name="_Toc220424818"/>
-                            <w:bookmarkStart w:id="5" w:name="_Toc222727222"/>
+                            <w:bookmarkStart w:id="4" w:name="_Toc222727222"/>
+                            <w:bookmarkStart w:id="5" w:name="_Toc222766086"/>
                             <w:r>
                               <w:t xml:space="preserve">Abbildung </w:t>
                             </w:r>
@@ -3312,7 +3383,6 @@
                             <w:r>
                               <w:fldChar w:fldCharType="end"/>
                             </w:r>
-                            <w:bookmarkEnd w:id="4"/>
                             <w:r>
                               <w:t xml:space="preserve">: </w:t>
                             </w:r>
@@ -3400,6 +3470,156 @@
                               </w:rPr>
                               <w:t>Grafik: Uwezi, via Wikimedia Commons, keine Änderungen, Lizenz: CC BY-SA 3.0.</w:t>
                             </w:r>
+                          </w:p>
+                          <w:p/>
+                          <w:p>
+                            <w:pPr>
+                              <w:pStyle w:val="Beschriftung"/>
+                              <w:rPr>
+                                <w:noProof/>
+                              </w:rPr>
+                            </w:pPr>
+                            <w:r>
+                              <w:t xml:space="preserve">Abbildung </w:t>
+                            </w:r>
+                            <w:r>
+                              <w:fldChar w:fldCharType="begin"/>
+                            </w:r>
+                            <w:r>
+                              <w:instrText xml:space="preserve"> SEQ Abbildung \* ARABIC </w:instrText>
+                            </w:r>
+                            <w:r>
+                              <w:fldChar w:fldCharType="separate"/>
+                            </w:r>
+                            <w:r>
+                              <w:rPr>
+                                <w:noProof/>
+                              </w:rPr>
+                              <w:t>2</w:t>
+                            </w:r>
+                            <w:r>
+                              <w:fldChar w:fldCharType="end"/>
+                            </w:r>
+                            <w:r>
+                              <w:t>: Schaltplan des hybriden 12-V-Energiesystems (</w:t>
+                            </w:r>
+                            <w:proofErr w:type="spellStart"/>
+                            <w:r>
+                              <w:t>KiCad</w:t>
+                            </w:r>
+                            <w:proofErr w:type="spellEnd"/>
+                            <w:r>
+                              <w:t>, eigene Darstellung)</w:t>
+                            </w:r>
+                            <w:r>
+                              <w:t xml:space="preserve">Abbildung </w:t>
+                            </w:r>
+                            <w:r>
+                              <w:fldChar w:fldCharType="begin"/>
+                            </w:r>
+                            <w:r>
+                              <w:instrText xml:space="preserve"> SEQ Abbildung \* ARABIC </w:instrText>
+                            </w:r>
+                            <w:r>
+                              <w:fldChar w:fldCharType="separate"/>
+                            </w:r>
+                            <w:r>
+                              <w:rPr>
+                                <w:noProof/>
+                              </w:rPr>
+                              <w:t>1</w:t>
+                            </w:r>
+                            <w:r>
+                              <w:fldChar w:fldCharType="end"/>
+                            </w:r>
+                            <w:r>
+                              <w:t xml:space="preserve">: </w:t>
+                            </w:r>
+                            <w:r>
+                              <w:t xml:space="preserve">I-U- und P-U-Kennlinie mit </w:t>
+                            </w:r>
+                            <w:r>
+                              <w:t xml:space="preserve">Kurzschlussstrom </w:t>
+                            </w:r>
+                            <m:oMath>
+                              <m:sSub>
+                                <m:sSubPr>
+                                  <m:ctrlPr>
+                                    <w:rPr>
+                                      <w:rFonts w:ascii="Cambria Math" w:hAnsi="Cambria Math"/>
+                                    </w:rPr>
+                                  </m:ctrlPr>
+                                </m:sSubPr>
+                                <m:e>
+                                  <m:r>
+                                    <w:rPr>
+                                      <w:rFonts w:ascii="Cambria Math" w:hAnsi="Cambria Math"/>
+                                    </w:rPr>
+                                    <m:t>I</m:t>
+                                  </m:r>
+                                </m:e>
+                                <m:sub>
+                                  <m:r>
+                                    <w:rPr>
+                                      <w:rFonts w:ascii="Cambria Math" w:hAnsi="Cambria Math"/>
+                                    </w:rPr>
+                                    <m:t>SC</m:t>
+                                  </m:r>
+                                </m:sub>
+                              </m:sSub>
+                            </m:oMath>
+                            <w:r>
+                              <w:t xml:space="preserve">, Leerlaufspannung </w:t>
+                            </w:r>
+                            <m:oMath>
+                              <m:sSub>
+                                <m:sSubPr>
+                                  <m:ctrlPr>
+                                    <w:rPr>
+                                      <w:rFonts w:ascii="Cambria Math" w:hAnsi="Cambria Math"/>
+                                    </w:rPr>
+                                  </m:ctrlPr>
+                                </m:sSubPr>
+                                <m:e>
+                                  <m:r>
+                                    <w:rPr>
+                                      <w:rFonts w:ascii="Cambria Math" w:hAnsi="Cambria Math"/>
+                                    </w:rPr>
+                                    <m:t>U</m:t>
+                                  </m:r>
+                                </m:e>
+                                <m:sub>
+                                  <m:r>
+                                    <w:rPr>
+                                      <w:rFonts w:ascii="Cambria Math" w:hAnsi="Cambria Math"/>
+                                    </w:rPr>
+                                    <m:t>OC</m:t>
+                                  </m:r>
+                                </m:sub>
+                              </m:sSub>
+                            </m:oMath>
+                            <w:r>
+                              <w:rPr>
+                                <w:rFonts w:eastAsiaTheme="minorEastAsia"/>
+                              </w:rPr>
+                              <w:t xml:space="preserve"> </w:t>
+                            </w:r>
+                            <w:r>
+                              <w:t>und Maximum Power Point (MPP)</w:t>
+                            </w:r>
+                            <w:r>
+                              <w:t>.</w:t>
+                            </w:r>
+                            <w:r>
+                              <w:br/>
+                            </w:r>
+                            <w:r>
+                              <w:rPr>
+                                <w:noProof/>
+                              </w:rPr>
+                              <w:t>Grafik: Uwezi, via Wikimedia Commons, keine Änderungen, Lizenz: CC BY-SA 3.0.</w:t>
+                            </w:r>
+                            <w:bookmarkEnd w:id="4"/>
                             <w:bookmarkEnd w:id="5"/>
                           </w:p>
                         </w:txbxContent>
@@ -3428,7 +3648,7 @@
                 <v:stroke joinstyle="miter"/>
                 <v:path gradientshapeok="t" o:connecttype="rect"/>
               </v:shapetype>
-              <v:shape id="Textfeld 1" o:spid="_x0000_s1026" type="#_x0000_t202" style="position:absolute;left:0;text-align:left;margin-left:33.6pt;margin-top:384.55pt;width:420pt;height:36.15pt;z-index:251660288;visibility:visible;mso-wrap-style:square;mso-width-percent:0;mso-height-percent:0;mso-wrap-distance-left:9pt;mso-wrap-distance-top:0;mso-wrap-distance-right:9pt;mso-wrap-distance-bottom:0;mso-position-horizontal:absolute;mso-position-horizontal-relative:margin;mso-position-vertical:absolute;mso-position-vertical-relative:text;mso-width-percent:0;mso-height-percent:0;mso-width-relative:margin;mso-height-relative:margin;v-text-anchor:top" o:gfxdata="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" stroked="f">
+              <v:shape id="Textfeld 1" o:spid="_x0000_s1026" type="#_x0000_t202" style="position:absolute;left:0;text-align:left;margin-left:33.6pt;margin-top:352.15pt;width:420pt;height:36.15pt;z-index:251660288;visibility:visible;mso-wrap-style:square;mso-width-percent:0;mso-height-percent:0;mso-wrap-distance-left:9pt;mso-wrap-distance-top:0;mso-wrap-distance-right:9pt;mso-wrap-distance-bottom:0;mso-position-horizontal:absolute;mso-position-horizontal-relative:margin;mso-position-vertical:absolute;mso-position-vertical-relative:text;mso-width-percent:0;mso-height-percent:0;mso-width-relative:margin;mso-height-relative:margin;v-text-anchor:top" o:gfxdata="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" stroked="f">
                 <v:textbox inset="0,0,0,0">
                   <w:txbxContent>
                     <w:p>
@@ -3438,8 +3658,8 @@
                           <w:noProof/>
                         </w:rPr>
                       </w:pPr>
-                      <w:bookmarkStart w:id="6" w:name="_Toc220424818"/>
-                      <w:bookmarkStart w:id="7" w:name="_Toc222727222"/>
+                      <w:bookmarkStart w:id="6" w:name="_Toc222727222"/>
+                      <w:bookmarkStart w:id="7" w:name="_Toc222766086"/>
                       <w:r>
                         <w:t xml:space="preserve">Abbildung </w:t>
                       </w:r>
@@ -3461,7 +3681,6 @@
                       <w:r>
                         <w:fldChar w:fldCharType="end"/>
                       </w:r>
-                      <w:bookmarkEnd w:id="6"/>
                       <w:r>
                         <w:t xml:space="preserve">: </w:t>
                       </w:r>
@@ -3549,6 +3768,156 @@
                         </w:rPr>
                         <w:t>Grafik: Uwezi, via Wikimedia Commons, keine Änderungen, Lizenz: CC BY-SA 3.0.</w:t>
                       </w:r>
+                    </w:p>
+                    <w:p/>
+                    <w:p>
+                      <w:pPr>
+                        <w:pStyle w:val="Beschriftung"/>
+                        <w:rPr>
+                          <w:noProof/>
+                        </w:rPr>
+                      </w:pPr>
+                      <w:r>
+                        <w:t xml:space="preserve">Abbildung </w:t>
+                      </w:r>
+                      <w:r>
+                        <w:fldChar w:fldCharType="begin"/>
+                      </w:r>
+                      <w:r>
+                        <w:instrText xml:space="preserve"> SEQ Abbildung \* ARABIC </w:instrText>
+                      </w:r>
+                      <w:r>
+                        <w:fldChar w:fldCharType="separate"/>
+                      </w:r>
+                      <w:r>
+                        <w:rPr>
+                          <w:noProof/>
+                        </w:rPr>
+                        <w:t>2</w:t>
+                      </w:r>
+                      <w:r>
+                        <w:fldChar w:fldCharType="end"/>
+                      </w:r>
+                      <w:r>
+                        <w:t>: Schaltplan des hybriden 12-V-Energiesystems (</w:t>
+                      </w:r>
+                      <w:proofErr w:type="spellStart"/>
+                      <w:r>
+                        <w:t>KiCad</w:t>
+                      </w:r>
+                      <w:proofErr w:type="spellEnd"/>
+                      <w:r>
+                        <w:t>, eigene Darstellung)</w:t>
+                      </w:r>
+                      <w:r>
+                        <w:t xml:space="preserve">Abbildung </w:t>
+                      </w:r>
+                      <w:r>
+                        <w:fldChar w:fldCharType="begin"/>
+                      </w:r>
+                      <w:r>
+                        <w:instrText xml:space="preserve"> SEQ Abbildung \* ARABIC </w:instrText>
+                      </w:r>
+                      <w:r>
+                        <w:fldChar w:fldCharType="separate"/>
+                      </w:r>
+                      <w:r>
+                        <w:rPr>
+                          <w:noProof/>
+                        </w:rPr>
+                        <w:t>1</w:t>
+                      </w:r>
+                      <w:r>
+                        <w:fldChar w:fldCharType="end"/>
+                      </w:r>
+                      <w:r>
+                        <w:t xml:space="preserve">: </w:t>
+                      </w:r>
+                      <w:r>
+                        <w:t xml:space="preserve">I-U- und P-U-Kennlinie mit </w:t>
+                      </w:r>
+                      <w:r>
+                        <w:t xml:space="preserve">Kurzschlussstrom </w:t>
+                      </w:r>
+                      <m:oMath>
+                        <m:sSub>
+                          <m:sSubPr>
+                            <m:ctrlPr>
+                              <w:rPr>
+                                <w:rFonts w:ascii="Cambria Math" w:hAnsi="Cambria Math"/>
+                              </w:rPr>
+                            </m:ctrlPr>
+                          </m:sSubPr>
+                          <m:e>
+                            <m:r>
+                              <w:rPr>
+                                <w:rFonts w:ascii="Cambria Math" w:hAnsi="Cambria Math"/>
+                              </w:rPr>
+                              <m:t>I</m:t>
+                            </m:r>
+                          </m:e>
+                          <m:sub>
+                            <m:r>
+                              <w:rPr>
+                                <w:rFonts w:ascii="Cambria Math" w:hAnsi="Cambria Math"/>
+                              </w:rPr>
+                              <m:t>SC</m:t>
+                            </m:r>
+                          </m:sub>
+                        </m:sSub>
+                      </m:oMath>
+                      <w:r>
+                        <w:t xml:space="preserve">, Leerlaufspannung </w:t>
+                      </w:r>
+                      <m:oMath>
+                        <m:sSub>
+                          <m:sSubPr>
+                            <m:ctrlPr>
+                              <w:rPr>
+                                <w:rFonts w:ascii="Cambria Math" w:hAnsi="Cambria Math"/>
+                              </w:rPr>
+                            </m:ctrlPr>
+                          </m:sSubPr>
+                          <m:e>
+                            <m:r>
+                              <w:rPr>
+                                <w:rFonts w:ascii="Cambria Math" w:hAnsi="Cambria Math"/>
+                              </w:rPr>
+                              <m:t>U</m:t>
+                            </m:r>
+                          </m:e>
+                          <m:sub>
+                            <m:r>
+                              <w:rPr>
+                                <w:rFonts w:ascii="Cambria Math" w:hAnsi="Cambria Math"/>
+                              </w:rPr>
+                              <m:t>OC</m:t>
+                            </m:r>
+                          </m:sub>
+                        </m:sSub>
+                      </m:oMath>
+                      <w:r>
+                        <w:rPr>
+                          <w:rFonts w:eastAsiaTheme="minorEastAsia"/>
+                        </w:rPr>
+                        <w:t xml:space="preserve"> </w:t>
+                      </w:r>
+                      <w:r>
+                        <w:t>und Maximum Power Point (MPP)</w:t>
+                      </w:r>
+                      <w:r>
+                        <w:t>.</w:t>
+                      </w:r>
+                      <w:r>
+                        <w:br/>
+                      </w:r>
+                      <w:r>
+                        <w:rPr>
+                          <w:noProof/>
+                        </w:rPr>
+                        <w:t>Grafik: Uwezi, via Wikimedia Commons, keine Änderungen, Lizenz: CC BY-SA 3.0.</w:t>
+                      </w:r>
+                      <w:bookmarkEnd w:id="6"/>
                       <w:bookmarkEnd w:id="7"/>
                     </w:p>
                   </w:txbxContent>
@@ -3564,13 +3933,13 @@
           <w:noProof/>
         </w:rPr>
         <w:drawing>
-          <wp:anchor distT="0" distB="0" distL="114300" distR="114300" simplePos="0" relativeHeight="251659264" behindDoc="0" locked="0" layoutInCell="1" allowOverlap="1" wp14:anchorId="083D971F" wp14:editId="2CC19C30">
+          <wp:anchor distT="0" distB="0" distL="114300" distR="114300" simplePos="0" relativeHeight="251659264" behindDoc="0" locked="0" layoutInCell="1" allowOverlap="1" wp14:anchorId="083D971F" wp14:editId="3AFA1297">
             <wp:simplePos x="0" y="0"/>
             <wp:positionH relativeFrom="margin">
               <wp:align>center</wp:align>
             </wp:positionH>
             <wp:positionV relativeFrom="paragraph">
-              <wp:posOffset>1368026</wp:posOffset>
+              <wp:posOffset>695960</wp:posOffset>
             </wp:positionV>
             <wp:extent cx="5290185" cy="3610610"/>
             <wp:effectExtent l="0" t="0" r="5715" b="8890"/>
@@ -3630,24 +3999,12 @@
         <w:rPr>
           <w:rFonts w:cs="Arial"/>
         </w:rPr>
-        <w:t>Zur Beschreibung des elektrischen Betriebsverhaltens von Photovoltaik-Modulen werden Strom-Spannungs-Kennlinien herangezogen. Sie stellen den Zusammenhang zwischen abgegebener Spannung, Strom und der daraus resultierenden elektrischen Leistung dar und bilden die Grundlage für das Verständnis des optimalen Arbeitspunktes einer Solarzelle.</w:t>
-      </w:r>
-      <w:r>
-        <w:rPr>
-          <w:rFonts w:cs="Arial"/>
-        </w:rPr>
-        <w:t xml:space="preserve"> </w:t>
-      </w:r>
-      <w:r>
-        <w:rPr>
-          <w:rFonts w:cs="Arial"/>
-        </w:rPr>
-        <w:t>Die charakteristische Strom-Spannungs-Kennlinie (I-U-Kennlinie) sowie die daraus abgeleitete Leistungskennlinie (P-U-Kennlinie) einer Solarzelle sind in Abbildung 1 dargestellt.</w:t>
+        <w:t>Zur Beschreibung des elektrischen Betriebsverhaltens von Photovoltaik-Modulen werden Strom-Spannungs-Kennlinien (I-U-Kennlinien) herangezogen. Sie stellen den Zusammenhang zwischen Spannung, Strom und der daraus resultierenden Leistung dar.</w:t>
       </w:r>
     </w:p>
     <w:p>
       <w:pPr>
-        <w:spacing w:before="240"/>
+        <w:spacing w:before="360"/>
         <w:ind w:left="708"/>
         <w:jc w:val="both"/>
         <w:rPr>
@@ -3658,19 +4015,33 @@
         <w:rPr>
           <w:rFonts w:cs="Arial"/>
         </w:rPr>
-        <w:t>Die Leistung einer Solarzelle ist nicht konstant, sondern hängt von der Spannung ab, bei der sie betrieben wird. Diese Abhängigkeit wird in der I-U-Kennlinie (Strom-Spannungs-Kennlinie) dargestellt (siehe Abbildung 1). Zusätzlich kann aus der I-U-Kennlinie die zugehörige Leistungskennlinie (P-U-Kennlinie) abgeleitet werden, indem das Produkt aus Strom und Spannung gebildet wir</w:t>
-      </w:r>
-      <w:r>
-        <w:rPr>
-          <w:rFonts w:cs="Arial"/>
-        </w:rPr>
-        <w:t>d</w:t>
-      </w:r>
-      <w:r>
-        <w:rPr>
-          <w:rFonts w:cs="Arial"/>
-        </w:rPr>
-        <w:t>. Dabei zeigt sich, dass es einen optimalen Arbeitspunkt gibt, an dem dieses Produkt – und damit die erzeugte elektrische Leistung – maximal ist. Dieser Punkt wird als Maximum Power Point (MPP) bezeichnet</w:t>
+        <w:t xml:space="preserve">Dabei zeigt sich, dass es einen optimalen Arbeitspunkt gibt, an dem die </w:t>
+      </w:r>
+      <w:proofErr w:type="gramStart"/>
+      <w:r>
+        <w:rPr>
+          <w:rFonts w:cs="Arial"/>
+        </w:rPr>
+        <w:t>erzeugte</w:t>
+      </w:r>
+      <w:proofErr w:type="gramEnd"/>
+      <w:r>
+        <w:rPr>
+          <w:rFonts w:cs="Arial"/>
+        </w:rPr>
+        <w:t xml:space="preserve"> elektrische Leistung maximal ist</w:t>
+      </w:r>
+      <w:r>
+        <w:rPr>
+          <w:rFonts w:cs="Arial"/>
+        </w:rPr>
+        <w:t>, wie in Abbildung 1 dargestellt</w:t>
+      </w:r>
+      <w:r>
+        <w:rPr>
+          <w:rFonts w:cs="Arial"/>
+        </w:rPr>
+        <w:t>. Dieser Punkt wird als Maximum Power Point (MPP) bezeichnet</w:t>
       </w:r>
       <w:r>
         <w:rPr>
@@ -3727,7 +4098,7 @@
         <w:rPr>
           <w:rFonts w:cs="Arial"/>
         </w:rPr>
-        <w:t>Der MPP verändert sich kontinuierlich in Abhängigkeit von äußeren Einflüssen wie Sonneneinstrahlung, Modultemperatur und Verschattung. Bei höherer Einstrahlung verschiebt sich der MPP zu höheren Stromwerten, während steigende Modultemperaturen zu einer Verringerung der optimalen Betriebsspannung führen</w:t>
+        <w:t>Der MPP verändert sich kontinuierlich in Abhängigkeit von äußeren Einflüssen wie Sonneneinstrahlung, Modultemperatur und Verschattung</w:t>
       </w:r>
       <w:r>
         <w:rPr>
@@ -3776,6 +4147,114 @@
           <w:rFonts w:cs="Arial"/>
         </w:rPr>
         <w:t xml:space="preserve"> </w:t>
+      </w:r>
+      <w:r>
+        <w:rPr>
+          <w:rFonts w:cs="Arial"/>
+        </w:rPr>
+        <w:t xml:space="preserve">Ein MPPT-Regler überwacht kontinuierlich die aktuelle Modulspannung und den Modulstrom und hält den Betriebspunkt des PV-Moduls stets in der Nähe des MPP </w:t>
+      </w:r>
+      <w:r>
+        <w:rPr>
+          <w:rFonts w:cs="Arial"/>
+        </w:rPr>
+        <w:fldChar w:fldCharType="begin"/>
+      </w:r>
+      <w:r>
+        <w:rPr>
+          <w:rFonts w:cs="Arial"/>
+        </w:rPr>
+        <w:instrText xml:space="preserve"> ADDIN ZOTERO_ITEM CSL_CITATION {"citationID":"9DHRNG88","properties":{"formattedCitation":"[2]","plainCitation":"[2]","noteIndex":0},"citationItems":[{"id":19,"uris":["http://zotero.org/groups/6046789/items/NJT7KDF6"],"itemData":{"id":19,"type":"webpage","title":"2. Allgemeine Beschreibung","URL":"https://www.victronenergy.com/media/pg/SmartSolar_MPPT_RS/de/general-description.html","accessed":{"date-parts":[["2026",2,5]]}}}],"schema":"https://github.com/citation-style-language/schema/raw/master/csl-citation.json"} </w:instrText>
+      </w:r>
+      <w:r>
+        <w:rPr>
+          <w:rFonts w:cs="Arial"/>
+        </w:rPr>
+        <w:fldChar w:fldCharType="separate"/>
+      </w:r>
+      <w:r>
+        <w:rPr>
+          <w:rFonts w:ascii="Aptos" w:hAnsi="Aptos"/>
+        </w:rPr>
+        <w:t>[2]</w:t>
+      </w:r>
+      <w:r>
+        <w:rPr>
+          <w:rFonts w:cs="Arial"/>
+        </w:rPr>
+        <w:fldChar w:fldCharType="end"/>
+      </w:r>
+      <w:r>
+        <w:rPr>
+          <w:rFonts w:cs="Arial"/>
+        </w:rPr>
+        <w:t>.</w:t>
+      </w:r>
+      <w:r>
+        <w:rPr>
+          <w:rFonts w:cs="Arial"/>
+        </w:rPr>
+        <w:t xml:space="preserve"> </w:t>
+      </w:r>
+      <w:r>
+        <w:rPr>
+          <w:rFonts w:cs="Arial"/>
+        </w:rPr>
+        <w:t>Der im Projekt eingesetzte Victron MultiPlus verfügt über einen integrierten MPPT-Laderegler, der diese Aufgabe automatisch übernimmt. Im Vergleich zu einfachen Ladereglern ohne MPPT-Funktion kann dadurch – abhängig von Betriebsbedingungen und Systemauslegung – ein um bis zu 30</w:t>
+      </w:r>
+      <w:r>
+        <w:rPr>
+          <w:rFonts w:cs="Arial"/>
+        </w:rPr>
+        <w:t> </w:t>
+      </w:r>
+      <w:r>
+        <w:rPr>
+          <w:rFonts w:cs="Arial"/>
+        </w:rPr>
+        <w:t>% höherer Energieertrag erzielt werden</w:t>
+      </w:r>
+      <w:r>
+        <w:rPr>
+          <w:rFonts w:cs="Arial"/>
+        </w:rPr>
+        <w:t xml:space="preserve"> </w:t>
+      </w:r>
+      <w:r>
+        <w:rPr>
+          <w:rFonts w:cs="Arial"/>
+        </w:rPr>
+        <w:fldChar w:fldCharType="begin"/>
+      </w:r>
+      <w:r>
+        <w:rPr>
+          <w:rFonts w:cs="Arial"/>
+        </w:rPr>
+        <w:instrText xml:space="preserve"> ADDIN ZOTERO_ITEM CSL_CITATION {"citationID":"wJpoTKL6","properties":{"formattedCitation":"[2]","plainCitation":"[2]","noteIndex":0},"citationItems":[{"id":19,"uris":["http://zotero.org/groups/6046789/items/NJT7KDF6"],"itemData":{"id":19,"type":"webpage","title":"2. Allgemeine Beschreibung","URL":"https://www.victronenergy.com/media/pg/SmartSolar_MPPT_RS/de/general-description.html","accessed":{"date-parts":[["2026",2,5]]}}}],"schema":"https://github.com/citation-style-language/schema/raw/master/csl-citation.json"} </w:instrText>
+      </w:r>
+      <w:r>
+        <w:rPr>
+          <w:rFonts w:cs="Arial"/>
+        </w:rPr>
+        <w:fldChar w:fldCharType="separate"/>
+      </w:r>
+      <w:r>
+        <w:rPr>
+          <w:rFonts w:ascii="Aptos" w:hAnsi="Aptos"/>
+        </w:rPr>
+        <w:t>[2]</w:t>
+      </w:r>
+      <w:r>
+        <w:rPr>
+          <w:rFonts w:cs="Arial"/>
+        </w:rPr>
+        <w:fldChar w:fldCharType="end"/>
+      </w:r>
+      <w:r>
+        <w:rPr>
+          <w:rFonts w:cs="Arial"/>
+        </w:rPr>
+        <w:t>.</w:t>
       </w:r>
     </w:p>
     <w:p>
@@ -3786,142 +4265,15 @@
           <w:rFonts w:cs="Arial"/>
         </w:rPr>
       </w:pPr>
-      <w:r>
-        <w:rPr>
-          <w:rFonts w:cs="Arial"/>
-        </w:rPr>
-        <w:t xml:space="preserve">Hier kommt das Maximum Power Point Tracking (MPPT) zum Einsatz. Ein MPPT-Regler überwacht kontinuierlich die aktuelle Modulspannung und den Modulstrom und passt seinen Eingangswiderstand dynamisch an. Dies geschieht typischerweise durch Variation des Tastverhältnisses eines integrierten DC-DC-Wandlers, sodass der Betriebspunkt des PV-Moduls stets in der Nähe des MPP gehalten wird. Praktisch bedeutet dies, dass der </w:t>
-      </w:r>
-      <w:r>
-        <w:rPr>
-          <w:rFonts w:cs="Arial"/>
-        </w:rPr>
-        <w:lastRenderedPageBreak/>
-        <w:t>MPPT-Regler fortlaufend den Punkt maximaler Leistung ermittelt und seine Schaltregler-Elektronik entsprechend nachführt</w:t>
-      </w:r>
-      <w:r>
-        <w:rPr>
-          <w:rFonts w:cs="Arial"/>
-        </w:rPr>
-        <w:t xml:space="preserve"> </w:t>
-      </w:r>
-      <w:r>
-        <w:rPr>
-          <w:rFonts w:cs="Arial"/>
-        </w:rPr>
-        <w:fldChar w:fldCharType="begin"/>
-      </w:r>
-      <w:r>
-        <w:rPr>
-          <w:rFonts w:cs="Arial"/>
-        </w:rPr>
-        <w:instrText xml:space="preserve"> ADDIN ZOTERO_ITEM CSL_CITATION {"citationID":"9DHRNG88","properties":{"formattedCitation":"[2]","plainCitation":"[2]","noteIndex":0},"citationItems":[{"id":19,"uris":["http://zotero.org/groups/6046789/items/NJT7KDF6"],"itemData":{"id":19,"type":"webpage","title":"2. Allgemeine Beschreibung","URL":"https://www.victronenergy.com/media/pg/SmartSolar_MPPT_RS/de/general-description.html","accessed":{"date-parts":[["2026",2,5]]}}}],"schema":"https://github.com/citation-style-language/schema/raw/master/csl-citation.json"} </w:instrText>
-      </w:r>
-      <w:r>
-        <w:rPr>
-          <w:rFonts w:cs="Arial"/>
-        </w:rPr>
-        <w:fldChar w:fldCharType="separate"/>
-      </w:r>
-      <w:r>
-        <w:rPr>
-          <w:rFonts w:ascii="Aptos" w:hAnsi="Aptos"/>
-        </w:rPr>
-        <w:t>[2]</w:t>
-      </w:r>
-      <w:r>
-        <w:rPr>
-          <w:rFonts w:cs="Arial"/>
-        </w:rPr>
-        <w:fldChar w:fldCharType="end"/>
-      </w:r>
-      <w:r>
-        <w:rPr>
-          <w:rFonts w:cs="Arial"/>
-        </w:rPr>
-        <w:t>.</w:t>
-      </w:r>
-      <w:r>
-        <w:rPr>
-          <w:rFonts w:cs="Arial"/>
-        </w:rPr>
-        <w:t xml:space="preserve"> </w:t>
-      </w:r>
     </w:p>
     <w:p>
       <w:pPr>
-        <w:ind w:left="708"/>
-        <w:jc w:val="both"/>
-        <w:rPr>
-          <w:rFonts w:cs="Arial"/>
-        </w:rPr>
-      </w:pPr>
-      <w:r>
-        <w:rPr>
-          <w:rFonts w:cs="Arial"/>
-        </w:rPr>
-        <w:t>Der im Projekt eingesetzte Victron MultiPlus verfügt über einen integrierten MPPT-Laderegler, der diese Aufgabe automatisch übernimmt. Im Vergleich zu einfachen Ladereglern ohne MPPT-Funktion kann dadurch – abhängig von Betriebsbedingungen und Systemauslegung – ein um bis zu 30 % höherer Energieertrag erzielt werden</w:t>
-      </w:r>
-      <w:r>
-        <w:rPr>
-          <w:rFonts w:cs="Arial"/>
-        </w:rPr>
-        <w:t xml:space="preserve"> </w:t>
-      </w:r>
-      <w:r>
-        <w:rPr>
-          <w:rFonts w:cs="Arial"/>
-        </w:rPr>
-        <w:fldChar w:fldCharType="begin"/>
-      </w:r>
-      <w:r>
-        <w:rPr>
-          <w:rFonts w:cs="Arial"/>
-        </w:rPr>
-        <w:instrText xml:space="preserve"> ADDIN ZOTERO_ITEM CSL_CITATION {"citationID":"wJpoTKL6","properties":{"formattedCitation":"[2]","plainCitation":"[2]","noteIndex":0},"citationItems":[{"id":19,"uris":["http://zotero.org/groups/6046789/items/NJT7KDF6"],"itemData":{"id":19,"type":"webpage","title":"2. Allgemeine Beschreibung","URL":"https://www.victronenergy.com/media/pg/SmartSolar_MPPT_RS/de/general-description.html","accessed":{"date-parts":[["2026",2,5]]}}}],"schema":"https://github.com/citation-style-language/schema/raw/master/csl-citation.json"} </w:instrText>
-      </w:r>
-      <w:r>
-        <w:rPr>
-          <w:rFonts w:cs="Arial"/>
-        </w:rPr>
-        <w:fldChar w:fldCharType="separate"/>
-      </w:r>
-      <w:r>
-        <w:rPr>
-          <w:rFonts w:ascii="Aptos" w:hAnsi="Aptos"/>
-        </w:rPr>
-        <w:t>[2]</w:t>
-      </w:r>
-      <w:r>
-        <w:rPr>
-          <w:rFonts w:cs="Arial"/>
-        </w:rPr>
-        <w:fldChar w:fldCharType="end"/>
-      </w:r>
-      <w:r>
-        <w:rPr>
-          <w:rFonts w:cs="Arial"/>
-        </w:rPr>
-        <w:t>.</w:t>
-      </w:r>
-    </w:p>
-    <w:p>
-      <w:pPr>
-        <w:ind w:left="708"/>
-        <w:jc w:val="both"/>
-        <w:rPr>
-          <w:rFonts w:cs="Arial"/>
-        </w:rPr>
-      </w:pPr>
-    </w:p>
-    <w:p>
-      <w:pPr>
         <w:pStyle w:val="berschrift2"/>
         <w:rPr>
           <w:rFonts w:cs="Arial"/>
         </w:rPr>
       </w:pPr>
-      <w:bookmarkStart w:id="8" w:name="_Toc222739138"/>
+      <w:bookmarkStart w:id="8" w:name="_Toc222767596"/>
       <w:r>
         <w:rPr>
           <w:rFonts w:eastAsia="Times New Roman"/>
@@ -3943,7 +4295,14 @@
         <w:rPr>
           <w:rFonts w:cs="Arial"/>
         </w:rPr>
-        <w:t>Die Energieerzeugung einer Photovoltaikanlage ist stark von der Jahreszeit und den lokalen Wetterbedingungen abhängig. Im Sommer sind die Sonnenscheindauer und die Einstrahlungsintensität höher, während im Winter die Tage kürzer sind und die Sonnenstrahlung flacher auf die Module trifft. So beträgt die mittlere Globalstrahlung in Deutschland im Juni 200</w:t>
+        <w:t xml:space="preserve">Die Energieerzeugung einer Photovoltaikanlage ist stark von der Jahreszeit und den lokalen Wetterbedingungen abhängig. Im Sommer sind die Sonnenscheindauer und die Einstrahlungsintensität höher, während im Winter die Tage kürzer sind und die Sonnenstrahlung flacher auf die Module trifft. So beträgt die mittlere Globalstrahlung in Deutschland </w:t>
+      </w:r>
+      <w:r>
+        <w:rPr>
+          <w:rFonts w:cs="Arial"/>
+        </w:rPr>
+        <w:lastRenderedPageBreak/>
+        <w:t>im Juni 200</w:t>
       </w:r>
       <w:r>
         <w:rPr>
@@ -4491,7 +4850,7 @@
       <w:pPr>
         <w:pStyle w:val="berschrift1"/>
       </w:pPr>
-      <w:bookmarkStart w:id="9" w:name="_Toc222739139"/>
+      <w:bookmarkStart w:id="9" w:name="_Toc222767597"/>
       <w:r>
         <w:t>4.3 Systemauslegung und Dimensionierung</w:t>
       </w:r>
@@ -4522,9 +4881,8 @@
       <w:pPr>
         <w:pStyle w:val="berschrift2"/>
       </w:pPr>
-      <w:bookmarkStart w:id="10" w:name="_Toc222739140"/>
-      <w:r>
-        <w:lastRenderedPageBreak/>
+      <w:bookmarkStart w:id="10" w:name="_Toc222767598"/>
+      <w:r>
         <w:t>4.3.1 Ermittlung des Energiebedarfs</w:t>
       </w:r>
       <w:bookmarkEnd w:id="10"/>
@@ -4924,6 +5282,7 @@
         <w:rPr>
           <w:rFonts w:cs="Arial"/>
         </w:rPr>
+        <w:lastRenderedPageBreak/>
         <w:t>Variable Verbraucher:</w:t>
       </w:r>
     </w:p>
@@ -5181,7 +5540,7 @@
       <w:pPr>
         <w:pStyle w:val="berschrift2"/>
       </w:pPr>
-      <w:bookmarkStart w:id="11" w:name="_Toc222739141"/>
+      <w:bookmarkStart w:id="11" w:name="_Toc222767599"/>
       <w:r>
         <w:t>4.3.2 Berechnung der PV-Leistung und Batteriekapazität</w:t>
       </w:r>
@@ -5523,7 +5882,6 @@
           <w:b/>
           <w:bCs/>
         </w:rPr>
-        <w:lastRenderedPageBreak/>
         <w:t>Batterie-Dimensionierung:</w:t>
       </w:r>
     </w:p>
@@ -5750,7 +6108,7 @@
       <w:pPr>
         <w:pStyle w:val="berschrift2"/>
       </w:pPr>
-      <w:bookmarkStart w:id="12" w:name="_Toc222739142"/>
+      <w:bookmarkStart w:id="12" w:name="_Toc222767600"/>
       <w:r>
         <w:t>4.3.3 Autonomiezeit und Worst-Case-Betrachtung</w:t>
       </w:r>
@@ -5889,6 +6247,7 @@
         <w:rPr>
           <w:rFonts w:cs="Arial"/>
         </w:rPr>
+        <w:lastRenderedPageBreak/>
         <w:t>Tag 1: Batterie 100</w:t>
       </w:r>
       <w:r>
@@ -5901,7 +6260,13 @@
         <w:rPr>
           <w:rFonts w:cs="Arial"/>
         </w:rPr>
-        <w:t>% → 43</w:t>
+        <w:t>% → 4</w:t>
+      </w:r>
+      <w:r>
+        <w:rPr>
+          <w:rFonts w:cs="Arial"/>
+        </w:rPr>
+        <w:t>0</w:t>
       </w:r>
       <w:r>
         <w:rPr>
@@ -5935,7 +6300,13 @@
         <w:rPr>
           <w:rFonts w:cs="Arial"/>
         </w:rPr>
-        <w:t>Tag 2: Batterie 43</w:t>
+        <w:t>Tag 2: Batterie 4</w:t>
+      </w:r>
+      <w:r>
+        <w:rPr>
+          <w:rFonts w:cs="Arial"/>
+        </w:rPr>
+        <w:t>0</w:t>
       </w:r>
       <w:r>
         <w:rPr>
@@ -6057,7 +6428,7 @@
       <w:pPr>
         <w:pStyle w:val="berschrift1"/>
       </w:pPr>
-      <w:bookmarkStart w:id="13" w:name="_Toc222739143"/>
+      <w:bookmarkStart w:id="13" w:name="_Toc222767601"/>
       <w:r>
         <w:t xml:space="preserve">4.4 </w:t>
       </w:r>
@@ -6084,14 +6455,14 @@
         <w:rPr>
           <w:rFonts w:cs="Arial"/>
         </w:rPr>
-        <w:t>ie Auswahl der Komponenten erfolgte unter Berücksichtigung von Leistungsanforderungen, Systemspannung, Zuverlässigkeit im Praxisbetrieb sowie Kompatibilität innerhalb des Victron-Ökosystems. Ziel war ein wartungsarmes und effizientes Energiesystem, das den Energiebedarf des Prototyps aus der Photovoltaikanlage deckt und bei Bedarf zusätzlich über einen Netzanschluss geladen werden kann. Dadurch wird auch bei geringer Energieerzeugung, insbesondere in den Wintermonaten, eine zuverlässige Versorgung gewährleistet. Bei der Skalierung auf größere Systeme müssen Modulanzahl, Batteriekapazität, Wechselrichterleistung und Systemspannung entsprechend angepasst werden.</w:t>
+        <w:t>ie Auswahl der Komponenten erfolgte unter Berücksichtigung von Leistungsanforderungen, Systemspannung, Zuverlässigkeit im Praxisbetrieb sowie Kompatibilität innerhalb des Victron-Ökosystems. Ziel war ein wartungsarmes Energiesystem, das den Energiebedarf des Prototyps aus der Photovoltaikanlage deckt und bei Bedarf zusätzlich über einen Netzanschluss geladen werden kann. Dadurch wird auch bei geringer Energieerzeugung, insbesondere in den Wintermonaten, eine zuverlässige Versorgung gewährleistet. Bei der Skalierung auf größere Systeme müssen Modulanzahl, Batteriekapazität, Wechselrichterleistung und Systemspannung entsprechend angepasst werden.</w:t>
       </w:r>
     </w:p>
     <w:p>
       <w:pPr>
         <w:pStyle w:val="berschrift2"/>
       </w:pPr>
-      <w:bookmarkStart w:id="14" w:name="_Toc222739144"/>
+      <w:bookmarkStart w:id="14" w:name="_Toc222767602"/>
       <w:r>
         <w:t xml:space="preserve">4.4.1 PV-Modul </w:t>
       </w:r>
@@ -6247,14 +6618,7 @@
         <w:rPr>
           <w:rFonts w:cs="Arial"/>
         </w:rPr>
-        <w:t xml:space="preserve">. Monokristalline Zellen erreichen einen </w:t>
-      </w:r>
-      <w:r>
-        <w:rPr>
-          <w:rFonts w:cs="Arial"/>
-        </w:rPr>
-        <w:lastRenderedPageBreak/>
-        <w:t>Wirkungsgrad von 22</w:t>
+        <w:t>. Monokristalline Zellen erreichen einen Wirkungsgrad von 22</w:t>
       </w:r>
       <w:r>
         <w:rPr>
@@ -6393,7 +6757,7 @@
       <w:pPr>
         <w:pStyle w:val="berschrift2"/>
       </w:pPr>
-      <w:bookmarkStart w:id="15" w:name="_Toc222739145"/>
+      <w:bookmarkStart w:id="15" w:name="_Toc222767603"/>
       <w:r>
         <w:t>4.4.2 AGM Super Cycle Batterie 100</w:t>
       </w:r>
@@ -6678,8 +7042,9 @@
       <w:pPr>
         <w:pStyle w:val="berschrift2"/>
       </w:pPr>
-      <w:bookmarkStart w:id="16" w:name="_Toc222739146"/>
-      <w:r>
+      <w:bookmarkStart w:id="16" w:name="_Toc222767604"/>
+      <w:r>
+        <w:lastRenderedPageBreak/>
         <w:t>4.4.3 Victron MultiPlus 12/800</w:t>
       </w:r>
       <w:bookmarkEnd w:id="16"/>
@@ -7011,7 +7376,7 @@
       <w:pPr>
         <w:pStyle w:val="berschrift2"/>
       </w:pPr>
-      <w:bookmarkStart w:id="17" w:name="_Toc222739147"/>
+      <w:bookmarkStart w:id="17" w:name="_Toc222767605"/>
       <w:r>
         <w:t>4.4.4 Victron SmartShunt 500 A</w:t>
       </w:r>
@@ -7286,7 +7651,7 @@
       <w:pPr>
         <w:pStyle w:val="berschrift2"/>
       </w:pPr>
-      <w:bookmarkStart w:id="18" w:name="_Toc222739148"/>
+      <w:bookmarkStart w:id="18" w:name="_Toc222767606"/>
       <w:r>
         <w:t>4.4.5 Victron Orion 12/12-18</w:t>
       </w:r>
@@ -7478,14 +7843,7 @@
         <w:rPr>
           <w:rFonts w:cs="Arial"/>
         </w:rPr>
-        <w:t xml:space="preserve">. Bei der Skalierung auf </w:t>
-      </w:r>
-      <w:r>
-        <w:rPr>
-          <w:rFonts w:cs="Arial"/>
-        </w:rPr>
-        <w:lastRenderedPageBreak/>
-        <w:t>größere Systeme bleibt diese Komponente weitgehend unverändert, da der Strombedarf der Sensorik unabhängig von der PV-Anlagenleistung ist.</w:t>
+        <w:t>. Bei der Skalierung auf größere Systeme bleibt diese Komponente weitgehend unverändert, da der Strombedarf der Sensorik unabhängig von der PV-Anlagenleistung ist.</w:t>
       </w:r>
     </w:p>
     <w:p>
@@ -7495,7 +7853,7 @@
           <w:lang w:val="en-GB"/>
         </w:rPr>
       </w:pPr>
-      <w:bookmarkStart w:id="19" w:name="_Toc222739149"/>
+      <w:bookmarkStart w:id="19" w:name="_Toc222767607"/>
       <w:r>
         <w:rPr>
           <w:lang w:val="en-GB"/>
@@ -7803,7 +8161,7 @@
       <w:pPr>
         <w:pStyle w:val="berschrift2"/>
       </w:pPr>
-      <w:bookmarkStart w:id="20" w:name="_Toc222739150"/>
+      <w:bookmarkStart w:id="20" w:name="_Toc222767608"/>
       <w:r>
         <w:t>4.4.7 Verkabelung</w:t>
       </w:r>
@@ -7890,7 +8248,14 @@
         <w:rPr>
           <w:rFonts w:cs="Arial"/>
         </w:rPr>
-        <w:t>A) schützen vor Kurzschlüssen. Ringkabelschuhe M8 sichern die Verschraubung an Batterie und Victron-Geräten zuverlässig. Bei größeren Systemen müssen Kabelquerschnitte entsprechend der höheren Ströme angepasst werden, um Leitungsverluste zu minimieren.</w:t>
+        <w:t xml:space="preserve">A) schützen vor Kurzschlüssen. Ringkabelschuhe M8 sichern </w:t>
+      </w:r>
+      <w:r>
+        <w:rPr>
+          <w:rFonts w:cs="Arial"/>
+        </w:rPr>
+        <w:lastRenderedPageBreak/>
+        <w:t>die Verschraubung an Batterie und Victron-Geräten zuverlässig. Bei größeren Systemen müssen Kabelquerschnitte entsprechend der höheren Ströme angepasst werden, um Leitungsverluste zu minimieren.</w:t>
       </w:r>
     </w:p>
     <w:p>
@@ -7915,7 +8280,7 @@
       <w:pPr>
         <w:pStyle w:val="berschrift1"/>
       </w:pPr>
-      <w:bookmarkStart w:id="21" w:name="_Toc222739151"/>
+      <w:bookmarkStart w:id="21" w:name="_Toc222767609"/>
       <w:r>
         <w:t>4.5 Batterietechnologien im Vergleich</w:t>
       </w:r>
@@ -7954,7 +8319,7 @@
       <w:pPr>
         <w:pStyle w:val="berschrift2"/>
       </w:pPr>
-      <w:bookmarkStart w:id="22" w:name="_Toc222739152"/>
+      <w:bookmarkStart w:id="22" w:name="_Toc222767610"/>
       <w:r>
         <w:t>4.5.1 Technische Eigenschaften der Batterietechnologien</w:t>
       </w:r>
@@ -8297,14 +8662,7 @@
         <w:rPr>
           <w:rFonts w:cs="Arial"/>
         </w:rPr>
-        <w:t xml:space="preserve">. Sie bieten eine höhere Tiefentladefestigkeit als AGM-Batterien und erreichen </w:t>
-      </w:r>
-      <w:r>
-        <w:rPr>
-          <w:rFonts w:cs="Arial"/>
-        </w:rPr>
-        <w:lastRenderedPageBreak/>
-        <w:t>700–800 Zyklen bei 65</w:t>
+        <w:t>. Sie bieten eine höhere Tiefentladefestigkeit als AGM-Batterien und erreichen 700–800 Zyklen bei 65</w:t>
       </w:r>
       <w:r>
         <w:rPr>
@@ -8690,7 +9048,14 @@
         <w:rPr>
           <w:rFonts w:cs="Arial"/>
         </w:rPr>
-        <w:t xml:space="preserve">. Ein integriertes BMS überwacht Ladung, Entladung und Sicherheitsfunktionen </w:t>
+        <w:t xml:space="preserve">. Ein integriertes BMS überwacht </w:t>
+      </w:r>
+      <w:r>
+        <w:rPr>
+          <w:rFonts w:cs="Arial"/>
+        </w:rPr>
+        <w:lastRenderedPageBreak/>
+        <w:t xml:space="preserve">Ladung, Entladung und Sicherheitsfunktionen </w:t>
       </w:r>
       <w:r>
         <w:rPr>
@@ -8769,7 +9134,7 @@
       <w:pPr>
         <w:pStyle w:val="berschrift2"/>
       </w:pPr>
-      <w:bookmarkStart w:id="23" w:name="_Toc222739153"/>
+      <w:bookmarkStart w:id="23" w:name="_Toc222767611"/>
       <w:r>
         <w:t>4.5.2 Vergleich und Auswahlbegründung</w:t>
       </w:r>
@@ -9675,6 +10040,7 @@
           </w:tcPr>
           <w:p>
             <w:pPr>
+              <w:keepNext/>
               <w:jc w:val="center"/>
               <w:rPr>
                 <w:rFonts w:cs="Arial"/>
@@ -9692,6 +10058,40 @@
     </w:tbl>
     <w:p>
       <w:pPr>
+        <w:pStyle w:val="Beschriftung"/>
+      </w:pPr>
+      <w:r>
+        <w:br/>
+      </w:r>
+      <w:bookmarkStart w:id="24" w:name="_Toc222767574"/>
+      <w:r>
+        <w:t xml:space="preserve">Tabelle </w:t>
+      </w:r>
+      <w:r>
+        <w:fldChar w:fldCharType="begin"/>
+      </w:r>
+      <w:r>
+        <w:instrText xml:space="preserve"> SEQ Tabelle \* ARABIC </w:instrText>
+      </w:r>
+      <w:r>
+        <w:fldChar w:fldCharType="separate"/>
+      </w:r>
+      <w:r>
+        <w:rPr>
+          <w:noProof/>
+        </w:rPr>
+        <w:t>1</w:t>
+      </w:r>
+      <w:r>
+        <w:fldChar w:fldCharType="end"/>
+      </w:r>
+      <w:r>
+        <w:t>: Technischer Vergleich von AGM, Gel und LiFePO4 Batterien</w:t>
+      </w:r>
+      <w:bookmarkEnd w:id="24"/>
+    </w:p>
+    <w:p>
+      <w:pPr>
         <w:spacing w:before="120"/>
         <w:ind w:left="708"/>
         <w:jc w:val="both"/>
@@ -10026,14 +10426,7 @@
         <w:rPr>
           <w:rFonts w:cs="Arial"/>
         </w:rPr>
-        <w:t xml:space="preserve">. </w:t>
-      </w:r>
-      <w:r>
-        <w:rPr>
-          <w:rFonts w:cs="Arial"/>
-        </w:rPr>
-        <w:lastRenderedPageBreak/>
-        <w:t xml:space="preserve">AGM-Batterien sind auslaufsicher, </w:t>
+        <w:t xml:space="preserve">. AGM-Batterien sind auslaufsicher, </w:t>
       </w:r>
       <w:proofErr w:type="spellStart"/>
       <w:r>
@@ -10553,7 +10946,7 @@
           <w:rStyle w:val="berschrift1Zchn"/>
         </w:rPr>
       </w:pPr>
-      <w:bookmarkStart w:id="24" w:name="_Toc222739154"/>
+      <w:bookmarkStart w:id="25" w:name="_Toc222767612"/>
       <w:r>
         <w:rPr>
           <w:rStyle w:val="berschrift1Zchn"/>
@@ -10583,43 +10976,6 @@
           <w:rStyle w:val="berschrift1Zchn"/>
         </w:rPr>
         <w:t>ystems</w:t>
-      </w:r>
-      <w:bookmarkEnd w:id="24"/>
-    </w:p>
-    <w:p>
-      <w:pPr>
-        <w:ind w:left="708"/>
-        <w:jc w:val="both"/>
-        <w:rPr>
-          <w:rFonts w:cs="Arial"/>
-        </w:rPr>
-      </w:pPr>
-      <w:r>
-        <w:rPr>
-          <w:rFonts w:cs="Arial"/>
-        </w:rPr>
-        <w:t>Für die Überwachung des hybriden 12-V-Energiesystems wurde der Cerbo GX von Victron Energy als zentrale Monitoring-Einheit gewählt. Er verbindet den SmartShunt 500</w:t>
-      </w:r>
-      <w:r>
-        <w:rPr>
-          <w:rFonts w:cs="Arial"/>
-        </w:rPr>
-        <w:t> </w:t>
-      </w:r>
-      <w:r>
-        <w:rPr>
-          <w:rFonts w:cs="Arial"/>
-        </w:rPr>
-        <w:t>A und den MultiPlus 12/800 über gerätespezifische Schnittstellen und stellt die erfassten Messdaten lokal sowie über das Netzwerk bereit.</w:t>
-      </w:r>
-    </w:p>
-    <w:p>
-      <w:pPr>
-        <w:pStyle w:val="berschrift2"/>
-      </w:pPr>
-      <w:bookmarkStart w:id="25" w:name="_Toc222739155"/>
-      <w:r>
-        <w:t>4.6.1 Systemarchitektur und Kommunikationsschnittstellen</w:t>
       </w:r>
       <w:bookmarkEnd w:id="25"/>
     </w:p>
@@ -10635,446 +10991,28 @@
         <w:rPr>
           <w:rFonts w:cs="Arial"/>
         </w:rPr>
-        <w:t xml:space="preserve">Die Anbindung der Systemkomponenten erfolgt über zwei gerätespezifische Schnittstellen: </w:t>
-      </w:r>
-      <w:proofErr w:type="spellStart"/>
-      <w:r>
-        <w:rPr>
-          <w:rFonts w:cs="Arial"/>
-        </w:rPr>
-        <w:t>VE.Direct</w:t>
-      </w:r>
-      <w:proofErr w:type="spellEnd"/>
-      <w:r>
-        <w:rPr>
-          <w:rFonts w:cs="Arial"/>
-        </w:rPr>
-        <w:t xml:space="preserve"> und </w:t>
-      </w:r>
-      <w:proofErr w:type="spellStart"/>
-      <w:r>
-        <w:rPr>
-          <w:rFonts w:cs="Arial"/>
-        </w:rPr>
-        <w:t>VE.Bus</w:t>
-      </w:r>
-      <w:proofErr w:type="spellEnd"/>
-      <w:r>
-        <w:rPr>
-          <w:rFonts w:cs="Arial"/>
-        </w:rPr>
-        <w:t>.</w:t>
+        <w:t>Für die Überwachung des hybriden 12-V-Energiesystems wurde der Cerbo GX von Victron Energy als zentrale Monitoring-Einheit gewählt. Er verbindet den SmartShunt 500</w:t>
+      </w:r>
+      <w:r>
+        <w:rPr>
+          <w:rFonts w:cs="Arial"/>
+        </w:rPr>
+        <w:t> </w:t>
+      </w:r>
+      <w:r>
+        <w:rPr>
+          <w:rFonts w:cs="Arial"/>
+        </w:rPr>
+        <w:t>A und den MultiPlus 12/800 über gerätespezifische Schnittstellen und stellt die erfassten Messdaten lokal sowie über das Netzwerk bereit.</w:t>
       </w:r>
     </w:p>
     <w:p>
       <w:pPr>
-        <w:ind w:left="708"/>
-        <w:jc w:val="both"/>
-        <w:rPr>
-          <w:rFonts w:cs="Arial"/>
-        </w:rPr>
-      </w:pPr>
-      <w:r>
-        <w:rPr>
-          <w:rFonts w:cs="Arial"/>
-        </w:rPr>
-        <w:t>Der SmartShunt 500</w:t>
-      </w:r>
-      <w:r>
-        <w:rPr>
-          <w:rFonts w:cs="Arial"/>
-        </w:rPr>
-        <w:t> </w:t>
-      </w:r>
-      <w:r>
-        <w:rPr>
-          <w:rFonts w:cs="Arial"/>
-        </w:rPr>
-        <w:t xml:space="preserve">A ist über </w:t>
-      </w:r>
-      <w:proofErr w:type="spellStart"/>
-      <w:r>
-        <w:rPr>
-          <w:rFonts w:cs="Arial"/>
-        </w:rPr>
-        <w:t>VE.Direct</w:t>
-      </w:r>
-      <w:proofErr w:type="spellEnd"/>
-      <w:r>
-        <w:rPr>
-          <w:rFonts w:cs="Arial"/>
-        </w:rPr>
-        <w:t xml:space="preserve"> angebunden. Über diese Punkt-zu-Punkt-Schnittstelle werden ausschließlich Batteriedaten wie Spannung, Strom und Ladezustand an den Cerbo GX übertragen</w:t>
-      </w:r>
-      <w:r>
-        <w:rPr>
-          <w:rFonts w:cs="Arial"/>
-        </w:rPr>
-        <w:t xml:space="preserve"> </w:t>
-      </w:r>
-      <w:r>
-        <w:rPr>
-          <w:rFonts w:cs="Arial"/>
-        </w:rPr>
-        <w:fldChar w:fldCharType="begin"/>
-      </w:r>
-      <w:r>
-        <w:rPr>
-          <w:rFonts w:cs="Arial"/>
-        </w:rPr>
-        <w:instrText xml:space="preserve"> ADDIN ZOTERO_ITEM CSL_CITATION {"citationID":"QvEkLOot","properties":{"formattedCitation":"[7], [15]","plainCitation":"[7], [15]","dontUpdate":true,"noteIndex":0},"citationItems":[{"id":35,"uris":["http://zotero.org/groups/6046789/items/HW6FM4TS"],"itemData":{"id":35,"type":"document","title":"Datasheet-Cerbo-GX-GX-Touch-DE.pdf","URL":"https://www.victronenergy.de/upload/documents/Datasheet-Cerbo-GX-GX-Touch-DE.pdf","accessed":{"date-parts":[["2026",2,16]]}},"label":"page"},{"id":42,"uris":["http://zotero.org/groups/6046789/items/CWRHRLPC"],"itemData":{"id":42,"type":"article-journal","language":"de","source":"Zotero","title":"Datenkommunikation mit Victron Energy Produkten","author":[{"family":"Vader","given":"Matthijs"}]},"label":"page"}],"schema":"https://github.com/citation-style-language/schema/raw/master/csl-citation.json"} </w:instrText>
-      </w:r>
-      <w:r>
-        <w:rPr>
-          <w:rFonts w:cs="Arial"/>
-        </w:rPr>
-        <w:fldChar w:fldCharType="separate"/>
-      </w:r>
-      <w:r>
-        <w:rPr>
-          <w:rFonts w:ascii="Aptos" w:hAnsi="Aptos"/>
-        </w:rPr>
-        <w:t>[7][15]</w:t>
-      </w:r>
-      <w:r>
-        <w:rPr>
-          <w:rFonts w:cs="Arial"/>
-        </w:rPr>
-        <w:fldChar w:fldCharType="end"/>
-      </w:r>
-      <w:r>
-        <w:rPr>
-          <w:rFonts w:cs="Arial"/>
-        </w:rPr>
-        <w:t xml:space="preserve">. Der Cerbo GX verfügt über drei galvanisch isolierte </w:t>
-      </w:r>
-      <w:proofErr w:type="spellStart"/>
-      <w:r>
-        <w:rPr>
-          <w:rFonts w:cs="Arial"/>
-        </w:rPr>
-        <w:t>VE.Direct</w:t>
-      </w:r>
-      <w:proofErr w:type="spellEnd"/>
-      <w:r>
-        <w:rPr>
-          <w:rFonts w:cs="Arial"/>
-        </w:rPr>
-        <w:t>-Anschlüsse</w:t>
-      </w:r>
-      <w:r>
-        <w:rPr>
-          <w:rFonts w:cs="Arial"/>
-        </w:rPr>
-        <w:t>, d</w:t>
-      </w:r>
-      <w:r>
-        <w:rPr>
-          <w:rFonts w:cs="Arial"/>
-        </w:rPr>
-        <w:t xml:space="preserve">ie galvanische Isolation dient der störungsarmen Signalübertragung </w:t>
-      </w:r>
-      <w:r>
-        <w:rPr>
-          <w:rFonts w:cs="Arial"/>
-        </w:rPr>
-        <w:fldChar w:fldCharType="begin"/>
-      </w:r>
-      <w:r>
-        <w:rPr>
-          <w:rFonts w:cs="Arial"/>
-        </w:rPr>
-        <w:instrText xml:space="preserve"> ADDIN ZOTERO_ITEM CSL_CITATION {"citationID":"SmGrxdmf","properties":{"formattedCitation":"[7]","plainCitation":"[7]","noteIndex":0},"citationItems":[{"id":35,"uris":["http://zotero.org/groups/6046789/items/HW6FM4TS"],"itemData":{"id":35,"type":"document","title":"Datasheet-Cerbo-GX-GX-Touch-DE.pdf","URL":"https://www.victronenergy.de/upload/documents/Datasheet-Cerbo-GX-GX-Touch-DE.pdf","accessed":{"date-parts":[["2026",2,16]]}}}],"schema":"https://github.com/citation-style-language/schema/raw/master/csl-citation.json"} </w:instrText>
-      </w:r>
-      <w:r>
-        <w:rPr>
-          <w:rFonts w:cs="Arial"/>
-        </w:rPr>
-        <w:fldChar w:fldCharType="separate"/>
-      </w:r>
-      <w:r>
-        <w:rPr>
-          <w:rFonts w:ascii="Aptos" w:hAnsi="Aptos"/>
-        </w:rPr>
-        <w:t>[7]</w:t>
-      </w:r>
-      <w:r>
-        <w:rPr>
-          <w:rFonts w:cs="Arial"/>
-        </w:rPr>
-        <w:fldChar w:fldCharType="end"/>
-      </w:r>
-      <w:r>
-        <w:rPr>
-          <w:rFonts w:cs="Arial"/>
-        </w:rPr>
-        <w:t>.</w:t>
-      </w:r>
-    </w:p>
-    <w:p>
-      <w:pPr>
-        <w:ind w:left="708"/>
-        <w:jc w:val="both"/>
-        <w:rPr>
-          <w:rFonts w:cs="Arial"/>
-        </w:rPr>
-      </w:pPr>
-      <w:r>
-        <w:rPr>
-          <w:rFonts w:cs="Arial"/>
-        </w:rPr>
-        <w:t xml:space="preserve">Der MultiPlus 12/800 ist über </w:t>
-      </w:r>
-      <w:proofErr w:type="spellStart"/>
-      <w:r>
-        <w:rPr>
-          <w:rFonts w:cs="Arial"/>
-        </w:rPr>
-        <w:t>VE.Bus</w:t>
-      </w:r>
-      <w:proofErr w:type="spellEnd"/>
-      <w:r>
-        <w:rPr>
-          <w:rFonts w:cs="Arial"/>
-        </w:rPr>
-        <w:t xml:space="preserve"> angebunden. </w:t>
-      </w:r>
-      <w:proofErr w:type="spellStart"/>
-      <w:r>
-        <w:rPr>
-          <w:rFonts w:cs="Arial"/>
-        </w:rPr>
-        <w:t>VE.Bus</w:t>
-      </w:r>
-      <w:proofErr w:type="spellEnd"/>
-      <w:r>
-        <w:rPr>
-          <w:rFonts w:cs="Arial"/>
-        </w:rPr>
-        <w:t xml:space="preserve"> ist das Protokoll, über das Wechselrichter und Ladegeräte ihre AC-Ausgänge synchronisieren und mit der Monitoring-Einheit kommunizieren </w:t>
-      </w:r>
-      <w:r>
-        <w:rPr>
-          <w:rFonts w:cs="Arial"/>
-        </w:rPr>
-        <w:fldChar w:fldCharType="begin"/>
-      </w:r>
-      <w:r>
-        <w:rPr>
-          <w:rFonts w:cs="Arial"/>
-        </w:rPr>
-        <w:instrText xml:space="preserve"> ADDIN ZOTERO_ITEM CSL_CITATION {"citationID":"KkOvjvxC","properties":{"formattedCitation":"[15]","plainCitation":"[15]","noteIndex":0},"citationItems":[{"id":42,"uris":["http://zotero.org/groups/6046789/items/CWRHRLPC"],"itemData":{"id":42,"type":"article-journal","language":"de","source":"Zotero","title":"Datenkommunikation mit Victron Energy Produkten","author":[{"family":"Vader","given":"Matthijs"}]}}],"schema":"https://github.com/citation-style-language/schema/raw/master/csl-citation.json"} </w:instrText>
-      </w:r>
-      <w:r>
-        <w:rPr>
-          <w:rFonts w:cs="Arial"/>
-        </w:rPr>
-        <w:fldChar w:fldCharType="separate"/>
-      </w:r>
-      <w:r>
-        <w:rPr>
-          <w:rFonts w:ascii="Aptos" w:hAnsi="Aptos"/>
-        </w:rPr>
-        <w:t>[15]</w:t>
-      </w:r>
-      <w:r>
-        <w:rPr>
-          <w:rFonts w:cs="Arial"/>
-        </w:rPr>
-        <w:fldChar w:fldCharType="end"/>
-      </w:r>
-      <w:r>
-        <w:rPr>
-          <w:rFonts w:cs="Arial"/>
-        </w:rPr>
-        <w:t xml:space="preserve">. Im Unterschied zu </w:t>
-      </w:r>
-      <w:proofErr w:type="spellStart"/>
-      <w:r>
-        <w:rPr>
-          <w:rFonts w:cs="Arial"/>
-        </w:rPr>
-        <w:t>VE.Direct</w:t>
-      </w:r>
-      <w:proofErr w:type="spellEnd"/>
-      <w:r>
-        <w:rPr>
-          <w:rFonts w:cs="Arial"/>
-        </w:rPr>
-        <w:t xml:space="preserve"> überträgt </w:t>
-      </w:r>
-      <w:proofErr w:type="spellStart"/>
-      <w:r>
-        <w:rPr>
-          <w:rFonts w:cs="Arial"/>
-        </w:rPr>
-        <w:t>VE.Bus</w:t>
-      </w:r>
-      <w:proofErr w:type="spellEnd"/>
-      <w:r>
-        <w:rPr>
-          <w:rFonts w:cs="Arial"/>
-        </w:rPr>
-        <w:t xml:space="preserve"> keine Batterierohwerte, sondern Gerätezustände: Wechselrichter- und Ladebetrieb, Netzstatus sowie Eingangsstrombegrenzung. Der </w:t>
-      </w:r>
-      <w:proofErr w:type="spellStart"/>
-      <w:r>
-        <w:rPr>
-          <w:rFonts w:cs="Arial"/>
-        </w:rPr>
-        <w:t>VE.Bus</w:t>
-      </w:r>
-      <w:proofErr w:type="spellEnd"/>
-      <w:r>
-        <w:rPr>
-          <w:rFonts w:cs="Arial"/>
-        </w:rPr>
-        <w:t xml:space="preserve">-Anschluss des Cerbo GX besteht aus zwei parallel geschalteten, galvanisch isolierten RJ45-Buchsen </w:t>
-      </w:r>
-      <w:r>
-        <w:rPr>
-          <w:rFonts w:cs="Arial"/>
-        </w:rPr>
-        <w:fldChar w:fldCharType="begin"/>
-      </w:r>
-      <w:r>
-        <w:rPr>
-          <w:rFonts w:cs="Arial"/>
-        </w:rPr>
-        <w:instrText xml:space="preserve"> ADDIN ZOTERO_ITEM CSL_CITATION {"citationID":"ZkY9wGGg","properties":{"formattedCitation":"[7]","plainCitation":"[7]","noteIndex":0},"citationItems":[{"id":35,"uris":["http://zotero.org/groups/6046789/items/HW6FM4TS"],"itemData":{"id":35,"type":"document","title":"Datasheet-Cerbo-GX-GX-Touch-DE.pdf","URL":"https://www.victronenergy.de/upload/documents/Datasheet-Cerbo-GX-GX-Touch-DE.pdf","accessed":{"date-parts":[["2026",2,16]]}}}],"schema":"https://github.com/citation-style-language/schema/raw/master/csl-citation.json"} </w:instrText>
-      </w:r>
-      <w:r>
-        <w:rPr>
-          <w:rFonts w:cs="Arial"/>
-        </w:rPr>
-        <w:fldChar w:fldCharType="separate"/>
-      </w:r>
-      <w:r>
-        <w:rPr>
-          <w:rFonts w:ascii="Aptos" w:hAnsi="Aptos"/>
-        </w:rPr>
-        <w:t>[7]</w:t>
-      </w:r>
-      <w:r>
-        <w:rPr>
-          <w:rFonts w:cs="Arial"/>
-        </w:rPr>
-        <w:fldChar w:fldCharType="end"/>
-      </w:r>
-      <w:r>
-        <w:rPr>
-          <w:rFonts w:cs="Arial"/>
-        </w:rPr>
-        <w:t>.</w:t>
-      </w:r>
-    </w:p>
-    <w:p>
-      <w:pPr>
-        <w:ind w:left="708"/>
-        <w:jc w:val="both"/>
-        <w:rPr>
-          <w:rFonts w:cs="Arial"/>
-        </w:rPr>
-      </w:pPr>
-      <w:r>
-        <w:rPr>
-          <w:rFonts w:cs="Arial"/>
-        </w:rPr>
-        <w:t xml:space="preserve">Für die externe Datenkommunikation verfügt der Cerbo GX über einen 10/100-RJ45-Ethernet-Anschluss sowie integriertes WLAN </w:t>
-      </w:r>
-      <w:r>
-        <w:rPr>
-          <w:rFonts w:cs="Arial"/>
-        </w:rPr>
-        <w:fldChar w:fldCharType="begin"/>
-      </w:r>
-      <w:r>
-        <w:rPr>
-          <w:rFonts w:cs="Arial"/>
-        </w:rPr>
-        <w:instrText xml:space="preserve"> ADDIN ZOTERO_ITEM CSL_CITATION {"citationID":"g5kGsJWd","properties":{"formattedCitation":"[7]","plainCitation":"[7]","noteIndex":0},"citationItems":[{"id":35,"uris":["http://zotero.org/groups/6046789/items/HW6FM4TS"],"itemData":{"id":35,"type":"document","title":"Datasheet-Cerbo-GX-GX-Touch-DE.pdf","URL":"https://www.victronenergy.de/upload/documents/Datasheet-Cerbo-GX-GX-Touch-DE.pdf","accessed":{"date-parts":[["2026",2,16]]}}}],"schema":"https://github.com/citation-style-language/schema/raw/master/csl-citation.json"} </w:instrText>
-      </w:r>
-      <w:r>
-        <w:rPr>
-          <w:rFonts w:cs="Arial"/>
-        </w:rPr>
-        <w:fldChar w:fldCharType="separate"/>
-      </w:r>
-      <w:r>
-        <w:rPr>
-          <w:rFonts w:ascii="Aptos" w:hAnsi="Aptos"/>
-        </w:rPr>
-        <w:t>[7]</w:t>
-      </w:r>
-      <w:r>
-        <w:rPr>
-          <w:rFonts w:cs="Arial"/>
-        </w:rPr>
-        <w:fldChar w:fldCharType="end"/>
-      </w:r>
-      <w:r>
-        <w:rPr>
-          <w:rFonts w:cs="Arial"/>
-        </w:rPr>
-        <w:t xml:space="preserve">. Zur Datenbereitstellung wird MQTT genutzt, da dieses Protokoll eine einfachere Integration in die vorhandene Flutter-App ermöglicht als Modbus-TCP. Der Cerbo GX unterstützt Modbus-TCP zwar ebenfalls als </w:t>
-      </w:r>
-      <w:r>
-        <w:rPr>
-          <w:rFonts w:cs="Arial"/>
-        </w:rPr>
-        <w:lastRenderedPageBreak/>
-        <w:t>standardisiertes Industrieprotokoll mit definierten Registeradressen</w:t>
-      </w:r>
-      <w:r>
-        <w:rPr>
-          <w:rFonts w:cs="Arial"/>
-        </w:rPr>
-        <w:t xml:space="preserve"> </w:t>
-      </w:r>
-      <w:r>
-        <w:rPr>
-          <w:rFonts w:cs="Arial"/>
-        </w:rPr>
-        <w:fldChar w:fldCharType="begin"/>
-      </w:r>
-      <w:r>
-        <w:rPr>
-          <w:rFonts w:cs="Arial"/>
-        </w:rPr>
-        <w:instrText xml:space="preserve"> ADDIN ZOTERO_ITEM CSL_CITATION {"citationID":"v1zSDa8M","properties":{"formattedCitation":"[16]","plainCitation":"[16]","noteIndex":0},"citationItems":[{"id":43,"uris":["http://zotero.org/groups/6046789/items/Q89FY32W"],"itemData":{"id":43,"type":"webpage","title":"GX Modbus-TCP Manual [Victron Energy]","URL":"https://www.victronenergy.com/live/ccgx:modbustcp_faq","accessed":{"date-parts":[["2026",2,19]]}}}],"schema":"https://github.com/citation-style-language/schema/raw/master/csl-citation.json"} </w:instrText>
-      </w:r>
-      <w:r>
-        <w:rPr>
-          <w:rFonts w:cs="Arial"/>
-        </w:rPr>
-        <w:fldChar w:fldCharType="separate"/>
-      </w:r>
-      <w:r>
-        <w:rPr>
-          <w:rFonts w:ascii="Aptos" w:hAnsi="Aptos"/>
-        </w:rPr>
-        <w:t>[16]</w:t>
-      </w:r>
-      <w:r>
-        <w:rPr>
-          <w:rFonts w:cs="Arial"/>
-        </w:rPr>
-        <w:fldChar w:fldCharType="end"/>
-      </w:r>
-      <w:r>
-        <w:rPr>
-          <w:rFonts w:cs="Arial"/>
-        </w:rPr>
-        <w:t>, jedoch wurde es für dieses System nicht aktiviert.</w:t>
-      </w:r>
-    </w:p>
-    <w:p>
-      <w:pPr>
         <w:pStyle w:val="berschrift2"/>
       </w:pPr>
-      <w:bookmarkStart w:id="26" w:name="_Toc222739156"/>
-      <w:r>
-        <w:t>4.6.2 Cerbo GX als zentrale Monitoring-Einheit</w:t>
+      <w:bookmarkStart w:id="26" w:name="_Toc222767613"/>
+      <w:r>
+        <w:t>4.6.1 Systemarchitektur und Kommunikationsschnittstellen</w:t>
       </w:r>
       <w:bookmarkEnd w:id="26"/>
     </w:p>
@@ -11090,138 +11028,439 @@
         <w:rPr>
           <w:rFonts w:cs="Arial"/>
         </w:rPr>
-        <w:t>Der Cerbo GX erfasst kontinuierlich alle energierelevanten Messgrößen des Systems: Batteriespannung, -strom, Ladezustand, PV-Leistung, Netzbezug sowie den Betriebszustand des MultiPlus. Die Versorgungsspannung liegt im Bereich von 8 bis 70</w:t>
-      </w:r>
-      <w:r>
-        <w:rPr>
-          <w:rFonts w:cs="Arial"/>
-        </w:rPr>
-        <w:t> </w:t>
-      </w:r>
-      <w:r>
-        <w:rPr>
-          <w:rFonts w:cs="Arial"/>
-        </w:rPr>
-        <w:t>V</w:t>
-      </w:r>
-      <w:r>
-        <w:rPr>
-          <w:rFonts w:cs="Arial"/>
-        </w:rPr>
-        <w:t> </w:t>
-      </w:r>
-      <w:r>
-        <w:rPr>
-          <w:rFonts w:cs="Arial"/>
-        </w:rPr>
-        <w:t>DC, wodurch eine direkte Einspeisung aus dem 12-V-Systembus möglich ist. Die Leistungsaufnahme beträgt 2,8</w:t>
-      </w:r>
-      <w:r>
-        <w:rPr>
-          <w:rFonts w:cs="Arial"/>
-        </w:rPr>
-        <w:t> </w:t>
-      </w:r>
-      <w:r>
-        <w:rPr>
-          <w:rFonts w:cs="Arial"/>
-        </w:rPr>
-        <w:t>W bei 12</w:t>
-      </w:r>
-      <w:r>
-        <w:rPr>
-          <w:rFonts w:cs="Arial"/>
-        </w:rPr>
-        <w:t> </w:t>
-      </w:r>
-      <w:r>
-        <w:rPr>
-          <w:rFonts w:cs="Arial"/>
-        </w:rPr>
-        <w:t>V ohne Display, mit dem GX Touch 50 steigt sie auf 3,8</w:t>
-      </w:r>
-      <w:r>
-        <w:rPr>
-          <w:rFonts w:cs="Arial"/>
-        </w:rPr>
-        <w:t> </w:t>
-      </w:r>
-      <w:r>
-        <w:rPr>
-          <w:rFonts w:cs="Arial"/>
-        </w:rPr>
-        <w:t>W bzw. bis zu 4,8</w:t>
-      </w:r>
-      <w:r>
-        <w:rPr>
-          <w:rFonts w:cs="Arial"/>
-        </w:rPr>
-        <w:t> </w:t>
-      </w:r>
-      <w:r>
-        <w:rPr>
-          <w:rFonts w:cs="Arial"/>
-        </w:rPr>
-        <w:t xml:space="preserve">W bei maximaler Helligkeit </w:t>
-      </w:r>
-      <w:r>
-        <w:rPr>
-          <w:rFonts w:cs="Arial"/>
-        </w:rPr>
-        <w:fldChar w:fldCharType="begin"/>
-      </w:r>
-      <w:r>
-        <w:rPr>
-          <w:rFonts w:cs="Arial"/>
-        </w:rPr>
-        <w:instrText xml:space="preserve"> ADDIN ZOTERO_ITEM CSL_CITATION {"citationID":"g2WcC45E","properties":{"formattedCitation":"[7]","plainCitation":"[7]","noteIndex":0},"citationItems":[{"id":35,"uris":["http://zotero.org/groups/6046789/items/HW6FM4TS"],"itemData":{"id":35,"type":"document","title":"Datasheet-Cerbo-GX-GX-Touch-DE.pdf","URL":"https://www.victronenergy.de/upload/documents/Datasheet-Cerbo-GX-GX-Touch-DE.pdf","accessed":{"date-parts":[["2026",2,16]]}}}],"schema":"https://github.com/citation-style-language/schema/raw/master/csl-citation.json"} </w:instrText>
-      </w:r>
-      <w:r>
-        <w:rPr>
-          <w:rFonts w:cs="Arial"/>
-        </w:rPr>
-        <w:fldChar w:fldCharType="separate"/>
-      </w:r>
-      <w:r>
-        <w:rPr>
-          <w:rFonts w:ascii="Aptos" w:hAnsi="Aptos"/>
-        </w:rPr>
-        <w:t>[7]</w:t>
-      </w:r>
-      <w:r>
-        <w:rPr>
-          <w:rFonts w:cs="Arial"/>
-        </w:rPr>
-        <w:fldChar w:fldCharType="end"/>
-      </w:r>
-      <w:r>
-        <w:rPr>
-          <w:rFonts w:cs="Arial"/>
-        </w:rPr>
-        <w:t xml:space="preserve">. Die lokale Visualisierung erfolgt über den </w:t>
-      </w:r>
-      <w:proofErr w:type="gramStart"/>
-      <w:r>
-        <w:rPr>
-          <w:rFonts w:cs="Arial"/>
-        </w:rPr>
-        <w:t>GX Touch</w:t>
-      </w:r>
-      <w:proofErr w:type="gramEnd"/>
-      <w:r>
-        <w:rPr>
-          <w:rFonts w:cs="Arial"/>
-        </w:rPr>
-        <w:t xml:space="preserve"> 50.</w:t>
+        <w:t xml:space="preserve">Die Anbindung der Systemkomponenten erfolgt über zwei gerätespezifische Schnittstellen: </w:t>
+      </w:r>
+      <w:proofErr w:type="spellStart"/>
+      <w:r>
+        <w:rPr>
+          <w:rFonts w:cs="Arial"/>
+        </w:rPr>
+        <w:t>VE.Direct</w:t>
+      </w:r>
+      <w:proofErr w:type="spellEnd"/>
+      <w:r>
+        <w:rPr>
+          <w:rFonts w:cs="Arial"/>
+        </w:rPr>
+        <w:t xml:space="preserve"> und </w:t>
+      </w:r>
+      <w:proofErr w:type="spellStart"/>
+      <w:r>
+        <w:rPr>
+          <w:rFonts w:cs="Arial"/>
+        </w:rPr>
+        <w:t>VE.Bus</w:t>
+      </w:r>
+      <w:proofErr w:type="spellEnd"/>
+      <w:r>
+        <w:rPr>
+          <w:rFonts w:cs="Arial"/>
+        </w:rPr>
+        <w:t>.</w:t>
       </w:r>
     </w:p>
     <w:p>
       <w:pPr>
+        <w:ind w:left="708"/>
+        <w:jc w:val="both"/>
+        <w:rPr>
+          <w:rFonts w:cs="Arial"/>
+        </w:rPr>
+      </w:pPr>
+      <w:r>
+        <w:rPr>
+          <w:rFonts w:cs="Arial"/>
+        </w:rPr>
+        <w:t>Der SmartShunt 500</w:t>
+      </w:r>
+      <w:r>
+        <w:rPr>
+          <w:rFonts w:cs="Arial"/>
+        </w:rPr>
+        <w:t> </w:t>
+      </w:r>
+      <w:r>
+        <w:rPr>
+          <w:rFonts w:cs="Arial"/>
+        </w:rPr>
+        <w:t xml:space="preserve">A ist über </w:t>
+      </w:r>
+      <w:proofErr w:type="spellStart"/>
+      <w:r>
+        <w:rPr>
+          <w:rFonts w:cs="Arial"/>
+        </w:rPr>
+        <w:t>VE.Direct</w:t>
+      </w:r>
+      <w:proofErr w:type="spellEnd"/>
+      <w:r>
+        <w:rPr>
+          <w:rFonts w:cs="Arial"/>
+        </w:rPr>
+        <w:t xml:space="preserve"> angebunden. Über diese Punkt-zu-Punkt-Schnittstelle werden ausschließlich Batteriedaten wie Spannung, Strom und Ladezustand an den Cerbo GX übertragen</w:t>
+      </w:r>
+      <w:r>
+        <w:rPr>
+          <w:rFonts w:cs="Arial"/>
+        </w:rPr>
+        <w:t xml:space="preserve"> </w:t>
+      </w:r>
+      <w:r>
+        <w:rPr>
+          <w:rFonts w:cs="Arial"/>
+        </w:rPr>
+        <w:fldChar w:fldCharType="begin"/>
+      </w:r>
+      <w:r>
+        <w:rPr>
+          <w:rFonts w:cs="Arial"/>
+        </w:rPr>
+        <w:instrText xml:space="preserve"> ADDIN ZOTERO_ITEM CSL_CITATION {"citationID":"QvEkLOot","properties":{"formattedCitation":"[7], [15]","plainCitation":"[7], [15]","dontUpdate":true,"noteIndex":0},"citationItems":[{"id":35,"uris":["http://zotero.org/groups/6046789/items/HW6FM4TS"],"itemData":{"id":35,"type":"document","title":"Datasheet-Cerbo-GX-GX-Touch-DE.pdf","URL":"https://www.victronenergy.de/upload/documents/Datasheet-Cerbo-GX-GX-Touch-DE.pdf","accessed":{"date-parts":[["2026",2,16]]}},"label":"page"},{"id":42,"uris":["http://zotero.org/groups/6046789/items/CWRHRLPC"],"itemData":{"id":42,"type":"article-journal","language":"de","source":"Zotero","title":"Datenkommunikation mit Victron Energy Produkten","author":[{"family":"Vader","given":"Matthijs"}]},"label":"page"}],"schema":"https://github.com/citation-style-language/schema/raw/master/csl-citation.json"} </w:instrText>
+      </w:r>
+      <w:r>
+        <w:rPr>
+          <w:rFonts w:cs="Arial"/>
+        </w:rPr>
+        <w:fldChar w:fldCharType="separate"/>
+      </w:r>
+      <w:r>
+        <w:rPr>
+          <w:rFonts w:ascii="Aptos" w:hAnsi="Aptos"/>
+        </w:rPr>
+        <w:t>[7][15]</w:t>
+      </w:r>
+      <w:r>
+        <w:rPr>
+          <w:rFonts w:cs="Arial"/>
+        </w:rPr>
+        <w:fldChar w:fldCharType="end"/>
+      </w:r>
+      <w:r>
+        <w:rPr>
+          <w:rFonts w:cs="Arial"/>
+        </w:rPr>
+        <w:t xml:space="preserve">. Der Cerbo GX verfügt über drei galvanisch isolierte </w:t>
+      </w:r>
+      <w:proofErr w:type="spellStart"/>
+      <w:r>
+        <w:rPr>
+          <w:rFonts w:cs="Arial"/>
+        </w:rPr>
+        <w:t>VE.Direct</w:t>
+      </w:r>
+      <w:proofErr w:type="spellEnd"/>
+      <w:r>
+        <w:rPr>
+          <w:rFonts w:cs="Arial"/>
+        </w:rPr>
+        <w:t>-Anschlüsse</w:t>
+      </w:r>
+      <w:r>
+        <w:rPr>
+          <w:rFonts w:cs="Arial"/>
+        </w:rPr>
+        <w:t>, d</w:t>
+      </w:r>
+      <w:r>
+        <w:rPr>
+          <w:rFonts w:cs="Arial"/>
+        </w:rPr>
+        <w:t xml:space="preserve">ie galvanische Isolation dient der störungsarmen Signalübertragung </w:t>
+      </w:r>
+      <w:r>
+        <w:rPr>
+          <w:rFonts w:cs="Arial"/>
+        </w:rPr>
+        <w:fldChar w:fldCharType="begin"/>
+      </w:r>
+      <w:r>
+        <w:rPr>
+          <w:rFonts w:cs="Arial"/>
+        </w:rPr>
+        <w:instrText xml:space="preserve"> ADDIN ZOTERO_ITEM CSL_CITATION {"citationID":"SmGrxdmf","properties":{"formattedCitation":"[7]","plainCitation":"[7]","noteIndex":0},"citationItems":[{"id":35,"uris":["http://zotero.org/groups/6046789/items/HW6FM4TS"],"itemData":{"id":35,"type":"document","title":"Datasheet-Cerbo-GX-GX-Touch-DE.pdf","URL":"https://www.victronenergy.de/upload/documents/Datasheet-Cerbo-GX-GX-Touch-DE.pdf","accessed":{"date-parts":[["2026",2,16]]}}}],"schema":"https://github.com/citation-style-language/schema/raw/master/csl-citation.json"} </w:instrText>
+      </w:r>
+      <w:r>
+        <w:rPr>
+          <w:rFonts w:cs="Arial"/>
+        </w:rPr>
+        <w:fldChar w:fldCharType="separate"/>
+      </w:r>
+      <w:r>
+        <w:rPr>
+          <w:rFonts w:ascii="Aptos" w:hAnsi="Aptos"/>
+        </w:rPr>
+        <w:t>[7]</w:t>
+      </w:r>
+      <w:r>
+        <w:rPr>
+          <w:rFonts w:cs="Arial"/>
+        </w:rPr>
+        <w:fldChar w:fldCharType="end"/>
+      </w:r>
+      <w:r>
+        <w:rPr>
+          <w:rFonts w:cs="Arial"/>
+        </w:rPr>
+        <w:t>.</w:t>
+      </w:r>
+    </w:p>
+    <w:p>
+      <w:pPr>
+        <w:ind w:left="708"/>
+        <w:jc w:val="both"/>
+        <w:rPr>
+          <w:rFonts w:cs="Arial"/>
+        </w:rPr>
+      </w:pPr>
+      <w:r>
+        <w:rPr>
+          <w:rFonts w:cs="Arial"/>
+        </w:rPr>
+        <w:t xml:space="preserve">Der MultiPlus 12/800 ist über </w:t>
+      </w:r>
+      <w:proofErr w:type="spellStart"/>
+      <w:r>
+        <w:rPr>
+          <w:rFonts w:cs="Arial"/>
+        </w:rPr>
+        <w:t>VE.Bus</w:t>
+      </w:r>
+      <w:proofErr w:type="spellEnd"/>
+      <w:r>
+        <w:rPr>
+          <w:rFonts w:cs="Arial"/>
+        </w:rPr>
+        <w:t xml:space="preserve"> angebunden. </w:t>
+      </w:r>
+      <w:proofErr w:type="spellStart"/>
+      <w:r>
+        <w:rPr>
+          <w:rFonts w:cs="Arial"/>
+        </w:rPr>
+        <w:t>VE.Bus</w:t>
+      </w:r>
+      <w:proofErr w:type="spellEnd"/>
+      <w:r>
+        <w:rPr>
+          <w:rFonts w:cs="Arial"/>
+        </w:rPr>
+        <w:t xml:space="preserve"> ist das Protokoll, über das Wechselrichter und Ladegeräte ihre AC-Ausgänge synchronisieren und mit der Monitoring-Einheit kommunizieren </w:t>
+      </w:r>
+      <w:r>
+        <w:rPr>
+          <w:rFonts w:cs="Arial"/>
+        </w:rPr>
+        <w:fldChar w:fldCharType="begin"/>
+      </w:r>
+      <w:r>
+        <w:rPr>
+          <w:rFonts w:cs="Arial"/>
+        </w:rPr>
+        <w:instrText xml:space="preserve"> ADDIN ZOTERO_ITEM CSL_CITATION {"citationID":"KkOvjvxC","properties":{"formattedCitation":"[15]","plainCitation":"[15]","noteIndex":0},"citationItems":[{"id":42,"uris":["http://zotero.org/groups/6046789/items/CWRHRLPC"],"itemData":{"id":42,"type":"article-journal","language":"de","source":"Zotero","title":"Datenkommunikation mit Victron Energy Produkten","author":[{"family":"Vader","given":"Matthijs"}]}}],"schema":"https://github.com/citation-style-language/schema/raw/master/csl-citation.json"} </w:instrText>
+      </w:r>
+      <w:r>
+        <w:rPr>
+          <w:rFonts w:cs="Arial"/>
+        </w:rPr>
+        <w:fldChar w:fldCharType="separate"/>
+      </w:r>
+      <w:r>
+        <w:rPr>
+          <w:rFonts w:ascii="Aptos" w:hAnsi="Aptos"/>
+        </w:rPr>
+        <w:t>[15]</w:t>
+      </w:r>
+      <w:r>
+        <w:rPr>
+          <w:rFonts w:cs="Arial"/>
+        </w:rPr>
+        <w:fldChar w:fldCharType="end"/>
+      </w:r>
+      <w:r>
+        <w:rPr>
+          <w:rFonts w:cs="Arial"/>
+        </w:rPr>
+        <w:t xml:space="preserve">. Im Unterschied zu </w:t>
+      </w:r>
+      <w:proofErr w:type="spellStart"/>
+      <w:r>
+        <w:rPr>
+          <w:rFonts w:cs="Arial"/>
+        </w:rPr>
+        <w:t>VE.Direct</w:t>
+      </w:r>
+      <w:proofErr w:type="spellEnd"/>
+      <w:r>
+        <w:rPr>
+          <w:rFonts w:cs="Arial"/>
+        </w:rPr>
+        <w:t xml:space="preserve"> überträgt </w:t>
+      </w:r>
+      <w:proofErr w:type="spellStart"/>
+      <w:r>
+        <w:rPr>
+          <w:rFonts w:cs="Arial"/>
+        </w:rPr>
+        <w:t>VE.Bus</w:t>
+      </w:r>
+      <w:proofErr w:type="spellEnd"/>
+      <w:r>
+        <w:rPr>
+          <w:rFonts w:cs="Arial"/>
+        </w:rPr>
+        <w:t xml:space="preserve"> keine Batterierohwerte, sondern Gerätezustände: Wechselrichter- und Ladebetrieb, Netzstatus sowie Eingangsstrombegrenzung. Der </w:t>
+      </w:r>
+      <w:proofErr w:type="spellStart"/>
+      <w:r>
+        <w:rPr>
+          <w:rFonts w:cs="Arial"/>
+        </w:rPr>
+        <w:t>VE.Bus</w:t>
+      </w:r>
+      <w:proofErr w:type="spellEnd"/>
+      <w:r>
+        <w:rPr>
+          <w:rFonts w:cs="Arial"/>
+        </w:rPr>
+        <w:t xml:space="preserve">-Anschluss des Cerbo GX besteht aus zwei parallel geschalteten, galvanisch isolierten RJ45-Buchsen </w:t>
+      </w:r>
+      <w:r>
+        <w:rPr>
+          <w:rFonts w:cs="Arial"/>
+        </w:rPr>
+        <w:fldChar w:fldCharType="begin"/>
+      </w:r>
+      <w:r>
+        <w:rPr>
+          <w:rFonts w:cs="Arial"/>
+        </w:rPr>
+        <w:instrText xml:space="preserve"> ADDIN ZOTERO_ITEM CSL_CITATION {"citationID":"ZkY9wGGg","properties":{"formattedCitation":"[7]","plainCitation":"[7]","noteIndex":0},"citationItems":[{"id":35,"uris":["http://zotero.org/groups/6046789/items/HW6FM4TS"],"itemData":{"id":35,"type":"document","title":"Datasheet-Cerbo-GX-GX-Touch-DE.pdf","URL":"https://www.victronenergy.de/upload/documents/Datasheet-Cerbo-GX-GX-Touch-DE.pdf","accessed":{"date-parts":[["2026",2,16]]}}}],"schema":"https://github.com/citation-style-language/schema/raw/master/csl-citation.json"} </w:instrText>
+      </w:r>
+      <w:r>
+        <w:rPr>
+          <w:rFonts w:cs="Arial"/>
+        </w:rPr>
+        <w:fldChar w:fldCharType="separate"/>
+      </w:r>
+      <w:r>
+        <w:rPr>
+          <w:rFonts w:ascii="Aptos" w:hAnsi="Aptos"/>
+        </w:rPr>
+        <w:t>[7]</w:t>
+      </w:r>
+      <w:r>
+        <w:rPr>
+          <w:rFonts w:cs="Arial"/>
+        </w:rPr>
+        <w:fldChar w:fldCharType="end"/>
+      </w:r>
+      <w:r>
+        <w:rPr>
+          <w:rFonts w:cs="Arial"/>
+        </w:rPr>
+        <w:t>.</w:t>
+      </w:r>
+    </w:p>
+    <w:p>
+      <w:pPr>
+        <w:ind w:left="708"/>
+        <w:jc w:val="both"/>
+        <w:rPr>
+          <w:rFonts w:cs="Arial"/>
+        </w:rPr>
+      </w:pPr>
+      <w:r>
+        <w:rPr>
+          <w:rFonts w:cs="Arial"/>
+        </w:rPr>
+        <w:t xml:space="preserve">Für die externe Datenkommunikation verfügt der Cerbo GX über einen 10/100-RJ45-Ethernet-Anschluss sowie integriertes WLAN </w:t>
+      </w:r>
+      <w:r>
+        <w:rPr>
+          <w:rFonts w:cs="Arial"/>
+        </w:rPr>
+        <w:fldChar w:fldCharType="begin"/>
+      </w:r>
+      <w:r>
+        <w:rPr>
+          <w:rFonts w:cs="Arial"/>
+        </w:rPr>
+        <w:instrText xml:space="preserve"> ADDIN ZOTERO_ITEM CSL_CITATION {"citationID":"g5kGsJWd","properties":{"formattedCitation":"[7]","plainCitation":"[7]","noteIndex":0},"citationItems":[{"id":35,"uris":["http://zotero.org/groups/6046789/items/HW6FM4TS"],"itemData":{"id":35,"type":"document","title":"Datasheet-Cerbo-GX-GX-Touch-DE.pdf","URL":"https://www.victronenergy.de/upload/documents/Datasheet-Cerbo-GX-GX-Touch-DE.pdf","accessed":{"date-parts":[["2026",2,16]]}}}],"schema":"https://github.com/citation-style-language/schema/raw/master/csl-citation.json"} </w:instrText>
+      </w:r>
+      <w:r>
+        <w:rPr>
+          <w:rFonts w:cs="Arial"/>
+        </w:rPr>
+        <w:fldChar w:fldCharType="separate"/>
+      </w:r>
+      <w:r>
+        <w:rPr>
+          <w:rFonts w:ascii="Aptos" w:hAnsi="Aptos"/>
+        </w:rPr>
+        <w:t>[7]</w:t>
+      </w:r>
+      <w:r>
+        <w:rPr>
+          <w:rFonts w:cs="Arial"/>
+        </w:rPr>
+        <w:fldChar w:fldCharType="end"/>
+      </w:r>
+      <w:r>
+        <w:rPr>
+          <w:rFonts w:cs="Arial"/>
+        </w:rPr>
+        <w:t>. Zur Datenbereitstellung wird MQTT genutzt, da dieses Protokoll eine einfachere Integration in die vorhandene Flutter-App ermöglicht als Modbus-TCP. Der Cerbo GX unterstützt Modbus-TCP zwar ebenfalls als standardisiertes Industrieprotokoll mit definierten Registeradressen</w:t>
+      </w:r>
+      <w:r>
+        <w:rPr>
+          <w:rFonts w:cs="Arial"/>
+        </w:rPr>
+        <w:t xml:space="preserve"> </w:t>
+      </w:r>
+      <w:r>
+        <w:rPr>
+          <w:rFonts w:cs="Arial"/>
+        </w:rPr>
+        <w:fldChar w:fldCharType="begin"/>
+      </w:r>
+      <w:r>
+        <w:rPr>
+          <w:rFonts w:cs="Arial"/>
+        </w:rPr>
+        <w:instrText xml:space="preserve"> ADDIN ZOTERO_ITEM CSL_CITATION {"citationID":"v1zSDa8M","properties":{"formattedCitation":"[16]","plainCitation":"[16]","noteIndex":0},"citationItems":[{"id":43,"uris":["http://zotero.org/groups/6046789/items/Q89FY32W"],"itemData":{"id":43,"type":"webpage","title":"GX Modbus-TCP Manual [Victron Energy]","URL":"https://www.victronenergy.com/live/ccgx:modbustcp_faq","accessed":{"date-parts":[["2026",2,19]]}}}],"schema":"https://github.com/citation-style-language/schema/raw/master/csl-citation.json"} </w:instrText>
+      </w:r>
+      <w:r>
+        <w:rPr>
+          <w:rFonts w:cs="Arial"/>
+        </w:rPr>
+        <w:fldChar w:fldCharType="separate"/>
+      </w:r>
+      <w:r>
+        <w:rPr>
+          <w:rFonts w:ascii="Aptos" w:hAnsi="Aptos"/>
+        </w:rPr>
+        <w:t>[16]</w:t>
+      </w:r>
+      <w:r>
+        <w:rPr>
+          <w:rFonts w:cs="Arial"/>
+        </w:rPr>
+        <w:fldChar w:fldCharType="end"/>
+      </w:r>
+      <w:r>
+        <w:rPr>
+          <w:rFonts w:cs="Arial"/>
+        </w:rPr>
+        <w:t>, jedoch wurde es für dieses System nicht aktiviert.</w:t>
+      </w:r>
+    </w:p>
+    <w:p>
+      <w:pPr>
         <w:pStyle w:val="berschrift2"/>
       </w:pPr>
-      <w:bookmarkStart w:id="27" w:name="_Toc222739157"/>
-      <w:r>
-        <w:t>4.6.3 Hardwareseitiges Lastmanagement im MultiPlus</w:t>
+      <w:bookmarkStart w:id="27" w:name="_Toc222767614"/>
+      <w:r>
+        <w:t>4.6.2 Cerbo GX als zentrale Monitoring-Einheit</w:t>
       </w:r>
       <w:bookmarkEnd w:id="27"/>
     </w:p>
@@ -11237,46 +11476,194 @@
         <w:rPr>
           <w:rFonts w:cs="Arial"/>
         </w:rPr>
-        <w:t xml:space="preserve">Das Lastmanagement wird hardwareseitig durch den MultiPlus 12/800 realisiert. Konfiguriert wurde er mit den von Victron Energy vorgesehenen Tools </w:t>
-      </w:r>
-      <w:proofErr w:type="spellStart"/>
-      <w:r>
-        <w:rPr>
-          <w:rFonts w:cs="Arial"/>
-        </w:rPr>
-        <w:t>VictronConnect</w:t>
-      </w:r>
-      <w:proofErr w:type="spellEnd"/>
-      <w:r>
-        <w:rPr>
-          <w:rFonts w:cs="Arial"/>
-        </w:rPr>
-        <w:t xml:space="preserve"> und </w:t>
-      </w:r>
-      <w:proofErr w:type="spellStart"/>
-      <w:r>
-        <w:rPr>
-          <w:rFonts w:cs="Arial"/>
-        </w:rPr>
-        <w:t>VE.Configure</w:t>
-      </w:r>
-      <w:proofErr w:type="spellEnd"/>
-      <w:r>
-        <w:rPr>
-          <w:rFonts w:cs="Arial"/>
-        </w:rPr>
-        <w:t>. Eingestellt wurden Unterspannungsabschaltung zum Schutz der AGM-Batterie, die batteriespezifische Ladekennlinie sowie die Eingangsstrombegrenzung des Netzanschlusses. Eine externe Steuereinheit ist für diese Schutzfunktionen nicht erforderlich.</w:t>
+        <w:t>Der Cerbo GX erfasst kontinuierlich alle energierelevanten Messgrößen des Systems: Batteriespannung, -strom, Ladezustand, PV-Leistung, Netzbezug sowie den Betriebszustand des MultiPlus. Die Versorgungsspannung liegt im Bereich von 8 bis 70</w:t>
+      </w:r>
+      <w:r>
+        <w:rPr>
+          <w:rFonts w:cs="Arial"/>
+        </w:rPr>
+        <w:t> </w:t>
+      </w:r>
+      <w:r>
+        <w:rPr>
+          <w:rFonts w:cs="Arial"/>
+        </w:rPr>
+        <w:t>V</w:t>
+      </w:r>
+      <w:r>
+        <w:rPr>
+          <w:rFonts w:cs="Arial"/>
+        </w:rPr>
+        <w:t> </w:t>
+      </w:r>
+      <w:r>
+        <w:rPr>
+          <w:rFonts w:cs="Arial"/>
+        </w:rPr>
+        <w:t>DC, wodurch eine direkte Einspeisung aus dem 12-V-Systembus möglich ist. Die Leistungsaufnahme beträgt 2,8</w:t>
+      </w:r>
+      <w:r>
+        <w:rPr>
+          <w:rFonts w:cs="Arial"/>
+        </w:rPr>
+        <w:t> </w:t>
+      </w:r>
+      <w:r>
+        <w:rPr>
+          <w:rFonts w:cs="Arial"/>
+        </w:rPr>
+        <w:t>W bei 12</w:t>
+      </w:r>
+      <w:r>
+        <w:rPr>
+          <w:rFonts w:cs="Arial"/>
+        </w:rPr>
+        <w:t> </w:t>
+      </w:r>
+      <w:r>
+        <w:rPr>
+          <w:rFonts w:cs="Arial"/>
+        </w:rPr>
+        <w:t>V ohne Display, mit dem GX Touch 50 steigt sie auf 3,8</w:t>
+      </w:r>
+      <w:r>
+        <w:rPr>
+          <w:rFonts w:cs="Arial"/>
+        </w:rPr>
+        <w:t> </w:t>
+      </w:r>
+      <w:r>
+        <w:rPr>
+          <w:rFonts w:cs="Arial"/>
+        </w:rPr>
+        <w:t>W bzw. bis zu 4,8</w:t>
+      </w:r>
+      <w:r>
+        <w:rPr>
+          <w:rFonts w:cs="Arial"/>
+        </w:rPr>
+        <w:t> </w:t>
+      </w:r>
+      <w:r>
+        <w:rPr>
+          <w:rFonts w:cs="Arial"/>
+        </w:rPr>
+        <w:t xml:space="preserve">W bei maximaler Helligkeit </w:t>
+      </w:r>
+      <w:r>
+        <w:rPr>
+          <w:rFonts w:cs="Arial"/>
+        </w:rPr>
+        <w:fldChar w:fldCharType="begin"/>
+      </w:r>
+      <w:r>
+        <w:rPr>
+          <w:rFonts w:cs="Arial"/>
+        </w:rPr>
+        <w:instrText xml:space="preserve"> ADDIN ZOTERO_ITEM CSL_CITATION {"citationID":"g2WcC45E","properties":{"formattedCitation":"[7]","plainCitation":"[7]","noteIndex":0},"citationItems":[{"id":35,"uris":["http://zotero.org/groups/6046789/items/HW6FM4TS"],"itemData":{"id":35,"type":"document","title":"Datasheet-Cerbo-GX-GX-Touch-DE.pdf","URL":"https://www.victronenergy.de/upload/documents/Datasheet-Cerbo-GX-GX-Touch-DE.pdf","accessed":{"date-parts":[["2026",2,16]]}}}],"schema":"https://github.com/citation-style-language/schema/raw/master/csl-citation.json"} </w:instrText>
+      </w:r>
+      <w:r>
+        <w:rPr>
+          <w:rFonts w:cs="Arial"/>
+        </w:rPr>
+        <w:fldChar w:fldCharType="separate"/>
+      </w:r>
+      <w:r>
+        <w:rPr>
+          <w:rFonts w:ascii="Aptos" w:hAnsi="Aptos"/>
+        </w:rPr>
+        <w:t>[7]</w:t>
+      </w:r>
+      <w:r>
+        <w:rPr>
+          <w:rFonts w:cs="Arial"/>
+        </w:rPr>
+        <w:fldChar w:fldCharType="end"/>
+      </w:r>
+      <w:r>
+        <w:rPr>
+          <w:rFonts w:cs="Arial"/>
+        </w:rPr>
+        <w:t xml:space="preserve">. Die lokale Visualisierung erfolgt über den </w:t>
+      </w:r>
+      <w:proofErr w:type="gramStart"/>
+      <w:r>
+        <w:rPr>
+          <w:rFonts w:cs="Arial"/>
+        </w:rPr>
+        <w:t>GX Touch</w:t>
+      </w:r>
+      <w:proofErr w:type="gramEnd"/>
+      <w:r>
+        <w:rPr>
+          <w:rFonts w:cs="Arial"/>
+        </w:rPr>
+        <w:t xml:space="preserve"> 50.</w:t>
       </w:r>
     </w:p>
     <w:p>
       <w:pPr>
         <w:pStyle w:val="berschrift2"/>
       </w:pPr>
-      <w:bookmarkStart w:id="28" w:name="_Toc222739158"/>
-      <w:r>
+      <w:bookmarkStart w:id="28" w:name="_Toc222767615"/>
+      <w:r>
+        <w:t>4.6.3 Hardwareseitiges Lastmanagement im MultiPlus</w:t>
+      </w:r>
+      <w:bookmarkEnd w:id="28"/>
+    </w:p>
+    <w:p>
+      <w:pPr>
+        <w:ind w:left="708"/>
+        <w:jc w:val="both"/>
+        <w:rPr>
+          <w:rFonts w:cs="Arial"/>
+        </w:rPr>
+      </w:pPr>
+      <w:r>
+        <w:rPr>
+          <w:rFonts w:cs="Arial"/>
+        </w:rPr>
+        <w:t xml:space="preserve">Das Lastmanagement wird hardwareseitig durch den MultiPlus 12/800 realisiert. Konfiguriert wurde er mit den von Victron Energy vorgesehenen Tools </w:t>
+      </w:r>
+      <w:proofErr w:type="spellStart"/>
+      <w:r>
+        <w:rPr>
+          <w:rFonts w:cs="Arial"/>
+        </w:rPr>
+        <w:t>VictronConnect</w:t>
+      </w:r>
+      <w:proofErr w:type="spellEnd"/>
+      <w:r>
+        <w:rPr>
+          <w:rFonts w:cs="Arial"/>
+        </w:rPr>
+        <w:t xml:space="preserve"> und </w:t>
+      </w:r>
+      <w:proofErr w:type="spellStart"/>
+      <w:r>
+        <w:rPr>
+          <w:rFonts w:cs="Arial"/>
+        </w:rPr>
+        <w:t>VE.Configure</w:t>
+      </w:r>
+      <w:proofErr w:type="spellEnd"/>
+      <w:r>
+        <w:rPr>
+          <w:rFonts w:cs="Arial"/>
+        </w:rPr>
+        <w:t>. Eingestellt wurden Unterspannungsabschaltung zum Schutz der AGM-Batterie, die batteriespezifische Ladekennlinie sowie die Eingangsstrombegrenzung des Netzanschlusses. Eine externe Steuereinheit ist für diese Schutzfunktionen nicht erforderlich.</w:t>
+      </w:r>
+    </w:p>
+    <w:p>
+      <w:pPr>
+        <w:pStyle w:val="berschrift2"/>
+      </w:pPr>
+      <w:bookmarkStart w:id="29" w:name="_Toc222767616"/>
+      <w:r>
+        <w:lastRenderedPageBreak/>
         <w:t>4.6.4 Remote-Monitoring über das VRM-Portal</w:t>
       </w:r>
-      <w:bookmarkEnd w:id="28"/>
+      <w:bookmarkEnd w:id="29"/>
     </w:p>
     <w:p>
       <w:pPr>
@@ -11317,101 +11704,14 @@
     <w:p>
       <w:pPr>
         <w:pStyle w:val="berschrift1"/>
-      </w:pPr>
-      <w:bookmarkStart w:id="29" w:name="_Toc222739159"/>
+        <w:spacing w:before="0"/>
+      </w:pPr>
+      <w:bookmarkStart w:id="30" w:name="_Toc222767617"/>
       <w:r>
         <w:rPr>
           <w:rFonts w:eastAsia="Arial"/>
         </w:rPr>
         <w:t>4.7 Wirtschaftliche Analyse</w:t>
-      </w:r>
-      <w:bookmarkEnd w:id="29"/>
-    </w:p>
-    <w:p>
-      <w:pPr>
-        <w:ind w:left="708"/>
-        <w:jc w:val="both"/>
-        <w:rPr>
-          <w:rFonts w:cs="Arial"/>
-        </w:rPr>
-      </w:pPr>
-      <w:r>
-        <w:rPr>
-          <w:rFonts w:cs="Arial"/>
-        </w:rPr>
-        <w:t xml:space="preserve">In diesem Kapitel wird untersucht, ob und wie schnell sich eine Investition in ein PV-basiertes Energiesystem für Gewächshausanwendungen wirtschaftlich rechnet. Da der entwickelte Prototyp primär als Test- und Demonstrationssystem konzipiert wurde und nicht auf Wirtschaftlichkeit ausgelegt ist, wäre es </w:t>
-      </w:r>
-      <w:r>
-        <w:rPr>
-          <w:rFonts w:cs="Arial"/>
-        </w:rPr>
-        <w:t>nicht</w:t>
-      </w:r>
-      <w:r>
-        <w:rPr>
-          <w:rFonts w:cs="Arial"/>
-        </w:rPr>
-        <w:t xml:space="preserve"> sinnvoll, ihn als Berechnungsgrundlage heranzuziehen. Aus diesem Grund wird im Folgenden ein Fallbeispiel auf Basis eines </w:t>
-      </w:r>
-      <w:r>
-        <w:rPr>
-          <w:rFonts w:cs="Arial"/>
-        </w:rPr>
-        <w:t xml:space="preserve">Gewächshauses </w:t>
-      </w:r>
-      <w:r>
-        <w:rPr>
-          <w:rFonts w:cs="Arial"/>
-        </w:rPr>
-        <w:t xml:space="preserve">mit </w:t>
-      </w:r>
-      <w:r>
-        <w:rPr>
-          <w:rFonts w:cs="Arial"/>
-        </w:rPr>
-        <w:t>10</w:t>
-      </w:r>
-      <w:r>
-        <w:rPr>
-          <w:rFonts w:cs="Arial"/>
-        </w:rPr>
-        <w:t> </w:t>
-      </w:r>
-      <w:r>
-        <w:rPr>
-          <w:rFonts w:cs="Arial"/>
-        </w:rPr>
-        <w:t>m²</w:t>
-      </w:r>
-      <w:r>
-        <w:rPr>
-          <w:rFonts w:cs="Arial"/>
-        </w:rPr>
-        <w:t xml:space="preserve"> Dachfläche</w:t>
-      </w:r>
-      <w:r>
-        <w:rPr>
-          <w:rFonts w:cs="Arial"/>
-        </w:rPr>
-        <w:t xml:space="preserve"> verwendet</w:t>
-      </w:r>
-      <w:r>
-        <w:rPr>
-          <w:rFonts w:cs="Arial"/>
-        </w:rPr>
-        <w:t>.</w:t>
-      </w:r>
-    </w:p>
-    <w:p>
-      <w:pPr>
-        <w:pStyle w:val="berschrift2"/>
-      </w:pPr>
-      <w:bookmarkStart w:id="30" w:name="_Toc222739160"/>
-      <w:r>
-        <w:rPr>
-          <w:rFonts w:eastAsia="Arial"/>
-        </w:rPr>
-        <w:t>4.7.1 ROI-Berechnung des PV-Systems</w:t>
       </w:r>
       <w:bookmarkEnd w:id="30"/>
     </w:p>
@@ -11427,25 +11727,84 @@
         <w:rPr>
           <w:rFonts w:cs="Arial"/>
         </w:rPr>
-        <w:t xml:space="preserve">Grundlage der ROI-Berechnung (Return on Investment) sind die Investitionskosten für das Energie-Management-Modul, die jährliche Energieerzeugung sowie der aktuelle Endkundenpreis für Strom in Österreich. Die Berechnungen beziehen sich ausschließlich auf das Energie-Management-Modul, das Photovoltaikmodule, Batteriespeicher, Wechselrichter, </w:t>
-      </w:r>
-      <w:proofErr w:type="spellStart"/>
-      <w:r>
-        <w:rPr>
-          <w:rFonts w:cs="Arial"/>
-        </w:rPr>
-        <w:t>Stromsensorik</w:t>
-      </w:r>
-      <w:proofErr w:type="spellEnd"/>
-      <w:r>
-        <w:rPr>
-          <w:rFonts w:cs="Arial"/>
-        </w:rPr>
-        <w:t xml:space="preserve"> und Steuerungselektronik umfasst. Alle weiteren Systemkomponenten wie Klimaüberwachung, Bewässerung oder KI-gestützte Analyse werden separat bilanziert.</w:t>
+        <w:t xml:space="preserve">In diesem Kapitel wird untersucht, ob und wie schnell sich eine Investition in ein PV-basiertes Energiesystem für Gewächshausanwendungen wirtschaftlich rechnet. Da der entwickelte Prototyp primär als Test- und Demonstrationssystem konzipiert wurde und nicht auf Wirtschaftlichkeit ausgelegt ist, wäre es </w:t>
+      </w:r>
+      <w:r>
+        <w:rPr>
+          <w:rFonts w:cs="Arial"/>
+        </w:rPr>
+        <w:t>nicht</w:t>
+      </w:r>
+      <w:r>
+        <w:rPr>
+          <w:rFonts w:cs="Arial"/>
+        </w:rPr>
+        <w:t xml:space="preserve"> sinnvoll, ihn als Berechnungsgrundlage heranzuziehen. Aus diesem Grund wird im Folgenden ein Fallbeispiel auf Basis eines </w:t>
+      </w:r>
+      <w:r>
+        <w:rPr>
+          <w:rFonts w:cs="Arial"/>
+        </w:rPr>
+        <w:t xml:space="preserve">Gewächshauses </w:t>
+      </w:r>
+      <w:r>
+        <w:rPr>
+          <w:rFonts w:cs="Arial"/>
+        </w:rPr>
+        <w:t xml:space="preserve">mit </w:t>
+      </w:r>
+      <w:r>
+        <w:rPr>
+          <w:rFonts w:cs="Arial"/>
+        </w:rPr>
+        <w:t>10</w:t>
+      </w:r>
+      <w:r>
+        <w:rPr>
+          <w:rFonts w:cs="Arial"/>
+        </w:rPr>
+        <w:t> </w:t>
+      </w:r>
+      <w:r>
+        <w:rPr>
+          <w:rFonts w:cs="Arial"/>
+        </w:rPr>
+        <w:t>m²</w:t>
+      </w:r>
+      <w:r>
+        <w:rPr>
+          <w:rFonts w:cs="Arial"/>
+        </w:rPr>
+        <w:t xml:space="preserve"> Dachfläche</w:t>
+      </w:r>
+      <w:r>
+        <w:rPr>
+          <w:rFonts w:cs="Arial"/>
+        </w:rPr>
+        <w:t xml:space="preserve"> verwendet</w:t>
+      </w:r>
+      <w:r>
+        <w:rPr>
+          <w:rFonts w:cs="Arial"/>
+        </w:rPr>
+        <w:t>.</w:t>
       </w:r>
     </w:p>
     <w:p>
       <w:pPr>
+        <w:pStyle w:val="berschrift2"/>
+      </w:pPr>
+      <w:bookmarkStart w:id="31" w:name="_Toc222767618"/>
+      <w:r>
+        <w:rPr>
+          <w:rFonts w:eastAsia="Arial"/>
+        </w:rPr>
+        <w:t>4.7.1 ROI-Berechnung des PV-Systems</w:t>
+      </w:r>
+      <w:bookmarkEnd w:id="31"/>
+    </w:p>
+    <w:p>
+      <w:pPr>
         <w:ind w:left="708"/>
         <w:jc w:val="both"/>
         <w:rPr>
@@ -11456,320 +11815,21 @@
         <w:rPr>
           <w:rFonts w:cs="Arial"/>
         </w:rPr>
-        <w:t>Gemäß aktuellen Branchenwerten werden für die Installation von 1</w:t>
-      </w:r>
-      <w:r>
-        <w:rPr>
-          <w:rFonts w:cs="Arial"/>
-        </w:rPr>
-        <w:t> </w:t>
-      </w:r>
-      <w:r>
-        <w:rPr>
-          <w:rFonts w:cs="Arial"/>
-        </w:rPr>
-        <w:t>kWp Photovoltaikleistung rund 5</w:t>
-      </w:r>
-      <w:r>
-        <w:rPr>
-          <w:rFonts w:cs="Arial"/>
-        </w:rPr>
-        <w:t> </w:t>
-      </w:r>
-      <w:r>
-        <w:rPr>
-          <w:rFonts w:cs="Arial"/>
-        </w:rPr>
-        <w:t xml:space="preserve">m² Dachfläche benötigt </w:t>
-      </w:r>
-      <w:r>
-        <w:rPr>
-          <w:rFonts w:cs="Arial"/>
-        </w:rPr>
-        <w:fldChar w:fldCharType="begin"/>
-      </w:r>
-      <w:r>
-        <w:rPr>
-          <w:rFonts w:cs="Arial"/>
-        </w:rPr>
-        <w:instrText xml:space="preserve"> ADDIN ZOTERO_ITEM CSL_CITATION {"citationID":"Kyyxcrna","properties":{"formattedCitation":"[17]","plainCitation":"[17]","noteIndex":0},"citationItems":[{"id":49,"uris":["http://zotero.org/groups/6046789/items/64DNQKLF"],"itemData":{"id":49,"type":"webpage","abstract":"Alle Kosten und Erträge auf einen Blick. </w:instrText>
-      </w:r>
-      <w:r>
-        <w:rPr>
-          <w:rFonts w:ascii="Segoe UI Symbol" w:hAnsi="Segoe UI Symbol" w:cs="Segoe UI Symbol"/>
-        </w:rPr>
-        <w:instrText>➤</w:instrText>
-      </w:r>
-      <w:r>
-        <w:rPr>
-          <w:rFonts w:cs="Arial"/>
-        </w:rPr>
-        <w:instrText xml:space="preserve"> Mit dem interaktiven Photovoltaik Rechner zur optimalen Gr</w:instrText>
-      </w:r>
-      <w:r>
-        <w:rPr>
-          <w:rFonts w:ascii="Aptos" w:hAnsi="Aptos" w:cs="Aptos"/>
-        </w:rPr>
-        <w:instrText>öß</w:instrText>
-      </w:r>
-      <w:r>
-        <w:rPr>
-          <w:rFonts w:cs="Arial"/>
-        </w:rPr>
-        <w:instrText>e, Ausrichtung und Wirtschaftlichkeit.","language":"de","title":"Photovoltaik Kosten &amp; Ertrag inkl. PV Rechner - Salzburg AG f</w:instrText>
-      </w:r>
-      <w:r>
-        <w:rPr>
-          <w:rFonts w:ascii="Aptos" w:hAnsi="Aptos" w:cs="Aptos"/>
-        </w:rPr>
-        <w:instrText>ü</w:instrText>
-      </w:r>
-      <w:r>
-        <w:rPr>
-          <w:rFonts w:cs="Arial"/>
-        </w:rPr>
-        <w:instrText xml:space="preserve">r Energie, Verkehr &amp; Telekommunikation","URL":"https://www.salzburg-ag.at/photovoltaik/privat/infos-ratgeber/wirtschaftlichkeit-finanzierung/pv-kosten-rechner.html","accessed":{"date-parts":[["2026",2,19]]}}}],"schema":"https://github.com/citation-style-language/schema/raw/master/csl-citation.json"} </w:instrText>
-      </w:r>
-      <w:r>
-        <w:rPr>
-          <w:rFonts w:cs="Arial"/>
-        </w:rPr>
-        <w:fldChar w:fldCharType="separate"/>
-      </w:r>
-      <w:r>
-        <w:rPr>
-          <w:rFonts w:ascii="Aptos" w:hAnsi="Aptos"/>
-        </w:rPr>
-        <w:t>[17]</w:t>
-      </w:r>
-      <w:r>
-        <w:rPr>
-          <w:rFonts w:cs="Arial"/>
-        </w:rPr>
-        <w:fldChar w:fldCharType="end"/>
-      </w:r>
-      <w:r>
-        <w:rPr>
-          <w:rFonts w:cs="Arial"/>
-        </w:rPr>
-        <w:t>. Für das Fallbeispiel wird vereinfachend eine nutzbare Dachfläche von 10</w:t>
-      </w:r>
-      <w:r>
-        <w:rPr>
-          <w:rFonts w:cs="Arial"/>
-        </w:rPr>
-        <w:t> </w:t>
-      </w:r>
-      <w:r>
-        <w:rPr>
-          <w:rFonts w:cs="Arial"/>
-        </w:rPr>
-        <w:t>m² angenommen. Daraus ergibt sich eine installierbare Leistung von etwa 2</w:t>
-      </w:r>
-      <w:r>
-        <w:rPr>
-          <w:rFonts w:cs="Arial"/>
-        </w:rPr>
-        <w:t> </w:t>
-      </w:r>
-      <w:r>
-        <w:rPr>
-          <w:rFonts w:cs="Arial"/>
-        </w:rPr>
-        <w:t xml:space="preserve">kWp </w:t>
-      </w:r>
-      <w:r>
-        <w:rPr>
-          <w:rFonts w:cs="Arial"/>
-        </w:rPr>
-        <w:fldChar w:fldCharType="begin"/>
-      </w:r>
-      <w:r>
-        <w:rPr>
-          <w:rFonts w:cs="Arial"/>
-        </w:rPr>
-        <w:instrText xml:space="preserve"> ADDIN ZOTERO_ITEM CSL_CITATION {"citationID":"UtMjYi5b","properties":{"formattedCitation":"[17]","plainCitation":"[17]","noteIndex":0},"citationItems":[{"id":49,"uris":["http://zotero.org/groups/6046789/items/64DNQKLF"],"itemData":{"id":49,"type":"webpage","abstract":"Alle Kosten und Erträge auf einen Blick. </w:instrText>
-      </w:r>
-      <w:r>
-        <w:rPr>
-          <w:rFonts w:ascii="Segoe UI Symbol" w:hAnsi="Segoe UI Symbol" w:cs="Segoe UI Symbol"/>
-        </w:rPr>
-        <w:instrText>➤</w:instrText>
-      </w:r>
-      <w:r>
-        <w:rPr>
-          <w:rFonts w:cs="Arial"/>
-        </w:rPr>
-        <w:instrText xml:space="preserve"> Mit dem interaktiven Photovoltaik Rechner zur optimalen Gr</w:instrText>
-      </w:r>
-      <w:r>
-        <w:rPr>
-          <w:rFonts w:ascii="Aptos" w:hAnsi="Aptos" w:cs="Aptos"/>
-        </w:rPr>
-        <w:instrText>öß</w:instrText>
-      </w:r>
-      <w:r>
-        <w:rPr>
-          <w:rFonts w:cs="Arial"/>
-        </w:rPr>
-        <w:instrText>e, Ausrichtung und Wirtschaftlichkeit.","language":"de","title":"Photovoltaik Kosten &amp; Ertrag inkl. PV Rechner - Salzburg AG f</w:instrText>
-      </w:r>
-      <w:r>
-        <w:rPr>
-          <w:rFonts w:ascii="Aptos" w:hAnsi="Aptos" w:cs="Aptos"/>
-        </w:rPr>
-        <w:instrText>ü</w:instrText>
-      </w:r>
-      <w:r>
-        <w:rPr>
-          <w:rFonts w:cs="Arial"/>
-        </w:rPr>
-        <w:instrText xml:space="preserve">r Energie, Verkehr &amp; Telekommunikation","URL":"https://www.salzburg-ag.at/photovoltaik/privat/infos-ratgeber/wirtschaftlichkeit-finanzierung/pv-kosten-rechner.html","accessed":{"date-parts":[["2026",2,19]]}}}],"schema":"https://github.com/citation-style-language/schema/raw/master/csl-citation.json"} </w:instrText>
-      </w:r>
-      <w:r>
-        <w:rPr>
-          <w:rFonts w:cs="Arial"/>
-        </w:rPr>
-        <w:fldChar w:fldCharType="separate"/>
-      </w:r>
-      <w:r>
-        <w:rPr>
-          <w:rFonts w:ascii="Aptos" w:hAnsi="Aptos"/>
-        </w:rPr>
-        <w:t>[17]</w:t>
-      </w:r>
-      <w:r>
-        <w:rPr>
-          <w:rFonts w:cs="Arial"/>
-        </w:rPr>
-        <w:fldChar w:fldCharType="end"/>
-      </w:r>
-      <w:r>
-        <w:rPr>
-          <w:rFonts w:cs="Arial"/>
-        </w:rPr>
-        <w:t>. Die Investitionskosten für PV-Anlagen inklusive Batteriespeicher liegen in Österreich im Jahr 2025 bei rund 2.000 bis 2.800</w:t>
-      </w:r>
-      <w:r>
-        <w:rPr>
-          <w:rFonts w:cs="Arial"/>
-        </w:rPr>
-        <w:t> Euro</w:t>
-      </w:r>
-      <w:r>
-        <w:rPr>
-          <w:rFonts w:cs="Arial"/>
-        </w:rPr>
-        <w:t xml:space="preserve">/kWp </w:t>
-      </w:r>
-      <w:r>
-        <w:rPr>
-          <w:rFonts w:cs="Arial"/>
-        </w:rPr>
-        <w:fldChar w:fldCharType="begin"/>
-      </w:r>
-      <w:r>
-        <w:rPr>
-          <w:rFonts w:cs="Arial"/>
-        </w:rPr>
-        <w:instrText xml:space="preserve"> ADDIN ZOTERO_ITEM CSL_CITATION {"citationID":"3FbIJBcm","properties":{"formattedCitation":"[17]","plainCitation":"[17]","noteIndex":0},"citationItems":[{"id":49,"uris":["http://zotero.org/groups/6046789/items/64DNQKLF"],"itemData":{"id":49,"type":"webpage","abstract":"Alle Kosten und Erträge auf einen Blick. </w:instrText>
-      </w:r>
-      <w:r>
-        <w:rPr>
-          <w:rFonts w:ascii="Segoe UI Symbol" w:hAnsi="Segoe UI Symbol" w:cs="Segoe UI Symbol"/>
-        </w:rPr>
-        <w:instrText>➤</w:instrText>
-      </w:r>
-      <w:r>
-        <w:rPr>
-          <w:rFonts w:cs="Arial"/>
-        </w:rPr>
-        <w:instrText xml:space="preserve"> Mit dem interaktiven Photovoltaik Rechner zur optimalen Gr</w:instrText>
-      </w:r>
-      <w:r>
-        <w:rPr>
-          <w:rFonts w:ascii="Aptos" w:hAnsi="Aptos" w:cs="Aptos"/>
-        </w:rPr>
-        <w:instrText>öß</w:instrText>
-      </w:r>
-      <w:r>
-        <w:rPr>
-          <w:rFonts w:cs="Arial"/>
-        </w:rPr>
-        <w:instrText>e, Ausrichtung und Wirtschaftlichkeit.","language":"de","title":"Photovoltaik Kosten &amp; Ertrag inkl. PV Rechner - Salzburg AG f</w:instrText>
-      </w:r>
-      <w:r>
-        <w:rPr>
-          <w:rFonts w:ascii="Aptos" w:hAnsi="Aptos" w:cs="Aptos"/>
-        </w:rPr>
-        <w:instrText>ü</w:instrText>
-      </w:r>
-      <w:r>
-        <w:rPr>
-          <w:rFonts w:cs="Arial"/>
-        </w:rPr>
-        <w:instrText xml:space="preserve">r Energie, Verkehr &amp; Telekommunikation","URL":"https://www.salzburg-ag.at/photovoltaik/privat/infos-ratgeber/wirtschaftlichkeit-finanzierung/pv-kosten-rechner.html","accessed":{"date-parts":[["2026",2,19]]}}}],"schema":"https://github.com/citation-style-language/schema/raw/master/csl-citation.json"} </w:instrText>
-      </w:r>
-      <w:r>
-        <w:rPr>
-          <w:rFonts w:cs="Arial"/>
-        </w:rPr>
-        <w:fldChar w:fldCharType="separate"/>
-      </w:r>
-      <w:r>
-        <w:rPr>
-          <w:rFonts w:ascii="Aptos" w:hAnsi="Aptos"/>
-        </w:rPr>
-        <w:t>[17]</w:t>
-      </w:r>
-      <w:r>
-        <w:rPr>
-          <w:rFonts w:cs="Arial"/>
-        </w:rPr>
-        <w:fldChar w:fldCharType="end"/>
-      </w:r>
-      <w:r>
-        <w:rPr>
-          <w:rFonts w:cs="Arial"/>
-        </w:rPr>
-        <w:t xml:space="preserve">, was für </w:t>
-      </w:r>
-      <w:r>
-        <w:rPr>
-          <w:rFonts w:cs="Arial"/>
-        </w:rPr>
-        <w:lastRenderedPageBreak/>
-        <w:t>2 </w:t>
-      </w:r>
-      <w:r>
-        <w:rPr>
-          <w:rFonts w:cs="Arial"/>
-        </w:rPr>
-        <w:t>kWp Gesamtkosten von 4.000 bis 5.600</w:t>
-      </w:r>
-      <w:r>
-        <w:rPr>
-          <w:rFonts w:cs="Arial"/>
-        </w:rPr>
-        <w:t> </w:t>
-      </w:r>
-      <w:r>
-        <w:rPr>
-          <w:rFonts w:cs="Arial"/>
-        </w:rPr>
-        <w:t>Euro ergibt. Für die weitere Berechnung wird der Mittelwert von 4.800</w:t>
-      </w:r>
-      <w:r>
-        <w:rPr>
-          <w:rFonts w:cs="Arial"/>
-        </w:rPr>
-        <w:t> </w:t>
-      </w:r>
-      <w:r>
-        <w:rPr>
-          <w:rFonts w:cs="Arial"/>
-        </w:rPr>
-        <w:t>Euro verwendet.</w:t>
+        <w:t xml:space="preserve">Grundlage der ROI-Berechnung (Return on Investment) sind die Investitionskosten für das Energie-Management-Modul, die jährliche Energieerzeugung sowie der aktuelle Endkundenpreis für Strom in Österreich. Die Berechnungen beziehen sich ausschließlich auf das Energie-Management-Modul, das Photovoltaikmodule, Batteriespeicher, Wechselrichter, </w:t>
+      </w:r>
+      <w:proofErr w:type="spellStart"/>
+      <w:r>
+        <w:rPr>
+          <w:rFonts w:cs="Arial"/>
+        </w:rPr>
+        <w:t>Stromsensorik</w:t>
+      </w:r>
+      <w:proofErr w:type="spellEnd"/>
+      <w:r>
+        <w:rPr>
+          <w:rFonts w:cs="Arial"/>
+        </w:rPr>
+        <w:t xml:space="preserve"> und Steuerungselektronik umfasst. Alle weiteren Systemkomponenten wie Klimaüberwachung, Bewässerung oder KI-gestützte Analyse werden separat bilanziert.</w:t>
       </w:r>
     </w:p>
     <w:p>
@@ -11784,7 +11844,31 @@
         <w:rPr>
           <w:rFonts w:cs="Arial"/>
         </w:rPr>
-        <w:t xml:space="preserve">Für die Berechnung der Energieerzeugung werden die monatlichen Durchschnittswerte der Sonnenstunden pro Tag für Tirol herangezogen. Der Jahresdurchschnitt über alle Monate beträgt ca. 5,66 Sonnenstunden pro Tag </w:t>
+        <w:t>Gemäß aktuellen Branchenwerten werden für die Installation von 1</w:t>
+      </w:r>
+      <w:r>
+        <w:rPr>
+          <w:rFonts w:cs="Arial"/>
+        </w:rPr>
+        <w:t> </w:t>
+      </w:r>
+      <w:r>
+        <w:rPr>
+          <w:rFonts w:cs="Arial"/>
+        </w:rPr>
+        <w:t>kWp Photovoltaikleistung rund 5</w:t>
+      </w:r>
+      <w:r>
+        <w:rPr>
+          <w:rFonts w:cs="Arial"/>
+        </w:rPr>
+        <w:t> </w:t>
+      </w:r>
+      <w:r>
+        <w:rPr>
+          <w:rFonts w:cs="Arial"/>
+        </w:rPr>
+        <w:t xml:space="preserve">m² Dachfläche benötigt </w:t>
       </w:r>
       <w:r>
         <w:rPr>
@@ -11796,7 +11880,43 @@
         <w:rPr>
           <w:rFonts w:cs="Arial"/>
         </w:rPr>
-        <w:instrText xml:space="preserve"> ADDIN ZOTERO_ITEM CSL_CITATION {"citationID":"993JUNB4","properties":{"formattedCitation":"[18]","plainCitation":"[18]","noteIndex":0},"citationItems":[{"id":53,"uris":["http://zotero.org/groups/6046789/items/DBM7WFA5"],"itemData":{"id":53,"type":"webpage","abstract":"Klima und wichtige Orte in der Region Tirol in Österreich mit Temperaturen, Regentage und Sonnenstunden. Ergebnisse aus 2 Wetterstationen.","container-title":"Laenderdaten.info","language":"de","title":"Klima: Tirol in Österreich","title-short":"Klima","URL":"https://www.laenderdaten.info/Europa/Oesterreich/Klima-Tirol.php","accessed":{"date-parts":[["2026",2,20]]}}}],"schema":"https://github.com/citation-style-language/schema/raw/master/csl-citation.json"} </w:instrText>
+        <w:instrText xml:space="preserve"> ADDIN ZOTERO_ITEM CSL_CITATION {"citationID":"Kyyxcrna","properties":{"formattedCitation":"[17]","plainCitation":"[17]","noteIndex":0},"citationItems":[{"id":49,"uris":["http://zotero.org/groups/6046789/items/64DNQKLF"],"itemData":{"id":49,"type":"webpage","abstract":"Alle Kosten und Erträge auf einen Blick. </w:instrText>
+      </w:r>
+      <w:r>
+        <w:rPr>
+          <w:rFonts w:ascii="Segoe UI Symbol" w:hAnsi="Segoe UI Symbol" w:cs="Segoe UI Symbol"/>
+        </w:rPr>
+        <w:instrText>➤</w:instrText>
+      </w:r>
+      <w:r>
+        <w:rPr>
+          <w:rFonts w:cs="Arial"/>
+        </w:rPr>
+        <w:instrText xml:space="preserve"> Mit dem interaktiven Photovoltaik Rechner zur optimalen Gr</w:instrText>
+      </w:r>
+      <w:r>
+        <w:rPr>
+          <w:rFonts w:ascii="Aptos" w:hAnsi="Aptos" w:cs="Aptos"/>
+        </w:rPr>
+        <w:instrText>öß</w:instrText>
+      </w:r>
+      <w:r>
+        <w:rPr>
+          <w:rFonts w:cs="Arial"/>
+        </w:rPr>
+        <w:instrText>e, Ausrichtung und Wirtschaftlichkeit.","language":"de","title":"Photovoltaik Kosten &amp; Ertrag inkl. PV Rechner - Salzburg AG f</w:instrText>
+      </w:r>
+      <w:r>
+        <w:rPr>
+          <w:rFonts w:ascii="Aptos" w:hAnsi="Aptos" w:cs="Aptos"/>
+        </w:rPr>
+        <w:instrText>ü</w:instrText>
+      </w:r>
+      <w:r>
+        <w:rPr>
+          <w:rFonts w:cs="Arial"/>
+        </w:rPr>
+        <w:instrText xml:space="preserve">r Energie, Verkehr &amp; Telekommunikation","URL":"https://www.salzburg-ag.at/photovoltaik/privat/infos-ratgeber/wirtschaftlichkeit-finanzierung/pv-kosten-rechner.html","accessed":{"date-parts":[["2026",2,19]]}}}],"schema":"https://github.com/citation-style-language/schema/raw/master/csl-citation.json"} </w:instrText>
       </w:r>
       <w:r>
         <w:rPr>
@@ -11808,7 +11928,7 @@
         <w:rPr>
           <w:rFonts w:ascii="Aptos" w:hAnsi="Aptos"/>
         </w:rPr>
-        <w:t>[18]</w:t>
+        <w:t>[17]</w:t>
       </w:r>
       <w:r>
         <w:rPr>
@@ -11820,7 +11940,7 @@
         <w:rPr>
           <w:rFonts w:cs="Arial"/>
         </w:rPr>
-        <w:t>. Bei 2</w:t>
+        <w:t>. Für das Fallbeispiel wird vereinfachend eine nutzbare Dachfläche von 10</w:t>
       </w:r>
       <w:r>
         <w:rPr>
@@ -11832,7 +11952,7 @@
         <w:rPr>
           <w:rFonts w:cs="Arial"/>
         </w:rPr>
-        <w:t>kWp installierter Leistung ergibt sich damit eine tägliche Energieerzeugung von rund 11,3</w:t>
+        <w:t>m² angenommen. Daraus ergibt sich eine installierbare Leistung von etwa 2</w:t>
       </w:r>
       <w:r>
         <w:rPr>
@@ -11844,7 +11964,175 @@
         <w:rPr>
           <w:rFonts w:cs="Arial"/>
         </w:rPr>
-        <w:t>kWh (2.000</w:t>
+        <w:t xml:space="preserve">kWp </w:t>
+      </w:r>
+      <w:r>
+        <w:rPr>
+          <w:rFonts w:cs="Arial"/>
+        </w:rPr>
+        <w:fldChar w:fldCharType="begin"/>
+      </w:r>
+      <w:r>
+        <w:rPr>
+          <w:rFonts w:cs="Arial"/>
+        </w:rPr>
+        <w:instrText xml:space="preserve"> ADDIN ZOTERO_ITEM CSL_CITATION {"citationID":"UtMjYi5b","properties":{"formattedCitation":"[17]","plainCitation":"[17]","noteIndex":0},"citationItems":[{"id":49,"uris":["http://zotero.org/groups/6046789/items/64DNQKLF"],"itemData":{"id":49,"type":"webpage","abstract":"Alle Kosten und Erträge auf einen Blick. </w:instrText>
+      </w:r>
+      <w:r>
+        <w:rPr>
+          <w:rFonts w:ascii="Segoe UI Symbol" w:hAnsi="Segoe UI Symbol" w:cs="Segoe UI Symbol"/>
+        </w:rPr>
+        <w:instrText>➤</w:instrText>
+      </w:r>
+      <w:r>
+        <w:rPr>
+          <w:rFonts w:cs="Arial"/>
+        </w:rPr>
+        <w:instrText xml:space="preserve"> Mit dem interaktiven Photovoltaik Rechner zur optimalen Gr</w:instrText>
+      </w:r>
+      <w:r>
+        <w:rPr>
+          <w:rFonts w:ascii="Aptos" w:hAnsi="Aptos" w:cs="Aptos"/>
+        </w:rPr>
+        <w:instrText>öß</w:instrText>
+      </w:r>
+      <w:r>
+        <w:rPr>
+          <w:rFonts w:cs="Arial"/>
+        </w:rPr>
+        <w:instrText>e, Ausrichtung und Wirtschaftlichkeit.","language":"de","title":"Photovoltaik Kosten &amp; Ertrag inkl. PV Rechner - Salzburg AG f</w:instrText>
+      </w:r>
+      <w:r>
+        <w:rPr>
+          <w:rFonts w:ascii="Aptos" w:hAnsi="Aptos" w:cs="Aptos"/>
+        </w:rPr>
+        <w:instrText>ü</w:instrText>
+      </w:r>
+      <w:r>
+        <w:rPr>
+          <w:rFonts w:cs="Arial"/>
+        </w:rPr>
+        <w:instrText xml:space="preserve">r Energie, Verkehr &amp; Telekommunikation","URL":"https://www.salzburg-ag.at/photovoltaik/privat/infos-ratgeber/wirtschaftlichkeit-finanzierung/pv-kosten-rechner.html","accessed":{"date-parts":[["2026",2,19]]}}}],"schema":"https://github.com/citation-style-language/schema/raw/master/csl-citation.json"} </w:instrText>
+      </w:r>
+      <w:r>
+        <w:rPr>
+          <w:rFonts w:cs="Arial"/>
+        </w:rPr>
+        <w:fldChar w:fldCharType="separate"/>
+      </w:r>
+      <w:r>
+        <w:rPr>
+          <w:rFonts w:ascii="Aptos" w:hAnsi="Aptos"/>
+        </w:rPr>
+        <w:t>[17]</w:t>
+      </w:r>
+      <w:r>
+        <w:rPr>
+          <w:rFonts w:cs="Arial"/>
+        </w:rPr>
+        <w:fldChar w:fldCharType="end"/>
+      </w:r>
+      <w:r>
+        <w:rPr>
+          <w:rFonts w:cs="Arial"/>
+        </w:rPr>
+        <w:t>. Die Investitionskosten für PV-Anlagen inklusive Batteriespeicher liegen in Österreich im Jahr 2025 bei rund 2.000 bis 2.800</w:t>
+      </w:r>
+      <w:r>
+        <w:rPr>
+          <w:rFonts w:cs="Arial"/>
+        </w:rPr>
+        <w:t> Euro</w:t>
+      </w:r>
+      <w:r>
+        <w:rPr>
+          <w:rFonts w:cs="Arial"/>
+        </w:rPr>
+        <w:t xml:space="preserve">/kWp </w:t>
+      </w:r>
+      <w:r>
+        <w:rPr>
+          <w:rFonts w:cs="Arial"/>
+        </w:rPr>
+        <w:fldChar w:fldCharType="begin"/>
+      </w:r>
+      <w:r>
+        <w:rPr>
+          <w:rFonts w:cs="Arial"/>
+        </w:rPr>
+        <w:instrText xml:space="preserve"> ADDIN ZOTERO_ITEM CSL_CITATION {"citationID":"3FbIJBcm","properties":{"formattedCitation":"[17]","plainCitation":"[17]","noteIndex":0},"citationItems":[{"id":49,"uris":["http://zotero.org/groups/6046789/items/64DNQKLF"],"itemData":{"id":49,"type":"webpage","abstract":"Alle Kosten und Erträge auf einen Blick. </w:instrText>
+      </w:r>
+      <w:r>
+        <w:rPr>
+          <w:rFonts w:ascii="Segoe UI Symbol" w:hAnsi="Segoe UI Symbol" w:cs="Segoe UI Symbol"/>
+        </w:rPr>
+        <w:instrText>➤</w:instrText>
+      </w:r>
+      <w:r>
+        <w:rPr>
+          <w:rFonts w:cs="Arial"/>
+        </w:rPr>
+        <w:instrText xml:space="preserve"> Mit dem interaktiven Photovoltaik Rechner zur optimalen Gr</w:instrText>
+      </w:r>
+      <w:r>
+        <w:rPr>
+          <w:rFonts w:ascii="Aptos" w:hAnsi="Aptos" w:cs="Aptos"/>
+        </w:rPr>
+        <w:instrText>öß</w:instrText>
+      </w:r>
+      <w:r>
+        <w:rPr>
+          <w:rFonts w:cs="Arial"/>
+        </w:rPr>
+        <w:instrText>e, Ausrichtung und Wirtschaftlichkeit.","language":"de","title":"Photovoltaik Kosten &amp; Ertrag inkl. PV Rechner - Salzburg AG f</w:instrText>
+      </w:r>
+      <w:r>
+        <w:rPr>
+          <w:rFonts w:ascii="Aptos" w:hAnsi="Aptos" w:cs="Aptos"/>
+        </w:rPr>
+        <w:instrText>ü</w:instrText>
+      </w:r>
+      <w:r>
+        <w:rPr>
+          <w:rFonts w:cs="Arial"/>
+        </w:rPr>
+        <w:instrText xml:space="preserve">r Energie, Verkehr &amp; Telekommunikation","URL":"https://www.salzburg-ag.at/photovoltaik/privat/infos-ratgeber/wirtschaftlichkeit-finanzierung/pv-kosten-rechner.html","accessed":{"date-parts":[["2026",2,19]]}}}],"schema":"https://github.com/citation-style-language/schema/raw/master/csl-citation.json"} </w:instrText>
+      </w:r>
+      <w:r>
+        <w:rPr>
+          <w:rFonts w:cs="Arial"/>
+        </w:rPr>
+        <w:fldChar w:fldCharType="separate"/>
+      </w:r>
+      <w:r>
+        <w:rPr>
+          <w:rFonts w:ascii="Aptos" w:hAnsi="Aptos"/>
+        </w:rPr>
+        <w:t>[17]</w:t>
+      </w:r>
+      <w:r>
+        <w:rPr>
+          <w:rFonts w:cs="Arial"/>
+        </w:rPr>
+        <w:fldChar w:fldCharType="end"/>
+      </w:r>
+      <w:r>
+        <w:rPr>
+          <w:rFonts w:cs="Arial"/>
+        </w:rPr>
+        <w:t xml:space="preserve">, was für </w:t>
+      </w:r>
+      <w:r>
+        <w:rPr>
+          <w:rFonts w:cs="Arial"/>
+        </w:rPr>
+        <w:t>2 </w:t>
+      </w:r>
+      <w:r>
+        <w:rPr>
+          <w:rFonts w:cs="Arial"/>
+        </w:rPr>
+        <w:t>kWp Gesamtkosten von 4.000 bis 5.600</w:t>
       </w:r>
       <w:r>
         <w:rPr>
@@ -11856,7 +12144,7 @@
         <w:rPr>
           <w:rFonts w:cs="Arial"/>
         </w:rPr>
-        <w:t>W × 5,66</w:t>
+        <w:t>Euro ergibt. Für die weitere Berechnung wird der Mittelwert von 4.800</w:t>
       </w:r>
       <w:r>
         <w:rPr>
@@ -11868,43 +12156,7 @@
         <w:rPr>
           <w:rFonts w:cs="Arial"/>
         </w:rPr>
-        <w:t>h), hochgerechnet auf ein Jahr eine Gesamtenergie von ca. 4.132</w:t>
-      </w:r>
-      <w:r>
-        <w:rPr>
-          <w:rFonts w:cs="Arial"/>
-        </w:rPr>
-        <w:t> </w:t>
-      </w:r>
-      <w:r>
-        <w:rPr>
-          <w:rFonts w:cs="Arial"/>
-        </w:rPr>
-        <w:t>kWh (11,3</w:t>
-      </w:r>
-      <w:r>
-        <w:rPr>
-          <w:rFonts w:cs="Arial"/>
-        </w:rPr>
-        <w:t>2 </w:t>
-      </w:r>
-      <w:r>
-        <w:rPr>
-          <w:rFonts w:cs="Arial"/>
-        </w:rPr>
-        <w:t>kWh × 365</w:t>
-      </w:r>
-      <w:r>
-        <w:rPr>
-          <w:rFonts w:cs="Arial"/>
-        </w:rPr>
-        <w:t> </w:t>
-      </w:r>
-      <w:r>
-        <w:rPr>
-          <w:rFonts w:cs="Arial"/>
-        </w:rPr>
-        <w:t>Tage).</w:t>
+        <w:t>Euro verwendet.</w:t>
       </w:r>
     </w:p>
     <w:p>
@@ -11919,55 +12171,43 @@
         <w:rPr>
           <w:rFonts w:cs="Arial"/>
         </w:rPr>
-        <w:t xml:space="preserve">Allerdings schwankt die tatsächliche Tageserzeugung je nach Jahreszeit </w:t>
-      </w:r>
-      <w:r>
-        <w:rPr>
-          <w:rFonts w:cs="Arial"/>
-        </w:rPr>
-        <w:t>deutlich</w:t>
-      </w:r>
-      <w:r>
-        <w:rPr>
-          <w:rFonts w:cs="Arial"/>
-        </w:rPr>
-        <w:t>. Im Sommer (Juni bis August) stehen durchschnittlich rund 7,</w:t>
-      </w:r>
-      <w:r>
-        <w:rPr>
-          <w:rFonts w:cs="Arial"/>
-        </w:rPr>
-        <w:t>3</w:t>
-      </w:r>
-      <w:r>
-        <w:rPr>
-          <w:rFonts w:cs="Arial"/>
-        </w:rPr>
-        <w:t xml:space="preserve"> bis 8,0 Sonnenstunden pro Tag zur Verfügung, was einer täglichen Erzeugung von ca. 1</w:t>
-      </w:r>
-      <w:r>
-        <w:rPr>
-          <w:rFonts w:cs="Arial"/>
-        </w:rPr>
-        <w:t>4</w:t>
-      </w:r>
-      <w:r>
-        <w:rPr>
-          <w:rFonts w:cs="Arial"/>
-        </w:rPr>
-        <w:t>,</w:t>
-      </w:r>
-      <w:r>
-        <w:rPr>
-          <w:rFonts w:cs="Arial"/>
-        </w:rPr>
-        <w:t>6</w:t>
-      </w:r>
-      <w:r>
-        <w:rPr>
-          <w:rFonts w:cs="Arial"/>
-        </w:rPr>
-        <w:t xml:space="preserve"> bis 16,0</w:t>
+        <w:t xml:space="preserve">Für die Berechnung der Energieerzeugung werden die monatlichen Durchschnittswerte der Sonnenstunden pro Tag für Tirol herangezogen. Der Jahresdurchschnitt über alle Monate beträgt ca. 5,66 Sonnenstunden pro Tag </w:t>
+      </w:r>
+      <w:r>
+        <w:rPr>
+          <w:rFonts w:cs="Arial"/>
+        </w:rPr>
+        <w:fldChar w:fldCharType="begin"/>
+      </w:r>
+      <w:r>
+        <w:rPr>
+          <w:rFonts w:cs="Arial"/>
+        </w:rPr>
+        <w:instrText xml:space="preserve"> ADDIN ZOTERO_ITEM CSL_CITATION {"citationID":"993JUNB4","properties":{"formattedCitation":"[18]","plainCitation":"[18]","noteIndex":0},"citationItems":[{"id":53,"uris":["http://zotero.org/groups/6046789/items/DBM7WFA5"],"itemData":{"id":53,"type":"webpage","abstract":"Klima und wichtige Orte in der Region Tirol in Österreich mit Temperaturen, Regentage und Sonnenstunden. Ergebnisse aus 2 Wetterstationen.","container-title":"Laenderdaten.info","language":"de","title":"Klima: Tirol in Österreich","title-short":"Klima","URL":"https://www.laenderdaten.info/Europa/Oesterreich/Klima-Tirol.php","accessed":{"date-parts":[["2026",2,20]]}}}],"schema":"https://github.com/citation-style-language/schema/raw/master/csl-citation.json"} </w:instrText>
+      </w:r>
+      <w:r>
+        <w:rPr>
+          <w:rFonts w:cs="Arial"/>
+        </w:rPr>
+        <w:fldChar w:fldCharType="separate"/>
+      </w:r>
+      <w:r>
+        <w:rPr>
+          <w:rFonts w:ascii="Aptos" w:hAnsi="Aptos"/>
+        </w:rPr>
+        <w:t>[18]</w:t>
+      </w:r>
+      <w:r>
+        <w:rPr>
+          <w:rFonts w:cs="Arial"/>
+        </w:rPr>
+        <w:fldChar w:fldCharType="end"/>
+      </w:r>
+      <w:r>
+        <w:rPr>
+          <w:rFonts w:cs="Arial"/>
+        </w:rPr>
+        <w:t>. Bei 2</w:t>
       </w:r>
       <w:r>
         <w:rPr>
@@ -11979,67 +12219,7 @@
         <w:rPr>
           <w:rFonts w:cs="Arial"/>
         </w:rPr>
-        <w:t xml:space="preserve">kWh entspricht. Im Winter hingegen – insbesondere im Dezember – reduziert sich der Wert auf </w:t>
-      </w:r>
-      <w:r>
-        <w:rPr>
-          <w:rFonts w:cs="Arial"/>
-        </w:rPr>
-        <w:t>ca.</w:t>
-      </w:r>
-      <w:r>
-        <w:rPr>
-          <w:rFonts w:cs="Arial"/>
-        </w:rPr>
-        <w:t xml:space="preserve"> 3 Sonnenstunden pro Tag </w:t>
-      </w:r>
-      <w:r>
-        <w:rPr>
-          <w:rFonts w:cs="Arial"/>
-        </w:rPr>
-        <w:fldChar w:fldCharType="begin"/>
-      </w:r>
-      <w:r>
-        <w:rPr>
-          <w:rFonts w:cs="Arial"/>
-        </w:rPr>
-        <w:instrText xml:space="preserve"> ADDIN ZOTERO_ITEM CSL_CITATION {"citationID":"WtCNDrx8","properties":{"formattedCitation":"[18]","plainCitation":"[18]","noteIndex":0},"citationItems":[{"id":53,"uris":["http://zotero.org/groups/6046789/items/DBM7WFA5"],"itemData":{"id":53,"type":"webpage","abstract":"Klima und wichtige Orte in der Region Tirol in Österreich mit Temperaturen, Regentage und Sonnenstunden. Ergebnisse aus 2 Wetterstationen.","container-title":"Laenderdaten.info","language":"de","title":"Klima: Tirol in Österreich","title-short":"Klima","URL":"https://www.laenderdaten.info/Europa/Oesterreich/Klima-Tirol.php","accessed":{"date-parts":[["2026",2,20]]}}}],"schema":"https://github.com/citation-style-language/schema/raw/master/csl-citation.json"} </w:instrText>
-      </w:r>
-      <w:r>
-        <w:rPr>
-          <w:rFonts w:cs="Arial"/>
-        </w:rPr>
-        <w:fldChar w:fldCharType="separate"/>
-      </w:r>
-      <w:r>
-        <w:rPr>
-          <w:rFonts w:ascii="Aptos" w:hAnsi="Aptos"/>
-        </w:rPr>
-        <w:t>[18]</w:t>
-      </w:r>
-      <w:r>
-        <w:rPr>
-          <w:rFonts w:cs="Arial"/>
-        </w:rPr>
-        <w:fldChar w:fldCharType="end"/>
-      </w:r>
-      <w:r>
-        <w:rPr>
-          <w:rFonts w:cs="Arial"/>
-        </w:rPr>
-        <w:t xml:space="preserve">, was einer täglichen Erzeugung von lediglich ca. </w:t>
-      </w:r>
-      <w:r>
-        <w:rPr>
-          <w:rFonts w:cs="Arial"/>
-        </w:rPr>
-        <w:t>6</w:t>
-      </w:r>
-      <w:r>
-        <w:rPr>
-          <w:rFonts w:cs="Arial"/>
-        </w:rPr>
-        <w:t>,0</w:t>
+        <w:t>kWp installierter Leistung ergibt sich damit eine tägliche Energieerzeugung von rund 11,3</w:t>
       </w:r>
       <w:r>
         <w:rPr>
@@ -12051,7 +12231,67 @@
         <w:rPr>
           <w:rFonts w:cs="Arial"/>
         </w:rPr>
-        <w:t>kWh entspricht. Diese saisonale Schwankung hat direkte Auswirkungen auf die Dimensionierung des Batteriespeichers und unterstreicht die Bedeutung eines Hybrid-Backups für den ganzjährigen Betrieb.</w:t>
+        <w:t>kWh (2.000</w:t>
+      </w:r>
+      <w:r>
+        <w:rPr>
+          <w:rFonts w:cs="Arial"/>
+        </w:rPr>
+        <w:t> </w:t>
+      </w:r>
+      <w:r>
+        <w:rPr>
+          <w:rFonts w:cs="Arial"/>
+        </w:rPr>
+        <w:t>W × 5,66</w:t>
+      </w:r>
+      <w:r>
+        <w:rPr>
+          <w:rFonts w:cs="Arial"/>
+        </w:rPr>
+        <w:t> </w:t>
+      </w:r>
+      <w:r>
+        <w:rPr>
+          <w:rFonts w:cs="Arial"/>
+        </w:rPr>
+        <w:t>h), hochgerechnet auf ein Jahr eine Gesamtenergie von ca. 4.132</w:t>
+      </w:r>
+      <w:r>
+        <w:rPr>
+          <w:rFonts w:cs="Arial"/>
+        </w:rPr>
+        <w:t> </w:t>
+      </w:r>
+      <w:r>
+        <w:rPr>
+          <w:rFonts w:cs="Arial"/>
+        </w:rPr>
+        <w:t>kWh (11,3</w:t>
+      </w:r>
+      <w:r>
+        <w:rPr>
+          <w:rFonts w:cs="Arial"/>
+        </w:rPr>
+        <w:t>2 </w:t>
+      </w:r>
+      <w:r>
+        <w:rPr>
+          <w:rFonts w:cs="Arial"/>
+        </w:rPr>
+        <w:t>kWh × 365</w:t>
+      </w:r>
+      <w:r>
+        <w:rPr>
+          <w:rFonts w:cs="Arial"/>
+        </w:rPr>
+        <w:t> </w:t>
+      </w:r>
+      <w:r>
+        <w:rPr>
+          <w:rFonts w:cs="Arial"/>
+        </w:rPr>
+        <w:t>Tage).</w:t>
       </w:r>
     </w:p>
     <w:p>
@@ -12066,19 +12306,55 @@
         <w:rPr>
           <w:rFonts w:cs="Arial"/>
         </w:rPr>
-        <w:t xml:space="preserve">Der österreichische Endkundenstrompreis liegt bei rund 0,20 </w:t>
-      </w:r>
-      <w:r>
-        <w:rPr>
-          <w:rFonts w:cs="Arial"/>
-        </w:rPr>
-        <w:t>bis</w:t>
-      </w:r>
-      <w:r>
-        <w:rPr>
-          <w:rFonts w:cs="Arial"/>
-        </w:rPr>
-        <w:t xml:space="preserve"> 0,30</w:t>
+        <w:t xml:space="preserve">Allerdings schwankt die tatsächliche Tageserzeugung je nach Jahreszeit </w:t>
+      </w:r>
+      <w:r>
+        <w:rPr>
+          <w:rFonts w:cs="Arial"/>
+        </w:rPr>
+        <w:t>deutlich</w:t>
+      </w:r>
+      <w:r>
+        <w:rPr>
+          <w:rFonts w:cs="Arial"/>
+        </w:rPr>
+        <w:t>. Im Sommer (Juni bis August) stehen durchschnittlich rund 7,</w:t>
+      </w:r>
+      <w:r>
+        <w:rPr>
+          <w:rFonts w:cs="Arial"/>
+        </w:rPr>
+        <w:t>3</w:t>
+      </w:r>
+      <w:r>
+        <w:rPr>
+          <w:rFonts w:cs="Arial"/>
+        </w:rPr>
+        <w:t xml:space="preserve"> bis 8,0 Sonnenstunden pro Tag zur Verfügung, was einer täglichen Erzeugung von ca. 1</w:t>
+      </w:r>
+      <w:r>
+        <w:rPr>
+          <w:rFonts w:cs="Arial"/>
+        </w:rPr>
+        <w:t>4</w:t>
+      </w:r>
+      <w:r>
+        <w:rPr>
+          <w:rFonts w:cs="Arial"/>
+        </w:rPr>
+        <w:t>,</w:t>
+      </w:r>
+      <w:r>
+        <w:rPr>
+          <w:rFonts w:cs="Arial"/>
+        </w:rPr>
+        <w:t>6</w:t>
+      </w:r>
+      <w:r>
+        <w:rPr>
+          <w:rFonts w:cs="Arial"/>
+        </w:rPr>
+        <w:t xml:space="preserve"> bis 16,0</w:t>
       </w:r>
       <w:r>
         <w:rPr>
@@ -12090,7 +12366,19 @@
         <w:rPr>
           <w:rFonts w:cs="Arial"/>
         </w:rPr>
-        <w:t xml:space="preserve">Euro/kWh inklusive Netzkosten, Abgaben und Steuern </w:t>
+        <w:t xml:space="preserve">kWh entspricht. Im Winter hingegen – insbesondere im Dezember – reduziert sich der Wert auf </w:t>
+      </w:r>
+      <w:r>
+        <w:rPr>
+          <w:rFonts w:cs="Arial"/>
+        </w:rPr>
+        <w:t>ca.</w:t>
+      </w:r>
+      <w:r>
+        <w:rPr>
+          <w:rFonts w:cs="Arial"/>
+        </w:rPr>
+        <w:t xml:space="preserve"> 3 Sonnenstunden pro Tag </w:t>
       </w:r>
       <w:r>
         <w:rPr>
@@ -12102,7 +12390,7 @@
         <w:rPr>
           <w:rFonts w:cs="Arial"/>
         </w:rPr>
-        <w:instrText xml:space="preserve"> ADDIN ZOTERO_ITEM CSL_CITATION {"citationID":"d67iUwMV","properties":{"formattedCitation":"[19]","plainCitation":"[19]","noteIndex":0},"citationItems":[{"id":47,"uris":["http://zotero.org/groups/6046789/items/WU7N8NWY"],"itemData":{"id":47,"type":"webpage","title":"Strompreisindizes: AEA - Österreichische Energieagentur","URL":"https://www.energyagency.at/fakten/strompreisindizes","accessed":{"date-parts":[["2026",2,19]]}}}],"schema":"https://github.com/citation-style-language/schema/raw/master/csl-citation.json"} </w:instrText>
+        <w:instrText xml:space="preserve"> ADDIN ZOTERO_ITEM CSL_CITATION {"citationID":"WtCNDrx8","properties":{"formattedCitation":"[18]","plainCitation":"[18]","noteIndex":0},"citationItems":[{"id":53,"uris":["http://zotero.org/groups/6046789/items/DBM7WFA5"],"itemData":{"id":53,"type":"webpage","abstract":"Klima und wichtige Orte in der Region Tirol in Österreich mit Temperaturen, Regentage und Sonnenstunden. Ergebnisse aus 2 Wetterstationen.","container-title":"Laenderdaten.info","language":"de","title":"Klima: Tirol in Österreich","title-short":"Klima","URL":"https://www.laenderdaten.info/Europa/Oesterreich/Klima-Tirol.php","accessed":{"date-parts":[["2026",2,20]]}}}],"schema":"https://github.com/citation-style-language/schema/raw/master/csl-citation.json"} </w:instrText>
       </w:r>
       <w:r>
         <w:rPr>
@@ -12114,7 +12402,7 @@
         <w:rPr>
           <w:rFonts w:ascii="Aptos" w:hAnsi="Aptos"/>
         </w:rPr>
-        <w:t>[19]</w:t>
+        <w:t>[18]</w:t>
       </w:r>
       <w:r>
         <w:rPr>
@@ -12126,19 +12414,19 @@
         <w:rPr>
           <w:rFonts w:cs="Arial"/>
         </w:rPr>
-        <w:t xml:space="preserve">. Als Mittelwert wird für die Berechnung </w:t>
-      </w:r>
-      <w:r>
-        <w:rPr>
-          <w:rFonts w:cs="Arial"/>
-        </w:rPr>
-        <w:t xml:space="preserve">wird </w:t>
-      </w:r>
-      <w:r>
-        <w:rPr>
-          <w:rFonts w:cs="Arial"/>
-        </w:rPr>
-        <w:t>ein Preis von 0,25</w:t>
+        <w:t xml:space="preserve">, was einer täglichen Erzeugung von lediglich ca. </w:t>
+      </w:r>
+      <w:r>
+        <w:rPr>
+          <w:rFonts w:cs="Arial"/>
+        </w:rPr>
+        <w:t>6</w:t>
+      </w:r>
+      <w:r>
+        <w:rPr>
+          <w:rFonts w:cs="Arial"/>
+        </w:rPr>
+        <w:t>,0</w:t>
       </w:r>
       <w:r>
         <w:rPr>
@@ -12150,127 +12438,7 @@
         <w:rPr>
           <w:rFonts w:cs="Arial"/>
         </w:rPr>
-        <w:t>Euro/kWh angesetzt. Dabei ist zu berücksichtigen, dass nicht die gesamte erzeugte Energie direkt eingespart wird – ein Teil des Stroms wird unmittelbar beim Entstehen verbraucht (Direktverbrauch), der Rest wird im Batteriespeicher zwischengespeichert. Laut Branchenerfahrungen liegt der direkte Eigenverbrauchsanteil bei typischen Anlagen bei rund 30</w:t>
-      </w:r>
-      <w:r>
-        <w:rPr>
-          <w:rFonts w:cs="Arial"/>
-        </w:rPr>
-        <w:t> </w:t>
-      </w:r>
-      <w:r>
-        <w:rPr>
-          <w:rFonts w:cs="Arial"/>
-        </w:rPr>
-        <w:t xml:space="preserve">% </w:t>
-      </w:r>
-      <w:r>
-        <w:rPr>
-          <w:rFonts w:cs="Arial"/>
-        </w:rPr>
-        <w:fldChar w:fldCharType="begin"/>
-      </w:r>
-      <w:r>
-        <w:rPr>
-          <w:rFonts w:cs="Arial"/>
-        </w:rPr>
-        <w:instrText xml:space="preserve"> ADDIN ZOTERO_ITEM CSL_CITATION {"citationID":"uVz26rIy","properties":{"formattedCitation":"[17]","plainCitation":"[17]","noteIndex":0},"citationItems":[{"id":49,"uris":["http://zotero.org/groups/6046789/items/64DNQKLF"],"itemData":{"id":49,"type":"webpage","abstract":"Alle Kosten und Erträge auf einen Blick. </w:instrText>
-      </w:r>
-      <w:r>
-        <w:rPr>
-          <w:rFonts w:ascii="Segoe UI Symbol" w:hAnsi="Segoe UI Symbol" w:cs="Segoe UI Symbol"/>
-        </w:rPr>
-        <w:instrText>➤</w:instrText>
-      </w:r>
-      <w:r>
-        <w:rPr>
-          <w:rFonts w:cs="Arial"/>
-        </w:rPr>
-        <w:instrText xml:space="preserve"> Mit dem interaktiven Photovoltaik Rechner zur optimalen Gr</w:instrText>
-      </w:r>
-      <w:r>
-        <w:rPr>
-          <w:rFonts w:ascii="Aptos" w:hAnsi="Aptos" w:cs="Aptos"/>
-        </w:rPr>
-        <w:instrText>öß</w:instrText>
-      </w:r>
-      <w:r>
-        <w:rPr>
-          <w:rFonts w:cs="Arial"/>
-        </w:rPr>
-        <w:instrText>e, Ausrichtung und Wirtschaftlichkeit.","language":"de","title":"Photovoltaik Kosten &amp; Ertrag inkl. PV Rechner - Salzburg AG f</w:instrText>
-      </w:r>
-      <w:r>
-        <w:rPr>
-          <w:rFonts w:ascii="Aptos" w:hAnsi="Aptos" w:cs="Aptos"/>
-        </w:rPr>
-        <w:instrText>ü</w:instrText>
-      </w:r>
-      <w:r>
-        <w:rPr>
-          <w:rFonts w:cs="Arial"/>
-        </w:rPr>
-        <w:instrText xml:space="preserve">r Energie, Verkehr &amp; Telekommunikation","URL":"https://www.salzburg-ag.at/photovoltaik/privat/infos-ratgeber/wirtschaftlichkeit-finanzierung/pv-kosten-rechner.html","accessed":{"date-parts":[["2026",2,19]]}}}],"schema":"https://github.com/citation-style-language/schema/raw/master/csl-citation.json"} </w:instrText>
-      </w:r>
-      <w:r>
-        <w:rPr>
-          <w:rFonts w:cs="Arial"/>
-        </w:rPr>
-        <w:fldChar w:fldCharType="separate"/>
-      </w:r>
-      <w:r>
-        <w:rPr>
-          <w:rFonts w:ascii="Aptos" w:hAnsi="Aptos"/>
-        </w:rPr>
-        <w:t>[17]</w:t>
-      </w:r>
-      <w:r>
-        <w:rPr>
-          <w:rFonts w:cs="Arial"/>
-        </w:rPr>
-        <w:fldChar w:fldCharType="end"/>
-      </w:r>
-      <w:r>
-        <w:rPr>
-          <w:rFonts w:cs="Arial"/>
-        </w:rPr>
-        <w:t>. Bei Gewächshausanwendungen ist dieser Anteil tendenziell höher, da der Stromverbrauch durch Sensoren, Pumpen und Steuerungssysteme überwiegend tagsüber anfällt und damit zeitlich gut mit der PV-Erzeugung übereinstimmt. Für die Berechnung wird vereinfachend angenommen, dass die gesamte erzeugte Energie entweder direkt verbraucht oder über den Batteriespeicher genutzt wird, was bei einem gut dimensionierten Inselsystem realistisch ist. Daraus ergibt sich eine jährliche Kosteneinsparung von rund 1.033</w:t>
-      </w:r>
-      <w:r>
-        <w:rPr>
-          <w:rFonts w:cs="Arial"/>
-        </w:rPr>
-        <w:t> </w:t>
-      </w:r>
-      <w:r>
-        <w:rPr>
-          <w:rFonts w:cs="Arial"/>
-        </w:rPr>
-        <w:t>Euro (4.132</w:t>
-      </w:r>
-      <w:r>
-        <w:rPr>
-          <w:rFonts w:cs="Arial"/>
-        </w:rPr>
-        <w:t> </w:t>
-      </w:r>
-      <w:r>
-        <w:rPr>
-          <w:rFonts w:cs="Arial"/>
-        </w:rPr>
-        <w:t>kWh × 0,25</w:t>
-      </w:r>
-      <w:r>
-        <w:rPr>
-          <w:rFonts w:cs="Arial"/>
-        </w:rPr>
-        <w:t> </w:t>
-      </w:r>
-      <w:r>
-        <w:rPr>
-          <w:rFonts w:cs="Arial"/>
-        </w:rPr>
-        <w:t>Euro/kWh).</w:t>
+        <w:t>kWh entspricht. Diese saisonale Schwankung hat direkte Auswirkungen auf die Dimensionierung des Batteriespeichers und unterstreicht die Bedeutung eines Hybrid-Backups für den ganzjährigen Betrieb.</w:t>
       </w:r>
     </w:p>
     <w:p>
@@ -12285,7 +12453,218 @@
         <w:rPr>
           <w:rFonts w:cs="Arial"/>
         </w:rPr>
-        <w:t>Der ROI berechnet sich aus dem Verhältnis zwischen dem jährlichen Nutzen und der Gesamtinvestition:</w:t>
+        <w:t xml:space="preserve">Der österreichische Endkundenstrompreis liegt bei rund 0,20 </w:t>
+      </w:r>
+      <w:r>
+        <w:rPr>
+          <w:rFonts w:cs="Arial"/>
+        </w:rPr>
+        <w:t>bis</w:t>
+      </w:r>
+      <w:r>
+        <w:rPr>
+          <w:rFonts w:cs="Arial"/>
+        </w:rPr>
+        <w:t xml:space="preserve"> 0,30</w:t>
+      </w:r>
+      <w:r>
+        <w:rPr>
+          <w:rFonts w:cs="Arial"/>
+        </w:rPr>
+        <w:t> </w:t>
+      </w:r>
+      <w:r>
+        <w:rPr>
+          <w:rFonts w:cs="Arial"/>
+        </w:rPr>
+        <w:t xml:space="preserve">Euro/kWh inklusive Netzkosten, Abgaben und Steuern </w:t>
+      </w:r>
+      <w:r>
+        <w:rPr>
+          <w:rFonts w:cs="Arial"/>
+        </w:rPr>
+        <w:fldChar w:fldCharType="begin"/>
+      </w:r>
+      <w:r>
+        <w:rPr>
+          <w:rFonts w:cs="Arial"/>
+        </w:rPr>
+        <w:instrText xml:space="preserve"> ADDIN ZOTERO_ITEM CSL_CITATION {"citationID":"d67iUwMV","properties":{"formattedCitation":"[19]","plainCitation":"[19]","noteIndex":0},"citationItems":[{"id":47,"uris":["http://zotero.org/groups/6046789/items/WU7N8NWY"],"itemData":{"id":47,"type":"webpage","title":"Strompreisindizes: AEA - Österreichische Energieagentur","URL":"https://www.energyagency.at/fakten/strompreisindizes","accessed":{"date-parts":[["2026",2,19]]}}}],"schema":"https://github.com/citation-style-language/schema/raw/master/csl-citation.json"} </w:instrText>
+      </w:r>
+      <w:r>
+        <w:rPr>
+          <w:rFonts w:cs="Arial"/>
+        </w:rPr>
+        <w:fldChar w:fldCharType="separate"/>
+      </w:r>
+      <w:r>
+        <w:rPr>
+          <w:rFonts w:ascii="Aptos" w:hAnsi="Aptos"/>
+        </w:rPr>
+        <w:t>[19]</w:t>
+      </w:r>
+      <w:r>
+        <w:rPr>
+          <w:rFonts w:cs="Arial"/>
+        </w:rPr>
+        <w:fldChar w:fldCharType="end"/>
+      </w:r>
+      <w:r>
+        <w:rPr>
+          <w:rFonts w:cs="Arial"/>
+        </w:rPr>
+        <w:t xml:space="preserve">. Als Mittelwert wird für die Berechnung </w:t>
+      </w:r>
+      <w:r>
+        <w:rPr>
+          <w:rFonts w:cs="Arial"/>
+        </w:rPr>
+        <w:t xml:space="preserve">wird </w:t>
+      </w:r>
+      <w:r>
+        <w:rPr>
+          <w:rFonts w:cs="Arial"/>
+        </w:rPr>
+        <w:t xml:space="preserve">ein </w:t>
+      </w:r>
+      <w:r>
+        <w:rPr>
+          <w:rFonts w:cs="Arial"/>
+        </w:rPr>
+        <w:lastRenderedPageBreak/>
+        <w:t>Preis von 0,25</w:t>
+      </w:r>
+      <w:r>
+        <w:rPr>
+          <w:rFonts w:cs="Arial"/>
+        </w:rPr>
+        <w:t> </w:t>
+      </w:r>
+      <w:r>
+        <w:rPr>
+          <w:rFonts w:cs="Arial"/>
+        </w:rPr>
+        <w:t>Euro/kWh angesetzt. Dabei ist zu berücksichtigen, dass nicht die gesamte erzeugte Energie direkt eingespart wird – ein Teil des Stroms wird unmittelbar beim Entstehen verbraucht (Direktverbrauch), der Rest wird im Batteriespeicher zwischengespeichert. Laut Branchenerfahrungen liegt der direkte Eigenverbrauchsanteil bei typischen Anlagen bei rund 30</w:t>
+      </w:r>
+      <w:r>
+        <w:rPr>
+          <w:rFonts w:cs="Arial"/>
+        </w:rPr>
+        <w:t> </w:t>
+      </w:r>
+      <w:r>
+        <w:rPr>
+          <w:rFonts w:cs="Arial"/>
+        </w:rPr>
+        <w:t xml:space="preserve">% </w:t>
+      </w:r>
+      <w:r>
+        <w:rPr>
+          <w:rFonts w:cs="Arial"/>
+        </w:rPr>
+        <w:fldChar w:fldCharType="begin"/>
+      </w:r>
+      <w:r>
+        <w:rPr>
+          <w:rFonts w:cs="Arial"/>
+        </w:rPr>
+        <w:instrText xml:space="preserve"> ADDIN ZOTERO_ITEM CSL_CITATION {"citationID":"uVz26rIy","properties":{"formattedCitation":"[17]","plainCitation":"[17]","noteIndex":0},"citationItems":[{"id":49,"uris":["http://zotero.org/groups/6046789/items/64DNQKLF"],"itemData":{"id":49,"type":"webpage","abstract":"Alle Kosten und Erträge auf einen Blick. </w:instrText>
+      </w:r>
+      <w:r>
+        <w:rPr>
+          <w:rFonts w:ascii="Segoe UI Symbol" w:hAnsi="Segoe UI Symbol" w:cs="Segoe UI Symbol"/>
+        </w:rPr>
+        <w:instrText>➤</w:instrText>
+      </w:r>
+      <w:r>
+        <w:rPr>
+          <w:rFonts w:cs="Arial"/>
+        </w:rPr>
+        <w:instrText xml:space="preserve"> Mit dem interaktiven Photovoltaik Rechner zur optimalen Gr</w:instrText>
+      </w:r>
+      <w:r>
+        <w:rPr>
+          <w:rFonts w:ascii="Aptos" w:hAnsi="Aptos" w:cs="Aptos"/>
+        </w:rPr>
+        <w:instrText>öß</w:instrText>
+      </w:r>
+      <w:r>
+        <w:rPr>
+          <w:rFonts w:cs="Arial"/>
+        </w:rPr>
+        <w:instrText>e, Ausrichtung und Wirtschaftlichkeit.","language":"de","title":"Photovoltaik Kosten &amp; Ertrag inkl. PV Rechner - Salzburg AG f</w:instrText>
+      </w:r>
+      <w:r>
+        <w:rPr>
+          <w:rFonts w:ascii="Aptos" w:hAnsi="Aptos" w:cs="Aptos"/>
+        </w:rPr>
+        <w:instrText>ü</w:instrText>
+      </w:r>
+      <w:r>
+        <w:rPr>
+          <w:rFonts w:cs="Arial"/>
+        </w:rPr>
+        <w:instrText xml:space="preserve">r Energie, Verkehr &amp; Telekommunikation","URL":"https://www.salzburg-ag.at/photovoltaik/privat/infos-ratgeber/wirtschaftlichkeit-finanzierung/pv-kosten-rechner.html","accessed":{"date-parts":[["2026",2,19]]}}}],"schema":"https://github.com/citation-style-language/schema/raw/master/csl-citation.json"} </w:instrText>
+      </w:r>
+      <w:r>
+        <w:rPr>
+          <w:rFonts w:cs="Arial"/>
+        </w:rPr>
+        <w:fldChar w:fldCharType="separate"/>
+      </w:r>
+      <w:r>
+        <w:rPr>
+          <w:rFonts w:ascii="Aptos" w:hAnsi="Aptos"/>
+        </w:rPr>
+        <w:t>[17]</w:t>
+      </w:r>
+      <w:r>
+        <w:rPr>
+          <w:rFonts w:cs="Arial"/>
+        </w:rPr>
+        <w:fldChar w:fldCharType="end"/>
+      </w:r>
+      <w:r>
+        <w:rPr>
+          <w:rFonts w:cs="Arial"/>
+        </w:rPr>
+        <w:t>. Bei Gewächshausanwendungen ist dieser Anteil tendenziell höher, da der Stromverbrauch durch Sensoren, Pumpen und Steuerungssysteme überwiegend tagsüber anfällt und damit zeitlich gut mit der PV-Erzeugung übereinstimmt. Für die Berechnung wird vereinfachend angenommen, dass die gesamte erzeugte Energie entweder direkt verbraucht oder über den Batteriespeicher genutzt wird, was bei einem gut dimensionierten Inselsystem realistisch ist. Daraus ergibt sich eine jährliche Kosteneinsparung von rund 1.033</w:t>
+      </w:r>
+      <w:r>
+        <w:rPr>
+          <w:rFonts w:cs="Arial"/>
+        </w:rPr>
+        <w:t> </w:t>
+      </w:r>
+      <w:r>
+        <w:rPr>
+          <w:rFonts w:cs="Arial"/>
+        </w:rPr>
+        <w:t>Euro (4.132</w:t>
+      </w:r>
+      <w:r>
+        <w:rPr>
+          <w:rFonts w:cs="Arial"/>
+        </w:rPr>
+        <w:t> </w:t>
+      </w:r>
+      <w:r>
+        <w:rPr>
+          <w:rFonts w:cs="Arial"/>
+        </w:rPr>
+        <w:t>kWh × 0,25</w:t>
+      </w:r>
+      <w:r>
+        <w:rPr>
+          <w:rFonts w:cs="Arial"/>
+        </w:rPr>
+        <w:t> </w:t>
+      </w:r>
+      <w:r>
+        <w:rPr>
+          <w:rFonts w:cs="Arial"/>
+        </w:rPr>
+        <w:t>Euro/kWh).</w:t>
       </w:r>
     </w:p>
     <w:p>
@@ -12300,19 +12679,7 @@
         <w:rPr>
           <w:rFonts w:cs="Arial"/>
         </w:rPr>
-        <w:t>ROI = (jährlicher Nutzen / Investition) × 100 = (1.033 / 4.800) × 100 ≈ 21,5</w:t>
-      </w:r>
-      <w:r>
-        <w:rPr>
-          <w:rFonts w:cs="Arial"/>
-        </w:rPr>
-        <w:t> </w:t>
-      </w:r>
-      <w:r>
-        <w:rPr>
-          <w:rFonts w:cs="Arial"/>
-        </w:rPr>
-        <w:t>%</w:t>
+        <w:t>Der ROI berechnet sich aus dem Verhältnis zwischen dem jährlichen Nutzen und der Gesamtinvestition:</w:t>
       </w:r>
     </w:p>
     <w:p>
@@ -12327,19 +12694,7 @@
         <w:rPr>
           <w:rFonts w:cs="Arial"/>
         </w:rPr>
-        <w:t xml:space="preserve">Die durchschnittliche jährliche Kapitalrendite liegt damit bei </w:t>
-      </w:r>
-      <w:r>
-        <w:rPr>
-          <w:rFonts w:cs="Arial"/>
-        </w:rPr>
-        <w:t>ca.</w:t>
-      </w:r>
-      <w:r>
-        <w:rPr>
-          <w:rFonts w:cs="Arial"/>
-        </w:rPr>
-        <w:t xml:space="preserve"> 21,5</w:t>
+        <w:t>ROI = (jährlicher Nutzen / Investition) × 100 = (1.033 / 4.800) × 100 ≈ 21,5</w:t>
       </w:r>
       <w:r>
         <w:rPr>
@@ -12351,18 +12706,57 @@
         <w:rPr>
           <w:rFonts w:cs="Arial"/>
         </w:rPr>
-        <w:t>%.</w:t>
+        <w:t>%</w:t>
       </w:r>
     </w:p>
     <w:p>
       <w:pPr>
+        <w:ind w:left="708"/>
+        <w:jc w:val="both"/>
+        <w:rPr>
+          <w:rFonts w:cs="Arial"/>
+        </w:rPr>
+      </w:pPr>
+      <w:r>
+        <w:rPr>
+          <w:rFonts w:cs="Arial"/>
+        </w:rPr>
+        <w:t xml:space="preserve">Die durchschnittliche jährliche Kapitalrendite liegt damit bei </w:t>
+      </w:r>
+      <w:r>
+        <w:rPr>
+          <w:rFonts w:cs="Arial"/>
+        </w:rPr>
+        <w:t>ca.</w:t>
+      </w:r>
+      <w:r>
+        <w:rPr>
+          <w:rFonts w:cs="Arial"/>
+        </w:rPr>
+        <w:t xml:space="preserve"> 21,5</w:t>
+      </w:r>
+      <w:r>
+        <w:rPr>
+          <w:rFonts w:cs="Arial"/>
+        </w:rPr>
+        <w:t> </w:t>
+      </w:r>
+      <w:r>
+        <w:rPr>
+          <w:rFonts w:cs="Arial"/>
+        </w:rPr>
+        <w:t>%.</w:t>
+      </w:r>
+    </w:p>
+    <w:p>
+      <w:pPr>
         <w:pStyle w:val="berschrift2"/>
       </w:pPr>
-      <w:bookmarkStart w:id="31" w:name="_Toc222739161"/>
+      <w:bookmarkStart w:id="32" w:name="_Toc222767619"/>
       <w:r>
         <w:t>4.7.2 Amortisationsrechnung und Vergleich: Insellösung versus Netzanbindung</w:t>
       </w:r>
-      <w:bookmarkEnd w:id="31"/>
+      <w:bookmarkEnd w:id="32"/>
     </w:p>
     <w:p>
       <w:pPr>
@@ -12513,7 +12907,6 @@
                 <w:lang w:eastAsia="de-AT"/>
                 <w14:ligatures w14:val="none"/>
               </w:rPr>
-              <w:lastRenderedPageBreak/>
               <w:t>Kriterium</w:t>
             </w:r>
           </w:p>
@@ -14138,6 +14531,7 @@
           </w:tcPr>
           <w:p>
             <w:pPr>
+              <w:keepNext/>
               <w:spacing w:after="0" w:line="240" w:lineRule="auto"/>
               <w:jc w:val="center"/>
               <w:rPr>
@@ -14273,6 +14667,41 @@
     </w:p>
     <w:p>
       <w:pPr>
+        <w:pStyle w:val="Beschriftung"/>
+        <w:framePr w:w="8437" w:h="290" w:hRule="exact" w:hSpace="141" w:wrap="around" w:vAnchor="text" w:hAnchor="page" w:x="2138" w:y="3620"/>
+      </w:pPr>
+      <w:bookmarkStart w:id="33" w:name="_Toc222767575"/>
+      <w:r>
+        <w:t xml:space="preserve">Tabelle </w:t>
+      </w:r>
+      <w:r>
+        <w:fldChar w:fldCharType="begin"/>
+      </w:r>
+      <w:r>
+        <w:instrText xml:space="preserve"> SEQ Tabelle \* ARABIC </w:instrText>
+      </w:r>
+      <w:r>
+        <w:fldChar w:fldCharType="separate"/>
+      </w:r>
+      <w:r>
+        <w:rPr>
+          <w:noProof/>
+        </w:rPr>
+        <w:t>2</w:t>
+      </w:r>
+      <w:r>
+        <w:fldChar w:fldCharType="end"/>
+      </w:r>
+      <w:r>
+        <w:t xml:space="preserve">: </w:t>
+      </w:r>
+      <w:r>
+        <w:t>Gegenüberstellung von Insellösung, Hybridsystem und Netzeinspeisung</w:t>
+      </w:r>
+      <w:bookmarkEnd w:id="33"/>
+    </w:p>
+    <w:p>
+      <w:pPr>
         <w:spacing w:after="0"/>
         <w:ind w:left="708"/>
         <w:jc w:val="both"/>
@@ -14293,6 +14722,7 @@
         <w:rPr>
           <w:rFonts w:cs="Arial"/>
         </w:rPr>
+        <w:lastRenderedPageBreak/>
         <w:t xml:space="preserve">Die reine Insellösung bietet die höchste Unabhängigkeit vom Stromnetz und vermeidet Netzgebühren vollständig. Ihre Schwachstelle liegt im Winterbetrieb: Mit durchschnittlich nur 3,5 Sonnenstunden pro Tag im Dezember </w:t>
       </w:r>
       <w:r>
@@ -14602,14 +15032,7 @@
         <w:rPr>
           <w:rFonts w:cs="Arial"/>
         </w:rPr>
-        <w:t xml:space="preserve">. Das </w:t>
-      </w:r>
-      <w:r>
-        <w:rPr>
-          <w:rFonts w:cs="Arial"/>
-        </w:rPr>
-        <w:lastRenderedPageBreak/>
-        <w:t>liegt deutlich unter dem Eigenverbrauchswert von 0,25</w:t>
+        <w:t>. Das liegt deutlich unter dem Eigenverbrauchswert von 0,25</w:t>
       </w:r>
       <w:r>
         <w:rPr>
@@ -14781,14 +15204,14 @@
       <w:pPr>
         <w:pStyle w:val="berschrift2"/>
       </w:pPr>
-      <w:bookmarkStart w:id="32" w:name="_Toc222739162"/>
+      <w:bookmarkStart w:id="34" w:name="_Toc222767620"/>
       <w:r>
         <w:t>4.7.3 Betriebskosten</w:t>
       </w:r>
       <w:r>
         <w:t xml:space="preserve"> und Wirtschaftlichkeitsbewertung</w:t>
       </w:r>
-      <w:bookmarkEnd w:id="32"/>
+      <w:bookmarkEnd w:id="34"/>
     </w:p>
     <w:p>
       <w:pPr>
@@ -14874,7 +15297,14 @@
         <w:rPr>
           <w:rFonts w:cs="Arial"/>
         </w:rPr>
-        <w:t>, beschränken sich die jährlichen Betriebskosten auf gelegentliche Sichtprüfungen sowie das Monitoring des Batteriezustands. Die Lebensdauer der PV-Module beträgt mindestens 25 Jahre, wobei Qualitätsmodelle nach dieser Zeit noch mindestens 85</w:t>
+        <w:t xml:space="preserve">, beschränken sich die jährlichen Betriebskosten auf gelegentliche Sichtprüfungen sowie </w:t>
+      </w:r>
+      <w:r>
+        <w:rPr>
+          <w:rFonts w:cs="Arial"/>
+        </w:rPr>
+        <w:lastRenderedPageBreak/>
+        <w:t>das Monitoring des Batteriezustands. Die Lebensdauer der PV-Module beträgt mindestens 25 Jahre, wobei Qualitätsmodelle nach dieser Zeit noch mindestens 85</w:t>
       </w:r>
       <w:r>
         <w:rPr>
@@ -15392,12 +15822,13 @@
     <w:p>
       <w:pPr>
         <w:pStyle w:val="berschrift1"/>
-      </w:pPr>
-      <w:bookmarkStart w:id="33" w:name="_Toc222739163"/>
+        <w:spacing w:before="0"/>
+      </w:pPr>
+      <w:bookmarkStart w:id="35" w:name="_Toc222767621"/>
       <w:r>
         <w:t>4.8 Elektrische Planung</w:t>
       </w:r>
-      <w:bookmarkEnd w:id="33"/>
+      <w:bookmarkEnd w:id="35"/>
     </w:p>
     <w:p>
       <w:pPr>
@@ -15411,21 +15842,31 @@
         <w:rPr>
           <w:rFonts w:cs="Arial"/>
         </w:rPr>
-        <w:t xml:space="preserve">Auf </w:t>
-      </w:r>
-      <w:proofErr w:type="gramStart"/>
-      <w:r>
-        <w:rPr>
-          <w:rFonts w:cs="Arial"/>
-        </w:rPr>
-        <w:t>Basis</w:t>
-      </w:r>
-      <w:proofErr w:type="gramEnd"/>
-      <w:r>
-        <w:rPr>
-          <w:rFonts w:cs="Arial"/>
-        </w:rPr>
-        <w:t xml:space="preserve"> der in Kapitel 4.4 ausgewählten Komponenten wurde mit </w:t>
+        <w:t xml:space="preserve">Zur elektrischen Planung wurden ein Systemschema (Abbildung </w:t>
+      </w:r>
+      <w:r>
+        <w:rPr>
+          <w:rFonts w:cs="Arial"/>
+        </w:rPr>
+        <w:t>3</w:t>
+      </w:r>
+      <w:r>
+        <w:rPr>
+          <w:rFonts w:cs="Arial"/>
+        </w:rPr>
+        <w:t xml:space="preserve">) sowie ein Schaltplan (Abbildung </w:t>
+      </w:r>
+      <w:r>
+        <w:rPr>
+          <w:rFonts w:cs="Arial"/>
+        </w:rPr>
+        <w:t>2</w:t>
+      </w:r>
+      <w:r>
+        <w:rPr>
+          <w:rFonts w:cs="Arial"/>
+        </w:rPr>
+        <w:t xml:space="preserve">) erstellt. Das Systemschema stellt den übergeordneten Energiefluss und die logische Systemstruktur dar, während der mit </w:t>
       </w:r>
       <w:proofErr w:type="spellStart"/>
       <w:r>
@@ -15439,33 +15880,754 @@
         <w:rPr>
           <w:rFonts w:cs="Arial"/>
         </w:rPr>
-        <w:t xml:space="preserve"> (Version 9.0) ein Schaltplan des Gesamtsystems erstellt (siehe Abbildung </w:t>
-      </w:r>
-      <w:r>
-        <w:rPr>
-          <w:rFonts w:cs="Arial"/>
-        </w:rPr>
-        <w:t>2</w:t>
-      </w:r>
-      <w:r>
-        <w:rPr>
-          <w:rFonts w:cs="Arial"/>
-        </w:rPr>
-        <w:t>). Dieser dokumentiert die elektrischen Verbindungen aller Komponenten und diente als Grundlage für den physischen Aufbau des Prototyps.</w:t>
+        <w:t xml:space="preserve"> (Version 9.0) erstellte Schaltplan die</w:t>
+      </w:r>
+      <w:r>
+        <w:rPr>
+          <w:rFonts w:cs="Arial"/>
+        </w:rPr>
+        <w:t xml:space="preserve"> elektrischen Verbindungen aller Komponenten dokumentiert</w:t>
+      </w:r>
+      <w:r>
+        <w:rPr>
+          <w:rFonts w:cs="Arial"/>
+        </w:rPr>
+        <w:t>.</w:t>
       </w:r>
     </w:p>
     <w:p>
       <w:pPr>
+        <w:pStyle w:val="berschrift2"/>
+        <w:rPr>
+          <w:rFonts w:asciiTheme="minorHAnsi" w:hAnsiTheme="minorHAnsi"/>
+        </w:rPr>
+      </w:pPr>
+      <w:bookmarkStart w:id="36" w:name="_Toc222767622"/>
+      <w:r>
+        <w:rPr>
+          <w:rFonts w:asciiTheme="minorHAnsi" w:hAnsiTheme="minorHAnsi"/>
+        </w:rPr>
+        <w:t>4.8.1 Systemaufbau und Energiepfad</w:t>
+      </w:r>
+      <w:bookmarkEnd w:id="36"/>
+    </w:p>
+    <w:p>
+      <w:pPr>
+        <w:spacing w:after="200"/>
         <w:ind w:left="708"/>
         <w:jc w:val="both"/>
-        <w:rPr>
-          <w:rFonts w:cs="Arial"/>
-        </w:rPr>
-      </w:pPr>
+      </w:pPr>
+      <w:r>
+        <w:rPr>
+          <w:rFonts w:eastAsia="Arial" w:cs="Arial"/>
+          <w:sz w:val="24"/>
+          <w:szCs w:val="24"/>
+        </w:rPr>
+        <w:t xml:space="preserve">Abbildung </w:t>
+      </w:r>
+      <w:r>
+        <w:rPr>
+          <w:rFonts w:eastAsia="Arial" w:cs="Arial"/>
+          <w:sz w:val="24"/>
+          <w:szCs w:val="24"/>
+        </w:rPr>
+        <w:t>3</w:t>
+      </w:r>
+      <w:r>
+        <w:rPr>
+          <w:rFonts w:eastAsia="Arial" w:cs="Arial"/>
+          <w:sz w:val="24"/>
+          <w:szCs w:val="24"/>
+        </w:rPr>
+        <w:t xml:space="preserve"> zeigt den Systemaufbau und die logische Struktur des Gesamtsystems. Das PV-Panel (</w:t>
+      </w:r>
+      <w:proofErr w:type="spellStart"/>
+      <w:r>
+        <w:rPr>
+          <w:rFonts w:eastAsia="Arial" w:cs="Arial"/>
+          <w:sz w:val="24"/>
+          <w:szCs w:val="24"/>
+        </w:rPr>
+        <w:t>enjoysolar</w:t>
+      </w:r>
+      <w:proofErr w:type="spellEnd"/>
+      <w:r>
+        <w:rPr>
+          <w:rFonts w:eastAsia="Arial" w:cs="Arial"/>
+          <w:sz w:val="24"/>
+          <w:szCs w:val="24"/>
+        </w:rPr>
+        <w:t xml:space="preserve"> 180</w:t>
+      </w:r>
+      <w:r>
+        <w:rPr>
+          <w:rFonts w:ascii="Arial" w:eastAsia="Arial" w:hAnsi="Arial" w:cs="Arial"/>
+          <w:sz w:val="24"/>
+          <w:szCs w:val="24"/>
+        </w:rPr>
+        <w:t> </w:t>
+      </w:r>
+      <w:r>
+        <w:rPr>
+          <w:rFonts w:eastAsia="Arial" w:cs="Arial"/>
+          <w:sz w:val="24"/>
+          <w:szCs w:val="24"/>
+        </w:rPr>
+        <w:t>W, 12</w:t>
+      </w:r>
+      <w:r>
+        <w:rPr>
+          <w:rFonts w:ascii="Arial" w:eastAsia="Arial" w:hAnsi="Arial" w:cs="Arial"/>
+          <w:sz w:val="24"/>
+          <w:szCs w:val="24"/>
+        </w:rPr>
+        <w:t> </w:t>
+      </w:r>
+      <w:r>
+        <w:rPr>
+          <w:rFonts w:eastAsia="Arial" w:cs="Arial"/>
+          <w:sz w:val="24"/>
+          <w:szCs w:val="24"/>
+        </w:rPr>
+        <w:t xml:space="preserve">V) speist </w:t>
+      </w:r>
+      <w:r>
+        <w:rPr>
+          <w:rFonts w:ascii="Aptos" w:eastAsia="Arial" w:hAnsi="Aptos" w:cs="Aptos"/>
+          <w:sz w:val="24"/>
+          <w:szCs w:val="24"/>
+        </w:rPr>
+        <w:t>ü</w:t>
+      </w:r>
+      <w:r>
+        <w:rPr>
+          <w:rFonts w:eastAsia="Arial" w:cs="Arial"/>
+          <w:sz w:val="24"/>
+          <w:szCs w:val="24"/>
+        </w:rPr>
+        <w:t>ber ein MC4-Kabel mit 9,43</w:t>
+      </w:r>
+      <w:r>
+        <w:rPr>
+          <w:rFonts w:eastAsia="Arial" w:cs="Arial"/>
+          <w:sz w:val="24"/>
+          <w:szCs w:val="24"/>
+        </w:rPr>
+        <w:t> </w:t>
+      </w:r>
+      <w:r>
+        <w:rPr>
+          <w:rFonts w:eastAsia="Arial" w:cs="Arial"/>
+          <w:sz w:val="24"/>
+          <w:szCs w:val="24"/>
+        </w:rPr>
+        <w:t xml:space="preserve">A in den Verteilerschrank ein. Dieser bildet das </w:t>
+      </w:r>
+      <w:r>
+        <w:rPr>
+          <w:rFonts w:eastAsia="Arial" w:cs="Arial"/>
+          <w:sz w:val="24"/>
+          <w:szCs w:val="24"/>
+        </w:rPr>
+        <w:t>Zentrum</w:t>
+      </w:r>
+      <w:r>
+        <w:rPr>
+          <w:rFonts w:eastAsia="Arial" w:cs="Arial"/>
+          <w:sz w:val="24"/>
+          <w:szCs w:val="24"/>
+        </w:rPr>
+        <w:t xml:space="preserve"> der Energieversorgung und enth</w:t>
+      </w:r>
+      <w:r>
+        <w:rPr>
+          <w:rFonts w:ascii="Aptos" w:eastAsia="Arial" w:hAnsi="Aptos" w:cs="Aptos"/>
+          <w:sz w:val="24"/>
+          <w:szCs w:val="24"/>
+        </w:rPr>
+        <w:t>ä</w:t>
+      </w:r>
+      <w:r>
+        <w:rPr>
+          <w:rFonts w:eastAsia="Arial" w:cs="Arial"/>
+          <w:sz w:val="24"/>
+          <w:szCs w:val="24"/>
+        </w:rPr>
+        <w:t>lt den Victron MultiPlus 12/800 als kombinierten Laderegler und Wechselrichter, die AGM-Batterie mit 100</w:t>
+      </w:r>
+      <w:r>
+        <w:rPr>
+          <w:rFonts w:ascii="Arial" w:eastAsia="Arial" w:hAnsi="Arial" w:cs="Arial"/>
+          <w:sz w:val="24"/>
+          <w:szCs w:val="24"/>
+        </w:rPr>
+        <w:t> </w:t>
+      </w:r>
+      <w:r>
+        <w:rPr>
+          <w:rFonts w:eastAsia="Arial" w:cs="Arial"/>
+          <w:sz w:val="24"/>
+          <w:szCs w:val="24"/>
+        </w:rPr>
+        <w:t>Ah (600</w:t>
+      </w:r>
+      <w:r>
+        <w:rPr>
+          <w:rFonts w:ascii="Arial" w:eastAsia="Arial" w:hAnsi="Arial" w:cs="Arial"/>
+          <w:sz w:val="24"/>
+          <w:szCs w:val="24"/>
+        </w:rPr>
+        <w:t> </w:t>
+      </w:r>
+      <w:r>
+        <w:rPr>
+          <w:rFonts w:eastAsia="Arial" w:cs="Arial"/>
+          <w:sz w:val="24"/>
+          <w:szCs w:val="24"/>
+        </w:rPr>
+        <w:t>Wh nutzbar), den SmartShunt 500</w:t>
+      </w:r>
+      <w:r>
+        <w:rPr>
+          <w:rFonts w:ascii="Arial" w:eastAsia="Arial" w:hAnsi="Arial" w:cs="Arial"/>
+          <w:sz w:val="24"/>
+          <w:szCs w:val="24"/>
+        </w:rPr>
+        <w:t> </w:t>
+      </w:r>
+      <w:r>
+        <w:rPr>
+          <w:rFonts w:eastAsia="Arial" w:cs="Arial"/>
+          <w:sz w:val="24"/>
+          <w:szCs w:val="24"/>
+        </w:rPr>
+        <w:t>A zur Strommessung und SoC-Berechnung, den Victron Cerbo GX f</w:t>
+      </w:r>
+      <w:r>
+        <w:rPr>
+          <w:rFonts w:ascii="Aptos" w:eastAsia="Arial" w:hAnsi="Aptos" w:cs="Aptos"/>
+          <w:sz w:val="24"/>
+          <w:szCs w:val="24"/>
+        </w:rPr>
+        <w:t>ü</w:t>
+      </w:r>
+      <w:r>
+        <w:rPr>
+          <w:rFonts w:eastAsia="Arial" w:cs="Arial"/>
+          <w:sz w:val="24"/>
+          <w:szCs w:val="24"/>
+        </w:rPr>
+        <w:t xml:space="preserve">r Monitoring und Datenkommunikation, den Orion 12/12-18 DC/DC-Wandler mit galvanischer Trennung für die </w:t>
+      </w:r>
+      <w:proofErr w:type="spellStart"/>
+      <w:r>
+        <w:rPr>
+          <w:rFonts w:eastAsia="Arial" w:cs="Arial"/>
+          <w:sz w:val="24"/>
+          <w:szCs w:val="24"/>
+        </w:rPr>
+        <w:t>Sensorikversorgung</w:t>
+      </w:r>
+      <w:proofErr w:type="spellEnd"/>
+      <w:r>
+        <w:rPr>
+          <w:rFonts w:eastAsia="Arial" w:cs="Arial"/>
+          <w:sz w:val="24"/>
+          <w:szCs w:val="24"/>
+        </w:rPr>
+        <w:t xml:space="preserve"> sowie eine 30</w:t>
+      </w:r>
+      <w:r>
+        <w:rPr>
+          <w:rFonts w:ascii="Arial" w:eastAsia="Arial" w:hAnsi="Arial" w:cs="Arial"/>
+          <w:sz w:val="24"/>
+          <w:szCs w:val="24"/>
+        </w:rPr>
+        <w:t> </w:t>
+      </w:r>
+      <w:r>
+        <w:rPr>
+          <w:rFonts w:eastAsia="Arial" w:cs="Arial"/>
+          <w:sz w:val="24"/>
+          <w:szCs w:val="24"/>
+        </w:rPr>
+        <w:t xml:space="preserve">A-Sicherung zum Schutz des </w:t>
+      </w:r>
+      <w:r>
+        <w:rPr>
+          <w:rFonts w:eastAsia="Arial" w:cs="Arial"/>
+          <w:sz w:val="24"/>
+          <w:szCs w:val="24"/>
+        </w:rPr>
+        <w:t>Systems</w:t>
+      </w:r>
+      <w:r>
+        <w:rPr>
+          <w:rFonts w:eastAsia="Arial" w:cs="Arial"/>
+          <w:sz w:val="24"/>
+          <w:szCs w:val="24"/>
+        </w:rPr>
+        <w:t>. Als Backup</w:t>
+      </w:r>
+      <w:r>
+        <w:rPr>
+          <w:rFonts w:eastAsia="Arial" w:cs="Arial"/>
+          <w:sz w:val="24"/>
+          <w:szCs w:val="24"/>
+        </w:rPr>
+        <w:t xml:space="preserve"> Energiequ</w:t>
+      </w:r>
+      <w:r>
+        <w:rPr>
+          <w:rFonts w:eastAsia="Arial" w:cs="Arial"/>
+          <w:sz w:val="24"/>
+          <w:szCs w:val="24"/>
+        </w:rPr>
+        <w:t>elle ist ein Netzanschluss (230</w:t>
+      </w:r>
+      <w:r>
+        <w:rPr>
+          <w:rFonts w:ascii="Arial" w:eastAsia="Arial" w:hAnsi="Arial" w:cs="Arial"/>
+          <w:sz w:val="24"/>
+          <w:szCs w:val="24"/>
+        </w:rPr>
+        <w:t> </w:t>
+      </w:r>
+      <w:r>
+        <w:rPr>
+          <w:rFonts w:eastAsia="Arial" w:cs="Arial"/>
+          <w:sz w:val="24"/>
+          <w:szCs w:val="24"/>
+        </w:rPr>
+        <w:t>V AC)</w:t>
+      </w:r>
+      <w:r>
+        <w:rPr>
+          <w:rFonts w:eastAsia="Arial" w:cs="Arial"/>
+          <w:sz w:val="24"/>
+          <w:szCs w:val="24"/>
+        </w:rPr>
+        <w:t xml:space="preserve"> integriert</w:t>
+      </w:r>
+      <w:r>
+        <w:rPr>
+          <w:rFonts w:eastAsia="Arial" w:cs="Arial"/>
+          <w:sz w:val="24"/>
+          <w:szCs w:val="24"/>
+        </w:rPr>
+        <w:t>. Vom Verteilerschrank f</w:t>
+      </w:r>
+      <w:r>
+        <w:rPr>
+          <w:rFonts w:ascii="Aptos" w:eastAsia="Arial" w:hAnsi="Aptos" w:cs="Aptos"/>
+          <w:sz w:val="24"/>
+          <w:szCs w:val="24"/>
+        </w:rPr>
+        <w:t>ü</w:t>
+      </w:r>
+      <w:r>
+        <w:rPr>
+          <w:rFonts w:eastAsia="Arial" w:cs="Arial"/>
+          <w:sz w:val="24"/>
+          <w:szCs w:val="24"/>
+        </w:rPr>
+        <w:t>hrt eine 12</w:t>
+      </w:r>
+      <w:r>
+        <w:rPr>
+          <w:rFonts w:ascii="Arial" w:eastAsia="Arial" w:hAnsi="Arial" w:cs="Arial"/>
+          <w:sz w:val="24"/>
+          <w:szCs w:val="24"/>
+        </w:rPr>
+        <w:t> </w:t>
+      </w:r>
+      <w:r>
+        <w:rPr>
+          <w:rFonts w:eastAsia="Arial" w:cs="Arial"/>
+          <w:sz w:val="24"/>
+          <w:szCs w:val="24"/>
+        </w:rPr>
+        <w:t>V-Leitung mit 18</w:t>
+      </w:r>
+      <w:r>
+        <w:rPr>
+          <w:rFonts w:ascii="Arial" w:eastAsia="Arial" w:hAnsi="Arial" w:cs="Arial"/>
+          <w:sz w:val="24"/>
+          <w:szCs w:val="24"/>
+        </w:rPr>
+        <w:t> </w:t>
+      </w:r>
+      <w:r>
+        <w:rPr>
+          <w:rFonts w:eastAsia="Arial" w:cs="Arial"/>
+          <w:sz w:val="24"/>
+          <w:szCs w:val="24"/>
+        </w:rPr>
+        <w:t>A zum Gew</w:t>
+      </w:r>
+      <w:r>
+        <w:rPr>
+          <w:rFonts w:ascii="Aptos" w:eastAsia="Arial" w:hAnsi="Aptos" w:cs="Aptos"/>
+          <w:sz w:val="24"/>
+          <w:szCs w:val="24"/>
+        </w:rPr>
+        <w:t>ä</w:t>
+      </w:r>
+      <w:r>
+        <w:rPr>
+          <w:rFonts w:eastAsia="Arial" w:cs="Arial"/>
+          <w:sz w:val="24"/>
+          <w:szCs w:val="24"/>
+        </w:rPr>
+        <w:t xml:space="preserve">chshaus. Der Cerbo GX </w:t>
+      </w:r>
+      <w:r>
+        <w:rPr>
+          <w:rFonts w:ascii="Aptos" w:eastAsia="Arial" w:hAnsi="Aptos" w:cs="Aptos"/>
+          <w:sz w:val="24"/>
+          <w:szCs w:val="24"/>
+        </w:rPr>
+        <w:t>ü</w:t>
+      </w:r>
+      <w:r>
+        <w:rPr>
+          <w:rFonts w:eastAsia="Arial" w:cs="Arial"/>
+          <w:sz w:val="24"/>
+          <w:szCs w:val="24"/>
+        </w:rPr>
+        <w:t>bertr</w:t>
+      </w:r>
+      <w:r>
+        <w:rPr>
+          <w:rFonts w:ascii="Aptos" w:eastAsia="Arial" w:hAnsi="Aptos" w:cs="Aptos"/>
+          <w:sz w:val="24"/>
+          <w:szCs w:val="24"/>
+        </w:rPr>
+        <w:t>ä</w:t>
+      </w:r>
+      <w:r>
+        <w:rPr>
+          <w:rFonts w:eastAsia="Arial" w:cs="Arial"/>
+          <w:sz w:val="24"/>
+          <w:szCs w:val="24"/>
+        </w:rPr>
+        <w:t xml:space="preserve">gt Energiedaten </w:t>
+      </w:r>
+      <w:r>
+        <w:rPr>
+          <w:rFonts w:ascii="Aptos" w:eastAsia="Arial" w:hAnsi="Aptos" w:cs="Aptos"/>
+          <w:sz w:val="24"/>
+          <w:szCs w:val="24"/>
+        </w:rPr>
+        <w:t>ü</w:t>
+      </w:r>
+      <w:r>
+        <w:rPr>
+          <w:rFonts w:eastAsia="Arial" w:cs="Arial"/>
+          <w:sz w:val="24"/>
+          <w:szCs w:val="24"/>
+        </w:rPr>
+        <w:t>ber MQTT an das Victron VRM-Portal (Internet).</w:t>
+      </w:r>
     </w:p>
     <w:p>
       <w:pPr>
+        <w:pStyle w:val="berschrift2"/>
+        <w:rPr>
+          <w:rFonts w:asciiTheme="minorHAnsi" w:hAnsiTheme="minorHAnsi"/>
+        </w:rPr>
+      </w:pPr>
+      <w:bookmarkStart w:id="37" w:name="_Toc222767623"/>
+      <w:r>
+        <w:rPr>
+          <w:rFonts w:asciiTheme="minorHAnsi" w:hAnsiTheme="minorHAnsi"/>
+        </w:rPr>
+        <w:t>4.8.2 Schaltplan</w:t>
+      </w:r>
+      <w:bookmarkEnd w:id="37"/>
+    </w:p>
+    <w:p>
+      <w:pPr>
         <w:ind w:left="708"/>
+        <w:jc w:val="both"/>
+        <w:rPr>
+          <w:rFonts w:cs="Arial"/>
+        </w:rPr>
+      </w:pPr>
+      <w:r>
+        <w:rPr>
+          <w:rFonts w:eastAsia="Arial" w:cs="Arial"/>
+          <w:sz w:val="24"/>
+          <w:szCs w:val="24"/>
+        </w:rPr>
+        <w:t xml:space="preserve">Abbildung </w:t>
+      </w:r>
+      <w:r>
+        <w:rPr>
+          <w:rFonts w:eastAsia="Arial" w:cs="Arial"/>
+          <w:sz w:val="24"/>
+          <w:szCs w:val="24"/>
+        </w:rPr>
+        <w:t>2</w:t>
+      </w:r>
+      <w:r>
+        <w:rPr>
+          <w:rFonts w:eastAsia="Arial" w:cs="Arial"/>
+          <w:sz w:val="24"/>
+          <w:szCs w:val="24"/>
+        </w:rPr>
+        <w:t xml:space="preserve"> zeigt die elektrische</w:t>
+      </w:r>
+      <w:r>
+        <w:rPr>
+          <w:rFonts w:eastAsia="Arial" w:cs="Arial"/>
+          <w:sz w:val="24"/>
+          <w:szCs w:val="24"/>
+        </w:rPr>
+        <w:t>n</w:t>
+      </w:r>
+      <w:r>
+        <w:rPr>
+          <w:rFonts w:eastAsia="Arial" w:cs="Arial"/>
+          <w:sz w:val="24"/>
+          <w:szCs w:val="24"/>
+        </w:rPr>
+        <w:t xml:space="preserve"> </w:t>
+      </w:r>
+      <w:r>
+        <w:rPr>
+          <w:rFonts w:eastAsia="Arial" w:cs="Arial"/>
+          <w:sz w:val="24"/>
+          <w:szCs w:val="24"/>
+        </w:rPr>
+        <w:t>Verbindungen</w:t>
+      </w:r>
+      <w:r>
+        <w:rPr>
+          <w:rFonts w:eastAsia="Arial" w:cs="Arial"/>
+          <w:sz w:val="24"/>
+          <w:szCs w:val="24"/>
+        </w:rPr>
+        <w:t xml:space="preserve"> aller Komponenten. Die AGM-Batterie (BAT1) ist über eine 30</w:t>
+      </w:r>
+      <w:r>
+        <w:rPr>
+          <w:rFonts w:eastAsia="Arial" w:cs="Arial"/>
+          <w:sz w:val="24"/>
+          <w:szCs w:val="24"/>
+        </w:rPr>
+        <w:t> </w:t>
+      </w:r>
+      <w:r>
+        <w:rPr>
+          <w:rFonts w:eastAsia="Arial" w:cs="Arial"/>
+          <w:sz w:val="24"/>
+          <w:szCs w:val="24"/>
+        </w:rPr>
+        <w:t xml:space="preserve">A-Sicherung (F2) mit dem MultiPlus 12/800 (U2) </w:t>
+      </w:r>
+      <w:r>
+        <w:rPr>
+          <w:rFonts w:eastAsia="Arial" w:cs="Arial"/>
+          <w:sz w:val="24"/>
+          <w:szCs w:val="24"/>
+        </w:rPr>
+        <w:lastRenderedPageBreak/>
+        <w:t>verbunden, der gleichzeitig das PV-Panel (PANEL1) und den Netzanschluss verarbeitet. Der SmartShunt 500</w:t>
+      </w:r>
+      <w:r>
+        <w:rPr>
+          <w:rFonts w:ascii="Arial" w:eastAsia="Arial" w:hAnsi="Arial" w:cs="Arial"/>
+          <w:sz w:val="24"/>
+          <w:szCs w:val="24"/>
+        </w:rPr>
+        <w:t> </w:t>
+      </w:r>
+      <w:r>
+        <w:rPr>
+          <w:rFonts w:eastAsia="Arial" w:cs="Arial"/>
+          <w:sz w:val="24"/>
+          <w:szCs w:val="24"/>
+        </w:rPr>
+        <w:t>A (U4) ist i</w:t>
+      </w:r>
+      <w:r>
+        <w:rPr>
+          <w:rFonts w:eastAsia="Arial" w:cs="Arial"/>
+          <w:sz w:val="24"/>
+          <w:szCs w:val="24"/>
+        </w:rPr>
+        <w:t xml:space="preserve">m </w:t>
+      </w:r>
+      <w:r>
+        <w:rPr>
+          <w:rFonts w:eastAsia="Arial" w:cs="Arial"/>
+          <w:sz w:val="24"/>
+          <w:szCs w:val="24"/>
+        </w:rPr>
+        <w:t xml:space="preserve">Batteriepfad </w:t>
+      </w:r>
+      <w:r>
+        <w:rPr>
+          <w:rFonts w:eastAsia="Arial" w:cs="Arial"/>
+          <w:sz w:val="24"/>
+          <w:szCs w:val="24"/>
+        </w:rPr>
+        <w:t>angeordnet</w:t>
+      </w:r>
+      <w:r>
+        <w:rPr>
+          <w:rFonts w:eastAsia="Arial" w:cs="Arial"/>
+          <w:sz w:val="24"/>
+          <w:szCs w:val="24"/>
+        </w:rPr>
+        <w:t xml:space="preserve"> und </w:t>
+      </w:r>
+      <w:r>
+        <w:rPr>
+          <w:rFonts w:ascii="Aptos" w:eastAsia="Arial" w:hAnsi="Aptos" w:cs="Aptos"/>
+          <w:sz w:val="24"/>
+          <w:szCs w:val="24"/>
+        </w:rPr>
+        <w:t>ü</w:t>
+      </w:r>
+      <w:r>
+        <w:rPr>
+          <w:rFonts w:eastAsia="Arial" w:cs="Arial"/>
+          <w:sz w:val="24"/>
+          <w:szCs w:val="24"/>
+        </w:rPr>
+        <w:t>bertr</w:t>
+      </w:r>
+      <w:r>
+        <w:rPr>
+          <w:rFonts w:ascii="Aptos" w:eastAsia="Arial" w:hAnsi="Aptos" w:cs="Aptos"/>
+          <w:sz w:val="24"/>
+          <w:szCs w:val="24"/>
+        </w:rPr>
+        <w:t>ä</w:t>
+      </w:r>
+      <w:r>
+        <w:rPr>
+          <w:rFonts w:eastAsia="Arial" w:cs="Arial"/>
+          <w:sz w:val="24"/>
+          <w:szCs w:val="24"/>
+        </w:rPr>
+        <w:t xml:space="preserve">gt Messdaten </w:t>
+      </w:r>
+      <w:r>
+        <w:rPr>
+          <w:rFonts w:ascii="Aptos" w:eastAsia="Arial" w:hAnsi="Aptos" w:cs="Aptos"/>
+          <w:sz w:val="24"/>
+          <w:szCs w:val="24"/>
+        </w:rPr>
+        <w:t>ü</w:t>
+      </w:r>
+      <w:r>
+        <w:rPr>
+          <w:rFonts w:eastAsia="Arial" w:cs="Arial"/>
+          <w:sz w:val="24"/>
+          <w:szCs w:val="24"/>
+        </w:rPr>
+        <w:t xml:space="preserve">ber </w:t>
+      </w:r>
+      <w:proofErr w:type="spellStart"/>
+      <w:r>
+        <w:rPr>
+          <w:rFonts w:eastAsia="Arial" w:cs="Arial"/>
+          <w:sz w:val="24"/>
+          <w:szCs w:val="24"/>
+        </w:rPr>
+        <w:t>VE.Direct</w:t>
+      </w:r>
+      <w:proofErr w:type="spellEnd"/>
+      <w:r>
+        <w:rPr>
+          <w:rFonts w:eastAsia="Arial" w:cs="Arial"/>
+          <w:sz w:val="24"/>
+          <w:szCs w:val="24"/>
+        </w:rPr>
+        <w:t xml:space="preserve"> an den Cerbo GX. Der MultiPlus kommuniziert mit dem Cerbo GX </w:t>
+      </w:r>
+      <w:r>
+        <w:rPr>
+          <w:rFonts w:ascii="Aptos" w:eastAsia="Arial" w:hAnsi="Aptos" w:cs="Aptos"/>
+          <w:sz w:val="24"/>
+          <w:szCs w:val="24"/>
+        </w:rPr>
+        <w:t>ü</w:t>
+      </w:r>
+      <w:r>
+        <w:rPr>
+          <w:rFonts w:eastAsia="Arial" w:cs="Arial"/>
+          <w:sz w:val="24"/>
+          <w:szCs w:val="24"/>
+        </w:rPr>
+        <w:t xml:space="preserve">ber </w:t>
+      </w:r>
+      <w:proofErr w:type="spellStart"/>
+      <w:r>
+        <w:rPr>
+          <w:rFonts w:eastAsia="Arial" w:cs="Arial"/>
+          <w:sz w:val="24"/>
+          <w:szCs w:val="24"/>
+        </w:rPr>
+        <w:t>VE.Bus</w:t>
+      </w:r>
+      <w:proofErr w:type="spellEnd"/>
+      <w:r>
+        <w:rPr>
+          <w:rFonts w:eastAsia="Arial" w:cs="Arial"/>
+          <w:sz w:val="24"/>
+          <w:szCs w:val="24"/>
+        </w:rPr>
+        <w:t xml:space="preserve">. </w:t>
+      </w:r>
+      <w:r>
+        <w:rPr>
+          <w:rFonts w:eastAsia="Arial" w:cs="Arial"/>
+          <w:sz w:val="24"/>
+          <w:szCs w:val="24"/>
+        </w:rPr>
+        <w:t>Der Orion DC/DC-Wandler (U6) versorgt die angeschlossenen Verbraucher mit einer galvanisch getrennten 12-V-Spannung.</w:t>
+      </w:r>
+      <w:r>
+        <w:rPr>
+          <w:rFonts w:eastAsia="Arial" w:cs="Arial"/>
+          <w:sz w:val="24"/>
+          <w:szCs w:val="24"/>
+        </w:rPr>
+        <w:t xml:space="preserve"> Das </w:t>
+      </w:r>
+      <w:proofErr w:type="gramStart"/>
+      <w:r>
+        <w:rPr>
+          <w:rFonts w:eastAsia="Arial" w:cs="Arial"/>
+          <w:sz w:val="24"/>
+          <w:szCs w:val="24"/>
+        </w:rPr>
+        <w:t>GX Touch</w:t>
+      </w:r>
+      <w:proofErr w:type="gramEnd"/>
+      <w:r>
+        <w:rPr>
+          <w:rFonts w:eastAsia="Arial" w:cs="Arial"/>
+          <w:sz w:val="24"/>
+          <w:szCs w:val="24"/>
+        </w:rPr>
+        <w:t xml:space="preserve"> 50 Display (DISPLAY1) ist über RJ45 direkt am Cerbo GX angeschlossen.</w:t>
+      </w:r>
+    </w:p>
+    <w:p>
+      <w:pPr>
+        <w:jc w:val="both"/>
+        <w:rPr>
+          <w:rFonts w:cs="Arial"/>
+        </w:rPr>
+      </w:pPr>
+    </w:p>
+    <w:p>
+      <w:pPr>
         <w:jc w:val="both"/>
         <w:rPr>
           <w:rFonts w:cs="Arial"/>
@@ -15611,6 +16773,7 @@
                                 <w:szCs w:val="22"/>
                               </w:rPr>
                             </w:pPr>
+                            <w:bookmarkStart w:id="38" w:name="_Toc222766087"/>
                             <w:r>
                               <w:t xml:space="preserve">Abbildung </w:t>
                             </w:r>
@@ -15644,6 +16807,85 @@
                               <w:t>, eigene Darstellung)</w:t>
                             </w:r>
                           </w:p>
+                          <w:p/>
+                          <w:p>
+                            <w:pPr>
+                              <w:pStyle w:val="Beschriftung"/>
+                              <w:rPr>
+                                <w:rFonts w:cs="Arial"/>
+                                <w:sz w:val="22"/>
+                                <w:szCs w:val="22"/>
+                              </w:rPr>
+                            </w:pPr>
+                            <w:r>
+                              <w:t xml:space="preserve">Abbildung </w:t>
+                            </w:r>
+                            <w:r>
+                              <w:fldChar w:fldCharType="begin"/>
+                            </w:r>
+                            <w:r>
+                              <w:instrText xml:space="preserve"> SEQ Abbildung \* ARABIC </w:instrText>
+                            </w:r>
+                            <w:r>
+                              <w:fldChar w:fldCharType="separate"/>
+                            </w:r>
+                            <w:r>
+                              <w:rPr>
+                                <w:noProof/>
+                              </w:rPr>
+                              <w:t>3</w:t>
+                            </w:r>
+                            <w:r>
+                              <w:fldChar w:fldCharType="end"/>
+                            </w:r>
+                            <w:r>
+                              <w:t xml:space="preserve">: </w:t>
+                            </w:r>
+                            <w:r>
+                              <w:t xml:space="preserve">Systemschema des hybriden 12-V-Energiesystems (eigene </w:t>
+                            </w:r>
+                            <w:proofErr w:type="gramStart"/>
+                            <w:r>
+                              <w:t>Darstellung)</w:t>
+                            </w:r>
+                            <w:r>
+                              <w:t>Abbildung</w:t>
+                            </w:r>
+                            <w:proofErr w:type="gramEnd"/>
+                            <w:r>
+                              <w:t xml:space="preserve"> </w:t>
+                            </w:r>
+                            <w:r>
+                              <w:fldChar w:fldCharType="begin"/>
+                            </w:r>
+                            <w:r>
+                              <w:instrText xml:space="preserve"> SEQ Abbildung \* ARABIC </w:instrText>
+                            </w:r>
+                            <w:r>
+                              <w:fldChar w:fldCharType="separate"/>
+                            </w:r>
+                            <w:r>
+                              <w:rPr>
+                                <w:noProof/>
+                              </w:rPr>
+                              <w:t>2</w:t>
+                            </w:r>
+                            <w:r>
+                              <w:fldChar w:fldCharType="end"/>
+                            </w:r>
+                            <w:r>
+                              <w:t>: Schaltplan des hybriden 12-V-Energiesystems (</w:t>
+                            </w:r>
+                            <w:proofErr w:type="spellStart"/>
+                            <w:r>
+                              <w:t>KiCad</w:t>
+                            </w:r>
+                            <w:proofErr w:type="spellEnd"/>
+                            <w:r>
+                              <w:t>, eigene Darstellung)</w:t>
+                            </w:r>
+                            <w:bookmarkEnd w:id="38"/>
+                          </w:p>
                         </w:txbxContent>
                       </wps:txbx>
                       <wps:bodyPr rot="0" spcFirstLastPara="0" vertOverflow="overflow" horzOverflow="overflow" vert="horz" wrap="square" lIns="0" tIns="0" rIns="0" bIns="0" numCol="1" spcCol="0" rtlCol="0" fromWordArt="0" anchor="t" anchorCtr="0" forceAA="0" compatLnSpc="1">
@@ -15672,6 +16914,7 @@
                           <w:szCs w:val="22"/>
                         </w:rPr>
                       </w:pPr>
+                      <w:bookmarkStart w:id="39" w:name="_Toc222766087"/>
                       <w:r>
                         <w:t xml:space="preserve">Abbildung </w:t>
                       </w:r>
@@ -15704,6 +16947,85 @@
                       <w:r>
                         <w:t>, eigene Darstellung)</w:t>
                       </w:r>
+                    </w:p>
+                    <w:p/>
+                    <w:p>
+                      <w:pPr>
+                        <w:pStyle w:val="Beschriftung"/>
+                        <w:rPr>
+                          <w:rFonts w:cs="Arial"/>
+                          <w:sz w:val="22"/>
+                          <w:szCs w:val="22"/>
+                        </w:rPr>
+                      </w:pPr>
+                      <w:r>
+                        <w:t xml:space="preserve">Abbildung </w:t>
+                      </w:r>
+                      <w:r>
+                        <w:fldChar w:fldCharType="begin"/>
+                      </w:r>
+                      <w:r>
+                        <w:instrText xml:space="preserve"> SEQ Abbildung \* ARABIC </w:instrText>
+                      </w:r>
+                      <w:r>
+                        <w:fldChar w:fldCharType="separate"/>
+                      </w:r>
+                      <w:r>
+                        <w:rPr>
+                          <w:noProof/>
+                        </w:rPr>
+                        <w:t>3</w:t>
+                      </w:r>
+                      <w:r>
+                        <w:fldChar w:fldCharType="end"/>
+                      </w:r>
+                      <w:r>
+                        <w:t xml:space="preserve">: </w:t>
+                      </w:r>
+                      <w:r>
+                        <w:t xml:space="preserve">Systemschema des hybriden 12-V-Energiesystems (eigene </w:t>
+                      </w:r>
+                      <w:proofErr w:type="gramStart"/>
+                      <w:r>
+                        <w:t>Darstellung)</w:t>
+                      </w:r>
+                      <w:r>
+                        <w:t>Abbildung</w:t>
+                      </w:r>
+                      <w:proofErr w:type="gramEnd"/>
+                      <w:r>
+                        <w:t xml:space="preserve"> </w:t>
+                      </w:r>
+                      <w:r>
+                        <w:fldChar w:fldCharType="begin"/>
+                      </w:r>
+                      <w:r>
+                        <w:instrText xml:space="preserve"> SEQ Abbildung \* ARABIC </w:instrText>
+                      </w:r>
+                      <w:r>
+                        <w:fldChar w:fldCharType="separate"/>
+                      </w:r>
+                      <w:r>
+                        <w:rPr>
+                          <w:noProof/>
+                        </w:rPr>
+                        <w:t>2</w:t>
+                      </w:r>
+                      <w:r>
+                        <w:fldChar w:fldCharType="end"/>
+                      </w:r>
+                      <w:r>
+                        <w:t>: Schaltplan des hybriden 12-V-Energiesystems (</w:t>
+                      </w:r>
+                      <w:proofErr w:type="spellStart"/>
+                      <w:r>
+                        <w:t>KiCad</w:t>
+                      </w:r>
+                      <w:proofErr w:type="spellEnd"/>
+                      <w:r>
+                        <w:t>, eigene Darstellung)</w:t>
+                      </w:r>
+                      <w:bookmarkEnd w:id="39"/>
                     </w:p>
                   </w:txbxContent>
                 </v:textbox>
@@ -15806,6 +17128,7 @@
                                 <w:szCs w:val="22"/>
                               </w:rPr>
                             </w:pPr>
+                            <w:bookmarkStart w:id="40" w:name="_Toc222766088"/>
                             <w:r>
                               <w:t xml:space="preserve">Abbildung </w:t>
                             </w:r>
@@ -15833,6 +17156,7 @@
                             <w:r>
                               <w:t>Systemschema des hybriden 12-V-Energiesystems (eigene Darstellung)</w:t>
                             </w:r>
+                            <w:bookmarkEnd w:id="40"/>
                           </w:p>
                         </w:txbxContent>
                       </wps:txbx>
@@ -15865,6 +17189,7 @@
                           <w:szCs w:val="22"/>
                         </w:rPr>
                       </w:pPr>
+                      <w:bookmarkStart w:id="41" w:name="_Toc222766088"/>
                       <w:r>
                         <w:t xml:space="preserve">Abbildung </w:t>
                       </w:r>
@@ -15892,6 +17217,7 @@
                       <w:r>
                         <w:t>Systemschema des hybriden 12-V-Energiesystems (eigene Darstellung)</w:t>
                       </w:r>
+                      <w:bookmarkEnd w:id="41"/>
                     </w:p>
                   </w:txbxContent>
                 </v:textbox>
@@ -15988,15 +17314,14 @@
     </w:p>
     <w:p>
       <w:pPr>
-        <w:pStyle w:val="berschrift2"/>
-        <w:spacing w:before="240"/>
-      </w:pPr>
-      <w:bookmarkStart w:id="34" w:name="_Toc222739164"/>
+        <w:pStyle w:val="berschrift1"/>
+      </w:pPr>
+      <w:bookmarkStart w:id="42" w:name="_Toc222767624"/>
       <w:r>
         <w:lastRenderedPageBreak/>
-        <w:t>4.8.1 Systemaufbau und Energiepfad</w:t>
-      </w:r>
-      <w:bookmarkEnd w:id="34"/>
+        <w:t>4.9 Zusammenfassung und Ausblick</w:t>
+      </w:r>
+      <w:bookmarkEnd w:id="42"/>
     </w:p>
     <w:p>
       <w:pPr>
@@ -16010,93 +17335,155 @@
         <w:rPr>
           <w:rFonts w:cs="Arial"/>
         </w:rPr>
-        <w:t>Das System ist um einen gemeinsamen 12</w:t>
-      </w:r>
-      <w:r>
-        <w:rPr>
-          <w:rFonts w:ascii="Arial" w:hAnsi="Arial" w:cs="Arial"/>
-        </w:rPr>
-        <w:t> </w:t>
-      </w:r>
-      <w:r>
-        <w:rPr>
-          <w:rFonts w:cs="Arial"/>
-        </w:rPr>
-        <w:t xml:space="preserve">V-Gleichspannungsbus aufgebaut. Das PV-Modul und die AGM-Batterie sind mit dem Victron MultiPlus 12/800 verbunden, der sowohl als Laderegler als auch als Wechselrichter fungiert. Der Victron Orion 12/12-18 versorgt das Monitoring-System galvanisch getrennt aus demselben Bus. Die Kommunikation zwischen den Victron-Komponenten erfolgt </w:t>
-      </w:r>
-      <w:r>
-        <w:rPr>
-          <w:rFonts w:ascii="Aptos" w:hAnsi="Aptos" w:cs="Aptos"/>
-        </w:rPr>
-        <w:t>ü</w:t>
-      </w:r>
-      <w:r>
-        <w:rPr>
-          <w:rFonts w:cs="Arial"/>
-        </w:rPr>
-        <w:t xml:space="preserve">ber </w:t>
-      </w:r>
-      <w:proofErr w:type="spellStart"/>
-      <w:r>
-        <w:rPr>
-          <w:rFonts w:cs="Arial"/>
-        </w:rPr>
-        <w:t>VE.Bus</w:t>
-      </w:r>
-      <w:proofErr w:type="spellEnd"/>
-      <w:r>
-        <w:rPr>
-          <w:rFonts w:cs="Arial"/>
-        </w:rPr>
-        <w:t xml:space="preserve"> (MultiPlus </w:t>
-      </w:r>
-      <w:r>
-        <w:rPr>
-          <w:rFonts w:ascii="Aptos" w:hAnsi="Aptos" w:cs="Aptos"/>
-        </w:rPr>
-        <w:t>–</w:t>
-      </w:r>
-      <w:r>
-        <w:rPr>
-          <w:rFonts w:cs="Arial"/>
-        </w:rPr>
-        <w:t xml:space="preserve"> Cerbo GX) sowie </w:t>
-      </w:r>
-      <w:proofErr w:type="spellStart"/>
-      <w:r>
-        <w:rPr>
-          <w:rFonts w:cs="Arial"/>
-        </w:rPr>
-        <w:t>VE.Direct</w:t>
-      </w:r>
-      <w:proofErr w:type="spellEnd"/>
-      <w:r>
-        <w:rPr>
-          <w:rFonts w:cs="Arial"/>
-        </w:rPr>
-        <w:t xml:space="preserve"> (SmartShunt </w:t>
-      </w:r>
-      <w:r>
-        <w:rPr>
-          <w:rFonts w:ascii="Aptos" w:hAnsi="Aptos" w:cs="Aptos"/>
-        </w:rPr>
-        <w:t>–</w:t>
-      </w:r>
-      <w:r>
-        <w:rPr>
-          <w:rFonts w:cs="Arial"/>
-        </w:rPr>
-        <w:t xml:space="preserve"> Cerbo GX).</w:t>
+        <w:t>Das Ziel dieses Teils der Diplomarbeit war der Aufbau und die Inbetriebnahme eines hybriden Energie-Management-Systems für ein automatisiertes Gewächshaus sowie die wirtschaftliche Bewertung des Konzepts. Im Folgenden werden die erreichten Ergebnisse bewertet und Potenziale für eine Weiterentwicklung aufgezeigt.</w:t>
       </w:r>
     </w:p>
     <w:p>
       <w:pPr>
+        <w:pStyle w:val="berschrift2"/>
+      </w:pPr>
+      <w:bookmarkStart w:id="43" w:name="_Toc222767625"/>
+      <w:r>
+        <w:t>4.9.1 Erreichte Ziele und Erfahrungen</w:t>
+      </w:r>
+      <w:bookmarkEnd w:id="43"/>
+    </w:p>
+    <w:p>
+      <w:pPr>
         <w:ind w:left="708"/>
         <w:jc w:val="both"/>
         <w:rPr>
           <w:rFonts w:cs="Arial"/>
         </w:rPr>
       </w:pPr>
+      <w:r>
+        <w:rPr>
+          <w:rFonts w:cs="Arial"/>
+        </w:rPr>
+        <w:t>Die zwei zentralen Ziele dieses Projektteils konnten erfolgreich umgesetzt werden. Der Prototyp wurde vollständig aufgebaut und in Betrieb genommen. Das hybride Energiesystem bestehend aus einem 1</w:t>
+      </w:r>
+      <w:r>
+        <w:rPr>
+          <w:rFonts w:cs="Arial"/>
+        </w:rPr>
+        <w:t>8</w:t>
+      </w:r>
+      <w:r>
+        <w:rPr>
+          <w:rFonts w:cs="Arial"/>
+        </w:rPr>
+        <w:t>0</w:t>
+      </w:r>
+      <w:r>
+        <w:rPr>
+          <w:rFonts w:cs="Arial"/>
+        </w:rPr>
+        <w:t> </w:t>
+      </w:r>
+      <w:r>
+        <w:rPr>
+          <w:rFonts w:cs="Arial"/>
+        </w:rPr>
+        <w:t>W Photovoltaikmodul, einem 12</w:t>
+      </w:r>
+      <w:r>
+        <w:rPr>
+          <w:rFonts w:cs="Arial"/>
+        </w:rPr>
+        <w:t> </w:t>
+      </w:r>
+      <w:r>
+        <w:rPr>
+          <w:rFonts w:cs="Arial"/>
+        </w:rPr>
+        <w:t>V 100</w:t>
+      </w:r>
+      <w:r>
+        <w:rPr>
+          <w:rFonts w:cs="Arial"/>
+        </w:rPr>
+        <w:t> </w:t>
+      </w:r>
+      <w:r>
+        <w:rPr>
+          <w:rFonts w:cs="Arial"/>
+        </w:rPr>
+        <w:t xml:space="preserve">Ah </w:t>
+      </w:r>
+      <w:proofErr w:type="spellStart"/>
+      <w:r>
+        <w:rPr>
+          <w:rFonts w:cs="Arial"/>
+        </w:rPr>
+        <w:t>LiFePO</w:t>
+      </w:r>
+      <w:proofErr w:type="spellEnd"/>
+      <w:r>
+        <w:rPr>
+          <w:rFonts w:cs="Arial"/>
+        </w:rPr>
+        <w:t>₄-Akkusystem und dem Victron MultiPlus 12/800 arbeitet stabil und demonstriert das Zusammenspiel von PV-</w:t>
+      </w:r>
+      <w:r>
+        <w:rPr>
+          <w:rFonts w:cs="Arial"/>
+        </w:rPr>
+        <w:t>Energieerzeugung</w:t>
+      </w:r>
+      <w:r>
+        <w:rPr>
+          <w:rFonts w:cs="Arial"/>
+        </w:rPr>
+        <w:t>, Batteriespeicherung und Netz-Backup</w:t>
+      </w:r>
+      <w:r>
+        <w:rPr>
+          <w:rFonts w:cs="Arial"/>
+        </w:rPr>
+        <w:t xml:space="preserve">. </w:t>
+      </w:r>
+      <w:r>
+        <w:rPr>
+          <w:rFonts w:cs="Arial"/>
+        </w:rPr>
+        <w:t>Darüber hinaus wurde eine umfassende Wirtschaftlichkeitsanalyse durchgeführt, die zeigt, dass das Konzept bei einer Skalierung auf 10</w:t>
+      </w:r>
+      <w:r>
+        <w:rPr>
+          <w:rFonts w:cs="Arial"/>
+        </w:rPr>
+        <w:t> </w:t>
+      </w:r>
+      <w:r>
+        <w:rPr>
+          <w:rFonts w:cs="Arial"/>
+        </w:rPr>
+        <w:t>m² mit einer Amortisationszeit von rund 4,6</w:t>
+      </w:r>
+      <w:r>
+        <w:rPr>
+          <w:rFonts w:cs="Arial"/>
+        </w:rPr>
+        <w:t> J</w:t>
+      </w:r>
+      <w:r>
+        <w:rPr>
+          <w:rFonts w:cs="Arial"/>
+        </w:rPr>
+        <w:t>ahren und einem ROI von etwa 21,5</w:t>
+      </w:r>
+      <w:r>
+        <w:rPr>
+          <w:rFonts w:cs="Arial"/>
+        </w:rPr>
+        <w:t> </w:t>
+      </w:r>
+      <w:r>
+        <w:rPr>
+          <w:rFonts w:cs="Arial"/>
+        </w:rPr>
+        <w:t>% wirtschaftlich attraktiv ist.</w:t>
+      </w:r>
     </w:p>
     <w:p>
       <w:pPr>
@@ -16106,16 +17493,124 @@
           <w:rFonts w:cs="Arial"/>
         </w:rPr>
       </w:pPr>
+      <w:r>
+        <w:rPr>
+          <w:rFonts w:cs="Arial"/>
+        </w:rPr>
+        <w:t>Eine reale Umsetzung</w:t>
+      </w:r>
+      <w:r>
+        <w:rPr>
+          <w:rFonts w:cs="Arial"/>
+        </w:rPr>
+        <w:t xml:space="preserve"> eines </w:t>
+      </w:r>
+      <w:r>
+        <w:rPr>
+          <w:rFonts w:cs="Arial"/>
+        </w:rPr>
+        <w:t>10</w:t>
+      </w:r>
+      <w:r>
+        <w:rPr>
+          <w:rFonts w:cs="Arial"/>
+        </w:rPr>
+        <w:t> </w:t>
+      </w:r>
+      <w:r>
+        <w:rPr>
+          <w:rFonts w:cs="Arial"/>
+        </w:rPr>
+        <w:t xml:space="preserve">m² </w:t>
+      </w:r>
+      <w:r>
+        <w:rPr>
+          <w:rFonts w:cs="Arial"/>
+        </w:rPr>
+        <w:t xml:space="preserve">Gewächshauses </w:t>
+      </w:r>
+      <w:r>
+        <w:rPr>
+          <w:rFonts w:cs="Arial"/>
+        </w:rPr>
+        <w:t>würde weitere Erkenntnisse liefern, insbesondere hinsichtlich der tatsächlichen Lastverteilung</w:t>
+      </w:r>
+      <w:r>
+        <w:rPr>
+          <w:rFonts w:cs="Arial"/>
+        </w:rPr>
+        <w:t xml:space="preserve">, </w:t>
+      </w:r>
+      <w:r>
+        <w:rPr>
+          <w:rFonts w:cs="Arial"/>
+        </w:rPr>
+        <w:t>des saisonalen Speicherverhaltens</w:t>
+      </w:r>
+      <w:r>
+        <w:rPr>
+          <w:rFonts w:cs="Arial"/>
+        </w:rPr>
+        <w:t xml:space="preserve"> und Kombinationsmöglichkeiten mit anderen erneuerbaren </w:t>
+      </w:r>
+      <w:r>
+        <w:rPr>
+          <w:rFonts w:cs="Arial"/>
+        </w:rPr>
+        <w:t>Energie Versorgungsarten</w:t>
+      </w:r>
+      <w:r>
+        <w:rPr>
+          <w:rFonts w:cs="Arial"/>
+        </w:rPr>
+        <w:t>. Zudem führten Kommunikationsmissverständnisse mit dem Projektsponsor im Verlauf der Arbeit zu Verzögerungen und einer notwendigen Neuausrichtung einzelner Anforderungen. Diese Erfahrung unterstreicht, wie wichtig eine frühzeitige und präzise Abstimmung der Erwartungen</w:t>
+      </w:r>
+      <w:r>
+        <w:rPr>
+          <w:rFonts w:cs="Arial"/>
+        </w:rPr>
+        <w:t xml:space="preserve">, </w:t>
+      </w:r>
+      <w:r>
+        <w:rPr>
+          <w:rFonts w:cs="Arial"/>
+        </w:rPr>
+        <w:t>Systemgrenzen</w:t>
+      </w:r>
+      <w:r>
+        <w:rPr>
+          <w:rFonts w:cs="Arial"/>
+        </w:rPr>
+        <w:t xml:space="preserve"> und Fähigkeiten</w:t>
+      </w:r>
+      <w:r>
+        <w:rPr>
+          <w:rFonts w:cs="Arial"/>
+        </w:rPr>
+        <w:t xml:space="preserve"> </w:t>
+      </w:r>
+      <w:r>
+        <w:rPr>
+          <w:rFonts w:cs="Arial"/>
+        </w:rPr>
+        <w:t>aller</w:t>
+      </w:r>
+      <w:r>
+        <w:rPr>
+          <w:rFonts w:cs="Arial"/>
+        </w:rPr>
+        <w:t xml:space="preserve"> Projektbeteiligten ist – insbesondere bei technischen Projekten mit externen Partnern.</w:t>
+      </w:r>
     </w:p>
     <w:p>
       <w:pPr>
         <w:pStyle w:val="berschrift2"/>
       </w:pPr>
-      <w:bookmarkStart w:id="35" w:name="_Toc222739165"/>
-      <w:r>
-        <w:t>4.8.2 Leitungsquerschnitte und Absicherung</w:t>
-      </w:r>
-      <w:bookmarkEnd w:id="35"/>
+      <w:bookmarkStart w:id="44" w:name="_Toc222767626"/>
+      <w:r>
+        <w:t>4.9.2 Optimierungspotenzial und Ausblick</w:t>
+      </w:r>
+      <w:bookmarkEnd w:id="44"/>
     </w:p>
     <w:p>
       <w:pPr>
@@ -16129,199 +17624,55 @@
         <w:rPr>
           <w:rFonts w:cs="Arial"/>
         </w:rPr>
-        <w:t>Die Leitungsquerschnitte wurden nach der Formel A</w:t>
-      </w:r>
-      <w:r>
-        <w:rPr>
-          <w:rFonts w:ascii="Arial" w:hAnsi="Arial" w:cs="Arial"/>
-        </w:rPr>
-        <w:t> </w:t>
-      </w:r>
-      <w:r>
-        <w:rPr>
-          <w:rFonts w:cs="Arial"/>
-        </w:rPr>
-        <w:t>=</w:t>
-      </w:r>
-      <w:r>
-        <w:rPr>
-          <w:rFonts w:ascii="Arial" w:hAnsi="Arial" w:cs="Arial"/>
-        </w:rPr>
-        <w:t> </w:t>
-      </w:r>
-      <w:r>
-        <w:rPr>
-          <w:rFonts w:cs="Arial"/>
-        </w:rPr>
-        <w:t>(</w:t>
-      </w:r>
-      <w:r>
-        <w:rPr>
-          <w:rFonts w:ascii="Aptos" w:hAnsi="Aptos" w:cs="Aptos"/>
-        </w:rPr>
-        <w:t>ρ</w:t>
-      </w:r>
-      <w:r>
-        <w:rPr>
-          <w:rFonts w:ascii="Arial" w:hAnsi="Arial" w:cs="Arial"/>
-        </w:rPr>
-        <w:t> </w:t>
-      </w:r>
-      <w:r>
-        <w:rPr>
-          <w:rFonts w:ascii="Aptos" w:hAnsi="Aptos" w:cs="Aptos"/>
-        </w:rPr>
-        <w:t>×</w:t>
-      </w:r>
-      <w:r>
-        <w:rPr>
-          <w:rFonts w:ascii="Arial" w:hAnsi="Arial" w:cs="Arial"/>
-        </w:rPr>
-        <w:t> </w:t>
-      </w:r>
-      <w:r>
-        <w:rPr>
-          <w:rFonts w:cs="Arial"/>
-        </w:rPr>
-        <w:t>l)</w:t>
-      </w:r>
-      <w:r>
-        <w:rPr>
-          <w:rFonts w:ascii="Arial" w:hAnsi="Arial" w:cs="Arial"/>
-        </w:rPr>
-        <w:t> </w:t>
-      </w:r>
-      <w:r>
-        <w:rPr>
-          <w:rFonts w:cs="Arial"/>
-        </w:rPr>
-        <w:t>/</w:t>
-      </w:r>
-      <w:r>
-        <w:rPr>
-          <w:rFonts w:ascii="Arial" w:hAnsi="Arial" w:cs="Arial"/>
-        </w:rPr>
-        <w:t> </w:t>
-      </w:r>
-      <w:r>
-        <w:rPr>
-          <w:rFonts w:cs="Arial"/>
-        </w:rPr>
-        <w:t>R</w:t>
-      </w:r>
-      <w:r>
-        <w:rPr>
-          <w:rFonts w:ascii="Aptos" w:hAnsi="Aptos" w:cs="Aptos"/>
-        </w:rPr>
-        <w:t>₅</w:t>
-      </w:r>
-      <w:r>
-        <w:rPr>
-          <w:rFonts w:ascii="Cambria Math" w:hAnsi="Cambria Math" w:cs="Cambria Math"/>
-        </w:rPr>
-        <w:t>ₖₓ</w:t>
-      </w:r>
-      <w:r>
-        <w:rPr>
-          <w:rFonts w:cs="Arial"/>
-        </w:rPr>
-        <w:t xml:space="preserve"> berechnet, wobei </w:t>
-      </w:r>
-      <w:r>
-        <w:rPr>
-          <w:rFonts w:ascii="Aptos" w:hAnsi="Aptos" w:cs="Aptos"/>
-        </w:rPr>
-        <w:t>ρ</w:t>
-      </w:r>
-      <w:r>
-        <w:rPr>
-          <w:rFonts w:cs="Arial"/>
-        </w:rPr>
-        <w:t xml:space="preserve"> den spezifischen Widerstand von Kupfer (0,0175</w:t>
-      </w:r>
-      <w:r>
-        <w:rPr>
-          <w:rFonts w:ascii="Arial" w:hAnsi="Arial" w:cs="Arial"/>
-        </w:rPr>
-        <w:t> </w:t>
-      </w:r>
-      <w:r>
-        <w:rPr>
-          <w:rFonts w:ascii="Aptos" w:hAnsi="Aptos" w:cs="Aptos"/>
-        </w:rPr>
-        <w:t>Ω·</w:t>
-      </w:r>
-      <w:r>
-        <w:rPr>
-          <w:rFonts w:cs="Arial"/>
-        </w:rPr>
-        <w:t>mm</w:t>
-      </w:r>
-      <w:r>
-        <w:rPr>
-          <w:rFonts w:ascii="Aptos" w:hAnsi="Aptos" w:cs="Aptos"/>
-        </w:rPr>
-        <w:t>²</w:t>
-      </w:r>
-      <w:r>
-        <w:rPr>
-          <w:rFonts w:cs="Arial"/>
-        </w:rPr>
-        <w:t>/m), l die Leitungsl</w:t>
-      </w:r>
-      <w:r>
-        <w:rPr>
-          <w:rFonts w:ascii="Aptos" w:hAnsi="Aptos" w:cs="Aptos"/>
-        </w:rPr>
-        <w:t>ä</w:t>
-      </w:r>
-      <w:r>
-        <w:rPr>
-          <w:rFonts w:cs="Arial"/>
-        </w:rPr>
-        <w:t>nge (Hin- und R</w:t>
-      </w:r>
-      <w:r>
-        <w:rPr>
-          <w:rFonts w:ascii="Aptos" w:hAnsi="Aptos" w:cs="Aptos"/>
-        </w:rPr>
-        <w:t>ü</w:t>
-      </w:r>
-      <w:r>
-        <w:rPr>
-          <w:rFonts w:cs="Arial"/>
-        </w:rPr>
-        <w:t>ckleiter) und R</w:t>
-      </w:r>
-      <w:r>
-        <w:rPr>
-          <w:rFonts w:ascii="Aptos" w:hAnsi="Aptos" w:cs="Aptos"/>
-        </w:rPr>
-        <w:t>₅</w:t>
-      </w:r>
-      <w:r>
-        <w:rPr>
-          <w:rFonts w:ascii="Cambria Math" w:hAnsi="Cambria Math" w:cs="Cambria Math"/>
-        </w:rPr>
-        <w:t>ₖₓ</w:t>
-      </w:r>
-      <w:r>
-        <w:rPr>
-          <w:rFonts w:cs="Arial"/>
-        </w:rPr>
-        <w:t xml:space="preserve"> den maximal zul</w:t>
-      </w:r>
-      <w:r>
-        <w:rPr>
-          <w:rFonts w:ascii="Aptos" w:hAnsi="Aptos" w:cs="Aptos"/>
-        </w:rPr>
-        <w:t>ä</w:t>
-      </w:r>
-      <w:r>
-        <w:rPr>
-          <w:rFonts w:cs="Arial"/>
-        </w:rPr>
-        <w:t>ssigen Leitungswiderstand bezeichnet.</w:t>
+        <w:t>Sollte ein solches System in einer realen Gewächshausanlage umgesetzt werden, ist die Standortanalyse ein entscheidender Planungsschritt. Die verfügbaren Energiequellen hängen stark von der geografischen Lage und den natürlichen Gegebenheiten ab. An windreichen Standorten kann eine Kleinwindanlage die saisonal geringere PV-Erzeugung im Winter sinnvoll ergänzen</w:t>
+      </w:r>
+      <w:r>
+        <w:rPr>
+          <w:rFonts w:cs="Arial"/>
+        </w:rPr>
+        <w:t xml:space="preserve"> </w:t>
+      </w:r>
+      <w:r>
+        <w:rPr>
+          <w:rFonts w:cs="Arial"/>
+        </w:rPr>
+        <w:t>und damit die Schwachstelle der PV</w:t>
+      </w:r>
+      <w:r>
+        <w:rPr>
+          <w:rFonts w:cs="Arial"/>
+        </w:rPr>
+        <w:t>-Anlage</w:t>
+      </w:r>
+      <w:r>
+        <w:rPr>
+          <w:rFonts w:cs="Arial"/>
+        </w:rPr>
+        <w:t xml:space="preserve"> ausgleicht. Bei Gewächshäusern in der Nähe von Bächen oder Flüssen könnte eine Kleinwasserkraft</w:t>
+      </w:r>
+      <w:r>
+        <w:rPr>
+          <w:rFonts w:cs="Arial"/>
+        </w:rPr>
+        <w:t>werk</w:t>
+      </w:r>
+      <w:r>
+        <w:rPr>
+          <w:rFonts w:cs="Arial"/>
+        </w:rPr>
+        <w:t xml:space="preserve"> als kontinuierliche Grundlastquelle geprüft werden, da Wasserkraft im Gegensatz zu PV</w:t>
+      </w:r>
+      <w:r>
+        <w:rPr>
+          <w:rFonts w:cs="Arial"/>
+        </w:rPr>
+        <w:t>-Energie</w:t>
+      </w:r>
+      <w:r>
+        <w:rPr>
+          <w:rFonts w:cs="Arial"/>
+        </w:rPr>
+        <w:t xml:space="preserve"> und Wind weitgehend wetterunabhängig ist. Ziel der Standortplanung sollte es sein, die vorhandenen natürlichen Ressourcen so zu kombinieren, dass eine möglichst hohe Versorgungssicherheit bei gleichzeitig niedrigen Erzeugungskosten erreicht wird.</w:t>
       </w:r>
     </w:p>
     <w:p>
@@ -16336,1667 +17687,547 @@
         <w:rPr>
           <w:rFonts w:cs="Arial"/>
         </w:rPr>
-        <w:t>Für die Gleichstromverbindung zwischen Batterie und MultiPlus ergibt sich bei einem maximalen Ladestrom von 35</w:t>
-      </w:r>
-      <w:r>
-        <w:rPr>
-          <w:rFonts w:ascii="Arial" w:hAnsi="Arial" w:cs="Arial"/>
-        </w:rPr>
-        <w:t> </w:t>
-      </w:r>
-      <w:r>
-        <w:rPr>
-          <w:rFonts w:cs="Arial"/>
-        </w:rPr>
-        <w:t>A, einer Leitungsl</w:t>
-      </w:r>
-      <w:r>
-        <w:rPr>
-          <w:rFonts w:ascii="Aptos" w:hAnsi="Aptos" w:cs="Aptos"/>
-        </w:rPr>
-        <w:t>ä</w:t>
-      </w:r>
-      <w:r>
-        <w:rPr>
-          <w:rFonts w:cs="Arial"/>
-        </w:rPr>
-        <w:t>nge von 0,5</w:t>
-      </w:r>
-      <w:r>
-        <w:rPr>
-          <w:rFonts w:ascii="Arial" w:hAnsi="Arial" w:cs="Arial"/>
-        </w:rPr>
-        <w:t> </w:t>
-      </w:r>
-      <w:r>
-        <w:rPr>
-          <w:rFonts w:cs="Arial"/>
-        </w:rPr>
-        <w:t>m (1</w:t>
-      </w:r>
-      <w:r>
-        <w:rPr>
-          <w:rFonts w:ascii="Arial" w:hAnsi="Arial" w:cs="Arial"/>
-        </w:rPr>
-        <w:t> </w:t>
-      </w:r>
-      <w:r>
-        <w:rPr>
-          <w:rFonts w:cs="Arial"/>
-        </w:rPr>
-        <w:t>m Hin- und R</w:t>
-      </w:r>
-      <w:r>
-        <w:rPr>
-          <w:rFonts w:ascii="Aptos" w:hAnsi="Aptos" w:cs="Aptos"/>
-        </w:rPr>
-        <w:t>ü</w:t>
-      </w:r>
-      <w:r>
-        <w:rPr>
-          <w:rFonts w:cs="Arial"/>
-        </w:rPr>
-        <w:t>ckleiter) und einem maximal zul</w:t>
-      </w:r>
-      <w:r>
-        <w:rPr>
-          <w:rFonts w:ascii="Aptos" w:hAnsi="Aptos" w:cs="Aptos"/>
-        </w:rPr>
-        <w:t>ä</w:t>
-      </w:r>
-      <w:r>
-        <w:rPr>
-          <w:rFonts w:cs="Arial"/>
-        </w:rPr>
-        <w:t>ssigen Spannungsabfall von 1</w:t>
-      </w:r>
-      <w:r>
-        <w:rPr>
-          <w:rFonts w:ascii="Arial" w:hAnsi="Arial" w:cs="Arial"/>
-        </w:rPr>
-        <w:t> </w:t>
-      </w:r>
-      <w:r>
-        <w:rPr>
-          <w:rFonts w:cs="Arial"/>
-        </w:rPr>
-        <w:t>% (0,12</w:t>
-      </w:r>
-      <w:r>
-        <w:rPr>
-          <w:rFonts w:ascii="Arial" w:hAnsi="Arial" w:cs="Arial"/>
-        </w:rPr>
-        <w:t> </w:t>
-      </w:r>
-      <w:r>
-        <w:rPr>
-          <w:rFonts w:cs="Arial"/>
-        </w:rPr>
-        <w:t>V) ein Mindestquerschnitt von 5,10</w:t>
-      </w:r>
-      <w:r>
-        <w:rPr>
-          <w:rFonts w:ascii="Arial" w:hAnsi="Arial" w:cs="Arial"/>
-        </w:rPr>
-        <w:t> </w:t>
-      </w:r>
-      <w:r>
-        <w:rPr>
-          <w:rFonts w:cs="Arial"/>
-        </w:rPr>
-        <w:t>mm</w:t>
-      </w:r>
-      <w:r>
-        <w:rPr>
-          <w:rFonts w:ascii="Aptos" w:hAnsi="Aptos" w:cs="Aptos"/>
-        </w:rPr>
-        <w:t>²</w:t>
-      </w:r>
-      <w:r>
-        <w:rPr>
-          <w:rFonts w:cs="Arial"/>
-        </w:rPr>
-        <w:t>. Es wurde daher der n</w:t>
-      </w:r>
-      <w:r>
-        <w:rPr>
-          <w:rFonts w:ascii="Aptos" w:hAnsi="Aptos" w:cs="Aptos"/>
-        </w:rPr>
-        <w:t>ä</w:t>
-      </w:r>
-      <w:r>
-        <w:rPr>
-          <w:rFonts w:cs="Arial"/>
-        </w:rPr>
-        <w:t>chste Normquerschnitt von 6</w:t>
-      </w:r>
-      <w:r>
-        <w:rPr>
-          <w:rFonts w:ascii="Arial" w:hAnsi="Arial" w:cs="Arial"/>
-        </w:rPr>
-        <w:t> </w:t>
-      </w:r>
-      <w:r>
-        <w:rPr>
-          <w:rFonts w:cs="Arial"/>
-        </w:rPr>
-        <w:t>mm</w:t>
-      </w:r>
-      <w:r>
-        <w:rPr>
-          <w:rFonts w:ascii="Aptos" w:hAnsi="Aptos" w:cs="Aptos"/>
-        </w:rPr>
-        <w:t>²</w:t>
-      </w:r>
-      <w:r>
-        <w:rPr>
-          <w:rFonts w:cs="Arial"/>
-        </w:rPr>
-        <w:t xml:space="preserve"> gew</w:t>
-      </w:r>
-      <w:r>
-        <w:rPr>
-          <w:rFonts w:ascii="Aptos" w:hAnsi="Aptos" w:cs="Aptos"/>
-        </w:rPr>
-        <w:t>ä</w:t>
-      </w:r>
-      <w:r>
-        <w:rPr>
-          <w:rFonts w:cs="Arial"/>
-        </w:rPr>
-        <w:t>hlt, womit der tats</w:t>
-      </w:r>
-      <w:r>
-        <w:rPr>
-          <w:rFonts w:ascii="Aptos" w:hAnsi="Aptos" w:cs="Aptos"/>
-        </w:rPr>
-        <w:t>ä</w:t>
-      </w:r>
-      <w:r>
-        <w:rPr>
-          <w:rFonts w:cs="Arial"/>
-        </w:rPr>
-        <w:t>chliche Spannungsabfall bei 0,85</w:t>
-      </w:r>
-      <w:r>
-        <w:rPr>
-          <w:rFonts w:ascii="Arial" w:hAnsi="Arial" w:cs="Arial"/>
-        </w:rPr>
-        <w:t> </w:t>
-      </w:r>
-      <w:r>
-        <w:rPr>
-          <w:rFonts w:cs="Arial"/>
-        </w:rPr>
-        <w:t>% liegt.</w:t>
+        <w:t>Ein weiterer naheliegender Schritt ist die Skalierung des Konzepts auf größere Gewächshausanlagen. Die in dieser Arbeit durchgeführte Wirtschaftlichkeitsanalyse zeigt, dass größere Anlagen aufgrund niedrigerer spezifischer Kosten pro kWp tendenziell wirtschaftlicher sind. Bei einer Skalierung wären jedoch nicht nur die Komponentendimensionierung anzupassen, sondern auch die Systemarchitektur neu zu bewerten – etwa hinsichtlich der Wahl zwischen 12</w:t>
+      </w:r>
+      <w:r>
+        <w:rPr>
+          <w:rFonts w:cs="Arial"/>
+        </w:rPr>
+        <w:t> </w:t>
+      </w:r>
+      <w:r>
+        <w:rPr>
+          <w:rFonts w:cs="Arial"/>
+        </w:rPr>
+        <w:t>V, 24</w:t>
+      </w:r>
+      <w:r>
+        <w:rPr>
+          <w:rFonts w:cs="Arial"/>
+        </w:rPr>
+        <w:t> </w:t>
+      </w:r>
+      <w:r>
+        <w:rPr>
+          <w:rFonts w:cs="Arial"/>
+        </w:rPr>
+        <w:t>V oder 48</w:t>
+      </w:r>
+      <w:r>
+        <w:rPr>
+          <w:rFonts w:cs="Arial"/>
+        </w:rPr>
+        <w:t> </w:t>
+      </w:r>
+      <w:r>
+        <w:rPr>
+          <w:rFonts w:cs="Arial"/>
+        </w:rPr>
+        <w:t>V Systemspannung, der Anzahl der Batteriemodule sowie der Leistungsklasse des Wechselrichters. Zudem würde eine größere Anlage die softwareseitige Laststeuerung deutlich relevanter machen, da bei mehreren parallel betriebenen Verbrauchern eine intelligente Priorisierung auf Basis von Echtzeitdaten – etwa über die MQTT-Schnittstelle des Cerbo GX – erhebliches Einsparpotenzial bietet.</w:t>
       </w:r>
     </w:p>
     <w:p>
       <w:pPr>
-        <w:ind w:left="708"/>
-        <w:jc w:val="both"/>
-        <w:rPr>
-          <w:rFonts w:cs="Arial"/>
-        </w:rPr>
-      </w:pPr>
-      <w:r>
-        <w:rPr>
-          <w:rFonts w:cs="Arial"/>
-        </w:rPr>
-        <w:t>Für die Wechselstromverkabelung zwischen MultiPlus und der Anschlussbuchse ergibt sich bei einer Leitungslänge von 0,5</w:t>
-      </w:r>
-      <w:r>
-        <w:rPr>
-          <w:rFonts w:ascii="Arial" w:hAnsi="Arial" w:cs="Arial"/>
-        </w:rPr>
-        <w:t> </w:t>
-      </w:r>
-      <w:r>
-        <w:rPr>
-          <w:rFonts w:cs="Arial"/>
-        </w:rPr>
-        <w:t>m und einer maximalen Ausgangsleistung von 700</w:t>
-      </w:r>
-      <w:r>
-        <w:rPr>
-          <w:rFonts w:ascii="Arial" w:hAnsi="Arial" w:cs="Arial"/>
-        </w:rPr>
-        <w:t> </w:t>
-      </w:r>
-      <w:r>
-        <w:rPr>
-          <w:rFonts w:cs="Arial"/>
-        </w:rPr>
-        <w:t>W (3,04</w:t>
-      </w:r>
-      <w:r>
-        <w:rPr>
-          <w:rFonts w:ascii="Arial" w:hAnsi="Arial" w:cs="Arial"/>
-        </w:rPr>
-        <w:t> </w:t>
-      </w:r>
-      <w:r>
-        <w:rPr>
-          <w:rFonts w:cs="Arial"/>
-        </w:rPr>
-        <w:t>A bei 230</w:t>
-      </w:r>
-      <w:r>
-        <w:rPr>
-          <w:rFonts w:ascii="Arial" w:hAnsi="Arial" w:cs="Arial"/>
-        </w:rPr>
-        <w:t> </w:t>
-      </w:r>
-      <w:r>
-        <w:rPr>
-          <w:rFonts w:cs="Arial"/>
-        </w:rPr>
-        <w:t>V) ein rechnerisch sehr geringer Mindestquerschnitt. Es wurde der normativ vorgeschriebene Mindestquerschnitt von 1,5</w:t>
-      </w:r>
-      <w:r>
-        <w:rPr>
-          <w:rFonts w:ascii="Arial" w:hAnsi="Arial" w:cs="Arial"/>
-        </w:rPr>
-        <w:t> </w:t>
-      </w:r>
-      <w:r>
-        <w:rPr>
-          <w:rFonts w:cs="Arial"/>
-        </w:rPr>
-        <w:t>mm</w:t>
-      </w:r>
-      <w:r>
-        <w:rPr>
-          <w:rFonts w:ascii="Aptos" w:hAnsi="Aptos" w:cs="Aptos"/>
-        </w:rPr>
-        <w:t>²</w:t>
-      </w:r>
-      <w:r>
-        <w:rPr>
-          <w:rFonts w:cs="Arial"/>
-        </w:rPr>
-        <w:t xml:space="preserve"> f</w:t>
-      </w:r>
-      <w:r>
-        <w:rPr>
-          <w:rFonts w:ascii="Aptos" w:hAnsi="Aptos" w:cs="Aptos"/>
-        </w:rPr>
-        <w:t>ü</w:t>
-      </w:r>
-      <w:r>
-        <w:rPr>
-          <w:rFonts w:cs="Arial"/>
-        </w:rPr>
-        <w:t>r Festinstallationen gew</w:t>
-      </w:r>
-      <w:r>
-        <w:rPr>
-          <w:rFonts w:ascii="Aptos" w:hAnsi="Aptos" w:cs="Aptos"/>
-        </w:rPr>
-        <w:t>ä</w:t>
-      </w:r>
-      <w:r>
-        <w:rPr>
-          <w:rFonts w:cs="Arial"/>
-        </w:rPr>
-        <w:t>hlt, der mit einem Spannungsabfall von unter 0,02</w:t>
-      </w:r>
-      <w:r>
-        <w:rPr>
-          <w:rFonts w:ascii="Arial" w:hAnsi="Arial" w:cs="Arial"/>
-        </w:rPr>
-        <w:t> </w:t>
-      </w:r>
-      <w:r>
-        <w:rPr>
-          <w:rFonts w:cs="Arial"/>
-        </w:rPr>
-        <w:t>% weit unterhalb der zul</w:t>
-      </w:r>
-      <w:r>
-        <w:rPr>
-          <w:rFonts w:ascii="Aptos" w:hAnsi="Aptos" w:cs="Aptos"/>
-        </w:rPr>
-        <w:t>ä</w:t>
-      </w:r>
-      <w:r>
-        <w:rPr>
-          <w:rFonts w:cs="Arial"/>
-        </w:rPr>
-        <w:t>ssigen 3</w:t>
-      </w:r>
-      <w:r>
-        <w:rPr>
-          <w:rFonts w:ascii="Arial" w:hAnsi="Arial" w:cs="Arial"/>
-        </w:rPr>
-        <w:t> </w:t>
-      </w:r>
-      <w:r>
-        <w:rPr>
-          <w:rFonts w:cs="Arial"/>
-        </w:rPr>
-        <w:t>% liegt.</w:t>
-      </w:r>
+        <w:pStyle w:val="berschrift1"/>
+      </w:pPr>
+      <w:bookmarkStart w:id="45" w:name="_Toc222767627"/>
+      <w:r>
+        <w:lastRenderedPageBreak/>
+        <w:t xml:space="preserve">5. </w:t>
+      </w:r>
+      <w:r>
+        <w:t>Quellenverzeichnis</w:t>
+      </w:r>
+      <w:bookmarkEnd w:id="45"/>
     </w:p>
     <w:p>
       <w:pPr>
-        <w:ind w:left="708"/>
-        <w:jc w:val="both"/>
-        <w:rPr>
-          <w:rFonts w:cs="Arial"/>
-        </w:rPr>
-      </w:pPr>
-      <w:r>
-        <w:rPr>
-          <w:rFonts w:cs="Arial"/>
-        </w:rPr>
-        <w:t>Die Absicherung des Gleichstromkreises erfolgt durch zwei 30</w:t>
-      </w:r>
-      <w:r>
-        <w:rPr>
-          <w:rFonts w:ascii="Arial" w:hAnsi="Arial" w:cs="Arial"/>
-        </w:rPr>
-        <w:t> </w:t>
-      </w:r>
-      <w:r>
-        <w:rPr>
-          <w:rFonts w:cs="Arial"/>
-        </w:rPr>
-        <w:t>A-Sicherungen in Reihe: eine Blade-Sicherung direkt am Batteriepol sowie ein Sicherungshalter vor dem MultiPlus. Die Auslegung auf 30</w:t>
-      </w:r>
-      <w:r>
-        <w:rPr>
-          <w:rFonts w:ascii="Arial" w:hAnsi="Arial" w:cs="Arial"/>
-        </w:rPr>
-        <w:t> </w:t>
-      </w:r>
-      <w:r>
-        <w:rPr>
-          <w:rFonts w:cs="Arial"/>
-        </w:rPr>
-        <w:t>A ber</w:t>
-      </w:r>
-      <w:r>
-        <w:rPr>
-          <w:rFonts w:ascii="Aptos" w:hAnsi="Aptos" w:cs="Aptos"/>
-        </w:rPr>
-        <w:t>ü</w:t>
-      </w:r>
-      <w:r>
-        <w:rPr>
-          <w:rFonts w:cs="Arial"/>
-        </w:rPr>
-        <w:t>cksichtigt den maximalen Ladestrom des MultiPlus von 35</w:t>
-      </w:r>
-      <w:r>
-        <w:rPr>
-          <w:rFonts w:ascii="Arial" w:hAnsi="Arial" w:cs="Arial"/>
-        </w:rPr>
-        <w:t> </w:t>
-      </w:r>
-      <w:r>
-        <w:rPr>
-          <w:rFonts w:cs="Arial"/>
-        </w:rPr>
-        <w:t>A und sch</w:t>
-      </w:r>
-      <w:r>
-        <w:rPr>
-          <w:rFonts w:ascii="Aptos" w:hAnsi="Aptos" w:cs="Aptos"/>
-        </w:rPr>
-        <w:t>ü</w:t>
-      </w:r>
-      <w:r>
-        <w:rPr>
-          <w:rFonts w:cs="Arial"/>
-        </w:rPr>
-        <w:t>tzt gleichzeitig den gew</w:t>
-      </w:r>
-      <w:r>
-        <w:rPr>
-          <w:rFonts w:ascii="Aptos" w:hAnsi="Aptos" w:cs="Aptos"/>
-        </w:rPr>
-        <w:t>ä</w:t>
-      </w:r>
-      <w:r>
-        <w:rPr>
-          <w:rFonts w:cs="Arial"/>
-        </w:rPr>
-        <w:t>hlten Leitungsquerschnitt von 6</w:t>
-      </w:r>
-      <w:r>
-        <w:rPr>
-          <w:rFonts w:ascii="Arial" w:hAnsi="Arial" w:cs="Arial"/>
-        </w:rPr>
-        <w:t> </w:t>
-      </w:r>
-      <w:r>
-        <w:rPr>
-          <w:rFonts w:cs="Arial"/>
-        </w:rPr>
-        <w:t>mm</w:t>
-      </w:r>
-      <w:r>
-        <w:rPr>
-          <w:rFonts w:ascii="Aptos" w:hAnsi="Aptos" w:cs="Aptos"/>
-        </w:rPr>
-        <w:t>²</w:t>
-      </w:r>
-      <w:r>
-        <w:rPr>
-          <w:rFonts w:cs="Arial"/>
-        </w:rPr>
-        <w:t xml:space="preserve"> zuverl</w:t>
-      </w:r>
-      <w:r>
-        <w:rPr>
-          <w:rFonts w:ascii="Aptos" w:hAnsi="Aptos" w:cs="Aptos"/>
-        </w:rPr>
-        <w:t>ä</w:t>
-      </w:r>
-      <w:r>
-        <w:rPr>
-          <w:rFonts w:cs="Arial"/>
-        </w:rPr>
-        <w:t xml:space="preserve">ssig vor </w:t>
-      </w:r>
-      <w:r>
-        <w:rPr>
-          <w:rFonts w:ascii="Aptos" w:hAnsi="Aptos" w:cs="Aptos"/>
-        </w:rPr>
-        <w:t>Ü</w:t>
-      </w:r>
-      <w:r>
-        <w:rPr>
-          <w:rFonts w:cs="Arial"/>
-        </w:rPr>
-        <w:t>berlast [1].</w:t>
+        <w:pStyle w:val="Literaturverzeichnis"/>
+        <w:rPr>
+          <w:rFonts w:ascii="Aptos" w:hAnsi="Aptos"/>
+        </w:rPr>
+      </w:pPr>
+      <w:r>
+        <w:fldChar w:fldCharType="begin"/>
+      </w:r>
+      <w:r>
+        <w:instrText xml:space="preserve"> ADDIN ZOTERO_BIBL {"uncited":[],"omitted":[],"custom":[]} CSL_BIBLIOGRAPHY </w:instrText>
+      </w:r>
+      <w:r>
+        <w:fldChar w:fldCharType="separate"/>
+      </w:r>
+      <w:r>
+        <w:rPr>
+          <w:rFonts w:ascii="Aptos" w:hAnsi="Aptos"/>
+        </w:rPr>
+        <w:t>[1]</w:t>
+      </w:r>
+      <w:r>
+        <w:rPr>
+          <w:rFonts w:ascii="Aptos" w:hAnsi="Aptos"/>
+        </w:rPr>
+        <w:tab/>
+        <w:t>Photovoltaik.org, „Bedeutung der Photovoltaik-Kennlinie“, Photovoltaik.org. Zugegriffen: 27. Januar 2026. [Online]. Verfügbar unter: https://photovoltaik.org/solarstrom/elektro/kennlinie</w:t>
       </w:r>
     </w:p>
     <w:p>
       <w:pPr>
-        <w:ind w:left="708"/>
-        <w:jc w:val="both"/>
-        <w:rPr>
-          <w:rFonts w:cs="Arial"/>
-          <w:b/>
-          <w:bCs/>
-        </w:rPr>
-      </w:pPr>
-      <w:r>
-        <w:rPr>
-          <w:rFonts w:cs="Arial"/>
-          <w:b/>
-          <w:bCs/>
-        </w:rPr>
-        <w:t>Quellenverzeichnis</w:t>
+        <w:pStyle w:val="Literaturverzeichnis"/>
+        <w:rPr>
+          <w:rFonts w:ascii="Aptos" w:hAnsi="Aptos"/>
+        </w:rPr>
+      </w:pPr>
+      <w:r>
+        <w:rPr>
+          <w:rFonts w:ascii="Aptos" w:hAnsi="Aptos"/>
+        </w:rPr>
+        <w:t>[2]</w:t>
+      </w:r>
+      <w:r>
+        <w:rPr>
+          <w:rFonts w:ascii="Aptos" w:hAnsi="Aptos"/>
+        </w:rPr>
+        <w:tab/>
+        <w:t>„2. Allgemeine Beschreibung“. Zugegriffen: 5. Februar 2026. [Online]. Verfügbar unter: https://www.victronenergy.com/media/pg/SmartSolar_MPPT_RS/de/general-description.html</w:t>
       </w:r>
     </w:p>
     <w:p>
       <w:pPr>
-        <w:ind w:left="708"/>
-        <w:jc w:val="both"/>
-        <w:rPr>
-          <w:rFonts w:cs="Arial"/>
-        </w:rPr>
-      </w:pPr>
-      <w:r>
-        <w:rPr>
-          <w:rFonts w:cs="Arial"/>
-        </w:rPr>
-        <w:t>[1]</w:t>
-      </w:r>
-      <w:r>
-        <w:rPr>
-          <w:rFonts w:cs="Arial"/>
+        <w:pStyle w:val="Literaturverzeichnis"/>
+        <w:rPr>
+          <w:rFonts w:ascii="Aptos" w:hAnsi="Aptos"/>
+        </w:rPr>
+      </w:pPr>
+      <w:r>
+        <w:rPr>
+          <w:rFonts w:ascii="Aptos" w:hAnsi="Aptos"/>
+        </w:rPr>
+        <w:t>[3]</w:t>
+      </w:r>
+      <w:r>
+        <w:rPr>
+          <w:rFonts w:ascii="Aptos" w:hAnsi="Aptos"/>
         </w:rPr>
         <w:tab/>
-        <w:t>Victron Energy, „MultiPlus 12/800/35-16 Datenblatt,“ Victron Energy B.V. [Online]. Verfügbar: https://www.victronenergy.com/inverters-chargers/multiplus</w:t>
+        <w:t>„Zeitliche Variation der Sonnen­ein­strah­lung“, pv-wissen.de. Zugegriffen: 6. Februar 2026. [Online]. Verfügbar unter: https://www.pv-wissen.de/zeitliche-variation-der-sonneneinstrahlung/</w:t>
       </w:r>
     </w:p>
     <w:p>
       <w:pPr>
-        <w:ind w:left="708"/>
-        <w:jc w:val="both"/>
-        <w:rPr>
-          <w:rFonts w:cs="Arial"/>
-        </w:rPr>
-      </w:pPr>
-      <w:r>
-        <w:rPr>
-          <w:rFonts w:cs="Arial"/>
-        </w:rPr>
-        <w:t>[2]</w:t>
-      </w:r>
-      <w:r>
-        <w:rPr>
-          <w:rFonts w:cs="Arial"/>
+        <w:pStyle w:val="Literaturverzeichnis"/>
+        <w:rPr>
+          <w:rFonts w:ascii="Aptos" w:hAnsi="Aptos"/>
+        </w:rPr>
+      </w:pPr>
+      <w:r>
+        <w:rPr>
+          <w:rFonts w:ascii="Aptos" w:hAnsi="Aptos"/>
+        </w:rPr>
+        <w:t>[4]</w:t>
+      </w:r>
+      <w:r>
+        <w:rPr>
+          <w:rFonts w:ascii="Aptos" w:hAnsi="Aptos"/>
         </w:rPr>
         <w:tab/>
-        <w:t>Victron Energy, „SmartShunt 500A Datenblatt,“ Victron Energy B.V. [Online]. Verfügbar: https://www.victronenergy.com/battery-monitors/smart-battery-shunt</w:t>
+        <w:t>„Sonnenstand“, pv-wissen.de. Zugegriffen: 6. Februar 2026. [Online]. Verfügbar unter: https://www.pv-wissen.de/sonnenstand/</w:t>
       </w:r>
     </w:p>
     <w:p>
       <w:pPr>
-        <w:ind w:left="708"/>
-        <w:jc w:val="both"/>
-        <w:rPr>
-          <w:rFonts w:cs="Arial"/>
-        </w:rPr>
-      </w:pPr>
-      <w:r>
-        <w:rPr>
-          <w:rFonts w:cs="Arial"/>
-          <w:lang w:val="en-GB"/>
-        </w:rPr>
-        <w:t>[3]</w:t>
-      </w:r>
-      <w:r>
-        <w:rPr>
-          <w:rFonts w:cs="Arial"/>
-          <w:lang w:val="en-GB"/>
+        <w:pStyle w:val="Literaturverzeichnis"/>
+        <w:rPr>
+          <w:rFonts w:ascii="Aptos" w:hAnsi="Aptos"/>
+        </w:rPr>
+      </w:pPr>
+      <w:r>
+        <w:rPr>
+          <w:rFonts w:ascii="Aptos" w:hAnsi="Aptos"/>
+        </w:rPr>
+        <w:t>[5]</w:t>
+      </w:r>
+      <w:r>
+        <w:rPr>
+          <w:rFonts w:ascii="Aptos" w:hAnsi="Aptos"/>
         </w:rPr>
         <w:tab/>
-        <w:t xml:space="preserve">Victron Energy, „Cerbo GX </w:t>
-      </w:r>
-      <w:proofErr w:type="spellStart"/>
-      <w:proofErr w:type="gramStart"/>
-      <w:r>
-        <w:rPr>
-          <w:rFonts w:cs="Arial"/>
-          <w:lang w:val="en-GB"/>
-        </w:rPr>
-        <w:t>Handbuch</w:t>
-      </w:r>
-      <w:proofErr w:type="spellEnd"/>
-      <w:r>
-        <w:rPr>
-          <w:rFonts w:cs="Arial"/>
-          <w:lang w:val="en-GB"/>
-        </w:rPr>
-        <w:t>,“</w:t>
-      </w:r>
-      <w:proofErr w:type="gramEnd"/>
-      <w:r>
-        <w:rPr>
-          <w:rFonts w:cs="Arial"/>
-          <w:lang w:val="en-GB"/>
-        </w:rPr>
-        <w:t xml:space="preserve"> Victron Energy B.V. [Online]. </w:t>
-      </w:r>
-      <w:r>
-        <w:rPr>
-          <w:rFonts w:cs="Arial"/>
-        </w:rPr>
-        <w:t>Verfügbar: https://www.victronenergy.com/communication-centres/cerbo-gx</w:t>
+        <w:t>„enjoysolar_Monokristallines_Solarmodul_DATENBLATT_1100180_DE.pdf“. Zugegriffen: 6. Februar 2026. [Online]. Verfügbar unter: https://solarv.de/Datenblatt/2023/12/SOLAR/enjoysolar_Monokristallines_Solarmodul_DATENBLATT_1100180_DE.pdf</w:t>
       </w:r>
     </w:p>
     <w:p>
       <w:pPr>
-        <w:ind w:left="708"/>
-        <w:jc w:val="both"/>
-        <w:rPr>
-          <w:rFonts w:cs="Arial"/>
-        </w:rPr>
-      </w:pPr>
-      <w:r>
-        <w:rPr>
-          <w:rFonts w:cs="Arial"/>
-        </w:rPr>
-        <w:t>[4]</w:t>
-      </w:r>
-      <w:r>
-        <w:rPr>
-          <w:rFonts w:cs="Arial"/>
+        <w:pStyle w:val="Literaturverzeichnis"/>
+        <w:rPr>
+          <w:rFonts w:ascii="Aptos" w:hAnsi="Aptos"/>
+        </w:rPr>
+      </w:pPr>
+      <w:r>
+        <w:rPr>
+          <w:rFonts w:ascii="Aptos" w:hAnsi="Aptos"/>
+        </w:rPr>
+        <w:t>[6]</w:t>
+      </w:r>
+      <w:r>
+        <w:rPr>
+          <w:rFonts w:ascii="Aptos" w:hAnsi="Aptos"/>
         </w:rPr>
         <w:tab/>
-        <w:t>Victron Energy, „Orion-</w:t>
-      </w:r>
-      <w:proofErr w:type="spellStart"/>
-      <w:r>
-        <w:rPr>
-          <w:rFonts w:cs="Arial"/>
-        </w:rPr>
-        <w:t>Tr</w:t>
-      </w:r>
-      <w:proofErr w:type="spellEnd"/>
-      <w:r>
-        <w:rPr>
-          <w:rFonts w:cs="Arial"/>
-        </w:rPr>
-        <w:t xml:space="preserve"> Smart DC-DC Charger Datenblatt,“ Victron Energy B.V. [Online]. Verfügbar: https://www.victronenergy.com/dc-dc-converters/orion-tr-smart</w:t>
+        <w:t>„Welchen Ertrag liefert eine Photovoltaikanlage im Winter?“, Solarenergie: Informationen zu Photovoltaik und mehr. Zugegriffen: 6. Februar 2026. [Online]. Verfügbar unter: https://www.solarenergie.de/photovoltaikanlage/finanzielles/lohnt-sich-photovoltaik/photovoltaik-im-winter</w:t>
       </w:r>
     </w:p>
     <w:p>
       <w:pPr>
-        <w:ind w:left="708"/>
-        <w:jc w:val="both"/>
-        <w:rPr>
-          <w:rFonts w:cs="Arial"/>
-        </w:rPr>
-      </w:pPr>
-      <w:r>
-        <w:rPr>
-          <w:rFonts w:cs="Arial"/>
-        </w:rPr>
-        <w:t>[5]</w:t>
-      </w:r>
-      <w:r>
-        <w:rPr>
-          <w:rFonts w:cs="Arial"/>
+        <w:pStyle w:val="Literaturverzeichnis"/>
+        <w:rPr>
+          <w:rFonts w:ascii="Aptos" w:hAnsi="Aptos"/>
+        </w:rPr>
+      </w:pPr>
+      <w:r>
+        <w:rPr>
+          <w:rFonts w:ascii="Aptos" w:hAnsi="Aptos"/>
+          <w:lang w:val="en-GB"/>
+        </w:rPr>
+        <w:t>[7]</w:t>
+      </w:r>
+      <w:r>
+        <w:rPr>
+          <w:rFonts w:ascii="Aptos" w:hAnsi="Aptos"/>
+          <w:lang w:val="en-GB"/>
         </w:rPr>
         <w:tab/>
-      </w:r>
-      <w:proofErr w:type="spellStart"/>
-      <w:r>
-        <w:rPr>
-          <w:rFonts w:cs="Arial"/>
-        </w:rPr>
-        <w:t>KiCad</w:t>
-      </w:r>
-      <w:proofErr w:type="spellEnd"/>
-      <w:r>
-        <w:rPr>
-          <w:rFonts w:cs="Arial"/>
-        </w:rPr>
-        <w:t xml:space="preserve"> EDA, „</w:t>
-      </w:r>
-      <w:proofErr w:type="spellStart"/>
-      <w:r>
-        <w:rPr>
-          <w:rFonts w:cs="Arial"/>
-        </w:rPr>
-        <w:t>KiCad</w:t>
-      </w:r>
-      <w:proofErr w:type="spellEnd"/>
-      <w:r>
-        <w:rPr>
-          <w:rFonts w:cs="Arial"/>
-        </w:rPr>
-        <w:t xml:space="preserve"> E.D.A. Version 9.0.5,“ </w:t>
-      </w:r>
-      <w:proofErr w:type="spellStart"/>
-      <w:r>
-        <w:rPr>
-          <w:rFonts w:cs="Arial"/>
-        </w:rPr>
-        <w:t>KiCad</w:t>
-      </w:r>
-      <w:proofErr w:type="spellEnd"/>
-      <w:r>
-        <w:rPr>
-          <w:rFonts w:cs="Arial"/>
-        </w:rPr>
-        <w:t xml:space="preserve"> Services Corporation. [Online]. Verfügbar: https://www.kicad.org</w:t>
+        <w:t xml:space="preserve">„Datasheet-Cerbo-GX-GX-Touch-DE.pdf“. </w:t>
+      </w:r>
+      <w:r>
+        <w:rPr>
+          <w:rFonts w:ascii="Aptos" w:hAnsi="Aptos"/>
+        </w:rPr>
+        <w:t>Zugegriffen: 16. Februar 2026. [Online]. Verfügbar unter: https://www.victronenergy.de/upload/documents/Datasheet-Cerbo-GX-GX-Touch-DE.pdf</w:t>
       </w:r>
     </w:p>
     <w:p>
       <w:pPr>
-        <w:ind w:left="708"/>
-        <w:jc w:val="both"/>
-        <w:rPr>
-          <w:rFonts w:cs="Arial"/>
-        </w:rPr>
-      </w:pPr>
+        <w:pStyle w:val="Literaturverzeichnis"/>
+        <w:rPr>
+          <w:rFonts w:ascii="Aptos" w:hAnsi="Aptos"/>
+        </w:rPr>
+      </w:pPr>
+      <w:r>
+        <w:rPr>
+          <w:rFonts w:ascii="Aptos" w:hAnsi="Aptos"/>
+        </w:rPr>
+        <w:t>[8]</w:t>
+      </w:r>
+      <w:r>
+        <w:rPr>
+          <w:rFonts w:ascii="Aptos" w:hAnsi="Aptos"/>
+        </w:rPr>
+        <w:tab/>
+        <w:t>„Datasheet-SmartShunt-DE.pdf“. Zugegriffen: 16. Februar 2026. [Online]. Verfügbar unter: https://www.victronenergy.de/upload/documents/Datasheet-SmartShunt-DE.pdf</w:t>
+      </w:r>
     </w:p>
     <w:p>
       <w:pPr>
-        <w:ind w:left="708"/>
-        <w:jc w:val="both"/>
-        <w:rPr>
-          <w:rFonts w:cs="Arial"/>
-        </w:rPr>
-      </w:pPr>
+        <w:pStyle w:val="Literaturverzeichnis"/>
+        <w:rPr>
+          <w:rFonts w:ascii="Aptos" w:hAnsi="Aptos"/>
+        </w:rPr>
+      </w:pPr>
+      <w:r>
+        <w:rPr>
+          <w:rFonts w:ascii="Aptos" w:hAnsi="Aptos"/>
+        </w:rPr>
+        <w:t>[9]</w:t>
+      </w:r>
+      <w:r>
+        <w:rPr>
+          <w:rFonts w:ascii="Aptos" w:hAnsi="Aptos"/>
+        </w:rPr>
+        <w:tab/>
+        <w:t>„Datasheet-MultiPlus-inverter-charger-800VA-5kVA-DE.pdf“. Zugegriffen: 16. Februar 2026. [Online]. Verfügbar unter: https://www.victronenergy.com/upload/documents/Datasheet-MultiPlus-inverter-charger-800VA-5kVA-DE.pdf</w:t>
+      </w:r>
     </w:p>
     <w:p>
       <w:pPr>
-        <w:ind w:left="708"/>
-        <w:jc w:val="both"/>
-        <w:rPr>
-          <w:rFonts w:cs="Arial"/>
-        </w:rPr>
-      </w:pPr>
+        <w:pStyle w:val="Literaturverzeichnis"/>
+        <w:rPr>
+          <w:rFonts w:ascii="Aptos" w:hAnsi="Aptos"/>
+        </w:rPr>
+      </w:pPr>
+      <w:r>
+        <w:rPr>
+          <w:rFonts w:ascii="Aptos" w:hAnsi="Aptos"/>
+          <w:lang w:val="en-GB"/>
+        </w:rPr>
+        <w:t>[10]</w:t>
+      </w:r>
+      <w:r>
+        <w:rPr>
+          <w:rFonts w:ascii="Aptos" w:hAnsi="Aptos"/>
+          <w:lang w:val="en-GB"/>
+        </w:rPr>
+        <w:tab/>
+        <w:t xml:space="preserve">„Datasheet-AGM-Super-Cycle-battery-DE.pdf“. </w:t>
+      </w:r>
+      <w:r>
+        <w:rPr>
+          <w:rFonts w:ascii="Aptos" w:hAnsi="Aptos"/>
+        </w:rPr>
+        <w:t>Zugegriffen: 16. Februar 2026. [Online]. Verfügbar unter: https://www.victronenergy.de/upload/documents/Datasheet-AGM-Super-Cycle-battery-DE.pdf</w:t>
+      </w:r>
     </w:p>
     <w:p>
       <w:pPr>
-        <w:ind w:left="708"/>
-        <w:jc w:val="both"/>
-        <w:rPr>
-          <w:rFonts w:cs="Arial"/>
-        </w:rPr>
-      </w:pPr>
+        <w:pStyle w:val="Literaturverzeichnis"/>
+        <w:rPr>
+          <w:rFonts w:ascii="Aptos" w:hAnsi="Aptos"/>
+        </w:rPr>
+      </w:pPr>
+      <w:r>
+        <w:rPr>
+          <w:rFonts w:ascii="Aptos" w:hAnsi="Aptos"/>
+          <w:lang w:val="en-GB"/>
+        </w:rPr>
+        <w:t>[11]</w:t>
+      </w:r>
+      <w:r>
+        <w:rPr>
+          <w:rFonts w:ascii="Aptos" w:hAnsi="Aptos"/>
+          <w:lang w:val="en-GB"/>
+        </w:rPr>
+        <w:tab/>
+        <w:t xml:space="preserve">„How to Optimize AGM Battery Performance for Maximum Lifespan?“, How to Optimize AGM Battery Performance for Maximum Lifespan? </w:t>
+      </w:r>
+      <w:r>
+        <w:rPr>
+          <w:rFonts w:ascii="Aptos" w:hAnsi="Aptos"/>
+        </w:rPr>
+        <w:t>Zugegriffen: 16. Februar 2026. [Online]. Verfügbar unter: https://www.longwaybattery.com/de/blog/optimize-agm-battery-performance-maximum-lifespan/index.html</w:t>
+      </w:r>
     </w:p>
     <w:p>
       <w:pPr>
-        <w:pStyle w:val="berschrift1"/>
-      </w:pPr>
-      <w:bookmarkStart w:id="36" w:name="_Toc222739166"/>
-      <w:r>
-        <w:t>4.9 Zusammenfassung und Ausblick</w:t>
-      </w:r>
-      <w:bookmarkEnd w:id="36"/>
+        <w:pStyle w:val="Literaturverzeichnis"/>
+        <w:rPr>
+          <w:rFonts w:ascii="Aptos" w:hAnsi="Aptos"/>
+        </w:rPr>
+      </w:pPr>
+      <w:r>
+        <w:rPr>
+          <w:rFonts w:ascii="Aptos" w:hAnsi="Aptos"/>
+          <w:lang w:val="en-GB"/>
+        </w:rPr>
+        <w:t>[12]</w:t>
+      </w:r>
+      <w:r>
+        <w:rPr>
+          <w:rFonts w:ascii="Aptos" w:hAnsi="Aptos"/>
+          <w:lang w:val="en-GB"/>
+        </w:rPr>
+        <w:tab/>
+        <w:t xml:space="preserve">„Datasheet-Orion-Tr-Smart-DC-DC-chargers-isolated-250-400W-DE.pdf“. </w:t>
+      </w:r>
+      <w:r>
+        <w:rPr>
+          <w:rFonts w:ascii="Aptos" w:hAnsi="Aptos"/>
+        </w:rPr>
+        <w:t>Zugegriffen: 17. Februar 2026. [Online]. Verfügbar unter: https://www.victronenergy.de/upload/documents/Datasheet-Orion-Tr-Smart-DC-DC-chargers-isolated-250-400W-DE.pdf</w:t>
+      </w:r>
     </w:p>
     <w:p>
       <w:pPr>
-        <w:ind w:left="708"/>
-        <w:jc w:val="both"/>
-        <w:rPr>
-          <w:rFonts w:cs="Arial"/>
-        </w:rPr>
-      </w:pPr>
-      <w:r>
-        <w:rPr>
-          <w:rFonts w:cs="Arial"/>
-        </w:rPr>
-        <w:t>Das Ziel dieses Teils der Diplomarbeit war der Aufbau und die Inbetriebnahme eines hybriden Energie-Management-Systems für ein automatisiertes Gewächshaus sowie die wirtschaftliche Bewertung des Konzepts. Im Folgenden werden die erreichten Ergebnisse bewertet und Potenziale für eine Weiterentwicklung aufgezeigt.</w:t>
+        <w:pStyle w:val="Literaturverzeichnis"/>
+        <w:rPr>
+          <w:rFonts w:ascii="Aptos" w:hAnsi="Aptos"/>
+        </w:rPr>
+      </w:pPr>
+      <w:r>
+        <w:rPr>
+          <w:rFonts w:ascii="Aptos" w:hAnsi="Aptos"/>
+        </w:rPr>
+        <w:t>[13]</w:t>
+      </w:r>
+      <w:r>
+        <w:rPr>
+          <w:rFonts w:ascii="Aptos" w:hAnsi="Aptos"/>
+        </w:rPr>
+        <w:tab/>
+        <w:t>„Batterietechnologien: Unterschiede und welche ist die richtige für mi“, Batterietechnologien: Unterschiede und welche ist die richtige für mi. Zugegriffen: 17. Februar 2026. [Online]. Verfügbar unter: https://www.ective.de/blog/batterietechnologien-unterschiede-und-die-richtige-fuer-mich</w:t>
       </w:r>
     </w:p>
     <w:p>
       <w:pPr>
-        <w:pStyle w:val="berschrift2"/>
-      </w:pPr>
-      <w:bookmarkStart w:id="37" w:name="_Toc222739167"/>
-      <w:r>
-        <w:t>4.9.1 Erreichte Ziele und Erfahrungen</w:t>
-      </w:r>
-      <w:bookmarkEnd w:id="37"/>
+        <w:pStyle w:val="Literaturverzeichnis"/>
+        <w:rPr>
+          <w:rFonts w:ascii="Aptos" w:hAnsi="Aptos"/>
+        </w:rPr>
+      </w:pPr>
+      <w:r>
+        <w:rPr>
+          <w:rFonts w:ascii="Aptos" w:hAnsi="Aptos"/>
+        </w:rPr>
+        <w:lastRenderedPageBreak/>
+        <w:t>[14]</w:t>
+      </w:r>
+      <w:r>
+        <w:rPr>
+          <w:rFonts w:ascii="Aptos" w:hAnsi="Aptos"/>
+        </w:rPr>
+        <w:tab/>
+        <w:t>„2.1 AGM vs. Lithium - Was ist besser?“ Zugegriffen: 17. Februar 2026. [Online]. Verfügbar unter: http://greenboatsolutions.de/ratgeber/agm-vs-lithium?srsltid=AfmBOoq4MEVKskN6v5GYbOgMlML4Zs3DHCf-YTXt-HHQTaIWApUYtA6a</w:t>
+      </w:r>
     </w:p>
     <w:p>
       <w:pPr>
-        <w:ind w:left="708"/>
-        <w:jc w:val="both"/>
-        <w:rPr>
-          <w:rFonts w:cs="Arial"/>
-        </w:rPr>
-      </w:pPr>
-      <w:r>
-        <w:rPr>
-          <w:rFonts w:cs="Arial"/>
-        </w:rPr>
-        <w:t>Die zwei zentralen Ziele dieses Projektteils konnten erfolgreich umgesetzt werden. Der Prototyp wurde vollständig aufgebaut und in Betrieb genommen. Das hybride Energiesystem bestehend aus einem 1</w:t>
-      </w:r>
-      <w:r>
-        <w:rPr>
-          <w:rFonts w:cs="Arial"/>
-        </w:rPr>
-        <w:t>8</w:t>
-      </w:r>
-      <w:r>
-        <w:rPr>
-          <w:rFonts w:cs="Arial"/>
-        </w:rPr>
-        <w:t>0</w:t>
-      </w:r>
-      <w:r>
-        <w:rPr>
-          <w:rFonts w:cs="Arial"/>
-        </w:rPr>
-        <w:t> </w:t>
-      </w:r>
-      <w:r>
-        <w:rPr>
-          <w:rFonts w:cs="Arial"/>
-        </w:rPr>
-        <w:t>W Photovoltaikmodul, einem 12</w:t>
-      </w:r>
-      <w:r>
-        <w:rPr>
-          <w:rFonts w:cs="Arial"/>
-        </w:rPr>
-        <w:t> </w:t>
-      </w:r>
-      <w:r>
-        <w:rPr>
-          <w:rFonts w:cs="Arial"/>
-        </w:rPr>
-        <w:t>V 100</w:t>
-      </w:r>
-      <w:r>
-        <w:rPr>
-          <w:rFonts w:cs="Arial"/>
-        </w:rPr>
-        <w:t> </w:t>
-      </w:r>
-      <w:r>
-        <w:rPr>
-          <w:rFonts w:cs="Arial"/>
-        </w:rPr>
-        <w:t xml:space="preserve">Ah </w:t>
-      </w:r>
-      <w:proofErr w:type="spellStart"/>
-      <w:r>
-        <w:rPr>
-          <w:rFonts w:cs="Arial"/>
-        </w:rPr>
-        <w:t>LiFePO</w:t>
-      </w:r>
-      <w:proofErr w:type="spellEnd"/>
-      <w:r>
-        <w:rPr>
-          <w:rFonts w:cs="Arial"/>
-        </w:rPr>
-        <w:t>₄-Akkusystem und dem Victron MultiPlus 12/800 arbeitet stabil und demonstriert das Zusammenspiel von PV-</w:t>
-      </w:r>
-      <w:r>
-        <w:rPr>
-          <w:rFonts w:cs="Arial"/>
-        </w:rPr>
-        <w:t>Energieerzeugung</w:t>
-      </w:r>
-      <w:r>
-        <w:rPr>
-          <w:rFonts w:cs="Arial"/>
-        </w:rPr>
-        <w:t>, Batteriespeicherung und Netz-Backup</w:t>
-      </w:r>
-      <w:r>
-        <w:rPr>
-          <w:rFonts w:cs="Arial"/>
-        </w:rPr>
-        <w:t xml:space="preserve">. </w:t>
-      </w:r>
-      <w:r>
-        <w:rPr>
-          <w:rFonts w:cs="Arial"/>
-        </w:rPr>
-        <w:t>Darüber hinaus wurde eine umfassende Wirtschaftlichkeitsanalyse durchgeführt, die zeigt, dass das Konzept bei einer Skalierung auf 10</w:t>
-      </w:r>
-      <w:r>
-        <w:rPr>
-          <w:rFonts w:cs="Arial"/>
-        </w:rPr>
-        <w:t> </w:t>
-      </w:r>
-      <w:r>
-        <w:rPr>
-          <w:rFonts w:cs="Arial"/>
-        </w:rPr>
-        <w:t>m² mit einer Amortisationszeit von rund 4,6</w:t>
-      </w:r>
-      <w:r>
-        <w:rPr>
-          <w:rFonts w:cs="Arial"/>
-        </w:rPr>
-        <w:t> J</w:t>
-      </w:r>
-      <w:r>
-        <w:rPr>
-          <w:rFonts w:cs="Arial"/>
-        </w:rPr>
-        <w:t>ahren und einem ROI von etwa 21,5</w:t>
-      </w:r>
-      <w:r>
-        <w:rPr>
-          <w:rFonts w:cs="Arial"/>
-        </w:rPr>
-        <w:t> </w:t>
-      </w:r>
-      <w:r>
-        <w:rPr>
-          <w:rFonts w:cs="Arial"/>
-        </w:rPr>
-        <w:t>% wirtschaftlich attraktiv ist.</w:t>
+        <w:pStyle w:val="Literaturverzeichnis"/>
+        <w:rPr>
+          <w:rFonts w:ascii="Aptos" w:hAnsi="Aptos"/>
+        </w:rPr>
+      </w:pPr>
+      <w:r>
+        <w:rPr>
+          <w:rFonts w:ascii="Aptos" w:hAnsi="Aptos"/>
+        </w:rPr>
+        <w:t>[15]</w:t>
+      </w:r>
+      <w:r>
+        <w:rPr>
+          <w:rFonts w:ascii="Aptos" w:hAnsi="Aptos"/>
+        </w:rPr>
+        <w:tab/>
+        <w:t>M. Vader, „Datenkommunikation mit Victron Energy Produkten“.</w:t>
       </w:r>
     </w:p>
     <w:p>
       <w:pPr>
-        <w:ind w:left="708"/>
-        <w:jc w:val="both"/>
-        <w:rPr>
-          <w:rFonts w:cs="Arial"/>
-        </w:rPr>
-      </w:pPr>
-      <w:r>
-        <w:rPr>
-          <w:rFonts w:cs="Arial"/>
-        </w:rPr>
-        <w:t>Eine reale Umsetzung</w:t>
-      </w:r>
-      <w:r>
-        <w:rPr>
-          <w:rFonts w:cs="Arial"/>
-        </w:rPr>
-        <w:t xml:space="preserve"> eines </w:t>
-      </w:r>
-      <w:r>
-        <w:rPr>
-          <w:rFonts w:cs="Arial"/>
-        </w:rPr>
-        <w:t>10</w:t>
-      </w:r>
-      <w:r>
-        <w:rPr>
-          <w:rFonts w:cs="Arial"/>
-        </w:rPr>
-        <w:t> </w:t>
-      </w:r>
-      <w:r>
-        <w:rPr>
-          <w:rFonts w:cs="Arial"/>
-        </w:rPr>
-        <w:t xml:space="preserve">m² </w:t>
-      </w:r>
-      <w:r>
-        <w:rPr>
-          <w:rFonts w:cs="Arial"/>
-        </w:rPr>
-        <w:t xml:space="preserve">Gewächshauses </w:t>
-      </w:r>
-      <w:r>
-        <w:rPr>
-          <w:rFonts w:cs="Arial"/>
-        </w:rPr>
-        <w:t>würde weitere Erkenntnisse liefern, insbesondere hinsichtlich der tatsächlichen Lastverteilung</w:t>
-      </w:r>
-      <w:r>
-        <w:rPr>
-          <w:rFonts w:cs="Arial"/>
-        </w:rPr>
-        <w:t xml:space="preserve">, </w:t>
-      </w:r>
-      <w:r>
-        <w:rPr>
-          <w:rFonts w:cs="Arial"/>
-        </w:rPr>
-        <w:t>des saisonalen Speicherverhaltens</w:t>
-      </w:r>
-      <w:r>
-        <w:rPr>
-          <w:rFonts w:cs="Arial"/>
-        </w:rPr>
-        <w:t xml:space="preserve"> und Kombinationsmöglichkeiten mit anderen erneuerbaren </w:t>
-      </w:r>
-      <w:r>
-        <w:rPr>
-          <w:rFonts w:cs="Arial"/>
-        </w:rPr>
-        <w:t>Energie Versorgungsarten</w:t>
-      </w:r>
-      <w:r>
-        <w:rPr>
-          <w:rFonts w:cs="Arial"/>
-        </w:rPr>
-        <w:t>. Zudem führten Kommunikationsmissverständnisse mit dem Projektsponsor im Verlauf der Arbeit zu Verzögerungen und einer notwendigen Neuausrichtung einzelner Anforderungen. Diese Erfahrung unterstreicht, wie wichtig eine frühzeitige und präzise Abstimmung der Erwartungen</w:t>
-      </w:r>
-      <w:r>
-        <w:rPr>
-          <w:rFonts w:cs="Arial"/>
-        </w:rPr>
-        <w:t xml:space="preserve">, </w:t>
-      </w:r>
-      <w:r>
-        <w:rPr>
-          <w:rFonts w:cs="Arial"/>
-        </w:rPr>
-        <w:t>Systemgrenzen</w:t>
-      </w:r>
-      <w:r>
-        <w:rPr>
-          <w:rFonts w:cs="Arial"/>
-        </w:rPr>
-        <w:t xml:space="preserve"> und Fähigkeiten</w:t>
-      </w:r>
-      <w:r>
-        <w:rPr>
-          <w:rFonts w:cs="Arial"/>
-        </w:rPr>
-        <w:t xml:space="preserve"> </w:t>
-      </w:r>
-      <w:r>
-        <w:rPr>
-          <w:rFonts w:cs="Arial"/>
-        </w:rPr>
-        <w:t>aller</w:t>
-      </w:r>
-      <w:r>
-        <w:rPr>
-          <w:rFonts w:cs="Arial"/>
-        </w:rPr>
-        <w:t xml:space="preserve"> Projektbeteiligten ist – insbesondere bei technischen Projekten mit externen Partnern.</w:t>
+        <w:pStyle w:val="Literaturverzeichnis"/>
+        <w:rPr>
+          <w:rFonts w:ascii="Aptos" w:hAnsi="Aptos"/>
+        </w:rPr>
+      </w:pPr>
+      <w:r>
+        <w:rPr>
+          <w:rFonts w:ascii="Aptos" w:hAnsi="Aptos"/>
+          <w:lang w:val="en-GB"/>
+        </w:rPr>
+        <w:t>[16]</w:t>
+      </w:r>
+      <w:r>
+        <w:rPr>
+          <w:rFonts w:ascii="Aptos" w:hAnsi="Aptos"/>
+          <w:lang w:val="en-GB"/>
+        </w:rPr>
+        <w:tab/>
+        <w:t xml:space="preserve">„GX Modbus-TCP Manual [Victron Energy]“. </w:t>
+      </w:r>
+      <w:r>
+        <w:rPr>
+          <w:rFonts w:ascii="Aptos" w:hAnsi="Aptos"/>
+        </w:rPr>
+        <w:t>Zugegriffen: 19. Februar 2026. [Online]. Verfügbar unter: https://www.victronenergy.com/live/ccgx:modbustcp_faq</w:t>
       </w:r>
     </w:p>
     <w:p>
       <w:pPr>
-        <w:pStyle w:val="berschrift2"/>
-      </w:pPr>
-      <w:bookmarkStart w:id="38" w:name="_Toc222739168"/>
-      <w:r>
-        <w:t>4.9.2 Optimierungspotenzial und Ausblick</w:t>
-      </w:r>
-      <w:bookmarkEnd w:id="38"/>
+        <w:pStyle w:val="Literaturverzeichnis"/>
+        <w:rPr>
+          <w:rFonts w:ascii="Aptos" w:hAnsi="Aptos"/>
+        </w:rPr>
+      </w:pPr>
+      <w:r>
+        <w:rPr>
+          <w:rFonts w:ascii="Aptos" w:hAnsi="Aptos"/>
+        </w:rPr>
+        <w:t>[17]</w:t>
+      </w:r>
+      <w:r>
+        <w:rPr>
+          <w:rFonts w:ascii="Aptos" w:hAnsi="Aptos"/>
+        </w:rPr>
+        <w:tab/>
+        <w:t>„Photovoltaik Kosten &amp; Ertrag inkl. PV Rechner - Salzburg AG für Energie, Verkehr &amp; Telekommunikation“. Zugegriffen: 19. Februar 2026. [Online]. Verfügbar unter: https://www.salzburg-ag.at/photovoltaik/privat/infos-ratgeber/wirtschaftlichkeit-finanzierung/pv-kosten-rechner.html</w:t>
+      </w:r>
     </w:p>
     <w:p>
       <w:pPr>
-        <w:ind w:left="708"/>
-        <w:jc w:val="both"/>
-        <w:rPr>
-          <w:rFonts w:cs="Arial"/>
-        </w:rPr>
-      </w:pPr>
-      <w:r>
-        <w:rPr>
-          <w:rFonts w:cs="Arial"/>
-        </w:rPr>
-        <w:t>Sollte ein solches System in einer realen Gewächshausanlage umgesetzt werden, ist die Standortanalyse ein entscheidender Planungsschritt. Die verfügbaren Energiequellen hängen stark von der geografischen Lage und den natürlichen Gegebenheiten ab. An windreichen Standorten kann eine Kleinwindanlage die saisonal geringere PV-Erzeugung im Winter sinnvoll ergänzen</w:t>
-      </w:r>
-      <w:r>
-        <w:rPr>
-          <w:rFonts w:cs="Arial"/>
-        </w:rPr>
-        <w:t xml:space="preserve"> </w:t>
-      </w:r>
-      <w:r>
-        <w:rPr>
-          <w:rFonts w:cs="Arial"/>
-        </w:rPr>
-        <w:t>und damit die Schwachstelle der PV</w:t>
-      </w:r>
-      <w:r>
-        <w:rPr>
-          <w:rFonts w:cs="Arial"/>
-        </w:rPr>
-        <w:t>-Anlage</w:t>
-      </w:r>
-      <w:r>
-        <w:rPr>
-          <w:rFonts w:cs="Arial"/>
-        </w:rPr>
-        <w:t xml:space="preserve"> ausgleicht. Bei Gewächshäusern in der Nähe von Bächen oder Flüssen könnte eine Kleinwasserkraft</w:t>
-      </w:r>
-      <w:r>
-        <w:rPr>
-          <w:rFonts w:cs="Arial"/>
-        </w:rPr>
-        <w:t>werk</w:t>
-      </w:r>
-      <w:r>
-        <w:rPr>
-          <w:rFonts w:cs="Arial"/>
-        </w:rPr>
-        <w:t xml:space="preserve"> als kontinuierliche Grundlastquelle geprüft werden, da Wasserkraft im Gegensatz zu PV</w:t>
-      </w:r>
-      <w:r>
-        <w:rPr>
-          <w:rFonts w:cs="Arial"/>
-        </w:rPr>
-        <w:t>-Energie</w:t>
-      </w:r>
-      <w:r>
-        <w:rPr>
-          <w:rFonts w:cs="Arial"/>
-        </w:rPr>
-        <w:t xml:space="preserve"> und Wind weitgehend wetterunabhängig ist. Ziel der Standortplanung sollte es sein, die vorhandenen natürlichen Ressourcen so zu kombinieren, dass eine möglichst hohe Versorgungssicherheit bei gleichzeitig niedrigen Erzeugungskosten erreicht wird.</w:t>
+        <w:pStyle w:val="Literaturverzeichnis"/>
+        <w:rPr>
+          <w:rFonts w:ascii="Aptos" w:hAnsi="Aptos"/>
+        </w:rPr>
+      </w:pPr>
+      <w:r>
+        <w:rPr>
+          <w:rFonts w:ascii="Aptos" w:hAnsi="Aptos"/>
+        </w:rPr>
+        <w:t>[18]</w:t>
+      </w:r>
+      <w:r>
+        <w:rPr>
+          <w:rFonts w:ascii="Aptos" w:hAnsi="Aptos"/>
+        </w:rPr>
+        <w:tab/>
+        <w:t>„Klima: Tirol in Österreich“, Laenderdaten.info. Zugegriffen: 20. Februar 2026. [Online]. Verfügbar unter: https://www.laenderdaten.info/Europa/Oesterreich/Klima-Tirol.php</w:t>
       </w:r>
     </w:p>
     <w:p>
       <w:pPr>
-        <w:ind w:left="708"/>
-        <w:jc w:val="both"/>
-        <w:rPr>
-          <w:rFonts w:cs="Arial"/>
-        </w:rPr>
-      </w:pPr>
-      <w:r>
-        <w:rPr>
-          <w:rFonts w:cs="Arial"/>
-        </w:rPr>
-        <w:t>Ein weiterer naheliegender Schritt ist die Skalierung des Konzepts auf größere Gewächshausanlagen. Die in dieser Arbeit durchgeführte Wirtschaftlichkeitsanalyse zeigt, dass größere Anlagen aufgrund niedrigerer spezifischer Kosten pro kWp tendenziell wirtschaftlicher sind. Bei einer Skalierung wären jedoch nicht nur die Komponentendimensionierung anzupassen, sondern auch die Systemarchitektur neu zu bewerten – etwa hinsichtlich der Wahl zwischen 12</w:t>
-      </w:r>
-      <w:r>
-        <w:rPr>
-          <w:rFonts w:cs="Arial"/>
-        </w:rPr>
-        <w:t> </w:t>
-      </w:r>
-      <w:r>
-        <w:rPr>
-          <w:rFonts w:cs="Arial"/>
-        </w:rPr>
-        <w:t>V, 24</w:t>
-      </w:r>
-      <w:r>
-        <w:rPr>
-          <w:rFonts w:cs="Arial"/>
-        </w:rPr>
-        <w:t> </w:t>
-      </w:r>
-      <w:r>
-        <w:rPr>
-          <w:rFonts w:cs="Arial"/>
-        </w:rPr>
-        <w:t>V oder 48</w:t>
-      </w:r>
-      <w:r>
-        <w:rPr>
-          <w:rFonts w:cs="Arial"/>
-        </w:rPr>
-        <w:t> </w:t>
-      </w:r>
-      <w:r>
-        <w:rPr>
-          <w:rFonts w:cs="Arial"/>
-        </w:rPr>
-        <w:t xml:space="preserve">V Systemspannung, der Anzahl der </w:t>
-      </w:r>
-      <w:r>
-        <w:rPr>
-          <w:rFonts w:cs="Arial"/>
-        </w:rPr>
-        <w:lastRenderedPageBreak/>
-        <w:t>Batteriemodule sowie der Leistungsklasse des Wechselrichters. Zudem würde eine größere Anlage die softwareseitige Laststeuerung deutlich relevanter machen, da bei mehreren parallel betriebenen Verbrauchern eine intelligente Priorisierung auf Basis von Echtzeitdaten – etwa über die MQTT-Schnittstelle des Cerbo GX – erhebliches Einsparpotenzial bietet.</w:t>
+        <w:pStyle w:val="Literaturverzeichnis"/>
+        <w:rPr>
+          <w:rFonts w:ascii="Aptos" w:hAnsi="Aptos"/>
+        </w:rPr>
+      </w:pPr>
+      <w:r>
+        <w:rPr>
+          <w:rFonts w:ascii="Aptos" w:hAnsi="Aptos"/>
+        </w:rPr>
+        <w:t>[19]</w:t>
+      </w:r>
+      <w:r>
+        <w:rPr>
+          <w:rFonts w:ascii="Aptos" w:hAnsi="Aptos"/>
+        </w:rPr>
+        <w:tab/>
+        <w:t>„Strompreisindizes: AEA - Österreichische Energieagentur“. Zugegriffen: 19. Februar 2026. [Online]. Verfügbar unter: https://www.energyagency.at/fakten/strompreisindizes</w:t>
       </w:r>
     </w:p>
     <w:p>
       <w:pPr>
-        <w:ind w:left="708"/>
-        <w:jc w:val="both"/>
-        <w:rPr>
-          <w:rFonts w:cs="Arial"/>
-        </w:rPr>
-      </w:pPr>
+        <w:pStyle w:val="Literaturverzeichnis"/>
+        <w:rPr>
+          <w:rFonts w:ascii="Aptos" w:hAnsi="Aptos"/>
+        </w:rPr>
+      </w:pPr>
+      <w:r>
+        <w:rPr>
+          <w:rFonts w:ascii="Aptos" w:hAnsi="Aptos"/>
+        </w:rPr>
+        <w:t>[20]</w:t>
+      </w:r>
+      <w:r>
+        <w:rPr>
+          <w:rFonts w:ascii="Aptos" w:hAnsi="Aptos"/>
+        </w:rPr>
+        <w:tab/>
+        <w:t>„Einspeisetarife in Österreich für Photovoltaik - Vergleich“. Zugegriffen: 20. Februar 2026. [Online]. Verfügbar unter: https://www.stromrechner.at/einspeisetarif</w:t>
+      </w:r>
     </w:p>
     <w:p>
-      <w:pPr>
-        <w:pStyle w:val="berschrift1"/>
-      </w:pPr>
-      <w:bookmarkStart w:id="39" w:name="_Toc222739169"/>
-      <w:r>
-        <w:t xml:space="preserve">5. </w:t>
-      </w:r>
-      <w:r>
-        <w:t>Quellenverzeichnis</w:t>
-      </w:r>
-      <w:bookmarkEnd w:id="39"/>
-    </w:p>
-    <w:p>
-      <w:pPr>
-        <w:pStyle w:val="Literaturverzeichnis"/>
-        <w:rPr>
-          <w:rFonts w:ascii="Aptos" w:hAnsi="Aptos"/>
-        </w:rPr>
-      </w:pPr>
-      <w:r>
-        <w:fldChar w:fldCharType="begin"/>
-      </w:r>
-      <w:r>
-        <w:instrText xml:space="preserve"> ADDIN ZOTERO_BIBL {"uncited":[],"omitted":[],"custom":[]} CSL_BIBLIOGRAPHY </w:instrText>
-      </w:r>
-      <w:r>
-        <w:fldChar w:fldCharType="separate"/>
-      </w:r>
-      <w:r>
-        <w:rPr>
-          <w:rFonts w:ascii="Aptos" w:hAnsi="Aptos"/>
-        </w:rPr>
-        <w:t>[1]</w:t>
-      </w:r>
-      <w:r>
-        <w:rPr>
-          <w:rFonts w:ascii="Aptos" w:hAnsi="Aptos"/>
-        </w:rPr>
-        <w:tab/>
-        <w:t>Photovoltaik.org, „Bedeutung der Photovoltaik-Kennlinie“, Photovoltaik.org. Zugegriffen: 27. Januar 2026. [Online]. Verfügbar unter: https://photovoltaik.org/solarstrom/elektro/kennlinie</w:t>
-      </w:r>
-    </w:p>
-    <w:p>
-      <w:pPr>
-        <w:pStyle w:val="Literaturverzeichnis"/>
-        <w:rPr>
-          <w:rFonts w:ascii="Aptos" w:hAnsi="Aptos"/>
-        </w:rPr>
-      </w:pPr>
-      <w:r>
-        <w:rPr>
-          <w:rFonts w:ascii="Aptos" w:hAnsi="Aptos"/>
-        </w:rPr>
-        <w:t>[2]</w:t>
-      </w:r>
-      <w:r>
-        <w:rPr>
-          <w:rFonts w:ascii="Aptos" w:hAnsi="Aptos"/>
-        </w:rPr>
-        <w:tab/>
-        <w:t>„2. Allgemeine Beschreibung“. Zugegriffen: 5. Februar 2026. [Online]. Verfügbar unter: https://www.victronenergy.com/media/pg/SmartSolar_MPPT_RS/de/general-description.html</w:t>
-      </w:r>
-    </w:p>
-    <w:p>
-      <w:pPr>
-        <w:pStyle w:val="Literaturverzeichnis"/>
-        <w:rPr>
-          <w:rFonts w:ascii="Aptos" w:hAnsi="Aptos"/>
-        </w:rPr>
-      </w:pPr>
-      <w:r>
-        <w:rPr>
-          <w:rFonts w:ascii="Aptos" w:hAnsi="Aptos"/>
-        </w:rPr>
-        <w:t>[3]</w:t>
-      </w:r>
-      <w:r>
-        <w:rPr>
-          <w:rFonts w:ascii="Aptos" w:hAnsi="Aptos"/>
-        </w:rPr>
-        <w:tab/>
-        <w:t>„Zeitliche Variation der Sonnen­ein­strah­lung“, pv-wissen.de. Zugegriffen: 6. Februar 2026. [Online]. Verfügbar unter: https://www.pv-wissen.de/zeitliche-variation-der-sonneneinstrahlung/</w:t>
-      </w:r>
-    </w:p>
-    <w:p>
-      <w:pPr>
-        <w:pStyle w:val="Literaturverzeichnis"/>
-        <w:rPr>
-          <w:rFonts w:ascii="Aptos" w:hAnsi="Aptos"/>
-        </w:rPr>
-      </w:pPr>
-      <w:r>
-        <w:rPr>
-          <w:rFonts w:ascii="Aptos" w:hAnsi="Aptos"/>
-        </w:rPr>
-        <w:t>[4]</w:t>
-      </w:r>
-      <w:r>
-        <w:rPr>
-          <w:rFonts w:ascii="Aptos" w:hAnsi="Aptos"/>
-        </w:rPr>
-        <w:tab/>
-        <w:t>„Sonnenstand“, pv-wissen.de. Zugegriffen: 6. Februar 2026. [Online]. Verfügbar unter: https://www.pv-wissen.de/sonnenstand/</w:t>
-      </w:r>
-    </w:p>
-    <w:p>
-      <w:pPr>
-        <w:pStyle w:val="Literaturverzeichnis"/>
-        <w:rPr>
-          <w:rFonts w:ascii="Aptos" w:hAnsi="Aptos"/>
-        </w:rPr>
-      </w:pPr>
-      <w:r>
-        <w:rPr>
-          <w:rFonts w:ascii="Aptos" w:hAnsi="Aptos"/>
-        </w:rPr>
-        <w:t>[5]</w:t>
-      </w:r>
-      <w:r>
-        <w:rPr>
-          <w:rFonts w:ascii="Aptos" w:hAnsi="Aptos"/>
-        </w:rPr>
-        <w:tab/>
-        <w:t>„enjoysolar_Monokristallines_Solarmodul_DATENBLATT_1100180_DE.pdf“. Zugegriffen: 6. Februar 2026. [Online]. Verfügbar unter: https://solarv.de/Datenblatt/2023/12/SOLAR/enjoysolar_Monokristallines_Solarmodul_DATENBLATT_1100180_DE.pdf</w:t>
-      </w:r>
-    </w:p>
-    <w:p>
-      <w:pPr>
-        <w:pStyle w:val="Literaturverzeichnis"/>
-        <w:rPr>
-          <w:rFonts w:ascii="Aptos" w:hAnsi="Aptos"/>
-        </w:rPr>
-      </w:pPr>
-      <w:r>
-        <w:rPr>
-          <w:rFonts w:ascii="Aptos" w:hAnsi="Aptos"/>
-        </w:rPr>
-        <w:t>[6]</w:t>
-      </w:r>
-      <w:r>
-        <w:rPr>
-          <w:rFonts w:ascii="Aptos" w:hAnsi="Aptos"/>
-        </w:rPr>
-        <w:tab/>
-        <w:t>„Welchen Ertrag liefert eine Photovoltaikanlage im Winter?“, Solarenergie: Informationen zu Photovoltaik und mehr. Zugegriffen: 6. Februar 2026. [Online]. Verfügbar unter: https://www.solarenergie.de/photovoltaikanlage/finanzielles/lohnt-sich-photovoltaik/photovoltaik-im-winter</w:t>
-      </w:r>
-    </w:p>
-    <w:p>
-      <w:pPr>
-        <w:pStyle w:val="Literaturverzeichnis"/>
-        <w:rPr>
-          <w:rFonts w:ascii="Aptos" w:hAnsi="Aptos"/>
-        </w:rPr>
-      </w:pPr>
-      <w:r>
-        <w:rPr>
-          <w:rFonts w:ascii="Aptos" w:hAnsi="Aptos"/>
-          <w:lang w:val="en-GB"/>
-        </w:rPr>
-        <w:t>[7]</w:t>
-      </w:r>
-      <w:r>
-        <w:rPr>
-          <w:rFonts w:ascii="Aptos" w:hAnsi="Aptos"/>
-          <w:lang w:val="en-GB"/>
-        </w:rPr>
-        <w:tab/>
-        <w:t xml:space="preserve">„Datasheet-Cerbo-GX-GX-Touch-DE.pdf“. </w:t>
-      </w:r>
-      <w:r>
-        <w:rPr>
-          <w:rFonts w:ascii="Aptos" w:hAnsi="Aptos"/>
-        </w:rPr>
-        <w:t>Zugegriffen: 16. Februar 2026. [Online]. Verfügbar unter: https://www.victronenergy.de/upload/documents/Datasheet-Cerbo-GX-GX-Touch-DE.pdf</w:t>
-      </w:r>
-    </w:p>
-    <w:p>
-      <w:pPr>
-        <w:pStyle w:val="Literaturverzeichnis"/>
-        <w:rPr>
-          <w:rFonts w:ascii="Aptos" w:hAnsi="Aptos"/>
-        </w:rPr>
-      </w:pPr>
-      <w:r>
-        <w:rPr>
-          <w:rFonts w:ascii="Aptos" w:hAnsi="Aptos"/>
-        </w:rPr>
-        <w:t>[8]</w:t>
-      </w:r>
-      <w:r>
-        <w:rPr>
-          <w:rFonts w:ascii="Aptos" w:hAnsi="Aptos"/>
-        </w:rPr>
-        <w:tab/>
-        <w:t>„Datasheet-SmartShunt-DE.pdf“. Zugegriffen: 16. Februar 2026. [Online]. Verfügbar unter: https://www.victronenergy.de/upload/documents/Datasheet-SmartShunt-DE.pdf</w:t>
-      </w:r>
-    </w:p>
-    <w:p>
-      <w:pPr>
-        <w:pStyle w:val="Literaturverzeichnis"/>
-        <w:rPr>
-          <w:rFonts w:ascii="Aptos" w:hAnsi="Aptos"/>
-        </w:rPr>
-      </w:pPr>
-      <w:r>
-        <w:rPr>
-          <w:rFonts w:ascii="Aptos" w:hAnsi="Aptos"/>
-        </w:rPr>
-        <w:t>[9]</w:t>
-      </w:r>
-      <w:r>
-        <w:rPr>
-          <w:rFonts w:ascii="Aptos" w:hAnsi="Aptos"/>
-        </w:rPr>
-        <w:tab/>
-        <w:t>„Datasheet-MultiPlus-inverter-charger-800VA-5kVA-DE.pdf“. Zugegriffen: 16. Februar 2026. [Online]. Verfügbar unter: https://www.victronenergy.com/upload/documents/Datasheet-MultiPlus-inverter-charger-800VA-5kVA-DE.pdf</w:t>
-      </w:r>
-    </w:p>
-    <w:p>
-      <w:pPr>
-        <w:pStyle w:val="Literaturverzeichnis"/>
-        <w:rPr>
-          <w:rFonts w:ascii="Aptos" w:hAnsi="Aptos"/>
-        </w:rPr>
-      </w:pPr>
-      <w:r>
-        <w:rPr>
-          <w:rFonts w:ascii="Aptos" w:hAnsi="Aptos"/>
-          <w:lang w:val="en-GB"/>
-        </w:rPr>
-        <w:t>[10]</w:t>
-      </w:r>
-      <w:r>
-        <w:rPr>
-          <w:rFonts w:ascii="Aptos" w:hAnsi="Aptos"/>
-          <w:lang w:val="en-GB"/>
-        </w:rPr>
-        <w:tab/>
-        <w:t xml:space="preserve">„Datasheet-AGM-Super-Cycle-battery-DE.pdf“. </w:t>
-      </w:r>
-      <w:r>
-        <w:rPr>
-          <w:rFonts w:ascii="Aptos" w:hAnsi="Aptos"/>
-        </w:rPr>
-        <w:t>Zugegriffen: 16. Februar 2026. [Online]. Verfügbar unter: https://www.victronenergy.de/upload/documents/Datasheet-AGM-Super-Cycle-battery-DE.pdf</w:t>
-      </w:r>
-    </w:p>
-    <w:p>
-      <w:pPr>
-        <w:pStyle w:val="Literaturverzeichnis"/>
-        <w:rPr>
-          <w:rFonts w:ascii="Aptos" w:hAnsi="Aptos"/>
-        </w:rPr>
-      </w:pPr>
-      <w:r>
-        <w:rPr>
-          <w:rFonts w:ascii="Aptos" w:hAnsi="Aptos"/>
-          <w:lang w:val="en-GB"/>
-        </w:rPr>
-        <w:t>[11]</w:t>
-      </w:r>
-      <w:r>
-        <w:rPr>
-          <w:rFonts w:ascii="Aptos" w:hAnsi="Aptos"/>
-          <w:lang w:val="en-GB"/>
-        </w:rPr>
-        <w:tab/>
-        <w:t xml:space="preserve">„How to Optimize AGM Battery Performance for Maximum Lifespan?“, How to Optimize AGM Battery Performance for Maximum Lifespan? </w:t>
-      </w:r>
-      <w:r>
-        <w:rPr>
-          <w:rFonts w:ascii="Aptos" w:hAnsi="Aptos"/>
-        </w:rPr>
-        <w:t>Zugegriffen: 16. Februar 2026. [Online]. Verfügbar unter: https://www.longwaybattery.com/de/blog/optimize-agm-battery-performance-maximum-lifespan/index.html</w:t>
-      </w:r>
-    </w:p>
-    <w:p>
-      <w:pPr>
-        <w:pStyle w:val="Literaturverzeichnis"/>
-        <w:rPr>
-          <w:rFonts w:ascii="Aptos" w:hAnsi="Aptos"/>
-        </w:rPr>
-      </w:pPr>
-      <w:r>
-        <w:rPr>
-          <w:rFonts w:ascii="Aptos" w:hAnsi="Aptos"/>
-          <w:lang w:val="en-GB"/>
-        </w:rPr>
-        <w:lastRenderedPageBreak/>
-        <w:t>[12]</w:t>
-      </w:r>
-      <w:r>
-        <w:rPr>
-          <w:rFonts w:ascii="Aptos" w:hAnsi="Aptos"/>
-          <w:lang w:val="en-GB"/>
-        </w:rPr>
-        <w:tab/>
-        <w:t xml:space="preserve">„Datasheet-Orion-Tr-Smart-DC-DC-chargers-isolated-250-400W-DE.pdf“. </w:t>
-      </w:r>
-      <w:r>
-        <w:rPr>
-          <w:rFonts w:ascii="Aptos" w:hAnsi="Aptos"/>
-        </w:rPr>
-        <w:t>Zugegriffen: 17. Februar 2026. [Online]. Verfügbar unter: https://www.victronenergy.de/upload/documents/Datasheet-Orion-Tr-Smart-DC-DC-chargers-isolated-250-400W-DE.pdf</w:t>
-      </w:r>
-    </w:p>
-    <w:p>
-      <w:pPr>
-        <w:pStyle w:val="Literaturverzeichnis"/>
-        <w:rPr>
-          <w:rFonts w:ascii="Aptos" w:hAnsi="Aptos"/>
-        </w:rPr>
-      </w:pPr>
-      <w:r>
-        <w:rPr>
-          <w:rFonts w:ascii="Aptos" w:hAnsi="Aptos"/>
-        </w:rPr>
-        <w:t>[13]</w:t>
-      </w:r>
-      <w:r>
-        <w:rPr>
-          <w:rFonts w:ascii="Aptos" w:hAnsi="Aptos"/>
-        </w:rPr>
-        <w:tab/>
-        <w:t>„Batterietechnologien: Unterschiede und welche ist die richtige für mi“, Batterietechnologien: Unterschiede und welche ist die richtige für mi. Zugegriffen: 17. Februar 2026. [Online]. Verfügbar unter: https://www.ective.de/blog/batterietechnologien-unterschiede-und-die-richtige-fuer-mich</w:t>
-      </w:r>
-    </w:p>
-    <w:p>
-      <w:pPr>
-        <w:pStyle w:val="Literaturverzeichnis"/>
-        <w:rPr>
-          <w:rFonts w:ascii="Aptos" w:hAnsi="Aptos"/>
-        </w:rPr>
-      </w:pPr>
-      <w:r>
-        <w:rPr>
-          <w:rFonts w:ascii="Aptos" w:hAnsi="Aptos"/>
-        </w:rPr>
-        <w:t>[14]</w:t>
-      </w:r>
-      <w:r>
-        <w:rPr>
-          <w:rFonts w:ascii="Aptos" w:hAnsi="Aptos"/>
-        </w:rPr>
-        <w:tab/>
-        <w:t>„2.1 AGM vs. Lithium - Was ist besser?“ Zugegriffen: 17. Februar 2026. [Online]. Verfügbar unter: http://greenboatsolutions.de/ratgeber/agm-vs-lithium?srsltid=AfmBOoq4MEVKskN6v5GYbOgMlML4Zs3DHCf-YTXt-HHQTaIWApUYtA6a</w:t>
-      </w:r>
-    </w:p>
-    <w:p>
-      <w:pPr>
-        <w:pStyle w:val="Literaturverzeichnis"/>
-        <w:rPr>
-          <w:rFonts w:ascii="Aptos" w:hAnsi="Aptos"/>
-        </w:rPr>
-      </w:pPr>
-      <w:r>
-        <w:rPr>
-          <w:rFonts w:ascii="Aptos" w:hAnsi="Aptos"/>
-        </w:rPr>
-        <w:t>[15]</w:t>
-      </w:r>
-      <w:r>
-        <w:rPr>
-          <w:rFonts w:ascii="Aptos" w:hAnsi="Aptos"/>
-        </w:rPr>
-        <w:tab/>
-        <w:t>M. Vader, „Datenkommunikation mit Victron Energy Produkten“.</w:t>
-      </w:r>
-    </w:p>
-    <w:p>
-      <w:pPr>
-        <w:pStyle w:val="Literaturverzeichnis"/>
-        <w:rPr>
-          <w:rFonts w:ascii="Aptos" w:hAnsi="Aptos"/>
-        </w:rPr>
-      </w:pPr>
-      <w:r>
-        <w:rPr>
-          <w:rFonts w:ascii="Aptos" w:hAnsi="Aptos"/>
-          <w:lang w:val="en-GB"/>
-        </w:rPr>
-        <w:t>[16]</w:t>
-      </w:r>
-      <w:r>
-        <w:rPr>
-          <w:rFonts w:ascii="Aptos" w:hAnsi="Aptos"/>
-          <w:lang w:val="en-GB"/>
-        </w:rPr>
-        <w:tab/>
-        <w:t xml:space="preserve">„GX Modbus-TCP Manual [Victron Energy]“. </w:t>
-      </w:r>
-      <w:r>
-        <w:rPr>
-          <w:rFonts w:ascii="Aptos" w:hAnsi="Aptos"/>
-        </w:rPr>
-        <w:t>Zugegriffen: 19. Februar 2026. [Online]. Verfügbar unter: https://www.victronenergy.com/live/ccgx:modbustcp_faq</w:t>
-      </w:r>
-    </w:p>
-    <w:p>
-      <w:pPr>
-        <w:pStyle w:val="Literaturverzeichnis"/>
-        <w:rPr>
-          <w:rFonts w:ascii="Aptos" w:hAnsi="Aptos"/>
-        </w:rPr>
-      </w:pPr>
-      <w:r>
-        <w:rPr>
-          <w:rFonts w:ascii="Aptos" w:hAnsi="Aptos"/>
-        </w:rPr>
-        <w:t>[17]</w:t>
-      </w:r>
-      <w:r>
-        <w:rPr>
-          <w:rFonts w:ascii="Aptos" w:hAnsi="Aptos"/>
-        </w:rPr>
-        <w:tab/>
-        <w:t>„Photovoltaik Kosten &amp; Ertrag inkl. PV Rechner - Salzburg AG für Energie, Verkehr &amp; Telekommunikation“. Zugegriffen: 19. Februar 2026. [Online]. Verfügbar unter: https://www.salzburg-ag.at/photovoltaik/privat/infos-ratgeber/wirtschaftlichkeit-finanzierung/pv-kosten-rechner.html</w:t>
-      </w:r>
-    </w:p>
-    <w:p>
-      <w:pPr>
-        <w:pStyle w:val="Literaturverzeichnis"/>
-        <w:rPr>
-          <w:rFonts w:ascii="Aptos" w:hAnsi="Aptos"/>
-        </w:rPr>
-      </w:pPr>
-      <w:r>
-        <w:rPr>
-          <w:rFonts w:ascii="Aptos" w:hAnsi="Aptos"/>
-        </w:rPr>
-        <w:t>[18]</w:t>
-      </w:r>
-      <w:r>
-        <w:rPr>
-          <w:rFonts w:ascii="Aptos" w:hAnsi="Aptos"/>
-        </w:rPr>
-        <w:tab/>
-        <w:t>„Klima: Tirol in Österreich“, Laenderdaten.info. Zugegriffen: 20. Februar 2026. [Online]. Verfügbar unter: https://www.laenderdaten.info/Europa/Oesterreich/Klima-Tirol.php</w:t>
-      </w:r>
-    </w:p>
-    <w:p>
-      <w:pPr>
-        <w:pStyle w:val="Literaturverzeichnis"/>
-        <w:rPr>
-          <w:rFonts w:ascii="Aptos" w:hAnsi="Aptos"/>
-        </w:rPr>
-      </w:pPr>
-      <w:r>
-        <w:rPr>
-          <w:rFonts w:ascii="Aptos" w:hAnsi="Aptos"/>
-        </w:rPr>
-        <w:t>[19]</w:t>
-      </w:r>
-      <w:r>
-        <w:rPr>
-          <w:rFonts w:ascii="Aptos" w:hAnsi="Aptos"/>
-        </w:rPr>
-        <w:tab/>
-        <w:t>„Strompreisindizes: AEA - Österreichische Energieagentur“. Zugegriffen: 19. Februar 2026. [Online]. Verfügbar unter: https://www.energyagency.at/fakten/strompreisindizes</w:t>
-      </w:r>
-    </w:p>
-    <w:p>
-      <w:pPr>
-        <w:pStyle w:val="Literaturverzeichnis"/>
-        <w:rPr>
-          <w:rFonts w:ascii="Aptos" w:hAnsi="Aptos"/>
-        </w:rPr>
-      </w:pPr>
-      <w:r>
-        <w:rPr>
-          <w:rFonts w:ascii="Aptos" w:hAnsi="Aptos"/>
-        </w:rPr>
-        <w:t>[20]</w:t>
-      </w:r>
-      <w:r>
-        <w:rPr>
-          <w:rFonts w:ascii="Aptos" w:hAnsi="Aptos"/>
-        </w:rPr>
-        <w:tab/>
-        <w:t>„Einspeisetarife in Österreich für Photovoltaik - Vergleich“. Zugegriffen: 20. Februar 2026. [Online]. Verfügbar unter: https://www.stromrechner.at/einspeisetarif</w:t>
-      </w:r>
-    </w:p>
-    <w:p>
       <w:r>
         <w:fldChar w:fldCharType="end"/>
       </w:r>
     </w:p>
     <w:p/>
-    <w:p/>
     <w:p>
       <w:pPr>
         <w:pStyle w:val="berschrift1"/>
       </w:pPr>
-      <w:bookmarkStart w:id="40" w:name="_Toc222739170"/>
+      <w:bookmarkStart w:id="46" w:name="_Toc222767628"/>
       <w:r>
         <w:t xml:space="preserve">6. </w:t>
       </w:r>
       <w:r>
         <w:t>Abbildungsverzeichnis</w:t>
       </w:r>
-      <w:bookmarkEnd w:id="40"/>
+      <w:bookmarkEnd w:id="46"/>
     </w:p>
     <w:p>
       <w:pPr>
@@ -18005,7 +18236,11 @@
           <w:tab w:val="right" w:leader="dot" w:pos="9062"/>
         </w:tabs>
         <w:rPr>
+          <w:rFonts w:eastAsiaTheme="minorEastAsia"/>
           <w:noProof/>
+          <w:sz w:val="24"/>
+          <w:szCs w:val="24"/>
+          <w:lang w:eastAsia="de-AT"/>
         </w:rPr>
       </w:pPr>
       <w:r>
@@ -18017,13 +18252,85 @@
       <w:r>
         <w:fldChar w:fldCharType="separate"/>
       </w:r>
-      <w:hyperlink w:anchor="_Toc220424818" w:history="1">
+      <w:hyperlink w:anchor="_Toc222766086" w:history="1">
         <w:r>
           <w:rPr>
             <w:rStyle w:val="Hyperlink"/>
             <w:noProof/>
           </w:rPr>
-          <w:t>Abbildung 1: I-U-Kennlinie einer Solarzelle</w:t>
+          <w:t>Abbildung 1: I-U- und P-U-Kennlinie</w:t>
+        </w:r>
+        <w:r>
+          <w:rPr>
+            <w:rStyle w:val="Hyperlink"/>
+            <w:noProof/>
+          </w:rPr>
+          <w:tab/>
+        </w:r>
+        <w:r>
+          <w:rPr>
+            <w:noProof/>
+            <w:webHidden/>
+          </w:rPr>
+          <w:fldChar w:fldCharType="begin"/>
+        </w:r>
+        <w:r>
+          <w:rPr>
+            <w:noProof/>
+            <w:webHidden/>
+          </w:rPr>
+          <w:instrText xml:space="preserve"> PAGEREF _Toc222766086 \h </w:instrText>
+        </w:r>
+        <w:r>
+          <w:rPr>
+            <w:noProof/>
+            <w:webHidden/>
+          </w:rPr>
+        </w:r>
+        <w:r>
+          <w:rPr>
+            <w:noProof/>
+            <w:webHidden/>
+          </w:rPr>
+          <w:fldChar w:fldCharType="separate"/>
+        </w:r>
+        <w:r>
+          <w:rPr>
+            <w:noProof/>
+            <w:webHidden/>
+          </w:rPr>
+          <w:t>4</w:t>
+        </w:r>
+        <w:r>
+          <w:rPr>
+            <w:noProof/>
+            <w:webHidden/>
+          </w:rPr>
+          <w:fldChar w:fldCharType="end"/>
+        </w:r>
+      </w:hyperlink>
+    </w:p>
+    <w:p>
+      <w:pPr>
+        <w:pStyle w:val="Abbildungsverzeichnis"/>
+        <w:tabs>
+          <w:tab w:val="right" w:leader="dot" w:pos="9062"/>
+        </w:tabs>
+        <w:rPr>
+          <w:rFonts w:eastAsiaTheme="minorEastAsia"/>
+          <w:noProof/>
+          <w:sz w:val="24"/>
+          <w:szCs w:val="24"/>
+          <w:lang w:eastAsia="de-AT"/>
+        </w:rPr>
+      </w:pPr>
+      <w:hyperlink w:anchor="_Toc222766087" w:history="1">
+        <w:r>
+          <w:rPr>
+            <w:rStyle w:val="Hyperlink"/>
+            <w:noProof/>
+          </w:rPr>
+          <w:t>Abbildung 2: Schaltplan des hybriden 12-V-Energiesystems (KiCad, eigene Darstellung)</w:t>
         </w:r>
         <w:r>
           <w:rPr>
@@ -18044,7 +18351,7 @@
             <w:noProof/>
             <w:webHidden/>
           </w:rPr>
-          <w:instrText xml:space="preserve"> PAGEREF _Toc220424818 \h </w:instrText>
+          <w:instrText xml:space="preserve"> PAGEREF _Toc222766087 \h </w:instrText>
         </w:r>
         <w:r>
           <w:rPr>
@@ -18064,7 +18371,7 @@
             <w:noProof/>
             <w:webHidden/>
           </w:rPr>
-          <w:t>3</w:t>
+          <w:t>17</w:t>
         </w:r>
         <w:r>
           <w:rPr>
@@ -18076,11 +18383,251 @@
       </w:hyperlink>
     </w:p>
     <w:p>
+      <w:pPr>
+        <w:pStyle w:val="Abbildungsverzeichnis"/>
+        <w:tabs>
+          <w:tab w:val="right" w:leader="dot" w:pos="9062"/>
+        </w:tabs>
+        <w:rPr>
+          <w:rFonts w:eastAsiaTheme="minorEastAsia"/>
+          <w:noProof/>
+          <w:sz w:val="24"/>
+          <w:szCs w:val="24"/>
+          <w:lang w:eastAsia="de-AT"/>
+        </w:rPr>
+      </w:pPr>
+      <w:hyperlink w:anchor="_Toc222766088" w:history="1">
+        <w:r>
+          <w:rPr>
+            <w:rStyle w:val="Hyperlink"/>
+            <w:noProof/>
+          </w:rPr>
+          <w:t>Abbildung 3: Systemschema des hybriden 12-V-Energiesystems (eigene Darstellung)</w:t>
+        </w:r>
+        <w:r>
+          <w:rPr>
+            <w:noProof/>
+            <w:webHidden/>
+          </w:rPr>
+          <w:tab/>
+        </w:r>
+        <w:r>
+          <w:rPr>
+            <w:noProof/>
+            <w:webHidden/>
+          </w:rPr>
+          <w:fldChar w:fldCharType="begin"/>
+        </w:r>
+        <w:r>
+          <w:rPr>
+            <w:noProof/>
+            <w:webHidden/>
+          </w:rPr>
+          <w:instrText xml:space="preserve"> PAGEREF _Toc222766088 \h </w:instrText>
+        </w:r>
+        <w:r>
+          <w:rPr>
+            <w:noProof/>
+            <w:webHidden/>
+          </w:rPr>
+        </w:r>
+        <w:r>
+          <w:rPr>
+            <w:noProof/>
+            <w:webHidden/>
+          </w:rPr>
+          <w:fldChar w:fldCharType="separate"/>
+        </w:r>
+        <w:r>
+          <w:rPr>
+            <w:noProof/>
+            <w:webHidden/>
+          </w:rPr>
+          <w:t>18</w:t>
+        </w:r>
+        <w:r>
+          <w:rPr>
+            <w:noProof/>
+            <w:webHidden/>
+          </w:rPr>
+          <w:fldChar w:fldCharType="end"/>
+        </w:r>
+      </w:hyperlink>
+    </w:p>
+    <w:p>
       <w:r>
         <w:fldChar w:fldCharType="end"/>
       </w:r>
     </w:p>
     <w:p/>
+    <w:p>
+      <w:pPr>
+        <w:pStyle w:val="berschrift1"/>
+      </w:pPr>
+      <w:bookmarkStart w:id="47" w:name="_Toc222767629"/>
+      <w:r>
+        <w:t>7 Tabellenverzeichnis</w:t>
+      </w:r>
+      <w:bookmarkEnd w:id="47"/>
+    </w:p>
+    <w:p>
+      <w:pPr>
+        <w:pStyle w:val="Abbildungsverzeichnis"/>
+        <w:tabs>
+          <w:tab w:val="right" w:leader="dot" w:pos="9062"/>
+        </w:tabs>
+        <w:rPr>
+          <w:rFonts w:eastAsiaTheme="minorEastAsia"/>
+          <w:noProof/>
+          <w:sz w:val="24"/>
+          <w:szCs w:val="24"/>
+          <w:lang w:eastAsia="de-AT"/>
+        </w:rPr>
+      </w:pPr>
+      <w:r>
+        <w:fldChar w:fldCharType="begin"/>
+      </w:r>
+      <w:r>
+        <w:instrText xml:space="preserve"> TOC \h \z \c "Tabelle" </w:instrText>
+      </w:r>
+      <w:r>
+        <w:fldChar w:fldCharType="separate"/>
+      </w:r>
+      <w:hyperlink w:anchor="_Toc222767574" w:history="1">
+        <w:r>
+          <w:rPr>
+            <w:rStyle w:val="Hyperlink"/>
+            <w:noProof/>
+          </w:rPr>
+          <w:t>Tabelle 1: Technischer Vergleich von AGM, Gel und LiFePO4 Batterien</w:t>
+        </w:r>
+        <w:r>
+          <w:rPr>
+            <w:noProof/>
+            <w:webHidden/>
+          </w:rPr>
+          <w:tab/>
+        </w:r>
+        <w:r>
+          <w:rPr>
+            <w:noProof/>
+            <w:webHidden/>
+          </w:rPr>
+          <w:fldChar w:fldCharType="begin"/>
+        </w:r>
+        <w:r>
+          <w:rPr>
+            <w:noProof/>
+            <w:webHidden/>
+          </w:rPr>
+          <w:instrText xml:space="preserve"> PAGEREF _Toc222767574 \h </w:instrText>
+        </w:r>
+        <w:r>
+          <w:rPr>
+            <w:noProof/>
+            <w:webHidden/>
+          </w:rPr>
+        </w:r>
+        <w:r>
+          <w:rPr>
+            <w:noProof/>
+            <w:webHidden/>
+          </w:rPr>
+          <w:fldChar w:fldCharType="separate"/>
+        </w:r>
+        <w:r>
+          <w:rPr>
+            <w:noProof/>
+            <w:webHidden/>
+          </w:rPr>
+          <w:t>10</w:t>
+        </w:r>
+        <w:r>
+          <w:rPr>
+            <w:noProof/>
+            <w:webHidden/>
+          </w:rPr>
+          <w:fldChar w:fldCharType="end"/>
+        </w:r>
+      </w:hyperlink>
+    </w:p>
+    <w:p>
+      <w:pPr>
+        <w:pStyle w:val="Abbildungsverzeichnis"/>
+        <w:tabs>
+          <w:tab w:val="right" w:leader="dot" w:pos="9062"/>
+        </w:tabs>
+        <w:rPr>
+          <w:rFonts w:eastAsiaTheme="minorEastAsia"/>
+          <w:noProof/>
+          <w:sz w:val="24"/>
+          <w:szCs w:val="24"/>
+          <w:lang w:eastAsia="de-AT"/>
+        </w:rPr>
+      </w:pPr>
+      <w:hyperlink w:anchor="_Toc222767575" w:history="1">
+        <w:r>
+          <w:rPr>
+            <w:rStyle w:val="Hyperlink"/>
+            <w:noProof/>
+          </w:rPr>
+          <w:t>Tabelle 2: Gegenüberstellung von Insellösung, Hybridsystem und Netzeinspeisung</w:t>
+        </w:r>
+        <w:r>
+          <w:rPr>
+            <w:noProof/>
+            <w:webHidden/>
+          </w:rPr>
+          <w:tab/>
+        </w:r>
+        <w:r>
+          <w:rPr>
+            <w:noProof/>
+            <w:webHidden/>
+          </w:rPr>
+          <w:fldChar w:fldCharType="begin"/>
+        </w:r>
+        <w:r>
+          <w:rPr>
+            <w:noProof/>
+            <w:webHidden/>
+          </w:rPr>
+          <w:instrText xml:space="preserve"> PAGEREF _Toc222767575 \h </w:instrText>
+        </w:r>
+        <w:r>
+          <w:rPr>
+            <w:noProof/>
+            <w:webHidden/>
+          </w:rPr>
+        </w:r>
+        <w:r>
+          <w:rPr>
+            <w:noProof/>
+            <w:webHidden/>
+          </w:rPr>
+          <w:fldChar w:fldCharType="separate"/>
+        </w:r>
+        <w:r>
+          <w:rPr>
+            <w:noProof/>
+            <w:webHidden/>
+          </w:rPr>
+          <w:t>14</w:t>
+        </w:r>
+        <w:r>
+          <w:rPr>
+            <w:noProof/>
+            <w:webHidden/>
+          </w:rPr>
+          <w:fldChar w:fldCharType="end"/>
+        </w:r>
+      </w:hyperlink>
+    </w:p>
+    <w:p>
+      <w:r>
+        <w:fldChar w:fldCharType="end"/>
+      </w:r>
+    </w:p>
     <w:p/>
     <w:sectPr>
       <w:pgSz w:w="11906" w:h="16838"/>
@@ -21084,6 +21631,16 @@
       <w:u w:val="single"/>
     </w:rPr>
   </w:style>
+  <w:style w:type="character" w:styleId="Platzhaltertext">
+    <w:name w:val="Placeholder Text"/>
+    <w:basedOn w:val="Absatz-Standardschriftart"/>
+    <w:uiPriority w:val="99"/>
+    <w:semiHidden/>
+    <w:rsid w:val="00D425E3"/>
+    <w:rPr>
+      <w:color w:val="666666"/>
+    </w:rPr>
+  </w:style>
 </w:styles>
 </file>
 
